--- a/Manuscript/GABI_palaeo_constraints.docx
+++ b/Manuscript/GABI_palaeo_constraints.docx
@@ -134,22 +134,13 @@
         <w:t xml:space="preserve">² Centro de Investigación Mariña, Departamento de Ecoloxía e Bioloxía Animal, Universidade de Vigo, Campus Lagoas-Marcosende, 36310 Vigo, Spain</w:t>
       </w:r>
     </w:p>
-    <w:bookmarkStart w:id="21" w:name="materials-and-methods"/>
+    <w:bookmarkStart w:id="20" w:name="potential-journals"/>
     <w:p>
       <w:pPr>
         <w:pStyle w:val="Heading1"/>
       </w:pPr>
       <w:r>
-        <w:t xml:space="preserve">Materials and methods</w:t>
-      </w:r>
-    </w:p>
-    <w:bookmarkStart w:id="20" w:name="palaeoclimate-data"/>
-    <w:p>
-      <w:pPr>
-        <w:pStyle w:val="Heading2"/>
-      </w:pPr>
-      <w:r>
-        <w:t xml:space="preserve">Palaeoclimate data</w:t>
+        <w:t xml:space="preserve">Potential journals</w:t>
       </w:r>
     </w:p>
     <w:p>
@@ -157,60 +148,541 @@
         <w:pStyle w:val="FirstParagraph"/>
       </w:pPr>
       <w:r>
-        <w:t xml:space="preserve">We used the spatio-temporal palaeoclimate series from the PALEO-PGEM atmosphere-ocean general circulation model</w:t>
-      </w:r>
-      <w:r>
-        <w:t xml:space="preserve"> </w:t>
-      </w:r>
-      <w:r>
-        <w:t xml:space="preserve">Holden et al. (2019)</w:t>
-      </w:r>
-      <w:r>
-        <w:t xml:space="preserve">, covering the last 5 Myrs with a 1</w:t>
-      </w:r>
-      <w:r>
-        <w:t xml:space="preserve"> </w:t>
-      </w:r>
-      <w:r>
-        <w:t xml:space="preserve"> </w:t>
-      </w:r>
-      <w:r>
-        <w:t xml:space="preserve">° of spatial resolution</w:t>
-      </w:r>
-      <w:r>
-        <w:t xml:space="preserve"> </w:t>
-      </w:r>
-      <w:r>
-        <w:t xml:space="preserve">Barreto et al. (2023)</w:t>
-      </w:r>
-      <w:r>
-        <w:t xml:space="preserve">. For the scope of this work, we used two bioclimatic variables: mean annual temperature (MAT, BIO1) and mean annual precipitation (MAP, BIO12).</w:t>
+        <w:t xml:space="preserve">Global ecology &amp; Biogeography? Journal of Biogeography?</w:t>
       </w:r>
     </w:p>
     <w:bookmarkEnd w:id="20"/>
+    <w:bookmarkStart w:id="24" w:name="introduction"/>
+    <w:p>
+      <w:pPr>
+        <w:pStyle w:val="Heading1"/>
+      </w:pPr>
+      <w:r>
+        <w:t xml:space="preserve">Introduction</w:t>
+      </w:r>
+    </w:p>
+    <w:bookmarkStart w:id="21" w:name="X9b434546b88f86cade7bd2a962b555402145bbd"/>
+    <w:p>
+      <w:pPr>
+        <w:pStyle w:val="Heading3"/>
+      </w:pPr>
+      <w:r>
+        <w:t xml:space="preserve">Paragraph 1. Biotic interchanges, how they shaped the history ofGABI broad description</w:t>
+      </w:r>
+    </w:p>
+    <w:p>
+      <w:pPr>
+        <w:pStyle w:val="FirstParagraph"/>
+      </w:pPr>
+      <w:r>
+        <w:t xml:space="preserve">Half of living South American mammal genera have a North American ancestry</w:t>
+      </w:r>
+      <w:r>
+        <w:t xml:space="preserve"> </w:t>
+      </w:r>
+      <w:r>
+        <w:t xml:space="preserve">(Marshall, 1988)</w:t>
+      </w:r>
+      <w:r>
+        <w:t xml:space="preserve">. Colonisation and establishment of Amazonian taxa in</w:t>
+      </w:r>
+      <w:r>
+        <w:t xml:space="preserve"> </w:t>
+      </w:r>
+      <w:r>
+        <w:t xml:space="preserve">‘</w:t>
+      </w:r>
+      <w:r>
+        <w:t xml:space="preserve">tropical North America</w:t>
+      </w:r>
+      <w:r>
+        <w:t xml:space="preserve">’</w:t>
+      </w:r>
+      <w:r>
+        <w:t xml:space="preserve"> </w:t>
+      </w:r>
+      <w:r>
+        <w:t xml:space="preserve">(</w:t>
+      </w:r>
+      <w:r>
+        <w:rPr>
+          <w:i/>
+          <w:iCs/>
+        </w:rPr>
+        <w:t xml:space="preserve">i</w:t>
+      </w:r>
+      <w:r>
+        <w:t xml:space="preserve">.</w:t>
+      </w:r>
+      <w:r>
+        <w:rPr>
+          <w:i/>
+          <w:iCs/>
+        </w:rPr>
+        <w:t xml:space="preserve">e</w:t>
+      </w:r>
+      <w:r>
+        <w:t xml:space="preserve">., Central America) =&gt; Neotropics.</w:t>
+      </w:r>
+    </w:p>
     <w:bookmarkEnd w:id="21"/>
-    <w:bookmarkStart w:id="27" w:name="references"/>
+    <w:bookmarkStart w:id="22" w:name="X1dd52ffe770150a9ad72eeee78d2a164b284d3b"/>
     <w:p>
       <w:pPr>
+        <w:pStyle w:val="Heading3"/>
+      </w:pPr>
+      <w:r>
+        <w:t xml:space="preserve">Paragraph 2. GABI =&gt; asymmetry! Drivers? History and state-of-the-art</w:t>
+      </w:r>
+    </w:p>
+    <w:p>
+      <w:pPr>
+        <w:pStyle w:val="FirstParagraph"/>
+      </w:pPr>
+      <w:r>
+        <w:t xml:space="preserve">Species pool proved relevant in the case of the interchange along the Wallacea</w:t>
+      </w:r>
+      <w:r>
+        <w:t xml:space="preserve"> </w:t>
+      </w:r>
+      <w:r>
+        <w:t xml:space="preserve">(Skeels</w:t>
+      </w:r>
+      <w:r>
+        <w:t xml:space="preserve"> </w:t>
+      </w:r>
+      <w:r>
+        <w:rPr>
+          <w:i/>
+          <w:iCs/>
+        </w:rPr>
+        <w:t xml:space="preserve">et al.</w:t>
+      </w:r>
+      <w:r>
+        <w:t xml:space="preserve">, 2023)</w:t>
+      </w:r>
+      <w:r>
+        <w:t xml:space="preserve">. But here, we expect to find more species in South America, encompassing one of earth’s major and long-standing biodiversity hotspot − Amazonia</w:t>
+      </w:r>
+      <w:r>
+        <w:t xml:space="preserve"> </w:t>
+      </w:r>
+      <w:r>
+        <w:t xml:space="preserve">(Antonelli</w:t>
+      </w:r>
+      <w:r>
+        <w:t xml:space="preserve"> </w:t>
+      </w:r>
+      <w:r>
+        <w:rPr>
+          <w:i/>
+          <w:iCs/>
+        </w:rPr>
+        <w:t xml:space="preserve">et al.</w:t>
+      </w:r>
+      <w:r>
+        <w:t xml:space="preserve">, 2018)</w:t>
+      </w:r>
+      <w:r>
+        <w:t xml:space="preserve"> </w:t>
+      </w:r>
+      <w:r>
+        <w:t xml:space="preserve">− than in North America. Therefore, what drove the notable asymmetry of the GABI? Naturally, this question has been viewed through the lens of biotic interactions. Competition involving clades of similar ecologies (</w:t>
+      </w:r>
+      <w:r>
+        <w:rPr>
+          <w:i/>
+          <w:iCs/>
+        </w:rPr>
+        <w:t xml:space="preserve">e</w:t>
+      </w:r>
+      <w:r>
+        <w:t xml:space="preserve">.</w:t>
+      </w:r>
+      <w:r>
+        <w:rPr>
+          <w:i/>
+          <w:iCs/>
+        </w:rPr>
+        <w:t xml:space="preserve">g</w:t>
+      </w:r>
+      <w:r>
+        <w:t xml:space="preserve">., artio/perissodactyls v.s. South American native ungulates; carinvorans v.s. sparassodonts) appeared as a likely first-order explanation</w:t>
+      </w:r>
+      <w:r>
+        <w:t xml:space="preserve"> </w:t>
+      </w:r>
+      <w:r>
+        <w:t xml:space="preserve">(Simpson, 1980)</w:t>
+      </w:r>
+      <w:r>
+        <w:t xml:space="preserve">. This hypothesis mostly relied on striking morphological convergences between the clades assumed to have competed (</w:t>
+      </w:r>
+      <w:r>
+        <w:rPr>
+          <w:i/>
+          <w:iCs/>
+        </w:rPr>
+        <w:t xml:space="preserve">e</w:t>
+      </w:r>
+      <w:r>
+        <w:t xml:space="preserve">.</w:t>
+      </w:r>
+      <w:r>
+        <w:rPr>
+          <w:i/>
+          <w:iCs/>
+        </w:rPr>
+        <w:t xml:space="preserve">g</w:t>
+      </w:r>
+      <w:r>
+        <w:t xml:space="preserve">., sabertooth among predators, high-crowned and ever-growing cheek teeth among herbivores). However, several analyses of the fossil record provided no evidence for competition between native South American mammals and their northern counterparts</w:t>
+      </w:r>
+      <w:r>
+        <w:t xml:space="preserve"> </w:t>
+      </w:r>
+      <w:r>
+        <w:t xml:space="preserve">(</w:t>
+      </w:r>
+      <w:r>
+        <w:rPr>
+          <w:i/>
+          <w:iCs/>
+        </w:rPr>
+        <w:t xml:space="preserve">e</w:t>
+      </w:r>
+      <w:r>
+        <w:t xml:space="preserve">.</w:t>
+      </w:r>
+      <w:r>
+        <w:rPr>
+          <w:i/>
+          <w:iCs/>
+        </w:rPr>
+        <w:t xml:space="preserve">g</w:t>
+      </w:r>
+      <w:r>
+        <w:t xml:space="preserve">., Prevosti</w:t>
+      </w:r>
+      <w:r>
+        <w:t xml:space="preserve"> </w:t>
+      </w:r>
+      <w:r>
+        <w:rPr>
+          <w:i/>
+          <w:iCs/>
+        </w:rPr>
+        <w:t xml:space="preserve">et al.</w:t>
+      </w:r>
+      <w:r>
+        <w:t xml:space="preserve">, 2013; Tarquini</w:t>
+      </w:r>
+      <w:r>
+        <w:t xml:space="preserve"> </w:t>
+      </w:r>
+      <w:r>
+        <w:rPr>
+          <w:i/>
+          <w:iCs/>
+        </w:rPr>
+        <w:t xml:space="preserve">et al.</w:t>
+      </w:r>
+      <w:r>
+        <w:t xml:space="preserve">, 2022)</w:t>
+      </w:r>
+      <w:r>
+        <w:t xml:space="preserve">. Thus, this hypothesis has been increasingly questioned.</w:t>
+      </w:r>
+    </w:p>
+    <w:bookmarkEnd w:id="22"/>
+    <w:bookmarkStart w:id="23" w:name="X3103f0312769cc5df5b5fcae21dc7ca54a5a5e7"/>
+    <w:p>
+      <w:pPr>
+        <w:pStyle w:val="Heading3"/>
+      </w:pPr>
+      <w:r>
+        <w:t xml:space="preserve">Paragraph 3. Mechanistic eco-evo modelling</w:t>
+      </w:r>
+    </w:p>
+    <w:p>
+      <w:pPr>
+        <w:pStyle w:val="FirstParagraph"/>
+      </w:pPr>
+      <w:r>
+        <w:t xml:space="preserve">Possibility to run natural experiments and draw casual links between biodiversity patterns and (a)biotic patterns. Proved efficient in a wide range of questions.</w:t>
+      </w:r>
+    </w:p>
+    <w:bookmarkEnd w:id="23"/>
+    <w:bookmarkEnd w:id="24"/>
+    <w:bookmarkStart w:id="27" w:name="materials-and-methods"/>
+    <w:p>
+      <w:pPr>
         <w:pStyle w:val="Heading1"/>
       </w:pPr>
       <w:r>
+        <w:t xml:space="preserve">Materials and methods</w:t>
+      </w:r>
+    </w:p>
+    <w:p>
+      <w:pPr>
+        <w:pStyle w:val="FirstParagraph"/>
+      </w:pPr>
+      <w:r>
+        <w:t xml:space="preserve">What we want to compare: - Proportion of successful exchanges when starting from North v.s. South - Is there any change in diversification rates after crossing Panama’s isthmus? Do crossers from the North experience enhanced diversification than in the other way round?</w:t>
+      </w:r>
+    </w:p>
+    <w:bookmarkStart w:id="25" w:name="palaeoclimate-data"/>
+    <w:p>
+      <w:pPr>
+        <w:pStyle w:val="Heading2"/>
+      </w:pPr>
+      <w:r>
+        <w:t xml:space="preserve">Palaeoclimate data</w:t>
+      </w:r>
+    </w:p>
+    <w:p>
+      <w:pPr>
+        <w:pStyle w:val="FirstParagraph"/>
+      </w:pPr>
+      <w:r>
+        <w:t xml:space="preserve">We used the spatio-temporal terrestrial palaeoclimate series from the PALEO-PGEM atmosphere-ocean general circulation model</w:t>
+      </w:r>
+      <w:r>
+        <w:t xml:space="preserve"> </w:t>
+      </w:r>
+      <w:r>
+        <w:t xml:space="preserve">(Holden</w:t>
+      </w:r>
+      <w:r>
+        <w:t xml:space="preserve"> </w:t>
+      </w:r>
+      <w:r>
+        <w:rPr>
+          <w:i/>
+          <w:iCs/>
+        </w:rPr>
+        <w:t xml:space="preserve">et al.</w:t>
+      </w:r>
+      <w:r>
+        <w:t xml:space="preserve">, 2019)</w:t>
+      </w:r>
+      <w:r>
+        <w:t xml:space="preserve">, covering the last 5 Myrs with a 1</w:t>
+      </w:r>
+      <w:r>
+        <w:t xml:space="preserve"> </w:t>
+      </w:r>
+      <w:r>
+        <w:t xml:space="preserve"> </w:t>
+      </w:r>
+      <w:r>
+        <w:t xml:space="preserve">° spatial resolution</w:t>
+      </w:r>
+      <w:r>
+        <w:t xml:space="preserve"> </w:t>
+      </w:r>
+      <w:r>
+        <w:t xml:space="preserve">(Barreto</w:t>
+      </w:r>
+      <w:r>
+        <w:t xml:space="preserve"> </w:t>
+      </w:r>
+      <w:r>
+        <w:rPr>
+          <w:i/>
+          <w:iCs/>
+        </w:rPr>
+        <w:t xml:space="preserve">et al.</w:t>
+      </w:r>
+      <w:r>
+        <w:t xml:space="preserve">, 2023)</w:t>
+      </w:r>
+      <w:r>
+        <w:t xml:space="preserve">. For the scope of this work, we used two bioclimatic variables: mean annual temperature (MAT, BIO1) and mean annual precipitation (MAP, BIO12).</w:t>
+      </w:r>
+    </w:p>
+    <w:bookmarkEnd w:id="25"/>
+    <w:bookmarkStart w:id="26" w:name="simulation-model-and-modelling-schemes"/>
+    <w:p>
+      <w:pPr>
+        <w:pStyle w:val="Heading2"/>
+      </w:pPr>
+      <w:r>
+        <w:t xml:space="preserve">Simulation model and modelling schemes</w:t>
+      </w:r>
+    </w:p>
+    <w:p>
+      <w:pPr>
+        <w:pStyle w:val="FirstParagraph"/>
+      </w:pPr>
+      <w:r>
+        <w:t xml:space="preserve">We performed our spatially-explicit simulations of biodiversity using the General Engine for Eco-Evolutionary SImulationS,</w:t>
+      </w:r>
+      <w:r>
+        <w:t xml:space="preserve"> </w:t>
+      </w:r>
+      <w:r>
+        <w:rPr>
+          <w:i/>
+          <w:iCs/>
+        </w:rPr>
+        <w:t xml:space="preserve">gen3sis</w:t>
+      </w:r>
+      <w:r>
+        <w:t xml:space="preserve">, v1.5.11</w:t>
+      </w:r>
+      <w:r>
+        <w:t xml:space="preserve"> </w:t>
+      </w:r>
+      <w:r>
+        <w:t xml:space="preserve">(Hagen</w:t>
+      </w:r>
+      <w:r>
+        <w:t xml:space="preserve"> </w:t>
+      </w:r>
+      <w:r>
+        <w:rPr>
+          <w:i/>
+          <w:iCs/>
+        </w:rPr>
+        <w:t xml:space="preserve">et al.</w:t>
+      </w:r>
+      <w:r>
+        <w:t xml:space="preserve">, 2021)</w:t>
+      </w:r>
+      <w:r>
+        <w:t xml:space="preserve">. Simulations, moving forward-in-time with a 10ky time step, tracked the dispersion and diversification of ancestral lineages either originating in North, South America or both, throughout the last 5 Myr.</w:t>
+      </w:r>
+    </w:p>
+    <w:p>
+      <w:pPr>
+        <w:pStyle w:val="TextBody"/>
+      </w:pPr>
+      <w:r>
+        <w:t xml:space="preserve">The ancestral range of a starting lineage was randomly selected within the desired ancestral area (</w:t>
+      </w:r>
+      <w:r>
+        <w:rPr>
+          <w:i/>
+          <w:iCs/>
+        </w:rPr>
+        <w:t xml:space="preserve">i</w:t>
+      </w:r>
+      <w:r>
+        <w:t xml:space="preserve">.</w:t>
+      </w:r>
+      <w:r>
+        <w:rPr>
+          <w:i/>
+          <w:iCs/>
+        </w:rPr>
+        <w:t xml:space="preserve">e</w:t>
+      </w:r>
+      <w:r>
+        <w:t xml:space="preserve">., North, South America or both). To avoid oversampling high latitudes, we merged the ancestral landscape with the centroids of an equal-area grid (~100km spacing) generated using the R package</w:t>
+      </w:r>
+      <w:r>
+        <w:t xml:space="preserve"> </w:t>
+      </w:r>
+      <w:r>
+        <w:rPr>
+          <w:i/>
+          <w:iCs/>
+        </w:rPr>
+        <w:t xml:space="preserve">h3jsr</w:t>
+      </w:r>
+      <w:r>
+        <w:t xml:space="preserve"> </w:t>
+      </w:r>
+      <w:r>
+        <w:t xml:space="preserve">(O’Brien, 2023)</w:t>
+      </w:r>
+      <w:r>
+        <w:t xml:space="preserve">. We then sampled a centroid at random and retrieved the corresponding cell in our landscape.</w:t>
+      </w:r>
+    </w:p>
+    <w:p>
+      <w:pPr>
+        <w:pStyle w:val="TextBody"/>
+      </w:pPr>
+      <w:r>
+        <w:t xml:space="preserve">Importantly, since the palaeoclimate reconstructions that we used ignored tectonic plate motion − a fairly reasonable assumption for a 5-Myr time frame − continental position in our landscapes was held constant across simulations. Therefore, in this framework, changes in connectivity between North and South America could only arise from the environment.</w:t>
+      </w:r>
+    </w:p>
+    <w:bookmarkEnd w:id="26"/>
+    <w:bookmarkEnd w:id="27"/>
+    <w:bookmarkStart w:id="48" w:name="references"/>
+    <w:p>
+      <w:pPr>
+        <w:pStyle w:val="Heading1"/>
+      </w:pPr>
+      <w:r>
         <w:t xml:space="preserve">References</w:t>
       </w:r>
     </w:p>
-    <w:bookmarkStart w:id="26" w:name="refs"/>
-    <w:bookmarkStart w:id="23" w:name="ref-barreto2023"/>
+    <w:bookmarkStart w:id="47" w:name="refs"/>
+    <w:bookmarkStart w:id="29" w:name="ref-antonelli2018"/>
     <w:p>
       <w:pPr>
         <w:pStyle w:val="Bibliography"/>
       </w:pPr>
       <w:r>
-        <w:t xml:space="preserve">Barreto E., Holden P.B., Edwards N.R., &amp; Rangel T.F. (2023)</w:t>
-      </w:r>
-      <w:r>
-        <w:t xml:space="preserve"> </w:t>
-      </w:r>
-      <w:hyperlink r:id="rId22">
+        <w:t xml:space="preserve">Antonelli, A., Kissling, W.D., Flantua, S.G.A., Bermúdez, M.A., Mulch, A., Muellner-Riehl, A.N., Kreft, H., Linder, H.P., Badgley, C., Fjeldså, J., Fritz, S.A., Rahbek, C., Herman, F., Hooghiemstra, H. &amp; Hoorn, C. (2018)</w:t>
+      </w:r>
+      <w:r>
+        <w:t xml:space="preserve"> </w:t>
+      </w:r>
+      <w:hyperlink r:id="rId28">
+        <w:r>
+          <w:rPr>
+            <w:rStyle w:val="InternetLink"/>
+          </w:rPr>
+          <w:t xml:space="preserve">Geological and climatic influences on mountain biodiversity</w:t>
+        </w:r>
+      </w:hyperlink>
+      <w:r>
+        <w:t xml:space="preserve">.</w:t>
+      </w:r>
+      <w:r>
+        <w:t xml:space="preserve"> </w:t>
+      </w:r>
+      <w:r>
+        <w:rPr>
+          <w:i/>
+          <w:iCs/>
+        </w:rPr>
+        <w:t xml:space="preserve">Nature Geoscience</w:t>
+      </w:r>
+      <w:r>
+        <w:t xml:space="preserve">,</w:t>
+      </w:r>
+      <w:r>
+        <w:t xml:space="preserve"> </w:t>
+      </w:r>
+      <w:r>
+        <w:rPr>
+          <w:b/>
+          <w:bCs/>
+        </w:rPr>
+        <w:t xml:space="preserve">11</w:t>
+      </w:r>
+      <w:r>
+        <w:t xml:space="preserve">, 718–725.</w:t>
+      </w:r>
+    </w:p>
+    <w:bookmarkEnd w:id="29"/>
+    <w:bookmarkStart w:id="31" w:name="ref-barreto2023"/>
+    <w:p>
+      <w:pPr>
+        <w:pStyle w:val="Bibliography"/>
+      </w:pPr>
+      <w:r>
+        <w:t xml:space="preserve">Barreto, E., Holden, P.B., Edwards, N.R. &amp; Rangel, T.F. (2023)</w:t>
+      </w:r>
+      <w:r>
+        <w:t xml:space="preserve"> </w:t>
+      </w:r>
+      <w:hyperlink r:id="rId30">
         <w:r>
           <w:rPr>
             <w:rStyle w:val="InternetLink"/>
@@ -248,19 +720,81 @@
         <w:t xml:space="preserve">, 1034–1045.</w:t>
       </w:r>
     </w:p>
-    <w:bookmarkEnd w:id="23"/>
-    <w:bookmarkStart w:id="25" w:name="ref-holden2019"/>
+    <w:bookmarkEnd w:id="31"/>
+    <w:bookmarkStart w:id="33" w:name="ref-hagen2021"/>
     <w:p>
       <w:pPr>
         <w:pStyle w:val="Bibliography"/>
       </w:pPr>
       <w:r>
-        <w:t xml:space="preserve">Holden P.B., Edwards N.R., Rangel T.F., Pereira E.B., Tran G.T., &amp; Wilkinson R.D. (2019)</w:t>
-      </w:r>
-      <w:r>
-        <w:t xml:space="preserve"> </w:t>
-      </w:r>
-      <w:hyperlink r:id="rId24">
+        <w:t xml:space="preserve">Hagen, O., Flück, B., Fopp, F., Cabral, J.S., Hartig, F., Pontarp, M., Rangel, T.F. &amp; Pellissier, L. (2021)</w:t>
+      </w:r>
+      <w:r>
+        <w:t xml:space="preserve"> </w:t>
+      </w:r>
+      <w:hyperlink r:id="rId32">
+        <w:r>
+          <w:rPr>
+            <w:rStyle w:val="InternetLink"/>
+          </w:rPr>
+          <w:t xml:space="preserve">gen3sis: A general engine for eco-evolutionary simulations of the processes that shape Earth</w:t>
+        </w:r>
+        <w:r>
+          <w:rPr>
+            <w:rStyle w:val="InternetLink"/>
+          </w:rPr>
+          <w:t xml:space="preserve">’</w:t>
+        </w:r>
+        <w:r>
+          <w:rPr>
+            <w:rStyle w:val="InternetLink"/>
+          </w:rPr>
+          <w:t xml:space="preserve">s biodiversity</w:t>
+        </w:r>
+      </w:hyperlink>
+      <w:r>
+        <w:t xml:space="preserve">.</w:t>
+      </w:r>
+      <w:r>
+        <w:t xml:space="preserve"> </w:t>
+      </w:r>
+      <w:r>
+        <w:rPr>
+          <w:i/>
+          <w:iCs/>
+        </w:rPr>
+        <w:t xml:space="preserve">PLOS Biology</w:t>
+      </w:r>
+      <w:r>
+        <w:t xml:space="preserve">,</w:t>
+      </w:r>
+      <w:r>
+        <w:t xml:space="preserve"> </w:t>
+      </w:r>
+      <w:r>
+        <w:rPr>
+          <w:b/>
+          <w:bCs/>
+        </w:rPr>
+        <w:t xml:space="preserve">19</w:t>
+      </w:r>
+      <w:r>
+        <w:t xml:space="preserve">, e3001340.</w:t>
+      </w:r>
+    </w:p>
+    <w:bookmarkEnd w:id="33"/>
+    <w:bookmarkStart w:id="35" w:name="ref-holden2019"/>
+    <w:p>
+      <w:pPr>
+        <w:pStyle w:val="Bibliography"/>
+      </w:pPr>
+      <w:r>
+        <w:t xml:space="preserve">Holden, P.B., Edwards, N.R., Rangel, T.F., Pereira, E.B., Tran, G.T. &amp; Wilkinson, R.D. (2019)</w:t>
+      </w:r>
+      <w:r>
+        <w:t xml:space="preserve"> </w:t>
+      </w:r>
+      <w:hyperlink r:id="rId34">
         <w:r>
           <w:rPr>
             <w:rStyle w:val="InternetLink"/>
@@ -304,9 +838,255 @@
         <w:t xml:space="preserve">, 5137–5155.</w:t>
       </w:r>
     </w:p>
-    <w:bookmarkEnd w:id="25"/>
-    <w:bookmarkEnd w:id="26"/>
-    <w:bookmarkEnd w:id="27"/>
+    <w:bookmarkEnd w:id="35"/>
+    <w:bookmarkStart w:id="37" w:name="ref-marshall1988"/>
+    <w:p>
+      <w:pPr>
+        <w:pStyle w:val="Bibliography"/>
+      </w:pPr>
+      <w:r>
+        <w:t xml:space="preserve">Marshall, L.G. (1988)</w:t>
+      </w:r>
+      <w:r>
+        <w:t xml:space="preserve"> </w:t>
+      </w:r>
+      <w:hyperlink r:id="rId36">
+        <w:r>
+          <w:rPr>
+            <w:rStyle w:val="InternetLink"/>
+          </w:rPr>
+          <w:t xml:space="preserve">Land mammals and the great american interchange</w:t>
+        </w:r>
+      </w:hyperlink>
+      <w:r>
+        <w:t xml:space="preserve">.</w:t>
+      </w:r>
+      <w:r>
+        <w:t xml:space="preserve"> </w:t>
+      </w:r>
+      <w:r>
+        <w:rPr>
+          <w:i/>
+          <w:iCs/>
+        </w:rPr>
+        <w:t xml:space="preserve">American Scientist</w:t>
+      </w:r>
+      <w:r>
+        <w:t xml:space="preserve">,</w:t>
+      </w:r>
+      <w:r>
+        <w:t xml:space="preserve"> </w:t>
+      </w:r>
+      <w:r>
+        <w:rPr>
+          <w:b/>
+          <w:bCs/>
+        </w:rPr>
+        <w:t xml:space="preserve">76</w:t>
+      </w:r>
+      <w:r>
+        <w:t xml:space="preserve">, 380–388.</w:t>
+      </w:r>
+    </w:p>
+    <w:bookmarkEnd w:id="37"/>
+    <w:bookmarkStart w:id="39" w:name="ref-obrien2023"/>
+    <w:p>
+      <w:pPr>
+        <w:pStyle w:val="Bibliography"/>
+      </w:pPr>
+      <w:r>
+        <w:t xml:space="preserve">O’Brien, L. (2023)</w:t>
+      </w:r>
+      <w:r>
+        <w:t xml:space="preserve"> </w:t>
+      </w:r>
+      <w:hyperlink r:id="rId38">
+        <w:r>
+          <w:rPr>
+            <w:rStyle w:val="InternetLink"/>
+            <w:i/>
+            <w:iCs/>
+          </w:rPr>
+          <w:t xml:space="preserve">h3jsr: Access uber’s H3 library</w:t>
+        </w:r>
+      </w:hyperlink>
+      <w:r>
+        <w:t xml:space="preserve">,.</w:t>
+      </w:r>
+    </w:p>
+    <w:bookmarkEnd w:id="39"/>
+    <w:bookmarkStart w:id="41" w:name="ref-prevosti2013"/>
+    <w:p>
+      <w:pPr>
+        <w:pStyle w:val="Bibliography"/>
+      </w:pPr>
+      <w:r>
+        <w:t xml:space="preserve">Prevosti, F.J., Forasiepi, A. &amp; Zimicz, N. (2013)</w:t>
+      </w:r>
+      <w:r>
+        <w:t xml:space="preserve"> </w:t>
+      </w:r>
+      <w:hyperlink r:id="rId40">
+        <w:r>
+          <w:rPr>
+            <w:rStyle w:val="InternetLink"/>
+          </w:rPr>
+          <w:t xml:space="preserve">The Evolution of the Cenozoic Terrestrial Mammalian Predator Guild in South America: Competition or Replacement?</w:t>
+        </w:r>
+      </w:hyperlink>
+      <w:r>
+        <w:t xml:space="preserve"> </w:t>
+      </w:r>
+      <w:r>
+        <w:rPr>
+          <w:i/>
+          <w:iCs/>
+        </w:rPr>
+        <w:t xml:space="preserve">Journal of Mammalian Evolution</w:t>
+      </w:r>
+      <w:r>
+        <w:t xml:space="preserve">,</w:t>
+      </w:r>
+      <w:r>
+        <w:t xml:space="preserve"> </w:t>
+      </w:r>
+      <w:r>
+        <w:rPr>
+          <w:b/>
+          <w:bCs/>
+        </w:rPr>
+        <w:t xml:space="preserve">20</w:t>
+      </w:r>
+      <w:r>
+        <w:t xml:space="preserve">, 3–21.</w:t>
+      </w:r>
+    </w:p>
+    <w:bookmarkEnd w:id="41"/>
+    <w:bookmarkStart w:id="42" w:name="ref-simpson1980"/>
+    <w:p>
+      <w:pPr>
+        <w:pStyle w:val="Bibliography"/>
+      </w:pPr>
+      <w:r>
+        <w:t xml:space="preserve">Simpson, G.G. (1980)</w:t>
+      </w:r>
+      <w:r>
+        <w:t xml:space="preserve"> </w:t>
+      </w:r>
+      <w:r>
+        <w:rPr>
+          <w:i/>
+          <w:iCs/>
+        </w:rPr>
+        <w:t xml:space="preserve">Splendid isolation : The curious history of south american mammals</w:t>
+      </w:r>
+      <w:r>
+        <w:t xml:space="preserve">, Yale University Press, New Haven.</w:t>
+      </w:r>
+    </w:p>
+    <w:bookmarkEnd w:id="42"/>
+    <w:bookmarkStart w:id="44" w:name="ref-skeels2023"/>
+    <w:p>
+      <w:pPr>
+        <w:pStyle w:val="Bibliography"/>
+      </w:pPr>
+      <w:r>
+        <w:t xml:space="preserve">Skeels, A., Bach, W., Hagen, O., Jetz, W. &amp; Pellissier, L. (2023)</w:t>
+      </w:r>
+      <w:r>
+        <w:t xml:space="preserve"> </w:t>
+      </w:r>
+      <w:hyperlink r:id="rId43">
+        <w:r>
+          <w:rPr>
+            <w:rStyle w:val="InternetLink"/>
+          </w:rPr>
+          <w:t xml:space="preserve">Temperature-dependent evolutionary speed shapes the evolution of biodiversity patterns across tetrapod radiations</w:t>
+        </w:r>
+      </w:hyperlink>
+      <w:r>
+        <w:t xml:space="preserve">.</w:t>
+      </w:r>
+      <w:r>
+        <w:t xml:space="preserve"> </w:t>
+      </w:r>
+      <w:r>
+        <w:rPr>
+          <w:i/>
+          <w:iCs/>
+        </w:rPr>
+        <w:t xml:space="preserve">Systematic Biology</w:t>
+      </w:r>
+      <w:r>
+        <w:t xml:space="preserve">,</w:t>
+      </w:r>
+      <w:r>
+        <w:t xml:space="preserve"> </w:t>
+      </w:r>
+      <w:r>
+        <w:rPr>
+          <w:b/>
+          <w:bCs/>
+        </w:rPr>
+        <w:t xml:space="preserve">72</w:t>
+      </w:r>
+      <w:r>
+        <w:t xml:space="preserve">, 341–356.</w:t>
+      </w:r>
+    </w:p>
+    <w:bookmarkEnd w:id="44"/>
+    <w:bookmarkStart w:id="46" w:name="ref-tarquini2022"/>
+    <w:p>
+      <w:pPr>
+        <w:pStyle w:val="Bibliography"/>
+      </w:pPr>
+      <w:r>
+        <w:t xml:space="preserve">Tarquini, S.D., Ladevèze, S. &amp; Prevosti, F.J. (2022)</w:t>
+      </w:r>
+      <w:r>
+        <w:t xml:space="preserve"> </w:t>
+      </w:r>
+      <w:hyperlink r:id="rId45">
+        <w:r>
+          <w:rPr>
+            <w:rStyle w:val="InternetLink"/>
+          </w:rPr>
+          <w:t xml:space="preserve">The multicausal twilight of South American native mammalian predators (Metatheria, Sparassodonta)</w:t>
+        </w:r>
+      </w:hyperlink>
+      <w:r>
+        <w:t xml:space="preserve">.</w:t>
+      </w:r>
+      <w:r>
+        <w:t xml:space="preserve"> </w:t>
+      </w:r>
+      <w:r>
+        <w:rPr>
+          <w:i/>
+          <w:iCs/>
+        </w:rPr>
+        <w:t xml:space="preserve">Scientific Reports</w:t>
+      </w:r>
+      <w:r>
+        <w:t xml:space="preserve">,</w:t>
+      </w:r>
+      <w:r>
+        <w:t xml:space="preserve"> </w:t>
+      </w:r>
+      <w:r>
+        <w:rPr>
+          <w:b/>
+          <w:bCs/>
+        </w:rPr>
+        <w:t xml:space="preserve">12</w:t>
+      </w:r>
+      <w:r>
+        <w:t xml:space="preserve">, 1224.</w:t>
+      </w:r>
+    </w:p>
+    <w:bookmarkEnd w:id="46"/>
+    <w:bookmarkEnd w:id="47"/>
+    <w:bookmarkEnd w:id="48"/>
     <w:sectPr>
       <w:type w:val="nextPage"/>
       <w:pgSz w:h="15840" w:w="12240"/>

--- a/Manuscript/GABI_palaeo_constraints.docx
+++ b/Manuscript/GABI_palaeo_constraints.docx
@@ -148,7 +148,7 @@
         <w:pStyle w:val="FirstParagraph"/>
       </w:pPr>
       <w:r>
-        <w:t xml:space="preserve">Global ecology &amp; Biogeography? Journal of Biogeography?</w:t>
+        <w:t xml:space="preserve">Biology Letters? Proceedings B? Global ecology &amp; Biogeography? Journal of Biogeography?</w:t>
       </w:r>
     </w:p>
     <w:bookmarkEnd w:id="20"/>
@@ -161,13 +161,13 @@
         <w:t xml:space="preserve">Introduction</w:t>
       </w:r>
     </w:p>
-    <w:bookmarkStart w:id="21" w:name="X9b434546b88f86cade7bd2a962b555402145bbd"/>
+    <w:bookmarkStart w:id="21" w:name="X50c1a57397fb818a9091a51e659428cf56f9471"/>
     <w:p>
       <w:pPr>
         <w:pStyle w:val="Heading3"/>
       </w:pPr>
       <w:r>
-        <w:t xml:space="preserve">Paragraph 1. Biotic interchanges, how they shaped the history ofGABI broad description</w:t>
+        <w:t xml:space="preserve">Paragraph 1. Geodispersals + GABI broad description. Towards asymmetry</w:t>
       </w:r>
     </w:p>
     <w:p>
@@ -175,41 +175,20 @@
         <w:pStyle w:val="FirstParagraph"/>
       </w:pPr>
       <w:r>
-        <w:t xml:space="preserve">Half of living South American mammal genera have a North American ancestry</w:t>
-      </w:r>
-      <w:r>
-        <w:t xml:space="preserve"> </w:t>
-      </w:r>
-      <w:r>
-        <w:t xml:space="preserve">(Marshall, 1988)</w:t>
-      </w:r>
-      <w:r>
-        <w:t xml:space="preserve">. Colonisation and establishment of Amazonian taxa in</w:t>
-      </w:r>
-      <w:r>
-        <w:t xml:space="preserve"> </w:t>
-      </w:r>
-      <w:r>
-        <w:t xml:space="preserve">‘</w:t>
-      </w:r>
-      <w:r>
-        <w:t xml:space="preserve">tropical North America</w:t>
-      </w:r>
-      <w:r>
-        <w:t xml:space="preserve">’</w:t>
-      </w:r>
-      <w:r>
-        <w:t xml:space="preserve"> </w:t>
-      </w:r>
-      <w:r>
-        <w:t xml:space="preserve">(</w:t>
+        <w:t xml:space="preserve">Throughout its evolutionary history, the biosphere has been repeatedly marked by the occurrence of geodispersal events, that is, dispersal of large species pools across landmasses</w:t>
+      </w:r>
+      <w:r>
+        <w:t xml:space="preserve"> </w:t>
+      </w:r>
+      <w:r>
+        <w:t xml:space="preserve">[</w:t>
       </w:r>
       <w:r>
         <w:rPr>
           <w:i/>
           <w:iCs/>
         </w:rPr>
-        <w:t xml:space="preserve">i</w:t>
+        <w:t xml:space="preserve">e</w:t>
       </w:r>
       <w:r>
         <w:t xml:space="preserve">.</w:t>
@@ -219,56 +198,44 @@
           <w:i/>
           <w:iCs/>
         </w:rPr>
-        <w:t xml:space="preserve">e</w:t>
-      </w:r>
-      <w:r>
-        <w:t xml:space="preserve">., Central America) =&gt; Neotropics.</w:t>
-      </w:r>
-    </w:p>
-    <w:bookmarkEnd w:id="21"/>
-    <w:bookmarkStart w:id="22" w:name="X1dd52ffe770150a9ad72eeee78d2a164b284d3b"/>
-    <w:p>
-      <w:pPr>
-        <w:pStyle w:val="Heading3"/>
-      </w:pPr>
-      <w:r>
-        <w:t xml:space="preserve">Paragraph 2. GABI =&gt; asymmetry! Drivers? History and state-of-the-art</w:t>
-      </w:r>
-    </w:p>
-    <w:p>
-      <w:pPr>
-        <w:pStyle w:val="FirstParagraph"/>
-      </w:pPr>
-      <w:r>
-        <w:t xml:space="preserve">Species pool proved relevant in the case of the interchange along the Wallacea</w:t>
-      </w:r>
-      <w:r>
-        <w:t xml:space="preserve"> </w:t>
-      </w:r>
-      <w:r>
-        <w:t xml:space="preserve">(Skeels</w:t>
-      </w:r>
-      <w:r>
-        <w:t xml:space="preserve"> </w:t>
+        <w:t xml:space="preserve">g</w:t>
+      </w:r>
+      <w:r>
+        <w:t xml:space="preserve">., 1]</w:t>
+      </w:r>
+      <w:r>
+        <w:t xml:space="preserve">. When focusing on land mammals, a famous example of geodispersal is the late Cenozoic faunal exchange between the Americas, catalysed by the establishment of a physical connection between both continents (isthmus of Panama), termed Great American Biotic Interchange (GABI)</w:t>
+      </w:r>
+      <w:r>
+        <w:t xml:space="preserve"> </w:t>
+      </w:r>
+      <w:r>
+        <w:t xml:space="preserve">[2]</w:t>
+      </w:r>
+      <w:r>
+        <w:t xml:space="preserve">. Though the exact timing of the closure of isthmus is still debated</w:t>
+      </w:r>
+      <w:r>
+        <w:t xml:space="preserve"> </w:t>
+      </w:r>
+      <w:r>
+        <w:t xml:space="preserve">[3]</w:t>
+      </w:r>
+      <w:r>
+        <w:t xml:space="preserve">, the fossil record and molecular phylogenies both agree with a late Miocene (</w:t>
       </w:r>
       <w:r>
         <w:rPr>
           <w:i/>
           <w:iCs/>
         </w:rPr>
-        <w:t xml:space="preserve">et al.</w:t>
-      </w:r>
-      <w:r>
-        <w:t xml:space="preserve">, 2023)</w:t>
-      </w:r>
-      <w:r>
-        <w:t xml:space="preserve">. But here, we expect to find more species in South America, encompassing one of earth’s major and long-standing biodiversity hotspot − Amazonia</w:t>
-      </w:r>
-      <w:r>
-        <w:t xml:space="preserve"> </w:t>
-      </w:r>
-      <w:r>
-        <w:t xml:space="preserve">(Antonelli</w:t>
+        <w:t xml:space="preserve">c.</w:t>
+      </w:r>
+      <w:r>
+        <w:t xml:space="preserve"> </w:t>
+      </w:r>
+      <w:r>
+        <w:t xml:space="preserve">6 million years ago, Ma) onset of land mammal exchange between the Americas, though the vast majority of effective crossings occurred</w:t>
       </w:r>
       <w:r>
         <w:t xml:space="preserve"> </w:t>
@@ -278,23 +245,73 @@
           <w:i/>
           <w:iCs/>
         </w:rPr>
-        <w:t xml:space="preserve">et al.</w:t>
-      </w:r>
-      <w:r>
-        <w:t xml:space="preserve">, 2018)</w:t>
-      </w:r>
-      <w:r>
-        <w:t xml:space="preserve"> </w:t>
-      </w:r>
-      <w:r>
-        <w:t xml:space="preserve">− than in North America. Therefore, what drove the notable asymmetry of the GABI? Naturally, this question has been viewed through the lens of biotic interactions. Competition involving clades of similar ecologies (</w:t>
+        <w:t xml:space="preserve">c.</w:t>
+      </w:r>
+      <w:r>
+        <w:t xml:space="preserve"> </w:t>
+      </w:r>
+      <w:r>
+        <w:t xml:space="preserve">3.5 Ma</w:t>
+      </w:r>
+      <w:r>
+        <w:t xml:space="preserve"> </w:t>
+      </w:r>
+      <w:r>
+        <w:t xml:space="preserve">[4–6]</w:t>
+      </w:r>
+      <w:r>
+        <w:t xml:space="preserve">. Although being one of the most classical examples of geodispersal, a puzzling feature of the GABI is that it impacted both continent’s mammalian faunas very differently. Evidence from the fossil record indicates that reciprocal exchanges occurred across both sides of the isthmus in the early stages of the GABI</w:t>
+      </w:r>
+      <w:r>
+        <w:t xml:space="preserve"> </w:t>
+      </w:r>
+      <w:r>
+        <w:t xml:space="preserve">[7]</w:t>
+      </w:r>
+      <w:r>
+        <w:t xml:space="preserve">. However, only two species inhabiting North America at present have a South American ancestry, whereas it is estimated that half of living South American mammal genera have a North American ancestry</w:t>
+      </w:r>
+      <w:r>
+        <w:t xml:space="preserve"> </w:t>
+      </w:r>
+      <w:r>
+        <w:t xml:space="preserve">[8]</w:t>
+      </w:r>
+      <w:r>
+        <w:t xml:space="preserve">. It therefore results that this intercontinental faunal exchange has been highly asymmetric.</w:t>
+      </w:r>
+    </w:p>
+    <w:p>
+      <w:pPr>
+        <w:pStyle w:val="BodyText"/>
+      </w:pPr>
+      <w:r>
+        <w:t xml:space="preserve">Colonisation and establishment of Amazonian taxa in</w:t>
+      </w:r>
+      <w:r>
+        <w:t xml:space="preserve"> </w:t>
+      </w:r>
+      <w:r>
+        <w:t xml:space="preserve">‘</w:t>
+      </w:r>
+      <w:r>
+        <w:t xml:space="preserve">tropical North America</w:t>
+      </w:r>
+      <w:r>
+        <w:t xml:space="preserve">’</w:t>
+      </w:r>
+      <w:r>
+        <w:t xml:space="preserve"> </w:t>
+      </w:r>
+      <w:r>
+        <w:t xml:space="preserve">(</w:t>
       </w:r>
       <w:r>
         <w:rPr>
           <w:i/>
           <w:iCs/>
         </w:rPr>
-        <w:t xml:space="preserve">e</w:t>
+        <w:t xml:space="preserve">i</w:t>
       </w:r>
       <w:r>
         <w:t xml:space="preserve">.</w:t>
@@ -304,16 +321,55 @@
           <w:i/>
           <w:iCs/>
         </w:rPr>
-        <w:t xml:space="preserve">g</w:t>
-      </w:r>
-      <w:r>
-        <w:t xml:space="preserve">., artio/perissodactyls v.s. South American native ungulates; carinvorans v.s. sparassodonts) appeared as a likely first-order explanation</w:t>
-      </w:r>
-      <w:r>
-        <w:t xml:space="preserve"> </w:t>
-      </w:r>
-      <w:r>
-        <w:t xml:space="preserve">(Simpson, 1980)</w:t>
+        <w:t xml:space="preserve">e</w:t>
+      </w:r>
+      <w:r>
+        <w:t xml:space="preserve">., Central America) =&gt; Neotropics.</w:t>
+      </w:r>
+    </w:p>
+    <w:bookmarkEnd w:id="21"/>
+    <w:bookmarkStart w:id="22" w:name="X10d481dc856fbc64b472cbfe63559590448e66c"/>
+    <w:p>
+      <w:pPr>
+        <w:pStyle w:val="Heading3"/>
+      </w:pPr>
+      <w:r>
+        <w:t xml:space="preserve">Paragraph 2. Asymmetry: Drivers? History and state-of-the-art</w:t>
+      </w:r>
+    </w:p>
+    <w:p>
+      <w:pPr>
+        <w:pStyle w:val="FirstParagraph"/>
+      </w:pPr>
+      <w:r>
+        <w:t xml:space="preserve">Many hypotheses have been proposed to explain this asymmetry. Naturally, the question has been primarily viewed through the lens of biotic interactions. Competition involving clades of similar ecology appeared as a likely first-order explanation to the recent demise of South American endemic mammal clades such as native ungulates</w:t>
+      </w:r>
+      <w:r>
+        <w:t xml:space="preserve"> </w:t>
+      </w:r>
+      <w:r>
+        <w:t xml:space="preserve">[9]</w:t>
+      </w:r>
+      <w:r>
+        <w:t xml:space="preserve"> </w:t>
+      </w:r>
+      <w:r>
+        <w:t xml:space="preserve">or sparassodonts (metatherian predators,</w:t>
+      </w:r>
+      <w:r>
+        <w:t xml:space="preserve"> </w:t>
+      </w:r>
+      <w:r>
+        <w:t xml:space="preserve">[10,11]</w:t>
+      </w:r>
+      <w:r>
+        <w:t xml:space="preserve">) that followed the establishment of northern lineages</w:t>
+      </w:r>
+      <w:r>
+        <w:t xml:space="preserve"> </w:t>
+      </w:r>
+      <w:r>
+        <w:t xml:space="preserve">[12]</w:t>
       </w:r>
       <w:r>
         <w:t xml:space="preserve">. This hypothesis mostly relied on striking morphological convergences between the clades assumed to have competed (</w:t>
@@ -342,6 +398,29 @@
         <w:t xml:space="preserve"> </w:t>
       </w:r>
       <w:r>
+        <w:t xml:space="preserve">[11,13]</w:t>
+      </w:r>
+      <w:r>
+        <w:t xml:space="preserve">. That being said, using phylogenetic regressions, Faurby et al.</w:t>
+      </w:r>
+      <w:r>
+        <w:t xml:space="preserve"> </w:t>
+      </w:r>
+      <w:r>
+        <w:t xml:space="preserve">[14]</w:t>
+      </w:r>
+      <w:r>
+        <w:t xml:space="preserve"> </w:t>
+      </w:r>
+      <w:r>
+        <w:t xml:space="preserve">found support for another biotic interaction as a likely driver behind GABI’s asymmetry: predation. They found higher prevalence of traits increasing prey susceptibility among the endemic south american mammals</w:t>
+      </w:r>
+    </w:p>
+    <w:p>
+      <w:pPr>
+        <w:pStyle w:val="BodyText"/>
+      </w:pPr>
+      <w:r>
         <w:t xml:space="preserve">(</w:t>
       </w:r>
       <w:r>
@@ -362,36 +441,36 @@
         <w:t xml:space="preserve">g</w:t>
       </w:r>
       <w:r>
-        <w:t xml:space="preserve">., Prevosti</w:t>
-      </w:r>
-      <w:r>
-        <w:t xml:space="preserve"> </w:t>
-      </w:r>
-      <w:r>
-        <w:rPr>
-          <w:i/>
-          <w:iCs/>
-        </w:rPr>
-        <w:t xml:space="preserve">et al.</w:t>
-      </w:r>
-      <w:r>
-        <w:t xml:space="preserve">, 2013; Tarquini</w:t>
-      </w:r>
-      <w:r>
-        <w:t xml:space="preserve"> </w:t>
-      </w:r>
-      <w:r>
-        <w:rPr>
-          <w:i/>
-          <w:iCs/>
-        </w:rPr>
-        <w:t xml:space="preserve">et al.</w:t>
-      </w:r>
-      <w:r>
-        <w:t xml:space="preserve">, 2022)</w:t>
-      </w:r>
-      <w:r>
-        <w:t xml:space="preserve">. Thus, this hypothesis has been increasingly questioned.</w:t>
+        <w:t xml:space="preserve">., artio/perissodactyls v.s. South American native ungulates; carinvorans v.s. sparassodonts)</w:t>
+      </w:r>
+    </w:p>
+    <w:p>
+      <w:pPr>
+        <w:pStyle w:val="BodyText"/>
+      </w:pPr>
+      <w:r>
+        <w:t xml:space="preserve">Species pool proved relevant in the case of the interchange along the Wallacea</w:t>
+      </w:r>
+      <w:r>
+        <w:t xml:space="preserve"> </w:t>
+      </w:r>
+      <w:r>
+        <w:t xml:space="preserve">[15]</w:t>
+      </w:r>
+      <w:r>
+        <w:t xml:space="preserve">. But here, we expect to find more species in South America, encompassing one of earth’s major and long-standing biodiversity hotspot – Amazonia</w:t>
+      </w:r>
+      <w:r>
+        <w:t xml:space="preserve"> </w:t>
+      </w:r>
+      <w:r>
+        <w:t xml:space="preserve">[16]</w:t>
+      </w:r>
+      <w:r>
+        <w:t xml:space="preserve"> </w:t>
+      </w:r>
+      <w:r>
+        <w:t xml:space="preserve">– than in North America. Therefore, what drove the notable asymmetry of the GABI? Thus, this hypothesis has been increasingly questioned. Fortuitous experiment?</w:t>
       </w:r>
     </w:p>
     <w:bookmarkEnd w:id="22"/>
@@ -428,7 +507,60 @@
         <w:pStyle w:val="FirstParagraph"/>
       </w:pPr>
       <w:r>
-        <w:t xml:space="preserve">What we want to compare: - Proportion of successful exchanges when starting from North v.s. South - Is there any change in diversification rates after crossing Panama’s isthmus? Do crossers from the North experience enhanced diversification than in the other way round?</w:t>
+        <w:t xml:space="preserve">What we want to compare:</w:t>
+      </w:r>
+    </w:p>
+    <w:p>
+      <w:pPr>
+        <w:pStyle w:val="Compact"/>
+        <w:numPr>
+          <w:ilvl w:val="0"/>
+          <w:numId w:val="1001"/>
+        </w:numPr>
+      </w:pPr>
+      <w:r>
+        <w:t xml:space="preserve">Proportion of successful exchanges when starting from North v.s. South</w:t>
+      </w:r>
+      <w:r>
+        <w:br/>
+      </w:r>
+    </w:p>
+    <w:p>
+      <w:pPr>
+        <w:pStyle w:val="Compact"/>
+        <w:numPr>
+          <w:ilvl w:val="0"/>
+          <w:numId w:val="1001"/>
+        </w:numPr>
+      </w:pPr>
+      <w:r>
+        <w:t xml:space="preserve">Is there any change in diversification rates after crossing Panama’s isthmus? Do crossers from the North experience enhanced diversification than in the other way round?</w:t>
+      </w:r>
+    </w:p>
+    <w:p>
+      <w:pPr>
+        <w:pStyle w:val="FirstParagraph"/>
+      </w:pPr>
+      <w:r>
+        <w:t xml:space="preserve">Here, we term</w:t>
+      </w:r>
+      <w:r>
+        <w:t xml:space="preserve"> </w:t>
+      </w:r>
+      <w:r>
+        <w:t xml:space="preserve">“</w:t>
+      </w:r>
+      <w:r>
+        <w:t xml:space="preserve">North America</w:t>
+      </w:r>
+      <w:r>
+        <w:t xml:space="preserve">”</w:t>
+      </w:r>
+      <w:r>
+        <w:t xml:space="preserve"> </w:t>
+      </w:r>
+      <w:r>
+        <w:t xml:space="preserve">North + Central America</w:t>
       </w:r>
     </w:p>
     <w:bookmarkStart w:id="25" w:name="palaeoclimate-data"/>
@@ -451,7 +583,46 @@
         <w:t xml:space="preserve"> </w:t>
       </w:r>
       <w:r>
-        <w:t xml:space="preserve">(Holden</w:t>
+        <w:t xml:space="preserve">[17]</w:t>
+      </w:r>
+      <w:r>
+        <w:t xml:space="preserve">, covering the last 5 Myrs with a 1</w:t>
+      </w:r>
+      <w:r>
+        <w:t xml:space="preserve"> </w:t>
+      </w:r>
+      <w:r>
+        <w:t xml:space="preserve"> </w:t>
+      </w:r>
+      <w:r>
+        <w:t xml:space="preserve">° spatial resolution</w:t>
+      </w:r>
+      <w:r>
+        <w:t xml:space="preserve"> </w:t>
+      </w:r>
+      <w:r>
+        <w:t xml:space="preserve">[18]</w:t>
+      </w:r>
+      <w:r>
+        <w:t xml:space="preserve">. For the scope of this work, we used two bioclimatic variables: mean annual temperature (MAT, BIO1) and mean annual precipitation (MAP, BIO12).</w:t>
+      </w:r>
+    </w:p>
+    <w:bookmarkEnd w:id="25"/>
+    <w:bookmarkStart w:id="26" w:name="simulation-model-and-modelling-schemes"/>
+    <w:p>
+      <w:pPr>
+        <w:pStyle w:val="Heading2"/>
+      </w:pPr>
+      <w:r>
+        <w:t xml:space="preserve">Simulation model and modelling schemes</w:t>
+      </w:r>
+    </w:p>
+    <w:p>
+      <w:pPr>
+        <w:pStyle w:val="FirstParagraph"/>
+      </w:pPr>
+      <w:r>
+        <w:t xml:space="preserve">We performed our spatially-explicit simulations of biodiversity using the General Engine for Eco-Evolutionary SImulationS,</w:t>
       </w:r>
       <w:r>
         <w:t xml:space="preserve"> </w:t>
@@ -461,81 +632,47 @@
           <w:i/>
           <w:iCs/>
         </w:rPr>
-        <w:t xml:space="preserve">et al.</w:t>
-      </w:r>
-      <w:r>
-        <w:t xml:space="preserve">, 2019)</w:t>
-      </w:r>
-      <w:r>
-        <w:t xml:space="preserve">, covering the last 5 Myrs with a 1</w:t>
-      </w:r>
-      <w:r>
-        <w:t xml:space="preserve"> </w:t>
-      </w:r>
-      <w:r>
-        <w:t xml:space="preserve"> </w:t>
-      </w:r>
-      <w:r>
-        <w:t xml:space="preserve">° spatial resolution</w:t>
-      </w:r>
-      <w:r>
-        <w:t xml:space="preserve"> </w:t>
-      </w:r>
-      <w:r>
-        <w:t xml:space="preserve">(Barreto</w:t>
-      </w:r>
-      <w:r>
-        <w:t xml:space="preserve"> </w:t>
+        <w:t xml:space="preserve">gen3sis</w:t>
+      </w:r>
+      <w:r>
+        <w:t xml:space="preserve">, v1.5.11</w:t>
+      </w:r>
+      <w:r>
+        <w:t xml:space="preserve"> </w:t>
+      </w:r>
+      <w:r>
+        <w:t xml:space="preserve">[19]</w:t>
+      </w:r>
+      <w:r>
+        <w:t xml:space="preserve">. Simulations, moving forward-in-time with a 10ky time step, tracked the dispersion and diversification of ancestral lineages either originating in North, South America or both, throughout the last 5 Myr.</w:t>
+      </w:r>
+    </w:p>
+    <w:p>
+      <w:pPr>
+        <w:pStyle w:val="BodyText"/>
+      </w:pPr>
+      <w:r>
+        <w:t xml:space="preserve">The ancestral range of a starting lineage was randomly selected within the desired ancestral area (</w:t>
       </w:r>
       <w:r>
         <w:rPr>
           <w:i/>
           <w:iCs/>
         </w:rPr>
-        <w:t xml:space="preserve">et al.</w:t>
-      </w:r>
-      <w:r>
-        <w:t xml:space="preserve">, 2023)</w:t>
-      </w:r>
-      <w:r>
-        <w:t xml:space="preserve">. For the scope of this work, we used two bioclimatic variables: mean annual temperature (MAT, BIO1) and mean annual precipitation (MAP, BIO12).</w:t>
-      </w:r>
-    </w:p>
-    <w:bookmarkEnd w:id="25"/>
-    <w:bookmarkStart w:id="26" w:name="simulation-model-and-modelling-schemes"/>
-    <w:p>
-      <w:pPr>
-        <w:pStyle w:val="Heading2"/>
-      </w:pPr>
-      <w:r>
-        <w:t xml:space="preserve">Simulation model and modelling schemes</w:t>
-      </w:r>
-    </w:p>
-    <w:p>
-      <w:pPr>
-        <w:pStyle w:val="FirstParagraph"/>
-      </w:pPr>
-      <w:r>
-        <w:t xml:space="preserve">We performed our spatially-explicit simulations of biodiversity using the General Engine for Eco-Evolutionary SImulationS,</w:t>
-      </w:r>
-      <w:r>
-        <w:t xml:space="preserve"> </w:t>
+        <w:t xml:space="preserve">i</w:t>
+      </w:r>
+      <w:r>
+        <w:t xml:space="preserve">.</w:t>
       </w:r>
       <w:r>
         <w:rPr>
           <w:i/>
           <w:iCs/>
         </w:rPr>
-        <w:t xml:space="preserve">gen3sis</w:t>
-      </w:r>
-      <w:r>
-        <w:t xml:space="preserve">, v1.5.11</w:t>
-      </w:r>
-      <w:r>
-        <w:t xml:space="preserve"> </w:t>
-      </w:r>
-      <w:r>
-        <w:t xml:space="preserve">(Hagen</w:t>
+        <w:t xml:space="preserve">e</w:t>
+      </w:r>
+      <w:r>
+        <w:t xml:space="preserve">., North, South America or both). To avoid oversampling high latitudes, we merged the ancestral landscape with the centroids of an equal-area grid (~100km spacing) generated using the R package</w:t>
       </w:r>
       <w:r>
         <w:t xml:space="preserve"> </w:t>
@@ -545,139 +682,123 @@
           <w:i/>
           <w:iCs/>
         </w:rPr>
-        <w:t xml:space="preserve">et al.</w:t>
-      </w:r>
-      <w:r>
-        <w:t xml:space="preserve">, 2021)</w:t>
-      </w:r>
-      <w:r>
-        <w:t xml:space="preserve">. Simulations, moving forward-in-time with a 10ky time step, tracked the dispersion and diversification of ancestral lineages either originating in North, South America or both, throughout the last 5 Myr.</w:t>
-      </w:r>
-    </w:p>
-    <w:p>
-      <w:pPr>
-        <w:pStyle w:val="TextBody"/>
-      </w:pPr>
-      <w:r>
-        <w:t xml:space="preserve">The ancestral range of a starting lineage was randomly selected within the desired ancestral area (</w:t>
+        <w:t xml:space="preserve">h3jsr</w:t>
+      </w:r>
+      <w:r>
+        <w:t xml:space="preserve"> </w:t>
+      </w:r>
+      <w:r>
+        <w:t xml:space="preserve">[20]</w:t>
+      </w:r>
+      <w:r>
+        <w:t xml:space="preserve">. We then sampled a centroid at random and retrieved the corresponding cell in our landscape.</w:t>
+      </w:r>
+    </w:p>
+    <w:p>
+      <w:pPr>
+        <w:pStyle w:val="BodyText"/>
+      </w:pPr>
+      <w:r>
+        <w:t xml:space="preserve">Importantly, since the palaeoclimate reconstructions that we used ignored tectonic plate motion − a fairly reasonable assumption for a 5-Myr time frame − continental position in our landscapes was held constant across simulations. Therefore, in this framework, changes in connectivity between North and South America could only arise from the environment.</w:t>
+      </w:r>
+    </w:p>
+    <w:p>
+      <w:pPr>
+        <w:pStyle w:val="BodyText"/>
+      </w:pPr>
+      <w:r>
+        <w:t xml:space="preserve">Spatial threshold between North and South America: middle of Panamá.</w:t>
+      </w:r>
+    </w:p>
+    <w:p>
+      <w:pPr>
+        <w:pStyle w:val="BodyText"/>
+      </w:pPr>
+      <w:r>
+        <w:t xml:space="preserve">Divergence threshold vs. divergence factor.</w:t>
+      </w:r>
+    </w:p>
+    <w:bookmarkEnd w:id="26"/>
+    <w:bookmarkEnd w:id="27"/>
+    <w:bookmarkStart w:id="68" w:name="references"/>
+    <w:p>
+      <w:pPr>
+        <w:pStyle w:val="Heading1"/>
+      </w:pPr>
+      <w:r>
+        <w:t xml:space="preserve">References</w:t>
+      </w:r>
+    </w:p>
+    <w:bookmarkStart w:id="67" w:name="refs"/>
+    <w:bookmarkStart w:id="29" w:name="ref-couvreur2011"/>
+    <w:p>
+      <w:pPr>
+        <w:pStyle w:val="Bibliography"/>
+      </w:pPr>
+      <w:r>
+        <w:t xml:space="preserve">1.</w:t>
+      </w:r>
+      <w:r>
+        <w:t xml:space="preserve"> </w:t>
+      </w:r>
+      <w:r>
+        <w:t xml:space="preserve">	</w:t>
+      </w:r>
+      <w:r>
+        <w:t xml:space="preserve">Couvreur TLP, Pirie MD, Chatrou LW, Saunders RMK, Su YCF, Richardson JE, Erkens RHJ. 2011 Early evolutionary history of the flowering plant family Annonaceae: steady diversification and boreotropical geodispersal.</w:t>
+      </w:r>
+      <w:r>
+        <w:t xml:space="preserve"> </w:t>
       </w:r>
       <w:r>
         <w:rPr>
           <w:i/>
           <w:iCs/>
         </w:rPr>
-        <w:t xml:space="preserve">i</w:t>
-      </w:r>
-      <w:r>
-        <w:t xml:space="preserve">.</w:t>
-      </w:r>
-      <w:r>
-        <w:rPr>
-          <w:i/>
-          <w:iCs/>
-        </w:rPr>
-        <w:t xml:space="preserve">e</w:t>
-      </w:r>
-      <w:r>
-        <w:t xml:space="preserve">., North, South America or both). To avoid oversampling high latitudes, we merged the ancestral landscape with the centroids of an equal-area grid (~100km spacing) generated using the R package</w:t>
-      </w:r>
-      <w:r>
-        <w:t xml:space="preserve"> </w:t>
-      </w:r>
-      <w:r>
-        <w:rPr>
-          <w:i/>
-          <w:iCs/>
-        </w:rPr>
-        <w:t xml:space="preserve">h3jsr</w:t>
-      </w:r>
-      <w:r>
-        <w:t xml:space="preserve"> </w:t>
-      </w:r>
-      <w:r>
-        <w:t xml:space="preserve">(O’Brien, 2023)</w:t>
-      </w:r>
-      <w:r>
-        <w:t xml:space="preserve">. We then sampled a centroid at random and retrieved the corresponding cell in our landscape.</w:t>
-      </w:r>
-    </w:p>
-    <w:p>
-      <w:pPr>
-        <w:pStyle w:val="TextBody"/>
-      </w:pPr>
-      <w:r>
-        <w:t xml:space="preserve">Importantly, since the palaeoclimate reconstructions that we used ignored tectonic plate motion − a fairly reasonable assumption for a 5-Myr time frame − continental position in our landscapes was held constant across simulations. Therefore, in this framework, changes in connectivity between North and South America could only arise from the environment.</w:t>
-      </w:r>
-    </w:p>
-    <w:bookmarkEnd w:id="26"/>
-    <w:bookmarkEnd w:id="27"/>
-    <w:bookmarkStart w:id="48" w:name="references"/>
-    <w:p>
-      <w:pPr>
-        <w:pStyle w:val="Heading1"/>
-      </w:pPr>
-      <w:r>
-        <w:t xml:space="preserve">References</w:t>
-      </w:r>
-    </w:p>
-    <w:bookmarkStart w:id="47" w:name="refs"/>
-    <w:bookmarkStart w:id="29" w:name="ref-antonelli2018"/>
-    <w:p>
-      <w:pPr>
-        <w:pStyle w:val="Bibliography"/>
-      </w:pPr>
-      <w:r>
-        <w:t xml:space="preserve">Antonelli, A., Kissling, W.D., Flantua, S.G.A., Bermúdez, M.A., Mulch, A., Muellner-Riehl, A.N., Kreft, H., Linder, H.P., Badgley, C., Fjeldså, J., Fritz, S.A., Rahbek, C., Herman, F., Hooghiemstra, H. &amp; Hoorn, C. (2018)</w:t>
-      </w:r>
-      <w:r>
-        <w:t xml:space="preserve"> </w:t>
+        <w:t xml:space="preserve">Journal of Biogeography</w:t>
+      </w:r>
+      <w:r>
+        <w:t xml:space="preserve"> </w:t>
+      </w:r>
+      <w:r>
+        <w:rPr>
+          <w:b/>
+          <w:bCs/>
+        </w:rPr>
+        <w:t xml:space="preserve">38</w:t>
+      </w:r>
+      <w:r>
+        <w:t xml:space="preserve">, 664–680. (doi:</w:t>
       </w:r>
       <w:hyperlink r:id="rId28">
         <w:r>
           <w:rPr>
-            <w:rStyle w:val="InternetLink"/>
+            <w:rStyle w:val="Hyperlink"/>
           </w:rPr>
-          <w:t xml:space="preserve">Geological and climatic influences on mountain biodiversity</w:t>
+          <w:t xml:space="preserve">10.1111/j.1365-2699.2010.02434.x</w:t>
         </w:r>
       </w:hyperlink>
       <w:r>
-        <w:t xml:space="preserve">.</w:t>
-      </w:r>
-      <w:r>
-        <w:t xml:space="preserve"> </w:t>
-      </w:r>
-      <w:r>
-        <w:rPr>
-          <w:i/>
-          <w:iCs/>
-        </w:rPr>
-        <w:t xml:space="preserve">Nature Geoscience</w:t>
-      </w:r>
-      <w:r>
-        <w:t xml:space="preserve">,</w:t>
-      </w:r>
-      <w:r>
-        <w:t xml:space="preserve"> </w:t>
-      </w:r>
-      <w:r>
-        <w:rPr>
-          <w:b/>
-          <w:bCs/>
-        </w:rPr>
-        <w:t xml:space="preserve">11</w:t>
-      </w:r>
-      <w:r>
-        <w:t xml:space="preserve">, 718–725.</w:t>
+        <w:t xml:space="preserve">)</w:t>
       </w:r>
     </w:p>
     <w:bookmarkEnd w:id="29"/>
-    <w:bookmarkStart w:id="31" w:name="ref-barreto2023"/>
+    <w:bookmarkStart w:id="31" w:name="ref-marshall1982"/>
     <w:p>
       <w:pPr>
         <w:pStyle w:val="Bibliography"/>
       </w:pPr>
       <w:r>
-        <w:t xml:space="preserve">Barreto, E., Holden, P.B., Edwards, N.R. &amp; Rangel, T.F. (2023)</w:t>
+        <w:t xml:space="preserve">2.</w:t>
+      </w:r>
+      <w:r>
+        <w:t xml:space="preserve"> </w:t>
+      </w:r>
+      <w:r>
+        <w:t xml:space="preserve">	</w:t>
+      </w:r>
+      <w:r>
+        <w:t xml:space="preserve">Marshall LG, Webb SD, Sepkoski JJ, Raup DM. 1982</w:t>
       </w:r>
       <w:r>
         <w:t xml:space="preserve"> </w:t>
@@ -685,9 +806,9 @@
       <w:hyperlink r:id="rId30">
         <w:r>
           <w:rPr>
-            <w:rStyle w:val="InternetLink"/>
+            <w:rStyle w:val="Hyperlink"/>
           </w:rPr>
-          <w:t xml:space="preserve">PALEO-PGEM-Series: A spatial time series of the global climate over the last 5 million years (Plio-Pleistocene)</w:t>
+          <w:t xml:space="preserve">Mammalian evolution and the great american interchange</w:t>
         </w:r>
       </w:hyperlink>
       <w:r>
@@ -701,10 +822,7 @@
           <w:i/>
           <w:iCs/>
         </w:rPr>
-        <w:t xml:space="preserve">Global Ecology and Biogeography</w:t>
-      </w:r>
-      <w:r>
-        <w:t xml:space="preserve">,</w:t>
+        <w:t xml:space="preserve">Science</w:t>
       </w:r>
       <w:r>
         <w:t xml:space="preserve"> </w:t>
@@ -714,46 +832,95 @@
           <w:b/>
           <w:bCs/>
         </w:rPr>
-        <w:t xml:space="preserve">32</w:t>
-      </w:r>
-      <w:r>
-        <w:t xml:space="preserve">, 1034–1045.</w:t>
+        <w:t xml:space="preserve">215</w:t>
+      </w:r>
+      <w:r>
+        <w:t xml:space="preserve">, 1351–1357.</w:t>
       </w:r>
     </w:p>
     <w:bookmarkEnd w:id="31"/>
-    <w:bookmarkStart w:id="33" w:name="ref-hagen2021"/>
+    <w:bookmarkStart w:id="33" w:name="ref-montes2015"/>
     <w:p>
       <w:pPr>
         <w:pStyle w:val="Bibliography"/>
       </w:pPr>
       <w:r>
-        <w:t xml:space="preserve">Hagen, O., Flück, B., Fopp, F., Cabral, J.S., Hartig, F., Pontarp, M., Rangel, T.F. &amp; Pellissier, L. (2021)</w:t>
-      </w:r>
-      <w:r>
-        <w:t xml:space="preserve"> </w:t>
+        <w:t xml:space="preserve">3.</w:t>
+      </w:r>
+      <w:r>
+        <w:t xml:space="preserve"> </w:t>
+      </w:r>
+      <w:r>
+        <w:t xml:space="preserve">	</w:t>
+      </w:r>
+      <w:r>
+        <w:t xml:space="preserve">Montes C</w:t>
+      </w:r>
+      <w:r>
+        <w:t xml:space="preserve"> </w:t>
+      </w:r>
+      <w:r>
+        <w:rPr>
+          <w:i/>
+          <w:iCs/>
+        </w:rPr>
+        <w:t xml:space="preserve">et al.</w:t>
+      </w:r>
+      <w:r>
+        <w:t xml:space="preserve"> 2015 Middle miocene closure of the central american seaway.</w:t>
+      </w:r>
+      <w:r>
+        <w:t xml:space="preserve"> </w:t>
+      </w:r>
+      <w:r>
+        <w:rPr>
+          <w:i/>
+          <w:iCs/>
+        </w:rPr>
+        <w:t xml:space="preserve">Science</w:t>
+      </w:r>
+      <w:r>
+        <w:t xml:space="preserve"> </w:t>
+      </w:r>
+      <w:r>
+        <w:rPr>
+          <w:b/>
+          <w:bCs/>
+        </w:rPr>
+        <w:t xml:space="preserve">348</w:t>
+      </w:r>
+      <w:r>
+        <w:t xml:space="preserve">, 226–229. (doi:</w:t>
       </w:r>
       <w:hyperlink r:id="rId32">
         <w:r>
           <w:rPr>
-            <w:rStyle w:val="InternetLink"/>
+            <w:rStyle w:val="Hyperlink"/>
           </w:rPr>
-          <w:t xml:space="preserve">gen3sis: A general engine for eco-evolutionary simulations of the processes that shape Earth</w:t>
-        </w:r>
-        <w:r>
-          <w:rPr>
-            <w:rStyle w:val="InternetLink"/>
-          </w:rPr>
-          <w:t xml:space="preserve">’</w:t>
-        </w:r>
-        <w:r>
-          <w:rPr>
-            <w:rStyle w:val="InternetLink"/>
-          </w:rPr>
-          <w:t xml:space="preserve">s biodiversity</w:t>
+          <w:t xml:space="preserve">10.1126/science.aaa2815</w:t>
         </w:r>
       </w:hyperlink>
       <w:r>
-        <w:t xml:space="preserve">.</w:t>
+        <w:t xml:space="preserve">)</w:t>
+      </w:r>
+    </w:p>
+    <w:bookmarkEnd w:id="33"/>
+    <w:bookmarkStart w:id="35" w:name="ref-verzi2008"/>
+    <w:p>
+      <w:pPr>
+        <w:pStyle w:val="Bibliography"/>
+      </w:pPr>
+      <w:r>
+        <w:t xml:space="preserve">4.</w:t>
+      </w:r>
+      <w:r>
+        <w:t xml:space="preserve"> </w:t>
+      </w:r>
+      <w:r>
+        <w:t xml:space="preserve">	</w:t>
+      </w:r>
+      <w:r>
+        <w:t xml:space="preserve">Verzi DH, Montalvo CI, Deschamps CM. 2008 Biostratigraphy and biochronology of the late miocene of central argentina: Evidence from rodents and taphonomy.</w:t>
       </w:r>
       <w:r>
         <w:t xml:space="preserve"> </w:t>
@@ -763,10 +930,7 @@
           <w:i/>
           <w:iCs/>
         </w:rPr>
-        <w:t xml:space="preserve">PLOS Biology</w:t>
-      </w:r>
-      <w:r>
-        <w:t xml:space="preserve">,</w:t>
+        <w:t xml:space="preserve">Geobios</w:t>
       </w:r>
       <w:r>
         <w:t xml:space="preserve"> </w:t>
@@ -776,40 +940,40 @@
           <w:b/>
           <w:bCs/>
         </w:rPr>
-        <w:t xml:space="preserve">19</w:t>
-      </w:r>
-      <w:r>
-        <w:t xml:space="preserve">, e3001340.</w:t>
-      </w:r>
-    </w:p>
-    <w:bookmarkEnd w:id="33"/>
-    <w:bookmarkStart w:id="35" w:name="ref-holden2019"/>
-    <w:p>
-      <w:pPr>
-        <w:pStyle w:val="Bibliography"/>
-      </w:pPr>
-      <w:r>
-        <w:t xml:space="preserve">Holden, P.B., Edwards, N.R., Rangel, T.F., Pereira, E.B., Tran, G.T. &amp; Wilkinson, R.D. (2019)</w:t>
-      </w:r>
-      <w:r>
-        <w:t xml:space="preserve"> </w:t>
+        <w:t xml:space="preserve">41</w:t>
+      </w:r>
+      <w:r>
+        <w:t xml:space="preserve">, 145–155. (doi:</w:t>
       </w:r>
       <w:hyperlink r:id="rId34">
         <w:r>
           <w:rPr>
-            <w:rStyle w:val="InternetLink"/>
+            <w:rStyle w:val="Hyperlink"/>
           </w:rPr>
-          <w:t xml:space="preserve">PALEO-PGEM v1.0: A statistical emulator of pliocene</w:t>
-        </w:r>
-        <w:r>
-          <w:rPr>
-            <w:rStyle w:val="InternetLink"/>
-          </w:rPr>
-          <w:t xml:space="preserve">pleistocene climate</w:t>
+          <w:t xml:space="preserve">10.1016/j.geobios.2006.09.005</w:t>
         </w:r>
       </w:hyperlink>
       <w:r>
-        <w:t xml:space="preserve">.</w:t>
+        <w:t xml:space="preserve">)</w:t>
+      </w:r>
+    </w:p>
+    <w:bookmarkEnd w:id="35"/>
+    <w:bookmarkStart w:id="37" w:name="ref-bacon2015"/>
+    <w:p>
+      <w:pPr>
+        <w:pStyle w:val="Bibliography"/>
+      </w:pPr>
+      <w:r>
+        <w:t xml:space="preserve">5.</w:t>
+      </w:r>
+      <w:r>
+        <w:t xml:space="preserve"> </w:t>
+      </w:r>
+      <w:r>
+        <w:t xml:space="preserve">	</w:t>
+      </w:r>
+      <w:r>
+        <w:t xml:space="preserve">Bacon CD, Silvestro D, Jaramillo C, Smith BT, Chakrabarty P, Antonelli A. 2015 Biological evidence supports an early and complex emergence of the isthmus of panama.</w:t>
       </w:r>
       <w:r>
         <w:t xml:space="preserve"> </w:t>
@@ -819,10 +983,7 @@
           <w:i/>
           <w:iCs/>
         </w:rPr>
-        <w:t xml:space="preserve">Geoscientific Model Development</w:t>
-      </w:r>
-      <w:r>
-        <w:t xml:space="preserve">,</w:t>
+        <w:t xml:space="preserve">Proceedings of the National Academy of Sciences</w:t>
       </w:r>
       <w:r>
         <w:t xml:space="preserve"> </w:t>
@@ -832,28 +993,157 @@
           <w:b/>
           <w:bCs/>
         </w:rPr>
-        <w:t xml:space="preserve">12</w:t>
-      </w:r>
-      <w:r>
-        <w:t xml:space="preserve">, 5137–5155.</w:t>
-      </w:r>
-    </w:p>
-    <w:bookmarkEnd w:id="35"/>
-    <w:bookmarkStart w:id="37" w:name="ref-marshall1988"/>
-    <w:p>
-      <w:pPr>
-        <w:pStyle w:val="Bibliography"/>
-      </w:pPr>
-      <w:r>
-        <w:t xml:space="preserve">Marshall, L.G. (1988)</w:t>
-      </w:r>
-      <w:r>
-        <w:t xml:space="preserve"> </w:t>
+        <w:t xml:space="preserve">112</w:t>
+      </w:r>
+      <w:r>
+        <w:t xml:space="preserve">, 6110–6115. (doi:</w:t>
       </w:r>
       <w:hyperlink r:id="rId36">
         <w:r>
           <w:rPr>
-            <w:rStyle w:val="InternetLink"/>
+            <w:rStyle w:val="Hyperlink"/>
+          </w:rPr>
+          <w:t xml:space="preserve">10.1073/pnas.1423853112</w:t>
+        </w:r>
+      </w:hyperlink>
+      <w:r>
+        <w:t xml:space="preserve">)</w:t>
+      </w:r>
+    </w:p>
+    <w:bookmarkEnd w:id="37"/>
+    <w:bookmarkStart w:id="39" w:name="ref-bacon2016"/>
+    <w:p>
+      <w:pPr>
+        <w:pStyle w:val="Bibliography"/>
+      </w:pPr>
+      <w:r>
+        <w:t xml:space="preserve">6.</w:t>
+      </w:r>
+      <w:r>
+        <w:t xml:space="preserve"> </w:t>
+      </w:r>
+      <w:r>
+        <w:t xml:space="preserve">	</w:t>
+      </w:r>
+      <w:r>
+        <w:t xml:space="preserve">Bacon CD, Molnar P, Antonelli A, Crawford AJ, Montes C, Vallejo-Pareja MC. 2016 Quaternary glaciation and the great american biotic interchange.</w:t>
+      </w:r>
+      <w:r>
+        <w:t xml:space="preserve"> </w:t>
+      </w:r>
+      <w:r>
+        <w:rPr>
+          <w:i/>
+          <w:iCs/>
+        </w:rPr>
+        <w:t xml:space="preserve">Geology</w:t>
+      </w:r>
+      <w:r>
+        <w:t xml:space="preserve"> </w:t>
+      </w:r>
+      <w:r>
+        <w:rPr>
+          <w:b/>
+          <w:bCs/>
+        </w:rPr>
+        <w:t xml:space="preserve">44</w:t>
+      </w:r>
+      <w:r>
+        <w:t xml:space="preserve">, 375–378. (doi:</w:t>
+      </w:r>
+      <w:hyperlink r:id="rId38">
+        <w:r>
+          <w:rPr>
+            <w:rStyle w:val="Hyperlink"/>
+          </w:rPr>
+          <w:t xml:space="preserve">10.1130/G37624.1</w:t>
+        </w:r>
+      </w:hyperlink>
+      <w:r>
+        <w:t xml:space="preserve">)</w:t>
+      </w:r>
+    </w:p>
+    <w:bookmarkEnd w:id="39"/>
+    <w:bookmarkStart w:id="41" w:name="ref-webb1976"/>
+    <w:p>
+      <w:pPr>
+        <w:pStyle w:val="Bibliography"/>
+      </w:pPr>
+      <w:r>
+        <w:t xml:space="preserve">7.</w:t>
+      </w:r>
+      <w:r>
+        <w:t xml:space="preserve"> </w:t>
+      </w:r>
+      <w:r>
+        <w:t xml:space="preserve">	</w:t>
+      </w:r>
+      <w:r>
+        <w:t xml:space="preserve">Webb SD. 1976</w:t>
+      </w:r>
+      <w:r>
+        <w:t xml:space="preserve"> </w:t>
+      </w:r>
+      <w:hyperlink r:id="rId40">
+        <w:r>
+          <w:rPr>
+            <w:rStyle w:val="Hyperlink"/>
+          </w:rPr>
+          <w:t xml:space="preserve">Mammalian faunal dynamics of the great american interchange</w:t>
+        </w:r>
+      </w:hyperlink>
+      <w:r>
+        <w:t xml:space="preserve">.</w:t>
+      </w:r>
+      <w:r>
+        <w:t xml:space="preserve"> </w:t>
+      </w:r>
+      <w:r>
+        <w:rPr>
+          <w:i/>
+          <w:iCs/>
+        </w:rPr>
+        <w:t xml:space="preserve">Paleobiology</w:t>
+      </w:r>
+      <w:r>
+        <w:t xml:space="preserve"> </w:t>
+      </w:r>
+      <w:r>
+        <w:rPr>
+          <w:b/>
+          <w:bCs/>
+        </w:rPr>
+        <w:t xml:space="preserve">2</w:t>
+      </w:r>
+      <w:r>
+        <w:t xml:space="preserve">, 220–234.</w:t>
+      </w:r>
+    </w:p>
+    <w:bookmarkEnd w:id="41"/>
+    <w:bookmarkStart w:id="43" w:name="ref-marshall1988"/>
+    <w:p>
+      <w:pPr>
+        <w:pStyle w:val="Bibliography"/>
+      </w:pPr>
+      <w:r>
+        <w:t xml:space="preserve">8.</w:t>
+      </w:r>
+      <w:r>
+        <w:t xml:space="preserve"> </w:t>
+      </w:r>
+      <w:r>
+        <w:t xml:space="preserve">	</w:t>
+      </w:r>
+      <w:r>
+        <w:t xml:space="preserve">Marshall LG. 1988</w:t>
+      </w:r>
+      <w:r>
+        <w:t xml:space="preserve"> </w:t>
+      </w:r>
+      <w:hyperlink r:id="rId42">
+        <w:r>
+          <w:rPr>
+            <w:rStyle w:val="Hyperlink"/>
           </w:rPr>
           <w:t xml:space="preserve">Land mammals and the great american interchange</w:t>
         </w:r>
@@ -872,9 +1162,6 @@
         <w:t xml:space="preserve">American Scientist</w:t>
       </w:r>
       <w:r>
-        <w:t xml:space="preserve">,</w:t>
-      </w:r>
-      <w:r>
         <w:t xml:space="preserve"> </w:t>
       </w:r>
       <w:r>
@@ -888,53 +1175,131 @@
         <w:t xml:space="preserve">, 380–388.</w:t>
       </w:r>
     </w:p>
-    <w:bookmarkEnd w:id="37"/>
-    <w:bookmarkStart w:id="39" w:name="ref-obrien2023"/>
+    <w:bookmarkEnd w:id="43"/>
+    <w:bookmarkStart w:id="45" w:name="ref-croft2020"/>
     <w:p>
       <w:pPr>
         <w:pStyle w:val="Bibliography"/>
       </w:pPr>
       <w:r>
-        <w:t xml:space="preserve">O’Brien, L. (2023)</w:t>
-      </w:r>
-      <w:r>
-        <w:t xml:space="preserve"> </w:t>
-      </w:r>
-      <w:hyperlink r:id="rId38">
+        <w:t xml:space="preserve">9.</w:t>
+      </w:r>
+      <w:r>
+        <w:t xml:space="preserve"> </w:t>
+      </w:r>
+      <w:r>
+        <w:t xml:space="preserve">	</w:t>
+      </w:r>
+      <w:r>
+        <w:t xml:space="preserve">Croft DA, Gelfo JN, López GM. 2020 Splendid innovation: The extinct south american native ungulates.</w:t>
+      </w:r>
+      <w:r>
+        <w:t xml:space="preserve"> </w:t>
+      </w:r>
+      <w:r>
+        <w:rPr>
+          <w:i/>
+          <w:iCs/>
+        </w:rPr>
+        <w:t xml:space="preserve">Annual Review of Earth and Planetary Sciences</w:t>
+      </w:r>
+      <w:r>
+        <w:t xml:space="preserve"> </w:t>
+      </w:r>
+      <w:r>
+        <w:rPr>
+          <w:b/>
+          <w:bCs/>
+        </w:rPr>
+        <w:t xml:space="preserve">48</w:t>
+      </w:r>
+      <w:r>
+        <w:t xml:space="preserve">, 259–290. (doi:</w:t>
+      </w:r>
+      <w:hyperlink r:id="rId44">
         <w:r>
           <w:rPr>
-            <w:rStyle w:val="InternetLink"/>
-            <w:i/>
-            <w:iCs/>
+            <w:rStyle w:val="Hyperlink"/>
           </w:rPr>
-          <w:t xml:space="preserve">h3jsr: Access uber’s H3 library</w:t>
+          <w:t xml:space="preserve">10.1146/annurev-earth-072619-060126</w:t>
         </w:r>
       </w:hyperlink>
       <w:r>
-        <w:t xml:space="preserve">,.</w:t>
-      </w:r>
-    </w:p>
-    <w:bookmarkEnd w:id="39"/>
-    <w:bookmarkStart w:id="41" w:name="ref-prevosti2013"/>
+        <w:t xml:space="preserve">)</w:t>
+      </w:r>
+    </w:p>
+    <w:bookmarkEnd w:id="45"/>
+    <w:bookmarkStart w:id="47" w:name="ref-pino2022"/>
     <w:p>
       <w:pPr>
         <w:pStyle w:val="Bibliography"/>
       </w:pPr>
       <w:r>
-        <w:t xml:space="preserve">Prevosti, F.J., Forasiepi, A. &amp; Zimicz, N. (2013)</w:t>
-      </w:r>
-      <w:r>
-        <w:t xml:space="preserve"> </w:t>
-      </w:r>
-      <w:hyperlink r:id="rId40">
+        <w:t xml:space="preserve">10.</w:t>
+      </w:r>
+      <w:r>
+        <w:t xml:space="preserve"> </w:t>
+      </w:r>
+      <w:r>
+        <w:t xml:space="preserve">	</w:t>
+      </w:r>
+      <w:r>
+        <w:t xml:space="preserve">Pino K, Vallejos-Garrido P, Espinoza-Aravena N, Cooper RB, Silvestro D, Hernández CE, Rodríguez-Serrano E. 2022 Regional landscape change triggered by andean uplift: The extinction of sparassodonta (mammalia, metatheria) in south america.</w:t>
+      </w:r>
+      <w:r>
+        <w:t xml:space="preserve"> </w:t>
+      </w:r>
+      <w:r>
+        <w:rPr>
+          <w:i/>
+          <w:iCs/>
+        </w:rPr>
+        <w:t xml:space="preserve">Global and Planetary Change</w:t>
+      </w:r>
+      <w:r>
+        <w:t xml:space="preserve"> </w:t>
+      </w:r>
+      <w:r>
+        <w:rPr>
+          <w:b/>
+          <w:bCs/>
+        </w:rPr>
+        <w:t xml:space="preserve">210</w:t>
+      </w:r>
+      <w:r>
+        <w:t xml:space="preserve">, 103758. (doi:</w:t>
+      </w:r>
+      <w:hyperlink r:id="rId46">
         <w:r>
           <w:rPr>
-            <w:rStyle w:val="InternetLink"/>
+            <w:rStyle w:val="Hyperlink"/>
           </w:rPr>
-          <w:t xml:space="preserve">The Evolution of the Cenozoic Terrestrial Mammalian Predator Guild in South America: Competition or Replacement?</w:t>
+          <w:t xml:space="preserve">10.1016/j.gloplacha.2022.103758</w:t>
         </w:r>
       </w:hyperlink>
       <w:r>
+        <w:t xml:space="preserve">)</w:t>
+      </w:r>
+    </w:p>
+    <w:bookmarkEnd w:id="47"/>
+    <w:bookmarkStart w:id="49" w:name="ref-tarquini2022"/>
+    <w:p>
+      <w:pPr>
+        <w:pStyle w:val="Bibliography"/>
+      </w:pPr>
+      <w:r>
+        <w:t xml:space="preserve">11.</w:t>
+      </w:r>
+      <w:r>
+        <w:t xml:space="preserve"> </w:t>
+      </w:r>
+      <w:r>
+        <w:t xml:space="preserve">	</w:t>
+      </w:r>
+      <w:r>
+        <w:t xml:space="preserve">Tarquini SD, Ladevèze S, Prevosti FJ. 2022 The multicausal twilight of South American native mammalian predators (Metatheria, Sparassodonta).</w:t>
+      </w:r>
+      <w:r>
         <w:t xml:space="preserve"> </w:t>
       </w:r>
       <w:r>
@@ -942,10 +1307,7 @@
           <w:i/>
           <w:iCs/>
         </w:rPr>
-        <w:t xml:space="preserve">Journal of Mammalian Evolution</w:t>
-      </w:r>
-      <w:r>
-        <w:t xml:space="preserve">,</w:t>
+        <w:t xml:space="preserve">Scientific Reports</w:t>
       </w:r>
       <w:r>
         <w:t xml:space="preserve"> </w:t>
@@ -955,20 +1317,40 @@
           <w:b/>
           <w:bCs/>
         </w:rPr>
-        <w:t xml:space="preserve">20</w:t>
-      </w:r>
-      <w:r>
-        <w:t xml:space="preserve">, 3–21.</w:t>
-      </w:r>
-    </w:p>
-    <w:bookmarkEnd w:id="41"/>
-    <w:bookmarkStart w:id="42" w:name="ref-simpson1980"/>
+        <w:t xml:space="preserve">12</w:t>
+      </w:r>
+      <w:r>
+        <w:t xml:space="preserve">, 1224. (doi:</w:t>
+      </w:r>
+      <w:hyperlink r:id="rId48">
+        <w:r>
+          <w:rPr>
+            <w:rStyle w:val="Hyperlink"/>
+          </w:rPr>
+          <w:t xml:space="preserve">10.1038/s41598-022-05266-z</w:t>
+        </w:r>
+      </w:hyperlink>
+      <w:r>
+        <w:t xml:space="preserve">)</w:t>
+      </w:r>
+    </w:p>
+    <w:bookmarkEnd w:id="49"/>
+    <w:bookmarkStart w:id="50" w:name="ref-simpson1980"/>
     <w:p>
       <w:pPr>
         <w:pStyle w:val="Bibliography"/>
       </w:pPr>
       <w:r>
-        <w:t xml:space="preserve">Simpson, G.G. (1980)</w:t>
+        <w:t xml:space="preserve">12.</w:t>
+      </w:r>
+      <w:r>
+        <w:t xml:space="preserve"> </w:t>
+      </w:r>
+      <w:r>
+        <w:t xml:space="preserve">	</w:t>
+      </w:r>
+      <w:r>
+        <w:t xml:space="preserve">Simpson GG. 1980</w:t>
       </w:r>
       <w:r>
         <w:t xml:space="preserve"> </w:t>
@@ -981,31 +1363,82 @@
         <w:t xml:space="preserve">Splendid isolation : The curious history of south american mammals</w:t>
       </w:r>
       <w:r>
-        <w:t xml:space="preserve">, Yale University Press, New Haven.</w:t>
-      </w:r>
-    </w:p>
-    <w:bookmarkEnd w:id="42"/>
-    <w:bookmarkStart w:id="44" w:name="ref-skeels2023"/>
+        <w:t xml:space="preserve">. Yale University Press, New Haven.</w:t>
+      </w:r>
+      <w:r>
+        <w:t xml:space="preserve"> </w:t>
+      </w:r>
+    </w:p>
+    <w:bookmarkEnd w:id="50"/>
+    <w:bookmarkStart w:id="52" w:name="ref-prevosti2013"/>
     <w:p>
       <w:pPr>
         <w:pStyle w:val="Bibliography"/>
       </w:pPr>
       <w:r>
-        <w:t xml:space="preserve">Skeels, A., Bach, W., Hagen, O., Jetz, W. &amp; Pellissier, L. (2023)</w:t>
-      </w:r>
-      <w:r>
-        <w:t xml:space="preserve"> </w:t>
-      </w:r>
-      <w:hyperlink r:id="rId43">
+        <w:t xml:space="preserve">13.</w:t>
+      </w:r>
+      <w:r>
+        <w:t xml:space="preserve"> </w:t>
+      </w:r>
+      <w:r>
+        <w:t xml:space="preserve">	</w:t>
+      </w:r>
+      <w:r>
+        <w:t xml:space="preserve">Prevosti FJ, Forasiepi A, Zimicz N. 2013 The Evolution of the Cenozoic Terrestrial Mammalian Predator Guild in South America: Competition or Replacement?</w:t>
+      </w:r>
+      <w:r>
+        <w:t xml:space="preserve"> </w:t>
+      </w:r>
+      <w:r>
+        <w:rPr>
+          <w:i/>
+          <w:iCs/>
+        </w:rPr>
+        <w:t xml:space="preserve">Journal of Mammalian Evolution</w:t>
+      </w:r>
+      <w:r>
+        <w:t xml:space="preserve"> </w:t>
+      </w:r>
+      <w:r>
+        <w:rPr>
+          <w:b/>
+          <w:bCs/>
+        </w:rPr>
+        <w:t xml:space="preserve">20</w:t>
+      </w:r>
+      <w:r>
+        <w:t xml:space="preserve">, 3–21. (doi:</w:t>
+      </w:r>
+      <w:hyperlink r:id="rId51">
         <w:r>
           <w:rPr>
-            <w:rStyle w:val="InternetLink"/>
+            <w:rStyle w:val="Hyperlink"/>
           </w:rPr>
-          <w:t xml:space="preserve">Temperature-dependent evolutionary speed shapes the evolution of biodiversity patterns across tetrapod radiations</w:t>
+          <w:t xml:space="preserve">10.1007/s10914-011-9175-9</w:t>
         </w:r>
       </w:hyperlink>
       <w:r>
-        <w:t xml:space="preserve">.</w:t>
+        <w:t xml:space="preserve">)</w:t>
+      </w:r>
+    </w:p>
+    <w:bookmarkEnd w:id="52"/>
+    <w:bookmarkStart w:id="54" w:name="ref-faurby2016"/>
+    <w:p>
+      <w:pPr>
+        <w:pStyle w:val="Bibliography"/>
+      </w:pPr>
+      <w:r>
+        <w:t xml:space="preserve">14.</w:t>
+      </w:r>
+      <w:r>
+        <w:t xml:space="preserve"> </w:t>
+      </w:r>
+      <w:r>
+        <w:t xml:space="preserve">	</w:t>
+      </w:r>
+      <w:r>
+        <w:t xml:space="preserve">Faurby S, Svenning J-C. 2016 The asymmetry in the Great American Biotic Interchange in mammals is consistent with differential susceptibility to mammalian predation.</w:t>
       </w:r>
       <w:r>
         <w:t xml:space="preserve"> </w:t>
@@ -1015,10 +1448,7 @@
           <w:i/>
           <w:iCs/>
         </w:rPr>
-        <w:t xml:space="preserve">Systematic Biology</w:t>
-      </w:r>
-      <w:r>
-        <w:t xml:space="preserve">,</w:t>
+        <w:t xml:space="preserve">Global Ecology and Biogeography</w:t>
       </w:r>
       <w:r>
         <w:t xml:space="preserve"> </w:t>
@@ -1028,34 +1458,40 @@
           <w:b/>
           <w:bCs/>
         </w:rPr>
-        <w:t xml:space="preserve">72</w:t>
-      </w:r>
-      <w:r>
-        <w:t xml:space="preserve">, 341–356.</w:t>
-      </w:r>
-    </w:p>
-    <w:bookmarkEnd w:id="44"/>
-    <w:bookmarkStart w:id="46" w:name="ref-tarquini2022"/>
-    <w:p>
-      <w:pPr>
-        <w:pStyle w:val="Bibliography"/>
-      </w:pPr>
-      <w:r>
-        <w:t xml:space="preserve">Tarquini, S.D., Ladevèze, S. &amp; Prevosti, F.J. (2022)</w:t>
-      </w:r>
-      <w:r>
-        <w:t xml:space="preserve"> </w:t>
-      </w:r>
-      <w:hyperlink r:id="rId45">
+        <w:t xml:space="preserve">25</w:t>
+      </w:r>
+      <w:r>
+        <w:t xml:space="preserve">, 1443–1453. (doi:</w:t>
+      </w:r>
+      <w:hyperlink r:id="rId53">
         <w:r>
           <w:rPr>
-            <w:rStyle w:val="InternetLink"/>
+            <w:rStyle w:val="Hyperlink"/>
           </w:rPr>
-          <w:t xml:space="preserve">The multicausal twilight of South American native mammalian predators (Metatheria, Sparassodonta)</w:t>
+          <w:t xml:space="preserve">10.1111/geb.12504</w:t>
         </w:r>
       </w:hyperlink>
       <w:r>
-        <w:t xml:space="preserve">.</w:t>
+        <w:t xml:space="preserve">)</w:t>
+      </w:r>
+    </w:p>
+    <w:bookmarkEnd w:id="54"/>
+    <w:bookmarkStart w:id="56" w:name="ref-skeels2023"/>
+    <w:p>
+      <w:pPr>
+        <w:pStyle w:val="Bibliography"/>
+      </w:pPr>
+      <w:r>
+        <w:t xml:space="preserve">15.</w:t>
+      </w:r>
+      <w:r>
+        <w:t xml:space="preserve"> </w:t>
+      </w:r>
+      <w:r>
+        <w:t xml:space="preserve">	</w:t>
+      </w:r>
+      <w:r>
+        <w:t xml:space="preserve">Skeels A, Bach W, Hagen O, Jetz W, Pellissier L. 2023 Temperature-dependent evolutionary speed shapes the evolution of biodiversity patterns across tetrapod radiations.</w:t>
       </w:r>
       <w:r>
         <w:t xml:space="preserve"> </w:t>
@@ -1065,10 +1501,7 @@
           <w:i/>
           <w:iCs/>
         </w:rPr>
-        <w:t xml:space="preserve">Scientific Reports</w:t>
-      </w:r>
-      <w:r>
-        <w:t xml:space="preserve">,</w:t>
+        <w:t xml:space="preserve">Systematic Biology</w:t>
       </w:r>
       <w:r>
         <w:t xml:space="preserve"> </w:t>
@@ -1078,15 +1511,306 @@
           <w:b/>
           <w:bCs/>
         </w:rPr>
+        <w:t xml:space="preserve">72</w:t>
+      </w:r>
+      <w:r>
+        <w:t xml:space="preserve">, 341–356. (doi:</w:t>
+      </w:r>
+      <w:hyperlink r:id="rId55">
+        <w:r>
+          <w:rPr>
+            <w:rStyle w:val="Hyperlink"/>
+          </w:rPr>
+          <w:t xml:space="preserve">10.1093/sysbio/syac048</w:t>
+        </w:r>
+      </w:hyperlink>
+      <w:r>
+        <w:t xml:space="preserve">)</w:t>
+      </w:r>
+    </w:p>
+    <w:bookmarkEnd w:id="56"/>
+    <w:bookmarkStart w:id="58" w:name="ref-antonelli2018"/>
+    <w:p>
+      <w:pPr>
+        <w:pStyle w:val="Bibliography"/>
+      </w:pPr>
+      <w:r>
+        <w:t xml:space="preserve">16.</w:t>
+      </w:r>
+      <w:r>
+        <w:t xml:space="preserve"> </w:t>
+      </w:r>
+      <w:r>
+        <w:t xml:space="preserve">	</w:t>
+      </w:r>
+      <w:r>
+        <w:t xml:space="preserve">Antonelli A</w:t>
+      </w:r>
+      <w:r>
+        <w:t xml:space="preserve"> </w:t>
+      </w:r>
+      <w:r>
+        <w:rPr>
+          <w:i/>
+          <w:iCs/>
+        </w:rPr>
+        <w:t xml:space="preserve">et al.</w:t>
+      </w:r>
+      <w:r>
+        <w:t xml:space="preserve"> 2018 Geological and climatic influences on mountain biodiversity.</w:t>
+      </w:r>
+      <w:r>
+        <w:t xml:space="preserve"> </w:t>
+      </w:r>
+      <w:r>
+        <w:rPr>
+          <w:i/>
+          <w:iCs/>
+        </w:rPr>
+        <w:t xml:space="preserve">Nature Geoscience</w:t>
+      </w:r>
+      <w:r>
+        <w:t xml:space="preserve"> </w:t>
+      </w:r>
+      <w:r>
+        <w:rPr>
+          <w:b/>
+          <w:bCs/>
+        </w:rPr>
+        <w:t xml:space="preserve">11</w:t>
+      </w:r>
+      <w:r>
+        <w:t xml:space="preserve">, 718–725. (doi:</w:t>
+      </w:r>
+      <w:hyperlink r:id="rId57">
+        <w:r>
+          <w:rPr>
+            <w:rStyle w:val="Hyperlink"/>
+          </w:rPr>
+          <w:t xml:space="preserve">10.1038/s41561-018-0236-z</w:t>
+        </w:r>
+      </w:hyperlink>
+      <w:r>
+        <w:t xml:space="preserve">)</w:t>
+      </w:r>
+    </w:p>
+    <w:bookmarkEnd w:id="58"/>
+    <w:bookmarkStart w:id="60" w:name="ref-holden2019"/>
+    <w:p>
+      <w:pPr>
+        <w:pStyle w:val="Bibliography"/>
+      </w:pPr>
+      <w:r>
+        <w:t xml:space="preserve">17.</w:t>
+      </w:r>
+      <w:r>
+        <w:t xml:space="preserve"> </w:t>
+      </w:r>
+      <w:r>
+        <w:t xml:space="preserve">	</w:t>
+      </w:r>
+      <w:r>
+        <w:t xml:space="preserve">Holden PB, Edwards NR, Rangel TF, Pereira EB, Tran GT, Wilkinson RD. 2019 PALEO-PGEM v1.0: A statistical emulator of pliocene</w:t>
+      </w:r>
+      <w:r>
+        <w:t xml:space="preserve">pleistocene climate.</w:t>
+      </w:r>
+      <w:r>
+        <w:t xml:space="preserve"> </w:t>
+      </w:r>
+      <w:r>
+        <w:rPr>
+          <w:i/>
+          <w:iCs/>
+        </w:rPr>
+        <w:t xml:space="preserve">Geoscientific Model Development</w:t>
+      </w:r>
+      <w:r>
+        <w:t xml:space="preserve"> </w:t>
+      </w:r>
+      <w:r>
+        <w:rPr>
+          <w:b/>
+          <w:bCs/>
+        </w:rPr>
         <w:t xml:space="preserve">12</w:t>
       </w:r>
       <w:r>
-        <w:t xml:space="preserve">, 1224.</w:t>
-      </w:r>
-    </w:p>
-    <w:bookmarkEnd w:id="46"/>
-    <w:bookmarkEnd w:id="47"/>
-    <w:bookmarkEnd w:id="48"/>
+        <w:t xml:space="preserve">, 5137–5155. (doi:</w:t>
+      </w:r>
+      <w:hyperlink r:id="rId59">
+        <w:r>
+          <w:rPr>
+            <w:rStyle w:val="Hyperlink"/>
+          </w:rPr>
+          <w:t xml:space="preserve">https://doi.org/10.5194/gmd-12-5137-2019</w:t>
+        </w:r>
+      </w:hyperlink>
+      <w:r>
+        <w:t xml:space="preserve">)</w:t>
+      </w:r>
+    </w:p>
+    <w:bookmarkEnd w:id="60"/>
+    <w:bookmarkStart w:id="62" w:name="ref-barreto2023"/>
+    <w:p>
+      <w:pPr>
+        <w:pStyle w:val="Bibliography"/>
+      </w:pPr>
+      <w:r>
+        <w:t xml:space="preserve">18.</w:t>
+      </w:r>
+      <w:r>
+        <w:t xml:space="preserve"> </w:t>
+      </w:r>
+      <w:r>
+        <w:t xml:space="preserve">	</w:t>
+      </w:r>
+      <w:r>
+        <w:t xml:space="preserve">Barreto E, Holden PB, Edwards NR, Rangel TF. 2023 PALEO-PGEM-Series: A spatial time series of the global climate over the last 5 million years (Plio-Pleistocene).</w:t>
+      </w:r>
+      <w:r>
+        <w:t xml:space="preserve"> </w:t>
+      </w:r>
+      <w:r>
+        <w:rPr>
+          <w:i/>
+          <w:iCs/>
+        </w:rPr>
+        <w:t xml:space="preserve">Global Ecology and Biogeography</w:t>
+      </w:r>
+      <w:r>
+        <w:t xml:space="preserve"> </w:t>
+      </w:r>
+      <w:r>
+        <w:rPr>
+          <w:b/>
+          <w:bCs/>
+        </w:rPr>
+        <w:t xml:space="preserve">32</w:t>
+      </w:r>
+      <w:r>
+        <w:t xml:space="preserve">, 1034–1045. (doi:</w:t>
+      </w:r>
+      <w:hyperlink r:id="rId61">
+        <w:r>
+          <w:rPr>
+            <w:rStyle w:val="Hyperlink"/>
+          </w:rPr>
+          <w:t xml:space="preserve">10.1111/geb.13683</w:t>
+        </w:r>
+      </w:hyperlink>
+      <w:r>
+        <w:t xml:space="preserve">)</w:t>
+      </w:r>
+    </w:p>
+    <w:bookmarkEnd w:id="62"/>
+    <w:bookmarkStart w:id="64" w:name="ref-hagen2021"/>
+    <w:p>
+      <w:pPr>
+        <w:pStyle w:val="Bibliography"/>
+      </w:pPr>
+      <w:r>
+        <w:t xml:space="preserve">19.</w:t>
+      </w:r>
+      <w:r>
+        <w:t xml:space="preserve"> </w:t>
+      </w:r>
+      <w:r>
+        <w:t xml:space="preserve">	</w:t>
+      </w:r>
+      <w:r>
+        <w:t xml:space="preserve">Hagen O, Flück B, Fopp F, Cabral JS, Hartig F, Pontarp M, Rangel TF, Pellissier L. 2021 gen3sis: A general engine for eco-evolutionary simulations of the processes that shape Earth</w:t>
+      </w:r>
+      <w:r>
+        <w:t xml:space="preserve">’</w:t>
+      </w:r>
+      <w:r>
+        <w:t xml:space="preserve">s biodiversity.</w:t>
+      </w:r>
+      <w:r>
+        <w:t xml:space="preserve"> </w:t>
+      </w:r>
+      <w:r>
+        <w:rPr>
+          <w:i/>
+          <w:iCs/>
+        </w:rPr>
+        <w:t xml:space="preserve">PLOS Biology</w:t>
+      </w:r>
+      <w:r>
+        <w:t xml:space="preserve"> </w:t>
+      </w:r>
+      <w:r>
+        <w:rPr>
+          <w:b/>
+          <w:bCs/>
+        </w:rPr>
+        <w:t xml:space="preserve">19</w:t>
+      </w:r>
+      <w:r>
+        <w:t xml:space="preserve">, e3001340. (doi:</w:t>
+      </w:r>
+      <w:hyperlink r:id="rId63">
+        <w:r>
+          <w:rPr>
+            <w:rStyle w:val="Hyperlink"/>
+          </w:rPr>
+          <w:t xml:space="preserve">10.1371/journal.pbio.3001340</w:t>
+        </w:r>
+      </w:hyperlink>
+      <w:r>
+        <w:t xml:space="preserve">)</w:t>
+      </w:r>
+    </w:p>
+    <w:bookmarkEnd w:id="64"/>
+    <w:bookmarkStart w:id="66" w:name="ref-obrien2023"/>
+    <w:p>
+      <w:pPr>
+        <w:pStyle w:val="Bibliography"/>
+      </w:pPr>
+      <w:r>
+        <w:t xml:space="preserve">20.</w:t>
+      </w:r>
+      <w:r>
+        <w:t xml:space="preserve"> </w:t>
+      </w:r>
+      <w:r>
+        <w:t xml:space="preserve">	</w:t>
+      </w:r>
+      <w:r>
+        <w:t xml:space="preserve">O’Brien L. 2023</w:t>
+      </w:r>
+      <w:r>
+        <w:t xml:space="preserve"> </w:t>
+      </w:r>
+      <w:r>
+        <w:rPr>
+          <w:i/>
+          <w:iCs/>
+        </w:rPr>
+        <w:t xml:space="preserve">h3jsr: Access uber’s H3 library</w:t>
+      </w:r>
+      <w:r>
+        <w:t xml:space="preserve">. See</w:t>
+      </w:r>
+      <w:r>
+        <w:t xml:space="preserve"> </w:t>
+      </w:r>
+      <w:hyperlink r:id="rId65">
+        <w:r>
+          <w:rPr>
+            <w:rStyle w:val="Hyperlink"/>
+          </w:rPr>
+          <w:t xml:space="preserve">https://CRAN.R-project.org/package=h3jsr</w:t>
+        </w:r>
+      </w:hyperlink>
+      <w:r>
+        <w:t xml:space="preserve">.</w:t>
+      </w:r>
+    </w:p>
+    <w:bookmarkEnd w:id="66"/>
+    <w:bookmarkEnd w:id="67"/>
+    <w:bookmarkEnd w:id="68"/>
     <w:sectPr>
       <w:type w:val="nextPage"/>
       <w:pgSz w:h="15840" w:w="12240"/>
@@ -1920,6 +2644,109 @@
       </w:pPr>
     </w:lvl>
   </w:abstractNum>
+  <w:abstractNum w:abstractNumId="991">
+    <w:nsid w:val="0000A991"/>
+    <w:multiLevelType w:val="multilevel"/>
+    <w:lvl w:ilvl="0">
+      <w:numFmt w:val="bullet"/>
+      <w:lvlText w:val=""/>
+      <w:lvlJc w:val="left"/>
+      <w:pPr>
+        <w:ind w:left="720" w:hanging="360"/>
+      </w:pPr>
+      <w:rPr>
+        <w:rFonts w:ascii="Symbol" w:hAnsi="Symbol" w:cs="Symbol" w:hint="default"/>
+      </w:rPr>
+    </w:lvl>
+    <w:lvl w:ilvl="1">
+      <w:numFmt w:val="bullet"/>
+      <w:lvlText w:val="o"/>
+      <w:lvlJc w:val="left"/>
+      <w:pPr>
+        <w:ind w:left="1440" w:hanging="360"/>
+      </w:pPr>
+      <w:rPr>
+        <w:rFonts w:ascii="Courier New" w:hAnsi="Courier New" w:cs="Courier New" w:hint="default"/>
+      </w:rPr>
+    </w:lvl>
+    <w:lvl w:ilvl="2">
+      <w:numFmt w:val="bullet"/>
+      <w:lvlText w:val=""/>
+      <w:lvlJc w:val="left"/>
+      <w:pPr>
+        <w:ind w:left="2160" w:hanging="360"/>
+      </w:pPr>
+      <w:rPr>
+        <w:rFonts w:ascii="Wingdings" w:hAnsi="Wingdings" w:cs="Wingdings" w:hint="default"/>
+      </w:rPr>
+    </w:lvl>
+    <w:lvl w:ilvl="3">
+      <w:numFmt w:val="bullet"/>
+      <w:lvlText w:val=""/>
+      <w:lvlJc w:val="left"/>
+      <w:pPr>
+        <w:ind w:left="2880" w:hanging="360"/>
+      </w:pPr>
+      <w:rPr>
+        <w:rFonts w:ascii="Symbol" w:hAnsi="Symbol" w:cs="Symbol" w:hint="default"/>
+      </w:rPr>
+    </w:lvl>
+    <w:lvl w:ilvl="4">
+      <w:numFmt w:val="bullet"/>
+      <w:lvlText w:val="o"/>
+      <w:lvlJc w:val="left"/>
+      <w:pPr>
+        <w:ind w:left="3600" w:hanging="360"/>
+      </w:pPr>
+      <w:rPr>
+        <w:rFonts w:ascii="Courier New" w:hAnsi="Courier New" w:cs="Courier New" w:hint="default"/>
+      </w:rPr>
+    </w:lvl>
+    <w:lvl w:ilvl="5">
+      <w:numFmt w:val="bullet"/>
+      <w:lvlText w:val=""/>
+      <w:lvlJc w:val="left"/>
+      <w:pPr>
+        <w:ind w:left="4320" w:hanging="360"/>
+      </w:pPr>
+      <w:rPr>
+        <w:rFonts w:ascii="Wingdings" w:hAnsi="Wingdings" w:cs="Wingdings" w:hint="default"/>
+      </w:rPr>
+    </w:lvl>
+    <w:lvl w:ilvl="6">
+      <w:numFmt w:val="bullet"/>
+      <w:lvlText w:val=""/>
+      <w:lvlJc w:val="left"/>
+      <w:pPr>
+        <w:ind w:left="5040" w:hanging="360"/>
+      </w:pPr>
+      <w:rPr>
+        <w:rFonts w:ascii="Symbol" w:hAnsi="Symbol" w:cs="Symbol" w:hint="default"/>
+      </w:rPr>
+    </w:lvl>
+    <w:lvl w:ilvl="7">
+      <w:numFmt w:val="bullet"/>
+      <w:lvlText w:val="o"/>
+      <w:lvlJc w:val="left"/>
+      <w:pPr>
+        <w:ind w:left="5760" w:hanging="360"/>
+      </w:pPr>
+      <w:rPr>
+        <w:rFonts w:ascii="Courier New" w:hAnsi="Courier New" w:cs="Courier New" w:hint="default"/>
+      </w:rPr>
+    </w:lvl>
+    <w:lvl w:ilvl="8">
+      <w:numFmt w:val="bullet"/>
+      <w:lvlText w:val=""/>
+      <w:lvlJc w:val="left"/>
+      <w:pPr>
+        <w:ind w:left="6480" w:hanging="360"/>
+      </w:pPr>
+      <w:rPr>
+        <w:rFonts w:ascii="Wingdings" w:hAnsi="Wingdings" w:cs="Wingdings" w:hint="default"/>
+      </w:rPr>
+    </w:lvl>
+  </w:abstractNum>
   <w:num w:numId="1">
     <w:abstractNumId w:val="1"/>
   </w:num>
@@ -1940,6 +2767,9 @@
   </w:num>
   <w:num w:numId="1000">
     <w:abstractNumId w:val="990"/>
+  </w:num>
+  <w:num w:numId="1001">
+    <w:abstractNumId w:val="991"/>
   </w:num>
 </w:numbering>
 </file>
@@ -2322,7 +3152,7 @@
   <w:style w:styleId="Heading1" w:type="paragraph">
     <w:name w:val="Heading 1"/>
     <w:basedOn w:val="Normal"/>
-    <w:next w:val="TextBody"/>
+    <w:next w:val="BodyText"/>
     <w:uiPriority w:val="9"/>
     <w:qFormat/>
     <w:rsid w:val="00e4579e"/>
@@ -2344,7 +3174,7 @@
   <w:style w:styleId="Heading2" w:type="paragraph">
     <w:name w:val="Heading 2"/>
     <w:basedOn w:val="Normal"/>
-    <w:next w:val="TextBody"/>
+    <w:next w:val="BodyText"/>
     <w:uiPriority w:val="9"/>
     <w:unhideWhenUsed/>
     <w:qFormat/>
@@ -2367,7 +3197,7 @@
   <w:style w:styleId="Heading3" w:type="paragraph">
     <w:name w:val="Heading 3"/>
     <w:basedOn w:val="Normal"/>
-    <w:next w:val="TextBody"/>
+    <w:next w:val="BodyText"/>
     <w:uiPriority w:val="9"/>
     <w:unhideWhenUsed/>
     <w:qFormat/>
@@ -2388,7 +3218,7 @@
   <w:style w:styleId="Heading4" w:type="paragraph">
     <w:name w:val="Heading 4"/>
     <w:basedOn w:val="Normal"/>
-    <w:next w:val="TextBody"/>
+    <w:next w:val="BodyText"/>
     <w:uiPriority w:val="9"/>
     <w:unhideWhenUsed/>
     <w:qFormat/>
@@ -2408,7 +3238,7 @@
   <w:style w:styleId="Heading5" w:type="paragraph">
     <w:name w:val="Heading 5"/>
     <w:basedOn w:val="Normal"/>
-    <w:next w:val="TextBody"/>
+    <w:next w:val="BodyText"/>
     <w:uiPriority w:val="9"/>
     <w:unhideWhenUsed/>
     <w:qFormat/>
@@ -2427,7 +3257,7 @@
   <w:style w:styleId="Heading6" w:type="paragraph">
     <w:name w:val="Heading 6"/>
     <w:basedOn w:val="Normal"/>
-    <w:next w:val="TextBody"/>
+    <w:next w:val="BodyText"/>
     <w:uiPriority w:val="9"/>
     <w:unhideWhenUsed/>
     <w:qFormat/>
@@ -2446,7 +3276,7 @@
   <w:style w:styleId="Heading7" w:type="paragraph">
     <w:name w:val="Heading 7"/>
     <w:basedOn w:val="Normal"/>
-    <w:next w:val="TextBody"/>
+    <w:next w:val="BodyText"/>
     <w:uiPriority w:val="9"/>
     <w:unhideWhenUsed/>
     <w:qFormat/>
@@ -2465,7 +3295,7 @@
   <w:style w:styleId="Heading8" w:type="paragraph">
     <w:name w:val="Heading 8"/>
     <w:basedOn w:val="Normal"/>
-    <w:next w:val="TextBody"/>
+    <w:next w:val="BodyText"/>
     <w:uiPriority w:val="9"/>
     <w:unhideWhenUsed/>
     <w:qFormat/>
@@ -2484,7 +3314,7 @@
   <w:style w:styleId="Heading9" w:type="paragraph">
     <w:name w:val="Heading 9"/>
     <w:basedOn w:val="Normal"/>
-    <w:next w:val="TextBody"/>
+    <w:next w:val="BodyText"/>
     <w:uiPriority w:val="9"/>
     <w:unhideWhenUsed/>
     <w:qFormat/>
@@ -2510,7 +3340,7 @@
   <w:style w:customStyle="1" w:styleId="CaptionChar" w:type="character">
     <w:name w:val="Caption Char"/>
     <w:basedOn w:val="DefaultParagraphFont"/>
-    <w:link w:val="Caption1"/>
+    <w:link w:val="Caption"/>
     <w:qFormat/>
     <w:rsid w:val="00f94e32"/>
     <w:rPr>
@@ -2542,7 +3372,6 @@
   </w:style>
   <w:style w:styleId="FootnoteCharacters" w:type="character">
     <w:name w:val="Footnote Characters"/>
-    <w:basedOn w:val="CaptionChar"/>
     <w:qFormat/>
     <w:rsid w:val="00e25b66"/>
     <w:rPr>
@@ -2552,8 +3381,8 @@
       <w:vertAlign w:val="superscript"/>
     </w:rPr>
   </w:style>
-  <w:style w:styleId="FootnoteAnchor" w:type="character">
-    <w:name w:val="Footnote Anchor"/>
+  <w:style w:styleId="FootnoteReference" w:type="character">
+    <w:name w:val="Footnote Reference"/>
     <w:rPr>
       <w:rFonts w:ascii="Times New Roman" w:cs="Times New Roman" w:hAnsi="Times New Roman"/>
       <w:sz w:val="24"/>
@@ -2561,7 +3390,7 @@
       <w:vertAlign w:val="superscript"/>
     </w:rPr>
   </w:style>
-  <w:style w:styleId="InternetLink" w:type="character">
+  <w:style w:styleId="Hyperlink" w:type="character">
     <w:name w:val="Hyperlink"/>
     <w:basedOn w:val="CaptionChar"/>
     <w:rsid w:val="00174dc2"/>
@@ -2977,9 +3806,8 @@
       <w:sz w:val="16"/>
     </w:rPr>
   </w:style>
-  <w:style w:styleId="Linenumber" w:type="character">
-    <w:name w:val="line number"/>
-    <w:basedOn w:val="DefaultParagraphFont"/>
+  <w:style w:styleId="LineNumber" w:type="character">
+    <w:name w:val="Line Number"/>
     <w:semiHidden/>
     <w:unhideWhenUsed/>
     <w:qFormat/>
@@ -3004,14 +3832,10 @@
       <w:sz w:val="22"/>
     </w:rPr>
   </w:style>
-  <w:style w:styleId="LineNumbering" w:type="character">
-    <w:name w:val="Line Numbering"/>
-    <w:rPr/>
-  </w:style>
   <w:style w:styleId="Heading" w:type="paragraph">
     <w:name w:val="Heading"/>
     <w:basedOn w:val="Normal"/>
-    <w:next w:val="TextBody"/>
+    <w:next w:val="BodyText"/>
     <w:qFormat/>
     <w:pPr>
       <w:keepNext w:val="true"/>
@@ -3023,7 +3847,7 @@
       <w:szCs w:val="28"/>
     </w:rPr>
   </w:style>
-  <w:style w:styleId="TextBody" w:type="paragraph">
+  <w:style w:styleId="BodyText" w:type="paragraph">
     <w:name w:val="Body Text"/>
     <w:basedOn w:val="Normal"/>
     <w:link w:val="BodyTextChar"/>
@@ -3031,7 +3855,8 @@
     <w:rsid w:val="00cf7947"/>
     <w:pPr>
       <w:spacing w:after="180" w:before="180" w:line="360" w:lineRule="auto"/>
-      <w:jc w:val="left"/>
+      <w:ind w:hanging="0"/>
+      <w:jc w:val="both"/>
     </w:pPr>
     <w:rPr/>
   </w:style>
@@ -3049,19 +3874,12 @@
   </w:style>
   <w:style w:styleId="Caption" w:type="paragraph">
     <w:name w:val="Caption"/>
-    <w:basedOn w:val="Normal"/>
-    <w:qFormat/>
-    <w:pPr>
-      <w:suppressLineNumbers/>
-      <w:spacing w:after="120" w:before="120"/>
-    </w:pPr>
-    <w:rPr>
-      <w:rFonts w:cs="Lohit Devanagari"/>
-      <w:i/>
-      <w:iCs/>
-      <w:sz w:val="24"/>
-      <w:szCs w:val="24"/>
-    </w:rPr>
+    <w:basedOn w:val="CaptionedFigure"/>
+    <w:link w:val="CaptionChar"/>
+    <w:qFormat/>
+    <w:rsid w:val="00f94e32"/>
+    <w:pPr/>
+    <w:rPr/>
   </w:style>
   <w:style w:styleId="Index" w:type="paragraph">
     <w:name w:val="Index"/>
@@ -3076,15 +3894,15 @@
   </w:style>
   <w:style w:customStyle="1" w:styleId="FirstParagraph" w:type="paragraph">
     <w:name w:val="First Paragraph"/>
-    <w:basedOn w:val="TextBody"/>
-    <w:next w:val="TextBody"/>
+    <w:basedOn w:val="BodyText"/>
+    <w:next w:val="BodyText"/>
     <w:qFormat/>
     <w:pPr/>
     <w:rPr/>
   </w:style>
   <w:style w:customStyle="1" w:styleId="Compact" w:type="paragraph">
     <w:name w:val="Compact"/>
-    <w:basedOn w:val="TextBody"/>
+    <w:basedOn w:val="BodyText"/>
     <w:qFormat/>
     <w:pPr>
       <w:spacing w:after="36" w:before="36"/>
@@ -3094,7 +3912,7 @@
   <w:style w:styleId="Title" w:type="paragraph">
     <w:name w:val="Title"/>
     <w:basedOn w:val="Normal"/>
-    <w:next w:val="TextBody"/>
+    <w:next w:val="BodyText"/>
     <w:qFormat/>
     <w:rsid w:val="001e3fd0"/>
     <w:pPr>
@@ -3115,7 +3933,7 @@
   <w:style w:styleId="Subtitle" w:type="paragraph">
     <w:name w:val="Subtitle"/>
     <w:basedOn w:val="Title"/>
-    <w:next w:val="TextBody"/>
+    <w:next w:val="BodyText"/>
     <w:qFormat/>
     <w:pPr>
       <w:spacing w:after="120" w:before="240"/>
@@ -3127,7 +3945,7 @@
   </w:style>
   <w:style w:customStyle="1" w:styleId="Author" w:type="paragraph">
     <w:name w:val="Author"/>
-    <w:next w:val="TextBody"/>
+    <w:next w:val="BodyText"/>
     <w:qFormat/>
     <w:rsid w:val="008e6ddd"/>
     <w:pPr>
@@ -3150,7 +3968,7 @@
   </w:style>
   <w:style w:styleId="Date" w:type="paragraph">
     <w:name w:val="Date"/>
-    <w:next w:val="TextBody"/>
+    <w:next w:val="BodyText"/>
     <w:qFormat/>
     <w:pPr>
       <w:keepNext w:val="true"/>
@@ -3173,7 +3991,7 @@
   <w:style w:customStyle="1" w:styleId="Abstract" w:type="paragraph">
     <w:name w:val="Abstract"/>
     <w:basedOn w:val="Normal"/>
-    <w:next w:val="TextBody"/>
+    <w:next w:val="BodyText"/>
     <w:qFormat/>
     <w:rsid w:val="00ad55a2"/>
     <w:pPr>
@@ -3199,8 +4017,8 @@
   </w:style>
   <w:style w:styleId="BlockText" w:type="paragraph">
     <w:name w:val="Block Text"/>
-    <w:basedOn w:val="TextBody"/>
-    <w:next w:val="TextBody"/>
+    <w:basedOn w:val="BodyText"/>
+    <w:next w:val="BodyText"/>
     <w:uiPriority w:val="9"/>
     <w:unhideWhenUsed/>
     <w:qFormat/>
@@ -3210,7 +4028,7 @@
     </w:pPr>
     <w:rPr/>
   </w:style>
-  <w:style w:styleId="Footnote" w:type="paragraph">
+  <w:style w:styleId="FootnoteText" w:type="paragraph">
     <w:name w:val="Footnote Text"/>
     <w:basedOn w:val="Normal"/>
     <w:uiPriority w:val="9"/>
@@ -3245,18 +4063,9 @@
     <w:pPr/>
     <w:rPr/>
   </w:style>
-  <w:style w:styleId="Caption1" w:type="paragraph">
-    <w:name w:val="caption"/>
-    <w:basedOn w:val="CaptionedFigure"/>
-    <w:link w:val="CaptionChar"/>
-    <w:qFormat/>
-    <w:rsid w:val="00f94e32"/>
-    <w:pPr/>
-    <w:rPr/>
-  </w:style>
   <w:style w:customStyle="1" w:styleId="TableCaption" w:type="paragraph">
     <w:name w:val="Table Caption"/>
-    <w:basedOn w:val="TextBody"/>
+    <w:basedOn w:val="BodyText"/>
     <w:qFormat/>
     <w:rsid w:val="001571ea"/>
     <w:pPr>
@@ -3266,7 +4075,7 @@
   </w:style>
   <w:style w:customStyle="1" w:styleId="ImageCaption" w:type="paragraph">
     <w:name w:val="Image Caption"/>
-    <w:basedOn w:val="Caption1"/>
+    <w:basedOn w:val="Caption"/>
     <w:qFormat/>
     <w:rsid w:val="00a416b6"/>
     <w:pPr/>
@@ -3300,10 +4109,10 @@
     <w:pPr/>
     <w:rPr/>
   </w:style>
-  <w:style w:styleId="ContentsHeading" w:type="paragraph">
+  <w:style w:styleId="TOCHeading" w:type="paragraph">
     <w:name w:val="TOC Heading"/>
     <w:basedOn w:val="Heading1"/>
-    <w:next w:val="TextBody"/>
+    <w:next w:val="BodyText"/>
     <w:uiPriority w:val="39"/>
     <w:unhideWhenUsed/>
     <w:qFormat/>
@@ -3354,9 +4163,9 @@
       <w:sz w:val="16"/>
     </w:rPr>
   </w:style>
-  <w:style w:styleId="TextBodyIndent" w:type="paragraph">
+  <w:style w:styleId="BodyTextIndent" w:type="paragraph">
     <w:name w:val="Body Text Indent"/>
-    <w:basedOn w:val="TextBody"/>
+    <w:basedOn w:val="BodyText"/>
     <w:link w:val="BodyTextFirstIndentChar"/>
     <w:unhideWhenUsed/>
     <w:qFormat/>
@@ -3372,7 +4181,7 @@
     </w:rPr>
   </w:style>
   <w:style w:styleId="Index1" w:type="paragraph">
-    <w:name w:val="index 1"/>
+    <w:name w:val="Index 1"/>
     <w:basedOn w:val="Normal"/>
     <w:next w:val="Normal"/>
     <w:autoRedefine/>
@@ -3385,7 +4194,7 @@
     <w:rPr/>
   </w:style>
   <w:style w:styleId="Index2" w:type="paragraph">
-    <w:name w:val="index 2"/>
+    <w:name w:val="Index 2"/>
     <w:basedOn w:val="Normal"/>
     <w:next w:val="Normal"/>
     <w:autoRedefine/>
@@ -3399,7 +4208,7 @@
     <w:rPr/>
   </w:style>
   <w:style w:styleId="Index3" w:type="paragraph">
-    <w:name w:val="index 3"/>
+    <w:name w:val="Index 3"/>
     <w:basedOn w:val="Normal"/>
     <w:next w:val="Normal"/>
     <w:autoRedefine/>
@@ -3607,41 +4416,41 @@
 </file>
 
 <file path=word/theme/theme1.xml><?xml version="1.0" encoding="utf-8"?>
-<a:theme xmlns:a="http://schemas.openxmlformats.org/drawingml/2006/main" name="Office Theme">
+<a:theme xmlns:a="http://schemas.openxmlformats.org/drawingml/2006/main" xmlns:r="http://schemas.openxmlformats.org/officeDocument/2006/relationships" name="Office Theme">
   <a:themeElements>
     <a:clrScheme name="Office">
       <a:dk1>
-        <a:sysClr val="windowText" lastClr="000000"/>
+        <a:srgbClr val="000000"/>
       </a:dk1>
       <a:lt1>
-        <a:sysClr val="window" lastClr="FFFFFF"/>
+        <a:srgbClr val="ffffff"/>
       </a:lt1>
       <a:dk2>
-        <a:srgbClr val="1F497D"/>
+        <a:srgbClr val="1f497d"/>
       </a:dk2>
       <a:lt2>
-        <a:srgbClr val="EEECE1"/>
+        <a:srgbClr val="eeece1"/>
       </a:lt2>
       <a:accent1>
-        <a:srgbClr val="4F81BD"/>
+        <a:srgbClr val="4f81bd"/>
       </a:accent1>
       <a:accent2>
-        <a:srgbClr val="C0504D"/>
+        <a:srgbClr val="c0504d"/>
       </a:accent2>
       <a:accent3>
-        <a:srgbClr val="9BBB59"/>
+        <a:srgbClr val="9bbb59"/>
       </a:accent3>
       <a:accent4>
-        <a:srgbClr val="8064A2"/>
+        <a:srgbClr val="8064a2"/>
       </a:accent4>
       <a:accent5>
-        <a:srgbClr val="4BACC6"/>
+        <a:srgbClr val="4bacc6"/>
       </a:accent5>
       <a:accent6>
-        <a:srgbClr val="F79646"/>
+        <a:srgbClr val="f79646"/>
       </a:accent6>
       <a:hlink>
-        <a:srgbClr val="0000FF"/>
+        <a:srgbClr val="0000ff"/>
       </a:hlink>
       <a:folHlink>
         <a:srgbClr val="800080"/>
@@ -3649,277 +4458,131 @@
     </a:clrScheme>
     <a:fontScheme name="Office">
       <a:majorFont>
-        <a:latin typeface="Calibri"/>
+        <a:latin typeface="Calibri" pitchFamily="0" charset="1"/>
         <a:ea typeface=""/>
         <a:cs typeface=""/>
-        <a:font script="Jpan" typeface="ＭＳ ゴシック"/>
-        <a:font script="Hang" typeface="맑은 고딕"/>
-        <a:font script="Hans" typeface="宋体"/>
-        <a:font script="Hant" typeface="新細明體"/>
-        <a:font script="Arab" typeface="Times New Roman"/>
-        <a:font script="Hebr" typeface="Times New Roman"/>
-        <a:font script="Thai" typeface="Angsana New"/>
-        <a:font script="Ethi" typeface="Nyala"/>
-        <a:font script="Beng" typeface="Vrinda"/>
-        <a:font script="Gujr" typeface="Shruti"/>
-        <a:font script="Khmr" typeface="MoolBoran"/>
-        <a:font script="Knda" typeface="Tunga"/>
-        <a:font script="Guru" typeface="Raavi"/>
-        <a:font script="Cans" typeface="Euphemia"/>
-        <a:font script="Cher" typeface="Plantagenet Cherokee"/>
-        <a:font script="Yiii" typeface="Microsoft Yi Baiti"/>
-        <a:font script="Tibt" typeface="Microsoft Himalaya"/>
-        <a:font script="Thaa" typeface="MV Boli"/>
-        <a:font script="Deva" typeface="Mangal"/>
-        <a:font script="Telu" typeface="Gautami"/>
-        <a:font script="Taml" typeface="Latha"/>
-        <a:font script="Syrc" typeface="Estrangelo Edessa"/>
-        <a:font script="Orya" typeface="Kalinga"/>
-        <a:font script="Mlym" typeface="Kartika"/>
-        <a:font script="Laoo" typeface="DokChampa"/>
-        <a:font script="Sinh" typeface="Iskoola Pota"/>
-        <a:font script="Mong" typeface="Mongolian Baiti"/>
-        <a:font script="Viet" typeface="Times New Roman"/>
-        <a:font script="Uigh" typeface="Microsoft Uighur"/>
       </a:majorFont>
       <a:minorFont>
-        <a:latin typeface="Cambria"/>
+        <a:latin typeface="Cambria" pitchFamily="0" charset="1"/>
         <a:ea typeface=""/>
         <a:cs typeface=""/>
-        <a:font script="Jpan" typeface="ＭＳ 明朝"/>
-        <a:font script="Hang" typeface="맑은 고딕"/>
-        <a:font script="Hans" typeface="宋体"/>
-        <a:font script="Hant" typeface="新細明體"/>
-        <a:font script="Arab" typeface="Arial"/>
-        <a:font script="Hebr" typeface="Arial"/>
-        <a:font script="Thai" typeface="Cordia New"/>
-        <a:font script="Ethi" typeface="Nyala"/>
-        <a:font script="Beng" typeface="Vrinda"/>
-        <a:font script="Gujr" typeface="Shruti"/>
-        <a:font script="Khmr" typeface="DaunPenh"/>
-        <a:font script="Knda" typeface="Tunga"/>
-        <a:font script="Guru" typeface="Raavi"/>
-        <a:font script="Cans" typeface="Euphemia"/>
-        <a:font script="Cher" typeface="Plantagenet Cherokee"/>
-        <a:font script="Yiii" typeface="Microsoft Yi Baiti"/>
-        <a:font script="Tibt" typeface="Microsoft Himalaya"/>
-        <a:font script="Thaa" typeface="MV Boli"/>
-        <a:font script="Deva" typeface="Mangal"/>
-        <a:font script="Telu" typeface="Gautami"/>
-        <a:font script="Taml" typeface="Latha"/>
-        <a:font script="Syrc" typeface="Estrangelo Edessa"/>
-        <a:font script="Orya" typeface="Kalinga"/>
-        <a:font script="Mlym" typeface="Kartika"/>
-        <a:font script="Laoo" typeface="DokChampa"/>
-        <a:font script="Sinh" typeface="Iskoola Pota"/>
-        <a:font script="Mong" typeface="Mongolian Baiti"/>
-        <a:font script="Viet" typeface="Arial"/>
-        <a:font script="Uigh" typeface="Microsoft Uighur"/>
       </a:minorFont>
     </a:fontScheme>
-    <a:fmtScheme name="Office">
+    <a:fmtScheme>
       <a:fillStyleLst>
         <a:solidFill>
           <a:schemeClr val="phClr"/>
         </a:solidFill>
-        <a:gradFill rotWithShape="1">
+        <a:gradFill>
           <a:gsLst>
             <a:gs pos="0">
               <a:schemeClr val="phClr">
                 <a:tint val="50000"/>
-                <a:satMod val="300000"/>
               </a:schemeClr>
             </a:gs>
             <a:gs pos="35000">
               <a:schemeClr val="phClr">
                 <a:tint val="37000"/>
-                <a:satMod val="300000"/>
               </a:schemeClr>
             </a:gs>
             <a:gs pos="100000">
               <a:schemeClr val="phClr">
                 <a:tint val="15000"/>
-                <a:satMod val="350000"/>
               </a:schemeClr>
             </a:gs>
           </a:gsLst>
           <a:lin ang="16200000" scaled="1"/>
+          <a:tileRect l="0" t="0" r="0" b="0"/>
         </a:gradFill>
-        <a:gradFill rotWithShape="1">
+        <a:gradFill>
           <a:gsLst>
             <a:gs pos="0">
               <a:schemeClr val="phClr">
                 <a:tint val="100000"/>
                 <a:shade val="100000"/>
-                <a:satMod val="130000"/>
               </a:schemeClr>
             </a:gs>
             <a:gs pos="100000">
               <a:schemeClr val="phClr">
                 <a:tint val="50000"/>
                 <a:shade val="100000"/>
-                <a:satMod val="350000"/>
               </a:schemeClr>
             </a:gs>
           </a:gsLst>
           <a:lin ang="16200000" scaled="0"/>
+          <a:tileRect l="0" t="0" r="0" b="0"/>
         </a:gradFill>
       </a:fillStyleLst>
       <a:lnStyleLst>
         <a:ln w="9525" cap="flat" cmpd="sng" algn="ctr">
-          <a:solidFill>
-            <a:schemeClr val="phClr">
-              <a:shade val="95000"/>
-              <a:satMod val="105000"/>
-            </a:schemeClr>
-          </a:solidFill>
           <a:prstDash val="solid"/>
         </a:ln>
         <a:ln w="25400" cap="flat" cmpd="sng" algn="ctr">
-          <a:solidFill>
-            <a:schemeClr val="phClr"/>
-          </a:solidFill>
           <a:prstDash val="solid"/>
         </a:ln>
         <a:ln w="38100" cap="flat" cmpd="sng" algn="ctr">
-          <a:solidFill>
-            <a:schemeClr val="phClr"/>
-          </a:solidFill>
           <a:prstDash val="solid"/>
         </a:ln>
       </a:lnStyleLst>
       <a:effectStyleLst>
         <a:effectStyle>
-          <a:effectLst>
-            <a:outerShdw blurRad="40000" dist="20000" dir="5400000" rotWithShape="0">
-              <a:srgbClr val="000000">
-                <a:alpha val="38000"/>
-              </a:srgbClr>
-            </a:outerShdw>
-          </a:effectLst>
+          <a:effectLst/>
         </a:effectStyle>
         <a:effectStyle>
-          <a:effectLst>
-            <a:outerShdw blurRad="40000" dist="23000" dir="5400000" rotWithShape="0">
-              <a:srgbClr val="000000">
-                <a:alpha val="35000"/>
-              </a:srgbClr>
-            </a:outerShdw>
-          </a:effectLst>
+          <a:effectLst/>
         </a:effectStyle>
         <a:effectStyle>
-          <a:effectLst>
-            <a:outerShdw blurRad="40000" dist="23000" dir="5400000" rotWithShape="0">
-              <a:srgbClr val="000000">
-                <a:alpha val="35000"/>
-              </a:srgbClr>
-            </a:outerShdw>
-          </a:effectLst>
-          <a:scene3d>
-            <a:camera prst="orthographicFront">
-              <a:rot lat="0" lon="0" rev="0"/>
-            </a:camera>
-            <a:lightRig rig="threePt" dir="t">
-              <a:rot lat="0" lon="0" rev="1200000"/>
-            </a:lightRig>
-          </a:scene3d>
-          <a:sp3d>
-            <a:bevelT w="63500" h="25400"/>
-          </a:sp3d>
+          <a:effectLst/>
         </a:effectStyle>
       </a:effectStyleLst>
       <a:bgFillStyleLst>
         <a:solidFill>
           <a:schemeClr val="phClr"/>
         </a:solidFill>
-        <a:gradFill rotWithShape="1">
+        <a:gradFill>
           <a:gsLst>
             <a:gs pos="0">
               <a:schemeClr val="phClr">
                 <a:tint val="40000"/>
-                <a:satMod val="350000"/>
               </a:schemeClr>
             </a:gs>
             <a:gs pos="40000">
               <a:schemeClr val="phClr">
                 <a:tint val="45000"/>
                 <a:shade val="99000"/>
-                <a:satMod val="350000"/>
               </a:schemeClr>
             </a:gs>
             <a:gs pos="100000">
               <a:schemeClr val="phClr">
                 <a:shade val="20000"/>
-                <a:satMod val="255000"/>
               </a:schemeClr>
             </a:gs>
           </a:gsLst>
           <a:path path="circle">
             <a:fillToRect l="50000" t="-80000" r="50000" b="180000"/>
           </a:path>
+          <a:tileRect l="0" t="0" r="0" b="0"/>
         </a:gradFill>
-        <a:gradFill rotWithShape="1">
+        <a:gradFill>
           <a:gsLst>
             <a:gs pos="0">
               <a:schemeClr val="phClr">
                 <a:tint val="80000"/>
-                <a:satMod val="300000"/>
               </a:schemeClr>
             </a:gs>
             <a:gs pos="100000">
               <a:schemeClr val="phClr">
                 <a:shade val="30000"/>
-                <a:satMod val="200000"/>
               </a:schemeClr>
             </a:gs>
           </a:gsLst>
           <a:path path="circle">
             <a:fillToRect l="50000" t="50000" r="50000" b="50000"/>
           </a:path>
+          <a:tileRect l="0" t="0" r="0" b="0"/>
         </a:gradFill>
       </a:bgFillStyleLst>
     </a:fmtScheme>
   </a:themeElements>
-  <a:objectDefaults>
-    <a:spDef>
-      <a:spPr/>
-      <a:bodyPr/>
-      <a:lstStyle/>
-      <a:style>
-        <a:lnRef idx="1">
-          <a:schemeClr val="accent1"/>
-        </a:lnRef>
-        <a:fillRef idx="3">
-          <a:schemeClr val="accent1"/>
-        </a:fillRef>
-        <a:effectRef idx="2">
-          <a:schemeClr val="accent1"/>
-        </a:effectRef>
-        <a:fontRef idx="minor">
-          <a:schemeClr val="lt1"/>
-        </a:fontRef>
-      </a:style>
-    </a:spDef>
-    <a:lnDef>
-      <a:spPr/>
-      <a:bodyPr/>
-      <a:lstStyle/>
-      <a:style>
-        <a:lnRef idx="2">
-          <a:schemeClr val="accent1"/>
-        </a:lnRef>
-        <a:fillRef idx="0">
-          <a:schemeClr val="accent1"/>
-        </a:fillRef>
-        <a:effectRef idx="1">
-          <a:schemeClr val="accent1"/>
-        </a:effectRef>
-        <a:fontRef idx="minor">
-          <a:schemeClr val="tx1"/>
-        </a:fontRef>
-      </a:style>
-    </a:lnDef>
-  </a:objectDefaults>
-  <a:extraClrSchemeLst/>
 </a:theme>
 </file>
--- a/Manuscript/GABI_palaeo_constraints.docx
+++ b/Manuscript/GABI_palaeo_constraints.docx
@@ -219,7 +219,7 @@
         <w:t xml:space="preserve"> </w:t>
       </w:r>
       <w:r>
-        <w:t xml:space="preserve">[3]</w:t>
+        <w:t xml:space="preserve">[3–5]</w:t>
       </w:r>
       <w:r>
         <w:t xml:space="preserve">, the fossil record and molecular phylogenies both agree with a late Miocene (</w:t>
@@ -235,7 +235,7 @@
         <w:t xml:space="preserve"> </w:t>
       </w:r>
       <w:r>
-        <w:t xml:space="preserve">6 million years ago, Ma) onset of land mammal exchange between the Americas, though the vast majority of effective crossings occurred</w:t>
+        <w:t xml:space="preserve">6 million years ago, Ma) onset of land mammal exchange between the Americas, with most effective crossings occurring from</w:t>
       </w:r>
       <w:r>
         <w:t xml:space="preserve"> </w:t>
@@ -251,34 +251,100 @@
         <w:t xml:space="preserve"> </w:t>
       </w:r>
       <w:r>
-        <w:t xml:space="preserve">3.5 Ma</w:t>
-      </w:r>
-      <w:r>
-        <w:t xml:space="preserve"> </w:t>
-      </w:r>
-      <w:r>
-        <w:t xml:space="preserve">[4–6]</w:t>
-      </w:r>
-      <w:r>
-        <w:t xml:space="preserve">. Although being one of the most classical examples of geodispersal, a puzzling feature of the GABI is that it impacted both continent’s mammalian faunas very differently. Evidence from the fossil record indicates that reciprocal exchanges occurred across both sides of the isthmus in the early stages of the GABI</w:t>
-      </w:r>
-      <w:r>
-        <w:t xml:space="preserve"> </w:t>
-      </w:r>
-      <w:r>
-        <w:t xml:space="preserve">[7]</w:t>
-      </w:r>
-      <w:r>
-        <w:t xml:space="preserve">. However, only two species inhabiting North America at present have a South American ancestry, whereas it is estimated that half of living South American mammal genera have a North American ancestry</w:t>
-      </w:r>
-      <w:r>
-        <w:t xml:space="preserve"> </w:t>
-      </w:r>
-      <w:r>
-        <w:t xml:space="preserve">[8]</w:t>
-      </w:r>
-      <w:r>
-        <w:t xml:space="preserve">. It therefore results that this intercontinental faunal exchange has been highly asymmetric.</w:t>
+        <w:t xml:space="preserve">3.5 Ma onwards</w:t>
+      </w:r>
+      <w:r>
+        <w:t xml:space="preserve"> </w:t>
+      </w:r>
+      <w:r>
+        <w:t xml:space="preserve">[6–8]</w:t>
+      </w:r>
+      <w:r>
+        <w:t xml:space="preserve">. Despite its textbook nature, a puzzling feature of the GABI is that it impacted both continent’s mammalian faunas very differently. Evidence from the fossil record indicates that the early phases of the GABI were marked by reciprocal mammal exchange between the Americas, but that the Pleistocene times witnessed an increasing proportion of North American mammals establishing southwards</w:t>
+      </w:r>
+      <w:r>
+        <w:t xml:space="preserve"> </w:t>
+      </w:r>
+      <w:r>
+        <w:t xml:space="preserve">[2,9]</w:t>
+      </w:r>
+      <w:r>
+        <w:t xml:space="preserve">. At present, only around 10% of the land mammal genera inhabiting North America have a South American ancestry, whereas it is estimated that half of living South American mammal genera descend from a North American lineage</w:t>
+      </w:r>
+      <w:r>
+        <w:t xml:space="preserve"> </w:t>
+      </w:r>
+      <w:r>
+        <w:t xml:space="preserve">[10]</w:t>
+      </w:r>
+      <w:r>
+        <w:t xml:space="preserve">. Therefore, this intercontinental faunal exchange has been highly asymmetric.</w:t>
+      </w:r>
+    </w:p>
+    <w:bookmarkEnd w:id="21"/>
+    <w:bookmarkStart w:id="22" w:name="X10d481dc856fbc64b472cbfe63559590448e66c"/>
+    <w:p>
+      <w:pPr>
+        <w:pStyle w:val="Heading3"/>
+      </w:pPr>
+      <w:r>
+        <w:t xml:space="preserve">Paragraph 2. Asymmetry: Drivers? History and state-of-the-art</w:t>
+      </w:r>
+    </w:p>
+    <w:p>
+      <w:pPr>
+        <w:pStyle w:val="FirstParagraph"/>
+      </w:pPr>
+      <w:r>
+        <w:t xml:space="preserve">Higher extinction rates of endemic South American taxa in South America during the Pliocene were suggested as the prevailing mechanism explaining this asymmetry</w:t>
+      </w:r>
+      <w:r>
+        <w:t xml:space="preserve"> </w:t>
+      </w:r>
+      <w:r>
+        <w:t xml:space="preserve">[11]</w:t>
+      </w:r>
+      <w:r>
+        <w:t xml:space="preserve">. However, the drivers behind this macroevolutionary imbalance, going against MacArthur &amp; Wilson’s equilibrium theory</w:t>
+      </w:r>
+      <w:r>
+        <w:t xml:space="preserve"> </w:t>
+      </w:r>
+      <w:r>
+        <w:t xml:space="preserve">[12]</w:t>
+      </w:r>
+      <w:r>
+        <w:t xml:space="preserve">, remain unresolved. Many hypotheses have been proposed to this end. The question has been primarily viewed through the lens of biotic interactions, being either competition between clades assumed to have similar ecologies</w:t>
+      </w:r>
+      <w:r>
+        <w:t xml:space="preserve"> </w:t>
+      </w:r>
+      <w:r>
+        <w:t xml:space="preserve">[9,13,14,but see 15,16,17]</w:t>
+      </w:r>
+      <w:r>
+        <w:t xml:space="preserve"> </w:t>
+      </w:r>
+      <w:r>
+        <w:t xml:space="preserve">or predation of predator-naive preys</w:t>
+      </w:r>
+      <w:r>
+        <w:t xml:space="preserve"> </w:t>
+      </w:r>
+      <w:r>
+        <w:t xml:space="preserve">[9,18,19]</w:t>
+      </w:r>
+      <w:r>
+        <w:t xml:space="preserve">. Other studies proposed the implication of abiotic factors, putting the emphasis on Pleistocene climate fluctuations and the consequent alternating phases of emergence of savannah-like environment, favouring the dispersal of large temperate-adapted mammals to the detriment of tropical-adapted ones</w:t>
+      </w:r>
+      <w:r>
+        <w:t xml:space="preserve"> </w:t>
+      </w:r>
+      <w:r>
+        <w:t xml:space="preserve">[8,18,20]</w:t>
+      </w:r>
+      <w:r>
+        <w:t xml:space="preserve">.</w:t>
       </w:r>
     </w:p>
     <w:p>
@@ -286,32 +352,44 @@
         <w:pStyle w:val="BodyText"/>
       </w:pPr>
       <w:r>
-        <w:t xml:space="preserve">Colonisation and establishment of Amazonian taxa in</w:t>
-      </w:r>
-      <w:r>
-        <w:t xml:space="preserve"> </w:t>
-      </w:r>
-      <w:r>
-        <w:t xml:space="preserve">‘</w:t>
-      </w:r>
-      <w:r>
-        <w:t xml:space="preserve">tropical North America</w:t>
-      </w:r>
-      <w:r>
-        <w:t xml:space="preserve">’</w:t>
-      </w:r>
-      <w:r>
-        <w:t xml:space="preserve"> </w:t>
-      </w:r>
-      <w:r>
-        <w:t xml:space="preserve">(</w:t>
+        <w:t xml:space="preserve">Competition involving clades of similar ecology appeared as a likely first-order explanation to the recent demise of South American endemic mammal clades such as native ungulates</w:t>
+      </w:r>
+      <w:r>
+        <w:t xml:space="preserve"> </w:t>
+      </w:r>
+      <w:r>
+        <w:t xml:space="preserve">[21]</w:t>
+      </w:r>
+      <w:r>
+        <w:t xml:space="preserve"> </w:t>
+      </w:r>
+      <w:r>
+        <w:t xml:space="preserve">or sparassodonts (metatherian predators,</w:t>
+      </w:r>
+      <w:r>
+        <w:t xml:space="preserve"> </w:t>
+      </w:r>
+      <w:r>
+        <w:t xml:space="preserve">[16,22]</w:t>
+      </w:r>
+      <w:r>
+        <w:t xml:space="preserve">) that followed the establishment of northern lineages</w:t>
+      </w:r>
+      <w:r>
+        <w:t xml:space="preserve"> </w:t>
+      </w:r>
+      <w:r>
+        <w:t xml:space="preserve">[13]</w:t>
+      </w:r>
+      <w:r>
+        <w:t xml:space="preserve">. This hypothesis mostly relied on striking morphological convergences between the clades assumed to have competed (</w:t>
       </w:r>
       <w:r>
         <w:rPr>
           <w:i/>
           <w:iCs/>
         </w:rPr>
-        <w:t xml:space="preserve">i</w:t>
+        <w:t xml:space="preserve">e</w:t>
       </w:r>
       <w:r>
         <w:t xml:space="preserve">.</w:t>
@@ -321,74 +399,6 @@
           <w:i/>
           <w:iCs/>
         </w:rPr>
-        <w:t xml:space="preserve">e</w:t>
-      </w:r>
-      <w:r>
-        <w:t xml:space="preserve">., Central America) =&gt; Neotropics.</w:t>
-      </w:r>
-    </w:p>
-    <w:bookmarkEnd w:id="21"/>
-    <w:bookmarkStart w:id="22" w:name="X10d481dc856fbc64b472cbfe63559590448e66c"/>
-    <w:p>
-      <w:pPr>
-        <w:pStyle w:val="Heading3"/>
-      </w:pPr>
-      <w:r>
-        <w:t xml:space="preserve">Paragraph 2. Asymmetry: Drivers? History and state-of-the-art</w:t>
-      </w:r>
-    </w:p>
-    <w:p>
-      <w:pPr>
-        <w:pStyle w:val="FirstParagraph"/>
-      </w:pPr>
-      <w:r>
-        <w:t xml:space="preserve">Many hypotheses have been proposed to explain this asymmetry. Naturally, the question has been primarily viewed through the lens of biotic interactions. Competition involving clades of similar ecology appeared as a likely first-order explanation to the recent demise of South American endemic mammal clades such as native ungulates</w:t>
-      </w:r>
-      <w:r>
-        <w:t xml:space="preserve"> </w:t>
-      </w:r>
-      <w:r>
-        <w:t xml:space="preserve">[9]</w:t>
-      </w:r>
-      <w:r>
-        <w:t xml:space="preserve"> </w:t>
-      </w:r>
-      <w:r>
-        <w:t xml:space="preserve">or sparassodonts (metatherian predators,</w:t>
-      </w:r>
-      <w:r>
-        <w:t xml:space="preserve"> </w:t>
-      </w:r>
-      <w:r>
-        <w:t xml:space="preserve">[10,11]</w:t>
-      </w:r>
-      <w:r>
-        <w:t xml:space="preserve">) that followed the establishment of northern lineages</w:t>
-      </w:r>
-      <w:r>
-        <w:t xml:space="preserve"> </w:t>
-      </w:r>
-      <w:r>
-        <w:t xml:space="preserve">[12]</w:t>
-      </w:r>
-      <w:r>
-        <w:t xml:space="preserve">. This hypothesis mostly relied on striking morphological convergences between the clades assumed to have competed (</w:t>
-      </w:r>
-      <w:r>
-        <w:rPr>
-          <w:i/>
-          <w:iCs/>
-        </w:rPr>
-        <w:t xml:space="preserve">e</w:t>
-      </w:r>
-      <w:r>
-        <w:t xml:space="preserve">.</w:t>
-      </w:r>
-      <w:r>
-        <w:rPr>
-          <w:i/>
-          <w:iCs/>
-        </w:rPr>
         <w:t xml:space="preserve">g</w:t>
       </w:r>
       <w:r>
@@ -398,7 +408,7 @@
         <w:t xml:space="preserve"> </w:t>
       </w:r>
       <w:r>
-        <w:t xml:space="preserve">[11,13]</w:t>
+        <w:t xml:space="preserve">[15,16]</w:t>
       </w:r>
       <w:r>
         <w:t xml:space="preserve">. That being said, using phylogenetic regressions, Faurby et al.</w:t>
@@ -407,70 +417,19 @@
         <w:t xml:space="preserve"> </w:t>
       </w:r>
       <w:r>
+        <w:t xml:space="preserve">[19]</w:t>
+      </w:r>
+      <w:r>
+        <w:t xml:space="preserve"> </w:t>
+      </w:r>
+      <w:r>
+        <w:t xml:space="preserve">found support for another biotic interaction as a likely driver behind GABI’s asymmetry: predation. They indeed characterised a higher prevalence of traits increasing prey susceptibility among the endemic south american mammals. + larger niches of competitors</w:t>
+      </w:r>
+      <w:r>
+        <w:t xml:space="preserve"> </w:t>
+      </w:r>
+      <w:r>
         <w:t xml:space="preserve">[14]</w:t>
-      </w:r>
-      <w:r>
-        <w:t xml:space="preserve"> </w:t>
-      </w:r>
-      <w:r>
-        <w:t xml:space="preserve">found support for another biotic interaction as a likely driver behind GABI’s asymmetry: predation. They found higher prevalence of traits increasing prey susceptibility among the endemic south american mammals</w:t>
-      </w:r>
-    </w:p>
-    <w:p>
-      <w:pPr>
-        <w:pStyle w:val="BodyText"/>
-      </w:pPr>
-      <w:r>
-        <w:t xml:space="preserve">(</w:t>
-      </w:r>
-      <w:r>
-        <w:rPr>
-          <w:i/>
-          <w:iCs/>
-        </w:rPr>
-        <w:t xml:space="preserve">e</w:t>
-      </w:r>
-      <w:r>
-        <w:t xml:space="preserve">.</w:t>
-      </w:r>
-      <w:r>
-        <w:rPr>
-          <w:i/>
-          <w:iCs/>
-        </w:rPr>
-        <w:t xml:space="preserve">g</w:t>
-      </w:r>
-      <w:r>
-        <w:t xml:space="preserve">., artio/perissodactyls v.s. South American native ungulates; carinvorans v.s. sparassodonts)</w:t>
-      </w:r>
-    </w:p>
-    <w:p>
-      <w:pPr>
-        <w:pStyle w:val="BodyText"/>
-      </w:pPr>
-      <w:r>
-        <w:t xml:space="preserve">Species pool proved relevant in the case of the interchange along the Wallacea</w:t>
-      </w:r>
-      <w:r>
-        <w:t xml:space="preserve"> </w:t>
-      </w:r>
-      <w:r>
-        <w:t xml:space="preserve">[15]</w:t>
-      </w:r>
-      <w:r>
-        <w:t xml:space="preserve">. But here, we expect to find more species in South America, encompassing one of earth’s major and long-standing biodiversity hotspot – Amazonia</w:t>
-      </w:r>
-      <w:r>
-        <w:t xml:space="preserve"> </w:t>
-      </w:r>
-      <w:r>
-        <w:t xml:space="preserve">[16]</w:t>
-      </w:r>
-      <w:r>
-        <w:t xml:space="preserve"> </w:t>
-      </w:r>
-      <w:r>
-        <w:t xml:space="preserve">– than in North America. Therefore, what drove the notable asymmetry of the GABI? Thus, this hypothesis has been increasingly questioned. Fortuitous experiment?</w:t>
       </w:r>
     </w:p>
     <w:bookmarkEnd w:id="22"/>
@@ -583,7 +542,7 @@
         <w:t xml:space="preserve"> </w:t>
       </w:r>
       <w:r>
-        <w:t xml:space="preserve">[17]</w:t>
+        <w:t xml:space="preserve">[23]</w:t>
       </w:r>
       <w:r>
         <w:t xml:space="preserve">, covering the last 5 Myrs with a 1</w:t>
@@ -601,7 +560,7 @@
         <w:t xml:space="preserve"> </w:t>
       </w:r>
       <w:r>
-        <w:t xml:space="preserve">[18]</w:t>
+        <w:t xml:space="preserve">[24]</w:t>
       </w:r>
       <w:r>
         <w:t xml:space="preserve">. For the scope of this work, we used two bioclimatic variables: mean annual temperature (MAT, BIO1) and mean annual precipitation (MAP, BIO12).</w:t>
@@ -641,7 +600,7 @@
         <w:t xml:space="preserve"> </w:t>
       </w:r>
       <w:r>
-        <w:t xml:space="preserve">[19]</w:t>
+        <w:t xml:space="preserve">[25]</w:t>
       </w:r>
       <w:r>
         <w:t xml:space="preserve">. Simulations, moving forward-in-time with a 10ky time step, tracked the dispersion and diversification of ancestral lineages either originating in North, South America or both, throughout the last 5 Myr.</w:t>
@@ -688,7 +647,7 @@
         <w:t xml:space="preserve"> </w:t>
       </w:r>
       <w:r>
-        <w:t xml:space="preserve">[20]</w:t>
+        <w:t xml:space="preserve">[26]</w:t>
       </w:r>
       <w:r>
         <w:t xml:space="preserve">. We then sampled a centroid at random and retrieved the corresponding cell in our landscape.</w:t>
@@ -720,17 +679,83 @@
     </w:p>
     <w:bookmarkEnd w:id="26"/>
     <w:bookmarkEnd w:id="27"/>
-    <w:bookmarkStart w:id="68" w:name="references"/>
+    <w:bookmarkStart w:id="28" w:name="results"/>
     <w:p>
       <w:pPr>
         <w:pStyle w:val="Heading1"/>
       </w:pPr>
       <w:r>
+        <w:t xml:space="preserve">Results</w:t>
+      </w:r>
+    </w:p>
+    <w:bookmarkEnd w:id="28"/>
+    <w:bookmarkStart w:id="29" w:name="discussion"/>
+    <w:p>
+      <w:pPr>
+        <w:pStyle w:val="Heading1"/>
+      </w:pPr>
+      <w:r>
+        <w:t xml:space="preserve">Discussion</w:t>
+      </w:r>
+    </w:p>
+    <w:p>
+      <w:pPr>
+        <w:pStyle w:val="FirstParagraph"/>
+      </w:pPr>
+      <w:r>
+        <w:t xml:space="preserve">Smoothing asymmetry =&gt; echo to birds</w:t>
+      </w:r>
+      <w:r>
+        <w:t xml:space="preserve"> </w:t>
+      </w:r>
+      <w:r>
+        <w:t xml:space="preserve">[27]</w:t>
+      </w:r>
+      <w:r>
+        <w:t xml:space="preserve">, flying behaviour relaxing constraints applied to land mammals ?</w:t>
+      </w:r>
+    </w:p>
+    <w:p>
+      <w:pPr>
+        <w:pStyle w:val="BodyText"/>
+      </w:pPr>
+      <w:r>
+        <w:t xml:space="preserve">Species pool proved relevant in the case of the interchange along the Wallacea</w:t>
+      </w:r>
+      <w:r>
+        <w:t xml:space="preserve"> </w:t>
+      </w:r>
+      <w:r>
+        <w:t xml:space="preserve">[28]</w:t>
+      </w:r>
+      <w:r>
+        <w:t xml:space="preserve">. But here, we expect to find more species in South America, encompassing one of earth’s major and long-standing biodiversity hotspot – Amazonia</w:t>
+      </w:r>
+      <w:r>
+        <w:t xml:space="preserve"> </w:t>
+      </w:r>
+      <w:r>
+        <w:t xml:space="preserve">[29]</w:t>
+      </w:r>
+      <w:r>
+        <w:t xml:space="preserve"> </w:t>
+      </w:r>
+      <w:r>
+        <w:t xml:space="preserve">– than in North America.</w:t>
+      </w:r>
+    </w:p>
+    <w:bookmarkEnd w:id="29"/>
+    <w:bookmarkStart w:id="86" w:name="references"/>
+    <w:p>
+      <w:pPr>
+        <w:pStyle w:val="Heading1"/>
+      </w:pPr>
+      <w:r>
         <w:t xml:space="preserve">References</w:t>
       </w:r>
     </w:p>
-    <w:bookmarkStart w:id="67" w:name="refs"/>
-    <w:bookmarkStart w:id="29" w:name="ref-couvreur2011"/>
+    <w:bookmarkStart w:id="85" w:name="refs"/>
+    <w:bookmarkStart w:id="31" w:name="ref-couvreur2011"/>
     <w:p>
       <w:pPr>
         <w:pStyle w:val="Bibliography"/>
@@ -770,7 +795,7 @@
       <w:r>
         <w:t xml:space="preserve">, 664–680. (doi:</w:t>
       </w:r>
-      <w:hyperlink r:id="rId28">
+      <w:hyperlink r:id="rId30">
         <w:r>
           <w:rPr>
             <w:rStyle w:val="Hyperlink"/>
@@ -782,8 +807,8 @@
         <w:t xml:space="preserve">)</w:t>
       </w:r>
     </w:p>
-    <w:bookmarkEnd w:id="29"/>
-    <w:bookmarkStart w:id="31" w:name="ref-marshall1982"/>
+    <w:bookmarkEnd w:id="31"/>
+    <w:bookmarkStart w:id="33" w:name="ref-marshall1982"/>
     <w:p>
       <w:pPr>
         <w:pStyle w:val="Bibliography"/>
@@ -803,7 +828,7 @@
       <w:r>
         <w:t xml:space="preserve"> </w:t>
       </w:r>
-      <w:hyperlink r:id="rId30">
+      <w:hyperlink r:id="rId32">
         <w:r>
           <w:rPr>
             <w:rStyle w:val="Hyperlink"/>
@@ -838,8 +863,8 @@
         <w:t xml:space="preserve">, 1351–1357.</w:t>
       </w:r>
     </w:p>
-    <w:bookmarkEnd w:id="31"/>
-    <w:bookmarkStart w:id="33" w:name="ref-montes2015"/>
+    <w:bookmarkEnd w:id="33"/>
+    <w:bookmarkStart w:id="35" w:name="ref-montes2015"/>
     <w:p>
       <w:pPr>
         <w:pStyle w:val="Bibliography"/>
@@ -892,7 +917,7 @@
       <w:r>
         <w:t xml:space="preserve">, 226–229. (doi:</w:t>
       </w:r>
-      <w:hyperlink r:id="rId32">
+      <w:hyperlink r:id="rId34">
         <w:r>
           <w:rPr>
             <w:rStyle w:val="Hyperlink"/>
@@ -904,8 +929,8 @@
         <w:t xml:space="preserve">)</w:t>
       </w:r>
     </w:p>
-    <w:bookmarkEnd w:id="33"/>
-    <w:bookmarkStart w:id="35" w:name="ref-verzi2008"/>
+    <w:bookmarkEnd w:id="35"/>
+    <w:bookmarkStart w:id="37" w:name="ref-jaramillo2018"/>
     <w:p>
       <w:pPr>
         <w:pStyle w:val="Bibliography"/>
@@ -920,7 +945,43 @@
         <w:t xml:space="preserve">	</w:t>
       </w:r>
       <w:r>
-        <w:t xml:space="preserve">Verzi DH, Montalvo CI, Deschamps CM. 2008 Biostratigraphy and biochronology of the late miocene of central argentina: Evidence from rodents and taphonomy.</w:t>
+        <w:t xml:space="preserve">Jaramillo CA. 2018</w:t>
+      </w:r>
+      <w:r>
+        <w:t xml:space="preserve"> </w:t>
+      </w:r>
+      <w:hyperlink r:id="rId36">
+        <w:r>
+          <w:rPr>
+            <w:rStyle w:val="Hyperlink"/>
+          </w:rPr>
+          <w:t xml:space="preserve">Evolution of the isthmus of panama: Biological, paleoceanographic and paleoclimatological implications</w:t>
+        </w:r>
+      </w:hyperlink>
+      <w:r>
+        <w:t xml:space="preserve">. John Wiley &amp; Sons.</w:t>
+      </w:r>
+      <w:r>
+        <w:t xml:space="preserve"> </w:t>
+      </w:r>
+    </w:p>
+    <w:bookmarkEnd w:id="37"/>
+    <w:bookmarkStart w:id="39" w:name="ref-odea2016"/>
+    <w:p>
+      <w:pPr>
+        <w:pStyle w:val="Bibliography"/>
+      </w:pPr>
+      <w:r>
+        <w:t xml:space="preserve">5.</w:t>
+      </w:r>
+      <w:r>
+        <w:t xml:space="preserve"> </w:t>
+      </w:r>
+      <w:r>
+        <w:t xml:space="preserve">	</w:t>
+      </w:r>
+      <w:r>
+        <w:t xml:space="preserve">O’Dea A</w:t>
       </w:r>
       <w:r>
         <w:t xml:space="preserve"> </w:t>
@@ -930,7 +991,20 @@
           <w:i/>
           <w:iCs/>
         </w:rPr>
-        <w:t xml:space="preserve">Geobios</w:t>
+        <w:t xml:space="preserve">et al.</w:t>
+      </w:r>
+      <w:r>
+        <w:t xml:space="preserve"> 2016 Formation of the isthmus of panama.</w:t>
+      </w:r>
+      <w:r>
+        <w:t xml:space="preserve"> </w:t>
+      </w:r>
+      <w:r>
+        <w:rPr>
+          <w:i/>
+          <w:iCs/>
+        </w:rPr>
+        <w:t xml:space="preserve">Science Advances</w:t>
       </w:r>
       <w:r>
         <w:t xml:space="preserve"> </w:t>
@@ -940,12 +1014,65 @@
           <w:b/>
           <w:bCs/>
         </w:rPr>
+        <w:t xml:space="preserve">2</w:t>
+      </w:r>
+      <w:r>
+        <w:t xml:space="preserve">, e1600883. (doi:</w:t>
+      </w:r>
+      <w:hyperlink r:id="rId38">
+        <w:r>
+          <w:rPr>
+            <w:rStyle w:val="Hyperlink"/>
+          </w:rPr>
+          <w:t xml:space="preserve">10.1126/sciadv.1600883</w:t>
+        </w:r>
+      </w:hyperlink>
+      <w:r>
+        <w:t xml:space="preserve">)</w:t>
+      </w:r>
+    </w:p>
+    <w:bookmarkEnd w:id="39"/>
+    <w:bookmarkStart w:id="41" w:name="ref-verzi2008"/>
+    <w:p>
+      <w:pPr>
+        <w:pStyle w:val="Bibliography"/>
+      </w:pPr>
+      <w:r>
+        <w:t xml:space="preserve">6.</w:t>
+      </w:r>
+      <w:r>
+        <w:t xml:space="preserve"> </w:t>
+      </w:r>
+      <w:r>
+        <w:t xml:space="preserve">	</w:t>
+      </w:r>
+      <w:r>
+        <w:t xml:space="preserve">Verzi DH, Montalvo CI, Deschamps CM. 2008 Biostratigraphy and biochronology of the late miocene of central argentina: Evidence from rodents and taphonomy.</w:t>
+      </w:r>
+      <w:r>
+        <w:t xml:space="preserve"> </w:t>
+      </w:r>
+      <w:r>
+        <w:rPr>
+          <w:i/>
+          <w:iCs/>
+        </w:rPr>
+        <w:t xml:space="preserve">Geobios</w:t>
+      </w:r>
+      <w:r>
+        <w:t xml:space="preserve"> </w:t>
+      </w:r>
+      <w:r>
+        <w:rPr>
+          <w:b/>
+          <w:bCs/>
+        </w:rPr>
         <w:t xml:space="preserve">41</w:t>
       </w:r>
       <w:r>
         <w:t xml:space="preserve">, 145–155. (doi:</w:t>
       </w:r>
-      <w:hyperlink r:id="rId34">
+      <w:hyperlink r:id="rId40">
         <w:r>
           <w:rPr>
             <w:rStyle w:val="Hyperlink"/>
@@ -957,14 +1084,14 @@
         <w:t xml:space="preserve">)</w:t>
       </w:r>
     </w:p>
-    <w:bookmarkEnd w:id="35"/>
-    <w:bookmarkStart w:id="37" w:name="ref-bacon2015"/>
+    <w:bookmarkEnd w:id="41"/>
+    <w:bookmarkStart w:id="43" w:name="ref-bacon2015"/>
     <w:p>
       <w:pPr>
         <w:pStyle w:val="Bibliography"/>
       </w:pPr>
       <w:r>
-        <w:t xml:space="preserve">5.</w:t>
+        <w:t xml:space="preserve">7.</w:t>
       </w:r>
       <w:r>
         <w:t xml:space="preserve"> </w:t>
@@ -998,7 +1125,7 @@
       <w:r>
         <w:t xml:space="preserve">, 6110–6115. (doi:</w:t>
       </w:r>
-      <w:hyperlink r:id="rId36">
+      <w:hyperlink r:id="rId42">
         <w:r>
           <w:rPr>
             <w:rStyle w:val="Hyperlink"/>
@@ -1010,14 +1137,14 @@
         <w:t xml:space="preserve">)</w:t>
       </w:r>
     </w:p>
-    <w:bookmarkEnd w:id="37"/>
-    <w:bookmarkStart w:id="39" w:name="ref-bacon2016"/>
+    <w:bookmarkEnd w:id="43"/>
+    <w:bookmarkStart w:id="45" w:name="ref-bacon2016"/>
     <w:p>
       <w:pPr>
         <w:pStyle w:val="Bibliography"/>
       </w:pPr>
       <w:r>
-        <w:t xml:space="preserve">6.</w:t>
+        <w:t xml:space="preserve">8.</w:t>
       </w:r>
       <w:r>
         <w:t xml:space="preserve"> </w:t>
@@ -1051,7 +1178,7 @@
       <w:r>
         <w:t xml:space="preserve">, 375–378. (doi:</w:t>
       </w:r>
-      <w:hyperlink r:id="rId38">
+      <w:hyperlink r:id="rId44">
         <w:r>
           <w:rPr>
             <w:rStyle w:val="Hyperlink"/>
@@ -1063,14 +1190,14 @@
         <w:t xml:space="preserve">)</w:t>
       </w:r>
     </w:p>
-    <w:bookmarkEnd w:id="39"/>
-    <w:bookmarkStart w:id="41" w:name="ref-webb1976"/>
+    <w:bookmarkEnd w:id="45"/>
+    <w:bookmarkStart w:id="47" w:name="ref-webb1976"/>
     <w:p>
       <w:pPr>
         <w:pStyle w:val="Bibliography"/>
       </w:pPr>
       <w:r>
-        <w:t xml:space="preserve">7.</w:t>
+        <w:t xml:space="preserve">9.</w:t>
       </w:r>
       <w:r>
         <w:t xml:space="preserve"> </w:t>
@@ -1084,7 +1211,7 @@
       <w:r>
         <w:t xml:space="preserve"> </w:t>
       </w:r>
-      <w:hyperlink r:id="rId40">
+      <w:hyperlink r:id="rId46">
         <w:r>
           <w:rPr>
             <w:rStyle w:val="Hyperlink"/>
@@ -1119,14 +1246,14 @@
         <w:t xml:space="preserve">, 220–234.</w:t>
       </w:r>
     </w:p>
-    <w:bookmarkEnd w:id="41"/>
-    <w:bookmarkStart w:id="43" w:name="ref-marshall1988"/>
+    <w:bookmarkEnd w:id="47"/>
+    <w:bookmarkStart w:id="49" w:name="ref-marshall1988"/>
     <w:p>
       <w:pPr>
         <w:pStyle w:val="Bibliography"/>
       </w:pPr>
       <w:r>
-        <w:t xml:space="preserve">8.</w:t>
+        <w:t xml:space="preserve">10.</w:t>
       </w:r>
       <w:r>
         <w:t xml:space="preserve"> </w:t>
@@ -1140,7 +1267,7 @@
       <w:r>
         <w:t xml:space="preserve"> </w:t>
       </w:r>
-      <w:hyperlink r:id="rId42">
+      <w:hyperlink r:id="rId48">
         <w:r>
           <w:rPr>
             <w:rStyle w:val="Hyperlink"/>
@@ -1175,14 +1302,14 @@
         <w:t xml:space="preserve">, 380–388.</w:t>
       </w:r>
     </w:p>
-    <w:bookmarkEnd w:id="43"/>
-    <w:bookmarkStart w:id="45" w:name="ref-croft2020"/>
+    <w:bookmarkEnd w:id="49"/>
+    <w:bookmarkStart w:id="51" w:name="ref-carrillo2020"/>
     <w:p>
       <w:pPr>
         <w:pStyle w:val="Bibliography"/>
       </w:pPr>
       <w:r>
-        <w:t xml:space="preserve">9.</w:t>
+        <w:t xml:space="preserve">11.</w:t>
       </w:r>
       <w:r>
         <w:t xml:space="preserve"> </w:t>
@@ -1191,7 +1318,7 @@
         <w:t xml:space="preserve">	</w:t>
       </w:r>
       <w:r>
-        <w:t xml:space="preserve">Croft DA, Gelfo JN, López GM. 2020 Splendid innovation: The extinct south american native ungulates.</w:t>
+        <w:t xml:space="preserve">Carrillo JD, Faurby S, Silvestro D, Zizka A, Jaramillo C, Bacon CD, Antonelli A. 2020 Disproportionate extinction of south american mammals drove the asymmetry of the great american biotic interchange.</w:t>
       </w:r>
       <w:r>
         <w:t xml:space="preserve"> </w:t>
@@ -1201,7 +1328,7 @@
           <w:i/>
           <w:iCs/>
         </w:rPr>
-        <w:t xml:space="preserve">Annual Review of Earth and Planetary Sciences</w:t>
+        <w:t xml:space="preserve">Proceedings of the National Academy of Sciences</w:t>
       </w:r>
       <w:r>
         <w:t xml:space="preserve"> </w:t>
@@ -1211,12 +1338,513 @@
           <w:b/>
           <w:bCs/>
         </w:rPr>
+        <w:t xml:space="preserve">117</w:t>
+      </w:r>
+      <w:r>
+        <w:t xml:space="preserve">, 26281–26287. (doi:</w:t>
+      </w:r>
+      <w:hyperlink r:id="rId50">
+        <w:r>
+          <w:rPr>
+            <w:rStyle w:val="Hyperlink"/>
+          </w:rPr>
+          <w:t xml:space="preserve">10.1073/pnas.2009397117</w:t>
+        </w:r>
+      </w:hyperlink>
+      <w:r>
+        <w:t xml:space="preserve">)</w:t>
+      </w:r>
+    </w:p>
+    <w:bookmarkEnd w:id="51"/>
+    <w:bookmarkStart w:id="52" w:name="ref-macarthur1967"/>
+    <w:p>
+      <w:pPr>
+        <w:pStyle w:val="Bibliography"/>
+      </w:pPr>
+      <w:r>
+        <w:t xml:space="preserve">12.</w:t>
+      </w:r>
+      <w:r>
+        <w:t xml:space="preserve"> </w:t>
+      </w:r>
+      <w:r>
+        <w:t xml:space="preserve">	</w:t>
+      </w:r>
+      <w:r>
+        <w:t xml:space="preserve">MacArthur RH, Wilson EO. 1967</w:t>
+      </w:r>
+      <w:r>
+        <w:t xml:space="preserve"> </w:t>
+      </w:r>
+      <w:r>
+        <w:rPr>
+          <w:i/>
+          <w:iCs/>
+        </w:rPr>
+        <w:t xml:space="preserve">The theory of island biogeography</w:t>
+      </w:r>
+      <w:r>
+        <w:t xml:space="preserve">. Princeton University Press. Princeton, New Jersey.</w:t>
+      </w:r>
+      <w:r>
+        <w:t xml:space="preserve"> </w:t>
+      </w:r>
+    </w:p>
+    <w:bookmarkEnd w:id="52"/>
+    <w:bookmarkStart w:id="53" w:name="ref-simpson1980"/>
+    <w:p>
+      <w:pPr>
+        <w:pStyle w:val="Bibliography"/>
+      </w:pPr>
+      <w:r>
+        <w:t xml:space="preserve">13.</w:t>
+      </w:r>
+      <w:r>
+        <w:t xml:space="preserve"> </w:t>
+      </w:r>
+      <w:r>
+        <w:t xml:space="preserve">	</w:t>
+      </w:r>
+      <w:r>
+        <w:t xml:space="preserve">Simpson GG. 1980</w:t>
+      </w:r>
+      <w:r>
+        <w:t xml:space="preserve"> </w:t>
+      </w:r>
+      <w:r>
+        <w:rPr>
+          <w:i/>
+          <w:iCs/>
+        </w:rPr>
+        <w:t xml:space="preserve">Splendid isolation : The curious history of south american mammals</w:t>
+      </w:r>
+      <w:r>
+        <w:t xml:space="preserve">. Yale University Press, New Haven.</w:t>
+      </w:r>
+      <w:r>
+        <w:t xml:space="preserve"> </w:t>
+      </w:r>
+    </w:p>
+    <w:bookmarkEnd w:id="53"/>
+    <w:bookmarkStart w:id="55" w:name="ref-domingo2020"/>
+    <w:p>
+      <w:pPr>
+        <w:pStyle w:val="Bibliography"/>
+      </w:pPr>
+      <w:r>
+        <w:t xml:space="preserve">14.</w:t>
+      </w:r>
+      <w:r>
+        <w:t xml:space="preserve"> </w:t>
+      </w:r>
+      <w:r>
+        <w:t xml:space="preserve">	</w:t>
+      </w:r>
+      <w:r>
+        <w:t xml:space="preserve">Domingo L, Tomassini RL, Montalvo CI, Sanz-Pérez D, Alberdi MT. 2020 The Great American Biotic Interchange revisited: a new perspective from the stable isotope record of Argentine Pampas fossil mammals.</w:t>
+      </w:r>
+      <w:r>
+        <w:t xml:space="preserve"> </w:t>
+      </w:r>
+      <w:r>
+        <w:rPr>
+          <w:i/>
+          <w:iCs/>
+        </w:rPr>
+        <w:t xml:space="preserve">Scientific Reports</w:t>
+      </w:r>
+      <w:r>
+        <w:t xml:space="preserve"> </w:t>
+      </w:r>
+      <w:r>
+        <w:rPr>
+          <w:b/>
+          <w:bCs/>
+        </w:rPr>
+        <w:t xml:space="preserve">10</w:t>
+      </w:r>
+      <w:r>
+        <w:t xml:space="preserve">, 1608. (doi:</w:t>
+      </w:r>
+      <w:hyperlink r:id="rId54">
+        <w:r>
+          <w:rPr>
+            <w:rStyle w:val="Hyperlink"/>
+          </w:rPr>
+          <w:t xml:space="preserve">10.1038/s41598-020-58575-6</w:t>
+        </w:r>
+      </w:hyperlink>
+      <w:r>
+        <w:t xml:space="preserve">)</w:t>
+      </w:r>
+    </w:p>
+    <w:bookmarkEnd w:id="55"/>
+    <w:bookmarkStart w:id="57" w:name="ref-prevosti2013"/>
+    <w:p>
+      <w:pPr>
+        <w:pStyle w:val="Bibliography"/>
+      </w:pPr>
+      <w:r>
+        <w:t xml:space="preserve">15.</w:t>
+      </w:r>
+      <w:r>
+        <w:t xml:space="preserve"> </w:t>
+      </w:r>
+      <w:r>
+        <w:t xml:space="preserve">	</w:t>
+      </w:r>
+      <w:r>
+        <w:t xml:space="preserve">Prevosti FJ, Forasiepi A, Zimicz N. 2013 The Evolution of the Cenozoic Terrestrial Mammalian Predator Guild in South America: Competition or Replacement?</w:t>
+      </w:r>
+      <w:r>
+        <w:t xml:space="preserve"> </w:t>
+      </w:r>
+      <w:r>
+        <w:rPr>
+          <w:i/>
+          <w:iCs/>
+        </w:rPr>
+        <w:t xml:space="preserve">Journal of Mammalian Evolution</w:t>
+      </w:r>
+      <w:r>
+        <w:t xml:space="preserve"> </w:t>
+      </w:r>
+      <w:r>
+        <w:rPr>
+          <w:b/>
+          <w:bCs/>
+        </w:rPr>
+        <w:t xml:space="preserve">20</w:t>
+      </w:r>
+      <w:r>
+        <w:t xml:space="preserve">, 3–21. (doi:</w:t>
+      </w:r>
+      <w:hyperlink r:id="rId56">
+        <w:r>
+          <w:rPr>
+            <w:rStyle w:val="Hyperlink"/>
+          </w:rPr>
+          <w:t xml:space="preserve">10.1007/s10914-011-9175-9</w:t>
+        </w:r>
+      </w:hyperlink>
+      <w:r>
+        <w:t xml:space="preserve">)</w:t>
+      </w:r>
+    </w:p>
+    <w:bookmarkEnd w:id="57"/>
+    <w:bookmarkStart w:id="59" w:name="ref-tarquini2022"/>
+    <w:p>
+      <w:pPr>
+        <w:pStyle w:val="Bibliography"/>
+      </w:pPr>
+      <w:r>
+        <w:t xml:space="preserve">16.</w:t>
+      </w:r>
+      <w:r>
+        <w:t xml:space="preserve"> </w:t>
+      </w:r>
+      <w:r>
+        <w:t xml:space="preserve">	</w:t>
+      </w:r>
+      <w:r>
+        <w:t xml:space="preserve">Tarquini SD, Ladevèze S, Prevosti FJ. 2022 The multicausal twilight of South American native mammalian predators (Metatheria, Sparassodonta).</w:t>
+      </w:r>
+      <w:r>
+        <w:t xml:space="preserve"> </w:t>
+      </w:r>
+      <w:r>
+        <w:rPr>
+          <w:i/>
+          <w:iCs/>
+        </w:rPr>
+        <w:t xml:space="preserve">Scientific Reports</w:t>
+      </w:r>
+      <w:r>
+        <w:t xml:space="preserve"> </w:t>
+      </w:r>
+      <w:r>
+        <w:rPr>
+          <w:b/>
+          <w:bCs/>
+        </w:rPr>
+        <w:t xml:space="preserve">12</w:t>
+      </w:r>
+      <w:r>
+        <w:t xml:space="preserve">, 1224. (doi:</w:t>
+      </w:r>
+      <w:hyperlink r:id="rId58">
+        <w:r>
+          <w:rPr>
+            <w:rStyle w:val="Hyperlink"/>
+          </w:rPr>
+          <w:t xml:space="preserve">10.1038/s41598-022-05266-z</w:t>
+        </w:r>
+      </w:hyperlink>
+      <w:r>
+        <w:t xml:space="preserve">)</w:t>
+      </w:r>
+    </w:p>
+    <w:bookmarkEnd w:id="59"/>
+    <w:bookmarkStart w:id="61" w:name="ref-marsà2025"/>
+    <w:p>
+      <w:pPr>
+        <w:pStyle w:val="Bibliography"/>
+      </w:pPr>
+      <w:r>
+        <w:t xml:space="preserve">17.</w:t>
+      </w:r>
+      <w:r>
+        <w:t xml:space="preserve"> </w:t>
+      </w:r>
+      <w:r>
+        <w:t xml:space="preserve">	</w:t>
+      </w:r>
+      <w:r>
+        <w:t xml:space="preserve">Marsà JAG, Agnolín FL, Angst D, Buffetaut E. 2025 Paleohistological Analysis of</w:t>
+      </w:r>
+      <w:r>
+        <w:t xml:space="preserve"> </w:t>
+      </w:r>
+      <w:r>
+        <w:t xml:space="preserve">“</w:t>
+      </w:r>
+      <w:r>
+        <w:t xml:space="preserve">Terror Birds</w:t>
+      </w:r>
+      <w:r>
+        <w:t xml:space="preserve">”</w:t>
+      </w:r>
+      <w:r>
+        <w:t xml:space="preserve"> </w:t>
+      </w:r>
+      <w:r>
+        <w:t xml:space="preserve">(Phorusrhacidae, Brontornithidae): Paleobiological Inferences.</w:t>
+      </w:r>
+      <w:r>
+        <w:t xml:space="preserve"> </w:t>
+      </w:r>
+      <w:r>
+        <w:rPr>
+          <w:i/>
+          <w:iCs/>
+        </w:rPr>
+        <w:t xml:space="preserve">Diversity</w:t>
+      </w:r>
+      <w:r>
+        <w:t xml:space="preserve"> </w:t>
+      </w:r>
+      <w:r>
+        <w:rPr>
+          <w:b/>
+          <w:bCs/>
+        </w:rPr>
+        <w:t xml:space="preserve">17</w:t>
+      </w:r>
+      <w:r>
+        <w:t xml:space="preserve">, 153. (doi:</w:t>
+      </w:r>
+      <w:hyperlink r:id="rId60">
+        <w:r>
+          <w:rPr>
+            <w:rStyle w:val="Hyperlink"/>
+          </w:rPr>
+          <w:t xml:space="preserve">10.3390/d17030153</w:t>
+        </w:r>
+      </w:hyperlink>
+      <w:r>
+        <w:t xml:space="preserve">)</w:t>
+      </w:r>
+    </w:p>
+    <w:bookmarkEnd w:id="61"/>
+    <w:bookmarkStart w:id="62" w:name="ref-marshall1990"/>
+    <w:p>
+      <w:pPr>
+        <w:pStyle w:val="Bibliography"/>
+      </w:pPr>
+      <w:r>
+        <w:t xml:space="preserve">18.</w:t>
+      </w:r>
+      <w:r>
+        <w:t xml:space="preserve"> </w:t>
+      </w:r>
+      <w:r>
+        <w:t xml:space="preserve">	</w:t>
+      </w:r>
+      <w:r>
+        <w:t xml:space="preserve">Marshall LG, Cifelli RL. 1990 Analysis of changing diversity patterns in cenozoic land mammal age faunas, south america.</w:t>
+      </w:r>
+      <w:r>
+        <w:t xml:space="preserve"> </w:t>
+      </w:r>
+      <w:r>
+        <w:rPr>
+          <w:i/>
+          <w:iCs/>
+        </w:rPr>
+        <w:t xml:space="preserve">Palaeovertebrata</w:t>
+      </w:r>
+      <w:r>
+        <w:t xml:space="preserve"> </w:t>
+      </w:r>
+      <w:r>
+        <w:rPr>
+          <w:b/>
+          <w:bCs/>
+        </w:rPr>
+        <w:t xml:space="preserve">19</w:t>
+      </w:r>
+      <w:r>
+        <w:t xml:space="preserve">, 169–210.</w:t>
+      </w:r>
+    </w:p>
+    <w:bookmarkEnd w:id="62"/>
+    <w:bookmarkStart w:id="64" w:name="ref-faurby2016"/>
+    <w:p>
+      <w:pPr>
+        <w:pStyle w:val="Bibliography"/>
+      </w:pPr>
+      <w:r>
+        <w:t xml:space="preserve">19.</w:t>
+      </w:r>
+      <w:r>
+        <w:t xml:space="preserve"> </w:t>
+      </w:r>
+      <w:r>
+        <w:t xml:space="preserve">	</w:t>
+      </w:r>
+      <w:r>
+        <w:t xml:space="preserve">Faurby S, Svenning J-C. 2016 The asymmetry in the Great American Biotic Interchange in mammals is consistent with differential susceptibility to mammalian predation.</w:t>
+      </w:r>
+      <w:r>
+        <w:t xml:space="preserve"> </w:t>
+      </w:r>
+      <w:r>
+        <w:rPr>
+          <w:i/>
+          <w:iCs/>
+        </w:rPr>
+        <w:t xml:space="preserve">Global Ecology and Biogeography</w:t>
+      </w:r>
+      <w:r>
+        <w:t xml:space="preserve"> </w:t>
+      </w:r>
+      <w:r>
+        <w:rPr>
+          <w:b/>
+          <w:bCs/>
+        </w:rPr>
+        <w:t xml:space="preserve">25</w:t>
+      </w:r>
+      <w:r>
+        <w:t xml:space="preserve">, 1443–1453. (doi:</w:t>
+      </w:r>
+      <w:hyperlink r:id="rId63">
+        <w:r>
+          <w:rPr>
+            <w:rStyle w:val="Hyperlink"/>
+          </w:rPr>
+          <w:t xml:space="preserve">10.1111/geb.12504</w:t>
+        </w:r>
+      </w:hyperlink>
+      <w:r>
+        <w:t xml:space="preserve">)</w:t>
+      </w:r>
+    </w:p>
+    <w:bookmarkEnd w:id="64"/>
+    <w:bookmarkStart w:id="66" w:name="ref-webb1991"/>
+    <w:p>
+      <w:pPr>
+        <w:pStyle w:val="Bibliography"/>
+      </w:pPr>
+      <w:r>
+        <w:t xml:space="preserve">20.</w:t>
+      </w:r>
+      <w:r>
+        <w:t xml:space="preserve"> </w:t>
+      </w:r>
+      <w:r>
+        <w:t xml:space="preserve">	</w:t>
+      </w:r>
+      <w:r>
+        <w:t xml:space="preserve">Webb SD. 1991 Ecogeography and the Great American Interchange.</w:t>
+      </w:r>
+      <w:r>
+        <w:t xml:space="preserve"> </w:t>
+      </w:r>
+      <w:r>
+        <w:rPr>
+          <w:i/>
+          <w:iCs/>
+        </w:rPr>
+        <w:t xml:space="preserve">Paleobiology</w:t>
+      </w:r>
+      <w:r>
+        <w:t xml:space="preserve"> </w:t>
+      </w:r>
+      <w:r>
+        <w:rPr>
+          <w:b/>
+          <w:bCs/>
+        </w:rPr>
+        <w:t xml:space="preserve">17</w:t>
+      </w:r>
+      <w:r>
+        <w:t xml:space="preserve">, 266–280. (doi:</w:t>
+      </w:r>
+      <w:hyperlink r:id="rId65">
+        <w:r>
+          <w:rPr>
+            <w:rStyle w:val="Hyperlink"/>
+          </w:rPr>
+          <w:t xml:space="preserve">10.1017/S0094837300010605</w:t>
+        </w:r>
+      </w:hyperlink>
+      <w:r>
+        <w:t xml:space="preserve">)</w:t>
+      </w:r>
+    </w:p>
+    <w:bookmarkEnd w:id="66"/>
+    <w:bookmarkStart w:id="68" w:name="ref-croft2020"/>
+    <w:p>
+      <w:pPr>
+        <w:pStyle w:val="Bibliography"/>
+      </w:pPr>
+      <w:r>
+        <w:t xml:space="preserve">21.</w:t>
+      </w:r>
+      <w:r>
+        <w:t xml:space="preserve"> </w:t>
+      </w:r>
+      <w:r>
+        <w:t xml:space="preserve">	</w:t>
+      </w:r>
+      <w:r>
+        <w:t xml:space="preserve">Croft DA, Gelfo JN, López GM. 2020 Splendid innovation: The extinct south american native ungulates.</w:t>
+      </w:r>
+      <w:r>
+        <w:t xml:space="preserve"> </w:t>
+      </w:r>
+      <w:r>
+        <w:rPr>
+          <w:i/>
+          <w:iCs/>
+        </w:rPr>
+        <w:t xml:space="preserve">Annual Review of Earth and Planetary Sciences</w:t>
+      </w:r>
+      <w:r>
+        <w:t xml:space="preserve"> </w:t>
+      </w:r>
+      <w:r>
+        <w:rPr>
+          <w:b/>
+          <w:bCs/>
+        </w:rPr>
         <w:t xml:space="preserve">48</w:t>
       </w:r>
       <w:r>
         <w:t xml:space="preserve">, 259–290. (doi:</w:t>
       </w:r>
-      <w:hyperlink r:id="rId44">
+      <w:hyperlink r:id="rId67">
         <w:r>
           <w:rPr>
             <w:rStyle w:val="Hyperlink"/>
@@ -1228,14 +1856,14 @@
         <w:t xml:space="preserve">)</w:t>
       </w:r>
     </w:p>
-    <w:bookmarkEnd w:id="45"/>
-    <w:bookmarkStart w:id="47" w:name="ref-pino2022"/>
+    <w:bookmarkEnd w:id="68"/>
+    <w:bookmarkStart w:id="70" w:name="ref-pino2022"/>
     <w:p>
       <w:pPr>
         <w:pStyle w:val="Bibliography"/>
       </w:pPr>
       <w:r>
-        <w:t xml:space="preserve">10.</w:t>
+        <w:t xml:space="preserve">22.</w:t>
       </w:r>
       <w:r>
         <w:t xml:space="preserve"> </w:t>
@@ -1269,7 +1897,7 @@
       <w:r>
         <w:t xml:space="preserve">, 103758. (doi:</w:t>
       </w:r>
-      <w:hyperlink r:id="rId46">
+      <w:hyperlink r:id="rId69">
         <w:r>
           <w:rPr>
             <w:rStyle w:val="Hyperlink"/>
@@ -1281,14 +1909,14 @@
         <w:t xml:space="preserve">)</w:t>
       </w:r>
     </w:p>
-    <w:bookmarkEnd w:id="47"/>
-    <w:bookmarkStart w:id="49" w:name="ref-tarquini2022"/>
+    <w:bookmarkEnd w:id="70"/>
+    <w:bookmarkStart w:id="72" w:name="ref-holden2019"/>
     <w:p>
       <w:pPr>
         <w:pStyle w:val="Bibliography"/>
       </w:pPr>
       <w:r>
-        <w:t xml:space="preserve">11.</w:t>
+        <w:t xml:space="preserve">23.</w:t>
       </w:r>
       <w:r>
         <w:t xml:space="preserve"> </w:t>
@@ -1297,7 +1925,10 @@
         <w:t xml:space="preserve">	</w:t>
       </w:r>
       <w:r>
-        <w:t xml:space="preserve">Tarquini SD, Ladevèze S, Prevosti FJ. 2022 The multicausal twilight of South American native mammalian predators (Metatheria, Sparassodonta).</w:t>
+        <w:t xml:space="preserve">Holden PB, Edwards NR, Rangel TF, Pereira EB, Tran GT, Wilkinson RD. 2019 PALEO-PGEM v1.0: A statistical emulator of pliocene</w:t>
+      </w:r>
+      <w:r>
+        <w:t xml:space="preserve">pleistocene climate.</w:t>
       </w:r>
       <w:r>
         <w:t xml:space="preserve"> </w:t>
@@ -1307,7 +1938,7 @@
           <w:i/>
           <w:iCs/>
         </w:rPr>
-        <w:t xml:space="preserve">Scientific Reports</w:t>
+        <w:t xml:space="preserve">Geoscientific Model Development</w:t>
       </w:r>
       <w:r>
         <w:t xml:space="preserve"> </w:t>
@@ -1320,28 +1951,28 @@
         <w:t xml:space="preserve">12</w:t>
       </w:r>
       <w:r>
-        <w:t xml:space="preserve">, 1224. (doi:</w:t>
-      </w:r>
-      <w:hyperlink r:id="rId48">
+        <w:t xml:space="preserve">, 5137–5155. (doi:</w:t>
+      </w:r>
+      <w:hyperlink r:id="rId71">
         <w:r>
           <w:rPr>
             <w:rStyle w:val="Hyperlink"/>
           </w:rPr>
-          <w:t xml:space="preserve">10.1038/s41598-022-05266-z</w:t>
+          <w:t xml:space="preserve">https://doi.org/10.5194/gmd-12-5137-2019</w:t>
         </w:r>
       </w:hyperlink>
       <w:r>
         <w:t xml:space="preserve">)</w:t>
       </w:r>
     </w:p>
-    <w:bookmarkEnd w:id="49"/>
-    <w:bookmarkStart w:id="50" w:name="ref-simpson1980"/>
+    <w:bookmarkEnd w:id="72"/>
+    <w:bookmarkStart w:id="74" w:name="ref-barreto2023"/>
     <w:p>
       <w:pPr>
         <w:pStyle w:val="Bibliography"/>
       </w:pPr>
       <w:r>
-        <w:t xml:space="preserve">12.</w:t>
+        <w:t xml:space="preserve">24.</w:t>
       </w:r>
       <w:r>
         <w:t xml:space="preserve"> </w:t>
@@ -1350,7 +1981,7 @@
         <w:t xml:space="preserve">	</w:t>
       </w:r>
       <w:r>
-        <w:t xml:space="preserve">Simpson GG. 1980</w:t>
+        <w:t xml:space="preserve">Barreto E, Holden PB, Edwards NR, Rangel TF. 2023 PALEO-PGEM-Series: A spatial time series of the global climate over the last 5 million years (Plio-Pleistocene).</w:t>
       </w:r>
       <w:r>
         <w:t xml:space="preserve"> </w:t>
@@ -1360,42 +1991,7 @@
           <w:i/>
           <w:iCs/>
         </w:rPr>
-        <w:t xml:space="preserve">Splendid isolation : The curious history of south american mammals</w:t>
-      </w:r>
-      <w:r>
-        <w:t xml:space="preserve">. Yale University Press, New Haven.</w:t>
-      </w:r>
-      <w:r>
-        <w:t xml:space="preserve"> </w:t>
-      </w:r>
-    </w:p>
-    <w:bookmarkEnd w:id="50"/>
-    <w:bookmarkStart w:id="52" w:name="ref-prevosti2013"/>
-    <w:p>
-      <w:pPr>
-        <w:pStyle w:val="Bibliography"/>
-      </w:pPr>
-      <w:r>
-        <w:t xml:space="preserve">13.</w:t>
-      </w:r>
-      <w:r>
-        <w:t xml:space="preserve"> </w:t>
-      </w:r>
-      <w:r>
-        <w:t xml:space="preserve">	</w:t>
-      </w:r>
-      <w:r>
-        <w:t xml:space="preserve">Prevosti FJ, Forasiepi A, Zimicz N. 2013 The Evolution of the Cenozoic Terrestrial Mammalian Predator Guild in South America: Competition or Replacement?</w:t>
-      </w:r>
-      <w:r>
-        <w:t xml:space="preserve"> </w:t>
-      </w:r>
-      <w:r>
-        <w:rPr>
-          <w:i/>
-          <w:iCs/>
-        </w:rPr>
-        <w:t xml:space="preserve">Journal of Mammalian Evolution</w:t>
+        <w:t xml:space="preserve">Global Ecology and Biogeography</w:t>
       </w:r>
       <w:r>
         <w:t xml:space="preserve"> </w:t>
@@ -1405,31 +2001,31 @@
           <w:b/>
           <w:bCs/>
         </w:rPr>
-        <w:t xml:space="preserve">20</w:t>
-      </w:r>
-      <w:r>
-        <w:t xml:space="preserve">, 3–21. (doi:</w:t>
-      </w:r>
-      <w:hyperlink r:id="rId51">
+        <w:t xml:space="preserve">32</w:t>
+      </w:r>
+      <w:r>
+        <w:t xml:space="preserve">, 1034–1045. (doi:</w:t>
+      </w:r>
+      <w:hyperlink r:id="rId73">
         <w:r>
           <w:rPr>
             <w:rStyle w:val="Hyperlink"/>
           </w:rPr>
-          <w:t xml:space="preserve">10.1007/s10914-011-9175-9</w:t>
+          <w:t xml:space="preserve">10.1111/geb.13683</w:t>
         </w:r>
       </w:hyperlink>
       <w:r>
         <w:t xml:space="preserve">)</w:t>
       </w:r>
     </w:p>
-    <w:bookmarkEnd w:id="52"/>
-    <w:bookmarkStart w:id="54" w:name="ref-faurby2016"/>
+    <w:bookmarkEnd w:id="74"/>
+    <w:bookmarkStart w:id="76" w:name="ref-hagen2021"/>
     <w:p>
       <w:pPr>
         <w:pStyle w:val="Bibliography"/>
       </w:pPr>
       <w:r>
-        <w:t xml:space="preserve">14.</w:t>
+        <w:t xml:space="preserve">25.</w:t>
       </w:r>
       <w:r>
         <w:t xml:space="preserve"> </w:t>
@@ -1438,7 +2034,13 @@
         <w:t xml:space="preserve">	</w:t>
       </w:r>
       <w:r>
-        <w:t xml:space="preserve">Faurby S, Svenning J-C. 2016 The asymmetry in the Great American Biotic Interchange in mammals is consistent with differential susceptibility to mammalian predation.</w:t>
+        <w:t xml:space="preserve">Hagen O, Flück B, Fopp F, Cabral JS, Hartig F, Pontarp M, Rangel TF, Pellissier L. 2021 gen3sis: A general engine for eco-evolutionary simulations of the processes that shape Earth</w:t>
+      </w:r>
+      <w:r>
+        <w:t xml:space="preserve">’</w:t>
+      </w:r>
+      <w:r>
+        <w:t xml:space="preserve">s biodiversity.</w:t>
       </w:r>
       <w:r>
         <w:t xml:space="preserve"> </w:t>
@@ -1448,7 +2050,7 @@
           <w:i/>
           <w:iCs/>
         </w:rPr>
-        <w:t xml:space="preserve">Global Ecology and Biogeography</w:t>
+        <w:t xml:space="preserve">PLOS Biology</w:t>
       </w:r>
       <w:r>
         <w:t xml:space="preserve"> </w:t>
@@ -1458,31 +2060,31 @@
           <w:b/>
           <w:bCs/>
         </w:rPr>
-        <w:t xml:space="preserve">25</w:t>
-      </w:r>
-      <w:r>
-        <w:t xml:space="preserve">, 1443–1453. (doi:</w:t>
-      </w:r>
-      <w:hyperlink r:id="rId53">
+        <w:t xml:space="preserve">19</w:t>
+      </w:r>
+      <w:r>
+        <w:t xml:space="preserve">, e3001340. (doi:</w:t>
+      </w:r>
+      <w:hyperlink r:id="rId75">
         <w:r>
           <w:rPr>
             <w:rStyle w:val="Hyperlink"/>
           </w:rPr>
-          <w:t xml:space="preserve">10.1111/geb.12504</w:t>
+          <w:t xml:space="preserve">10.1371/journal.pbio.3001340</w:t>
         </w:r>
       </w:hyperlink>
       <w:r>
         <w:t xml:space="preserve">)</w:t>
       </w:r>
     </w:p>
-    <w:bookmarkEnd w:id="54"/>
-    <w:bookmarkStart w:id="56" w:name="ref-skeels2023"/>
+    <w:bookmarkEnd w:id="76"/>
+    <w:bookmarkStart w:id="78" w:name="ref-obrien2023"/>
     <w:p>
       <w:pPr>
         <w:pStyle w:val="Bibliography"/>
       </w:pPr>
       <w:r>
-        <w:t xml:space="preserve">15.</w:t>
+        <w:t xml:space="preserve">26.</w:t>
       </w:r>
       <w:r>
         <w:t xml:space="preserve"> </w:t>
@@ -1491,7 +2093,7 @@
         <w:t xml:space="preserve">	</w:t>
       </w:r>
       <w:r>
-        <w:t xml:space="preserve">Skeels A, Bach W, Hagen O, Jetz W, Pellissier L. 2023 Temperature-dependent evolutionary speed shapes the evolution of biodiversity patterns across tetrapod radiations.</w:t>
+        <w:t xml:space="preserve">O’Brien L. 2023</w:t>
       </w:r>
       <w:r>
         <w:t xml:space="preserve"> </w:t>
@@ -1501,7 +2103,53 @@
           <w:i/>
           <w:iCs/>
         </w:rPr>
-        <w:t xml:space="preserve">Systematic Biology</w:t>
+        <w:t xml:space="preserve">h3jsr: Access uber’s H3 library</w:t>
+      </w:r>
+      <w:r>
+        <w:t xml:space="preserve">. See</w:t>
+      </w:r>
+      <w:r>
+        <w:t xml:space="preserve"> </w:t>
+      </w:r>
+      <w:hyperlink r:id="rId77">
+        <w:r>
+          <w:rPr>
+            <w:rStyle w:val="Hyperlink"/>
+          </w:rPr>
+          <w:t xml:space="preserve">https://CRAN.R-project.org/package=h3jsr</w:t>
+        </w:r>
+      </w:hyperlink>
+      <w:r>
+        <w:t xml:space="preserve">.</w:t>
+      </w:r>
+    </w:p>
+    <w:bookmarkEnd w:id="78"/>
+    <w:bookmarkStart w:id="80" w:name="ref-weir2009"/>
+    <w:p>
+      <w:pPr>
+        <w:pStyle w:val="Bibliography"/>
+      </w:pPr>
+      <w:r>
+        <w:t xml:space="preserve">27.</w:t>
+      </w:r>
+      <w:r>
+        <w:t xml:space="preserve"> </w:t>
+      </w:r>
+      <w:r>
+        <w:t xml:space="preserve">	</w:t>
+      </w:r>
+      <w:r>
+        <w:t xml:space="preserve">Weir JT, Bermingham E, Schluter D. 2009 The great american biotic interchange in birds.</w:t>
+      </w:r>
+      <w:r>
+        <w:t xml:space="preserve"> </w:t>
+      </w:r>
+      <w:r>
+        <w:rPr>
+          <w:i/>
+          <w:iCs/>
+        </w:rPr>
+        <w:t xml:space="preserve">Proceedings of the National Academy of Sciences</w:t>
       </w:r>
       <w:r>
         <w:t xml:space="preserve"> </w:t>
@@ -1511,12 +2159,65 @@
           <w:b/>
           <w:bCs/>
         </w:rPr>
+        <w:t xml:space="preserve">106</w:t>
+      </w:r>
+      <w:r>
+        <w:t xml:space="preserve">, 21737–21742. (doi:</w:t>
+      </w:r>
+      <w:hyperlink r:id="rId79">
+        <w:r>
+          <w:rPr>
+            <w:rStyle w:val="Hyperlink"/>
+          </w:rPr>
+          <w:t xml:space="preserve">10.1073/pnas.0903811106</w:t>
+        </w:r>
+      </w:hyperlink>
+      <w:r>
+        <w:t xml:space="preserve">)</w:t>
+      </w:r>
+    </w:p>
+    <w:bookmarkEnd w:id="80"/>
+    <w:bookmarkStart w:id="82" w:name="ref-skeels2023"/>
+    <w:p>
+      <w:pPr>
+        <w:pStyle w:val="Bibliography"/>
+      </w:pPr>
+      <w:r>
+        <w:t xml:space="preserve">28.</w:t>
+      </w:r>
+      <w:r>
+        <w:t xml:space="preserve"> </w:t>
+      </w:r>
+      <w:r>
+        <w:t xml:space="preserve">	</w:t>
+      </w:r>
+      <w:r>
+        <w:t xml:space="preserve">Skeels A, Bach W, Hagen O, Jetz W, Pellissier L. 2023 Temperature-dependent evolutionary speed shapes the evolution of biodiversity patterns across tetrapod radiations.</w:t>
+      </w:r>
+      <w:r>
+        <w:t xml:space="preserve"> </w:t>
+      </w:r>
+      <w:r>
+        <w:rPr>
+          <w:i/>
+          <w:iCs/>
+        </w:rPr>
+        <w:t xml:space="preserve">Systematic Biology</w:t>
+      </w:r>
+      <w:r>
+        <w:t xml:space="preserve"> </w:t>
+      </w:r>
+      <w:r>
+        <w:rPr>
+          <w:b/>
+          <w:bCs/>
+        </w:rPr>
         <w:t xml:space="preserve">72</w:t>
       </w:r>
       <w:r>
         <w:t xml:space="preserve">, 341–356. (doi:</w:t>
       </w:r>
-      <w:hyperlink r:id="rId55">
+      <w:hyperlink r:id="rId81">
         <w:r>
           <w:rPr>
             <w:rStyle w:val="Hyperlink"/>
@@ -1528,14 +2229,14 @@
         <w:t xml:space="preserve">)</w:t>
       </w:r>
     </w:p>
-    <w:bookmarkEnd w:id="56"/>
-    <w:bookmarkStart w:id="58" w:name="ref-antonelli2018"/>
+    <w:bookmarkEnd w:id="82"/>
+    <w:bookmarkStart w:id="84" w:name="ref-antonelli2018"/>
     <w:p>
       <w:pPr>
         <w:pStyle w:val="Bibliography"/>
       </w:pPr>
       <w:r>
-        <w:t xml:space="preserve">16.</w:t>
+        <w:t xml:space="preserve">29.</w:t>
       </w:r>
       <w:r>
         <w:t xml:space="preserve"> </w:t>
@@ -1582,7 +2283,7 @@
       <w:r>
         <w:t xml:space="preserve">, 718–725. (doi:</w:t>
       </w:r>
-      <w:hyperlink r:id="rId57">
+      <w:hyperlink r:id="rId83">
         <w:r>
           <w:rPr>
             <w:rStyle w:val="Hyperlink"/>
@@ -1594,223 +2295,9 @@
         <w:t xml:space="preserve">)</w:t>
       </w:r>
     </w:p>
-    <w:bookmarkEnd w:id="58"/>
-    <w:bookmarkStart w:id="60" w:name="ref-holden2019"/>
-    <w:p>
-      <w:pPr>
-        <w:pStyle w:val="Bibliography"/>
-      </w:pPr>
-      <w:r>
-        <w:t xml:space="preserve">17.</w:t>
-      </w:r>
-      <w:r>
-        <w:t xml:space="preserve"> </w:t>
-      </w:r>
-      <w:r>
-        <w:t xml:space="preserve">	</w:t>
-      </w:r>
-      <w:r>
-        <w:t xml:space="preserve">Holden PB, Edwards NR, Rangel TF, Pereira EB, Tran GT, Wilkinson RD. 2019 PALEO-PGEM v1.0: A statistical emulator of pliocene</w:t>
-      </w:r>
-      <w:r>
-        <w:t xml:space="preserve">pleistocene climate.</w:t>
-      </w:r>
-      <w:r>
-        <w:t xml:space="preserve"> </w:t>
-      </w:r>
-      <w:r>
-        <w:rPr>
-          <w:i/>
-          <w:iCs/>
-        </w:rPr>
-        <w:t xml:space="preserve">Geoscientific Model Development</w:t>
-      </w:r>
-      <w:r>
-        <w:t xml:space="preserve"> </w:t>
-      </w:r>
-      <w:r>
-        <w:rPr>
-          <w:b/>
-          <w:bCs/>
-        </w:rPr>
-        <w:t xml:space="preserve">12</w:t>
-      </w:r>
-      <w:r>
-        <w:t xml:space="preserve">, 5137–5155. (doi:</w:t>
-      </w:r>
-      <w:hyperlink r:id="rId59">
-        <w:r>
-          <w:rPr>
-            <w:rStyle w:val="Hyperlink"/>
-          </w:rPr>
-          <w:t xml:space="preserve">https://doi.org/10.5194/gmd-12-5137-2019</w:t>
-        </w:r>
-      </w:hyperlink>
-      <w:r>
-        <w:t xml:space="preserve">)</w:t>
-      </w:r>
-    </w:p>
-    <w:bookmarkEnd w:id="60"/>
-    <w:bookmarkStart w:id="62" w:name="ref-barreto2023"/>
-    <w:p>
-      <w:pPr>
-        <w:pStyle w:val="Bibliography"/>
-      </w:pPr>
-      <w:r>
-        <w:t xml:space="preserve">18.</w:t>
-      </w:r>
-      <w:r>
-        <w:t xml:space="preserve"> </w:t>
-      </w:r>
-      <w:r>
-        <w:t xml:space="preserve">	</w:t>
-      </w:r>
-      <w:r>
-        <w:t xml:space="preserve">Barreto E, Holden PB, Edwards NR, Rangel TF. 2023 PALEO-PGEM-Series: A spatial time series of the global climate over the last 5 million years (Plio-Pleistocene).</w:t>
-      </w:r>
-      <w:r>
-        <w:t xml:space="preserve"> </w:t>
-      </w:r>
-      <w:r>
-        <w:rPr>
-          <w:i/>
-          <w:iCs/>
-        </w:rPr>
-        <w:t xml:space="preserve">Global Ecology and Biogeography</w:t>
-      </w:r>
-      <w:r>
-        <w:t xml:space="preserve"> </w:t>
-      </w:r>
-      <w:r>
-        <w:rPr>
-          <w:b/>
-          <w:bCs/>
-        </w:rPr>
-        <w:t xml:space="preserve">32</w:t>
-      </w:r>
-      <w:r>
-        <w:t xml:space="preserve">, 1034–1045. (doi:</w:t>
-      </w:r>
-      <w:hyperlink r:id="rId61">
-        <w:r>
-          <w:rPr>
-            <w:rStyle w:val="Hyperlink"/>
-          </w:rPr>
-          <w:t xml:space="preserve">10.1111/geb.13683</w:t>
-        </w:r>
-      </w:hyperlink>
-      <w:r>
-        <w:t xml:space="preserve">)</w:t>
-      </w:r>
-    </w:p>
-    <w:bookmarkEnd w:id="62"/>
-    <w:bookmarkStart w:id="64" w:name="ref-hagen2021"/>
-    <w:p>
-      <w:pPr>
-        <w:pStyle w:val="Bibliography"/>
-      </w:pPr>
-      <w:r>
-        <w:t xml:space="preserve">19.</w:t>
-      </w:r>
-      <w:r>
-        <w:t xml:space="preserve"> </w:t>
-      </w:r>
-      <w:r>
-        <w:t xml:space="preserve">	</w:t>
-      </w:r>
-      <w:r>
-        <w:t xml:space="preserve">Hagen O, Flück B, Fopp F, Cabral JS, Hartig F, Pontarp M, Rangel TF, Pellissier L. 2021 gen3sis: A general engine for eco-evolutionary simulations of the processes that shape Earth</w:t>
-      </w:r>
-      <w:r>
-        <w:t xml:space="preserve">’</w:t>
-      </w:r>
-      <w:r>
-        <w:t xml:space="preserve">s biodiversity.</w:t>
-      </w:r>
-      <w:r>
-        <w:t xml:space="preserve"> </w:t>
-      </w:r>
-      <w:r>
-        <w:rPr>
-          <w:i/>
-          <w:iCs/>
-        </w:rPr>
-        <w:t xml:space="preserve">PLOS Biology</w:t>
-      </w:r>
-      <w:r>
-        <w:t xml:space="preserve"> </w:t>
-      </w:r>
-      <w:r>
-        <w:rPr>
-          <w:b/>
-          <w:bCs/>
-        </w:rPr>
-        <w:t xml:space="preserve">19</w:t>
-      </w:r>
-      <w:r>
-        <w:t xml:space="preserve">, e3001340. (doi:</w:t>
-      </w:r>
-      <w:hyperlink r:id="rId63">
-        <w:r>
-          <w:rPr>
-            <w:rStyle w:val="Hyperlink"/>
-          </w:rPr>
-          <w:t xml:space="preserve">10.1371/journal.pbio.3001340</w:t>
-        </w:r>
-      </w:hyperlink>
-      <w:r>
-        <w:t xml:space="preserve">)</w:t>
-      </w:r>
-    </w:p>
-    <w:bookmarkEnd w:id="64"/>
-    <w:bookmarkStart w:id="66" w:name="ref-obrien2023"/>
-    <w:p>
-      <w:pPr>
-        <w:pStyle w:val="Bibliography"/>
-      </w:pPr>
-      <w:r>
-        <w:t xml:space="preserve">20.</w:t>
-      </w:r>
-      <w:r>
-        <w:t xml:space="preserve"> </w:t>
-      </w:r>
-      <w:r>
-        <w:t xml:space="preserve">	</w:t>
-      </w:r>
-      <w:r>
-        <w:t xml:space="preserve">O’Brien L. 2023</w:t>
-      </w:r>
-      <w:r>
-        <w:t xml:space="preserve"> </w:t>
-      </w:r>
-      <w:r>
-        <w:rPr>
-          <w:i/>
-          <w:iCs/>
-        </w:rPr>
-        <w:t xml:space="preserve">h3jsr: Access uber’s H3 library</w:t>
-      </w:r>
-      <w:r>
-        <w:t xml:space="preserve">. See</w:t>
-      </w:r>
-      <w:r>
-        <w:t xml:space="preserve"> </w:t>
-      </w:r>
-      <w:hyperlink r:id="rId65">
-        <w:r>
-          <w:rPr>
-            <w:rStyle w:val="Hyperlink"/>
-          </w:rPr>
-          <w:t xml:space="preserve">https://CRAN.R-project.org/package=h3jsr</w:t>
-        </w:r>
-      </w:hyperlink>
-      <w:r>
-        <w:t xml:space="preserve">.</w:t>
-      </w:r>
-    </w:p>
-    <w:bookmarkEnd w:id="66"/>
-    <w:bookmarkEnd w:id="67"/>
-    <w:bookmarkEnd w:id="68"/>
+    <w:bookmarkEnd w:id="84"/>
+    <w:bookmarkEnd w:id="85"/>
+    <w:bookmarkEnd w:id="86"/>
     <w:sectPr>
       <w:type w:val="nextPage"/>
       <w:pgSz w:h="15840" w:w="12240"/>

--- a/Manuscript/GABI_palaeo_constraints.docx
+++ b/Manuscript/GABI_palaeo_constraints.docx
@@ -7,7 +7,7 @@
         <w:pStyle w:val="Title"/>
       </w:pPr>
       <w:r>
-        <w:t xml:space="preserve">Palaeoclimate</w:t>
+        <w:t xml:space="preserve">Palaeoclimatic</w:t>
       </w:r>
       <w:r>
         <w:t xml:space="preserve"> </w:t>
@@ -134,7 +134,7 @@
         <w:t xml:space="preserve">² Centro de Investigación Mariña, Departamento de Ecoloxía e Bioloxía Animal, Universidade de Vigo, Campus Lagoas-Marcosende, 36310 Vigo, Spain</w:t>
       </w:r>
     </w:p>
-    <w:bookmarkStart w:id="20" w:name="potential-journals"/>
+    <w:bookmarkStart w:id="22" w:name="potential-journals"/>
     <w:p>
       <w:pPr>
         <w:pStyle w:val="Heading1"/>
@@ -143,16 +143,44 @@
         <w:t xml:space="preserve">Potential journals</w:t>
       </w:r>
     </w:p>
+    <w:bookmarkStart w:id="20" w:name="primary-aim"/>
+    <w:p>
+      <w:pPr>
+        <w:pStyle w:val="Heading2"/>
+      </w:pPr>
+      <w:r>
+        <w:t xml:space="preserve">Primary aim</w:t>
+      </w:r>
+    </w:p>
     <w:p>
       <w:pPr>
         <w:pStyle w:val="FirstParagraph"/>
       </w:pPr>
       <w:r>
-        <w:t xml:space="preserve">Biology Letters? Proceedings B? Global ecology &amp; Biogeography? Journal of Biogeography?</w:t>
+        <w:t xml:space="preserve">Biology Letters</w:t>
       </w:r>
     </w:p>
     <w:bookmarkEnd w:id="20"/>
-    <w:bookmarkStart w:id="24" w:name="introduction"/>
+    <w:bookmarkStart w:id="21" w:name="others-that-could-fit"/>
+    <w:p>
+      <w:pPr>
+        <w:pStyle w:val="Heading2"/>
+      </w:pPr>
+      <w:r>
+        <w:t xml:space="preserve">Others that could fit</w:t>
+      </w:r>
+    </w:p>
+    <w:p>
+      <w:pPr>
+        <w:pStyle w:val="FirstParagraph"/>
+      </w:pPr>
+      <w:r>
+        <w:t xml:space="preserve">Proceedings B? Global ecology &amp; Biogeography? Journal of Biogeography? Current Biology?</w:t>
+      </w:r>
+    </w:p>
+    <w:bookmarkEnd w:id="21"/>
+    <w:bookmarkEnd w:id="22"/>
+    <w:bookmarkStart w:id="26" w:name="introduction"/>
     <w:p>
       <w:pPr>
         <w:pStyle w:val="Heading1"/>
@@ -161,7 +189,7 @@
         <w:t xml:space="preserve">Introduction</w:t>
       </w:r>
     </w:p>
-    <w:bookmarkStart w:id="21" w:name="X50c1a57397fb818a9091a51e659428cf56f9471"/>
+    <w:bookmarkStart w:id="23" w:name="X50c1a57397fb818a9091a51e659428cf56f9471"/>
     <w:p>
       <w:pPr>
         <w:pStyle w:val="Heading3"/>
@@ -175,7 +203,7 @@
         <w:pStyle w:val="FirstParagraph"/>
       </w:pPr>
       <w:r>
-        <w:t xml:space="preserve">Throughout its evolutionary history, the biosphere has been repeatedly marked by the occurrence of geodispersal events, that is, dispersal of large species pools across landmasses</w:t>
+        <w:t xml:space="preserve">Throughout its evolutionary history, the biosphere has been repeatedly marked by the occurrence of geodispersal events, that is, exchanges of large species pools across landmasses</w:t>
       </w:r>
       <w:r>
         <w:t xml:space="preserve"> </w:t>
@@ -222,7 +250,10 @@
         <w:t xml:space="preserve">[3–5]</w:t>
       </w:r>
       <w:r>
-        <w:t xml:space="preserve">, the fossil record and molecular phylogenies both agree with a late Miocene (</w:t>
+        <w:t xml:space="preserve">, the fossil record and molecular phylogenies both agree with a late Miocene onset of land mammal exchange between the Americas, with most effective crossings occurring from</w:t>
+      </w:r>
+      <w:r>
+        <w:t xml:space="preserve"> </w:t>
       </w:r>
       <w:r>
         <w:rPr>
@@ -235,22 +266,6 @@
         <w:t xml:space="preserve"> </w:t>
       </w:r>
       <w:r>
-        <w:t xml:space="preserve">6 million years ago, Ma) onset of land mammal exchange between the Americas, with most effective crossings occurring from</w:t>
-      </w:r>
-      <w:r>
-        <w:t xml:space="preserve"> </w:t>
-      </w:r>
-      <w:r>
-        <w:rPr>
-          <w:i/>
-          <w:iCs/>
-        </w:rPr>
-        <w:t xml:space="preserve">c.</w:t>
-      </w:r>
-      <w:r>
-        <w:t xml:space="preserve"> </w:t>
-      </w:r>
-      <w:r>
         <w:t xml:space="preserve">3.5 Ma onwards</w:t>
       </w:r>
       <w:r>
@@ -260,7 +275,7 @@
         <w:t xml:space="preserve">[6–8]</w:t>
       </w:r>
       <w:r>
-        <w:t xml:space="preserve">. Despite its textbook nature, a puzzling feature of the GABI is that it impacted both continent’s mammalian faunas very differently. Evidence from the fossil record indicates that the early phases of the GABI were marked by reciprocal mammal exchange between the Americas, but that the Pleistocene times witnessed an increasing proportion of North American mammals establishing southwards</w:t>
+        <w:t xml:space="preserve">. Despite its textbook nature, a puzzling feature of the GABI is that it impacted both continent’s mammalian faunas very differently. In fact, evidence from the fossil record indicates that the early phases of the GABI were marked by reciprocal mammal exchanges between the Americas, but that the Pleistocene times witnessed an increasing proportion of North American mammals establishing southwards</w:t>
       </w:r>
       <w:r>
         <w:t xml:space="preserve"> </w:t>
@@ -269,7 +284,7 @@
         <w:t xml:space="preserve">[2,9]</w:t>
       </w:r>
       <w:r>
-        <w:t xml:space="preserve">. At present, only around 10% of the land mammal genera inhabiting North America have a South American ancestry, whereas it is estimated that half of living South American mammal genera descend from a North American lineage</w:t>
+        <w:t xml:space="preserve">. At present, only around 10% of the land mammal genera inhabiting North and Central America have a South American ancestry (number reduced to two single species when considering North America above Mexico), whereas it is estimated that half of living South American mammal genera descend from a North American lineage</w:t>
       </w:r>
       <w:r>
         <w:t xml:space="preserve"> </w:t>
@@ -281,8 +296,8 @@
         <w:t xml:space="preserve">. Therefore, this intercontinental faunal exchange has been highly asymmetric.</w:t>
       </w:r>
     </w:p>
-    <w:bookmarkEnd w:id="21"/>
-    <w:bookmarkStart w:id="22" w:name="X10d481dc856fbc64b472cbfe63559590448e66c"/>
+    <w:bookmarkEnd w:id="23"/>
+    <w:bookmarkStart w:id="24" w:name="X10d481dc856fbc64b472cbfe63559590448e66c"/>
     <w:p>
       <w:pPr>
         <w:pStyle w:val="Heading3"/>
@@ -335,7 +350,7 @@
         <w:t xml:space="preserve">[9,18,19]</w:t>
       </w:r>
       <w:r>
-        <w:t xml:space="preserve">. Other studies proposed the implication of abiotic factors, putting the emphasis on Pleistocene climate fluctuations and the consequent alternating phases of emergence of savannah-like environment, favouring the dispersal of large temperate-adapted mammals to the detriment of tropical-adapted ones</w:t>
+        <w:t xml:space="preserve">. Other studies proposed the implication of abiotic factors. Some put the emphasis on Pleistocene climate fluctuations and the consequent alternating phases of emergence of landscape opening across Central America, in turn favouring the dispersal of large temperate-adapted mammals to the detriment of tropical-adapted ones</w:t>
       </w:r>
       <w:r>
         <w:t xml:space="preserve"> </w:t>
@@ -344,115 +359,79 @@
         <w:t xml:space="preserve">[8,18,20]</w:t>
       </w:r>
       <w:r>
+        <w:t xml:space="preserve">. Others drew direct relationships between the higher extinction rates of native South American mammal genera and temperature change</w:t>
+      </w:r>
+      <w:r>
+        <w:t xml:space="preserve"> </w:t>
+      </w:r>
+      <w:r>
+        <w:t xml:space="preserve">[21]</w:t>
+      </w:r>
+      <w:r>
+        <w:t xml:space="preserve">. However, our understanding of the underlying forces that drove the GABI’s asymmetry has been limited to statistical analyses primarily relying on fossil data, naturally biased and incomplete</w:t>
+      </w:r>
+      <w:r>
+        <w:t xml:space="preserve"> </w:t>
+      </w:r>
+      <w:r>
+        <w:t xml:space="preserve">[22]</w:t>
+      </w:r>
+      <w:r>
         <w:t xml:space="preserve">.</w:t>
       </w:r>
     </w:p>
+    <w:bookmarkEnd w:id="24"/>
+    <w:bookmarkStart w:id="25" w:name="X3103f0312769cc5df5b5fcae21dc7ca54a5a5e7"/>
+    <w:p>
+      <w:pPr>
+        <w:pStyle w:val="Heading3"/>
+      </w:pPr>
+      <w:r>
+        <w:t xml:space="preserve">Paragraph 3. Mechanistic eco-evo modelling</w:t>
+      </w:r>
+    </w:p>
+    <w:p>
+      <w:pPr>
+        <w:pStyle w:val="FirstParagraph"/>
+      </w:pPr>
+      <w:r>
+        <w:t xml:space="preserve">Recent improvements in process-explicit modelling have marked a turning point in the study of biodiversity patterns from a causal perspective</w:t>
+      </w:r>
+      <w:r>
+        <w:t xml:space="preserve"> </w:t>
+      </w:r>
+      <w:r>
+        <w:t xml:space="preserve">[23]</w:t>
+      </w:r>
+      <w:r>
+        <w:t xml:space="preserve">. In particular, mechanistic eco-evolutionary models …</w:t>
+      </w:r>
+      <w:r>
+        <w:t xml:space="preserve"> </w:t>
+      </w:r>
+      <w:r>
+        <w:t xml:space="preserve">[24]</w:t>
+      </w:r>
+    </w:p>
     <w:p>
       <w:pPr>
         <w:pStyle w:val="BodyText"/>
       </w:pPr>
       <w:r>
-        <w:t xml:space="preserve">Competition involving clades of similar ecology appeared as a likely first-order explanation to the recent demise of South American endemic mammal clades such as native ungulates</w:t>
-      </w:r>
-      <w:r>
-        <w:t xml:space="preserve"> </w:t>
-      </w:r>
-      <w:r>
-        <w:t xml:space="preserve">[21]</w:t>
-      </w:r>
-      <w:r>
-        <w:t xml:space="preserve"> </w:t>
-      </w:r>
-      <w:r>
-        <w:t xml:space="preserve">or sparassodonts (metatherian predators,</w:t>
-      </w:r>
-      <w:r>
-        <w:t xml:space="preserve"> </w:t>
-      </w:r>
-      <w:r>
-        <w:t xml:space="preserve">[16,22]</w:t>
-      </w:r>
-      <w:r>
-        <w:t xml:space="preserve">) that followed the establishment of northern lineages</w:t>
-      </w:r>
-      <w:r>
-        <w:t xml:space="preserve"> </w:t>
-      </w:r>
-      <w:r>
-        <w:t xml:space="preserve">[13]</w:t>
-      </w:r>
-      <w:r>
-        <w:t xml:space="preserve">. This hypothesis mostly relied on striking morphological convergences between the clades assumed to have competed (</w:t>
-      </w:r>
-      <w:r>
-        <w:rPr>
-          <w:i/>
-          <w:iCs/>
-        </w:rPr>
-        <w:t xml:space="preserve">e</w:t>
-      </w:r>
-      <w:r>
-        <w:t xml:space="preserve">.</w:t>
-      </w:r>
-      <w:r>
-        <w:rPr>
-          <w:i/>
-          <w:iCs/>
-        </w:rPr>
-        <w:t xml:space="preserve">g</w:t>
-      </w:r>
-      <w:r>
-        <w:t xml:space="preserve">., sabertooth among predators, high-crowned and ever-growing cheek teeth among herbivores). However, several analyses of the fossil record provided no evidence for competition between native South American mammals and their northern counterparts</w:t>
-      </w:r>
-      <w:r>
-        <w:t xml:space="preserve"> </w:t>
-      </w:r>
-      <w:r>
-        <w:t xml:space="preserve">[15,16]</w:t>
-      </w:r>
-      <w:r>
-        <w:t xml:space="preserve">. That being said, using phylogenetic regressions, Faurby et al.</w:t>
-      </w:r>
-      <w:r>
-        <w:t xml:space="preserve"> </w:t>
-      </w:r>
-      <w:r>
-        <w:t xml:space="preserve">[19]</w:t>
-      </w:r>
-      <w:r>
-        <w:t xml:space="preserve"> </w:t>
-      </w:r>
-      <w:r>
-        <w:t xml:space="preserve">found support for another biotic interaction as a likely driver behind GABI’s asymmetry: predation. They indeed characterised a higher prevalence of traits increasing prey susceptibility among the endemic south american mammals. + larger niches of competitors</w:t>
-      </w:r>
-      <w:r>
-        <w:t xml:space="preserve"> </w:t>
-      </w:r>
-      <w:r>
-        <w:t xml:space="preserve">[14]</w:t>
-      </w:r>
-    </w:p>
-    <w:bookmarkEnd w:id="22"/>
-    <w:bookmarkStart w:id="23" w:name="X3103f0312769cc5df5b5fcae21dc7ca54a5a5e7"/>
-    <w:p>
-      <w:pPr>
-        <w:pStyle w:val="Heading3"/>
-      </w:pPr>
-      <w:r>
-        <w:t xml:space="preserve">Paragraph 3. Mechanistic eco-evo modelling</w:t>
-      </w:r>
-    </w:p>
-    <w:p>
-      <w:pPr>
-        <w:pStyle w:val="FirstParagraph"/>
-      </w:pPr>
-      <w:r>
-        <w:t xml:space="preserve">Possibility to run natural experiments and draw casual links between biodiversity patterns and (a)biotic patterns. Proved efficient in a wide range of questions.</w:t>
-      </w:r>
-    </w:p>
-    <w:bookmarkEnd w:id="23"/>
-    <w:bookmarkEnd w:id="24"/>
-    <w:bookmarkStart w:id="27" w:name="materials-and-methods"/>
+        <w:t xml:space="preserve">Possibility to run computer experiments and draw casual links between biodiversity patterns and (a)biotic factors Proved efficient in a wide range of questions.</w:t>
+      </w:r>
+    </w:p>
+    <w:p>
+      <w:pPr>
+        <w:pStyle w:val="BodyText"/>
+      </w:pPr>
+      <w:r>
+        <w:t xml:space="preserve">Here, using a mechanistic biodiversity simulator, we explore the extent to which palaeoclimate dynamics throughout the last 5 My can explain the observed asymmetry in the land mammal exchange that occurred across the Americas.</w:t>
+      </w:r>
+    </w:p>
+    <w:bookmarkEnd w:id="25"/>
+    <w:bookmarkEnd w:id="26"/>
+    <w:bookmarkStart w:id="29" w:name="materials-and-methods"/>
     <w:p>
       <w:pPr>
         <w:pStyle w:val="Heading1"/>
@@ -522,7 +501,7 @@
         <w:t xml:space="preserve">North + Central America</w:t>
       </w:r>
     </w:p>
-    <w:bookmarkStart w:id="25" w:name="palaeoclimate-data"/>
+    <w:bookmarkStart w:id="27" w:name="palaeoclimate-data"/>
     <w:p>
       <w:pPr>
         <w:pStyle w:val="Heading2"/>
@@ -542,7 +521,7 @@
         <w:t xml:space="preserve"> </w:t>
       </w:r>
       <w:r>
-        <w:t xml:space="preserve">[23]</w:t>
+        <w:t xml:space="preserve">[25]</w:t>
       </w:r>
       <w:r>
         <w:t xml:space="preserve">, covering the last 5 Myrs with a 1</w:t>
@@ -560,14 +539,31 @@
         <w:t xml:space="preserve"> </w:t>
       </w:r>
       <w:r>
-        <w:t xml:space="preserve">[24]</w:t>
+        <w:t xml:space="preserve">[26]</w:t>
       </w:r>
       <w:r>
         <w:t xml:space="preserve">. For the scope of this work, we used two bioclimatic variables: mean annual temperature (MAT, BIO1) and mean annual precipitation (MAP, BIO12).</w:t>
       </w:r>
     </w:p>
-    <w:bookmarkEnd w:id="25"/>
-    <w:bookmarkStart w:id="26" w:name="simulation-model-and-modelling-schemes"/>
+    <w:p>
+      <w:pPr>
+        <w:pStyle w:val="BodyText"/>
+      </w:pPr>
+      <w:r>
+        <w:t xml:space="preserve">We further reclassified these monthly palaeoclimate layers across the last five million years according to Köppen-Geiger broad climate types</w:t>
+      </w:r>
+      <w:r>
+        <w:t xml:space="preserve"> </w:t>
+      </w:r>
+      <w:r>
+        <w:t xml:space="preserve">[27]</w:t>
+      </w:r>
+      <w:r>
+        <w:t xml:space="preserve">. This classification divides the world into five broad climatic regions: Polar, Cold, Temperate, Arid and Tropical.</w:t>
+      </w:r>
+    </w:p>
+    <w:bookmarkEnd w:id="27"/>
+    <w:bookmarkStart w:id="28" w:name="simulation-model-and-modelling-schemes"/>
     <w:p>
       <w:pPr>
         <w:pStyle w:val="Heading2"/>
@@ -600,7 +596,7 @@
         <w:t xml:space="preserve"> </w:t>
       </w:r>
       <w:r>
-        <w:t xml:space="preserve">[25]</w:t>
+        <w:t xml:space="preserve">[24]</w:t>
       </w:r>
       <w:r>
         <w:t xml:space="preserve">. Simulations, moving forward-in-time with a 10ky time step, tracked the dispersion and diversification of ancestral lineages either originating in North, South America or both, throughout the last 5 Myr.</w:t>
@@ -647,7 +643,7 @@
         <w:t xml:space="preserve"> </w:t>
       </w:r>
       <w:r>
-        <w:t xml:space="preserve">[26]</w:t>
+        <w:t xml:space="preserve">[28]</w:t>
       </w:r>
       <w:r>
         <w:t xml:space="preserve">. We then sampled a centroid at random and retrieved the corresponding cell in our landscape.</w:t>
@@ -677,9 +673,9 @@
         <w:t xml:space="preserve">Divergence threshold vs. divergence factor.</w:t>
       </w:r>
     </w:p>
-    <w:bookmarkEnd w:id="26"/>
-    <w:bookmarkEnd w:id="27"/>
-    <w:bookmarkStart w:id="28" w:name="results"/>
+    <w:bookmarkEnd w:id="28"/>
+    <w:bookmarkEnd w:id="29"/>
+    <w:bookmarkStart w:id="30" w:name="results"/>
     <w:p>
       <w:pPr>
         <w:pStyle w:val="Heading1"/>
@@ -688,8 +684,8 @@
         <w:t xml:space="preserve">Results</w:t>
       </w:r>
     </w:p>
-    <w:bookmarkEnd w:id="28"/>
-    <w:bookmarkStart w:id="29" w:name="discussion"/>
+    <w:bookmarkEnd w:id="30"/>
+    <w:bookmarkStart w:id="31" w:name="discussion"/>
     <w:p>
       <w:pPr>
         <w:pStyle w:val="Heading1"/>
@@ -709,7 +705,7 @@
         <w:t xml:space="preserve"> </w:t>
       </w:r>
       <w:r>
-        <w:t xml:space="preserve">[27]</w:t>
+        <w:t xml:space="preserve">[29]</w:t>
       </w:r>
       <w:r>
         <w:t xml:space="preserve">, flying behaviour relaxing constraints applied to land mammals ?</w:t>
@@ -726,7 +722,7 @@
         <w:t xml:space="preserve"> </w:t>
       </w:r>
       <w:r>
-        <w:t xml:space="preserve">[28]</w:t>
+        <w:t xml:space="preserve">[30]</w:t>
       </w:r>
       <w:r>
         <w:t xml:space="preserve">. But here, we expect to find more species in South America, encompassing one of earth’s major and long-standing biodiversity hotspot – Amazonia</w:t>
@@ -735,7 +731,7 @@
         <w:t xml:space="preserve"> </w:t>
       </w:r>
       <w:r>
-        <w:t xml:space="preserve">[29]</w:t>
+        <w:t xml:space="preserve">[31]</w:t>
       </w:r>
       <w:r>
         <w:t xml:space="preserve"> </w:t>
@@ -744,42 +740,127 @@
         <w:t xml:space="preserve">– than in North America.</w:t>
       </w:r>
     </w:p>
-    <w:bookmarkEnd w:id="29"/>
-    <w:bookmarkStart w:id="86" w:name="references"/>
-    <w:p>
-      <w:pPr>
-        <w:pStyle w:val="Heading1"/>
-      </w:pPr>
-      <w:r>
-        <w:t xml:space="preserve">References</w:t>
-      </w:r>
-    </w:p>
-    <w:bookmarkStart w:id="85" w:name="refs"/>
-    <w:bookmarkStart w:id="31" w:name="ref-couvreur2011"/>
-    <w:p>
-      <w:pPr>
-        <w:pStyle w:val="Bibliography"/>
-      </w:pPr>
-      <w:r>
-        <w:t xml:space="preserve">1.</w:t>
-      </w:r>
-      <w:r>
-        <w:t xml:space="preserve"> </w:t>
-      </w:r>
-      <w:r>
-        <w:t xml:space="preserve">	</w:t>
-      </w:r>
-      <w:r>
-        <w:t xml:space="preserve">Couvreur TLP, Pirie MD, Chatrou LW, Saunders RMK, Su YCF, Richardson JE, Erkens RHJ. 2011 Early evolutionary history of the flowering plant family Annonaceae: steady diversification and boreotropical geodispersal.</w:t>
-      </w:r>
-      <w:r>
-        <w:t xml:space="preserve"> </w:t>
+    <w:p>
+      <w:pPr>
+        <w:pStyle w:val="BodyText"/>
+      </w:pPr>
+      <w:r>
+        <w:t xml:space="preserve">Competition involving clades of similar ecology appeared as a likely first-order explanation to the recent demise of South American endemic mammal clades such as native ungulates</w:t>
+      </w:r>
+      <w:r>
+        <w:t xml:space="preserve"> </w:t>
+      </w:r>
+      <w:r>
+        <w:t xml:space="preserve">[32]</w:t>
+      </w:r>
+      <w:r>
+        <w:t xml:space="preserve"> </w:t>
+      </w:r>
+      <w:r>
+        <w:t xml:space="preserve">or sparassodonts (metatherian predators,</w:t>
+      </w:r>
+      <w:r>
+        <w:t xml:space="preserve"> </w:t>
+      </w:r>
+      <w:r>
+        <w:t xml:space="preserve">[16,33]</w:t>
+      </w:r>
+      <w:r>
+        <w:t xml:space="preserve">) that followed the establishment of northern lineages</w:t>
+      </w:r>
+      <w:r>
+        <w:t xml:space="preserve"> </w:t>
+      </w:r>
+      <w:r>
+        <w:t xml:space="preserve">[13]</w:t>
+      </w:r>
+      <w:r>
+        <w:t xml:space="preserve">. This hypothesis mostly relied on striking morphological convergences between the clades assumed to have competed (</w:t>
       </w:r>
       <w:r>
         <w:rPr>
           <w:i/>
           <w:iCs/>
         </w:rPr>
+        <w:t xml:space="preserve">e</w:t>
+      </w:r>
+      <w:r>
+        <w:t xml:space="preserve">.</w:t>
+      </w:r>
+      <w:r>
+        <w:rPr>
+          <w:i/>
+          <w:iCs/>
+        </w:rPr>
+        <w:t xml:space="preserve">g</w:t>
+      </w:r>
+      <w:r>
+        <w:t xml:space="preserve">., sabertooth among predators, high-crowned and ever-growing cheek teeth among herbivores). However, several analyses of the fossil record provided no evidence for competition between native South American mammals and their northern counterparts</w:t>
+      </w:r>
+      <w:r>
+        <w:t xml:space="preserve"> </w:t>
+      </w:r>
+      <w:r>
+        <w:t xml:space="preserve">[15,16]</w:t>
+      </w:r>
+      <w:r>
+        <w:t xml:space="preserve">. That being said, using phylogenetic regressions, Faurby et al.</w:t>
+      </w:r>
+      <w:r>
+        <w:t xml:space="preserve"> </w:t>
+      </w:r>
+      <w:r>
+        <w:t xml:space="preserve">[19]</w:t>
+      </w:r>
+      <w:r>
+        <w:t xml:space="preserve"> </w:t>
+      </w:r>
+      <w:r>
+        <w:t xml:space="preserve">found support for another biotic interaction as a likely driver behind GABI’s asymmetry: predation. They indeed characterised a higher prevalence of traits increasing prey susceptibility among the endemic south american mammals. + larger niches of competitors</w:t>
+      </w:r>
+      <w:r>
+        <w:t xml:space="preserve"> </w:t>
+      </w:r>
+      <w:r>
+        <w:t xml:space="preserve">[14]</w:t>
+      </w:r>
+    </w:p>
+    <w:bookmarkEnd w:id="31"/>
+    <w:bookmarkStart w:id="96" w:name="references"/>
+    <w:p>
+      <w:pPr>
+        <w:pStyle w:val="Heading1"/>
+      </w:pPr>
+      <w:r>
+        <w:t xml:space="preserve">References</w:t>
+      </w:r>
+    </w:p>
+    <w:bookmarkStart w:id="95" w:name="refs"/>
+    <w:bookmarkStart w:id="33" w:name="ref-couvreur2011"/>
+    <w:p>
+      <w:pPr>
+        <w:pStyle w:val="Bibliography"/>
+      </w:pPr>
+      <w:r>
+        <w:t xml:space="preserve">1.</w:t>
+      </w:r>
+      <w:r>
+        <w:t xml:space="preserve"> </w:t>
+      </w:r>
+      <w:r>
+        <w:t xml:space="preserve">	</w:t>
+      </w:r>
+      <w:r>
+        <w:t xml:space="preserve">Couvreur TLP, Pirie MD, Chatrou LW, Saunders RMK, Su YCF, Richardson JE, Erkens RHJ. 2011 Early evolutionary history of the flowering plant family Annonaceae: steady diversification and boreotropical geodispersal.</w:t>
+      </w:r>
+      <w:r>
+        <w:t xml:space="preserve"> </w:t>
+      </w:r>
+      <w:r>
+        <w:rPr>
+          <w:i/>
+          <w:iCs/>
+        </w:rPr>
         <w:t xml:space="preserve">Journal of Biogeography</w:t>
       </w:r>
       <w:r>
@@ -795,7 +876,7 @@
       <w:r>
         <w:t xml:space="preserve">, 664–680. (doi:</w:t>
       </w:r>
-      <w:hyperlink r:id="rId30">
+      <w:hyperlink r:id="rId32">
         <w:r>
           <w:rPr>
             <w:rStyle w:val="Hyperlink"/>
@@ -807,8 +888,8 @@
         <w:t xml:space="preserve">)</w:t>
       </w:r>
     </w:p>
-    <w:bookmarkEnd w:id="31"/>
-    <w:bookmarkStart w:id="33" w:name="ref-marshall1982"/>
+    <w:bookmarkEnd w:id="33"/>
+    <w:bookmarkStart w:id="35" w:name="ref-marshall1982"/>
     <w:p>
       <w:pPr>
         <w:pStyle w:val="Bibliography"/>
@@ -828,7 +909,7 @@
       <w:r>
         <w:t xml:space="preserve"> </w:t>
       </w:r>
-      <w:hyperlink r:id="rId32">
+      <w:hyperlink r:id="rId34">
         <w:r>
           <w:rPr>
             <w:rStyle w:val="Hyperlink"/>
@@ -863,8 +944,8 @@
         <w:t xml:space="preserve">, 1351–1357.</w:t>
       </w:r>
     </w:p>
-    <w:bookmarkEnd w:id="33"/>
-    <w:bookmarkStart w:id="35" w:name="ref-montes2015"/>
+    <w:bookmarkEnd w:id="35"/>
+    <w:bookmarkStart w:id="37" w:name="ref-montes2015"/>
     <w:p>
       <w:pPr>
         <w:pStyle w:val="Bibliography"/>
@@ -917,7 +998,7 @@
       <w:r>
         <w:t xml:space="preserve">, 226–229. (doi:</w:t>
       </w:r>
-      <w:hyperlink r:id="rId34">
+      <w:hyperlink r:id="rId36">
         <w:r>
           <w:rPr>
             <w:rStyle w:val="Hyperlink"/>
@@ -929,8 +1010,8 @@
         <w:t xml:space="preserve">)</w:t>
       </w:r>
     </w:p>
-    <w:bookmarkEnd w:id="35"/>
-    <w:bookmarkStart w:id="37" w:name="ref-jaramillo2018"/>
+    <w:bookmarkEnd w:id="37"/>
+    <w:bookmarkStart w:id="39" w:name="ref-jaramillo2018"/>
     <w:p>
       <w:pPr>
         <w:pStyle w:val="Bibliography"/>
@@ -950,7 +1031,7 @@
       <w:r>
         <w:t xml:space="preserve"> </w:t>
       </w:r>
-      <w:hyperlink r:id="rId36">
+      <w:hyperlink r:id="rId38">
         <w:r>
           <w:rPr>
             <w:rStyle w:val="Hyperlink"/>
@@ -965,8 +1046,8 @@
         <w:t xml:space="preserve"> </w:t>
       </w:r>
     </w:p>
-    <w:bookmarkEnd w:id="37"/>
-    <w:bookmarkStart w:id="39" w:name="ref-odea2016"/>
+    <w:bookmarkEnd w:id="39"/>
+    <w:bookmarkStart w:id="41" w:name="ref-odea2016"/>
     <w:p>
       <w:pPr>
         <w:pStyle w:val="Bibliography"/>
@@ -1019,7 +1100,7 @@
       <w:r>
         <w:t xml:space="preserve">, e1600883. (doi:</w:t>
       </w:r>
-      <w:hyperlink r:id="rId38">
+      <w:hyperlink r:id="rId40">
         <w:r>
           <w:rPr>
             <w:rStyle w:val="Hyperlink"/>
@@ -1031,8 +1112,8 @@
         <w:t xml:space="preserve">)</w:t>
       </w:r>
     </w:p>
-    <w:bookmarkEnd w:id="39"/>
-    <w:bookmarkStart w:id="41" w:name="ref-verzi2008"/>
+    <w:bookmarkEnd w:id="41"/>
+    <w:bookmarkStart w:id="43" w:name="ref-verzi2008"/>
     <w:p>
       <w:pPr>
         <w:pStyle w:val="Bibliography"/>
@@ -1072,7 +1153,7 @@
       <w:r>
         <w:t xml:space="preserve">, 145–155. (doi:</w:t>
       </w:r>
-      <w:hyperlink r:id="rId40">
+      <w:hyperlink r:id="rId42">
         <w:r>
           <w:rPr>
             <w:rStyle w:val="Hyperlink"/>
@@ -1084,8 +1165,8 @@
         <w:t xml:space="preserve">)</w:t>
       </w:r>
     </w:p>
-    <w:bookmarkEnd w:id="41"/>
-    <w:bookmarkStart w:id="43" w:name="ref-bacon2015"/>
+    <w:bookmarkEnd w:id="43"/>
+    <w:bookmarkStart w:id="45" w:name="ref-bacon2015"/>
     <w:p>
       <w:pPr>
         <w:pStyle w:val="Bibliography"/>
@@ -1125,7 +1206,7 @@
       <w:r>
         <w:t xml:space="preserve">, 6110–6115. (doi:</w:t>
       </w:r>
-      <w:hyperlink r:id="rId42">
+      <w:hyperlink r:id="rId44">
         <w:r>
           <w:rPr>
             <w:rStyle w:val="Hyperlink"/>
@@ -1137,8 +1218,8 @@
         <w:t xml:space="preserve">)</w:t>
       </w:r>
     </w:p>
-    <w:bookmarkEnd w:id="43"/>
-    <w:bookmarkStart w:id="45" w:name="ref-bacon2016"/>
+    <w:bookmarkEnd w:id="45"/>
+    <w:bookmarkStart w:id="47" w:name="ref-bacon2016"/>
     <w:p>
       <w:pPr>
         <w:pStyle w:val="Bibliography"/>
@@ -1178,7 +1259,7 @@
       <w:r>
         <w:t xml:space="preserve">, 375–378. (doi:</w:t>
       </w:r>
-      <w:hyperlink r:id="rId44">
+      <w:hyperlink r:id="rId46">
         <w:r>
           <w:rPr>
             <w:rStyle w:val="Hyperlink"/>
@@ -1190,8 +1271,8 @@
         <w:t xml:space="preserve">)</w:t>
       </w:r>
     </w:p>
-    <w:bookmarkEnd w:id="45"/>
-    <w:bookmarkStart w:id="47" w:name="ref-webb1976"/>
+    <w:bookmarkEnd w:id="47"/>
+    <w:bookmarkStart w:id="49" w:name="ref-webb1976"/>
     <w:p>
       <w:pPr>
         <w:pStyle w:val="Bibliography"/>
@@ -1211,7 +1292,7 @@
       <w:r>
         <w:t xml:space="preserve"> </w:t>
       </w:r>
-      <w:hyperlink r:id="rId46">
+      <w:hyperlink r:id="rId48">
         <w:r>
           <w:rPr>
             <w:rStyle w:val="Hyperlink"/>
@@ -1246,8 +1327,8 @@
         <w:t xml:space="preserve">, 220–234.</w:t>
       </w:r>
     </w:p>
-    <w:bookmarkEnd w:id="47"/>
-    <w:bookmarkStart w:id="49" w:name="ref-marshall1988"/>
+    <w:bookmarkEnd w:id="49"/>
+    <w:bookmarkStart w:id="51" w:name="ref-marshall1988"/>
     <w:p>
       <w:pPr>
         <w:pStyle w:val="Bibliography"/>
@@ -1267,7 +1348,7 @@
       <w:r>
         <w:t xml:space="preserve"> </w:t>
       </w:r>
-      <w:hyperlink r:id="rId48">
+      <w:hyperlink r:id="rId50">
         <w:r>
           <w:rPr>
             <w:rStyle w:val="Hyperlink"/>
@@ -1302,8 +1383,8 @@
         <w:t xml:space="preserve">, 380–388.</w:t>
       </w:r>
     </w:p>
-    <w:bookmarkEnd w:id="49"/>
-    <w:bookmarkStart w:id="51" w:name="ref-carrillo2020"/>
+    <w:bookmarkEnd w:id="51"/>
+    <w:bookmarkStart w:id="53" w:name="ref-carrillo2020"/>
     <w:p>
       <w:pPr>
         <w:pStyle w:val="Bibliography"/>
@@ -1343,7 +1424,7 @@
       <w:r>
         <w:t xml:space="preserve">, 26281–26287. (doi:</w:t>
       </w:r>
-      <w:hyperlink r:id="rId50">
+      <w:hyperlink r:id="rId52">
         <w:r>
           <w:rPr>
             <w:rStyle w:val="Hyperlink"/>
@@ -1355,8 +1436,8 @@
         <w:t xml:space="preserve">)</w:t>
       </w:r>
     </w:p>
-    <w:bookmarkEnd w:id="51"/>
-    <w:bookmarkStart w:id="52" w:name="ref-macarthur1967"/>
+    <w:bookmarkEnd w:id="53"/>
+    <w:bookmarkStart w:id="54" w:name="ref-macarthur1967"/>
     <w:p>
       <w:pPr>
         <w:pStyle w:val="Bibliography"/>
@@ -1390,8 +1471,8 @@
         <w:t xml:space="preserve"> </w:t>
       </w:r>
     </w:p>
-    <w:bookmarkEnd w:id="52"/>
-    <w:bookmarkStart w:id="53" w:name="ref-simpson1980"/>
+    <w:bookmarkEnd w:id="54"/>
+    <w:bookmarkStart w:id="55" w:name="ref-simpson1980"/>
     <w:p>
       <w:pPr>
         <w:pStyle w:val="Bibliography"/>
@@ -1425,8 +1506,8 @@
         <w:t xml:space="preserve"> </w:t>
       </w:r>
     </w:p>
-    <w:bookmarkEnd w:id="53"/>
-    <w:bookmarkStart w:id="55" w:name="ref-domingo2020"/>
+    <w:bookmarkEnd w:id="55"/>
+    <w:bookmarkStart w:id="57" w:name="ref-domingo2020"/>
     <w:p>
       <w:pPr>
         <w:pStyle w:val="Bibliography"/>
@@ -1466,7 +1547,7 @@
       <w:r>
         <w:t xml:space="preserve">, 1608. (doi:</w:t>
       </w:r>
-      <w:hyperlink r:id="rId54">
+      <w:hyperlink r:id="rId56">
         <w:r>
           <w:rPr>
             <w:rStyle w:val="Hyperlink"/>
@@ -1478,8 +1559,8 @@
         <w:t xml:space="preserve">)</w:t>
       </w:r>
     </w:p>
-    <w:bookmarkEnd w:id="55"/>
-    <w:bookmarkStart w:id="57" w:name="ref-prevosti2013"/>
+    <w:bookmarkEnd w:id="57"/>
+    <w:bookmarkStart w:id="59" w:name="ref-prevosti2013"/>
     <w:p>
       <w:pPr>
         <w:pStyle w:val="Bibliography"/>
@@ -1519,7 +1600,7 @@
       <w:r>
         <w:t xml:space="preserve">, 3–21. (doi:</w:t>
       </w:r>
-      <w:hyperlink r:id="rId56">
+      <w:hyperlink r:id="rId58">
         <w:r>
           <w:rPr>
             <w:rStyle w:val="Hyperlink"/>
@@ -1531,8 +1612,8 @@
         <w:t xml:space="preserve">)</w:t>
       </w:r>
     </w:p>
-    <w:bookmarkEnd w:id="57"/>
-    <w:bookmarkStart w:id="59" w:name="ref-tarquini2022"/>
+    <w:bookmarkEnd w:id="59"/>
+    <w:bookmarkStart w:id="61" w:name="ref-tarquini2022"/>
     <w:p>
       <w:pPr>
         <w:pStyle w:val="Bibliography"/>
@@ -1572,7 +1653,7 @@
       <w:r>
         <w:t xml:space="preserve">, 1224. (doi:</w:t>
       </w:r>
-      <w:hyperlink r:id="rId58">
+      <w:hyperlink r:id="rId60">
         <w:r>
           <w:rPr>
             <w:rStyle w:val="Hyperlink"/>
@@ -1584,8 +1665,8 @@
         <w:t xml:space="preserve">)</w:t>
       </w:r>
     </w:p>
-    <w:bookmarkEnd w:id="59"/>
-    <w:bookmarkStart w:id="61" w:name="ref-marsà2025"/>
+    <w:bookmarkEnd w:id="61"/>
+    <w:bookmarkStart w:id="63" w:name="ref-marsà2025"/>
     <w:p>
       <w:pPr>
         <w:pStyle w:val="Bibliography"/>
@@ -1643,7 +1724,7 @@
       <w:r>
         <w:t xml:space="preserve">, 153. (doi:</w:t>
       </w:r>
-      <w:hyperlink r:id="rId60">
+      <w:hyperlink r:id="rId62">
         <w:r>
           <w:rPr>
             <w:rStyle w:val="Hyperlink"/>
@@ -1655,8 +1736,8 @@
         <w:t xml:space="preserve">)</w:t>
       </w:r>
     </w:p>
-    <w:bookmarkEnd w:id="61"/>
-    <w:bookmarkStart w:id="62" w:name="ref-marshall1990"/>
+    <w:bookmarkEnd w:id="63"/>
+    <w:bookmarkStart w:id="64" w:name="ref-marshall1990"/>
     <w:p>
       <w:pPr>
         <w:pStyle w:val="Bibliography"/>
@@ -1697,8 +1778,8 @@
         <w:t xml:space="preserve">, 169–210.</w:t>
       </w:r>
     </w:p>
-    <w:bookmarkEnd w:id="62"/>
-    <w:bookmarkStart w:id="64" w:name="ref-faurby2016"/>
+    <w:bookmarkEnd w:id="64"/>
+    <w:bookmarkStart w:id="66" w:name="ref-faurby2016"/>
     <w:p>
       <w:pPr>
         <w:pStyle w:val="Bibliography"/>
@@ -1738,7 +1819,7 @@
       <w:r>
         <w:t xml:space="preserve">, 1443–1453. (doi:</w:t>
       </w:r>
-      <w:hyperlink r:id="rId63">
+      <w:hyperlink r:id="rId65">
         <w:r>
           <w:rPr>
             <w:rStyle w:val="Hyperlink"/>
@@ -1750,8 +1831,8 @@
         <w:t xml:space="preserve">)</w:t>
       </w:r>
     </w:p>
-    <w:bookmarkEnd w:id="64"/>
-    <w:bookmarkStart w:id="66" w:name="ref-webb1991"/>
+    <w:bookmarkEnd w:id="66"/>
+    <w:bookmarkStart w:id="68" w:name="ref-webb1991"/>
     <w:p>
       <w:pPr>
         <w:pStyle w:val="Bibliography"/>
@@ -1791,7 +1872,7 @@
       <w:r>
         <w:t xml:space="preserve">, 266–280. (doi:</w:t>
       </w:r>
-      <w:hyperlink r:id="rId65">
+      <w:hyperlink r:id="rId67">
         <w:r>
           <w:rPr>
             <w:rStyle w:val="Hyperlink"/>
@@ -1803,8 +1884,8 @@
         <w:t xml:space="preserve">)</w:t>
       </w:r>
     </w:p>
-    <w:bookmarkEnd w:id="66"/>
-    <w:bookmarkStart w:id="68" w:name="ref-croft2020"/>
+    <w:bookmarkEnd w:id="68"/>
+    <w:bookmarkStart w:id="70" w:name="ref-freitas-oliveira2024"/>
     <w:p>
       <w:pPr>
         <w:pStyle w:val="Bibliography"/>
@@ -1819,7 +1900,7 @@
         <w:t xml:space="preserve">	</w:t>
       </w:r>
       <w:r>
-        <w:t xml:space="preserve">Croft DA, Gelfo JN, López GM. 2020 Splendid innovation: The extinct south american native ungulates.</w:t>
+        <w:t xml:space="preserve">Freitas-Oliveira R, Lima-Ribeiro MS, Terribile LC. 2024 No evidence for niche competition in the extinction of the South American saber-tooth species.</w:t>
       </w:r>
       <w:r>
         <w:t xml:space="preserve"> </w:t>
@@ -1829,7 +1910,7 @@
           <w:i/>
           <w:iCs/>
         </w:rPr>
-        <w:t xml:space="preserve">Annual Review of Earth and Planetary Sciences</w:t>
+        <w:t xml:space="preserve">npj Biodiversity</w:t>
       </w:r>
       <w:r>
         <w:t xml:space="preserve"> </w:t>
@@ -1839,70 +1920,17 @@
           <w:b/>
           <w:bCs/>
         </w:rPr>
-        <w:t xml:space="preserve">48</w:t>
-      </w:r>
-      <w:r>
-        <w:t xml:space="preserve">, 259–290. (doi:</w:t>
-      </w:r>
-      <w:hyperlink r:id="rId67">
-        <w:r>
-          <w:rPr>
-            <w:rStyle w:val="Hyperlink"/>
-          </w:rPr>
-          <w:t xml:space="preserve">10.1146/annurev-earth-072619-060126</w:t>
-        </w:r>
-      </w:hyperlink>
-      <w:r>
-        <w:t xml:space="preserve">)</w:t>
-      </w:r>
-    </w:p>
-    <w:bookmarkEnd w:id="68"/>
-    <w:bookmarkStart w:id="70" w:name="ref-pino2022"/>
-    <w:p>
-      <w:pPr>
-        <w:pStyle w:val="Bibliography"/>
-      </w:pPr>
-      <w:r>
-        <w:t xml:space="preserve">22.</w:t>
-      </w:r>
-      <w:r>
-        <w:t xml:space="preserve"> </w:t>
-      </w:r>
-      <w:r>
-        <w:t xml:space="preserve">	</w:t>
-      </w:r>
-      <w:r>
-        <w:t xml:space="preserve">Pino K, Vallejos-Garrido P, Espinoza-Aravena N, Cooper RB, Silvestro D, Hernández CE, Rodríguez-Serrano E. 2022 Regional landscape change triggered by andean uplift: The extinction of sparassodonta (mammalia, metatheria) in south america.</w:t>
-      </w:r>
-      <w:r>
-        <w:t xml:space="preserve"> </w:t>
-      </w:r>
-      <w:r>
-        <w:rPr>
-          <w:i/>
-          <w:iCs/>
-        </w:rPr>
-        <w:t xml:space="preserve">Global and Planetary Change</w:t>
-      </w:r>
-      <w:r>
-        <w:t xml:space="preserve"> </w:t>
-      </w:r>
-      <w:r>
-        <w:rPr>
-          <w:b/>
-          <w:bCs/>
-        </w:rPr>
-        <w:t xml:space="preserve">210</w:t>
-      </w:r>
-      <w:r>
-        <w:t xml:space="preserve">, 103758. (doi:</w:t>
+        <w:t xml:space="preserve">3</w:t>
+      </w:r>
+      <w:r>
+        <w:t xml:space="preserve">, 1–5. (doi:</w:t>
       </w:r>
       <w:hyperlink r:id="rId69">
         <w:r>
           <w:rPr>
             <w:rStyle w:val="Hyperlink"/>
           </w:rPr>
-          <w:t xml:space="preserve">10.1016/j.gloplacha.2022.103758</w:t>
+          <w:t xml:space="preserve">10.1038/s44185-024-00045-7</w:t>
         </w:r>
       </w:hyperlink>
       <w:r>
@@ -1910,13 +1938,13 @@
       </w:r>
     </w:p>
     <w:bookmarkEnd w:id="70"/>
-    <w:bookmarkStart w:id="72" w:name="ref-holden2019"/>
+    <w:bookmarkStart w:id="72" w:name="ref-krone2024"/>
     <w:p>
       <w:pPr>
         <w:pStyle w:val="Bibliography"/>
       </w:pPr>
       <w:r>
-        <w:t xml:space="preserve">23.</w:t>
+        <w:t xml:space="preserve">22.</w:t>
       </w:r>
       <w:r>
         <w:t xml:space="preserve"> </w:t>
@@ -1925,10 +1953,7 @@
         <w:t xml:space="preserve">	</w:t>
       </w:r>
       <w:r>
-        <w:t xml:space="preserve">Holden PB, Edwards NR, Rangel TF, Pereira EB, Tran GT, Wilkinson RD. 2019 PALEO-PGEM v1.0: A statistical emulator of pliocene</w:t>
-      </w:r>
-      <w:r>
-        <w:t xml:space="preserve">pleistocene climate.</w:t>
+        <w:t xml:space="preserve">Krone IW, Magoulick KM, Yohler RM. 2024 All the Earth will not remember: how geographic gaps structure the record of diversity and extinction.</w:t>
       </w:r>
       <w:r>
         <w:t xml:space="preserve"> </w:t>
@@ -1938,7 +1963,7 @@
           <w:i/>
           <w:iCs/>
         </w:rPr>
-        <w:t xml:space="preserve">Geoscientific Model Development</w:t>
+        <w:t xml:space="preserve">Paleobiology</w:t>
       </w:r>
       <w:r>
         <w:t xml:space="preserve"> </w:t>
@@ -1948,17 +1973,17 @@
           <w:b/>
           <w:bCs/>
         </w:rPr>
-        <w:t xml:space="preserve">12</w:t>
-      </w:r>
-      <w:r>
-        <w:t xml:space="preserve">, 5137–5155. (doi:</w:t>
+        <w:t xml:space="preserve">50</w:t>
+      </w:r>
+      <w:r>
+        <w:t xml:space="preserve">, 214–225. (doi:</w:t>
       </w:r>
       <w:hyperlink r:id="rId71">
         <w:r>
           <w:rPr>
             <w:rStyle w:val="Hyperlink"/>
           </w:rPr>
-          <w:t xml:space="preserve">https://doi.org/10.5194/gmd-12-5137-2019</w:t>
+          <w:t xml:space="preserve">10.1017/pab.2023.34</w:t>
         </w:r>
       </w:hyperlink>
       <w:r>
@@ -1966,13 +1991,13 @@
       </w:r>
     </w:p>
     <w:bookmarkEnd w:id="72"/>
-    <w:bookmarkStart w:id="74" w:name="ref-barreto2023"/>
+    <w:bookmarkStart w:id="74" w:name="ref-pilowsky2022"/>
     <w:p>
       <w:pPr>
         <w:pStyle w:val="Bibliography"/>
       </w:pPr>
       <w:r>
-        <w:t xml:space="preserve">24.</w:t>
+        <w:t xml:space="preserve">23.</w:t>
       </w:r>
       <w:r>
         <w:t xml:space="preserve"> </w:t>
@@ -1981,7 +2006,7 @@
         <w:t xml:space="preserve">	</w:t>
       </w:r>
       <w:r>
-        <w:t xml:space="preserve">Barreto E, Holden PB, Edwards NR, Rangel TF. 2023 PALEO-PGEM-Series: A spatial time series of the global climate over the last 5 million years (Plio-Pleistocene).</w:t>
+        <w:t xml:space="preserve">Pilowsky JA, Colwell RK, Rahbek C, Fordham DA. 2022 Process-explicit models reveal the structure and dynamics of biodiversity patterns.</w:t>
       </w:r>
       <w:r>
         <w:t xml:space="preserve"> </w:t>
@@ -1991,7 +2016,7 @@
           <w:i/>
           <w:iCs/>
         </w:rPr>
-        <w:t xml:space="preserve">Global Ecology and Biogeography</w:t>
+        <w:t xml:space="preserve">Science Advances</w:t>
       </w:r>
       <w:r>
         <w:t xml:space="preserve"> </w:t>
@@ -2001,17 +2026,17 @@
           <w:b/>
           <w:bCs/>
         </w:rPr>
-        <w:t xml:space="preserve">32</w:t>
-      </w:r>
-      <w:r>
-        <w:t xml:space="preserve">, 1034–1045. (doi:</w:t>
+        <w:t xml:space="preserve">8</w:t>
+      </w:r>
+      <w:r>
+        <w:t xml:space="preserve">, eabj2271. (doi:</w:t>
       </w:r>
       <w:hyperlink r:id="rId73">
         <w:r>
           <w:rPr>
             <w:rStyle w:val="Hyperlink"/>
           </w:rPr>
-          <w:t xml:space="preserve">10.1111/geb.13683</w:t>
+          <w:t xml:space="preserve">10.1126/sciadv.abj2271</w:t>
         </w:r>
       </w:hyperlink>
       <w:r>
@@ -2025,7 +2050,7 @@
         <w:pStyle w:val="Bibliography"/>
       </w:pPr>
       <w:r>
-        <w:t xml:space="preserve">25.</w:t>
+        <w:t xml:space="preserve">24.</w:t>
       </w:r>
       <w:r>
         <w:t xml:space="preserve"> </w:t>
@@ -2078,13 +2103,13 @@
       </w:r>
     </w:p>
     <w:bookmarkEnd w:id="76"/>
-    <w:bookmarkStart w:id="78" w:name="ref-obrien2023"/>
+    <w:bookmarkStart w:id="78" w:name="ref-holden2019"/>
     <w:p>
       <w:pPr>
         <w:pStyle w:val="Bibliography"/>
       </w:pPr>
       <w:r>
-        <w:t xml:space="preserve">26.</w:t>
+        <w:t xml:space="preserve">25.</w:t>
       </w:r>
       <w:r>
         <w:t xml:space="preserve"> </w:t>
@@ -2093,7 +2118,10 @@
         <w:t xml:space="preserve">	</w:t>
       </w:r>
       <w:r>
-        <w:t xml:space="preserve">O’Brien L. 2023</w:t>
+        <w:t xml:space="preserve">Holden PB, Edwards NR, Rangel TF, Pereira EB, Tran GT, Wilkinson RD. 2019 PALEO-PGEM v1.0: A statistical emulator of pliocene</w:t>
+      </w:r>
+      <w:r>
+        <w:t xml:space="preserve">pleistocene climate.</w:t>
       </w:r>
       <w:r>
         <w:t xml:space="preserve"> </w:t>
@@ -2103,6 +2131,145 @@
           <w:i/>
           <w:iCs/>
         </w:rPr>
+        <w:t xml:space="preserve">Geoscientific Model Development</w:t>
+      </w:r>
+      <w:r>
+        <w:t xml:space="preserve"> </w:t>
+      </w:r>
+      <w:r>
+        <w:rPr>
+          <w:b/>
+          <w:bCs/>
+        </w:rPr>
+        <w:t xml:space="preserve">12</w:t>
+      </w:r>
+      <w:r>
+        <w:t xml:space="preserve">, 5137–5155. (doi:</w:t>
+      </w:r>
+      <w:hyperlink r:id="rId77">
+        <w:r>
+          <w:rPr>
+            <w:rStyle w:val="Hyperlink"/>
+          </w:rPr>
+          <w:t xml:space="preserve">https://doi.org/10.5194/gmd-12-5137-2019</w:t>
+        </w:r>
+      </w:hyperlink>
+      <w:r>
+        <w:t xml:space="preserve">)</w:t>
+      </w:r>
+    </w:p>
+    <w:bookmarkEnd w:id="78"/>
+    <w:bookmarkStart w:id="80" w:name="ref-barreto2023"/>
+    <w:p>
+      <w:pPr>
+        <w:pStyle w:val="Bibliography"/>
+      </w:pPr>
+      <w:r>
+        <w:t xml:space="preserve">26.</w:t>
+      </w:r>
+      <w:r>
+        <w:t xml:space="preserve"> </w:t>
+      </w:r>
+      <w:r>
+        <w:t xml:space="preserve">	</w:t>
+      </w:r>
+      <w:r>
+        <w:t xml:space="preserve">Barreto E, Holden PB, Edwards NR, Rangel TF. 2023 PALEO-PGEM-Series: A spatial time series of the global climate over the last 5 million years (Plio-Pleistocene).</w:t>
+      </w:r>
+      <w:r>
+        <w:t xml:space="preserve"> </w:t>
+      </w:r>
+      <w:r>
+        <w:rPr>
+          <w:i/>
+          <w:iCs/>
+        </w:rPr>
+        <w:t xml:space="preserve">Global Ecology and Biogeography</w:t>
+      </w:r>
+      <w:r>
+        <w:t xml:space="preserve"> </w:t>
+      </w:r>
+      <w:r>
+        <w:rPr>
+          <w:b/>
+          <w:bCs/>
+        </w:rPr>
+        <w:t xml:space="preserve">32</w:t>
+      </w:r>
+      <w:r>
+        <w:t xml:space="preserve">, 1034–1045. (doi:</w:t>
+      </w:r>
+      <w:hyperlink r:id="rId79">
+        <w:r>
+          <w:rPr>
+            <w:rStyle w:val="Hyperlink"/>
+          </w:rPr>
+          <w:t xml:space="preserve">10.1111/geb.13683</w:t>
+        </w:r>
+      </w:hyperlink>
+      <w:r>
+        <w:t xml:space="preserve">)</w:t>
+      </w:r>
+    </w:p>
+    <w:bookmarkEnd w:id="80"/>
+    <w:bookmarkStart w:id="82" w:name="ref-galván2023"/>
+    <w:p>
+      <w:pPr>
+        <w:pStyle w:val="Bibliography"/>
+      </w:pPr>
+      <w:r>
+        <w:t xml:space="preserve">27.</w:t>
+      </w:r>
+      <w:r>
+        <w:t xml:space="preserve"> </w:t>
+      </w:r>
+      <w:r>
+        <w:t xml:space="preserve">	</w:t>
+      </w:r>
+      <w:r>
+        <w:t xml:space="preserve">Galván S, Gamboa S, Varela S. 2023</w:t>
+      </w:r>
+      <w:r>
+        <w:t xml:space="preserve"> </w:t>
+      </w:r>
+      <w:hyperlink r:id="rId81">
+        <w:r>
+          <w:rPr>
+            <w:rStyle w:val="Hyperlink"/>
+          </w:rPr>
+          <w:t xml:space="preserve">Köppen Geiger climatic classification for R users.</w:t>
+        </w:r>
+      </w:hyperlink>
+      <w:r>
+        <w:t xml:space="preserve"> </w:t>
+      </w:r>
+    </w:p>
+    <w:bookmarkEnd w:id="82"/>
+    <w:bookmarkStart w:id="84" w:name="ref-obrien2023"/>
+    <w:p>
+      <w:pPr>
+        <w:pStyle w:val="Bibliography"/>
+      </w:pPr>
+      <w:r>
+        <w:t xml:space="preserve">28.</w:t>
+      </w:r>
+      <w:r>
+        <w:t xml:space="preserve"> </w:t>
+      </w:r>
+      <w:r>
+        <w:t xml:space="preserve">	</w:t>
+      </w:r>
+      <w:r>
+        <w:t xml:space="preserve">O’Brien L. 2023</w:t>
+      </w:r>
+      <w:r>
+        <w:t xml:space="preserve"> </w:t>
+      </w:r>
+      <w:r>
+        <w:rPr>
+          <w:i/>
+          <w:iCs/>
+        </w:rPr>
         <w:t xml:space="preserve">h3jsr: Access uber’s H3 library</w:t>
       </w:r>
       <w:r>
@@ -2111,7 +2278,7 @@
       <w:r>
         <w:t xml:space="preserve"> </w:t>
       </w:r>
-      <w:hyperlink r:id="rId77">
+      <w:hyperlink r:id="rId83">
         <w:r>
           <w:rPr>
             <w:rStyle w:val="Hyperlink"/>
@@ -2123,14 +2290,14 @@
         <w:t xml:space="preserve">.</w:t>
       </w:r>
     </w:p>
-    <w:bookmarkEnd w:id="78"/>
-    <w:bookmarkStart w:id="80" w:name="ref-weir2009"/>
+    <w:bookmarkEnd w:id="84"/>
+    <w:bookmarkStart w:id="86" w:name="ref-weir2009"/>
     <w:p>
       <w:pPr>
         <w:pStyle w:val="Bibliography"/>
       </w:pPr>
       <w:r>
-        <w:t xml:space="preserve">27.</w:t>
+        <w:t xml:space="preserve">29.</w:t>
       </w:r>
       <w:r>
         <w:t xml:space="preserve"> </w:t>
@@ -2164,7 +2331,7 @@
       <w:r>
         <w:t xml:space="preserve">, 21737–21742. (doi:</w:t>
       </w:r>
-      <w:hyperlink r:id="rId79">
+      <w:hyperlink r:id="rId85">
         <w:r>
           <w:rPr>
             <w:rStyle w:val="Hyperlink"/>
@@ -2176,14 +2343,14 @@
         <w:t xml:space="preserve">)</w:t>
       </w:r>
     </w:p>
-    <w:bookmarkEnd w:id="80"/>
-    <w:bookmarkStart w:id="82" w:name="ref-skeels2023"/>
+    <w:bookmarkEnd w:id="86"/>
+    <w:bookmarkStart w:id="88" w:name="ref-skeels2023"/>
     <w:p>
       <w:pPr>
         <w:pStyle w:val="Bibliography"/>
       </w:pPr>
       <w:r>
-        <w:t xml:space="preserve">28.</w:t>
+        <w:t xml:space="preserve">30.</w:t>
       </w:r>
       <w:r>
         <w:t xml:space="preserve"> </w:t>
@@ -2217,7 +2384,7 @@
       <w:r>
         <w:t xml:space="preserve">, 341–356. (doi:</w:t>
       </w:r>
-      <w:hyperlink r:id="rId81">
+      <w:hyperlink r:id="rId87">
         <w:r>
           <w:rPr>
             <w:rStyle w:val="Hyperlink"/>
@@ -2229,14 +2396,14 @@
         <w:t xml:space="preserve">)</w:t>
       </w:r>
     </w:p>
-    <w:bookmarkEnd w:id="82"/>
-    <w:bookmarkStart w:id="84" w:name="ref-antonelli2018"/>
+    <w:bookmarkEnd w:id="88"/>
+    <w:bookmarkStart w:id="90" w:name="ref-antonelli2018"/>
     <w:p>
       <w:pPr>
         <w:pStyle w:val="Bibliography"/>
       </w:pPr>
       <w:r>
-        <w:t xml:space="preserve">29.</w:t>
+        <w:t xml:space="preserve">31.</w:t>
       </w:r>
       <w:r>
         <w:t xml:space="preserve"> </w:t>
@@ -2283,7 +2450,7 @@
       <w:r>
         <w:t xml:space="preserve">, 718–725. (doi:</w:t>
       </w:r>
-      <w:hyperlink r:id="rId83">
+      <w:hyperlink r:id="rId89">
         <w:r>
           <w:rPr>
             <w:rStyle w:val="Hyperlink"/>
@@ -2295,9 +2462,115 @@
         <w:t xml:space="preserve">)</w:t>
       </w:r>
     </w:p>
-    <w:bookmarkEnd w:id="84"/>
-    <w:bookmarkEnd w:id="85"/>
-    <w:bookmarkEnd w:id="86"/>
+    <w:bookmarkEnd w:id="90"/>
+    <w:bookmarkStart w:id="92" w:name="ref-croft2020"/>
+    <w:p>
+      <w:pPr>
+        <w:pStyle w:val="Bibliography"/>
+      </w:pPr>
+      <w:r>
+        <w:t xml:space="preserve">32.</w:t>
+      </w:r>
+      <w:r>
+        <w:t xml:space="preserve"> </w:t>
+      </w:r>
+      <w:r>
+        <w:t xml:space="preserve">	</w:t>
+      </w:r>
+      <w:r>
+        <w:t xml:space="preserve">Croft DA, Gelfo JN, López GM. 2020 Splendid innovation: The extinct south american native ungulates.</w:t>
+      </w:r>
+      <w:r>
+        <w:t xml:space="preserve"> </w:t>
+      </w:r>
+      <w:r>
+        <w:rPr>
+          <w:i/>
+          <w:iCs/>
+        </w:rPr>
+        <w:t xml:space="preserve">Annual Review of Earth and Planetary Sciences</w:t>
+      </w:r>
+      <w:r>
+        <w:t xml:space="preserve"> </w:t>
+      </w:r>
+      <w:r>
+        <w:rPr>
+          <w:b/>
+          <w:bCs/>
+        </w:rPr>
+        <w:t xml:space="preserve">48</w:t>
+      </w:r>
+      <w:r>
+        <w:t xml:space="preserve">, 259–290. (doi:</w:t>
+      </w:r>
+      <w:hyperlink r:id="rId91">
+        <w:r>
+          <w:rPr>
+            <w:rStyle w:val="Hyperlink"/>
+          </w:rPr>
+          <w:t xml:space="preserve">10.1146/annurev-earth-072619-060126</w:t>
+        </w:r>
+      </w:hyperlink>
+      <w:r>
+        <w:t xml:space="preserve">)</w:t>
+      </w:r>
+    </w:p>
+    <w:bookmarkEnd w:id="92"/>
+    <w:bookmarkStart w:id="94" w:name="ref-pino2022"/>
+    <w:p>
+      <w:pPr>
+        <w:pStyle w:val="Bibliography"/>
+      </w:pPr>
+      <w:r>
+        <w:t xml:space="preserve">33.</w:t>
+      </w:r>
+      <w:r>
+        <w:t xml:space="preserve"> </w:t>
+      </w:r>
+      <w:r>
+        <w:t xml:space="preserve">	</w:t>
+      </w:r>
+      <w:r>
+        <w:t xml:space="preserve">Pino K, Vallejos-Garrido P, Espinoza-Aravena N, Cooper RB, Silvestro D, Hernández CE, Rodríguez-Serrano E. 2022 Regional landscape change triggered by andean uplift: The extinction of sparassodonta (mammalia, metatheria) in south america.</w:t>
+      </w:r>
+      <w:r>
+        <w:t xml:space="preserve"> </w:t>
+      </w:r>
+      <w:r>
+        <w:rPr>
+          <w:i/>
+          <w:iCs/>
+        </w:rPr>
+        <w:t xml:space="preserve">Global and Planetary Change</w:t>
+      </w:r>
+      <w:r>
+        <w:t xml:space="preserve"> </w:t>
+      </w:r>
+      <w:r>
+        <w:rPr>
+          <w:b/>
+          <w:bCs/>
+        </w:rPr>
+        <w:t xml:space="preserve">210</w:t>
+      </w:r>
+      <w:r>
+        <w:t xml:space="preserve">, 103758. (doi:</w:t>
+      </w:r>
+      <w:hyperlink r:id="rId93">
+        <w:r>
+          <w:rPr>
+            <w:rStyle w:val="Hyperlink"/>
+          </w:rPr>
+          <w:t xml:space="preserve">10.1016/j.gloplacha.2022.103758</w:t>
+        </w:r>
+      </w:hyperlink>
+      <w:r>
+        <w:t xml:space="preserve">)</w:t>
+      </w:r>
+    </w:p>
+    <w:bookmarkEnd w:id="94"/>
+    <w:bookmarkEnd w:id="95"/>
+    <w:bookmarkEnd w:id="96"/>
     <w:sectPr>
       <w:type w:val="nextPage"/>
       <w:pgSz w:h="15840" w:w="12240"/>

--- a/Manuscript/GABI_palaeo_constraints.docx
+++ b/Manuscript/GABI_palaeo_constraints.docx
@@ -272,7 +272,7 @@
         <w:t xml:space="preserve"> </w:t>
       </w:r>
       <w:r>
-        <w:t xml:space="preserve">[6–8]</w:t>
+        <w:t xml:space="preserve">[6–9]</w:t>
       </w:r>
       <w:r>
         <w:t xml:space="preserve">. Despite its textbook nature, a puzzling feature of the GABI is that it impacted both continent’s mammalian faunas very differently. In fact, evidence from the fossil record indicates that the early phases of the GABI were marked by reciprocal mammal exchanges between the Americas, but that the Pleistocene times witnessed an increasing proportion of North American mammals establishing southwards</w:t>
@@ -281,7 +281,7 @@
         <w:t xml:space="preserve"> </w:t>
       </w:r>
       <w:r>
-        <w:t xml:space="preserve">[2,9]</w:t>
+        <w:t xml:space="preserve">[2,10]</w:t>
       </w:r>
       <w:r>
         <w:t xml:space="preserve">. At present, only around 10% of the land mammal genera inhabiting North and Central America have a South American ancestry (number reduced to two single species when considering North America above Mexico), whereas it is estimated that half of living South American mammal genera descend from a North American lineage</w:t>
@@ -290,7 +290,7 @@
         <w:t xml:space="preserve"> </w:t>
       </w:r>
       <w:r>
-        <w:t xml:space="preserve">[10]</w:t>
+        <w:t xml:space="preserve">[11]</w:t>
       </w:r>
       <w:r>
         <w:t xml:space="preserve">. Therefore, this intercontinental faunal exchange has been highly asymmetric.</w:t>
@@ -317,7 +317,7 @@
         <w:t xml:space="preserve"> </w:t>
       </w:r>
       <w:r>
-        <w:t xml:space="preserve">[11]</w:t>
+        <w:t xml:space="preserve">[12]</w:t>
       </w:r>
       <w:r>
         <w:t xml:space="preserve">. However, the drivers behind this macroevolutionary imbalance, going against MacArthur &amp; Wilson’s equilibrium theory</w:t>
@@ -326,7 +326,7 @@
         <w:t xml:space="preserve"> </w:t>
       </w:r>
       <w:r>
-        <w:t xml:space="preserve">[12]</w:t>
+        <w:t xml:space="preserve">[13]</w:t>
       </w:r>
       <w:r>
         <w:t xml:space="preserve">, remain unresolved. Many hypotheses have been proposed to this end. The question has been primarily viewed through the lens of biotic interactions, being either competition between clades assumed to have similar ecologies</w:t>
@@ -335,7 +335,7 @@
         <w:t xml:space="preserve"> </w:t>
       </w:r>
       <w:r>
-        <w:t xml:space="preserve">[9,13,14,but see 15,16,17]</w:t>
+        <w:t xml:space="preserve">[10,14,15,but see 16,17,18]</w:t>
       </w:r>
       <w:r>
         <w:t xml:space="preserve"> </w:t>
@@ -347,7 +347,7 @@
         <w:t xml:space="preserve"> </w:t>
       </w:r>
       <w:r>
-        <w:t xml:space="preserve">[9,18,19]</w:t>
+        <w:t xml:space="preserve">[10,19,20]</w:t>
       </w:r>
       <w:r>
         <w:t xml:space="preserve">. Other studies proposed the implication of abiotic factors. Some put the emphasis on Pleistocene climate fluctuations and the consequent alternating phases of emergence of landscape opening across Central America, in turn favouring the dispersal of large temperate-adapted mammals to the detriment of tropical-adapted ones</w:t>
@@ -356,7 +356,7 @@
         <w:t xml:space="preserve"> </w:t>
       </w:r>
       <w:r>
-        <w:t xml:space="preserve">[8,18,20]</w:t>
+        <w:t xml:space="preserve">[9,19,21]</w:t>
       </w:r>
       <w:r>
         <w:t xml:space="preserve">. Others drew direct relationships between the higher extinction rates of native South American mammal genera and temperature change</w:t>
@@ -365,7 +365,7 @@
         <w:t xml:space="preserve"> </w:t>
       </w:r>
       <w:r>
-        <w:t xml:space="preserve">[21]</w:t>
+        <w:t xml:space="preserve">[22]</w:t>
       </w:r>
       <w:r>
         <w:t xml:space="preserve">. However, our understanding of the underlying forces that drove the GABI’s asymmetry has been limited to statistical analyses primarily relying on fossil data, naturally biased and incomplete</w:t>
@@ -374,7 +374,7 @@
         <w:t xml:space="preserve"> </w:t>
       </w:r>
       <w:r>
-        <w:t xml:space="preserve">[22]</w:t>
+        <w:t xml:space="preserve">[23]</w:t>
       </w:r>
       <w:r>
         <w:t xml:space="preserve">.</w:t>
@@ -401,7 +401,7 @@
         <w:t xml:space="preserve"> </w:t>
       </w:r>
       <w:r>
-        <w:t xml:space="preserve">[23]</w:t>
+        <w:t xml:space="preserve">[24]</w:t>
       </w:r>
       <w:r>
         <w:t xml:space="preserve">. In particular, mechanistic eco-evolutionary models …</w:t>
@@ -410,7 +410,7 @@
         <w:t xml:space="preserve"> </w:t>
       </w:r>
       <w:r>
-        <w:t xml:space="preserve">[24]</w:t>
+        <w:t xml:space="preserve">[25]</w:t>
       </w:r>
     </w:p>
     <w:p>
@@ -501,6 +501,32 @@
         <w:t xml:space="preserve">North + Central America</w:t>
       </w:r>
     </w:p>
+    <w:p>
+      <w:pPr>
+        <w:pStyle w:val="BodyText"/>
+      </w:pPr>
+      <w:r>
+        <w:t xml:space="preserve">Quantify:</w:t>
+      </w:r>
+      <w:r>
+        <w:br/>
+      </w:r>
+      <w:r>
+        <w:t xml:space="preserve">- Distrib° of occupied area</w:t>
+      </w:r>
+      <w:r>
+        <w:br/>
+      </w:r>
+      <w:r>
+        <w:t xml:space="preserve">- Diversity (nb of species) in the colonised area</w:t>
+      </w:r>
+      <w:r>
+        <w:br/>
+      </w:r>
+      <w:r>
+        <w:t xml:space="preserve">- (?)Reachability: how long does it take to reach the other area? (surely related to distance to exchange point)</w:t>
+      </w:r>
+    </w:p>
     <w:bookmarkStart w:id="27" w:name="palaeoclimate-data"/>
     <w:p>
       <w:pPr>
@@ -521,7 +547,7 @@
         <w:t xml:space="preserve"> </w:t>
       </w:r>
       <w:r>
-        <w:t xml:space="preserve">[25]</w:t>
+        <w:t xml:space="preserve">[26]</w:t>
       </w:r>
       <w:r>
         <w:t xml:space="preserve">, covering the last 5 Myrs with a 1</w:t>
@@ -539,7 +565,7 @@
         <w:t xml:space="preserve"> </w:t>
       </w:r>
       <w:r>
-        <w:t xml:space="preserve">[26]</w:t>
+        <w:t xml:space="preserve">[27]</w:t>
       </w:r>
       <w:r>
         <w:t xml:space="preserve">. For the scope of this work, we used two bioclimatic variables: mean annual temperature (MAT, BIO1) and mean annual precipitation (MAP, BIO12).</w:t>
@@ -556,7 +582,7 @@
         <w:t xml:space="preserve"> </w:t>
       </w:r>
       <w:r>
-        <w:t xml:space="preserve">[27]</w:t>
+        <w:t xml:space="preserve">[28]</w:t>
       </w:r>
       <w:r>
         <w:t xml:space="preserve">. This classification divides the world into five broad climatic regions: Polar, Cold, Temperate, Arid and Tropical.</w:t>
@@ -596,7 +622,7 @@
         <w:t xml:space="preserve"> </w:t>
       </w:r>
       <w:r>
-        <w:t xml:space="preserve">[24]</w:t>
+        <w:t xml:space="preserve">[25]</w:t>
       </w:r>
       <w:r>
         <w:t xml:space="preserve">. Simulations, moving forward-in-time with a 10ky time step, tracked the dispersion and diversification of ancestral lineages either originating in North, South America or both, throughout the last 5 Myr.</w:t>
@@ -643,7 +669,7 @@
         <w:t xml:space="preserve"> </w:t>
       </w:r>
       <w:r>
-        <w:t xml:space="preserve">[28]</w:t>
+        <w:t xml:space="preserve">[29]</w:t>
       </w:r>
       <w:r>
         <w:t xml:space="preserve">. We then sampled a centroid at random and retrieved the corresponding cell in our landscape.</w:t>
@@ -705,7 +731,7 @@
         <w:t xml:space="preserve"> </w:t>
       </w:r>
       <w:r>
-        <w:t xml:space="preserve">[29]</w:t>
+        <w:t xml:space="preserve">[30]</w:t>
       </w:r>
       <w:r>
         <w:t xml:space="preserve">, flying behaviour relaxing constraints applied to land mammals ?</w:t>
@@ -722,7 +748,7 @@
         <w:t xml:space="preserve"> </w:t>
       </w:r>
       <w:r>
-        <w:t xml:space="preserve">[30]</w:t>
+        <w:t xml:space="preserve">[31]</w:t>
       </w:r>
       <w:r>
         <w:t xml:space="preserve">. But here, we expect to find more species in South America, encompassing one of earth’s major and long-standing biodiversity hotspot – Amazonia</w:t>
@@ -731,7 +757,7 @@
         <w:t xml:space="preserve"> </w:t>
       </w:r>
       <w:r>
-        <w:t xml:space="preserve">[31]</w:t>
+        <w:t xml:space="preserve">[32]</w:t>
       </w:r>
       <w:r>
         <w:t xml:space="preserve"> </w:t>
@@ -745,13 +771,60 @@
         <w:pStyle w:val="BodyText"/>
       </w:pPr>
       <w:r>
+        <w:t xml:space="preserve">Is it just about</w:t>
+      </w:r>
+      <w:r>
+        <w:t xml:space="preserve"> </w:t>
+      </w:r>
+      <w:r>
+        <w:rPr>
+          <w:b/>
+          <w:bCs/>
+        </w:rPr>
+        <w:t xml:space="preserve">reaching</w:t>
+      </w:r>
+      <w:r>
+        <w:t xml:space="preserve"> </w:t>
+      </w:r>
+      <w:r>
+        <w:t xml:space="preserve">or more about</w:t>
+      </w:r>
+      <w:r>
+        <w:t xml:space="preserve"> </w:t>
+      </w:r>
+      <w:r>
+        <w:rPr>
+          <w:b/>
+          <w:bCs/>
+        </w:rPr>
+        <w:t xml:space="preserve">reaching &amp; surviving</w:t>
+      </w:r>
+      <w:r>
+        <w:t xml:space="preserve">?</w:t>
+      </w:r>
+    </w:p>
+    <w:bookmarkEnd w:id="31"/>
+    <w:bookmarkStart w:id="32" w:name="thrash"/>
+    <w:p>
+      <w:pPr>
+        <w:pStyle w:val="Heading1"/>
+      </w:pPr>
+      <w:r>
+        <w:t xml:space="preserve">Thrash</w:t>
+      </w:r>
+    </w:p>
+    <w:p>
+      <w:pPr>
+        <w:pStyle w:val="FirstParagraph"/>
+      </w:pPr>
+      <w:r>
         <w:t xml:space="preserve">Competition involving clades of similar ecology appeared as a likely first-order explanation to the recent demise of South American endemic mammal clades such as native ungulates</w:t>
       </w:r>
       <w:r>
         <w:t xml:space="preserve"> </w:t>
       </w:r>
       <w:r>
-        <w:t xml:space="preserve">[32]</w:t>
+        <w:t xml:space="preserve">[33]</w:t>
       </w:r>
       <w:r>
         <w:t xml:space="preserve"> </w:t>
@@ -763,7 +836,7 @@
         <w:t xml:space="preserve"> </w:t>
       </w:r>
       <w:r>
-        <w:t xml:space="preserve">[16,33]</w:t>
+        <w:t xml:space="preserve">[17,34]</w:t>
       </w:r>
       <w:r>
         <w:t xml:space="preserve">) that followed the establishment of northern lineages</w:t>
@@ -772,7 +845,7 @@
         <w:t xml:space="preserve"> </w:t>
       </w:r>
       <w:r>
-        <w:t xml:space="preserve">[13]</w:t>
+        <w:t xml:space="preserve">[14]</w:t>
       </w:r>
       <w:r>
         <w:t xml:space="preserve">. This hypothesis mostly relied on striking morphological convergences between the clades assumed to have competed (</w:t>
@@ -801,7 +874,7 @@
         <w:t xml:space="preserve"> </w:t>
       </w:r>
       <w:r>
-        <w:t xml:space="preserve">[15,16]</w:t>
+        <w:t xml:space="preserve">[16,17]</w:t>
       </w:r>
       <w:r>
         <w:t xml:space="preserve">. That being said, using phylogenetic regressions, Faurby et al.</w:t>
@@ -810,7 +883,7 @@
         <w:t xml:space="preserve"> </w:t>
       </w:r>
       <w:r>
-        <w:t xml:space="preserve">[19]</w:t>
+        <w:t xml:space="preserve">[20]</w:t>
       </w:r>
       <w:r>
         <w:t xml:space="preserve"> </w:t>
@@ -822,11 +895,11 @@
         <w:t xml:space="preserve"> </w:t>
       </w:r>
       <w:r>
-        <w:t xml:space="preserve">[14]</w:t>
-      </w:r>
-    </w:p>
-    <w:bookmarkEnd w:id="31"/>
-    <w:bookmarkStart w:id="96" w:name="references"/>
+        <w:t xml:space="preserve">[15]</w:t>
+      </w:r>
+    </w:p>
+    <w:bookmarkEnd w:id="32"/>
+    <w:bookmarkStart w:id="99" w:name="references"/>
     <w:p>
       <w:pPr>
         <w:pStyle w:val="Heading1"/>
@@ -835,8 +908,8 @@
         <w:t xml:space="preserve">References</w:t>
       </w:r>
     </w:p>
-    <w:bookmarkStart w:id="95" w:name="refs"/>
-    <w:bookmarkStart w:id="33" w:name="ref-couvreur2011"/>
+    <w:bookmarkStart w:id="98" w:name="refs"/>
+    <w:bookmarkStart w:id="34" w:name="ref-couvreur2011"/>
     <w:p>
       <w:pPr>
         <w:pStyle w:val="Bibliography"/>
@@ -876,7 +949,7 @@
       <w:r>
         <w:t xml:space="preserve">, 664–680. (doi:</w:t>
       </w:r>
-      <w:hyperlink r:id="rId32">
+      <w:hyperlink r:id="rId33">
         <w:r>
           <w:rPr>
             <w:rStyle w:val="Hyperlink"/>
@@ -888,8 +961,8 @@
         <w:t xml:space="preserve">)</w:t>
       </w:r>
     </w:p>
-    <w:bookmarkEnd w:id="33"/>
-    <w:bookmarkStart w:id="35" w:name="ref-marshall1982"/>
+    <w:bookmarkEnd w:id="34"/>
+    <w:bookmarkStart w:id="36" w:name="ref-marshall1982"/>
     <w:p>
       <w:pPr>
         <w:pStyle w:val="Bibliography"/>
@@ -909,7 +982,7 @@
       <w:r>
         <w:t xml:space="preserve"> </w:t>
       </w:r>
-      <w:hyperlink r:id="rId34">
+      <w:hyperlink r:id="rId35">
         <w:r>
           <w:rPr>
             <w:rStyle w:val="Hyperlink"/>
@@ -944,8 +1017,8 @@
         <w:t xml:space="preserve">, 1351–1357.</w:t>
       </w:r>
     </w:p>
-    <w:bookmarkEnd w:id="35"/>
-    <w:bookmarkStart w:id="37" w:name="ref-montes2015"/>
+    <w:bookmarkEnd w:id="36"/>
+    <w:bookmarkStart w:id="38" w:name="ref-montes2015"/>
     <w:p>
       <w:pPr>
         <w:pStyle w:val="Bibliography"/>
@@ -998,7 +1071,7 @@
       <w:r>
         <w:t xml:space="preserve">, 226–229. (doi:</w:t>
       </w:r>
-      <w:hyperlink r:id="rId36">
+      <w:hyperlink r:id="rId37">
         <w:r>
           <w:rPr>
             <w:rStyle w:val="Hyperlink"/>
@@ -1010,8 +1083,8 @@
         <w:t xml:space="preserve">)</w:t>
       </w:r>
     </w:p>
-    <w:bookmarkEnd w:id="37"/>
-    <w:bookmarkStart w:id="39" w:name="ref-jaramillo2018"/>
+    <w:bookmarkEnd w:id="38"/>
+    <w:bookmarkStart w:id="40" w:name="ref-jaramillo2018"/>
     <w:p>
       <w:pPr>
         <w:pStyle w:val="Bibliography"/>
@@ -1031,7 +1104,7 @@
       <w:r>
         <w:t xml:space="preserve"> </w:t>
       </w:r>
-      <w:hyperlink r:id="rId38">
+      <w:hyperlink r:id="rId39">
         <w:r>
           <w:rPr>
             <w:rStyle w:val="Hyperlink"/>
@@ -1046,8 +1119,8 @@
         <w:t xml:space="preserve"> </w:t>
       </w:r>
     </w:p>
-    <w:bookmarkEnd w:id="39"/>
-    <w:bookmarkStart w:id="41" w:name="ref-odea2016"/>
+    <w:bookmarkEnd w:id="40"/>
+    <w:bookmarkStart w:id="42" w:name="ref-odea2016"/>
     <w:p>
       <w:pPr>
         <w:pStyle w:val="Bibliography"/>
@@ -1100,7 +1173,7 @@
       <w:r>
         <w:t xml:space="preserve">, e1600883. (doi:</w:t>
       </w:r>
-      <w:hyperlink r:id="rId40">
+      <w:hyperlink r:id="rId41">
         <w:r>
           <w:rPr>
             <w:rStyle w:val="Hyperlink"/>
@@ -1112,8 +1185,8 @@
         <w:t xml:space="preserve">)</w:t>
       </w:r>
     </w:p>
-    <w:bookmarkEnd w:id="41"/>
-    <w:bookmarkStart w:id="43" w:name="ref-verzi2008"/>
+    <w:bookmarkEnd w:id="42"/>
+    <w:bookmarkStart w:id="44" w:name="ref-verzi2008"/>
     <w:p>
       <w:pPr>
         <w:pStyle w:val="Bibliography"/>
@@ -1153,7 +1226,7 @@
       <w:r>
         <w:t xml:space="preserve">, 145–155. (doi:</w:t>
       </w:r>
-      <w:hyperlink r:id="rId42">
+      <w:hyperlink r:id="rId43">
         <w:r>
           <w:rPr>
             <w:rStyle w:val="Hyperlink"/>
@@ -1165,8 +1238,8 @@
         <w:t xml:space="preserve">)</w:t>
       </w:r>
     </w:p>
-    <w:bookmarkEnd w:id="43"/>
-    <w:bookmarkStart w:id="45" w:name="ref-bacon2015"/>
+    <w:bookmarkEnd w:id="44"/>
+    <w:bookmarkStart w:id="46" w:name="ref-woodburne2010"/>
     <w:p>
       <w:pPr>
         <w:pStyle w:val="Bibliography"/>
@@ -1181,7 +1254,7 @@
         <w:t xml:space="preserve">	</w:t>
       </w:r>
       <w:r>
-        <w:t xml:space="preserve">Bacon CD, Silvestro D, Jaramillo C, Smith BT, Chakrabarty P, Antonelli A. 2015 Biological evidence supports an early and complex emergence of the isthmus of panama.</w:t>
+        <w:t xml:space="preserve">Woodburne MO. 2010 The Great American Biotic Interchange: Dispersals, Tectonics, Climate, Sea Level and Holding Pens.</w:t>
       </w:r>
       <w:r>
         <w:t xml:space="preserve"> </w:t>
@@ -1191,7 +1264,7 @@
           <w:i/>
           <w:iCs/>
         </w:rPr>
-        <w:t xml:space="preserve">Proceedings of the National Academy of Sciences</w:t>
+        <w:t xml:space="preserve">Journal of Mammalian Evolution</w:t>
       </w:r>
       <w:r>
         <w:t xml:space="preserve"> </w:t>
@@ -1201,12 +1274,65 @@
           <w:b/>
           <w:bCs/>
         </w:rPr>
+        <w:t xml:space="preserve">17</w:t>
+      </w:r>
+      <w:r>
+        <w:t xml:space="preserve">, 245–264. (doi:</w:t>
+      </w:r>
+      <w:hyperlink r:id="rId45">
+        <w:r>
+          <w:rPr>
+            <w:rStyle w:val="Hyperlink"/>
+          </w:rPr>
+          <w:t xml:space="preserve">10.1007/s10914-010-9144-8</w:t>
+        </w:r>
+      </w:hyperlink>
+      <w:r>
+        <w:t xml:space="preserve">)</w:t>
+      </w:r>
+    </w:p>
+    <w:bookmarkEnd w:id="46"/>
+    <w:bookmarkStart w:id="48" w:name="ref-bacon2015"/>
+    <w:p>
+      <w:pPr>
+        <w:pStyle w:val="Bibliography"/>
+      </w:pPr>
+      <w:r>
+        <w:t xml:space="preserve">8.</w:t>
+      </w:r>
+      <w:r>
+        <w:t xml:space="preserve"> </w:t>
+      </w:r>
+      <w:r>
+        <w:t xml:space="preserve">	</w:t>
+      </w:r>
+      <w:r>
+        <w:t xml:space="preserve">Bacon CD, Silvestro D, Jaramillo C, Smith BT, Chakrabarty P, Antonelli A. 2015 Biological evidence supports an early and complex emergence of the isthmus of panama.</w:t>
+      </w:r>
+      <w:r>
+        <w:t xml:space="preserve"> </w:t>
+      </w:r>
+      <w:r>
+        <w:rPr>
+          <w:i/>
+          <w:iCs/>
+        </w:rPr>
+        <w:t xml:space="preserve">Proceedings of the National Academy of Sciences</w:t>
+      </w:r>
+      <w:r>
+        <w:t xml:space="preserve"> </w:t>
+      </w:r>
+      <w:r>
+        <w:rPr>
+          <w:b/>
+          <w:bCs/>
+        </w:rPr>
         <w:t xml:space="preserve">112</w:t>
       </w:r>
       <w:r>
         <w:t xml:space="preserve">, 6110–6115. (doi:</w:t>
       </w:r>
-      <w:hyperlink r:id="rId44">
+      <w:hyperlink r:id="rId47">
         <w:r>
           <w:rPr>
             <w:rStyle w:val="Hyperlink"/>
@@ -1218,14 +1344,14 @@
         <w:t xml:space="preserve">)</w:t>
       </w:r>
     </w:p>
-    <w:bookmarkEnd w:id="45"/>
-    <w:bookmarkStart w:id="47" w:name="ref-bacon2016"/>
+    <w:bookmarkEnd w:id="48"/>
+    <w:bookmarkStart w:id="50" w:name="ref-bacon2016"/>
     <w:p>
       <w:pPr>
         <w:pStyle w:val="Bibliography"/>
       </w:pPr>
       <w:r>
-        <w:t xml:space="preserve">8.</w:t>
+        <w:t xml:space="preserve">9.</w:t>
       </w:r>
       <w:r>
         <w:t xml:space="preserve"> </w:t>
@@ -1259,7 +1385,7 @@
       <w:r>
         <w:t xml:space="preserve">, 375–378. (doi:</w:t>
       </w:r>
-      <w:hyperlink r:id="rId46">
+      <w:hyperlink r:id="rId49">
         <w:r>
           <w:rPr>
             <w:rStyle w:val="Hyperlink"/>
@@ -1271,14 +1397,14 @@
         <w:t xml:space="preserve">)</w:t>
       </w:r>
     </w:p>
-    <w:bookmarkEnd w:id="47"/>
-    <w:bookmarkStart w:id="49" w:name="ref-webb1976"/>
+    <w:bookmarkEnd w:id="50"/>
+    <w:bookmarkStart w:id="52" w:name="ref-webb1976"/>
     <w:p>
       <w:pPr>
         <w:pStyle w:val="Bibliography"/>
       </w:pPr>
       <w:r>
-        <w:t xml:space="preserve">9.</w:t>
+        <w:t xml:space="preserve">10.</w:t>
       </w:r>
       <w:r>
         <w:t xml:space="preserve"> </w:t>
@@ -1292,7 +1418,7 @@
       <w:r>
         <w:t xml:space="preserve"> </w:t>
       </w:r>
-      <w:hyperlink r:id="rId48">
+      <w:hyperlink r:id="rId51">
         <w:r>
           <w:rPr>
             <w:rStyle w:val="Hyperlink"/>
@@ -1327,14 +1453,14 @@
         <w:t xml:space="preserve">, 220–234.</w:t>
       </w:r>
     </w:p>
-    <w:bookmarkEnd w:id="49"/>
-    <w:bookmarkStart w:id="51" w:name="ref-marshall1988"/>
+    <w:bookmarkEnd w:id="52"/>
+    <w:bookmarkStart w:id="54" w:name="ref-marshall1988"/>
     <w:p>
       <w:pPr>
         <w:pStyle w:val="Bibliography"/>
       </w:pPr>
       <w:r>
-        <w:t xml:space="preserve">10.</w:t>
+        <w:t xml:space="preserve">11.</w:t>
       </w:r>
       <w:r>
         <w:t xml:space="preserve"> </w:t>
@@ -1348,7 +1474,7 @@
       <w:r>
         <w:t xml:space="preserve"> </w:t>
       </w:r>
-      <w:hyperlink r:id="rId50">
+      <w:hyperlink r:id="rId53">
         <w:r>
           <w:rPr>
             <w:rStyle w:val="Hyperlink"/>
@@ -1383,14 +1509,14 @@
         <w:t xml:space="preserve">, 380–388.</w:t>
       </w:r>
     </w:p>
-    <w:bookmarkEnd w:id="51"/>
-    <w:bookmarkStart w:id="53" w:name="ref-carrillo2020"/>
+    <w:bookmarkEnd w:id="54"/>
+    <w:bookmarkStart w:id="56" w:name="ref-carrillo2020"/>
     <w:p>
       <w:pPr>
         <w:pStyle w:val="Bibliography"/>
       </w:pPr>
       <w:r>
-        <w:t xml:space="preserve">11.</w:t>
+        <w:t xml:space="preserve">12.</w:t>
       </w:r>
       <w:r>
         <w:t xml:space="preserve"> </w:t>
@@ -1424,7 +1550,7 @@
       <w:r>
         <w:t xml:space="preserve">, 26281–26287. (doi:</w:t>
       </w:r>
-      <w:hyperlink r:id="rId52">
+      <w:hyperlink r:id="rId55">
         <w:r>
           <w:rPr>
             <w:rStyle w:val="Hyperlink"/>
@@ -1436,14 +1562,14 @@
         <w:t xml:space="preserve">)</w:t>
       </w:r>
     </w:p>
-    <w:bookmarkEnd w:id="53"/>
-    <w:bookmarkStart w:id="54" w:name="ref-macarthur1967"/>
+    <w:bookmarkEnd w:id="56"/>
+    <w:bookmarkStart w:id="57" w:name="ref-macarthur1967"/>
     <w:p>
       <w:pPr>
         <w:pStyle w:val="Bibliography"/>
       </w:pPr>
       <w:r>
-        <w:t xml:space="preserve">12.</w:t>
+        <w:t xml:space="preserve">13.</w:t>
       </w:r>
       <w:r>
         <w:t xml:space="preserve"> </w:t>
@@ -1471,14 +1597,14 @@
         <w:t xml:space="preserve"> </w:t>
       </w:r>
     </w:p>
-    <w:bookmarkEnd w:id="54"/>
-    <w:bookmarkStart w:id="55" w:name="ref-simpson1980"/>
+    <w:bookmarkEnd w:id="57"/>
+    <w:bookmarkStart w:id="58" w:name="ref-simpson1980"/>
     <w:p>
       <w:pPr>
         <w:pStyle w:val="Bibliography"/>
       </w:pPr>
       <w:r>
-        <w:t xml:space="preserve">13.</w:t>
+        <w:t xml:space="preserve">14.</w:t>
       </w:r>
       <w:r>
         <w:t xml:space="preserve"> </w:t>
@@ -1506,14 +1632,14 @@
         <w:t xml:space="preserve"> </w:t>
       </w:r>
     </w:p>
-    <w:bookmarkEnd w:id="55"/>
-    <w:bookmarkStart w:id="57" w:name="ref-domingo2020"/>
+    <w:bookmarkEnd w:id="58"/>
+    <w:bookmarkStart w:id="60" w:name="ref-domingo2020"/>
     <w:p>
       <w:pPr>
         <w:pStyle w:val="Bibliography"/>
       </w:pPr>
       <w:r>
-        <w:t xml:space="preserve">14.</w:t>
+        <w:t xml:space="preserve">15.</w:t>
       </w:r>
       <w:r>
         <w:t xml:space="preserve"> </w:t>
@@ -1547,7 +1673,7 @@
       <w:r>
         <w:t xml:space="preserve">, 1608. (doi:</w:t>
       </w:r>
-      <w:hyperlink r:id="rId56">
+      <w:hyperlink r:id="rId59">
         <w:r>
           <w:rPr>
             <w:rStyle w:val="Hyperlink"/>
@@ -1559,14 +1685,14 @@
         <w:t xml:space="preserve">)</w:t>
       </w:r>
     </w:p>
-    <w:bookmarkEnd w:id="57"/>
-    <w:bookmarkStart w:id="59" w:name="ref-prevosti2013"/>
+    <w:bookmarkEnd w:id="60"/>
+    <w:bookmarkStart w:id="62" w:name="ref-prevosti2013"/>
     <w:p>
       <w:pPr>
         <w:pStyle w:val="Bibliography"/>
       </w:pPr>
       <w:r>
-        <w:t xml:space="preserve">15.</w:t>
+        <w:t xml:space="preserve">16.</w:t>
       </w:r>
       <w:r>
         <w:t xml:space="preserve"> </w:t>
@@ -1600,7 +1726,7 @@
       <w:r>
         <w:t xml:space="preserve">, 3–21. (doi:</w:t>
       </w:r>
-      <w:hyperlink r:id="rId58">
+      <w:hyperlink r:id="rId61">
         <w:r>
           <w:rPr>
             <w:rStyle w:val="Hyperlink"/>
@@ -1612,14 +1738,14 @@
         <w:t xml:space="preserve">)</w:t>
       </w:r>
     </w:p>
-    <w:bookmarkEnd w:id="59"/>
-    <w:bookmarkStart w:id="61" w:name="ref-tarquini2022"/>
+    <w:bookmarkEnd w:id="62"/>
+    <w:bookmarkStart w:id="64" w:name="ref-tarquini2022"/>
     <w:p>
       <w:pPr>
         <w:pStyle w:val="Bibliography"/>
       </w:pPr>
       <w:r>
-        <w:t xml:space="preserve">16.</w:t>
+        <w:t xml:space="preserve">17.</w:t>
       </w:r>
       <w:r>
         <w:t xml:space="preserve"> </w:t>
@@ -1653,7 +1779,7 @@
       <w:r>
         <w:t xml:space="preserve">, 1224. (doi:</w:t>
       </w:r>
-      <w:hyperlink r:id="rId60">
+      <w:hyperlink r:id="rId63">
         <w:r>
           <w:rPr>
             <w:rStyle w:val="Hyperlink"/>
@@ -1665,14 +1791,14 @@
         <w:t xml:space="preserve">)</w:t>
       </w:r>
     </w:p>
-    <w:bookmarkEnd w:id="61"/>
-    <w:bookmarkStart w:id="63" w:name="ref-marsà2025"/>
+    <w:bookmarkEnd w:id="64"/>
+    <w:bookmarkStart w:id="66" w:name="ref-marsà2025"/>
     <w:p>
       <w:pPr>
         <w:pStyle w:val="Bibliography"/>
       </w:pPr>
       <w:r>
-        <w:t xml:space="preserve">17.</w:t>
+        <w:t xml:space="preserve">18.</w:t>
       </w:r>
       <w:r>
         <w:t xml:space="preserve"> </w:t>
@@ -1724,7 +1850,7 @@
       <w:r>
         <w:t xml:space="preserve">, 153. (doi:</w:t>
       </w:r>
-      <w:hyperlink r:id="rId62">
+      <w:hyperlink r:id="rId65">
         <w:r>
           <w:rPr>
             <w:rStyle w:val="Hyperlink"/>
@@ -1736,14 +1862,14 @@
         <w:t xml:space="preserve">)</w:t>
       </w:r>
     </w:p>
-    <w:bookmarkEnd w:id="63"/>
-    <w:bookmarkStart w:id="64" w:name="ref-marshall1990"/>
+    <w:bookmarkEnd w:id="66"/>
+    <w:bookmarkStart w:id="67" w:name="ref-marshall1990"/>
     <w:p>
       <w:pPr>
         <w:pStyle w:val="Bibliography"/>
       </w:pPr>
       <w:r>
-        <w:t xml:space="preserve">18.</w:t>
+        <w:t xml:space="preserve">19.</w:t>
       </w:r>
       <w:r>
         <w:t xml:space="preserve"> </w:t>
@@ -1778,14 +1904,14 @@
         <w:t xml:space="preserve">, 169–210.</w:t>
       </w:r>
     </w:p>
-    <w:bookmarkEnd w:id="64"/>
-    <w:bookmarkStart w:id="66" w:name="ref-faurby2016"/>
+    <w:bookmarkEnd w:id="67"/>
+    <w:bookmarkStart w:id="69" w:name="ref-faurby2016"/>
     <w:p>
       <w:pPr>
         <w:pStyle w:val="Bibliography"/>
       </w:pPr>
       <w:r>
-        <w:t xml:space="preserve">19.</w:t>
+        <w:t xml:space="preserve">20.</w:t>
       </w:r>
       <w:r>
         <w:t xml:space="preserve"> </w:t>
@@ -1819,7 +1945,7 @@
       <w:r>
         <w:t xml:space="preserve">, 1443–1453. (doi:</w:t>
       </w:r>
-      <w:hyperlink r:id="rId65">
+      <w:hyperlink r:id="rId68">
         <w:r>
           <w:rPr>
             <w:rStyle w:val="Hyperlink"/>
@@ -1831,14 +1957,14 @@
         <w:t xml:space="preserve">)</w:t>
       </w:r>
     </w:p>
-    <w:bookmarkEnd w:id="66"/>
-    <w:bookmarkStart w:id="68" w:name="ref-webb1991"/>
+    <w:bookmarkEnd w:id="69"/>
+    <w:bookmarkStart w:id="71" w:name="ref-webb1991"/>
     <w:p>
       <w:pPr>
         <w:pStyle w:val="Bibliography"/>
       </w:pPr>
       <w:r>
-        <w:t xml:space="preserve">20.</w:t>
+        <w:t xml:space="preserve">21.</w:t>
       </w:r>
       <w:r>
         <w:t xml:space="preserve"> </w:t>
@@ -1872,7 +1998,7 @@
       <w:r>
         <w:t xml:space="preserve">, 266–280. (doi:</w:t>
       </w:r>
-      <w:hyperlink r:id="rId67">
+      <w:hyperlink r:id="rId70">
         <w:r>
           <w:rPr>
             <w:rStyle w:val="Hyperlink"/>
@@ -1884,14 +2010,14 @@
         <w:t xml:space="preserve">)</w:t>
       </w:r>
     </w:p>
-    <w:bookmarkEnd w:id="68"/>
-    <w:bookmarkStart w:id="70" w:name="ref-freitas-oliveira2024"/>
+    <w:bookmarkEnd w:id="71"/>
+    <w:bookmarkStart w:id="73" w:name="ref-freitas-oliveira2024"/>
     <w:p>
       <w:pPr>
         <w:pStyle w:val="Bibliography"/>
       </w:pPr>
       <w:r>
-        <w:t xml:space="preserve">21.</w:t>
+        <w:t xml:space="preserve">22.</w:t>
       </w:r>
       <w:r>
         <w:t xml:space="preserve"> </w:t>
@@ -1925,7 +2051,7 @@
       <w:r>
         <w:t xml:space="preserve">, 1–5. (doi:</w:t>
       </w:r>
-      <w:hyperlink r:id="rId69">
+      <w:hyperlink r:id="rId72">
         <w:r>
           <w:rPr>
             <w:rStyle w:val="Hyperlink"/>
@@ -1937,14 +2063,14 @@
         <w:t xml:space="preserve">)</w:t>
       </w:r>
     </w:p>
-    <w:bookmarkEnd w:id="70"/>
-    <w:bookmarkStart w:id="72" w:name="ref-krone2024"/>
+    <w:bookmarkEnd w:id="73"/>
+    <w:bookmarkStart w:id="75" w:name="ref-krone2024"/>
     <w:p>
       <w:pPr>
         <w:pStyle w:val="Bibliography"/>
       </w:pPr>
       <w:r>
-        <w:t xml:space="preserve">22.</w:t>
+        <w:t xml:space="preserve">23.</w:t>
       </w:r>
       <w:r>
         <w:t xml:space="preserve"> </w:t>
@@ -1978,7 +2104,7 @@
       <w:r>
         <w:t xml:space="preserve">, 214–225. (doi:</w:t>
       </w:r>
-      <w:hyperlink r:id="rId71">
+      <w:hyperlink r:id="rId74">
         <w:r>
           <w:rPr>
             <w:rStyle w:val="Hyperlink"/>
@@ -1990,14 +2116,14 @@
         <w:t xml:space="preserve">)</w:t>
       </w:r>
     </w:p>
-    <w:bookmarkEnd w:id="72"/>
-    <w:bookmarkStart w:id="74" w:name="ref-pilowsky2022"/>
+    <w:bookmarkEnd w:id="75"/>
+    <w:bookmarkStart w:id="77" w:name="ref-pilowsky2022"/>
     <w:p>
       <w:pPr>
         <w:pStyle w:val="Bibliography"/>
       </w:pPr>
       <w:r>
-        <w:t xml:space="preserve">23.</w:t>
+        <w:t xml:space="preserve">24.</w:t>
       </w:r>
       <w:r>
         <w:t xml:space="preserve"> </w:t>
@@ -2031,7 +2157,7 @@
       <w:r>
         <w:t xml:space="preserve">, eabj2271. (doi:</w:t>
       </w:r>
-      <w:hyperlink r:id="rId73">
+      <w:hyperlink r:id="rId76">
         <w:r>
           <w:rPr>
             <w:rStyle w:val="Hyperlink"/>
@@ -2043,14 +2169,14 @@
         <w:t xml:space="preserve">)</w:t>
       </w:r>
     </w:p>
-    <w:bookmarkEnd w:id="74"/>
-    <w:bookmarkStart w:id="76" w:name="ref-hagen2021"/>
+    <w:bookmarkEnd w:id="77"/>
+    <w:bookmarkStart w:id="79" w:name="ref-hagen2021"/>
     <w:p>
       <w:pPr>
         <w:pStyle w:val="Bibliography"/>
       </w:pPr>
       <w:r>
-        <w:t xml:space="preserve">24.</w:t>
+        <w:t xml:space="preserve">25.</w:t>
       </w:r>
       <w:r>
         <w:t xml:space="preserve"> </w:t>
@@ -2090,7 +2216,7 @@
       <w:r>
         <w:t xml:space="preserve">, e3001340. (doi:</w:t>
       </w:r>
-      <w:hyperlink r:id="rId75">
+      <w:hyperlink r:id="rId78">
         <w:r>
           <w:rPr>
             <w:rStyle w:val="Hyperlink"/>
@@ -2102,14 +2228,14 @@
         <w:t xml:space="preserve">)</w:t>
       </w:r>
     </w:p>
-    <w:bookmarkEnd w:id="76"/>
-    <w:bookmarkStart w:id="78" w:name="ref-holden2019"/>
+    <w:bookmarkEnd w:id="79"/>
+    <w:bookmarkStart w:id="81" w:name="ref-holden2019"/>
     <w:p>
       <w:pPr>
         <w:pStyle w:val="Bibliography"/>
       </w:pPr>
       <w:r>
-        <w:t xml:space="preserve">25.</w:t>
+        <w:t xml:space="preserve">26.</w:t>
       </w:r>
       <w:r>
         <w:t xml:space="preserve"> </w:t>
@@ -2146,7 +2272,7 @@
       <w:r>
         <w:t xml:space="preserve">, 5137–5155. (doi:</w:t>
       </w:r>
-      <w:hyperlink r:id="rId77">
+      <w:hyperlink r:id="rId80">
         <w:r>
           <w:rPr>
             <w:rStyle w:val="Hyperlink"/>
@@ -2158,14 +2284,14 @@
         <w:t xml:space="preserve">)</w:t>
       </w:r>
     </w:p>
-    <w:bookmarkEnd w:id="78"/>
-    <w:bookmarkStart w:id="80" w:name="ref-barreto2023"/>
+    <w:bookmarkEnd w:id="81"/>
+    <w:bookmarkStart w:id="83" w:name="ref-barreto2023"/>
     <w:p>
       <w:pPr>
         <w:pStyle w:val="Bibliography"/>
       </w:pPr>
       <w:r>
-        <w:t xml:space="preserve">26.</w:t>
+        <w:t xml:space="preserve">27.</w:t>
       </w:r>
       <w:r>
         <w:t xml:space="preserve"> </w:t>
@@ -2199,7 +2325,7 @@
       <w:r>
         <w:t xml:space="preserve">, 1034–1045. (doi:</w:t>
       </w:r>
-      <w:hyperlink r:id="rId79">
+      <w:hyperlink r:id="rId82">
         <w:r>
           <w:rPr>
             <w:rStyle w:val="Hyperlink"/>
@@ -2211,14 +2337,14 @@
         <w:t xml:space="preserve">)</w:t>
       </w:r>
     </w:p>
-    <w:bookmarkEnd w:id="80"/>
-    <w:bookmarkStart w:id="82" w:name="ref-galván2023"/>
+    <w:bookmarkEnd w:id="83"/>
+    <w:bookmarkStart w:id="85" w:name="ref-galván2023"/>
     <w:p>
       <w:pPr>
         <w:pStyle w:val="Bibliography"/>
       </w:pPr>
       <w:r>
-        <w:t xml:space="preserve">27.</w:t>
+        <w:t xml:space="preserve">28.</w:t>
       </w:r>
       <w:r>
         <w:t xml:space="preserve"> </w:t>
@@ -2232,7 +2358,7 @@
       <w:r>
         <w:t xml:space="preserve"> </w:t>
       </w:r>
-      <w:hyperlink r:id="rId81">
+      <w:hyperlink r:id="rId84">
         <w:r>
           <w:rPr>
             <w:rStyle w:val="Hyperlink"/>
@@ -2244,14 +2370,14 @@
         <w:t xml:space="preserve"> </w:t>
       </w:r>
     </w:p>
-    <w:bookmarkEnd w:id="82"/>
-    <w:bookmarkStart w:id="84" w:name="ref-obrien2023"/>
+    <w:bookmarkEnd w:id="85"/>
+    <w:bookmarkStart w:id="87" w:name="ref-obrien2023"/>
     <w:p>
       <w:pPr>
         <w:pStyle w:val="Bibliography"/>
       </w:pPr>
       <w:r>
-        <w:t xml:space="preserve">28.</w:t>
+        <w:t xml:space="preserve">29.</w:t>
       </w:r>
       <w:r>
         <w:t xml:space="preserve"> </w:t>
@@ -2278,7 +2404,7 @@
       <w:r>
         <w:t xml:space="preserve"> </w:t>
       </w:r>
-      <w:hyperlink r:id="rId83">
+      <w:hyperlink r:id="rId86">
         <w:r>
           <w:rPr>
             <w:rStyle w:val="Hyperlink"/>
@@ -2290,14 +2416,14 @@
         <w:t xml:space="preserve">.</w:t>
       </w:r>
     </w:p>
-    <w:bookmarkEnd w:id="84"/>
-    <w:bookmarkStart w:id="86" w:name="ref-weir2009"/>
+    <w:bookmarkEnd w:id="87"/>
+    <w:bookmarkStart w:id="89" w:name="ref-weir2009"/>
     <w:p>
       <w:pPr>
         <w:pStyle w:val="Bibliography"/>
       </w:pPr>
       <w:r>
-        <w:t xml:space="preserve">29.</w:t>
+        <w:t xml:space="preserve">30.</w:t>
       </w:r>
       <w:r>
         <w:t xml:space="preserve"> </w:t>
@@ -2331,7 +2457,7 @@
       <w:r>
         <w:t xml:space="preserve">, 21737–21742. (doi:</w:t>
       </w:r>
-      <w:hyperlink r:id="rId85">
+      <w:hyperlink r:id="rId88">
         <w:r>
           <w:rPr>
             <w:rStyle w:val="Hyperlink"/>
@@ -2343,14 +2469,14 @@
         <w:t xml:space="preserve">)</w:t>
       </w:r>
     </w:p>
-    <w:bookmarkEnd w:id="86"/>
-    <w:bookmarkStart w:id="88" w:name="ref-skeels2023"/>
+    <w:bookmarkEnd w:id="89"/>
+    <w:bookmarkStart w:id="91" w:name="ref-skeels2023"/>
     <w:p>
       <w:pPr>
         <w:pStyle w:val="Bibliography"/>
       </w:pPr>
       <w:r>
-        <w:t xml:space="preserve">30.</w:t>
+        <w:t xml:space="preserve">31.</w:t>
       </w:r>
       <w:r>
         <w:t xml:space="preserve"> </w:t>
@@ -2384,7 +2510,7 @@
       <w:r>
         <w:t xml:space="preserve">, 341–356. (doi:</w:t>
       </w:r>
-      <w:hyperlink r:id="rId87">
+      <w:hyperlink r:id="rId90">
         <w:r>
           <w:rPr>
             <w:rStyle w:val="Hyperlink"/>
@@ -2396,14 +2522,14 @@
         <w:t xml:space="preserve">)</w:t>
       </w:r>
     </w:p>
-    <w:bookmarkEnd w:id="88"/>
-    <w:bookmarkStart w:id="90" w:name="ref-antonelli2018"/>
+    <w:bookmarkEnd w:id="91"/>
+    <w:bookmarkStart w:id="93" w:name="ref-antonelli2018"/>
     <w:p>
       <w:pPr>
         <w:pStyle w:val="Bibliography"/>
       </w:pPr>
       <w:r>
-        <w:t xml:space="preserve">31.</w:t>
+        <w:t xml:space="preserve">32.</w:t>
       </w:r>
       <w:r>
         <w:t xml:space="preserve"> </w:t>
@@ -2450,7 +2576,7 @@
       <w:r>
         <w:t xml:space="preserve">, 718–725. (doi:</w:t>
       </w:r>
-      <w:hyperlink r:id="rId89">
+      <w:hyperlink r:id="rId92">
         <w:r>
           <w:rPr>
             <w:rStyle w:val="Hyperlink"/>
@@ -2462,14 +2588,14 @@
         <w:t xml:space="preserve">)</w:t>
       </w:r>
     </w:p>
-    <w:bookmarkEnd w:id="90"/>
-    <w:bookmarkStart w:id="92" w:name="ref-croft2020"/>
+    <w:bookmarkEnd w:id="93"/>
+    <w:bookmarkStart w:id="95" w:name="ref-croft2020"/>
     <w:p>
       <w:pPr>
         <w:pStyle w:val="Bibliography"/>
       </w:pPr>
       <w:r>
-        <w:t xml:space="preserve">32.</w:t>
+        <w:t xml:space="preserve">33.</w:t>
       </w:r>
       <w:r>
         <w:t xml:space="preserve"> </w:t>
@@ -2503,7 +2629,7 @@
       <w:r>
         <w:t xml:space="preserve">, 259–290. (doi:</w:t>
       </w:r>
-      <w:hyperlink r:id="rId91">
+      <w:hyperlink r:id="rId94">
         <w:r>
           <w:rPr>
             <w:rStyle w:val="Hyperlink"/>
@@ -2515,14 +2641,14 @@
         <w:t xml:space="preserve">)</w:t>
       </w:r>
     </w:p>
-    <w:bookmarkEnd w:id="92"/>
-    <w:bookmarkStart w:id="94" w:name="ref-pino2022"/>
+    <w:bookmarkEnd w:id="95"/>
+    <w:bookmarkStart w:id="97" w:name="ref-pino2022"/>
     <w:p>
       <w:pPr>
         <w:pStyle w:val="Bibliography"/>
       </w:pPr>
       <w:r>
-        <w:t xml:space="preserve">33.</w:t>
+        <w:t xml:space="preserve">34.</w:t>
       </w:r>
       <w:r>
         <w:t xml:space="preserve"> </w:t>
@@ -2556,7 +2682,7 @@
       <w:r>
         <w:t xml:space="preserve">, 103758. (doi:</w:t>
       </w:r>
-      <w:hyperlink r:id="rId93">
+      <w:hyperlink r:id="rId96">
         <w:r>
           <w:rPr>
             <w:rStyle w:val="Hyperlink"/>
@@ -2568,9 +2694,9 @@
         <w:t xml:space="preserve">)</w:t>
       </w:r>
     </w:p>
-    <w:bookmarkEnd w:id="94"/>
-    <w:bookmarkEnd w:id="95"/>
-    <w:bookmarkEnd w:id="96"/>
+    <w:bookmarkEnd w:id="97"/>
+    <w:bookmarkEnd w:id="98"/>
+    <w:bookmarkEnd w:id="99"/>
     <w:sectPr>
       <w:type w:val="nextPage"/>
       <w:pgSz w:h="15840" w:w="12240"/>

--- a/Manuscript/GABI_palaeo_constraints.docx
+++ b/Manuscript/GABI_palaeo_constraints.docx
@@ -19,7 +19,7 @@
         <w:t xml:space="preserve"> </w:t>
       </w:r>
       <w:r>
-        <w:t xml:space="preserve">on</w:t>
+        <w:t xml:space="preserve">behind</w:t>
       </w:r>
       <w:r>
         <w:t xml:space="preserve"> </w:t>
@@ -49,7 +49,31 @@
         <w:t xml:space="preserve"> </w:t>
       </w:r>
       <w:r>
-        <w:t xml:space="preserve">Interchange</w:t>
+        <w:t xml:space="preserve">Interchange:</w:t>
+      </w:r>
+      <w:r>
+        <w:t xml:space="preserve"> </w:t>
+      </w:r>
+      <w:r>
+        <w:t xml:space="preserve">insights</w:t>
+      </w:r>
+      <w:r>
+        <w:t xml:space="preserve"> </w:t>
+      </w:r>
+      <w:r>
+        <w:t xml:space="preserve">from</w:t>
+      </w:r>
+      <w:r>
+        <w:t xml:space="preserve"> </w:t>
+      </w:r>
+      <w:r>
+        <w:t xml:space="preserve">eco-evolutionary</w:t>
+      </w:r>
+      <w:r>
+        <w:t xml:space="preserve"> </w:t>
+      </w:r>
+      <w:r>
+        <w:t xml:space="preserve">simulations</w:t>
       </w:r>
     </w:p>
     <w:p>
@@ -347,7 +371,7 @@
         <w:t xml:space="preserve"> </w:t>
       </w:r>
       <w:r>
-        <w:t xml:space="preserve">[10,19,20]</w:t>
+        <w:t xml:space="preserve">[10,19–21]</w:t>
       </w:r>
       <w:r>
         <w:t xml:space="preserve">. Other studies proposed the implication of abiotic factors. Some put the emphasis on Pleistocene climate fluctuations and the consequent alternating phases of emergence of landscape opening across Central America, in turn favouring the dispersal of large temperate-adapted mammals to the detriment of tropical-adapted ones</w:t>
@@ -356,7 +380,7 @@
         <w:t xml:space="preserve"> </w:t>
       </w:r>
       <w:r>
-        <w:t xml:space="preserve">[9,19,21]</w:t>
+        <w:t xml:space="preserve">[9,19,22]</w:t>
       </w:r>
       <w:r>
         <w:t xml:space="preserve">. Others drew direct relationships between the higher extinction rates of native South American mammal genera and temperature change</w:t>
@@ -365,7 +389,7 @@
         <w:t xml:space="preserve"> </w:t>
       </w:r>
       <w:r>
-        <w:t xml:space="preserve">[22]</w:t>
+        <w:t xml:space="preserve">[23]</w:t>
       </w:r>
       <w:r>
         <w:t xml:space="preserve">. However, our understanding of the underlying forces that drove the GABI’s asymmetry has been limited to statistical analyses primarily relying on fossil data, naturally biased and incomplete</w:t>
@@ -374,7 +398,7 @@
         <w:t xml:space="preserve"> </w:t>
       </w:r>
       <w:r>
-        <w:t xml:space="preserve">[23]</w:t>
+        <w:t xml:space="preserve">[24]</w:t>
       </w:r>
       <w:r>
         <w:t xml:space="preserve">.</w:t>
@@ -401,7 +425,7 @@
         <w:t xml:space="preserve"> </w:t>
       </w:r>
       <w:r>
-        <w:t xml:space="preserve">[24]</w:t>
+        <w:t xml:space="preserve">[25]</w:t>
       </w:r>
       <w:r>
         <w:t xml:space="preserve">. In particular, mechanistic eco-evolutionary models …</w:t>
@@ -410,7 +434,7 @@
         <w:t xml:space="preserve"> </w:t>
       </w:r>
       <w:r>
-        <w:t xml:space="preserve">[25]</w:t>
+        <w:t xml:space="preserve">[26]</w:t>
       </w:r>
     </w:p>
     <w:p>
@@ -418,7 +442,7 @@
         <w:pStyle w:val="BodyText"/>
       </w:pPr>
       <w:r>
-        <w:t xml:space="preserve">Possibility to run computer experiments and draw casual links between biodiversity patterns and (a)biotic factors Proved efficient in a wide range of questions.</w:t>
+        <w:t xml:space="preserve">Possibility to run computer experiments and draw causal links between biodiversity patterns and (a)biotic factors Proved efficient in a wide range of questions.</w:t>
       </w:r>
     </w:p>
     <w:p>
@@ -547,7 +571,7 @@
         <w:t xml:space="preserve"> </w:t>
       </w:r>
       <w:r>
-        <w:t xml:space="preserve">[26]</w:t>
+        <w:t xml:space="preserve">[27]</w:t>
       </w:r>
       <w:r>
         <w:t xml:space="preserve">, covering the last 5 Myrs with a 1</w:t>
@@ -565,7 +589,7 @@
         <w:t xml:space="preserve"> </w:t>
       </w:r>
       <w:r>
-        <w:t xml:space="preserve">[27]</w:t>
+        <w:t xml:space="preserve">[28]</w:t>
       </w:r>
       <w:r>
         <w:t xml:space="preserve">. For the scope of this work, we used two bioclimatic variables: mean annual temperature (MAT, BIO1) and mean annual precipitation (MAP, BIO12).</w:t>
@@ -582,7 +606,7 @@
         <w:t xml:space="preserve"> </w:t>
       </w:r>
       <w:r>
-        <w:t xml:space="preserve">[28]</w:t>
+        <w:t xml:space="preserve">[29]</w:t>
       </w:r>
       <w:r>
         <w:t xml:space="preserve">. This classification divides the world into five broad climatic regions: Polar, Cold, Temperate, Arid and Tropical.</w:t>
@@ -622,7 +646,7 @@
         <w:t xml:space="preserve"> </w:t>
       </w:r>
       <w:r>
-        <w:t xml:space="preserve">[25]</w:t>
+        <w:t xml:space="preserve">[26]</w:t>
       </w:r>
       <w:r>
         <w:t xml:space="preserve">. Simulations, moving forward-in-time with a 10ky time step, tracked the dispersion and diversification of ancestral lineages either originating in North, South America or both, throughout the last 5 Myr.</w:t>
@@ -669,7 +693,7 @@
         <w:t xml:space="preserve"> </w:t>
       </w:r>
       <w:r>
-        <w:t xml:space="preserve">[29]</w:t>
+        <w:t xml:space="preserve">[30]</w:t>
       </w:r>
       <w:r>
         <w:t xml:space="preserve">. We then sampled a centroid at random and retrieved the corresponding cell in our landscape.</w:t>
@@ -711,7 +735,7 @@
       </w:r>
     </w:p>
     <w:bookmarkEnd w:id="30"/>
-    <w:bookmarkStart w:id="31" w:name="discussion"/>
+    <w:bookmarkStart w:id="32" w:name="discussion"/>
     <w:p>
       <w:pPr>
         <w:pStyle w:val="Heading1"/>
@@ -731,7 +755,7 @@
         <w:t xml:space="preserve"> </w:t>
       </w:r>
       <w:r>
-        <w:t xml:space="preserve">[30]</w:t>
+        <w:t xml:space="preserve">[31]</w:t>
       </w:r>
       <w:r>
         <w:t xml:space="preserve">, flying behaviour relaxing constraints applied to land mammals ?</w:t>
@@ -748,7 +772,7 @@
         <w:t xml:space="preserve"> </w:t>
       </w:r>
       <w:r>
-        <w:t xml:space="preserve">[31]</w:t>
+        <w:t xml:space="preserve">[32]</w:t>
       </w:r>
       <w:r>
         <w:t xml:space="preserve">. But here, we expect to find more species in South America, encompassing one of earth’s major and long-standing biodiversity hotspot – Amazonia</w:t>
@@ -757,7 +781,7 @@
         <w:t xml:space="preserve"> </w:t>
       </w:r>
       <w:r>
-        <w:t xml:space="preserve">[32]</w:t>
+        <w:t xml:space="preserve">[33]</w:t>
       </w:r>
       <w:r>
         <w:t xml:space="preserve"> </w:t>
@@ -803,8 +827,26 @@
         <w:t xml:space="preserve">?</w:t>
       </w:r>
     </w:p>
+    <w:bookmarkStart w:id="31" w:name="limitations-perspectives"/>
+    <w:p>
+      <w:pPr>
+        <w:pStyle w:val="Heading2"/>
+      </w:pPr>
+      <w:r>
+        <w:t xml:space="preserve">Limitations &amp; perspectives</w:t>
+      </w:r>
+    </w:p>
+    <w:p>
+      <w:pPr>
+        <w:pStyle w:val="FirstParagraph"/>
+      </w:pPr>
+      <w:r>
+        <w:t xml:space="preserve">Maybe one of the most obvious caveats of our study stems from the assumption of fixed palaeogeography, particularly near the isthmus, wheras we know that this region changed across our study.</w:t>
+      </w:r>
+    </w:p>
     <w:bookmarkEnd w:id="31"/>
-    <w:bookmarkStart w:id="32" w:name="thrash"/>
+    <w:bookmarkEnd w:id="32"/>
+    <w:bookmarkStart w:id="33" w:name="thrash"/>
     <w:p>
       <w:pPr>
         <w:pStyle w:val="Heading1"/>
@@ -824,7 +866,7 @@
         <w:t xml:space="preserve"> </w:t>
       </w:r>
       <w:r>
-        <w:t xml:space="preserve">[33]</w:t>
+        <w:t xml:space="preserve">[34]</w:t>
       </w:r>
       <w:r>
         <w:t xml:space="preserve"> </w:t>
@@ -836,7 +878,7 @@
         <w:t xml:space="preserve"> </w:t>
       </w:r>
       <w:r>
-        <w:t xml:space="preserve">[17,34]</w:t>
+        <w:t xml:space="preserve">[17,35]</w:t>
       </w:r>
       <w:r>
         <w:t xml:space="preserve">) that followed the establishment of northern lineages</w:t>
@@ -898,8 +940,8 @@
         <w:t xml:space="preserve">[15]</w:t>
       </w:r>
     </w:p>
-    <w:bookmarkEnd w:id="32"/>
-    <w:bookmarkStart w:id="99" w:name="references"/>
+    <w:bookmarkEnd w:id="33"/>
+    <w:bookmarkStart w:id="102" w:name="references"/>
     <w:p>
       <w:pPr>
         <w:pStyle w:val="Heading1"/>
@@ -908,8 +950,8 @@
         <w:t xml:space="preserve">References</w:t>
       </w:r>
     </w:p>
-    <w:bookmarkStart w:id="98" w:name="refs"/>
-    <w:bookmarkStart w:id="34" w:name="ref-couvreur2011"/>
+    <w:bookmarkStart w:id="101" w:name="refs"/>
+    <w:bookmarkStart w:id="35" w:name="ref-couvreur2011"/>
     <w:p>
       <w:pPr>
         <w:pStyle w:val="Bibliography"/>
@@ -949,7 +991,7 @@
       <w:r>
         <w:t xml:space="preserve">, 664–680. (doi:</w:t>
       </w:r>
-      <w:hyperlink r:id="rId33">
+      <w:hyperlink r:id="rId34">
         <w:r>
           <w:rPr>
             <w:rStyle w:val="Hyperlink"/>
@@ -961,8 +1003,8 @@
         <w:t xml:space="preserve">)</w:t>
       </w:r>
     </w:p>
-    <w:bookmarkEnd w:id="34"/>
-    <w:bookmarkStart w:id="36" w:name="ref-marshall1982"/>
+    <w:bookmarkEnd w:id="35"/>
+    <w:bookmarkStart w:id="37" w:name="ref-marshall1982"/>
     <w:p>
       <w:pPr>
         <w:pStyle w:val="Bibliography"/>
@@ -982,7 +1024,7 @@
       <w:r>
         <w:t xml:space="preserve"> </w:t>
       </w:r>
-      <w:hyperlink r:id="rId35">
+      <w:hyperlink r:id="rId36">
         <w:r>
           <w:rPr>
             <w:rStyle w:val="Hyperlink"/>
@@ -1017,8 +1059,8 @@
         <w:t xml:space="preserve">, 1351–1357.</w:t>
       </w:r>
     </w:p>
-    <w:bookmarkEnd w:id="36"/>
-    <w:bookmarkStart w:id="38" w:name="ref-montes2015"/>
+    <w:bookmarkEnd w:id="37"/>
+    <w:bookmarkStart w:id="39" w:name="ref-montes2015"/>
     <w:p>
       <w:pPr>
         <w:pStyle w:val="Bibliography"/>
@@ -1071,7 +1113,7 @@
       <w:r>
         <w:t xml:space="preserve">, 226–229. (doi:</w:t>
       </w:r>
-      <w:hyperlink r:id="rId37">
+      <w:hyperlink r:id="rId38">
         <w:r>
           <w:rPr>
             <w:rStyle w:val="Hyperlink"/>
@@ -1083,8 +1125,8 @@
         <w:t xml:space="preserve">)</w:t>
       </w:r>
     </w:p>
-    <w:bookmarkEnd w:id="38"/>
-    <w:bookmarkStart w:id="40" w:name="ref-jaramillo2018"/>
+    <w:bookmarkEnd w:id="39"/>
+    <w:bookmarkStart w:id="41" w:name="ref-jaramillo2018"/>
     <w:p>
       <w:pPr>
         <w:pStyle w:val="Bibliography"/>
@@ -1104,7 +1146,7 @@
       <w:r>
         <w:t xml:space="preserve"> </w:t>
       </w:r>
-      <w:hyperlink r:id="rId39">
+      <w:hyperlink r:id="rId40">
         <w:r>
           <w:rPr>
             <w:rStyle w:val="Hyperlink"/>
@@ -1119,8 +1161,8 @@
         <w:t xml:space="preserve"> </w:t>
       </w:r>
     </w:p>
-    <w:bookmarkEnd w:id="40"/>
-    <w:bookmarkStart w:id="42" w:name="ref-odea2016"/>
+    <w:bookmarkEnd w:id="41"/>
+    <w:bookmarkStart w:id="43" w:name="ref-odea2016"/>
     <w:p>
       <w:pPr>
         <w:pStyle w:val="Bibliography"/>
@@ -1173,7 +1215,7 @@
       <w:r>
         <w:t xml:space="preserve">, e1600883. (doi:</w:t>
       </w:r>
-      <w:hyperlink r:id="rId41">
+      <w:hyperlink r:id="rId42">
         <w:r>
           <w:rPr>
             <w:rStyle w:val="Hyperlink"/>
@@ -1185,8 +1227,8 @@
         <w:t xml:space="preserve">)</w:t>
       </w:r>
     </w:p>
-    <w:bookmarkEnd w:id="42"/>
-    <w:bookmarkStart w:id="44" w:name="ref-verzi2008"/>
+    <w:bookmarkEnd w:id="43"/>
+    <w:bookmarkStart w:id="45" w:name="ref-verzi2008"/>
     <w:p>
       <w:pPr>
         <w:pStyle w:val="Bibliography"/>
@@ -1226,7 +1268,7 @@
       <w:r>
         <w:t xml:space="preserve">, 145–155. (doi:</w:t>
       </w:r>
-      <w:hyperlink r:id="rId43">
+      <w:hyperlink r:id="rId44">
         <w:r>
           <w:rPr>
             <w:rStyle w:val="Hyperlink"/>
@@ -1238,8 +1280,8 @@
         <w:t xml:space="preserve">)</w:t>
       </w:r>
     </w:p>
-    <w:bookmarkEnd w:id="44"/>
-    <w:bookmarkStart w:id="46" w:name="ref-woodburne2010"/>
+    <w:bookmarkEnd w:id="45"/>
+    <w:bookmarkStart w:id="47" w:name="ref-woodburne2010"/>
     <w:p>
       <w:pPr>
         <w:pStyle w:val="Bibliography"/>
@@ -1279,7 +1321,7 @@
       <w:r>
         <w:t xml:space="preserve">, 245–264. (doi:</w:t>
       </w:r>
-      <w:hyperlink r:id="rId45">
+      <w:hyperlink r:id="rId46">
         <w:r>
           <w:rPr>
             <w:rStyle w:val="Hyperlink"/>
@@ -1291,8 +1333,8 @@
         <w:t xml:space="preserve">)</w:t>
       </w:r>
     </w:p>
-    <w:bookmarkEnd w:id="46"/>
-    <w:bookmarkStart w:id="48" w:name="ref-bacon2015"/>
+    <w:bookmarkEnd w:id="47"/>
+    <w:bookmarkStart w:id="49" w:name="ref-bacon2015"/>
     <w:p>
       <w:pPr>
         <w:pStyle w:val="Bibliography"/>
@@ -1332,7 +1374,7 @@
       <w:r>
         <w:t xml:space="preserve">, 6110–6115. (doi:</w:t>
       </w:r>
-      <w:hyperlink r:id="rId47">
+      <w:hyperlink r:id="rId48">
         <w:r>
           <w:rPr>
             <w:rStyle w:val="Hyperlink"/>
@@ -1344,8 +1386,8 @@
         <w:t xml:space="preserve">)</w:t>
       </w:r>
     </w:p>
-    <w:bookmarkEnd w:id="48"/>
-    <w:bookmarkStart w:id="50" w:name="ref-bacon2016"/>
+    <w:bookmarkEnd w:id="49"/>
+    <w:bookmarkStart w:id="51" w:name="ref-bacon2016"/>
     <w:p>
       <w:pPr>
         <w:pStyle w:val="Bibliography"/>
@@ -1385,7 +1427,7 @@
       <w:r>
         <w:t xml:space="preserve">, 375–378. (doi:</w:t>
       </w:r>
-      <w:hyperlink r:id="rId49">
+      <w:hyperlink r:id="rId50">
         <w:r>
           <w:rPr>
             <w:rStyle w:val="Hyperlink"/>
@@ -1397,8 +1439,8 @@
         <w:t xml:space="preserve">)</w:t>
       </w:r>
     </w:p>
-    <w:bookmarkEnd w:id="50"/>
-    <w:bookmarkStart w:id="52" w:name="ref-webb1976"/>
+    <w:bookmarkEnd w:id="51"/>
+    <w:bookmarkStart w:id="53" w:name="ref-webb1976"/>
     <w:p>
       <w:pPr>
         <w:pStyle w:val="Bibliography"/>
@@ -1418,7 +1460,7 @@
       <w:r>
         <w:t xml:space="preserve"> </w:t>
       </w:r>
-      <w:hyperlink r:id="rId51">
+      <w:hyperlink r:id="rId52">
         <w:r>
           <w:rPr>
             <w:rStyle w:val="Hyperlink"/>
@@ -1453,8 +1495,8 @@
         <w:t xml:space="preserve">, 220–234.</w:t>
       </w:r>
     </w:p>
-    <w:bookmarkEnd w:id="52"/>
-    <w:bookmarkStart w:id="54" w:name="ref-marshall1988"/>
+    <w:bookmarkEnd w:id="53"/>
+    <w:bookmarkStart w:id="55" w:name="ref-marshall1988"/>
     <w:p>
       <w:pPr>
         <w:pStyle w:val="Bibliography"/>
@@ -1474,7 +1516,7 @@
       <w:r>
         <w:t xml:space="preserve"> </w:t>
       </w:r>
-      <w:hyperlink r:id="rId53">
+      <w:hyperlink r:id="rId54">
         <w:r>
           <w:rPr>
             <w:rStyle w:val="Hyperlink"/>
@@ -1509,8 +1551,8 @@
         <w:t xml:space="preserve">, 380–388.</w:t>
       </w:r>
     </w:p>
-    <w:bookmarkEnd w:id="54"/>
-    <w:bookmarkStart w:id="56" w:name="ref-carrillo2020"/>
+    <w:bookmarkEnd w:id="55"/>
+    <w:bookmarkStart w:id="57" w:name="ref-carrillo2020"/>
     <w:p>
       <w:pPr>
         <w:pStyle w:val="Bibliography"/>
@@ -1550,7 +1592,7 @@
       <w:r>
         <w:t xml:space="preserve">, 26281–26287. (doi:</w:t>
       </w:r>
-      <w:hyperlink r:id="rId55">
+      <w:hyperlink r:id="rId56">
         <w:r>
           <w:rPr>
             <w:rStyle w:val="Hyperlink"/>
@@ -1562,8 +1604,8 @@
         <w:t xml:space="preserve">)</w:t>
       </w:r>
     </w:p>
-    <w:bookmarkEnd w:id="56"/>
-    <w:bookmarkStart w:id="57" w:name="ref-macarthur1967"/>
+    <w:bookmarkEnd w:id="57"/>
+    <w:bookmarkStart w:id="58" w:name="ref-macarthur1967"/>
     <w:p>
       <w:pPr>
         <w:pStyle w:val="Bibliography"/>
@@ -1597,8 +1639,8 @@
         <w:t xml:space="preserve"> </w:t>
       </w:r>
     </w:p>
-    <w:bookmarkEnd w:id="57"/>
-    <w:bookmarkStart w:id="58" w:name="ref-simpson1980"/>
+    <w:bookmarkEnd w:id="58"/>
+    <w:bookmarkStart w:id="59" w:name="ref-simpson1980"/>
     <w:p>
       <w:pPr>
         <w:pStyle w:val="Bibliography"/>
@@ -1632,8 +1674,8 @@
         <w:t xml:space="preserve"> </w:t>
       </w:r>
     </w:p>
-    <w:bookmarkEnd w:id="58"/>
-    <w:bookmarkStart w:id="60" w:name="ref-domingo2020"/>
+    <w:bookmarkEnd w:id="59"/>
+    <w:bookmarkStart w:id="61" w:name="ref-domingo2020"/>
     <w:p>
       <w:pPr>
         <w:pStyle w:val="Bibliography"/>
@@ -1673,7 +1715,7 @@
       <w:r>
         <w:t xml:space="preserve">, 1608. (doi:</w:t>
       </w:r>
-      <w:hyperlink r:id="rId59">
+      <w:hyperlink r:id="rId60">
         <w:r>
           <w:rPr>
             <w:rStyle w:val="Hyperlink"/>
@@ -1685,8 +1727,8 @@
         <w:t xml:space="preserve">)</w:t>
       </w:r>
     </w:p>
-    <w:bookmarkEnd w:id="60"/>
-    <w:bookmarkStart w:id="62" w:name="ref-prevosti2013"/>
+    <w:bookmarkEnd w:id="61"/>
+    <w:bookmarkStart w:id="63" w:name="ref-prevosti2013"/>
     <w:p>
       <w:pPr>
         <w:pStyle w:val="Bibliography"/>
@@ -1726,7 +1768,7 @@
       <w:r>
         <w:t xml:space="preserve">, 3–21. (doi:</w:t>
       </w:r>
-      <w:hyperlink r:id="rId61">
+      <w:hyperlink r:id="rId62">
         <w:r>
           <w:rPr>
             <w:rStyle w:val="Hyperlink"/>
@@ -1738,8 +1780,8 @@
         <w:t xml:space="preserve">)</w:t>
       </w:r>
     </w:p>
-    <w:bookmarkEnd w:id="62"/>
-    <w:bookmarkStart w:id="64" w:name="ref-tarquini2022"/>
+    <w:bookmarkEnd w:id="63"/>
+    <w:bookmarkStart w:id="65" w:name="ref-tarquini2022"/>
     <w:p>
       <w:pPr>
         <w:pStyle w:val="Bibliography"/>
@@ -1779,7 +1821,7 @@
       <w:r>
         <w:t xml:space="preserve">, 1224. (doi:</w:t>
       </w:r>
-      <w:hyperlink r:id="rId63">
+      <w:hyperlink r:id="rId64">
         <w:r>
           <w:rPr>
             <w:rStyle w:val="Hyperlink"/>
@@ -1791,8 +1833,8 @@
         <w:t xml:space="preserve">)</w:t>
       </w:r>
     </w:p>
-    <w:bookmarkEnd w:id="64"/>
-    <w:bookmarkStart w:id="66" w:name="ref-marsà2025"/>
+    <w:bookmarkEnd w:id="65"/>
+    <w:bookmarkStart w:id="67" w:name="ref-marsà2025"/>
     <w:p>
       <w:pPr>
         <w:pStyle w:val="Bibliography"/>
@@ -1850,7 +1892,7 @@
       <w:r>
         <w:t xml:space="preserve">, 153. (doi:</w:t>
       </w:r>
-      <w:hyperlink r:id="rId65">
+      <w:hyperlink r:id="rId66">
         <w:r>
           <w:rPr>
             <w:rStyle w:val="Hyperlink"/>
@@ -1862,8 +1904,8 @@
         <w:t xml:space="preserve">)</w:t>
       </w:r>
     </w:p>
-    <w:bookmarkEnd w:id="66"/>
-    <w:bookmarkStart w:id="67" w:name="ref-marshall1990"/>
+    <w:bookmarkEnd w:id="67"/>
+    <w:bookmarkStart w:id="68" w:name="ref-marshall1990"/>
     <w:p>
       <w:pPr>
         <w:pStyle w:val="Bibliography"/>
@@ -1904,8 +1946,8 @@
         <w:t xml:space="preserve">, 169–210.</w:t>
       </w:r>
     </w:p>
-    <w:bookmarkEnd w:id="67"/>
-    <w:bookmarkStart w:id="69" w:name="ref-faurby2016"/>
+    <w:bookmarkEnd w:id="68"/>
+    <w:bookmarkStart w:id="70" w:name="ref-faurby2016"/>
     <w:p>
       <w:pPr>
         <w:pStyle w:val="Bibliography"/>
@@ -1945,7 +1987,7 @@
       <w:r>
         <w:t xml:space="preserve">, 1443–1453. (doi:</w:t>
       </w:r>
-      <w:hyperlink r:id="rId68">
+      <w:hyperlink r:id="rId69">
         <w:r>
           <w:rPr>
             <w:rStyle w:val="Hyperlink"/>
@@ -1957,8 +1999,8 @@
         <w:t xml:space="preserve">)</w:t>
       </w:r>
     </w:p>
-    <w:bookmarkEnd w:id="69"/>
-    <w:bookmarkStart w:id="71" w:name="ref-webb1991"/>
+    <w:bookmarkEnd w:id="70"/>
+    <w:bookmarkStart w:id="72" w:name="ref-fernández-monescillo2025"/>
     <w:p>
       <w:pPr>
         <w:pStyle w:val="Bibliography"/>
@@ -1973,7 +2015,7 @@
         <w:t xml:space="preserve">	</w:t>
       </w:r>
       <w:r>
-        <w:t xml:space="preserve">Webb SD. 1991 Ecogeography and the Great American Interchange.</w:t>
+        <w:t xml:space="preserve">Fernández-Monescillo M, Romero-Lebrón E, Pesquero MD, Haro A, Rodríguez PE, Krapovickas J, Tauber AA. 2025 Middle Pleistocene revelations: unravelling taphonomic processes in mammals including Mesotherium cristatum (Mesotheriidae, Notoungulata), Corralito Site, Córdoba Province, Argentina.</w:t>
       </w:r>
       <w:r>
         <w:t xml:space="preserve"> </w:t>
@@ -1983,7 +2025,7 @@
           <w:i/>
           <w:iCs/>
         </w:rPr>
-        <w:t xml:space="preserve">Paleobiology</w:t>
+        <w:t xml:space="preserve">Palaeontology</w:t>
       </w:r>
       <w:r>
         <w:t xml:space="preserve"> </w:t>
@@ -1993,12 +2035,65 @@
           <w:b/>
           <w:bCs/>
         </w:rPr>
+        <w:t xml:space="preserve">68</w:t>
+      </w:r>
+      <w:r>
+        <w:t xml:space="preserve">, e70012. (doi:</w:t>
+      </w:r>
+      <w:hyperlink r:id="rId71">
+        <w:r>
+          <w:rPr>
+            <w:rStyle w:val="Hyperlink"/>
+          </w:rPr>
+          <w:t xml:space="preserve">10.1111/pala.70012</w:t>
+        </w:r>
+      </w:hyperlink>
+      <w:r>
+        <w:t xml:space="preserve">)</w:t>
+      </w:r>
+    </w:p>
+    <w:bookmarkEnd w:id="72"/>
+    <w:bookmarkStart w:id="74" w:name="ref-webb1991"/>
+    <w:p>
+      <w:pPr>
+        <w:pStyle w:val="Bibliography"/>
+      </w:pPr>
+      <w:r>
+        <w:t xml:space="preserve">22.</w:t>
+      </w:r>
+      <w:r>
+        <w:t xml:space="preserve"> </w:t>
+      </w:r>
+      <w:r>
+        <w:t xml:space="preserve">	</w:t>
+      </w:r>
+      <w:r>
+        <w:t xml:space="preserve">Webb SD. 1991 Ecogeography and the Great American Interchange.</w:t>
+      </w:r>
+      <w:r>
+        <w:t xml:space="preserve"> </w:t>
+      </w:r>
+      <w:r>
+        <w:rPr>
+          <w:i/>
+          <w:iCs/>
+        </w:rPr>
+        <w:t xml:space="preserve">Paleobiology</w:t>
+      </w:r>
+      <w:r>
+        <w:t xml:space="preserve"> </w:t>
+      </w:r>
+      <w:r>
+        <w:rPr>
+          <w:b/>
+          <w:bCs/>
+        </w:rPr>
         <w:t xml:space="preserve">17</w:t>
       </w:r>
       <w:r>
         <w:t xml:space="preserve">, 266–280. (doi:</w:t>
       </w:r>
-      <w:hyperlink r:id="rId70">
+      <w:hyperlink r:id="rId73">
         <w:r>
           <w:rPr>
             <w:rStyle w:val="Hyperlink"/>
@@ -2010,14 +2105,14 @@
         <w:t xml:space="preserve">)</w:t>
       </w:r>
     </w:p>
-    <w:bookmarkEnd w:id="71"/>
-    <w:bookmarkStart w:id="73" w:name="ref-freitas-oliveira2024"/>
+    <w:bookmarkEnd w:id="74"/>
+    <w:bookmarkStart w:id="76" w:name="ref-freitas-oliveira2024"/>
     <w:p>
       <w:pPr>
         <w:pStyle w:val="Bibliography"/>
       </w:pPr>
       <w:r>
-        <w:t xml:space="preserve">22.</w:t>
+        <w:t xml:space="preserve">23.</w:t>
       </w:r>
       <w:r>
         <w:t xml:space="preserve"> </w:t>
@@ -2051,7 +2146,7 @@
       <w:r>
         <w:t xml:space="preserve">, 1–5. (doi:</w:t>
       </w:r>
-      <w:hyperlink r:id="rId72">
+      <w:hyperlink r:id="rId75">
         <w:r>
           <w:rPr>
             <w:rStyle w:val="Hyperlink"/>
@@ -2063,14 +2158,14 @@
         <w:t xml:space="preserve">)</w:t>
       </w:r>
     </w:p>
-    <w:bookmarkEnd w:id="73"/>
-    <w:bookmarkStart w:id="75" w:name="ref-krone2024"/>
+    <w:bookmarkEnd w:id="76"/>
+    <w:bookmarkStart w:id="78" w:name="ref-krone2024"/>
     <w:p>
       <w:pPr>
         <w:pStyle w:val="Bibliography"/>
       </w:pPr>
       <w:r>
-        <w:t xml:space="preserve">23.</w:t>
+        <w:t xml:space="preserve">24.</w:t>
       </w:r>
       <w:r>
         <w:t xml:space="preserve"> </w:t>
@@ -2104,7 +2199,7 @@
       <w:r>
         <w:t xml:space="preserve">, 214–225. (doi:</w:t>
       </w:r>
-      <w:hyperlink r:id="rId74">
+      <w:hyperlink r:id="rId77">
         <w:r>
           <w:rPr>
             <w:rStyle w:val="Hyperlink"/>
@@ -2116,14 +2211,14 @@
         <w:t xml:space="preserve">)</w:t>
       </w:r>
     </w:p>
-    <w:bookmarkEnd w:id="75"/>
-    <w:bookmarkStart w:id="77" w:name="ref-pilowsky2022"/>
+    <w:bookmarkEnd w:id="78"/>
+    <w:bookmarkStart w:id="80" w:name="ref-pilowsky2022"/>
     <w:p>
       <w:pPr>
         <w:pStyle w:val="Bibliography"/>
       </w:pPr>
       <w:r>
-        <w:t xml:space="preserve">24.</w:t>
+        <w:t xml:space="preserve">25.</w:t>
       </w:r>
       <w:r>
         <w:t xml:space="preserve"> </w:t>
@@ -2157,7 +2252,7 @@
       <w:r>
         <w:t xml:space="preserve">, eabj2271. (doi:</w:t>
       </w:r>
-      <w:hyperlink r:id="rId76">
+      <w:hyperlink r:id="rId79">
         <w:r>
           <w:rPr>
             <w:rStyle w:val="Hyperlink"/>
@@ -2169,14 +2264,14 @@
         <w:t xml:space="preserve">)</w:t>
       </w:r>
     </w:p>
-    <w:bookmarkEnd w:id="77"/>
-    <w:bookmarkStart w:id="79" w:name="ref-hagen2021"/>
+    <w:bookmarkEnd w:id="80"/>
+    <w:bookmarkStart w:id="82" w:name="ref-hagen2021"/>
     <w:p>
       <w:pPr>
         <w:pStyle w:val="Bibliography"/>
       </w:pPr>
       <w:r>
-        <w:t xml:space="preserve">25.</w:t>
+        <w:t xml:space="preserve">26.</w:t>
       </w:r>
       <w:r>
         <w:t xml:space="preserve"> </w:t>
@@ -2216,7 +2311,7 @@
       <w:r>
         <w:t xml:space="preserve">, e3001340. (doi:</w:t>
       </w:r>
-      <w:hyperlink r:id="rId78">
+      <w:hyperlink r:id="rId81">
         <w:r>
           <w:rPr>
             <w:rStyle w:val="Hyperlink"/>
@@ -2228,14 +2323,14 @@
         <w:t xml:space="preserve">)</w:t>
       </w:r>
     </w:p>
-    <w:bookmarkEnd w:id="79"/>
-    <w:bookmarkStart w:id="81" w:name="ref-holden2019"/>
+    <w:bookmarkEnd w:id="82"/>
+    <w:bookmarkStart w:id="84" w:name="ref-holden2019"/>
     <w:p>
       <w:pPr>
         <w:pStyle w:val="Bibliography"/>
       </w:pPr>
       <w:r>
-        <w:t xml:space="preserve">26.</w:t>
+        <w:t xml:space="preserve">27.</w:t>
       </w:r>
       <w:r>
         <w:t xml:space="preserve"> </w:t>
@@ -2272,7 +2367,7 @@
       <w:r>
         <w:t xml:space="preserve">, 5137–5155. (doi:</w:t>
       </w:r>
-      <w:hyperlink r:id="rId80">
+      <w:hyperlink r:id="rId83">
         <w:r>
           <w:rPr>
             <w:rStyle w:val="Hyperlink"/>
@@ -2284,14 +2379,14 @@
         <w:t xml:space="preserve">)</w:t>
       </w:r>
     </w:p>
-    <w:bookmarkEnd w:id="81"/>
-    <w:bookmarkStart w:id="83" w:name="ref-barreto2023"/>
+    <w:bookmarkEnd w:id="84"/>
+    <w:bookmarkStart w:id="86" w:name="ref-barreto2023"/>
     <w:p>
       <w:pPr>
         <w:pStyle w:val="Bibliography"/>
       </w:pPr>
       <w:r>
-        <w:t xml:space="preserve">27.</w:t>
+        <w:t xml:space="preserve">28.</w:t>
       </w:r>
       <w:r>
         <w:t xml:space="preserve"> </w:t>
@@ -2325,7 +2420,7 @@
       <w:r>
         <w:t xml:space="preserve">, 1034–1045. (doi:</w:t>
       </w:r>
-      <w:hyperlink r:id="rId82">
+      <w:hyperlink r:id="rId85">
         <w:r>
           <w:rPr>
             <w:rStyle w:val="Hyperlink"/>
@@ -2337,14 +2432,14 @@
         <w:t xml:space="preserve">)</w:t>
       </w:r>
     </w:p>
-    <w:bookmarkEnd w:id="83"/>
-    <w:bookmarkStart w:id="85" w:name="ref-galván2023"/>
+    <w:bookmarkEnd w:id="86"/>
+    <w:bookmarkStart w:id="88" w:name="ref-galván2023"/>
     <w:p>
       <w:pPr>
         <w:pStyle w:val="Bibliography"/>
       </w:pPr>
       <w:r>
-        <w:t xml:space="preserve">28.</w:t>
+        <w:t xml:space="preserve">29.</w:t>
       </w:r>
       <w:r>
         <w:t xml:space="preserve"> </w:t>
@@ -2358,7 +2453,7 @@
       <w:r>
         <w:t xml:space="preserve"> </w:t>
       </w:r>
-      <w:hyperlink r:id="rId84">
+      <w:hyperlink r:id="rId87">
         <w:r>
           <w:rPr>
             <w:rStyle w:val="Hyperlink"/>
@@ -2370,14 +2465,14 @@
         <w:t xml:space="preserve"> </w:t>
       </w:r>
     </w:p>
-    <w:bookmarkEnd w:id="85"/>
-    <w:bookmarkStart w:id="87" w:name="ref-obrien2023"/>
+    <w:bookmarkEnd w:id="88"/>
+    <w:bookmarkStart w:id="90" w:name="ref-obrien2023"/>
     <w:p>
       <w:pPr>
         <w:pStyle w:val="Bibliography"/>
       </w:pPr>
       <w:r>
-        <w:t xml:space="preserve">29.</w:t>
+        <w:t xml:space="preserve">30.</w:t>
       </w:r>
       <w:r>
         <w:t xml:space="preserve"> </w:t>
@@ -2404,7 +2499,7 @@
       <w:r>
         <w:t xml:space="preserve"> </w:t>
       </w:r>
-      <w:hyperlink r:id="rId86">
+      <w:hyperlink r:id="rId89">
         <w:r>
           <w:rPr>
             <w:rStyle w:val="Hyperlink"/>
@@ -2416,14 +2511,14 @@
         <w:t xml:space="preserve">.</w:t>
       </w:r>
     </w:p>
-    <w:bookmarkEnd w:id="87"/>
-    <w:bookmarkStart w:id="89" w:name="ref-weir2009"/>
+    <w:bookmarkEnd w:id="90"/>
+    <w:bookmarkStart w:id="92" w:name="ref-weir2009"/>
     <w:p>
       <w:pPr>
         <w:pStyle w:val="Bibliography"/>
       </w:pPr>
       <w:r>
-        <w:t xml:space="preserve">30.</w:t>
+        <w:t xml:space="preserve">31.</w:t>
       </w:r>
       <w:r>
         <w:t xml:space="preserve"> </w:t>
@@ -2457,7 +2552,7 @@
       <w:r>
         <w:t xml:space="preserve">, 21737–21742. (doi:</w:t>
       </w:r>
-      <w:hyperlink r:id="rId88">
+      <w:hyperlink r:id="rId91">
         <w:r>
           <w:rPr>
             <w:rStyle w:val="Hyperlink"/>
@@ -2469,14 +2564,14 @@
         <w:t xml:space="preserve">)</w:t>
       </w:r>
     </w:p>
-    <w:bookmarkEnd w:id="89"/>
-    <w:bookmarkStart w:id="91" w:name="ref-skeels2023"/>
+    <w:bookmarkEnd w:id="92"/>
+    <w:bookmarkStart w:id="94" w:name="ref-skeels2023"/>
     <w:p>
       <w:pPr>
         <w:pStyle w:val="Bibliography"/>
       </w:pPr>
       <w:r>
-        <w:t xml:space="preserve">31.</w:t>
+        <w:t xml:space="preserve">32.</w:t>
       </w:r>
       <w:r>
         <w:t xml:space="preserve"> </w:t>
@@ -2510,7 +2605,7 @@
       <w:r>
         <w:t xml:space="preserve">, 341–356. (doi:</w:t>
       </w:r>
-      <w:hyperlink r:id="rId90">
+      <w:hyperlink r:id="rId93">
         <w:r>
           <w:rPr>
             <w:rStyle w:val="Hyperlink"/>
@@ -2522,14 +2617,14 @@
         <w:t xml:space="preserve">)</w:t>
       </w:r>
     </w:p>
-    <w:bookmarkEnd w:id="91"/>
-    <w:bookmarkStart w:id="93" w:name="ref-antonelli2018"/>
+    <w:bookmarkEnd w:id="94"/>
+    <w:bookmarkStart w:id="96" w:name="ref-antonelli2018"/>
     <w:p>
       <w:pPr>
         <w:pStyle w:val="Bibliography"/>
       </w:pPr>
       <w:r>
-        <w:t xml:space="preserve">32.</w:t>
+        <w:t xml:space="preserve">33.</w:t>
       </w:r>
       <w:r>
         <w:t xml:space="preserve"> </w:t>
@@ -2576,7 +2671,7 @@
       <w:r>
         <w:t xml:space="preserve">, 718–725. (doi:</w:t>
       </w:r>
-      <w:hyperlink r:id="rId92">
+      <w:hyperlink r:id="rId95">
         <w:r>
           <w:rPr>
             <w:rStyle w:val="Hyperlink"/>
@@ -2588,14 +2683,14 @@
         <w:t xml:space="preserve">)</w:t>
       </w:r>
     </w:p>
-    <w:bookmarkEnd w:id="93"/>
-    <w:bookmarkStart w:id="95" w:name="ref-croft2020"/>
+    <w:bookmarkEnd w:id="96"/>
+    <w:bookmarkStart w:id="98" w:name="ref-croft2020"/>
     <w:p>
       <w:pPr>
         <w:pStyle w:val="Bibliography"/>
       </w:pPr>
       <w:r>
-        <w:t xml:space="preserve">33.</w:t>
+        <w:t xml:space="preserve">34.</w:t>
       </w:r>
       <w:r>
         <w:t xml:space="preserve"> </w:t>
@@ -2629,7 +2724,7 @@
       <w:r>
         <w:t xml:space="preserve">, 259–290. (doi:</w:t>
       </w:r>
-      <w:hyperlink r:id="rId94">
+      <w:hyperlink r:id="rId97">
         <w:r>
           <w:rPr>
             <w:rStyle w:val="Hyperlink"/>
@@ -2641,14 +2736,14 @@
         <w:t xml:space="preserve">)</w:t>
       </w:r>
     </w:p>
-    <w:bookmarkEnd w:id="95"/>
-    <w:bookmarkStart w:id="97" w:name="ref-pino2022"/>
+    <w:bookmarkEnd w:id="98"/>
+    <w:bookmarkStart w:id="100" w:name="ref-pino2022"/>
     <w:p>
       <w:pPr>
         <w:pStyle w:val="Bibliography"/>
       </w:pPr>
       <w:r>
-        <w:t xml:space="preserve">34.</w:t>
+        <w:t xml:space="preserve">35.</w:t>
       </w:r>
       <w:r>
         <w:t xml:space="preserve"> </w:t>
@@ -2682,7 +2777,7 @@
       <w:r>
         <w:t xml:space="preserve">, 103758. (doi:</w:t>
       </w:r>
-      <w:hyperlink r:id="rId96">
+      <w:hyperlink r:id="rId99">
         <w:r>
           <w:rPr>
             <w:rStyle w:val="Hyperlink"/>
@@ -2694,9 +2789,9 @@
         <w:t xml:space="preserve">)</w:t>
       </w:r>
     </w:p>
-    <w:bookmarkEnd w:id="97"/>
-    <w:bookmarkEnd w:id="98"/>
-    <w:bookmarkEnd w:id="99"/>
+    <w:bookmarkEnd w:id="100"/>
+    <w:bookmarkEnd w:id="101"/>
+    <w:bookmarkEnd w:id="102"/>
     <w:sectPr>
       <w:type w:val="nextPage"/>
       <w:pgSz w:h="15840" w:w="12240"/>

--- a/Manuscript/GABI_palaeo_constraints.docx
+++ b/Manuscript/GABI_palaeo_constraints.docx
@@ -227,54 +227,25 @@
         <w:pStyle w:val="FirstParagraph"/>
       </w:pPr>
       <w:r>
-        <w:t xml:space="preserve">Throughout its evolutionary history, the biosphere has been repeatedly marked by the occurrence of geodispersal events, that is, exchanges of large species pools across landmasses</w:t>
-      </w:r>
-      <w:r>
-        <w:t xml:space="preserve"> </w:t>
-      </w:r>
-      <w:r>
-        <w:t xml:space="preserve">[</w:t>
-      </w:r>
-      <w:r>
-        <w:rPr>
-          <w:i/>
-          <w:iCs/>
-        </w:rPr>
-        <w:t xml:space="preserve">e</w:t>
-      </w:r>
-      <w:r>
-        <w:t xml:space="preserve">.</w:t>
-      </w:r>
-      <w:r>
-        <w:rPr>
-          <w:i/>
-          <w:iCs/>
-        </w:rPr>
-        <w:t xml:space="preserve">g</w:t>
-      </w:r>
-      <w:r>
-        <w:t xml:space="preserve">., 1]</w:t>
-      </w:r>
-      <w:r>
-        <w:t xml:space="preserve">. When focusing on land mammals, a famous example of geodispersal is the late Cenozoic faunal exchange between the Americas, catalysed by the establishment of a physical connection between both continents (isthmus of Panama), termed Great American Biotic Interchange (GABI)</w:t>
-      </w:r>
-      <w:r>
-        <w:t xml:space="preserve"> </w:t>
-      </w:r>
-      <w:r>
-        <w:t xml:space="preserve">[2]</w:t>
-      </w:r>
-      <w:r>
-        <w:t xml:space="preserve">. Though the exact timing of the closure of isthmus is still debated</w:t>
-      </w:r>
-      <w:r>
-        <w:t xml:space="preserve"> </w:t>
-      </w:r>
-      <w:r>
-        <w:t xml:space="preserve">[3–5]</w:t>
-      </w:r>
-      <w:r>
-        <w:t xml:space="preserve">, the fossil record and molecular phylogenies both agree with a late Miocene onset of land mammal exchange between the Americas, with most effective crossings occurring from</w:t>
+        <w:t xml:space="preserve">The Great American Biotic Interchange (GABI) refers to the large-scale faunal exchange – mostly affecting land mammals – that occurred between the Americas, favoured by the establishment of the isthmus of Panama</w:t>
+      </w:r>
+      <w:r>
+        <w:t xml:space="preserve"> </w:t>
+      </w:r>
+      <w:r>
+        <w:t xml:space="preserve">[1]</w:t>
+      </w:r>
+      <w:r>
+        <w:t xml:space="preserve">. Though the exact timing of the closure of the isthmus is still debated</w:t>
+      </w:r>
+      <w:r>
+        <w:t xml:space="preserve"> </w:t>
+      </w:r>
+      <w:r>
+        <w:t xml:space="preserve">[2–4]</w:t>
+      </w:r>
+      <w:r>
+        <w:t xml:space="preserve">, palaeontological evidence and molecular phylogenies both agree with a late Miocene onset of land mammal exchange between the Americas, with most effective crossings occurring from</w:t>
       </w:r>
       <w:r>
         <w:t xml:space="preserve"> </w:t>
@@ -296,28 +267,28 @@
         <w:t xml:space="preserve"> </w:t>
       </w:r>
       <w:r>
-        <w:t xml:space="preserve">[6–9]</w:t>
-      </w:r>
-      <w:r>
-        <w:t xml:space="preserve">. Despite its textbook nature, a puzzling feature of the GABI is that it impacted both continent’s mammalian faunas very differently. In fact, evidence from the fossil record indicates that the early phases of the GABI were marked by reciprocal mammal exchanges between the Americas, but that the Pleistocene times witnessed an increasing proportion of North American mammals establishing southwards</w:t>
-      </w:r>
-      <w:r>
-        <w:t xml:space="preserve"> </w:t>
-      </w:r>
-      <w:r>
-        <w:t xml:space="preserve">[2,10]</w:t>
-      </w:r>
-      <w:r>
-        <w:t xml:space="preserve">. At present, only around 10% of the land mammal genera inhabiting North and Central America have a South American ancestry (number reduced to two single species when considering North America above Mexico), whereas it is estimated that half of living South American mammal genera descend from a North American lineage</w:t>
-      </w:r>
-      <w:r>
-        <w:t xml:space="preserve"> </w:t>
-      </w:r>
-      <w:r>
-        <w:t xml:space="preserve">[11]</w:t>
-      </w:r>
-      <w:r>
-        <w:t xml:space="preserve">. Therefore, this intercontinental faunal exchange has been highly asymmetric.</w:t>
+        <w:t xml:space="preserve">[5–8]</w:t>
+      </w:r>
+      <w:r>
+        <w:t xml:space="preserve">. Despite its textbook nature, a puzzling feature of the GABI is that it impacted both continent’s mammalian faunas very differently. In fact, evidence from the fossil record indicates that the early phases of the GABI were marked by reciprocal exchanges between the Americas</w:t>
+      </w:r>
+      <w:r>
+        <w:t xml:space="preserve"> </w:t>
+      </w:r>
+      <w:r>
+        <w:t xml:space="preserve">[1,9]</w:t>
+      </w:r>
+      <w:r>
+        <w:t xml:space="preserve">. However, during the Quaternary, the ability of migrant lineages to maintain in the foreign area became greater in South America, and many native South American mammal lineages concomitantly declined, some of which even going totally extinct</w:t>
+      </w:r>
+      <w:r>
+        <w:t xml:space="preserve"> </w:t>
+      </w:r>
+      <w:r>
+        <w:t xml:space="preserve">[10,11]</w:t>
+      </w:r>
+      <w:r>
+        <w:t xml:space="preserve">. Hence, it turns out that this intercontinental faunal exchange has been strikingly asymmetric.</w:t>
       </w:r>
     </w:p>
     <w:bookmarkEnd w:id="23"/>
@@ -335,31 +306,13 @@
         <w:pStyle w:val="FirstParagraph"/>
       </w:pPr>
       <w:r>
-        <w:t xml:space="preserve">Higher extinction rates of endemic South American taxa in South America during the Pliocene were suggested as the prevailing mechanism explaining this asymmetry</w:t>
-      </w:r>
-      <w:r>
-        <w:t xml:space="preserve"> </w:t>
-      </w:r>
-      <w:r>
-        <w:t xml:space="preserve">[12]</w:t>
-      </w:r>
-      <w:r>
-        <w:t xml:space="preserve">. However, the drivers behind this macroevolutionary imbalance, going against MacArthur &amp; Wilson’s equilibrium theory</w:t>
-      </w:r>
-      <w:r>
-        <w:t xml:space="preserve"> </w:t>
-      </w:r>
-      <w:r>
-        <w:t xml:space="preserve">[13]</w:t>
-      </w:r>
-      <w:r>
-        <w:t xml:space="preserve">, remain unresolved. Many hypotheses have been proposed to this end. The question has been primarily viewed through the lens of biotic interactions, being either competition between clades assumed to have similar ecologies</w:t>
-      </w:r>
-      <w:r>
-        <w:t xml:space="preserve"> </w:t>
-      </w:r>
-      <w:r>
-        <w:t xml:space="preserve">[10,14,15,but see 16,17,18]</w:t>
+        <w:t xml:space="preserve">Although this macroecological imbalance is unquestionable, so far, no clear consensus regarding the forces underlying this asymmetry has been established. On one hand, biotic interactions involving migrant and native species have often been proposed to this aim. These would include competition</w:t>
+      </w:r>
+      <w:r>
+        <w:t xml:space="preserve"> </w:t>
+      </w:r>
+      <w:r>
+        <w:t xml:space="preserve">[9,12,13]</w:t>
       </w:r>
       <w:r>
         <w:t xml:space="preserve"> </w:t>
@@ -371,47 +324,139 @@
         <w:t xml:space="preserve"> </w:t>
       </w:r>
       <w:r>
-        <w:t xml:space="preserve">[10,19–21]</w:t>
-      </w:r>
-      <w:r>
-        <w:t xml:space="preserve">. Other studies proposed the implication of abiotic factors. Some put the emphasis on Pleistocene climate fluctuations and the consequent alternating phases of emergence of landscape opening across Central America, in turn favouring the dispersal of large temperate-adapted mammals to the detriment of tropical-adapted ones</w:t>
-      </w:r>
-      <w:r>
-        <w:t xml:space="preserve"> </w:t>
-      </w:r>
-      <w:r>
-        <w:t xml:space="preserve">[9,19,22]</w:t>
-      </w:r>
-      <w:r>
-        <w:t xml:space="preserve">. Others drew direct relationships between the higher extinction rates of native South American mammal genera and temperature change</w:t>
-      </w:r>
-      <w:r>
-        <w:t xml:space="preserve"> </w:t>
-      </w:r>
-      <w:r>
-        <w:t xml:space="preserve">[23]</w:t>
-      </w:r>
-      <w:r>
-        <w:t xml:space="preserve">. However, our understanding of the underlying forces that drove the GABI’s asymmetry has been limited to statistical analyses primarily relying on fossil data, naturally biased and incomplete</w:t>
-      </w:r>
-      <w:r>
-        <w:t xml:space="preserve"> </w:t>
-      </w:r>
-      <w:r>
-        <w:t xml:space="preserve">[24]</w:t>
+        <w:t xml:space="preserve">[9,14–16]</w:t>
+      </w:r>
+      <w:r>
+        <w:t xml:space="preserve">. However, their contribution to the asymmetry of the GABI has been increasingly called into question</w:t>
+      </w:r>
+      <w:r>
+        <w:t xml:space="preserve"> </w:t>
+      </w:r>
+      <w:r>
+        <w:t xml:space="preserve">[</w:t>
+      </w:r>
+      <w:r>
+        <w:rPr>
+          <w:i/>
+          <w:iCs/>
+        </w:rPr>
+        <w:t xml:space="preserve">e</w:t>
       </w:r>
       <w:r>
         <w:t xml:space="preserve">.</w:t>
       </w:r>
+      <w:r>
+        <w:rPr>
+          <w:i/>
+          <w:iCs/>
+        </w:rPr>
+        <w:t xml:space="preserve">g</w:t>
+      </w:r>
+      <w:r>
+        <w:t xml:space="preserve">., 17,18,19]</w:t>
+      </w:r>
+      <w:r>
+        <w:t xml:space="preserve">. On the other hand, many studies illustrated the ability of abiotic factors –</w:t>
+      </w:r>
+      <w:r>
+        <w:t xml:space="preserve"> </w:t>
+      </w:r>
+      <w:r>
+        <w:rPr>
+          <w:i/>
+          <w:iCs/>
+        </w:rPr>
+        <w:t xml:space="preserve">i</w:t>
+      </w:r>
+      <w:r>
+        <w:t xml:space="preserve">.</w:t>
+      </w:r>
+      <w:r>
+        <w:rPr>
+          <w:i/>
+          <w:iCs/>
+        </w:rPr>
+        <w:t xml:space="preserve">e</w:t>
+      </w:r>
+      <w:r>
+        <w:t xml:space="preserve">., related to species’ physical environment, such as climate – to have a large-scale impact on biodiversity patterns at different timescales</w:t>
+      </w:r>
+      <w:r>
+        <w:t xml:space="preserve"> </w:t>
+      </w:r>
+      <w:r>
+        <w:t xml:space="preserve">[</w:t>
+      </w:r>
+      <w:r>
+        <w:rPr>
+          <w:i/>
+          <w:iCs/>
+        </w:rPr>
+        <w:t xml:space="preserve">e</w:t>
+      </w:r>
+      <w:r>
+        <w:t xml:space="preserve">.</w:t>
+      </w:r>
+      <w:r>
+        <w:rPr>
+          <w:i/>
+          <w:iCs/>
+        </w:rPr>
+        <w:t xml:space="preserve">g</w:t>
+      </w:r>
+      <w:r>
+        <w:t xml:space="preserve">., 20,21–23]</w:t>
+      </w:r>
+      <w:r>
+        <w:t xml:space="preserve">. In the case of the GABI, several works proposed or found support for a contribution of palaeoclimate change (mostly during the Pleistocene) in the asymmetry of this widely-known exchange</w:t>
+      </w:r>
+      <w:r>
+        <w:t xml:space="preserve"> </w:t>
+      </w:r>
+      <w:r>
+        <w:t xml:space="preserve">[8,10,</w:t>
+      </w:r>
+      <w:r>
+        <w:rPr>
+          <w:i/>
+          <w:iCs/>
+        </w:rPr>
+        <w:t xml:space="preserve">e</w:t>
+      </w:r>
+      <w:r>
+        <w:t xml:space="preserve">.</w:t>
+      </w:r>
+      <w:r>
+        <w:rPr>
+          <w:i/>
+          <w:iCs/>
+        </w:rPr>
+        <w:t xml:space="preserve">g</w:t>
+      </w:r>
+      <w:r>
+        <w:t xml:space="preserve">., 14,24]</w:t>
+      </w:r>
+      <w:r>
+        <w:t xml:space="preserve">. However, so far, such studies have been limited to statistical analyses primarily relying on fossil data, naturally biased and incomplete</w:t>
+      </w:r>
+      <w:r>
+        <w:t xml:space="preserve"> </w:t>
+      </w:r>
+      <w:r>
+        <w:t xml:space="preserve">[25]</w:t>
+      </w:r>
+      <w:r>
+        <w:t xml:space="preserve">, and there is a lack of studies tackling the issue from a mechanistic perspective.</w:t>
+      </w:r>
     </w:p>
     <w:bookmarkEnd w:id="24"/>
-    <w:bookmarkStart w:id="25" w:name="X3103f0312769cc5df5b5fcae21dc7ca54a5a5e7"/>
+    <w:bookmarkStart w:id="25" w:name="X7c54c19fd2140e766167e878f9ed7729cf2a2cf"/>
     <w:p>
       <w:pPr>
         <w:pStyle w:val="Heading3"/>
       </w:pPr>
       <w:r>
-        <w:t xml:space="preserve">Paragraph 3. Mechanistic eco-evo modelling</w:t>
+        <w:t xml:space="preserve">Paragraph 3. Mechanistic eco-evo modelling and aim of the study</w:t>
       </w:r>
     </w:p>
     <w:p>
@@ -419,16 +464,7 @@
         <w:pStyle w:val="FirstParagraph"/>
       </w:pPr>
       <w:r>
-        <w:t xml:space="preserve">Recent improvements in process-explicit modelling have marked a turning point in the study of biodiversity patterns from a causal perspective</w:t>
-      </w:r>
-      <w:r>
-        <w:t xml:space="preserve"> </w:t>
-      </w:r>
-      <w:r>
-        <w:t xml:space="preserve">[25]</w:t>
-      </w:r>
-      <w:r>
-        <w:t xml:space="preserve">. In particular, mechanistic eco-evolutionary models …</w:t>
+        <w:t xml:space="preserve">Recent improvements in process-explicit modelling have marked a turning point in the study of biodiversity</w:t>
       </w:r>
       <w:r>
         <w:t xml:space="preserve"> </w:t>
@@ -436,26 +472,69 @@
       <w:r>
         <w:t xml:space="preserve">[26]</w:t>
       </w:r>
-    </w:p>
-    <w:p>
-      <w:pPr>
-        <w:pStyle w:val="BodyText"/>
-      </w:pPr>
-      <w:r>
-        <w:t xml:space="preserve">Possibility to run computer experiments and draw causal links between biodiversity patterns and (a)biotic factors Proved efficient in a wide range of questions.</w:t>
-      </w:r>
-    </w:p>
-    <w:p>
-      <w:pPr>
-        <w:pStyle w:val="BodyText"/>
-      </w:pPr>
-      <w:r>
-        <w:t xml:space="preserve">Here, using a mechanistic biodiversity simulator, we explore the extent to which palaeoclimate dynamics throughout the last 5 My can explain the observed asymmetry in the land mammal exchange that occurred across the Americas.</w:t>
+      <w:r>
+        <w:t xml:space="preserve">. By combining a landscape made up with palaeoclimatic variables and a set of eco-evolutionary rules according to which virtual species are simulated, mechanistic eco-evolutionary models offer the unique opportunity to casually explore the way biodiversity patterns arise and are maintained through evolutionary times</w:t>
+      </w:r>
+      <w:r>
+        <w:t xml:space="preserve"> </w:t>
+      </w:r>
+      <w:r>
+        <w:t xml:space="preserve">[27]</w:t>
+      </w:r>
+      <w:r>
+        <w:t xml:space="preserve">. Recently, this family of models has provided unprecedented insights into the underlying forces behind widely-recognised biodiversity patterns, such as the latitudinal biodiversity gradient</w:t>
+      </w:r>
+      <w:r>
+        <w:t xml:space="preserve"> </w:t>
+      </w:r>
+      <w:r>
+        <w:t xml:space="preserve">[28]</w:t>
+      </w:r>
+      <w:r>
+        <w:t xml:space="preserve">, the diversity desequilibrium between tropical rainforests across the globe [reload ref], the build-up of the unique biodiversity along the Wallace line [skeels2023 wallacea] and many others [</w:t>
+      </w:r>
+      <w:r>
+        <w:rPr>
+          <w:i/>
+          <w:iCs/>
+        </w:rPr>
+        <w:t xml:space="preserve">e</w:t>
+      </w:r>
+      <w:r>
+        <w:t xml:space="preserve">.</w:t>
+      </w:r>
+      <w:r>
+        <w:rPr>
+          <w:i/>
+          <w:iCs/>
+        </w:rPr>
+        <w:t xml:space="preserve">g</w:t>
+      </w:r>
+      <w:r>
+        <w:t xml:space="preserve">.,</w:t>
+      </w:r>
+      <w:r>
+        <w:t xml:space="preserve"> </w:t>
+      </w:r>
+      <w:r>
+        <w:t xml:space="preserve">[29]</w:t>
+      </w:r>
+      <w:r>
+        <w:t xml:space="preserve">;</w:t>
+      </w:r>
+      <w:r>
+        <w:t xml:space="preserve"> </w:t>
+      </w:r>
+      <w:r>
+        <w:t xml:space="preserve">[30]</w:t>
+      </w:r>
+      <w:r>
+        <w:t xml:space="preserve">; liu2024]. Here, we use a mechanistic biodiversity simulator to explore the extent to which palaeoclimate dynamics throughout the last 5 My can explain the observed asymmetry in the land mammal exchange that occurred across the Americas. We simulated a diversifying clade in a landscape made up with two palaeoclimate variables (annual temperature and precipitations) starting from a single ancestor, either in North or South America. We hypothesise that (i) simulations starting from a North American ancestor would be more successful at reaching the other continent than the other way round, (ii) successful simulations starting from a North American ancestor would result in a more diverse and spatially spread radiation in the foreign continents and (iii) part of this asymmetry stems from the unequal biome areas between North and South America.</w:t>
       </w:r>
     </w:p>
     <w:bookmarkEnd w:id="25"/>
     <w:bookmarkEnd w:id="26"/>
-    <w:bookmarkStart w:id="29" w:name="materials-and-methods"/>
+    <w:bookmarkStart w:id="30" w:name="materials-and-methods"/>
     <w:p>
       <w:pPr>
         <w:pStyle w:val="Heading1"/>
@@ -469,34 +548,60 @@
         <w:pStyle w:val="FirstParagraph"/>
       </w:pPr>
       <w:r>
-        <w:t xml:space="preserve">What we want to compare:</w:t>
-      </w:r>
-    </w:p>
-    <w:p>
-      <w:pPr>
-        <w:pStyle w:val="Compact"/>
-        <w:numPr>
-          <w:ilvl w:val="0"/>
-          <w:numId w:val="1001"/>
-        </w:numPr>
-      </w:pPr>
-      <w:r>
-        <w:t xml:space="preserve">Proportion of successful exchanges when starting from North v.s. South</w:t>
+        <w:t xml:space="preserve">Here, we term</w:t>
+      </w:r>
+      <w:r>
+        <w:t xml:space="preserve"> </w:t>
+      </w:r>
+      <w:r>
+        <w:t xml:space="preserve">“</w:t>
+      </w:r>
+      <w:r>
+        <w:t xml:space="preserve">North America</w:t>
+      </w:r>
+      <w:r>
+        <w:t xml:space="preserve">”</w:t>
+      </w:r>
+      <w:r>
+        <w:t xml:space="preserve"> </w:t>
+      </w:r>
+      <w:r>
+        <w:t xml:space="preserve">North + Central America. The delimitation between both continents was arbitrarily set in the middle of Panama (coordinates).</w:t>
+      </w:r>
+    </w:p>
+    <w:p>
+      <w:pPr>
+        <w:pStyle w:val="BodyText"/>
+      </w:pPr>
+      <w:r>
+        <w:t xml:space="preserve">Quantify:</w:t>
       </w:r>
       <w:r>
         <w:br/>
       </w:r>
-    </w:p>
-    <w:p>
-      <w:pPr>
-        <w:pStyle w:val="Compact"/>
-        <w:numPr>
-          <w:ilvl w:val="0"/>
-          <w:numId w:val="1001"/>
-        </w:numPr>
-      </w:pPr>
-      <w:r>
-        <w:t xml:space="preserve">Is there any change in diversification rates after crossing Panama’s isthmus? Do crossers from the North experience enhanced diversification than in the other way round?</w:t>
+      <w:r>
+        <w:t xml:space="preserve">- Distrib° of occupied area</w:t>
+      </w:r>
+      <w:r>
+        <w:br/>
+      </w:r>
+      <w:r>
+        <w:t xml:space="preserve">- Diversity (nb of species) in the colonised area</w:t>
+      </w:r>
+      <w:r>
+        <w:br/>
+      </w:r>
+      <w:r>
+        <w:t xml:space="preserve">- (?)Reachability: how long does it take to reach the other area? (surely related to distance to exchange point)</w:t>
+      </w:r>
+    </w:p>
+    <w:bookmarkStart w:id="27" w:name="palaeoclimate-data"/>
+    <w:p>
+      <w:pPr>
+        <w:pStyle w:val="Heading2"/>
+      </w:pPr>
+      <w:r>
+        <w:t xml:space="preserve">Palaeoclimate data</w:t>
       </w:r>
     </w:p>
     <w:p>
@@ -504,25 +609,34 @@
         <w:pStyle w:val="FirstParagraph"/>
       </w:pPr>
       <w:r>
-        <w:t xml:space="preserve">Here, we term</w:t>
-      </w:r>
-      <w:r>
-        <w:t xml:space="preserve"> </w:t>
-      </w:r>
-      <w:r>
-        <w:t xml:space="preserve">“</w:t>
-      </w:r>
-      <w:r>
-        <w:t xml:space="preserve">North America</w:t>
-      </w:r>
-      <w:r>
-        <w:t xml:space="preserve">”</w:t>
-      </w:r>
-      <w:r>
-        <w:t xml:space="preserve"> </w:t>
-      </w:r>
-      <w:r>
-        <w:t xml:space="preserve">North + Central America</w:t>
+        <w:t xml:space="preserve">We used the spatio-temporal terrestrial palaeoclimate series from the PALEO-PGEM atmosphere-ocean general circulation model</w:t>
+      </w:r>
+      <w:r>
+        <w:t xml:space="preserve"> </w:t>
+      </w:r>
+      <w:r>
+        <w:t xml:space="preserve">[31]</w:t>
+      </w:r>
+      <w:r>
+        <w:t xml:space="preserve">, covering the last 5 Myrs with a 1</w:t>
+      </w:r>
+      <w:r>
+        <w:t xml:space="preserve"> </w:t>
+      </w:r>
+      <w:r>
+        <w:t xml:space="preserve"> </w:t>
+      </w:r>
+      <w:r>
+        <w:t xml:space="preserve">° spatial resolution</w:t>
+      </w:r>
+      <w:r>
+        <w:t xml:space="preserve"> </w:t>
+      </w:r>
+      <w:r>
+        <w:t xml:space="preserve">[32]</w:t>
+      </w:r>
+      <w:r>
+        <w:t xml:space="preserve">. For the scope of this work, we used two bioclimatic variables: mean annual temperature (MAT, BIO1) and mean annual precipitation (MAP, BIO12).</w:t>
       </w:r>
     </w:p>
     <w:p>
@@ -530,83 +644,13 @@
         <w:pStyle w:val="BodyText"/>
       </w:pPr>
       <w:r>
-        <w:t xml:space="preserve">Quantify:</w:t>
-      </w:r>
-      <w:r>
-        <w:br/>
-      </w:r>
-      <w:r>
-        <w:t xml:space="preserve">- Distrib° of occupied area</w:t>
-      </w:r>
-      <w:r>
-        <w:br/>
-      </w:r>
-      <w:r>
-        <w:t xml:space="preserve">- Diversity (nb of species) in the colonised area</w:t>
-      </w:r>
-      <w:r>
-        <w:br/>
-      </w:r>
-      <w:r>
-        <w:t xml:space="preserve">- (?)Reachability: how long does it take to reach the other area? (surely related to distance to exchange point)</w:t>
-      </w:r>
-    </w:p>
-    <w:bookmarkStart w:id="27" w:name="palaeoclimate-data"/>
-    <w:p>
-      <w:pPr>
-        <w:pStyle w:val="Heading2"/>
-      </w:pPr>
-      <w:r>
-        <w:t xml:space="preserve">Palaeoclimate data</w:t>
-      </w:r>
-    </w:p>
-    <w:p>
-      <w:pPr>
-        <w:pStyle w:val="FirstParagraph"/>
-      </w:pPr>
-      <w:r>
-        <w:t xml:space="preserve">We used the spatio-temporal terrestrial palaeoclimate series from the PALEO-PGEM atmosphere-ocean general circulation model</w:t>
-      </w:r>
-      <w:r>
-        <w:t xml:space="preserve"> </w:t>
-      </w:r>
-      <w:r>
-        <w:t xml:space="preserve">[27]</w:t>
-      </w:r>
-      <w:r>
-        <w:t xml:space="preserve">, covering the last 5 Myrs with a 1</w:t>
-      </w:r>
-      <w:r>
-        <w:t xml:space="preserve"> </w:t>
-      </w:r>
-      <w:r>
-        <w:t xml:space="preserve"> </w:t>
-      </w:r>
-      <w:r>
-        <w:t xml:space="preserve">° spatial resolution</w:t>
-      </w:r>
-      <w:r>
-        <w:t xml:space="preserve"> </w:t>
-      </w:r>
-      <w:r>
-        <w:t xml:space="preserve">[28]</w:t>
-      </w:r>
-      <w:r>
-        <w:t xml:space="preserve">. For the scope of this work, we used two bioclimatic variables: mean annual temperature (MAT, BIO1) and mean annual precipitation (MAP, BIO12).</w:t>
-      </w:r>
-    </w:p>
-    <w:p>
-      <w:pPr>
-        <w:pStyle w:val="BodyText"/>
-      </w:pPr>
-      <w:r>
         <w:t xml:space="preserve">We further reclassified these monthly palaeoclimate layers across the last five million years according to Köppen-Geiger broad climate types</w:t>
       </w:r>
       <w:r>
         <w:t xml:space="preserve"> </w:t>
       </w:r>
       <w:r>
-        <w:t xml:space="preserve">[29]</w:t>
+        <w:t xml:space="preserve">[33]</w:t>
       </w:r>
       <w:r>
         <w:t xml:space="preserve">. This classification divides the world into five broad climatic regions: Polar, Cold, Temperate, Arid and Tropical.</w:t>
@@ -627,29 +671,16 @@
         <w:pStyle w:val="FirstParagraph"/>
       </w:pPr>
       <w:r>
-        <w:t xml:space="preserve">We performed our spatially-explicit simulations of biodiversity using the General Engine for Eco-Evolutionary SImulationS,</w:t>
-      </w:r>
-      <w:r>
-        <w:t xml:space="preserve"> </w:t>
-      </w:r>
-      <w:r>
-        <w:rPr>
-          <w:i/>
-          <w:iCs/>
-        </w:rPr>
-        <w:t xml:space="preserve">gen3sis</w:t>
-      </w:r>
-      <w:r>
-        <w:t xml:space="preserve">, v1.5.11</w:t>
-      </w:r>
-      <w:r>
-        <w:t xml:space="preserve"> </w:t>
-      </w:r>
-      <w:r>
-        <w:t xml:space="preserve">[26]</w:t>
-      </w:r>
-      <w:r>
-        <w:t xml:space="preserve">. Simulations, moving forward-in-time with a 10ky time step, tracked the dispersion and diversification of ancestral lineages either originating in North, South America or both, throughout the last 5 Myr.</w:t>
+        <w:t xml:space="preserve">We performed our spatially-explicit simulations of biodiversity using the General Engine for Eco-Evolutionary SImulationS, gen3sis, v1.5.11</w:t>
+      </w:r>
+      <w:r>
+        <w:t xml:space="preserve"> </w:t>
+      </w:r>
+      <w:r>
+        <w:t xml:space="preserve">[28]</w:t>
+      </w:r>
+      <w:r>
+        <w:t xml:space="preserve">. Simulations, moving forward-in-time with a 10ky time step, tracked the followed of a clade arising from a single ancestral population, either originating in North or in South America, throughout the last 5 Myr. In gen3sis, virtual species evolve following a set of four rules: dispersal, speciation, environmental filtering and trait evolution. All simulation scenarios that we implemented only differed on the last rule (trait evolution), the first three being common to all models (or at least partly).</w:t>
       </w:r>
     </w:p>
     <w:p>
@@ -657,7 +688,88 @@
         <w:pStyle w:val="BodyText"/>
       </w:pPr>
       <w:r>
-        <w:t xml:space="preserve">The ancestral range of a starting lineage was randomly selected within the desired ancestral area (</w:t>
+        <w:t xml:space="preserve">Within the gridded landscape, a population inhabiting a cell could disperse to the surrounding cells with an intensity sampled in a Weibull distribution (shape and scale parameters available in SI). If, by chance, populations making up a species happened to be disconnected, they would accumulate divergence across the time steps as long as they get disconnected at a rate ruled by a divergence factor, here set to</w:t>
+      </w:r>
+      <w:r>
+        <w:t xml:space="preserve"> </w:t>
+      </w:r>
+      <m:oMath>
+        <m:r>
+          <m:t>0.05</m:t>
+        </m:r>
+      </m:oMath>
+      <w:r>
+        <w:t xml:space="preserve">. This value, around an order of magnitude higher than those usually encoutered in gen3sis case studies [</w:t>
+      </w:r>
+      <w:r>
+        <w:rPr>
+          <w:i/>
+          <w:iCs/>
+        </w:rPr>
+        <w:t xml:space="preserve">e</w:t>
+      </w:r>
+      <w:r>
+        <w:t xml:space="preserve">.</w:t>
+      </w:r>
+      <w:r>
+        <w:rPr>
+          <w:i/>
+          <w:iCs/>
+        </w:rPr>
+        <w:t xml:space="preserve">g</w:t>
+      </w:r>
+      <w:r>
+        <w:t xml:space="preserve">.,</w:t>
+      </w:r>
+      <w:r>
+        <w:t xml:space="preserve"> </w:t>
+      </w:r>
+      <w:r>
+        <w:t xml:space="preserve">[28]</w:t>
+      </w:r>
+      <w:r>
+        <w:t xml:space="preserve">;</w:t>
+      </w:r>
+      <w:r>
+        <w:t xml:space="preserve"> </w:t>
+      </w:r>
+      <w:r>
+        <w:t xml:space="preserve">[29]</w:t>
+      </w:r>
+      <w:r>
+        <w:t xml:space="preserve">; skeels 2023] was chosen in the reason of our high number of time steps (</w:t>
+      </w:r>
+      <m:oMath>
+        <m:r>
+          <m:t>500</m:t>
+        </m:r>
+      </m:oMath>
+      <w:r>
+        <w:t xml:space="preserve">). Once passed a divergence threshold (varying across replicates, see SI), speciation occurred.</w:t>
+      </w:r>
+    </w:p>
+    <w:p>
+      <w:pPr>
+        <w:pStyle w:val="BodyText"/>
+      </w:pPr>
+      <w:r>
+        <w:t xml:space="preserve">As our goal was to evaluate the extent to which palaeoclimate change may have shaped the unequal success of North American taxa establishing southwards compared to South American taxa establishing northwards, local climate was set as the only constraint for a population to maintain in a given cell. Each species was therefore assigned a two-dimensional climatic niche, one axis corresponding to temperature suitability and the other to precipitation suitability. The abundance of a species along an environmental gradient was ruled by two parameters – that we also call traits –, an optimum and a breadth. A population could maintain in a given cell only if the difference between its optima and local climate (both temperature and precipitation) was below its breadth (or tolerance) parameters.</w:t>
+      </w:r>
+    </w:p>
+    <w:p>
+      <w:pPr>
+        <w:pStyle w:val="BodyText"/>
+      </w:pPr>
+      <w:r>
+        <w:t xml:space="preserve">Across our simulation scenarios, we modulated the ability of species to cope with climate change. In the full-adaptationist model (M1), climatic optima were able to evolve in the direction of local climate change. Evolution was operated It is important to notice that niche parameters were population (and not species) specific. In the zero-adaptationist model (M0), niche optima couldn’t evolve and were therefore held constant (to the initial value) across all simulations.</w:t>
+      </w:r>
+    </w:p>
+    <w:p>
+      <w:pPr>
+        <w:pStyle w:val="BodyText"/>
+      </w:pPr>
+      <w:r>
+        <w:t xml:space="preserve">The range of the ancestor was randomly selected within the desired ancestral area (</w:t>
       </w:r>
       <w:r>
         <w:rPr>
@@ -677,7 +789,7 @@
         <w:t xml:space="preserve">e</w:t>
       </w:r>
       <w:r>
-        <w:t xml:space="preserve">., North, South America or both). To avoid oversampling high latitudes, we merged the ancestral landscape with the centroids of an equal-area grid (~100km spacing) generated using the R package</w:t>
+        <w:t xml:space="preserve">., North or South America). To avoid oversampling high latitudes, we merged the ancestral landscape with the centroids of an equal-area grid (~100km spacing) generated using the R package</w:t>
       </w:r>
       <w:r>
         <w:t xml:space="preserve"> </w:t>
@@ -693,95 +805,121 @@
         <w:t xml:space="preserve"> </w:t>
       </w:r>
       <w:r>
+        <w:t xml:space="preserve">[34]</w:t>
+      </w:r>
+      <w:r>
+        <w:t xml:space="preserve">. We then sampled a centroid at random and retrieved the corresponding cell in our landscape. To reduce the probability of initial crash, the temperature and/or precipitation optima parameter of the ancestor were set to those of the local environment.</w:t>
+      </w:r>
+    </w:p>
+    <w:p>
+      <w:pPr>
+        <w:pStyle w:val="BodyText"/>
+      </w:pPr>
+      <w:r>
+        <w:t xml:space="preserve">Importantly, since the palaeoclimate reconstructions that we used ignored tectonic plate motion − a reasonable assumption for a 5-Myr time frame − continental position in our landscapes was held constant across simulations. Therefore, in this framework, changes in connectivity between North and South America could only arise from the environment.</w:t>
+      </w:r>
+    </w:p>
+    <w:p>
+      <w:pPr>
+        <w:pStyle w:val="BodyText"/>
+      </w:pPr>
+      <w:r>
+        <w:t xml:space="preserve">Sobol’ sequences for parameter space exploration, as done by skeels &amp; co.</w:t>
+      </w:r>
+    </w:p>
+    <w:p>
+      <w:pPr>
+        <w:pStyle w:val="BodyText"/>
+      </w:pPr>
+      <w:r>
+        <w:t xml:space="preserve">Divergence threshold vs. divergence factor.</w:t>
+      </w:r>
+    </w:p>
+    <w:p>
+      <w:pPr>
+        <w:pStyle w:val="BodyText"/>
+      </w:pPr>
+      <w:r>
+        <w:t xml:space="preserve">A total of 500 replicates was made under each scenario, both with North and South America as an ancestral area.</w:t>
+      </w:r>
+    </w:p>
+    <w:bookmarkEnd w:id="28"/>
+    <w:bookmarkStart w:id="29" w:name="postprocessing-and-quantifications"/>
+    <w:p>
+      <w:pPr>
+        <w:pStyle w:val="Heading2"/>
+      </w:pPr>
+      <w:r>
+        <w:t xml:space="preserve">Postprocessing and quantifications</w:t>
+      </w:r>
+    </w:p>
+    <w:p>
+      <w:pPr>
+        <w:pStyle w:val="FirstParagraph"/>
+      </w:pPr>
+      <w:r>
+        <w:t xml:space="preserve">blabla</w:t>
+      </w:r>
+    </w:p>
+    <w:bookmarkEnd w:id="29"/>
+    <w:bookmarkEnd w:id="30"/>
+    <w:bookmarkStart w:id="31" w:name="results"/>
+    <w:p>
+      <w:pPr>
+        <w:pStyle w:val="Heading1"/>
+      </w:pPr>
+      <w:r>
+        <w:t xml:space="preserve">Results</w:t>
+      </w:r>
+    </w:p>
+    <w:bookmarkEnd w:id="31"/>
+    <w:bookmarkStart w:id="33" w:name="discussion"/>
+    <w:p>
+      <w:pPr>
+        <w:pStyle w:val="Heading1"/>
+      </w:pPr>
+      <w:r>
+        <w:t xml:space="preserve">Discussion</w:t>
+      </w:r>
+    </w:p>
+    <w:p>
+      <w:pPr>
+        <w:pStyle w:val="FirstParagraph"/>
+      </w:pPr>
+      <w:r>
+        <w:t xml:space="preserve">Smoothing asymmetry =&gt; echo to birds</w:t>
+      </w:r>
+      <w:r>
+        <w:t xml:space="preserve"> </w:t>
+      </w:r>
+      <w:r>
+        <w:t xml:space="preserve">[35]</w:t>
+      </w:r>
+      <w:r>
+        <w:t xml:space="preserve">, flying behaviour relaxing constraints applied to land mammals ?</w:t>
+      </w:r>
+    </w:p>
+    <w:p>
+      <w:pPr>
+        <w:pStyle w:val="BodyText"/>
+      </w:pPr>
+      <w:r>
+        <w:t xml:space="preserve">Species pool proved relevant in the case of the interchange along the Wallacea</w:t>
+      </w:r>
+      <w:r>
+        <w:t xml:space="preserve"> </w:t>
+      </w:r>
+      <w:r>
         <w:t xml:space="preserve">[30]</w:t>
       </w:r>
       <w:r>
-        <w:t xml:space="preserve">. We then sampled a centroid at random and retrieved the corresponding cell in our landscape.</w:t>
-      </w:r>
-    </w:p>
-    <w:p>
-      <w:pPr>
-        <w:pStyle w:val="BodyText"/>
-      </w:pPr>
-      <w:r>
-        <w:t xml:space="preserve">Importantly, since the palaeoclimate reconstructions that we used ignored tectonic plate motion − a fairly reasonable assumption for a 5-Myr time frame − continental position in our landscapes was held constant across simulations. Therefore, in this framework, changes in connectivity between North and South America could only arise from the environment.</w:t>
-      </w:r>
-    </w:p>
-    <w:p>
-      <w:pPr>
-        <w:pStyle w:val="BodyText"/>
-      </w:pPr>
-      <w:r>
-        <w:t xml:space="preserve">Spatial threshold between North and South America: middle of Panamá.</w:t>
-      </w:r>
-    </w:p>
-    <w:p>
-      <w:pPr>
-        <w:pStyle w:val="BodyText"/>
-      </w:pPr>
-      <w:r>
-        <w:t xml:space="preserve">Divergence threshold vs. divergence factor.</w:t>
-      </w:r>
-    </w:p>
-    <w:bookmarkEnd w:id="28"/>
-    <w:bookmarkEnd w:id="29"/>
-    <w:bookmarkStart w:id="30" w:name="results"/>
-    <w:p>
-      <w:pPr>
-        <w:pStyle w:val="Heading1"/>
-      </w:pPr>
-      <w:r>
-        <w:t xml:space="preserve">Results</w:t>
-      </w:r>
-    </w:p>
-    <w:bookmarkEnd w:id="30"/>
-    <w:bookmarkStart w:id="32" w:name="discussion"/>
-    <w:p>
-      <w:pPr>
-        <w:pStyle w:val="Heading1"/>
-      </w:pPr>
-      <w:r>
-        <w:t xml:space="preserve">Discussion</w:t>
-      </w:r>
-    </w:p>
-    <w:p>
-      <w:pPr>
-        <w:pStyle w:val="FirstParagraph"/>
-      </w:pPr>
-      <w:r>
-        <w:t xml:space="preserve">Smoothing asymmetry =&gt; echo to birds</w:t>
-      </w:r>
-      <w:r>
-        <w:t xml:space="preserve"> </w:t>
-      </w:r>
-      <w:r>
-        <w:t xml:space="preserve">[31]</w:t>
-      </w:r>
-      <w:r>
-        <w:t xml:space="preserve">, flying behaviour relaxing constraints applied to land mammals ?</w:t>
-      </w:r>
-    </w:p>
-    <w:p>
-      <w:pPr>
-        <w:pStyle w:val="BodyText"/>
-      </w:pPr>
-      <w:r>
-        <w:t xml:space="preserve">Species pool proved relevant in the case of the interchange along the Wallacea</w:t>
-      </w:r>
-      <w:r>
-        <w:t xml:space="preserve"> </w:t>
-      </w:r>
-      <w:r>
-        <w:t xml:space="preserve">[32]</w:t>
-      </w:r>
-      <w:r>
         <w:t xml:space="preserve">. But here, we expect to find more species in South America, encompassing one of earth’s major and long-standing biodiversity hotspot – Amazonia</w:t>
       </w:r>
       <w:r>
         <w:t xml:space="preserve"> </w:t>
       </w:r>
       <w:r>
-        <w:t xml:space="preserve">[33]</w:t>
+        <w:t xml:space="preserve">[36]</w:t>
       </w:r>
       <w:r>
         <w:t xml:space="preserve"> </w:t>
@@ -827,7 +965,79 @@
         <w:t xml:space="preserve">?</w:t>
       </w:r>
     </w:p>
-    <w:bookmarkStart w:id="31" w:name="limitations-perspectives"/>
+    <w:p>
+      <w:pPr>
+        <w:pStyle w:val="BodyText"/>
+      </w:pPr>
+      <w:r>
+        <w:t xml:space="preserve">Other studies proposed the implication of abiotic factors. Some put the emphasis on Pleistocene climate fluctuations and the consequent alternating phases of emergence of landscape opening across Central America, in turn favouring the dispersal of large temperate-adapted mammals to the detriment of tropical-adapted ones</w:t>
+      </w:r>
+      <w:r>
+        <w:t xml:space="preserve"> </w:t>
+      </w:r>
+      <w:r>
+        <w:t xml:space="preserve">[8,10,14]</w:t>
+      </w:r>
+      <w:r>
+        <w:t xml:space="preserve">. Others drew direct relationships between the higher extinction rates of native South American mammal genera and temperature change</w:t>
+      </w:r>
+      <w:r>
+        <w:t xml:space="preserve"> </w:t>
+      </w:r>
+      <w:r>
+        <w:t xml:space="preserve">[24]</w:t>
+      </w:r>
+      <w:r>
+        <w:t xml:space="preserve">.</w:t>
+      </w:r>
+    </w:p>
+    <w:p>
+      <w:pPr>
+        <w:pStyle w:val="BodyText"/>
+      </w:pPr>
+      <w:r>
+        <w:t xml:space="preserve">several studies proposed that palaeoclimate change shaped unequal dispersal abilities between northern and southern taxa</w:t>
+      </w:r>
+      <w:r>
+        <w:t xml:space="preserve"> </w:t>
+      </w:r>
+      <w:r>
+        <w:t xml:space="preserve">[8,10,14,24]</w:t>
+      </w:r>
+      <w:r>
+        <w:t xml:space="preserve">, although the hypothesis according to which the asymmetry of the GABI would stem from dispersal rates is still largely debated</w:t>
+      </w:r>
+      <w:r>
+        <w:t xml:space="preserve"> </w:t>
+      </w:r>
+      <w:r>
+        <w:t xml:space="preserve">[</w:t>
+      </w:r>
+      <w:r>
+        <w:rPr>
+          <w:i/>
+          <w:iCs/>
+        </w:rPr>
+        <w:t xml:space="preserve">e</w:t>
+      </w:r>
+      <w:r>
+        <w:t xml:space="preserve">.</w:t>
+      </w:r>
+      <w:r>
+        <w:rPr>
+          <w:i/>
+          <w:iCs/>
+        </w:rPr>
+        <w:t xml:space="preserve">g</w:t>
+      </w:r>
+      <w:r>
+        <w:t xml:space="preserve">., 37]</w:t>
+      </w:r>
+      <w:r>
+        <w:t xml:space="preserve">.</w:t>
+      </w:r>
+    </w:p>
+    <w:bookmarkStart w:id="32" w:name="limitations-perspectives"/>
     <w:p>
       <w:pPr>
         <w:pStyle w:val="Heading2"/>
@@ -844,9 +1054,9 @@
         <w:t xml:space="preserve">Maybe one of the most obvious caveats of our study stems from the assumption of fixed palaeogeography, particularly near the isthmus, wheras we know that this region changed across our study.</w:t>
       </w:r>
     </w:p>
-    <w:bookmarkEnd w:id="31"/>
     <w:bookmarkEnd w:id="32"/>
-    <w:bookmarkStart w:id="33" w:name="thrash"/>
+    <w:bookmarkEnd w:id="33"/>
+    <w:bookmarkStart w:id="34" w:name="thrash"/>
     <w:p>
       <w:pPr>
         <w:pStyle w:val="Heading1"/>
@@ -860,13 +1070,30 @@
         <w:pStyle w:val="FirstParagraph"/>
       </w:pPr>
       <w:r>
+        <w:t xml:space="preserve">Throughout its evolutionary history, the biosphere has been repeatedly marked by the occurrence of geodispersal events, that is, exchanges of large species pools across landmasses</w:t>
+      </w:r>
+      <w:r>
+        <w:t xml:space="preserve"> </w:t>
+      </w:r>
+      <w:r>
+        <w:t xml:space="preserve">[39]</w:t>
+      </w:r>
+      <w:r>
+        <w:t xml:space="preserve">.</w:t>
+      </w:r>
+    </w:p>
+    <w:p>
+      <w:pPr>
+        <w:pStyle w:val="BodyText"/>
+      </w:pPr>
+      <w:r>
         <w:t xml:space="preserve">Competition involving clades of similar ecology appeared as a likely first-order explanation to the recent demise of South American endemic mammal clades such as native ungulates</w:t>
       </w:r>
       <w:r>
         <w:t xml:space="preserve"> </w:t>
       </w:r>
       <w:r>
-        <w:t xml:space="preserve">[34]</w:t>
+        <w:t xml:space="preserve">[40]</w:t>
       </w:r>
       <w:r>
         <w:t xml:space="preserve"> </w:t>
@@ -878,7 +1105,7 @@
         <w:t xml:space="preserve"> </w:t>
       </w:r>
       <w:r>
-        <w:t xml:space="preserve">[17,35]</w:t>
+        <w:t xml:space="preserve">[18,41]</w:t>
       </w:r>
       <w:r>
         <w:t xml:space="preserve">) that followed the establishment of northern lineages</w:t>
@@ -887,7 +1114,7 @@
         <w:t xml:space="preserve"> </w:t>
       </w:r>
       <w:r>
-        <w:t xml:space="preserve">[14]</w:t>
+        <w:t xml:space="preserve">[12]</w:t>
       </w:r>
       <w:r>
         <w:t xml:space="preserve">. This hypothesis mostly relied on striking morphological convergences between the clades assumed to have competed (</w:t>
@@ -916,7 +1143,7 @@
         <w:t xml:space="preserve"> </w:t>
       </w:r>
       <w:r>
-        <w:t xml:space="preserve">[16,17]</w:t>
+        <w:t xml:space="preserve">[17,18]</w:t>
       </w:r>
       <w:r>
         <w:t xml:space="preserve">. That being said, using phylogenetic regressions, Faurby et al.</w:t>
@@ -925,7 +1152,7 @@
         <w:t xml:space="preserve"> </w:t>
       </w:r>
       <w:r>
-        <w:t xml:space="preserve">[20]</w:t>
+        <w:t xml:space="preserve">[15]</w:t>
       </w:r>
       <w:r>
         <w:t xml:space="preserve"> </w:t>
@@ -937,11 +1164,19 @@
         <w:t xml:space="preserve"> </w:t>
       </w:r>
       <w:r>
-        <w:t xml:space="preserve">[15]</w:t>
-      </w:r>
-    </w:p>
-    <w:bookmarkEnd w:id="33"/>
-    <w:bookmarkStart w:id="102" w:name="references"/>
+        <w:t xml:space="preserve">[13]</w:t>
+      </w:r>
+    </w:p>
+    <w:p>
+      <w:pPr>
+        <w:pStyle w:val="BodyText"/>
+      </w:pPr>
+      <w:r>
+        <w:t xml:space="preserve">These would include Pleistocene climate fluctuations and the consequent alternating phases of emergence of open landscapes across Central America, in turn favouring the dispersal of large temperate-adapted mammals to the detriment of tropical-adapted ones</w:t>
+      </w:r>
+    </w:p>
+    <w:bookmarkEnd w:id="34"/>
+    <w:bookmarkStart w:id="116" w:name="references"/>
     <w:p>
       <w:pPr>
         <w:pStyle w:val="Heading1"/>
@@ -950,8 +1185,8 @@
         <w:t xml:space="preserve">References</w:t>
       </w:r>
     </w:p>
-    <w:bookmarkStart w:id="101" w:name="refs"/>
-    <w:bookmarkStart w:id="35" w:name="ref-couvreur2011"/>
+    <w:bookmarkStart w:id="115" w:name="refs"/>
+    <w:bookmarkStart w:id="36" w:name="ref-marshall1982"/>
     <w:p>
       <w:pPr>
         <w:pStyle w:val="Bibliography"/>
@@ -966,17 +1201,31 @@
         <w:t xml:space="preserve">	</w:t>
       </w:r>
       <w:r>
-        <w:t xml:space="preserve">Couvreur TLP, Pirie MD, Chatrou LW, Saunders RMK, Su YCF, Richardson JE, Erkens RHJ. 2011 Early evolutionary history of the flowering plant family Annonaceae: steady diversification and boreotropical geodispersal.</w:t>
-      </w:r>
-      <w:r>
-        <w:t xml:space="preserve"> </w:t>
-      </w:r>
-      <w:r>
-        <w:rPr>
-          <w:i/>
-          <w:iCs/>
-        </w:rPr>
-        <w:t xml:space="preserve">Journal of Biogeography</w:t>
+        <w:t xml:space="preserve">Marshall LG, Webb SD, Sepkoski JJ, Raup DM. 1982</w:t>
+      </w:r>
+      <w:r>
+        <w:t xml:space="preserve"> </w:t>
+      </w:r>
+      <w:hyperlink r:id="rId35">
+        <w:r>
+          <w:rPr>
+            <w:rStyle w:val="Hyperlink"/>
+          </w:rPr>
+          <w:t xml:space="preserve">Mammalian evolution and the great american interchange</w:t>
+        </w:r>
+      </w:hyperlink>
+      <w:r>
+        <w:t xml:space="preserve">.</w:t>
+      </w:r>
+      <w:r>
+        <w:t xml:space="preserve"> </w:t>
+      </w:r>
+      <w:r>
+        <w:rPr>
+          <w:i/>
+          <w:iCs/>
+        </w:rPr>
+        <w:t xml:space="preserve">Science</w:t>
       </w:r>
       <w:r>
         <w:t xml:space="preserve"> </w:t>
@@ -986,12 +1235,1951 @@
           <w:b/>
           <w:bCs/>
         </w:rPr>
+        <w:t xml:space="preserve">215</w:t>
+      </w:r>
+      <w:r>
+        <w:t xml:space="preserve">, 1351–1357.</w:t>
+      </w:r>
+    </w:p>
+    <w:bookmarkEnd w:id="36"/>
+    <w:bookmarkStart w:id="38" w:name="ref-montes2015"/>
+    <w:p>
+      <w:pPr>
+        <w:pStyle w:val="Bibliography"/>
+      </w:pPr>
+      <w:r>
+        <w:t xml:space="preserve">2.</w:t>
+      </w:r>
+      <w:r>
+        <w:t xml:space="preserve"> </w:t>
+      </w:r>
+      <w:r>
+        <w:t xml:space="preserve">	</w:t>
+      </w:r>
+      <w:r>
+        <w:t xml:space="preserve">Montes C</w:t>
+      </w:r>
+      <w:r>
+        <w:t xml:space="preserve"> </w:t>
+      </w:r>
+      <w:r>
+        <w:rPr>
+          <w:i/>
+          <w:iCs/>
+        </w:rPr>
+        <w:t xml:space="preserve">et al.</w:t>
+      </w:r>
+      <w:r>
+        <w:t xml:space="preserve"> 2015 Middle miocene closure of the central american seaway.</w:t>
+      </w:r>
+      <w:r>
+        <w:t xml:space="preserve"> </w:t>
+      </w:r>
+      <w:r>
+        <w:rPr>
+          <w:i/>
+          <w:iCs/>
+        </w:rPr>
+        <w:t xml:space="preserve">Science</w:t>
+      </w:r>
+      <w:r>
+        <w:t xml:space="preserve"> </w:t>
+      </w:r>
+      <w:r>
+        <w:rPr>
+          <w:b/>
+          <w:bCs/>
+        </w:rPr>
+        <w:t xml:space="preserve">348</w:t>
+      </w:r>
+      <w:r>
+        <w:t xml:space="preserve">, 226–229. (doi:</w:t>
+      </w:r>
+      <w:hyperlink r:id="rId37">
+        <w:r>
+          <w:rPr>
+            <w:rStyle w:val="Hyperlink"/>
+          </w:rPr>
+          <w:t xml:space="preserve">10.1126/science.aaa2815</w:t>
+        </w:r>
+      </w:hyperlink>
+      <w:r>
+        <w:t xml:space="preserve">)</w:t>
+      </w:r>
+    </w:p>
+    <w:bookmarkEnd w:id="38"/>
+    <w:bookmarkStart w:id="40" w:name="ref-jaramillo2018"/>
+    <w:p>
+      <w:pPr>
+        <w:pStyle w:val="Bibliography"/>
+      </w:pPr>
+      <w:r>
+        <w:t xml:space="preserve">3.</w:t>
+      </w:r>
+      <w:r>
+        <w:t xml:space="preserve"> </w:t>
+      </w:r>
+      <w:r>
+        <w:t xml:space="preserve">	</w:t>
+      </w:r>
+      <w:r>
+        <w:t xml:space="preserve">Jaramillo CA. 2018</w:t>
+      </w:r>
+      <w:r>
+        <w:t xml:space="preserve"> </w:t>
+      </w:r>
+      <w:hyperlink r:id="rId39">
+        <w:r>
+          <w:rPr>
+            <w:rStyle w:val="Hyperlink"/>
+          </w:rPr>
+          <w:t xml:space="preserve">Evolution of the isthmus of panama: Biological, paleoceanographic and paleoclimatological implications</w:t>
+        </w:r>
+      </w:hyperlink>
+      <w:r>
+        <w:t xml:space="preserve">. John Wiley &amp; Sons.</w:t>
+      </w:r>
+      <w:r>
+        <w:t xml:space="preserve"> </w:t>
+      </w:r>
+    </w:p>
+    <w:bookmarkEnd w:id="40"/>
+    <w:bookmarkStart w:id="42" w:name="ref-odea2016"/>
+    <w:p>
+      <w:pPr>
+        <w:pStyle w:val="Bibliography"/>
+      </w:pPr>
+      <w:r>
+        <w:t xml:space="preserve">4.</w:t>
+      </w:r>
+      <w:r>
+        <w:t xml:space="preserve"> </w:t>
+      </w:r>
+      <w:r>
+        <w:t xml:space="preserve">	</w:t>
+      </w:r>
+      <w:r>
+        <w:t xml:space="preserve">O’Dea A</w:t>
+      </w:r>
+      <w:r>
+        <w:t xml:space="preserve"> </w:t>
+      </w:r>
+      <w:r>
+        <w:rPr>
+          <w:i/>
+          <w:iCs/>
+        </w:rPr>
+        <w:t xml:space="preserve">et al.</w:t>
+      </w:r>
+      <w:r>
+        <w:t xml:space="preserve"> 2016 Formation of the isthmus of panama.</w:t>
+      </w:r>
+      <w:r>
+        <w:t xml:space="preserve"> </w:t>
+      </w:r>
+      <w:r>
+        <w:rPr>
+          <w:i/>
+          <w:iCs/>
+        </w:rPr>
+        <w:t xml:space="preserve">Science Advances</w:t>
+      </w:r>
+      <w:r>
+        <w:t xml:space="preserve"> </w:t>
+      </w:r>
+      <w:r>
+        <w:rPr>
+          <w:b/>
+          <w:bCs/>
+        </w:rPr>
+        <w:t xml:space="preserve">2</w:t>
+      </w:r>
+      <w:r>
+        <w:t xml:space="preserve">, e1600883. (doi:</w:t>
+      </w:r>
+      <w:hyperlink r:id="rId41">
+        <w:r>
+          <w:rPr>
+            <w:rStyle w:val="Hyperlink"/>
+          </w:rPr>
+          <w:t xml:space="preserve">10.1126/sciadv.1600883</w:t>
+        </w:r>
+      </w:hyperlink>
+      <w:r>
+        <w:t xml:space="preserve">)</w:t>
+      </w:r>
+    </w:p>
+    <w:bookmarkEnd w:id="42"/>
+    <w:bookmarkStart w:id="44" w:name="ref-verzi2008"/>
+    <w:p>
+      <w:pPr>
+        <w:pStyle w:val="Bibliography"/>
+      </w:pPr>
+      <w:r>
+        <w:t xml:space="preserve">5.</w:t>
+      </w:r>
+      <w:r>
+        <w:t xml:space="preserve"> </w:t>
+      </w:r>
+      <w:r>
+        <w:t xml:space="preserve">	</w:t>
+      </w:r>
+      <w:r>
+        <w:t xml:space="preserve">Verzi DH, Montalvo CI, Deschamps CM. 2008 Biostratigraphy and biochronology of the late miocene of central argentina: Evidence from rodents and taphonomy.</w:t>
+      </w:r>
+      <w:r>
+        <w:t xml:space="preserve"> </w:t>
+      </w:r>
+      <w:r>
+        <w:rPr>
+          <w:i/>
+          <w:iCs/>
+        </w:rPr>
+        <w:t xml:space="preserve">Geobios</w:t>
+      </w:r>
+      <w:r>
+        <w:t xml:space="preserve"> </w:t>
+      </w:r>
+      <w:r>
+        <w:rPr>
+          <w:b/>
+          <w:bCs/>
+        </w:rPr>
+        <w:t xml:space="preserve">41</w:t>
+      </w:r>
+      <w:r>
+        <w:t xml:space="preserve">, 145–155. (doi:</w:t>
+      </w:r>
+      <w:hyperlink r:id="rId43">
+        <w:r>
+          <w:rPr>
+            <w:rStyle w:val="Hyperlink"/>
+          </w:rPr>
+          <w:t xml:space="preserve">10.1016/j.geobios.2006.09.005</w:t>
+        </w:r>
+      </w:hyperlink>
+      <w:r>
+        <w:t xml:space="preserve">)</w:t>
+      </w:r>
+    </w:p>
+    <w:bookmarkEnd w:id="44"/>
+    <w:bookmarkStart w:id="46" w:name="ref-woodburne2010"/>
+    <w:p>
+      <w:pPr>
+        <w:pStyle w:val="Bibliography"/>
+      </w:pPr>
+      <w:r>
+        <w:t xml:space="preserve">6.</w:t>
+      </w:r>
+      <w:r>
+        <w:t xml:space="preserve"> </w:t>
+      </w:r>
+      <w:r>
+        <w:t xml:space="preserve">	</w:t>
+      </w:r>
+      <w:r>
+        <w:t xml:space="preserve">Woodburne MO. 2010 The Great American Biotic Interchange: Dispersals, Tectonics, Climate, Sea Level and Holding Pens.</w:t>
+      </w:r>
+      <w:r>
+        <w:t xml:space="preserve"> </w:t>
+      </w:r>
+      <w:r>
+        <w:rPr>
+          <w:i/>
+          <w:iCs/>
+        </w:rPr>
+        <w:t xml:space="preserve">Journal of Mammalian Evolution</w:t>
+      </w:r>
+      <w:r>
+        <w:t xml:space="preserve"> </w:t>
+      </w:r>
+      <w:r>
+        <w:rPr>
+          <w:b/>
+          <w:bCs/>
+        </w:rPr>
+        <w:t xml:space="preserve">17</w:t>
+      </w:r>
+      <w:r>
+        <w:t xml:space="preserve">, 245–264. (doi:</w:t>
+      </w:r>
+      <w:hyperlink r:id="rId45">
+        <w:r>
+          <w:rPr>
+            <w:rStyle w:val="Hyperlink"/>
+          </w:rPr>
+          <w:t xml:space="preserve">10.1007/s10914-010-9144-8</w:t>
+        </w:r>
+      </w:hyperlink>
+      <w:r>
+        <w:t xml:space="preserve">)</w:t>
+      </w:r>
+    </w:p>
+    <w:bookmarkEnd w:id="46"/>
+    <w:bookmarkStart w:id="48" w:name="ref-bacon2015"/>
+    <w:p>
+      <w:pPr>
+        <w:pStyle w:val="Bibliography"/>
+      </w:pPr>
+      <w:r>
+        <w:t xml:space="preserve">7.</w:t>
+      </w:r>
+      <w:r>
+        <w:t xml:space="preserve"> </w:t>
+      </w:r>
+      <w:r>
+        <w:t xml:space="preserve">	</w:t>
+      </w:r>
+      <w:r>
+        <w:t xml:space="preserve">Bacon CD, Silvestro D, Jaramillo C, Smith BT, Chakrabarty P, Antonelli A. 2015 Biological evidence supports an early and complex emergence of the isthmus of panama.</w:t>
+      </w:r>
+      <w:r>
+        <w:t xml:space="preserve"> </w:t>
+      </w:r>
+      <w:r>
+        <w:rPr>
+          <w:i/>
+          <w:iCs/>
+        </w:rPr>
+        <w:t xml:space="preserve">Proceedings of the National Academy of Sciences</w:t>
+      </w:r>
+      <w:r>
+        <w:t xml:space="preserve"> </w:t>
+      </w:r>
+      <w:r>
+        <w:rPr>
+          <w:b/>
+          <w:bCs/>
+        </w:rPr>
+        <w:t xml:space="preserve">112</w:t>
+      </w:r>
+      <w:r>
+        <w:t xml:space="preserve">, 6110–6115. (doi:</w:t>
+      </w:r>
+      <w:hyperlink r:id="rId47">
+        <w:r>
+          <w:rPr>
+            <w:rStyle w:val="Hyperlink"/>
+          </w:rPr>
+          <w:t xml:space="preserve">10.1073/pnas.1423853112</w:t>
+        </w:r>
+      </w:hyperlink>
+      <w:r>
+        <w:t xml:space="preserve">)</w:t>
+      </w:r>
+    </w:p>
+    <w:bookmarkEnd w:id="48"/>
+    <w:bookmarkStart w:id="50" w:name="ref-bacon2016"/>
+    <w:p>
+      <w:pPr>
+        <w:pStyle w:val="Bibliography"/>
+      </w:pPr>
+      <w:r>
+        <w:t xml:space="preserve">8.</w:t>
+      </w:r>
+      <w:r>
+        <w:t xml:space="preserve"> </w:t>
+      </w:r>
+      <w:r>
+        <w:t xml:space="preserve">	</w:t>
+      </w:r>
+      <w:r>
+        <w:t xml:space="preserve">Bacon CD, Molnar P, Antonelli A, Crawford AJ, Montes C, Vallejo-Pareja MC. 2016 Quaternary glaciation and the great american biotic interchange.</w:t>
+      </w:r>
+      <w:r>
+        <w:t xml:space="preserve"> </w:t>
+      </w:r>
+      <w:r>
+        <w:rPr>
+          <w:i/>
+          <w:iCs/>
+        </w:rPr>
+        <w:t xml:space="preserve">Geology</w:t>
+      </w:r>
+      <w:r>
+        <w:t xml:space="preserve"> </w:t>
+      </w:r>
+      <w:r>
+        <w:rPr>
+          <w:b/>
+          <w:bCs/>
+        </w:rPr>
+        <w:t xml:space="preserve">44</w:t>
+      </w:r>
+      <w:r>
+        <w:t xml:space="preserve">, 375–378. (doi:</w:t>
+      </w:r>
+      <w:hyperlink r:id="rId49">
+        <w:r>
+          <w:rPr>
+            <w:rStyle w:val="Hyperlink"/>
+          </w:rPr>
+          <w:t xml:space="preserve">10.1130/G37624.1</w:t>
+        </w:r>
+      </w:hyperlink>
+      <w:r>
+        <w:t xml:space="preserve">)</w:t>
+      </w:r>
+    </w:p>
+    <w:bookmarkEnd w:id="50"/>
+    <w:bookmarkStart w:id="52" w:name="ref-webb1976"/>
+    <w:p>
+      <w:pPr>
+        <w:pStyle w:val="Bibliography"/>
+      </w:pPr>
+      <w:r>
+        <w:t xml:space="preserve">9.</w:t>
+      </w:r>
+      <w:r>
+        <w:t xml:space="preserve"> </w:t>
+      </w:r>
+      <w:r>
+        <w:t xml:space="preserve">	</w:t>
+      </w:r>
+      <w:r>
+        <w:t xml:space="preserve">Webb SD. 1976</w:t>
+      </w:r>
+      <w:r>
+        <w:t xml:space="preserve"> </w:t>
+      </w:r>
+      <w:hyperlink r:id="rId51">
+        <w:r>
+          <w:rPr>
+            <w:rStyle w:val="Hyperlink"/>
+          </w:rPr>
+          <w:t xml:space="preserve">Mammalian faunal dynamics of the great american interchange</w:t>
+        </w:r>
+      </w:hyperlink>
+      <w:r>
+        <w:t xml:space="preserve">.</w:t>
+      </w:r>
+      <w:r>
+        <w:t xml:space="preserve"> </w:t>
+      </w:r>
+      <w:r>
+        <w:rPr>
+          <w:i/>
+          <w:iCs/>
+        </w:rPr>
+        <w:t xml:space="preserve">Paleobiology</w:t>
+      </w:r>
+      <w:r>
+        <w:t xml:space="preserve"> </w:t>
+      </w:r>
+      <w:r>
+        <w:rPr>
+          <w:b/>
+          <w:bCs/>
+        </w:rPr>
+        <w:t xml:space="preserve">2</w:t>
+      </w:r>
+      <w:r>
+        <w:t xml:space="preserve">, 220–234.</w:t>
+      </w:r>
+    </w:p>
+    <w:bookmarkEnd w:id="52"/>
+    <w:bookmarkStart w:id="54" w:name="ref-webb1991"/>
+    <w:p>
+      <w:pPr>
+        <w:pStyle w:val="Bibliography"/>
+      </w:pPr>
+      <w:r>
+        <w:t xml:space="preserve">10.</w:t>
+      </w:r>
+      <w:r>
+        <w:t xml:space="preserve"> </w:t>
+      </w:r>
+      <w:r>
+        <w:t xml:space="preserve">	</w:t>
+      </w:r>
+      <w:r>
+        <w:t xml:space="preserve">Webb SD. 1991 Ecogeography and the Great American Interchange.</w:t>
+      </w:r>
+      <w:r>
+        <w:t xml:space="preserve"> </w:t>
+      </w:r>
+      <w:r>
+        <w:rPr>
+          <w:i/>
+          <w:iCs/>
+        </w:rPr>
+        <w:t xml:space="preserve">Paleobiology</w:t>
+      </w:r>
+      <w:r>
+        <w:t xml:space="preserve"> </w:t>
+      </w:r>
+      <w:r>
+        <w:rPr>
+          <w:b/>
+          <w:bCs/>
+        </w:rPr>
+        <w:t xml:space="preserve">17</w:t>
+      </w:r>
+      <w:r>
+        <w:t xml:space="preserve">, 266–280. (doi:</w:t>
+      </w:r>
+      <w:hyperlink r:id="rId53">
+        <w:r>
+          <w:rPr>
+            <w:rStyle w:val="Hyperlink"/>
+          </w:rPr>
+          <w:t xml:space="preserve">10.1017/S0094837300010605</w:t>
+        </w:r>
+      </w:hyperlink>
+      <w:r>
+        <w:t xml:space="preserve">)</w:t>
+      </w:r>
+    </w:p>
+    <w:bookmarkEnd w:id="54"/>
+    <w:bookmarkStart w:id="56" w:name="ref-cione2015"/>
+    <w:p>
+      <w:pPr>
+        <w:pStyle w:val="Bibliography"/>
+      </w:pPr>
+      <w:r>
+        <w:t xml:space="preserve">11.</w:t>
+      </w:r>
+      <w:r>
+        <w:t xml:space="preserve"> </w:t>
+      </w:r>
+      <w:r>
+        <w:t xml:space="preserve">	</w:t>
+      </w:r>
+      <w:r>
+        <w:t xml:space="preserve">Cione AL, Gasparini GM, Soibelzon E, Soibelzon LH, Tonni EP. 2015</w:t>
+      </w:r>
+      <w:r>
+        <w:t xml:space="preserve"> </w:t>
+      </w:r>
+      <w:r>
+        <w:rPr>
+          <w:i/>
+          <w:iCs/>
+        </w:rPr>
+        <w:t xml:space="preserve">The Great American Biotic Interchange: A South American Perspective</w:t>
+      </w:r>
+      <w:r>
+        <w:t xml:space="preserve">. Dordrecht: Springer Netherlands. See</w:t>
+      </w:r>
+      <w:r>
+        <w:t xml:space="preserve"> </w:t>
+      </w:r>
+      <w:hyperlink r:id="rId55">
+        <w:r>
+          <w:rPr>
+            <w:rStyle w:val="Hyperlink"/>
+          </w:rPr>
+          <w:t xml:space="preserve">https://link.springer.com/10.1007/978-94-017-9792-4</w:t>
+        </w:r>
+      </w:hyperlink>
+      <w:r>
+        <w:t xml:space="preserve">.</w:t>
+      </w:r>
+    </w:p>
+    <w:bookmarkEnd w:id="56"/>
+    <w:bookmarkStart w:id="57" w:name="ref-simpson1980"/>
+    <w:p>
+      <w:pPr>
+        <w:pStyle w:val="Bibliography"/>
+      </w:pPr>
+      <w:r>
+        <w:t xml:space="preserve">12.</w:t>
+      </w:r>
+      <w:r>
+        <w:t xml:space="preserve"> </w:t>
+      </w:r>
+      <w:r>
+        <w:t xml:space="preserve">	</w:t>
+      </w:r>
+      <w:r>
+        <w:t xml:space="preserve">Simpson GG. 1980</w:t>
+      </w:r>
+      <w:r>
+        <w:t xml:space="preserve"> </w:t>
+      </w:r>
+      <w:r>
+        <w:rPr>
+          <w:i/>
+          <w:iCs/>
+        </w:rPr>
+        <w:t xml:space="preserve">Splendid isolation : The curious history of south american mammals</w:t>
+      </w:r>
+      <w:r>
+        <w:t xml:space="preserve">. Yale University Press, New Haven.</w:t>
+      </w:r>
+      <w:r>
+        <w:t xml:space="preserve"> </w:t>
+      </w:r>
+    </w:p>
+    <w:bookmarkEnd w:id="57"/>
+    <w:bookmarkStart w:id="59" w:name="ref-domingo2020"/>
+    <w:p>
+      <w:pPr>
+        <w:pStyle w:val="Bibliography"/>
+      </w:pPr>
+      <w:r>
+        <w:t xml:space="preserve">13.</w:t>
+      </w:r>
+      <w:r>
+        <w:t xml:space="preserve"> </w:t>
+      </w:r>
+      <w:r>
+        <w:t xml:space="preserve">	</w:t>
+      </w:r>
+      <w:r>
+        <w:t xml:space="preserve">Domingo L, Tomassini RL, Montalvo CI, Sanz-Pérez D, Alberdi MT. 2020 The Great American Biotic Interchange revisited: a new perspective from the stable isotope record of Argentine Pampas fossil mammals.</w:t>
+      </w:r>
+      <w:r>
+        <w:t xml:space="preserve"> </w:t>
+      </w:r>
+      <w:r>
+        <w:rPr>
+          <w:i/>
+          <w:iCs/>
+        </w:rPr>
+        <w:t xml:space="preserve">Scientific Reports</w:t>
+      </w:r>
+      <w:r>
+        <w:t xml:space="preserve"> </w:t>
+      </w:r>
+      <w:r>
+        <w:rPr>
+          <w:b/>
+          <w:bCs/>
+        </w:rPr>
+        <w:t xml:space="preserve">10</w:t>
+      </w:r>
+      <w:r>
+        <w:t xml:space="preserve">, 1608. (doi:</w:t>
+      </w:r>
+      <w:hyperlink r:id="rId58">
+        <w:r>
+          <w:rPr>
+            <w:rStyle w:val="Hyperlink"/>
+          </w:rPr>
+          <w:t xml:space="preserve">10.1038/s41598-020-58575-6</w:t>
+        </w:r>
+      </w:hyperlink>
+      <w:r>
+        <w:t xml:space="preserve">)</w:t>
+      </w:r>
+    </w:p>
+    <w:bookmarkEnd w:id="59"/>
+    <w:bookmarkStart w:id="60" w:name="ref-marshall1990"/>
+    <w:p>
+      <w:pPr>
+        <w:pStyle w:val="Bibliography"/>
+      </w:pPr>
+      <w:r>
+        <w:t xml:space="preserve">14.</w:t>
+      </w:r>
+      <w:r>
+        <w:t xml:space="preserve"> </w:t>
+      </w:r>
+      <w:r>
+        <w:t xml:space="preserve">	</w:t>
+      </w:r>
+      <w:r>
+        <w:t xml:space="preserve">Marshall LG, Cifelli RL. 1990 Analysis of changing diversity patterns in cenozoic land mammal age faunas, south america.</w:t>
+      </w:r>
+      <w:r>
+        <w:t xml:space="preserve"> </w:t>
+      </w:r>
+      <w:r>
+        <w:rPr>
+          <w:i/>
+          <w:iCs/>
+        </w:rPr>
+        <w:t xml:space="preserve">Palaeovertebrata</w:t>
+      </w:r>
+      <w:r>
+        <w:t xml:space="preserve"> </w:t>
+      </w:r>
+      <w:r>
+        <w:rPr>
+          <w:b/>
+          <w:bCs/>
+        </w:rPr>
+        <w:t xml:space="preserve">19</w:t>
+      </w:r>
+      <w:r>
+        <w:t xml:space="preserve">, 169–210.</w:t>
+      </w:r>
+    </w:p>
+    <w:bookmarkEnd w:id="60"/>
+    <w:bookmarkStart w:id="62" w:name="ref-faurby2016"/>
+    <w:p>
+      <w:pPr>
+        <w:pStyle w:val="Bibliography"/>
+      </w:pPr>
+      <w:r>
+        <w:t xml:space="preserve">15.</w:t>
+      </w:r>
+      <w:r>
+        <w:t xml:space="preserve"> </w:t>
+      </w:r>
+      <w:r>
+        <w:t xml:space="preserve">	</w:t>
+      </w:r>
+      <w:r>
+        <w:t xml:space="preserve">Faurby S, Svenning J-C. 2016 The asymmetry in the Great American Biotic Interchange in mammals is consistent with differential susceptibility to mammalian predation.</w:t>
+      </w:r>
+      <w:r>
+        <w:t xml:space="preserve"> </w:t>
+      </w:r>
+      <w:r>
+        <w:rPr>
+          <w:i/>
+          <w:iCs/>
+        </w:rPr>
+        <w:t xml:space="preserve">Global Ecology and Biogeography</w:t>
+      </w:r>
+      <w:r>
+        <w:t xml:space="preserve"> </w:t>
+      </w:r>
+      <w:r>
+        <w:rPr>
+          <w:b/>
+          <w:bCs/>
+        </w:rPr>
+        <w:t xml:space="preserve">25</w:t>
+      </w:r>
+      <w:r>
+        <w:t xml:space="preserve">, 1443–1453. (doi:</w:t>
+      </w:r>
+      <w:hyperlink r:id="rId61">
+        <w:r>
+          <w:rPr>
+            <w:rStyle w:val="Hyperlink"/>
+          </w:rPr>
+          <w:t xml:space="preserve">10.1111/geb.12504</w:t>
+        </w:r>
+      </w:hyperlink>
+      <w:r>
+        <w:t xml:space="preserve">)</w:t>
+      </w:r>
+    </w:p>
+    <w:bookmarkEnd w:id="62"/>
+    <w:bookmarkStart w:id="64" w:name="ref-fernández-monescillo2025"/>
+    <w:p>
+      <w:pPr>
+        <w:pStyle w:val="Bibliography"/>
+      </w:pPr>
+      <w:r>
+        <w:t xml:space="preserve">16.</w:t>
+      </w:r>
+      <w:r>
+        <w:t xml:space="preserve"> </w:t>
+      </w:r>
+      <w:r>
+        <w:t xml:space="preserve">	</w:t>
+      </w:r>
+      <w:r>
+        <w:t xml:space="preserve">Fernández-Monescillo M, Romero-Lebrón E, Pesquero MD, Haro A, Rodríguez PE, Krapovickas J, Tauber AA. 2025 Middle Pleistocene revelations: unravelling taphonomic processes in mammals including Mesotherium cristatum (Mesotheriidae, Notoungulata), Corralito Site, Córdoba Province, Argentina.</w:t>
+      </w:r>
+      <w:r>
+        <w:t xml:space="preserve"> </w:t>
+      </w:r>
+      <w:r>
+        <w:rPr>
+          <w:i/>
+          <w:iCs/>
+        </w:rPr>
+        <w:t xml:space="preserve">Palaeontology</w:t>
+      </w:r>
+      <w:r>
+        <w:t xml:space="preserve"> </w:t>
+      </w:r>
+      <w:r>
+        <w:rPr>
+          <w:b/>
+          <w:bCs/>
+        </w:rPr>
+        <w:t xml:space="preserve">68</w:t>
+      </w:r>
+      <w:r>
+        <w:t xml:space="preserve">, e70012. (doi:</w:t>
+      </w:r>
+      <w:hyperlink r:id="rId63">
+        <w:r>
+          <w:rPr>
+            <w:rStyle w:val="Hyperlink"/>
+          </w:rPr>
+          <w:t xml:space="preserve">10.1111/pala.70012</w:t>
+        </w:r>
+      </w:hyperlink>
+      <w:r>
+        <w:t xml:space="preserve">)</w:t>
+      </w:r>
+    </w:p>
+    <w:bookmarkEnd w:id="64"/>
+    <w:bookmarkStart w:id="66" w:name="ref-prevosti2013"/>
+    <w:p>
+      <w:pPr>
+        <w:pStyle w:val="Bibliography"/>
+      </w:pPr>
+      <w:r>
+        <w:t xml:space="preserve">17.</w:t>
+      </w:r>
+      <w:r>
+        <w:t xml:space="preserve"> </w:t>
+      </w:r>
+      <w:r>
+        <w:t xml:space="preserve">	</w:t>
+      </w:r>
+      <w:r>
+        <w:t xml:space="preserve">Prevosti FJ, Forasiepi A, Zimicz N. 2013 The Evolution of the Cenozoic Terrestrial Mammalian Predator Guild in South America: Competition or Replacement?</w:t>
+      </w:r>
+      <w:r>
+        <w:t xml:space="preserve"> </w:t>
+      </w:r>
+      <w:r>
+        <w:rPr>
+          <w:i/>
+          <w:iCs/>
+        </w:rPr>
+        <w:t xml:space="preserve">Journal of Mammalian Evolution</w:t>
+      </w:r>
+      <w:r>
+        <w:t xml:space="preserve"> </w:t>
+      </w:r>
+      <w:r>
+        <w:rPr>
+          <w:b/>
+          <w:bCs/>
+        </w:rPr>
+        <w:t xml:space="preserve">20</w:t>
+      </w:r>
+      <w:r>
+        <w:t xml:space="preserve">, 3–21. (doi:</w:t>
+      </w:r>
+      <w:hyperlink r:id="rId65">
+        <w:r>
+          <w:rPr>
+            <w:rStyle w:val="Hyperlink"/>
+          </w:rPr>
+          <w:t xml:space="preserve">10.1007/s10914-011-9175-9</w:t>
+        </w:r>
+      </w:hyperlink>
+      <w:r>
+        <w:t xml:space="preserve">)</w:t>
+      </w:r>
+    </w:p>
+    <w:bookmarkEnd w:id="66"/>
+    <w:bookmarkStart w:id="68" w:name="ref-tarquini2022"/>
+    <w:p>
+      <w:pPr>
+        <w:pStyle w:val="Bibliography"/>
+      </w:pPr>
+      <w:r>
+        <w:t xml:space="preserve">18.</w:t>
+      </w:r>
+      <w:r>
+        <w:t xml:space="preserve"> </w:t>
+      </w:r>
+      <w:r>
+        <w:t xml:space="preserve">	</w:t>
+      </w:r>
+      <w:r>
+        <w:t xml:space="preserve">Tarquini SD, Ladevèze S, Prevosti FJ. 2022 The multicausal twilight of South American native mammalian predators (Metatheria, Sparassodonta).</w:t>
+      </w:r>
+      <w:r>
+        <w:t xml:space="preserve"> </w:t>
+      </w:r>
+      <w:r>
+        <w:rPr>
+          <w:i/>
+          <w:iCs/>
+        </w:rPr>
+        <w:t xml:space="preserve">Scientific Reports</w:t>
+      </w:r>
+      <w:r>
+        <w:t xml:space="preserve"> </w:t>
+      </w:r>
+      <w:r>
+        <w:rPr>
+          <w:b/>
+          <w:bCs/>
+        </w:rPr>
+        <w:t xml:space="preserve">12</w:t>
+      </w:r>
+      <w:r>
+        <w:t xml:space="preserve">, 1224. (doi:</w:t>
+      </w:r>
+      <w:hyperlink r:id="rId67">
+        <w:r>
+          <w:rPr>
+            <w:rStyle w:val="Hyperlink"/>
+          </w:rPr>
+          <w:t xml:space="preserve">10.1038/s41598-022-05266-z</w:t>
+        </w:r>
+      </w:hyperlink>
+      <w:r>
+        <w:t xml:space="preserve">)</w:t>
+      </w:r>
+    </w:p>
+    <w:bookmarkEnd w:id="68"/>
+    <w:bookmarkStart w:id="70" w:name="ref-marsà2025"/>
+    <w:p>
+      <w:pPr>
+        <w:pStyle w:val="Bibliography"/>
+      </w:pPr>
+      <w:r>
+        <w:t xml:space="preserve">19.</w:t>
+      </w:r>
+      <w:r>
+        <w:t xml:space="preserve"> </w:t>
+      </w:r>
+      <w:r>
+        <w:t xml:space="preserve">	</w:t>
+      </w:r>
+      <w:r>
+        <w:t xml:space="preserve">Marsà JAG, Agnolín FL, Angst D, Buffetaut E. 2025 Paleohistological Analysis of</w:t>
+      </w:r>
+      <w:r>
+        <w:t xml:space="preserve"> </w:t>
+      </w:r>
+      <w:r>
+        <w:t xml:space="preserve">“</w:t>
+      </w:r>
+      <w:r>
+        <w:t xml:space="preserve">Terror Birds</w:t>
+      </w:r>
+      <w:r>
+        <w:t xml:space="preserve">”</w:t>
+      </w:r>
+      <w:r>
+        <w:t xml:space="preserve"> </w:t>
+      </w:r>
+      <w:r>
+        <w:t xml:space="preserve">(Phorusrhacidae, Brontornithidae): Paleobiological Inferences.</w:t>
+      </w:r>
+      <w:r>
+        <w:t xml:space="preserve"> </w:t>
+      </w:r>
+      <w:r>
+        <w:rPr>
+          <w:i/>
+          <w:iCs/>
+        </w:rPr>
+        <w:t xml:space="preserve">Diversity</w:t>
+      </w:r>
+      <w:r>
+        <w:t xml:space="preserve"> </w:t>
+      </w:r>
+      <w:r>
+        <w:rPr>
+          <w:b/>
+          <w:bCs/>
+        </w:rPr>
+        <w:t xml:space="preserve">17</w:t>
+      </w:r>
+      <w:r>
+        <w:t xml:space="preserve">, 153. (doi:</w:t>
+      </w:r>
+      <w:hyperlink r:id="rId69">
+        <w:r>
+          <w:rPr>
+            <w:rStyle w:val="Hyperlink"/>
+          </w:rPr>
+          <w:t xml:space="preserve">10.3390/d17030153</w:t>
+        </w:r>
+      </w:hyperlink>
+      <w:r>
+        <w:t xml:space="preserve">)</w:t>
+      </w:r>
+    </w:p>
+    <w:bookmarkEnd w:id="70"/>
+    <w:bookmarkStart w:id="72" w:name="ref-blois2009"/>
+    <w:p>
+      <w:pPr>
+        <w:pStyle w:val="Bibliography"/>
+      </w:pPr>
+      <w:r>
+        <w:t xml:space="preserve">20.</w:t>
+      </w:r>
+      <w:r>
+        <w:t xml:space="preserve"> </w:t>
+      </w:r>
+      <w:r>
+        <w:t xml:space="preserve">	</w:t>
+      </w:r>
+      <w:r>
+        <w:t xml:space="preserve">Blois JL, Hadly EA. 2009 Mammalian response to cenozoic climatic change.</w:t>
+      </w:r>
+      <w:r>
+        <w:t xml:space="preserve"> </w:t>
+      </w:r>
+      <w:r>
+        <w:rPr>
+          <w:i/>
+          <w:iCs/>
+        </w:rPr>
+        <w:t xml:space="preserve">Annual Review of Earth and Planetary Sciences</w:t>
+      </w:r>
+      <w:r>
+        <w:t xml:space="preserve"> </w:t>
+      </w:r>
+      <w:r>
+        <w:rPr>
+          <w:b/>
+          <w:bCs/>
+        </w:rPr>
+        <w:t xml:space="preserve">37</w:t>
+      </w:r>
+      <w:r>
+        <w:t xml:space="preserve">, 181–208. (doi:</w:t>
+      </w:r>
+      <w:hyperlink r:id="rId71">
+        <w:r>
+          <w:rPr>
+            <w:rStyle w:val="Hyperlink"/>
+          </w:rPr>
+          <w:t xml:space="preserve">10.1146/annurev.earth.031208.100055</w:t>
+        </w:r>
+      </w:hyperlink>
+      <w:r>
+        <w:t xml:space="preserve">)</w:t>
+      </w:r>
+    </w:p>
+    <w:bookmarkEnd w:id="72"/>
+    <w:bookmarkStart w:id="74" w:name="ref-condamine2013"/>
+    <w:p>
+      <w:pPr>
+        <w:pStyle w:val="Bibliography"/>
+      </w:pPr>
+      <w:r>
+        <w:t xml:space="preserve">21.</w:t>
+      </w:r>
+      <w:r>
+        <w:t xml:space="preserve"> </w:t>
+      </w:r>
+      <w:r>
+        <w:t xml:space="preserve">	</w:t>
+      </w:r>
+      <w:r>
+        <w:t xml:space="preserve">Condamine FL, Rolland J, Morlon H. 2013 Macroevolutionary perspectives to environmental change.</w:t>
+      </w:r>
+      <w:r>
+        <w:t xml:space="preserve"> </w:t>
+      </w:r>
+      <w:r>
+        <w:rPr>
+          <w:i/>
+          <w:iCs/>
+        </w:rPr>
+        <w:t xml:space="preserve">Ecology Letters</w:t>
+      </w:r>
+      <w:r>
+        <w:t xml:space="preserve"> </w:t>
+      </w:r>
+      <w:r>
+        <w:rPr>
+          <w:b/>
+          <w:bCs/>
+        </w:rPr>
+        <w:t xml:space="preserve">16</w:t>
+      </w:r>
+      <w:r>
+        <w:t xml:space="preserve">, 72–85. (doi:</w:t>
+      </w:r>
+      <w:hyperlink r:id="rId73">
+        <w:r>
+          <w:rPr>
+            <w:rStyle w:val="Hyperlink"/>
+          </w:rPr>
+          <w:t xml:space="preserve">https://doi.org/10.1111/ele.12062</w:t>
+        </w:r>
+      </w:hyperlink>
+      <w:r>
+        <w:t xml:space="preserve">)</w:t>
+      </w:r>
+    </w:p>
+    <w:bookmarkEnd w:id="74"/>
+    <w:bookmarkStart w:id="76" w:name="ref-nogués-bravo2018"/>
+    <w:p>
+      <w:pPr>
+        <w:pStyle w:val="Bibliography"/>
+      </w:pPr>
+      <w:r>
+        <w:t xml:space="preserve">22.</w:t>
+      </w:r>
+      <w:r>
+        <w:t xml:space="preserve"> </w:t>
+      </w:r>
+      <w:r>
+        <w:t xml:space="preserve">	</w:t>
+      </w:r>
+      <w:r>
+        <w:t xml:space="preserve">Nogués-Bravo D, Rodríguez-Sánchez F, Orsini L, Boer E de, Jansson R, Morlon H, Fordham DA, Jackson ST. 2018 Cracking the Code of Biodiversity Responses to Past Climate Change.</w:t>
+      </w:r>
+      <w:r>
+        <w:t xml:space="preserve"> </w:t>
+      </w:r>
+      <w:r>
+        <w:rPr>
+          <w:i/>
+          <w:iCs/>
+        </w:rPr>
+        <w:t xml:space="preserve">Trends in Ecology &amp; Evolution</w:t>
+      </w:r>
+      <w:r>
+        <w:t xml:space="preserve"> </w:t>
+      </w:r>
+      <w:r>
+        <w:rPr>
+          <w:b/>
+          <w:bCs/>
+        </w:rPr>
+        <w:t xml:space="preserve">33</w:t>
+      </w:r>
+      <w:r>
+        <w:t xml:space="preserve">, 765–776. (doi:</w:t>
+      </w:r>
+      <w:hyperlink r:id="rId75">
+        <w:r>
+          <w:rPr>
+            <w:rStyle w:val="Hyperlink"/>
+          </w:rPr>
+          <w:t xml:space="preserve">10.1016/j.tree.2018.07.005</w:t>
+        </w:r>
+      </w:hyperlink>
+      <w:r>
+        <w:t xml:space="preserve">)</w:t>
+      </w:r>
+    </w:p>
+    <w:bookmarkEnd w:id="76"/>
+    <w:bookmarkStart w:id="78" w:name="ref-kiessling2025"/>
+    <w:p>
+      <w:pPr>
+        <w:pStyle w:val="Bibliography"/>
+      </w:pPr>
+      <w:r>
+        <w:t xml:space="preserve">23.</w:t>
+      </w:r>
+      <w:r>
+        <w:t xml:space="preserve"> </w:t>
+      </w:r>
+      <w:r>
+        <w:t xml:space="preserve">	</w:t>
+      </w:r>
+      <w:r>
+        <w:t xml:space="preserve">Kiessling W, Reddin CJ, Dowding EM, Dimitrijević D, Raja NB, Kocsis ÁT. 2025 Marine biological responses to abrupt climate change in deep time.</w:t>
+      </w:r>
+      <w:r>
+        <w:t xml:space="preserve"> </w:t>
+      </w:r>
+      <w:r>
+        <w:rPr>
+          <w:i/>
+          <w:iCs/>
+        </w:rPr>
+        <w:t xml:space="preserve">Paleobiology</w:t>
+      </w:r>
+      <w:r>
+        <w:t xml:space="preserve"> </w:t>
+      </w:r>
+      <w:r>
+        <w:rPr>
+          <w:b/>
+          <w:bCs/>
+        </w:rPr>
+        <w:t xml:space="preserve">51</w:t>
+      </w:r>
+      <w:r>
+        <w:t xml:space="preserve">, 97–111. (doi:</w:t>
+      </w:r>
+      <w:hyperlink r:id="rId77">
+        <w:r>
+          <w:rPr>
+            <w:rStyle w:val="Hyperlink"/>
+          </w:rPr>
+          <w:t xml:space="preserve">10.1017/pab.2024.20</w:t>
+        </w:r>
+      </w:hyperlink>
+      <w:r>
+        <w:t xml:space="preserve">)</w:t>
+      </w:r>
+    </w:p>
+    <w:bookmarkEnd w:id="78"/>
+    <w:bookmarkStart w:id="80" w:name="ref-freitas-oliveira2024"/>
+    <w:p>
+      <w:pPr>
+        <w:pStyle w:val="Bibliography"/>
+      </w:pPr>
+      <w:r>
+        <w:t xml:space="preserve">24.</w:t>
+      </w:r>
+      <w:r>
+        <w:t xml:space="preserve"> </w:t>
+      </w:r>
+      <w:r>
+        <w:t xml:space="preserve">	</w:t>
+      </w:r>
+      <w:r>
+        <w:t xml:space="preserve">Freitas-Oliveira R, Lima-Ribeiro MS, Terribile LC. 2024 No evidence for niche competition in the extinction of the South American saber-tooth species.</w:t>
+      </w:r>
+      <w:r>
+        <w:t xml:space="preserve"> </w:t>
+      </w:r>
+      <w:r>
+        <w:rPr>
+          <w:i/>
+          <w:iCs/>
+        </w:rPr>
+        <w:t xml:space="preserve">npj Biodiversity</w:t>
+      </w:r>
+      <w:r>
+        <w:t xml:space="preserve"> </w:t>
+      </w:r>
+      <w:r>
+        <w:rPr>
+          <w:b/>
+          <w:bCs/>
+        </w:rPr>
+        <w:t xml:space="preserve">3</w:t>
+      </w:r>
+      <w:r>
+        <w:t xml:space="preserve">, 1–5. (doi:</w:t>
+      </w:r>
+      <w:hyperlink r:id="rId79">
+        <w:r>
+          <w:rPr>
+            <w:rStyle w:val="Hyperlink"/>
+          </w:rPr>
+          <w:t xml:space="preserve">10.1038/s44185-024-00045-7</w:t>
+        </w:r>
+      </w:hyperlink>
+      <w:r>
+        <w:t xml:space="preserve">)</w:t>
+      </w:r>
+    </w:p>
+    <w:bookmarkEnd w:id="80"/>
+    <w:bookmarkStart w:id="82" w:name="ref-krone2024"/>
+    <w:p>
+      <w:pPr>
+        <w:pStyle w:val="Bibliography"/>
+      </w:pPr>
+      <w:r>
+        <w:t xml:space="preserve">25.</w:t>
+      </w:r>
+      <w:r>
+        <w:t xml:space="preserve"> </w:t>
+      </w:r>
+      <w:r>
+        <w:t xml:space="preserve">	</w:t>
+      </w:r>
+      <w:r>
+        <w:t xml:space="preserve">Krone IW, Magoulick KM, Yohler RM. 2024 All the Earth will not remember: how geographic gaps structure the record of diversity and extinction.</w:t>
+      </w:r>
+      <w:r>
+        <w:t xml:space="preserve"> </w:t>
+      </w:r>
+      <w:r>
+        <w:rPr>
+          <w:i/>
+          <w:iCs/>
+        </w:rPr>
+        <w:t xml:space="preserve">Paleobiology</w:t>
+      </w:r>
+      <w:r>
+        <w:t xml:space="preserve"> </w:t>
+      </w:r>
+      <w:r>
+        <w:rPr>
+          <w:b/>
+          <w:bCs/>
+        </w:rPr>
+        <w:t xml:space="preserve">50</w:t>
+      </w:r>
+      <w:r>
+        <w:t xml:space="preserve">, 214–225. (doi:</w:t>
+      </w:r>
+      <w:hyperlink r:id="rId81">
+        <w:r>
+          <w:rPr>
+            <w:rStyle w:val="Hyperlink"/>
+          </w:rPr>
+          <w:t xml:space="preserve">10.1017/pab.2023.34</w:t>
+        </w:r>
+      </w:hyperlink>
+      <w:r>
+        <w:t xml:space="preserve">)</w:t>
+      </w:r>
+    </w:p>
+    <w:bookmarkEnd w:id="82"/>
+    <w:bookmarkStart w:id="84" w:name="ref-pilowsky2022"/>
+    <w:p>
+      <w:pPr>
+        <w:pStyle w:val="Bibliography"/>
+      </w:pPr>
+      <w:r>
+        <w:t xml:space="preserve">26.</w:t>
+      </w:r>
+      <w:r>
+        <w:t xml:space="preserve"> </w:t>
+      </w:r>
+      <w:r>
+        <w:t xml:space="preserve">	</w:t>
+      </w:r>
+      <w:r>
+        <w:t xml:space="preserve">Pilowsky JA, Colwell RK, Rahbek C, Fordham DA. 2022 Process-explicit models reveal the structure and dynamics of biodiversity patterns.</w:t>
+      </w:r>
+      <w:r>
+        <w:t xml:space="preserve"> </w:t>
+      </w:r>
+      <w:r>
+        <w:rPr>
+          <w:i/>
+          <w:iCs/>
+        </w:rPr>
+        <w:t xml:space="preserve">Science Advances</w:t>
+      </w:r>
+      <w:r>
+        <w:t xml:space="preserve"> </w:t>
+      </w:r>
+      <w:r>
+        <w:rPr>
+          <w:b/>
+          <w:bCs/>
+        </w:rPr>
+        <w:t xml:space="preserve">8</w:t>
+      </w:r>
+      <w:r>
+        <w:t xml:space="preserve">, eabj2271. (doi:</w:t>
+      </w:r>
+      <w:hyperlink r:id="rId83">
+        <w:r>
+          <w:rPr>
+            <w:rStyle w:val="Hyperlink"/>
+          </w:rPr>
+          <w:t xml:space="preserve">10.1126/sciadv.abj2271</w:t>
+        </w:r>
+      </w:hyperlink>
+      <w:r>
+        <w:t xml:space="preserve">)</w:t>
+      </w:r>
+    </w:p>
+    <w:bookmarkEnd w:id="84"/>
+    <w:bookmarkStart w:id="86" w:name="ref-hagen2023"/>
+    <w:p>
+      <w:pPr>
+        <w:pStyle w:val="Bibliography"/>
+      </w:pPr>
+      <w:r>
+        <w:t xml:space="preserve">27.</w:t>
+      </w:r>
+      <w:r>
+        <w:t xml:space="preserve"> </w:t>
+      </w:r>
+      <w:r>
+        <w:t xml:space="preserve">	</w:t>
+      </w:r>
+      <w:r>
+        <w:t xml:space="preserve">Hagen O. 2023 Coupling eco-evolutionary mechanisms with deep-time environmental dynamics to understand biodiversity patterns.</w:t>
+      </w:r>
+      <w:r>
+        <w:t xml:space="preserve"> </w:t>
+      </w:r>
+      <w:r>
+        <w:rPr>
+          <w:i/>
+          <w:iCs/>
+        </w:rPr>
+        <w:t xml:space="preserve">Ecography</w:t>
+      </w:r>
+      <w:r>
+        <w:t xml:space="preserve"> </w:t>
+      </w:r>
+      <w:r>
+        <w:rPr>
+          <w:b/>
+          <w:bCs/>
+        </w:rPr>
+        <w:t xml:space="preserve">2023</w:t>
+      </w:r>
+      <w:r>
+        <w:t xml:space="preserve">, e06132. (doi:</w:t>
+      </w:r>
+      <w:hyperlink r:id="rId85">
+        <w:r>
+          <w:rPr>
+            <w:rStyle w:val="Hyperlink"/>
+          </w:rPr>
+          <w:t xml:space="preserve">10.1111/ecog.06132</w:t>
+        </w:r>
+      </w:hyperlink>
+      <w:r>
+        <w:t xml:space="preserve">)</w:t>
+      </w:r>
+    </w:p>
+    <w:bookmarkEnd w:id="86"/>
+    <w:bookmarkStart w:id="88" w:name="ref-hagen2021"/>
+    <w:p>
+      <w:pPr>
+        <w:pStyle w:val="Bibliography"/>
+      </w:pPr>
+      <w:r>
+        <w:t xml:space="preserve">28.</w:t>
+      </w:r>
+      <w:r>
+        <w:t xml:space="preserve"> </w:t>
+      </w:r>
+      <w:r>
+        <w:t xml:space="preserve">	</w:t>
+      </w:r>
+      <w:r>
+        <w:t xml:space="preserve">Hagen O, Flück B, Fopp F, Cabral JS, Hartig F, Pontarp M, Rangel TF, Pellissier L. 2021 gen3sis: A general engine for eco-evolutionary simulations of the processes that shape Earth</w:t>
+      </w:r>
+      <w:r>
+        <w:t xml:space="preserve">’</w:t>
+      </w:r>
+      <w:r>
+        <w:t xml:space="preserve">s biodiversity.</w:t>
+      </w:r>
+      <w:r>
+        <w:t xml:space="preserve"> </w:t>
+      </w:r>
+      <w:r>
+        <w:rPr>
+          <w:i/>
+          <w:iCs/>
+        </w:rPr>
+        <w:t xml:space="preserve">PLOS Biology</w:t>
+      </w:r>
+      <w:r>
+        <w:t xml:space="preserve"> </w:t>
+      </w:r>
+      <w:r>
+        <w:rPr>
+          <w:b/>
+          <w:bCs/>
+        </w:rPr>
+        <w:t xml:space="preserve">19</w:t>
+      </w:r>
+      <w:r>
+        <w:t xml:space="preserve">, e3001340. (doi:</w:t>
+      </w:r>
+      <w:hyperlink r:id="rId87">
+        <w:r>
+          <w:rPr>
+            <w:rStyle w:val="Hyperlink"/>
+          </w:rPr>
+          <w:t xml:space="preserve">10.1371/journal.pbio.3001340</w:t>
+        </w:r>
+      </w:hyperlink>
+      <w:r>
+        <w:t xml:space="preserve">)</w:t>
+      </w:r>
+    </w:p>
+    <w:bookmarkEnd w:id="88"/>
+    <w:bookmarkStart w:id="90" w:name="ref-boschman2023"/>
+    <w:p>
+      <w:pPr>
+        <w:pStyle w:val="Bibliography"/>
+      </w:pPr>
+      <w:r>
+        <w:t xml:space="preserve">29.</w:t>
+      </w:r>
+      <w:r>
+        <w:t xml:space="preserve"> </w:t>
+      </w:r>
+      <w:r>
+        <w:t xml:space="preserve">	</w:t>
+      </w:r>
+      <w:r>
+        <w:t xml:space="preserve">Boschman LM, Carraro L, Cassemiro FAS, Vries J de, Altermatt F, Hagen O, Hoorn C, Pellissier L. 2023 Freshwater fish diversity in the western Amazon basin shaped by Andean uplift since the Late Cretaceous.</w:t>
+      </w:r>
+      <w:r>
+        <w:t xml:space="preserve"> </w:t>
+      </w:r>
+      <w:r>
+        <w:rPr>
+          <w:i/>
+          <w:iCs/>
+        </w:rPr>
+        <w:t xml:space="preserve">Nature Ecology &amp; Evolution</w:t>
+      </w:r>
+      <w:r>
+        <w:t xml:space="preserve"> </w:t>
+      </w:r>
+      <w:r>
+        <w:rPr>
+          <w:b/>
+          <w:bCs/>
+        </w:rPr>
+        <w:t xml:space="preserve">7</w:t>
+      </w:r>
+      <w:r>
+        <w:t xml:space="preserve">, 2037–2044. (doi:</w:t>
+      </w:r>
+      <w:hyperlink r:id="rId89">
+        <w:r>
+          <w:rPr>
+            <w:rStyle w:val="Hyperlink"/>
+          </w:rPr>
+          <w:t xml:space="preserve">10.1038/s41559-023-02220-8</w:t>
+        </w:r>
+      </w:hyperlink>
+      <w:r>
+        <w:t xml:space="preserve">)</w:t>
+      </w:r>
+    </w:p>
+    <w:bookmarkEnd w:id="90"/>
+    <w:bookmarkStart w:id="92" w:name="ref-skeels2023"/>
+    <w:p>
+      <w:pPr>
+        <w:pStyle w:val="Bibliography"/>
+      </w:pPr>
+      <w:r>
+        <w:t xml:space="preserve">30.</w:t>
+      </w:r>
+      <w:r>
+        <w:t xml:space="preserve"> </w:t>
+      </w:r>
+      <w:r>
+        <w:t xml:space="preserve">	</w:t>
+      </w:r>
+      <w:r>
+        <w:t xml:space="preserve">Skeels A, Bach W, Hagen O, Jetz W, Pellissier L. 2023 Temperature-dependent evolutionary speed shapes the evolution of biodiversity patterns across tetrapod radiations.</w:t>
+      </w:r>
+      <w:r>
+        <w:t xml:space="preserve"> </w:t>
+      </w:r>
+      <w:r>
+        <w:rPr>
+          <w:i/>
+          <w:iCs/>
+        </w:rPr>
+        <w:t xml:space="preserve">Systematic Biology</w:t>
+      </w:r>
+      <w:r>
+        <w:t xml:space="preserve"> </w:t>
+      </w:r>
+      <w:r>
+        <w:rPr>
+          <w:b/>
+          <w:bCs/>
+        </w:rPr>
+        <w:t xml:space="preserve">72</w:t>
+      </w:r>
+      <w:r>
+        <w:t xml:space="preserve">, 341–356. (doi:</w:t>
+      </w:r>
+      <w:hyperlink r:id="rId91">
+        <w:r>
+          <w:rPr>
+            <w:rStyle w:val="Hyperlink"/>
+          </w:rPr>
+          <w:t xml:space="preserve">10.1093/sysbio/syac048</w:t>
+        </w:r>
+      </w:hyperlink>
+      <w:r>
+        <w:t xml:space="preserve">)</w:t>
+      </w:r>
+    </w:p>
+    <w:bookmarkEnd w:id="92"/>
+    <w:bookmarkStart w:id="94" w:name="ref-holden2019"/>
+    <w:p>
+      <w:pPr>
+        <w:pStyle w:val="Bibliography"/>
+      </w:pPr>
+      <w:r>
+        <w:t xml:space="preserve">31.</w:t>
+      </w:r>
+      <w:r>
+        <w:t xml:space="preserve"> </w:t>
+      </w:r>
+      <w:r>
+        <w:t xml:space="preserve">	</w:t>
+      </w:r>
+      <w:r>
+        <w:t xml:space="preserve">Holden PB, Edwards NR, Rangel TF, Pereira EB, Tran GT, Wilkinson RD. 2019 PALEO-PGEM v1.0: A statistical emulator of pliocene</w:t>
+      </w:r>
+      <w:r>
+        <w:t xml:space="preserve">pleistocene climate.</w:t>
+      </w:r>
+      <w:r>
+        <w:t xml:space="preserve"> </w:t>
+      </w:r>
+      <w:r>
+        <w:rPr>
+          <w:i/>
+          <w:iCs/>
+        </w:rPr>
+        <w:t xml:space="preserve">Geoscientific Model Development</w:t>
+      </w:r>
+      <w:r>
+        <w:t xml:space="preserve"> </w:t>
+      </w:r>
+      <w:r>
+        <w:rPr>
+          <w:b/>
+          <w:bCs/>
+        </w:rPr>
+        <w:t xml:space="preserve">12</w:t>
+      </w:r>
+      <w:r>
+        <w:t xml:space="preserve">, 5137–5155. (doi:</w:t>
+      </w:r>
+      <w:hyperlink r:id="rId93">
+        <w:r>
+          <w:rPr>
+            <w:rStyle w:val="Hyperlink"/>
+          </w:rPr>
+          <w:t xml:space="preserve">https://doi.org/10.5194/gmd-12-5137-2019</w:t>
+        </w:r>
+      </w:hyperlink>
+      <w:r>
+        <w:t xml:space="preserve">)</w:t>
+      </w:r>
+    </w:p>
+    <w:bookmarkEnd w:id="94"/>
+    <w:bookmarkStart w:id="96" w:name="ref-barreto2023"/>
+    <w:p>
+      <w:pPr>
+        <w:pStyle w:val="Bibliography"/>
+      </w:pPr>
+      <w:r>
+        <w:t xml:space="preserve">32.</w:t>
+      </w:r>
+      <w:r>
+        <w:t xml:space="preserve"> </w:t>
+      </w:r>
+      <w:r>
+        <w:t xml:space="preserve">	</w:t>
+      </w:r>
+      <w:r>
+        <w:t xml:space="preserve">Barreto E, Holden PB, Edwards NR, Rangel TF. 2023 PALEO-PGEM-Series: A spatial time series of the global climate over the last 5 million years (Plio-Pleistocene).</w:t>
+      </w:r>
+      <w:r>
+        <w:t xml:space="preserve"> </w:t>
+      </w:r>
+      <w:r>
+        <w:rPr>
+          <w:i/>
+          <w:iCs/>
+        </w:rPr>
+        <w:t xml:space="preserve">Global Ecology and Biogeography</w:t>
+      </w:r>
+      <w:r>
+        <w:t xml:space="preserve"> </w:t>
+      </w:r>
+      <w:r>
+        <w:rPr>
+          <w:b/>
+          <w:bCs/>
+        </w:rPr>
+        <w:t xml:space="preserve">32</w:t>
+      </w:r>
+      <w:r>
+        <w:t xml:space="preserve">, 1034–1045. (doi:</w:t>
+      </w:r>
+      <w:hyperlink r:id="rId95">
+        <w:r>
+          <w:rPr>
+            <w:rStyle w:val="Hyperlink"/>
+          </w:rPr>
+          <w:t xml:space="preserve">10.1111/geb.13683</w:t>
+        </w:r>
+      </w:hyperlink>
+      <w:r>
+        <w:t xml:space="preserve">)</w:t>
+      </w:r>
+    </w:p>
+    <w:bookmarkEnd w:id="96"/>
+    <w:bookmarkStart w:id="98" w:name="ref-galván2023"/>
+    <w:p>
+      <w:pPr>
+        <w:pStyle w:val="Bibliography"/>
+      </w:pPr>
+      <w:r>
+        <w:t xml:space="preserve">33.</w:t>
+      </w:r>
+      <w:r>
+        <w:t xml:space="preserve"> </w:t>
+      </w:r>
+      <w:r>
+        <w:t xml:space="preserve">	</w:t>
+      </w:r>
+      <w:r>
+        <w:t xml:space="preserve">Galván S, Gamboa S, Varela S. 2023</w:t>
+      </w:r>
+      <w:r>
+        <w:t xml:space="preserve"> </w:t>
+      </w:r>
+      <w:hyperlink r:id="rId97">
+        <w:r>
+          <w:rPr>
+            <w:rStyle w:val="Hyperlink"/>
+          </w:rPr>
+          <w:t xml:space="preserve">Köppen Geiger climatic classification for R users.</w:t>
+        </w:r>
+      </w:hyperlink>
+      <w:r>
+        <w:t xml:space="preserve"> </w:t>
+      </w:r>
+    </w:p>
+    <w:bookmarkEnd w:id="98"/>
+    <w:bookmarkStart w:id="100" w:name="ref-obrien2023"/>
+    <w:p>
+      <w:pPr>
+        <w:pStyle w:val="Bibliography"/>
+      </w:pPr>
+      <w:r>
+        <w:t xml:space="preserve">34.</w:t>
+      </w:r>
+      <w:r>
+        <w:t xml:space="preserve"> </w:t>
+      </w:r>
+      <w:r>
+        <w:t xml:space="preserve">	</w:t>
+      </w:r>
+      <w:r>
+        <w:t xml:space="preserve">O’Brien L. 2023</w:t>
+      </w:r>
+      <w:r>
+        <w:t xml:space="preserve"> </w:t>
+      </w:r>
+      <w:r>
+        <w:rPr>
+          <w:i/>
+          <w:iCs/>
+        </w:rPr>
+        <w:t xml:space="preserve">h3jsr: Access uber’s H3 library</w:t>
+      </w:r>
+      <w:r>
+        <w:t xml:space="preserve">. See</w:t>
+      </w:r>
+      <w:r>
+        <w:t xml:space="preserve"> </w:t>
+      </w:r>
+      <w:hyperlink r:id="rId99">
+        <w:r>
+          <w:rPr>
+            <w:rStyle w:val="Hyperlink"/>
+          </w:rPr>
+          <w:t xml:space="preserve">https://CRAN.R-project.org/package=h3jsr</w:t>
+        </w:r>
+      </w:hyperlink>
+      <w:r>
+        <w:t xml:space="preserve">.</w:t>
+      </w:r>
+    </w:p>
+    <w:bookmarkEnd w:id="100"/>
+    <w:bookmarkStart w:id="102" w:name="ref-weir2009"/>
+    <w:p>
+      <w:pPr>
+        <w:pStyle w:val="Bibliography"/>
+      </w:pPr>
+      <w:r>
+        <w:t xml:space="preserve">35.</w:t>
+      </w:r>
+      <w:r>
+        <w:t xml:space="preserve"> </w:t>
+      </w:r>
+      <w:r>
+        <w:t xml:space="preserve">	</w:t>
+      </w:r>
+      <w:r>
+        <w:t xml:space="preserve">Weir JT, Bermingham E, Schluter D. 2009 The great american biotic interchange in birds.</w:t>
+      </w:r>
+      <w:r>
+        <w:t xml:space="preserve"> </w:t>
+      </w:r>
+      <w:r>
+        <w:rPr>
+          <w:i/>
+          <w:iCs/>
+        </w:rPr>
+        <w:t xml:space="preserve">Proceedings of the National Academy of Sciences</w:t>
+      </w:r>
+      <w:r>
+        <w:t xml:space="preserve"> </w:t>
+      </w:r>
+      <w:r>
+        <w:rPr>
+          <w:b/>
+          <w:bCs/>
+        </w:rPr>
+        <w:t xml:space="preserve">106</w:t>
+      </w:r>
+      <w:r>
+        <w:t xml:space="preserve">, 21737–21742. (doi:</w:t>
+      </w:r>
+      <w:hyperlink r:id="rId101">
+        <w:r>
+          <w:rPr>
+            <w:rStyle w:val="Hyperlink"/>
+          </w:rPr>
+          <w:t xml:space="preserve">10.1073/pnas.0903811106</w:t>
+        </w:r>
+      </w:hyperlink>
+      <w:r>
+        <w:t xml:space="preserve">)</w:t>
+      </w:r>
+    </w:p>
+    <w:bookmarkEnd w:id="102"/>
+    <w:bookmarkStart w:id="104" w:name="ref-antonelli2018"/>
+    <w:p>
+      <w:pPr>
+        <w:pStyle w:val="Bibliography"/>
+      </w:pPr>
+      <w:r>
+        <w:t xml:space="preserve">36.</w:t>
+      </w:r>
+      <w:r>
+        <w:t xml:space="preserve"> </w:t>
+      </w:r>
+      <w:r>
+        <w:t xml:space="preserve">	</w:t>
+      </w:r>
+      <w:r>
+        <w:t xml:space="preserve">Antonelli A</w:t>
+      </w:r>
+      <w:r>
+        <w:t xml:space="preserve"> </w:t>
+      </w:r>
+      <w:r>
+        <w:rPr>
+          <w:i/>
+          <w:iCs/>
+        </w:rPr>
+        <w:t xml:space="preserve">et al.</w:t>
+      </w:r>
+      <w:r>
+        <w:t xml:space="preserve"> 2018 Geological and climatic influences on mountain biodiversity.</w:t>
+      </w:r>
+      <w:r>
+        <w:t xml:space="preserve"> </w:t>
+      </w:r>
+      <w:r>
+        <w:rPr>
+          <w:i/>
+          <w:iCs/>
+        </w:rPr>
+        <w:t xml:space="preserve">Nature Geoscience</w:t>
+      </w:r>
+      <w:r>
+        <w:t xml:space="preserve"> </w:t>
+      </w:r>
+      <w:r>
+        <w:rPr>
+          <w:b/>
+          <w:bCs/>
+        </w:rPr>
+        <w:t xml:space="preserve">11</w:t>
+      </w:r>
+      <w:r>
+        <w:t xml:space="preserve">, 718–725. (doi:</w:t>
+      </w:r>
+      <w:hyperlink r:id="rId103">
+        <w:r>
+          <w:rPr>
+            <w:rStyle w:val="Hyperlink"/>
+          </w:rPr>
+          <w:t xml:space="preserve">10.1038/s41561-018-0236-z</w:t>
+        </w:r>
+      </w:hyperlink>
+      <w:r>
+        <w:t xml:space="preserve">)</w:t>
+      </w:r>
+    </w:p>
+    <w:bookmarkEnd w:id="104"/>
+    <w:bookmarkStart w:id="106" w:name="ref-carrillo2020"/>
+    <w:p>
+      <w:pPr>
+        <w:pStyle w:val="Bibliography"/>
+      </w:pPr>
+      <w:r>
+        <w:t xml:space="preserve">37.</w:t>
+      </w:r>
+      <w:r>
+        <w:t xml:space="preserve"> </w:t>
+      </w:r>
+      <w:r>
+        <w:t xml:space="preserve">	</w:t>
+      </w:r>
+      <w:r>
+        <w:t xml:space="preserve">Carrillo JD, Faurby S, Silvestro D, Zizka A, Jaramillo C, Bacon CD, Antonelli A. 2020 Disproportionate extinction of south american mammals drove the asymmetry of the great american biotic interchange.</w:t>
+      </w:r>
+      <w:r>
+        <w:t xml:space="preserve"> </w:t>
+      </w:r>
+      <w:r>
+        <w:rPr>
+          <w:i/>
+          <w:iCs/>
+        </w:rPr>
+        <w:t xml:space="preserve">Proceedings of the National Academy of Sciences</w:t>
+      </w:r>
+      <w:r>
+        <w:t xml:space="preserve"> </w:t>
+      </w:r>
+      <w:r>
+        <w:rPr>
+          <w:b/>
+          <w:bCs/>
+        </w:rPr>
+        <w:t xml:space="preserve">117</w:t>
+      </w:r>
+      <w:r>
+        <w:t xml:space="preserve">, 26281–26287. (doi:</w:t>
+      </w:r>
+      <w:hyperlink r:id="rId105">
+        <w:r>
+          <w:rPr>
+            <w:rStyle w:val="Hyperlink"/>
+          </w:rPr>
+          <w:t xml:space="preserve">10.1073/pnas.2009397117</w:t>
+        </w:r>
+      </w:hyperlink>
+      <w:r>
+        <w:t xml:space="preserve">)</w:t>
+      </w:r>
+    </w:p>
+    <w:bookmarkEnd w:id="106"/>
+    <w:bookmarkStart w:id="108" w:name="ref-couvreur2011"/>
+    <w:p>
+      <w:pPr>
+        <w:pStyle w:val="Bibliography"/>
+      </w:pPr>
+      <w:r>
+        <w:t xml:space="preserve">38.</w:t>
+      </w:r>
+      <w:r>
+        <w:t xml:space="preserve"> </w:t>
+      </w:r>
+      <w:r>
+        <w:t xml:space="preserve">	</w:t>
+      </w:r>
+      <w:r>
+        <w:t xml:space="preserve">Couvreur TLP, Pirie MD, Chatrou LW, Saunders RMK, Su YCF, Richardson JE, Erkens RHJ. 2011 Early evolutionary history of the flowering plant family Annonaceae: steady diversification and boreotropical geodispersal.</w:t>
+      </w:r>
+      <w:r>
+        <w:t xml:space="preserve"> </w:t>
+      </w:r>
+      <w:r>
+        <w:rPr>
+          <w:i/>
+          <w:iCs/>
+        </w:rPr>
+        <w:t xml:space="preserve">Journal of Biogeography</w:t>
+      </w:r>
+      <w:r>
+        <w:t xml:space="preserve"> </w:t>
+      </w:r>
+      <w:r>
+        <w:rPr>
+          <w:b/>
+          <w:bCs/>
+        </w:rPr>
         <w:t xml:space="preserve">38</w:t>
       </w:r>
       <w:r>
         <w:t xml:space="preserve">, 664–680. (doi:</w:t>
       </w:r>
-      <w:hyperlink r:id="rId34">
+      <w:hyperlink r:id="rId107">
         <w:r>
           <w:rPr>
             <w:rStyle w:val="Hyperlink"/>
@@ -1003,14 +3191,14 @@
         <w:t xml:space="preserve">)</w:t>
       </w:r>
     </w:p>
-    <w:bookmarkEnd w:id="35"/>
-    <w:bookmarkStart w:id="37" w:name="ref-marshall1982"/>
+    <w:bookmarkEnd w:id="108"/>
+    <w:bookmarkStart w:id="110" w:name="ref-upchurch2024"/>
     <w:p>
       <w:pPr>
         <w:pStyle w:val="Bibliography"/>
       </w:pPr>
       <w:r>
-        <w:t xml:space="preserve">2.</w:t>
+        <w:t xml:space="preserve">39.</w:t>
       </w:r>
       <w:r>
         <w:t xml:space="preserve"> </w:t>
@@ -1019,31 +3207,70 @@
         <w:t xml:space="preserve">	</w:t>
       </w:r>
       <w:r>
-        <w:t xml:space="preserve">Marshall LG, Webb SD, Sepkoski JJ, Raup DM. 1982</w:t>
-      </w:r>
-      <w:r>
-        <w:t xml:space="preserve"> </w:t>
-      </w:r>
-      <w:hyperlink r:id="rId36">
+        <w:t xml:space="preserve">Upchurch P, Chiarenza AA. 2024 A brief review of non-avian dinosaur biogeography: State-of-the-art and prospectus.</w:t>
+      </w:r>
+      <w:r>
+        <w:t xml:space="preserve"> </w:t>
+      </w:r>
+      <w:r>
+        <w:rPr>
+          <w:i/>
+          <w:iCs/>
+        </w:rPr>
+        <w:t xml:space="preserve">Biology Letters</w:t>
+      </w:r>
+      <w:r>
+        <w:t xml:space="preserve"> </w:t>
+      </w:r>
+      <w:r>
+        <w:rPr>
+          <w:b/>
+          <w:bCs/>
+        </w:rPr>
+        <w:t xml:space="preserve">20</w:t>
+      </w:r>
+      <w:r>
+        <w:t xml:space="preserve">, 20240429. (doi:</w:t>
+      </w:r>
+      <w:hyperlink r:id="rId109">
         <w:r>
           <w:rPr>
             <w:rStyle w:val="Hyperlink"/>
           </w:rPr>
-          <w:t xml:space="preserve">Mammalian evolution and the great american interchange</w:t>
+          <w:t xml:space="preserve">10.1098/rsbl.2024.0429</w:t>
         </w:r>
       </w:hyperlink>
       <w:r>
-        <w:t xml:space="preserve">.</w:t>
-      </w:r>
-      <w:r>
-        <w:t xml:space="preserve"> </w:t>
-      </w:r>
-      <w:r>
-        <w:rPr>
-          <w:i/>
-          <w:iCs/>
-        </w:rPr>
-        <w:t xml:space="preserve">Science</w:t>
+        <w:t xml:space="preserve">)</w:t>
+      </w:r>
+    </w:p>
+    <w:bookmarkEnd w:id="110"/>
+    <w:bookmarkStart w:id="112" w:name="ref-croft2020"/>
+    <w:p>
+      <w:pPr>
+        <w:pStyle w:val="Bibliography"/>
+      </w:pPr>
+      <w:r>
+        <w:t xml:space="preserve">40.</w:t>
+      </w:r>
+      <w:r>
+        <w:t xml:space="preserve"> </w:t>
+      </w:r>
+      <w:r>
+        <w:t xml:space="preserve">	</w:t>
+      </w:r>
+      <w:r>
+        <w:t xml:space="preserve">Croft DA, Gelfo JN, López GM. 2020 Splendid innovation: The extinct south american native ungulates.</w:t>
+      </w:r>
+      <w:r>
+        <w:t xml:space="preserve"> </w:t>
+      </w:r>
+      <w:r>
+        <w:rPr>
+          <w:i/>
+          <w:iCs/>
+        </w:rPr>
+        <w:t xml:space="preserve">Annual Review of Earth and Planetary Sciences</w:t>
       </w:r>
       <w:r>
         <w:t xml:space="preserve"> </w:t>
@@ -1053,1678 +3280,12 @@
           <w:b/>
           <w:bCs/>
         </w:rPr>
-        <w:t xml:space="preserve">215</w:t>
-      </w:r>
-      <w:r>
-        <w:t xml:space="preserve">, 1351–1357.</w:t>
-      </w:r>
-    </w:p>
-    <w:bookmarkEnd w:id="37"/>
-    <w:bookmarkStart w:id="39" w:name="ref-montes2015"/>
-    <w:p>
-      <w:pPr>
-        <w:pStyle w:val="Bibliography"/>
-      </w:pPr>
-      <w:r>
-        <w:t xml:space="preserve">3.</w:t>
-      </w:r>
-      <w:r>
-        <w:t xml:space="preserve"> </w:t>
-      </w:r>
-      <w:r>
-        <w:t xml:space="preserve">	</w:t>
-      </w:r>
-      <w:r>
-        <w:t xml:space="preserve">Montes C</w:t>
-      </w:r>
-      <w:r>
-        <w:t xml:space="preserve"> </w:t>
-      </w:r>
-      <w:r>
-        <w:rPr>
-          <w:i/>
-          <w:iCs/>
-        </w:rPr>
-        <w:t xml:space="preserve">et al.</w:t>
-      </w:r>
-      <w:r>
-        <w:t xml:space="preserve"> 2015 Middle miocene closure of the central american seaway.</w:t>
-      </w:r>
-      <w:r>
-        <w:t xml:space="preserve"> </w:t>
-      </w:r>
-      <w:r>
-        <w:rPr>
-          <w:i/>
-          <w:iCs/>
-        </w:rPr>
-        <w:t xml:space="preserve">Science</w:t>
-      </w:r>
-      <w:r>
-        <w:t xml:space="preserve"> </w:t>
-      </w:r>
-      <w:r>
-        <w:rPr>
-          <w:b/>
-          <w:bCs/>
-        </w:rPr>
-        <w:t xml:space="preserve">348</w:t>
-      </w:r>
-      <w:r>
-        <w:t xml:space="preserve">, 226–229. (doi:</w:t>
-      </w:r>
-      <w:hyperlink r:id="rId38">
-        <w:r>
-          <w:rPr>
-            <w:rStyle w:val="Hyperlink"/>
-          </w:rPr>
-          <w:t xml:space="preserve">10.1126/science.aaa2815</w:t>
-        </w:r>
-      </w:hyperlink>
-      <w:r>
-        <w:t xml:space="preserve">)</w:t>
-      </w:r>
-    </w:p>
-    <w:bookmarkEnd w:id="39"/>
-    <w:bookmarkStart w:id="41" w:name="ref-jaramillo2018"/>
-    <w:p>
-      <w:pPr>
-        <w:pStyle w:val="Bibliography"/>
-      </w:pPr>
-      <w:r>
-        <w:t xml:space="preserve">4.</w:t>
-      </w:r>
-      <w:r>
-        <w:t xml:space="preserve"> </w:t>
-      </w:r>
-      <w:r>
-        <w:t xml:space="preserve">	</w:t>
-      </w:r>
-      <w:r>
-        <w:t xml:space="preserve">Jaramillo CA. 2018</w:t>
-      </w:r>
-      <w:r>
-        <w:t xml:space="preserve"> </w:t>
-      </w:r>
-      <w:hyperlink r:id="rId40">
-        <w:r>
-          <w:rPr>
-            <w:rStyle w:val="Hyperlink"/>
-          </w:rPr>
-          <w:t xml:space="preserve">Evolution of the isthmus of panama: Biological, paleoceanographic and paleoclimatological implications</w:t>
-        </w:r>
-      </w:hyperlink>
-      <w:r>
-        <w:t xml:space="preserve">. John Wiley &amp; Sons.</w:t>
-      </w:r>
-      <w:r>
-        <w:t xml:space="preserve"> </w:t>
-      </w:r>
-    </w:p>
-    <w:bookmarkEnd w:id="41"/>
-    <w:bookmarkStart w:id="43" w:name="ref-odea2016"/>
-    <w:p>
-      <w:pPr>
-        <w:pStyle w:val="Bibliography"/>
-      </w:pPr>
-      <w:r>
-        <w:t xml:space="preserve">5.</w:t>
-      </w:r>
-      <w:r>
-        <w:t xml:space="preserve"> </w:t>
-      </w:r>
-      <w:r>
-        <w:t xml:space="preserve">	</w:t>
-      </w:r>
-      <w:r>
-        <w:t xml:space="preserve">O’Dea A</w:t>
-      </w:r>
-      <w:r>
-        <w:t xml:space="preserve"> </w:t>
-      </w:r>
-      <w:r>
-        <w:rPr>
-          <w:i/>
-          <w:iCs/>
-        </w:rPr>
-        <w:t xml:space="preserve">et al.</w:t>
-      </w:r>
-      <w:r>
-        <w:t xml:space="preserve"> 2016 Formation of the isthmus of panama.</w:t>
-      </w:r>
-      <w:r>
-        <w:t xml:space="preserve"> </w:t>
-      </w:r>
-      <w:r>
-        <w:rPr>
-          <w:i/>
-          <w:iCs/>
-        </w:rPr>
-        <w:t xml:space="preserve">Science Advances</w:t>
-      </w:r>
-      <w:r>
-        <w:t xml:space="preserve"> </w:t>
-      </w:r>
-      <w:r>
-        <w:rPr>
-          <w:b/>
-          <w:bCs/>
-        </w:rPr>
-        <w:t xml:space="preserve">2</w:t>
-      </w:r>
-      <w:r>
-        <w:t xml:space="preserve">, e1600883. (doi:</w:t>
-      </w:r>
-      <w:hyperlink r:id="rId42">
-        <w:r>
-          <w:rPr>
-            <w:rStyle w:val="Hyperlink"/>
-          </w:rPr>
-          <w:t xml:space="preserve">10.1126/sciadv.1600883</w:t>
-        </w:r>
-      </w:hyperlink>
-      <w:r>
-        <w:t xml:space="preserve">)</w:t>
-      </w:r>
-    </w:p>
-    <w:bookmarkEnd w:id="43"/>
-    <w:bookmarkStart w:id="45" w:name="ref-verzi2008"/>
-    <w:p>
-      <w:pPr>
-        <w:pStyle w:val="Bibliography"/>
-      </w:pPr>
-      <w:r>
-        <w:t xml:space="preserve">6.</w:t>
-      </w:r>
-      <w:r>
-        <w:t xml:space="preserve"> </w:t>
-      </w:r>
-      <w:r>
-        <w:t xml:space="preserve">	</w:t>
-      </w:r>
-      <w:r>
-        <w:t xml:space="preserve">Verzi DH, Montalvo CI, Deschamps CM. 2008 Biostratigraphy and biochronology of the late miocene of central argentina: Evidence from rodents and taphonomy.</w:t>
-      </w:r>
-      <w:r>
-        <w:t xml:space="preserve"> </w:t>
-      </w:r>
-      <w:r>
-        <w:rPr>
-          <w:i/>
-          <w:iCs/>
-        </w:rPr>
-        <w:t xml:space="preserve">Geobios</w:t>
-      </w:r>
-      <w:r>
-        <w:t xml:space="preserve"> </w:t>
-      </w:r>
-      <w:r>
-        <w:rPr>
-          <w:b/>
-          <w:bCs/>
-        </w:rPr>
-        <w:t xml:space="preserve">41</w:t>
-      </w:r>
-      <w:r>
-        <w:t xml:space="preserve">, 145–155. (doi:</w:t>
-      </w:r>
-      <w:hyperlink r:id="rId44">
-        <w:r>
-          <w:rPr>
-            <w:rStyle w:val="Hyperlink"/>
-          </w:rPr>
-          <w:t xml:space="preserve">10.1016/j.geobios.2006.09.005</w:t>
-        </w:r>
-      </w:hyperlink>
-      <w:r>
-        <w:t xml:space="preserve">)</w:t>
-      </w:r>
-    </w:p>
-    <w:bookmarkEnd w:id="45"/>
-    <w:bookmarkStart w:id="47" w:name="ref-woodburne2010"/>
-    <w:p>
-      <w:pPr>
-        <w:pStyle w:val="Bibliography"/>
-      </w:pPr>
-      <w:r>
-        <w:t xml:space="preserve">7.</w:t>
-      </w:r>
-      <w:r>
-        <w:t xml:space="preserve"> </w:t>
-      </w:r>
-      <w:r>
-        <w:t xml:space="preserve">	</w:t>
-      </w:r>
-      <w:r>
-        <w:t xml:space="preserve">Woodburne MO. 2010 The Great American Biotic Interchange: Dispersals, Tectonics, Climate, Sea Level and Holding Pens.</w:t>
-      </w:r>
-      <w:r>
-        <w:t xml:space="preserve"> </w:t>
-      </w:r>
-      <w:r>
-        <w:rPr>
-          <w:i/>
-          <w:iCs/>
-        </w:rPr>
-        <w:t xml:space="preserve">Journal of Mammalian Evolution</w:t>
-      </w:r>
-      <w:r>
-        <w:t xml:space="preserve"> </w:t>
-      </w:r>
-      <w:r>
-        <w:rPr>
-          <w:b/>
-          <w:bCs/>
-        </w:rPr>
-        <w:t xml:space="preserve">17</w:t>
-      </w:r>
-      <w:r>
-        <w:t xml:space="preserve">, 245–264. (doi:</w:t>
-      </w:r>
-      <w:hyperlink r:id="rId46">
-        <w:r>
-          <w:rPr>
-            <w:rStyle w:val="Hyperlink"/>
-          </w:rPr>
-          <w:t xml:space="preserve">10.1007/s10914-010-9144-8</w:t>
-        </w:r>
-      </w:hyperlink>
-      <w:r>
-        <w:t xml:space="preserve">)</w:t>
-      </w:r>
-    </w:p>
-    <w:bookmarkEnd w:id="47"/>
-    <w:bookmarkStart w:id="49" w:name="ref-bacon2015"/>
-    <w:p>
-      <w:pPr>
-        <w:pStyle w:val="Bibliography"/>
-      </w:pPr>
-      <w:r>
-        <w:t xml:space="preserve">8.</w:t>
-      </w:r>
-      <w:r>
-        <w:t xml:space="preserve"> </w:t>
-      </w:r>
-      <w:r>
-        <w:t xml:space="preserve">	</w:t>
-      </w:r>
-      <w:r>
-        <w:t xml:space="preserve">Bacon CD, Silvestro D, Jaramillo C, Smith BT, Chakrabarty P, Antonelli A. 2015 Biological evidence supports an early and complex emergence of the isthmus of panama.</w:t>
-      </w:r>
-      <w:r>
-        <w:t xml:space="preserve"> </w:t>
-      </w:r>
-      <w:r>
-        <w:rPr>
-          <w:i/>
-          <w:iCs/>
-        </w:rPr>
-        <w:t xml:space="preserve">Proceedings of the National Academy of Sciences</w:t>
-      </w:r>
-      <w:r>
-        <w:t xml:space="preserve"> </w:t>
-      </w:r>
-      <w:r>
-        <w:rPr>
-          <w:b/>
-          <w:bCs/>
-        </w:rPr>
-        <w:t xml:space="preserve">112</w:t>
-      </w:r>
-      <w:r>
-        <w:t xml:space="preserve">, 6110–6115. (doi:</w:t>
-      </w:r>
-      <w:hyperlink r:id="rId48">
-        <w:r>
-          <w:rPr>
-            <w:rStyle w:val="Hyperlink"/>
-          </w:rPr>
-          <w:t xml:space="preserve">10.1073/pnas.1423853112</w:t>
-        </w:r>
-      </w:hyperlink>
-      <w:r>
-        <w:t xml:space="preserve">)</w:t>
-      </w:r>
-    </w:p>
-    <w:bookmarkEnd w:id="49"/>
-    <w:bookmarkStart w:id="51" w:name="ref-bacon2016"/>
-    <w:p>
-      <w:pPr>
-        <w:pStyle w:val="Bibliography"/>
-      </w:pPr>
-      <w:r>
-        <w:t xml:space="preserve">9.</w:t>
-      </w:r>
-      <w:r>
-        <w:t xml:space="preserve"> </w:t>
-      </w:r>
-      <w:r>
-        <w:t xml:space="preserve">	</w:t>
-      </w:r>
-      <w:r>
-        <w:t xml:space="preserve">Bacon CD, Molnar P, Antonelli A, Crawford AJ, Montes C, Vallejo-Pareja MC. 2016 Quaternary glaciation and the great american biotic interchange.</w:t>
-      </w:r>
-      <w:r>
-        <w:t xml:space="preserve"> </w:t>
-      </w:r>
-      <w:r>
-        <w:rPr>
-          <w:i/>
-          <w:iCs/>
-        </w:rPr>
-        <w:t xml:space="preserve">Geology</w:t>
-      </w:r>
-      <w:r>
-        <w:t xml:space="preserve"> </w:t>
-      </w:r>
-      <w:r>
-        <w:rPr>
-          <w:b/>
-          <w:bCs/>
-        </w:rPr>
-        <w:t xml:space="preserve">44</w:t>
-      </w:r>
-      <w:r>
-        <w:t xml:space="preserve">, 375–378. (doi:</w:t>
-      </w:r>
-      <w:hyperlink r:id="rId50">
-        <w:r>
-          <w:rPr>
-            <w:rStyle w:val="Hyperlink"/>
-          </w:rPr>
-          <w:t xml:space="preserve">10.1130/G37624.1</w:t>
-        </w:r>
-      </w:hyperlink>
-      <w:r>
-        <w:t xml:space="preserve">)</w:t>
-      </w:r>
-    </w:p>
-    <w:bookmarkEnd w:id="51"/>
-    <w:bookmarkStart w:id="53" w:name="ref-webb1976"/>
-    <w:p>
-      <w:pPr>
-        <w:pStyle w:val="Bibliography"/>
-      </w:pPr>
-      <w:r>
-        <w:t xml:space="preserve">10.</w:t>
-      </w:r>
-      <w:r>
-        <w:t xml:space="preserve"> </w:t>
-      </w:r>
-      <w:r>
-        <w:t xml:space="preserve">	</w:t>
-      </w:r>
-      <w:r>
-        <w:t xml:space="preserve">Webb SD. 1976</w:t>
-      </w:r>
-      <w:r>
-        <w:t xml:space="preserve"> </w:t>
-      </w:r>
-      <w:hyperlink r:id="rId52">
-        <w:r>
-          <w:rPr>
-            <w:rStyle w:val="Hyperlink"/>
-          </w:rPr>
-          <w:t xml:space="preserve">Mammalian faunal dynamics of the great american interchange</w:t>
-        </w:r>
-      </w:hyperlink>
-      <w:r>
-        <w:t xml:space="preserve">.</w:t>
-      </w:r>
-      <w:r>
-        <w:t xml:space="preserve"> </w:t>
-      </w:r>
-      <w:r>
-        <w:rPr>
-          <w:i/>
-          <w:iCs/>
-        </w:rPr>
-        <w:t xml:space="preserve">Paleobiology</w:t>
-      </w:r>
-      <w:r>
-        <w:t xml:space="preserve"> </w:t>
-      </w:r>
-      <w:r>
-        <w:rPr>
-          <w:b/>
-          <w:bCs/>
-        </w:rPr>
-        <w:t xml:space="preserve">2</w:t>
-      </w:r>
-      <w:r>
-        <w:t xml:space="preserve">, 220–234.</w:t>
-      </w:r>
-    </w:p>
-    <w:bookmarkEnd w:id="53"/>
-    <w:bookmarkStart w:id="55" w:name="ref-marshall1988"/>
-    <w:p>
-      <w:pPr>
-        <w:pStyle w:val="Bibliography"/>
-      </w:pPr>
-      <w:r>
-        <w:t xml:space="preserve">11.</w:t>
-      </w:r>
-      <w:r>
-        <w:t xml:space="preserve"> </w:t>
-      </w:r>
-      <w:r>
-        <w:t xml:space="preserve">	</w:t>
-      </w:r>
-      <w:r>
-        <w:t xml:space="preserve">Marshall LG. 1988</w:t>
-      </w:r>
-      <w:r>
-        <w:t xml:space="preserve"> </w:t>
-      </w:r>
-      <w:hyperlink r:id="rId54">
-        <w:r>
-          <w:rPr>
-            <w:rStyle w:val="Hyperlink"/>
-          </w:rPr>
-          <w:t xml:space="preserve">Land mammals and the great american interchange</w:t>
-        </w:r>
-      </w:hyperlink>
-      <w:r>
-        <w:t xml:space="preserve">.</w:t>
-      </w:r>
-      <w:r>
-        <w:t xml:space="preserve"> </w:t>
-      </w:r>
-      <w:r>
-        <w:rPr>
-          <w:i/>
-          <w:iCs/>
-        </w:rPr>
-        <w:t xml:space="preserve">American Scientist</w:t>
-      </w:r>
-      <w:r>
-        <w:t xml:space="preserve"> </w:t>
-      </w:r>
-      <w:r>
-        <w:rPr>
-          <w:b/>
-          <w:bCs/>
-        </w:rPr>
-        <w:t xml:space="preserve">76</w:t>
-      </w:r>
-      <w:r>
-        <w:t xml:space="preserve">, 380–388.</w:t>
-      </w:r>
-    </w:p>
-    <w:bookmarkEnd w:id="55"/>
-    <w:bookmarkStart w:id="57" w:name="ref-carrillo2020"/>
-    <w:p>
-      <w:pPr>
-        <w:pStyle w:val="Bibliography"/>
-      </w:pPr>
-      <w:r>
-        <w:t xml:space="preserve">12.</w:t>
-      </w:r>
-      <w:r>
-        <w:t xml:space="preserve"> </w:t>
-      </w:r>
-      <w:r>
-        <w:t xml:space="preserve">	</w:t>
-      </w:r>
-      <w:r>
-        <w:t xml:space="preserve">Carrillo JD, Faurby S, Silvestro D, Zizka A, Jaramillo C, Bacon CD, Antonelli A. 2020 Disproportionate extinction of south american mammals drove the asymmetry of the great american biotic interchange.</w:t>
-      </w:r>
-      <w:r>
-        <w:t xml:space="preserve"> </w:t>
-      </w:r>
-      <w:r>
-        <w:rPr>
-          <w:i/>
-          <w:iCs/>
-        </w:rPr>
-        <w:t xml:space="preserve">Proceedings of the National Academy of Sciences</w:t>
-      </w:r>
-      <w:r>
-        <w:t xml:space="preserve"> </w:t>
-      </w:r>
-      <w:r>
-        <w:rPr>
-          <w:b/>
-          <w:bCs/>
-        </w:rPr>
-        <w:t xml:space="preserve">117</w:t>
-      </w:r>
-      <w:r>
-        <w:t xml:space="preserve">, 26281–26287. (doi:</w:t>
-      </w:r>
-      <w:hyperlink r:id="rId56">
-        <w:r>
-          <w:rPr>
-            <w:rStyle w:val="Hyperlink"/>
-          </w:rPr>
-          <w:t xml:space="preserve">10.1073/pnas.2009397117</w:t>
-        </w:r>
-      </w:hyperlink>
-      <w:r>
-        <w:t xml:space="preserve">)</w:t>
-      </w:r>
-    </w:p>
-    <w:bookmarkEnd w:id="57"/>
-    <w:bookmarkStart w:id="58" w:name="ref-macarthur1967"/>
-    <w:p>
-      <w:pPr>
-        <w:pStyle w:val="Bibliography"/>
-      </w:pPr>
-      <w:r>
-        <w:t xml:space="preserve">13.</w:t>
-      </w:r>
-      <w:r>
-        <w:t xml:space="preserve"> </w:t>
-      </w:r>
-      <w:r>
-        <w:t xml:space="preserve">	</w:t>
-      </w:r>
-      <w:r>
-        <w:t xml:space="preserve">MacArthur RH, Wilson EO. 1967</w:t>
-      </w:r>
-      <w:r>
-        <w:t xml:space="preserve"> </w:t>
-      </w:r>
-      <w:r>
-        <w:rPr>
-          <w:i/>
-          <w:iCs/>
-        </w:rPr>
-        <w:t xml:space="preserve">The theory of island biogeography</w:t>
-      </w:r>
-      <w:r>
-        <w:t xml:space="preserve">. Princeton University Press. Princeton, New Jersey.</w:t>
-      </w:r>
-      <w:r>
-        <w:t xml:space="preserve"> </w:t>
-      </w:r>
-    </w:p>
-    <w:bookmarkEnd w:id="58"/>
-    <w:bookmarkStart w:id="59" w:name="ref-simpson1980"/>
-    <w:p>
-      <w:pPr>
-        <w:pStyle w:val="Bibliography"/>
-      </w:pPr>
-      <w:r>
-        <w:t xml:space="preserve">14.</w:t>
-      </w:r>
-      <w:r>
-        <w:t xml:space="preserve"> </w:t>
-      </w:r>
-      <w:r>
-        <w:t xml:space="preserve">	</w:t>
-      </w:r>
-      <w:r>
-        <w:t xml:space="preserve">Simpson GG. 1980</w:t>
-      </w:r>
-      <w:r>
-        <w:t xml:space="preserve"> </w:t>
-      </w:r>
-      <w:r>
-        <w:rPr>
-          <w:i/>
-          <w:iCs/>
-        </w:rPr>
-        <w:t xml:space="preserve">Splendid isolation : The curious history of south american mammals</w:t>
-      </w:r>
-      <w:r>
-        <w:t xml:space="preserve">. Yale University Press, New Haven.</w:t>
-      </w:r>
-      <w:r>
-        <w:t xml:space="preserve"> </w:t>
-      </w:r>
-    </w:p>
-    <w:bookmarkEnd w:id="59"/>
-    <w:bookmarkStart w:id="61" w:name="ref-domingo2020"/>
-    <w:p>
-      <w:pPr>
-        <w:pStyle w:val="Bibliography"/>
-      </w:pPr>
-      <w:r>
-        <w:t xml:space="preserve">15.</w:t>
-      </w:r>
-      <w:r>
-        <w:t xml:space="preserve"> </w:t>
-      </w:r>
-      <w:r>
-        <w:t xml:space="preserve">	</w:t>
-      </w:r>
-      <w:r>
-        <w:t xml:space="preserve">Domingo L, Tomassini RL, Montalvo CI, Sanz-Pérez D, Alberdi MT. 2020 The Great American Biotic Interchange revisited: a new perspective from the stable isotope record of Argentine Pampas fossil mammals.</w:t>
-      </w:r>
-      <w:r>
-        <w:t xml:space="preserve"> </w:t>
-      </w:r>
-      <w:r>
-        <w:rPr>
-          <w:i/>
-          <w:iCs/>
-        </w:rPr>
-        <w:t xml:space="preserve">Scientific Reports</w:t>
-      </w:r>
-      <w:r>
-        <w:t xml:space="preserve"> </w:t>
-      </w:r>
-      <w:r>
-        <w:rPr>
-          <w:b/>
-          <w:bCs/>
-        </w:rPr>
-        <w:t xml:space="preserve">10</w:t>
-      </w:r>
-      <w:r>
-        <w:t xml:space="preserve">, 1608. (doi:</w:t>
-      </w:r>
-      <w:hyperlink r:id="rId60">
-        <w:r>
-          <w:rPr>
-            <w:rStyle w:val="Hyperlink"/>
-          </w:rPr>
-          <w:t xml:space="preserve">10.1038/s41598-020-58575-6</w:t>
-        </w:r>
-      </w:hyperlink>
-      <w:r>
-        <w:t xml:space="preserve">)</w:t>
-      </w:r>
-    </w:p>
-    <w:bookmarkEnd w:id="61"/>
-    <w:bookmarkStart w:id="63" w:name="ref-prevosti2013"/>
-    <w:p>
-      <w:pPr>
-        <w:pStyle w:val="Bibliography"/>
-      </w:pPr>
-      <w:r>
-        <w:t xml:space="preserve">16.</w:t>
-      </w:r>
-      <w:r>
-        <w:t xml:space="preserve"> </w:t>
-      </w:r>
-      <w:r>
-        <w:t xml:space="preserve">	</w:t>
-      </w:r>
-      <w:r>
-        <w:t xml:space="preserve">Prevosti FJ, Forasiepi A, Zimicz N. 2013 The Evolution of the Cenozoic Terrestrial Mammalian Predator Guild in South America: Competition or Replacement?</w:t>
-      </w:r>
-      <w:r>
-        <w:t xml:space="preserve"> </w:t>
-      </w:r>
-      <w:r>
-        <w:rPr>
-          <w:i/>
-          <w:iCs/>
-        </w:rPr>
-        <w:t xml:space="preserve">Journal of Mammalian Evolution</w:t>
-      </w:r>
-      <w:r>
-        <w:t xml:space="preserve"> </w:t>
-      </w:r>
-      <w:r>
-        <w:rPr>
-          <w:b/>
-          <w:bCs/>
-        </w:rPr>
-        <w:t xml:space="preserve">20</w:t>
-      </w:r>
-      <w:r>
-        <w:t xml:space="preserve">, 3–21. (doi:</w:t>
-      </w:r>
-      <w:hyperlink r:id="rId62">
-        <w:r>
-          <w:rPr>
-            <w:rStyle w:val="Hyperlink"/>
-          </w:rPr>
-          <w:t xml:space="preserve">10.1007/s10914-011-9175-9</w:t>
-        </w:r>
-      </w:hyperlink>
-      <w:r>
-        <w:t xml:space="preserve">)</w:t>
-      </w:r>
-    </w:p>
-    <w:bookmarkEnd w:id="63"/>
-    <w:bookmarkStart w:id="65" w:name="ref-tarquini2022"/>
-    <w:p>
-      <w:pPr>
-        <w:pStyle w:val="Bibliography"/>
-      </w:pPr>
-      <w:r>
-        <w:t xml:space="preserve">17.</w:t>
-      </w:r>
-      <w:r>
-        <w:t xml:space="preserve"> </w:t>
-      </w:r>
-      <w:r>
-        <w:t xml:space="preserve">	</w:t>
-      </w:r>
-      <w:r>
-        <w:t xml:space="preserve">Tarquini SD, Ladevèze S, Prevosti FJ. 2022 The multicausal twilight of South American native mammalian predators (Metatheria, Sparassodonta).</w:t>
-      </w:r>
-      <w:r>
-        <w:t xml:space="preserve"> </w:t>
-      </w:r>
-      <w:r>
-        <w:rPr>
-          <w:i/>
-          <w:iCs/>
-        </w:rPr>
-        <w:t xml:space="preserve">Scientific Reports</w:t>
-      </w:r>
-      <w:r>
-        <w:t xml:space="preserve"> </w:t>
-      </w:r>
-      <w:r>
-        <w:rPr>
-          <w:b/>
-          <w:bCs/>
-        </w:rPr>
-        <w:t xml:space="preserve">12</w:t>
-      </w:r>
-      <w:r>
-        <w:t xml:space="preserve">, 1224. (doi:</w:t>
-      </w:r>
-      <w:hyperlink r:id="rId64">
-        <w:r>
-          <w:rPr>
-            <w:rStyle w:val="Hyperlink"/>
-          </w:rPr>
-          <w:t xml:space="preserve">10.1038/s41598-022-05266-z</w:t>
-        </w:r>
-      </w:hyperlink>
-      <w:r>
-        <w:t xml:space="preserve">)</w:t>
-      </w:r>
-    </w:p>
-    <w:bookmarkEnd w:id="65"/>
-    <w:bookmarkStart w:id="67" w:name="ref-marsà2025"/>
-    <w:p>
-      <w:pPr>
-        <w:pStyle w:val="Bibliography"/>
-      </w:pPr>
-      <w:r>
-        <w:t xml:space="preserve">18.</w:t>
-      </w:r>
-      <w:r>
-        <w:t xml:space="preserve"> </w:t>
-      </w:r>
-      <w:r>
-        <w:t xml:space="preserve">	</w:t>
-      </w:r>
-      <w:r>
-        <w:t xml:space="preserve">Marsà JAG, Agnolín FL, Angst D, Buffetaut E. 2025 Paleohistological Analysis of</w:t>
-      </w:r>
-      <w:r>
-        <w:t xml:space="preserve"> </w:t>
-      </w:r>
-      <w:r>
-        <w:t xml:space="preserve">“</w:t>
-      </w:r>
-      <w:r>
-        <w:t xml:space="preserve">Terror Birds</w:t>
-      </w:r>
-      <w:r>
-        <w:t xml:space="preserve">”</w:t>
-      </w:r>
-      <w:r>
-        <w:t xml:space="preserve"> </w:t>
-      </w:r>
-      <w:r>
-        <w:t xml:space="preserve">(Phorusrhacidae, Brontornithidae): Paleobiological Inferences.</w:t>
-      </w:r>
-      <w:r>
-        <w:t xml:space="preserve"> </w:t>
-      </w:r>
-      <w:r>
-        <w:rPr>
-          <w:i/>
-          <w:iCs/>
-        </w:rPr>
-        <w:t xml:space="preserve">Diversity</w:t>
-      </w:r>
-      <w:r>
-        <w:t xml:space="preserve"> </w:t>
-      </w:r>
-      <w:r>
-        <w:rPr>
-          <w:b/>
-          <w:bCs/>
-        </w:rPr>
-        <w:t xml:space="preserve">17</w:t>
-      </w:r>
-      <w:r>
-        <w:t xml:space="preserve">, 153. (doi:</w:t>
-      </w:r>
-      <w:hyperlink r:id="rId66">
-        <w:r>
-          <w:rPr>
-            <w:rStyle w:val="Hyperlink"/>
-          </w:rPr>
-          <w:t xml:space="preserve">10.3390/d17030153</w:t>
-        </w:r>
-      </w:hyperlink>
-      <w:r>
-        <w:t xml:space="preserve">)</w:t>
-      </w:r>
-    </w:p>
-    <w:bookmarkEnd w:id="67"/>
-    <w:bookmarkStart w:id="68" w:name="ref-marshall1990"/>
-    <w:p>
-      <w:pPr>
-        <w:pStyle w:val="Bibliography"/>
-      </w:pPr>
-      <w:r>
-        <w:t xml:space="preserve">19.</w:t>
-      </w:r>
-      <w:r>
-        <w:t xml:space="preserve"> </w:t>
-      </w:r>
-      <w:r>
-        <w:t xml:space="preserve">	</w:t>
-      </w:r>
-      <w:r>
-        <w:t xml:space="preserve">Marshall LG, Cifelli RL. 1990 Analysis of changing diversity patterns in cenozoic land mammal age faunas, south america.</w:t>
-      </w:r>
-      <w:r>
-        <w:t xml:space="preserve"> </w:t>
-      </w:r>
-      <w:r>
-        <w:rPr>
-          <w:i/>
-          <w:iCs/>
-        </w:rPr>
-        <w:t xml:space="preserve">Palaeovertebrata</w:t>
-      </w:r>
-      <w:r>
-        <w:t xml:space="preserve"> </w:t>
-      </w:r>
-      <w:r>
-        <w:rPr>
-          <w:b/>
-          <w:bCs/>
-        </w:rPr>
-        <w:t xml:space="preserve">19</w:t>
-      </w:r>
-      <w:r>
-        <w:t xml:space="preserve">, 169–210.</w:t>
-      </w:r>
-    </w:p>
-    <w:bookmarkEnd w:id="68"/>
-    <w:bookmarkStart w:id="70" w:name="ref-faurby2016"/>
-    <w:p>
-      <w:pPr>
-        <w:pStyle w:val="Bibliography"/>
-      </w:pPr>
-      <w:r>
-        <w:t xml:space="preserve">20.</w:t>
-      </w:r>
-      <w:r>
-        <w:t xml:space="preserve"> </w:t>
-      </w:r>
-      <w:r>
-        <w:t xml:space="preserve">	</w:t>
-      </w:r>
-      <w:r>
-        <w:t xml:space="preserve">Faurby S, Svenning J-C. 2016 The asymmetry in the Great American Biotic Interchange in mammals is consistent with differential susceptibility to mammalian predation.</w:t>
-      </w:r>
-      <w:r>
-        <w:t xml:space="preserve"> </w:t>
-      </w:r>
-      <w:r>
-        <w:rPr>
-          <w:i/>
-          <w:iCs/>
-        </w:rPr>
-        <w:t xml:space="preserve">Global Ecology and Biogeography</w:t>
-      </w:r>
-      <w:r>
-        <w:t xml:space="preserve"> </w:t>
-      </w:r>
-      <w:r>
-        <w:rPr>
-          <w:b/>
-          <w:bCs/>
-        </w:rPr>
-        <w:t xml:space="preserve">25</w:t>
-      </w:r>
-      <w:r>
-        <w:t xml:space="preserve">, 1443–1453. (doi:</w:t>
-      </w:r>
-      <w:hyperlink r:id="rId69">
-        <w:r>
-          <w:rPr>
-            <w:rStyle w:val="Hyperlink"/>
-          </w:rPr>
-          <w:t xml:space="preserve">10.1111/geb.12504</w:t>
-        </w:r>
-      </w:hyperlink>
-      <w:r>
-        <w:t xml:space="preserve">)</w:t>
-      </w:r>
-    </w:p>
-    <w:bookmarkEnd w:id="70"/>
-    <w:bookmarkStart w:id="72" w:name="ref-fernández-monescillo2025"/>
-    <w:p>
-      <w:pPr>
-        <w:pStyle w:val="Bibliography"/>
-      </w:pPr>
-      <w:r>
-        <w:t xml:space="preserve">21.</w:t>
-      </w:r>
-      <w:r>
-        <w:t xml:space="preserve"> </w:t>
-      </w:r>
-      <w:r>
-        <w:t xml:space="preserve">	</w:t>
-      </w:r>
-      <w:r>
-        <w:t xml:space="preserve">Fernández-Monescillo M, Romero-Lebrón E, Pesquero MD, Haro A, Rodríguez PE, Krapovickas J, Tauber AA. 2025 Middle Pleistocene revelations: unravelling taphonomic processes in mammals including Mesotherium cristatum (Mesotheriidae, Notoungulata), Corralito Site, Córdoba Province, Argentina.</w:t>
-      </w:r>
-      <w:r>
-        <w:t xml:space="preserve"> </w:t>
-      </w:r>
-      <w:r>
-        <w:rPr>
-          <w:i/>
-          <w:iCs/>
-        </w:rPr>
-        <w:t xml:space="preserve">Palaeontology</w:t>
-      </w:r>
-      <w:r>
-        <w:t xml:space="preserve"> </w:t>
-      </w:r>
-      <w:r>
-        <w:rPr>
-          <w:b/>
-          <w:bCs/>
-        </w:rPr>
-        <w:t xml:space="preserve">68</w:t>
-      </w:r>
-      <w:r>
-        <w:t xml:space="preserve">, e70012. (doi:</w:t>
-      </w:r>
-      <w:hyperlink r:id="rId71">
-        <w:r>
-          <w:rPr>
-            <w:rStyle w:val="Hyperlink"/>
-          </w:rPr>
-          <w:t xml:space="preserve">10.1111/pala.70012</w:t>
-        </w:r>
-      </w:hyperlink>
-      <w:r>
-        <w:t xml:space="preserve">)</w:t>
-      </w:r>
-    </w:p>
-    <w:bookmarkEnd w:id="72"/>
-    <w:bookmarkStart w:id="74" w:name="ref-webb1991"/>
-    <w:p>
-      <w:pPr>
-        <w:pStyle w:val="Bibliography"/>
-      </w:pPr>
-      <w:r>
-        <w:t xml:space="preserve">22.</w:t>
-      </w:r>
-      <w:r>
-        <w:t xml:space="preserve"> </w:t>
-      </w:r>
-      <w:r>
-        <w:t xml:space="preserve">	</w:t>
-      </w:r>
-      <w:r>
-        <w:t xml:space="preserve">Webb SD. 1991 Ecogeography and the Great American Interchange.</w:t>
-      </w:r>
-      <w:r>
-        <w:t xml:space="preserve"> </w:t>
-      </w:r>
-      <w:r>
-        <w:rPr>
-          <w:i/>
-          <w:iCs/>
-        </w:rPr>
-        <w:t xml:space="preserve">Paleobiology</w:t>
-      </w:r>
-      <w:r>
-        <w:t xml:space="preserve"> </w:t>
-      </w:r>
-      <w:r>
-        <w:rPr>
-          <w:b/>
-          <w:bCs/>
-        </w:rPr>
-        <w:t xml:space="preserve">17</w:t>
-      </w:r>
-      <w:r>
-        <w:t xml:space="preserve">, 266–280. (doi:</w:t>
-      </w:r>
-      <w:hyperlink r:id="rId73">
-        <w:r>
-          <w:rPr>
-            <w:rStyle w:val="Hyperlink"/>
-          </w:rPr>
-          <w:t xml:space="preserve">10.1017/S0094837300010605</w:t>
-        </w:r>
-      </w:hyperlink>
-      <w:r>
-        <w:t xml:space="preserve">)</w:t>
-      </w:r>
-    </w:p>
-    <w:bookmarkEnd w:id="74"/>
-    <w:bookmarkStart w:id="76" w:name="ref-freitas-oliveira2024"/>
-    <w:p>
-      <w:pPr>
-        <w:pStyle w:val="Bibliography"/>
-      </w:pPr>
-      <w:r>
-        <w:t xml:space="preserve">23.</w:t>
-      </w:r>
-      <w:r>
-        <w:t xml:space="preserve"> </w:t>
-      </w:r>
-      <w:r>
-        <w:t xml:space="preserve">	</w:t>
-      </w:r>
-      <w:r>
-        <w:t xml:space="preserve">Freitas-Oliveira R, Lima-Ribeiro MS, Terribile LC. 2024 No evidence for niche competition in the extinction of the South American saber-tooth species.</w:t>
-      </w:r>
-      <w:r>
-        <w:t xml:space="preserve"> </w:t>
-      </w:r>
-      <w:r>
-        <w:rPr>
-          <w:i/>
-          <w:iCs/>
-        </w:rPr>
-        <w:t xml:space="preserve">npj Biodiversity</w:t>
-      </w:r>
-      <w:r>
-        <w:t xml:space="preserve"> </w:t>
-      </w:r>
-      <w:r>
-        <w:rPr>
-          <w:b/>
-          <w:bCs/>
-        </w:rPr>
-        <w:t xml:space="preserve">3</w:t>
-      </w:r>
-      <w:r>
-        <w:t xml:space="preserve">, 1–5. (doi:</w:t>
-      </w:r>
-      <w:hyperlink r:id="rId75">
-        <w:r>
-          <w:rPr>
-            <w:rStyle w:val="Hyperlink"/>
-          </w:rPr>
-          <w:t xml:space="preserve">10.1038/s44185-024-00045-7</w:t>
-        </w:r>
-      </w:hyperlink>
-      <w:r>
-        <w:t xml:space="preserve">)</w:t>
-      </w:r>
-    </w:p>
-    <w:bookmarkEnd w:id="76"/>
-    <w:bookmarkStart w:id="78" w:name="ref-krone2024"/>
-    <w:p>
-      <w:pPr>
-        <w:pStyle w:val="Bibliography"/>
-      </w:pPr>
-      <w:r>
-        <w:t xml:space="preserve">24.</w:t>
-      </w:r>
-      <w:r>
-        <w:t xml:space="preserve"> </w:t>
-      </w:r>
-      <w:r>
-        <w:t xml:space="preserve">	</w:t>
-      </w:r>
-      <w:r>
-        <w:t xml:space="preserve">Krone IW, Magoulick KM, Yohler RM. 2024 All the Earth will not remember: how geographic gaps structure the record of diversity and extinction.</w:t>
-      </w:r>
-      <w:r>
-        <w:t xml:space="preserve"> </w:t>
-      </w:r>
-      <w:r>
-        <w:rPr>
-          <w:i/>
-          <w:iCs/>
-        </w:rPr>
-        <w:t xml:space="preserve">Paleobiology</w:t>
-      </w:r>
-      <w:r>
-        <w:t xml:space="preserve"> </w:t>
-      </w:r>
-      <w:r>
-        <w:rPr>
-          <w:b/>
-          <w:bCs/>
-        </w:rPr>
-        <w:t xml:space="preserve">50</w:t>
-      </w:r>
-      <w:r>
-        <w:t xml:space="preserve">, 214–225. (doi:</w:t>
-      </w:r>
-      <w:hyperlink r:id="rId77">
-        <w:r>
-          <w:rPr>
-            <w:rStyle w:val="Hyperlink"/>
-          </w:rPr>
-          <w:t xml:space="preserve">10.1017/pab.2023.34</w:t>
-        </w:r>
-      </w:hyperlink>
-      <w:r>
-        <w:t xml:space="preserve">)</w:t>
-      </w:r>
-    </w:p>
-    <w:bookmarkEnd w:id="78"/>
-    <w:bookmarkStart w:id="80" w:name="ref-pilowsky2022"/>
-    <w:p>
-      <w:pPr>
-        <w:pStyle w:val="Bibliography"/>
-      </w:pPr>
-      <w:r>
-        <w:t xml:space="preserve">25.</w:t>
-      </w:r>
-      <w:r>
-        <w:t xml:space="preserve"> </w:t>
-      </w:r>
-      <w:r>
-        <w:t xml:space="preserve">	</w:t>
-      </w:r>
-      <w:r>
-        <w:t xml:space="preserve">Pilowsky JA, Colwell RK, Rahbek C, Fordham DA. 2022 Process-explicit models reveal the structure and dynamics of biodiversity patterns.</w:t>
-      </w:r>
-      <w:r>
-        <w:t xml:space="preserve"> </w:t>
-      </w:r>
-      <w:r>
-        <w:rPr>
-          <w:i/>
-          <w:iCs/>
-        </w:rPr>
-        <w:t xml:space="preserve">Science Advances</w:t>
-      </w:r>
-      <w:r>
-        <w:t xml:space="preserve"> </w:t>
-      </w:r>
-      <w:r>
-        <w:rPr>
-          <w:b/>
-          <w:bCs/>
-        </w:rPr>
-        <w:t xml:space="preserve">8</w:t>
-      </w:r>
-      <w:r>
-        <w:t xml:space="preserve">, eabj2271. (doi:</w:t>
-      </w:r>
-      <w:hyperlink r:id="rId79">
-        <w:r>
-          <w:rPr>
-            <w:rStyle w:val="Hyperlink"/>
-          </w:rPr>
-          <w:t xml:space="preserve">10.1126/sciadv.abj2271</w:t>
-        </w:r>
-      </w:hyperlink>
-      <w:r>
-        <w:t xml:space="preserve">)</w:t>
-      </w:r>
-    </w:p>
-    <w:bookmarkEnd w:id="80"/>
-    <w:bookmarkStart w:id="82" w:name="ref-hagen2021"/>
-    <w:p>
-      <w:pPr>
-        <w:pStyle w:val="Bibliography"/>
-      </w:pPr>
-      <w:r>
-        <w:t xml:space="preserve">26.</w:t>
-      </w:r>
-      <w:r>
-        <w:t xml:space="preserve"> </w:t>
-      </w:r>
-      <w:r>
-        <w:t xml:space="preserve">	</w:t>
-      </w:r>
-      <w:r>
-        <w:t xml:space="preserve">Hagen O, Flück B, Fopp F, Cabral JS, Hartig F, Pontarp M, Rangel TF, Pellissier L. 2021 gen3sis: A general engine for eco-evolutionary simulations of the processes that shape Earth</w:t>
-      </w:r>
-      <w:r>
-        <w:t xml:space="preserve">’</w:t>
-      </w:r>
-      <w:r>
-        <w:t xml:space="preserve">s biodiversity.</w:t>
-      </w:r>
-      <w:r>
-        <w:t xml:space="preserve"> </w:t>
-      </w:r>
-      <w:r>
-        <w:rPr>
-          <w:i/>
-          <w:iCs/>
-        </w:rPr>
-        <w:t xml:space="preserve">PLOS Biology</w:t>
-      </w:r>
-      <w:r>
-        <w:t xml:space="preserve"> </w:t>
-      </w:r>
-      <w:r>
-        <w:rPr>
-          <w:b/>
-          <w:bCs/>
-        </w:rPr>
-        <w:t xml:space="preserve">19</w:t>
-      </w:r>
-      <w:r>
-        <w:t xml:space="preserve">, e3001340. (doi:</w:t>
-      </w:r>
-      <w:hyperlink r:id="rId81">
-        <w:r>
-          <w:rPr>
-            <w:rStyle w:val="Hyperlink"/>
-          </w:rPr>
-          <w:t xml:space="preserve">10.1371/journal.pbio.3001340</w:t>
-        </w:r>
-      </w:hyperlink>
-      <w:r>
-        <w:t xml:space="preserve">)</w:t>
-      </w:r>
-    </w:p>
-    <w:bookmarkEnd w:id="82"/>
-    <w:bookmarkStart w:id="84" w:name="ref-holden2019"/>
-    <w:p>
-      <w:pPr>
-        <w:pStyle w:val="Bibliography"/>
-      </w:pPr>
-      <w:r>
-        <w:t xml:space="preserve">27.</w:t>
-      </w:r>
-      <w:r>
-        <w:t xml:space="preserve"> </w:t>
-      </w:r>
-      <w:r>
-        <w:t xml:space="preserve">	</w:t>
-      </w:r>
-      <w:r>
-        <w:t xml:space="preserve">Holden PB, Edwards NR, Rangel TF, Pereira EB, Tran GT, Wilkinson RD. 2019 PALEO-PGEM v1.0: A statistical emulator of pliocene</w:t>
-      </w:r>
-      <w:r>
-        <w:t xml:space="preserve">pleistocene climate.</w:t>
-      </w:r>
-      <w:r>
-        <w:t xml:space="preserve"> </w:t>
-      </w:r>
-      <w:r>
-        <w:rPr>
-          <w:i/>
-          <w:iCs/>
-        </w:rPr>
-        <w:t xml:space="preserve">Geoscientific Model Development</w:t>
-      </w:r>
-      <w:r>
-        <w:t xml:space="preserve"> </w:t>
-      </w:r>
-      <w:r>
-        <w:rPr>
-          <w:b/>
-          <w:bCs/>
-        </w:rPr>
-        <w:t xml:space="preserve">12</w:t>
-      </w:r>
-      <w:r>
-        <w:t xml:space="preserve">, 5137–5155. (doi:</w:t>
-      </w:r>
-      <w:hyperlink r:id="rId83">
-        <w:r>
-          <w:rPr>
-            <w:rStyle w:val="Hyperlink"/>
-          </w:rPr>
-          <w:t xml:space="preserve">https://doi.org/10.5194/gmd-12-5137-2019</w:t>
-        </w:r>
-      </w:hyperlink>
-      <w:r>
-        <w:t xml:space="preserve">)</w:t>
-      </w:r>
-    </w:p>
-    <w:bookmarkEnd w:id="84"/>
-    <w:bookmarkStart w:id="86" w:name="ref-barreto2023"/>
-    <w:p>
-      <w:pPr>
-        <w:pStyle w:val="Bibliography"/>
-      </w:pPr>
-      <w:r>
-        <w:t xml:space="preserve">28.</w:t>
-      </w:r>
-      <w:r>
-        <w:t xml:space="preserve"> </w:t>
-      </w:r>
-      <w:r>
-        <w:t xml:space="preserve">	</w:t>
-      </w:r>
-      <w:r>
-        <w:t xml:space="preserve">Barreto E, Holden PB, Edwards NR, Rangel TF. 2023 PALEO-PGEM-Series: A spatial time series of the global climate over the last 5 million years (Plio-Pleistocene).</w:t>
-      </w:r>
-      <w:r>
-        <w:t xml:space="preserve"> </w:t>
-      </w:r>
-      <w:r>
-        <w:rPr>
-          <w:i/>
-          <w:iCs/>
-        </w:rPr>
-        <w:t xml:space="preserve">Global Ecology and Biogeography</w:t>
-      </w:r>
-      <w:r>
-        <w:t xml:space="preserve"> </w:t>
-      </w:r>
-      <w:r>
-        <w:rPr>
-          <w:b/>
-          <w:bCs/>
-        </w:rPr>
-        <w:t xml:space="preserve">32</w:t>
-      </w:r>
-      <w:r>
-        <w:t xml:space="preserve">, 1034–1045. (doi:</w:t>
-      </w:r>
-      <w:hyperlink r:id="rId85">
-        <w:r>
-          <w:rPr>
-            <w:rStyle w:val="Hyperlink"/>
-          </w:rPr>
-          <w:t xml:space="preserve">10.1111/geb.13683</w:t>
-        </w:r>
-      </w:hyperlink>
-      <w:r>
-        <w:t xml:space="preserve">)</w:t>
-      </w:r>
-    </w:p>
-    <w:bookmarkEnd w:id="86"/>
-    <w:bookmarkStart w:id="88" w:name="ref-galván2023"/>
-    <w:p>
-      <w:pPr>
-        <w:pStyle w:val="Bibliography"/>
-      </w:pPr>
-      <w:r>
-        <w:t xml:space="preserve">29.</w:t>
-      </w:r>
-      <w:r>
-        <w:t xml:space="preserve"> </w:t>
-      </w:r>
-      <w:r>
-        <w:t xml:space="preserve">	</w:t>
-      </w:r>
-      <w:r>
-        <w:t xml:space="preserve">Galván S, Gamboa S, Varela S. 2023</w:t>
-      </w:r>
-      <w:r>
-        <w:t xml:space="preserve"> </w:t>
-      </w:r>
-      <w:hyperlink r:id="rId87">
-        <w:r>
-          <w:rPr>
-            <w:rStyle w:val="Hyperlink"/>
-          </w:rPr>
-          <w:t xml:space="preserve">Köppen Geiger climatic classification for R users.</w:t>
-        </w:r>
-      </w:hyperlink>
-      <w:r>
-        <w:t xml:space="preserve"> </w:t>
-      </w:r>
-    </w:p>
-    <w:bookmarkEnd w:id="88"/>
-    <w:bookmarkStart w:id="90" w:name="ref-obrien2023"/>
-    <w:p>
-      <w:pPr>
-        <w:pStyle w:val="Bibliography"/>
-      </w:pPr>
-      <w:r>
-        <w:t xml:space="preserve">30.</w:t>
-      </w:r>
-      <w:r>
-        <w:t xml:space="preserve"> </w:t>
-      </w:r>
-      <w:r>
-        <w:t xml:space="preserve">	</w:t>
-      </w:r>
-      <w:r>
-        <w:t xml:space="preserve">O’Brien L. 2023</w:t>
-      </w:r>
-      <w:r>
-        <w:t xml:space="preserve"> </w:t>
-      </w:r>
-      <w:r>
-        <w:rPr>
-          <w:i/>
-          <w:iCs/>
-        </w:rPr>
-        <w:t xml:space="preserve">h3jsr: Access uber’s H3 library</w:t>
-      </w:r>
-      <w:r>
-        <w:t xml:space="preserve">. See</w:t>
-      </w:r>
-      <w:r>
-        <w:t xml:space="preserve"> </w:t>
-      </w:r>
-      <w:hyperlink r:id="rId89">
-        <w:r>
-          <w:rPr>
-            <w:rStyle w:val="Hyperlink"/>
-          </w:rPr>
-          <w:t xml:space="preserve">https://CRAN.R-project.org/package=h3jsr</w:t>
-        </w:r>
-      </w:hyperlink>
-      <w:r>
-        <w:t xml:space="preserve">.</w:t>
-      </w:r>
-    </w:p>
-    <w:bookmarkEnd w:id="90"/>
-    <w:bookmarkStart w:id="92" w:name="ref-weir2009"/>
-    <w:p>
-      <w:pPr>
-        <w:pStyle w:val="Bibliography"/>
-      </w:pPr>
-      <w:r>
-        <w:t xml:space="preserve">31.</w:t>
-      </w:r>
-      <w:r>
-        <w:t xml:space="preserve"> </w:t>
-      </w:r>
-      <w:r>
-        <w:t xml:space="preserve">	</w:t>
-      </w:r>
-      <w:r>
-        <w:t xml:space="preserve">Weir JT, Bermingham E, Schluter D. 2009 The great american biotic interchange in birds.</w:t>
-      </w:r>
-      <w:r>
-        <w:t xml:space="preserve"> </w:t>
-      </w:r>
-      <w:r>
-        <w:rPr>
-          <w:i/>
-          <w:iCs/>
-        </w:rPr>
-        <w:t xml:space="preserve">Proceedings of the National Academy of Sciences</w:t>
-      </w:r>
-      <w:r>
-        <w:t xml:space="preserve"> </w:t>
-      </w:r>
-      <w:r>
-        <w:rPr>
-          <w:b/>
-          <w:bCs/>
-        </w:rPr>
-        <w:t xml:space="preserve">106</w:t>
-      </w:r>
-      <w:r>
-        <w:t xml:space="preserve">, 21737–21742. (doi:</w:t>
-      </w:r>
-      <w:hyperlink r:id="rId91">
-        <w:r>
-          <w:rPr>
-            <w:rStyle w:val="Hyperlink"/>
-          </w:rPr>
-          <w:t xml:space="preserve">10.1073/pnas.0903811106</w:t>
-        </w:r>
-      </w:hyperlink>
-      <w:r>
-        <w:t xml:space="preserve">)</w:t>
-      </w:r>
-    </w:p>
-    <w:bookmarkEnd w:id="92"/>
-    <w:bookmarkStart w:id="94" w:name="ref-skeels2023"/>
-    <w:p>
-      <w:pPr>
-        <w:pStyle w:val="Bibliography"/>
-      </w:pPr>
-      <w:r>
-        <w:t xml:space="preserve">32.</w:t>
-      </w:r>
-      <w:r>
-        <w:t xml:space="preserve"> </w:t>
-      </w:r>
-      <w:r>
-        <w:t xml:space="preserve">	</w:t>
-      </w:r>
-      <w:r>
-        <w:t xml:space="preserve">Skeels A, Bach W, Hagen O, Jetz W, Pellissier L. 2023 Temperature-dependent evolutionary speed shapes the evolution of biodiversity patterns across tetrapod radiations.</w:t>
-      </w:r>
-      <w:r>
-        <w:t xml:space="preserve"> </w:t>
-      </w:r>
-      <w:r>
-        <w:rPr>
-          <w:i/>
-          <w:iCs/>
-        </w:rPr>
-        <w:t xml:space="preserve">Systematic Biology</w:t>
-      </w:r>
-      <w:r>
-        <w:t xml:space="preserve"> </w:t>
-      </w:r>
-      <w:r>
-        <w:rPr>
-          <w:b/>
-          <w:bCs/>
-        </w:rPr>
-        <w:t xml:space="preserve">72</w:t>
-      </w:r>
-      <w:r>
-        <w:t xml:space="preserve">, 341–356. (doi:</w:t>
-      </w:r>
-      <w:hyperlink r:id="rId93">
-        <w:r>
-          <w:rPr>
-            <w:rStyle w:val="Hyperlink"/>
-          </w:rPr>
-          <w:t xml:space="preserve">10.1093/sysbio/syac048</w:t>
-        </w:r>
-      </w:hyperlink>
-      <w:r>
-        <w:t xml:space="preserve">)</w:t>
-      </w:r>
-    </w:p>
-    <w:bookmarkEnd w:id="94"/>
-    <w:bookmarkStart w:id="96" w:name="ref-antonelli2018"/>
-    <w:p>
-      <w:pPr>
-        <w:pStyle w:val="Bibliography"/>
-      </w:pPr>
-      <w:r>
-        <w:t xml:space="preserve">33.</w:t>
-      </w:r>
-      <w:r>
-        <w:t xml:space="preserve"> </w:t>
-      </w:r>
-      <w:r>
-        <w:t xml:space="preserve">	</w:t>
-      </w:r>
-      <w:r>
-        <w:t xml:space="preserve">Antonelli A</w:t>
-      </w:r>
-      <w:r>
-        <w:t xml:space="preserve"> </w:t>
-      </w:r>
-      <w:r>
-        <w:rPr>
-          <w:i/>
-          <w:iCs/>
-        </w:rPr>
-        <w:t xml:space="preserve">et al.</w:t>
-      </w:r>
-      <w:r>
-        <w:t xml:space="preserve"> 2018 Geological and climatic influences on mountain biodiversity.</w:t>
-      </w:r>
-      <w:r>
-        <w:t xml:space="preserve"> </w:t>
-      </w:r>
-      <w:r>
-        <w:rPr>
-          <w:i/>
-          <w:iCs/>
-        </w:rPr>
-        <w:t xml:space="preserve">Nature Geoscience</w:t>
-      </w:r>
-      <w:r>
-        <w:t xml:space="preserve"> </w:t>
-      </w:r>
-      <w:r>
-        <w:rPr>
-          <w:b/>
-          <w:bCs/>
-        </w:rPr>
-        <w:t xml:space="preserve">11</w:t>
-      </w:r>
-      <w:r>
-        <w:t xml:space="preserve">, 718–725. (doi:</w:t>
-      </w:r>
-      <w:hyperlink r:id="rId95">
-        <w:r>
-          <w:rPr>
-            <w:rStyle w:val="Hyperlink"/>
-          </w:rPr>
-          <w:t xml:space="preserve">10.1038/s41561-018-0236-z</w:t>
-        </w:r>
-      </w:hyperlink>
-      <w:r>
-        <w:t xml:space="preserve">)</w:t>
-      </w:r>
-    </w:p>
-    <w:bookmarkEnd w:id="96"/>
-    <w:bookmarkStart w:id="98" w:name="ref-croft2020"/>
-    <w:p>
-      <w:pPr>
-        <w:pStyle w:val="Bibliography"/>
-      </w:pPr>
-      <w:r>
-        <w:t xml:space="preserve">34.</w:t>
-      </w:r>
-      <w:r>
-        <w:t xml:space="preserve"> </w:t>
-      </w:r>
-      <w:r>
-        <w:t xml:space="preserve">	</w:t>
-      </w:r>
-      <w:r>
-        <w:t xml:space="preserve">Croft DA, Gelfo JN, López GM. 2020 Splendid innovation: The extinct south american native ungulates.</w:t>
-      </w:r>
-      <w:r>
-        <w:t xml:space="preserve"> </w:t>
-      </w:r>
-      <w:r>
-        <w:rPr>
-          <w:i/>
-          <w:iCs/>
-        </w:rPr>
-        <w:t xml:space="preserve">Annual Review of Earth and Planetary Sciences</w:t>
-      </w:r>
-      <w:r>
-        <w:t xml:space="preserve"> </w:t>
-      </w:r>
-      <w:r>
-        <w:rPr>
-          <w:b/>
-          <w:bCs/>
-        </w:rPr>
         <w:t xml:space="preserve">48</w:t>
       </w:r>
       <w:r>
         <w:t xml:space="preserve">, 259–290. (doi:</w:t>
       </w:r>
-      <w:hyperlink r:id="rId97">
+      <w:hyperlink r:id="rId111">
         <w:r>
           <w:rPr>
             <w:rStyle w:val="Hyperlink"/>
@@ -2736,14 +3297,14 @@
         <w:t xml:space="preserve">)</w:t>
       </w:r>
     </w:p>
-    <w:bookmarkEnd w:id="98"/>
-    <w:bookmarkStart w:id="100" w:name="ref-pino2022"/>
+    <w:bookmarkEnd w:id="112"/>
+    <w:bookmarkStart w:id="114" w:name="ref-pino2022"/>
     <w:p>
       <w:pPr>
         <w:pStyle w:val="Bibliography"/>
       </w:pPr>
       <w:r>
-        <w:t xml:space="preserve">35.</w:t>
+        <w:t xml:space="preserve">41.</w:t>
       </w:r>
       <w:r>
         <w:t xml:space="preserve"> </w:t>
@@ -2777,7 +3338,7 @@
       <w:r>
         <w:t xml:space="preserve">, 103758. (doi:</w:t>
       </w:r>
-      <w:hyperlink r:id="rId99">
+      <w:hyperlink r:id="rId113">
         <w:r>
           <w:rPr>
             <w:rStyle w:val="Hyperlink"/>
@@ -2789,9 +3350,9 @@
         <w:t xml:space="preserve">)</w:t>
       </w:r>
     </w:p>
-    <w:bookmarkEnd w:id="100"/>
-    <w:bookmarkEnd w:id="101"/>
-    <w:bookmarkEnd w:id="102"/>
+    <w:bookmarkEnd w:id="114"/>
+    <w:bookmarkEnd w:id="115"/>
+    <w:bookmarkEnd w:id="116"/>
     <w:sectPr>
       <w:type w:val="nextPage"/>
       <w:pgSz w:h="15840" w:w="12240"/>
@@ -3625,109 +4186,6 @@
       </w:pPr>
     </w:lvl>
   </w:abstractNum>
-  <w:abstractNum w:abstractNumId="991">
-    <w:nsid w:val="0000A991"/>
-    <w:multiLevelType w:val="multilevel"/>
-    <w:lvl w:ilvl="0">
-      <w:numFmt w:val="bullet"/>
-      <w:lvlText w:val=""/>
-      <w:lvlJc w:val="left"/>
-      <w:pPr>
-        <w:ind w:left="720" w:hanging="360"/>
-      </w:pPr>
-      <w:rPr>
-        <w:rFonts w:ascii="Symbol" w:hAnsi="Symbol" w:cs="Symbol" w:hint="default"/>
-      </w:rPr>
-    </w:lvl>
-    <w:lvl w:ilvl="1">
-      <w:numFmt w:val="bullet"/>
-      <w:lvlText w:val="o"/>
-      <w:lvlJc w:val="left"/>
-      <w:pPr>
-        <w:ind w:left="1440" w:hanging="360"/>
-      </w:pPr>
-      <w:rPr>
-        <w:rFonts w:ascii="Courier New" w:hAnsi="Courier New" w:cs="Courier New" w:hint="default"/>
-      </w:rPr>
-    </w:lvl>
-    <w:lvl w:ilvl="2">
-      <w:numFmt w:val="bullet"/>
-      <w:lvlText w:val=""/>
-      <w:lvlJc w:val="left"/>
-      <w:pPr>
-        <w:ind w:left="2160" w:hanging="360"/>
-      </w:pPr>
-      <w:rPr>
-        <w:rFonts w:ascii="Wingdings" w:hAnsi="Wingdings" w:cs="Wingdings" w:hint="default"/>
-      </w:rPr>
-    </w:lvl>
-    <w:lvl w:ilvl="3">
-      <w:numFmt w:val="bullet"/>
-      <w:lvlText w:val=""/>
-      <w:lvlJc w:val="left"/>
-      <w:pPr>
-        <w:ind w:left="2880" w:hanging="360"/>
-      </w:pPr>
-      <w:rPr>
-        <w:rFonts w:ascii="Symbol" w:hAnsi="Symbol" w:cs="Symbol" w:hint="default"/>
-      </w:rPr>
-    </w:lvl>
-    <w:lvl w:ilvl="4">
-      <w:numFmt w:val="bullet"/>
-      <w:lvlText w:val="o"/>
-      <w:lvlJc w:val="left"/>
-      <w:pPr>
-        <w:ind w:left="3600" w:hanging="360"/>
-      </w:pPr>
-      <w:rPr>
-        <w:rFonts w:ascii="Courier New" w:hAnsi="Courier New" w:cs="Courier New" w:hint="default"/>
-      </w:rPr>
-    </w:lvl>
-    <w:lvl w:ilvl="5">
-      <w:numFmt w:val="bullet"/>
-      <w:lvlText w:val=""/>
-      <w:lvlJc w:val="left"/>
-      <w:pPr>
-        <w:ind w:left="4320" w:hanging="360"/>
-      </w:pPr>
-      <w:rPr>
-        <w:rFonts w:ascii="Wingdings" w:hAnsi="Wingdings" w:cs="Wingdings" w:hint="default"/>
-      </w:rPr>
-    </w:lvl>
-    <w:lvl w:ilvl="6">
-      <w:numFmt w:val="bullet"/>
-      <w:lvlText w:val=""/>
-      <w:lvlJc w:val="left"/>
-      <w:pPr>
-        <w:ind w:left="5040" w:hanging="360"/>
-      </w:pPr>
-      <w:rPr>
-        <w:rFonts w:ascii="Symbol" w:hAnsi="Symbol" w:cs="Symbol" w:hint="default"/>
-      </w:rPr>
-    </w:lvl>
-    <w:lvl w:ilvl="7">
-      <w:numFmt w:val="bullet"/>
-      <w:lvlText w:val="o"/>
-      <w:lvlJc w:val="left"/>
-      <w:pPr>
-        <w:ind w:left="5760" w:hanging="360"/>
-      </w:pPr>
-      <w:rPr>
-        <w:rFonts w:ascii="Courier New" w:hAnsi="Courier New" w:cs="Courier New" w:hint="default"/>
-      </w:rPr>
-    </w:lvl>
-    <w:lvl w:ilvl="8">
-      <w:numFmt w:val="bullet"/>
-      <w:lvlText w:val=""/>
-      <w:lvlJc w:val="left"/>
-      <w:pPr>
-        <w:ind w:left="6480" w:hanging="360"/>
-      </w:pPr>
-      <w:rPr>
-        <w:rFonts w:ascii="Wingdings" w:hAnsi="Wingdings" w:cs="Wingdings" w:hint="default"/>
-      </w:rPr>
-    </w:lvl>
-  </w:abstractNum>
   <w:num w:numId="1">
     <w:abstractNumId w:val="1"/>
   </w:num>
@@ -3748,9 +4206,6 @@
   </w:num>
   <w:num w:numId="1000">
     <w:abstractNumId w:val="990"/>
-  </w:num>
-  <w:num w:numId="1001">
-    <w:abstractNumId w:val="991"/>
   </w:num>
 </w:numbering>
 </file>

--- a/Manuscript/GABI_palaeo_constraints.docx
+++ b/Manuscript/GABI_palaeo_constraints.docx
@@ -204,7 +204,7 @@
     </w:p>
     <w:bookmarkEnd w:id="21"/>
     <w:bookmarkEnd w:id="22"/>
-    <w:bookmarkStart w:id="26" w:name="introduction"/>
+    <w:bookmarkStart w:id="23" w:name="introduction"/>
     <w:p>
       <w:pPr>
         <w:pStyle w:val="Heading1"/>
@@ -213,15 +213,6 @@
         <w:t xml:space="preserve">Introduction</w:t>
       </w:r>
     </w:p>
-    <w:bookmarkStart w:id="23" w:name="X50c1a57397fb818a9091a51e659428cf56f9471"/>
-    <w:p>
-      <w:pPr>
-        <w:pStyle w:val="Heading3"/>
-      </w:pPr>
-      <w:r>
-        <w:t xml:space="preserve">Paragraph 1. Geodispersals + GABI broad description. Towards asymmetry</w:t>
-      </w:r>
-    </w:p>
     <w:p>
       <w:pPr>
         <w:pStyle w:val="FirstParagraph"/>
@@ -285,20 +276,241 @@
         <w:t xml:space="preserve"> </w:t>
       </w:r>
       <w:r>
-        <w:t xml:space="preserve">[10,11]</w:t>
+        <w:t xml:space="preserve">[10–13]</w:t>
       </w:r>
       <w:r>
         <w:t xml:space="preserve">. Hence, it turns out that this intercontinental faunal exchange has been strikingly asymmetric.</w:t>
       </w:r>
     </w:p>
+    <w:p>
+      <w:pPr>
+        <w:pStyle w:val="BodyText"/>
+      </w:pPr>
+      <w:r>
+        <w:t xml:space="preserve">Although this macroecological imbalance is unquestionable, so far, no clear consensus regarding the forces underlying this asymmetry has been established. On one hand, biotic interactions involving migrant and native species have often been proposed to this aim. These would include competition</w:t>
+      </w:r>
+      <w:r>
+        <w:t xml:space="preserve"> </w:t>
+      </w:r>
+      <w:r>
+        <w:t xml:space="preserve">[9,14,15]</w:t>
+      </w:r>
+      <w:r>
+        <w:t xml:space="preserve"> </w:t>
+      </w:r>
+      <w:r>
+        <w:t xml:space="preserve">or predation of predator-naive preys</w:t>
+      </w:r>
+      <w:r>
+        <w:t xml:space="preserve"> </w:t>
+      </w:r>
+      <w:r>
+        <w:t xml:space="preserve">[9,16–18]</w:t>
+      </w:r>
+      <w:r>
+        <w:t xml:space="preserve">. However, their contribution to the asymmetry of the GABI has been increasingly called into question</w:t>
+      </w:r>
+      <w:r>
+        <w:t xml:space="preserve"> </w:t>
+      </w:r>
+      <w:r>
+        <w:t xml:space="preserve">[</w:t>
+      </w:r>
+      <w:r>
+        <w:rPr>
+          <w:i/>
+          <w:iCs/>
+        </w:rPr>
+        <w:t xml:space="preserve">e</w:t>
+      </w:r>
+      <w:r>
+        <w:t xml:space="preserve">.</w:t>
+      </w:r>
+      <w:r>
+        <w:rPr>
+          <w:i/>
+          <w:iCs/>
+        </w:rPr>
+        <w:t xml:space="preserve">g</w:t>
+      </w:r>
+      <w:r>
+        <w:t xml:space="preserve">., 19,20,21]</w:t>
+      </w:r>
+      <w:r>
+        <w:t xml:space="preserve">. On the other hand, many studies illustrated the ability of abiotic factors –</w:t>
+      </w:r>
+      <w:r>
+        <w:t xml:space="preserve"> </w:t>
+      </w:r>
+      <w:r>
+        <w:rPr>
+          <w:i/>
+          <w:iCs/>
+        </w:rPr>
+        <w:t xml:space="preserve">i</w:t>
+      </w:r>
+      <w:r>
+        <w:t xml:space="preserve">.</w:t>
+      </w:r>
+      <w:r>
+        <w:rPr>
+          <w:i/>
+          <w:iCs/>
+        </w:rPr>
+        <w:t xml:space="preserve">e</w:t>
+      </w:r>
+      <w:r>
+        <w:t xml:space="preserve">., related to species’ physical environment, such as climate – to have a large-scale impact on biodiversity patterns at different timescales</w:t>
+      </w:r>
+      <w:r>
+        <w:t xml:space="preserve"> </w:t>
+      </w:r>
+      <w:r>
+        <w:t xml:space="preserve">[</w:t>
+      </w:r>
+      <w:r>
+        <w:rPr>
+          <w:i/>
+          <w:iCs/>
+        </w:rPr>
+        <w:t xml:space="preserve">e</w:t>
+      </w:r>
+      <w:r>
+        <w:t xml:space="preserve">.</w:t>
+      </w:r>
+      <w:r>
+        <w:rPr>
+          <w:i/>
+          <w:iCs/>
+        </w:rPr>
+        <w:t xml:space="preserve">g</w:t>
+      </w:r>
+      <w:r>
+        <w:t xml:space="preserve">., 22,23–25]</w:t>
+      </w:r>
+      <w:r>
+        <w:t xml:space="preserve">. In the case of the GABI, several works proposed or found support for a contribution of palaeoclimate change (mostly during the Pleistocene) in the asymmetry of this widely-known exchange</w:t>
+      </w:r>
+      <w:r>
+        <w:t xml:space="preserve"> </w:t>
+      </w:r>
+      <w:r>
+        <w:t xml:space="preserve">[8,10,</w:t>
+      </w:r>
+      <w:r>
+        <w:rPr>
+          <w:i/>
+          <w:iCs/>
+        </w:rPr>
+        <w:t xml:space="preserve">e</w:t>
+      </w:r>
+      <w:r>
+        <w:t xml:space="preserve">.</w:t>
+      </w:r>
+      <w:r>
+        <w:rPr>
+          <w:i/>
+          <w:iCs/>
+        </w:rPr>
+        <w:t xml:space="preserve">g</w:t>
+      </w:r>
+      <w:r>
+        <w:t xml:space="preserve">., 16,26]</w:t>
+      </w:r>
+      <w:r>
+        <w:t xml:space="preserve">. However, so far, such studies have been limited to statistical analyses primarily relying on fossil data, naturally biased and incomplete</w:t>
+      </w:r>
+      <w:r>
+        <w:t xml:space="preserve"> </w:t>
+      </w:r>
+      <w:r>
+        <w:t xml:space="preserve">[27]</w:t>
+      </w:r>
+      <w:r>
+        <w:t xml:space="preserve">, and there is a lack of studies tackling the issue from a mechanistic perspective.</w:t>
+      </w:r>
+    </w:p>
+    <w:p>
+      <w:pPr>
+        <w:pStyle w:val="BodyText"/>
+      </w:pPr>
+      <w:r>
+        <w:t xml:space="preserve">Recent improvements in process-explicit modelling have marked a turning point in the study of biodiversity</w:t>
+      </w:r>
+      <w:r>
+        <w:t xml:space="preserve"> </w:t>
+      </w:r>
+      <w:r>
+        <w:t xml:space="preserve">[28]</w:t>
+      </w:r>
+      <w:r>
+        <w:t xml:space="preserve">. By combining a landscape made up with palaeoclimatic or palaeoenvironmental variables and a set of eco-evolutionary rules according to which virtual species are simulated, mechanistic eco-evolutionary models offer the unique opportunity to casually explore the way biodiversity patterns arise and are maintained through evolutionary times</w:t>
+      </w:r>
+      <w:r>
+        <w:t xml:space="preserve"> </w:t>
+      </w:r>
+      <w:r>
+        <w:t xml:space="preserve">[29]</w:t>
+      </w:r>
+      <w:r>
+        <w:t xml:space="preserve">. Recently, this family of models has provided unprecedented insights into the underlying forces behind widely-recognised biodiversity patterns, such as the latitudinal biodiversity gradient</w:t>
+      </w:r>
+      <w:r>
+        <w:t xml:space="preserve"> </w:t>
+      </w:r>
+      <w:r>
+        <w:t xml:space="preserve">[30]</w:t>
+      </w:r>
+      <w:r>
+        <w:t xml:space="preserve">, the diversity desequilibrium between tropical rainforests across the globe [hagen2024], the build-up of the unique biodiversity along the Wallace line [skeels2023 wallacea] and many others [</w:t>
+      </w:r>
+      <w:r>
+        <w:rPr>
+          <w:i/>
+          <w:iCs/>
+        </w:rPr>
+        <w:t xml:space="preserve">e</w:t>
+      </w:r>
+      <w:r>
+        <w:t xml:space="preserve">.</w:t>
+      </w:r>
+      <w:r>
+        <w:rPr>
+          <w:i/>
+          <w:iCs/>
+        </w:rPr>
+        <w:t xml:space="preserve">g</w:t>
+      </w:r>
+      <w:r>
+        <w:t xml:space="preserve">.,</w:t>
+      </w:r>
+      <w:r>
+        <w:t xml:space="preserve"> </w:t>
+      </w:r>
+      <w:r>
+        <w:t xml:space="preserve">[31]</w:t>
+      </w:r>
+      <w:r>
+        <w:t xml:space="preserve">;</w:t>
+      </w:r>
+      <w:r>
+        <w:t xml:space="preserve"> </w:t>
+      </w:r>
+      <w:r>
+        <w:t xml:space="preserve">[32]</w:t>
+      </w:r>
+      <w:r>
+        <w:t xml:space="preserve">; liu2024]. Here, we use a mechanistic biodiversity simulator to explore the extent to which palaeoclimate dynamics can explain the observed asymmetry in the land mammal exchange that occurred across the Americas. We simulate a diversifying clade in a landscape made up with two palaeoclimate variables (annual temperature and precipitations) starting from a single ancestor, either in North or South America, throughout the last 5 My. We hypothesise that (i) simulations starting from a North American ancestor would be more successful at reaching the other continent than the other way round, (ii) successful simulations starting from a North American ancestor would result in a more diverse and spatially spread radiation in the foreign continents and (iii) part of this asymmetry stems from the unequal biome areas between North and South America.</w:t>
+      </w:r>
+    </w:p>
     <w:bookmarkEnd w:id="23"/>
-    <w:bookmarkStart w:id="24" w:name="X10d481dc856fbc64b472cbfe63559590448e66c"/>
-    <w:p>
-      <w:pPr>
-        <w:pStyle w:val="Heading3"/>
-      </w:pPr>
-      <w:r>
-        <w:t xml:space="preserve">Paragraph 2. Asymmetry: Drivers? History and state-of-the-art</w:t>
+    <w:bookmarkStart w:id="27" w:name="materials-and-methods"/>
+    <w:p>
+      <w:pPr>
+        <w:pStyle w:val="Heading1"/>
+      </w:pPr>
+      <w:r>
+        <w:t xml:space="preserve">Materials and methods</w:t>
       </w:r>
     </w:p>
     <w:p>
@@ -306,157 +518,122 @@
         <w:pStyle w:val="FirstParagraph"/>
       </w:pPr>
       <w:r>
-        <w:t xml:space="preserve">Although this macroecological imbalance is unquestionable, so far, no clear consensus regarding the forces underlying this asymmetry has been established. On one hand, biotic interactions involving migrant and native species have often been proposed to this aim. These would include competition</w:t>
-      </w:r>
-      <w:r>
-        <w:t xml:space="preserve"> </w:t>
-      </w:r>
-      <w:r>
-        <w:t xml:space="preserve">[9,12,13]</w:t>
-      </w:r>
-      <w:r>
-        <w:t xml:space="preserve"> </w:t>
-      </w:r>
-      <w:r>
-        <w:t xml:space="preserve">or predation of predator-naive preys</w:t>
-      </w:r>
-      <w:r>
-        <w:t xml:space="preserve"> </w:t>
-      </w:r>
-      <w:r>
-        <w:t xml:space="preserve">[9,14–16]</w:t>
-      </w:r>
-      <w:r>
-        <w:t xml:space="preserve">. However, their contribution to the asymmetry of the GABI has been increasingly called into question</w:t>
-      </w:r>
-      <w:r>
-        <w:t xml:space="preserve"> </w:t>
-      </w:r>
-      <w:r>
-        <w:t xml:space="preserve">[</w:t>
-      </w:r>
-      <w:r>
-        <w:rPr>
-          <w:i/>
-          <w:iCs/>
-        </w:rPr>
-        <w:t xml:space="preserve">e</w:t>
-      </w:r>
-      <w:r>
-        <w:t xml:space="preserve">.</w:t>
-      </w:r>
-      <w:r>
-        <w:rPr>
-          <w:i/>
-          <w:iCs/>
-        </w:rPr>
-        <w:t xml:space="preserve">g</w:t>
-      </w:r>
-      <w:r>
-        <w:t xml:space="preserve">., 17,18,19]</w:t>
-      </w:r>
-      <w:r>
-        <w:t xml:space="preserve">. On the other hand, many studies illustrated the ability of abiotic factors –</w:t>
-      </w:r>
-      <w:r>
-        <w:t xml:space="preserve"> </w:t>
-      </w:r>
-      <w:r>
-        <w:rPr>
-          <w:i/>
-          <w:iCs/>
-        </w:rPr>
-        <w:t xml:space="preserve">i</w:t>
-      </w:r>
-      <w:r>
-        <w:t xml:space="preserve">.</w:t>
-      </w:r>
-      <w:r>
-        <w:rPr>
-          <w:i/>
-          <w:iCs/>
-        </w:rPr>
-        <w:t xml:space="preserve">e</w:t>
-      </w:r>
-      <w:r>
-        <w:t xml:space="preserve">., related to species’ physical environment, such as climate – to have a large-scale impact on biodiversity patterns at different timescales</w:t>
-      </w:r>
-      <w:r>
-        <w:t xml:space="preserve"> </w:t>
-      </w:r>
-      <w:r>
-        <w:t xml:space="preserve">[</w:t>
-      </w:r>
-      <w:r>
-        <w:rPr>
-          <w:i/>
-          <w:iCs/>
-        </w:rPr>
-        <w:t xml:space="preserve">e</w:t>
-      </w:r>
-      <w:r>
-        <w:t xml:space="preserve">.</w:t>
-      </w:r>
-      <w:r>
-        <w:rPr>
-          <w:i/>
-          <w:iCs/>
-        </w:rPr>
-        <w:t xml:space="preserve">g</w:t>
-      </w:r>
-      <w:r>
-        <w:t xml:space="preserve">., 20,21–23]</w:t>
-      </w:r>
-      <w:r>
-        <w:t xml:space="preserve">. In the case of the GABI, several works proposed or found support for a contribution of palaeoclimate change (mostly during the Pleistocene) in the asymmetry of this widely-known exchange</w:t>
-      </w:r>
-      <w:r>
-        <w:t xml:space="preserve"> </w:t>
-      </w:r>
-      <w:r>
-        <w:t xml:space="preserve">[8,10,</w:t>
-      </w:r>
-      <w:r>
-        <w:rPr>
-          <w:i/>
-          <w:iCs/>
-        </w:rPr>
-        <w:t xml:space="preserve">e</w:t>
-      </w:r>
-      <w:r>
-        <w:t xml:space="preserve">.</w:t>
-      </w:r>
-      <w:r>
-        <w:rPr>
-          <w:i/>
-          <w:iCs/>
-        </w:rPr>
-        <w:t xml:space="preserve">g</w:t>
-      </w:r>
-      <w:r>
-        <w:t xml:space="preserve">., 14,24]</w:t>
-      </w:r>
-      <w:r>
-        <w:t xml:space="preserve">. However, so far, such studies have been limited to statistical analyses primarily relying on fossil data, naturally biased and incomplete</w:t>
-      </w:r>
-      <w:r>
-        <w:t xml:space="preserve"> </w:t>
-      </w:r>
-      <w:r>
-        <w:t xml:space="preserve">[25]</w:t>
-      </w:r>
-      <w:r>
-        <w:t xml:space="preserve">, and there is a lack of studies tackling the issue from a mechanistic perspective.</w:t>
+        <w:t xml:space="preserve">Here, we term</w:t>
+      </w:r>
+      <w:r>
+        <w:t xml:space="preserve"> </w:t>
+      </w:r>
+      <w:r>
+        <w:t xml:space="preserve">“</w:t>
+      </w:r>
+      <w:r>
+        <w:t xml:space="preserve">North America</w:t>
+      </w:r>
+      <w:r>
+        <w:t xml:space="preserve">”</w:t>
+      </w:r>
+      <w:r>
+        <w:t xml:space="preserve"> </w:t>
+      </w:r>
+      <w:r>
+        <w:t xml:space="preserve">North + Central America. The delimitation between both continents was arbitrarily set in the middle of Panama (coordinates).</w:t>
+      </w:r>
+    </w:p>
+    <w:p>
+      <w:pPr>
+        <w:pStyle w:val="BodyText"/>
+      </w:pPr>
+      <w:r>
+        <w:t xml:space="preserve">Quantify:</w:t>
+      </w:r>
+      <w:r>
+        <w:br/>
+      </w:r>
+      <w:r>
+        <w:t xml:space="preserve">- Distrib° of occupied area</w:t>
+      </w:r>
+      <w:r>
+        <w:br/>
+      </w:r>
+      <w:r>
+        <w:t xml:space="preserve">- Diversity (nb of species) in the colonised area</w:t>
+      </w:r>
+      <w:r>
+        <w:br/>
+      </w:r>
+      <w:r>
+        <w:t xml:space="preserve">- Reachability: how long does it take to reach the other area? (surely related to distance to exchange point)</w:t>
+      </w:r>
+    </w:p>
+    <w:bookmarkStart w:id="24" w:name="palaeoclimate-data"/>
+    <w:p>
+      <w:pPr>
+        <w:pStyle w:val="Heading2"/>
+      </w:pPr>
+      <w:r>
+        <w:t xml:space="preserve">Palaeoclimate data</w:t>
+      </w:r>
+    </w:p>
+    <w:p>
+      <w:pPr>
+        <w:pStyle w:val="FirstParagraph"/>
+      </w:pPr>
+      <w:r>
+        <w:t xml:space="preserve">We used the spatio-temporal terrestrial palaeoclimate series from the PALEO-PGEM atmosphere-ocean general circulation model</w:t>
+      </w:r>
+      <w:r>
+        <w:t xml:space="preserve"> </w:t>
+      </w:r>
+      <w:r>
+        <w:t xml:space="preserve">[33]</w:t>
+      </w:r>
+      <w:r>
+        <w:t xml:space="preserve">, covering the last 5 Myrs with a 1</w:t>
+      </w:r>
+      <w:r>
+        <w:t xml:space="preserve"> </w:t>
+      </w:r>
+      <w:r>
+        <w:t xml:space="preserve"> </w:t>
+      </w:r>
+      <w:r>
+        <w:t xml:space="preserve">° spatial resolution</w:t>
+      </w:r>
+      <w:r>
+        <w:t xml:space="preserve"> </w:t>
+      </w:r>
+      <w:r>
+        <w:t xml:space="preserve">[34]</w:t>
+      </w:r>
+      <w:r>
+        <w:t xml:space="preserve">. For the scope of this work, we used two bioclimatic variables: mean annual temperature (MAT, BIO1) and mean annual precipitation (MAP, BIO12).</w:t>
+      </w:r>
+    </w:p>
+    <w:p>
+      <w:pPr>
+        <w:pStyle w:val="BodyText"/>
+      </w:pPr>
+      <w:r>
+        <w:t xml:space="preserve">We further reclassified these monthly palaeoclimate layers across the last five million years according to Köppen-Geiger broad climate types</w:t>
+      </w:r>
+      <w:r>
+        <w:t xml:space="preserve"> </w:t>
+      </w:r>
+      <w:r>
+        <w:t xml:space="preserve">[35]</w:t>
+      </w:r>
+      <w:r>
+        <w:t xml:space="preserve">. This classification divides the world into five broad climatic regions: Polar, Cold, Temperate, Arid and Tropical.</w:t>
       </w:r>
     </w:p>
     <w:bookmarkEnd w:id="24"/>
-    <w:bookmarkStart w:id="25" w:name="X7c54c19fd2140e766167e878f9ed7729cf2a2cf"/>
-    <w:p>
-      <w:pPr>
-        <w:pStyle w:val="Heading3"/>
-      </w:pPr>
-      <w:r>
-        <w:t xml:space="preserve">Paragraph 3. Mechanistic eco-evo modelling and aim of the study</w:t>
+    <w:bookmarkStart w:id="25" w:name="simulation-model-and-modelling-schemes"/>
+    <w:p>
+      <w:pPr>
+        <w:pStyle w:val="Heading2"/>
+      </w:pPr>
+      <w:r>
+        <w:t xml:space="preserve">Simulation model and modelling schemes</w:t>
       </w:r>
     </w:p>
     <w:p>
@@ -464,63 +641,7 @@
         <w:pStyle w:val="FirstParagraph"/>
       </w:pPr>
       <w:r>
-        <w:t xml:space="preserve">Recent improvements in process-explicit modelling have marked a turning point in the study of biodiversity</w:t>
-      </w:r>
-      <w:r>
-        <w:t xml:space="preserve"> </w:t>
-      </w:r>
-      <w:r>
-        <w:t xml:space="preserve">[26]</w:t>
-      </w:r>
-      <w:r>
-        <w:t xml:space="preserve">. By combining a landscape made up with palaeoclimatic variables and a set of eco-evolutionary rules according to which virtual species are simulated, mechanistic eco-evolutionary models offer the unique opportunity to casually explore the way biodiversity patterns arise and are maintained through evolutionary times</w:t>
-      </w:r>
-      <w:r>
-        <w:t xml:space="preserve"> </w:t>
-      </w:r>
-      <w:r>
-        <w:t xml:space="preserve">[27]</w:t>
-      </w:r>
-      <w:r>
-        <w:t xml:space="preserve">. Recently, this family of models has provided unprecedented insights into the underlying forces behind widely-recognised biodiversity patterns, such as the latitudinal biodiversity gradient</w:t>
-      </w:r>
-      <w:r>
-        <w:t xml:space="preserve"> </w:t>
-      </w:r>
-      <w:r>
-        <w:t xml:space="preserve">[28]</w:t>
-      </w:r>
-      <w:r>
-        <w:t xml:space="preserve">, the diversity desequilibrium between tropical rainforests across the globe [reload ref], the build-up of the unique biodiversity along the Wallace line [skeels2023 wallacea] and many others [</w:t>
-      </w:r>
-      <w:r>
-        <w:rPr>
-          <w:i/>
-          <w:iCs/>
-        </w:rPr>
-        <w:t xml:space="preserve">e</w:t>
-      </w:r>
-      <w:r>
-        <w:t xml:space="preserve">.</w:t>
-      </w:r>
-      <w:r>
-        <w:rPr>
-          <w:i/>
-          <w:iCs/>
-        </w:rPr>
-        <w:t xml:space="preserve">g</w:t>
-      </w:r>
-      <w:r>
-        <w:t xml:space="preserve">.,</w:t>
-      </w:r>
-      <w:r>
-        <w:t xml:space="preserve"> </w:t>
-      </w:r>
-      <w:r>
-        <w:t xml:space="preserve">[29]</w:t>
-      </w:r>
-      <w:r>
-        <w:t xml:space="preserve">;</w:t>
+        <w:t xml:space="preserve">We performed our spatially-explicit simulations of biodiversity using the General Engine for Eco-Evolutionary SImulationS, gen3sis, v1.5.11</w:t>
       </w:r>
       <w:r>
         <w:t xml:space="preserve"> </w:t>
@@ -529,158 +650,7 @@
         <w:t xml:space="preserve">[30]</w:t>
       </w:r>
       <w:r>
-        <w:t xml:space="preserve">; liu2024]. Here, we use a mechanistic biodiversity simulator to explore the extent to which palaeoclimate dynamics throughout the last 5 My can explain the observed asymmetry in the land mammal exchange that occurred across the Americas. We simulated a diversifying clade in a landscape made up with two palaeoclimate variables (annual temperature and precipitations) starting from a single ancestor, either in North or South America. We hypothesise that (i) simulations starting from a North American ancestor would be more successful at reaching the other continent than the other way round, (ii) successful simulations starting from a North American ancestor would result in a more diverse and spatially spread radiation in the foreign continents and (iii) part of this asymmetry stems from the unequal biome areas between North and South America.</w:t>
-      </w:r>
-    </w:p>
-    <w:bookmarkEnd w:id="25"/>
-    <w:bookmarkEnd w:id="26"/>
-    <w:bookmarkStart w:id="30" w:name="materials-and-methods"/>
-    <w:p>
-      <w:pPr>
-        <w:pStyle w:val="Heading1"/>
-      </w:pPr>
-      <w:r>
-        <w:t xml:space="preserve">Materials and methods</w:t>
-      </w:r>
-    </w:p>
-    <w:p>
-      <w:pPr>
-        <w:pStyle w:val="FirstParagraph"/>
-      </w:pPr>
-      <w:r>
-        <w:t xml:space="preserve">Here, we term</w:t>
-      </w:r>
-      <w:r>
-        <w:t xml:space="preserve"> </w:t>
-      </w:r>
-      <w:r>
-        <w:t xml:space="preserve">“</w:t>
-      </w:r>
-      <w:r>
-        <w:t xml:space="preserve">North America</w:t>
-      </w:r>
-      <w:r>
-        <w:t xml:space="preserve">”</w:t>
-      </w:r>
-      <w:r>
-        <w:t xml:space="preserve"> </w:t>
-      </w:r>
-      <w:r>
-        <w:t xml:space="preserve">North + Central America. The delimitation between both continents was arbitrarily set in the middle of Panama (coordinates).</w:t>
-      </w:r>
-    </w:p>
-    <w:p>
-      <w:pPr>
-        <w:pStyle w:val="BodyText"/>
-      </w:pPr>
-      <w:r>
-        <w:t xml:space="preserve">Quantify:</w:t>
-      </w:r>
-      <w:r>
-        <w:br/>
-      </w:r>
-      <w:r>
-        <w:t xml:space="preserve">- Distrib° of occupied area</w:t>
-      </w:r>
-      <w:r>
-        <w:br/>
-      </w:r>
-      <w:r>
-        <w:t xml:space="preserve">- Diversity (nb of species) in the colonised area</w:t>
-      </w:r>
-      <w:r>
-        <w:br/>
-      </w:r>
-      <w:r>
-        <w:t xml:space="preserve">- (?)Reachability: how long does it take to reach the other area? (surely related to distance to exchange point)</w:t>
-      </w:r>
-    </w:p>
-    <w:bookmarkStart w:id="27" w:name="palaeoclimate-data"/>
-    <w:p>
-      <w:pPr>
-        <w:pStyle w:val="Heading2"/>
-      </w:pPr>
-      <w:r>
-        <w:t xml:space="preserve">Palaeoclimate data</w:t>
-      </w:r>
-    </w:p>
-    <w:p>
-      <w:pPr>
-        <w:pStyle w:val="FirstParagraph"/>
-      </w:pPr>
-      <w:r>
-        <w:t xml:space="preserve">We used the spatio-temporal terrestrial palaeoclimate series from the PALEO-PGEM atmosphere-ocean general circulation model</w:t>
-      </w:r>
-      <w:r>
-        <w:t xml:space="preserve"> </w:t>
-      </w:r>
-      <w:r>
-        <w:t xml:space="preserve">[31]</w:t>
-      </w:r>
-      <w:r>
-        <w:t xml:space="preserve">, covering the last 5 Myrs with a 1</w:t>
-      </w:r>
-      <w:r>
-        <w:t xml:space="preserve"> </w:t>
-      </w:r>
-      <w:r>
-        <w:t xml:space="preserve"> </w:t>
-      </w:r>
-      <w:r>
-        <w:t xml:space="preserve">° spatial resolution</w:t>
-      </w:r>
-      <w:r>
-        <w:t xml:space="preserve"> </w:t>
-      </w:r>
-      <w:r>
-        <w:t xml:space="preserve">[32]</w:t>
-      </w:r>
-      <w:r>
-        <w:t xml:space="preserve">. For the scope of this work, we used two bioclimatic variables: mean annual temperature (MAT, BIO1) and mean annual precipitation (MAP, BIO12).</w:t>
-      </w:r>
-    </w:p>
-    <w:p>
-      <w:pPr>
-        <w:pStyle w:val="BodyText"/>
-      </w:pPr>
-      <w:r>
-        <w:t xml:space="preserve">We further reclassified these monthly palaeoclimate layers across the last five million years according to Köppen-Geiger broad climate types</w:t>
-      </w:r>
-      <w:r>
-        <w:t xml:space="preserve"> </w:t>
-      </w:r>
-      <w:r>
-        <w:t xml:space="preserve">[33]</w:t>
-      </w:r>
-      <w:r>
-        <w:t xml:space="preserve">. This classification divides the world into five broad climatic regions: Polar, Cold, Temperate, Arid and Tropical.</w:t>
-      </w:r>
-    </w:p>
-    <w:bookmarkEnd w:id="27"/>
-    <w:bookmarkStart w:id="28" w:name="simulation-model-and-modelling-schemes"/>
-    <w:p>
-      <w:pPr>
-        <w:pStyle w:val="Heading2"/>
-      </w:pPr>
-      <w:r>
-        <w:t xml:space="preserve">Simulation model and modelling schemes</w:t>
-      </w:r>
-    </w:p>
-    <w:p>
-      <w:pPr>
-        <w:pStyle w:val="FirstParagraph"/>
-      </w:pPr>
-      <w:r>
-        <w:t xml:space="preserve">We performed our spatially-explicit simulations of biodiversity using the General Engine for Eco-Evolutionary SImulationS, gen3sis, v1.5.11</w:t>
-      </w:r>
-      <w:r>
-        <w:t xml:space="preserve"> </w:t>
-      </w:r>
-      <w:r>
-        <w:t xml:space="preserve">[28]</w:t>
-      </w:r>
-      <w:r>
-        <w:t xml:space="preserve">. Simulations, moving forward-in-time with a 10ky time step, tracked the followed of a clade arising from a single ancestral population, either originating in North or in South America, throughout the last 5 Myr. In gen3sis, virtual species evolve following a set of four rules: dispersal, speciation, environmental filtering and trait evolution. All simulation scenarios that we implemented only differed on the last rule (trait evolution), the first three being common to all models (or at least partly).</w:t>
+        <w:t xml:space="preserve">. Simulations, moving forward-in-time with a 10ky time step, tracked the radiation of a clade arising from a single ancestral population, either originating in North or in South America, throughout the last 5 Myr. In gen3sis, virtual species are made up with a set of individual populations evolving independently, following a set of four rules: dispersal, speciation, environmental filtering and trait evolution. All simulation scenarios that we implemented only differed on the last rule (trait evolution), the first three being common to all models (or at least partly).</w:t>
       </w:r>
     </w:p>
     <w:p>
@@ -699,7 +669,7 @@
         </m:r>
       </m:oMath>
       <w:r>
-        <w:t xml:space="preserve">. This value, around an order of magnitude higher than those usually encoutered in gen3sis case studies [</w:t>
+        <w:t xml:space="preserve">. This value, around an order of magnitude lower than those usually encoutered in gen3sis case studies [</w:t>
       </w:r>
       <w:r>
         <w:rPr>
@@ -725,7 +695,7 @@
         <w:t xml:space="preserve"> </w:t>
       </w:r>
       <w:r>
-        <w:t xml:space="preserve">[28]</w:t>
+        <w:t xml:space="preserve">[30]</w:t>
       </w:r>
       <w:r>
         <w:t xml:space="preserve">;</w:t>
@@ -734,10 +704,10 @@
         <w:t xml:space="preserve"> </w:t>
       </w:r>
       <w:r>
-        <w:t xml:space="preserve">[29]</w:t>
-      </w:r>
-      <w:r>
-        <w:t xml:space="preserve">; skeels 2023] was chosen in the reason of our high number of time steps (</w:t>
+        <w:t xml:space="preserve">[31]</w:t>
+      </w:r>
+      <w:r>
+        <w:t xml:space="preserve">; skeels 2023] was chosen in due to our high number of time steps (</w:t>
       </w:r>
       <m:oMath>
         <m:r>
@@ -745,7 +715,7 @@
         </m:r>
       </m:oMath>
       <w:r>
-        <w:t xml:space="preserve">). Once passed a divergence threshold (varying across replicates, see SI), speciation occurred.</w:t>
+        <w:t xml:space="preserve">). Once passed a divergence threshold (varying across replicates, see SI), speciation occurrs.</w:t>
       </w:r>
     </w:p>
     <w:p>
@@ -761,7 +731,7 @@
         <w:pStyle w:val="BodyText"/>
       </w:pPr>
       <w:r>
-        <w:t xml:space="preserve">Across our simulation scenarios, we modulated the ability of species to cope with climate change. In the full-adaptationist model (M1), climatic optima were able to evolve in the direction of local climate change. Evolution was operated It is important to notice that niche parameters were population (and not species) specific. In the zero-adaptationist model (M0), niche optima couldn’t evolve and were therefore held constant (to the initial value) across all simulations.</w:t>
+        <w:t xml:space="preserve">Across our simulation scenarios, we modulated the ability of species to cope with climate change. In the full-adaptationist model (M1), climatic optima were able to evolve in the direction of local climate change. It is important to notice that niche parameters were population (and not species) specific. In the zero-adaptationist model (M0), niche optima couldn’t evolve and were therefore held constant (to the initial value) across all simulations.</w:t>
       </w:r>
     </w:p>
     <w:p>
@@ -805,7 +775,7 @@
         <w:t xml:space="preserve"> </w:t>
       </w:r>
       <w:r>
-        <w:t xml:space="preserve">[34]</w:t>
+        <w:t xml:space="preserve">[36]</w:t>
       </w:r>
       <w:r>
         <w:t xml:space="preserve">. We then sampled a centroid at random and retrieved the corresponding cell in our landscape. To reduce the probability of initial crash, the temperature and/or precipitation optima parameter of the ancestor were set to those of the local environment.</w:t>
@@ -843,8 +813,8 @@
         <w:t xml:space="preserve">A total of 500 replicates was made under each scenario, both with North and South America as an ancestral area.</w:t>
       </w:r>
     </w:p>
-    <w:bookmarkEnd w:id="28"/>
-    <w:bookmarkStart w:id="29" w:name="postprocessing-and-quantifications"/>
+    <w:bookmarkEnd w:id="25"/>
+    <w:bookmarkStart w:id="26" w:name="postprocessing-and-quantifications"/>
     <w:p>
       <w:pPr>
         <w:pStyle w:val="Heading2"/>
@@ -861,9 +831,9 @@
         <w:t xml:space="preserve">blabla</w:t>
       </w:r>
     </w:p>
-    <w:bookmarkEnd w:id="29"/>
-    <w:bookmarkEnd w:id="30"/>
-    <w:bookmarkStart w:id="31" w:name="results"/>
+    <w:bookmarkEnd w:id="26"/>
+    <w:bookmarkEnd w:id="27"/>
+    <w:bookmarkStart w:id="32" w:name="results"/>
     <w:p>
       <w:pPr>
         <w:pStyle w:val="Heading1"/>
@@ -872,8 +842,81 @@
         <w:t xml:space="preserve">Results</w:t>
       </w:r>
     </w:p>
+    <w:bookmarkStart w:id="31" w:name="X46091cfcf02b26afcadcbdab517ba968c60939b"/>
+    <w:p>
+      <w:pPr>
+        <w:pStyle w:val="Heading2"/>
+      </w:pPr>
+      <w:r>
+        <w:t xml:space="preserve">Climate makes it easier to reach North America from South America than the other way round</w:t>
+      </w:r>
+    </w:p>
+    <w:p>
+      <w:pPr>
+        <w:pStyle w:val="FirstParagraph"/>
+      </w:pPr>
+      <w:r>
+        <w:t xml:space="preserve">Unexpetedly, our simulation-based framework suggests that the proportion of simulations successfully reaching the other continent is always higher when starting from South America than from South America (Fig 1)</w:t>
+      </w:r>
+    </w:p>
+    <w:p>
+      <w:pPr>
+        <w:pStyle w:val="CaptionedFigure"/>
+      </w:pPr>
+      <w:r>
+        <w:drawing>
+          <wp:inline>
+            <wp:extent cx="5943600" cy="2792627"/>
+            <wp:effectExtent b="0" l="0" r="0" t="0"/>
+            <wp:docPr descr="Proportion of successful exchange to the other continent, either starting from North (red) or South (blue) America." title="" id="29" name="Picture"/>
+            <a:graphic>
+              <a:graphicData uri="http://schemas.openxmlformats.org/drawingml/2006/picture">
+                <pic:pic>
+                  <pic:nvPicPr>
+                    <pic:cNvPr descr="../Figures/prop_successful_exch/succ_exch_panel.pdf" id="30" name="Picture"/>
+                    <pic:cNvPicPr>
+                      <a:picLocks noChangeArrowheads="1" noChangeAspect="1"/>
+                    </pic:cNvPicPr>
+                  </pic:nvPicPr>
+                  <pic:blipFill>
+                    <a:blip r:embed="rId28"/>
+                    <a:stretch>
+                      <a:fillRect/>
+                    </a:stretch>
+                  </pic:blipFill>
+                  <pic:spPr bwMode="auto">
+                    <a:xfrm>
+                      <a:off x="0" y="0"/>
+                      <a:ext cx="5943600" cy="2792627"/>
+                    </a:xfrm>
+                    <a:prstGeom prst="rect">
+                      <a:avLst/>
+                    </a:prstGeom>
+                    <a:noFill/>
+                    <a:ln w="9525">
+                      <a:noFill/>
+                      <a:headEnd/>
+                      <a:tailEnd/>
+                    </a:ln>
+                  </pic:spPr>
+                </pic:pic>
+              </a:graphicData>
+            </a:graphic>
+          </wp:inline>
+        </w:drawing>
+      </w:r>
+    </w:p>
+    <w:p>
+      <w:pPr>
+        <w:pStyle w:val="ImageCaption"/>
+      </w:pPr>
+      <w:r>
+        <w:t xml:space="preserve">Proportion of successful exchange to the other continent, either starting from North (red) or South (blue) America.</w:t>
+      </w:r>
+    </w:p>
     <w:bookmarkEnd w:id="31"/>
-    <w:bookmarkStart w:id="33" w:name="discussion"/>
+    <w:bookmarkEnd w:id="32"/>
+    <w:bookmarkStart w:id="34" w:name="discussion"/>
     <w:p>
       <w:pPr>
         <w:pStyle w:val="Heading1"/>
@@ -893,7 +936,7 @@
         <w:t xml:space="preserve"> </w:t>
       </w:r>
       <w:r>
-        <w:t xml:space="preserve">[35]</w:t>
+        <w:t xml:space="preserve">[37]</w:t>
       </w:r>
       <w:r>
         <w:t xml:space="preserve">, flying behaviour relaxing constraints applied to land mammals ?</w:t>
@@ -910,7 +953,7 @@
         <w:t xml:space="preserve"> </w:t>
       </w:r>
       <w:r>
-        <w:t xml:space="preserve">[30]</w:t>
+        <w:t xml:space="preserve">[32]</w:t>
       </w:r>
       <w:r>
         <w:t xml:space="preserve">. But here, we expect to find more species in South America, encompassing one of earth’s major and long-standing biodiversity hotspot – Amazonia</w:t>
@@ -919,7 +962,7 @@
         <w:t xml:space="preserve"> </w:t>
       </w:r>
       <w:r>
-        <w:t xml:space="preserve">[36]</w:t>
+        <w:t xml:space="preserve">[38]</w:t>
       </w:r>
       <w:r>
         <w:t xml:space="preserve"> </w:t>
@@ -976,7 +1019,7 @@
         <w:t xml:space="preserve"> </w:t>
       </w:r>
       <w:r>
-        <w:t xml:space="preserve">[8,10,14]</w:t>
+        <w:t xml:space="preserve">[8,10,16]</w:t>
       </w:r>
       <w:r>
         <w:t xml:space="preserve">. Others drew direct relationships between the higher extinction rates of native South American mammal genera and temperature change</w:t>
@@ -985,7 +1028,7 @@
         <w:t xml:space="preserve"> </w:t>
       </w:r>
       <w:r>
-        <w:t xml:space="preserve">[24]</w:t>
+        <w:t xml:space="preserve">[26]</w:t>
       </w:r>
       <w:r>
         <w:t xml:space="preserve">.</w:t>
@@ -1002,7 +1045,7 @@
         <w:t xml:space="preserve"> </w:t>
       </w:r>
       <w:r>
-        <w:t xml:space="preserve">[8,10,14,24]</w:t>
+        <w:t xml:space="preserve">[8,10,16,26]</w:t>
       </w:r>
       <w:r>
         <w:t xml:space="preserve">, although the hypothesis according to which the asymmetry of the GABI would stem from dispersal rates is still largely debated</w:t>
@@ -1031,13 +1074,13 @@
         <w:t xml:space="preserve">g</w:t>
       </w:r>
       <w:r>
-        <w:t xml:space="preserve">., 37]</w:t>
+        <w:t xml:space="preserve">., 39]</w:t>
       </w:r>
       <w:r>
         <w:t xml:space="preserve">.</w:t>
       </w:r>
     </w:p>
-    <w:bookmarkStart w:id="32" w:name="limitations-perspectives"/>
+    <w:bookmarkStart w:id="33" w:name="limitations-perspectives"/>
     <w:p>
       <w:pPr>
         <w:pStyle w:val="Heading2"/>
@@ -1054,9 +1097,9 @@
         <w:t xml:space="preserve">Maybe one of the most obvious caveats of our study stems from the assumption of fixed palaeogeography, particularly near the isthmus, wheras we know that this region changed across our study.</w:t>
       </w:r>
     </w:p>
-    <w:bookmarkEnd w:id="32"/>
     <w:bookmarkEnd w:id="33"/>
-    <w:bookmarkStart w:id="34" w:name="thrash"/>
+    <w:bookmarkEnd w:id="34"/>
+    <w:bookmarkStart w:id="35" w:name="thrash"/>
     <w:p>
       <w:pPr>
         <w:pStyle w:val="Heading1"/>
@@ -1076,7 +1119,7 @@
         <w:t xml:space="preserve"> </w:t>
       </w:r>
       <w:r>
-        <w:t xml:space="preserve">[39]</w:t>
+        <w:t xml:space="preserve">[41]</w:t>
       </w:r>
       <w:r>
         <w:t xml:space="preserve">.</w:t>
@@ -1093,7 +1136,7 @@
         <w:t xml:space="preserve"> </w:t>
       </w:r>
       <w:r>
-        <w:t xml:space="preserve">[40]</w:t>
+        <w:t xml:space="preserve">[12]</w:t>
       </w:r>
       <w:r>
         <w:t xml:space="preserve"> </w:t>
@@ -1105,7 +1148,7 @@
         <w:t xml:space="preserve"> </w:t>
       </w:r>
       <w:r>
-        <w:t xml:space="preserve">[18,41]</w:t>
+        <w:t xml:space="preserve">[20,42]</w:t>
       </w:r>
       <w:r>
         <w:t xml:space="preserve">) that followed the establishment of northern lineages</w:t>
@@ -1114,7 +1157,7 @@
         <w:t xml:space="preserve"> </w:t>
       </w:r>
       <w:r>
-        <w:t xml:space="preserve">[12]</w:t>
+        <w:t xml:space="preserve">[14]</w:t>
       </w:r>
       <w:r>
         <w:t xml:space="preserve">. This hypothesis mostly relied on striking morphological convergences between the clades assumed to have competed (</w:t>
@@ -1143,7 +1186,7 @@
         <w:t xml:space="preserve"> </w:t>
       </w:r>
       <w:r>
-        <w:t xml:space="preserve">[17,18]</w:t>
+        <w:t xml:space="preserve">[19,20]</w:t>
       </w:r>
       <w:r>
         <w:t xml:space="preserve">. That being said, using phylogenetic regressions, Faurby et al.</w:t>
@@ -1152,20 +1195,20 @@
         <w:t xml:space="preserve"> </w:t>
       </w:r>
       <w:r>
+        <w:t xml:space="preserve">[17]</w:t>
+      </w:r>
+      <w:r>
+        <w:t xml:space="preserve"> </w:t>
+      </w:r>
+      <w:r>
+        <w:t xml:space="preserve">found support for another biotic interaction as a likely driver behind GABI’s asymmetry: predation. They indeed characterised a higher prevalence of traits increasing prey susceptibility among the endemic south american mammals. + larger niches of competitors</w:t>
+      </w:r>
+      <w:r>
+        <w:t xml:space="preserve"> </w:t>
+      </w:r>
+      <w:r>
         <w:t xml:space="preserve">[15]</w:t>
       </w:r>
-      <w:r>
-        <w:t xml:space="preserve"> </w:t>
-      </w:r>
-      <w:r>
-        <w:t xml:space="preserve">found support for another biotic interaction as a likely driver behind GABI’s asymmetry: predation. They indeed characterised a higher prevalence of traits increasing prey susceptibility among the endemic south american mammals. + larger niches of competitors</w:t>
-      </w:r>
-      <w:r>
-        <w:t xml:space="preserve"> </w:t>
-      </w:r>
-      <w:r>
-        <w:t xml:space="preserve">[13]</w:t>
-      </w:r>
     </w:p>
     <w:p>
       <w:pPr>
@@ -1175,8 +1218,13 @@
         <w:t xml:space="preserve">These would include Pleistocene climate fluctuations and the consequent alternating phases of emergence of open landscapes across Central America, in turn favouring the dispersal of large temperate-adapted mammals to the detriment of tropical-adapted ones</w:t>
       </w:r>
     </w:p>
-    <w:bookmarkEnd w:id="34"/>
-    <w:bookmarkStart w:id="116" w:name="references"/>
+    <w:p>
+      <w:r>
+        <w:br w:type="page"/>
+      </w:r>
+    </w:p>
+    <w:bookmarkEnd w:id="35"/>
+    <w:bookmarkStart w:id="119" w:name="references"/>
     <w:p>
       <w:pPr>
         <w:pStyle w:val="Heading1"/>
@@ -1185,8 +1233,8 @@
         <w:t xml:space="preserve">References</w:t>
       </w:r>
     </w:p>
-    <w:bookmarkStart w:id="115" w:name="refs"/>
-    <w:bookmarkStart w:id="36" w:name="ref-marshall1982"/>
+    <w:bookmarkStart w:id="118" w:name="refs"/>
+    <w:bookmarkStart w:id="37" w:name="ref-marshall1982"/>
     <w:p>
       <w:pPr>
         <w:pStyle w:val="Bibliography"/>
@@ -1206,7 +1254,7 @@
       <w:r>
         <w:t xml:space="preserve"> </w:t>
       </w:r>
-      <w:hyperlink r:id="rId35">
+      <w:hyperlink r:id="rId36">
         <w:r>
           <w:rPr>
             <w:rStyle w:val="Hyperlink"/>
@@ -1241,8 +1289,8 @@
         <w:t xml:space="preserve">, 1351–1357.</w:t>
       </w:r>
     </w:p>
-    <w:bookmarkEnd w:id="36"/>
-    <w:bookmarkStart w:id="38" w:name="ref-montes2015"/>
+    <w:bookmarkEnd w:id="37"/>
+    <w:bookmarkStart w:id="39" w:name="ref-montes2015"/>
     <w:p>
       <w:pPr>
         <w:pStyle w:val="Bibliography"/>
@@ -1295,7 +1343,7 @@
       <w:r>
         <w:t xml:space="preserve">, 226–229. (doi:</w:t>
       </w:r>
-      <w:hyperlink r:id="rId37">
+      <w:hyperlink r:id="rId38">
         <w:r>
           <w:rPr>
             <w:rStyle w:val="Hyperlink"/>
@@ -1307,8 +1355,8 @@
         <w:t xml:space="preserve">)</w:t>
       </w:r>
     </w:p>
-    <w:bookmarkEnd w:id="38"/>
-    <w:bookmarkStart w:id="40" w:name="ref-jaramillo2018"/>
+    <w:bookmarkEnd w:id="39"/>
+    <w:bookmarkStart w:id="41" w:name="ref-jaramillo2018"/>
     <w:p>
       <w:pPr>
         <w:pStyle w:val="Bibliography"/>
@@ -1328,7 +1376,7 @@
       <w:r>
         <w:t xml:space="preserve"> </w:t>
       </w:r>
-      <w:hyperlink r:id="rId39">
+      <w:hyperlink r:id="rId40">
         <w:r>
           <w:rPr>
             <w:rStyle w:val="Hyperlink"/>
@@ -1343,8 +1391,8 @@
         <w:t xml:space="preserve"> </w:t>
       </w:r>
     </w:p>
-    <w:bookmarkEnd w:id="40"/>
-    <w:bookmarkStart w:id="42" w:name="ref-odea2016"/>
+    <w:bookmarkEnd w:id="41"/>
+    <w:bookmarkStart w:id="43" w:name="ref-odea2016"/>
     <w:p>
       <w:pPr>
         <w:pStyle w:val="Bibliography"/>
@@ -1397,7 +1445,7 @@
       <w:r>
         <w:t xml:space="preserve">, e1600883. (doi:</w:t>
       </w:r>
-      <w:hyperlink r:id="rId41">
+      <w:hyperlink r:id="rId42">
         <w:r>
           <w:rPr>
             <w:rStyle w:val="Hyperlink"/>
@@ -1409,8 +1457,8 @@
         <w:t xml:space="preserve">)</w:t>
       </w:r>
     </w:p>
-    <w:bookmarkEnd w:id="42"/>
-    <w:bookmarkStart w:id="44" w:name="ref-verzi2008"/>
+    <w:bookmarkEnd w:id="43"/>
+    <w:bookmarkStart w:id="45" w:name="ref-verzi2008"/>
     <w:p>
       <w:pPr>
         <w:pStyle w:val="Bibliography"/>
@@ -1450,7 +1498,7 @@
       <w:r>
         <w:t xml:space="preserve">, 145–155. (doi:</w:t>
       </w:r>
-      <w:hyperlink r:id="rId43">
+      <w:hyperlink r:id="rId44">
         <w:r>
           <w:rPr>
             <w:rStyle w:val="Hyperlink"/>
@@ -1462,8 +1510,8 @@
         <w:t xml:space="preserve">)</w:t>
       </w:r>
     </w:p>
-    <w:bookmarkEnd w:id="44"/>
-    <w:bookmarkStart w:id="46" w:name="ref-woodburne2010"/>
+    <w:bookmarkEnd w:id="45"/>
+    <w:bookmarkStart w:id="47" w:name="ref-woodburne2010"/>
     <w:p>
       <w:pPr>
         <w:pStyle w:val="Bibliography"/>
@@ -1503,7 +1551,7 @@
       <w:r>
         <w:t xml:space="preserve">, 245–264. (doi:</w:t>
       </w:r>
-      <w:hyperlink r:id="rId45">
+      <w:hyperlink r:id="rId46">
         <w:r>
           <w:rPr>
             <w:rStyle w:val="Hyperlink"/>
@@ -1515,8 +1563,8 @@
         <w:t xml:space="preserve">)</w:t>
       </w:r>
     </w:p>
-    <w:bookmarkEnd w:id="46"/>
-    <w:bookmarkStart w:id="48" w:name="ref-bacon2015"/>
+    <w:bookmarkEnd w:id="47"/>
+    <w:bookmarkStart w:id="49" w:name="ref-bacon2015"/>
     <w:p>
       <w:pPr>
         <w:pStyle w:val="Bibliography"/>
@@ -1556,7 +1604,7 @@
       <w:r>
         <w:t xml:space="preserve">, 6110–6115. (doi:</w:t>
       </w:r>
-      <w:hyperlink r:id="rId47">
+      <w:hyperlink r:id="rId48">
         <w:r>
           <w:rPr>
             <w:rStyle w:val="Hyperlink"/>
@@ -1568,8 +1616,8 @@
         <w:t xml:space="preserve">)</w:t>
       </w:r>
     </w:p>
-    <w:bookmarkEnd w:id="48"/>
-    <w:bookmarkStart w:id="50" w:name="ref-bacon2016"/>
+    <w:bookmarkEnd w:id="49"/>
+    <w:bookmarkStart w:id="51" w:name="ref-bacon2016"/>
     <w:p>
       <w:pPr>
         <w:pStyle w:val="Bibliography"/>
@@ -1609,7 +1657,7 @@
       <w:r>
         <w:t xml:space="preserve">, 375–378. (doi:</w:t>
       </w:r>
-      <w:hyperlink r:id="rId49">
+      <w:hyperlink r:id="rId50">
         <w:r>
           <w:rPr>
             <w:rStyle w:val="Hyperlink"/>
@@ -1621,8 +1669,8 @@
         <w:t xml:space="preserve">)</w:t>
       </w:r>
     </w:p>
-    <w:bookmarkEnd w:id="50"/>
-    <w:bookmarkStart w:id="52" w:name="ref-webb1976"/>
+    <w:bookmarkEnd w:id="51"/>
+    <w:bookmarkStart w:id="53" w:name="ref-webb1976"/>
     <w:p>
       <w:pPr>
         <w:pStyle w:val="Bibliography"/>
@@ -1642,7 +1690,7 @@
       <w:r>
         <w:t xml:space="preserve"> </w:t>
       </w:r>
-      <w:hyperlink r:id="rId51">
+      <w:hyperlink r:id="rId52">
         <w:r>
           <w:rPr>
             <w:rStyle w:val="Hyperlink"/>
@@ -1677,8 +1725,8 @@
         <w:t xml:space="preserve">, 220–234.</w:t>
       </w:r>
     </w:p>
-    <w:bookmarkEnd w:id="52"/>
-    <w:bookmarkStart w:id="54" w:name="ref-webb1991"/>
+    <w:bookmarkEnd w:id="53"/>
+    <w:bookmarkStart w:id="55" w:name="ref-webb1991"/>
     <w:p>
       <w:pPr>
         <w:pStyle w:val="Bibliography"/>
@@ -1718,7 +1766,7 @@
       <w:r>
         <w:t xml:space="preserve">, 266–280. (doi:</w:t>
       </w:r>
-      <w:hyperlink r:id="rId53">
+      <w:hyperlink r:id="rId54">
         <w:r>
           <w:rPr>
             <w:rStyle w:val="Hyperlink"/>
@@ -1730,8 +1778,8 @@
         <w:t xml:space="preserve">)</w:t>
       </w:r>
     </w:p>
-    <w:bookmarkEnd w:id="54"/>
-    <w:bookmarkStart w:id="56" w:name="ref-cione2015"/>
+    <w:bookmarkEnd w:id="55"/>
+    <w:bookmarkStart w:id="57" w:name="ref-cione2015"/>
     <w:p>
       <w:pPr>
         <w:pStyle w:val="Bibliography"/>
@@ -1764,7 +1812,7 @@
       <w:r>
         <w:t xml:space="preserve"> </w:t>
       </w:r>
-      <w:hyperlink r:id="rId55">
+      <w:hyperlink r:id="rId56">
         <w:r>
           <w:rPr>
             <w:rStyle w:val="Hyperlink"/>
@@ -1776,8 +1824,8 @@
         <w:t xml:space="preserve">.</w:t>
       </w:r>
     </w:p>
-    <w:bookmarkEnd w:id="56"/>
-    <w:bookmarkStart w:id="57" w:name="ref-simpson1980"/>
+    <w:bookmarkEnd w:id="57"/>
+    <w:bookmarkStart w:id="59" w:name="ref-croft2020"/>
     <w:p>
       <w:pPr>
         <w:pStyle w:val="Bibliography"/>
@@ -1792,52 +1840,17 @@
         <w:t xml:space="preserve">	</w:t>
       </w:r>
       <w:r>
-        <w:t xml:space="preserve">Simpson GG. 1980</w:t>
-      </w:r>
-      <w:r>
-        <w:t xml:space="preserve"> </w:t>
-      </w:r>
-      <w:r>
-        <w:rPr>
-          <w:i/>
-          <w:iCs/>
-        </w:rPr>
-        <w:t xml:space="preserve">Splendid isolation : The curious history of south american mammals</w:t>
-      </w:r>
-      <w:r>
-        <w:t xml:space="preserve">. Yale University Press, New Haven.</w:t>
-      </w:r>
-      <w:r>
-        <w:t xml:space="preserve"> </w:t>
-      </w:r>
-    </w:p>
-    <w:bookmarkEnd w:id="57"/>
-    <w:bookmarkStart w:id="59" w:name="ref-domingo2020"/>
-    <w:p>
-      <w:pPr>
-        <w:pStyle w:val="Bibliography"/>
-      </w:pPr>
-      <w:r>
-        <w:t xml:space="preserve">13.</w:t>
-      </w:r>
-      <w:r>
-        <w:t xml:space="preserve"> </w:t>
-      </w:r>
-      <w:r>
-        <w:t xml:space="preserve">	</w:t>
-      </w:r>
-      <w:r>
-        <w:t xml:space="preserve">Domingo L, Tomassini RL, Montalvo CI, Sanz-Pérez D, Alberdi MT. 2020 The Great American Biotic Interchange revisited: a new perspective from the stable isotope record of Argentine Pampas fossil mammals.</w:t>
-      </w:r>
-      <w:r>
-        <w:t xml:space="preserve"> </w:t>
-      </w:r>
-      <w:r>
-        <w:rPr>
-          <w:i/>
-          <w:iCs/>
-        </w:rPr>
-        <w:t xml:space="preserve">Scientific Reports</w:t>
+        <w:t xml:space="preserve">Croft DA, Gelfo JN, López GM. 2020 Splendid innovation: The extinct south american native ungulates.</w:t>
+      </w:r>
+      <w:r>
+        <w:t xml:space="preserve"> </w:t>
+      </w:r>
+      <w:r>
+        <w:rPr>
+          <w:i/>
+          <w:iCs/>
+        </w:rPr>
+        <w:t xml:space="preserve">Annual Review of Earth and Planetary Sciences</w:t>
       </w:r>
       <w:r>
         <w:t xml:space="preserve"> </w:t>
@@ -1847,12 +1860,166 @@
           <w:b/>
           <w:bCs/>
         </w:rPr>
+        <w:t xml:space="preserve">48</w:t>
+      </w:r>
+      <w:r>
+        <w:t xml:space="preserve">, 259–290. (doi:</w:t>
+      </w:r>
+      <w:hyperlink r:id="rId58">
+        <w:r>
+          <w:rPr>
+            <w:rStyle w:val="Hyperlink"/>
+          </w:rPr>
+          <w:t xml:space="preserve">10.1146/annurev-earth-072619-060126</w:t>
+        </w:r>
+      </w:hyperlink>
+      <w:r>
+        <w:t xml:space="preserve">)</w:t>
+      </w:r>
+    </w:p>
+    <w:bookmarkEnd w:id="59"/>
+    <w:bookmarkStart w:id="61" w:name="ref-boscaini2025"/>
+    <w:p>
+      <w:pPr>
+        <w:pStyle w:val="Bibliography"/>
+      </w:pPr>
+      <w:r>
+        <w:t xml:space="preserve">13.</w:t>
+      </w:r>
+      <w:r>
+        <w:t xml:space="preserve"> </w:t>
+      </w:r>
+      <w:r>
+        <w:t xml:space="preserve">	</w:t>
+      </w:r>
+      <w:r>
+        <w:t xml:space="preserve">Boscaini A</w:t>
+      </w:r>
+      <w:r>
+        <w:t xml:space="preserve"> </w:t>
+      </w:r>
+      <w:r>
+        <w:rPr>
+          <w:i/>
+          <w:iCs/>
+        </w:rPr>
+        <w:t xml:space="preserve">et al.</w:t>
+      </w:r>
+      <w:r>
+        <w:t xml:space="preserve"> 2025 The emergence and demise of giant sloths.</w:t>
+      </w:r>
+      <w:r>
+        <w:t xml:space="preserve"> </w:t>
+      </w:r>
+      <w:r>
+        <w:rPr>
+          <w:i/>
+          <w:iCs/>
+        </w:rPr>
+        <w:t xml:space="preserve">Science</w:t>
+      </w:r>
+      <w:r>
+        <w:t xml:space="preserve"> </w:t>
+      </w:r>
+      <w:r>
+        <w:rPr>
+          <w:b/>
+          <w:bCs/>
+        </w:rPr>
+        <w:t xml:space="preserve">388</w:t>
+      </w:r>
+      <w:r>
+        <w:t xml:space="preserve">, 864–868. (doi:</w:t>
+      </w:r>
+      <w:hyperlink r:id="rId60">
+        <w:r>
+          <w:rPr>
+            <w:rStyle w:val="Hyperlink"/>
+          </w:rPr>
+          <w:t xml:space="preserve">10.1126/science.adu0704</w:t>
+        </w:r>
+      </w:hyperlink>
+      <w:r>
+        <w:t xml:space="preserve">)</w:t>
+      </w:r>
+    </w:p>
+    <w:bookmarkEnd w:id="61"/>
+    <w:bookmarkStart w:id="62" w:name="ref-simpson1980"/>
+    <w:p>
+      <w:pPr>
+        <w:pStyle w:val="Bibliography"/>
+      </w:pPr>
+      <w:r>
+        <w:t xml:space="preserve">14.</w:t>
+      </w:r>
+      <w:r>
+        <w:t xml:space="preserve"> </w:t>
+      </w:r>
+      <w:r>
+        <w:t xml:space="preserve">	</w:t>
+      </w:r>
+      <w:r>
+        <w:t xml:space="preserve">Simpson GG. 1980</w:t>
+      </w:r>
+      <w:r>
+        <w:t xml:space="preserve"> </w:t>
+      </w:r>
+      <w:r>
+        <w:rPr>
+          <w:i/>
+          <w:iCs/>
+        </w:rPr>
+        <w:t xml:space="preserve">Splendid isolation : The curious history of south american mammals</w:t>
+      </w:r>
+      <w:r>
+        <w:t xml:space="preserve">. Yale University Press, New Haven.</w:t>
+      </w:r>
+      <w:r>
+        <w:t xml:space="preserve"> </w:t>
+      </w:r>
+    </w:p>
+    <w:bookmarkEnd w:id="62"/>
+    <w:bookmarkStart w:id="64" w:name="ref-domingo2020"/>
+    <w:p>
+      <w:pPr>
+        <w:pStyle w:val="Bibliography"/>
+      </w:pPr>
+      <w:r>
+        <w:t xml:space="preserve">15.</w:t>
+      </w:r>
+      <w:r>
+        <w:t xml:space="preserve"> </w:t>
+      </w:r>
+      <w:r>
+        <w:t xml:space="preserve">	</w:t>
+      </w:r>
+      <w:r>
+        <w:t xml:space="preserve">Domingo L, Tomassini RL, Montalvo CI, Sanz-Pérez D, Alberdi MT. 2020 The Great American Biotic Interchange revisited: a new perspective from the stable isotope record of Argentine Pampas fossil mammals.</w:t>
+      </w:r>
+      <w:r>
+        <w:t xml:space="preserve"> </w:t>
+      </w:r>
+      <w:r>
+        <w:rPr>
+          <w:i/>
+          <w:iCs/>
+        </w:rPr>
+        <w:t xml:space="preserve">Scientific Reports</w:t>
+      </w:r>
+      <w:r>
+        <w:t xml:space="preserve"> </w:t>
+      </w:r>
+      <w:r>
+        <w:rPr>
+          <w:b/>
+          <w:bCs/>
+        </w:rPr>
         <w:t xml:space="preserve">10</w:t>
       </w:r>
       <w:r>
         <w:t xml:space="preserve">, 1608. (doi:</w:t>
       </w:r>
-      <w:hyperlink r:id="rId58">
+      <w:hyperlink r:id="rId63">
         <w:r>
           <w:rPr>
             <w:rStyle w:val="Hyperlink"/>
@@ -1864,14 +2031,14 @@
         <w:t xml:space="preserve">)</w:t>
       </w:r>
     </w:p>
-    <w:bookmarkEnd w:id="59"/>
-    <w:bookmarkStart w:id="60" w:name="ref-marshall1990"/>
+    <w:bookmarkEnd w:id="64"/>
+    <w:bookmarkStart w:id="65" w:name="ref-marshall1990"/>
     <w:p>
       <w:pPr>
         <w:pStyle w:val="Bibliography"/>
       </w:pPr>
       <w:r>
-        <w:t xml:space="preserve">14.</w:t>
+        <w:t xml:space="preserve">16.</w:t>
       </w:r>
       <w:r>
         <w:t xml:space="preserve"> </w:t>
@@ -1906,14 +2073,14 @@
         <w:t xml:space="preserve">, 169–210.</w:t>
       </w:r>
     </w:p>
-    <w:bookmarkEnd w:id="60"/>
-    <w:bookmarkStart w:id="62" w:name="ref-faurby2016"/>
+    <w:bookmarkEnd w:id="65"/>
+    <w:bookmarkStart w:id="67" w:name="ref-faurby2016"/>
     <w:p>
       <w:pPr>
         <w:pStyle w:val="Bibliography"/>
       </w:pPr>
       <w:r>
-        <w:t xml:space="preserve">15.</w:t>
+        <w:t xml:space="preserve">17.</w:t>
       </w:r>
       <w:r>
         <w:t xml:space="preserve"> </w:t>
@@ -1947,7 +2114,7 @@
       <w:r>
         <w:t xml:space="preserve">, 1443–1453. (doi:</w:t>
       </w:r>
-      <w:hyperlink r:id="rId61">
+      <w:hyperlink r:id="rId66">
         <w:r>
           <w:rPr>
             <w:rStyle w:val="Hyperlink"/>
@@ -1959,14 +2126,14 @@
         <w:t xml:space="preserve">)</w:t>
       </w:r>
     </w:p>
-    <w:bookmarkEnd w:id="62"/>
-    <w:bookmarkStart w:id="64" w:name="ref-fernández-monescillo2025"/>
+    <w:bookmarkEnd w:id="67"/>
+    <w:bookmarkStart w:id="69" w:name="ref-fernández-monescillo2025"/>
     <w:p>
       <w:pPr>
         <w:pStyle w:val="Bibliography"/>
       </w:pPr>
       <w:r>
-        <w:t xml:space="preserve">16.</w:t>
+        <w:t xml:space="preserve">18.</w:t>
       </w:r>
       <w:r>
         <w:t xml:space="preserve"> </w:t>
@@ -2000,7 +2167,7 @@
       <w:r>
         <w:t xml:space="preserve">, e70012. (doi:</w:t>
       </w:r>
-      <w:hyperlink r:id="rId63">
+      <w:hyperlink r:id="rId68">
         <w:r>
           <w:rPr>
             <w:rStyle w:val="Hyperlink"/>
@@ -2012,14 +2179,14 @@
         <w:t xml:space="preserve">)</w:t>
       </w:r>
     </w:p>
-    <w:bookmarkEnd w:id="64"/>
-    <w:bookmarkStart w:id="66" w:name="ref-prevosti2013"/>
+    <w:bookmarkEnd w:id="69"/>
+    <w:bookmarkStart w:id="71" w:name="ref-prevosti2013"/>
     <w:p>
       <w:pPr>
         <w:pStyle w:val="Bibliography"/>
       </w:pPr>
       <w:r>
-        <w:t xml:space="preserve">17.</w:t>
+        <w:t xml:space="preserve">19.</w:t>
       </w:r>
       <w:r>
         <w:t xml:space="preserve"> </w:t>
@@ -2053,7 +2220,7 @@
       <w:r>
         <w:t xml:space="preserve">, 3–21. (doi:</w:t>
       </w:r>
-      <w:hyperlink r:id="rId65">
+      <w:hyperlink r:id="rId70">
         <w:r>
           <w:rPr>
             <w:rStyle w:val="Hyperlink"/>
@@ -2065,14 +2232,14 @@
         <w:t xml:space="preserve">)</w:t>
       </w:r>
     </w:p>
-    <w:bookmarkEnd w:id="66"/>
-    <w:bookmarkStart w:id="68" w:name="ref-tarquini2022"/>
+    <w:bookmarkEnd w:id="71"/>
+    <w:bookmarkStart w:id="73" w:name="ref-tarquini2022"/>
     <w:p>
       <w:pPr>
         <w:pStyle w:val="Bibliography"/>
       </w:pPr>
       <w:r>
-        <w:t xml:space="preserve">18.</w:t>
+        <w:t xml:space="preserve">20.</w:t>
       </w:r>
       <w:r>
         <w:t xml:space="preserve"> </w:t>
@@ -2106,7 +2273,7 @@
       <w:r>
         <w:t xml:space="preserve">, 1224. (doi:</w:t>
       </w:r>
-      <w:hyperlink r:id="rId67">
+      <w:hyperlink r:id="rId72">
         <w:r>
           <w:rPr>
             <w:rStyle w:val="Hyperlink"/>
@@ -2118,14 +2285,14 @@
         <w:t xml:space="preserve">)</w:t>
       </w:r>
     </w:p>
-    <w:bookmarkEnd w:id="68"/>
-    <w:bookmarkStart w:id="70" w:name="ref-marsà2025"/>
+    <w:bookmarkEnd w:id="73"/>
+    <w:bookmarkStart w:id="75" w:name="ref-marsà2025"/>
     <w:p>
       <w:pPr>
         <w:pStyle w:val="Bibliography"/>
       </w:pPr>
       <w:r>
-        <w:t xml:space="preserve">19.</w:t>
+        <w:t xml:space="preserve">21.</w:t>
       </w:r>
       <w:r>
         <w:t xml:space="preserve"> </w:t>
@@ -2177,7 +2344,7 @@
       <w:r>
         <w:t xml:space="preserve">, 153. (doi:</w:t>
       </w:r>
-      <w:hyperlink r:id="rId69">
+      <w:hyperlink r:id="rId74">
         <w:r>
           <w:rPr>
             <w:rStyle w:val="Hyperlink"/>
@@ -2189,14 +2356,14 @@
         <w:t xml:space="preserve">)</w:t>
       </w:r>
     </w:p>
-    <w:bookmarkEnd w:id="70"/>
-    <w:bookmarkStart w:id="72" w:name="ref-blois2009"/>
+    <w:bookmarkEnd w:id="75"/>
+    <w:bookmarkStart w:id="77" w:name="ref-blois2009"/>
     <w:p>
       <w:pPr>
         <w:pStyle w:val="Bibliography"/>
       </w:pPr>
       <w:r>
-        <w:t xml:space="preserve">20.</w:t>
+        <w:t xml:space="preserve">22.</w:t>
       </w:r>
       <w:r>
         <w:t xml:space="preserve"> </w:t>
@@ -2230,7 +2397,7 @@
       <w:r>
         <w:t xml:space="preserve">, 181–208. (doi:</w:t>
       </w:r>
-      <w:hyperlink r:id="rId71">
+      <w:hyperlink r:id="rId76">
         <w:r>
           <w:rPr>
             <w:rStyle w:val="Hyperlink"/>
@@ -2242,14 +2409,14 @@
         <w:t xml:space="preserve">)</w:t>
       </w:r>
     </w:p>
-    <w:bookmarkEnd w:id="72"/>
-    <w:bookmarkStart w:id="74" w:name="ref-condamine2013"/>
+    <w:bookmarkEnd w:id="77"/>
+    <w:bookmarkStart w:id="79" w:name="ref-condamine2013"/>
     <w:p>
       <w:pPr>
         <w:pStyle w:val="Bibliography"/>
       </w:pPr>
       <w:r>
-        <w:t xml:space="preserve">21.</w:t>
+        <w:t xml:space="preserve">23.</w:t>
       </w:r>
       <w:r>
         <w:t xml:space="preserve"> </w:t>
@@ -2283,7 +2450,7 @@
       <w:r>
         <w:t xml:space="preserve">, 72–85. (doi:</w:t>
       </w:r>
-      <w:hyperlink r:id="rId73">
+      <w:hyperlink r:id="rId78">
         <w:r>
           <w:rPr>
             <w:rStyle w:val="Hyperlink"/>
@@ -2295,14 +2462,14 @@
         <w:t xml:space="preserve">)</w:t>
       </w:r>
     </w:p>
-    <w:bookmarkEnd w:id="74"/>
-    <w:bookmarkStart w:id="76" w:name="ref-nogués-bravo2018"/>
+    <w:bookmarkEnd w:id="79"/>
+    <w:bookmarkStart w:id="81" w:name="ref-nogués-bravo2018"/>
     <w:p>
       <w:pPr>
         <w:pStyle w:val="Bibliography"/>
       </w:pPr>
       <w:r>
-        <w:t xml:space="preserve">22.</w:t>
+        <w:t xml:space="preserve">24.</w:t>
       </w:r>
       <w:r>
         <w:t xml:space="preserve"> </w:t>
@@ -2336,7 +2503,7 @@
       <w:r>
         <w:t xml:space="preserve">, 765–776. (doi:</w:t>
       </w:r>
-      <w:hyperlink r:id="rId75">
+      <w:hyperlink r:id="rId80">
         <w:r>
           <w:rPr>
             <w:rStyle w:val="Hyperlink"/>
@@ -2348,14 +2515,14 @@
         <w:t xml:space="preserve">)</w:t>
       </w:r>
     </w:p>
-    <w:bookmarkEnd w:id="76"/>
-    <w:bookmarkStart w:id="78" w:name="ref-kiessling2025"/>
+    <w:bookmarkEnd w:id="81"/>
+    <w:bookmarkStart w:id="83" w:name="ref-kiessling2025"/>
     <w:p>
       <w:pPr>
         <w:pStyle w:val="Bibliography"/>
       </w:pPr>
       <w:r>
-        <w:t xml:space="preserve">23.</w:t>
+        <w:t xml:space="preserve">25.</w:t>
       </w:r>
       <w:r>
         <w:t xml:space="preserve"> </w:t>
@@ -2389,7 +2556,7 @@
       <w:r>
         <w:t xml:space="preserve">, 97–111. (doi:</w:t>
       </w:r>
-      <w:hyperlink r:id="rId77">
+      <w:hyperlink r:id="rId82">
         <w:r>
           <w:rPr>
             <w:rStyle w:val="Hyperlink"/>
@@ -2401,14 +2568,14 @@
         <w:t xml:space="preserve">)</w:t>
       </w:r>
     </w:p>
-    <w:bookmarkEnd w:id="78"/>
-    <w:bookmarkStart w:id="80" w:name="ref-freitas-oliveira2024"/>
+    <w:bookmarkEnd w:id="83"/>
+    <w:bookmarkStart w:id="85" w:name="ref-freitas-oliveira2024"/>
     <w:p>
       <w:pPr>
         <w:pStyle w:val="Bibliography"/>
       </w:pPr>
       <w:r>
-        <w:t xml:space="preserve">24.</w:t>
+        <w:t xml:space="preserve">26.</w:t>
       </w:r>
       <w:r>
         <w:t xml:space="preserve"> </w:t>
@@ -2442,7 +2609,7 @@
       <w:r>
         <w:t xml:space="preserve">, 1–5. (doi:</w:t>
       </w:r>
-      <w:hyperlink r:id="rId79">
+      <w:hyperlink r:id="rId84">
         <w:r>
           <w:rPr>
             <w:rStyle w:val="Hyperlink"/>
@@ -2454,14 +2621,14 @@
         <w:t xml:space="preserve">)</w:t>
       </w:r>
     </w:p>
-    <w:bookmarkEnd w:id="80"/>
-    <w:bookmarkStart w:id="82" w:name="ref-krone2024"/>
+    <w:bookmarkEnd w:id="85"/>
+    <w:bookmarkStart w:id="87" w:name="ref-krone2024"/>
     <w:p>
       <w:pPr>
         <w:pStyle w:val="Bibliography"/>
       </w:pPr>
       <w:r>
-        <w:t xml:space="preserve">25.</w:t>
+        <w:t xml:space="preserve">27.</w:t>
       </w:r>
       <w:r>
         <w:t xml:space="preserve"> </w:t>
@@ -2495,7 +2662,7 @@
       <w:r>
         <w:t xml:space="preserve">, 214–225. (doi:</w:t>
       </w:r>
-      <w:hyperlink r:id="rId81">
+      <w:hyperlink r:id="rId86">
         <w:r>
           <w:rPr>
             <w:rStyle w:val="Hyperlink"/>
@@ -2507,14 +2674,14 @@
         <w:t xml:space="preserve">)</w:t>
       </w:r>
     </w:p>
-    <w:bookmarkEnd w:id="82"/>
-    <w:bookmarkStart w:id="84" w:name="ref-pilowsky2022"/>
+    <w:bookmarkEnd w:id="87"/>
+    <w:bookmarkStart w:id="89" w:name="ref-pilowsky2022"/>
     <w:p>
       <w:pPr>
         <w:pStyle w:val="Bibliography"/>
       </w:pPr>
       <w:r>
-        <w:t xml:space="preserve">26.</w:t>
+        <w:t xml:space="preserve">28.</w:t>
       </w:r>
       <w:r>
         <w:t xml:space="preserve"> </w:t>
@@ -2548,7 +2715,7 @@
       <w:r>
         <w:t xml:space="preserve">, eabj2271. (doi:</w:t>
       </w:r>
-      <w:hyperlink r:id="rId83">
+      <w:hyperlink r:id="rId88">
         <w:r>
           <w:rPr>
             <w:rStyle w:val="Hyperlink"/>
@@ -2560,14 +2727,14 @@
         <w:t xml:space="preserve">)</w:t>
       </w:r>
     </w:p>
-    <w:bookmarkEnd w:id="84"/>
-    <w:bookmarkStart w:id="86" w:name="ref-hagen2023"/>
+    <w:bookmarkEnd w:id="89"/>
+    <w:bookmarkStart w:id="91" w:name="ref-hagen2023"/>
     <w:p>
       <w:pPr>
         <w:pStyle w:val="Bibliography"/>
       </w:pPr>
       <w:r>
-        <w:t xml:space="preserve">27.</w:t>
+        <w:t xml:space="preserve">29.</w:t>
       </w:r>
       <w:r>
         <w:t xml:space="preserve"> </w:t>
@@ -2601,7 +2768,7 @@
       <w:r>
         <w:t xml:space="preserve">, e06132. (doi:</w:t>
       </w:r>
-      <w:hyperlink r:id="rId85">
+      <w:hyperlink r:id="rId90">
         <w:r>
           <w:rPr>
             <w:rStyle w:val="Hyperlink"/>
@@ -2613,14 +2780,14 @@
         <w:t xml:space="preserve">)</w:t>
       </w:r>
     </w:p>
-    <w:bookmarkEnd w:id="86"/>
-    <w:bookmarkStart w:id="88" w:name="ref-hagen2021"/>
+    <w:bookmarkEnd w:id="91"/>
+    <w:bookmarkStart w:id="93" w:name="ref-hagen2021"/>
     <w:p>
       <w:pPr>
         <w:pStyle w:val="Bibliography"/>
       </w:pPr>
       <w:r>
-        <w:t xml:space="preserve">28.</w:t>
+        <w:t xml:space="preserve">30.</w:t>
       </w:r>
       <w:r>
         <w:t xml:space="preserve"> </w:t>
@@ -2660,7 +2827,7 @@
       <w:r>
         <w:t xml:space="preserve">, e3001340. (doi:</w:t>
       </w:r>
-      <w:hyperlink r:id="rId87">
+      <w:hyperlink r:id="rId92">
         <w:r>
           <w:rPr>
             <w:rStyle w:val="Hyperlink"/>
@@ -2672,14 +2839,14 @@
         <w:t xml:space="preserve">)</w:t>
       </w:r>
     </w:p>
-    <w:bookmarkEnd w:id="88"/>
-    <w:bookmarkStart w:id="90" w:name="ref-boschman2023"/>
+    <w:bookmarkEnd w:id="93"/>
+    <w:bookmarkStart w:id="95" w:name="ref-boschman2023"/>
     <w:p>
       <w:pPr>
         <w:pStyle w:val="Bibliography"/>
       </w:pPr>
       <w:r>
-        <w:t xml:space="preserve">29.</w:t>
+        <w:t xml:space="preserve">31.</w:t>
       </w:r>
       <w:r>
         <w:t xml:space="preserve"> </w:t>
@@ -2713,7 +2880,7 @@
       <w:r>
         <w:t xml:space="preserve">, 2037–2044. (doi:</w:t>
       </w:r>
-      <w:hyperlink r:id="rId89">
+      <w:hyperlink r:id="rId94">
         <w:r>
           <w:rPr>
             <w:rStyle w:val="Hyperlink"/>
@@ -2725,14 +2892,14 @@
         <w:t xml:space="preserve">)</w:t>
       </w:r>
     </w:p>
-    <w:bookmarkEnd w:id="90"/>
-    <w:bookmarkStart w:id="92" w:name="ref-skeels2023"/>
+    <w:bookmarkEnd w:id="95"/>
+    <w:bookmarkStart w:id="97" w:name="ref-skeels2023"/>
     <w:p>
       <w:pPr>
         <w:pStyle w:val="Bibliography"/>
       </w:pPr>
       <w:r>
-        <w:t xml:space="preserve">30.</w:t>
+        <w:t xml:space="preserve">32.</w:t>
       </w:r>
       <w:r>
         <w:t xml:space="preserve"> </w:t>
@@ -2766,7 +2933,7 @@
       <w:r>
         <w:t xml:space="preserve">, 341–356. (doi:</w:t>
       </w:r>
-      <w:hyperlink r:id="rId91">
+      <w:hyperlink r:id="rId96">
         <w:r>
           <w:rPr>
             <w:rStyle w:val="Hyperlink"/>
@@ -2778,14 +2945,14 @@
         <w:t xml:space="preserve">)</w:t>
       </w:r>
     </w:p>
-    <w:bookmarkEnd w:id="92"/>
-    <w:bookmarkStart w:id="94" w:name="ref-holden2019"/>
+    <w:bookmarkEnd w:id="97"/>
+    <w:bookmarkStart w:id="99" w:name="ref-holden2019"/>
     <w:p>
       <w:pPr>
         <w:pStyle w:val="Bibliography"/>
       </w:pPr>
       <w:r>
-        <w:t xml:space="preserve">31.</w:t>
+        <w:t xml:space="preserve">33.</w:t>
       </w:r>
       <w:r>
         <w:t xml:space="preserve"> </w:t>
@@ -2822,7 +2989,7 @@
       <w:r>
         <w:t xml:space="preserve">, 5137–5155. (doi:</w:t>
       </w:r>
-      <w:hyperlink r:id="rId93">
+      <w:hyperlink r:id="rId98">
         <w:r>
           <w:rPr>
             <w:rStyle w:val="Hyperlink"/>
@@ -2834,14 +3001,14 @@
         <w:t xml:space="preserve">)</w:t>
       </w:r>
     </w:p>
-    <w:bookmarkEnd w:id="94"/>
-    <w:bookmarkStart w:id="96" w:name="ref-barreto2023"/>
+    <w:bookmarkEnd w:id="99"/>
+    <w:bookmarkStart w:id="101" w:name="ref-barreto2023"/>
     <w:p>
       <w:pPr>
         <w:pStyle w:val="Bibliography"/>
       </w:pPr>
       <w:r>
-        <w:t xml:space="preserve">32.</w:t>
+        <w:t xml:space="preserve">34.</w:t>
       </w:r>
       <w:r>
         <w:t xml:space="preserve"> </w:t>
@@ -2875,7 +3042,7 @@
       <w:r>
         <w:t xml:space="preserve">, 1034–1045. (doi:</w:t>
       </w:r>
-      <w:hyperlink r:id="rId95">
+      <w:hyperlink r:id="rId100">
         <w:r>
           <w:rPr>
             <w:rStyle w:val="Hyperlink"/>
@@ -2887,14 +3054,14 @@
         <w:t xml:space="preserve">)</w:t>
       </w:r>
     </w:p>
-    <w:bookmarkEnd w:id="96"/>
-    <w:bookmarkStart w:id="98" w:name="ref-galván2023"/>
+    <w:bookmarkEnd w:id="101"/>
+    <w:bookmarkStart w:id="103" w:name="ref-galván2023"/>
     <w:p>
       <w:pPr>
         <w:pStyle w:val="Bibliography"/>
       </w:pPr>
       <w:r>
-        <w:t xml:space="preserve">33.</w:t>
+        <w:t xml:space="preserve">35.</w:t>
       </w:r>
       <w:r>
         <w:t xml:space="preserve"> </w:t>
@@ -2908,7 +3075,7 @@
       <w:r>
         <w:t xml:space="preserve"> </w:t>
       </w:r>
-      <w:hyperlink r:id="rId97">
+      <w:hyperlink r:id="rId102">
         <w:r>
           <w:rPr>
             <w:rStyle w:val="Hyperlink"/>
@@ -2920,14 +3087,14 @@
         <w:t xml:space="preserve"> </w:t>
       </w:r>
     </w:p>
-    <w:bookmarkEnd w:id="98"/>
-    <w:bookmarkStart w:id="100" w:name="ref-obrien2023"/>
+    <w:bookmarkEnd w:id="103"/>
+    <w:bookmarkStart w:id="105" w:name="ref-obrien2023"/>
     <w:p>
       <w:pPr>
         <w:pStyle w:val="Bibliography"/>
       </w:pPr>
       <w:r>
-        <w:t xml:space="preserve">34.</w:t>
+        <w:t xml:space="preserve">36.</w:t>
       </w:r>
       <w:r>
         <w:t xml:space="preserve"> </w:t>
@@ -2954,7 +3121,7 @@
       <w:r>
         <w:t xml:space="preserve"> </w:t>
       </w:r>
-      <w:hyperlink r:id="rId99">
+      <w:hyperlink r:id="rId104">
         <w:r>
           <w:rPr>
             <w:rStyle w:val="Hyperlink"/>
@@ -2966,14 +3133,14 @@
         <w:t xml:space="preserve">.</w:t>
       </w:r>
     </w:p>
-    <w:bookmarkEnd w:id="100"/>
-    <w:bookmarkStart w:id="102" w:name="ref-weir2009"/>
+    <w:bookmarkEnd w:id="105"/>
+    <w:bookmarkStart w:id="107" w:name="ref-weir2009"/>
     <w:p>
       <w:pPr>
         <w:pStyle w:val="Bibliography"/>
       </w:pPr>
       <w:r>
-        <w:t xml:space="preserve">35.</w:t>
+        <w:t xml:space="preserve">37.</w:t>
       </w:r>
       <w:r>
         <w:t xml:space="preserve"> </w:t>
@@ -3007,7 +3174,7 @@
       <w:r>
         <w:t xml:space="preserve">, 21737–21742. (doi:</w:t>
       </w:r>
-      <w:hyperlink r:id="rId101">
+      <w:hyperlink r:id="rId106">
         <w:r>
           <w:rPr>
             <w:rStyle w:val="Hyperlink"/>
@@ -3019,14 +3186,14 @@
         <w:t xml:space="preserve">)</w:t>
       </w:r>
     </w:p>
-    <w:bookmarkEnd w:id="102"/>
-    <w:bookmarkStart w:id="104" w:name="ref-antonelli2018"/>
+    <w:bookmarkEnd w:id="107"/>
+    <w:bookmarkStart w:id="109" w:name="ref-antonelli2018"/>
     <w:p>
       <w:pPr>
         <w:pStyle w:val="Bibliography"/>
       </w:pPr>
       <w:r>
-        <w:t xml:space="preserve">36.</w:t>
+        <w:t xml:space="preserve">38.</w:t>
       </w:r>
       <w:r>
         <w:t xml:space="preserve"> </w:t>
@@ -3073,7 +3240,7 @@
       <w:r>
         <w:t xml:space="preserve">, 718–725. (doi:</w:t>
       </w:r>
-      <w:hyperlink r:id="rId103">
+      <w:hyperlink r:id="rId108">
         <w:r>
           <w:rPr>
             <w:rStyle w:val="Hyperlink"/>
@@ -3085,14 +3252,14 @@
         <w:t xml:space="preserve">)</w:t>
       </w:r>
     </w:p>
-    <w:bookmarkEnd w:id="104"/>
-    <w:bookmarkStart w:id="106" w:name="ref-carrillo2020"/>
+    <w:bookmarkEnd w:id="109"/>
+    <w:bookmarkStart w:id="111" w:name="ref-carrillo2020"/>
     <w:p>
       <w:pPr>
         <w:pStyle w:val="Bibliography"/>
       </w:pPr>
       <w:r>
-        <w:t xml:space="preserve">37.</w:t>
+        <w:t xml:space="preserve">39.</w:t>
       </w:r>
       <w:r>
         <w:t xml:space="preserve"> </w:t>
@@ -3126,7 +3293,7 @@
       <w:r>
         <w:t xml:space="preserve">, 26281–26287. (doi:</w:t>
       </w:r>
-      <w:hyperlink r:id="rId105">
+      <w:hyperlink r:id="rId110">
         <w:r>
           <w:rPr>
             <w:rStyle w:val="Hyperlink"/>
@@ -3138,14 +3305,14 @@
         <w:t xml:space="preserve">)</w:t>
       </w:r>
     </w:p>
-    <w:bookmarkEnd w:id="106"/>
-    <w:bookmarkStart w:id="108" w:name="ref-couvreur2011"/>
+    <w:bookmarkEnd w:id="111"/>
+    <w:bookmarkStart w:id="113" w:name="ref-couvreur2011"/>
     <w:p>
       <w:pPr>
         <w:pStyle w:val="Bibliography"/>
       </w:pPr>
       <w:r>
-        <w:t xml:space="preserve">38.</w:t>
+        <w:t xml:space="preserve">40.</w:t>
       </w:r>
       <w:r>
         <w:t xml:space="preserve"> </w:t>
@@ -3179,7 +3346,7 @@
       <w:r>
         <w:t xml:space="preserve">, 664–680. (doi:</w:t>
       </w:r>
-      <w:hyperlink r:id="rId107">
+      <w:hyperlink r:id="rId112">
         <w:r>
           <w:rPr>
             <w:rStyle w:val="Hyperlink"/>
@@ -3191,14 +3358,14 @@
         <w:t xml:space="preserve">)</w:t>
       </w:r>
     </w:p>
-    <w:bookmarkEnd w:id="108"/>
-    <w:bookmarkStart w:id="110" w:name="ref-upchurch2024"/>
+    <w:bookmarkEnd w:id="113"/>
+    <w:bookmarkStart w:id="115" w:name="ref-upchurch2024"/>
     <w:p>
       <w:pPr>
         <w:pStyle w:val="Bibliography"/>
       </w:pPr>
       <w:r>
-        <w:t xml:space="preserve">39.</w:t>
+        <w:t xml:space="preserve">41.</w:t>
       </w:r>
       <w:r>
         <w:t xml:space="preserve"> </w:t>
@@ -3232,7 +3399,7 @@
       <w:r>
         <w:t xml:space="preserve">, 20240429. (doi:</w:t>
       </w:r>
-      <w:hyperlink r:id="rId109">
+      <w:hyperlink r:id="rId114">
         <w:r>
           <w:rPr>
             <w:rStyle w:val="Hyperlink"/>
@@ -3244,14 +3411,14 @@
         <w:t xml:space="preserve">)</w:t>
       </w:r>
     </w:p>
-    <w:bookmarkEnd w:id="110"/>
-    <w:bookmarkStart w:id="112" w:name="ref-croft2020"/>
+    <w:bookmarkEnd w:id="115"/>
+    <w:bookmarkStart w:id="117" w:name="ref-pino2022"/>
     <w:p>
       <w:pPr>
         <w:pStyle w:val="Bibliography"/>
       </w:pPr>
       <w:r>
-        <w:t xml:space="preserve">40.</w:t>
+        <w:t xml:space="preserve">42.</w:t>
       </w:r>
       <w:r>
         <w:t xml:space="preserve"> </w:t>
@@ -3260,17 +3427,17 @@
         <w:t xml:space="preserve">	</w:t>
       </w:r>
       <w:r>
-        <w:t xml:space="preserve">Croft DA, Gelfo JN, López GM. 2020 Splendid innovation: The extinct south american native ungulates.</w:t>
-      </w:r>
-      <w:r>
-        <w:t xml:space="preserve"> </w:t>
-      </w:r>
-      <w:r>
-        <w:rPr>
-          <w:i/>
-          <w:iCs/>
-        </w:rPr>
-        <w:t xml:space="preserve">Annual Review of Earth and Planetary Sciences</w:t>
+        <w:t xml:space="preserve">Pino K, Vallejos-Garrido P, Espinoza-Aravena N, Cooper RB, Silvestro D, Hernández CE, Rodríguez-Serrano E. 2022 Regional landscape change triggered by andean uplift: The extinction of sparassodonta (mammalia, metatheria) in south america.</w:t>
+      </w:r>
+      <w:r>
+        <w:t xml:space="preserve"> </w:t>
+      </w:r>
+      <w:r>
+        <w:rPr>
+          <w:i/>
+          <w:iCs/>
+        </w:rPr>
+        <w:t xml:space="preserve">Global and Planetary Change</w:t>
       </w:r>
       <w:r>
         <w:t xml:space="preserve"> </w:t>
@@ -3280,65 +3447,12 @@
           <w:b/>
           <w:bCs/>
         </w:rPr>
-        <w:t xml:space="preserve">48</w:t>
-      </w:r>
-      <w:r>
-        <w:t xml:space="preserve">, 259–290. (doi:</w:t>
-      </w:r>
-      <w:hyperlink r:id="rId111">
-        <w:r>
-          <w:rPr>
-            <w:rStyle w:val="Hyperlink"/>
-          </w:rPr>
-          <w:t xml:space="preserve">10.1146/annurev-earth-072619-060126</w:t>
-        </w:r>
-      </w:hyperlink>
-      <w:r>
-        <w:t xml:space="preserve">)</w:t>
-      </w:r>
-    </w:p>
-    <w:bookmarkEnd w:id="112"/>
-    <w:bookmarkStart w:id="114" w:name="ref-pino2022"/>
-    <w:p>
-      <w:pPr>
-        <w:pStyle w:val="Bibliography"/>
-      </w:pPr>
-      <w:r>
-        <w:t xml:space="preserve">41.</w:t>
-      </w:r>
-      <w:r>
-        <w:t xml:space="preserve"> </w:t>
-      </w:r>
-      <w:r>
-        <w:t xml:space="preserve">	</w:t>
-      </w:r>
-      <w:r>
-        <w:t xml:space="preserve">Pino K, Vallejos-Garrido P, Espinoza-Aravena N, Cooper RB, Silvestro D, Hernández CE, Rodríguez-Serrano E. 2022 Regional landscape change triggered by andean uplift: The extinction of sparassodonta (mammalia, metatheria) in south america.</w:t>
-      </w:r>
-      <w:r>
-        <w:t xml:space="preserve"> </w:t>
-      </w:r>
-      <w:r>
-        <w:rPr>
-          <w:i/>
-          <w:iCs/>
-        </w:rPr>
-        <w:t xml:space="preserve">Global and Planetary Change</w:t>
-      </w:r>
-      <w:r>
-        <w:t xml:space="preserve"> </w:t>
-      </w:r>
-      <w:r>
-        <w:rPr>
-          <w:b/>
-          <w:bCs/>
-        </w:rPr>
         <w:t xml:space="preserve">210</w:t>
       </w:r>
       <w:r>
         <w:t xml:space="preserve">, 103758. (doi:</w:t>
       </w:r>
-      <w:hyperlink r:id="rId113">
+      <w:hyperlink r:id="rId116">
         <w:r>
           <w:rPr>
             <w:rStyle w:val="Hyperlink"/>
@@ -3350,9 +3464,9 @@
         <w:t xml:space="preserve">)</w:t>
       </w:r>
     </w:p>
-    <w:bookmarkEnd w:id="114"/>
-    <w:bookmarkEnd w:id="115"/>
-    <w:bookmarkEnd w:id="116"/>
+    <w:bookmarkEnd w:id="117"/>
+    <w:bookmarkEnd w:id="118"/>
+    <w:bookmarkEnd w:id="119"/>
     <w:sectPr>
       <w:type w:val="nextPage"/>
       <w:pgSz w:h="15840" w:w="12240"/>

--- a/Manuscript/GABI_palaeo_constraints.docx
+++ b/Manuscript/GABI_palaeo_constraints.docx
@@ -856,7 +856,7 @@
         <w:pStyle w:val="FirstParagraph"/>
       </w:pPr>
       <w:r>
-        <w:t xml:space="preserve">Unexpetedly, our simulation-based framework suggests that the proportion of simulations successfully reaching the other continent is always higher when starting from South America than from South America (Fig 1)</w:t>
+        <w:t xml:space="preserve">Unexpetedly, our simulation-based framework suggests that the proportion of simulations successfully reaching the other continent is always higher when starting from South America than from North America (Fig 1). This imbalance, strikingly going against our expectations, is maintained whether we allowed species climatic niche to evolve following climatic change (XX%, model M1) or not (XX% vs YY%, model M0, Figure 1)</w:t>
       </w:r>
     </w:p>
     <w:p>
@@ -866,14 +866,14 @@
       <w:r>
         <w:drawing>
           <wp:inline>
-            <wp:extent cx="5943600" cy="2792627"/>
+            <wp:extent cx="5943600" cy="2796378"/>
             <wp:effectExtent b="0" l="0" r="0" t="0"/>
             <wp:docPr descr="Proportion of successful exchange to the other continent, either starting from North (red) or South (blue) America." title="" id="29" name="Picture"/>
             <a:graphic>
               <a:graphicData uri="http://schemas.openxmlformats.org/drawingml/2006/picture">
                 <pic:pic>
                   <pic:nvPicPr>
-                    <pic:cNvPr descr="../Figures/prop_successful_exch/succ_exch_panel.pdf" id="30" name="Picture"/>
+                    <pic:cNvPr descr="../Figures/prop_successful_exch/succ_exch_panel.png" id="30" name="Picture"/>
                     <pic:cNvPicPr>
                       <a:picLocks noChangeArrowheads="1" noChangeAspect="1"/>
                     </pic:cNvPicPr>
@@ -887,7 +887,7 @@
                   <pic:spPr bwMode="auto">
                     <a:xfrm>
                       <a:off x="0" y="0"/>
-                      <a:ext cx="5943600" cy="2792627"/>
+                      <a:ext cx="5943600" cy="2796378"/>
                     </a:xfrm>
                     <a:prstGeom prst="rect">
                       <a:avLst/>

--- a/Manuscript/GABI_palaeo_constraints.docx
+++ b/Manuscript/GABI_palaeo_constraints.docx
@@ -276,7 +276,7 @@
         <w:t xml:space="preserve"> </w:t>
       </w:r>
       <w:r>
-        <w:t xml:space="preserve">[10–13]</w:t>
+        <w:t xml:space="preserve">[10–14]</w:t>
       </w:r>
       <w:r>
         <w:t xml:space="preserve">. Hence, it turns out that this intercontinental faunal exchange has been strikingly asymmetric.</w:t>
@@ -293,7 +293,7 @@
         <w:t xml:space="preserve"> </w:t>
       </w:r>
       <w:r>
-        <w:t xml:space="preserve">[9,14,15]</w:t>
+        <w:t xml:space="preserve">[9,15,16]</w:t>
       </w:r>
       <w:r>
         <w:t xml:space="preserve"> </w:t>
@@ -305,7 +305,7 @@
         <w:t xml:space="preserve"> </w:t>
       </w:r>
       <w:r>
-        <w:t xml:space="preserve">[9,16–18]</w:t>
+        <w:t xml:space="preserve">[9,17–19]</w:t>
       </w:r>
       <w:r>
         <w:t xml:space="preserve">. However, their contribution to the asymmetry of the GABI has been increasingly called into question</w:t>
@@ -334,10 +334,10 @@
         <w:t xml:space="preserve">g</w:t>
       </w:r>
       <w:r>
-        <w:t xml:space="preserve">., 19,20,21]</w:t>
-      </w:r>
-      <w:r>
-        <w:t xml:space="preserve">. On the other hand, many studies illustrated the ability of abiotic factors –</w:t>
+        <w:t xml:space="preserve">., 20,21–23]</w:t>
+      </w:r>
+      <w:r>
+        <w:t xml:space="preserve">. On the other hand, several studies proposed or found support for a contribution of abiotic factors –</w:t>
       </w:r>
       <w:r>
         <w:t xml:space="preserve"> </w:t>
@@ -360,13 +360,13 @@
         <w:t xml:space="preserve">e</w:t>
       </w:r>
       <w:r>
-        <w:t xml:space="preserve">., related to species’ physical environment, such as climate – to have a large-scale impact on biodiversity patterns at different timescales</w:t>
-      </w:r>
-      <w:r>
-        <w:t xml:space="preserve"> </w:t>
-      </w:r>
-      <w:r>
-        <w:t xml:space="preserve">[</w:t>
+        <w:t xml:space="preserve">., related to species’ physical environment, such as climate – in the asymmetry of this widely-known exchange</w:t>
+      </w:r>
+      <w:r>
+        <w:t xml:space="preserve"> </w:t>
+      </w:r>
+      <w:r>
+        <w:t xml:space="preserve">[8,10,</w:t>
       </w:r>
       <w:r>
         <w:rPr>
@@ -386,16 +386,54 @@
         <w:t xml:space="preserve">g</w:t>
       </w:r>
       <w:r>
-        <w:t xml:space="preserve">., 22,23–25]</w:t>
-      </w:r>
-      <w:r>
-        <w:t xml:space="preserve">. In the case of the GABI, several works proposed or found support for a contribution of palaeoclimate change (mostly during the Pleistocene) in the asymmetry of this widely-known exchange</w:t>
-      </w:r>
-      <w:r>
-        <w:t xml:space="preserve"> </w:t>
-      </w:r>
-      <w:r>
-        <w:t xml:space="preserve">[8,10,</w:t>
+        <w:t xml:space="preserve">., 17,20,24]</w:t>
+      </w:r>
+      <w:r>
+        <w:t xml:space="preserve">. However, so far, such studies have been limited to statistical analyses primarily relying on fossil data, naturally biased and incomplete</w:t>
+      </w:r>
+      <w:r>
+        <w:t xml:space="preserve"> </w:t>
+      </w:r>
+      <w:r>
+        <w:t xml:space="preserve">[25]</w:t>
+      </w:r>
+      <w:r>
+        <w:t xml:space="preserve">, and there is a lack of studies tackling the issue from a mechanistic perspective.</w:t>
+      </w:r>
+    </w:p>
+    <w:p>
+      <w:pPr>
+        <w:pStyle w:val="BodyText"/>
+      </w:pPr>
+      <w:r>
+        <w:t xml:space="preserve">Recent improvements in process-explicit modelling have marked a turning point in the study of biodiversity</w:t>
+      </w:r>
+      <w:r>
+        <w:t xml:space="preserve"> </w:t>
+      </w:r>
+      <w:r>
+        <w:t xml:space="preserve">[26]</w:t>
+      </w:r>
+      <w:r>
+        <w:t xml:space="preserve">. By combining a landscape made up with palaeoclimatic or palaeoenvironmental variables and a set of eco-evolutionary rules according to which virtual species are simulated, mechanistic eco-evolutionary models offer the unique opportunity to casually explore the way biodiversity patterns arise and are maintained through evolutionary times</w:t>
+      </w:r>
+      <w:r>
+        <w:t xml:space="preserve"> </w:t>
+      </w:r>
+      <w:r>
+        <w:t xml:space="preserve">[27]</w:t>
+      </w:r>
+      <w:r>
+        <w:t xml:space="preserve">. Recently, this family of models has provided unprecedented insights into the underlying forces behind widely-recognised biodiversity patterns, such as the latitudinal biodiversity gradient</w:t>
+      </w:r>
+      <w:r>
+        <w:t xml:space="preserve"> </w:t>
+      </w:r>
+      <w:r>
+        <w:t xml:space="preserve">[28]</w:t>
+      </w:r>
+      <w:r>
+        <w:t xml:space="preserve">, the diversity desequilibrium between tropical rainforests across the globe [hagen2024], the build-up of the unique biodiversity along the Wallace line [skeels2023 wallacea] and many others [</w:t>
       </w:r>
       <w:r>
         <w:rPr>
@@ -415,36 +453,7 @@
         <w:t xml:space="preserve">g</w:t>
       </w:r>
       <w:r>
-        <w:t xml:space="preserve">., 16,26]</w:t>
-      </w:r>
-      <w:r>
-        <w:t xml:space="preserve">. However, so far, such studies have been limited to statistical analyses primarily relying on fossil data, naturally biased and incomplete</w:t>
-      </w:r>
-      <w:r>
-        <w:t xml:space="preserve"> </w:t>
-      </w:r>
-      <w:r>
-        <w:t xml:space="preserve">[27]</w:t>
-      </w:r>
-      <w:r>
-        <w:t xml:space="preserve">, and there is a lack of studies tackling the issue from a mechanistic perspective.</w:t>
-      </w:r>
-    </w:p>
-    <w:p>
-      <w:pPr>
-        <w:pStyle w:val="BodyText"/>
-      </w:pPr>
-      <w:r>
-        <w:t xml:space="preserve">Recent improvements in process-explicit modelling have marked a turning point in the study of biodiversity</w:t>
-      </w:r>
-      <w:r>
-        <w:t xml:space="preserve"> </w:t>
-      </w:r>
-      <w:r>
-        <w:t xml:space="preserve">[28]</w:t>
-      </w:r>
-      <w:r>
-        <w:t xml:space="preserve">. By combining a landscape made up with palaeoclimatic or palaeoenvironmental variables and a set of eco-evolutionary rules according to which virtual species are simulated, mechanistic eco-evolutionary models offer the unique opportunity to casually explore the way biodiversity patterns arise and are maintained through evolutionary times</w:t>
+        <w:t xml:space="preserve">.,</w:t>
       </w:r>
       <w:r>
         <w:t xml:space="preserve"> </w:t>
@@ -453,51 +462,13 @@
         <w:t xml:space="preserve">[29]</w:t>
       </w:r>
       <w:r>
-        <w:t xml:space="preserve">. Recently, this family of models has provided unprecedented insights into the underlying forces behind widely-recognised biodiversity patterns, such as the latitudinal biodiversity gradient</w:t>
+        <w:t xml:space="preserve">;</w:t>
       </w:r>
       <w:r>
         <w:t xml:space="preserve"> </w:t>
       </w:r>
       <w:r>
         <w:t xml:space="preserve">[30]</w:t>
-      </w:r>
-      <w:r>
-        <w:t xml:space="preserve">, the diversity desequilibrium between tropical rainforests across the globe [hagen2024], the build-up of the unique biodiversity along the Wallace line [skeels2023 wallacea] and many others [</w:t>
-      </w:r>
-      <w:r>
-        <w:rPr>
-          <w:i/>
-          <w:iCs/>
-        </w:rPr>
-        <w:t xml:space="preserve">e</w:t>
-      </w:r>
-      <w:r>
-        <w:t xml:space="preserve">.</w:t>
-      </w:r>
-      <w:r>
-        <w:rPr>
-          <w:i/>
-          <w:iCs/>
-        </w:rPr>
-        <w:t xml:space="preserve">g</w:t>
-      </w:r>
-      <w:r>
-        <w:t xml:space="preserve">.,</w:t>
-      </w:r>
-      <w:r>
-        <w:t xml:space="preserve"> </w:t>
-      </w:r>
-      <w:r>
-        <w:t xml:space="preserve">[31]</w:t>
-      </w:r>
-      <w:r>
-        <w:t xml:space="preserve">;</w:t>
-      </w:r>
-      <w:r>
-        <w:t xml:space="preserve"> </w:t>
-      </w:r>
-      <w:r>
-        <w:t xml:space="preserve">[32]</w:t>
       </w:r>
       <w:r>
         <w:t xml:space="preserve">; liu2024]. Here, we use a mechanistic biodiversity simulator to explore the extent to which palaeoclimate dynamics can explain the observed asymmetry in the land mammal exchange that occurred across the Americas. We simulate a diversifying clade in a landscape made up with two palaeoclimate variables (annual temperature and precipitations) starting from a single ancestor, either in North or South America, throughout the last 5 My. We hypothesise that (i) simulations starting from a North American ancestor would be more successful at reaching the other continent than the other way round, (ii) successful simulations starting from a North American ancestor would result in a more diverse and spatially spread radiation in the foreign continents and (iii) part of this asymmetry stems from the unequal biome areas between North and South America.</w:t>
@@ -579,48 +550,60 @@
         <w:pStyle w:val="FirstParagraph"/>
       </w:pPr>
       <w:r>
+        <w:rPr>
+          <w:b/>
+          <w:bCs/>
+        </w:rPr>
+        <w:t xml:space="preserve">figure 1: plot spatial average of palaeoclimate data used here, indicating marked climatic events across the last 5Myr. Relate to Vrba’s cooling?</w:t>
+      </w:r>
+    </w:p>
+    <w:p>
+      <w:pPr>
+        <w:pStyle w:val="BodyText"/>
+      </w:pPr>
+      <w:r>
         <w:t xml:space="preserve">We used the spatio-temporal terrestrial palaeoclimate series from the PALEO-PGEM atmosphere-ocean general circulation model</w:t>
       </w:r>
       <w:r>
         <w:t xml:space="preserve"> </w:t>
       </w:r>
       <w:r>
+        <w:t xml:space="preserve">[31]</w:t>
+      </w:r>
+      <w:r>
+        <w:t xml:space="preserve">, covering the last 5 Myrs with a 1</w:t>
+      </w:r>
+      <w:r>
+        <w:t xml:space="preserve"> </w:t>
+      </w:r>
+      <w:r>
+        <w:t xml:space="preserve"> </w:t>
+      </w:r>
+      <w:r>
+        <w:t xml:space="preserve">° spatial resolution</w:t>
+      </w:r>
+      <w:r>
+        <w:t xml:space="preserve"> </w:t>
+      </w:r>
+      <w:r>
+        <w:t xml:space="preserve">[32]</w:t>
+      </w:r>
+      <w:r>
+        <w:t xml:space="preserve">. For the scope of this work, we used two bioclimatic variables: mean annual temperature (MAT, BIO1) and mean annual precipitation (MAP, BIO12).</w:t>
+      </w:r>
+    </w:p>
+    <w:p>
+      <w:pPr>
+        <w:pStyle w:val="BodyText"/>
+      </w:pPr>
+      <w:r>
+        <w:t xml:space="preserve">We further reclassified these monthly palaeoclimate layers across the last five million years according to Köppen-Geiger broad climate types</w:t>
+      </w:r>
+      <w:r>
+        <w:t xml:space="preserve"> </w:t>
+      </w:r>
+      <w:r>
         <w:t xml:space="preserve">[33]</w:t>
-      </w:r>
-      <w:r>
-        <w:t xml:space="preserve">, covering the last 5 Myrs with a 1</w:t>
-      </w:r>
-      <w:r>
-        <w:t xml:space="preserve"> </w:t>
-      </w:r>
-      <w:r>
-        <w:t xml:space="preserve"> </w:t>
-      </w:r>
-      <w:r>
-        <w:t xml:space="preserve">° spatial resolution</w:t>
-      </w:r>
-      <w:r>
-        <w:t xml:space="preserve"> </w:t>
-      </w:r>
-      <w:r>
-        <w:t xml:space="preserve">[34]</w:t>
-      </w:r>
-      <w:r>
-        <w:t xml:space="preserve">. For the scope of this work, we used two bioclimatic variables: mean annual temperature (MAT, BIO1) and mean annual precipitation (MAP, BIO12).</w:t>
-      </w:r>
-    </w:p>
-    <w:p>
-      <w:pPr>
-        <w:pStyle w:val="BodyText"/>
-      </w:pPr>
-      <w:r>
-        <w:t xml:space="preserve">We further reclassified these monthly palaeoclimate layers across the last five million years according to Köppen-Geiger broad climate types</w:t>
-      </w:r>
-      <w:r>
-        <w:t xml:space="preserve"> </w:t>
-      </w:r>
-      <w:r>
-        <w:t xml:space="preserve">[35]</w:t>
       </w:r>
       <w:r>
         <w:t xml:space="preserve">. This classification divides the world into five broad climatic regions: Polar, Cold, Temperate, Arid and Tropical.</w:t>
@@ -647,7 +630,7 @@
         <w:t xml:space="preserve"> </w:t>
       </w:r>
       <w:r>
-        <w:t xml:space="preserve">[30]</w:t>
+        <w:t xml:space="preserve">[28]</w:t>
       </w:r>
       <w:r>
         <w:t xml:space="preserve">. Simulations, moving forward-in-time with a 10ky time step, tracked the radiation of a clade arising from a single ancestral population, either originating in North or in South America, throughout the last 5 Myr. In gen3sis, virtual species are made up with a set of individual populations evolving independently, following a set of four rules: dispersal, speciation, environmental filtering and trait evolution. All simulation scenarios that we implemented only differed on the last rule (trait evolution), the first three being common to all models (or at least partly).</w:t>
@@ -695,7 +678,7 @@
         <w:t xml:space="preserve"> </w:t>
       </w:r>
       <w:r>
-        <w:t xml:space="preserve">[30]</w:t>
+        <w:t xml:space="preserve">[28]</w:t>
       </w:r>
       <w:r>
         <w:t xml:space="preserve">;</w:t>
@@ -704,7 +687,7 @@
         <w:t xml:space="preserve"> </w:t>
       </w:r>
       <w:r>
-        <w:t xml:space="preserve">[31]</w:t>
+        <w:t xml:space="preserve">[29]</w:t>
       </w:r>
       <w:r>
         <w:t xml:space="preserve">; skeels 2023] was chosen in due to our high number of time steps (</w:t>
@@ -731,7 +714,7 @@
         <w:pStyle w:val="BodyText"/>
       </w:pPr>
       <w:r>
-        <w:t xml:space="preserve">Across our simulation scenarios, we modulated the ability of species to cope with climate change. In the full-adaptationist model (M1), climatic optima were able to evolve in the direction of local climate change. It is important to notice that niche parameters were population (and not species) specific. In the zero-adaptationist model (M0), niche optima couldn’t evolve and were therefore held constant (to the initial value) across all simulations.</w:t>
+        <w:t xml:space="preserve">Across our simulation scenarios, we modulated the ability of species to cope with climate change, and thus, the generalist vs. specialist nature of the simulated species. In the full-adaptationist model (M1, generalist), climatic optima were able to evolve in the direction of local climate change. It is important to notice that niche parameters were population (and not species) specific. In the zero-adaptationist model (M0, specialist), niche optima couldn’t evolve and were therefore held constant (to the initial value) across all simulations.</w:t>
       </w:r>
     </w:p>
     <w:p>
@@ -775,7 +758,7 @@
         <w:t xml:space="preserve"> </w:t>
       </w:r>
       <w:r>
-        <w:t xml:space="preserve">[36]</w:t>
+        <w:t xml:space="preserve">[34]</w:t>
       </w:r>
       <w:r>
         <w:t xml:space="preserve">. We then sampled a centroid at random and retrieved the corresponding cell in our landscape. To reduce the probability of initial crash, the temperature and/or precipitation optima parameter of the ancestor were set to those of the local environment.</w:t>
@@ -833,7 +816,7 @@
     </w:p>
     <w:bookmarkEnd w:id="26"/>
     <w:bookmarkEnd w:id="27"/>
-    <w:bookmarkStart w:id="32" w:name="results"/>
+    <w:bookmarkStart w:id="33" w:name="results"/>
     <w:p>
       <w:pPr>
         <w:pStyle w:val="Heading1"/>
@@ -856,7 +839,7 @@
         <w:pStyle w:val="FirstParagraph"/>
       </w:pPr>
       <w:r>
-        <w:t xml:space="preserve">Unexpetedly, our simulation-based framework suggests that the proportion of simulations successfully reaching the other continent is always higher when starting from South America than from North America (Fig 1). This imbalance, strikingly going against our expectations, is maintained whether we allowed species climatic niche to evolve following climatic change (XX%, model M1) or not (XX% vs YY%, model M0, Figure 1)</w:t>
+        <w:t xml:space="preserve">Unexpectedly, our simulation-based framework suggests that the proportion of simulations successfully reaching the other continent is always higher when starting from South America than from North America (Fig 1). This imbalance, strikingly going against our expectations, is maintained whether we allowed species climatic niche to evolve following climatic change (44% vs. 87%, model M1) or not (29% vs 59%, model M0, Figure 1)</w:t>
       </w:r>
     </w:p>
     <w:p>
@@ -915,8 +898,18 @@
       </w:r>
     </w:p>
     <w:bookmarkEnd w:id="31"/>
+    <w:bookmarkStart w:id="32" w:name="successful-simulations"/>
+    <w:p>
+      <w:pPr>
+        <w:pStyle w:val="Heading2"/>
+      </w:pPr>
+      <w:r>
+        <w:t xml:space="preserve">Successful simulations</w:t>
+      </w:r>
+    </w:p>
     <w:bookmarkEnd w:id="32"/>
-    <w:bookmarkStart w:id="34" w:name="discussion"/>
+    <w:bookmarkEnd w:id="33"/>
+    <w:bookmarkStart w:id="37" w:name="discussion"/>
     <w:p>
       <w:pPr>
         <w:pStyle w:val="Heading1"/>
@@ -936,7 +929,7 @@
         <w:t xml:space="preserve"> </w:t>
       </w:r>
       <w:r>
-        <w:t xml:space="preserve">[37]</w:t>
+        <w:t xml:space="preserve">[35]</w:t>
       </w:r>
       <w:r>
         <w:t xml:space="preserve">, flying behaviour relaxing constraints applied to land mammals ?</w:t>
@@ -953,7 +946,7 @@
         <w:t xml:space="preserve"> </w:t>
       </w:r>
       <w:r>
-        <w:t xml:space="preserve">[32]</w:t>
+        <w:t xml:space="preserve">[30]</w:t>
       </w:r>
       <w:r>
         <w:t xml:space="preserve">. But here, we expect to find more species in South America, encompassing one of earth’s major and long-standing biodiversity hotspot – Amazonia</w:t>
@@ -962,13 +955,60 @@
         <w:t xml:space="preserve"> </w:t>
       </w:r>
       <w:r>
-        <w:t xml:space="preserve">[38]</w:t>
-      </w:r>
-      <w:r>
-        <w:t xml:space="preserve"> </w:t>
-      </w:r>
-      <w:r>
-        <w:t xml:space="preserve">– than in North America.</w:t>
+        <w:t xml:space="preserve">[36]</w:t>
+      </w:r>
+      <w:r>
+        <w:t xml:space="preserve"> </w:t>
+      </w:r>
+      <w:r>
+        <w:t xml:space="preserve">– than in North America, though see Vrba.</w:t>
+      </w:r>
+    </w:p>
+    <w:bookmarkStart w:id="34" w:name="climate"/>
+    <w:p>
+      <w:pPr>
+        <w:pStyle w:val="Heading2"/>
+      </w:pPr>
+      <w:r>
+        <w:t xml:space="preserve">Climate</w:t>
+      </w:r>
+    </w:p>
+    <w:p>
+      <w:pPr>
+        <w:pStyle w:val="FirstParagraph"/>
+      </w:pPr>
+      <w:r>
+        <w:t xml:space="preserve">One of the predictions of Vrba’s ressource-use hypotheses formulated in the framework of the habitat theory</w:t>
+      </w:r>
+      <w:r>
+        <w:t xml:space="preserve"> </w:t>
+      </w:r>
+      <w:r>
+        <w:t xml:space="preserve">[20]</w:t>
+      </w:r>
+      <w:r>
+        <w:t xml:space="preserve"> </w:t>
+      </w:r>
+      <w:r>
+        <w:t xml:space="preserve">is that tropical specialists, in the aftermath of the global cooling occurring in the Plio-Pleistocene boundary, would have naturally been attracted towards the equator, in turn actively promoting some North American mammal’s establishment in South America. On the other hand, fewer mammals – only biome generalists or open-habitat specialists – from South America are expected to roam the other way round. Our virtual experiments partially corroborate with these predictions, in the sense that tropical-adapted taxa of North American origin have a higher prevalence of crossing the isthmus than species belonging to other biomes (Figure X [biomes], model M0).</w:t>
+      </w:r>
+    </w:p>
+    <w:bookmarkEnd w:id="34"/>
+    <w:bookmarkStart w:id="35" w:name="on-the-effect-of-geography"/>
+    <w:p>
+      <w:pPr>
+        <w:pStyle w:val="Heading2"/>
+      </w:pPr>
+      <w:r>
+        <w:t xml:space="preserve">On the effect of geography</w:t>
+      </w:r>
+    </w:p>
+    <w:p>
+      <w:pPr>
+        <w:pStyle w:val="FirstParagraph"/>
+      </w:pPr>
+      <w:r>
+        <w:t xml:space="preserve">One consistent pattern, however, is the fact that the prevalence of an intercontinental interchange gets higher as the ancestral species’ coordinates get closer to the isthmus</w:t>
       </w:r>
     </w:p>
     <w:p>
@@ -1019,7 +1059,7 @@
         <w:t xml:space="preserve"> </w:t>
       </w:r>
       <w:r>
-        <w:t xml:space="preserve">[8,10,16]</w:t>
+        <w:t xml:space="preserve">[8,10,17]</w:t>
       </w:r>
       <w:r>
         <w:t xml:space="preserve">. Others drew direct relationships between the higher extinction rates of native South American mammal genera and temperature change</w:t>
@@ -1028,7 +1068,7 @@
         <w:t xml:space="preserve"> </w:t>
       </w:r>
       <w:r>
-        <w:t xml:space="preserve">[26]</w:t>
+        <w:t xml:space="preserve">[24]</w:t>
       </w:r>
       <w:r>
         <w:t xml:space="preserve">.</w:t>
@@ -1045,7 +1085,7 @@
         <w:t xml:space="preserve"> </w:t>
       </w:r>
       <w:r>
-        <w:t xml:space="preserve">[8,10,16,26]</w:t>
+        <w:t xml:space="preserve">[8,10,17,24]</w:t>
       </w:r>
       <w:r>
         <w:t xml:space="preserve">, although the hypothesis according to which the asymmetry of the GABI would stem from dispersal rates is still largely debated</w:t>
@@ -1074,13 +1114,14 @@
         <w:t xml:space="preserve">g</w:t>
       </w:r>
       <w:r>
-        <w:t xml:space="preserve">., 39]</w:t>
+        <w:t xml:space="preserve">., 12]</w:t>
       </w:r>
       <w:r>
         <w:t xml:space="preserve">.</w:t>
       </w:r>
     </w:p>
-    <w:bookmarkStart w:id="33" w:name="limitations-perspectives"/>
+    <w:bookmarkEnd w:id="35"/>
+    <w:bookmarkStart w:id="36" w:name="limitations-perspectives"/>
     <w:p>
       <w:pPr>
         <w:pStyle w:val="Heading2"/>
@@ -1094,12 +1135,12 @@
         <w:pStyle w:val="FirstParagraph"/>
       </w:pPr>
       <w:r>
-        <w:t xml:space="preserve">Maybe one of the most obvious caveats of our study stems from the assumption of fixed palaeogeography, particularly near the isthmus, wheras we know that this region changed across our study.</w:t>
-      </w:r>
-    </w:p>
-    <w:bookmarkEnd w:id="33"/>
-    <w:bookmarkEnd w:id="34"/>
-    <w:bookmarkStart w:id="35" w:name="thrash"/>
+        <w:t xml:space="preserve">Maybe one of the most obvious caveats of our study stems from the assumption of fixed palaeogeography, particularly near the isthmus, whereas we know that this region changed across our study.</w:t>
+      </w:r>
+    </w:p>
+    <w:bookmarkEnd w:id="36"/>
+    <w:bookmarkEnd w:id="37"/>
+    <w:bookmarkStart w:id="38" w:name="thrash"/>
     <w:p>
       <w:pPr>
         <w:pStyle w:val="Heading1"/>
@@ -1119,7 +1160,7 @@
         <w:t xml:space="preserve"> </w:t>
       </w:r>
       <w:r>
-        <w:t xml:space="preserve">[41]</w:t>
+        <w:t xml:space="preserve">[38]</w:t>
       </w:r>
       <w:r>
         <w:t xml:space="preserve">.</w:t>
@@ -1136,7 +1177,7 @@
         <w:t xml:space="preserve"> </w:t>
       </w:r>
       <w:r>
-        <w:t xml:space="preserve">[12]</w:t>
+        <w:t xml:space="preserve">[13]</w:t>
       </w:r>
       <w:r>
         <w:t xml:space="preserve"> </w:t>
@@ -1148,7 +1189,7 @@
         <w:t xml:space="preserve"> </w:t>
       </w:r>
       <w:r>
-        <w:t xml:space="preserve">[20,42]</w:t>
+        <w:t xml:space="preserve">[22,39]</w:t>
       </w:r>
       <w:r>
         <w:t xml:space="preserve">) that followed the establishment of northern lineages</w:t>
@@ -1157,7 +1198,7 @@
         <w:t xml:space="preserve"> </w:t>
       </w:r>
       <w:r>
-        <w:t xml:space="preserve">[14]</w:t>
+        <w:t xml:space="preserve">[15]</w:t>
       </w:r>
       <w:r>
         <w:t xml:space="preserve">. This hypothesis mostly relied on striking morphological convergences between the clades assumed to have competed (</w:t>
@@ -1186,7 +1227,7 @@
         <w:t xml:space="preserve"> </w:t>
       </w:r>
       <w:r>
-        <w:t xml:space="preserve">[19,20]</w:t>
+        <w:t xml:space="preserve">[21,22]</w:t>
       </w:r>
       <w:r>
         <w:t xml:space="preserve">. That being said, using phylogenetic regressions, Faurby et al.</w:t>
@@ -1195,7 +1236,7 @@
         <w:t xml:space="preserve"> </w:t>
       </w:r>
       <w:r>
-        <w:t xml:space="preserve">[17]</w:t>
+        <w:t xml:space="preserve">[18]</w:t>
       </w:r>
       <w:r>
         <w:t xml:space="preserve"> </w:t>
@@ -1207,7 +1248,7 @@
         <w:t xml:space="preserve"> </w:t>
       </w:r>
       <w:r>
-        <w:t xml:space="preserve">[15]</w:t>
+        <w:t xml:space="preserve">[16]</w:t>
       </w:r>
     </w:p>
     <w:p>
@@ -1223,8 +1264,8 @@
         <w:br w:type="page"/>
       </w:r>
     </w:p>
-    <w:bookmarkEnd w:id="35"/>
-    <w:bookmarkStart w:id="119" w:name="references"/>
+    <w:bookmarkEnd w:id="38"/>
+    <w:bookmarkStart w:id="116" w:name="references"/>
     <w:p>
       <w:pPr>
         <w:pStyle w:val="Heading1"/>
@@ -1233,8 +1274,8 @@
         <w:t xml:space="preserve">References</w:t>
       </w:r>
     </w:p>
-    <w:bookmarkStart w:id="118" w:name="refs"/>
-    <w:bookmarkStart w:id="37" w:name="ref-marshall1982"/>
+    <w:bookmarkStart w:id="115" w:name="refs"/>
+    <w:bookmarkStart w:id="40" w:name="ref-marshall1982"/>
     <w:p>
       <w:pPr>
         <w:pStyle w:val="Bibliography"/>
@@ -1254,7 +1295,7 @@
       <w:r>
         <w:t xml:space="preserve"> </w:t>
       </w:r>
-      <w:hyperlink r:id="rId36">
+      <w:hyperlink r:id="rId39">
         <w:r>
           <w:rPr>
             <w:rStyle w:val="Hyperlink"/>
@@ -1289,8 +1330,8 @@
         <w:t xml:space="preserve">, 1351–1357.</w:t>
       </w:r>
     </w:p>
-    <w:bookmarkEnd w:id="37"/>
-    <w:bookmarkStart w:id="39" w:name="ref-montes2015"/>
+    <w:bookmarkEnd w:id="40"/>
+    <w:bookmarkStart w:id="42" w:name="ref-montes2015"/>
     <w:p>
       <w:pPr>
         <w:pStyle w:val="Bibliography"/>
@@ -1343,7 +1384,7 @@
       <w:r>
         <w:t xml:space="preserve">, 226–229. (doi:</w:t>
       </w:r>
-      <w:hyperlink r:id="rId38">
+      <w:hyperlink r:id="rId41">
         <w:r>
           <w:rPr>
             <w:rStyle w:val="Hyperlink"/>
@@ -1355,8 +1396,8 @@
         <w:t xml:space="preserve">)</w:t>
       </w:r>
     </w:p>
-    <w:bookmarkEnd w:id="39"/>
-    <w:bookmarkStart w:id="41" w:name="ref-jaramillo2018"/>
+    <w:bookmarkEnd w:id="42"/>
+    <w:bookmarkStart w:id="44" w:name="ref-jaramillo2018"/>
     <w:p>
       <w:pPr>
         <w:pStyle w:val="Bibliography"/>
@@ -1376,7 +1417,7 @@
       <w:r>
         <w:t xml:space="preserve"> </w:t>
       </w:r>
-      <w:hyperlink r:id="rId40">
+      <w:hyperlink r:id="rId43">
         <w:r>
           <w:rPr>
             <w:rStyle w:val="Hyperlink"/>
@@ -1391,8 +1432,8 @@
         <w:t xml:space="preserve"> </w:t>
       </w:r>
     </w:p>
-    <w:bookmarkEnd w:id="41"/>
-    <w:bookmarkStart w:id="43" w:name="ref-odea2016"/>
+    <w:bookmarkEnd w:id="44"/>
+    <w:bookmarkStart w:id="46" w:name="ref-odea2016"/>
     <w:p>
       <w:pPr>
         <w:pStyle w:val="Bibliography"/>
@@ -1445,7 +1486,7 @@
       <w:r>
         <w:t xml:space="preserve">, e1600883. (doi:</w:t>
       </w:r>
-      <w:hyperlink r:id="rId42">
+      <w:hyperlink r:id="rId45">
         <w:r>
           <w:rPr>
             <w:rStyle w:val="Hyperlink"/>
@@ -1457,8 +1498,8 @@
         <w:t xml:space="preserve">)</w:t>
       </w:r>
     </w:p>
-    <w:bookmarkEnd w:id="43"/>
-    <w:bookmarkStart w:id="45" w:name="ref-verzi2008"/>
+    <w:bookmarkEnd w:id="46"/>
+    <w:bookmarkStart w:id="48" w:name="ref-verzi2008"/>
     <w:p>
       <w:pPr>
         <w:pStyle w:val="Bibliography"/>
@@ -1498,7 +1539,7 @@
       <w:r>
         <w:t xml:space="preserve">, 145–155. (doi:</w:t>
       </w:r>
-      <w:hyperlink r:id="rId44">
+      <w:hyperlink r:id="rId47">
         <w:r>
           <w:rPr>
             <w:rStyle w:val="Hyperlink"/>
@@ -1510,8 +1551,8 @@
         <w:t xml:space="preserve">)</w:t>
       </w:r>
     </w:p>
-    <w:bookmarkEnd w:id="45"/>
-    <w:bookmarkStart w:id="47" w:name="ref-woodburne2010"/>
+    <w:bookmarkEnd w:id="48"/>
+    <w:bookmarkStart w:id="50" w:name="ref-woodburne2010"/>
     <w:p>
       <w:pPr>
         <w:pStyle w:val="Bibliography"/>
@@ -1551,7 +1592,7 @@
       <w:r>
         <w:t xml:space="preserve">, 245–264. (doi:</w:t>
       </w:r>
-      <w:hyperlink r:id="rId46">
+      <w:hyperlink r:id="rId49">
         <w:r>
           <w:rPr>
             <w:rStyle w:val="Hyperlink"/>
@@ -1563,8 +1604,8 @@
         <w:t xml:space="preserve">)</w:t>
       </w:r>
     </w:p>
-    <w:bookmarkEnd w:id="47"/>
-    <w:bookmarkStart w:id="49" w:name="ref-bacon2015"/>
+    <w:bookmarkEnd w:id="50"/>
+    <w:bookmarkStart w:id="52" w:name="ref-bacon2015"/>
     <w:p>
       <w:pPr>
         <w:pStyle w:val="Bibliography"/>
@@ -1604,7 +1645,7 @@
       <w:r>
         <w:t xml:space="preserve">, 6110–6115. (doi:</w:t>
       </w:r>
-      <w:hyperlink r:id="rId48">
+      <w:hyperlink r:id="rId51">
         <w:r>
           <w:rPr>
             <w:rStyle w:val="Hyperlink"/>
@@ -1616,8 +1657,8 @@
         <w:t xml:space="preserve">)</w:t>
       </w:r>
     </w:p>
-    <w:bookmarkEnd w:id="49"/>
-    <w:bookmarkStart w:id="51" w:name="ref-bacon2016"/>
+    <w:bookmarkEnd w:id="52"/>
+    <w:bookmarkStart w:id="54" w:name="ref-bacon2016"/>
     <w:p>
       <w:pPr>
         <w:pStyle w:val="Bibliography"/>
@@ -1657,7 +1698,7 @@
       <w:r>
         <w:t xml:space="preserve">, 375–378. (doi:</w:t>
       </w:r>
-      <w:hyperlink r:id="rId50">
+      <w:hyperlink r:id="rId53">
         <w:r>
           <w:rPr>
             <w:rStyle w:val="Hyperlink"/>
@@ -1669,8 +1710,8 @@
         <w:t xml:space="preserve">)</w:t>
       </w:r>
     </w:p>
-    <w:bookmarkEnd w:id="51"/>
-    <w:bookmarkStart w:id="53" w:name="ref-webb1976"/>
+    <w:bookmarkEnd w:id="54"/>
+    <w:bookmarkStart w:id="56" w:name="ref-webb1976"/>
     <w:p>
       <w:pPr>
         <w:pStyle w:val="Bibliography"/>
@@ -1690,7 +1731,7 @@
       <w:r>
         <w:t xml:space="preserve"> </w:t>
       </w:r>
-      <w:hyperlink r:id="rId52">
+      <w:hyperlink r:id="rId55">
         <w:r>
           <w:rPr>
             <w:rStyle w:val="Hyperlink"/>
@@ -1725,8 +1766,8 @@
         <w:t xml:space="preserve">, 220–234.</w:t>
       </w:r>
     </w:p>
-    <w:bookmarkEnd w:id="53"/>
-    <w:bookmarkStart w:id="55" w:name="ref-webb1991"/>
+    <w:bookmarkEnd w:id="56"/>
+    <w:bookmarkStart w:id="58" w:name="ref-webb1991"/>
     <w:p>
       <w:pPr>
         <w:pStyle w:val="Bibliography"/>
@@ -1766,7 +1807,7 @@
       <w:r>
         <w:t xml:space="preserve">, 266–280. (doi:</w:t>
       </w:r>
-      <w:hyperlink r:id="rId54">
+      <w:hyperlink r:id="rId57">
         <w:r>
           <w:rPr>
             <w:rStyle w:val="Hyperlink"/>
@@ -1778,8 +1819,8 @@
         <w:t xml:space="preserve">)</w:t>
       </w:r>
     </w:p>
-    <w:bookmarkEnd w:id="55"/>
-    <w:bookmarkStart w:id="57" w:name="ref-cione2015"/>
+    <w:bookmarkEnd w:id="58"/>
+    <w:bookmarkStart w:id="60" w:name="ref-cione2015"/>
     <w:p>
       <w:pPr>
         <w:pStyle w:val="Bibliography"/>
@@ -1812,7 +1853,7 @@
       <w:r>
         <w:t xml:space="preserve"> </w:t>
       </w:r>
-      <w:hyperlink r:id="rId56">
+      <w:hyperlink r:id="rId59">
         <w:r>
           <w:rPr>
             <w:rStyle w:val="Hyperlink"/>
@@ -1824,8 +1865,8 @@
         <w:t xml:space="preserve">.</w:t>
       </w:r>
     </w:p>
-    <w:bookmarkEnd w:id="57"/>
-    <w:bookmarkStart w:id="59" w:name="ref-croft2020"/>
+    <w:bookmarkEnd w:id="60"/>
+    <w:bookmarkStart w:id="62" w:name="ref-carrillo2020"/>
     <w:p>
       <w:pPr>
         <w:pStyle w:val="Bibliography"/>
@@ -1840,7 +1881,7 @@
         <w:t xml:space="preserve">	</w:t>
       </w:r>
       <w:r>
-        <w:t xml:space="preserve">Croft DA, Gelfo JN, López GM. 2020 Splendid innovation: The extinct south american native ungulates.</w:t>
+        <w:t xml:space="preserve">Carrillo JD, Faurby S, Silvestro D, Zizka A, Jaramillo C, Bacon CD, Antonelli A. 2020 Disproportionate extinction of south american mammals drove the asymmetry of the great american biotic interchange.</w:t>
       </w:r>
       <w:r>
         <w:t xml:space="preserve"> </w:t>
@@ -1850,7 +1891,7 @@
           <w:i/>
           <w:iCs/>
         </w:rPr>
-        <w:t xml:space="preserve">Annual Review of Earth and Planetary Sciences</w:t>
+        <w:t xml:space="preserve">Proceedings of the National Academy of Sciences</w:t>
       </w:r>
       <w:r>
         <w:t xml:space="preserve"> </w:t>
@@ -1860,12 +1901,65 @@
           <w:b/>
           <w:bCs/>
         </w:rPr>
+        <w:t xml:space="preserve">117</w:t>
+      </w:r>
+      <w:r>
+        <w:t xml:space="preserve">, 26281–26287. (doi:</w:t>
+      </w:r>
+      <w:hyperlink r:id="rId61">
+        <w:r>
+          <w:rPr>
+            <w:rStyle w:val="Hyperlink"/>
+          </w:rPr>
+          <w:t xml:space="preserve">10.1073/pnas.2009397117</w:t>
+        </w:r>
+      </w:hyperlink>
+      <w:r>
+        <w:t xml:space="preserve">)</w:t>
+      </w:r>
+    </w:p>
+    <w:bookmarkEnd w:id="62"/>
+    <w:bookmarkStart w:id="64" w:name="ref-croft2020"/>
+    <w:p>
+      <w:pPr>
+        <w:pStyle w:val="Bibliography"/>
+      </w:pPr>
+      <w:r>
+        <w:t xml:space="preserve">13.</w:t>
+      </w:r>
+      <w:r>
+        <w:t xml:space="preserve"> </w:t>
+      </w:r>
+      <w:r>
+        <w:t xml:space="preserve">	</w:t>
+      </w:r>
+      <w:r>
+        <w:t xml:space="preserve">Croft DA, Gelfo JN, López GM. 2020 Splendid innovation: The extinct south american native ungulates.</w:t>
+      </w:r>
+      <w:r>
+        <w:t xml:space="preserve"> </w:t>
+      </w:r>
+      <w:r>
+        <w:rPr>
+          <w:i/>
+          <w:iCs/>
+        </w:rPr>
+        <w:t xml:space="preserve">Annual Review of Earth and Planetary Sciences</w:t>
+      </w:r>
+      <w:r>
+        <w:t xml:space="preserve"> </w:t>
+      </w:r>
+      <w:r>
+        <w:rPr>
+          <w:b/>
+          <w:bCs/>
+        </w:rPr>
         <w:t xml:space="preserve">48</w:t>
       </w:r>
       <w:r>
         <w:t xml:space="preserve">, 259–290. (doi:</w:t>
       </w:r>
-      <w:hyperlink r:id="rId58">
+      <w:hyperlink r:id="rId63">
         <w:r>
           <w:rPr>
             <w:rStyle w:val="Hyperlink"/>
@@ -1877,14 +1971,14 @@
         <w:t xml:space="preserve">)</w:t>
       </w:r>
     </w:p>
-    <w:bookmarkEnd w:id="59"/>
-    <w:bookmarkStart w:id="61" w:name="ref-boscaini2025"/>
+    <w:bookmarkEnd w:id="64"/>
+    <w:bookmarkStart w:id="66" w:name="ref-boscaini2025"/>
     <w:p>
       <w:pPr>
         <w:pStyle w:val="Bibliography"/>
       </w:pPr>
       <w:r>
-        <w:t xml:space="preserve">13.</w:t>
+        <w:t xml:space="preserve">14.</w:t>
       </w:r>
       <w:r>
         <w:t xml:space="preserve"> </w:t>
@@ -1931,7 +2025,7 @@
       <w:r>
         <w:t xml:space="preserve">, 864–868. (doi:</w:t>
       </w:r>
-      <w:hyperlink r:id="rId60">
+      <w:hyperlink r:id="rId65">
         <w:r>
           <w:rPr>
             <w:rStyle w:val="Hyperlink"/>
@@ -1943,14 +2037,14 @@
         <w:t xml:space="preserve">)</w:t>
       </w:r>
     </w:p>
-    <w:bookmarkEnd w:id="61"/>
-    <w:bookmarkStart w:id="62" w:name="ref-simpson1980"/>
+    <w:bookmarkEnd w:id="66"/>
+    <w:bookmarkStart w:id="67" w:name="ref-simpson1980"/>
     <w:p>
       <w:pPr>
         <w:pStyle w:val="Bibliography"/>
       </w:pPr>
       <w:r>
-        <w:t xml:space="preserve">14.</w:t>
+        <w:t xml:space="preserve">15.</w:t>
       </w:r>
       <w:r>
         <w:t xml:space="preserve"> </w:t>
@@ -1978,14 +2072,14 @@
         <w:t xml:space="preserve"> </w:t>
       </w:r>
     </w:p>
-    <w:bookmarkEnd w:id="62"/>
-    <w:bookmarkStart w:id="64" w:name="ref-domingo2020"/>
+    <w:bookmarkEnd w:id="67"/>
+    <w:bookmarkStart w:id="69" w:name="ref-domingo2020"/>
     <w:p>
       <w:pPr>
         <w:pStyle w:val="Bibliography"/>
       </w:pPr>
       <w:r>
-        <w:t xml:space="preserve">15.</w:t>
+        <w:t xml:space="preserve">16.</w:t>
       </w:r>
       <w:r>
         <w:t xml:space="preserve"> </w:t>
@@ -2019,7 +2113,7 @@
       <w:r>
         <w:t xml:space="preserve">, 1608. (doi:</w:t>
       </w:r>
-      <w:hyperlink r:id="rId63">
+      <w:hyperlink r:id="rId68">
         <w:r>
           <w:rPr>
             <w:rStyle w:val="Hyperlink"/>
@@ -2031,14 +2125,14 @@
         <w:t xml:space="preserve">)</w:t>
       </w:r>
     </w:p>
-    <w:bookmarkEnd w:id="64"/>
-    <w:bookmarkStart w:id="65" w:name="ref-marshall1990"/>
+    <w:bookmarkEnd w:id="69"/>
+    <w:bookmarkStart w:id="70" w:name="ref-marshall1990"/>
     <w:p>
       <w:pPr>
         <w:pStyle w:val="Bibliography"/>
       </w:pPr>
       <w:r>
-        <w:t xml:space="preserve">16.</w:t>
+        <w:t xml:space="preserve">17.</w:t>
       </w:r>
       <w:r>
         <w:t xml:space="preserve"> </w:t>
@@ -2073,14 +2167,14 @@
         <w:t xml:space="preserve">, 169–210.</w:t>
       </w:r>
     </w:p>
-    <w:bookmarkEnd w:id="65"/>
-    <w:bookmarkStart w:id="67" w:name="ref-faurby2016"/>
+    <w:bookmarkEnd w:id="70"/>
+    <w:bookmarkStart w:id="72" w:name="ref-faurby2016"/>
     <w:p>
       <w:pPr>
         <w:pStyle w:val="Bibliography"/>
       </w:pPr>
       <w:r>
-        <w:t xml:space="preserve">17.</w:t>
+        <w:t xml:space="preserve">18.</w:t>
       </w:r>
       <w:r>
         <w:t xml:space="preserve"> </w:t>
@@ -2114,7 +2208,7 @@
       <w:r>
         <w:t xml:space="preserve">, 1443–1453. (doi:</w:t>
       </w:r>
-      <w:hyperlink r:id="rId66">
+      <w:hyperlink r:id="rId71">
         <w:r>
           <w:rPr>
             <w:rStyle w:val="Hyperlink"/>
@@ -2126,14 +2220,14 @@
         <w:t xml:space="preserve">)</w:t>
       </w:r>
     </w:p>
-    <w:bookmarkEnd w:id="67"/>
-    <w:bookmarkStart w:id="69" w:name="ref-fernández-monescillo2025"/>
+    <w:bookmarkEnd w:id="72"/>
+    <w:bookmarkStart w:id="74" w:name="ref-fernández-monescillo2025"/>
     <w:p>
       <w:pPr>
         <w:pStyle w:val="Bibliography"/>
       </w:pPr>
       <w:r>
-        <w:t xml:space="preserve">18.</w:t>
+        <w:t xml:space="preserve">19.</w:t>
       </w:r>
       <w:r>
         <w:t xml:space="preserve"> </w:t>
@@ -2167,7 +2261,7 @@
       <w:r>
         <w:t xml:space="preserve">, e70012. (doi:</w:t>
       </w:r>
-      <w:hyperlink r:id="rId68">
+      <w:hyperlink r:id="rId73">
         <w:r>
           <w:rPr>
             <w:rStyle w:val="Hyperlink"/>
@@ -2179,14 +2273,14 @@
         <w:t xml:space="preserve">)</w:t>
       </w:r>
     </w:p>
-    <w:bookmarkEnd w:id="69"/>
-    <w:bookmarkStart w:id="71" w:name="ref-prevosti2013"/>
+    <w:bookmarkEnd w:id="74"/>
+    <w:bookmarkStart w:id="76" w:name="ref-vrba1992"/>
     <w:p>
       <w:pPr>
         <w:pStyle w:val="Bibliography"/>
       </w:pPr>
       <w:r>
-        <w:t xml:space="preserve">19.</w:t>
+        <w:t xml:space="preserve">20.</w:t>
       </w:r>
       <w:r>
         <w:t xml:space="preserve"> </w:t>
@@ -2195,7 +2289,7 @@
         <w:t xml:space="preserve">	</w:t>
       </w:r>
       <w:r>
-        <w:t xml:space="preserve">Prevosti FJ, Forasiepi A, Zimicz N. 2013 The Evolution of the Cenozoic Terrestrial Mammalian Predator Guild in South America: Competition or Replacement?</w:t>
+        <w:t xml:space="preserve">Vrba ES. 1992 Mammals as a Key to Evolutionary Theory.</w:t>
       </w:r>
       <w:r>
         <w:t xml:space="preserve"> </w:t>
@@ -2205,7 +2299,7 @@
           <w:i/>
           <w:iCs/>
         </w:rPr>
-        <w:t xml:space="preserve">Journal of Mammalian Evolution</w:t>
+        <w:t xml:space="preserve">Journal of Mammalogy</w:t>
       </w:r>
       <w:r>
         <w:t xml:space="preserve"> </w:t>
@@ -2215,12 +2309,65 @@
           <w:b/>
           <w:bCs/>
         </w:rPr>
+        <w:t xml:space="preserve">73</w:t>
+      </w:r>
+      <w:r>
+        <w:t xml:space="preserve">, 1–28. (doi:</w:t>
+      </w:r>
+      <w:hyperlink r:id="rId75">
+        <w:r>
+          <w:rPr>
+            <w:rStyle w:val="Hyperlink"/>
+          </w:rPr>
+          <w:t xml:space="preserve">10.2307/1381862</w:t>
+        </w:r>
+      </w:hyperlink>
+      <w:r>
+        <w:t xml:space="preserve">)</w:t>
+      </w:r>
+    </w:p>
+    <w:bookmarkEnd w:id="76"/>
+    <w:bookmarkStart w:id="78" w:name="ref-prevosti2013"/>
+    <w:p>
+      <w:pPr>
+        <w:pStyle w:val="Bibliography"/>
+      </w:pPr>
+      <w:r>
+        <w:t xml:space="preserve">21.</w:t>
+      </w:r>
+      <w:r>
+        <w:t xml:space="preserve"> </w:t>
+      </w:r>
+      <w:r>
+        <w:t xml:space="preserve">	</w:t>
+      </w:r>
+      <w:r>
+        <w:t xml:space="preserve">Prevosti FJ, Forasiepi A, Zimicz N. 2013 The Evolution of the Cenozoic Terrestrial Mammalian Predator Guild in South America: Competition or Replacement?</w:t>
+      </w:r>
+      <w:r>
+        <w:t xml:space="preserve"> </w:t>
+      </w:r>
+      <w:r>
+        <w:rPr>
+          <w:i/>
+          <w:iCs/>
+        </w:rPr>
+        <w:t xml:space="preserve">Journal of Mammalian Evolution</w:t>
+      </w:r>
+      <w:r>
+        <w:t xml:space="preserve"> </w:t>
+      </w:r>
+      <w:r>
+        <w:rPr>
+          <w:b/>
+          <w:bCs/>
+        </w:rPr>
         <w:t xml:space="preserve">20</w:t>
       </w:r>
       <w:r>
         <w:t xml:space="preserve">, 3–21. (doi:</w:t>
       </w:r>
-      <w:hyperlink r:id="rId70">
+      <w:hyperlink r:id="rId77">
         <w:r>
           <w:rPr>
             <w:rStyle w:val="Hyperlink"/>
@@ -2232,14 +2379,14 @@
         <w:t xml:space="preserve">)</w:t>
       </w:r>
     </w:p>
-    <w:bookmarkEnd w:id="71"/>
-    <w:bookmarkStart w:id="73" w:name="ref-tarquini2022"/>
+    <w:bookmarkEnd w:id="78"/>
+    <w:bookmarkStart w:id="80" w:name="ref-tarquini2022"/>
     <w:p>
       <w:pPr>
         <w:pStyle w:val="Bibliography"/>
       </w:pPr>
       <w:r>
-        <w:t xml:space="preserve">20.</w:t>
+        <w:t xml:space="preserve">22.</w:t>
       </w:r>
       <w:r>
         <w:t xml:space="preserve"> </w:t>
@@ -2273,7 +2420,7 @@
       <w:r>
         <w:t xml:space="preserve">, 1224. (doi:</w:t>
       </w:r>
-      <w:hyperlink r:id="rId72">
+      <w:hyperlink r:id="rId79">
         <w:r>
           <w:rPr>
             <w:rStyle w:val="Hyperlink"/>
@@ -2285,14 +2432,14 @@
         <w:t xml:space="preserve">)</w:t>
       </w:r>
     </w:p>
-    <w:bookmarkEnd w:id="73"/>
-    <w:bookmarkStart w:id="75" w:name="ref-marsà2025"/>
+    <w:bookmarkEnd w:id="80"/>
+    <w:bookmarkStart w:id="82" w:name="ref-marsà2025"/>
     <w:p>
       <w:pPr>
         <w:pStyle w:val="Bibliography"/>
       </w:pPr>
       <w:r>
-        <w:t xml:space="preserve">21.</w:t>
+        <w:t xml:space="preserve">23.</w:t>
       </w:r>
       <w:r>
         <w:t xml:space="preserve"> </w:t>
@@ -2344,7 +2491,7 @@
       <w:r>
         <w:t xml:space="preserve">, 153. (doi:</w:t>
       </w:r>
-      <w:hyperlink r:id="rId74">
+      <w:hyperlink r:id="rId81">
         <w:r>
           <w:rPr>
             <w:rStyle w:val="Hyperlink"/>
@@ -2356,14 +2503,14 @@
         <w:t xml:space="preserve">)</w:t>
       </w:r>
     </w:p>
-    <w:bookmarkEnd w:id="75"/>
-    <w:bookmarkStart w:id="77" w:name="ref-blois2009"/>
+    <w:bookmarkEnd w:id="82"/>
+    <w:bookmarkStart w:id="84" w:name="ref-freitas-oliveira2024"/>
     <w:p>
       <w:pPr>
         <w:pStyle w:val="Bibliography"/>
       </w:pPr>
       <w:r>
-        <w:t xml:space="preserve">22.</w:t>
+        <w:t xml:space="preserve">24.</w:t>
       </w:r>
       <w:r>
         <w:t xml:space="preserve"> </w:t>
@@ -2372,7 +2519,7 @@
         <w:t xml:space="preserve">	</w:t>
       </w:r>
       <w:r>
-        <w:t xml:space="preserve">Blois JL, Hadly EA. 2009 Mammalian response to cenozoic climatic change.</w:t>
+        <w:t xml:space="preserve">Freitas-Oliveira R, Lima-Ribeiro MS, Terribile LC. 2024 No evidence for niche competition in the extinction of the South American saber-tooth species.</w:t>
       </w:r>
       <w:r>
         <w:t xml:space="preserve"> </w:t>
@@ -2382,7 +2529,7 @@
           <w:i/>
           <w:iCs/>
         </w:rPr>
-        <w:t xml:space="preserve">Annual Review of Earth and Planetary Sciences</w:t>
+        <w:t xml:space="preserve">npj Biodiversity</w:t>
       </w:r>
       <w:r>
         <w:t xml:space="preserve"> </w:t>
@@ -2392,224 +2539,12 @@
           <w:b/>
           <w:bCs/>
         </w:rPr>
-        <w:t xml:space="preserve">37</w:t>
-      </w:r>
-      <w:r>
-        <w:t xml:space="preserve">, 181–208. (doi:</w:t>
-      </w:r>
-      <w:hyperlink r:id="rId76">
-        <w:r>
-          <w:rPr>
-            <w:rStyle w:val="Hyperlink"/>
-          </w:rPr>
-          <w:t xml:space="preserve">10.1146/annurev.earth.031208.100055</w:t>
-        </w:r>
-      </w:hyperlink>
-      <w:r>
-        <w:t xml:space="preserve">)</w:t>
-      </w:r>
-    </w:p>
-    <w:bookmarkEnd w:id="77"/>
-    <w:bookmarkStart w:id="79" w:name="ref-condamine2013"/>
-    <w:p>
-      <w:pPr>
-        <w:pStyle w:val="Bibliography"/>
-      </w:pPr>
-      <w:r>
-        <w:t xml:space="preserve">23.</w:t>
-      </w:r>
-      <w:r>
-        <w:t xml:space="preserve"> </w:t>
-      </w:r>
-      <w:r>
-        <w:t xml:space="preserve">	</w:t>
-      </w:r>
-      <w:r>
-        <w:t xml:space="preserve">Condamine FL, Rolland J, Morlon H. 2013 Macroevolutionary perspectives to environmental change.</w:t>
-      </w:r>
-      <w:r>
-        <w:t xml:space="preserve"> </w:t>
-      </w:r>
-      <w:r>
-        <w:rPr>
-          <w:i/>
-          <w:iCs/>
-        </w:rPr>
-        <w:t xml:space="preserve">Ecology Letters</w:t>
-      </w:r>
-      <w:r>
-        <w:t xml:space="preserve"> </w:t>
-      </w:r>
-      <w:r>
-        <w:rPr>
-          <w:b/>
-          <w:bCs/>
-        </w:rPr>
-        <w:t xml:space="preserve">16</w:t>
-      </w:r>
-      <w:r>
-        <w:t xml:space="preserve">, 72–85. (doi:</w:t>
-      </w:r>
-      <w:hyperlink r:id="rId78">
-        <w:r>
-          <w:rPr>
-            <w:rStyle w:val="Hyperlink"/>
-          </w:rPr>
-          <w:t xml:space="preserve">https://doi.org/10.1111/ele.12062</w:t>
-        </w:r>
-      </w:hyperlink>
-      <w:r>
-        <w:t xml:space="preserve">)</w:t>
-      </w:r>
-    </w:p>
-    <w:bookmarkEnd w:id="79"/>
-    <w:bookmarkStart w:id="81" w:name="ref-nogués-bravo2018"/>
-    <w:p>
-      <w:pPr>
-        <w:pStyle w:val="Bibliography"/>
-      </w:pPr>
-      <w:r>
-        <w:t xml:space="preserve">24.</w:t>
-      </w:r>
-      <w:r>
-        <w:t xml:space="preserve"> </w:t>
-      </w:r>
-      <w:r>
-        <w:t xml:space="preserve">	</w:t>
-      </w:r>
-      <w:r>
-        <w:t xml:space="preserve">Nogués-Bravo D, Rodríguez-Sánchez F, Orsini L, Boer E de, Jansson R, Morlon H, Fordham DA, Jackson ST. 2018 Cracking the Code of Biodiversity Responses to Past Climate Change.</w:t>
-      </w:r>
-      <w:r>
-        <w:t xml:space="preserve"> </w:t>
-      </w:r>
-      <w:r>
-        <w:rPr>
-          <w:i/>
-          <w:iCs/>
-        </w:rPr>
-        <w:t xml:space="preserve">Trends in Ecology &amp; Evolution</w:t>
-      </w:r>
-      <w:r>
-        <w:t xml:space="preserve"> </w:t>
-      </w:r>
-      <w:r>
-        <w:rPr>
-          <w:b/>
-          <w:bCs/>
-        </w:rPr>
-        <w:t xml:space="preserve">33</w:t>
-      </w:r>
-      <w:r>
-        <w:t xml:space="preserve">, 765–776. (doi:</w:t>
-      </w:r>
-      <w:hyperlink r:id="rId80">
-        <w:r>
-          <w:rPr>
-            <w:rStyle w:val="Hyperlink"/>
-          </w:rPr>
-          <w:t xml:space="preserve">10.1016/j.tree.2018.07.005</w:t>
-        </w:r>
-      </w:hyperlink>
-      <w:r>
-        <w:t xml:space="preserve">)</w:t>
-      </w:r>
-    </w:p>
-    <w:bookmarkEnd w:id="81"/>
-    <w:bookmarkStart w:id="83" w:name="ref-kiessling2025"/>
-    <w:p>
-      <w:pPr>
-        <w:pStyle w:val="Bibliography"/>
-      </w:pPr>
-      <w:r>
-        <w:t xml:space="preserve">25.</w:t>
-      </w:r>
-      <w:r>
-        <w:t xml:space="preserve"> </w:t>
-      </w:r>
-      <w:r>
-        <w:t xml:space="preserve">	</w:t>
-      </w:r>
-      <w:r>
-        <w:t xml:space="preserve">Kiessling W, Reddin CJ, Dowding EM, Dimitrijević D, Raja NB, Kocsis ÁT. 2025 Marine biological responses to abrupt climate change in deep time.</w:t>
-      </w:r>
-      <w:r>
-        <w:t xml:space="preserve"> </w:t>
-      </w:r>
-      <w:r>
-        <w:rPr>
-          <w:i/>
-          <w:iCs/>
-        </w:rPr>
-        <w:t xml:space="preserve">Paleobiology</w:t>
-      </w:r>
-      <w:r>
-        <w:t xml:space="preserve"> </w:t>
-      </w:r>
-      <w:r>
-        <w:rPr>
-          <w:b/>
-          <w:bCs/>
-        </w:rPr>
-        <w:t xml:space="preserve">51</w:t>
-      </w:r>
-      <w:r>
-        <w:t xml:space="preserve">, 97–111. (doi:</w:t>
-      </w:r>
-      <w:hyperlink r:id="rId82">
-        <w:r>
-          <w:rPr>
-            <w:rStyle w:val="Hyperlink"/>
-          </w:rPr>
-          <w:t xml:space="preserve">10.1017/pab.2024.20</w:t>
-        </w:r>
-      </w:hyperlink>
-      <w:r>
-        <w:t xml:space="preserve">)</w:t>
-      </w:r>
-    </w:p>
-    <w:bookmarkEnd w:id="83"/>
-    <w:bookmarkStart w:id="85" w:name="ref-freitas-oliveira2024"/>
-    <w:p>
-      <w:pPr>
-        <w:pStyle w:val="Bibliography"/>
-      </w:pPr>
-      <w:r>
-        <w:t xml:space="preserve">26.</w:t>
-      </w:r>
-      <w:r>
-        <w:t xml:space="preserve"> </w:t>
-      </w:r>
-      <w:r>
-        <w:t xml:space="preserve">	</w:t>
-      </w:r>
-      <w:r>
-        <w:t xml:space="preserve">Freitas-Oliveira R, Lima-Ribeiro MS, Terribile LC. 2024 No evidence for niche competition in the extinction of the South American saber-tooth species.</w:t>
-      </w:r>
-      <w:r>
-        <w:t xml:space="preserve"> </w:t>
-      </w:r>
-      <w:r>
-        <w:rPr>
-          <w:i/>
-          <w:iCs/>
-        </w:rPr>
-        <w:t xml:space="preserve">npj Biodiversity</w:t>
-      </w:r>
-      <w:r>
-        <w:t xml:space="preserve"> </w:t>
-      </w:r>
-      <w:r>
-        <w:rPr>
-          <w:b/>
-          <w:bCs/>
-        </w:rPr>
         <w:t xml:space="preserve">3</w:t>
       </w:r>
       <w:r>
         <w:t xml:space="preserve">, 1–5. (doi:</w:t>
       </w:r>
-      <w:hyperlink r:id="rId84">
+      <w:hyperlink r:id="rId83">
         <w:r>
           <w:rPr>
             <w:rStyle w:val="Hyperlink"/>
@@ -2621,14 +2556,14 @@
         <w:t xml:space="preserve">)</w:t>
       </w:r>
     </w:p>
-    <w:bookmarkEnd w:id="85"/>
-    <w:bookmarkStart w:id="87" w:name="ref-krone2024"/>
+    <w:bookmarkEnd w:id="84"/>
+    <w:bookmarkStart w:id="86" w:name="ref-krone2024"/>
     <w:p>
       <w:pPr>
         <w:pStyle w:val="Bibliography"/>
       </w:pPr>
       <w:r>
-        <w:t xml:space="preserve">27.</w:t>
+        <w:t xml:space="preserve">25.</w:t>
       </w:r>
       <w:r>
         <w:t xml:space="preserve"> </w:t>
@@ -2662,7 +2597,7 @@
       <w:r>
         <w:t xml:space="preserve">, 214–225. (doi:</w:t>
       </w:r>
-      <w:hyperlink r:id="rId86">
+      <w:hyperlink r:id="rId85">
         <w:r>
           <w:rPr>
             <w:rStyle w:val="Hyperlink"/>
@@ -2674,14 +2609,14 @@
         <w:t xml:space="preserve">)</w:t>
       </w:r>
     </w:p>
-    <w:bookmarkEnd w:id="87"/>
-    <w:bookmarkStart w:id="89" w:name="ref-pilowsky2022"/>
+    <w:bookmarkEnd w:id="86"/>
+    <w:bookmarkStart w:id="88" w:name="ref-pilowsky2022"/>
     <w:p>
       <w:pPr>
         <w:pStyle w:val="Bibliography"/>
       </w:pPr>
       <w:r>
-        <w:t xml:space="preserve">28.</w:t>
+        <w:t xml:space="preserve">26.</w:t>
       </w:r>
       <w:r>
         <w:t xml:space="preserve"> </w:t>
@@ -2715,7 +2650,7 @@
       <w:r>
         <w:t xml:space="preserve">, eabj2271. (doi:</w:t>
       </w:r>
-      <w:hyperlink r:id="rId88">
+      <w:hyperlink r:id="rId87">
         <w:r>
           <w:rPr>
             <w:rStyle w:val="Hyperlink"/>
@@ -2727,14 +2662,14 @@
         <w:t xml:space="preserve">)</w:t>
       </w:r>
     </w:p>
-    <w:bookmarkEnd w:id="89"/>
-    <w:bookmarkStart w:id="91" w:name="ref-hagen2023"/>
+    <w:bookmarkEnd w:id="88"/>
+    <w:bookmarkStart w:id="90" w:name="ref-hagen2023"/>
     <w:p>
       <w:pPr>
         <w:pStyle w:val="Bibliography"/>
       </w:pPr>
       <w:r>
-        <w:t xml:space="preserve">29.</w:t>
+        <w:t xml:space="preserve">27.</w:t>
       </w:r>
       <w:r>
         <w:t xml:space="preserve"> </w:t>
@@ -2768,7 +2703,7 @@
       <w:r>
         <w:t xml:space="preserve">, e06132. (doi:</w:t>
       </w:r>
-      <w:hyperlink r:id="rId90">
+      <w:hyperlink r:id="rId89">
         <w:r>
           <w:rPr>
             <w:rStyle w:val="Hyperlink"/>
@@ -2780,14 +2715,14 @@
         <w:t xml:space="preserve">)</w:t>
       </w:r>
     </w:p>
-    <w:bookmarkEnd w:id="91"/>
-    <w:bookmarkStart w:id="93" w:name="ref-hagen2021"/>
+    <w:bookmarkEnd w:id="90"/>
+    <w:bookmarkStart w:id="92" w:name="ref-hagen2021"/>
     <w:p>
       <w:pPr>
         <w:pStyle w:val="Bibliography"/>
       </w:pPr>
       <w:r>
-        <w:t xml:space="preserve">30.</w:t>
+        <w:t xml:space="preserve">28.</w:t>
       </w:r>
       <w:r>
         <w:t xml:space="preserve"> </w:t>
@@ -2827,7 +2762,7 @@
       <w:r>
         <w:t xml:space="preserve">, e3001340. (doi:</w:t>
       </w:r>
-      <w:hyperlink r:id="rId92">
+      <w:hyperlink r:id="rId91">
         <w:r>
           <w:rPr>
             <w:rStyle w:val="Hyperlink"/>
@@ -2839,14 +2774,14 @@
         <w:t xml:space="preserve">)</w:t>
       </w:r>
     </w:p>
-    <w:bookmarkEnd w:id="93"/>
-    <w:bookmarkStart w:id="95" w:name="ref-boschman2023"/>
+    <w:bookmarkEnd w:id="92"/>
+    <w:bookmarkStart w:id="94" w:name="ref-boschman2023"/>
     <w:p>
       <w:pPr>
         <w:pStyle w:val="Bibliography"/>
       </w:pPr>
       <w:r>
-        <w:t xml:space="preserve">31.</w:t>
+        <w:t xml:space="preserve">29.</w:t>
       </w:r>
       <w:r>
         <w:t xml:space="preserve"> </w:t>
@@ -2880,7 +2815,7 @@
       <w:r>
         <w:t xml:space="preserve">, 2037–2044. (doi:</w:t>
       </w:r>
-      <w:hyperlink r:id="rId94">
+      <w:hyperlink r:id="rId93">
         <w:r>
           <w:rPr>
             <w:rStyle w:val="Hyperlink"/>
@@ -2892,14 +2827,14 @@
         <w:t xml:space="preserve">)</w:t>
       </w:r>
     </w:p>
-    <w:bookmarkEnd w:id="95"/>
-    <w:bookmarkStart w:id="97" w:name="ref-skeels2023"/>
+    <w:bookmarkEnd w:id="94"/>
+    <w:bookmarkStart w:id="96" w:name="ref-skeels2023"/>
     <w:p>
       <w:pPr>
         <w:pStyle w:val="Bibliography"/>
       </w:pPr>
       <w:r>
-        <w:t xml:space="preserve">32.</w:t>
+        <w:t xml:space="preserve">30.</w:t>
       </w:r>
       <w:r>
         <w:t xml:space="preserve"> </w:t>
@@ -2933,7 +2868,7 @@
       <w:r>
         <w:t xml:space="preserve">, 341–356. (doi:</w:t>
       </w:r>
-      <w:hyperlink r:id="rId96">
+      <w:hyperlink r:id="rId95">
         <w:r>
           <w:rPr>
             <w:rStyle w:val="Hyperlink"/>
@@ -2945,14 +2880,14 @@
         <w:t xml:space="preserve">)</w:t>
       </w:r>
     </w:p>
-    <w:bookmarkEnd w:id="97"/>
-    <w:bookmarkStart w:id="99" w:name="ref-holden2019"/>
+    <w:bookmarkEnd w:id="96"/>
+    <w:bookmarkStart w:id="98" w:name="ref-holden2019"/>
     <w:p>
       <w:pPr>
         <w:pStyle w:val="Bibliography"/>
       </w:pPr>
       <w:r>
-        <w:t xml:space="preserve">33.</w:t>
+        <w:t xml:space="preserve">31.</w:t>
       </w:r>
       <w:r>
         <w:t xml:space="preserve"> </w:t>
@@ -2989,7 +2924,7 @@
       <w:r>
         <w:t xml:space="preserve">, 5137–5155. (doi:</w:t>
       </w:r>
-      <w:hyperlink r:id="rId98">
+      <w:hyperlink r:id="rId97">
         <w:r>
           <w:rPr>
             <w:rStyle w:val="Hyperlink"/>
@@ -3001,14 +2936,14 @@
         <w:t xml:space="preserve">)</w:t>
       </w:r>
     </w:p>
-    <w:bookmarkEnd w:id="99"/>
-    <w:bookmarkStart w:id="101" w:name="ref-barreto2023"/>
+    <w:bookmarkEnd w:id="98"/>
+    <w:bookmarkStart w:id="100" w:name="ref-barreto2023"/>
     <w:p>
       <w:pPr>
         <w:pStyle w:val="Bibliography"/>
       </w:pPr>
       <w:r>
-        <w:t xml:space="preserve">34.</w:t>
+        <w:t xml:space="preserve">32.</w:t>
       </w:r>
       <w:r>
         <w:t xml:space="preserve"> </w:t>
@@ -3042,7 +2977,7 @@
       <w:r>
         <w:t xml:space="preserve">, 1034–1045. (doi:</w:t>
       </w:r>
-      <w:hyperlink r:id="rId100">
+      <w:hyperlink r:id="rId99">
         <w:r>
           <w:rPr>
             <w:rStyle w:val="Hyperlink"/>
@@ -3054,14 +2989,14 @@
         <w:t xml:space="preserve">)</w:t>
       </w:r>
     </w:p>
-    <w:bookmarkEnd w:id="101"/>
-    <w:bookmarkStart w:id="103" w:name="ref-galván2023"/>
+    <w:bookmarkEnd w:id="100"/>
+    <w:bookmarkStart w:id="102" w:name="ref-galván2023"/>
     <w:p>
       <w:pPr>
         <w:pStyle w:val="Bibliography"/>
       </w:pPr>
       <w:r>
-        <w:t xml:space="preserve">35.</w:t>
+        <w:t xml:space="preserve">33.</w:t>
       </w:r>
       <w:r>
         <w:t xml:space="preserve"> </w:t>
@@ -3075,7 +3010,7 @@
       <w:r>
         <w:t xml:space="preserve"> </w:t>
       </w:r>
-      <w:hyperlink r:id="rId102">
+      <w:hyperlink r:id="rId101">
         <w:r>
           <w:rPr>
             <w:rStyle w:val="Hyperlink"/>
@@ -3087,14 +3022,14 @@
         <w:t xml:space="preserve"> </w:t>
       </w:r>
     </w:p>
-    <w:bookmarkEnd w:id="103"/>
-    <w:bookmarkStart w:id="105" w:name="ref-obrien2023"/>
+    <w:bookmarkEnd w:id="102"/>
+    <w:bookmarkStart w:id="104" w:name="ref-obrien2023"/>
     <w:p>
       <w:pPr>
         <w:pStyle w:val="Bibliography"/>
       </w:pPr>
       <w:r>
-        <w:t xml:space="preserve">36.</w:t>
+        <w:t xml:space="preserve">34.</w:t>
       </w:r>
       <w:r>
         <w:t xml:space="preserve"> </w:t>
@@ -3121,7 +3056,7 @@
       <w:r>
         <w:t xml:space="preserve"> </w:t>
       </w:r>
-      <w:hyperlink r:id="rId104">
+      <w:hyperlink r:id="rId103">
         <w:r>
           <w:rPr>
             <w:rStyle w:val="Hyperlink"/>
@@ -3133,14 +3068,14 @@
         <w:t xml:space="preserve">.</w:t>
       </w:r>
     </w:p>
-    <w:bookmarkEnd w:id="105"/>
-    <w:bookmarkStart w:id="107" w:name="ref-weir2009"/>
+    <w:bookmarkEnd w:id="104"/>
+    <w:bookmarkStart w:id="106" w:name="ref-weir2009"/>
     <w:p>
       <w:pPr>
         <w:pStyle w:val="Bibliography"/>
       </w:pPr>
       <w:r>
-        <w:t xml:space="preserve">37.</w:t>
+        <w:t xml:space="preserve">35.</w:t>
       </w:r>
       <w:r>
         <w:t xml:space="preserve"> </w:t>
@@ -3174,7 +3109,7 @@
       <w:r>
         <w:t xml:space="preserve">, 21737–21742. (doi:</w:t>
       </w:r>
-      <w:hyperlink r:id="rId106">
+      <w:hyperlink r:id="rId105">
         <w:r>
           <w:rPr>
             <w:rStyle w:val="Hyperlink"/>
@@ -3186,14 +3121,14 @@
         <w:t xml:space="preserve">)</w:t>
       </w:r>
     </w:p>
-    <w:bookmarkEnd w:id="107"/>
-    <w:bookmarkStart w:id="109" w:name="ref-antonelli2018"/>
+    <w:bookmarkEnd w:id="106"/>
+    <w:bookmarkStart w:id="108" w:name="ref-antonelli2018"/>
     <w:p>
       <w:pPr>
         <w:pStyle w:val="Bibliography"/>
       </w:pPr>
       <w:r>
-        <w:t xml:space="preserve">38.</w:t>
+        <w:t xml:space="preserve">36.</w:t>
       </w:r>
       <w:r>
         <w:t xml:space="preserve"> </w:t>
@@ -3240,7 +3175,7 @@
       <w:r>
         <w:t xml:space="preserve">, 718–725. (doi:</w:t>
       </w:r>
-      <w:hyperlink r:id="rId108">
+      <w:hyperlink r:id="rId107">
         <w:r>
           <w:rPr>
             <w:rStyle w:val="Hyperlink"/>
@@ -3252,14 +3187,14 @@
         <w:t xml:space="preserve">)</w:t>
       </w:r>
     </w:p>
-    <w:bookmarkEnd w:id="109"/>
-    <w:bookmarkStart w:id="111" w:name="ref-carrillo2020"/>
+    <w:bookmarkEnd w:id="108"/>
+    <w:bookmarkStart w:id="110" w:name="ref-couvreur2011"/>
     <w:p>
       <w:pPr>
         <w:pStyle w:val="Bibliography"/>
       </w:pPr>
       <w:r>
-        <w:t xml:space="preserve">39.</w:t>
+        <w:t xml:space="preserve">37.</w:t>
       </w:r>
       <w:r>
         <w:t xml:space="preserve"> </w:t>
@@ -3268,7 +3203,7 @@
         <w:t xml:space="preserve">	</w:t>
       </w:r>
       <w:r>
-        <w:t xml:space="preserve">Carrillo JD, Faurby S, Silvestro D, Zizka A, Jaramillo C, Bacon CD, Antonelli A. 2020 Disproportionate extinction of south american mammals drove the asymmetry of the great american biotic interchange.</w:t>
+        <w:t xml:space="preserve">Couvreur TLP, Pirie MD, Chatrou LW, Saunders RMK, Su YCF, Richardson JE, Erkens RHJ. 2011 Early evolutionary history of the flowering plant family Annonaceae: steady diversification and boreotropical geodispersal.</w:t>
       </w:r>
       <w:r>
         <w:t xml:space="preserve"> </w:t>
@@ -3278,7 +3213,7 @@
           <w:i/>
           <w:iCs/>
         </w:rPr>
-        <w:t xml:space="preserve">Proceedings of the National Academy of Sciences</w:t>
+        <w:t xml:space="preserve">Journal of Biogeography</w:t>
       </w:r>
       <w:r>
         <w:t xml:space="preserve"> </w:t>
@@ -3288,65 +3223,12 @@
           <w:b/>
           <w:bCs/>
         </w:rPr>
-        <w:t xml:space="preserve">117</w:t>
-      </w:r>
-      <w:r>
-        <w:t xml:space="preserve">, 26281–26287. (doi:</w:t>
-      </w:r>
-      <w:hyperlink r:id="rId110">
-        <w:r>
-          <w:rPr>
-            <w:rStyle w:val="Hyperlink"/>
-          </w:rPr>
-          <w:t xml:space="preserve">10.1073/pnas.2009397117</w:t>
-        </w:r>
-      </w:hyperlink>
-      <w:r>
-        <w:t xml:space="preserve">)</w:t>
-      </w:r>
-    </w:p>
-    <w:bookmarkEnd w:id="111"/>
-    <w:bookmarkStart w:id="113" w:name="ref-couvreur2011"/>
-    <w:p>
-      <w:pPr>
-        <w:pStyle w:val="Bibliography"/>
-      </w:pPr>
-      <w:r>
-        <w:t xml:space="preserve">40.</w:t>
-      </w:r>
-      <w:r>
-        <w:t xml:space="preserve"> </w:t>
-      </w:r>
-      <w:r>
-        <w:t xml:space="preserve">	</w:t>
-      </w:r>
-      <w:r>
-        <w:t xml:space="preserve">Couvreur TLP, Pirie MD, Chatrou LW, Saunders RMK, Su YCF, Richardson JE, Erkens RHJ. 2011 Early evolutionary history of the flowering plant family Annonaceae: steady diversification and boreotropical geodispersal.</w:t>
-      </w:r>
-      <w:r>
-        <w:t xml:space="preserve"> </w:t>
-      </w:r>
-      <w:r>
-        <w:rPr>
-          <w:i/>
-          <w:iCs/>
-        </w:rPr>
-        <w:t xml:space="preserve">Journal of Biogeography</w:t>
-      </w:r>
-      <w:r>
-        <w:t xml:space="preserve"> </w:t>
-      </w:r>
-      <w:r>
-        <w:rPr>
-          <w:b/>
-          <w:bCs/>
-        </w:rPr>
         <w:t xml:space="preserve">38</w:t>
       </w:r>
       <w:r>
         <w:t xml:space="preserve">, 664–680. (doi:</w:t>
       </w:r>
-      <w:hyperlink r:id="rId112">
+      <w:hyperlink r:id="rId109">
         <w:r>
           <w:rPr>
             <w:rStyle w:val="Hyperlink"/>
@@ -3358,14 +3240,14 @@
         <w:t xml:space="preserve">)</w:t>
       </w:r>
     </w:p>
-    <w:bookmarkEnd w:id="113"/>
-    <w:bookmarkStart w:id="115" w:name="ref-upchurch2024"/>
+    <w:bookmarkEnd w:id="110"/>
+    <w:bookmarkStart w:id="112" w:name="ref-upchurch2024"/>
     <w:p>
       <w:pPr>
         <w:pStyle w:val="Bibliography"/>
       </w:pPr>
       <w:r>
-        <w:t xml:space="preserve">41.</w:t>
+        <w:t xml:space="preserve">38.</w:t>
       </w:r>
       <w:r>
         <w:t xml:space="preserve"> </w:t>
@@ -3399,7 +3281,7 @@
       <w:r>
         <w:t xml:space="preserve">, 20240429. (doi:</w:t>
       </w:r>
-      <w:hyperlink r:id="rId114">
+      <w:hyperlink r:id="rId111">
         <w:r>
           <w:rPr>
             <w:rStyle w:val="Hyperlink"/>
@@ -3411,14 +3293,14 @@
         <w:t xml:space="preserve">)</w:t>
       </w:r>
     </w:p>
-    <w:bookmarkEnd w:id="115"/>
-    <w:bookmarkStart w:id="117" w:name="ref-pino2022"/>
+    <w:bookmarkEnd w:id="112"/>
+    <w:bookmarkStart w:id="114" w:name="ref-pino2022"/>
     <w:p>
       <w:pPr>
         <w:pStyle w:val="Bibliography"/>
       </w:pPr>
       <w:r>
-        <w:t xml:space="preserve">42.</w:t>
+        <w:t xml:space="preserve">39.</w:t>
       </w:r>
       <w:r>
         <w:t xml:space="preserve"> </w:t>
@@ -3452,7 +3334,7 @@
       <w:r>
         <w:t xml:space="preserve">, 103758. (doi:</w:t>
       </w:r>
-      <w:hyperlink r:id="rId116">
+      <w:hyperlink r:id="rId113">
         <w:r>
           <w:rPr>
             <w:rStyle w:val="Hyperlink"/>
@@ -3464,9 +3346,9 @@
         <w:t xml:space="preserve">)</w:t>
       </w:r>
     </w:p>
-    <w:bookmarkEnd w:id="117"/>
-    <w:bookmarkEnd w:id="118"/>
-    <w:bookmarkEnd w:id="119"/>
+    <w:bookmarkEnd w:id="114"/>
+    <w:bookmarkEnd w:id="115"/>
+    <w:bookmarkEnd w:id="116"/>
     <w:sectPr>
       <w:type w:val="nextPage"/>
       <w:pgSz w:h="15840" w:w="12240"/>
@@ -5405,7 +5287,7 @@
     <w:rsid w:val="00cf7947"/>
     <w:pPr>
       <w:spacing w:after="180" w:before="180" w:line="360" w:lineRule="auto"/>
-      <w:ind w:hanging="0"/>
+      <w:ind w:firstLine="567"/>
       <w:jc w:val="both"/>
     </w:pPr>
     <w:rPr/>

--- a/Manuscript/GABI_palaeo_constraints.docx
+++ b/Manuscript/GABI_palaeo_constraints.docx
@@ -143,16 +143,29 @@
         <w:pStyle w:val="FirstParagraph"/>
       </w:pPr>
       <w:r>
+        <w:t xml:space="preserve"> </w:t>
+      </w:r>
+      <w:r>
         <w:t xml:space="preserve">Affiliations:</w:t>
       </w:r>
-      <w:r>
-        <w:br/>
+    </w:p>
+    <w:p>
+      <w:pPr>
+        <w:pStyle w:val="BodyText"/>
+      </w:pPr>
+      <w:r>
+        <w:t xml:space="preserve"> </w:t>
       </w:r>
       <w:r>
         <w:t xml:space="preserve">¹ Institut des Sciences de l’Evolution de Montpellier, Université de Montpellier, CNRS, IRD, Place Eugène Bataillon, 34095 Montpellier cedex 5, France.</w:t>
       </w:r>
-      <w:r>
-        <w:br/>
+    </w:p>
+    <w:p>
+      <w:pPr>
+        <w:pStyle w:val="BodyText"/>
+      </w:pPr>
+      <w:r>
+        <w:t xml:space="preserve"> </w:t>
       </w:r>
       <w:r>
         <w:t xml:space="preserve">² Centro de Investigación Mariña, Departamento de Ecoloxía e Bioloxía Animal, Universidade de Vigo, Campus Lagoas-Marcosende, 36310 Vigo, Spain</w:t>
@@ -167,13 +180,13 @@
         <w:t xml:space="preserve">Potential journals</w:t>
       </w:r>
     </w:p>
-    <w:bookmarkStart w:id="20" w:name="primary-aim"/>
+    <w:bookmarkStart w:id="20" w:name="primary-aims"/>
     <w:p>
       <w:pPr>
         <w:pStyle w:val="Heading2"/>
       </w:pPr>
       <w:r>
-        <w:t xml:space="preserve">Primary aim</w:t>
+        <w:t xml:space="preserve">Primary aims</w:t>
       </w:r>
     </w:p>
     <w:p>
@@ -181,7 +194,7 @@
         <w:pStyle w:val="FirstParagraph"/>
       </w:pPr>
       <w:r>
-        <w:t xml:space="preserve">Biology Letters</w:t>
+        <w:t xml:space="preserve">Biology Letters or Current Biology</w:t>
       </w:r>
     </w:p>
     <w:bookmarkEnd w:id="20"/>
@@ -199,12 +212,67 @@
         <w:pStyle w:val="FirstParagraph"/>
       </w:pPr>
       <w:r>
-        <w:t xml:space="preserve">Proceedings B? Global ecology &amp; Biogeography? Journal of Biogeography? Current Biology?</w:t>
+        <w:t xml:space="preserve">Proceedings B? Global ecology &amp; Biogeography? Journal of Biogeography?</w:t>
       </w:r>
     </w:p>
     <w:bookmarkEnd w:id="21"/>
     <w:bookmarkEnd w:id="22"/>
-    <w:bookmarkStart w:id="23" w:name="introduction"/>
+    <w:bookmarkStart w:id="23" w:name="abstract"/>
+    <w:p>
+      <w:pPr>
+        <w:pStyle w:val="Heading1"/>
+      </w:pPr>
+      <w:r>
+        <w:t xml:space="preserve">Abstract</w:t>
+      </w:r>
+    </w:p>
+    <w:p>
+      <w:pPr>
+        <w:pStyle w:val="FirstParagraph"/>
+      </w:pPr>
+      <w:r>
+        <w:t xml:space="preserve">The Great American Biotic Interchange (GABI) characterises the admixture of the North and South American faunas that occurred in the aftermath of the closure of the isthmus of Panama, in the Pliocene. Among land mammals, it witnessed a greater ability of North American lineages to establish southwards meanwhile many South American lineages went extinct. For these reasons, this massive interchange is considered as asymmetric. Here, coupling a mechanistic eco-evolutionary simulator with high-resolution palaeoclimatic reconstructions for the last 5 million years, we explore the extent to which palaeoclimate may have shaped the asymmetry of the GABI. Interestingly, our results indicate that, when climatic variables are the only constraints to virtual species’ ecology, successful interchange is more frequently achieved when simulations start from South America than from North America. In addition, our models fail at explaining the higher representation of temperate-adapted mammals in the fossil record of successfully exchanged mammals, particularly from North America.</w:t>
+      </w:r>
+      <w:r>
+        <w:t xml:space="preserve"> </w:t>
+      </w:r>
+      <w:r>
+        <w:t xml:space="preserve">This study offers valuable mechanistic highlights into the onset of one of the most puzzling macroecological enigma, suggesting that abiotic factors were probably not the only underlying drivers behind the asymmetry of the GABI.</w:t>
+      </w:r>
+    </w:p>
+    <w:p>
+      <w:pPr>
+        <w:pStyle w:val="BodyText"/>
+      </w:pPr>
+      <w:r>
+        <w:t xml:space="preserve">Understanding how climate shapes large-scale biodiversity patterns is of paramount importance at a time when climate changes at an unprecedented rate. Here, coupling a mechanistic eco-evolutionary simulator with high-resolution palaeoclimatic reconstructions, we explore the extent to which palaeoclimate may have shaped the asymmetry of the Great American Biotic Interchange (GABI), one of the largest intercontinental faunal exchanges in the history of modern ecosystems, involving the admixture of North and South American faunas and, upon land mammals, witnessed a higher ability of North American lineages establishing southwards meanwhile many South American lineages went extinct</w:t>
+      </w:r>
+    </w:p>
+    <w:bookmarkEnd w:id="23"/>
+    <w:bookmarkStart w:id="24" w:name="keywords"/>
+    <w:p>
+      <w:pPr>
+        <w:pStyle w:val="Heading1"/>
+      </w:pPr>
+      <w:r>
+        <w:t xml:space="preserve">Keywords</w:t>
+      </w:r>
+    </w:p>
+    <w:p>
+      <w:pPr>
+        <w:pStyle w:val="FirstParagraph"/>
+      </w:pPr>
+      <w:r>
+        <w:t xml:space="preserve">Eco-evolutionary simulations; Palaeoclimate; Macroecology; South American Mammals</w:t>
+      </w:r>
+    </w:p>
+    <w:p>
+      <w:r>
+        <w:br w:type="page"/>
+      </w:r>
+    </w:p>
+    <w:bookmarkEnd w:id="24"/>
+    <w:bookmarkStart w:id="25" w:name="introduction"/>
     <w:p>
       <w:pPr>
         <w:pStyle w:val="Heading1"/>
@@ -252,7 +320,7 @@
         <w:t xml:space="preserve"> </w:t>
       </w:r>
       <w:r>
-        <w:t xml:space="preserve">3.5 Ma onwards</w:t>
+        <w:t xml:space="preserve">3.5 Million years ago (Ma) onwards</w:t>
       </w:r>
       <w:r>
         <w:t xml:space="preserve"> </w:t>
@@ -337,7 +405,7 @@
         <w:t xml:space="preserve">., 20,21–23]</w:t>
       </w:r>
       <w:r>
-        <w:t xml:space="preserve">. On the other hand, several studies proposed or found support for a contribution of abiotic factors –</w:t>
+        <w:t xml:space="preserve">. On the other hand, several studies proposed or found support for an implication of abiotic factors –</w:t>
       </w:r>
       <w:r>
         <w:t xml:space="preserve"> </w:t>
@@ -389,7 +457,15 @@
         <w:t xml:space="preserve">., 17,20,24]</w:t>
       </w:r>
       <w:r>
-        <w:t xml:space="preserve">. However, so far, such studies have been limited to statistical analyses primarily relying on fossil data, naturally biased and incomplete</w:t>
+        <w:t xml:space="preserve">. However, so far, most of these works have only relied on statistical analyses of the fossil record, and there is a lack of studies tackling the issue from a mechanistic perspective.</w:t>
+      </w:r>
+    </w:p>
+    <w:p>
+      <w:pPr>
+        <w:pStyle w:val="BodyText"/>
+      </w:pPr>
+      <w:r>
+        <w:t xml:space="preserve">Recent improvements in process-explicit modelling have marked a turning point in the study of biodiversity</w:t>
       </w:r>
       <w:r>
         <w:t xml:space="preserve"> </w:t>
@@ -398,15 +474,7 @@
         <w:t xml:space="preserve">[25]</w:t>
       </w:r>
       <w:r>
-        <w:t xml:space="preserve">, and there is a lack of studies tackling the issue from a mechanistic perspective.</w:t>
-      </w:r>
-    </w:p>
-    <w:p>
-      <w:pPr>
-        <w:pStyle w:val="BodyText"/>
-      </w:pPr>
-      <w:r>
-        <w:t xml:space="preserve">Recent improvements in process-explicit modelling have marked a turning point in the study of biodiversity</w:t>
+        <w:t xml:space="preserve">. By combining a landscape made up with palaeoenvironmental variables and a set of eco-evolutionary rules according to which virtual species are simulated, mechanistic eco-evolutionary models offer the unique opportunity to casually explore the way biodiversity patterns arise and are maintained through evolutionary times</w:t>
       </w:r>
       <w:r>
         <w:t xml:space="preserve"> </w:t>
@@ -415,7 +483,7 @@
         <w:t xml:space="preserve">[26]</w:t>
       </w:r>
       <w:r>
-        <w:t xml:space="preserve">. By combining a landscape made up with palaeoclimatic or palaeoenvironmental variables and a set of eco-evolutionary rules according to which virtual species are simulated, mechanistic eco-evolutionary models offer the unique opportunity to casually explore the way biodiversity patterns arise and are maintained through evolutionary times</w:t>
+        <w:t xml:space="preserve">. Recently, this family of models has provided unprecedented insights into the underlying forces behind widely-recognised biodiversity patterns, such as the latitudinal biodiversity gradient</w:t>
       </w:r>
       <w:r>
         <w:t xml:space="preserve"> </w:t>
@@ -424,7 +492,7 @@
         <w:t xml:space="preserve">[27]</w:t>
       </w:r>
       <w:r>
-        <w:t xml:space="preserve">. Recently, this family of models has provided unprecedented insights into the underlying forces behind widely-recognised biodiversity patterns, such as the latitudinal biodiversity gradient</w:t>
+        <w:t xml:space="preserve">, the diversity desequilibrium between tropical rainforests across the globe</w:t>
       </w:r>
       <w:r>
         <w:t xml:space="preserve"> </w:t>
@@ -433,7 +501,25 @@
         <w:t xml:space="preserve">[28]</w:t>
       </w:r>
       <w:r>
-        <w:t xml:space="preserve">, the diversity desequilibrium between tropical rainforests across the globe [hagen2024], the build-up of the unique biodiversity along the Wallace line [skeels2023 wallacea] and many others [</w:t>
+        <w:t xml:space="preserve">, the build-up of the unique biodiversity along the Wallace line</w:t>
+      </w:r>
+      <w:r>
+        <w:t xml:space="preserve"> </w:t>
+      </w:r>
+      <w:r>
+        <w:t xml:space="preserve">[29]</w:t>
+      </w:r>
+      <w:r>
+        <w:t xml:space="preserve"> </w:t>
+      </w:r>
+      <w:r>
+        <w:t xml:space="preserve">and many others</w:t>
+      </w:r>
+      <w:r>
+        <w:t xml:space="preserve"> </w:t>
+      </w:r>
+      <w:r>
+        <w:t xml:space="preserve">[</w:t>
       </w:r>
       <w:r>
         <w:rPr>
@@ -453,29 +539,22 @@
         <w:t xml:space="preserve">g</w:t>
       </w:r>
       <w:r>
-        <w:t xml:space="preserve">.,</w:t>
-      </w:r>
-      <w:r>
-        <w:t xml:space="preserve"> </w:t>
-      </w:r>
-      <w:r>
-        <w:t xml:space="preserve">[29]</w:t>
-      </w:r>
-      <w:r>
-        <w:t xml:space="preserve">;</w:t>
-      </w:r>
-      <w:r>
-        <w:t xml:space="preserve"> </w:t>
-      </w:r>
-      <w:r>
-        <w:t xml:space="preserve">[30]</w:t>
-      </w:r>
-      <w:r>
-        <w:t xml:space="preserve">; liu2024]. Here, we use a mechanistic biodiversity simulator to explore the extent to which palaeoclimate dynamics can explain the observed asymmetry in the land mammal exchange that occurred across the Americas. We simulate a diversifying clade in a landscape made up with two palaeoclimate variables (annual temperature and precipitations) starting from a single ancestor, either in North or South America, throughout the last 5 My. We hypothesise that (i) simulations starting from a North American ancestor would be more successful at reaching the other continent than the other way round, (ii) successful simulations starting from a North American ancestor would result in a more diverse and spatially spread radiation in the foreign continents and (iii) part of this asymmetry stems from the unequal biome areas between North and South America.</w:t>
-      </w:r>
-    </w:p>
-    <w:bookmarkEnd w:id="23"/>
-    <w:bookmarkStart w:id="27" w:name="materials-and-methods"/>
+        <w:t xml:space="preserve">., 30,31,32]</w:t>
+      </w:r>
+      <w:r>
+        <w:t xml:space="preserve">.</w:t>
+      </w:r>
+    </w:p>
+    <w:p>
+      <w:pPr>
+        <w:pStyle w:val="BodyText"/>
+      </w:pPr>
+      <w:r>
+        <w:t xml:space="preserve">Here, we explore the implication of palaeoclimate change in the asymmetry of the GABI using a mechanistic biodiversity simulator coupled with palaeoclimate reconstructions across the last 5 million years. Our simulations tracked the diversification of a clade either originating in North or South America. The ability of a virtual species to maintain at a given place was only mediated by climatic factors. We hypothesise that (i) simulations starting from a North American ancestor would be more successful at reaching the other continent than the other way round, (ii) successful simulations starting from a North American ancestor would result in a more diverse and spatially spread radiation in the foreign continent and (iii) temperate-adapted species from North America would be the more successful, according to the historical predictions of Webb, Marshall and Simpson.</w:t>
+      </w:r>
+    </w:p>
+    <w:bookmarkEnd w:id="25"/>
+    <w:bookmarkStart w:id="29" w:name="materials-and-methods"/>
     <w:p>
       <w:pPr>
         <w:pStyle w:val="Heading1"/>
@@ -510,33 +589,7 @@
         <w:t xml:space="preserve">North + Central America. The delimitation between both continents was arbitrarily set in the middle of Panama (coordinates).</w:t>
       </w:r>
     </w:p>
-    <w:p>
-      <w:pPr>
-        <w:pStyle w:val="BodyText"/>
-      </w:pPr>
-      <w:r>
-        <w:t xml:space="preserve">Quantify:</w:t>
-      </w:r>
-      <w:r>
-        <w:br/>
-      </w:r>
-      <w:r>
-        <w:t xml:space="preserve">- Distrib° of occupied area</w:t>
-      </w:r>
-      <w:r>
-        <w:br/>
-      </w:r>
-      <w:r>
-        <w:t xml:space="preserve">- Diversity (nb of species) in the colonised area</w:t>
-      </w:r>
-      <w:r>
-        <w:br/>
-      </w:r>
-      <w:r>
-        <w:t xml:space="preserve">- Reachability: how long does it take to reach the other area? (surely related to distance to exchange point)</w:t>
-      </w:r>
-    </w:p>
-    <w:bookmarkStart w:id="24" w:name="palaeoclimate-data"/>
+    <w:bookmarkStart w:id="26" w:name="palaeoclimate-data"/>
     <w:p>
       <w:pPr>
         <w:pStyle w:val="Heading2"/>
@@ -568,7 +621,7 @@
         <w:t xml:space="preserve"> </w:t>
       </w:r>
       <w:r>
-        <w:t xml:space="preserve">[31]</w:t>
+        <w:t xml:space="preserve">[33]</w:t>
       </w:r>
       <w:r>
         <w:t xml:space="preserve">, covering the last 5 Myrs with a 1</w:t>
@@ -586,7 +639,7 @@
         <w:t xml:space="preserve"> </w:t>
       </w:r>
       <w:r>
-        <w:t xml:space="preserve">[32]</w:t>
+        <w:t xml:space="preserve">[34]</w:t>
       </w:r>
       <w:r>
         <w:t xml:space="preserve">. For the scope of this work, we used two bioclimatic variables: mean annual temperature (MAT, BIO1) and mean annual precipitation (MAP, BIO12).</w:t>
@@ -603,14 +656,14 @@
         <w:t xml:space="preserve"> </w:t>
       </w:r>
       <w:r>
-        <w:t xml:space="preserve">[33]</w:t>
+        <w:t xml:space="preserve">[35]</w:t>
       </w:r>
       <w:r>
         <w:t xml:space="preserve">. This classification divides the world into five broad climatic regions: Polar, Cold, Temperate, Arid and Tropical.</w:t>
       </w:r>
     </w:p>
-    <w:bookmarkEnd w:id="24"/>
-    <w:bookmarkStart w:id="25" w:name="simulation-model-and-modelling-schemes"/>
+    <w:bookmarkEnd w:id="26"/>
+    <w:bookmarkStart w:id="27" w:name="simulation-model-and-modelling-schemes"/>
     <w:p>
       <w:pPr>
         <w:pStyle w:val="Heading2"/>
@@ -630,7 +683,7 @@
         <w:t xml:space="preserve"> </w:t>
       </w:r>
       <w:r>
-        <w:t xml:space="preserve">[28]</w:t>
+        <w:t xml:space="preserve">[27]</w:t>
       </w:r>
       <w:r>
         <w:t xml:space="preserve">. Simulations, moving forward-in-time with a 10ky time step, tracked the radiation of a clade arising from a single ancestral population, either originating in North or in South America, throughout the last 5 Myr. In gen3sis, virtual species are made up with a set of individual populations evolving independently, following a set of four rules: dispersal, speciation, environmental filtering and trait evolution. All simulation scenarios that we implemented only differed on the last rule (trait evolution), the first three being common to all models (or at least partly).</w:t>
@@ -652,7 +705,13 @@
         </m:r>
       </m:oMath>
       <w:r>
-        <w:t xml:space="preserve">. This value, around an order of magnitude lower than those usually encoutered in gen3sis case studies [</w:t>
+        <w:t xml:space="preserve">. This value, around an order of magnitude lower than those usually encoutered in gen3sis case studies</w:t>
+      </w:r>
+      <w:r>
+        <w:t xml:space="preserve"> </w:t>
+      </w:r>
+      <w:r>
+        <w:t xml:space="preserve">[</w:t>
       </w:r>
       <w:r>
         <w:rPr>
@@ -672,25 +731,13 @@
         <w:t xml:space="preserve">g</w:t>
       </w:r>
       <w:r>
-        <w:t xml:space="preserve">.,</w:t>
-      </w:r>
-      <w:r>
-        <w:t xml:space="preserve"> </w:t>
-      </w:r>
-      <w:r>
-        <w:t xml:space="preserve">[28]</w:t>
-      </w:r>
-      <w:r>
-        <w:t xml:space="preserve">;</w:t>
-      </w:r>
-      <w:r>
-        <w:t xml:space="preserve"> </w:t>
-      </w:r>
-      <w:r>
-        <w:t xml:space="preserve">[29]</w:t>
-      </w:r>
-      <w:r>
-        <w:t xml:space="preserve">; skeels 2023] was chosen in due to our high number of time steps (</w:t>
+        <w:t xml:space="preserve">., 27,29,30]</w:t>
+      </w:r>
+      <w:r>
+        <w:t xml:space="preserve"> </w:t>
+      </w:r>
+      <w:r>
+        <w:t xml:space="preserve">was chosen in due to our high number of time steps (</w:t>
       </w:r>
       <m:oMath>
         <m:r>
@@ -758,7 +805,7 @@
         <w:t xml:space="preserve"> </w:t>
       </w:r>
       <w:r>
-        <w:t xml:space="preserve">[34]</w:t>
+        <w:t xml:space="preserve">[36]</w:t>
       </w:r>
       <w:r>
         <w:t xml:space="preserve">. We then sampled a centroid at random and retrieved the corresponding cell in our landscape. To reduce the probability of initial crash, the temperature and/or precipitation optima parameter of the ancestor were set to those of the local environment.</w:t>
@@ -796,8 +843,8 @@
         <w:t xml:space="preserve">A total of 500 replicates was made under each scenario, both with North and South America as an ancestral area.</w:t>
       </w:r>
     </w:p>
-    <w:bookmarkEnd w:id="25"/>
-    <w:bookmarkStart w:id="26" w:name="postprocessing-and-quantifications"/>
+    <w:bookmarkEnd w:id="27"/>
+    <w:bookmarkStart w:id="28" w:name="postprocessing-and-quantifications"/>
     <w:p>
       <w:pPr>
         <w:pStyle w:val="Heading2"/>
@@ -811,12 +858,12 @@
         <w:pStyle w:val="FirstParagraph"/>
       </w:pPr>
       <w:r>
-        <w:t xml:space="preserve">blabla</w:t>
-      </w:r>
-    </w:p>
-    <w:bookmarkEnd w:id="26"/>
-    <w:bookmarkEnd w:id="27"/>
-    <w:bookmarkStart w:id="33" w:name="results"/>
+        <w:t xml:space="preserve">Once a</w:t>
+      </w:r>
+    </w:p>
+    <w:bookmarkEnd w:id="28"/>
+    <w:bookmarkEnd w:id="29"/>
+    <w:bookmarkStart w:id="36" w:name="results"/>
     <w:p>
       <w:pPr>
         <w:pStyle w:val="Heading1"/>
@@ -825,7 +872,7 @@
         <w:t xml:space="preserve">Results</w:t>
       </w:r>
     </w:p>
-    <w:bookmarkStart w:id="31" w:name="X46091cfcf02b26afcadcbdab517ba968c60939b"/>
+    <w:bookmarkStart w:id="33" w:name="X46091cfcf02b26afcadcbdab517ba968c60939b"/>
     <w:p>
       <w:pPr>
         <w:pStyle w:val="Heading2"/>
@@ -839,7 +886,7 @@
         <w:pStyle w:val="FirstParagraph"/>
       </w:pPr>
       <w:r>
-        <w:t xml:space="preserve">Unexpectedly, our simulation-based framework suggests that the proportion of simulations successfully reaching the other continent is always higher when starting from South America than from North America (Fig 1). This imbalance, strikingly going against our expectations, is maintained whether we allowed species climatic niche to evolve following climatic change (44% vs. 87%, model M1) or not (29% vs 59%, model M0, Figure 1)</w:t>
+        <w:t xml:space="preserve">Unexpectedly, our simulation-based framework suggests that the proportion of simulations successfully reaching the other continent is always higher when starting from South America than from North America (Fig X). This imbalance, strikingly going against our expectations, is maintained whether we allowed species climatic niche to evolve following climatic change (44% vs. 87%, model M1) or not (29% vs 59%, model M0, Figure 1). That being said, it has to be noticed that there the proportion of simulations resulting in no living representative (=crash) was on average twice higher for simulations starting in North America.</w:t>
       </w:r>
     </w:p>
     <w:p>
@@ -851,18 +898,18 @@
           <wp:inline>
             <wp:extent cx="5943600" cy="2796378"/>
             <wp:effectExtent b="0" l="0" r="0" t="0"/>
-            <wp:docPr descr="Proportion of successful exchange to the other continent, either starting from North (red) or South (blue) America." title="" id="29" name="Picture"/>
+            <wp:docPr descr="Proportion of successful exchange to the other continent, either starting from North (red) or South (blue) America." title="" id="31" name="Picture"/>
             <a:graphic>
               <a:graphicData uri="http://schemas.openxmlformats.org/drawingml/2006/picture">
                 <pic:pic>
                   <pic:nvPicPr>
-                    <pic:cNvPr descr="../Figures/prop_successful_exch/succ_exch_panel.png" id="30" name="Picture"/>
+                    <pic:cNvPr descr="../Figures/prop_successful_exch/succ_exch_panel.png" id="32" name="Picture"/>
                     <pic:cNvPicPr>
                       <a:picLocks noChangeArrowheads="1" noChangeAspect="1"/>
                     </pic:cNvPicPr>
                   </pic:nvPicPr>
                   <pic:blipFill>
-                    <a:blip r:embed="rId28"/>
+                    <a:blip r:embed="rId30"/>
                     <a:stretch>
                       <a:fillRect/>
                     </a:stretch>
@@ -897,142 +944,167 @@
         <w:t xml:space="preserve">Proportion of successful exchange to the other continent, either starting from North (red) or South (blue) America.</w:t>
       </w:r>
     </w:p>
-    <w:bookmarkEnd w:id="31"/>
-    <w:bookmarkStart w:id="32" w:name="successful-simulations"/>
-    <w:p>
-      <w:pPr>
-        <w:pStyle w:val="Heading2"/>
-      </w:pPr>
-      <w:r>
-        <w:t xml:space="preserve">Successful simulations</w:t>
-      </w:r>
-    </w:p>
-    <w:bookmarkEnd w:id="32"/>
-    <w:bookmarkEnd w:id="33"/>
-    <w:bookmarkStart w:id="37" w:name="discussion"/>
-    <w:p>
-      <w:pPr>
-        <w:pStyle w:val="Heading1"/>
-      </w:pPr>
-      <w:r>
-        <w:t xml:space="preserve">Discussion</w:t>
-      </w:r>
-    </w:p>
-    <w:p>
-      <w:pPr>
-        <w:pStyle w:val="FirstParagraph"/>
-      </w:pPr>
-      <w:r>
-        <w:t xml:space="preserve">Smoothing asymmetry =&gt; echo to birds</w:t>
-      </w:r>
-      <w:r>
-        <w:t xml:space="preserve"> </w:t>
-      </w:r>
-      <w:r>
-        <w:t xml:space="preserve">[35]</w:t>
-      </w:r>
-      <w:r>
-        <w:t xml:space="preserve">, flying behaviour relaxing constraints applied to land mammals ?</w:t>
-      </w:r>
-    </w:p>
     <w:p>
       <w:pPr>
         <w:pStyle w:val="BodyText"/>
       </w:pPr>
-      <w:r>
-        <w:t xml:space="preserve">Species pool proved relevant in the case of the interchange along the Wallacea</w:t>
-      </w:r>
-      <w:r>
-        <w:t xml:space="preserve"> </w:t>
-      </w:r>
-      <w:r>
-        <w:t xml:space="preserve">[30]</w:t>
-      </w:r>
-      <w:r>
-        <w:t xml:space="preserve">. But here, we expect to find more species in South America, encompassing one of earth’s major and long-standing biodiversity hotspot – Amazonia</w:t>
-      </w:r>
-      <w:r>
-        <w:t xml:space="preserve"> </w:t>
-      </w:r>
-      <w:r>
-        <w:t xml:space="preserve">[36]</w:t>
-      </w:r>
-      <w:r>
-        <w:t xml:space="preserve"> </w:t>
-      </w:r>
-      <w:r>
-        <w:t xml:space="preserve">– than in North America, though see Vrba.</w:t>
-      </w:r>
-    </w:p>
-    <w:bookmarkStart w:id="34" w:name="climate"/>
-    <w:p>
-      <w:pPr>
-        <w:pStyle w:val="Heading2"/>
-      </w:pPr>
-      <w:r>
-        <w:t xml:space="preserve">Climate</w:t>
-      </w:r>
-    </w:p>
-    <w:p>
-      <w:pPr>
-        <w:pStyle w:val="FirstParagraph"/>
-      </w:pPr>
-      <w:r>
-        <w:t xml:space="preserve">One of the predictions of Vrba’s ressource-use hypotheses formulated in the framework of the habitat theory</w:t>
-      </w:r>
-      <w:r>
-        <w:t xml:space="preserve"> </w:t>
-      </w:r>
-      <w:r>
-        <w:t xml:space="preserve">[20]</w:t>
-      </w:r>
-      <w:r>
-        <w:t xml:space="preserve"> </w:t>
-      </w:r>
-      <w:r>
-        <w:t xml:space="preserve">is that tropical specialists, in the aftermath of the global cooling occurring in the Plio-Pleistocene boundary, would have naturally been attracted towards the equator, in turn actively promoting some North American mammal’s establishment in South America. On the other hand, fewer mammals – only biome generalists or open-habitat specialists – from South America are expected to roam the other way round. Our virtual experiments partially corroborate with these predictions, in the sense that tropical-adapted taxa of North American origin have a higher prevalence of crossing the isthmus than species belonging to other biomes (Figure X [biomes], model M0).</w:t>
-      </w:r>
-    </w:p>
-    <w:bookmarkEnd w:id="34"/>
-    <w:bookmarkStart w:id="35" w:name="on-the-effect-of-geography"/>
-    <w:p>
-      <w:pPr>
-        <w:pStyle w:val="Heading2"/>
-      </w:pPr>
-      <w:r>
-        <w:t xml:space="preserve">On the effect of geography</w:t>
-      </w:r>
-    </w:p>
-    <w:p>
-      <w:pPr>
-        <w:pStyle w:val="FirstParagraph"/>
-      </w:pPr>
-      <w:r>
-        <w:t xml:space="preserve">One consistent pattern, however, is the fact that the prevalence of an intercontinental interchange gets higher as the ancestral species’ coordinates get closer to the isthmus</w:t>
-      </w:r>
-    </w:p>
-    <w:p>
-      <w:pPr>
-        <w:pStyle w:val="BodyText"/>
-      </w:pPr>
-      <w:r>
-        <w:t xml:space="preserve">Is it just about</w:t>
-      </w:r>
-      <w:r>
-        <w:t xml:space="preserve"> </w:t>
-      </w:r>
       <w:r>
         <w:rPr>
           <w:b/>
           <w:bCs/>
         </w:rPr>
-        <w:t xml:space="preserve">reaching</w:t>
-      </w:r>
-      <w:r>
-        <w:t xml:space="preserve"> </w:t>
-      </w:r>
-      <w:r>
-        <w:t xml:space="preserve">or more about</w:t>
+        <w:t xml:space="preserve">Biome here?</w:t>
+      </w:r>
+    </w:p>
+    <w:bookmarkEnd w:id="33"/>
+    <w:bookmarkStart w:id="34" w:name="success-on-the-foreign-continent"/>
+    <w:p>
+      <w:pPr>
+        <w:pStyle w:val="Heading2"/>
+      </w:pPr>
+      <w:r>
+        <w:t xml:space="preserve">Success on the foreign continent</w:t>
+      </w:r>
+    </w:p>
+    <w:bookmarkEnd w:id="34"/>
+    <w:bookmarkStart w:id="35" w:name="X7a927ae912a5869e71832d686916bf60c91de1e"/>
+    <w:p>
+      <w:pPr>
+        <w:pStyle w:val="Heading2"/>
+      </w:pPr>
+      <w:r>
+        <w:t xml:space="preserve">Geographic features of the simulated interchange</w:t>
+      </w:r>
+    </w:p>
+    <w:p>
+      <w:r>
+        <w:br w:type="page"/>
+      </w:r>
+    </w:p>
+    <w:bookmarkEnd w:id="35"/>
+    <w:bookmarkEnd w:id="36"/>
+    <w:bookmarkStart w:id="40" w:name="discussion"/>
+    <w:p>
+      <w:pPr>
+        <w:pStyle w:val="Heading1"/>
+      </w:pPr>
+      <w:r>
+        <w:t xml:space="preserve">Discussion</w:t>
+      </w:r>
+    </w:p>
+    <w:p>
+      <w:pPr>
+        <w:pStyle w:val="FirstParagraph"/>
+      </w:pPr>
+      <w:r>
+        <w:t xml:space="preserve">Smoothing asymmetry =&gt; echo to birds</w:t>
+      </w:r>
+      <w:r>
+        <w:t xml:space="preserve"> </w:t>
+      </w:r>
+      <w:r>
+        <w:t xml:space="preserve">[37]</w:t>
+      </w:r>
+      <w:r>
+        <w:t xml:space="preserve">, flying behaviour relaxing constraints applied to land mammals ?</w:t>
+      </w:r>
+    </w:p>
+    <w:p>
+      <w:pPr>
+        <w:pStyle w:val="BodyText"/>
+      </w:pPr>
+      <w:r>
+        <w:t xml:space="preserve">Species pool proved relevant in the case of the interchange along the Wallacea</w:t>
+      </w:r>
+      <w:r>
+        <w:t xml:space="preserve"> </w:t>
+      </w:r>
+      <w:r>
+        <w:t xml:space="preserve">[31]</w:t>
+      </w:r>
+      <w:r>
+        <w:t xml:space="preserve">. But here, we expect to find more species in South America, encompassing one of earth’s major and long-standing biodiversity hotspot – Amazonia</w:t>
+      </w:r>
+      <w:r>
+        <w:t xml:space="preserve"> </w:t>
+      </w:r>
+      <w:r>
+        <w:t xml:space="preserve">[38]</w:t>
+      </w:r>
+      <w:r>
+        <w:t xml:space="preserve"> </w:t>
+      </w:r>
+      <w:r>
+        <w:t xml:space="preserve">– than in North America, though see Vrba.</w:t>
+      </w:r>
+    </w:p>
+    <w:bookmarkStart w:id="37" w:name="climate"/>
+    <w:p>
+      <w:pPr>
+        <w:pStyle w:val="Heading2"/>
+      </w:pPr>
+      <w:r>
+        <w:t xml:space="preserve">Climate</w:t>
+      </w:r>
+    </w:p>
+    <w:p>
+      <w:pPr>
+        <w:pStyle w:val="FirstParagraph"/>
+      </w:pPr>
+      <w:r>
+        <w:t xml:space="preserve">One of the predictions of Vrba’s ressource-use hypotheses formulated in the framework of the habitat theory</w:t>
+      </w:r>
+      <w:r>
+        <w:t xml:space="preserve"> </w:t>
+      </w:r>
+      <w:r>
+        <w:t xml:space="preserve">[20]</w:t>
+      </w:r>
+      <w:r>
+        <w:t xml:space="preserve"> </w:t>
+      </w:r>
+      <w:r>
+        <w:t xml:space="preserve">applied to the GABI is that tropical specialists, in the aftermath of the global cooling occurring in the Plio-Pleistocene boundary, would have naturally been attracted towards the equator, in turn actively promoting some North American mammal’s establishment in South America. On the other hand, fewer mammals – only biome generalists or open-habitat specialists – from South America are expected to roam the other way round. Our virtual experiments partially corroborate with these predictions, in the sense that tropical-adapted taxa of North American origin have a higher prevalence of crossing the isthmus than species belonging to other biomes (Figure X [biomes], model M0).</w:t>
+      </w:r>
+    </w:p>
+    <w:p>
+      <w:pPr>
+        <w:pStyle w:val="BodyText"/>
+      </w:pPr>
+      <w:r>
+        <w:t xml:space="preserve">Success in South America for temperate-adapted species, posited as the most successful, not recovered, with tropical meeting the gighest success</w:t>
+      </w:r>
+    </w:p>
+    <w:bookmarkEnd w:id="37"/>
+    <w:bookmarkStart w:id="38" w:name="on-the-effect-of-geography"/>
+    <w:p>
+      <w:pPr>
+        <w:pStyle w:val="Heading2"/>
+      </w:pPr>
+      <w:r>
+        <w:t xml:space="preserve">On the effect of geography</w:t>
+      </w:r>
+    </w:p>
+    <w:p>
+      <w:pPr>
+        <w:pStyle w:val="FirstParagraph"/>
+      </w:pPr>
+      <w:r>
+        <w:t xml:space="preserve">One consistent pattern, however, is the fact that the prevalence of an intercontinental interchange gets higher as the ancestral species’ coordinates get closer to the isthmus, which mirrors the results of Motta &amp; Quental</w:t>
+      </w:r>
+      <w:r>
+        <w:t xml:space="preserve"> </w:t>
+      </w:r>
+      <w:r>
+        <w:t xml:space="preserve">[39]</w:t>
+      </w:r>
+    </w:p>
+    <w:p>
+      <w:pPr>
+        <w:pStyle w:val="BodyText"/>
+      </w:pPr>
+      <w:r>
+        <w:t xml:space="preserve">Is it just about</w:t>
       </w:r>
       <w:r>
         <w:t xml:space="preserve"> </w:t>
@@ -1042,6 +1114,22 @@
           <w:b/>
           <w:bCs/>
         </w:rPr>
+        <w:t xml:space="preserve">reaching</w:t>
+      </w:r>
+      <w:r>
+        <w:t xml:space="preserve"> </w:t>
+      </w:r>
+      <w:r>
+        <w:t xml:space="preserve">or more about</w:t>
+      </w:r>
+      <w:r>
+        <w:t xml:space="preserve"> </w:t>
+      </w:r>
+      <w:r>
+        <w:rPr>
+          <w:b/>
+          <w:bCs/>
+        </w:rPr>
         <w:t xml:space="preserve">reaching &amp; surviving</w:t>
       </w:r>
       <w:r>
@@ -1053,22 +1141,58 @@
         <w:pStyle w:val="BodyText"/>
       </w:pPr>
       <w:r>
-        <w:t xml:space="preserve">Other studies proposed the implication of abiotic factors. Some put the emphasis on Pleistocene climate fluctuations and the consequent alternating phases of emergence of landscape opening across Central America, in turn favouring the dispersal of large temperate-adapted mammals to the detriment of tropical-adapted ones</w:t>
-      </w:r>
-      <w:r>
-        <w:t xml:space="preserve"> </w:t>
-      </w:r>
-      <w:r>
-        <w:t xml:space="preserve">[8,10,17]</w:t>
-      </w:r>
-      <w:r>
-        <w:t xml:space="preserve">. Others drew direct relationships between the higher extinction rates of native South American mammal genera and temperature change</w:t>
-      </w:r>
-      <w:r>
-        <w:t xml:space="preserve"> </w:t>
-      </w:r>
-      <w:r>
-        <w:t xml:space="preserve">[24]</w:t>
+        <w:t xml:space="preserve">Temporality (red queen vs. court jester, Benton 2001) =&gt; favouring biotic ?</w:t>
+      </w:r>
+    </w:p>
+    <w:p>
+      <w:pPr>
+        <w:pStyle w:val="BodyText"/>
+      </w:pPr>
+      <w:r>
+        <w:t xml:space="preserve">Fortuitous experiment ?</w:t>
+      </w:r>
+    </w:p>
+    <w:bookmarkEnd w:id="38"/>
+    <w:bookmarkStart w:id="39" w:name="limitations-perspectives"/>
+    <w:p>
+      <w:pPr>
+        <w:pStyle w:val="Heading2"/>
+      </w:pPr>
+      <w:r>
+        <w:t xml:space="preserve">Limitations &amp; perspectives</w:t>
+      </w:r>
+    </w:p>
+    <w:p>
+      <w:pPr>
+        <w:pStyle w:val="FirstParagraph"/>
+      </w:pPr>
+      <w:r>
+        <w:t xml:space="preserve">Maybe one of the most obvious caveats of our study stems from the assumption of fixed palaeogeography, particularly near the isthmus, whereas we know that this region changed across our study.</w:t>
+      </w:r>
+    </w:p>
+    <w:bookmarkEnd w:id="39"/>
+    <w:bookmarkEnd w:id="40"/>
+    <w:bookmarkStart w:id="41" w:name="thrash"/>
+    <w:p>
+      <w:pPr>
+        <w:pStyle w:val="Heading1"/>
+      </w:pPr>
+      <w:r>
+        <w:t xml:space="preserve">Thrash</w:t>
+      </w:r>
+    </w:p>
+    <w:p>
+      <w:pPr>
+        <w:pStyle w:val="FirstParagraph"/>
+      </w:pPr>
+      <w:r>
+        <w:t xml:space="preserve">Throughout its evolutionary history, the biosphere has been repeatedly marked by the occurrence of geodispersal events, that is, exchanges of large species pools across landmasses</w:t>
+      </w:r>
+      <w:r>
+        <w:t xml:space="preserve"> </w:t>
+      </w:r>
+      <w:r>
+        <w:t xml:space="preserve">[41]</w:t>
       </w:r>
       <w:r>
         <w:t xml:space="preserve">.</w:t>
@@ -1079,22 +1203,37 @@
         <w:pStyle w:val="BodyText"/>
       </w:pPr>
       <w:r>
-        <w:t xml:space="preserve">several studies proposed that palaeoclimate change shaped unequal dispersal abilities between northern and southern taxa</w:t>
-      </w:r>
-      <w:r>
-        <w:t xml:space="preserve"> </w:t>
-      </w:r>
-      <w:r>
-        <w:t xml:space="preserve">[8,10,17,24]</w:t>
-      </w:r>
-      <w:r>
-        <w:t xml:space="preserve">, although the hypothesis according to which the asymmetry of the GABI would stem from dispersal rates is still largely debated</w:t>
-      </w:r>
-      <w:r>
-        <w:t xml:space="preserve"> </w:t>
-      </w:r>
-      <w:r>
-        <w:t xml:space="preserve">[</w:t>
+        <w:t xml:space="preserve">Competition involving clades of similar ecology appeared as a likely first-order explanation to the recent demise of South American endemic mammal clades such as native ungulates</w:t>
+      </w:r>
+      <w:r>
+        <w:t xml:space="preserve"> </w:t>
+      </w:r>
+      <w:r>
+        <w:t xml:space="preserve">[13]</w:t>
+      </w:r>
+      <w:r>
+        <w:t xml:space="preserve"> </w:t>
+      </w:r>
+      <w:r>
+        <w:t xml:space="preserve">or sparassodonts (metatherian predators,</w:t>
+      </w:r>
+      <w:r>
+        <w:t xml:space="preserve"> </w:t>
+      </w:r>
+      <w:r>
+        <w:t xml:space="preserve">[22,42]</w:t>
+      </w:r>
+      <w:r>
+        <w:t xml:space="preserve">) that followed the establishment of northern lineages</w:t>
+      </w:r>
+      <w:r>
+        <w:t xml:space="preserve"> </w:t>
+      </w:r>
+      <w:r>
+        <w:t xml:space="preserve">[15]</w:t>
+      </w:r>
+      <w:r>
+        <w:t xml:space="preserve">. This hypothesis mostly relied on striking morphological convergences between the clades assumed to have competed (</w:t>
       </w:r>
       <w:r>
         <w:rPr>
@@ -1114,94 +1253,91 @@
         <w:t xml:space="preserve">g</w:t>
       </w:r>
       <w:r>
-        <w:t xml:space="preserve">., 12]</w:t>
+        <w:t xml:space="preserve">., sabertooth among predators, high-crowned and ever-growing cheek teeth among herbivores). However, several analyses of the fossil record provided no evidence for competition between native South American mammals and their northern counterparts</w:t>
+      </w:r>
+      <w:r>
+        <w:t xml:space="preserve"> </w:t>
+      </w:r>
+      <w:r>
+        <w:t xml:space="preserve">[21,22]</w:t>
+      </w:r>
+      <w:r>
+        <w:t xml:space="preserve">. That being said, using phylogenetic regressions, Faurby et al.</w:t>
+      </w:r>
+      <w:r>
+        <w:t xml:space="preserve"> </w:t>
+      </w:r>
+      <w:r>
+        <w:t xml:space="preserve">[18]</w:t>
+      </w:r>
+      <w:r>
+        <w:t xml:space="preserve"> </w:t>
+      </w:r>
+      <w:r>
+        <w:t xml:space="preserve">found support for another biotic interaction as a likely driver behind GABI’s asymmetry: predation. They indeed characterised a higher prevalence of traits increasing prey susceptibility among the endemic south american mammals. + larger niches of competitors</w:t>
+      </w:r>
+      <w:r>
+        <w:t xml:space="preserve"> </w:t>
+      </w:r>
+      <w:r>
+        <w:t xml:space="preserve">[16]</w:t>
+      </w:r>
+    </w:p>
+    <w:p>
+      <w:pPr>
+        <w:pStyle w:val="BodyText"/>
+      </w:pPr>
+      <w:r>
+        <w:t xml:space="preserve">These would include Pleistocene climate fluctuations and the consequent alternating phases of emergence of open landscapes across Central America, in turn favouring the dispersal of large temperate-adapted mammals to the detriment of tropical-adapted ones</w:t>
+      </w:r>
+    </w:p>
+    <w:p>
+      <w:pPr>
+        <w:pStyle w:val="BodyText"/>
+      </w:pPr>
+      <w:r>
+        <w:t xml:space="preserve">Other studies proposed the implication of abiotic factors. Some put the emphasis on Pleistocene climate fluctuations and the consequent alternating phases of emergence of landscape opening across Central America, in turn favouring the dispersal of large temperate-adapted mammals to the detriment of tropical-adapted ones</w:t>
+      </w:r>
+      <w:r>
+        <w:t xml:space="preserve"> </w:t>
+      </w:r>
+      <w:r>
+        <w:t xml:space="preserve">[8,10,17]</w:t>
+      </w:r>
+      <w:r>
+        <w:t xml:space="preserve">. Others drew direct relationships between the higher extinction rates of native South American mammal genera and temperature change</w:t>
+      </w:r>
+      <w:r>
+        <w:t xml:space="preserve"> </w:t>
+      </w:r>
+      <w:r>
+        <w:t xml:space="preserve">[24]</w:t>
       </w:r>
       <w:r>
         <w:t xml:space="preserve">.</w:t>
       </w:r>
     </w:p>
-    <w:bookmarkEnd w:id="35"/>
-    <w:bookmarkStart w:id="36" w:name="limitations-perspectives"/>
-    <w:p>
-      <w:pPr>
-        <w:pStyle w:val="Heading2"/>
-      </w:pPr>
-      <w:r>
-        <w:t xml:space="preserve">Limitations &amp; perspectives</w:t>
-      </w:r>
-    </w:p>
-    <w:p>
-      <w:pPr>
-        <w:pStyle w:val="FirstParagraph"/>
-      </w:pPr>
-      <w:r>
-        <w:t xml:space="preserve">Maybe one of the most obvious caveats of our study stems from the assumption of fixed palaeogeography, particularly near the isthmus, whereas we know that this region changed across our study.</w:t>
-      </w:r>
-    </w:p>
-    <w:bookmarkEnd w:id="36"/>
-    <w:bookmarkEnd w:id="37"/>
-    <w:bookmarkStart w:id="38" w:name="thrash"/>
-    <w:p>
-      <w:pPr>
-        <w:pStyle w:val="Heading1"/>
-      </w:pPr>
-      <w:r>
-        <w:t xml:space="preserve">Thrash</w:t>
-      </w:r>
-    </w:p>
-    <w:p>
-      <w:pPr>
-        <w:pStyle w:val="FirstParagraph"/>
-      </w:pPr>
-      <w:r>
-        <w:t xml:space="preserve">Throughout its evolutionary history, the biosphere has been repeatedly marked by the occurrence of geodispersal events, that is, exchanges of large species pools across landmasses</w:t>
-      </w:r>
-      <w:r>
-        <w:t xml:space="preserve"> </w:t>
-      </w:r>
-      <w:r>
-        <w:t xml:space="preserve">[38]</w:t>
-      </w:r>
-      <w:r>
-        <w:t xml:space="preserve">.</w:t>
-      </w:r>
-    </w:p>
     <w:p>
       <w:pPr>
         <w:pStyle w:val="BodyText"/>
       </w:pPr>
       <w:r>
-        <w:t xml:space="preserve">Competition involving clades of similar ecology appeared as a likely first-order explanation to the recent demise of South American endemic mammal clades such as native ungulates</w:t>
-      </w:r>
-      <w:r>
-        <w:t xml:space="preserve"> </w:t>
-      </w:r>
-      <w:r>
-        <w:t xml:space="preserve">[13]</w:t>
-      </w:r>
-      <w:r>
-        <w:t xml:space="preserve"> </w:t>
-      </w:r>
-      <w:r>
-        <w:t xml:space="preserve">or sparassodonts (metatherian predators,</w:t>
-      </w:r>
-      <w:r>
-        <w:t xml:space="preserve"> </w:t>
-      </w:r>
-      <w:r>
-        <w:t xml:space="preserve">[22,39]</w:t>
-      </w:r>
-      <w:r>
-        <w:t xml:space="preserve">) that followed the establishment of northern lineages</w:t>
-      </w:r>
-      <w:r>
-        <w:t xml:space="preserve"> </w:t>
-      </w:r>
-      <w:r>
-        <w:t xml:space="preserve">[15]</w:t>
-      </w:r>
-      <w:r>
-        <w:t xml:space="preserve">. This hypothesis mostly relied on striking morphological convergences between the clades assumed to have competed (</w:t>
+        <w:t xml:space="preserve">several studies proposed that palaeoclimate change shaped unequal dispersal abilities between northern and southern taxa</w:t>
+      </w:r>
+      <w:r>
+        <w:t xml:space="preserve"> </w:t>
+      </w:r>
+      <w:r>
+        <w:t xml:space="preserve">[8,10,17,24]</w:t>
+      </w:r>
+      <w:r>
+        <w:t xml:space="preserve">, although the hypothesis according to which the asymmetry of the GABI would stem from dispersal rates is still largely debated</w:t>
+      </w:r>
+      <w:r>
+        <w:t xml:space="preserve"> </w:t>
+      </w:r>
+      <w:r>
+        <w:t xml:space="preserve">[</w:t>
       </w:r>
       <w:r>
         <w:rPr>
@@ -1221,42 +1357,10 @@
         <w:t xml:space="preserve">g</w:t>
       </w:r>
       <w:r>
-        <w:t xml:space="preserve">., sabertooth among predators, high-crowned and ever-growing cheek teeth among herbivores). However, several analyses of the fossil record provided no evidence for competition between native South American mammals and their northern counterparts</w:t>
-      </w:r>
-      <w:r>
-        <w:t xml:space="preserve"> </w:t>
-      </w:r>
-      <w:r>
-        <w:t xml:space="preserve">[21,22]</w:t>
-      </w:r>
-      <w:r>
-        <w:t xml:space="preserve">. That being said, using phylogenetic regressions, Faurby et al.</w:t>
-      </w:r>
-      <w:r>
-        <w:t xml:space="preserve"> </w:t>
-      </w:r>
-      <w:r>
-        <w:t xml:space="preserve">[18]</w:t>
-      </w:r>
-      <w:r>
-        <w:t xml:space="preserve"> </w:t>
-      </w:r>
-      <w:r>
-        <w:t xml:space="preserve">found support for another biotic interaction as a likely driver behind GABI’s asymmetry: predation. They indeed characterised a higher prevalence of traits increasing prey susceptibility among the endemic south american mammals. + larger niches of competitors</w:t>
-      </w:r>
-      <w:r>
-        <w:t xml:space="preserve"> </w:t>
-      </w:r>
-      <w:r>
-        <w:t xml:space="preserve">[16]</w:t>
-      </w:r>
-    </w:p>
-    <w:p>
-      <w:pPr>
-        <w:pStyle w:val="BodyText"/>
-      </w:pPr>
-      <w:r>
-        <w:t xml:space="preserve">These would include Pleistocene climate fluctuations and the consequent alternating phases of emergence of open landscapes across Central America, in turn favouring the dispersal of large temperate-adapted mammals to the detriment of tropical-adapted ones</w:t>
+        <w:t xml:space="preserve">., 12]</w:t>
+      </w:r>
+      <w:r>
+        <w:t xml:space="preserve">.</w:t>
       </w:r>
     </w:p>
     <w:p>
@@ -1264,8 +1368,8 @@
         <w:br w:type="page"/>
       </w:r>
     </w:p>
-    <w:bookmarkEnd w:id="38"/>
-    <w:bookmarkStart w:id="116" w:name="references"/>
+    <w:bookmarkEnd w:id="41"/>
+    <w:bookmarkStart w:id="125" w:name="references"/>
     <w:p>
       <w:pPr>
         <w:pStyle w:val="Heading1"/>
@@ -1274,8 +1378,8 @@
         <w:t xml:space="preserve">References</w:t>
       </w:r>
     </w:p>
-    <w:bookmarkStart w:id="115" w:name="refs"/>
-    <w:bookmarkStart w:id="40" w:name="ref-marshall1982"/>
+    <w:bookmarkStart w:id="124" w:name="refs"/>
+    <w:bookmarkStart w:id="43" w:name="ref-marshall1982"/>
     <w:p>
       <w:pPr>
         <w:pStyle w:val="Bibliography"/>
@@ -1295,7 +1399,7 @@
       <w:r>
         <w:t xml:space="preserve"> </w:t>
       </w:r>
-      <w:hyperlink r:id="rId39">
+      <w:hyperlink r:id="rId42">
         <w:r>
           <w:rPr>
             <w:rStyle w:val="Hyperlink"/>
@@ -1330,8 +1434,8 @@
         <w:t xml:space="preserve">, 1351–1357.</w:t>
       </w:r>
     </w:p>
-    <w:bookmarkEnd w:id="40"/>
-    <w:bookmarkStart w:id="42" w:name="ref-montes2015"/>
+    <w:bookmarkEnd w:id="43"/>
+    <w:bookmarkStart w:id="45" w:name="ref-montes2015"/>
     <w:p>
       <w:pPr>
         <w:pStyle w:val="Bibliography"/>
@@ -1384,7 +1488,7 @@
       <w:r>
         <w:t xml:space="preserve">, 226–229. (doi:</w:t>
       </w:r>
-      <w:hyperlink r:id="rId41">
+      <w:hyperlink r:id="rId44">
         <w:r>
           <w:rPr>
             <w:rStyle w:val="Hyperlink"/>
@@ -1396,8 +1500,8 @@
         <w:t xml:space="preserve">)</w:t>
       </w:r>
     </w:p>
-    <w:bookmarkEnd w:id="42"/>
-    <w:bookmarkStart w:id="44" w:name="ref-jaramillo2018"/>
+    <w:bookmarkEnd w:id="45"/>
+    <w:bookmarkStart w:id="47" w:name="ref-jaramillo2018"/>
     <w:p>
       <w:pPr>
         <w:pStyle w:val="Bibliography"/>
@@ -1417,7 +1521,7 @@
       <w:r>
         <w:t xml:space="preserve"> </w:t>
       </w:r>
-      <w:hyperlink r:id="rId43">
+      <w:hyperlink r:id="rId46">
         <w:r>
           <w:rPr>
             <w:rStyle w:val="Hyperlink"/>
@@ -1432,8 +1536,8 @@
         <w:t xml:space="preserve"> </w:t>
       </w:r>
     </w:p>
-    <w:bookmarkEnd w:id="44"/>
-    <w:bookmarkStart w:id="46" w:name="ref-odea2016"/>
+    <w:bookmarkEnd w:id="47"/>
+    <w:bookmarkStart w:id="49" w:name="ref-odea2016"/>
     <w:p>
       <w:pPr>
         <w:pStyle w:val="Bibliography"/>
@@ -1486,7 +1590,7 @@
       <w:r>
         <w:t xml:space="preserve">, e1600883. (doi:</w:t>
       </w:r>
-      <w:hyperlink r:id="rId45">
+      <w:hyperlink r:id="rId48">
         <w:r>
           <w:rPr>
             <w:rStyle w:val="Hyperlink"/>
@@ -1498,8 +1602,8 @@
         <w:t xml:space="preserve">)</w:t>
       </w:r>
     </w:p>
-    <w:bookmarkEnd w:id="46"/>
-    <w:bookmarkStart w:id="48" w:name="ref-verzi2008"/>
+    <w:bookmarkEnd w:id="49"/>
+    <w:bookmarkStart w:id="51" w:name="ref-verzi2008"/>
     <w:p>
       <w:pPr>
         <w:pStyle w:val="Bibliography"/>
@@ -1539,7 +1643,7 @@
       <w:r>
         <w:t xml:space="preserve">, 145–155. (doi:</w:t>
       </w:r>
-      <w:hyperlink r:id="rId47">
+      <w:hyperlink r:id="rId50">
         <w:r>
           <w:rPr>
             <w:rStyle w:val="Hyperlink"/>
@@ -1551,8 +1655,8 @@
         <w:t xml:space="preserve">)</w:t>
       </w:r>
     </w:p>
-    <w:bookmarkEnd w:id="48"/>
-    <w:bookmarkStart w:id="50" w:name="ref-woodburne2010"/>
+    <w:bookmarkEnd w:id="51"/>
+    <w:bookmarkStart w:id="53" w:name="ref-woodburne2010"/>
     <w:p>
       <w:pPr>
         <w:pStyle w:val="Bibliography"/>
@@ -1592,7 +1696,7 @@
       <w:r>
         <w:t xml:space="preserve">, 245–264. (doi:</w:t>
       </w:r>
-      <w:hyperlink r:id="rId49">
+      <w:hyperlink r:id="rId52">
         <w:r>
           <w:rPr>
             <w:rStyle w:val="Hyperlink"/>
@@ -1604,8 +1708,8 @@
         <w:t xml:space="preserve">)</w:t>
       </w:r>
     </w:p>
-    <w:bookmarkEnd w:id="50"/>
-    <w:bookmarkStart w:id="52" w:name="ref-bacon2015"/>
+    <w:bookmarkEnd w:id="53"/>
+    <w:bookmarkStart w:id="55" w:name="ref-bacon2015"/>
     <w:p>
       <w:pPr>
         <w:pStyle w:val="Bibliography"/>
@@ -1645,7 +1749,7 @@
       <w:r>
         <w:t xml:space="preserve">, 6110–6115. (doi:</w:t>
       </w:r>
-      <w:hyperlink r:id="rId51">
+      <w:hyperlink r:id="rId54">
         <w:r>
           <w:rPr>
             <w:rStyle w:val="Hyperlink"/>
@@ -1657,8 +1761,8 @@
         <w:t xml:space="preserve">)</w:t>
       </w:r>
     </w:p>
-    <w:bookmarkEnd w:id="52"/>
-    <w:bookmarkStart w:id="54" w:name="ref-bacon2016"/>
+    <w:bookmarkEnd w:id="55"/>
+    <w:bookmarkStart w:id="57" w:name="ref-bacon2016"/>
     <w:p>
       <w:pPr>
         <w:pStyle w:val="Bibliography"/>
@@ -1698,7 +1802,7 @@
       <w:r>
         <w:t xml:space="preserve">, 375–378. (doi:</w:t>
       </w:r>
-      <w:hyperlink r:id="rId53">
+      <w:hyperlink r:id="rId56">
         <w:r>
           <w:rPr>
             <w:rStyle w:val="Hyperlink"/>
@@ -1710,8 +1814,8 @@
         <w:t xml:space="preserve">)</w:t>
       </w:r>
     </w:p>
-    <w:bookmarkEnd w:id="54"/>
-    <w:bookmarkStart w:id="56" w:name="ref-webb1976"/>
+    <w:bookmarkEnd w:id="57"/>
+    <w:bookmarkStart w:id="59" w:name="ref-webb1976"/>
     <w:p>
       <w:pPr>
         <w:pStyle w:val="Bibliography"/>
@@ -1731,7 +1835,7 @@
       <w:r>
         <w:t xml:space="preserve"> </w:t>
       </w:r>
-      <w:hyperlink r:id="rId55">
+      <w:hyperlink r:id="rId58">
         <w:r>
           <w:rPr>
             <w:rStyle w:val="Hyperlink"/>
@@ -1766,8 +1870,8 @@
         <w:t xml:space="preserve">, 220–234.</w:t>
       </w:r>
     </w:p>
-    <w:bookmarkEnd w:id="56"/>
-    <w:bookmarkStart w:id="58" w:name="ref-webb1991"/>
+    <w:bookmarkEnd w:id="59"/>
+    <w:bookmarkStart w:id="61" w:name="ref-webb1991"/>
     <w:p>
       <w:pPr>
         <w:pStyle w:val="Bibliography"/>
@@ -1807,7 +1911,7 @@
       <w:r>
         <w:t xml:space="preserve">, 266–280. (doi:</w:t>
       </w:r>
-      <w:hyperlink r:id="rId57">
+      <w:hyperlink r:id="rId60">
         <w:r>
           <w:rPr>
             <w:rStyle w:val="Hyperlink"/>
@@ -1819,8 +1923,8 @@
         <w:t xml:space="preserve">)</w:t>
       </w:r>
     </w:p>
-    <w:bookmarkEnd w:id="58"/>
-    <w:bookmarkStart w:id="60" w:name="ref-cione2015"/>
+    <w:bookmarkEnd w:id="61"/>
+    <w:bookmarkStart w:id="63" w:name="ref-cione2015"/>
     <w:p>
       <w:pPr>
         <w:pStyle w:val="Bibliography"/>
@@ -1853,7 +1957,7 @@
       <w:r>
         <w:t xml:space="preserve"> </w:t>
       </w:r>
-      <w:hyperlink r:id="rId59">
+      <w:hyperlink r:id="rId62">
         <w:r>
           <w:rPr>
             <w:rStyle w:val="Hyperlink"/>
@@ -1865,8 +1969,8 @@
         <w:t xml:space="preserve">.</w:t>
       </w:r>
     </w:p>
-    <w:bookmarkEnd w:id="60"/>
-    <w:bookmarkStart w:id="62" w:name="ref-carrillo2020"/>
+    <w:bookmarkEnd w:id="63"/>
+    <w:bookmarkStart w:id="65" w:name="ref-carrillo2020"/>
     <w:p>
       <w:pPr>
         <w:pStyle w:val="Bibliography"/>
@@ -1906,7 +2010,7 @@
       <w:r>
         <w:t xml:space="preserve">, 26281–26287. (doi:</w:t>
       </w:r>
-      <w:hyperlink r:id="rId61">
+      <w:hyperlink r:id="rId64">
         <w:r>
           <w:rPr>
             <w:rStyle w:val="Hyperlink"/>
@@ -1918,8 +2022,8 @@
         <w:t xml:space="preserve">)</w:t>
       </w:r>
     </w:p>
-    <w:bookmarkEnd w:id="62"/>
-    <w:bookmarkStart w:id="64" w:name="ref-croft2020"/>
+    <w:bookmarkEnd w:id="65"/>
+    <w:bookmarkStart w:id="67" w:name="ref-croft2020"/>
     <w:p>
       <w:pPr>
         <w:pStyle w:val="Bibliography"/>
@@ -1959,7 +2063,7 @@
       <w:r>
         <w:t xml:space="preserve">, 259–290. (doi:</w:t>
       </w:r>
-      <w:hyperlink r:id="rId63">
+      <w:hyperlink r:id="rId66">
         <w:r>
           <w:rPr>
             <w:rStyle w:val="Hyperlink"/>
@@ -1971,8 +2075,8 @@
         <w:t xml:space="preserve">)</w:t>
       </w:r>
     </w:p>
-    <w:bookmarkEnd w:id="64"/>
-    <w:bookmarkStart w:id="66" w:name="ref-boscaini2025"/>
+    <w:bookmarkEnd w:id="67"/>
+    <w:bookmarkStart w:id="69" w:name="ref-boscaini2025"/>
     <w:p>
       <w:pPr>
         <w:pStyle w:val="Bibliography"/>
@@ -2025,7 +2129,7 @@
       <w:r>
         <w:t xml:space="preserve">, 864–868. (doi:</w:t>
       </w:r>
-      <w:hyperlink r:id="rId65">
+      <w:hyperlink r:id="rId68">
         <w:r>
           <w:rPr>
             <w:rStyle w:val="Hyperlink"/>
@@ -2037,8 +2141,8 @@
         <w:t xml:space="preserve">)</w:t>
       </w:r>
     </w:p>
-    <w:bookmarkEnd w:id="66"/>
-    <w:bookmarkStart w:id="67" w:name="ref-simpson1980"/>
+    <w:bookmarkEnd w:id="69"/>
+    <w:bookmarkStart w:id="70" w:name="ref-simpson1980"/>
     <w:p>
       <w:pPr>
         <w:pStyle w:val="Bibliography"/>
@@ -2072,8 +2176,8 @@
         <w:t xml:space="preserve"> </w:t>
       </w:r>
     </w:p>
-    <w:bookmarkEnd w:id="67"/>
-    <w:bookmarkStart w:id="69" w:name="ref-domingo2020"/>
+    <w:bookmarkEnd w:id="70"/>
+    <w:bookmarkStart w:id="72" w:name="ref-domingo2020"/>
     <w:p>
       <w:pPr>
         <w:pStyle w:val="Bibliography"/>
@@ -2113,7 +2217,7 @@
       <w:r>
         <w:t xml:space="preserve">, 1608. (doi:</w:t>
       </w:r>
-      <w:hyperlink r:id="rId68">
+      <w:hyperlink r:id="rId71">
         <w:r>
           <w:rPr>
             <w:rStyle w:val="Hyperlink"/>
@@ -2125,8 +2229,8 @@
         <w:t xml:space="preserve">)</w:t>
       </w:r>
     </w:p>
-    <w:bookmarkEnd w:id="69"/>
-    <w:bookmarkStart w:id="70" w:name="ref-marshall1990"/>
+    <w:bookmarkEnd w:id="72"/>
+    <w:bookmarkStart w:id="73" w:name="ref-marshall1990"/>
     <w:p>
       <w:pPr>
         <w:pStyle w:val="Bibliography"/>
@@ -2167,8 +2271,8 @@
         <w:t xml:space="preserve">, 169–210.</w:t>
       </w:r>
     </w:p>
-    <w:bookmarkEnd w:id="70"/>
-    <w:bookmarkStart w:id="72" w:name="ref-faurby2016"/>
+    <w:bookmarkEnd w:id="73"/>
+    <w:bookmarkStart w:id="75" w:name="ref-faurby2016"/>
     <w:p>
       <w:pPr>
         <w:pStyle w:val="Bibliography"/>
@@ -2208,7 +2312,7 @@
       <w:r>
         <w:t xml:space="preserve">, 1443–1453. (doi:</w:t>
       </w:r>
-      <w:hyperlink r:id="rId71">
+      <w:hyperlink r:id="rId74">
         <w:r>
           <w:rPr>
             <w:rStyle w:val="Hyperlink"/>
@@ -2220,8 +2324,8 @@
         <w:t xml:space="preserve">)</w:t>
       </w:r>
     </w:p>
-    <w:bookmarkEnd w:id="72"/>
-    <w:bookmarkStart w:id="74" w:name="ref-fernández-monescillo2025"/>
+    <w:bookmarkEnd w:id="75"/>
+    <w:bookmarkStart w:id="77" w:name="ref-fernández-monescillo2025"/>
     <w:p>
       <w:pPr>
         <w:pStyle w:val="Bibliography"/>
@@ -2261,7 +2365,7 @@
       <w:r>
         <w:t xml:space="preserve">, e70012. (doi:</w:t>
       </w:r>
-      <w:hyperlink r:id="rId73">
+      <w:hyperlink r:id="rId76">
         <w:r>
           <w:rPr>
             <w:rStyle w:val="Hyperlink"/>
@@ -2273,8 +2377,8 @@
         <w:t xml:space="preserve">)</w:t>
       </w:r>
     </w:p>
-    <w:bookmarkEnd w:id="74"/>
-    <w:bookmarkStart w:id="76" w:name="ref-vrba1992"/>
+    <w:bookmarkEnd w:id="77"/>
+    <w:bookmarkStart w:id="79" w:name="ref-vrba1992"/>
     <w:p>
       <w:pPr>
         <w:pStyle w:val="Bibliography"/>
@@ -2314,7 +2418,7 @@
       <w:r>
         <w:t xml:space="preserve">, 1–28. (doi:</w:t>
       </w:r>
-      <w:hyperlink r:id="rId75">
+      <w:hyperlink r:id="rId78">
         <w:r>
           <w:rPr>
             <w:rStyle w:val="Hyperlink"/>
@@ -2326,8 +2430,8 @@
         <w:t xml:space="preserve">)</w:t>
       </w:r>
     </w:p>
-    <w:bookmarkEnd w:id="76"/>
-    <w:bookmarkStart w:id="78" w:name="ref-prevosti2013"/>
+    <w:bookmarkEnd w:id="79"/>
+    <w:bookmarkStart w:id="81" w:name="ref-prevosti2013"/>
     <w:p>
       <w:pPr>
         <w:pStyle w:val="Bibliography"/>
@@ -2367,7 +2471,7 @@
       <w:r>
         <w:t xml:space="preserve">, 3–21. (doi:</w:t>
       </w:r>
-      <w:hyperlink r:id="rId77">
+      <w:hyperlink r:id="rId80">
         <w:r>
           <w:rPr>
             <w:rStyle w:val="Hyperlink"/>
@@ -2379,8 +2483,8 @@
         <w:t xml:space="preserve">)</w:t>
       </w:r>
     </w:p>
-    <w:bookmarkEnd w:id="78"/>
-    <w:bookmarkStart w:id="80" w:name="ref-tarquini2022"/>
+    <w:bookmarkEnd w:id="81"/>
+    <w:bookmarkStart w:id="83" w:name="ref-tarquini2022"/>
     <w:p>
       <w:pPr>
         <w:pStyle w:val="Bibliography"/>
@@ -2420,7 +2524,7 @@
       <w:r>
         <w:t xml:space="preserve">, 1224. (doi:</w:t>
       </w:r>
-      <w:hyperlink r:id="rId79">
+      <w:hyperlink r:id="rId82">
         <w:r>
           <w:rPr>
             <w:rStyle w:val="Hyperlink"/>
@@ -2432,8 +2536,8 @@
         <w:t xml:space="preserve">)</w:t>
       </w:r>
     </w:p>
-    <w:bookmarkEnd w:id="80"/>
-    <w:bookmarkStart w:id="82" w:name="ref-marsà2025"/>
+    <w:bookmarkEnd w:id="83"/>
+    <w:bookmarkStart w:id="85" w:name="ref-marsà2025"/>
     <w:p>
       <w:pPr>
         <w:pStyle w:val="Bibliography"/>
@@ -2491,7 +2595,7 @@
       <w:r>
         <w:t xml:space="preserve">, 153. (doi:</w:t>
       </w:r>
-      <w:hyperlink r:id="rId81">
+      <w:hyperlink r:id="rId84">
         <w:r>
           <w:rPr>
             <w:rStyle w:val="Hyperlink"/>
@@ -2503,8 +2607,8 @@
         <w:t xml:space="preserve">)</w:t>
       </w:r>
     </w:p>
-    <w:bookmarkEnd w:id="82"/>
-    <w:bookmarkStart w:id="84" w:name="ref-freitas-oliveira2024"/>
+    <w:bookmarkEnd w:id="85"/>
+    <w:bookmarkStart w:id="87" w:name="ref-freitas-oliveira2024"/>
     <w:p>
       <w:pPr>
         <w:pStyle w:val="Bibliography"/>
@@ -2544,7 +2648,7 @@
       <w:r>
         <w:t xml:space="preserve">, 1–5. (doi:</w:t>
       </w:r>
-      <w:hyperlink r:id="rId83">
+      <w:hyperlink r:id="rId86">
         <w:r>
           <w:rPr>
             <w:rStyle w:val="Hyperlink"/>
@@ -2556,8 +2660,8 @@
         <w:t xml:space="preserve">)</w:t>
       </w:r>
     </w:p>
-    <w:bookmarkEnd w:id="84"/>
-    <w:bookmarkStart w:id="86" w:name="ref-krone2024"/>
+    <w:bookmarkEnd w:id="87"/>
+    <w:bookmarkStart w:id="89" w:name="ref-pilowsky2022"/>
     <w:p>
       <w:pPr>
         <w:pStyle w:val="Bibliography"/>
@@ -2572,7 +2676,7 @@
         <w:t xml:space="preserve">	</w:t>
       </w:r>
       <w:r>
-        <w:t xml:space="preserve">Krone IW, Magoulick KM, Yohler RM. 2024 All the Earth will not remember: how geographic gaps structure the record of diversity and extinction.</w:t>
+        <w:t xml:space="preserve">Pilowsky JA, Colwell RK, Rahbek C, Fordham DA. 2022 Process-explicit models reveal the structure and dynamics of biodiversity patterns.</w:t>
       </w:r>
       <w:r>
         <w:t xml:space="preserve"> </w:t>
@@ -2582,7 +2686,7 @@
           <w:i/>
           <w:iCs/>
         </w:rPr>
-        <w:t xml:space="preserve">Paleobiology</w:t>
+        <w:t xml:space="preserve">Science Advances</w:t>
       </w:r>
       <w:r>
         <w:t xml:space="preserve"> </w:t>
@@ -2592,65 +2696,12 @@
           <w:b/>
           <w:bCs/>
         </w:rPr>
-        <w:t xml:space="preserve">50</w:t>
-      </w:r>
-      <w:r>
-        <w:t xml:space="preserve">, 214–225. (doi:</w:t>
-      </w:r>
-      <w:hyperlink r:id="rId85">
-        <w:r>
-          <w:rPr>
-            <w:rStyle w:val="Hyperlink"/>
-          </w:rPr>
-          <w:t xml:space="preserve">10.1017/pab.2023.34</w:t>
-        </w:r>
-      </w:hyperlink>
-      <w:r>
-        <w:t xml:space="preserve">)</w:t>
-      </w:r>
-    </w:p>
-    <w:bookmarkEnd w:id="86"/>
-    <w:bookmarkStart w:id="88" w:name="ref-pilowsky2022"/>
-    <w:p>
-      <w:pPr>
-        <w:pStyle w:val="Bibliography"/>
-      </w:pPr>
-      <w:r>
-        <w:t xml:space="preserve">26.</w:t>
-      </w:r>
-      <w:r>
-        <w:t xml:space="preserve"> </w:t>
-      </w:r>
-      <w:r>
-        <w:t xml:space="preserve">	</w:t>
-      </w:r>
-      <w:r>
-        <w:t xml:space="preserve">Pilowsky JA, Colwell RK, Rahbek C, Fordham DA. 2022 Process-explicit models reveal the structure and dynamics of biodiversity patterns.</w:t>
-      </w:r>
-      <w:r>
-        <w:t xml:space="preserve"> </w:t>
-      </w:r>
-      <w:r>
-        <w:rPr>
-          <w:i/>
-          <w:iCs/>
-        </w:rPr>
-        <w:t xml:space="preserve">Science Advances</w:t>
-      </w:r>
-      <w:r>
-        <w:t xml:space="preserve"> </w:t>
-      </w:r>
-      <w:r>
-        <w:rPr>
-          <w:b/>
-          <w:bCs/>
-        </w:rPr>
         <w:t xml:space="preserve">8</w:t>
       </w:r>
       <w:r>
         <w:t xml:space="preserve">, eabj2271. (doi:</w:t>
       </w:r>
-      <w:hyperlink r:id="rId87">
+      <w:hyperlink r:id="rId88">
         <w:r>
           <w:rPr>
             <w:rStyle w:val="Hyperlink"/>
@@ -2662,14 +2713,14 @@
         <w:t xml:space="preserve">)</w:t>
       </w:r>
     </w:p>
-    <w:bookmarkEnd w:id="88"/>
-    <w:bookmarkStart w:id="90" w:name="ref-hagen2023"/>
+    <w:bookmarkEnd w:id="89"/>
+    <w:bookmarkStart w:id="91" w:name="ref-hagen2023"/>
     <w:p>
       <w:pPr>
         <w:pStyle w:val="Bibliography"/>
       </w:pPr>
       <w:r>
-        <w:t xml:space="preserve">27.</w:t>
+        <w:t xml:space="preserve">26.</w:t>
       </w:r>
       <w:r>
         <w:t xml:space="preserve"> </w:t>
@@ -2703,7 +2754,7 @@
       <w:r>
         <w:t xml:space="preserve">, e06132. (doi:</w:t>
       </w:r>
-      <w:hyperlink r:id="rId89">
+      <w:hyperlink r:id="rId90">
         <w:r>
           <w:rPr>
             <w:rStyle w:val="Hyperlink"/>
@@ -2715,14 +2766,14 @@
         <w:t xml:space="preserve">)</w:t>
       </w:r>
     </w:p>
-    <w:bookmarkEnd w:id="90"/>
-    <w:bookmarkStart w:id="92" w:name="ref-hagen2021"/>
+    <w:bookmarkEnd w:id="91"/>
+    <w:bookmarkStart w:id="93" w:name="ref-hagen2021"/>
     <w:p>
       <w:pPr>
         <w:pStyle w:val="Bibliography"/>
       </w:pPr>
       <w:r>
-        <w:t xml:space="preserve">28.</w:t>
+        <w:t xml:space="preserve">27.</w:t>
       </w:r>
       <w:r>
         <w:t xml:space="preserve"> </w:t>
@@ -2762,7 +2813,7 @@
       <w:r>
         <w:t xml:space="preserve">, e3001340. (doi:</w:t>
       </w:r>
-      <w:hyperlink r:id="rId91">
+      <w:hyperlink r:id="rId92">
         <w:r>
           <w:rPr>
             <w:rStyle w:val="Hyperlink"/>
@@ -2774,14 +2825,14 @@
         <w:t xml:space="preserve">)</w:t>
       </w:r>
     </w:p>
-    <w:bookmarkEnd w:id="92"/>
-    <w:bookmarkStart w:id="94" w:name="ref-boschman2023"/>
+    <w:bookmarkEnd w:id="93"/>
+    <w:bookmarkStart w:id="95" w:name="ref-hagen2021b"/>
     <w:p>
       <w:pPr>
         <w:pStyle w:val="Bibliography"/>
       </w:pPr>
       <w:r>
-        <w:t xml:space="preserve">29.</w:t>
+        <w:t xml:space="preserve">28.</w:t>
       </w:r>
       <w:r>
         <w:t xml:space="preserve"> </w:t>
@@ -2790,7 +2841,7 @@
         <w:t xml:space="preserve">	</w:t>
       </w:r>
       <w:r>
-        <w:t xml:space="preserve">Boschman LM, Carraro L, Cassemiro FAS, Vries J de, Altermatt F, Hagen O, Hoorn C, Pellissier L. 2023 Freshwater fish diversity in the western Amazon basin shaped by Andean uplift since the Late Cretaceous.</w:t>
+        <w:t xml:space="preserve">Hagen O, Skeels A, Onstein RE, Jetz W, Pellissier L. 2021 Earth history events shaped the evolution of uneven biodiversity across tropical moist forests.</w:t>
       </w:r>
       <w:r>
         <w:t xml:space="preserve"> </w:t>
@@ -2800,7 +2851,7 @@
           <w:i/>
           <w:iCs/>
         </w:rPr>
-        <w:t xml:space="preserve">Nature Ecology &amp; Evolution</w:t>
+        <w:t xml:space="preserve">Proceedings of the National Academy of Sciences</w:t>
       </w:r>
       <w:r>
         <w:t xml:space="preserve"> </w:t>
@@ -2810,12 +2861,131 @@
           <w:b/>
           <w:bCs/>
         </w:rPr>
+        <w:t xml:space="preserve">118</w:t>
+      </w:r>
+      <w:r>
+        <w:t xml:space="preserve">, e2026347118. (doi:</w:t>
+      </w:r>
+      <w:hyperlink r:id="rId94">
+        <w:r>
+          <w:rPr>
+            <w:rStyle w:val="Hyperlink"/>
+          </w:rPr>
+          <w:t xml:space="preserve">10.1073/pnas.2026347118</w:t>
+        </w:r>
+      </w:hyperlink>
+      <w:r>
+        <w:t xml:space="preserve">)</w:t>
+      </w:r>
+    </w:p>
+    <w:bookmarkEnd w:id="95"/>
+    <w:bookmarkStart w:id="97" w:name="ref-skeels2023b"/>
+    <w:p>
+      <w:pPr>
+        <w:pStyle w:val="Bibliography"/>
+      </w:pPr>
+      <w:r>
+        <w:t xml:space="preserve">29.</w:t>
+      </w:r>
+      <w:r>
+        <w:t xml:space="preserve"> </w:t>
+      </w:r>
+      <w:r>
+        <w:t xml:space="preserve">	</w:t>
+      </w:r>
+      <w:r>
+        <w:t xml:space="preserve">Skeels A</w:t>
+      </w:r>
+      <w:r>
+        <w:t xml:space="preserve"> </w:t>
+      </w:r>
+      <w:r>
+        <w:rPr>
+          <w:i/>
+          <w:iCs/>
+        </w:rPr>
+        <w:t xml:space="preserve">et al.</w:t>
+      </w:r>
+      <w:r>
+        <w:t xml:space="preserve"> 2023 Paleoenvironments shaped the exchange of terrestrial vertebrates across wallace’s line.</w:t>
+      </w:r>
+      <w:r>
+        <w:t xml:space="preserve"> </w:t>
+      </w:r>
+      <w:r>
+        <w:rPr>
+          <w:i/>
+          <w:iCs/>
+        </w:rPr>
+        <w:t xml:space="preserve">Science</w:t>
+      </w:r>
+      <w:r>
+        <w:t xml:space="preserve"> </w:t>
+      </w:r>
+      <w:r>
+        <w:rPr>
+          <w:b/>
+          <w:bCs/>
+        </w:rPr>
+        <w:t xml:space="preserve">381</w:t>
+      </w:r>
+      <w:r>
+        <w:t xml:space="preserve">, 86–92. (doi:</w:t>
+      </w:r>
+      <w:hyperlink r:id="rId96">
+        <w:r>
+          <w:rPr>
+            <w:rStyle w:val="Hyperlink"/>
+          </w:rPr>
+          <w:t xml:space="preserve">10.1126/science.adf7122</w:t>
+        </w:r>
+      </w:hyperlink>
+      <w:r>
+        <w:t xml:space="preserve">)</w:t>
+      </w:r>
+    </w:p>
+    <w:bookmarkEnd w:id="97"/>
+    <w:bookmarkStart w:id="99" w:name="ref-boschman2023"/>
+    <w:p>
+      <w:pPr>
+        <w:pStyle w:val="Bibliography"/>
+      </w:pPr>
+      <w:r>
+        <w:t xml:space="preserve">30.</w:t>
+      </w:r>
+      <w:r>
+        <w:t xml:space="preserve"> </w:t>
+      </w:r>
+      <w:r>
+        <w:t xml:space="preserve">	</w:t>
+      </w:r>
+      <w:r>
+        <w:t xml:space="preserve">Boschman LM, Carraro L, Cassemiro FAS, Vries J de, Altermatt F, Hagen O, Hoorn C, Pellissier L. 2023 Freshwater fish diversity in the western Amazon basin shaped by Andean uplift since the Late Cretaceous.</w:t>
+      </w:r>
+      <w:r>
+        <w:t xml:space="preserve"> </w:t>
+      </w:r>
+      <w:r>
+        <w:rPr>
+          <w:i/>
+          <w:iCs/>
+        </w:rPr>
+        <w:t xml:space="preserve">Nature Ecology &amp; Evolution</w:t>
+      </w:r>
+      <w:r>
+        <w:t xml:space="preserve"> </w:t>
+      </w:r>
+      <w:r>
+        <w:rPr>
+          <w:b/>
+          <w:bCs/>
+        </w:rPr>
         <w:t xml:space="preserve">7</w:t>
       </w:r>
       <w:r>
         <w:t xml:space="preserve">, 2037–2044. (doi:</w:t>
       </w:r>
-      <w:hyperlink r:id="rId93">
+      <w:hyperlink r:id="rId98">
         <w:r>
           <w:rPr>
             <w:rStyle w:val="Hyperlink"/>
@@ -2827,14 +2997,14 @@
         <w:t xml:space="preserve">)</w:t>
       </w:r>
     </w:p>
-    <w:bookmarkEnd w:id="94"/>
-    <w:bookmarkStart w:id="96" w:name="ref-skeels2023"/>
+    <w:bookmarkEnd w:id="99"/>
+    <w:bookmarkStart w:id="101" w:name="ref-skeels2023"/>
     <w:p>
       <w:pPr>
         <w:pStyle w:val="Bibliography"/>
       </w:pPr>
       <w:r>
-        <w:t xml:space="preserve">30.</w:t>
+        <w:t xml:space="preserve">31.</w:t>
       </w:r>
       <w:r>
         <w:t xml:space="preserve"> </w:t>
@@ -2868,7 +3038,7 @@
       <w:r>
         <w:t xml:space="preserve">, 341–356. (doi:</w:t>
       </w:r>
-      <w:hyperlink r:id="rId95">
+      <w:hyperlink r:id="rId100">
         <w:r>
           <w:rPr>
             <w:rStyle w:val="Hyperlink"/>
@@ -2880,14 +3050,14 @@
         <w:t xml:space="preserve">)</w:t>
       </w:r>
     </w:p>
-    <w:bookmarkEnd w:id="96"/>
-    <w:bookmarkStart w:id="98" w:name="ref-holden2019"/>
+    <w:bookmarkEnd w:id="101"/>
+    <w:bookmarkStart w:id="103" w:name="ref-liu2024"/>
     <w:p>
       <w:pPr>
         <w:pStyle w:val="Bibliography"/>
       </w:pPr>
       <w:r>
-        <w:t xml:space="preserve">31.</w:t>
+        <w:t xml:space="preserve">32.</w:t>
       </w:r>
       <w:r>
         <w:t xml:space="preserve"> </w:t>
@@ -2896,10 +3066,7 @@
         <w:t xml:space="preserve">	</w:t>
       </w:r>
       <w:r>
-        <w:t xml:space="preserve">Holden PB, Edwards NR, Rangel TF, Pereira EB, Tran GT, Wilkinson RD. 2019 PALEO-PGEM v1.0: A statistical emulator of pliocene</w:t>
-      </w:r>
-      <w:r>
-        <w:t xml:space="preserve">pleistocene climate.</w:t>
+        <w:t xml:space="preserve">Liu Y, Wang Y, Willett SD, Zimmermann NE, Pellissier L. 2024 Escarpment evolution drives the diversification of the madagascar flora.</w:t>
       </w:r>
       <w:r>
         <w:t xml:space="preserve"> </w:t>
@@ -2909,7 +3076,7 @@
           <w:i/>
           <w:iCs/>
         </w:rPr>
-        <w:t xml:space="preserve">Geoscientific Model Development</w:t>
+        <w:t xml:space="preserve">Science</w:t>
       </w:r>
       <w:r>
         <w:t xml:space="preserve"> </w:t>
@@ -2919,12 +3086,68 @@
           <w:b/>
           <w:bCs/>
         </w:rPr>
+        <w:t xml:space="preserve">383</w:t>
+      </w:r>
+      <w:r>
+        <w:t xml:space="preserve">, 653–658. (doi:</w:t>
+      </w:r>
+      <w:hyperlink r:id="rId102">
+        <w:r>
+          <w:rPr>
+            <w:rStyle w:val="Hyperlink"/>
+          </w:rPr>
+          <w:t xml:space="preserve">10.1126/science.adi0833</w:t>
+        </w:r>
+      </w:hyperlink>
+      <w:r>
+        <w:t xml:space="preserve">)</w:t>
+      </w:r>
+    </w:p>
+    <w:bookmarkEnd w:id="103"/>
+    <w:bookmarkStart w:id="105" w:name="ref-holden2019"/>
+    <w:p>
+      <w:pPr>
+        <w:pStyle w:val="Bibliography"/>
+      </w:pPr>
+      <w:r>
+        <w:t xml:space="preserve">33.</w:t>
+      </w:r>
+      <w:r>
+        <w:t xml:space="preserve"> </w:t>
+      </w:r>
+      <w:r>
+        <w:t xml:space="preserve">	</w:t>
+      </w:r>
+      <w:r>
+        <w:t xml:space="preserve">Holden PB, Edwards NR, Rangel TF, Pereira EB, Tran GT, Wilkinson RD. 2019 PALEO-PGEM v1.0: A statistical emulator of pliocene</w:t>
+      </w:r>
+      <w:r>
+        <w:t xml:space="preserve">pleistocene climate.</w:t>
+      </w:r>
+      <w:r>
+        <w:t xml:space="preserve"> </w:t>
+      </w:r>
+      <w:r>
+        <w:rPr>
+          <w:i/>
+          <w:iCs/>
+        </w:rPr>
+        <w:t xml:space="preserve">Geoscientific Model Development</w:t>
+      </w:r>
+      <w:r>
+        <w:t xml:space="preserve"> </w:t>
+      </w:r>
+      <w:r>
+        <w:rPr>
+          <w:b/>
+          <w:bCs/>
+        </w:rPr>
         <w:t xml:space="preserve">12</w:t>
       </w:r>
       <w:r>
         <w:t xml:space="preserve">, 5137–5155. (doi:</w:t>
       </w:r>
-      <w:hyperlink r:id="rId97">
+      <w:hyperlink r:id="rId104">
         <w:r>
           <w:rPr>
             <w:rStyle w:val="Hyperlink"/>
@@ -2936,14 +3159,14 @@
         <w:t xml:space="preserve">)</w:t>
       </w:r>
     </w:p>
-    <w:bookmarkEnd w:id="98"/>
-    <w:bookmarkStart w:id="100" w:name="ref-barreto2023"/>
+    <w:bookmarkEnd w:id="105"/>
+    <w:bookmarkStart w:id="107" w:name="ref-barreto2023"/>
     <w:p>
       <w:pPr>
         <w:pStyle w:val="Bibliography"/>
       </w:pPr>
       <w:r>
-        <w:t xml:space="preserve">32.</w:t>
+        <w:t xml:space="preserve">34.</w:t>
       </w:r>
       <w:r>
         <w:t xml:space="preserve"> </w:t>
@@ -2977,7 +3200,7 @@
       <w:r>
         <w:t xml:space="preserve">, 1034–1045. (doi:</w:t>
       </w:r>
-      <w:hyperlink r:id="rId99">
+      <w:hyperlink r:id="rId106">
         <w:r>
           <w:rPr>
             <w:rStyle w:val="Hyperlink"/>
@@ -2989,14 +3212,14 @@
         <w:t xml:space="preserve">)</w:t>
       </w:r>
     </w:p>
-    <w:bookmarkEnd w:id="100"/>
-    <w:bookmarkStart w:id="102" w:name="ref-galván2023"/>
+    <w:bookmarkEnd w:id="107"/>
+    <w:bookmarkStart w:id="109" w:name="ref-galván2023"/>
     <w:p>
       <w:pPr>
         <w:pStyle w:val="Bibliography"/>
       </w:pPr>
       <w:r>
-        <w:t xml:space="preserve">33.</w:t>
+        <w:t xml:space="preserve">35.</w:t>
       </w:r>
       <w:r>
         <w:t xml:space="preserve"> </w:t>
@@ -3010,7 +3233,7 @@
       <w:r>
         <w:t xml:space="preserve"> </w:t>
       </w:r>
-      <w:hyperlink r:id="rId101">
+      <w:hyperlink r:id="rId108">
         <w:r>
           <w:rPr>
             <w:rStyle w:val="Hyperlink"/>
@@ -3022,14 +3245,14 @@
         <w:t xml:space="preserve"> </w:t>
       </w:r>
     </w:p>
-    <w:bookmarkEnd w:id="102"/>
-    <w:bookmarkStart w:id="104" w:name="ref-obrien2023"/>
+    <w:bookmarkEnd w:id="109"/>
+    <w:bookmarkStart w:id="111" w:name="ref-obrien2023"/>
     <w:p>
       <w:pPr>
         <w:pStyle w:val="Bibliography"/>
       </w:pPr>
       <w:r>
-        <w:t xml:space="preserve">34.</w:t>
+        <w:t xml:space="preserve">36.</w:t>
       </w:r>
       <w:r>
         <w:t xml:space="preserve"> </w:t>
@@ -3056,7 +3279,7 @@
       <w:r>
         <w:t xml:space="preserve"> </w:t>
       </w:r>
-      <w:hyperlink r:id="rId103">
+      <w:hyperlink r:id="rId110">
         <w:r>
           <w:rPr>
             <w:rStyle w:val="Hyperlink"/>
@@ -3068,14 +3291,14 @@
         <w:t xml:space="preserve">.</w:t>
       </w:r>
     </w:p>
-    <w:bookmarkEnd w:id="104"/>
-    <w:bookmarkStart w:id="106" w:name="ref-weir2009"/>
+    <w:bookmarkEnd w:id="111"/>
+    <w:bookmarkStart w:id="113" w:name="ref-weir2009"/>
     <w:p>
       <w:pPr>
         <w:pStyle w:val="Bibliography"/>
       </w:pPr>
       <w:r>
-        <w:t xml:space="preserve">35.</w:t>
+        <w:t xml:space="preserve">37.</w:t>
       </w:r>
       <w:r>
         <w:t xml:space="preserve"> </w:t>
@@ -3109,7 +3332,7 @@
       <w:r>
         <w:t xml:space="preserve">, 21737–21742. (doi:</w:t>
       </w:r>
-      <w:hyperlink r:id="rId105">
+      <w:hyperlink r:id="rId112">
         <w:r>
           <w:rPr>
             <w:rStyle w:val="Hyperlink"/>
@@ -3121,14 +3344,14 @@
         <w:t xml:space="preserve">)</w:t>
       </w:r>
     </w:p>
-    <w:bookmarkEnd w:id="106"/>
-    <w:bookmarkStart w:id="108" w:name="ref-antonelli2018"/>
+    <w:bookmarkEnd w:id="113"/>
+    <w:bookmarkStart w:id="115" w:name="ref-antonelli2018"/>
     <w:p>
       <w:pPr>
         <w:pStyle w:val="Bibliography"/>
       </w:pPr>
       <w:r>
-        <w:t xml:space="preserve">36.</w:t>
+        <w:t xml:space="preserve">38.</w:t>
       </w:r>
       <w:r>
         <w:t xml:space="preserve"> </w:t>
@@ -3175,7 +3398,7 @@
       <w:r>
         <w:t xml:space="preserve">, 718–725. (doi:</w:t>
       </w:r>
-      <w:hyperlink r:id="rId107">
+      <w:hyperlink r:id="rId114">
         <w:r>
           <w:rPr>
             <w:rStyle w:val="Hyperlink"/>
@@ -3187,14 +3410,14 @@
         <w:t xml:space="preserve">)</w:t>
       </w:r>
     </w:p>
-    <w:bookmarkEnd w:id="108"/>
-    <w:bookmarkStart w:id="110" w:name="ref-couvreur2011"/>
+    <w:bookmarkEnd w:id="115"/>
+    <w:bookmarkStart w:id="117" w:name="ref-motta2025"/>
     <w:p>
       <w:pPr>
         <w:pStyle w:val="Bibliography"/>
       </w:pPr>
       <w:r>
-        <w:t xml:space="preserve">37.</w:t>
+        <w:t xml:space="preserve">39.</w:t>
       </w:r>
       <w:r>
         <w:t xml:space="preserve"> </w:t>
@@ -3203,7 +3426,7 @@
         <w:t xml:space="preserve">	</w:t>
       </w:r>
       <w:r>
-        <w:t xml:space="preserve">Couvreur TLP, Pirie MD, Chatrou LW, Saunders RMK, Su YCF, Richardson JE, Erkens RHJ. 2011 Early evolutionary history of the flowering plant family Annonaceae: steady diversification and boreotropical geodispersal.</w:t>
+        <w:t xml:space="preserve">Motta LM, Quental TB. 2025 New aspects of the asymmetry of the great american biotic interchange based on an analysis of the spatial and temporal structure of immigrant taxa at local scale.</w:t>
       </w:r>
       <w:r>
         <w:t xml:space="preserve"> </w:t>
@@ -3213,7 +3436,7 @@
           <w:i/>
           <w:iCs/>
         </w:rPr>
-        <w:t xml:space="preserve">Journal of Biogeography</w:t>
+        <w:t xml:space="preserve">Palaeogeography, Palaeoclimatology, Palaeoecology</w:t>
       </w:r>
       <w:r>
         <w:t xml:space="preserve"> </w:t>
@@ -3223,12 +3446,65 @@
           <w:b/>
           <w:bCs/>
         </w:rPr>
+        <w:t xml:space="preserve">668</w:t>
+      </w:r>
+      <w:r>
+        <w:t xml:space="preserve">, 112905. (doi:</w:t>
+      </w:r>
+      <w:hyperlink r:id="rId116">
+        <w:r>
+          <w:rPr>
+            <w:rStyle w:val="Hyperlink"/>
+          </w:rPr>
+          <w:t xml:space="preserve">10.1016/j.palaeo.2025.112905</w:t>
+        </w:r>
+      </w:hyperlink>
+      <w:r>
+        <w:t xml:space="preserve">)</w:t>
+      </w:r>
+    </w:p>
+    <w:bookmarkEnd w:id="117"/>
+    <w:bookmarkStart w:id="119" w:name="ref-couvreur2011"/>
+    <w:p>
+      <w:pPr>
+        <w:pStyle w:val="Bibliography"/>
+      </w:pPr>
+      <w:r>
+        <w:t xml:space="preserve">40.</w:t>
+      </w:r>
+      <w:r>
+        <w:t xml:space="preserve"> </w:t>
+      </w:r>
+      <w:r>
+        <w:t xml:space="preserve">	</w:t>
+      </w:r>
+      <w:r>
+        <w:t xml:space="preserve">Couvreur TLP, Pirie MD, Chatrou LW, Saunders RMK, Su YCF, Richardson JE, Erkens RHJ. 2011 Early evolutionary history of the flowering plant family Annonaceae: steady diversification and boreotropical geodispersal.</w:t>
+      </w:r>
+      <w:r>
+        <w:t xml:space="preserve"> </w:t>
+      </w:r>
+      <w:r>
+        <w:rPr>
+          <w:i/>
+          <w:iCs/>
+        </w:rPr>
+        <w:t xml:space="preserve">Journal of Biogeography</w:t>
+      </w:r>
+      <w:r>
+        <w:t xml:space="preserve"> </w:t>
+      </w:r>
+      <w:r>
+        <w:rPr>
+          <w:b/>
+          <w:bCs/>
+        </w:rPr>
         <w:t xml:space="preserve">38</w:t>
       </w:r>
       <w:r>
         <w:t xml:space="preserve">, 664–680. (doi:</w:t>
       </w:r>
-      <w:hyperlink r:id="rId109">
+      <w:hyperlink r:id="rId118">
         <w:r>
           <w:rPr>
             <w:rStyle w:val="Hyperlink"/>
@@ -3240,14 +3516,14 @@
         <w:t xml:space="preserve">)</w:t>
       </w:r>
     </w:p>
-    <w:bookmarkEnd w:id="110"/>
-    <w:bookmarkStart w:id="112" w:name="ref-upchurch2024"/>
+    <w:bookmarkEnd w:id="119"/>
+    <w:bookmarkStart w:id="121" w:name="ref-upchurch2024"/>
     <w:p>
       <w:pPr>
         <w:pStyle w:val="Bibliography"/>
       </w:pPr>
       <w:r>
-        <w:t xml:space="preserve">38.</w:t>
+        <w:t xml:space="preserve">41.</w:t>
       </w:r>
       <w:r>
         <w:t xml:space="preserve"> </w:t>
@@ -3281,7 +3557,7 @@
       <w:r>
         <w:t xml:space="preserve">, 20240429. (doi:</w:t>
       </w:r>
-      <w:hyperlink r:id="rId111">
+      <w:hyperlink r:id="rId120">
         <w:r>
           <w:rPr>
             <w:rStyle w:val="Hyperlink"/>
@@ -3293,14 +3569,14 @@
         <w:t xml:space="preserve">)</w:t>
       </w:r>
     </w:p>
-    <w:bookmarkEnd w:id="112"/>
-    <w:bookmarkStart w:id="114" w:name="ref-pino2022"/>
+    <w:bookmarkEnd w:id="121"/>
+    <w:bookmarkStart w:id="123" w:name="ref-pino2022"/>
     <w:p>
       <w:pPr>
         <w:pStyle w:val="Bibliography"/>
       </w:pPr>
       <w:r>
-        <w:t xml:space="preserve">39.</w:t>
+        <w:t xml:space="preserve">42.</w:t>
       </w:r>
       <w:r>
         <w:t xml:space="preserve"> </w:t>
@@ -3334,7 +3610,7 @@
       <w:r>
         <w:t xml:space="preserve">, 103758. (doi:</w:t>
       </w:r>
-      <w:hyperlink r:id="rId113">
+      <w:hyperlink r:id="rId122">
         <w:r>
           <w:rPr>
             <w:rStyle w:val="Hyperlink"/>
@@ -3346,9 +3622,9 @@
         <w:t xml:space="preserve">)</w:t>
       </w:r>
     </w:p>
-    <w:bookmarkEnd w:id="114"/>
-    <w:bookmarkEnd w:id="115"/>
-    <w:bookmarkEnd w:id="116"/>
+    <w:bookmarkEnd w:id="123"/>
+    <w:bookmarkEnd w:id="124"/>
+    <w:bookmarkEnd w:id="125"/>
     <w:sectPr>
       <w:type w:val="nextPage"/>
       <w:pgSz w:h="15840" w:w="12240"/>
@@ -5387,7 +5663,7 @@
       <w:suppressAutoHyphens w:val="true"/>
       <w:bidi w:val="0"/>
       <w:spacing w:after="0" w:before="0" w:line="360" w:lineRule="auto"/>
-      <w:jc w:val="left"/>
+      <w:jc w:val="center"/>
     </w:pPr>
     <w:rPr>
       <w:rFonts w:ascii="Times New Roman" w:cs="" w:cstheme="minorBidi" w:eastAsia="Cambria" w:eastAsiaTheme="minorHAnsi" w:hAnsi="Times New Roman"/>

--- a/Manuscript/GABI_palaeo_constraints.docx
+++ b/Manuscript/GABI_palaeo_constraints.docx
@@ -231,21 +231,7 @@
         <w:pStyle w:val="FirstParagraph"/>
       </w:pPr>
       <w:r>
-        <w:t xml:space="preserve">The Great American Biotic Interchange (GABI) characterises the admixture of the North and South American faunas that occurred in the aftermath of the closure of the isthmus of Panama, in the Pliocene. Among land mammals, it witnessed a greater ability of North American lineages to establish southwards meanwhile many South American lineages went extinct. For these reasons, this massive interchange is considered as asymmetric. Here, coupling a mechanistic eco-evolutionary simulator with high-resolution palaeoclimatic reconstructions for the last 5 million years, we explore the extent to which palaeoclimate may have shaped the asymmetry of the GABI. Interestingly, our results indicate that, when climatic variables are the only constraints to virtual species’ ecology, successful interchange is more frequently achieved when simulations start from South America than from North America. In addition, our models fail at explaining the higher representation of temperate-adapted mammals in the fossil record of successfully exchanged mammals, particularly from North America.</w:t>
-      </w:r>
-      <w:r>
-        <w:t xml:space="preserve"> </w:t>
-      </w:r>
-      <w:r>
-        <w:t xml:space="preserve">This study offers valuable mechanistic highlights into the onset of one of the most puzzling macroecological enigma, suggesting that abiotic factors were probably not the only underlying drivers behind the asymmetry of the GABI.</w:t>
-      </w:r>
-    </w:p>
-    <w:p>
-      <w:pPr>
-        <w:pStyle w:val="BodyText"/>
-      </w:pPr>
-      <w:r>
-        <w:t xml:space="preserve">Understanding how climate shapes large-scale biodiversity patterns is of paramount importance at a time when climate changes at an unprecedented rate. Here, coupling a mechanistic eco-evolutionary simulator with high-resolution palaeoclimatic reconstructions, we explore the extent to which palaeoclimate may have shaped the asymmetry of the Great American Biotic Interchange (GABI), one of the largest intercontinental faunal exchanges in the history of modern ecosystems, involving the admixture of North and South American faunas and, upon land mammals, witnessed a higher ability of North American lineages establishing southwards meanwhile many South American lineages went extinct</w:t>
+        <w:t xml:space="preserve">The Great American Biotic Interchange (GABI) refers to the admixture of North and South American faunas promoted by the Mio-Pliocene closure of the isthmus of Panama. Among mammals, this faunal exchange was asymmetric because it witnessed a greater ability of North American lineages to establish southwards, meanwhile many South Americans went extinct. Here, coupling a mechanistic eco-evolutionary simulator with high-resolution palaeoclimatic reconstructions for the last 5 million years, we explore the extent to which palaeoclimate may have shaped such a biogeographic asymmetry. When climatic variables are the only constraints to virtual species’ ecology, our results indicate that successful interchanges are more frequently achieved when simulations start from South America than from North America, contrasting with empirical observations. In addition, our models fail at explaining the higher representation of temperate-adapted mammals in the fossil record of successfully exchanged mammals, particularly of North American origin, but suggest that successful colonisers from North America occupy larger areas in South America than the other way around. This study offers valuable insights into the processes behind one of the most puzzling macroecological enigmas, suggesting that palaeoclimatic history is not sufficient to explain the imbalanced success of North American migrants in South America following the GABI.</w:t>
       </w:r>
     </w:p>
     <w:bookmarkEnd w:id="23"/>
@@ -263,7 +249,7 @@
         <w:pStyle w:val="FirstParagraph"/>
       </w:pPr>
       <w:r>
-        <w:t xml:space="preserve">Eco-evolutionary simulations; Palaeoclimate; Macroecology; South American Mammals</w:t>
+        <w:t xml:space="preserve">Eco-evolutionary simulations; Mammals; Macroecology; Palaeoclimate</w:t>
       </w:r>
     </w:p>
     <w:p>

--- a/Manuscript/GABI_palaeo_constraints.docx
+++ b/Manuscript/GABI_palaeo_constraints.docx
@@ -143,9 +143,6 @@
         <w:pStyle w:val="FirstParagraph"/>
       </w:pPr>
       <w:r>
-        <w:t xml:space="preserve"> </w:t>
-      </w:r>
-      <w:r>
         <w:t xml:space="preserve">Affiliations:</w:t>
       </w:r>
     </w:p>
@@ -154,9 +151,6 @@
         <w:pStyle w:val="BodyText"/>
       </w:pPr>
       <w:r>
-        <w:t xml:space="preserve"> </w:t>
-      </w:r>
-      <w:r>
         <w:t xml:space="preserve">¹ Institut des Sciences de l’Evolution de Montpellier, Université de Montpellier, CNRS, IRD, Place Eugène Bataillon, 34095 Montpellier cedex 5, France.</w:t>
       </w:r>
     </w:p>
@@ -164,9 +158,6 @@
       <w:pPr>
         <w:pStyle w:val="BodyText"/>
       </w:pPr>
-      <w:r>
-        <w:t xml:space="preserve"> </w:t>
-      </w:r>
       <w:r>
         <w:t xml:space="preserve">² Centro de Investigación Mariña, Departamento de Ecoloxía e Bioloxía Animal, Universidade de Vigo, Campus Lagoas-Marcosende, 36310 Vigo, Spain</w:t>
       </w:r>
@@ -539,8 +530,13 @@
         <w:t xml:space="preserve">Here, we explore the implication of palaeoclimate change in the asymmetry of the GABI using a mechanistic biodiversity simulator coupled with palaeoclimate reconstructions across the last 5 million years. Our simulations tracked the diversification of a clade either originating in North or South America. The ability of a virtual species to maintain at a given place was only mediated by climatic factors. We hypothesise that (i) simulations starting from a North American ancestor would be more successful at reaching the other continent than the other way round, (ii) successful simulations starting from a North American ancestor would result in a more diverse and spatially spread radiation in the foreign continent and (iii) temperate-adapted species from North America would be the more successful, according to the historical predictions of Webb, Marshall and Simpson.</w:t>
       </w:r>
     </w:p>
+    <w:p>
+      <w:r>
+        <w:br w:type="page"/>
+      </w:r>
+    </w:p>
     <w:bookmarkEnd w:id="25"/>
-    <w:bookmarkStart w:id="29" w:name="materials-and-methods"/>
+    <w:bookmarkStart w:id="33" w:name="materials-and-methods"/>
     <w:p>
       <w:pPr>
         <w:pStyle w:val="Heading1"/>
@@ -572,10 +568,21 @@
         <w:t xml:space="preserve"> </w:t>
       </w:r>
       <w:r>
-        <w:t xml:space="preserve">North + Central America. The delimitation between both continents was arbitrarily set in the middle of Panama (coordinates).</w:t>
-      </w:r>
-    </w:p>
-    <w:bookmarkStart w:id="26" w:name="palaeoclimate-data"/>
+        <w:t xml:space="preserve">North + Central America. The delimitation between both continents was arbitrarily set in the middle of Panama (coordinates) (</w:t>
+      </w:r>
+      <w:hyperlink w:anchor="fig-1">
+        <w:r>
+          <w:rPr>
+            <w:rStyle w:val="Hyperlink"/>
+          </w:rPr>
+          <w:t xml:space="preserve">Figure 1</w:t>
+        </w:r>
+      </w:hyperlink>
+      <w:r>
+        <w:t xml:space="preserve">).</w:t>
+      </w:r>
+    </w:p>
+    <w:bookmarkStart w:id="30" w:name="palaeoclimate-data"/>
     <w:p>
       <w:pPr>
         <w:pStyle w:val="Heading2"/>
@@ -584,16 +591,191 @@
         <w:t xml:space="preserve">Palaeoclimate data</w:t>
       </w:r>
     </w:p>
+    <w:tbl>
+      <w:tblPr>
+        <w:tblStyle w:val="Table"/>
+        <w:tblW w:type="pct" w:w="5000"/>
+        <w:tblLayout w:type="fixed"/>
+        <w:tblLook w:firstRow="0" w:lastRow="0" w:firstColumn="0" w:lastColumn="0" w:noHBand="0" w:noVBand="0" w:val="0000"/>
+      </w:tblPr>
+      <w:tblGrid>
+        <w:gridCol w:w="7920"/>
+      </w:tblGrid>
+      <w:tr>
+        <w:tc>
+          <w:tcPr/>
+          <w:bookmarkStart w:id="29" w:name="fig-1"/>
+          <w:p>
+            <w:pPr>
+              <w:pStyle w:val="Compact"/>
+              <w:jc w:val="center"/>
+            </w:pPr>
+            <w:r>
+              <w:drawing>
+                <wp:inline>
+                  <wp:extent cx="5587151" cy="5184144"/>
+                  <wp:effectExtent b="0" l="0" r="0" t="0"/>
+                  <wp:docPr descr="" title="" id="27" name="Picture"/>
+                  <a:graphic>
+                    <a:graphicData uri="http://schemas.openxmlformats.org/drawingml/2006/picture">
+                      <pic:pic>
+                        <pic:nvPicPr>
+                          <pic:cNvPr descr="../Figures/MS/Main/Figure1/Figure1.png" id="28" name="Picture"/>
+                          <pic:cNvPicPr>
+                            <a:picLocks noChangeArrowheads="1" noChangeAspect="1"/>
+                          </pic:cNvPicPr>
+                        </pic:nvPicPr>
+                        <pic:blipFill>
+                          <a:blip r:embed="rId26"/>
+                          <a:stretch>
+                            <a:fillRect/>
+                          </a:stretch>
+                        </pic:blipFill>
+                        <pic:spPr bwMode="auto">
+                          <a:xfrm>
+                            <a:off x="0" y="0"/>
+                            <a:ext cx="5587151" cy="5184144"/>
+                          </a:xfrm>
+                          <a:prstGeom prst="rect">
+                            <a:avLst/>
+                          </a:prstGeom>
+                          <a:noFill/>
+                          <a:ln w="9525">
+                            <a:noFill/>
+                            <a:headEnd/>
+                            <a:tailEnd/>
+                          </a:ln>
+                        </pic:spPr>
+                      </pic:pic>
+                    </a:graphicData>
+                  </a:graphic>
+                </wp:inline>
+              </w:drawing>
+            </w:r>
+          </w:p>
+          <w:p>
+            <w:pPr>
+              <w:jc w:val="center"/>
+            </w:pPr>
+            <w:pPr>
+              <w:jc w:val="start"/>
+              <w:spacing w:before="200"/>
+              <w:pStyle w:val="ImageCaption"/>
+            </w:pPr>
+            <w:r>
+              <w:t xml:space="preserve">Figure 1: Palaeoclimate histories within our studied landmasses (North America−in red, and South America−in green). Spatially-averaged climate variables (Annual Temperature and Precipitations) are taken from the PALEO-PGEM palaeoclimate emulator</w:t>
+            </w:r>
+            <w:r>
+              <w:t xml:space="preserve"> </w:t>
+            </w:r>
+            <w:r>
+              <w:t xml:space="preserve">[33]</w:t>
+            </w:r>
+            <w:r>
+              <w:t xml:space="preserve">. The empirically-derived asymmetry of the transcontinental land mammal exchange is represented by the thickness of the two arrows.</w:t>
+            </w:r>
+          </w:p>
+          <w:bookmarkEnd w:id="29"/>
+        </w:tc>
+      </w:tr>
+    </w:tbl>
+    <w:p>
+      <w:pPr>
+        <w:pStyle w:val="BodyText"/>
+      </w:pPr>
+      <w:r>
+        <w:t xml:space="preserve">We used the spatio-temporal terrestrial palaeoclimate series from the PALEO-PGEM atmosphere-ocean general circulation model</w:t>
+      </w:r>
+      <w:r>
+        <w:t xml:space="preserve"> </w:t>
+      </w:r>
+      <w:r>
+        <w:t xml:space="preserve">[33]</w:t>
+      </w:r>
+      <w:r>
+        <w:t xml:space="preserve">, covering the last 5 Myrs with a 1</w:t>
+      </w:r>
+      <w:r>
+        <w:t xml:space="preserve"> </w:t>
+      </w:r>
+      <w:r>
+        <w:t xml:space="preserve"> </w:t>
+      </w:r>
+      <w:r>
+        <w:t xml:space="preserve">° spatial resolution</w:t>
+      </w:r>
+      <w:r>
+        <w:t xml:space="preserve"> </w:t>
+      </w:r>
+      <w:r>
+        <w:t xml:space="preserve">[34]</w:t>
+      </w:r>
+      <w:r>
+        <w:t xml:space="preserve">. For the scope of this work, we used two bioclimatic variables: mean annual temperature (MAT, BIO1) and mean annual precipitation (MAP, BIO12). To avoid reaching an overkillingly-high number of simulation steps, we reduced the temporal resolution of the climate simulations from a 1000 years-time step to a 10,000 years time-step.</w:t>
+      </w:r>
+    </w:p>
+    <w:p>
+      <w:pPr>
+        <w:pStyle w:val="BodyText"/>
+      </w:pPr>
+      <w:r>
+        <w:t xml:space="preserve">Additionally, in order to discriminate simulations on the basis of the biome the initial species starts in, we reclassified monthly palaeoclimate layers for our starting time (</w:t>
+      </w:r>
+      <m:oMath>
+        <m:r>
+          <m:t>t</m:t>
+        </m:r>
+        <m:r>
+          <m:rPr>
+            <m:sty m:val="p"/>
+          </m:rPr>
+          <m:t>=</m:t>
+        </m:r>
+        <m:r>
+          <m:t>5</m:t>
+        </m:r>
+      </m:oMath>
+      <w:r>
+        <w:t xml:space="preserve"> </w:t>
+      </w:r>
+      <w:r>
+        <w:t xml:space="preserve">Myrs) according to Köppen-Geiger broad climate types</w:t>
+      </w:r>
+      <w:r>
+        <w:t xml:space="preserve"> </w:t>
+      </w:r>
+      <w:r>
+        <w:t xml:space="preserve">[35]</w:t>
+      </w:r>
+      <w:r>
+        <w:t xml:space="preserve">. This classification divides the world into five broad climatic regions: Polar, Cold, Temperate, Arid and Tropical.</w:t>
+      </w:r>
+    </w:p>
+    <w:bookmarkEnd w:id="30"/>
+    <w:bookmarkStart w:id="31" w:name="simulation-model-and-modelling-schemes"/>
+    <w:p>
+      <w:pPr>
+        <w:pStyle w:val="Heading2"/>
+      </w:pPr>
+      <w:r>
+        <w:t xml:space="preserve">Simulation model and modelling schemes</w:t>
+      </w:r>
+    </w:p>
     <w:p>
       <w:pPr>
         <w:pStyle w:val="FirstParagraph"/>
       </w:pPr>
       <w:r>
-        <w:rPr>
-          <w:b/>
-          <w:bCs/>
-        </w:rPr>
-        <w:t xml:space="preserve">figure 1: plot spatial average of palaeoclimate data used here, indicating marked climatic events across the last 5Myr. Relate to Vrba’s cooling?</w:t>
+        <w:t xml:space="preserve">We performed our spatially-explicit simulations of biodiversity using the General Engine for Eco-Evolutionary SImulationS, gen3sis, v1.5.11</w:t>
+      </w:r>
+      <w:r>
+        <w:t xml:space="preserve"> </w:t>
+      </w:r>
+      <w:r>
+        <w:t xml:space="preserve">[27]</w:t>
+      </w:r>
+      <w:r>
+        <w:t xml:space="preserve">. Simulations, moving forward-in-time with a 10ky time step, tracked the radiation of a clade arising from a single ancestral population, either originating in North or in South America, throughout the last 5 Myr. In gen3sis, virtual species are made up with a set of individual populations evolving independently, following a set of four rules: dispersal, speciation, environmental filtering and trait evolution. All simulation scenarios that we implemented only differed on the last rule (trait evolution), the first three being common to all models (or at least partly).</w:t>
       </w:r>
     </w:p>
     <w:p>
@@ -601,86 +783,7 @@
         <w:pStyle w:val="BodyText"/>
       </w:pPr>
       <w:r>
-        <w:t xml:space="preserve">We used the spatio-temporal terrestrial palaeoclimate series from the PALEO-PGEM atmosphere-ocean general circulation model</w:t>
-      </w:r>
-      <w:r>
-        <w:t xml:space="preserve"> </w:t>
-      </w:r>
-      <w:r>
-        <w:t xml:space="preserve">[33]</w:t>
-      </w:r>
-      <w:r>
-        <w:t xml:space="preserve">, covering the last 5 Myrs with a 1</w:t>
-      </w:r>
-      <w:r>
-        <w:t xml:space="preserve"> </w:t>
-      </w:r>
-      <w:r>
-        <w:t xml:space="preserve"> </w:t>
-      </w:r>
-      <w:r>
-        <w:t xml:space="preserve">° spatial resolution</w:t>
-      </w:r>
-      <w:r>
-        <w:t xml:space="preserve"> </w:t>
-      </w:r>
-      <w:r>
-        <w:t xml:space="preserve">[34]</w:t>
-      </w:r>
-      <w:r>
-        <w:t xml:space="preserve">. For the scope of this work, we used two bioclimatic variables: mean annual temperature (MAT, BIO1) and mean annual precipitation (MAP, BIO12).</w:t>
-      </w:r>
-    </w:p>
-    <w:p>
-      <w:pPr>
-        <w:pStyle w:val="BodyText"/>
-      </w:pPr>
-      <w:r>
-        <w:t xml:space="preserve">We further reclassified these monthly palaeoclimate layers across the last five million years according to Köppen-Geiger broad climate types</w:t>
-      </w:r>
-      <w:r>
-        <w:t xml:space="preserve"> </w:t>
-      </w:r>
-      <w:r>
-        <w:t xml:space="preserve">[35]</w:t>
-      </w:r>
-      <w:r>
-        <w:t xml:space="preserve">. This classification divides the world into five broad climatic regions: Polar, Cold, Temperate, Arid and Tropical.</w:t>
-      </w:r>
-    </w:p>
-    <w:bookmarkEnd w:id="26"/>
-    <w:bookmarkStart w:id="27" w:name="simulation-model-and-modelling-schemes"/>
-    <w:p>
-      <w:pPr>
-        <w:pStyle w:val="Heading2"/>
-      </w:pPr>
-      <w:r>
-        <w:t xml:space="preserve">Simulation model and modelling schemes</w:t>
-      </w:r>
-    </w:p>
-    <w:p>
-      <w:pPr>
-        <w:pStyle w:val="FirstParagraph"/>
-      </w:pPr>
-      <w:r>
-        <w:t xml:space="preserve">We performed our spatially-explicit simulations of biodiversity using the General Engine for Eco-Evolutionary SImulationS, gen3sis, v1.5.11</w:t>
-      </w:r>
-      <w:r>
-        <w:t xml:space="preserve"> </w:t>
-      </w:r>
-      <w:r>
-        <w:t xml:space="preserve">[27]</w:t>
-      </w:r>
-      <w:r>
-        <w:t xml:space="preserve">. Simulations, moving forward-in-time with a 10ky time step, tracked the radiation of a clade arising from a single ancestral population, either originating in North or in South America, throughout the last 5 Myr. In gen3sis, virtual species are made up with a set of individual populations evolving independently, following a set of four rules: dispersal, speciation, environmental filtering and trait evolution. All simulation scenarios that we implemented only differed on the last rule (trait evolution), the first three being common to all models (or at least partly).</w:t>
-      </w:r>
-    </w:p>
-    <w:p>
-      <w:pPr>
-        <w:pStyle w:val="BodyText"/>
-      </w:pPr>
-      <w:r>
-        <w:t xml:space="preserve">Within the gridded landscape, a population inhabiting a cell could disperse to the surrounding cells with an intensity sampled in a Weibull distribution (shape and scale parameters available in SI). If, by chance, populations making up a species happened to be disconnected, they would accumulate divergence across the time steps as long as they get disconnected at a rate ruled by a divergence factor, here set to</w:t>
+        <w:t xml:space="preserve">We elaborated a gridded landscape made up with the two time-series of the aforementioned palaeoclimatic layers. Within this landscape, virtual species, made up with populations, inhabited a set of connected cells. At each time step, populations could disperse to the surrounding cells with an intensity sampled in a Weibull distribution. If, by chance, two populations happened to be disconnected, they would accumulate divergence as long as they get disconnected, at a rate ruled by a divergence factor, here set to</w:t>
       </w:r>
       <w:r>
         <w:t xml:space="preserve"> </w:t>
@@ -691,20 +794,467 @@
         </m:r>
       </m:oMath>
       <w:r>
-        <w:t xml:space="preserve">. This value, around an order of magnitude lower than those usually encoutered in gen3sis case studies</w:t>
-      </w:r>
-      <w:r>
-        <w:t xml:space="preserve"> </w:t>
-      </w:r>
-      <w:r>
-        <w:t xml:space="preserve">[</w:t>
+        <w:t xml:space="preserve">. Once passed a divergence threshold, speciation occurred.</w:t>
+      </w:r>
+    </w:p>
+    <w:p>
+      <w:pPr>
+        <w:pStyle w:val="BodyText"/>
+      </w:pPr>
+      <w:r>
+        <w:t xml:space="preserve">As our goal was to evaluate the extent to which palaeoclimate change may have shaped the unequal success of North American taxa establishing southwards compared to South American taxa establishing northwards, local climate was set as the only constraint for a population to maintain in a given cell. Each species was therefore assigned a two-dimensional climatic niche, one axis corresponding to temperature suitability and the other to precipitation suitability. The abundance of a species along an environmental gradient was ruled by two parameters – that we also call traits –, an population- and species-specific optimum (resp.</w:t>
+      </w:r>
+      <w:r>
+        <w:t xml:space="preserve"> </w:t>
+      </w:r>
+      <m:oMath>
+        <m:sSub>
+          <m:e>
+            <m:r>
+              <m:t>P</m:t>
+            </m:r>
+          </m:e>
+          <m:sub>
+            <m:r>
+              <m:t>k</m:t>
+            </m:r>
+            <m:r>
+              <m:rPr>
+                <m:sty m:val="p"/>
+              </m:rPr>
+              <m:t>,</m:t>
+            </m:r>
+            <m:r>
+              <m:t>l</m:t>
+            </m:r>
+          </m:sub>
+        </m:sSub>
+      </m:oMath>
+      <w:r>
+        <w:t xml:space="preserve"> </w:t>
+      </w:r>
+      <w:r>
+        <w:t xml:space="preserve">and</w:t>
+      </w:r>
+      <w:r>
+        <w:t xml:space="preserve"> </w:t>
+      </w:r>
+      <m:oMath>
+        <m:sSub>
+          <m:e>
+            <m:r>
+              <m:t>T</m:t>
+            </m:r>
+          </m:e>
+          <m:sub>
+            <m:r>
+              <m:t>k</m:t>
+            </m:r>
+            <m:r>
+              <m:rPr>
+                <m:sty m:val="p"/>
+              </m:rPr>
+              <m:t>,</m:t>
+            </m:r>
+            <m:r>
+              <m:t>l</m:t>
+            </m:r>
+          </m:sub>
+        </m:sSub>
+      </m:oMath>
+      <w:r>
+        <w:t xml:space="preserve"> </w:t>
+      </w:r>
+      <w:r>
+        <w:t xml:space="preserve">for the precipitation and temperature optima of the population</w:t>
+      </w:r>
+      <w:r>
+        <w:t xml:space="preserve"> </w:t>
+      </w:r>
+      <m:oMath>
+        <m:r>
+          <m:t>k</m:t>
+        </m:r>
+      </m:oMath>
+      <w:r>
+        <w:t xml:space="preserve"> </w:t>
+      </w:r>
+      <w:r>
+        <w:t xml:space="preserve">of the species</w:t>
+      </w:r>
+      <w:r>
+        <w:t xml:space="preserve"> </w:t>
+      </w:r>
+      <m:oMath>
+        <m:r>
+          <m:t>l</m:t>
+        </m:r>
+      </m:oMath>
+      <w:r>
+        <w:t xml:space="preserve">) and a breadth (or tolerance) (resp.</w:t>
+      </w:r>
+      <w:r>
+        <w:t xml:space="preserve"> </w:t>
+      </w:r>
+      <m:oMath>
+        <m:sSub>
+          <m:e>
+            <m:r>
+              <m:t>ω</m:t>
+            </m:r>
+          </m:e>
+          <m:sub>
+            <m:r>
+              <m:t>P</m:t>
+            </m:r>
+          </m:sub>
+        </m:sSub>
+      </m:oMath>
+      <w:r>
+        <w:t xml:space="preserve"> </w:t>
+      </w:r>
+      <w:r>
+        <w:t xml:space="preserve">and</w:t>
+      </w:r>
+      <w:r>
+        <w:t xml:space="preserve"> </w:t>
+      </w:r>
+      <m:oMath>
+        <m:sSub>
+          <m:e>
+            <m:r>
+              <m:t>ω</m:t>
+            </m:r>
+          </m:e>
+          <m:sub>
+            <m:r>
+              <m:t>T</m:t>
+            </m:r>
+          </m:sub>
+        </m:sSub>
+      </m:oMath>
+      <w:r>
+        <w:t xml:space="preserve">; within a simulation, breadths were shared across populations and species). A population could maintain in a given cell only if the difference between its optima and local climate (both temperature and precipitation) was below its breadths. Therefore, given a site</w:t>
+      </w:r>
+      <w:r>
+        <w:t xml:space="preserve"> </w:t>
+      </w:r>
+      <m:oMath>
+        <m:r>
+          <m:t>i</m:t>
+        </m:r>
+      </m:oMath>
+      <w:r>
+        <w:t xml:space="preserve"> </w:t>
+      </w:r>
+      <w:r>
+        <w:t xml:space="preserve">with local precipitation and temperature at time</w:t>
+      </w:r>
+      <w:r>
+        <w:t xml:space="preserve"> </w:t>
+      </w:r>
+      <m:oMath>
+        <m:r>
+          <m:t>t</m:t>
+        </m:r>
+      </m:oMath>
+      <w:r>
+        <w:t xml:space="preserve"> </w:t>
+      </w:r>
+      <w:r>
+        <w:t xml:space="preserve">being</w:t>
+      </w:r>
+      <w:r>
+        <w:t xml:space="preserve"> </w:t>
+      </w:r>
+      <m:oMath>
+        <m:sSub>
+          <m:e>
+            <m:r>
+              <m:t>P</m:t>
+            </m:r>
+          </m:e>
+          <m:sub>
+            <m:r>
+              <m:t>i</m:t>
+            </m:r>
+          </m:sub>
+        </m:sSub>
+        <m:d>
+          <m:dPr>
+            <m:begChr m:val="("/>
+            <m:endChr m:val=")"/>
+            <m:sepChr m:val=""/>
+            <m:grow/>
+          </m:dPr>
+          <m:e>
+            <m:r>
+              <m:t>t</m:t>
+            </m:r>
+          </m:e>
+        </m:d>
+      </m:oMath>
+      <w:r>
+        <w:t xml:space="preserve"> </w:t>
+      </w:r>
+      <w:r>
+        <w:t xml:space="preserve">and</w:t>
+      </w:r>
+      <w:r>
+        <w:t xml:space="preserve"> </w:t>
+      </w:r>
+      <m:oMath>
+        <m:sSub>
+          <m:e>
+            <m:r>
+              <m:t>T</m:t>
+            </m:r>
+          </m:e>
+          <m:sub>
+            <m:r>
+              <m:t>i</m:t>
+            </m:r>
+          </m:sub>
+        </m:sSub>
+        <m:d>
+          <m:dPr>
+            <m:begChr m:val="("/>
+            <m:endChr m:val=")"/>
+            <m:sepChr m:val=""/>
+            <m:grow/>
+          </m:dPr>
+          <m:e>
+            <m:r>
+              <m:t>t</m:t>
+            </m:r>
+          </m:e>
+        </m:d>
+      </m:oMath>
+      <w:r>
+        <w:t xml:space="preserve">, this translates in</w:t>
+      </w:r>
+    </w:p>
+    <w:p>
+      <w:pPr>
+        <w:pStyle w:val="BodyText"/>
+      </w:pPr>
+      <m:oMathPara>
+        <m:oMathParaPr>
+          <m:jc m:val="center"/>
+        </m:oMathParaPr>
+        <m:oMath>
+          <m:d>
+            <m:dPr>
+              <m:begChr m:val="{"/>
+              <m:endChr m:val=""/>
+              <m:sepChr m:val=""/>
+              <m:grow/>
+            </m:dPr>
+            <m:e>
+              <m:m>
+                <m:mPr>
+                  <m:baseJc m:val="center"/>
+                  <m:plcHide m:val="on"/>
+                  <m:mcs>
+                    <m:mc>
+                      <m:mcPr>
+                        <m:mcJc m:val="left"/>
+                        <m:count m:val="1"/>
+                      </m:mcPr>
+                    </m:mc>
+                  </m:mcs>
+                </m:mPr>
+                <m:mr>
+                  <m:e>
+                    <m:r>
+                      <m:rPr>
+                        <m:sty m:val="p"/>
+                      </m:rPr>
+                      <m:t>|</m:t>
+                    </m:r>
+                    <m:sSub>
+                      <m:e>
+                        <m:r>
+                          <m:t>P</m:t>
+                        </m:r>
+                      </m:e>
+                      <m:sub>
+                        <m:r>
+                          <m:t>i</m:t>
+                        </m:r>
+                      </m:sub>
+                    </m:sSub>
+                    <m:d>
+                      <m:dPr>
+                        <m:begChr m:val="("/>
+                        <m:endChr m:val=")"/>
+                        <m:sepChr m:val=""/>
+                        <m:grow/>
+                      </m:dPr>
+                      <m:e>
+                        <m:r>
+                          <m:t>t</m:t>
+                        </m:r>
+                      </m:e>
+                    </m:d>
+                    <m:r>
+                      <m:rPr>
+                        <m:sty m:val="p"/>
+                      </m:rPr>
+                      <m:t>−</m:t>
+                    </m:r>
+                    <m:sSub>
+                      <m:e>
+                        <m:r>
+                          <m:t>P</m:t>
+                        </m:r>
+                      </m:e>
+                      <m:sub>
+                        <m:r>
+                          <m:t>k</m:t>
+                        </m:r>
+                        <m:r>
+                          <m:rPr>
+                            <m:sty m:val="p"/>
+                          </m:rPr>
+                          <m:t>,</m:t>
+                        </m:r>
+                        <m:r>
+                          <m:t>l</m:t>
+                        </m:r>
+                      </m:sub>
+                    </m:sSub>
+                    <m:r>
+                      <m:rPr>
+                        <m:sty m:val="p"/>
+                      </m:rPr>
+                      <m:t>|</m:t>
+                    </m:r>
+                    <m:r>
+                      <m:rPr>
+                        <m:sty m:val="p"/>
+                      </m:rPr>
+                      <m:t>&lt;</m:t>
+                    </m:r>
+                    <m:sSub>
+                      <m:e>
+                        <m:r>
+                          <m:t>ω</m:t>
+                        </m:r>
+                      </m:e>
+                      <m:sub>
+                        <m:r>
+                          <m:t>P</m:t>
+                        </m:r>
+                      </m:sub>
+                    </m:sSub>
+                  </m:e>
+                </m:mr>
+                <m:mr>
+                  <m:e>
+                    <m:r>
+                      <m:rPr>
+                        <m:sty m:val="p"/>
+                      </m:rPr>
+                      <m:t>|</m:t>
+                    </m:r>
+                    <m:sSub>
+                      <m:e>
+                        <m:r>
+                          <m:t>T</m:t>
+                        </m:r>
+                      </m:e>
+                      <m:sub>
+                        <m:r>
+                          <m:t>i</m:t>
+                        </m:r>
+                      </m:sub>
+                    </m:sSub>
+                    <m:d>
+                      <m:dPr>
+                        <m:begChr m:val="("/>
+                        <m:endChr m:val=")"/>
+                        <m:sepChr m:val=""/>
+                        <m:grow/>
+                      </m:dPr>
+                      <m:e>
+                        <m:r>
+                          <m:t>t</m:t>
+                        </m:r>
+                      </m:e>
+                    </m:d>
+                    <m:r>
+                      <m:rPr>
+                        <m:sty m:val="p"/>
+                      </m:rPr>
+                      <m:t>−</m:t>
+                    </m:r>
+                    <m:sSub>
+                      <m:e>
+                        <m:r>
+                          <m:t>T</m:t>
+                        </m:r>
+                      </m:e>
+                      <m:sub>
+                        <m:r>
+                          <m:t>k</m:t>
+                        </m:r>
+                        <m:r>
+                          <m:rPr>
+                            <m:sty m:val="p"/>
+                          </m:rPr>
+                          <m:t>,</m:t>
+                        </m:r>
+                        <m:r>
+                          <m:t>l</m:t>
+                        </m:r>
+                      </m:sub>
+                    </m:sSub>
+                    <m:r>
+                      <m:rPr>
+                        <m:sty m:val="p"/>
+                      </m:rPr>
+                      <m:t>|</m:t>
+                    </m:r>
+                    <m:r>
+                      <m:rPr>
+                        <m:sty m:val="p"/>
+                      </m:rPr>
+                      <m:t>&lt;</m:t>
+                    </m:r>
+                    <m:sSub>
+                      <m:e>
+                        <m:r>
+                          <m:t>ω</m:t>
+                        </m:r>
+                      </m:e>
+                      <m:sub>
+                        <m:r>
+                          <m:t>T</m:t>
+                        </m:r>
+                      </m:sub>
+                    </m:sSub>
+                  </m:e>
+                </m:mr>
+              </m:m>
+            </m:e>
+          </m:d>
+        </m:oMath>
+      </m:oMathPara>
+    </w:p>
+    <w:p>
+      <w:pPr>
+        <w:pStyle w:val="FirstParagraph"/>
+      </w:pPr>
+      <w:r>
+        <w:t xml:space="preserve">Each simulation started with a single ancestral species. The range of this ancestral species was randomly selected within the desired ancestral area (</w:t>
       </w:r>
       <w:r>
         <w:rPr>
           <w:i/>
           <w:iCs/>
         </w:rPr>
-        <w:t xml:space="preserve">e</w:t>
+        <w:t xml:space="preserve">i</w:t>
       </w:r>
       <w:r>
         <w:t xml:space="preserve">.</w:t>
@@ -714,48 +1264,198 @@
           <w:i/>
           <w:iCs/>
         </w:rPr>
-        <w:t xml:space="preserve">g</w:t>
-      </w:r>
-      <w:r>
-        <w:t xml:space="preserve">., 27,29,30]</w:t>
-      </w:r>
-      <w:r>
-        <w:t xml:space="preserve"> </w:t>
-      </w:r>
-      <w:r>
-        <w:t xml:space="preserve">was chosen in due to our high number of time steps (</w:t>
+        <w:t xml:space="preserve">e</w:t>
+      </w:r>
+      <w:r>
+        <w:t xml:space="preserve">., North or South America). To avoid oversampling high latitudes, we merged the ancestral landscape with the centroids of an equal-area grid (~100km spacing) generated using the R package</w:t>
+      </w:r>
+      <w:r>
+        <w:t xml:space="preserve"> </w:t>
+      </w:r>
+      <w:r>
+        <w:rPr>
+          <w:i/>
+          <w:iCs/>
+        </w:rPr>
+        <w:t xml:space="preserve">h3jsr</w:t>
+      </w:r>
+      <w:r>
+        <w:t xml:space="preserve"> </w:t>
+      </w:r>
+      <w:r>
+        <w:t xml:space="preserve">[36]</w:t>
+      </w:r>
+      <w:r>
+        <w:t xml:space="preserve">. We then sampled a centroid at random and retrieved the corresponding cell in our landscape. To reduce the probability of initial crash, the temperature and/or precipitation optima parameter of the ancestor were set to those of the local environment.</w:t>
+      </w:r>
+    </w:p>
+    <w:p>
+      <w:pPr>
+        <w:pStyle w:val="BodyText"/>
+      </w:pPr>
+      <w:r>
+        <w:t xml:space="preserve">A total of 500 replicates was made under each modelling scheme (detailed in the next paragraph), both with North and South America as ancestral area. Across replicates, we varied 6 key parameters: (1) the divergence threshold above which speciation occurred (</w:t>
       </w:r>
       <m:oMath>
         <m:r>
-          <m:t>500</m:t>
+          <m:t>S</m:t>
         </m:r>
       </m:oMath>
       <w:r>
-        <w:t xml:space="preserve">). Once passed a divergence threshold (varying across replicates, see SI), speciation occurrs.</w:t>
-      </w:r>
-    </w:p>
-    <w:p>
-      <w:pPr>
-        <w:pStyle w:val="BodyText"/>
-      </w:pPr>
-      <w:r>
-        <w:t xml:space="preserve">As our goal was to evaluate the extent to which palaeoclimate change may have shaped the unequal success of North American taxa establishing southwards compared to South American taxa establishing northwards, local climate was set as the only constraint for a population to maintain in a given cell. Each species was therefore assigned a two-dimensional climatic niche, one axis corresponding to temperature suitability and the other to precipitation suitability. The abundance of a species along an environmental gradient was ruled by two parameters – that we also call traits –, an optimum and a breadth. A population could maintain in a given cell only if the difference between its optima and local climate (both temperature and precipitation) was below its breadth (or tolerance) parameters.</w:t>
-      </w:r>
-    </w:p>
-    <w:p>
-      <w:pPr>
-        <w:pStyle w:val="BodyText"/>
-      </w:pPr>
-      <w:r>
-        <w:t xml:space="preserve">Across our simulation scenarios, we modulated the ability of species to cope with climate change, and thus, the generalist vs. specialist nature of the simulated species. In the full-adaptationist model (M1, generalist), climatic optima were able to evolve in the direction of local climate change. It is important to notice that niche parameters were population (and not species) specific. In the zero-adaptationist model (M0, specialist), niche optima couldn’t evolve and were therefore held constant (to the initial value) across all simulations.</w:t>
-      </w:r>
-    </w:p>
-    <w:p>
-      <w:pPr>
-        <w:pStyle w:val="BodyText"/>
-      </w:pPr>
-      <w:r>
-        <w:t xml:space="preserve">The range of the ancestor was randomly selected within the desired ancestral area (</w:t>
+        <w:t xml:space="preserve">, range =</w:t>
+      </w:r>
+      <w:r>
+        <w:t xml:space="preserve"> </w:t>
+      </w:r>
+      <m:oMath>
+        <m:d>
+          <m:dPr>
+            <m:begChr m:val="["/>
+            <m:endChr m:val="]"/>
+            <m:sepChr m:val=""/>
+            <m:grow/>
+          </m:dPr>
+          <m:e>
+            <m:r>
+              <m:t>1</m:t>
+            </m:r>
+            <m:r>
+              <m:rPr>
+                <m:sty m:val="p"/>
+              </m:rPr>
+              <m:t>,</m:t>
+            </m:r>
+            <m:r>
+              <m:t>3</m:t>
+            </m:r>
+          </m:e>
+        </m:d>
+      </m:oMath>
+      <w:r>
+        <w:t xml:space="preserve">), (2) the rate of environmental niche evolution (</w:t>
+      </w:r>
+      <m:oMath>
+        <m:sSub>
+          <m:e>
+            <m:r>
+              <m:t>σ</m:t>
+            </m:r>
+          </m:e>
+          <m:sub>
+            <m:r>
+              <m:t>e</m:t>
+            </m:r>
+          </m:sub>
+        </m:sSub>
+      </m:oMath>
+      <w:r>
+        <w:t xml:space="preserve">,</w:t>
+      </w:r>
+      <w:r>
+        <w:t xml:space="preserve"> </w:t>
+      </w:r>
+      <m:oMath>
+        <m:d>
+          <m:dPr>
+            <m:begChr m:val="["/>
+            <m:endChr m:val="]"/>
+            <m:sepChr m:val=""/>
+            <m:grow/>
+          </m:dPr>
+          <m:e>
+            <m:r>
+              <m:t>0.005</m:t>
+            </m:r>
+            <m:r>
+              <m:rPr>
+                <m:sty m:val="p"/>
+              </m:rPr>
+              <m:t>,</m:t>
+            </m:r>
+            <m:r>
+              <m:t>0.15</m:t>
+            </m:r>
+          </m:e>
+        </m:d>
+      </m:oMath>
+      <w:r>
+        <w:t xml:space="preserve">), (3) the shape (</w:t>
+      </w:r>
+      <m:oMath>
+        <m:r>
+          <m:t>ϕ</m:t>
+        </m:r>
+      </m:oMath>
+      <w:r>
+        <w:t xml:space="preserve">,</w:t>
+      </w:r>
+      <w:r>
+        <w:t xml:space="preserve"> </w:t>
+      </w:r>
+      <m:oMath>
+        <m:d>
+          <m:dPr>
+            <m:begChr m:val="["/>
+            <m:endChr m:val="]"/>
+            <m:sepChr m:val=""/>
+            <m:grow/>
+          </m:dPr>
+          <m:e>
+            <m:r>
+              <m:t>0.5</m:t>
+            </m:r>
+            <m:r>
+              <m:rPr>
+                <m:sty m:val="p"/>
+              </m:rPr>
+              <m:t>,</m:t>
+            </m:r>
+            <m:r>
+              <m:t>3</m:t>
+            </m:r>
+          </m:e>
+        </m:d>
+      </m:oMath>
+      <w:r>
+        <w:t xml:space="preserve">) and (4) scale (</w:t>
+      </w:r>
+      <m:oMath>
+        <m:r>
+          <m:t>ψ</m:t>
+        </m:r>
+      </m:oMath>
+      <w:r>
+        <w:t xml:space="preserve">,</w:t>
+      </w:r>
+      <w:r>
+        <w:t xml:space="preserve"> </w:t>
+      </w:r>
+      <m:oMath>
+        <m:d>
+          <m:dPr>
+            <m:begChr m:val="["/>
+            <m:endChr m:val="]"/>
+            <m:sepChr m:val=""/>
+            <m:grow/>
+          </m:dPr>
+          <m:e>
+            <m:r>
+              <m:t>0.1</m:t>
+            </m:r>
+            <m:r>
+              <m:rPr>
+                <m:sty m:val="p"/>
+              </m:rPr>
+              <m:t>,</m:t>
+            </m:r>
+            <m:r>
+              <m:t>1</m:t>
+            </m:r>
+          </m:e>
+        </m:d>
+      </m:oMath>
+      <w:r>
+        <w:t xml:space="preserve">) of the Weibull distribution acting as a dispersal kernel, (5) the strength of environmental filtering (</w:t>
       </w:r>
       <w:r>
         <w:rPr>
@@ -775,26 +1475,216 @@
         <w:t xml:space="preserve">e</w:t>
       </w:r>
       <w:r>
-        <w:t xml:space="preserve">., North or South America). To avoid oversampling high latitudes, we merged the ancestral landscape with the centroids of an equal-area grid (~100km spacing) generated using the R package</w:t>
-      </w:r>
-      <w:r>
-        <w:t xml:space="preserve"> </w:t>
+        <w:t xml:space="preserve">., niche breadth) for temperature (</w:t>
+      </w:r>
+      <m:oMath>
+        <m:sSub>
+          <m:e>
+            <m:r>
+              <m:t>ω</m:t>
+            </m:r>
+          </m:e>
+          <m:sub>
+            <m:r>
+              <m:t>T</m:t>
+            </m:r>
+          </m:sub>
+        </m:sSub>
+      </m:oMath>
+      <w:r>
+        <w:t xml:space="preserve">,</w:t>
+      </w:r>
+      <w:r>
+        <w:t xml:space="preserve"> </w:t>
+      </w:r>
+      <m:oMath>
+        <m:d>
+          <m:dPr>
+            <m:begChr m:val="["/>
+            <m:endChr m:val="]"/>
+            <m:sepChr m:val=""/>
+            <m:grow/>
+          </m:dPr>
+          <m:e>
+            <m:r>
+              <m:t>0.01</m:t>
+            </m:r>
+            <m:r>
+              <m:rPr>
+                <m:sty m:val="p"/>
+              </m:rPr>
+              <m:t>,</m:t>
+            </m:r>
+            <m:r>
+              <m:t>0.1</m:t>
+            </m:r>
+          </m:e>
+        </m:d>
+      </m:oMath>
+      <w:r>
+        <w:t xml:space="preserve">) and (6) precipitations (</w:t>
+      </w:r>
+      <m:oMath>
+        <m:sSub>
+          <m:e>
+            <m:r>
+              <m:t>ω</m:t>
+            </m:r>
+          </m:e>
+          <m:sub>
+            <m:r>
+              <m:t>P</m:t>
+            </m:r>
+          </m:sub>
+        </m:sSub>
+      </m:oMath>
+      <w:r>
+        <w:t xml:space="preserve">,</w:t>
+      </w:r>
+      <w:r>
+        <w:t xml:space="preserve"> </w:t>
+      </w:r>
+      <m:oMath>
+        <m:d>
+          <m:dPr>
+            <m:begChr m:val="["/>
+            <m:endChr m:val="]"/>
+            <m:sepChr m:val=""/>
+            <m:grow/>
+          </m:dPr>
+          <m:e>
+            <m:r>
+              <m:t>0.05</m:t>
+            </m:r>
+            <m:r>
+              <m:rPr>
+                <m:sty m:val="p"/>
+              </m:rPr>
+              <m:t>,</m:t>
+            </m:r>
+            <m:r>
+              <m:t>0.3</m:t>
+            </m:r>
+          </m:e>
+        </m:d>
+      </m:oMath>
+      <w:r>
+        <w:t xml:space="preserve">). As done by many authors, we ensured an even sampling of the resulting multidimensional parameter space via a quasirandom sampling technique relying on Sobol’ sequences</w:t>
+      </w:r>
+      <w:r>
+        <w:t xml:space="preserve"> </w:t>
+      </w:r>
+      <w:r>
+        <w:t xml:space="preserve">[28,29]</w:t>
+      </w:r>
+      <w:r>
+        <w:t xml:space="preserve">. Parameter ranges were determined on the basis of a literature review, allowing to assess their biological relevance, and were further adjusted in order to limit the prevalence of crashing simulations.</w:t>
+      </w:r>
+    </w:p>
+    <w:p>
+      <w:pPr>
+        <w:pStyle w:val="BodyText"/>
+      </w:pPr>
+      <w:r>
+        <w:t xml:space="preserve">We implemented various simulation scenarios where we modulated the ability of species to cope with climate change, and thus, the generalist vs. specialist nature of the simulated species. In the full-adaptationist model (</w:t>
       </w:r>
       <w:r>
         <w:rPr>
           <w:i/>
           <w:iCs/>
         </w:rPr>
-        <w:t xml:space="preserve">h3jsr</w:t>
-      </w:r>
-      <w:r>
-        <w:t xml:space="preserve"> </w:t>
-      </w:r>
-      <w:r>
-        <w:t xml:space="preserve">[36]</w:t>
-      </w:r>
-      <w:r>
-        <w:t xml:space="preserve">. We then sampled a centroid at random and retrieved the corresponding cell in our landscape. To reduce the probability of initial crash, the temperature and/or precipitation optima parameter of the ancestor were set to those of the local environment.</w:t>
+        <w:t xml:space="preserve">M1</w:t>
+      </w:r>
+      <w:r>
+        <w:t xml:space="preserve">, generalist), climatic optima (</w:t>
+      </w:r>
+      <m:oMath>
+        <m:sSub>
+          <m:e>
+            <m:r>
+              <m:t>P</m:t>
+            </m:r>
+          </m:e>
+          <m:sub>
+            <m:r>
+              <m:t>k</m:t>
+            </m:r>
+            <m:r>
+              <m:rPr>
+                <m:sty m:val="p"/>
+              </m:rPr>
+              <m:t>,</m:t>
+            </m:r>
+            <m:r>
+              <m:t>l</m:t>
+            </m:r>
+          </m:sub>
+        </m:sSub>
+      </m:oMath>
+      <w:r>
+        <w:t xml:space="preserve"> </w:t>
+      </w:r>
+      <w:r>
+        <w:t xml:space="preserve">and</w:t>
+      </w:r>
+      <w:r>
+        <w:t xml:space="preserve"> </w:t>
+      </w:r>
+      <m:oMath>
+        <m:sSub>
+          <m:e>
+            <m:r>
+              <m:t>T</m:t>
+            </m:r>
+          </m:e>
+          <m:sub>
+            <m:r>
+              <m:t>k</m:t>
+            </m:r>
+            <m:r>
+              <m:rPr>
+                <m:sty m:val="p"/>
+              </m:rPr>
+              <m:t>,</m:t>
+            </m:r>
+            <m:r>
+              <m:t>l</m:t>
+            </m:r>
+          </m:sub>
+        </m:sSub>
+      </m:oMath>
+      <w:r>
+        <w:t xml:space="preserve">) were able to evolve in the direction of local climate change. To isolate the effect of a single environmental covariate on the resulting simulated biodiversity pattern, alternative versions of this model consisted of either removing the temperature (</w:t>
+      </w:r>
+      <w:r>
+        <w:rPr>
+          <w:i/>
+          <w:iCs/>
+        </w:rPr>
+        <w:t xml:space="preserve">M2</w:t>
+      </w:r>
+      <w:r>
+        <w:t xml:space="preserve">) or the precipitation (</w:t>
+      </w:r>
+      <w:r>
+        <w:rPr>
+          <w:i/>
+          <w:iCs/>
+        </w:rPr>
+        <w:t xml:space="preserve">M3</w:t>
+      </w:r>
+      <w:r>
+        <w:t xml:space="preserve">) constraint on species ecology. Besides, we also implemented a zero-adaptationist model (</w:t>
+      </w:r>
+      <w:r>
+        <w:rPr>
+          <w:i/>
+          <w:iCs/>
+        </w:rPr>
+        <w:t xml:space="preserve">M0</w:t>
+      </w:r>
+      <w:r>
+        <w:t xml:space="preserve">, specialist), where niche optima could not evolve and were therefore held constant (to their initial value) across all simulations.</w:t>
       </w:r>
     </w:p>
     <w:p>
@@ -802,35 +1692,11 @@
         <w:pStyle w:val="BodyText"/>
       </w:pPr>
       <w:r>
-        <w:t xml:space="preserve">Importantly, since the palaeoclimate reconstructions that we used ignored tectonic plate motion − a reasonable assumption for a 5-Myr time frame − continental position in our landscapes was held constant across simulations. Therefore, in this framework, changes in connectivity between North and South America could only arise from the environment.</w:t>
-      </w:r>
-    </w:p>
-    <w:p>
-      <w:pPr>
-        <w:pStyle w:val="BodyText"/>
-      </w:pPr>
-      <w:r>
-        <w:t xml:space="preserve">Sobol’ sequences for parameter space exploration, as done by skeels &amp; co.</w:t>
-      </w:r>
-    </w:p>
-    <w:p>
-      <w:pPr>
-        <w:pStyle w:val="BodyText"/>
-      </w:pPr>
-      <w:r>
-        <w:t xml:space="preserve">Divergence threshold vs. divergence factor.</w:t>
-      </w:r>
-    </w:p>
-    <w:p>
-      <w:pPr>
-        <w:pStyle w:val="BodyText"/>
-      </w:pPr>
-      <w:r>
-        <w:t xml:space="preserve">A total of 500 replicates was made under each scenario, both with North and South America as an ancestral area.</w:t>
-      </w:r>
-    </w:p>
-    <w:bookmarkEnd w:id="27"/>
-    <w:bookmarkStart w:id="28" w:name="postprocessing-and-quantifications"/>
+        <w:t xml:space="preserve">Last, it is important to notice that, since the palaeoclimate reconstructions that we used ignored tectonic plate motion – a reasonable assumption for a 5-Myr time frame – continental position in our landscapes was held constant across simulations. Therefore, in that framework, changes in connectivity between North and South America could only arise from the environment.</w:t>
+      </w:r>
+    </w:p>
+    <w:bookmarkEnd w:id="31"/>
+    <w:bookmarkStart w:id="32" w:name="postprocessing-and-quantifications"/>
     <w:p>
       <w:pPr>
         <w:pStyle w:val="Heading2"/>
@@ -847,9 +1713,9 @@
         <w:t xml:space="preserve">Once a</w:t>
       </w:r>
     </w:p>
-    <w:bookmarkEnd w:id="28"/>
-    <w:bookmarkEnd w:id="29"/>
-    <w:bookmarkStart w:id="36" w:name="results"/>
+    <w:bookmarkEnd w:id="32"/>
+    <w:bookmarkEnd w:id="33"/>
+    <w:bookmarkStart w:id="41" w:name="results"/>
     <w:p>
       <w:pPr>
         <w:pStyle w:val="Heading1"/>
@@ -858,7 +1724,7 @@
         <w:t xml:space="preserve">Results</w:t>
       </w:r>
     </w:p>
-    <w:bookmarkStart w:id="33" w:name="X46091cfcf02b26afcadcbdab517ba968c60939b"/>
+    <w:bookmarkStart w:id="38" w:name="X46091cfcf02b26afcadcbdab517ba968c60939b"/>
     <w:p>
       <w:pPr>
         <w:pStyle w:val="Heading2"/>
@@ -872,64 +1738,102 @@
         <w:pStyle w:val="FirstParagraph"/>
       </w:pPr>
       <w:r>
-        <w:t xml:space="preserve">Unexpectedly, our simulation-based framework suggests that the proportion of simulations successfully reaching the other continent is always higher when starting from South America than from North America (Fig X). This imbalance, strikingly going against our expectations, is maintained whether we allowed species climatic niche to evolve following climatic change (44% vs. 87%, model M1) or not (29% vs 59%, model M0, Figure 1). That being said, it has to be noticed that there the proportion of simulations resulting in no living representative (=crash) was on average twice higher for simulations starting in North America.</w:t>
-      </w:r>
-    </w:p>
-    <w:p>
-      <w:pPr>
-        <w:pStyle w:val="CaptionedFigure"/>
-      </w:pPr>
-      <w:r>
-        <w:drawing>
-          <wp:inline>
-            <wp:extent cx="5943600" cy="2796378"/>
-            <wp:effectExtent b="0" l="0" r="0" t="0"/>
-            <wp:docPr descr="Proportion of successful exchange to the other continent, either starting from North (red) or South (blue) America." title="" id="31" name="Picture"/>
-            <a:graphic>
-              <a:graphicData uri="http://schemas.openxmlformats.org/drawingml/2006/picture">
-                <pic:pic>
-                  <pic:nvPicPr>
-                    <pic:cNvPr descr="../Figures/prop_successful_exch/succ_exch_panel.png" id="32" name="Picture"/>
-                    <pic:cNvPicPr>
-                      <a:picLocks noChangeArrowheads="1" noChangeAspect="1"/>
-                    </pic:cNvPicPr>
-                  </pic:nvPicPr>
-                  <pic:blipFill>
-                    <a:blip r:embed="rId30"/>
-                    <a:stretch>
-                      <a:fillRect/>
-                    </a:stretch>
-                  </pic:blipFill>
-                  <pic:spPr bwMode="auto">
-                    <a:xfrm>
-                      <a:off x="0" y="0"/>
-                      <a:ext cx="5943600" cy="2796378"/>
-                    </a:xfrm>
-                    <a:prstGeom prst="rect">
-                      <a:avLst/>
-                    </a:prstGeom>
-                    <a:noFill/>
-                    <a:ln w="9525">
-                      <a:noFill/>
-                      <a:headEnd/>
-                      <a:tailEnd/>
-                    </a:ln>
-                  </pic:spPr>
-                </pic:pic>
-              </a:graphicData>
-            </a:graphic>
-          </wp:inline>
-        </w:drawing>
-      </w:r>
-    </w:p>
-    <w:p>
-      <w:pPr>
-        <w:pStyle w:val="ImageCaption"/>
-      </w:pPr>
-      <w:r>
-        <w:t xml:space="preserve">Proportion of successful exchange to the other continent, either starting from North (red) or South (blue) America.</w:t>
-      </w:r>
-    </w:p>
+        <w:t xml:space="preserve">Unexpectedly, our simulation-based framework suggests that the proportion of simulations successfully reaching the other continent is always higher when starting from South America than from North America (Fig X). This imbalance, strikingly going against our expectations, is maintained whether we allowed species climatic niche to evolve following climatic change (44% vs. 87%, model M1) or not (29% vs 59%, model M0,</w:t>
+      </w:r>
+      <w:r>
+        <w:t xml:space="preserve"> </w:t>
+      </w:r>
+      <w:hyperlink w:anchor="fig-2">
+        <w:r>
+          <w:rPr>
+            <w:rStyle w:val="Hyperlink"/>
+          </w:rPr>
+          <w:t xml:space="preserve">Figure 2</w:t>
+        </w:r>
+      </w:hyperlink>
+      <w:r>
+        <w:t xml:space="preserve">). That being said, it has to be noticed that there the proportion of simulations resulting in no living representative (=crash) was on average twice higher for simulations starting in North America.</w:t>
+      </w:r>
+    </w:p>
+    <w:tbl>
+      <w:tblPr>
+        <w:tblStyle w:val="Table"/>
+        <w:tblW w:type="pct" w:w="5000"/>
+        <w:tblLayout w:type="fixed"/>
+        <w:tblLook w:firstRow="0" w:lastRow="0" w:firstColumn="0" w:lastColumn="0" w:noHBand="0" w:noVBand="0" w:val="0000"/>
+      </w:tblPr>
+      <w:tblGrid>
+        <w:gridCol w:w="7920"/>
+      </w:tblGrid>
+      <w:tr>
+        <w:tc>
+          <w:tcPr/>
+          <w:bookmarkStart w:id="37" w:name="fig-2"/>
+          <w:p>
+            <w:pPr>
+              <w:pStyle w:val="Compact"/>
+              <w:jc w:val="center"/>
+            </w:pPr>
+            <w:r>
+              <w:drawing>
+                <wp:inline>
+                  <wp:extent cx="5943600" cy="2796378"/>
+                  <wp:effectExtent b="0" l="0" r="0" t="0"/>
+                  <wp:docPr descr="" title="" id="35" name="Picture"/>
+                  <a:graphic>
+                    <a:graphicData uri="http://schemas.openxmlformats.org/drawingml/2006/picture">
+                      <pic:pic>
+                        <pic:nvPicPr>
+                          <pic:cNvPr descr="../Figures/prop_successful_exch/succ_exch_panel.png" id="36" name="Picture"/>
+                          <pic:cNvPicPr>
+                            <a:picLocks noChangeArrowheads="1" noChangeAspect="1"/>
+                          </pic:cNvPicPr>
+                        </pic:nvPicPr>
+                        <pic:blipFill>
+                          <a:blip r:embed="rId34"/>
+                          <a:stretch>
+                            <a:fillRect/>
+                          </a:stretch>
+                        </pic:blipFill>
+                        <pic:spPr bwMode="auto">
+                          <a:xfrm>
+                            <a:off x="0" y="0"/>
+                            <a:ext cx="5943600" cy="2796378"/>
+                          </a:xfrm>
+                          <a:prstGeom prst="rect">
+                            <a:avLst/>
+                          </a:prstGeom>
+                          <a:noFill/>
+                          <a:ln w="9525">
+                            <a:noFill/>
+                            <a:headEnd/>
+                            <a:tailEnd/>
+                          </a:ln>
+                        </pic:spPr>
+                      </pic:pic>
+                    </a:graphicData>
+                  </a:graphic>
+                </wp:inline>
+              </w:drawing>
+            </w:r>
+          </w:p>
+          <w:p>
+            <w:pPr>
+              <w:jc w:val="center"/>
+            </w:pPr>
+            <w:pPr>
+              <w:jc w:val="start"/>
+              <w:spacing w:before="200"/>
+              <w:pStyle w:val="ImageCaption"/>
+            </w:pPr>
+            <w:r>
+              <w:t xml:space="preserve">Figure 2: Proportion of successful exchange to the other continent, either starting from North (red) or South (blue) America.</w:t>
+            </w:r>
+          </w:p>
+          <w:bookmarkEnd w:id="37"/>
+        </w:tc>
+      </w:tr>
+    </w:tbl>
     <w:p>
       <w:pPr>
         <w:pStyle w:val="BodyText"/>
@@ -942,8 +1846,8 @@
         <w:t xml:space="preserve">Biome here?</w:t>
       </w:r>
     </w:p>
-    <w:bookmarkEnd w:id="33"/>
-    <w:bookmarkStart w:id="34" w:name="success-on-the-foreign-continent"/>
+    <w:bookmarkEnd w:id="38"/>
+    <w:bookmarkStart w:id="39" w:name="success-on-the-foreign-continent"/>
     <w:p>
       <w:pPr>
         <w:pStyle w:val="Heading2"/>
@@ -952,8 +1856,8 @@
         <w:t xml:space="preserve">Success on the foreign continent</w:t>
       </w:r>
     </w:p>
-    <w:bookmarkEnd w:id="34"/>
-    <w:bookmarkStart w:id="35" w:name="X7a927ae912a5869e71832d686916bf60c91de1e"/>
+    <w:bookmarkEnd w:id="39"/>
+    <w:bookmarkStart w:id="40" w:name="X7a927ae912a5869e71832d686916bf60c91de1e"/>
     <w:p>
       <w:pPr>
         <w:pStyle w:val="Heading2"/>
@@ -967,9 +1871,9 @@
         <w:br w:type="page"/>
       </w:r>
     </w:p>
-    <w:bookmarkEnd w:id="35"/>
-    <w:bookmarkEnd w:id="36"/>
-    <w:bookmarkStart w:id="40" w:name="discussion"/>
+    <w:bookmarkEnd w:id="40"/>
+    <w:bookmarkEnd w:id="41"/>
+    <w:bookmarkStart w:id="45" w:name="discussion"/>
     <w:p>
       <w:pPr>
         <w:pStyle w:val="Heading1"/>
@@ -1024,7 +1928,7 @@
         <w:t xml:space="preserve">– than in North America, though see Vrba.</w:t>
       </w:r>
     </w:p>
-    <w:bookmarkStart w:id="37" w:name="climate"/>
+    <w:bookmarkStart w:id="42" w:name="climate"/>
     <w:p>
       <w:pPr>
         <w:pStyle w:val="Heading2"/>
@@ -1061,8 +1965,8 @@
         <w:t xml:space="preserve">Success in South America for temperate-adapted species, posited as the most successful, not recovered, with tropical meeting the gighest success</w:t>
       </w:r>
     </w:p>
-    <w:bookmarkEnd w:id="37"/>
-    <w:bookmarkStart w:id="38" w:name="on-the-effect-of-geography"/>
+    <w:bookmarkEnd w:id="42"/>
+    <w:bookmarkStart w:id="43" w:name="on-the-effect-of-geography"/>
     <w:p>
       <w:pPr>
         <w:pStyle w:val="Heading2"/>
@@ -1138,8 +2042,8 @@
         <w:t xml:space="preserve">Fortuitous experiment ?</w:t>
       </w:r>
     </w:p>
-    <w:bookmarkEnd w:id="38"/>
-    <w:bookmarkStart w:id="39" w:name="limitations-perspectives"/>
+    <w:bookmarkEnd w:id="43"/>
+    <w:bookmarkStart w:id="44" w:name="limitations-perspectives"/>
     <w:p>
       <w:pPr>
         <w:pStyle w:val="Heading2"/>
@@ -1156,9 +2060,9 @@
         <w:t xml:space="preserve">Maybe one of the most obvious caveats of our study stems from the assumption of fixed palaeogeography, particularly near the isthmus, whereas we know that this region changed across our study.</w:t>
       </w:r>
     </w:p>
-    <w:bookmarkEnd w:id="39"/>
-    <w:bookmarkEnd w:id="40"/>
-    <w:bookmarkStart w:id="41" w:name="thrash"/>
+    <w:bookmarkEnd w:id="44"/>
+    <w:bookmarkEnd w:id="45"/>
+    <w:bookmarkStart w:id="46" w:name="thrash"/>
     <w:p>
       <w:pPr>
         <w:pStyle w:val="Heading1"/>
@@ -1354,8 +2258,8 @@
         <w:br w:type="page"/>
       </w:r>
     </w:p>
-    <w:bookmarkEnd w:id="41"/>
-    <w:bookmarkStart w:id="125" w:name="references"/>
+    <w:bookmarkEnd w:id="46"/>
+    <w:bookmarkStart w:id="130" w:name="references"/>
     <w:p>
       <w:pPr>
         <w:pStyle w:val="Heading1"/>
@@ -1364,8 +2268,8 @@
         <w:t xml:space="preserve">References</w:t>
       </w:r>
     </w:p>
-    <w:bookmarkStart w:id="124" w:name="refs"/>
-    <w:bookmarkStart w:id="43" w:name="ref-marshall1982"/>
+    <w:bookmarkStart w:id="129" w:name="refs"/>
+    <w:bookmarkStart w:id="48" w:name="ref-marshall1982"/>
     <w:p>
       <w:pPr>
         <w:pStyle w:val="Bibliography"/>
@@ -1385,7 +2289,7 @@
       <w:r>
         <w:t xml:space="preserve"> </w:t>
       </w:r>
-      <w:hyperlink r:id="rId42">
+      <w:hyperlink r:id="rId47">
         <w:r>
           <w:rPr>
             <w:rStyle w:val="Hyperlink"/>
@@ -1420,8 +2324,8 @@
         <w:t xml:space="preserve">, 1351–1357.</w:t>
       </w:r>
     </w:p>
-    <w:bookmarkEnd w:id="43"/>
-    <w:bookmarkStart w:id="45" w:name="ref-montes2015"/>
+    <w:bookmarkEnd w:id="48"/>
+    <w:bookmarkStart w:id="50" w:name="ref-montes2015"/>
     <w:p>
       <w:pPr>
         <w:pStyle w:val="Bibliography"/>
@@ -1474,7 +2378,7 @@
       <w:r>
         <w:t xml:space="preserve">, 226–229. (doi:</w:t>
       </w:r>
-      <w:hyperlink r:id="rId44">
+      <w:hyperlink r:id="rId49">
         <w:r>
           <w:rPr>
             <w:rStyle w:val="Hyperlink"/>
@@ -1486,8 +2390,8 @@
         <w:t xml:space="preserve">)</w:t>
       </w:r>
     </w:p>
-    <w:bookmarkEnd w:id="45"/>
-    <w:bookmarkStart w:id="47" w:name="ref-jaramillo2018"/>
+    <w:bookmarkEnd w:id="50"/>
+    <w:bookmarkStart w:id="52" w:name="ref-jaramillo2018"/>
     <w:p>
       <w:pPr>
         <w:pStyle w:val="Bibliography"/>
@@ -1507,7 +2411,7 @@
       <w:r>
         <w:t xml:space="preserve"> </w:t>
       </w:r>
-      <w:hyperlink r:id="rId46">
+      <w:hyperlink r:id="rId51">
         <w:r>
           <w:rPr>
             <w:rStyle w:val="Hyperlink"/>
@@ -1522,8 +2426,8 @@
         <w:t xml:space="preserve"> </w:t>
       </w:r>
     </w:p>
-    <w:bookmarkEnd w:id="47"/>
-    <w:bookmarkStart w:id="49" w:name="ref-odea2016"/>
+    <w:bookmarkEnd w:id="52"/>
+    <w:bookmarkStart w:id="54" w:name="ref-odea2016"/>
     <w:p>
       <w:pPr>
         <w:pStyle w:val="Bibliography"/>
@@ -1576,7 +2480,7 @@
       <w:r>
         <w:t xml:space="preserve">, e1600883. (doi:</w:t>
       </w:r>
-      <w:hyperlink r:id="rId48">
+      <w:hyperlink r:id="rId53">
         <w:r>
           <w:rPr>
             <w:rStyle w:val="Hyperlink"/>
@@ -1588,8 +2492,8 @@
         <w:t xml:space="preserve">)</w:t>
       </w:r>
     </w:p>
-    <w:bookmarkEnd w:id="49"/>
-    <w:bookmarkStart w:id="51" w:name="ref-verzi2008"/>
+    <w:bookmarkEnd w:id="54"/>
+    <w:bookmarkStart w:id="56" w:name="ref-verzi2008"/>
     <w:p>
       <w:pPr>
         <w:pStyle w:val="Bibliography"/>
@@ -1629,7 +2533,7 @@
       <w:r>
         <w:t xml:space="preserve">, 145–155. (doi:</w:t>
       </w:r>
-      <w:hyperlink r:id="rId50">
+      <w:hyperlink r:id="rId55">
         <w:r>
           <w:rPr>
             <w:rStyle w:val="Hyperlink"/>
@@ -1641,8 +2545,8 @@
         <w:t xml:space="preserve">)</w:t>
       </w:r>
     </w:p>
-    <w:bookmarkEnd w:id="51"/>
-    <w:bookmarkStart w:id="53" w:name="ref-woodburne2010"/>
+    <w:bookmarkEnd w:id="56"/>
+    <w:bookmarkStart w:id="58" w:name="ref-woodburne2010"/>
     <w:p>
       <w:pPr>
         <w:pStyle w:val="Bibliography"/>
@@ -1682,7 +2586,7 @@
       <w:r>
         <w:t xml:space="preserve">, 245–264. (doi:</w:t>
       </w:r>
-      <w:hyperlink r:id="rId52">
+      <w:hyperlink r:id="rId57">
         <w:r>
           <w:rPr>
             <w:rStyle w:val="Hyperlink"/>
@@ -1694,8 +2598,8 @@
         <w:t xml:space="preserve">)</w:t>
       </w:r>
     </w:p>
-    <w:bookmarkEnd w:id="53"/>
-    <w:bookmarkStart w:id="55" w:name="ref-bacon2015"/>
+    <w:bookmarkEnd w:id="58"/>
+    <w:bookmarkStart w:id="60" w:name="ref-bacon2015"/>
     <w:p>
       <w:pPr>
         <w:pStyle w:val="Bibliography"/>
@@ -1735,7 +2639,7 @@
       <w:r>
         <w:t xml:space="preserve">, 6110–6115. (doi:</w:t>
       </w:r>
-      <w:hyperlink r:id="rId54">
+      <w:hyperlink r:id="rId59">
         <w:r>
           <w:rPr>
             <w:rStyle w:val="Hyperlink"/>
@@ -1747,8 +2651,8 @@
         <w:t xml:space="preserve">)</w:t>
       </w:r>
     </w:p>
-    <w:bookmarkEnd w:id="55"/>
-    <w:bookmarkStart w:id="57" w:name="ref-bacon2016"/>
+    <w:bookmarkEnd w:id="60"/>
+    <w:bookmarkStart w:id="62" w:name="ref-bacon2016"/>
     <w:p>
       <w:pPr>
         <w:pStyle w:val="Bibliography"/>
@@ -1788,7 +2692,7 @@
       <w:r>
         <w:t xml:space="preserve">, 375–378. (doi:</w:t>
       </w:r>
-      <w:hyperlink r:id="rId56">
+      <w:hyperlink r:id="rId61">
         <w:r>
           <w:rPr>
             <w:rStyle w:val="Hyperlink"/>
@@ -1800,8 +2704,8 @@
         <w:t xml:space="preserve">)</w:t>
       </w:r>
     </w:p>
-    <w:bookmarkEnd w:id="57"/>
-    <w:bookmarkStart w:id="59" w:name="ref-webb1976"/>
+    <w:bookmarkEnd w:id="62"/>
+    <w:bookmarkStart w:id="64" w:name="ref-webb1976"/>
     <w:p>
       <w:pPr>
         <w:pStyle w:val="Bibliography"/>
@@ -1821,7 +2725,7 @@
       <w:r>
         <w:t xml:space="preserve"> </w:t>
       </w:r>
-      <w:hyperlink r:id="rId58">
+      <w:hyperlink r:id="rId63">
         <w:r>
           <w:rPr>
             <w:rStyle w:val="Hyperlink"/>
@@ -1856,8 +2760,8 @@
         <w:t xml:space="preserve">, 220–234.</w:t>
       </w:r>
     </w:p>
-    <w:bookmarkEnd w:id="59"/>
-    <w:bookmarkStart w:id="61" w:name="ref-webb1991"/>
+    <w:bookmarkEnd w:id="64"/>
+    <w:bookmarkStart w:id="66" w:name="ref-webb1991"/>
     <w:p>
       <w:pPr>
         <w:pStyle w:val="Bibliography"/>
@@ -1897,7 +2801,7 @@
       <w:r>
         <w:t xml:space="preserve">, 266–280. (doi:</w:t>
       </w:r>
-      <w:hyperlink r:id="rId60">
+      <w:hyperlink r:id="rId65">
         <w:r>
           <w:rPr>
             <w:rStyle w:val="Hyperlink"/>
@@ -1909,8 +2813,8 @@
         <w:t xml:space="preserve">)</w:t>
       </w:r>
     </w:p>
-    <w:bookmarkEnd w:id="61"/>
-    <w:bookmarkStart w:id="63" w:name="ref-cione2015"/>
+    <w:bookmarkEnd w:id="66"/>
+    <w:bookmarkStart w:id="68" w:name="ref-cione2015"/>
     <w:p>
       <w:pPr>
         <w:pStyle w:val="Bibliography"/>
@@ -1943,7 +2847,7 @@
       <w:r>
         <w:t xml:space="preserve"> </w:t>
       </w:r>
-      <w:hyperlink r:id="rId62">
+      <w:hyperlink r:id="rId67">
         <w:r>
           <w:rPr>
             <w:rStyle w:val="Hyperlink"/>
@@ -1955,8 +2859,8 @@
         <w:t xml:space="preserve">.</w:t>
       </w:r>
     </w:p>
-    <w:bookmarkEnd w:id="63"/>
-    <w:bookmarkStart w:id="65" w:name="ref-carrillo2020"/>
+    <w:bookmarkEnd w:id="68"/>
+    <w:bookmarkStart w:id="70" w:name="ref-carrillo2020"/>
     <w:p>
       <w:pPr>
         <w:pStyle w:val="Bibliography"/>
@@ -1996,7 +2900,7 @@
       <w:r>
         <w:t xml:space="preserve">, 26281–26287. (doi:</w:t>
       </w:r>
-      <w:hyperlink r:id="rId64">
+      <w:hyperlink r:id="rId69">
         <w:r>
           <w:rPr>
             <w:rStyle w:val="Hyperlink"/>
@@ -2008,8 +2912,8 @@
         <w:t xml:space="preserve">)</w:t>
       </w:r>
     </w:p>
-    <w:bookmarkEnd w:id="65"/>
-    <w:bookmarkStart w:id="67" w:name="ref-croft2020"/>
+    <w:bookmarkEnd w:id="70"/>
+    <w:bookmarkStart w:id="72" w:name="ref-croft2020"/>
     <w:p>
       <w:pPr>
         <w:pStyle w:val="Bibliography"/>
@@ -2049,7 +2953,7 @@
       <w:r>
         <w:t xml:space="preserve">, 259–290. (doi:</w:t>
       </w:r>
-      <w:hyperlink r:id="rId66">
+      <w:hyperlink r:id="rId71">
         <w:r>
           <w:rPr>
             <w:rStyle w:val="Hyperlink"/>
@@ -2061,8 +2965,8 @@
         <w:t xml:space="preserve">)</w:t>
       </w:r>
     </w:p>
-    <w:bookmarkEnd w:id="67"/>
-    <w:bookmarkStart w:id="69" w:name="ref-boscaini2025"/>
+    <w:bookmarkEnd w:id="72"/>
+    <w:bookmarkStart w:id="74" w:name="ref-boscaini2025"/>
     <w:p>
       <w:pPr>
         <w:pStyle w:val="Bibliography"/>
@@ -2115,7 +3019,7 @@
       <w:r>
         <w:t xml:space="preserve">, 864–868. (doi:</w:t>
       </w:r>
-      <w:hyperlink r:id="rId68">
+      <w:hyperlink r:id="rId73">
         <w:r>
           <w:rPr>
             <w:rStyle w:val="Hyperlink"/>
@@ -2127,8 +3031,8 @@
         <w:t xml:space="preserve">)</w:t>
       </w:r>
     </w:p>
-    <w:bookmarkEnd w:id="69"/>
-    <w:bookmarkStart w:id="70" w:name="ref-simpson1980"/>
+    <w:bookmarkEnd w:id="74"/>
+    <w:bookmarkStart w:id="75" w:name="ref-simpson1980"/>
     <w:p>
       <w:pPr>
         <w:pStyle w:val="Bibliography"/>
@@ -2162,8 +3066,8 @@
         <w:t xml:space="preserve"> </w:t>
       </w:r>
     </w:p>
-    <w:bookmarkEnd w:id="70"/>
-    <w:bookmarkStart w:id="72" w:name="ref-domingo2020"/>
+    <w:bookmarkEnd w:id="75"/>
+    <w:bookmarkStart w:id="77" w:name="ref-domingo2020"/>
     <w:p>
       <w:pPr>
         <w:pStyle w:val="Bibliography"/>
@@ -2203,7 +3107,7 @@
       <w:r>
         <w:t xml:space="preserve">, 1608. (doi:</w:t>
       </w:r>
-      <w:hyperlink r:id="rId71">
+      <w:hyperlink r:id="rId76">
         <w:r>
           <w:rPr>
             <w:rStyle w:val="Hyperlink"/>
@@ -2215,8 +3119,8 @@
         <w:t xml:space="preserve">)</w:t>
       </w:r>
     </w:p>
-    <w:bookmarkEnd w:id="72"/>
-    <w:bookmarkStart w:id="73" w:name="ref-marshall1990"/>
+    <w:bookmarkEnd w:id="77"/>
+    <w:bookmarkStart w:id="78" w:name="ref-marshall1990"/>
     <w:p>
       <w:pPr>
         <w:pStyle w:val="Bibliography"/>
@@ -2257,8 +3161,8 @@
         <w:t xml:space="preserve">, 169–210.</w:t>
       </w:r>
     </w:p>
-    <w:bookmarkEnd w:id="73"/>
-    <w:bookmarkStart w:id="75" w:name="ref-faurby2016"/>
+    <w:bookmarkEnd w:id="78"/>
+    <w:bookmarkStart w:id="80" w:name="ref-faurby2016"/>
     <w:p>
       <w:pPr>
         <w:pStyle w:val="Bibliography"/>
@@ -2298,7 +3202,7 @@
       <w:r>
         <w:t xml:space="preserve">, 1443–1453. (doi:</w:t>
       </w:r>
-      <w:hyperlink r:id="rId74">
+      <w:hyperlink r:id="rId79">
         <w:r>
           <w:rPr>
             <w:rStyle w:val="Hyperlink"/>
@@ -2310,8 +3214,8 @@
         <w:t xml:space="preserve">)</w:t>
       </w:r>
     </w:p>
-    <w:bookmarkEnd w:id="75"/>
-    <w:bookmarkStart w:id="77" w:name="ref-fernández-monescillo2025"/>
+    <w:bookmarkEnd w:id="80"/>
+    <w:bookmarkStart w:id="82" w:name="ref-fernández-monescillo2025"/>
     <w:p>
       <w:pPr>
         <w:pStyle w:val="Bibliography"/>
@@ -2351,7 +3255,7 @@
       <w:r>
         <w:t xml:space="preserve">, e70012. (doi:</w:t>
       </w:r>
-      <w:hyperlink r:id="rId76">
+      <w:hyperlink r:id="rId81">
         <w:r>
           <w:rPr>
             <w:rStyle w:val="Hyperlink"/>
@@ -2363,8 +3267,8 @@
         <w:t xml:space="preserve">)</w:t>
       </w:r>
     </w:p>
-    <w:bookmarkEnd w:id="77"/>
-    <w:bookmarkStart w:id="79" w:name="ref-vrba1992"/>
+    <w:bookmarkEnd w:id="82"/>
+    <w:bookmarkStart w:id="84" w:name="ref-vrba1992"/>
     <w:p>
       <w:pPr>
         <w:pStyle w:val="Bibliography"/>
@@ -2404,7 +3308,7 @@
       <w:r>
         <w:t xml:space="preserve">, 1–28. (doi:</w:t>
       </w:r>
-      <w:hyperlink r:id="rId78">
+      <w:hyperlink r:id="rId83">
         <w:r>
           <w:rPr>
             <w:rStyle w:val="Hyperlink"/>
@@ -2416,8 +3320,8 @@
         <w:t xml:space="preserve">)</w:t>
       </w:r>
     </w:p>
-    <w:bookmarkEnd w:id="79"/>
-    <w:bookmarkStart w:id="81" w:name="ref-prevosti2013"/>
+    <w:bookmarkEnd w:id="84"/>
+    <w:bookmarkStart w:id="86" w:name="ref-prevosti2013"/>
     <w:p>
       <w:pPr>
         <w:pStyle w:val="Bibliography"/>
@@ -2457,7 +3361,7 @@
       <w:r>
         <w:t xml:space="preserve">, 3–21. (doi:</w:t>
       </w:r>
-      <w:hyperlink r:id="rId80">
+      <w:hyperlink r:id="rId85">
         <w:r>
           <w:rPr>
             <w:rStyle w:val="Hyperlink"/>
@@ -2469,8 +3373,8 @@
         <w:t xml:space="preserve">)</w:t>
       </w:r>
     </w:p>
-    <w:bookmarkEnd w:id="81"/>
-    <w:bookmarkStart w:id="83" w:name="ref-tarquini2022"/>
+    <w:bookmarkEnd w:id="86"/>
+    <w:bookmarkStart w:id="88" w:name="ref-tarquini2022"/>
     <w:p>
       <w:pPr>
         <w:pStyle w:val="Bibliography"/>
@@ -2510,7 +3414,7 @@
       <w:r>
         <w:t xml:space="preserve">, 1224. (doi:</w:t>
       </w:r>
-      <w:hyperlink r:id="rId82">
+      <w:hyperlink r:id="rId87">
         <w:r>
           <w:rPr>
             <w:rStyle w:val="Hyperlink"/>
@@ -2522,8 +3426,8 @@
         <w:t xml:space="preserve">)</w:t>
       </w:r>
     </w:p>
-    <w:bookmarkEnd w:id="83"/>
-    <w:bookmarkStart w:id="85" w:name="ref-marsà2025"/>
+    <w:bookmarkEnd w:id="88"/>
+    <w:bookmarkStart w:id="90" w:name="ref-marsà2025"/>
     <w:p>
       <w:pPr>
         <w:pStyle w:val="Bibliography"/>
@@ -2581,7 +3485,7 @@
       <w:r>
         <w:t xml:space="preserve">, 153. (doi:</w:t>
       </w:r>
-      <w:hyperlink r:id="rId84">
+      <w:hyperlink r:id="rId89">
         <w:r>
           <w:rPr>
             <w:rStyle w:val="Hyperlink"/>
@@ -2593,8 +3497,8 @@
         <w:t xml:space="preserve">)</w:t>
       </w:r>
     </w:p>
-    <w:bookmarkEnd w:id="85"/>
-    <w:bookmarkStart w:id="87" w:name="ref-freitas-oliveira2024"/>
+    <w:bookmarkEnd w:id="90"/>
+    <w:bookmarkStart w:id="92" w:name="ref-freitas-oliveira2024"/>
     <w:p>
       <w:pPr>
         <w:pStyle w:val="Bibliography"/>
@@ -2634,7 +3538,7 @@
       <w:r>
         <w:t xml:space="preserve">, 1–5. (doi:</w:t>
       </w:r>
-      <w:hyperlink r:id="rId86">
+      <w:hyperlink r:id="rId91">
         <w:r>
           <w:rPr>
             <w:rStyle w:val="Hyperlink"/>
@@ -2646,8 +3550,8 @@
         <w:t xml:space="preserve">)</w:t>
       </w:r>
     </w:p>
-    <w:bookmarkEnd w:id="87"/>
-    <w:bookmarkStart w:id="89" w:name="ref-pilowsky2022"/>
+    <w:bookmarkEnd w:id="92"/>
+    <w:bookmarkStart w:id="94" w:name="ref-pilowsky2022"/>
     <w:p>
       <w:pPr>
         <w:pStyle w:val="Bibliography"/>
@@ -2687,7 +3591,7 @@
       <w:r>
         <w:t xml:space="preserve">, eabj2271. (doi:</w:t>
       </w:r>
-      <w:hyperlink r:id="rId88">
+      <w:hyperlink r:id="rId93">
         <w:r>
           <w:rPr>
             <w:rStyle w:val="Hyperlink"/>
@@ -2699,8 +3603,8 @@
         <w:t xml:space="preserve">)</w:t>
       </w:r>
     </w:p>
-    <w:bookmarkEnd w:id="89"/>
-    <w:bookmarkStart w:id="91" w:name="ref-hagen2023"/>
+    <w:bookmarkEnd w:id="94"/>
+    <w:bookmarkStart w:id="96" w:name="ref-hagen2023"/>
     <w:p>
       <w:pPr>
         <w:pStyle w:val="Bibliography"/>
@@ -2740,7 +3644,7 @@
       <w:r>
         <w:t xml:space="preserve">, e06132. (doi:</w:t>
       </w:r>
-      <w:hyperlink r:id="rId90">
+      <w:hyperlink r:id="rId95">
         <w:r>
           <w:rPr>
             <w:rStyle w:val="Hyperlink"/>
@@ -2752,8 +3656,8 @@
         <w:t xml:space="preserve">)</w:t>
       </w:r>
     </w:p>
-    <w:bookmarkEnd w:id="91"/>
-    <w:bookmarkStart w:id="93" w:name="ref-hagen2021"/>
+    <w:bookmarkEnd w:id="96"/>
+    <w:bookmarkStart w:id="98" w:name="ref-hagen2021"/>
     <w:p>
       <w:pPr>
         <w:pStyle w:val="Bibliography"/>
@@ -2799,7 +3703,7 @@
       <w:r>
         <w:t xml:space="preserve">, e3001340. (doi:</w:t>
       </w:r>
-      <w:hyperlink r:id="rId92">
+      <w:hyperlink r:id="rId97">
         <w:r>
           <w:rPr>
             <w:rStyle w:val="Hyperlink"/>
@@ -2811,8 +3715,8 @@
         <w:t xml:space="preserve">)</w:t>
       </w:r>
     </w:p>
-    <w:bookmarkEnd w:id="93"/>
-    <w:bookmarkStart w:id="95" w:name="ref-hagen2021b"/>
+    <w:bookmarkEnd w:id="98"/>
+    <w:bookmarkStart w:id="100" w:name="ref-hagen2021b"/>
     <w:p>
       <w:pPr>
         <w:pStyle w:val="Bibliography"/>
@@ -2852,7 +3756,7 @@
       <w:r>
         <w:t xml:space="preserve">, e2026347118. (doi:</w:t>
       </w:r>
-      <w:hyperlink r:id="rId94">
+      <w:hyperlink r:id="rId99">
         <w:r>
           <w:rPr>
             <w:rStyle w:val="Hyperlink"/>
@@ -2864,8 +3768,8 @@
         <w:t xml:space="preserve">)</w:t>
       </w:r>
     </w:p>
-    <w:bookmarkEnd w:id="95"/>
-    <w:bookmarkStart w:id="97" w:name="ref-skeels2023b"/>
+    <w:bookmarkEnd w:id="100"/>
+    <w:bookmarkStart w:id="102" w:name="ref-skeels2023b"/>
     <w:p>
       <w:pPr>
         <w:pStyle w:val="Bibliography"/>
@@ -2918,7 +3822,7 @@
       <w:r>
         <w:t xml:space="preserve">, 86–92. (doi:</w:t>
       </w:r>
-      <w:hyperlink r:id="rId96">
+      <w:hyperlink r:id="rId101">
         <w:r>
           <w:rPr>
             <w:rStyle w:val="Hyperlink"/>
@@ -2930,8 +3834,8 @@
         <w:t xml:space="preserve">)</w:t>
       </w:r>
     </w:p>
-    <w:bookmarkEnd w:id="97"/>
-    <w:bookmarkStart w:id="99" w:name="ref-boschman2023"/>
+    <w:bookmarkEnd w:id="102"/>
+    <w:bookmarkStart w:id="104" w:name="ref-boschman2023"/>
     <w:p>
       <w:pPr>
         <w:pStyle w:val="Bibliography"/>
@@ -2971,7 +3875,7 @@
       <w:r>
         <w:t xml:space="preserve">, 2037–2044. (doi:</w:t>
       </w:r>
-      <w:hyperlink r:id="rId98">
+      <w:hyperlink r:id="rId103">
         <w:r>
           <w:rPr>
             <w:rStyle w:val="Hyperlink"/>
@@ -2983,8 +3887,8 @@
         <w:t xml:space="preserve">)</w:t>
       </w:r>
     </w:p>
-    <w:bookmarkEnd w:id="99"/>
-    <w:bookmarkStart w:id="101" w:name="ref-skeels2023"/>
+    <w:bookmarkEnd w:id="104"/>
+    <w:bookmarkStart w:id="106" w:name="ref-skeels2023"/>
     <w:p>
       <w:pPr>
         <w:pStyle w:val="Bibliography"/>
@@ -3024,7 +3928,7 @@
       <w:r>
         <w:t xml:space="preserve">, 341–356. (doi:</w:t>
       </w:r>
-      <w:hyperlink r:id="rId100">
+      <w:hyperlink r:id="rId105">
         <w:r>
           <w:rPr>
             <w:rStyle w:val="Hyperlink"/>
@@ -3036,8 +3940,8 @@
         <w:t xml:space="preserve">)</w:t>
       </w:r>
     </w:p>
-    <w:bookmarkEnd w:id="101"/>
-    <w:bookmarkStart w:id="103" w:name="ref-liu2024"/>
+    <w:bookmarkEnd w:id="106"/>
+    <w:bookmarkStart w:id="108" w:name="ref-liu2024"/>
     <w:p>
       <w:pPr>
         <w:pStyle w:val="Bibliography"/>
@@ -3077,7 +3981,7 @@
       <w:r>
         <w:t xml:space="preserve">, 653–658. (doi:</w:t>
       </w:r>
-      <w:hyperlink r:id="rId102">
+      <w:hyperlink r:id="rId107">
         <w:r>
           <w:rPr>
             <w:rStyle w:val="Hyperlink"/>
@@ -3089,8 +3993,8 @@
         <w:t xml:space="preserve">)</w:t>
       </w:r>
     </w:p>
-    <w:bookmarkEnd w:id="103"/>
-    <w:bookmarkStart w:id="105" w:name="ref-holden2019"/>
+    <w:bookmarkEnd w:id="108"/>
+    <w:bookmarkStart w:id="110" w:name="ref-holden2019"/>
     <w:p>
       <w:pPr>
         <w:pStyle w:val="Bibliography"/>
@@ -3133,7 +4037,7 @@
       <w:r>
         <w:t xml:space="preserve">, 5137–5155. (doi:</w:t>
       </w:r>
-      <w:hyperlink r:id="rId104">
+      <w:hyperlink r:id="rId109">
         <w:r>
           <w:rPr>
             <w:rStyle w:val="Hyperlink"/>
@@ -3145,8 +4049,8 @@
         <w:t xml:space="preserve">)</w:t>
       </w:r>
     </w:p>
-    <w:bookmarkEnd w:id="105"/>
-    <w:bookmarkStart w:id="107" w:name="ref-barreto2023"/>
+    <w:bookmarkEnd w:id="110"/>
+    <w:bookmarkStart w:id="112" w:name="ref-barreto2023"/>
     <w:p>
       <w:pPr>
         <w:pStyle w:val="Bibliography"/>
@@ -3186,7 +4090,7 @@
       <w:r>
         <w:t xml:space="preserve">, 1034–1045. (doi:</w:t>
       </w:r>
-      <w:hyperlink r:id="rId106">
+      <w:hyperlink r:id="rId111">
         <w:r>
           <w:rPr>
             <w:rStyle w:val="Hyperlink"/>
@@ -3198,8 +4102,8 @@
         <w:t xml:space="preserve">)</w:t>
       </w:r>
     </w:p>
-    <w:bookmarkEnd w:id="107"/>
-    <w:bookmarkStart w:id="109" w:name="ref-galván2023"/>
+    <w:bookmarkEnd w:id="112"/>
+    <w:bookmarkStart w:id="114" w:name="ref-galván2023"/>
     <w:p>
       <w:pPr>
         <w:pStyle w:val="Bibliography"/>
@@ -3219,7 +4123,7 @@
       <w:r>
         <w:t xml:space="preserve"> </w:t>
       </w:r>
-      <w:hyperlink r:id="rId108">
+      <w:hyperlink r:id="rId113">
         <w:r>
           <w:rPr>
             <w:rStyle w:val="Hyperlink"/>
@@ -3231,8 +4135,8 @@
         <w:t xml:space="preserve"> </w:t>
       </w:r>
     </w:p>
-    <w:bookmarkEnd w:id="109"/>
-    <w:bookmarkStart w:id="111" w:name="ref-obrien2023"/>
+    <w:bookmarkEnd w:id="114"/>
+    <w:bookmarkStart w:id="116" w:name="ref-obrien2023"/>
     <w:p>
       <w:pPr>
         <w:pStyle w:val="Bibliography"/>
@@ -3265,7 +4169,7 @@
       <w:r>
         <w:t xml:space="preserve"> </w:t>
       </w:r>
-      <w:hyperlink r:id="rId110">
+      <w:hyperlink r:id="rId115">
         <w:r>
           <w:rPr>
             <w:rStyle w:val="Hyperlink"/>
@@ -3277,8 +4181,8 @@
         <w:t xml:space="preserve">.</w:t>
       </w:r>
     </w:p>
-    <w:bookmarkEnd w:id="111"/>
-    <w:bookmarkStart w:id="113" w:name="ref-weir2009"/>
+    <w:bookmarkEnd w:id="116"/>
+    <w:bookmarkStart w:id="118" w:name="ref-weir2009"/>
     <w:p>
       <w:pPr>
         <w:pStyle w:val="Bibliography"/>
@@ -3318,7 +4222,7 @@
       <w:r>
         <w:t xml:space="preserve">, 21737–21742. (doi:</w:t>
       </w:r>
-      <w:hyperlink r:id="rId112">
+      <w:hyperlink r:id="rId117">
         <w:r>
           <w:rPr>
             <w:rStyle w:val="Hyperlink"/>
@@ -3330,8 +4234,8 @@
         <w:t xml:space="preserve">)</w:t>
       </w:r>
     </w:p>
-    <w:bookmarkEnd w:id="113"/>
-    <w:bookmarkStart w:id="115" w:name="ref-antonelli2018"/>
+    <w:bookmarkEnd w:id="118"/>
+    <w:bookmarkStart w:id="120" w:name="ref-antonelli2018"/>
     <w:p>
       <w:pPr>
         <w:pStyle w:val="Bibliography"/>
@@ -3384,7 +4288,7 @@
       <w:r>
         <w:t xml:space="preserve">, 718–725. (doi:</w:t>
       </w:r>
-      <w:hyperlink r:id="rId114">
+      <w:hyperlink r:id="rId119">
         <w:r>
           <w:rPr>
             <w:rStyle w:val="Hyperlink"/>
@@ -3396,8 +4300,8 @@
         <w:t xml:space="preserve">)</w:t>
       </w:r>
     </w:p>
-    <w:bookmarkEnd w:id="115"/>
-    <w:bookmarkStart w:id="117" w:name="ref-motta2025"/>
+    <w:bookmarkEnd w:id="120"/>
+    <w:bookmarkStart w:id="122" w:name="ref-motta2025"/>
     <w:p>
       <w:pPr>
         <w:pStyle w:val="Bibliography"/>
@@ -3437,7 +4341,7 @@
       <w:r>
         <w:t xml:space="preserve">, 112905. (doi:</w:t>
       </w:r>
-      <w:hyperlink r:id="rId116">
+      <w:hyperlink r:id="rId121">
         <w:r>
           <w:rPr>
             <w:rStyle w:val="Hyperlink"/>
@@ -3449,8 +4353,8 @@
         <w:t xml:space="preserve">)</w:t>
       </w:r>
     </w:p>
-    <w:bookmarkEnd w:id="117"/>
-    <w:bookmarkStart w:id="119" w:name="ref-couvreur2011"/>
+    <w:bookmarkEnd w:id="122"/>
+    <w:bookmarkStart w:id="124" w:name="ref-couvreur2011"/>
     <w:p>
       <w:pPr>
         <w:pStyle w:val="Bibliography"/>
@@ -3490,7 +4394,7 @@
       <w:r>
         <w:t xml:space="preserve">, 664–680. (doi:</w:t>
       </w:r>
-      <w:hyperlink r:id="rId118">
+      <w:hyperlink r:id="rId123">
         <w:r>
           <w:rPr>
             <w:rStyle w:val="Hyperlink"/>
@@ -3502,8 +4406,8 @@
         <w:t xml:space="preserve">)</w:t>
       </w:r>
     </w:p>
-    <w:bookmarkEnd w:id="119"/>
-    <w:bookmarkStart w:id="121" w:name="ref-upchurch2024"/>
+    <w:bookmarkEnd w:id="124"/>
+    <w:bookmarkStart w:id="126" w:name="ref-upchurch2024"/>
     <w:p>
       <w:pPr>
         <w:pStyle w:val="Bibliography"/>
@@ -3543,7 +4447,7 @@
       <w:r>
         <w:t xml:space="preserve">, 20240429. (doi:</w:t>
       </w:r>
-      <w:hyperlink r:id="rId120">
+      <w:hyperlink r:id="rId125">
         <w:r>
           <w:rPr>
             <w:rStyle w:val="Hyperlink"/>
@@ -3555,8 +4459,8 @@
         <w:t xml:space="preserve">)</w:t>
       </w:r>
     </w:p>
-    <w:bookmarkEnd w:id="121"/>
-    <w:bookmarkStart w:id="123" w:name="ref-pino2022"/>
+    <w:bookmarkEnd w:id="126"/>
+    <w:bookmarkStart w:id="128" w:name="ref-pino2022"/>
     <w:p>
       <w:pPr>
         <w:pStyle w:val="Bibliography"/>
@@ -3596,7 +4500,7 @@
       <w:r>
         <w:t xml:space="preserve">, 103758. (doi:</w:t>
       </w:r>
-      <w:hyperlink r:id="rId122">
+      <w:hyperlink r:id="rId127">
         <w:r>
           <w:rPr>
             <w:rStyle w:val="Hyperlink"/>
@@ -3608,9 +4512,9 @@
         <w:t xml:space="preserve">)</w:t>
       </w:r>
     </w:p>
-    <w:bookmarkEnd w:id="123"/>
-    <w:bookmarkEnd w:id="124"/>
-    <w:bookmarkEnd w:id="125"/>
+    <w:bookmarkEnd w:id="128"/>
+    <w:bookmarkEnd w:id="129"/>
+    <w:bookmarkEnd w:id="130"/>
     <w:sectPr>
       <w:type w:val="nextPage"/>
       <w:pgSz w:h="15840" w:w="12240"/>

--- a/Manuscript/GABI_palaeo_constraints.docx
+++ b/Manuscript/GABI_palaeo_constraints.docx
@@ -550,7 +550,7 @@
         <w:pStyle w:val="FirstParagraph"/>
       </w:pPr>
       <w:r>
-        <w:t xml:space="preserve">Here, we term</w:t>
+        <w:t xml:space="preserve">Beforehand, it has to be noticed that, across the entire study,</w:t>
       </w:r>
       <w:r>
         <w:t xml:space="preserve"> </w:t>
@@ -568,7 +568,84 @@
         <w:t xml:space="preserve"> </w:t>
       </w:r>
       <w:r>
-        <w:t xml:space="preserve">North + Central America. The delimitation between both continents was arbitrarily set in the middle of Panama (coordinates) (</w:t>
+        <w:t xml:space="preserve">actually refers to the current North and Central American continents. The delimitation between North and South America was represented as a straight line connecting two points located along the eastern and western coasts of present Panama (</w:t>
+      </w:r>
+      <m:oMath>
+        <m:r>
+          <m:rPr>
+            <m:sty m:val="p"/>
+          </m:rPr>
+          <m:t>−</m:t>
+        </m:r>
+        <m:r>
+          <m:t>82.882</m:t>
+        </m:r>
+        <m:r>
+          <m:rPr>
+            <m:sty m:val="p"/>
+          </m:rPr>
+          <m:t>°</m:t>
+        </m:r>
+      </m:oMath>
+      <w:r>
+        <w:t xml:space="preserve">lon,</w:t>
+      </w:r>
+      <w:r>
+        <w:t xml:space="preserve"> </w:t>
+      </w:r>
+      <m:oMath>
+        <m:r>
+          <m:t>7.138</m:t>
+        </m:r>
+        <m:r>
+          <m:rPr>
+            <m:sty m:val="p"/>
+          </m:rPr>
+          <m:t>°</m:t>
+        </m:r>
+      </m:oMath>
+      <w:r>
+        <w:t xml:space="preserve">lat and</w:t>
+      </w:r>
+      <w:r>
+        <w:t xml:space="preserve"> </w:t>
+      </w:r>
+      <m:oMath>
+        <m:r>
+          <m:rPr>
+            <m:sty m:val="p"/>
+          </m:rPr>
+          <m:t>−</m:t>
+        </m:r>
+        <m:r>
+          <m:t>81.369</m:t>
+        </m:r>
+        <m:r>
+          <m:rPr>
+            <m:sty m:val="p"/>
+          </m:rPr>
+          <m:t>°</m:t>
+        </m:r>
+      </m:oMath>
+      <w:r>
+        <w:t xml:space="preserve">lon and</w:t>
+      </w:r>
+      <w:r>
+        <w:t xml:space="preserve"> </w:t>
+      </w:r>
+      <m:oMath>
+        <m:r>
+          <m:t>9.008</m:t>
+        </m:r>
+        <m:r>
+          <m:rPr>
+            <m:sty m:val="p"/>
+          </m:rPr>
+          <m:t>°</m:t>
+        </m:r>
+      </m:oMath>
+      <w:r>
+        <w:t xml:space="preserve">lat) (</w:t>
       </w:r>
       <w:hyperlink w:anchor="fig-1">
         <w:r>
@@ -672,7 +749,7 @@
               <w:t xml:space="preserve">[33]</w:t>
             </w:r>
             <w:r>
-              <w:t xml:space="preserve">. The empirically-derived asymmetry of the transcontinental land mammal exchange is represented by the thickness of the two arrows.</w:t>
+              <w:t xml:space="preserve">. The empirically-derived asymmetry of the transcontinental land mammal exchange is represented by the thickness of the two arrows, the thicker the arrow, the more intense the exchange.</w:t>
             </w:r>
           </w:p>
           <w:bookmarkEnd w:id="29"/>
@@ -783,7 +860,32 @@
         <w:pStyle w:val="BodyText"/>
       </w:pPr>
       <w:r>
-        <w:t xml:space="preserve">We elaborated a gridded landscape made up with the two time-series of the aforementioned palaeoclimatic layers. Within this landscape, virtual species, made up with populations, inhabited a set of connected cells. At each time step, populations could disperse to the surrounding cells with an intensity sampled in a Weibull distribution. If, by chance, two populations happened to be disconnected, they would accumulate divergence as long as they get disconnected, at a rate ruled by a divergence factor, here set to</w:t>
+        <w:t xml:space="preserve">We elaborated a gridded landscape made up with the two time-series of the aforementioned palaeoclimatic layers. Within this landscape, virtual species, made up with populations, inhabited a set of connected cells. At each time step, populations could disperse to the surrounding cells with an intensity sampled in a Weibull distribution (of shape and scale respectively termed</w:t>
+      </w:r>
+      <w:r>
+        <w:t xml:space="preserve"> </w:t>
+      </w:r>
+      <m:oMath>
+        <m:r>
+          <m:t>ϕ</m:t>
+        </m:r>
+      </m:oMath>
+      <w:r>
+        <w:t xml:space="preserve"> </w:t>
+      </w:r>
+      <w:r>
+        <w:t xml:space="preserve">and</w:t>
+      </w:r>
+      <w:r>
+        <w:t xml:space="preserve"> </w:t>
+      </w:r>
+      <m:oMath>
+        <m:r>
+          <m:t>ψ</m:t>
+        </m:r>
+      </m:oMath>
+      <w:r>
+        <w:t xml:space="preserve">). If, by chance, two populations happened to be disconnected, they would accumulate divergence as long as they get disconnected, at a rate ruled by a divergence factor, here set to</w:t>
       </w:r>
       <w:r>
         <w:t xml:space="preserve"> </w:t>
@@ -794,7 +896,15 @@
         </m:r>
       </m:oMath>
       <w:r>
-        <w:t xml:space="preserve">. Once passed a divergence threshold, speciation occurred.</w:t>
+        <w:t xml:space="preserve">. Once passed a divergence threshold (</w:t>
+      </w:r>
+      <m:oMath>
+        <m:r>
+          <m:t>S</m:t>
+        </m:r>
+      </m:oMath>
+      <w:r>
+        <w:t xml:space="preserve">), speciation would occur. Thus, the only mode of speciation allowed by gen3sis is allopatry.</w:t>
       </w:r>
     </w:p>
     <w:p>
@@ -802,7 +912,7 @@
         <w:pStyle w:val="BodyText"/>
       </w:pPr>
       <w:r>
-        <w:t xml:space="preserve">As our goal was to evaluate the extent to which palaeoclimate change may have shaped the unequal success of North American taxa establishing southwards compared to South American taxa establishing northwards, local climate was set as the only constraint for a population to maintain in a given cell. Each species was therefore assigned a two-dimensional climatic niche, one axis corresponding to temperature suitability and the other to precipitation suitability. The abundance of a species along an environmental gradient was ruled by two parameters – that we also call traits –, an population- and species-specific optimum (resp.</w:t>
+        <w:t xml:space="preserve">As our goal was to evaluate the extent to which palaeoclimate change may have shaped the unequal success of North American taxa establishing southwards compared to South American taxa establishing northwards, local climate was set as the only constraint for a population to maintain in a given cell. Each species was therefore assigned a two-dimensional climatic niche, one axis corresponding to temperature suitability and the other to precipitation suitability. The abundance of a species along an environmental gradient was ruled by two parameters – that we also call traits – a population- and species-specific optimum (resp.</w:t>
       </w:r>
       <w:r>
         <w:t xml:space="preserve"> </w:t>
@@ -1332,7 +1442,7 @@
         </m:d>
       </m:oMath>
       <w:r>
-        <w:t xml:space="preserve">), (2) the rate of environmental niche evolution (</w:t>
+        <w:t xml:space="preserve">), (2) the rate of environmental niche evolution – only in models where we allowed climatic niche to evolve (</w:t>
       </w:r>
       <m:oMath>
         <m:sSub>
@@ -1578,7 +1688,7 @@
         <w:t xml:space="preserve">[28,29]</w:t>
       </w:r>
       <w:r>
-        <w:t xml:space="preserve">. Parameter ranges were determined on the basis of a literature review, allowing to assess their biological relevance, and were further adjusted in order to limit the prevalence of crashing simulations.</w:t>
+        <w:t xml:space="preserve">. Parameter ranges were determined on the basis of a literature review, allowing to assess their biological relevance, and were further adjusted in order to limit the prevalence of crashing simulations. In addition to these varying parameters, we specified the value of several fixed parameters (Tab. S1)</w:t>
       </w:r>
     </w:p>
     <w:p>
@@ -1710,7 +1820,392 @@
         <w:pStyle w:val="FirstParagraph"/>
       </w:pPr>
       <w:r>
-        <w:t xml:space="preserve">Once a</w:t>
+        <w:t xml:space="preserve">At every time step, for each run of each simulation, we used a function released by Skeels et al.</w:t>
+      </w:r>
+      <w:r>
+        <w:t xml:space="preserve"> </w:t>
+      </w:r>
+      <w:r>
+        <w:t xml:space="preserve">[29]</w:t>
+      </w:r>
+      <w:r>
+        <w:t xml:space="preserve"> </w:t>
+      </w:r>
+      <w:r>
+        <w:t xml:space="preserve">to save presence-absence matrices. Given a time</w:t>
+      </w:r>
+      <w:r>
+        <w:t xml:space="preserve"> </w:t>
+      </w:r>
+      <m:oMath>
+        <m:r>
+          <m:t>t</m:t>
+        </m:r>
+      </m:oMath>
+      <w:r>
+        <w:t xml:space="preserve">, those matrices stored on their columns the presence of each simulated species that have existed from the onset of the simulation to</w:t>
+      </w:r>
+      <w:r>
+        <w:t xml:space="preserve"> </w:t>
+      </w:r>
+      <m:oMath>
+        <m:r>
+          <m:t>t</m:t>
+        </m:r>
+      </m:oMath>
+      <w:r>
+        <w:t xml:space="preserve"> </w:t>
+      </w:r>
+      <w:r>
+        <w:t xml:space="preserve">within each cell of the landscape (rows of the matrix) as a binary variable –</w:t>
+      </w:r>
+      <w:r>
+        <w:t xml:space="preserve"> </w:t>
+      </w:r>
+      <m:oMath>
+        <m:r>
+          <m:t>1</m:t>
+        </m:r>
+      </m:oMath>
+      <w:r>
+        <w:t xml:space="preserve">: the species inhabits that cell,</w:t>
+      </w:r>
+      <w:r>
+        <w:t xml:space="preserve"> </w:t>
+      </w:r>
+      <m:oMath>
+        <m:r>
+          <m:t>0</m:t>
+        </m:r>
+      </m:oMath>
+      <w:r>
+        <w:t xml:space="preserve">: it does not.</w:t>
+      </w:r>
+    </w:p>
+    <w:p>
+      <w:pPr>
+        <w:pStyle w:val="BodyText"/>
+      </w:pPr>
+      <w:r>
+        <w:t xml:space="preserve">Given a batch of simulations, after discarding those that crashed –</w:t>
+      </w:r>
+      <w:r>
+        <w:t xml:space="preserve"> </w:t>
+      </w:r>
+      <w:r>
+        <w:rPr>
+          <w:i/>
+          <w:iCs/>
+        </w:rPr>
+        <w:t xml:space="preserve">i</w:t>
+      </w:r>
+      <w:r>
+        <w:t xml:space="preserve">.</w:t>
+      </w:r>
+      <w:r>
+        <w:rPr>
+          <w:i/>
+          <w:iCs/>
+        </w:rPr>
+        <w:t xml:space="preserve">e</w:t>
+      </w:r>
+      <w:r>
+        <w:t xml:space="preserve">., that lead to no living representative – we quantified four metrics reflecting the occurrence, magnitude and efficiency of an eventual transcontinental exchange based on the presence-absence matrix of the last time step of each successful run (hereafter called</w:t>
+      </w:r>
+      <w:r>
+        <w:t xml:space="preserve"> </w:t>
+      </w:r>
+      <m:oMath>
+        <m:sSub>
+          <m:e>
+            <m:r>
+              <m:t>t</m:t>
+            </m:r>
+          </m:e>
+          <m:sub>
+            <m:r>
+              <m:t>e</m:t>
+            </m:r>
+            <m:r>
+              <m:t>n</m:t>
+            </m:r>
+            <m:r>
+              <m:t>d</m:t>
+            </m:r>
+          </m:sub>
+        </m:sSub>
+      </m:oMath>
+      <w:r>
+        <w:t xml:space="preserve">). First, we assessed the exchange success, a binary variable set to one if at least one pixel of the area to colonise (let’s call it</w:t>
+      </w:r>
+      <w:r>
+        <w:t xml:space="preserve"> </w:t>
+      </w:r>
+      <m:oMath>
+        <m:sSub>
+          <m:e>
+            <m:r>
+              <m:rPr>
+                <m:sty m:val="p"/>
+                <m:scr m:val="script"/>
+              </m:rPr>
+              <m:t>A</m:t>
+            </m:r>
+          </m:e>
+          <m:sub>
+            <m:r>
+              <m:t>c</m:t>
+            </m:r>
+            <m:r>
+              <m:t>o</m:t>
+            </m:r>
+            <m:r>
+              <m:t>l</m:t>
+            </m:r>
+          </m:sub>
+        </m:sSub>
+      </m:oMath>
+      <w:r>
+        <w:t xml:space="preserve">,</w:t>
+      </w:r>
+      <w:r>
+        <w:t xml:space="preserve"> </w:t>
+      </w:r>
+      <w:r>
+        <w:rPr>
+          <w:i/>
+          <w:iCs/>
+        </w:rPr>
+        <w:t xml:space="preserve">e</w:t>
+      </w:r>
+      <w:r>
+        <w:t xml:space="preserve">.</w:t>
+      </w:r>
+      <w:r>
+        <w:rPr>
+          <w:i/>
+          <w:iCs/>
+        </w:rPr>
+        <w:t xml:space="preserve">g</w:t>
+      </w:r>
+      <w:r>
+        <w:t xml:space="preserve">., South America if the simulation started in North America) recorded a presence. Then, in the case of a successful exchange, we quantified the proportion of</w:t>
+      </w:r>
+      <w:r>
+        <w:t xml:space="preserve"> </w:t>
+      </w:r>
+      <m:oMath>
+        <m:sSub>
+          <m:e>
+            <m:r>
+              <m:rPr>
+                <m:sty m:val="p"/>
+                <m:scr m:val="script"/>
+              </m:rPr>
+              <m:t>A</m:t>
+            </m:r>
+          </m:e>
+          <m:sub>
+            <m:r>
+              <m:t>c</m:t>
+            </m:r>
+            <m:r>
+              <m:t>o</m:t>
+            </m:r>
+            <m:r>
+              <m:t>l</m:t>
+            </m:r>
+          </m:sub>
+        </m:sSub>
+      </m:oMath>
+      <w:r>
+        <w:t xml:space="preserve"> </w:t>
+      </w:r>
+      <w:r>
+        <w:t xml:space="preserve">actually colonised at</w:t>
+      </w:r>
+      <w:r>
+        <w:t xml:space="preserve"> </w:t>
+      </w:r>
+      <m:oMath>
+        <m:sSub>
+          <m:e>
+            <m:r>
+              <m:t>t</m:t>
+            </m:r>
+          </m:e>
+          <m:sub>
+            <m:r>
+              <m:t>e</m:t>
+            </m:r>
+            <m:r>
+              <m:t>n</m:t>
+            </m:r>
+            <m:r>
+              <m:t>d</m:t>
+            </m:r>
+          </m:sub>
+        </m:sSub>
+      </m:oMath>
+      <w:r>
+        <w:t xml:space="preserve"> </w:t>
+      </w:r>
+      <w:r>
+        <w:t xml:space="preserve">as the ratio between the number of cells occupied by the colonisers and the total number of available cells (</w:t>
+      </w:r>
+      <w:r>
+        <w:rPr>
+          <w:i/>
+          <w:iCs/>
+        </w:rPr>
+        <w:t xml:space="preserve">i</w:t>
+      </w:r>
+      <w:r>
+        <w:t xml:space="preserve">.</w:t>
+      </w:r>
+      <w:r>
+        <w:rPr>
+          <w:i/>
+          <w:iCs/>
+        </w:rPr>
+        <w:t xml:space="preserve">e</w:t>
+      </w:r>
+      <w:r>
+        <w:t xml:space="preserve">., surface of</w:t>
+      </w:r>
+      <w:r>
+        <w:t xml:space="preserve"> </w:t>
+      </w:r>
+      <m:oMath>
+        <m:sSub>
+          <m:e>
+            <m:r>
+              <m:rPr>
+                <m:sty m:val="p"/>
+                <m:scr m:val="script"/>
+              </m:rPr>
+              <m:t>A</m:t>
+            </m:r>
+          </m:e>
+          <m:sub>
+            <m:r>
+              <m:t>c</m:t>
+            </m:r>
+            <m:r>
+              <m:t>o</m:t>
+            </m:r>
+            <m:r>
+              <m:t>l</m:t>
+            </m:r>
+          </m:sub>
+        </m:sSub>
+      </m:oMath>
+      <w:r>
+        <w:t xml:space="preserve">). We also quantified the number of virtual taxa recorded in</w:t>
+      </w:r>
+      <w:r>
+        <w:t xml:space="preserve"> </w:t>
+      </w:r>
+      <m:oMath>
+        <m:sSub>
+          <m:e>
+            <m:r>
+              <m:rPr>
+                <m:sty m:val="p"/>
+                <m:scr m:val="script"/>
+              </m:rPr>
+              <m:t>A</m:t>
+            </m:r>
+          </m:e>
+          <m:sub>
+            <m:r>
+              <m:t>c</m:t>
+            </m:r>
+            <m:r>
+              <m:t>o</m:t>
+            </m:r>
+            <m:r>
+              <m:t>l</m:t>
+            </m:r>
+          </m:sub>
+        </m:sSub>
+      </m:oMath>
+      <w:r>
+        <w:t xml:space="preserve"> </w:t>
+      </w:r>
+      <w:r>
+        <w:t xml:space="preserve">at</w:t>
+      </w:r>
+      <w:r>
+        <w:t xml:space="preserve"> </w:t>
+      </w:r>
+      <m:oMath>
+        <m:sSub>
+          <m:e>
+            <m:r>
+              <m:t>t</m:t>
+            </m:r>
+          </m:e>
+          <m:sub>
+            <m:r>
+              <m:t>e</m:t>
+            </m:r>
+            <m:r>
+              <m:t>n</m:t>
+            </m:r>
+            <m:r>
+              <m:t>d</m:t>
+            </m:r>
+          </m:sub>
+        </m:sSub>
+      </m:oMath>
+      <w:r>
+        <w:t xml:space="preserve">.</w:t>
+      </w:r>
+    </w:p>
+    <w:p>
+      <w:pPr>
+        <w:pStyle w:val="BodyText"/>
+      </w:pPr>
+      <w:r>
+        <w:t xml:space="preserve">Additionnally, we also evaluated the distance of the initial ancestor to a point arbitrarily located on the zone of the isthmus of Panama, (</w:t>
+      </w:r>
+      <m:oMath>
+        <m:r>
+          <m:rPr>
+            <m:sty m:val="p"/>
+          </m:rPr>
+          <m:t>−</m:t>
+        </m:r>
+        <m:r>
+          <m:t>84</m:t>
+        </m:r>
+        <m:r>
+          <m:rPr>
+            <m:sty m:val="p"/>
+          </m:rPr>
+          <m:t>°</m:t>
+        </m:r>
+      </m:oMath>
+      <w:r>
+        <w:t xml:space="preserve">lon,</w:t>
+      </w:r>
+      <w:r>
+        <w:t xml:space="preserve"> </w:t>
+      </w:r>
+      <m:oMath>
+        <m:r>
+          <m:t>10</m:t>
+        </m:r>
+        <m:r>
+          <m:rPr>
+            <m:sty m:val="p"/>
+          </m:rPr>
+          <m:t>°</m:t>
+        </m:r>
+      </m:oMath>
+      <w:r>
+        <w:t xml:space="preserve">lat).</w:t>
       </w:r>
     </w:p>
     <w:bookmarkEnd w:id="32"/>
@@ -1965,6 +2460,20 @@
         <w:t xml:space="preserve">Success in South America for temperate-adapted species, posited as the most successful, not recovered, with tropical meeting the gighest success</w:t>
       </w:r>
     </w:p>
+    <w:p>
+      <w:pPr>
+        <w:pStyle w:val="BodyText"/>
+      </w:pPr>
+      <w:r>
+        <w:t xml:space="preserve">Precipitation niche</w:t>
+      </w:r>
+      <w:r>
+        <w:t xml:space="preserve"> </w:t>
+      </w:r>
+      <w:r>
+        <w:t xml:space="preserve">[29]</w:t>
+      </w:r>
+    </w:p>
     <w:bookmarkEnd w:id="42"/>
     <w:bookmarkStart w:id="43" w:name="on-the-effect-of-geography"/>
     <w:p>
@@ -2058,6 +2567,14 @@
       </w:pPr>
       <w:r>
         <w:t xml:space="preserve">Maybe one of the most obvious caveats of our study stems from the assumption of fixed palaeogeography, particularly near the isthmus, whereas we know that this region changed across our study.</w:t>
+      </w:r>
+    </w:p>
+    <w:p>
+      <w:pPr>
+        <w:pStyle w:val="BodyText"/>
+      </w:pPr>
+      <w:r>
+        <w:t xml:space="preserve">Problem of taxonomic extinctions in Gen3sis!</w:t>
       </w:r>
     </w:p>
     <w:bookmarkEnd w:id="44"/>

--- a/Manuscript/GABI_palaeo_constraints.docx
+++ b/Manuscript/GABI_palaeo_constraints.docx
@@ -162,22 +162,13 @@
         <w:t xml:space="preserve">² Centro de Investigación Mariña, Departamento de Ecoloxía e Bioloxía Animal, Universidade de Vigo, Campus Lagoas-Marcosende, 36310 Vigo, Spain</w:t>
       </w:r>
     </w:p>
-    <w:bookmarkStart w:id="22" w:name="potential-journals"/>
+    <w:bookmarkStart w:id="20" w:name="abstract"/>
     <w:p>
       <w:pPr>
         <w:pStyle w:val="Heading1"/>
       </w:pPr>
       <w:r>
-        <w:t xml:space="preserve">Potential journals</w:t>
-      </w:r>
-    </w:p>
-    <w:bookmarkStart w:id="20" w:name="primary-aims"/>
-    <w:p>
-      <w:pPr>
-        <w:pStyle w:val="Heading2"/>
-      </w:pPr>
-      <w:r>
-        <w:t xml:space="preserve">Primary aims</w:t>
+        <w:t xml:space="preserve">Abstract</w:t>
       </w:r>
     </w:p>
     <w:p>
@@ -185,17 +176,17 @@
         <w:pStyle w:val="FirstParagraph"/>
       </w:pPr>
       <w:r>
-        <w:t xml:space="preserve">Biology Letters or Current Biology</w:t>
+        <w:t xml:space="preserve">The Great American Biotic Interchange (GABI) refers to the admixture of North and South American faunas promoted by the Mio-Pliocene closure of the isthmus of Panama. Among mammals, this faunal exchange was asymmetric because it witnessed a greater ability of North American lineages to establish southwards, meanwhile many South Americans went extinct. Here, coupling a mechanistic eco-evolutionary simulator with high-resolution palaeoclimatic reconstructions for the last 5 million years, we explore the extent to which palaeoclimate may have shaped such a biogeographic asymmetry. When climatic variables are the only constraints to virtual species’ ecology, our results indicate that successful interchanges are more frequently achieved when simulations start from South America than from North America, contrasting with empirical observations. In addition, our models fail at explaining the higher representation of temperate-adapted mammals in the fossil record of successfully exchanged mammals, particularly of North American origin, but suggest that successful colonisers from North America occupy larger areas in South America than the other way around. This study offers valuable insights into the processes behind one of the most puzzling macroecological enigmas, suggesting that palaeoclimatic history is not sufficient to explain the imbalanced success of North American migrants in South America following the GABI.</w:t>
       </w:r>
     </w:p>
     <w:bookmarkEnd w:id="20"/>
-    <w:bookmarkStart w:id="21" w:name="others-that-could-fit"/>
-    <w:p>
-      <w:pPr>
-        <w:pStyle w:val="Heading2"/>
-      </w:pPr>
-      <w:r>
-        <w:t xml:space="preserve">Others that could fit</w:t>
+    <w:bookmarkStart w:id="21" w:name="keywords"/>
+    <w:p>
+      <w:pPr>
+        <w:pStyle w:val="Heading1"/>
+      </w:pPr>
+      <w:r>
+        <w:t xml:space="preserve">Keywords</w:t>
       </w:r>
     </w:p>
     <w:p>
@@ -203,18 +194,22 @@
         <w:pStyle w:val="FirstParagraph"/>
       </w:pPr>
       <w:r>
-        <w:t xml:space="preserve">Proceedings B? Global ecology &amp; Biogeography? Journal of Biogeography?</w:t>
+        <w:t xml:space="preserve">Eco-evolutionary simulations; Mammals; Macroecology; Palaeoclimate</w:t>
+      </w:r>
+    </w:p>
+    <w:p>
+      <w:r>
+        <w:br w:type="page"/>
       </w:r>
     </w:p>
     <w:bookmarkEnd w:id="21"/>
-    <w:bookmarkEnd w:id="22"/>
-    <w:bookmarkStart w:id="23" w:name="abstract"/>
+    <w:bookmarkStart w:id="22" w:name="introduction"/>
     <w:p>
       <w:pPr>
         <w:pStyle w:val="Heading1"/>
       </w:pPr>
       <w:r>
-        <w:t xml:space="preserve">Abstract</w:t>
+        <w:t xml:space="preserve">Introduction</w:t>
       </w:r>
     </w:p>
     <w:p>
@@ -222,63 +217,22 @@
         <w:pStyle w:val="FirstParagraph"/>
       </w:pPr>
       <w:r>
-        <w:t xml:space="preserve">The Great American Biotic Interchange (GABI) refers to the admixture of North and South American faunas promoted by the Mio-Pliocene closure of the isthmus of Panama. Among mammals, this faunal exchange was asymmetric because it witnessed a greater ability of North American lineages to establish southwards, meanwhile many South Americans went extinct. Here, coupling a mechanistic eco-evolutionary simulator with high-resolution palaeoclimatic reconstructions for the last 5 million years, we explore the extent to which palaeoclimate may have shaped such a biogeographic asymmetry. When climatic variables are the only constraints to virtual species’ ecology, our results indicate that successful interchanges are more frequently achieved when simulations start from South America than from North America, contrasting with empirical observations. In addition, our models fail at explaining the higher representation of temperate-adapted mammals in the fossil record of successfully exchanged mammals, particularly of North American origin, but suggest that successful colonisers from North America occupy larger areas in South America than the other way around. This study offers valuable insights into the processes behind one of the most puzzling macroecological enigmas, suggesting that palaeoclimatic history is not sufficient to explain the imbalanced success of North American migrants in South America following the GABI.</w:t>
-      </w:r>
-    </w:p>
-    <w:bookmarkEnd w:id="23"/>
-    <w:bookmarkStart w:id="24" w:name="keywords"/>
-    <w:p>
-      <w:pPr>
-        <w:pStyle w:val="Heading1"/>
-      </w:pPr>
-      <w:r>
-        <w:t xml:space="preserve">Keywords</w:t>
-      </w:r>
-    </w:p>
-    <w:p>
-      <w:pPr>
-        <w:pStyle w:val="FirstParagraph"/>
-      </w:pPr>
-      <w:r>
-        <w:t xml:space="preserve">Eco-evolutionary simulations; Mammals; Macroecology; Palaeoclimate</w:t>
-      </w:r>
-    </w:p>
-    <w:p>
-      <w:r>
-        <w:br w:type="page"/>
-      </w:r>
-    </w:p>
-    <w:bookmarkEnd w:id="24"/>
-    <w:bookmarkStart w:id="25" w:name="introduction"/>
-    <w:p>
-      <w:pPr>
-        <w:pStyle w:val="Heading1"/>
-      </w:pPr>
-      <w:r>
-        <w:t xml:space="preserve">Introduction</w:t>
-      </w:r>
-    </w:p>
-    <w:p>
-      <w:pPr>
-        <w:pStyle w:val="FirstParagraph"/>
-      </w:pPr>
-      <w:r>
         <w:t xml:space="preserve">The Great American Biotic Interchange (GABI) refers to the large-scale faunal exchange – mostly affecting land mammals – that occurred between the Americas, favoured by the establishment of the isthmus of Panama</w:t>
       </w:r>
       <w:r>
-        <w:t xml:space="preserve"> </w:t>
-      </w:r>
-      <w:r>
-        <w:t xml:space="preserve">[1]</w:t>
+        <w:rPr>
+          <w:vertAlign w:val="superscript"/>
+        </w:rPr>
+        <w:t xml:space="preserve">1</w:t>
       </w:r>
       <w:r>
         <w:t xml:space="preserve">. Though the exact timing of the closure of the isthmus is still debated</w:t>
       </w:r>
       <w:r>
-        <w:t xml:space="preserve"> </w:t>
-      </w:r>
-      <w:r>
-        <w:t xml:space="preserve">[2–4]</w:t>
+        <w:rPr>
+          <w:vertAlign w:val="superscript"/>
+        </w:rPr>
+        <w:t xml:space="preserve">2–4</w:t>
       </w:r>
       <w:r>
         <w:t xml:space="preserve">, palaeontological evidence and molecular phylogenies both agree with a late Miocene onset of land mammal exchange between the Americas, with most effective crossings occurring from</w:t>
@@ -300,28 +254,28 @@
         <w:t xml:space="preserve">3.5 Million years ago (Ma) onwards</w:t>
       </w:r>
       <w:r>
-        <w:t xml:space="preserve"> </w:t>
-      </w:r>
-      <w:r>
-        <w:t xml:space="preserve">[5–8]</w:t>
+        <w:rPr>
+          <w:vertAlign w:val="superscript"/>
+        </w:rPr>
+        <w:t xml:space="preserve">5–8</w:t>
       </w:r>
       <w:r>
         <w:t xml:space="preserve">. Despite its textbook nature, a puzzling feature of the GABI is that it impacted both continent’s mammalian faunas very differently. In fact, evidence from the fossil record indicates that the early phases of the GABI were marked by reciprocal exchanges between the Americas</w:t>
       </w:r>
       <w:r>
-        <w:t xml:space="preserve"> </w:t>
-      </w:r>
-      <w:r>
-        <w:t xml:space="preserve">[1,9]</w:t>
+        <w:rPr>
+          <w:vertAlign w:val="superscript"/>
+        </w:rPr>
+        <w:t xml:space="preserve">1,9</w:t>
       </w:r>
       <w:r>
         <w:t xml:space="preserve">. However, during the Quaternary, the ability of migrant lineages to maintain in the foreign area became greater in South America, and many native South American mammal lineages concomitantly declined, some of which even going totally extinct</w:t>
       </w:r>
       <w:r>
-        <w:t xml:space="preserve"> </w:t>
-      </w:r>
-      <w:r>
-        <w:t xml:space="preserve">[10–14]</w:t>
+        <w:rPr>
+          <w:vertAlign w:val="superscript"/>
+        </w:rPr>
+        <w:t xml:space="preserve">10–14</w:t>
       </w:r>
       <w:r>
         <w:t xml:space="preserve">. Hence, it turns out that this intercontinental faunal exchange has been strikingly asymmetric.</w:t>
@@ -335,10 +289,10 @@
         <w:t xml:space="preserve">Although this macroecological imbalance is unquestionable, so far, no clear consensus regarding the forces underlying this asymmetry has been established. On one hand, biotic interactions involving migrant and native species have often been proposed to this aim. These would include competition</w:t>
       </w:r>
       <w:r>
-        <w:t xml:space="preserve"> </w:t>
-      </w:r>
-      <w:r>
-        <w:t xml:space="preserve">[9,15,16]</w:t>
+        <w:rPr>
+          <w:vertAlign w:val="superscript"/>
+        </w:rPr>
+        <w:t xml:space="preserve">9,15,16</w:t>
       </w:r>
       <w:r>
         <w:t xml:space="preserve"> </w:t>
@@ -347,39 +301,41 @@
         <w:t xml:space="preserve">or predation of predator-naive preys</w:t>
       </w:r>
       <w:r>
-        <w:t xml:space="preserve"> </w:t>
-      </w:r>
-      <w:r>
-        <w:t xml:space="preserve">[9,17–19]</w:t>
+        <w:rPr>
+          <w:vertAlign w:val="superscript"/>
+        </w:rPr>
+        <w:t xml:space="preserve">9,17–19</w:t>
       </w:r>
       <w:r>
         <w:t xml:space="preserve">. However, their contribution to the asymmetry of the GABI has been increasingly called into question</w:t>
-      </w:r>
-      <w:r>
-        <w:t xml:space="preserve"> </w:t>
-      </w:r>
-      <w:r>
-        <w:t xml:space="preserve">[</w:t>
       </w:r>
       <w:r>
         <w:rPr>
           <w:i/>
           <w:iCs/>
+          <w:vertAlign w:val="superscript"/>
         </w:rPr>
         <w:t xml:space="preserve">e</w:t>
       </w:r>
       <w:r>
+        <w:rPr>
+          <w:vertAlign w:val="superscript"/>
+        </w:rPr>
         <w:t xml:space="preserve">.</w:t>
       </w:r>
       <w:r>
         <w:rPr>
           <w:i/>
           <w:iCs/>
+          <w:vertAlign w:val="superscript"/>
         </w:rPr>
         <w:t xml:space="preserve">g</w:t>
       </w:r>
       <w:r>
-        <w:t xml:space="preserve">., 20,21–23]</w:t>
+        <w:rPr>
+          <w:vertAlign w:val="superscript"/>
+        </w:rPr>
+        <w:t xml:space="preserve">., 20,21–23</w:t>
       </w:r>
       <w:r>
         <w:t xml:space="preserve">. On the other hand, several studies proposed or found support for an implication of abiotic factors –</w:t>
@@ -408,30 +364,38 @@
         <w:t xml:space="preserve">., related to species’ physical environment, such as climate – in the asymmetry of this widely-known exchange</w:t>
       </w:r>
       <w:r>
-        <w:t xml:space="preserve"> </w:t>
-      </w:r>
-      <w:r>
-        <w:t xml:space="preserve">[8,10,</w:t>
+        <w:rPr>
+          <w:vertAlign w:val="superscript"/>
+        </w:rPr>
+        <w:t xml:space="preserve">8,10,</w:t>
       </w:r>
       <w:r>
         <w:rPr>
           <w:i/>
           <w:iCs/>
+          <w:vertAlign w:val="superscript"/>
         </w:rPr>
         <w:t xml:space="preserve">e</w:t>
       </w:r>
       <w:r>
+        <w:rPr>
+          <w:vertAlign w:val="superscript"/>
+        </w:rPr>
         <w:t xml:space="preserve">.</w:t>
       </w:r>
       <w:r>
         <w:rPr>
           <w:i/>
           <w:iCs/>
+          <w:vertAlign w:val="superscript"/>
         </w:rPr>
         <w:t xml:space="preserve">g</w:t>
       </w:r>
       <w:r>
-        <w:t xml:space="preserve">., 17,20,24]</w:t>
+        <w:rPr>
+          <w:vertAlign w:val="superscript"/>
+        </w:rPr>
+        <w:t xml:space="preserve">., 17,20,24</w:t>
       </w:r>
       <w:r>
         <w:t xml:space="preserve">. However, so far, most of these works have only relied on statistical analyses of the fossil record, and there is a lack of studies tackling the issue from a mechanistic perspective.</w:t>
@@ -445,78 +409,80 @@
         <w:t xml:space="preserve">Recent improvements in process-explicit modelling have marked a turning point in the study of biodiversity</w:t>
       </w:r>
       <w:r>
-        <w:t xml:space="preserve"> </w:t>
-      </w:r>
-      <w:r>
-        <w:t xml:space="preserve">[25]</w:t>
+        <w:rPr>
+          <w:vertAlign w:val="superscript"/>
+        </w:rPr>
+        <w:t xml:space="preserve">25</w:t>
       </w:r>
       <w:r>
         <w:t xml:space="preserve">. By combining a landscape made up with palaeoenvironmental variables and a set of eco-evolutionary rules according to which virtual species are simulated, mechanistic eco-evolutionary models offer the unique opportunity to casually explore the way biodiversity patterns arise and are maintained through evolutionary times</w:t>
       </w:r>
       <w:r>
-        <w:t xml:space="preserve"> </w:t>
-      </w:r>
-      <w:r>
-        <w:t xml:space="preserve">[26]</w:t>
+        <w:rPr>
+          <w:vertAlign w:val="superscript"/>
+        </w:rPr>
+        <w:t xml:space="preserve">26</w:t>
       </w:r>
       <w:r>
         <w:t xml:space="preserve">. Recently, this family of models has provided unprecedented insights into the underlying forces behind widely-recognised biodiversity patterns, such as the latitudinal biodiversity gradient</w:t>
       </w:r>
       <w:r>
-        <w:t xml:space="preserve"> </w:t>
-      </w:r>
-      <w:r>
-        <w:t xml:space="preserve">[27]</w:t>
+        <w:rPr>
+          <w:vertAlign w:val="superscript"/>
+        </w:rPr>
+        <w:t xml:space="preserve">27</w:t>
       </w:r>
       <w:r>
         <w:t xml:space="preserve">, the diversity desequilibrium between tropical rainforests across the globe</w:t>
       </w:r>
       <w:r>
-        <w:t xml:space="preserve"> </w:t>
-      </w:r>
-      <w:r>
-        <w:t xml:space="preserve">[28]</w:t>
+        <w:rPr>
+          <w:vertAlign w:val="superscript"/>
+        </w:rPr>
+        <w:t xml:space="preserve">28</w:t>
       </w:r>
       <w:r>
         <w:t xml:space="preserve">, the build-up of the unique biodiversity along the Wallace line</w:t>
       </w:r>
       <w:r>
-        <w:t xml:space="preserve"> </w:t>
-      </w:r>
-      <w:r>
-        <w:t xml:space="preserve">[29]</w:t>
+        <w:rPr>
+          <w:vertAlign w:val="superscript"/>
+        </w:rPr>
+        <w:t xml:space="preserve">29</w:t>
       </w:r>
       <w:r>
         <w:t xml:space="preserve"> </w:t>
       </w:r>
       <w:r>
         <w:t xml:space="preserve">and many others</w:t>
-      </w:r>
-      <w:r>
-        <w:t xml:space="preserve"> </w:t>
-      </w:r>
-      <w:r>
-        <w:t xml:space="preserve">[</w:t>
       </w:r>
       <w:r>
         <w:rPr>
           <w:i/>
           <w:iCs/>
+          <w:vertAlign w:val="superscript"/>
         </w:rPr>
         <w:t xml:space="preserve">e</w:t>
       </w:r>
       <w:r>
+        <w:rPr>
+          <w:vertAlign w:val="superscript"/>
+        </w:rPr>
         <w:t xml:space="preserve">.</w:t>
       </w:r>
       <w:r>
         <w:rPr>
           <w:i/>
           <w:iCs/>
+          <w:vertAlign w:val="superscript"/>
         </w:rPr>
         <w:t xml:space="preserve">g</w:t>
       </w:r>
       <w:r>
-        <w:t xml:space="preserve">., 30,31,32]</w:t>
+        <w:rPr>
+          <w:vertAlign w:val="superscript"/>
+        </w:rPr>
+        <w:t xml:space="preserve">., 30,31,32</w:t>
       </w:r>
       <w:r>
         <w:t xml:space="preserve">.</w:t>
@@ -535,8 +501,8 @@
         <w:br w:type="page"/>
       </w:r>
     </w:p>
-    <w:bookmarkEnd w:id="25"/>
-    <w:bookmarkStart w:id="33" w:name="materials-and-methods"/>
+    <w:bookmarkEnd w:id="22"/>
+    <w:bookmarkStart w:id="30" w:name="materials-and-methods"/>
     <w:p>
       <w:pPr>
         <w:pStyle w:val="Heading1"/>
@@ -659,7 +625,7 @@
         <w:t xml:space="preserve">).</w:t>
       </w:r>
     </w:p>
-    <w:bookmarkStart w:id="30" w:name="palaeoclimate-data"/>
+    <w:bookmarkStart w:id="27" w:name="palaeoclimate-data"/>
     <w:p>
       <w:pPr>
         <w:pStyle w:val="Heading2"/>
@@ -681,7 +647,7 @@
       <w:tr>
         <w:tc>
           <w:tcPr/>
-          <w:bookmarkStart w:id="29" w:name="fig-1"/>
+          <w:bookmarkStart w:id="26" w:name="fig-1"/>
           <w:p>
             <w:pPr>
               <w:pStyle w:val="Compact"/>
@@ -692,18 +658,18 @@
                 <wp:inline>
                   <wp:extent cx="5587151" cy="5184144"/>
                   <wp:effectExtent b="0" l="0" r="0" t="0"/>
-                  <wp:docPr descr="" title="" id="27" name="Picture"/>
+                  <wp:docPr descr="" title="" id="24" name="Picture"/>
                   <a:graphic>
                     <a:graphicData uri="http://schemas.openxmlformats.org/drawingml/2006/picture">
                       <pic:pic>
                         <pic:nvPicPr>
-                          <pic:cNvPr descr="../Figures/MS/Main/Figure1/Figure1.png" id="28" name="Picture"/>
+                          <pic:cNvPr descr="../Figures/MS/Main/Figure1/Figure1.png" id="25" name="Picture"/>
                           <pic:cNvPicPr>
                             <a:picLocks noChangeArrowheads="1" noChangeAspect="1"/>
                           </pic:cNvPicPr>
                         </pic:nvPicPr>
                         <pic:blipFill>
-                          <a:blip r:embed="rId26"/>
+                          <a:blip r:embed="rId23"/>
                           <a:stretch>
                             <a:fillRect/>
                           </a:stretch>
@@ -740,19 +706,19 @@
               <w:pStyle w:val="ImageCaption"/>
             </w:pPr>
             <w:r>
-              <w:t xml:space="preserve">Figure 1: Palaeoclimate histories within our studied landmasses (North America−in red, and South America−in green). Spatially-averaged climate variables (Annual Temperature and Precipitations) are taken from the PALEO-PGEM palaeoclimate emulator</w:t>
+              <w:t xml:space="preserve">Figure 1: Palaeoclimate histories within our studied landmasses (North America is displayed in coral red and South America in cyan). Spatially-averaged climate variables (Annual Temperature and Precipitation) are taken from the PALEO-PGEM palaeoclimate emulator</w:t>
             </w:r>
             <w:r>
-              <w:t xml:space="preserve"> </w:t>
-            </w:r>
-            <w:r>
-              <w:t xml:space="preserve">[33]</w:t>
+              <w:rPr>
+                <w:vertAlign w:val="superscript"/>
+              </w:rPr>
+              <w:t xml:space="preserve">33</w:t>
             </w:r>
             <w:r>
               <w:t xml:space="preserve">. The empirically-derived asymmetry of the transcontinental land mammal exchange is represented by the thickness of the two arrows, the thicker the arrow, the more intense the exchange.</w:t>
             </w:r>
           </w:p>
-          <w:bookmarkEnd w:id="29"/>
+          <w:bookmarkEnd w:id="26"/>
         </w:tc>
       </w:tr>
     </w:tbl>
@@ -764,10 +730,10 @@
         <w:t xml:space="preserve">We used the spatio-temporal terrestrial palaeoclimate series from the PALEO-PGEM atmosphere-ocean general circulation model</w:t>
       </w:r>
       <w:r>
-        <w:t xml:space="preserve"> </w:t>
-      </w:r>
-      <w:r>
-        <w:t xml:space="preserve">[33]</w:t>
+        <w:rPr>
+          <w:vertAlign w:val="superscript"/>
+        </w:rPr>
+        <w:t xml:space="preserve">33</w:t>
       </w:r>
       <w:r>
         <w:t xml:space="preserve">, covering the last 5 Myrs with a 1</w:t>
@@ -775,17 +741,25 @@
       <w:r>
         <w:t xml:space="preserve"> </w:t>
       </w:r>
-      <w:r>
-        <w:t xml:space="preserve"> </w:t>
-      </w:r>
-      <w:r>
-        <w:t xml:space="preserve">° spatial resolution</w:t>
-      </w:r>
-      <w:r>
-        <w:t xml:space="preserve"> </w:t>
-      </w:r>
-      <w:r>
-        <w:t xml:space="preserve">[34]</w:t>
+      <m:oMath>
+        <m:r>
+          <m:rPr>
+            <m:sty m:val="p"/>
+          </m:rPr>
+          <m:t>×</m:t>
+        </m:r>
+      </m:oMath>
+      <w:r>
+        <w:t xml:space="preserve"> </w:t>
+      </w:r>
+      <w:r>
+        <w:t xml:space="preserve">1 ° spatial resolution</w:t>
+      </w:r>
+      <w:r>
+        <w:rPr>
+          <w:vertAlign w:val="superscript"/>
+        </w:rPr>
+        <w:t xml:space="preserve">34</w:t>
       </w:r>
       <w:r>
         <w:t xml:space="preserve">. For the scope of this work, we used two bioclimatic variables: mean annual temperature (MAT, BIO1) and mean annual precipitation (MAP, BIO12). To avoid reaching an overkillingly-high number of simulation steps, we reduced the temporal resolution of the climate simulations from a 1000 years-time step to a 10,000 years time-step.</w:t>
@@ -819,17 +793,17 @@
         <w:t xml:space="preserve">Myrs) according to Köppen-Geiger broad climate types</w:t>
       </w:r>
       <w:r>
-        <w:t xml:space="preserve"> </w:t>
-      </w:r>
-      <w:r>
-        <w:t xml:space="preserve">[35]</w:t>
+        <w:rPr>
+          <w:vertAlign w:val="superscript"/>
+        </w:rPr>
+        <w:t xml:space="preserve">35</w:t>
       </w:r>
       <w:r>
         <w:t xml:space="preserve">. This classification divides the world into five broad climatic regions: Polar, Cold, Temperate, Arid and Tropical.</w:t>
       </w:r>
     </w:p>
-    <w:bookmarkEnd w:id="30"/>
-    <w:bookmarkStart w:id="31" w:name="simulation-model-and-modelling-schemes"/>
+    <w:bookmarkEnd w:id="27"/>
+    <w:bookmarkStart w:id="28" w:name="simulation-model-and-modelling-schemes"/>
     <w:p>
       <w:pPr>
         <w:pStyle w:val="Heading2"/>
@@ -846,10 +820,10 @@
         <w:t xml:space="preserve">We performed our spatially-explicit simulations of biodiversity using the General Engine for Eco-Evolutionary SImulationS, gen3sis, v1.5.11</w:t>
       </w:r>
       <w:r>
-        <w:t xml:space="preserve"> </w:t>
-      </w:r>
-      <w:r>
-        <w:t xml:space="preserve">[27]</w:t>
+        <w:rPr>
+          <w:vertAlign w:val="superscript"/>
+        </w:rPr>
+        <w:t xml:space="preserve">27</w:t>
       </w:r>
       <w:r>
         <w:t xml:space="preserve">. Simulations, moving forward-in-time with a 10ky time step, tracked the radiation of a clade arising from a single ancestral population, either originating in North or in South America, throughout the last 5 Myr. In gen3sis, virtual species are made up with a set of individual populations evolving independently, following a set of four rules: dispersal, speciation, environmental filtering and trait evolution. All simulation scenarios that we implemented only differed on the last rule (trait evolution), the first three being common to all models (or at least partly).</w:t>
@@ -1390,10 +1364,10 @@
         <w:t xml:space="preserve">h3jsr</w:t>
       </w:r>
       <w:r>
-        <w:t xml:space="preserve"> </w:t>
-      </w:r>
-      <w:r>
-        <w:t xml:space="preserve">[36]</w:t>
+        <w:rPr>
+          <w:vertAlign w:val="superscript"/>
+        </w:rPr>
+        <w:t xml:space="preserve">36</w:t>
       </w:r>
       <w:r>
         <w:t xml:space="preserve">. We then sampled a centroid at random and retrieved the corresponding cell in our landscape. To reduce the probability of initial crash, the temperature and/or precipitation optima parameter of the ancestor were set to those of the local environment.</w:t>
@@ -1632,7 +1606,7 @@
         </m:d>
       </m:oMath>
       <w:r>
-        <w:t xml:space="preserve">) and (6) precipitations (</w:t>
+        <w:t xml:space="preserve">) and (6) precipitation (</w:t>
       </w:r>
       <m:oMath>
         <m:sSub>
@@ -1682,10 +1656,10 @@
         <w:t xml:space="preserve">). As done by many authors, we ensured an even sampling of the resulting multidimensional parameter space via a quasirandom sampling technique relying on Sobol’ sequences</w:t>
       </w:r>
       <w:r>
-        <w:t xml:space="preserve"> </w:t>
-      </w:r>
-      <w:r>
-        <w:t xml:space="preserve">[28,29]</w:t>
+        <w:rPr>
+          <w:vertAlign w:val="superscript"/>
+        </w:rPr>
+        <w:t xml:space="preserve">28,29</w:t>
       </w:r>
       <w:r>
         <w:t xml:space="preserve">. Parameter ranges were determined on the basis of a literature review, allowing to assess their biological relevance, and were further adjusted in order to limit the prevalence of crashing simulations. In addition to these varying parameters, we specified the value of several fixed parameters (Tab. S1)</w:t>
@@ -1805,8 +1779,8 @@
         <w:t xml:space="preserve">Last, it is important to notice that, since the palaeoclimate reconstructions that we used ignored tectonic plate motion – a reasonable assumption for a 5-Myr time frame – continental position in our landscapes was held constant across simulations. Therefore, in that framework, changes in connectivity between North and South America could only arise from the environment.</w:t>
       </w:r>
     </w:p>
-    <w:bookmarkEnd w:id="31"/>
-    <w:bookmarkStart w:id="32" w:name="postprocessing-and-quantifications"/>
+    <w:bookmarkEnd w:id="28"/>
+    <w:bookmarkStart w:id="29" w:name="postprocessing-and-quantifications"/>
     <w:p>
       <w:pPr>
         <w:pStyle w:val="Heading2"/>
@@ -1823,10 +1797,10 @@
         <w:t xml:space="preserve">At every time step, for each run of each simulation, we used a function released by Skeels et al.</w:t>
       </w:r>
       <w:r>
-        <w:t xml:space="preserve"> </w:t>
-      </w:r>
-      <w:r>
-        <w:t xml:space="preserve">[29]</w:t>
+        <w:rPr>
+          <w:vertAlign w:val="superscript"/>
+        </w:rPr>
+        <w:t xml:space="preserve">29</w:t>
       </w:r>
       <w:r>
         <w:t xml:space="preserve"> </w:t>
@@ -1936,7 +1910,7 @@
         </m:sSub>
       </m:oMath>
       <w:r>
-        <w:t xml:space="preserve">). First, we assessed the exchange success, a binary variable set to one if at least one pixel of the area to colonise (let’s call it</w:t>
+        <w:t xml:space="preserve">). First, we assessed the exchange success, a binary variable set to one if at least one pixel of the area to colonise (hereafter called</w:t>
       </w:r>
       <w:r>
         <w:t xml:space="preserve"> </w:t>
@@ -1989,69 +1963,7 @@
         <w:t xml:space="preserve">g</w:t>
       </w:r>
       <w:r>
-        <w:t xml:space="preserve">., South America if the simulation started in North America) recorded a presence. Then, in the case of a successful exchange, we quantified the proportion of</w:t>
-      </w:r>
-      <w:r>
-        <w:t xml:space="preserve"> </w:t>
-      </w:r>
-      <m:oMath>
-        <m:sSub>
-          <m:e>
-            <m:r>
-              <m:rPr>
-                <m:sty m:val="p"/>
-                <m:scr m:val="script"/>
-              </m:rPr>
-              <m:t>A</m:t>
-            </m:r>
-          </m:e>
-          <m:sub>
-            <m:r>
-              <m:t>c</m:t>
-            </m:r>
-            <m:r>
-              <m:t>o</m:t>
-            </m:r>
-            <m:r>
-              <m:t>l</m:t>
-            </m:r>
-          </m:sub>
-        </m:sSub>
-      </m:oMath>
-      <w:r>
-        <w:t xml:space="preserve"> </w:t>
-      </w:r>
-      <w:r>
-        <w:t xml:space="preserve">actually colonised at</w:t>
-      </w:r>
-      <w:r>
-        <w:t xml:space="preserve"> </w:t>
-      </w:r>
-      <m:oMath>
-        <m:sSub>
-          <m:e>
-            <m:r>
-              <m:t>t</m:t>
-            </m:r>
-          </m:e>
-          <m:sub>
-            <m:r>
-              <m:t>e</m:t>
-            </m:r>
-            <m:r>
-              <m:t>n</m:t>
-            </m:r>
-            <m:r>
-              <m:t>d</m:t>
-            </m:r>
-          </m:sub>
-        </m:sSub>
-      </m:oMath>
-      <w:r>
-        <w:t xml:space="preserve"> </w:t>
-      </w:r>
-      <w:r>
-        <w:t xml:space="preserve">as the ratio between the number of cells occupied by the colonisers and the total number of available cells (</w:t>
+        <w:t xml:space="preserve">., South America if the simulation started in North America) recorded a presence. Then, we recorded the biome in which the initial ancestor occurs (</w:t>
       </w:r>
       <w:r>
         <w:rPr>
@@ -2071,104 +1983,7 @@
         <w:t xml:space="preserve">e</w:t>
       </w:r>
       <w:r>
-        <w:t xml:space="preserve">., surface of</w:t>
-      </w:r>
-      <w:r>
-        <w:t xml:space="preserve"> </w:t>
-      </w:r>
-      <m:oMath>
-        <m:sSub>
-          <m:e>
-            <m:r>
-              <m:rPr>
-                <m:sty m:val="p"/>
-                <m:scr m:val="script"/>
-              </m:rPr>
-              <m:t>A</m:t>
-            </m:r>
-          </m:e>
-          <m:sub>
-            <m:r>
-              <m:t>c</m:t>
-            </m:r>
-            <m:r>
-              <m:t>o</m:t>
-            </m:r>
-            <m:r>
-              <m:t>l</m:t>
-            </m:r>
-          </m:sub>
-        </m:sSub>
-      </m:oMath>
-      <w:r>
-        <w:t xml:space="preserve">). We also quantified the number of virtual taxa recorded in</w:t>
-      </w:r>
-      <w:r>
-        <w:t xml:space="preserve"> </w:t>
-      </w:r>
-      <m:oMath>
-        <m:sSub>
-          <m:e>
-            <m:r>
-              <m:rPr>
-                <m:sty m:val="p"/>
-                <m:scr m:val="script"/>
-              </m:rPr>
-              <m:t>A</m:t>
-            </m:r>
-          </m:e>
-          <m:sub>
-            <m:r>
-              <m:t>c</m:t>
-            </m:r>
-            <m:r>
-              <m:t>o</m:t>
-            </m:r>
-            <m:r>
-              <m:t>l</m:t>
-            </m:r>
-          </m:sub>
-        </m:sSub>
-      </m:oMath>
-      <w:r>
-        <w:t xml:space="preserve"> </w:t>
-      </w:r>
-      <w:r>
-        <w:t xml:space="preserve">at</w:t>
-      </w:r>
-      <w:r>
-        <w:t xml:space="preserve"> </w:t>
-      </w:r>
-      <m:oMath>
-        <m:sSub>
-          <m:e>
-            <m:r>
-              <m:t>t</m:t>
-            </m:r>
-          </m:e>
-          <m:sub>
-            <m:r>
-              <m:t>e</m:t>
-            </m:r>
-            <m:r>
-              <m:t>n</m:t>
-            </m:r>
-            <m:r>
-              <m:t>d</m:t>
-            </m:r>
-          </m:sub>
-        </m:sSub>
-      </m:oMath>
-      <w:r>
-        <w:t xml:space="preserve">.</w:t>
-      </w:r>
-    </w:p>
-    <w:p>
-      <w:pPr>
-        <w:pStyle w:val="BodyText"/>
-      </w:pPr>
-      <w:r>
-        <w:t xml:space="preserve">Additionnally, we also evaluated the distance of the initial ancestor to a point arbitrarily located on the zone of the isthmus of Panama, (</w:t>
+        <w:t xml:space="preserve">., Tropical, Arid, Temperate, Cold, Polar) as well as the distance of this initial ancestor to a point arbitrarily located on the zone of the isthmus of Panama, (</w:t>
       </w:r>
       <m:oMath>
         <m:r>
@@ -2205,12 +2020,186 @@
         </m:r>
       </m:oMath>
       <w:r>
-        <w:t xml:space="preserve">lat).</w:t>
-      </w:r>
-    </w:p>
-    <w:bookmarkEnd w:id="32"/>
-    <w:bookmarkEnd w:id="33"/>
-    <w:bookmarkStart w:id="41" w:name="results"/>
+        <w:t xml:space="preserve">lat). Last, in the case of a successful exchange, we quantified the number of virtual taxa recorded in</w:t>
+      </w:r>
+      <w:r>
+        <w:t xml:space="preserve"> </w:t>
+      </w:r>
+      <m:oMath>
+        <m:sSub>
+          <m:e>
+            <m:r>
+              <m:rPr>
+                <m:sty m:val="p"/>
+                <m:scr m:val="script"/>
+              </m:rPr>
+              <m:t>A</m:t>
+            </m:r>
+          </m:e>
+          <m:sub>
+            <m:r>
+              <m:t>c</m:t>
+            </m:r>
+            <m:r>
+              <m:t>o</m:t>
+            </m:r>
+            <m:r>
+              <m:t>l</m:t>
+            </m:r>
+          </m:sub>
+        </m:sSub>
+      </m:oMath>
+      <w:r>
+        <w:t xml:space="preserve"> </w:t>
+      </w:r>
+      <w:r>
+        <w:t xml:space="preserve">at</w:t>
+      </w:r>
+      <w:r>
+        <w:t xml:space="preserve"> </w:t>
+      </w:r>
+      <m:oMath>
+        <m:sSub>
+          <m:e>
+            <m:r>
+              <m:t>t</m:t>
+            </m:r>
+          </m:e>
+          <m:sub>
+            <m:r>
+              <m:t>e</m:t>
+            </m:r>
+            <m:r>
+              <m:t>n</m:t>
+            </m:r>
+            <m:r>
+              <m:t>d</m:t>
+            </m:r>
+          </m:sub>
+        </m:sSub>
+      </m:oMath>
+      <w:r>
+        <w:t xml:space="preserve"> </w:t>
+      </w:r>
+      <w:r>
+        <w:t xml:space="preserve">and the proportion of</w:t>
+      </w:r>
+      <w:r>
+        <w:t xml:space="preserve"> </w:t>
+      </w:r>
+      <m:oMath>
+        <m:sSub>
+          <m:e>
+            <m:r>
+              <m:rPr>
+                <m:sty m:val="p"/>
+                <m:scr m:val="script"/>
+              </m:rPr>
+              <m:t>A</m:t>
+            </m:r>
+          </m:e>
+          <m:sub>
+            <m:r>
+              <m:t>c</m:t>
+            </m:r>
+            <m:r>
+              <m:t>o</m:t>
+            </m:r>
+            <m:r>
+              <m:t>l</m:t>
+            </m:r>
+          </m:sub>
+        </m:sSub>
+      </m:oMath>
+      <w:r>
+        <w:t xml:space="preserve"> </w:t>
+      </w:r>
+      <w:r>
+        <w:t xml:space="preserve">actually colonised at</w:t>
+      </w:r>
+      <w:r>
+        <w:t xml:space="preserve"> </w:t>
+      </w:r>
+      <m:oMath>
+        <m:sSub>
+          <m:e>
+            <m:r>
+              <m:t>t</m:t>
+            </m:r>
+          </m:e>
+          <m:sub>
+            <m:r>
+              <m:t>e</m:t>
+            </m:r>
+            <m:r>
+              <m:t>n</m:t>
+            </m:r>
+            <m:r>
+              <m:t>d</m:t>
+            </m:r>
+          </m:sub>
+        </m:sSub>
+      </m:oMath>
+      <w:r>
+        <w:t xml:space="preserve"> </w:t>
+      </w:r>
+      <w:r>
+        <w:t xml:space="preserve">as the ratio between the number of cells occupied by the colonisers and the total number of available cells (</w:t>
+      </w:r>
+      <w:r>
+        <w:rPr>
+          <w:i/>
+          <w:iCs/>
+        </w:rPr>
+        <w:t xml:space="preserve">i</w:t>
+      </w:r>
+      <w:r>
+        <w:t xml:space="preserve">.</w:t>
+      </w:r>
+      <w:r>
+        <w:rPr>
+          <w:i/>
+          <w:iCs/>
+        </w:rPr>
+        <w:t xml:space="preserve">e</w:t>
+      </w:r>
+      <w:r>
+        <w:t xml:space="preserve">., surface of</w:t>
+      </w:r>
+      <w:r>
+        <w:t xml:space="preserve"> </w:t>
+      </w:r>
+      <m:oMath>
+        <m:sSub>
+          <m:e>
+            <m:r>
+              <m:rPr>
+                <m:sty m:val="p"/>
+                <m:scr m:val="script"/>
+              </m:rPr>
+              <m:t>A</m:t>
+            </m:r>
+          </m:e>
+          <m:sub>
+            <m:r>
+              <m:t>c</m:t>
+            </m:r>
+            <m:r>
+              <m:t>o</m:t>
+            </m:r>
+            <m:r>
+              <m:t>l</m:t>
+            </m:r>
+          </m:sub>
+        </m:sSub>
+      </m:oMath>
+      <w:r>
+        <w:t xml:space="preserve">).</w:t>
+      </w:r>
+    </w:p>
+    <w:bookmarkEnd w:id="29"/>
+    <w:bookmarkEnd w:id="30"/>
+    <w:bookmarkStart w:id="38" w:name="results"/>
     <w:p>
       <w:pPr>
         <w:pStyle w:val="Heading1"/>
@@ -2219,13 +2208,13 @@
         <w:t xml:space="preserve">Results</w:t>
       </w:r>
     </w:p>
-    <w:bookmarkStart w:id="38" w:name="X46091cfcf02b26afcadcbdab517ba968c60939b"/>
+    <w:bookmarkStart w:id="35" w:name="Xed4bd03a92b5751ca77f2e414fb8e8b12710b4e"/>
     <w:p>
       <w:pPr>
         <w:pStyle w:val="Heading2"/>
       </w:pPr>
       <w:r>
-        <w:t xml:space="preserve">Climate makes it easier to reach North America from South America than the other way round</w:t>
+        <w:t xml:space="preserve">Climate makes it easier to reach North America from South America than the other way around</w:t>
       </w:r>
     </w:p>
     <w:p>
@@ -2233,10 +2222,52 @@
         <w:pStyle w:val="FirstParagraph"/>
       </w:pPr>
       <w:r>
-        <w:t xml:space="preserve">Unexpectedly, our simulation-based framework suggests that the proportion of simulations successfully reaching the other continent is always higher when starting from South America than from North America (Fig X). This imbalance, strikingly going against our expectations, is maintained whether we allowed species climatic niche to evolve following climatic change (44% vs. 87%, model M1) or not (29% vs 59%, model M0,</w:t>
-      </w:r>
-      <w:r>
-        <w:t xml:space="preserve"> </w:t>
+        <w:t xml:space="preserve">The contribution of palaeoclimate in the biogeographic asymmetry of the Great American Biotic Interchange (GABI) was tested in a simulation-based framework relying on gen3sis v1.5.11, a mechanistic eco-evolutionary simulator</w:t>
+      </w:r>
+      <w:r>
+        <w:rPr>
+          <w:vertAlign w:val="superscript"/>
+        </w:rPr>
+        <w:t xml:space="preserve">27</w:t>
+      </w:r>
+      <w:r>
+        <w:t xml:space="preserve"> </w:t>
+      </w:r>
+      <w:r>
+        <w:t xml:space="preserve">and palaeoclimatic layers (annual temperature and precipitation) covering the last 5 million years generated by the PALEO-PGEM emulator</w:t>
+      </w:r>
+      <w:r>
+        <w:rPr>
+          <w:vertAlign w:val="superscript"/>
+        </w:rPr>
+        <w:t xml:space="preserve">33,34</w:t>
+      </w:r>
+      <w:r>
+        <w:t xml:space="preserve">. Each set of simulations tracked the radiation of a clade either originating in North or in South America. Climate was the only ecological constraint limiting virtual species’ biogeography. We further compared the ability of virtual species to colonise the continent where they did not originate between the two initial conditions. For additional details, please refer to the</w:t>
+      </w:r>
+      <w:r>
+        <w:t xml:space="preserve"> </w:t>
+      </w:r>
+      <w:r>
+        <w:rPr>
+          <w:i/>
+          <w:iCs/>
+        </w:rPr>
+        <w:t xml:space="preserve">Star Methods</w:t>
+      </w:r>
+      <w:r>
+        <w:t xml:space="preserve"> </w:t>
+      </w:r>
+      <w:r>
+        <w:t xml:space="preserve">section.</w:t>
+      </w:r>
+    </w:p>
+    <w:p>
+      <w:pPr>
+        <w:pStyle w:val="BodyText"/>
+      </w:pPr>
+      <w:r>
+        <w:t xml:space="preserve">Our results suggest that the proportion of simulations successfully reaching the other continent is always higher when starting from South America than from North America (</w:t>
       </w:r>
       <w:hyperlink w:anchor="fig-2">
         <w:r>
@@ -2247,7 +2278,86 @@
         </w:r>
       </w:hyperlink>
       <w:r>
-        <w:t xml:space="preserve">). That being said, it has to be noticed that there the proportion of simulations resulting in no living representative (=crash) was on average twice higher for simulations starting in North America.</w:t>
+        <w:t xml:space="preserve"> </w:t>
+      </w:r>
+      <w:r>
+        <w:t xml:space="preserve">A). This imbalance, strikingly going against our expectations, is maintained whether we allow species climatic niche to evolve following climatic change (44% vs. 87%, model</w:t>
+      </w:r>
+      <w:r>
+        <w:t xml:space="preserve"> </w:t>
+      </w:r>
+      <m:oMath>
+        <m:r>
+          <m:t>M</m:t>
+        </m:r>
+        <m:r>
+          <m:t>1</m:t>
+        </m:r>
+      </m:oMath>
+      <w:r>
+        <w:t xml:space="preserve">) or not (29% vs 59%,</w:t>
+      </w:r>
+      <w:r>
+        <w:t xml:space="preserve"> </w:t>
+      </w:r>
+      <m:oMath>
+        <m:r>
+          <m:t>M</m:t>
+        </m:r>
+        <m:r>
+          <m:t>0</m:t>
+        </m:r>
+      </m:oMath>
+      <w:r>
+        <w:t xml:space="preserve">). Amputation of either the temperature (47% vs. 88%,</w:t>
+      </w:r>
+      <w:r>
+        <w:t xml:space="preserve"> </w:t>
+      </w:r>
+      <m:oMath>
+        <m:r>
+          <m:t>M</m:t>
+        </m:r>
+        <m:r>
+          <m:t>2</m:t>
+        </m:r>
+      </m:oMath>
+      <w:r>
+        <w:t xml:space="preserve">) or the precipitation (38% vs. 89%,</w:t>
+      </w:r>
+      <w:r>
+        <w:t xml:space="preserve"> </w:t>
+      </w:r>
+      <m:oMath>
+        <m:r>
+          <m:t>M</m:t>
+        </m:r>
+        <m:r>
+          <m:t>3</m:t>
+        </m:r>
+      </m:oMath>
+      <w:r>
+        <w:t xml:space="preserve">) compound of the climatic niche does not seem to alter the pattern.</w:t>
+      </w:r>
+      <w:r>
+        <w:t xml:space="preserve"> </w:t>
+      </w:r>
+      <w:r>
+        <w:t xml:space="preserve">That being said, the proportion of simulations resulting in no living representative (=crash) was on average twice higher for simulations starting in North America, except for model</w:t>
+      </w:r>
+      <w:r>
+        <w:t xml:space="preserve"> </w:t>
+      </w:r>
+      <m:oMath>
+        <m:r>
+          <m:t>M</m:t>
+        </m:r>
+        <m:r>
+          <m:t>3</m:t>
+        </m:r>
+      </m:oMath>
+      <w:r>
+        <w:t xml:space="preserve">.</w:t>
       </w:r>
     </w:p>
     <w:tbl>
@@ -2263,29 +2373,29 @@
       <w:tr>
         <w:tc>
           <w:tcPr/>
-          <w:bookmarkStart w:id="37" w:name="fig-2"/>
+          <w:bookmarkStart w:id="34" w:name="fig-2"/>
           <w:p>
             <w:pPr>
               <w:pStyle w:val="Compact"/>
-              <w:jc w:val="center"/>
+              <w:jc w:val="left"/>
             </w:pPr>
             <w:r>
               <w:drawing>
                 <wp:inline>
-                  <wp:extent cx="5943600" cy="2796378"/>
+                  <wp:extent cx="5521510" cy="7258717"/>
                   <wp:effectExtent b="0" l="0" r="0" t="0"/>
-                  <wp:docPr descr="" title="" id="35" name="Picture"/>
+                  <wp:docPr descr="" title="" id="32" name="Picture"/>
                   <a:graphic>
                     <a:graphicData uri="http://schemas.openxmlformats.org/drawingml/2006/picture">
                       <pic:pic>
                         <pic:nvPicPr>
-                          <pic:cNvPr descr="../Figures/prop_successful_exch/succ_exch_panel.png" id="36" name="Picture"/>
+                          <pic:cNvPr descr="../Figures/MS/Main/Figure2/Figure2.png" id="33" name="Picture"/>
                           <pic:cNvPicPr>
                             <a:picLocks noChangeArrowheads="1" noChangeAspect="1"/>
                           </pic:cNvPicPr>
                         </pic:nvPicPr>
                         <pic:blipFill>
-                          <a:blip r:embed="rId34"/>
+                          <a:blip r:embed="rId31"/>
                           <a:stretch>
                             <a:fillRect/>
                           </a:stretch>
@@ -2293,7 +2403,7 @@
                         <pic:spPr bwMode="auto">
                           <a:xfrm>
                             <a:off x="0" y="0"/>
-                            <a:ext cx="5943600" cy="2796378"/>
+                            <a:ext cx="5521510" cy="7258717"/>
                           </a:xfrm>
                           <a:prstGeom prst="rect">
                             <a:avLst/>
@@ -2314,7 +2424,7 @@
           </w:p>
           <w:p>
             <w:pPr>
-              <w:jc w:val="center"/>
+              <w:jc w:val="left"/>
             </w:pPr>
             <w:pPr>
               <w:jc w:val="start"/>
@@ -2322,188 +2432,433 @@
               <w:pStyle w:val="ImageCaption"/>
             </w:pPr>
             <w:r>
-              <w:t xml:space="preserve">Figure 2: Proportion of successful exchange to the other continent, either starting from North (red) or South (blue) America.</w:t>
+              <w:t xml:space="preserve">Figure 2: A few metrics summarising climate-mediated interchange. From left to right are depicted the results of the zero-adaptationist model (</w:t>
+            </w:r>
+            <m:oMath>
+              <m:r>
+                <m:t>M</m:t>
+              </m:r>
+              <m:r>
+                <m:t>0</m:t>
+              </m:r>
+            </m:oMath>
+            <w:r>
+              <w:t xml:space="preserve">, species climatic niche does not change through time – climate specialists), full adaptationist model (</w:t>
+            </w:r>
+            <m:oMath>
+              <m:r>
+                <m:t>M</m:t>
+              </m:r>
+              <m:r>
+                <m:t>1</m:t>
+              </m:r>
+            </m:oMath>
+            <w:r>
+              <w:t xml:space="preserve">, species climatic niche evolves following local environmental conditions – climate generalists) and alternative versions of</w:t>
+            </w:r>
+            <w:r>
+              <w:t xml:space="preserve"> </w:t>
+            </w:r>
+            <m:oMath>
+              <m:r>
+                <m:t>M</m:t>
+              </m:r>
+              <m:r>
+                <m:t>1</m:t>
+              </m:r>
+            </m:oMath>
+            <w:r>
+              <w:t xml:space="preserve"> </w:t>
+            </w:r>
+            <w:r>
+              <w:t xml:space="preserve">where species ecological niche is only determined by precipitation (</w:t>
+            </w:r>
+            <m:oMath>
+              <m:r>
+                <m:t>M</m:t>
+              </m:r>
+              <m:r>
+                <m:t>2</m:t>
+              </m:r>
+            </m:oMath>
+            <w:r>
+              <w:t xml:space="preserve">) or temperature (</w:t>
+            </w:r>
+            <m:oMath>
+              <m:r>
+                <m:t>M</m:t>
+              </m:r>
+              <m:r>
+                <m:t>3</m:t>
+              </m:r>
+            </m:oMath>
+            <w:r>
+              <w:t xml:space="preserve">). Each individual plot shows the outcome of simulations starting in North (red) and South (cyan) America.</w:t>
+            </w:r>
+            <w:r>
+              <w:t xml:space="preserve"> </w:t>
+            </w:r>
+            <w:r>
+              <w:rPr>
+                <w:b/>
+                <w:bCs/>
+              </w:rPr>
+              <w:t xml:space="preserve">(A)</w:t>
+            </w:r>
+            <w:r>
+              <w:t xml:space="preserve"> </w:t>
+            </w:r>
+            <w:r>
+              <w:t xml:space="preserve">Proportion of simulations leading to a successful exchange to the other continent.</w:t>
+            </w:r>
+            <w:r>
+              <w:t xml:space="preserve"> </w:t>
+            </w:r>
+            <w:r>
+              <w:rPr>
+                <w:b/>
+                <w:bCs/>
+              </w:rPr>
+              <w:t xml:space="preserve">(B)</w:t>
+            </w:r>
+            <w:r>
+              <w:t xml:space="preserve"> </w:t>
+            </w:r>
+            <w:r>
+              <w:t xml:space="preserve">Proportion of colonised area.</w:t>
+            </w:r>
+            <w:r>
+              <w:t xml:space="preserve"> </w:t>
+            </w:r>
+            <w:r>
+              <w:rPr>
+                <w:b/>
+                <w:bCs/>
+              </w:rPr>
+              <w:t xml:space="preserve">(C)</w:t>
+            </w:r>
+            <w:r>
+              <w:t xml:space="preserve"> </w:t>
+            </w:r>
+            <w:r>
+              <w:t xml:space="preserve">Distance to the isthmus. The last two metrics have been computed out of successful simulations,</w:t>
+            </w:r>
+            <w:r>
+              <w:t xml:space="preserve"> </w:t>
+            </w:r>
+            <w:r>
+              <w:rPr>
+                <w:i/>
+                <w:iCs/>
+              </w:rPr>
+              <w:t xml:space="preserve">i</w:t>
+            </w:r>
+            <w:r>
+              <w:t xml:space="preserve">.</w:t>
+            </w:r>
+            <w:r>
+              <w:rPr>
+                <w:i/>
+                <w:iCs/>
+              </w:rPr>
+              <w:t xml:space="preserve">e</w:t>
+            </w:r>
+            <w:r>
+              <w:t xml:space="preserve">., that resulted in a transcontinental faunal exchange.</w:t>
             </w:r>
           </w:p>
-          <w:bookmarkEnd w:id="37"/>
+          <w:bookmarkEnd w:id="34"/>
         </w:tc>
       </w:tr>
     </w:tbl>
+    <w:bookmarkEnd w:id="35"/>
+    <w:bookmarkStart w:id="36" w:name="success-on-the-foreign-continent"/>
+    <w:p>
+      <w:pPr>
+        <w:pStyle w:val="Heading2"/>
+      </w:pPr>
+      <w:r>
+        <w:t xml:space="preserve">Success on the foreign continent</w:t>
+      </w:r>
+    </w:p>
+    <w:p>
+      <w:pPr>
+        <w:pStyle w:val="FirstParagraph"/>
+      </w:pPr>
+      <w:r>
+        <w:t xml:space="preserve">Our findings reveal that successful simulations starting from North America result in a higher proportion of colonised area, except for the</w:t>
+      </w:r>
+      <w:r>
+        <w:t xml:space="preserve"> </w:t>
+      </w:r>
+      <m:oMath>
+        <m:r>
+          <m:t>M</m:t>
+        </m:r>
+        <m:r>
+          <m:t>3</m:t>
+        </m:r>
+      </m:oMath>
+      <w:r>
+        <w:t xml:space="preserve"> </w:t>
+      </w:r>
+      <w:r>
+        <w:t xml:space="preserve">model, relaxing the precipitation constraint on virtual species’ niche (</w:t>
+      </w:r>
+      <w:hyperlink w:anchor="fig-2">
+        <w:r>
+          <w:rPr>
+            <w:rStyle w:val="Hyperlink"/>
+          </w:rPr>
+          <w:t xml:space="preserve">Figure 2</w:t>
+        </w:r>
+      </w:hyperlink>
+      <w:r>
+        <w:t xml:space="preserve"> </w:t>
+      </w:r>
+      <w:r>
+        <w:t xml:space="preserve">B). In addition, successful simulations starting from North America generally started from an ancestor located closer to the isthmus than those starting from South America (</w:t>
+      </w:r>
+      <w:hyperlink w:anchor="fig-2">
+        <w:r>
+          <w:rPr>
+            <w:rStyle w:val="Hyperlink"/>
+          </w:rPr>
+          <w:t xml:space="preserve">Figure 2</w:t>
+        </w:r>
+      </w:hyperlink>
+      <w:r>
+        <w:t xml:space="preserve"> </w:t>
+      </w:r>
+      <w:r>
+        <w:t xml:space="preserve">C), again except for simulation generated under</w:t>
+      </w:r>
+      <w:r>
+        <w:t xml:space="preserve"> </w:t>
+      </w:r>
+      <m:oMath>
+        <m:r>
+          <m:t>M</m:t>
+        </m:r>
+        <m:r>
+          <m:t>3</m:t>
+        </m:r>
+      </m:oMath>
+      <w:r>
+        <w:t xml:space="preserve">. Also, we can highlight a general trend that the ancestral species originated closer to the isthmus in the case of successful simulations compared to unsuccessful ones (Supp. Figure 3-4).</w:t>
+      </w:r>
+    </w:p>
     <w:p>
       <w:pPr>
         <w:pStyle w:val="BodyText"/>
       </w:pPr>
+      <w:r>
+        <w:t xml:space="preserve">Last, no difference in the diversity reached on the colonised area could be characterised between simulations based on their area of origin (Supp. Figure 1).</w:t>
+      </w:r>
+    </w:p>
+    <w:bookmarkEnd w:id="36"/>
+    <w:bookmarkStart w:id="37" w:name="biome"/>
+    <w:p>
+      <w:pPr>
+        <w:pStyle w:val="Heading2"/>
+      </w:pPr>
+      <w:r>
+        <w:t xml:space="preserve">Biome</w:t>
+      </w:r>
+    </w:p>
+    <w:p>
+      <w:r>
+        <w:br w:type="page"/>
+      </w:r>
+    </w:p>
+    <w:bookmarkEnd w:id="37"/>
+    <w:bookmarkEnd w:id="38"/>
+    <w:bookmarkStart w:id="42" w:name="discussion"/>
+    <w:p>
+      <w:pPr>
+        <w:pStyle w:val="Heading1"/>
+      </w:pPr>
+      <w:r>
+        <w:t xml:space="preserve">Discussion</w:t>
+      </w:r>
+    </w:p>
+    <w:p>
+      <w:pPr>
+        <w:pStyle w:val="FirstParagraph"/>
+      </w:pPr>
+      <w:r>
+        <w:t xml:space="preserve">Smoothing asymmetry =&gt; echo to birds</w:t>
+      </w:r>
+      <w:r>
+        <w:rPr>
+          <w:vertAlign w:val="superscript"/>
+        </w:rPr>
+        <w:t xml:space="preserve">37</w:t>
+      </w:r>
+      <w:r>
+        <w:t xml:space="preserve">, flying behaviour relaxing constraints applied to land mammals ?</w:t>
+      </w:r>
+    </w:p>
+    <w:p>
+      <w:pPr>
+        <w:pStyle w:val="BodyText"/>
+      </w:pPr>
+      <w:r>
+        <w:t xml:space="preserve">Species pool proved relevant in the case of the interchange along the Wallacea</w:t>
+      </w:r>
+      <w:r>
+        <w:rPr>
+          <w:vertAlign w:val="superscript"/>
+        </w:rPr>
+        <w:t xml:space="preserve">31</w:t>
+      </w:r>
+      <w:r>
+        <w:t xml:space="preserve">. But here, we expect to find more species in South America, encompassing one of earth’s major and long-standing biodiversity hotspot – Amazonia</w:t>
+      </w:r>
+      <w:r>
+        <w:rPr>
+          <w:vertAlign w:val="superscript"/>
+        </w:rPr>
+        <w:t xml:space="preserve">38</w:t>
+      </w:r>
+      <w:r>
+        <w:t xml:space="preserve"> </w:t>
+      </w:r>
+      <w:r>
+        <w:t xml:space="preserve">– than in North America, though see Vrba.</w:t>
+      </w:r>
+    </w:p>
+    <w:bookmarkStart w:id="39" w:name="climate"/>
+    <w:p>
+      <w:pPr>
+        <w:pStyle w:val="Heading2"/>
+      </w:pPr>
+      <w:r>
+        <w:t xml:space="preserve">Climate</w:t>
+      </w:r>
+    </w:p>
+    <w:p>
+      <w:pPr>
+        <w:pStyle w:val="FirstParagraph"/>
+      </w:pPr>
+      <w:r>
+        <w:t xml:space="preserve">One of the predictions of Vrba’s ressource-use hypotheses formulated in the framework of the habitat theory</w:t>
+      </w:r>
+      <w:r>
+        <w:rPr>
+          <w:vertAlign w:val="superscript"/>
+        </w:rPr>
+        <w:t xml:space="preserve">20</w:t>
+      </w:r>
+      <w:r>
+        <w:t xml:space="preserve"> </w:t>
+      </w:r>
+      <w:r>
+        <w:t xml:space="preserve">applied to the GABI is that tropical specialists, in the aftermath of the global cooling occurring in the Plio-Pleistocene boundary, would have naturally been attracted towards the equator, in turn actively promoting some North American mammal’s establishment in South America. On the other hand, fewer mammals – only biome generalists or open-habitat specialists – from South America are expected to roam the other way round. Our virtual experiments partially corroborate with these predictions, in the sense that tropical-adapted taxa of North American origin have a higher prevalence of crossing the isthmus than species belonging to other biomes (Figure X [biomes], model M0).</w:t>
+      </w:r>
+    </w:p>
+    <w:p>
+      <w:pPr>
+        <w:pStyle w:val="BodyText"/>
+      </w:pPr>
+      <w:r>
+        <w:t xml:space="preserve">Success in South America for temperate-adapted species, posited as the most successful, not recovered, with tropical meeting the gighest success</w:t>
+      </w:r>
+    </w:p>
+    <w:p>
+      <w:pPr>
+        <w:pStyle w:val="BodyText"/>
+      </w:pPr>
+      <w:r>
+        <w:t xml:space="preserve">Precipitation niche</w:t>
+      </w:r>
+      <w:r>
+        <w:rPr>
+          <w:vertAlign w:val="superscript"/>
+        </w:rPr>
+        <w:t xml:space="preserve">29</w:t>
+      </w:r>
+      <w:r>
+        <w:t xml:space="preserve">.</w:t>
+      </w:r>
+      <w:r>
+        <w:t xml:space="preserve"> </w:t>
+      </w:r>
+      <w:r>
+        <w:t xml:space="preserve">Result of Figure 2C for</w:t>
+      </w:r>
+      <w:r>
+        <w:t xml:space="preserve"> </w:t>
+      </w:r>
+      <m:oMath>
+        <m:r>
+          <m:t>M</m:t>
+        </m:r>
+        <m:r>
+          <m:t>3</m:t>
+        </m:r>
+      </m:oMath>
+      <w:r>
+        <w:t xml:space="preserve"> </w:t>
+      </w:r>
+      <w:r>
+        <w:t xml:space="preserve">can be related to tropical biome</w:t>
+      </w:r>
+    </w:p>
+    <w:p>
+      <w:pPr>
+        <w:pStyle w:val="BodyText"/>
+      </w:pPr>
+      <w:r>
+        <w:t xml:space="preserve">Tropical Niche Conservatism</w:t>
+      </w:r>
+    </w:p>
+    <w:bookmarkEnd w:id="39"/>
+    <w:bookmarkStart w:id="40" w:name="on-the-effect-of-geography"/>
+    <w:p>
+      <w:pPr>
+        <w:pStyle w:val="Heading2"/>
+      </w:pPr>
+      <w:r>
+        <w:t xml:space="preserve">On the effect of geography</w:t>
+      </w:r>
+    </w:p>
+    <w:p>
+      <w:pPr>
+        <w:pStyle w:val="FirstParagraph"/>
+      </w:pPr>
+      <w:r>
+        <w:t xml:space="preserve">One consistent pattern, however, is the fact that the prevalence of an intercontinental interchange gets higher as the ancestral species’ coordinates get closer to the isthmus, which mirrors the results of Motta &amp; Quental</w:t>
+      </w:r>
+      <w:r>
+        <w:rPr>
+          <w:vertAlign w:val="superscript"/>
+        </w:rPr>
+        <w:t xml:space="preserve">39</w:t>
+      </w:r>
+    </w:p>
+    <w:p>
+      <w:pPr>
+        <w:pStyle w:val="BodyText"/>
+      </w:pPr>
+      <w:r>
+        <w:t xml:space="preserve">Is it just about</w:t>
+      </w:r>
+      <w:r>
+        <w:t xml:space="preserve"> </w:t>
+      </w:r>
       <w:r>
         <w:rPr>
           <w:b/>
           <w:bCs/>
         </w:rPr>
-        <w:t xml:space="preserve">Biome here?</w:t>
-      </w:r>
-    </w:p>
-    <w:bookmarkEnd w:id="38"/>
-    <w:bookmarkStart w:id="39" w:name="success-on-the-foreign-continent"/>
-    <w:p>
-      <w:pPr>
-        <w:pStyle w:val="Heading2"/>
-      </w:pPr>
-      <w:r>
-        <w:t xml:space="preserve">Success on the foreign continent</w:t>
-      </w:r>
-    </w:p>
-    <w:bookmarkEnd w:id="39"/>
-    <w:bookmarkStart w:id="40" w:name="X7a927ae912a5869e71832d686916bf60c91de1e"/>
-    <w:p>
-      <w:pPr>
-        <w:pStyle w:val="Heading2"/>
-      </w:pPr>
-      <w:r>
-        <w:t xml:space="preserve">Geographic features of the simulated interchange</w:t>
-      </w:r>
-    </w:p>
-    <w:p>
-      <w:r>
-        <w:br w:type="page"/>
-      </w:r>
-    </w:p>
-    <w:bookmarkEnd w:id="40"/>
-    <w:bookmarkEnd w:id="41"/>
-    <w:bookmarkStart w:id="45" w:name="discussion"/>
-    <w:p>
-      <w:pPr>
-        <w:pStyle w:val="Heading1"/>
-      </w:pPr>
-      <w:r>
-        <w:t xml:space="preserve">Discussion</w:t>
-      </w:r>
-    </w:p>
-    <w:p>
-      <w:pPr>
-        <w:pStyle w:val="FirstParagraph"/>
-      </w:pPr>
-      <w:r>
-        <w:t xml:space="preserve">Smoothing asymmetry =&gt; echo to birds</w:t>
-      </w:r>
-      <w:r>
-        <w:t xml:space="preserve"> </w:t>
-      </w:r>
-      <w:r>
-        <w:t xml:space="preserve">[37]</w:t>
-      </w:r>
-      <w:r>
-        <w:t xml:space="preserve">, flying behaviour relaxing constraints applied to land mammals ?</w:t>
-      </w:r>
-    </w:p>
-    <w:p>
-      <w:pPr>
-        <w:pStyle w:val="BodyText"/>
-      </w:pPr>
-      <w:r>
-        <w:t xml:space="preserve">Species pool proved relevant in the case of the interchange along the Wallacea</w:t>
-      </w:r>
-      <w:r>
-        <w:t xml:space="preserve"> </w:t>
-      </w:r>
-      <w:r>
-        <w:t xml:space="preserve">[31]</w:t>
-      </w:r>
-      <w:r>
-        <w:t xml:space="preserve">. But here, we expect to find more species in South America, encompassing one of earth’s major and long-standing biodiversity hotspot – Amazonia</w:t>
-      </w:r>
-      <w:r>
-        <w:t xml:space="preserve"> </w:t>
-      </w:r>
-      <w:r>
-        <w:t xml:space="preserve">[38]</w:t>
-      </w:r>
-      <w:r>
-        <w:t xml:space="preserve"> </w:t>
-      </w:r>
-      <w:r>
-        <w:t xml:space="preserve">– than in North America, though see Vrba.</w:t>
-      </w:r>
-    </w:p>
-    <w:bookmarkStart w:id="42" w:name="climate"/>
-    <w:p>
-      <w:pPr>
-        <w:pStyle w:val="Heading2"/>
-      </w:pPr>
-      <w:r>
-        <w:t xml:space="preserve">Climate</w:t>
-      </w:r>
-    </w:p>
-    <w:p>
-      <w:pPr>
-        <w:pStyle w:val="FirstParagraph"/>
-      </w:pPr>
-      <w:r>
-        <w:t xml:space="preserve">One of the predictions of Vrba’s ressource-use hypotheses formulated in the framework of the habitat theory</w:t>
-      </w:r>
-      <w:r>
-        <w:t xml:space="preserve"> </w:t>
-      </w:r>
-      <w:r>
-        <w:t xml:space="preserve">[20]</w:t>
-      </w:r>
-      <w:r>
-        <w:t xml:space="preserve"> </w:t>
-      </w:r>
-      <w:r>
-        <w:t xml:space="preserve">applied to the GABI is that tropical specialists, in the aftermath of the global cooling occurring in the Plio-Pleistocene boundary, would have naturally been attracted towards the equator, in turn actively promoting some North American mammal’s establishment in South America. On the other hand, fewer mammals – only biome generalists or open-habitat specialists – from South America are expected to roam the other way round. Our virtual experiments partially corroborate with these predictions, in the sense that tropical-adapted taxa of North American origin have a higher prevalence of crossing the isthmus than species belonging to other biomes (Figure X [biomes], model M0).</w:t>
-      </w:r>
-    </w:p>
-    <w:p>
-      <w:pPr>
-        <w:pStyle w:val="BodyText"/>
-      </w:pPr>
-      <w:r>
-        <w:t xml:space="preserve">Success in South America for temperate-adapted species, posited as the most successful, not recovered, with tropical meeting the gighest success</w:t>
-      </w:r>
-    </w:p>
-    <w:p>
-      <w:pPr>
-        <w:pStyle w:val="BodyText"/>
-      </w:pPr>
-      <w:r>
-        <w:t xml:space="preserve">Precipitation niche</w:t>
-      </w:r>
-      <w:r>
-        <w:t xml:space="preserve"> </w:t>
-      </w:r>
-      <w:r>
-        <w:t xml:space="preserve">[29]</w:t>
-      </w:r>
-    </w:p>
-    <w:bookmarkEnd w:id="42"/>
-    <w:bookmarkStart w:id="43" w:name="on-the-effect-of-geography"/>
-    <w:p>
-      <w:pPr>
-        <w:pStyle w:val="Heading2"/>
-      </w:pPr>
-      <w:r>
-        <w:t xml:space="preserve">On the effect of geography</w:t>
-      </w:r>
-    </w:p>
-    <w:p>
-      <w:pPr>
-        <w:pStyle w:val="FirstParagraph"/>
-      </w:pPr>
-      <w:r>
-        <w:t xml:space="preserve">One consistent pattern, however, is the fact that the prevalence of an intercontinental interchange gets higher as the ancestral species’ coordinates get closer to the isthmus, which mirrors the results of Motta &amp; Quental</w:t>
-      </w:r>
-      <w:r>
-        <w:t xml:space="preserve"> </w:t>
-      </w:r>
-      <w:r>
-        <w:t xml:space="preserve">[39]</w:t>
-      </w:r>
-    </w:p>
-    <w:p>
-      <w:pPr>
-        <w:pStyle w:val="BodyText"/>
-      </w:pPr>
-      <w:r>
-        <w:t xml:space="preserve">Is it just about</w:t>
+        <w:t xml:space="preserve">reaching</w:t>
+      </w:r>
+      <w:r>
+        <w:t xml:space="preserve"> </w:t>
+      </w:r>
+      <w:r>
+        <w:t xml:space="preserve">or more about</w:t>
       </w:r>
       <w:r>
         <w:t xml:space="preserve"> </w:t>
@@ -2513,22 +2868,6 @@
           <w:b/>
           <w:bCs/>
         </w:rPr>
-        <w:t xml:space="preserve">reaching</w:t>
-      </w:r>
-      <w:r>
-        <w:t xml:space="preserve"> </w:t>
-      </w:r>
-      <w:r>
-        <w:t xml:space="preserve">or more about</w:t>
-      </w:r>
-      <w:r>
-        <w:t xml:space="preserve"> </w:t>
-      </w:r>
-      <w:r>
-        <w:rPr>
-          <w:b/>
-          <w:bCs/>
-        </w:rPr>
         <w:t xml:space="preserve">reaching &amp; surviving</w:t>
       </w:r>
       <w:r>
@@ -2551,8 +2890,8 @@
         <w:t xml:space="preserve">Fortuitous experiment ?</w:t>
       </w:r>
     </w:p>
-    <w:bookmarkEnd w:id="43"/>
-    <w:bookmarkStart w:id="44" w:name="limitations-perspectives"/>
+    <w:bookmarkEnd w:id="40"/>
+    <w:bookmarkStart w:id="41" w:name="limitations-perspectives"/>
     <w:p>
       <w:pPr>
         <w:pStyle w:val="Heading2"/>
@@ -2566,7 +2905,7 @@
         <w:pStyle w:val="FirstParagraph"/>
       </w:pPr>
       <w:r>
-        <w:t xml:space="preserve">Maybe one of the most obvious caveats of our study stems from the assumption of fixed palaeogeography, particularly near the isthmus, whereas we know that this region changed across our study.</w:t>
+        <w:t xml:space="preserve">Assumption of fixed palaeogeography, particularly near the isthmus, whereas we know that this region changed across our study.</w:t>
       </w:r>
     </w:p>
     <w:p>
@@ -2574,197 +2913,231 @@
         <w:pStyle w:val="BodyText"/>
       </w:pPr>
       <w:r>
+        <w:t xml:space="preserve">spatial clustering of simulation crashing in temperate/cold North America =&gt; related to biome instability in the zone ?</w:t>
+      </w:r>
+    </w:p>
+    <w:p>
+      <w:pPr>
+        <w:pStyle w:val="BodyText"/>
+      </w:pPr>
+      <w:r>
         <w:t xml:space="preserve">Problem of taxonomic extinctions in Gen3sis!</w:t>
       </w:r>
     </w:p>
-    <w:bookmarkEnd w:id="44"/>
-    <w:bookmarkEnd w:id="45"/>
-    <w:bookmarkStart w:id="46" w:name="thrash"/>
-    <w:p>
-      <w:pPr>
-        <w:pStyle w:val="Heading1"/>
-      </w:pPr>
-      <w:r>
-        <w:t xml:space="preserve">Thrash</w:t>
-      </w:r>
-    </w:p>
-    <w:p>
-      <w:pPr>
-        <w:pStyle w:val="FirstParagraph"/>
-      </w:pPr>
-      <w:r>
-        <w:t xml:space="preserve">Throughout its evolutionary history, the biosphere has been repeatedly marked by the occurrence of geodispersal events, that is, exchanges of large species pools across landmasses</w:t>
-      </w:r>
-      <w:r>
-        <w:t xml:space="preserve"> </w:t>
-      </w:r>
-      <w:r>
-        <w:t xml:space="preserve">[41]</w:t>
-      </w:r>
-      <w:r>
-        <w:t xml:space="preserve">.</w:t>
-      </w:r>
-    </w:p>
     <w:p>
       <w:pPr>
         <w:pStyle w:val="BodyText"/>
       </w:pPr>
       <w:r>
-        <w:t xml:space="preserve">Competition involving clades of similar ecology appeared as a likely first-order explanation to the recent demise of South American endemic mammal clades such as native ungulates</w:t>
-      </w:r>
-      <w:r>
-        <w:t xml:space="preserve"> </w:t>
-      </w:r>
-      <w:r>
-        <w:t xml:space="preserve">[13]</w:t>
-      </w:r>
-      <w:r>
-        <w:t xml:space="preserve"> </w:t>
-      </w:r>
-      <w:r>
-        <w:t xml:space="preserve">or sparassodonts (metatherian predators,</w:t>
-      </w:r>
-      <w:r>
-        <w:t xml:space="preserve"> </w:t>
-      </w:r>
-      <w:r>
-        <w:t xml:space="preserve">[22,42]</w:t>
-      </w:r>
-      <w:r>
-        <w:t xml:space="preserve">) that followed the establishment of northern lineages</w:t>
-      </w:r>
-      <w:r>
-        <w:t xml:space="preserve"> </w:t>
-      </w:r>
-      <w:r>
-        <w:t xml:space="preserve">[15]</w:t>
-      </w:r>
-      <w:r>
-        <w:t xml:space="preserve">. This hypothesis mostly relied on striking morphological convergences between the clades assumed to have competed (</w:t>
+        <w:t xml:space="preserve">Timeline of the simulation (last 5Myrs). Some claim for an onset of the interchange further back in time, but we justify our choice as (1) most studies agree with an onset of significant mammal exchange</w:t>
+      </w:r>
+      <w:r>
+        <w:t xml:space="preserve"> </w:t>
       </w:r>
       <w:r>
         <w:rPr>
           <w:i/>
           <w:iCs/>
         </w:rPr>
-        <w:t xml:space="preserve">e</w:t>
+        <w:t xml:space="preserve">c.</w:t>
+      </w:r>
+      <w:r>
+        <w:t xml:space="preserve"> </w:t>
+      </w:r>
+      <w:r>
+        <w:t xml:space="preserve">3.5 Ma and (2) assumpltion of fixed palaeogeography.</w:t>
+      </w:r>
+    </w:p>
+    <w:bookmarkEnd w:id="41"/>
+    <w:bookmarkEnd w:id="42"/>
+    <w:bookmarkStart w:id="43" w:name="thrash"/>
+    <w:p>
+      <w:pPr>
+        <w:pStyle w:val="Heading1"/>
+      </w:pPr>
+      <w:r>
+        <w:t xml:space="preserve">Thrash</w:t>
+      </w:r>
+    </w:p>
+    <w:p>
+      <w:pPr>
+        <w:pStyle w:val="FirstParagraph"/>
+      </w:pPr>
+      <w:r>
+        <w:t xml:space="preserve">Throughout its evolutionary history, the biosphere has been repeatedly marked by the occurrence of geodispersal events, that is, exchanges of large species pools across landmasses</w:t>
+      </w:r>
+      <w:r>
+        <w:rPr>
+          <w:vertAlign w:val="superscript"/>
+        </w:rPr>
+        <w:t xml:space="preserve">41</w:t>
       </w:r>
       <w:r>
         <w:t xml:space="preserve">.</w:t>
+      </w:r>
+    </w:p>
+    <w:p>
+      <w:pPr>
+        <w:pStyle w:val="BodyText"/>
+      </w:pPr>
+      <w:r>
+        <w:t xml:space="preserve">Competition involving clades of similar ecology appeared as a likely first-order explanation to the recent demise of South American endemic mammal clades such as native ungulates</w:t>
+      </w:r>
+      <w:r>
+        <w:rPr>
+          <w:vertAlign w:val="superscript"/>
+        </w:rPr>
+        <w:t xml:space="preserve">13</w:t>
+      </w:r>
+      <w:r>
+        <w:t xml:space="preserve"> </w:t>
+      </w:r>
+      <w:r>
+        <w:t xml:space="preserve">or sparassodonts (metatherian predators,</w:t>
+      </w:r>
+      <w:r>
+        <w:rPr>
+          <w:vertAlign w:val="superscript"/>
+        </w:rPr>
+        <w:t xml:space="preserve">22,42</w:t>
+      </w:r>
+      <w:r>
+        <w:t xml:space="preserve">) that followed the establishment of northern lineages</w:t>
+      </w:r>
+      <w:r>
+        <w:rPr>
+          <w:vertAlign w:val="superscript"/>
+        </w:rPr>
+        <w:t xml:space="preserve">15</w:t>
+      </w:r>
+      <w:r>
+        <w:t xml:space="preserve">. This hypothesis mostly relied on striking morphological convergences between the clades assumed to have competed (</w:t>
       </w:r>
       <w:r>
         <w:rPr>
           <w:i/>
           <w:iCs/>
         </w:rPr>
-        <w:t xml:space="preserve">g</w:t>
-      </w:r>
-      <w:r>
-        <w:t xml:space="preserve">., sabertooth among predators, high-crowned and ever-growing cheek teeth among herbivores). However, several analyses of the fossil record provided no evidence for competition between native South American mammals and their northern counterparts</w:t>
-      </w:r>
-      <w:r>
-        <w:t xml:space="preserve"> </w:t>
-      </w:r>
-      <w:r>
-        <w:t xml:space="preserve">[21,22]</w:t>
-      </w:r>
-      <w:r>
-        <w:t xml:space="preserve">. That being said, using phylogenetic regressions, Faurby et al.</w:t>
-      </w:r>
-      <w:r>
-        <w:t xml:space="preserve"> </w:t>
-      </w:r>
-      <w:r>
-        <w:t xml:space="preserve">[18]</w:t>
-      </w:r>
-      <w:r>
-        <w:t xml:space="preserve"> </w:t>
-      </w:r>
-      <w:r>
-        <w:t xml:space="preserve">found support for another biotic interaction as a likely driver behind GABI’s asymmetry: predation. They indeed characterised a higher prevalence of traits increasing prey susceptibility among the endemic south american mammals. + larger niches of competitors</w:t>
-      </w:r>
-      <w:r>
-        <w:t xml:space="preserve"> </w:t>
-      </w:r>
-      <w:r>
-        <w:t xml:space="preserve">[16]</w:t>
-      </w:r>
-    </w:p>
-    <w:p>
-      <w:pPr>
-        <w:pStyle w:val="BodyText"/>
-      </w:pPr>
-      <w:r>
-        <w:t xml:space="preserve">These would include Pleistocene climate fluctuations and the consequent alternating phases of emergence of open landscapes across Central America, in turn favouring the dispersal of large temperate-adapted mammals to the detriment of tropical-adapted ones</w:t>
-      </w:r>
-    </w:p>
-    <w:p>
-      <w:pPr>
-        <w:pStyle w:val="BodyText"/>
-      </w:pPr>
-      <w:r>
-        <w:t xml:space="preserve">Other studies proposed the implication of abiotic factors. Some put the emphasis on Pleistocene climate fluctuations and the consequent alternating phases of emergence of landscape opening across Central America, in turn favouring the dispersal of large temperate-adapted mammals to the detriment of tropical-adapted ones</w:t>
-      </w:r>
-      <w:r>
-        <w:t xml:space="preserve"> </w:t>
-      </w:r>
-      <w:r>
-        <w:t xml:space="preserve">[8,10,17]</w:t>
-      </w:r>
-      <w:r>
-        <w:t xml:space="preserve">. Others drew direct relationships between the higher extinction rates of native South American mammal genera and temperature change</w:t>
-      </w:r>
-      <w:r>
-        <w:t xml:space="preserve"> </w:t>
-      </w:r>
-      <w:r>
-        <w:t xml:space="preserve">[24]</w:t>
+        <w:t xml:space="preserve">e</w:t>
       </w:r>
       <w:r>
         <w:t xml:space="preserve">.</w:t>
-      </w:r>
-    </w:p>
-    <w:p>
-      <w:pPr>
-        <w:pStyle w:val="BodyText"/>
-      </w:pPr>
-      <w:r>
-        <w:t xml:space="preserve">several studies proposed that palaeoclimate change shaped unequal dispersal abilities between northern and southern taxa</w:t>
-      </w:r>
-      <w:r>
-        <w:t xml:space="preserve"> </w:t>
-      </w:r>
-      <w:r>
-        <w:t xml:space="preserve">[8,10,17,24]</w:t>
-      </w:r>
-      <w:r>
-        <w:t xml:space="preserve">, although the hypothesis according to which the asymmetry of the GABI would stem from dispersal rates is still largely debated</w:t>
-      </w:r>
-      <w:r>
-        <w:t xml:space="preserve"> </w:t>
-      </w:r>
-      <w:r>
-        <w:t xml:space="preserve">[</w:t>
       </w:r>
       <w:r>
         <w:rPr>
           <w:i/>
           <w:iCs/>
         </w:rPr>
-        <w:t xml:space="preserve">e</w:t>
+        <w:t xml:space="preserve">g</w:t>
+      </w:r>
+      <w:r>
+        <w:t xml:space="preserve">., sabertooth among predators, high-crowned and ever-growing cheek teeth among herbivores). However, several analyses of the fossil record provided no evidence for competition between native South American mammals and their northern counterparts</w:t>
+      </w:r>
+      <w:r>
+        <w:rPr>
+          <w:vertAlign w:val="superscript"/>
+        </w:rPr>
+        <w:t xml:space="preserve">21,22</w:t>
+      </w:r>
+      <w:r>
+        <w:t xml:space="preserve">. That being said, using phylogenetic regressions, Faurby et al.</w:t>
+      </w:r>
+      <w:r>
+        <w:rPr>
+          <w:vertAlign w:val="superscript"/>
+        </w:rPr>
+        <w:t xml:space="preserve">18</w:t>
+      </w:r>
+      <w:r>
+        <w:t xml:space="preserve"> </w:t>
+      </w:r>
+      <w:r>
+        <w:t xml:space="preserve">found support for another biotic interaction as a likely driver behind GABI’s asymmetry: predation. They indeed characterised a higher prevalence of traits increasing prey susceptibility among the endemic south american mammals. + larger niches of competitors</w:t>
+      </w:r>
+      <w:r>
+        <w:rPr>
+          <w:vertAlign w:val="superscript"/>
+        </w:rPr>
+        <w:t xml:space="preserve">16</w:t>
+      </w:r>
+    </w:p>
+    <w:p>
+      <w:pPr>
+        <w:pStyle w:val="BodyText"/>
+      </w:pPr>
+      <w:r>
+        <w:t xml:space="preserve">These would include Pleistocene climate fluctuations and the consequent alternating phases of emergence of open landscapes across Central America, in turn favouring the dispersal of large temperate-adapted mammals to the detriment of tropical-adapted ones</w:t>
+      </w:r>
+    </w:p>
+    <w:p>
+      <w:pPr>
+        <w:pStyle w:val="BodyText"/>
+      </w:pPr>
+      <w:r>
+        <w:t xml:space="preserve">Other studies proposed the implication of abiotic factors. Some put the emphasis on Pleistocene climate fluctuations and the consequent alternating phases of emergence of landscape opening across Central America, in turn favouring the dispersal of large temperate-adapted mammals to the detriment of tropical-adapted ones</w:t>
+      </w:r>
+      <w:r>
+        <w:rPr>
+          <w:vertAlign w:val="superscript"/>
+        </w:rPr>
+        <w:t xml:space="preserve">8,10,17</w:t>
+      </w:r>
+      <w:r>
+        <w:t xml:space="preserve">. Others drew direct relationships between the higher extinction rates of native South American mammal genera and temperature change</w:t>
+      </w:r>
+      <w:r>
+        <w:rPr>
+          <w:vertAlign w:val="superscript"/>
+        </w:rPr>
+        <w:t xml:space="preserve">24</w:t>
       </w:r>
       <w:r>
         <w:t xml:space="preserve">.</w:t>
+      </w:r>
+    </w:p>
+    <w:p>
+      <w:pPr>
+        <w:pStyle w:val="BodyText"/>
+      </w:pPr>
+      <w:r>
+        <w:t xml:space="preserve">several studies proposed that palaeoclimate change shaped unequal dispersal abilities between northern and southern taxa</w:t>
+      </w:r>
+      <w:r>
+        <w:rPr>
+          <w:vertAlign w:val="superscript"/>
+        </w:rPr>
+        <w:t xml:space="preserve">8,10,17,24</w:t>
+      </w:r>
+      <w:r>
+        <w:t xml:space="preserve">, although the hypothesis according to which the asymmetry of the GABI would stem from dispersal rates is still largely debated</w:t>
       </w:r>
       <w:r>
         <w:rPr>
           <w:i/>
           <w:iCs/>
+          <w:vertAlign w:val="superscript"/>
+        </w:rPr>
+        <w:t xml:space="preserve">e</w:t>
+      </w:r>
+      <w:r>
+        <w:rPr>
+          <w:vertAlign w:val="superscript"/>
+        </w:rPr>
+        <w:t xml:space="preserve">.</w:t>
+      </w:r>
+      <w:r>
+        <w:rPr>
+          <w:i/>
+          <w:iCs/>
+          <w:vertAlign w:val="superscript"/>
         </w:rPr>
         <w:t xml:space="preserve">g</w:t>
       </w:r>
       <w:r>
-        <w:t xml:space="preserve">., 12]</w:t>
+        <w:rPr>
+          <w:vertAlign w:val="superscript"/>
+        </w:rPr>
+        <w:t xml:space="preserve">., 12</w:t>
       </w:r>
       <w:r>
         <w:t xml:space="preserve">.</w:t>
@@ -2775,8 +3148,8 @@
         <w:br w:type="page"/>
       </w:r>
     </w:p>
-    <w:bookmarkEnd w:id="46"/>
-    <w:bookmarkStart w:id="130" w:name="references"/>
+    <w:bookmarkEnd w:id="43"/>
+    <w:bookmarkStart w:id="127" w:name="references"/>
     <w:p>
       <w:pPr>
         <w:pStyle w:val="Heading1"/>
@@ -2785,8 +3158,8 @@
         <w:t xml:space="preserve">References</w:t>
       </w:r>
     </w:p>
-    <w:bookmarkStart w:id="129" w:name="refs"/>
-    <w:bookmarkStart w:id="48" w:name="ref-marshall1982"/>
+    <w:bookmarkStart w:id="126" w:name="refs"/>
+    <w:bookmarkStart w:id="45" w:name="ref-marshall1982"/>
     <w:p>
       <w:pPr>
         <w:pStyle w:val="Bibliography"/>
@@ -2801,12 +3174,12 @@
         <w:t xml:space="preserve">	</w:t>
       </w:r>
       <w:r>
-        <w:t xml:space="preserve">Marshall LG, Webb SD, Sepkoski JJ, Raup DM. 1982</w:t>
-      </w:r>
-      <w:r>
-        <w:t xml:space="preserve"> </w:t>
-      </w:r>
-      <w:hyperlink r:id="rId47">
+        <w:t xml:space="preserve">Marshall, L.G., Webb, S.D., Sepkoski, J.J., and Raup, D.M. (1982).</w:t>
+      </w:r>
+      <w:r>
+        <w:t xml:space="preserve"> </w:t>
+      </w:r>
+      <w:hyperlink r:id="rId44">
         <w:r>
           <w:rPr>
             <w:rStyle w:val="Hyperlink"/>
@@ -2815,7 +3188,7 @@
         </w:r>
       </w:hyperlink>
       <w:r>
-        <w:t xml:space="preserve">.</w:t>
+        <w:t xml:space="preserve">. Science</w:t>
       </w:r>
       <w:r>
         <w:t xml:space="preserve"> </w:t>
@@ -2825,24 +3198,14 @@
           <w:i/>
           <w:iCs/>
         </w:rPr>
-        <w:t xml:space="preserve">Science</w:t>
-      </w:r>
-      <w:r>
-        <w:t xml:space="preserve"> </w:t>
-      </w:r>
-      <w:r>
-        <w:rPr>
-          <w:b/>
-          <w:bCs/>
-        </w:rPr>
         <w:t xml:space="preserve">215</w:t>
       </w:r>
       <w:r>
         <w:t xml:space="preserve">, 1351–1357.</w:t>
       </w:r>
     </w:p>
-    <w:bookmarkEnd w:id="48"/>
-    <w:bookmarkStart w:id="50" w:name="ref-montes2015"/>
+    <w:bookmarkEnd w:id="45"/>
+    <w:bookmarkStart w:id="47" w:name="ref-montes2015"/>
     <w:p>
       <w:pPr>
         <w:pStyle w:val="Bibliography"/>
@@ -2857,7 +3220,7 @@
         <w:t xml:space="preserve">	</w:t>
       </w:r>
       <w:r>
-        <w:t xml:space="preserve">Montes C</w:t>
+        <w:t xml:space="preserve">Montes, C., Cardona, A., Jaramillo, C., Pardo, A., Silva, J.C., Valencia, V., Ayala, C., Pérez-Angel, L.C., Rodriguez-Parra, L.A., Ramirez, V., et al. (2015). Middle miocene closure of the central american seaway. Science</w:t>
       </w:r>
       <w:r>
         <w:t xml:space="preserve"> </w:t>
@@ -2867,48 +3230,28 @@
           <w:i/>
           <w:iCs/>
         </w:rPr>
-        <w:t xml:space="preserve">et al.</w:t>
-      </w:r>
-      <w:r>
-        <w:t xml:space="preserve"> 2015 Middle miocene closure of the central american seaway.</w:t>
-      </w:r>
-      <w:r>
-        <w:t xml:space="preserve"> </w:t>
-      </w:r>
-      <w:r>
-        <w:rPr>
-          <w:i/>
-          <w:iCs/>
-        </w:rPr>
-        <w:t xml:space="preserve">Science</w:t>
-      </w:r>
-      <w:r>
-        <w:t xml:space="preserve"> </w:t>
-      </w:r>
-      <w:r>
-        <w:rPr>
-          <w:b/>
-          <w:bCs/>
-        </w:rPr>
         <w:t xml:space="preserve">348</w:t>
       </w:r>
       <w:r>
-        <w:t xml:space="preserve">, 226–229. (doi:</w:t>
-      </w:r>
-      <w:hyperlink r:id="rId49">
+        <w:t xml:space="preserve">, 226–229.</w:t>
+      </w:r>
+      <w:r>
+        <w:t xml:space="preserve"> </w:t>
+      </w:r>
+      <w:hyperlink r:id="rId46">
         <w:r>
           <w:rPr>
             <w:rStyle w:val="Hyperlink"/>
           </w:rPr>
-          <w:t xml:space="preserve">10.1126/science.aaa2815</w:t>
+          <w:t xml:space="preserve">https://doi.org/10.1126/science.aaa2815</w:t>
         </w:r>
       </w:hyperlink>
       <w:r>
-        <w:t xml:space="preserve">)</w:t>
-      </w:r>
-    </w:p>
-    <w:bookmarkEnd w:id="50"/>
-    <w:bookmarkStart w:id="52" w:name="ref-jaramillo2018"/>
+        <w:t xml:space="preserve">.</w:t>
+      </w:r>
+    </w:p>
+    <w:bookmarkEnd w:id="47"/>
+    <w:bookmarkStart w:id="49" w:name="ref-jaramillo2018"/>
     <w:p>
       <w:pPr>
         <w:pStyle w:val="Bibliography"/>
@@ -2923,12 +3266,12 @@
         <w:t xml:space="preserve">	</w:t>
       </w:r>
       <w:r>
-        <w:t xml:space="preserve">Jaramillo CA. 2018</w:t>
-      </w:r>
-      <w:r>
-        <w:t xml:space="preserve"> </w:t>
-      </w:r>
-      <w:hyperlink r:id="rId51">
+        <w:t xml:space="preserve">Jaramillo, C.A. (2018).</w:t>
+      </w:r>
+      <w:r>
+        <w:t xml:space="preserve"> </w:t>
+      </w:r>
+      <w:hyperlink r:id="rId48">
         <w:r>
           <w:rPr>
             <w:rStyle w:val="Hyperlink"/>
@@ -2937,14 +3280,11 @@
         </w:r>
       </w:hyperlink>
       <w:r>
-        <w:t xml:space="preserve">. John Wiley &amp; Sons.</w:t>
-      </w:r>
-      <w:r>
-        <w:t xml:space="preserve"> </w:t>
-      </w:r>
-    </w:p>
-    <w:bookmarkEnd w:id="52"/>
-    <w:bookmarkStart w:id="54" w:name="ref-odea2016"/>
+        <w:t xml:space="preserve">. In (John Wiley &amp; Sons).</w:t>
+      </w:r>
+    </w:p>
+    <w:bookmarkEnd w:id="49"/>
+    <w:bookmarkStart w:id="51" w:name="ref-odea2016"/>
     <w:p>
       <w:pPr>
         <w:pStyle w:val="Bibliography"/>
@@ -2959,7 +3299,7 @@
         <w:t xml:space="preserve">	</w:t>
       </w:r>
       <w:r>
-        <w:t xml:space="preserve">O’Dea A</w:t>
+        <w:t xml:space="preserve">O’Dea, A., Lessios, H.A., Coates, A.G., Eytan, R.I., Restrepo-Moreno, S.A., Cione, A.L., Collins, L.S., Queiroz, A. de, Farris, D.W., Norris, R.D., et al. (2016). Formation of the isthmus of panama. Science Advances</w:t>
       </w:r>
       <w:r>
         <w:t xml:space="preserve"> </w:t>
@@ -2969,48 +3309,28 @@
           <w:i/>
           <w:iCs/>
         </w:rPr>
-        <w:t xml:space="preserve">et al.</w:t>
-      </w:r>
-      <w:r>
-        <w:t xml:space="preserve"> 2016 Formation of the isthmus of panama.</w:t>
-      </w:r>
-      <w:r>
-        <w:t xml:space="preserve"> </w:t>
-      </w:r>
-      <w:r>
-        <w:rPr>
-          <w:i/>
-          <w:iCs/>
-        </w:rPr>
-        <w:t xml:space="preserve">Science Advances</w:t>
-      </w:r>
-      <w:r>
-        <w:t xml:space="preserve"> </w:t>
-      </w:r>
-      <w:r>
-        <w:rPr>
-          <w:b/>
-          <w:bCs/>
-        </w:rPr>
         <w:t xml:space="preserve">2</w:t>
       </w:r>
       <w:r>
-        <w:t xml:space="preserve">, e1600883. (doi:</w:t>
-      </w:r>
-      <w:hyperlink r:id="rId53">
+        <w:t xml:space="preserve">, e1600883.</w:t>
+      </w:r>
+      <w:r>
+        <w:t xml:space="preserve"> </w:t>
+      </w:r>
+      <w:hyperlink r:id="rId50">
         <w:r>
           <w:rPr>
             <w:rStyle w:val="Hyperlink"/>
           </w:rPr>
-          <w:t xml:space="preserve">10.1126/sciadv.1600883</w:t>
+          <w:t xml:space="preserve">https://doi.org/10.1126/sciadv.1600883</w:t>
         </w:r>
       </w:hyperlink>
       <w:r>
-        <w:t xml:space="preserve">)</w:t>
-      </w:r>
-    </w:p>
-    <w:bookmarkEnd w:id="54"/>
-    <w:bookmarkStart w:id="56" w:name="ref-verzi2008"/>
+        <w:t xml:space="preserve">.</w:t>
+      </w:r>
+    </w:p>
+    <w:bookmarkEnd w:id="51"/>
+    <w:bookmarkStart w:id="53" w:name="ref-verzi2008"/>
     <w:p>
       <w:pPr>
         <w:pStyle w:val="Bibliography"/>
@@ -3025,7 +3345,7 @@
         <w:t xml:space="preserve">	</w:t>
       </w:r>
       <w:r>
-        <w:t xml:space="preserve">Verzi DH, Montalvo CI, Deschamps CM. 2008 Biostratigraphy and biochronology of the late miocene of central argentina: Evidence from rodents and taphonomy.</w:t>
+        <w:t xml:space="preserve">Verzi, D.H., Montalvo, C.I., and Deschamps, C.M. (2008). Biostratigraphy and biochronology of the late miocene of central argentina: Evidence from rodents and taphonomy. Geobios</w:t>
       </w:r>
       <w:r>
         <w:t xml:space="preserve"> </w:t>
@@ -3035,35 +3355,28 @@
           <w:i/>
           <w:iCs/>
         </w:rPr>
-        <w:t xml:space="preserve">Geobios</w:t>
-      </w:r>
-      <w:r>
-        <w:t xml:space="preserve"> </w:t>
-      </w:r>
-      <w:r>
-        <w:rPr>
-          <w:b/>
-          <w:bCs/>
-        </w:rPr>
         <w:t xml:space="preserve">41</w:t>
       </w:r>
       <w:r>
-        <w:t xml:space="preserve">, 145–155. (doi:</w:t>
-      </w:r>
-      <w:hyperlink r:id="rId55">
+        <w:t xml:space="preserve">, 145–155.</w:t>
+      </w:r>
+      <w:r>
+        <w:t xml:space="preserve"> </w:t>
+      </w:r>
+      <w:hyperlink r:id="rId52">
         <w:r>
           <w:rPr>
             <w:rStyle w:val="Hyperlink"/>
           </w:rPr>
-          <w:t xml:space="preserve">10.1016/j.geobios.2006.09.005</w:t>
+          <w:t xml:space="preserve">https://doi.org/10.1016/j.geobios.2006.09.005</w:t>
         </w:r>
       </w:hyperlink>
       <w:r>
-        <w:t xml:space="preserve">)</w:t>
-      </w:r>
-    </w:p>
-    <w:bookmarkEnd w:id="56"/>
-    <w:bookmarkStart w:id="58" w:name="ref-woodburne2010"/>
+        <w:t xml:space="preserve">.</w:t>
+      </w:r>
+    </w:p>
+    <w:bookmarkEnd w:id="53"/>
+    <w:bookmarkStart w:id="55" w:name="ref-woodburne2010"/>
     <w:p>
       <w:pPr>
         <w:pStyle w:val="Bibliography"/>
@@ -3078,7 +3391,7 @@
         <w:t xml:space="preserve">	</w:t>
       </w:r>
       <w:r>
-        <w:t xml:space="preserve">Woodburne MO. 2010 The Great American Biotic Interchange: Dispersals, Tectonics, Climate, Sea Level and Holding Pens.</w:t>
+        <w:t xml:space="preserve">Woodburne, M.O. (2010). The Great American Biotic Interchange: Dispersals, Tectonics, Climate, Sea Level and Holding Pens. Journal of Mammalian Evolution</w:t>
       </w:r>
       <w:r>
         <w:t xml:space="preserve"> </w:t>
@@ -3088,35 +3401,28 @@
           <w:i/>
           <w:iCs/>
         </w:rPr>
-        <w:t xml:space="preserve">Journal of Mammalian Evolution</w:t>
-      </w:r>
-      <w:r>
-        <w:t xml:space="preserve"> </w:t>
-      </w:r>
-      <w:r>
-        <w:rPr>
-          <w:b/>
-          <w:bCs/>
-        </w:rPr>
         <w:t xml:space="preserve">17</w:t>
       </w:r>
       <w:r>
-        <w:t xml:space="preserve">, 245–264. (doi:</w:t>
-      </w:r>
-      <w:hyperlink r:id="rId57">
+        <w:t xml:space="preserve">, 245–264.</w:t>
+      </w:r>
+      <w:r>
+        <w:t xml:space="preserve"> </w:t>
+      </w:r>
+      <w:hyperlink r:id="rId54">
         <w:r>
           <w:rPr>
             <w:rStyle w:val="Hyperlink"/>
           </w:rPr>
-          <w:t xml:space="preserve">10.1007/s10914-010-9144-8</w:t>
+          <w:t xml:space="preserve">https://doi.org/10.1007/s10914-010-9144-8</w:t>
         </w:r>
       </w:hyperlink>
       <w:r>
-        <w:t xml:space="preserve">)</w:t>
-      </w:r>
-    </w:p>
-    <w:bookmarkEnd w:id="58"/>
-    <w:bookmarkStart w:id="60" w:name="ref-bacon2015"/>
+        <w:t xml:space="preserve">.</w:t>
+      </w:r>
+    </w:p>
+    <w:bookmarkEnd w:id="55"/>
+    <w:bookmarkStart w:id="57" w:name="ref-bacon2015"/>
     <w:p>
       <w:pPr>
         <w:pStyle w:val="Bibliography"/>
@@ -3131,7 +3437,7 @@
         <w:t xml:space="preserve">	</w:t>
       </w:r>
       <w:r>
-        <w:t xml:space="preserve">Bacon CD, Silvestro D, Jaramillo C, Smith BT, Chakrabarty P, Antonelli A. 2015 Biological evidence supports an early and complex emergence of the isthmus of panama.</w:t>
+        <w:t xml:space="preserve">Bacon, C.D., Silvestro, D., Jaramillo, C., Smith, B.T., Chakrabarty, P., and Antonelli, A. (2015). Biological evidence supports an early and complex emergence of the isthmus of panama. Proceedings of the National Academy of Sciences</w:t>
       </w:r>
       <w:r>
         <w:t xml:space="preserve"> </w:t>
@@ -3141,35 +3447,28 @@
           <w:i/>
           <w:iCs/>
         </w:rPr>
-        <w:t xml:space="preserve">Proceedings of the National Academy of Sciences</w:t>
-      </w:r>
-      <w:r>
-        <w:t xml:space="preserve"> </w:t>
-      </w:r>
-      <w:r>
-        <w:rPr>
-          <w:b/>
-          <w:bCs/>
-        </w:rPr>
         <w:t xml:space="preserve">112</w:t>
       </w:r>
       <w:r>
-        <w:t xml:space="preserve">, 6110–6115. (doi:</w:t>
-      </w:r>
-      <w:hyperlink r:id="rId59">
+        <w:t xml:space="preserve">, 6110–6115.</w:t>
+      </w:r>
+      <w:r>
+        <w:t xml:space="preserve"> </w:t>
+      </w:r>
+      <w:hyperlink r:id="rId56">
         <w:r>
           <w:rPr>
             <w:rStyle w:val="Hyperlink"/>
           </w:rPr>
-          <w:t xml:space="preserve">10.1073/pnas.1423853112</w:t>
+          <w:t xml:space="preserve">https://doi.org/10.1073/pnas.1423853112</w:t>
         </w:r>
       </w:hyperlink>
       <w:r>
-        <w:t xml:space="preserve">)</w:t>
-      </w:r>
-    </w:p>
-    <w:bookmarkEnd w:id="60"/>
-    <w:bookmarkStart w:id="62" w:name="ref-bacon2016"/>
+        <w:t xml:space="preserve">.</w:t>
+      </w:r>
+    </w:p>
+    <w:bookmarkEnd w:id="57"/>
+    <w:bookmarkStart w:id="59" w:name="ref-bacon2016"/>
     <w:p>
       <w:pPr>
         <w:pStyle w:val="Bibliography"/>
@@ -3184,7 +3483,7 @@
         <w:t xml:space="preserve">	</w:t>
       </w:r>
       <w:r>
-        <w:t xml:space="preserve">Bacon CD, Molnar P, Antonelli A, Crawford AJ, Montes C, Vallejo-Pareja MC. 2016 Quaternary glaciation and the great american biotic interchange.</w:t>
+        <w:t xml:space="preserve">Bacon, C.D., Molnar, P., Antonelli, A., Crawford, A.J., Montes, C., and Vallejo-Pareja, M.C. (2016). Quaternary glaciation and the great american biotic interchange. Geology</w:t>
       </w:r>
       <w:r>
         <w:t xml:space="preserve"> </w:t>
@@ -3194,35 +3493,28 @@
           <w:i/>
           <w:iCs/>
         </w:rPr>
-        <w:t xml:space="preserve">Geology</w:t>
-      </w:r>
-      <w:r>
-        <w:t xml:space="preserve"> </w:t>
-      </w:r>
-      <w:r>
-        <w:rPr>
-          <w:b/>
-          <w:bCs/>
-        </w:rPr>
         <w:t xml:space="preserve">44</w:t>
       </w:r>
       <w:r>
-        <w:t xml:space="preserve">, 375–378. (doi:</w:t>
-      </w:r>
-      <w:hyperlink r:id="rId61">
+        <w:t xml:space="preserve">, 375–378.</w:t>
+      </w:r>
+      <w:r>
+        <w:t xml:space="preserve"> </w:t>
+      </w:r>
+      <w:hyperlink r:id="rId58">
         <w:r>
           <w:rPr>
             <w:rStyle w:val="Hyperlink"/>
           </w:rPr>
-          <w:t xml:space="preserve">10.1130/G37624.1</w:t>
+          <w:t xml:space="preserve">https://doi.org/10.1130/G37624.1</w:t>
         </w:r>
       </w:hyperlink>
       <w:r>
-        <w:t xml:space="preserve">)</w:t>
-      </w:r>
-    </w:p>
-    <w:bookmarkEnd w:id="62"/>
-    <w:bookmarkStart w:id="64" w:name="ref-webb1976"/>
+        <w:t xml:space="preserve">.</w:t>
+      </w:r>
+    </w:p>
+    <w:bookmarkEnd w:id="59"/>
+    <w:bookmarkStart w:id="61" w:name="ref-webb1976"/>
     <w:p>
       <w:pPr>
         <w:pStyle w:val="Bibliography"/>
@@ -3237,12 +3529,12 @@
         <w:t xml:space="preserve">	</w:t>
       </w:r>
       <w:r>
-        <w:t xml:space="preserve">Webb SD. 1976</w:t>
-      </w:r>
-      <w:r>
-        <w:t xml:space="preserve"> </w:t>
-      </w:r>
-      <w:hyperlink r:id="rId63">
+        <w:t xml:space="preserve">Webb, S.D. (1976).</w:t>
+      </w:r>
+      <w:r>
+        <w:t xml:space="preserve"> </w:t>
+      </w:r>
+      <w:hyperlink r:id="rId60">
         <w:r>
           <w:rPr>
             <w:rStyle w:val="Hyperlink"/>
@@ -3251,7 +3543,7 @@
         </w:r>
       </w:hyperlink>
       <w:r>
-        <w:t xml:space="preserve">.</w:t>
+        <w:t xml:space="preserve">. Paleobiology</w:t>
       </w:r>
       <w:r>
         <w:t xml:space="preserve"> </w:t>
@@ -3261,24 +3553,14 @@
           <w:i/>
           <w:iCs/>
         </w:rPr>
-        <w:t xml:space="preserve">Paleobiology</w:t>
-      </w:r>
-      <w:r>
-        <w:t xml:space="preserve"> </w:t>
-      </w:r>
-      <w:r>
-        <w:rPr>
-          <w:b/>
-          <w:bCs/>
-        </w:rPr>
         <w:t xml:space="preserve">2</w:t>
       </w:r>
       <w:r>
         <w:t xml:space="preserve">, 220–234.</w:t>
       </w:r>
     </w:p>
-    <w:bookmarkEnd w:id="64"/>
-    <w:bookmarkStart w:id="66" w:name="ref-webb1991"/>
+    <w:bookmarkEnd w:id="61"/>
+    <w:bookmarkStart w:id="63" w:name="ref-webb1991"/>
     <w:p>
       <w:pPr>
         <w:pStyle w:val="Bibliography"/>
@@ -3293,7 +3575,7 @@
         <w:t xml:space="preserve">	</w:t>
       </w:r>
       <w:r>
-        <w:t xml:space="preserve">Webb SD. 1991 Ecogeography and the Great American Interchange.</w:t>
+        <w:t xml:space="preserve">Webb, S.D. (1991). Ecogeography and the Great American Interchange. Paleobiology</w:t>
       </w:r>
       <w:r>
         <w:t xml:space="preserve"> </w:t>
@@ -3303,35 +3585,28 @@
           <w:i/>
           <w:iCs/>
         </w:rPr>
-        <w:t xml:space="preserve">Paleobiology</w:t>
-      </w:r>
-      <w:r>
-        <w:t xml:space="preserve"> </w:t>
-      </w:r>
-      <w:r>
-        <w:rPr>
-          <w:b/>
-          <w:bCs/>
-        </w:rPr>
         <w:t xml:space="preserve">17</w:t>
       </w:r>
       <w:r>
-        <w:t xml:space="preserve">, 266–280. (doi:</w:t>
-      </w:r>
-      <w:hyperlink r:id="rId65">
+        <w:t xml:space="preserve">, 266–280.</w:t>
+      </w:r>
+      <w:r>
+        <w:t xml:space="preserve"> </w:t>
+      </w:r>
+      <w:hyperlink r:id="rId62">
         <w:r>
           <w:rPr>
             <w:rStyle w:val="Hyperlink"/>
           </w:rPr>
-          <w:t xml:space="preserve">10.1017/S0094837300010605</w:t>
+          <w:t xml:space="preserve">https://doi.org/10.1017/S0094837300010605</w:t>
         </w:r>
       </w:hyperlink>
       <w:r>
-        <w:t xml:space="preserve">)</w:t>
-      </w:r>
-    </w:p>
-    <w:bookmarkEnd w:id="66"/>
-    <w:bookmarkStart w:id="68" w:name="ref-cione2015"/>
+        <w:t xml:space="preserve">.</w:t>
+      </w:r>
+    </w:p>
+    <w:bookmarkEnd w:id="63"/>
+    <w:bookmarkStart w:id="65" w:name="ref-cione2015"/>
     <w:p>
       <w:pPr>
         <w:pStyle w:val="Bibliography"/>
@@ -3346,38 +3621,28 @@
         <w:t xml:space="preserve">	</w:t>
       </w:r>
       <w:r>
-        <w:t xml:space="preserve">Cione AL, Gasparini GM, Soibelzon E, Soibelzon LH, Tonni EP. 2015</w:t>
-      </w:r>
-      <w:r>
-        <w:t xml:space="preserve"> </w:t>
-      </w:r>
-      <w:r>
-        <w:rPr>
-          <w:i/>
-          <w:iCs/>
-        </w:rPr>
-        <w:t xml:space="preserve">The Great American Biotic Interchange: A South American Perspective</w:t>
-      </w:r>
-      <w:r>
-        <w:t xml:space="preserve">. Dordrecht: Springer Netherlands. See</w:t>
-      </w:r>
-      <w:r>
-        <w:t xml:space="preserve"> </w:t>
-      </w:r>
-      <w:hyperlink r:id="rId67">
+        <w:t xml:space="preserve">Cione, A.L., Gasparini, G.M., Soibelzon, E., Soibelzon, L.H., and Tonni, E.P. (2015).</w:t>
+      </w:r>
+      <w:r>
+        <w:t xml:space="preserve"> </w:t>
+      </w:r>
+      <w:hyperlink r:id="rId64">
         <w:r>
           <w:rPr>
             <w:rStyle w:val="Hyperlink"/>
           </w:rPr>
-          <w:t xml:space="preserve">https://link.springer.com/10.1007/978-94-017-9792-4</w:t>
+          <w:t xml:space="preserve">The Great American Biotic Interchange: A South American Perspective</w:t>
         </w:r>
       </w:hyperlink>
       <w:r>
-        <w:t xml:space="preserve">.</w:t>
-      </w:r>
-    </w:p>
-    <w:bookmarkEnd w:id="68"/>
-    <w:bookmarkStart w:id="70" w:name="ref-carrillo2020"/>
+        <w:t xml:space="preserve"> </w:t>
+      </w:r>
+      <w:r>
+        <w:t xml:space="preserve">(Springer Netherlands).</w:t>
+      </w:r>
+    </w:p>
+    <w:bookmarkEnd w:id="65"/>
+    <w:bookmarkStart w:id="67" w:name="ref-carrillo2020"/>
     <w:p>
       <w:pPr>
         <w:pStyle w:val="Bibliography"/>
@@ -3392,7 +3657,7 @@
         <w:t xml:space="preserve">	</w:t>
       </w:r>
       <w:r>
-        <w:t xml:space="preserve">Carrillo JD, Faurby S, Silvestro D, Zizka A, Jaramillo C, Bacon CD, Antonelli A. 2020 Disproportionate extinction of south american mammals drove the asymmetry of the great american biotic interchange.</w:t>
+        <w:t xml:space="preserve">Carrillo, J.D., Faurby, S., Silvestro, D., Zizka, A., Jaramillo, C., Bacon, C.D., and Antonelli, A. (2020). Disproportionate extinction of south american mammals drove the asymmetry of the great american biotic interchange. Proceedings of the National Academy of Sciences</w:t>
       </w:r>
       <w:r>
         <w:t xml:space="preserve"> </w:t>
@@ -3402,35 +3667,28 @@
           <w:i/>
           <w:iCs/>
         </w:rPr>
-        <w:t xml:space="preserve">Proceedings of the National Academy of Sciences</w:t>
-      </w:r>
-      <w:r>
-        <w:t xml:space="preserve"> </w:t>
-      </w:r>
-      <w:r>
-        <w:rPr>
-          <w:b/>
-          <w:bCs/>
-        </w:rPr>
         <w:t xml:space="preserve">117</w:t>
       </w:r>
       <w:r>
-        <w:t xml:space="preserve">, 26281–26287. (doi:</w:t>
-      </w:r>
-      <w:hyperlink r:id="rId69">
+        <w:t xml:space="preserve">, 26281–26287.</w:t>
+      </w:r>
+      <w:r>
+        <w:t xml:space="preserve"> </w:t>
+      </w:r>
+      <w:hyperlink r:id="rId66">
         <w:r>
           <w:rPr>
             <w:rStyle w:val="Hyperlink"/>
           </w:rPr>
-          <w:t xml:space="preserve">10.1073/pnas.2009397117</w:t>
+          <w:t xml:space="preserve">https://doi.org/10.1073/pnas.2009397117</w:t>
         </w:r>
       </w:hyperlink>
       <w:r>
-        <w:t xml:space="preserve">)</w:t>
-      </w:r>
-    </w:p>
-    <w:bookmarkEnd w:id="70"/>
-    <w:bookmarkStart w:id="72" w:name="ref-croft2020"/>
+        <w:t xml:space="preserve">.</w:t>
+      </w:r>
+    </w:p>
+    <w:bookmarkEnd w:id="67"/>
+    <w:bookmarkStart w:id="69" w:name="ref-croft2020"/>
     <w:p>
       <w:pPr>
         <w:pStyle w:val="Bibliography"/>
@@ -3445,7 +3703,7 @@
         <w:t xml:space="preserve">	</w:t>
       </w:r>
       <w:r>
-        <w:t xml:space="preserve">Croft DA, Gelfo JN, López GM. 2020 Splendid innovation: The extinct south american native ungulates.</w:t>
+        <w:t xml:space="preserve">Croft, D.A., Gelfo, J.N., and López, G.M. (2020). Splendid innovation: The extinct south american native ungulates. Annual Review of Earth and Planetary Sciences</w:t>
       </w:r>
       <w:r>
         <w:t xml:space="preserve"> </w:t>
@@ -3455,35 +3713,28 @@
           <w:i/>
           <w:iCs/>
         </w:rPr>
-        <w:t xml:space="preserve">Annual Review of Earth and Planetary Sciences</w:t>
-      </w:r>
-      <w:r>
-        <w:t xml:space="preserve"> </w:t>
-      </w:r>
-      <w:r>
-        <w:rPr>
-          <w:b/>
-          <w:bCs/>
-        </w:rPr>
         <w:t xml:space="preserve">48</w:t>
       </w:r>
       <w:r>
-        <w:t xml:space="preserve">, 259–290. (doi:</w:t>
-      </w:r>
-      <w:hyperlink r:id="rId71">
+        <w:t xml:space="preserve">, 259–290.</w:t>
+      </w:r>
+      <w:r>
+        <w:t xml:space="preserve"> </w:t>
+      </w:r>
+      <w:hyperlink r:id="rId68">
         <w:r>
           <w:rPr>
             <w:rStyle w:val="Hyperlink"/>
           </w:rPr>
-          <w:t xml:space="preserve">10.1146/annurev-earth-072619-060126</w:t>
+          <w:t xml:space="preserve">https://doi.org/10.1146/annurev-earth-072619-060126</w:t>
         </w:r>
       </w:hyperlink>
       <w:r>
-        <w:t xml:space="preserve">)</w:t>
-      </w:r>
-    </w:p>
-    <w:bookmarkEnd w:id="72"/>
-    <w:bookmarkStart w:id="74" w:name="ref-boscaini2025"/>
+        <w:t xml:space="preserve">.</w:t>
+      </w:r>
+    </w:p>
+    <w:bookmarkEnd w:id="69"/>
+    <w:bookmarkStart w:id="71" w:name="ref-boscaini2025"/>
     <w:p>
       <w:pPr>
         <w:pStyle w:val="Bibliography"/>
@@ -3498,7 +3749,7 @@
         <w:t xml:space="preserve">	</w:t>
       </w:r>
       <w:r>
-        <w:t xml:space="preserve">Boscaini A</w:t>
+        <w:t xml:space="preserve">Boscaini, A., Casali, D.M., Toledo, N., Cantalapiedra, J.L., Bargo, M.S., De Iuliis, G., Gaudin, T.J., Langer, M.C., Narducci, R., Pujos, F., et al. (2025). The emergence and demise of giant sloths. Science</w:t>
       </w:r>
       <w:r>
         <w:t xml:space="preserve"> </w:t>
@@ -3508,10 +3759,62 @@
           <w:i/>
           <w:iCs/>
         </w:rPr>
-        <w:t xml:space="preserve">et al.</w:t>
-      </w:r>
-      <w:r>
-        <w:t xml:space="preserve"> 2025 The emergence and demise of giant sloths.</w:t>
+        <w:t xml:space="preserve">388</w:t>
+      </w:r>
+      <w:r>
+        <w:t xml:space="preserve">, 864–868.</w:t>
+      </w:r>
+      <w:r>
+        <w:t xml:space="preserve"> </w:t>
+      </w:r>
+      <w:hyperlink r:id="rId70">
+        <w:r>
+          <w:rPr>
+            <w:rStyle w:val="Hyperlink"/>
+          </w:rPr>
+          <w:t xml:space="preserve">https://doi.org/10.1126/science.adu0704</w:t>
+        </w:r>
+      </w:hyperlink>
+      <w:r>
+        <w:t xml:space="preserve">.</w:t>
+      </w:r>
+    </w:p>
+    <w:bookmarkEnd w:id="71"/>
+    <w:bookmarkStart w:id="72" w:name="ref-simpson1980"/>
+    <w:p>
+      <w:pPr>
+        <w:pStyle w:val="Bibliography"/>
+      </w:pPr>
+      <w:r>
+        <w:t xml:space="preserve">15.</w:t>
+      </w:r>
+      <w:r>
+        <w:t xml:space="preserve"> </w:t>
+      </w:r>
+      <w:r>
+        <w:t xml:space="preserve">	</w:t>
+      </w:r>
+      <w:r>
+        <w:t xml:space="preserve">Simpson, G.G. (1980). Splendid isolation : The curious history of south american mammals Yale University Press, New Haven.</w:t>
+      </w:r>
+    </w:p>
+    <w:bookmarkEnd w:id="72"/>
+    <w:bookmarkStart w:id="74" w:name="ref-domingo2020"/>
+    <w:p>
+      <w:pPr>
+        <w:pStyle w:val="Bibliography"/>
+      </w:pPr>
+      <w:r>
+        <w:t xml:space="preserve">16.</w:t>
+      </w:r>
+      <w:r>
+        <w:t xml:space="preserve"> </w:t>
+      </w:r>
+      <w:r>
+        <w:t xml:space="preserve">	</w:t>
+      </w:r>
+      <w:r>
+        <w:t xml:space="preserve">Domingo, L., Tomassini, R.L., Montalvo, C.I., Sanz-Pérez, D., and Alberdi, M.T. (2020). The Great American Biotic Interchange revisited: a new perspective from the stable isotope record of Argentine Pampas fossil mammals. Scientific Reports</w:t>
       </w:r>
       <w:r>
         <w:t xml:space="preserve"> </w:t>
@@ -3521,41 +3824,34 @@
           <w:i/>
           <w:iCs/>
         </w:rPr>
-        <w:t xml:space="preserve">Science</w:t>
-      </w:r>
-      <w:r>
-        <w:t xml:space="preserve"> </w:t>
-      </w:r>
-      <w:r>
-        <w:rPr>
-          <w:b/>
-          <w:bCs/>
-        </w:rPr>
-        <w:t xml:space="preserve">388</w:t>
-      </w:r>
-      <w:r>
-        <w:t xml:space="preserve">, 864–868. (doi:</w:t>
+        <w:t xml:space="preserve">10</w:t>
+      </w:r>
+      <w:r>
+        <w:t xml:space="preserve">, 1608.</w:t>
+      </w:r>
+      <w:r>
+        <w:t xml:space="preserve"> </w:t>
       </w:r>
       <w:hyperlink r:id="rId73">
         <w:r>
           <w:rPr>
             <w:rStyle w:val="Hyperlink"/>
           </w:rPr>
-          <w:t xml:space="preserve">10.1126/science.adu0704</w:t>
+          <w:t xml:space="preserve">https://doi.org/10.1038/s41598-020-58575-6</w:t>
         </w:r>
       </w:hyperlink>
       <w:r>
-        <w:t xml:space="preserve">)</w:t>
+        <w:t xml:space="preserve">.</w:t>
       </w:r>
     </w:p>
     <w:bookmarkEnd w:id="74"/>
-    <w:bookmarkStart w:id="75" w:name="ref-simpson1980"/>
+    <w:bookmarkStart w:id="75" w:name="ref-marshall1990"/>
     <w:p>
       <w:pPr>
         <w:pStyle w:val="Bibliography"/>
       </w:pPr>
       <w:r>
-        <w:t xml:space="preserve">15.</w:t>
+        <w:t xml:space="preserve">17.</w:t>
       </w:r>
       <w:r>
         <w:t xml:space="preserve"> </w:t>
@@ -3564,7 +3860,7 @@
         <w:t xml:space="preserve">	</w:t>
       </w:r>
       <w:r>
-        <w:t xml:space="preserve">Simpson GG. 1980</w:t>
+        <w:t xml:space="preserve">Marshall, L.G., and Cifelli, R.L. (1990). Analysis of changing diversity patterns in cenozoic land mammal age faunas, south america. Palaeovertebrata</w:t>
       </w:r>
       <w:r>
         <w:t xml:space="preserve"> </w:t>
@@ -3574,23 +3870,20 @@
           <w:i/>
           <w:iCs/>
         </w:rPr>
-        <w:t xml:space="preserve">Splendid isolation : The curious history of south american mammals</w:t>
-      </w:r>
-      <w:r>
-        <w:t xml:space="preserve">. Yale University Press, New Haven.</w:t>
-      </w:r>
-      <w:r>
-        <w:t xml:space="preserve"> </w:t>
+        <w:t xml:space="preserve">19</w:t>
+      </w:r>
+      <w:r>
+        <w:t xml:space="preserve">, 169–210.</w:t>
       </w:r>
     </w:p>
     <w:bookmarkEnd w:id="75"/>
-    <w:bookmarkStart w:id="77" w:name="ref-domingo2020"/>
+    <w:bookmarkStart w:id="77" w:name="ref-faurby2016"/>
     <w:p>
       <w:pPr>
         <w:pStyle w:val="Bibliography"/>
       </w:pPr>
       <w:r>
-        <w:t xml:space="preserve">16.</w:t>
+        <w:t xml:space="preserve">18.</w:t>
       </w:r>
       <w:r>
         <w:t xml:space="preserve"> </w:t>
@@ -3599,7 +3892,7 @@
         <w:t xml:space="preserve">	</w:t>
       </w:r>
       <w:r>
-        <w:t xml:space="preserve">Domingo L, Tomassini RL, Montalvo CI, Sanz-Pérez D, Alberdi MT. 2020 The Great American Biotic Interchange revisited: a new perspective from the stable isotope record of Argentine Pampas fossil mammals.</w:t>
+        <w:t xml:space="preserve">Faurby, S., and Svenning, J.-C. (2016). The asymmetry in the Great American Biotic Interchange in mammals is consistent with differential susceptibility to mammalian predation. Global Ecology and Biogeography</w:t>
       </w:r>
       <w:r>
         <w:t xml:space="preserve"> </w:t>
@@ -3609,41 +3902,34 @@
           <w:i/>
           <w:iCs/>
         </w:rPr>
-        <w:t xml:space="preserve">Scientific Reports</w:t>
-      </w:r>
-      <w:r>
-        <w:t xml:space="preserve"> </w:t>
-      </w:r>
-      <w:r>
-        <w:rPr>
-          <w:b/>
-          <w:bCs/>
-        </w:rPr>
-        <w:t xml:space="preserve">10</w:t>
-      </w:r>
-      <w:r>
-        <w:t xml:space="preserve">, 1608. (doi:</w:t>
+        <w:t xml:space="preserve">25</w:t>
+      </w:r>
+      <w:r>
+        <w:t xml:space="preserve">, 1443–1453.</w:t>
+      </w:r>
+      <w:r>
+        <w:t xml:space="preserve"> </w:t>
       </w:r>
       <w:hyperlink r:id="rId76">
         <w:r>
           <w:rPr>
             <w:rStyle w:val="Hyperlink"/>
           </w:rPr>
-          <w:t xml:space="preserve">10.1038/s41598-020-58575-6</w:t>
+          <w:t xml:space="preserve">https://doi.org/10.1111/geb.12504</w:t>
         </w:r>
       </w:hyperlink>
       <w:r>
-        <w:t xml:space="preserve">)</w:t>
+        <w:t xml:space="preserve">.</w:t>
       </w:r>
     </w:p>
     <w:bookmarkEnd w:id="77"/>
-    <w:bookmarkStart w:id="78" w:name="ref-marshall1990"/>
+    <w:bookmarkStart w:id="79" w:name="ref-fernández-monescillo2025"/>
     <w:p>
       <w:pPr>
         <w:pStyle w:val="Bibliography"/>
       </w:pPr>
       <w:r>
-        <w:t xml:space="preserve">17.</w:t>
+        <w:t xml:space="preserve">19.</w:t>
       </w:r>
       <w:r>
         <w:t xml:space="preserve"> </w:t>
@@ -3652,7 +3938,7 @@
         <w:t xml:space="preserve">	</w:t>
       </w:r>
       <w:r>
-        <w:t xml:space="preserve">Marshall LG, Cifelli RL. 1990 Analysis of changing diversity patterns in cenozoic land mammal age faunas, south america.</w:t>
+        <w:t xml:space="preserve">Fernández-Monescillo, M., Romero-Lebrón, E., Pesquero, M.D., Haro, A., Rodríguez, P.E., Krapovickas, J., and Tauber, A.A. (2025). Middle Pleistocene revelations: unravelling taphonomic processes in mammals including Mesotherium cristatum (Mesotheriidae, Notoungulata), Corralito Site, Córdoba Province, Argentina. Palaeontology</w:t>
       </w:r>
       <w:r>
         <w:t xml:space="preserve"> </w:t>
@@ -3662,83 +3948,34 @@
           <w:i/>
           <w:iCs/>
         </w:rPr>
-        <w:t xml:space="preserve">Palaeovertebrata</w:t>
-      </w:r>
-      <w:r>
-        <w:t xml:space="preserve"> </w:t>
-      </w:r>
-      <w:r>
-        <w:rPr>
-          <w:b/>
-          <w:bCs/>
-        </w:rPr>
-        <w:t xml:space="preserve">19</w:t>
-      </w:r>
-      <w:r>
-        <w:t xml:space="preserve">, 169–210.</w:t>
-      </w:r>
-    </w:p>
-    <w:bookmarkEnd w:id="78"/>
-    <w:bookmarkStart w:id="80" w:name="ref-faurby2016"/>
-    <w:p>
-      <w:pPr>
-        <w:pStyle w:val="Bibliography"/>
-      </w:pPr>
-      <w:r>
-        <w:t xml:space="preserve">18.</w:t>
-      </w:r>
-      <w:r>
-        <w:t xml:space="preserve"> </w:t>
-      </w:r>
-      <w:r>
-        <w:t xml:space="preserve">	</w:t>
-      </w:r>
-      <w:r>
-        <w:t xml:space="preserve">Faurby S, Svenning J-C. 2016 The asymmetry in the Great American Biotic Interchange in mammals is consistent with differential susceptibility to mammalian predation.</w:t>
-      </w:r>
-      <w:r>
-        <w:t xml:space="preserve"> </w:t>
-      </w:r>
-      <w:r>
-        <w:rPr>
-          <w:i/>
-          <w:iCs/>
-        </w:rPr>
-        <w:t xml:space="preserve">Global Ecology and Biogeography</w:t>
-      </w:r>
-      <w:r>
-        <w:t xml:space="preserve"> </w:t>
-      </w:r>
-      <w:r>
-        <w:rPr>
-          <w:b/>
-          <w:bCs/>
-        </w:rPr>
-        <w:t xml:space="preserve">25</w:t>
-      </w:r>
-      <w:r>
-        <w:t xml:space="preserve">, 1443–1453. (doi:</w:t>
-      </w:r>
-      <w:hyperlink r:id="rId79">
+        <w:t xml:space="preserve">68</w:t>
+      </w:r>
+      <w:r>
+        <w:t xml:space="preserve">, e70012.</w:t>
+      </w:r>
+      <w:r>
+        <w:t xml:space="preserve"> </w:t>
+      </w:r>
+      <w:hyperlink r:id="rId78">
         <w:r>
           <w:rPr>
             <w:rStyle w:val="Hyperlink"/>
           </w:rPr>
-          <w:t xml:space="preserve">10.1111/geb.12504</w:t>
+          <w:t xml:space="preserve">https://doi.org/10.1111/pala.70012</w:t>
         </w:r>
       </w:hyperlink>
       <w:r>
-        <w:t xml:space="preserve">)</w:t>
-      </w:r>
-    </w:p>
-    <w:bookmarkEnd w:id="80"/>
-    <w:bookmarkStart w:id="82" w:name="ref-fernández-monescillo2025"/>
+        <w:t xml:space="preserve">.</w:t>
+      </w:r>
+    </w:p>
+    <w:bookmarkEnd w:id="79"/>
+    <w:bookmarkStart w:id="81" w:name="ref-vrba1992"/>
     <w:p>
       <w:pPr>
         <w:pStyle w:val="Bibliography"/>
       </w:pPr>
       <w:r>
-        <w:t xml:space="preserve">19.</w:t>
+        <w:t xml:space="preserve">20.</w:t>
       </w:r>
       <w:r>
         <w:t xml:space="preserve"> </w:t>
@@ -3747,7 +3984,7 @@
         <w:t xml:space="preserve">	</w:t>
       </w:r>
       <w:r>
-        <w:t xml:space="preserve">Fernández-Monescillo M, Romero-Lebrón E, Pesquero MD, Haro A, Rodríguez PE, Krapovickas J, Tauber AA. 2025 Middle Pleistocene revelations: unravelling taphonomic processes in mammals including Mesotherium cristatum (Mesotheriidae, Notoungulata), Corralito Site, Córdoba Province, Argentina.</w:t>
+        <w:t xml:space="preserve">Vrba, E.S. (1992). Mammals as a Key to Evolutionary Theory. Journal of Mammalogy</w:t>
       </w:r>
       <w:r>
         <w:t xml:space="preserve"> </w:t>
@@ -3757,41 +3994,34 @@
           <w:i/>
           <w:iCs/>
         </w:rPr>
-        <w:t xml:space="preserve">Palaeontology</w:t>
-      </w:r>
-      <w:r>
-        <w:t xml:space="preserve"> </w:t>
-      </w:r>
-      <w:r>
-        <w:rPr>
-          <w:b/>
-          <w:bCs/>
-        </w:rPr>
-        <w:t xml:space="preserve">68</w:t>
-      </w:r>
-      <w:r>
-        <w:t xml:space="preserve">, e70012. (doi:</w:t>
-      </w:r>
-      <w:hyperlink r:id="rId81">
+        <w:t xml:space="preserve">73</w:t>
+      </w:r>
+      <w:r>
+        <w:t xml:space="preserve">, 1–28.</w:t>
+      </w:r>
+      <w:r>
+        <w:t xml:space="preserve"> </w:t>
+      </w:r>
+      <w:hyperlink r:id="rId80">
         <w:r>
           <w:rPr>
             <w:rStyle w:val="Hyperlink"/>
           </w:rPr>
-          <w:t xml:space="preserve">10.1111/pala.70012</w:t>
+          <w:t xml:space="preserve">https://doi.org/10.2307/1381862</w:t>
         </w:r>
       </w:hyperlink>
       <w:r>
-        <w:t xml:space="preserve">)</w:t>
-      </w:r>
-    </w:p>
-    <w:bookmarkEnd w:id="82"/>
-    <w:bookmarkStart w:id="84" w:name="ref-vrba1992"/>
+        <w:t xml:space="preserve">.</w:t>
+      </w:r>
+    </w:p>
+    <w:bookmarkEnd w:id="81"/>
+    <w:bookmarkStart w:id="83" w:name="ref-prevosti2013"/>
     <w:p>
       <w:pPr>
         <w:pStyle w:val="Bibliography"/>
       </w:pPr>
       <w:r>
-        <w:t xml:space="preserve">20.</w:t>
+        <w:t xml:space="preserve">21.</w:t>
       </w:r>
       <w:r>
         <w:t xml:space="preserve"> </w:t>
@@ -3800,7 +4030,7 @@
         <w:t xml:space="preserve">	</w:t>
       </w:r>
       <w:r>
-        <w:t xml:space="preserve">Vrba ES. 1992 Mammals as a Key to Evolutionary Theory.</w:t>
+        <w:t xml:space="preserve">Prevosti, F.J., Forasiepi, A., and Zimicz, N. (2013). The Evolution of the Cenozoic Terrestrial Mammalian Predator Guild in South America: Competition or Replacement? Journal of Mammalian Evolution</w:t>
       </w:r>
       <w:r>
         <w:t xml:space="preserve"> </w:t>
@@ -3810,41 +4040,34 @@
           <w:i/>
           <w:iCs/>
         </w:rPr>
-        <w:t xml:space="preserve">Journal of Mammalogy</w:t>
-      </w:r>
-      <w:r>
-        <w:t xml:space="preserve"> </w:t>
-      </w:r>
-      <w:r>
-        <w:rPr>
-          <w:b/>
-          <w:bCs/>
-        </w:rPr>
-        <w:t xml:space="preserve">73</w:t>
-      </w:r>
-      <w:r>
-        <w:t xml:space="preserve">, 1–28. (doi:</w:t>
-      </w:r>
-      <w:hyperlink r:id="rId83">
+        <w:t xml:space="preserve">20</w:t>
+      </w:r>
+      <w:r>
+        <w:t xml:space="preserve">, 3–21.</w:t>
+      </w:r>
+      <w:r>
+        <w:t xml:space="preserve"> </w:t>
+      </w:r>
+      <w:hyperlink r:id="rId82">
         <w:r>
           <w:rPr>
             <w:rStyle w:val="Hyperlink"/>
           </w:rPr>
-          <w:t xml:space="preserve">10.2307/1381862</w:t>
+          <w:t xml:space="preserve">https://doi.org/10.1007/s10914-011-9175-9</w:t>
         </w:r>
       </w:hyperlink>
       <w:r>
-        <w:t xml:space="preserve">)</w:t>
-      </w:r>
-    </w:p>
-    <w:bookmarkEnd w:id="84"/>
-    <w:bookmarkStart w:id="86" w:name="ref-prevosti2013"/>
+        <w:t xml:space="preserve">.</w:t>
+      </w:r>
+    </w:p>
+    <w:bookmarkEnd w:id="83"/>
+    <w:bookmarkStart w:id="85" w:name="ref-tarquini2022"/>
     <w:p>
       <w:pPr>
         <w:pStyle w:val="Bibliography"/>
       </w:pPr>
       <w:r>
-        <w:t xml:space="preserve">21.</w:t>
+        <w:t xml:space="preserve">22.</w:t>
       </w:r>
       <w:r>
         <w:t xml:space="preserve"> </w:t>
@@ -3853,7 +4076,7 @@
         <w:t xml:space="preserve">	</w:t>
       </w:r>
       <w:r>
-        <w:t xml:space="preserve">Prevosti FJ, Forasiepi A, Zimicz N. 2013 The Evolution of the Cenozoic Terrestrial Mammalian Predator Guild in South America: Competition or Replacement?</w:t>
+        <w:t xml:space="preserve">Tarquini, S.D., Ladevèze, S., and Prevosti, F.J. (2022). The multicausal twilight of South American native mammalian predators (Metatheria, Sparassodonta). Scientific Reports</w:t>
       </w:r>
       <w:r>
         <w:t xml:space="preserve"> </w:t>
@@ -3863,41 +4086,34 @@
           <w:i/>
           <w:iCs/>
         </w:rPr>
-        <w:t xml:space="preserve">Journal of Mammalian Evolution</w:t>
-      </w:r>
-      <w:r>
-        <w:t xml:space="preserve"> </w:t>
-      </w:r>
-      <w:r>
-        <w:rPr>
-          <w:b/>
-          <w:bCs/>
-        </w:rPr>
-        <w:t xml:space="preserve">20</w:t>
-      </w:r>
-      <w:r>
-        <w:t xml:space="preserve">, 3–21. (doi:</w:t>
-      </w:r>
-      <w:hyperlink r:id="rId85">
+        <w:t xml:space="preserve">12</w:t>
+      </w:r>
+      <w:r>
+        <w:t xml:space="preserve">, 1224.</w:t>
+      </w:r>
+      <w:r>
+        <w:t xml:space="preserve"> </w:t>
+      </w:r>
+      <w:hyperlink r:id="rId84">
         <w:r>
           <w:rPr>
             <w:rStyle w:val="Hyperlink"/>
           </w:rPr>
-          <w:t xml:space="preserve">10.1007/s10914-011-9175-9</w:t>
+          <w:t xml:space="preserve">https://doi.org/10.1038/s41598-022-05266-z</w:t>
         </w:r>
       </w:hyperlink>
       <w:r>
-        <w:t xml:space="preserve">)</w:t>
-      </w:r>
-    </w:p>
-    <w:bookmarkEnd w:id="86"/>
-    <w:bookmarkStart w:id="88" w:name="ref-tarquini2022"/>
+        <w:t xml:space="preserve">.</w:t>
+      </w:r>
+    </w:p>
+    <w:bookmarkEnd w:id="85"/>
+    <w:bookmarkStart w:id="87" w:name="ref-marsà2025"/>
     <w:p>
       <w:pPr>
         <w:pStyle w:val="Bibliography"/>
       </w:pPr>
       <w:r>
-        <w:t xml:space="preserve">22.</w:t>
+        <w:t xml:space="preserve">23.</w:t>
       </w:r>
       <w:r>
         <w:t xml:space="preserve"> </w:t>
@@ -3906,7 +4122,25 @@
         <w:t xml:space="preserve">	</w:t>
       </w:r>
       <w:r>
-        <w:t xml:space="preserve">Tarquini SD, Ladevèze S, Prevosti FJ. 2022 The multicausal twilight of South American native mammalian predators (Metatheria, Sparassodonta).</w:t>
+        <w:t xml:space="preserve">Marsà, J.A.G., Agnolín, F.L., Angst, D., and Buffetaut, E. (2025). Paleohistological Analysis of</w:t>
+      </w:r>
+      <w:r>
+        <w:t xml:space="preserve"> </w:t>
+      </w:r>
+      <w:r>
+        <w:t xml:space="preserve">“</w:t>
+      </w:r>
+      <w:r>
+        <w:t xml:space="preserve">Terror Birds</w:t>
+      </w:r>
+      <w:r>
+        <w:t xml:space="preserve">”</w:t>
+      </w:r>
+      <w:r>
+        <w:t xml:space="preserve"> </w:t>
+      </w:r>
+      <w:r>
+        <w:t xml:space="preserve">(Phorusrhacidae, Brontornithidae): Paleobiological Inferences. Diversity</w:t>
       </w:r>
       <w:r>
         <w:t xml:space="preserve"> </w:t>
@@ -3916,41 +4150,34 @@
           <w:i/>
           <w:iCs/>
         </w:rPr>
-        <w:t xml:space="preserve">Scientific Reports</w:t>
-      </w:r>
-      <w:r>
-        <w:t xml:space="preserve"> </w:t>
-      </w:r>
-      <w:r>
-        <w:rPr>
-          <w:b/>
-          <w:bCs/>
-        </w:rPr>
-        <w:t xml:space="preserve">12</w:t>
-      </w:r>
-      <w:r>
-        <w:t xml:space="preserve">, 1224. (doi:</w:t>
-      </w:r>
-      <w:hyperlink r:id="rId87">
+        <w:t xml:space="preserve">17</w:t>
+      </w:r>
+      <w:r>
+        <w:t xml:space="preserve">, 153.</w:t>
+      </w:r>
+      <w:r>
+        <w:t xml:space="preserve"> </w:t>
+      </w:r>
+      <w:hyperlink r:id="rId86">
         <w:r>
           <w:rPr>
             <w:rStyle w:val="Hyperlink"/>
           </w:rPr>
-          <w:t xml:space="preserve">10.1038/s41598-022-05266-z</w:t>
+          <w:t xml:space="preserve">https://doi.org/10.3390/d17030153</w:t>
         </w:r>
       </w:hyperlink>
       <w:r>
-        <w:t xml:space="preserve">)</w:t>
-      </w:r>
-    </w:p>
-    <w:bookmarkEnd w:id="88"/>
-    <w:bookmarkStart w:id="90" w:name="ref-marsà2025"/>
+        <w:t xml:space="preserve">.</w:t>
+      </w:r>
+    </w:p>
+    <w:bookmarkEnd w:id="87"/>
+    <w:bookmarkStart w:id="89" w:name="ref-freitas-oliveira2024"/>
     <w:p>
       <w:pPr>
         <w:pStyle w:val="Bibliography"/>
       </w:pPr>
       <w:r>
-        <w:t xml:space="preserve">23.</w:t>
+        <w:t xml:space="preserve">24.</w:t>
       </w:r>
       <w:r>
         <w:t xml:space="preserve"> </w:t>
@@ -3959,25 +4186,7 @@
         <w:t xml:space="preserve">	</w:t>
       </w:r>
       <w:r>
-        <w:t xml:space="preserve">Marsà JAG, Agnolín FL, Angst D, Buffetaut E. 2025 Paleohistological Analysis of</w:t>
-      </w:r>
-      <w:r>
-        <w:t xml:space="preserve"> </w:t>
-      </w:r>
-      <w:r>
-        <w:t xml:space="preserve">“</w:t>
-      </w:r>
-      <w:r>
-        <w:t xml:space="preserve">Terror Birds</w:t>
-      </w:r>
-      <w:r>
-        <w:t xml:space="preserve">”</w:t>
-      </w:r>
-      <w:r>
-        <w:t xml:space="preserve"> </w:t>
-      </w:r>
-      <w:r>
-        <w:t xml:space="preserve">(Phorusrhacidae, Brontornithidae): Paleobiological Inferences.</w:t>
+        <w:t xml:space="preserve">Freitas-Oliveira, R., Lima-Ribeiro, M.S., and Terribile, L.C. (2024). No evidence for niche competition in the extinction of the South American saber-tooth species. npj Biodiversity</w:t>
       </w:r>
       <w:r>
         <w:t xml:space="preserve"> </w:t>
@@ -3987,41 +4196,34 @@
           <w:i/>
           <w:iCs/>
         </w:rPr>
-        <w:t xml:space="preserve">Diversity</w:t>
-      </w:r>
-      <w:r>
-        <w:t xml:space="preserve"> </w:t>
-      </w:r>
-      <w:r>
-        <w:rPr>
-          <w:b/>
-          <w:bCs/>
-        </w:rPr>
-        <w:t xml:space="preserve">17</w:t>
-      </w:r>
-      <w:r>
-        <w:t xml:space="preserve">, 153. (doi:</w:t>
-      </w:r>
-      <w:hyperlink r:id="rId89">
+        <w:t xml:space="preserve">3</w:t>
+      </w:r>
+      <w:r>
+        <w:t xml:space="preserve">, 1–5.</w:t>
+      </w:r>
+      <w:r>
+        <w:t xml:space="preserve"> </w:t>
+      </w:r>
+      <w:hyperlink r:id="rId88">
         <w:r>
           <w:rPr>
             <w:rStyle w:val="Hyperlink"/>
           </w:rPr>
-          <w:t xml:space="preserve">10.3390/d17030153</w:t>
+          <w:t xml:space="preserve">https://doi.org/10.1038/s44185-024-00045-7</w:t>
         </w:r>
       </w:hyperlink>
       <w:r>
-        <w:t xml:space="preserve">)</w:t>
-      </w:r>
-    </w:p>
-    <w:bookmarkEnd w:id="90"/>
-    <w:bookmarkStart w:id="92" w:name="ref-freitas-oliveira2024"/>
+        <w:t xml:space="preserve">.</w:t>
+      </w:r>
+    </w:p>
+    <w:bookmarkEnd w:id="89"/>
+    <w:bookmarkStart w:id="91" w:name="ref-pilowsky2022"/>
     <w:p>
       <w:pPr>
         <w:pStyle w:val="Bibliography"/>
       </w:pPr>
       <w:r>
-        <w:t xml:space="preserve">24.</w:t>
+        <w:t xml:space="preserve">25.</w:t>
       </w:r>
       <w:r>
         <w:t xml:space="preserve"> </w:t>
@@ -4030,7 +4232,7 @@
         <w:t xml:space="preserve">	</w:t>
       </w:r>
       <w:r>
-        <w:t xml:space="preserve">Freitas-Oliveira R, Lima-Ribeiro MS, Terribile LC. 2024 No evidence for niche competition in the extinction of the South American saber-tooth species.</w:t>
+        <w:t xml:space="preserve">Pilowsky, J.A., Colwell, R.K., Rahbek, C., and Fordham, D.A. (2022). Process-explicit models reveal the structure and dynamics of biodiversity patterns. Science Advances</w:t>
       </w:r>
       <w:r>
         <w:t xml:space="preserve"> </w:t>
@@ -4040,41 +4242,34 @@
           <w:i/>
           <w:iCs/>
         </w:rPr>
-        <w:t xml:space="preserve">npj Biodiversity</w:t>
-      </w:r>
-      <w:r>
-        <w:t xml:space="preserve"> </w:t>
-      </w:r>
-      <w:r>
-        <w:rPr>
-          <w:b/>
-          <w:bCs/>
-        </w:rPr>
-        <w:t xml:space="preserve">3</w:t>
-      </w:r>
-      <w:r>
-        <w:t xml:space="preserve">, 1–5. (doi:</w:t>
-      </w:r>
-      <w:hyperlink r:id="rId91">
+        <w:t xml:space="preserve">8</w:t>
+      </w:r>
+      <w:r>
+        <w:t xml:space="preserve">, eabj2271.</w:t>
+      </w:r>
+      <w:r>
+        <w:t xml:space="preserve"> </w:t>
+      </w:r>
+      <w:hyperlink r:id="rId90">
         <w:r>
           <w:rPr>
             <w:rStyle w:val="Hyperlink"/>
           </w:rPr>
-          <w:t xml:space="preserve">10.1038/s44185-024-00045-7</w:t>
+          <w:t xml:space="preserve">https://doi.org/10.1126/sciadv.abj2271</w:t>
         </w:r>
       </w:hyperlink>
       <w:r>
-        <w:t xml:space="preserve">)</w:t>
-      </w:r>
-    </w:p>
-    <w:bookmarkEnd w:id="92"/>
-    <w:bookmarkStart w:id="94" w:name="ref-pilowsky2022"/>
+        <w:t xml:space="preserve">.</w:t>
+      </w:r>
+    </w:p>
+    <w:bookmarkEnd w:id="91"/>
+    <w:bookmarkStart w:id="93" w:name="ref-hagen2023"/>
     <w:p>
       <w:pPr>
         <w:pStyle w:val="Bibliography"/>
       </w:pPr>
       <w:r>
-        <w:t xml:space="preserve">25.</w:t>
+        <w:t xml:space="preserve">26.</w:t>
       </w:r>
       <w:r>
         <w:t xml:space="preserve"> </w:t>
@@ -4083,7 +4278,7 @@
         <w:t xml:space="preserve">	</w:t>
       </w:r>
       <w:r>
-        <w:t xml:space="preserve">Pilowsky JA, Colwell RK, Rahbek C, Fordham DA. 2022 Process-explicit models reveal the structure and dynamics of biodiversity patterns.</w:t>
+        <w:t xml:space="preserve">Hagen, O. (2023). Coupling eco-evolutionary mechanisms with deep-time environmental dynamics to understand biodiversity patterns. Ecography</w:t>
       </w:r>
       <w:r>
         <w:t xml:space="preserve"> </w:t>
@@ -4093,41 +4288,34 @@
           <w:i/>
           <w:iCs/>
         </w:rPr>
-        <w:t xml:space="preserve">Science Advances</w:t>
-      </w:r>
-      <w:r>
-        <w:t xml:space="preserve"> </w:t>
-      </w:r>
-      <w:r>
-        <w:rPr>
-          <w:b/>
-          <w:bCs/>
-        </w:rPr>
-        <w:t xml:space="preserve">8</w:t>
-      </w:r>
-      <w:r>
-        <w:t xml:space="preserve">, eabj2271. (doi:</w:t>
-      </w:r>
-      <w:hyperlink r:id="rId93">
+        <w:t xml:space="preserve">2023</w:t>
+      </w:r>
+      <w:r>
+        <w:t xml:space="preserve">, e06132.</w:t>
+      </w:r>
+      <w:r>
+        <w:t xml:space="preserve"> </w:t>
+      </w:r>
+      <w:hyperlink r:id="rId92">
         <w:r>
           <w:rPr>
             <w:rStyle w:val="Hyperlink"/>
           </w:rPr>
-          <w:t xml:space="preserve">10.1126/sciadv.abj2271</w:t>
+          <w:t xml:space="preserve">https://doi.org/10.1111/ecog.06132</w:t>
         </w:r>
       </w:hyperlink>
       <w:r>
-        <w:t xml:space="preserve">)</w:t>
-      </w:r>
-    </w:p>
-    <w:bookmarkEnd w:id="94"/>
-    <w:bookmarkStart w:id="96" w:name="ref-hagen2023"/>
+        <w:t xml:space="preserve">.</w:t>
+      </w:r>
+    </w:p>
+    <w:bookmarkEnd w:id="93"/>
+    <w:bookmarkStart w:id="95" w:name="ref-hagen2021"/>
     <w:p>
       <w:pPr>
         <w:pStyle w:val="Bibliography"/>
       </w:pPr>
       <w:r>
-        <w:t xml:space="preserve">26.</w:t>
+        <w:t xml:space="preserve">27.</w:t>
       </w:r>
       <w:r>
         <w:t xml:space="preserve"> </w:t>
@@ -4136,7 +4324,13 @@
         <w:t xml:space="preserve">	</w:t>
       </w:r>
       <w:r>
-        <w:t xml:space="preserve">Hagen O. 2023 Coupling eco-evolutionary mechanisms with deep-time environmental dynamics to understand biodiversity patterns.</w:t>
+        <w:t xml:space="preserve">Hagen, O., Flück, B., Fopp, F., Cabral, J.S., Hartig, F., Pontarp, M., Rangel, T.F., and Pellissier, L. (2021). gen3sis: A general engine for eco-evolutionary simulations of the processes that shape Earth</w:t>
+      </w:r>
+      <w:r>
+        <w:t xml:space="preserve">’</w:t>
+      </w:r>
+      <w:r>
+        <w:t xml:space="preserve">s biodiversity. PLOS Biology</w:t>
       </w:r>
       <w:r>
         <w:t xml:space="preserve"> </w:t>
@@ -4146,41 +4340,34 @@
           <w:i/>
           <w:iCs/>
         </w:rPr>
-        <w:t xml:space="preserve">Ecography</w:t>
-      </w:r>
-      <w:r>
-        <w:t xml:space="preserve"> </w:t>
-      </w:r>
-      <w:r>
-        <w:rPr>
-          <w:b/>
-          <w:bCs/>
-        </w:rPr>
-        <w:t xml:space="preserve">2023</w:t>
-      </w:r>
-      <w:r>
-        <w:t xml:space="preserve">, e06132. (doi:</w:t>
-      </w:r>
-      <w:hyperlink r:id="rId95">
+        <w:t xml:space="preserve">19</w:t>
+      </w:r>
+      <w:r>
+        <w:t xml:space="preserve">, e3001340.</w:t>
+      </w:r>
+      <w:r>
+        <w:t xml:space="preserve"> </w:t>
+      </w:r>
+      <w:hyperlink r:id="rId94">
         <w:r>
           <w:rPr>
             <w:rStyle w:val="Hyperlink"/>
           </w:rPr>
-          <w:t xml:space="preserve">10.1111/ecog.06132</w:t>
+          <w:t xml:space="preserve">https://doi.org/10.1371/journal.pbio.3001340</w:t>
         </w:r>
       </w:hyperlink>
       <w:r>
-        <w:t xml:space="preserve">)</w:t>
-      </w:r>
-    </w:p>
-    <w:bookmarkEnd w:id="96"/>
-    <w:bookmarkStart w:id="98" w:name="ref-hagen2021"/>
+        <w:t xml:space="preserve">.</w:t>
+      </w:r>
+    </w:p>
+    <w:bookmarkEnd w:id="95"/>
+    <w:bookmarkStart w:id="97" w:name="ref-hagen2021b"/>
     <w:p>
       <w:pPr>
         <w:pStyle w:val="Bibliography"/>
       </w:pPr>
       <w:r>
-        <w:t xml:space="preserve">27.</w:t>
+        <w:t xml:space="preserve">28.</w:t>
       </w:r>
       <w:r>
         <w:t xml:space="preserve"> </w:t>
@@ -4189,13 +4376,7 @@
         <w:t xml:space="preserve">	</w:t>
       </w:r>
       <w:r>
-        <w:t xml:space="preserve">Hagen O, Flück B, Fopp F, Cabral JS, Hartig F, Pontarp M, Rangel TF, Pellissier L. 2021 gen3sis: A general engine for eco-evolutionary simulations of the processes that shape Earth</w:t>
-      </w:r>
-      <w:r>
-        <w:t xml:space="preserve">’</w:t>
-      </w:r>
-      <w:r>
-        <w:t xml:space="preserve">s biodiversity.</w:t>
+        <w:t xml:space="preserve">Hagen, O., Skeels, A., Onstein, R.E., Jetz, W., and Pellissier, L. (2021). Earth history events shaped the evolution of uneven biodiversity across tropical moist forests. Proceedings of the National Academy of Sciences</w:t>
       </w:r>
       <w:r>
         <w:t xml:space="preserve"> </w:t>
@@ -4205,41 +4386,34 @@
           <w:i/>
           <w:iCs/>
         </w:rPr>
-        <w:t xml:space="preserve">PLOS Biology</w:t>
-      </w:r>
-      <w:r>
-        <w:t xml:space="preserve"> </w:t>
-      </w:r>
-      <w:r>
-        <w:rPr>
-          <w:b/>
-          <w:bCs/>
-        </w:rPr>
-        <w:t xml:space="preserve">19</w:t>
-      </w:r>
-      <w:r>
-        <w:t xml:space="preserve">, e3001340. (doi:</w:t>
-      </w:r>
-      <w:hyperlink r:id="rId97">
+        <w:t xml:space="preserve">118</w:t>
+      </w:r>
+      <w:r>
+        <w:t xml:space="preserve">, e2026347118.</w:t>
+      </w:r>
+      <w:r>
+        <w:t xml:space="preserve"> </w:t>
+      </w:r>
+      <w:hyperlink r:id="rId96">
         <w:r>
           <w:rPr>
             <w:rStyle w:val="Hyperlink"/>
           </w:rPr>
-          <w:t xml:space="preserve">10.1371/journal.pbio.3001340</w:t>
+          <w:t xml:space="preserve">https://doi.org/10.1073/pnas.2026347118</w:t>
         </w:r>
       </w:hyperlink>
       <w:r>
-        <w:t xml:space="preserve">)</w:t>
-      </w:r>
-    </w:p>
-    <w:bookmarkEnd w:id="98"/>
-    <w:bookmarkStart w:id="100" w:name="ref-hagen2021b"/>
+        <w:t xml:space="preserve">.</w:t>
+      </w:r>
+    </w:p>
+    <w:bookmarkEnd w:id="97"/>
+    <w:bookmarkStart w:id="99" w:name="ref-skeels2023b"/>
     <w:p>
       <w:pPr>
         <w:pStyle w:val="Bibliography"/>
       </w:pPr>
       <w:r>
-        <w:t xml:space="preserve">28.</w:t>
+        <w:t xml:space="preserve">29.</w:t>
       </w:r>
       <w:r>
         <w:t xml:space="preserve"> </w:t>
@@ -4248,7 +4422,7 @@
         <w:t xml:space="preserve">	</w:t>
       </w:r>
       <w:r>
-        <w:t xml:space="preserve">Hagen O, Skeels A, Onstein RE, Jetz W, Pellissier L. 2021 Earth history events shaped the evolution of uneven biodiversity across tropical moist forests.</w:t>
+        <w:t xml:space="preserve">Skeels, A., Boschman, L.M., McFadden, I.R., Joyce, E.M., Hagen, O., Jiménez Robles, O., Bach, W., Boussange, V., Keggin, T., Jetz, W., et al. (2023). Paleoenvironments shaped the exchange of terrestrial vertebrates across wallace’s line. Science</w:t>
       </w:r>
       <w:r>
         <w:t xml:space="preserve"> </w:t>
@@ -4258,41 +4432,34 @@
           <w:i/>
           <w:iCs/>
         </w:rPr>
-        <w:t xml:space="preserve">Proceedings of the National Academy of Sciences</w:t>
-      </w:r>
-      <w:r>
-        <w:t xml:space="preserve"> </w:t>
-      </w:r>
-      <w:r>
-        <w:rPr>
-          <w:b/>
-          <w:bCs/>
-        </w:rPr>
-        <w:t xml:space="preserve">118</w:t>
-      </w:r>
-      <w:r>
-        <w:t xml:space="preserve">, e2026347118. (doi:</w:t>
-      </w:r>
-      <w:hyperlink r:id="rId99">
+        <w:t xml:space="preserve">381</w:t>
+      </w:r>
+      <w:r>
+        <w:t xml:space="preserve">, 86–92.</w:t>
+      </w:r>
+      <w:r>
+        <w:t xml:space="preserve"> </w:t>
+      </w:r>
+      <w:hyperlink r:id="rId98">
         <w:r>
           <w:rPr>
             <w:rStyle w:val="Hyperlink"/>
           </w:rPr>
-          <w:t xml:space="preserve">10.1073/pnas.2026347118</w:t>
+          <w:t xml:space="preserve">https://doi.org/10.1126/science.adf7122</w:t>
         </w:r>
       </w:hyperlink>
       <w:r>
-        <w:t xml:space="preserve">)</w:t>
-      </w:r>
-    </w:p>
-    <w:bookmarkEnd w:id="100"/>
-    <w:bookmarkStart w:id="102" w:name="ref-skeels2023b"/>
+        <w:t xml:space="preserve">.</w:t>
+      </w:r>
+    </w:p>
+    <w:bookmarkEnd w:id="99"/>
+    <w:bookmarkStart w:id="101" w:name="ref-boschman2023"/>
     <w:p>
       <w:pPr>
         <w:pStyle w:val="Bibliography"/>
       </w:pPr>
       <w:r>
-        <w:t xml:space="preserve">29.</w:t>
+        <w:t xml:space="preserve">30.</w:t>
       </w:r>
       <w:r>
         <w:t xml:space="preserve"> </w:t>
@@ -4301,7 +4468,7 @@
         <w:t xml:space="preserve">	</w:t>
       </w:r>
       <w:r>
-        <w:t xml:space="preserve">Skeels A</w:t>
+        <w:t xml:space="preserve">Boschman, L.M., Carraro, L., Cassemiro, F.A.S., Vries, J. de, Altermatt, F., Hagen, O., Hoorn, C., and Pellissier, L. (2023). Freshwater fish diversity in the western Amazon basin shaped by Andean uplift since the Late Cretaceous. Nature Ecology &amp; Evolution</w:t>
       </w:r>
       <w:r>
         <w:t xml:space="preserve"> </w:t>
@@ -4311,54 +4478,34 @@
           <w:i/>
           <w:iCs/>
         </w:rPr>
-        <w:t xml:space="preserve">et al.</w:t>
-      </w:r>
-      <w:r>
-        <w:t xml:space="preserve"> 2023 Paleoenvironments shaped the exchange of terrestrial vertebrates across wallace’s line.</w:t>
-      </w:r>
-      <w:r>
-        <w:t xml:space="preserve"> </w:t>
-      </w:r>
-      <w:r>
-        <w:rPr>
-          <w:i/>
-          <w:iCs/>
-        </w:rPr>
-        <w:t xml:space="preserve">Science</w:t>
-      </w:r>
-      <w:r>
-        <w:t xml:space="preserve"> </w:t>
-      </w:r>
-      <w:r>
-        <w:rPr>
-          <w:b/>
-          <w:bCs/>
-        </w:rPr>
-        <w:t xml:space="preserve">381</w:t>
-      </w:r>
-      <w:r>
-        <w:t xml:space="preserve">, 86–92. (doi:</w:t>
-      </w:r>
-      <w:hyperlink r:id="rId101">
+        <w:t xml:space="preserve">7</w:t>
+      </w:r>
+      <w:r>
+        <w:t xml:space="preserve">, 2037–2044.</w:t>
+      </w:r>
+      <w:r>
+        <w:t xml:space="preserve"> </w:t>
+      </w:r>
+      <w:hyperlink r:id="rId100">
         <w:r>
           <w:rPr>
             <w:rStyle w:val="Hyperlink"/>
           </w:rPr>
-          <w:t xml:space="preserve">10.1126/science.adf7122</w:t>
+          <w:t xml:space="preserve">https://doi.org/10.1038/s41559-023-02220-8</w:t>
         </w:r>
       </w:hyperlink>
       <w:r>
-        <w:t xml:space="preserve">)</w:t>
-      </w:r>
-    </w:p>
-    <w:bookmarkEnd w:id="102"/>
-    <w:bookmarkStart w:id="104" w:name="ref-boschman2023"/>
+        <w:t xml:space="preserve">.</w:t>
+      </w:r>
+    </w:p>
+    <w:bookmarkEnd w:id="101"/>
+    <w:bookmarkStart w:id="103" w:name="ref-skeels2023"/>
     <w:p>
       <w:pPr>
         <w:pStyle w:val="Bibliography"/>
       </w:pPr>
       <w:r>
-        <w:t xml:space="preserve">30.</w:t>
+        <w:t xml:space="preserve">31.</w:t>
       </w:r>
       <w:r>
         <w:t xml:space="preserve"> </w:t>
@@ -4367,7 +4514,7 @@
         <w:t xml:space="preserve">	</w:t>
       </w:r>
       <w:r>
-        <w:t xml:space="preserve">Boschman LM, Carraro L, Cassemiro FAS, Vries J de, Altermatt F, Hagen O, Hoorn C, Pellissier L. 2023 Freshwater fish diversity in the western Amazon basin shaped by Andean uplift since the Late Cretaceous.</w:t>
+        <w:t xml:space="preserve">Skeels, A., Bach, W., Hagen, O., Jetz, W., and Pellissier, L. (2023). Temperature-dependent evolutionary speed shapes the evolution of biodiversity patterns across tetrapod radiations. Systematic Biology</w:t>
       </w:r>
       <w:r>
         <w:t xml:space="preserve"> </w:t>
@@ -4377,41 +4524,34 @@
           <w:i/>
           <w:iCs/>
         </w:rPr>
-        <w:t xml:space="preserve">Nature Ecology &amp; Evolution</w:t>
-      </w:r>
-      <w:r>
-        <w:t xml:space="preserve"> </w:t>
-      </w:r>
-      <w:r>
-        <w:rPr>
-          <w:b/>
-          <w:bCs/>
-        </w:rPr>
-        <w:t xml:space="preserve">7</w:t>
-      </w:r>
-      <w:r>
-        <w:t xml:space="preserve">, 2037–2044. (doi:</w:t>
-      </w:r>
-      <w:hyperlink r:id="rId103">
+        <w:t xml:space="preserve">72</w:t>
+      </w:r>
+      <w:r>
+        <w:t xml:space="preserve">, 341–356.</w:t>
+      </w:r>
+      <w:r>
+        <w:t xml:space="preserve"> </w:t>
+      </w:r>
+      <w:hyperlink r:id="rId102">
         <w:r>
           <w:rPr>
             <w:rStyle w:val="Hyperlink"/>
           </w:rPr>
-          <w:t xml:space="preserve">10.1038/s41559-023-02220-8</w:t>
+          <w:t xml:space="preserve">https://doi.org/10.1093/sysbio/syac048</w:t>
         </w:r>
       </w:hyperlink>
       <w:r>
-        <w:t xml:space="preserve">)</w:t>
-      </w:r>
-    </w:p>
-    <w:bookmarkEnd w:id="104"/>
-    <w:bookmarkStart w:id="106" w:name="ref-skeels2023"/>
+        <w:t xml:space="preserve">.</w:t>
+      </w:r>
+    </w:p>
+    <w:bookmarkEnd w:id="103"/>
+    <w:bookmarkStart w:id="105" w:name="ref-liu2024"/>
     <w:p>
       <w:pPr>
         <w:pStyle w:val="Bibliography"/>
       </w:pPr>
       <w:r>
-        <w:t xml:space="preserve">31.</w:t>
+        <w:t xml:space="preserve">32.</w:t>
       </w:r>
       <w:r>
         <w:t xml:space="preserve"> </w:t>
@@ -4420,7 +4560,7 @@
         <w:t xml:space="preserve">	</w:t>
       </w:r>
       <w:r>
-        <w:t xml:space="preserve">Skeels A, Bach W, Hagen O, Jetz W, Pellissier L. 2023 Temperature-dependent evolutionary speed shapes the evolution of biodiversity patterns across tetrapod radiations.</w:t>
+        <w:t xml:space="preserve">Liu, Y., Wang, Y., Willett, S.D., Zimmermann, N.E., and Pellissier, L. (2024). Escarpment evolution drives the diversification of the madagascar flora. Science</w:t>
       </w:r>
       <w:r>
         <w:t xml:space="preserve"> </w:t>
@@ -4430,41 +4570,34 @@
           <w:i/>
           <w:iCs/>
         </w:rPr>
-        <w:t xml:space="preserve">Systematic Biology</w:t>
-      </w:r>
-      <w:r>
-        <w:t xml:space="preserve"> </w:t>
-      </w:r>
-      <w:r>
-        <w:rPr>
-          <w:b/>
-          <w:bCs/>
-        </w:rPr>
-        <w:t xml:space="preserve">72</w:t>
-      </w:r>
-      <w:r>
-        <w:t xml:space="preserve">, 341–356. (doi:</w:t>
-      </w:r>
-      <w:hyperlink r:id="rId105">
+        <w:t xml:space="preserve">383</w:t>
+      </w:r>
+      <w:r>
+        <w:t xml:space="preserve">, 653–658.</w:t>
+      </w:r>
+      <w:r>
+        <w:t xml:space="preserve"> </w:t>
+      </w:r>
+      <w:hyperlink r:id="rId104">
         <w:r>
           <w:rPr>
             <w:rStyle w:val="Hyperlink"/>
           </w:rPr>
-          <w:t xml:space="preserve">10.1093/sysbio/syac048</w:t>
+          <w:t xml:space="preserve">https://doi.org/10.1126/science.adi0833</w:t>
         </w:r>
       </w:hyperlink>
       <w:r>
-        <w:t xml:space="preserve">)</w:t>
-      </w:r>
-    </w:p>
-    <w:bookmarkEnd w:id="106"/>
-    <w:bookmarkStart w:id="108" w:name="ref-liu2024"/>
+        <w:t xml:space="preserve">.</w:t>
+      </w:r>
+    </w:p>
+    <w:bookmarkEnd w:id="105"/>
+    <w:bookmarkStart w:id="107" w:name="ref-holden2019"/>
     <w:p>
       <w:pPr>
         <w:pStyle w:val="Bibliography"/>
       </w:pPr>
       <w:r>
-        <w:t xml:space="preserve">32.</w:t>
+        <w:t xml:space="preserve">33.</w:t>
       </w:r>
       <w:r>
         <w:t xml:space="preserve"> </w:t>
@@ -4473,7 +4606,10 @@
         <w:t xml:space="preserve">	</w:t>
       </w:r>
       <w:r>
-        <w:t xml:space="preserve">Liu Y, Wang Y, Willett SD, Zimmermann NE, Pellissier L. 2024 Escarpment evolution drives the diversification of the madagascar flora.</w:t>
+        <w:t xml:space="preserve">Holden, P.B., Edwards, N.R., Rangel, T.F., Pereira, E.B., Tran, G.T., and Wilkinson, R.D. (2019). PALEO-PGEM v1.0: A statistical emulator of pliocene</w:t>
+      </w:r>
+      <w:r>
+        <w:t xml:space="preserve">pleistocene climate. Geoscientific Model Development</w:t>
       </w:r>
       <w:r>
         <w:t xml:space="preserve"> </w:t>
@@ -4483,78 +4619,12 @@
           <w:i/>
           <w:iCs/>
         </w:rPr>
-        <w:t xml:space="preserve">Science</w:t>
-      </w:r>
-      <w:r>
-        <w:t xml:space="preserve"> </w:t>
-      </w:r>
-      <w:r>
-        <w:rPr>
-          <w:b/>
-          <w:bCs/>
-        </w:rPr>
-        <w:t xml:space="preserve">383</w:t>
-      </w:r>
-      <w:r>
-        <w:t xml:space="preserve">, 653–658. (doi:</w:t>
-      </w:r>
-      <w:hyperlink r:id="rId107">
-        <w:r>
-          <w:rPr>
-            <w:rStyle w:val="Hyperlink"/>
-          </w:rPr>
-          <w:t xml:space="preserve">10.1126/science.adi0833</w:t>
-        </w:r>
-      </w:hyperlink>
-      <w:r>
-        <w:t xml:space="preserve">)</w:t>
-      </w:r>
-    </w:p>
-    <w:bookmarkEnd w:id="108"/>
-    <w:bookmarkStart w:id="110" w:name="ref-holden2019"/>
-    <w:p>
-      <w:pPr>
-        <w:pStyle w:val="Bibliography"/>
-      </w:pPr>
-      <w:r>
-        <w:t xml:space="preserve">33.</w:t>
-      </w:r>
-      <w:r>
-        <w:t xml:space="preserve"> </w:t>
-      </w:r>
-      <w:r>
-        <w:t xml:space="preserve">	</w:t>
-      </w:r>
-      <w:r>
-        <w:t xml:space="preserve">Holden PB, Edwards NR, Rangel TF, Pereira EB, Tran GT, Wilkinson RD. 2019 PALEO-PGEM v1.0: A statistical emulator of pliocene</w:t>
-      </w:r>
-      <w:r>
-        <w:t xml:space="preserve">pleistocene climate.</w:t>
-      </w:r>
-      <w:r>
-        <w:t xml:space="preserve"> </w:t>
-      </w:r>
-      <w:r>
-        <w:rPr>
-          <w:i/>
-          <w:iCs/>
-        </w:rPr>
-        <w:t xml:space="preserve">Geoscientific Model Development</w:t>
-      </w:r>
-      <w:r>
-        <w:t xml:space="preserve"> </w:t>
-      </w:r>
-      <w:r>
-        <w:rPr>
-          <w:b/>
-          <w:bCs/>
-        </w:rPr>
         <w:t xml:space="preserve">12</w:t>
       </w:r>
       <w:r>
-        <w:t xml:space="preserve">, 5137–5155. (doi:</w:t>
-      </w:r>
-      <w:hyperlink r:id="rId109">
+        <w:t xml:space="preserve">, 5137–5155. https://doi.org/</w:t>
+      </w:r>
+      <w:hyperlink r:id="rId106">
         <w:r>
           <w:rPr>
             <w:rStyle w:val="Hyperlink"/>
@@ -4563,11 +4633,11 @@
         </w:r>
       </w:hyperlink>
       <w:r>
-        <w:t xml:space="preserve">)</w:t>
-      </w:r>
-    </w:p>
-    <w:bookmarkEnd w:id="110"/>
-    <w:bookmarkStart w:id="112" w:name="ref-barreto2023"/>
+        <w:t xml:space="preserve">.</w:t>
+      </w:r>
+    </w:p>
+    <w:bookmarkEnd w:id="107"/>
+    <w:bookmarkStart w:id="109" w:name="ref-barreto2023"/>
     <w:p>
       <w:pPr>
         <w:pStyle w:val="Bibliography"/>
@@ -4582,7 +4652,7 @@
         <w:t xml:space="preserve">	</w:t>
       </w:r>
       <w:r>
-        <w:t xml:space="preserve">Barreto E, Holden PB, Edwards NR, Rangel TF. 2023 PALEO-PGEM-Series: A spatial time series of the global climate over the last 5 million years (Plio-Pleistocene).</w:t>
+        <w:t xml:space="preserve">Barreto, E., Holden, P.B., Edwards, N.R., and Rangel, T.F. (2023). PALEO-PGEM-Series: A spatial time series of the global climate over the last 5 million years (Plio-Pleistocene). Global Ecology and Biogeography</w:t>
       </w:r>
       <w:r>
         <w:t xml:space="preserve"> </w:t>
@@ -4592,35 +4662,28 @@
           <w:i/>
           <w:iCs/>
         </w:rPr>
-        <w:t xml:space="preserve">Global Ecology and Biogeography</w:t>
-      </w:r>
-      <w:r>
-        <w:t xml:space="preserve"> </w:t>
-      </w:r>
-      <w:r>
-        <w:rPr>
-          <w:b/>
-          <w:bCs/>
-        </w:rPr>
         <w:t xml:space="preserve">32</w:t>
       </w:r>
       <w:r>
-        <w:t xml:space="preserve">, 1034–1045. (doi:</w:t>
-      </w:r>
-      <w:hyperlink r:id="rId111">
+        <w:t xml:space="preserve">, 1034–1045.</w:t>
+      </w:r>
+      <w:r>
+        <w:t xml:space="preserve"> </w:t>
+      </w:r>
+      <w:hyperlink r:id="rId108">
         <w:r>
           <w:rPr>
             <w:rStyle w:val="Hyperlink"/>
           </w:rPr>
-          <w:t xml:space="preserve">10.1111/geb.13683</w:t>
+          <w:t xml:space="preserve">https://doi.org/10.1111/geb.13683</w:t>
         </w:r>
       </w:hyperlink>
       <w:r>
-        <w:t xml:space="preserve">)</w:t>
-      </w:r>
-    </w:p>
-    <w:bookmarkEnd w:id="112"/>
-    <w:bookmarkStart w:id="114" w:name="ref-galván2023"/>
+        <w:t xml:space="preserve">.</w:t>
+      </w:r>
+    </w:p>
+    <w:bookmarkEnd w:id="109"/>
+    <w:bookmarkStart w:id="111" w:name="ref-galván2023"/>
     <w:p>
       <w:pPr>
         <w:pStyle w:val="Bibliography"/>
@@ -4635,12 +4698,12 @@
         <w:t xml:space="preserve">	</w:t>
       </w:r>
       <w:r>
-        <w:t xml:space="preserve">Galván S, Gamboa S, Varela S. 2023</w:t>
-      </w:r>
-      <w:r>
-        <w:t xml:space="preserve"> </w:t>
-      </w:r>
-      <w:hyperlink r:id="rId113">
+        <w:t xml:space="preserve">Galván, S., Gamboa, S., and Varela, S. (2023).</w:t>
+      </w:r>
+      <w:r>
+        <w:t xml:space="preserve"> </w:t>
+      </w:r>
+      <w:hyperlink r:id="rId110">
         <w:r>
           <w:rPr>
             <w:rStyle w:val="Hyperlink"/>
@@ -4648,12 +4711,9 @@
           <w:t xml:space="preserve">Köppen Geiger climatic classification for R users.</w:t>
         </w:r>
       </w:hyperlink>
-      <w:r>
-        <w:t xml:space="preserve"> </w:t>
-      </w:r>
-    </w:p>
-    <w:bookmarkEnd w:id="114"/>
-    <w:bookmarkStart w:id="116" w:name="ref-obrien2023"/>
+    </w:p>
+    <w:bookmarkEnd w:id="111"/>
+    <w:bookmarkStart w:id="113" w:name="ref-obrien2023"/>
     <w:p>
       <w:pPr>
         <w:pStyle w:val="Bibliography"/>
@@ -4668,38 +4728,25 @@
         <w:t xml:space="preserve">	</w:t>
       </w:r>
       <w:r>
-        <w:t xml:space="preserve">O’Brien L. 2023</w:t>
-      </w:r>
-      <w:r>
-        <w:t xml:space="preserve"> </w:t>
-      </w:r>
-      <w:r>
-        <w:rPr>
-          <w:i/>
-          <w:iCs/>
-        </w:rPr>
-        <w:t xml:space="preserve">h3jsr: Access uber’s H3 library</w:t>
-      </w:r>
-      <w:r>
-        <w:t xml:space="preserve">. See</w:t>
-      </w:r>
-      <w:r>
-        <w:t xml:space="preserve"> </w:t>
-      </w:r>
-      <w:hyperlink r:id="rId115">
+        <w:t xml:space="preserve">O’Brien, L. (2023).</w:t>
+      </w:r>
+      <w:r>
+        <w:t xml:space="preserve"> </w:t>
+      </w:r>
+      <w:hyperlink r:id="rId112">
         <w:r>
           <w:rPr>
             <w:rStyle w:val="Hyperlink"/>
           </w:rPr>
-          <w:t xml:space="preserve">https://CRAN.R-project.org/package=h3jsr</w:t>
+          <w:t xml:space="preserve">h3jsr: Access uber’s H3 library</w:t>
         </w:r>
       </w:hyperlink>
       <w:r>
         <w:t xml:space="preserve">.</w:t>
       </w:r>
     </w:p>
-    <w:bookmarkEnd w:id="116"/>
-    <w:bookmarkStart w:id="118" w:name="ref-weir2009"/>
+    <w:bookmarkEnd w:id="113"/>
+    <w:bookmarkStart w:id="115" w:name="ref-weir2009"/>
     <w:p>
       <w:pPr>
         <w:pStyle w:val="Bibliography"/>
@@ -4714,7 +4761,7 @@
         <w:t xml:space="preserve">	</w:t>
       </w:r>
       <w:r>
-        <w:t xml:space="preserve">Weir JT, Bermingham E, Schluter D. 2009 The great american biotic interchange in birds.</w:t>
+        <w:t xml:space="preserve">Weir, J.T., Bermingham, E., and Schluter, D. (2009). The great american biotic interchange in birds. Proceedings of the National Academy of Sciences</w:t>
       </w:r>
       <w:r>
         <w:t xml:space="preserve"> </w:t>
@@ -4724,35 +4771,28 @@
           <w:i/>
           <w:iCs/>
         </w:rPr>
-        <w:t xml:space="preserve">Proceedings of the National Academy of Sciences</w:t>
-      </w:r>
-      <w:r>
-        <w:t xml:space="preserve"> </w:t>
-      </w:r>
-      <w:r>
-        <w:rPr>
-          <w:b/>
-          <w:bCs/>
-        </w:rPr>
         <w:t xml:space="preserve">106</w:t>
       </w:r>
       <w:r>
-        <w:t xml:space="preserve">, 21737–21742. (doi:</w:t>
-      </w:r>
-      <w:hyperlink r:id="rId117">
+        <w:t xml:space="preserve">, 21737–21742.</w:t>
+      </w:r>
+      <w:r>
+        <w:t xml:space="preserve"> </w:t>
+      </w:r>
+      <w:hyperlink r:id="rId114">
         <w:r>
           <w:rPr>
             <w:rStyle w:val="Hyperlink"/>
           </w:rPr>
-          <w:t xml:space="preserve">10.1073/pnas.0903811106</w:t>
+          <w:t xml:space="preserve">https://doi.org/10.1073/pnas.0903811106</w:t>
         </w:r>
       </w:hyperlink>
       <w:r>
-        <w:t xml:space="preserve">)</w:t>
-      </w:r>
-    </w:p>
-    <w:bookmarkEnd w:id="118"/>
-    <w:bookmarkStart w:id="120" w:name="ref-antonelli2018"/>
+        <w:t xml:space="preserve">.</w:t>
+      </w:r>
+    </w:p>
+    <w:bookmarkEnd w:id="115"/>
+    <w:bookmarkStart w:id="117" w:name="ref-antonelli2018"/>
     <w:p>
       <w:pPr>
         <w:pStyle w:val="Bibliography"/>
@@ -4767,7 +4807,7 @@
         <w:t xml:space="preserve">	</w:t>
       </w:r>
       <w:r>
-        <w:t xml:space="preserve">Antonelli A</w:t>
+        <w:t xml:space="preserve">Antonelli, A., Kissling, W.D., Flantua, S.G.A., Bermúdez, M.A., Mulch, A., Muellner-Riehl, A.N., Kreft, H., Linder, H.P., Badgley, C., Fjeldså, J., et al. (2018). Geological and climatic influences on mountain biodiversity. Nature Geoscience</w:t>
       </w:r>
       <w:r>
         <w:t xml:space="preserve"> </w:t>
@@ -4777,48 +4817,28 @@
           <w:i/>
           <w:iCs/>
         </w:rPr>
-        <w:t xml:space="preserve">et al.</w:t>
-      </w:r>
-      <w:r>
-        <w:t xml:space="preserve"> 2018 Geological and climatic influences on mountain biodiversity.</w:t>
-      </w:r>
-      <w:r>
-        <w:t xml:space="preserve"> </w:t>
-      </w:r>
-      <w:r>
-        <w:rPr>
-          <w:i/>
-          <w:iCs/>
-        </w:rPr>
-        <w:t xml:space="preserve">Nature Geoscience</w:t>
-      </w:r>
-      <w:r>
-        <w:t xml:space="preserve"> </w:t>
-      </w:r>
-      <w:r>
-        <w:rPr>
-          <w:b/>
-          <w:bCs/>
-        </w:rPr>
         <w:t xml:space="preserve">11</w:t>
       </w:r>
       <w:r>
-        <w:t xml:space="preserve">, 718–725. (doi:</w:t>
-      </w:r>
-      <w:hyperlink r:id="rId119">
+        <w:t xml:space="preserve">, 718–725.</w:t>
+      </w:r>
+      <w:r>
+        <w:t xml:space="preserve"> </w:t>
+      </w:r>
+      <w:hyperlink r:id="rId116">
         <w:r>
           <w:rPr>
             <w:rStyle w:val="Hyperlink"/>
           </w:rPr>
-          <w:t xml:space="preserve">10.1038/s41561-018-0236-z</w:t>
+          <w:t xml:space="preserve">https://doi.org/10.1038/s41561-018-0236-z</w:t>
         </w:r>
       </w:hyperlink>
       <w:r>
-        <w:t xml:space="preserve">)</w:t>
-      </w:r>
-    </w:p>
-    <w:bookmarkEnd w:id="120"/>
-    <w:bookmarkStart w:id="122" w:name="ref-motta2025"/>
+        <w:t xml:space="preserve">.</w:t>
+      </w:r>
+    </w:p>
+    <w:bookmarkEnd w:id="117"/>
+    <w:bookmarkStart w:id="119" w:name="ref-motta2025"/>
     <w:p>
       <w:pPr>
         <w:pStyle w:val="Bibliography"/>
@@ -4833,7 +4853,7 @@
         <w:t xml:space="preserve">	</w:t>
       </w:r>
       <w:r>
-        <w:t xml:space="preserve">Motta LM, Quental TB. 2025 New aspects of the asymmetry of the great american biotic interchange based on an analysis of the spatial and temporal structure of immigrant taxa at local scale.</w:t>
+        <w:t xml:space="preserve">Motta, L.M., and Quental, T.B. (2025). New aspects of the asymmetry of the great american biotic interchange based on an analysis of the spatial and temporal structure of immigrant taxa at local scale. Palaeogeography, Palaeoclimatology, Palaeoecology</w:t>
       </w:r>
       <w:r>
         <w:t xml:space="preserve"> </w:t>
@@ -4843,35 +4863,28 @@
           <w:i/>
           <w:iCs/>
         </w:rPr>
-        <w:t xml:space="preserve">Palaeogeography, Palaeoclimatology, Palaeoecology</w:t>
-      </w:r>
-      <w:r>
-        <w:t xml:space="preserve"> </w:t>
-      </w:r>
-      <w:r>
-        <w:rPr>
-          <w:b/>
-          <w:bCs/>
-        </w:rPr>
         <w:t xml:space="preserve">668</w:t>
       </w:r>
       <w:r>
-        <w:t xml:space="preserve">, 112905. (doi:</w:t>
-      </w:r>
-      <w:hyperlink r:id="rId121">
+        <w:t xml:space="preserve">, 112905.</w:t>
+      </w:r>
+      <w:r>
+        <w:t xml:space="preserve"> </w:t>
+      </w:r>
+      <w:hyperlink r:id="rId118">
         <w:r>
           <w:rPr>
             <w:rStyle w:val="Hyperlink"/>
           </w:rPr>
-          <w:t xml:space="preserve">10.1016/j.palaeo.2025.112905</w:t>
+          <w:t xml:space="preserve">https://doi.org/10.1016/j.palaeo.2025.112905</w:t>
         </w:r>
       </w:hyperlink>
       <w:r>
-        <w:t xml:space="preserve">)</w:t>
-      </w:r>
-    </w:p>
-    <w:bookmarkEnd w:id="122"/>
-    <w:bookmarkStart w:id="124" w:name="ref-couvreur2011"/>
+        <w:t xml:space="preserve">.</w:t>
+      </w:r>
+    </w:p>
+    <w:bookmarkEnd w:id="119"/>
+    <w:bookmarkStart w:id="121" w:name="ref-couvreur2011"/>
     <w:p>
       <w:pPr>
         <w:pStyle w:val="Bibliography"/>
@@ -4886,7 +4899,7 @@
         <w:t xml:space="preserve">	</w:t>
       </w:r>
       <w:r>
-        <w:t xml:space="preserve">Couvreur TLP, Pirie MD, Chatrou LW, Saunders RMK, Su YCF, Richardson JE, Erkens RHJ. 2011 Early evolutionary history of the flowering plant family Annonaceae: steady diversification and boreotropical geodispersal.</w:t>
+        <w:t xml:space="preserve">Couvreur, T.L.P., Pirie, M.D., Chatrou, L.W., Saunders, R.M.K., Su, Y.C.F., Richardson, J.E., and Erkens, R.H.J. (2011). Early evolutionary history of the flowering plant family Annonaceae: steady diversification and boreotropical geodispersal. Journal of Biogeography</w:t>
       </w:r>
       <w:r>
         <w:t xml:space="preserve"> </w:t>
@@ -4896,35 +4909,28 @@
           <w:i/>
           <w:iCs/>
         </w:rPr>
-        <w:t xml:space="preserve">Journal of Biogeography</w:t>
-      </w:r>
-      <w:r>
-        <w:t xml:space="preserve"> </w:t>
-      </w:r>
-      <w:r>
-        <w:rPr>
-          <w:b/>
-          <w:bCs/>
-        </w:rPr>
         <w:t xml:space="preserve">38</w:t>
       </w:r>
       <w:r>
-        <w:t xml:space="preserve">, 664–680. (doi:</w:t>
-      </w:r>
-      <w:hyperlink r:id="rId123">
+        <w:t xml:space="preserve">, 664–680.</w:t>
+      </w:r>
+      <w:r>
+        <w:t xml:space="preserve"> </w:t>
+      </w:r>
+      <w:hyperlink r:id="rId120">
         <w:r>
           <w:rPr>
             <w:rStyle w:val="Hyperlink"/>
           </w:rPr>
-          <w:t xml:space="preserve">10.1111/j.1365-2699.2010.02434.x</w:t>
+          <w:t xml:space="preserve">https://doi.org/10.1111/j.1365-2699.2010.02434.x</w:t>
         </w:r>
       </w:hyperlink>
       <w:r>
-        <w:t xml:space="preserve">)</w:t>
-      </w:r>
-    </w:p>
-    <w:bookmarkEnd w:id="124"/>
-    <w:bookmarkStart w:id="126" w:name="ref-upchurch2024"/>
+        <w:t xml:space="preserve">.</w:t>
+      </w:r>
+    </w:p>
+    <w:bookmarkEnd w:id="121"/>
+    <w:bookmarkStart w:id="123" w:name="ref-upchurch2024"/>
     <w:p>
       <w:pPr>
         <w:pStyle w:val="Bibliography"/>
@@ -4939,7 +4945,7 @@
         <w:t xml:space="preserve">	</w:t>
       </w:r>
       <w:r>
-        <w:t xml:space="preserve">Upchurch P, Chiarenza AA. 2024 A brief review of non-avian dinosaur biogeography: State-of-the-art and prospectus.</w:t>
+        <w:t xml:space="preserve">Upchurch, P., and Chiarenza, A.A. (2024). A brief review of non-avian dinosaur biogeography: State-of-the-art and prospectus. Biology Letters</w:t>
       </w:r>
       <w:r>
         <w:t xml:space="preserve"> </w:t>
@@ -4949,35 +4955,28 @@
           <w:i/>
           <w:iCs/>
         </w:rPr>
-        <w:t xml:space="preserve">Biology Letters</w:t>
-      </w:r>
-      <w:r>
-        <w:t xml:space="preserve"> </w:t>
-      </w:r>
-      <w:r>
-        <w:rPr>
-          <w:b/>
-          <w:bCs/>
-        </w:rPr>
         <w:t xml:space="preserve">20</w:t>
       </w:r>
       <w:r>
-        <w:t xml:space="preserve">, 20240429. (doi:</w:t>
-      </w:r>
-      <w:hyperlink r:id="rId125">
+        <w:t xml:space="preserve">, 20240429.</w:t>
+      </w:r>
+      <w:r>
+        <w:t xml:space="preserve"> </w:t>
+      </w:r>
+      <w:hyperlink r:id="rId122">
         <w:r>
           <w:rPr>
             <w:rStyle w:val="Hyperlink"/>
           </w:rPr>
-          <w:t xml:space="preserve">10.1098/rsbl.2024.0429</w:t>
+          <w:t xml:space="preserve">https://doi.org/10.1098/rsbl.2024.0429</w:t>
         </w:r>
       </w:hyperlink>
       <w:r>
-        <w:t xml:space="preserve">)</w:t>
-      </w:r>
-    </w:p>
-    <w:bookmarkEnd w:id="126"/>
-    <w:bookmarkStart w:id="128" w:name="ref-pino2022"/>
+        <w:t xml:space="preserve">.</w:t>
+      </w:r>
+    </w:p>
+    <w:bookmarkEnd w:id="123"/>
+    <w:bookmarkStart w:id="125" w:name="ref-pino2022"/>
     <w:p>
       <w:pPr>
         <w:pStyle w:val="Bibliography"/>
@@ -4992,7 +4991,7 @@
         <w:t xml:space="preserve">	</w:t>
       </w:r>
       <w:r>
-        <w:t xml:space="preserve">Pino K, Vallejos-Garrido P, Espinoza-Aravena N, Cooper RB, Silvestro D, Hernández CE, Rodríguez-Serrano E. 2022 Regional landscape change triggered by andean uplift: The extinction of sparassodonta (mammalia, metatheria) in south america.</w:t>
+        <w:t xml:space="preserve">Pino, K., Vallejos-Garrido, P., Espinoza-Aravena, N., Cooper, R.B., Silvestro, D., Hernández, C.E., and Rodríguez-Serrano, E. (2022). Regional landscape change triggered by andean uplift: The extinction of sparassodonta (mammalia, metatheria) in south america. Global and Planetary Change</w:t>
       </w:r>
       <w:r>
         <w:t xml:space="preserve"> </w:t>
@@ -5002,36 +5001,29 @@
           <w:i/>
           <w:iCs/>
         </w:rPr>
-        <w:t xml:space="preserve">Global and Planetary Change</w:t>
-      </w:r>
-      <w:r>
-        <w:t xml:space="preserve"> </w:t>
-      </w:r>
-      <w:r>
-        <w:rPr>
-          <w:b/>
-          <w:bCs/>
-        </w:rPr>
         <w:t xml:space="preserve">210</w:t>
       </w:r>
       <w:r>
-        <w:t xml:space="preserve">, 103758. (doi:</w:t>
-      </w:r>
-      <w:hyperlink r:id="rId127">
+        <w:t xml:space="preserve">, 103758.</w:t>
+      </w:r>
+      <w:r>
+        <w:t xml:space="preserve"> </w:t>
+      </w:r>
+      <w:hyperlink r:id="rId124">
         <w:r>
           <w:rPr>
             <w:rStyle w:val="Hyperlink"/>
           </w:rPr>
-          <w:t xml:space="preserve">10.1016/j.gloplacha.2022.103758</w:t>
+          <w:t xml:space="preserve">https://doi.org/10.1016/j.gloplacha.2022.103758</w:t>
         </w:r>
       </w:hyperlink>
       <w:r>
-        <w:t xml:space="preserve">)</w:t>
-      </w:r>
-    </w:p>
-    <w:bookmarkEnd w:id="128"/>
-    <w:bookmarkEnd w:id="129"/>
-    <w:bookmarkEnd w:id="130"/>
+        <w:t xml:space="preserve">.</w:t>
+      </w:r>
+    </w:p>
+    <w:bookmarkEnd w:id="125"/>
+    <w:bookmarkEnd w:id="126"/>
+    <w:bookmarkEnd w:id="127"/>
     <w:sectPr>
       <w:type w:val="nextPage"/>
       <w:pgSz w:h="15840" w:w="12240"/>

--- a/Manuscript/GABI_palaeo_constraints.docx
+++ b/Manuscript/GABI_palaeo_constraints.docx
@@ -706,13 +706,34 @@
               <w:pStyle w:val="ImageCaption"/>
             </w:pPr>
             <w:r>
-              <w:t xml:space="preserve">Figure 1: Palaeoclimate histories within our studied landmasses (North America is displayed in coral red and South America in cyan). Spatially-averaged climate variables (Annual Temperature and Precipitation) are taken from the PALEO-PGEM palaeoclimate emulator</w:t>
+              <w:t xml:space="preserve">Figure 1: Average palaeoclimate histories within our studied landmasses. North America is displayed in coral red and South America in cyan. Spatially-averaged climate variables (Annual Temperature and Precipitation) are taken from the PALEO-PGEM palaeoclimate emulator</w:t>
             </w:r>
             <w:r>
               <w:rPr>
                 <w:vertAlign w:val="superscript"/>
               </w:rPr>
               <w:t xml:space="preserve">33</w:t>
+            </w:r>
+            <w:r>
+              <w:t xml:space="preserve">. This emulator being spatialised at a 1 x 1° resolution, numbers inside the continents represent the quantity of overlaying pixels from the climate grid within each continent. On climate plots, the time of the likely onset of the GABI</w:t>
+            </w:r>
+            <w:r>
+              <w:rPr>
+                <w:vertAlign w:val="superscript"/>
+              </w:rPr>
+              <w:t xml:space="preserve">8</w:t>
+            </w:r>
+            <w:r>
+              <w:t xml:space="preserve"> </w:t>
+            </w:r>
+            <w:r>
+              <w:t xml:space="preserve">is indicated by the light purple vertical bands. Geological timescale was depicted using the deeptime R package</w:t>
+            </w:r>
+            <w:r>
+              <w:rPr>
+                <w:vertAlign w:val="superscript"/>
+              </w:rPr>
+              <w:t xml:space="preserve">34</w:t>
             </w:r>
             <w:r>
               <w:t xml:space="preserve">. The empirically-derived asymmetry of the transcontinental land mammal exchange is represented by the thickness of the two arrows, the thicker the arrow, the more intense the exchange.</w:t>
@@ -759,10 +780,10 @@
         <w:rPr>
           <w:vertAlign w:val="superscript"/>
         </w:rPr>
-        <w:t xml:space="preserve">34</w:t>
-      </w:r>
-      <w:r>
-        <w:t xml:space="preserve">. For the scope of this work, we used two bioclimatic variables: mean annual temperature (MAT, BIO1) and mean annual precipitation (MAP, BIO12). To avoid reaching an overkillingly-high number of simulation steps, we reduced the temporal resolution of the climate simulations from a 1000 years-time step to a 10,000 years time-step.</w:t>
+        <w:t xml:space="preserve">35</w:t>
+      </w:r>
+      <w:r>
+        <w:t xml:space="preserve">. For the scope of this work, we used two bioclimatic variables: mean annual temperature (MAT, BIO1) and mean annual precipitation (MAP, BIO12). To avoid reaching an overkillingly-high number of simulation steps, we reduced the temporal resolution of the climate simulations from a 1000-years to a 10,000-years time step.</w:t>
       </w:r>
     </w:p>
     <w:p>
@@ -796,10 +817,19 @@
         <w:rPr>
           <w:vertAlign w:val="superscript"/>
         </w:rPr>
-        <w:t xml:space="preserve">35</w:t>
-      </w:r>
-      <w:r>
-        <w:t xml:space="preserve">. This classification divides the world into five broad climatic regions: Polar, Cold, Temperate, Arid and Tropical.</w:t>
+        <w:t xml:space="preserve">36</w:t>
+      </w:r>
+      <w:r>
+        <w:t xml:space="preserve">. This classification divides the world into five broad climatic regions: Polar, Cold, Temperate, Arid and Tropical, following the criteria proposed by</w:t>
+      </w:r>
+      <w:r>
+        <w:rPr>
+          <w:vertAlign w:val="superscript"/>
+        </w:rPr>
+        <w:t xml:space="preserve">37</w:t>
+      </w:r>
+      <w:r>
+        <w:t xml:space="preserve">.</w:t>
       </w:r>
     </w:p>
     <w:bookmarkEnd w:id="27"/>
@@ -1367,7 +1397,7 @@
         <w:rPr>
           <w:vertAlign w:val="superscript"/>
         </w:rPr>
-        <w:t xml:space="preserve">36</w:t>
+        <w:t xml:space="preserve">38</w:t>
       </w:r>
       <w:r>
         <w:t xml:space="preserve">. We then sampled a centroid at random and retrieved the corresponding cell in our landscape. To reduce the probability of initial crash, the temperature and/or precipitation optima parameter of the ancestor were set to those of the local environment.</w:t>
@@ -2240,7 +2270,7 @@
         <w:rPr>
           <w:vertAlign w:val="superscript"/>
         </w:rPr>
-        <w:t xml:space="preserve">33,34</w:t>
+        <w:t xml:space="preserve">33,35</w:t>
       </w:r>
       <w:r>
         <w:t xml:space="preserve">. Each set of simulations tracked the radiation of a clade either originating in North or in South America. Climate was the only ecological constraint limiting virtual species’ biogeography. We further compared the ability of virtual species to colonise the continent where they did not originate between the two initial conditions. For additional details, please refer to the</w:t>
@@ -2309,7 +2339,7 @@
         </m:r>
       </m:oMath>
       <w:r>
-        <w:t xml:space="preserve">). Amputation of either the temperature (47% vs. 88%,</w:t>
+        <w:t xml:space="preserve">). When climatic niches were able to evolve, amputation of either their temperature (47% vs. 88%,</w:t>
       </w:r>
       <w:r>
         <w:t xml:space="preserve"> </w:t>
@@ -2323,7 +2353,7 @@
         </m:r>
       </m:oMath>
       <w:r>
-        <w:t xml:space="preserve">) or the precipitation (38% vs. 89%,</w:t>
+        <w:t xml:space="preserve">) or precipitation (38% vs. 89%,</w:t>
       </w:r>
       <w:r>
         <w:t xml:space="preserve"> </w:t>
@@ -2337,13 +2367,20 @@
         </m:r>
       </m:oMath>
       <w:r>
-        <w:t xml:space="preserve">) compound of the climatic niche does not seem to alter the pattern.</w:t>
-      </w:r>
-      <w:r>
-        <w:t xml:space="preserve"> </w:t>
-      </w:r>
-      <w:r>
-        <w:t xml:space="preserve">That being said, the proportion of simulations resulting in no living representative (=crash) was on average twice higher for simulations starting in North America, except for model</w:t>
+        <w:t xml:space="preserve">) compounds does not seem to alter the pattern. That being said, out of the 500 runs carried out for each landmass-scenario combination (see</w:t>
+      </w:r>
+      <w:r>
+        <w:t xml:space="preserve"> </w:t>
+      </w:r>
+      <w:r>
+        <w:rPr>
+          <w:i/>
+          <w:iCs/>
+        </w:rPr>
+        <w:t xml:space="preserve">Star Methods</w:t>
+      </w:r>
+      <w:r>
+        <w:t xml:space="preserve">), the proportion of simulations leading to no living representative (=crash) was on average twice higher for simulations starting in North America, except for model</w:t>
       </w:r>
       <w:r>
         <w:t xml:space="preserve"> </w:t>
@@ -2493,7 +2530,7 @@
               </m:r>
             </m:oMath>
             <w:r>
-              <w:t xml:space="preserve">). Each individual plot shows the outcome of simulations starting in North (red) and South (cyan) America.</w:t>
+              <w:t xml:space="preserve">). Each individual plot shows the outcome of simulations starting in North (red) and South (cyan) America. Numbers on the x-axis represent the number of simulations actually considered after removing simulations leading to no living representative (=crash).</w:t>
             </w:r>
             <w:r>
               <w:t xml:space="preserve"> </w:t>
@@ -2586,7 +2623,21 @@
         <w:pStyle w:val="FirstParagraph"/>
       </w:pPr>
       <w:r>
-        <w:t xml:space="preserve">Our findings reveal that successful simulations starting from North America result in a higher proportion of colonised area, except for the</w:t>
+        <w:t xml:space="preserve">Our findings reveal that successful simulations starting from North America result in a higher proportion of colonised area, quantified as the ratio between the number of pixels recording a presence in the landmass to colonise and the total number of pixels offered by this landmass (</w:t>
+      </w:r>
+      <w:hyperlink w:anchor="fig-2">
+        <w:r>
+          <w:rPr>
+            <w:rStyle w:val="Hyperlink"/>
+          </w:rPr>
+          <w:t xml:space="preserve">Figure 2</w:t>
+        </w:r>
+      </w:hyperlink>
+      <w:r>
+        <w:t xml:space="preserve"> </w:t>
+      </w:r>
+      <w:r>
+        <w:t xml:space="preserve">B). The pattern holds for all but the</w:t>
       </w:r>
       <w:r>
         <w:t xml:space="preserve"> </w:t>
@@ -2603,7 +2654,7 @@
         <w:t xml:space="preserve"> </w:t>
       </w:r>
       <w:r>
-        <w:t xml:space="preserve">model, relaxing the precipitation constraint on virtual species’ niche (</w:t>
+        <w:t xml:space="preserve">model – relaxing the precipitation constraint on virtual species’ niche (</w:t>
       </w:r>
       <w:hyperlink w:anchor="fig-2">
         <w:r>
@@ -2673,7 +2724,7 @@
     </w:p>
     <w:bookmarkEnd w:id="37"/>
     <w:bookmarkEnd w:id="38"/>
-    <w:bookmarkStart w:id="42" w:name="discussion"/>
+    <w:bookmarkStart w:id="43" w:name="discussion"/>
     <w:p>
       <w:pPr>
         <w:pStyle w:val="Heading1"/>
@@ -2693,7 +2744,7 @@
         <w:rPr>
           <w:vertAlign w:val="superscript"/>
         </w:rPr>
-        <w:t xml:space="preserve">37</w:t>
+        <w:t xml:space="preserve">39</w:t>
       </w:r>
       <w:r>
         <w:t xml:space="preserve">, flying behaviour relaxing constraints applied to land mammals ?</w:t>
@@ -2719,7 +2770,7 @@
         <w:rPr>
           <w:vertAlign w:val="superscript"/>
         </w:rPr>
-        <w:t xml:space="preserve">38</w:t>
+        <w:t xml:space="preserve">40</w:t>
       </w:r>
       <w:r>
         <w:t xml:space="preserve"> </w:t>
@@ -2754,7 +2805,21 @@
         <w:t xml:space="preserve"> </w:t>
       </w:r>
       <w:r>
-        <w:t xml:space="preserve">applied to the GABI is that tropical specialists, in the aftermath of the global cooling occurring in the Plio-Pleistocene boundary, would have naturally been attracted towards the equator, in turn actively promoting some North American mammal’s establishment in South America. On the other hand, fewer mammals – only biome generalists or open-habitat specialists – from South America are expected to roam the other way round. Our virtual experiments partially corroborate with these predictions, in the sense that tropical-adapted taxa of North American origin have a higher prevalence of crossing the isthmus than species belonging to other biomes (Figure X [biomes], model M0).</w:t>
+        <w:t xml:space="preserve">applied to the GABI is that tropical specialists, in the aftermath of the global cooling occurring in the Plio-Pleistocene boundary (decreasing trend visible on the temperature plots displayed in</w:t>
+      </w:r>
+      <w:r>
+        <w:t xml:space="preserve"> </w:t>
+      </w:r>
+      <w:hyperlink w:anchor="fig-1">
+        <w:r>
+          <w:rPr>
+            <w:rStyle w:val="Hyperlink"/>
+          </w:rPr>
+          <w:t xml:space="preserve">Figure 1</w:t>
+        </w:r>
+      </w:hyperlink>
+      <w:r>
+        <w:t xml:space="preserve">), would have naturally been attracted towards the equator, in turn actively promoting some North American mammal’s establishment in South America. On the other hand, fewer mammals – only biome generalists or open-habitat specialists – from South America are expected to roam the other way around. Our virtual experiments partially corroborate with these predictions, in the sense that tropical-adapted taxa of North American origin have a higher prevalence of crossing the isthmus than species belonging to other biomes (Figure X [biomes], model M0).</w:t>
       </w:r>
     </w:p>
     <w:p>
@@ -2779,13 +2844,7 @@
         <w:t xml:space="preserve">29</w:t>
       </w:r>
       <w:r>
-        <w:t xml:space="preserve">.</w:t>
-      </w:r>
-      <w:r>
-        <w:t xml:space="preserve"> </w:t>
-      </w:r>
-      <w:r>
-        <w:t xml:space="preserve">Result of Figure 2C for</w:t>
+        <w:t xml:space="preserve">. Result of Figure 2C for</w:t>
       </w:r>
       <w:r>
         <w:t xml:space="preserve"> </w:t>
@@ -2834,7 +2893,10 @@
         <w:rPr>
           <w:vertAlign w:val="superscript"/>
         </w:rPr>
-        <w:t xml:space="preserve">39</w:t>
+        <w:t xml:space="preserve">41</w:t>
+      </w:r>
+      <w:r>
+        <w:t xml:space="preserve">.</w:t>
       </w:r>
     </w:p>
     <w:p>
@@ -2874,30 +2936,14 @@
         <w:t xml:space="preserve">?</w:t>
       </w:r>
     </w:p>
-    <w:p>
-      <w:pPr>
-        <w:pStyle w:val="BodyText"/>
-      </w:pPr>
-      <w:r>
-        <w:t xml:space="preserve">Temporality (red queen vs. court jester, Benton 2001) =&gt; favouring biotic ?</w:t>
-      </w:r>
-    </w:p>
-    <w:p>
-      <w:pPr>
-        <w:pStyle w:val="BodyText"/>
-      </w:pPr>
-      <w:r>
-        <w:t xml:space="preserve">Fortuitous experiment ?</w:t>
-      </w:r>
-    </w:p>
     <w:bookmarkEnd w:id="40"/>
-    <w:bookmarkStart w:id="41" w:name="limitations-perspectives"/>
+    <w:bookmarkStart w:id="41" w:name="X0160ffd22f787d001a7841291dc9859bf7a1aab"/>
     <w:p>
       <w:pPr>
         <w:pStyle w:val="Heading2"/>
       </w:pPr>
       <w:r>
-        <w:t xml:space="preserve">Limitations &amp; perspectives</w:t>
+        <w:t xml:space="preserve">On the drivers behind the asymmetry of the GABI</w:t>
       </w:r>
     </w:p>
     <w:p>
@@ -2905,129 +2951,53 @@
         <w:pStyle w:val="FirstParagraph"/>
       </w:pPr>
       <w:r>
-        <w:t xml:space="preserve">Assumption of fixed palaeogeography, particularly near the isthmus, whereas we know that this region changed across our study.</w:t>
-      </w:r>
-    </w:p>
-    <w:p>
-      <w:pPr>
-        <w:pStyle w:val="BodyText"/>
-      </w:pPr>
-      <w:r>
-        <w:t xml:space="preserve">spatial clustering of simulation crashing in temperate/cold North America =&gt; related to biome instability in the zone ?</w:t>
-      </w:r>
-    </w:p>
-    <w:p>
-      <w:pPr>
-        <w:pStyle w:val="BodyText"/>
-      </w:pPr>
-      <w:r>
-        <w:t xml:space="preserve">Problem of taxonomic extinctions in Gen3sis!</w:t>
-      </w:r>
-    </w:p>
-    <w:p>
-      <w:pPr>
-        <w:pStyle w:val="BodyText"/>
-      </w:pPr>
-      <w:r>
-        <w:t xml:space="preserve">Timeline of the simulation (last 5Myrs). Some claim for an onset of the interchange further back in time, but we justify our choice as (1) most studies agree with an onset of significant mammal exchange</w:t>
-      </w:r>
-      <w:r>
-        <w:t xml:space="preserve"> </w:t>
+        <w:t xml:space="preserve">Competition involving clades of similar ecology appeared as a likely first-order explanation to the recent demise of South American endemic mammal clades such as native ungulates</w:t>
+      </w:r>
+      <w:r>
+        <w:rPr>
+          <w:vertAlign w:val="superscript"/>
+        </w:rPr>
+        <w:t xml:space="preserve">13</w:t>
+      </w:r>
+      <w:r>
+        <w:t xml:space="preserve"> </w:t>
+      </w:r>
+      <w:r>
+        <w:t xml:space="preserve">or sparassodonts (metatherian predators,</w:t>
+      </w:r>
+      <w:r>
+        <w:rPr>
+          <w:vertAlign w:val="superscript"/>
+        </w:rPr>
+        <w:t xml:space="preserve">22,42</w:t>
+      </w:r>
+      <w:r>
+        <w:t xml:space="preserve">) that followed the establishment of northern lineages</w:t>
+      </w:r>
+      <w:r>
+        <w:rPr>
+          <w:vertAlign w:val="superscript"/>
+        </w:rPr>
+        <w:t xml:space="preserve">15</w:t>
+      </w:r>
+      <w:r>
+        <w:t xml:space="preserve">. This hypothesis mostly relied on striking morphological convergences between the clades assumed to have competed (</w:t>
       </w:r>
       <w:r>
         <w:rPr>
           <w:i/>
           <w:iCs/>
         </w:rPr>
-        <w:t xml:space="preserve">c.</w:t>
-      </w:r>
-      <w:r>
-        <w:t xml:space="preserve"> </w:t>
-      </w:r>
-      <w:r>
-        <w:t xml:space="preserve">3.5 Ma and (2) assumpltion of fixed palaeogeography.</w:t>
-      </w:r>
-    </w:p>
-    <w:bookmarkEnd w:id="41"/>
-    <w:bookmarkEnd w:id="42"/>
-    <w:bookmarkStart w:id="43" w:name="thrash"/>
-    <w:p>
-      <w:pPr>
-        <w:pStyle w:val="Heading1"/>
-      </w:pPr>
-      <w:r>
-        <w:t xml:space="preserve">Thrash</w:t>
-      </w:r>
-    </w:p>
-    <w:p>
-      <w:pPr>
-        <w:pStyle w:val="FirstParagraph"/>
-      </w:pPr>
-      <w:r>
-        <w:t xml:space="preserve">Throughout its evolutionary history, the biosphere has been repeatedly marked by the occurrence of geodispersal events, that is, exchanges of large species pools across landmasses</w:t>
-      </w:r>
-      <w:r>
-        <w:rPr>
-          <w:vertAlign w:val="superscript"/>
-        </w:rPr>
-        <w:t xml:space="preserve">41</w:t>
+        <w:t xml:space="preserve">e</w:t>
       </w:r>
       <w:r>
         <w:t xml:space="preserve">.</w:t>
-      </w:r>
-    </w:p>
-    <w:p>
-      <w:pPr>
-        <w:pStyle w:val="BodyText"/>
-      </w:pPr>
-      <w:r>
-        <w:t xml:space="preserve">Competition involving clades of similar ecology appeared as a likely first-order explanation to the recent demise of South American endemic mammal clades such as native ungulates</w:t>
-      </w:r>
-      <w:r>
-        <w:rPr>
-          <w:vertAlign w:val="superscript"/>
-        </w:rPr>
-        <w:t xml:space="preserve">13</w:t>
-      </w:r>
-      <w:r>
-        <w:t xml:space="preserve"> </w:t>
-      </w:r>
-      <w:r>
-        <w:t xml:space="preserve">or sparassodonts (metatherian predators,</w:t>
-      </w:r>
-      <w:r>
-        <w:rPr>
-          <w:vertAlign w:val="superscript"/>
-        </w:rPr>
-        <w:t xml:space="preserve">22,42</w:t>
-      </w:r>
-      <w:r>
-        <w:t xml:space="preserve">) that followed the establishment of northern lineages</w:t>
-      </w:r>
-      <w:r>
-        <w:rPr>
-          <w:vertAlign w:val="superscript"/>
-        </w:rPr>
-        <w:t xml:space="preserve">15</w:t>
-      </w:r>
-      <w:r>
-        <w:t xml:space="preserve">. This hypothesis mostly relied on striking morphological convergences between the clades assumed to have competed (</w:t>
       </w:r>
       <w:r>
         <w:rPr>
           <w:i/>
           <w:iCs/>
         </w:rPr>
-        <w:t xml:space="preserve">e</w:t>
-      </w:r>
-      <w:r>
-        <w:t xml:space="preserve">.</w:t>
-      </w:r>
-      <w:r>
-        <w:rPr>
-          <w:i/>
-          <w:iCs/>
-        </w:rPr>
         <w:t xml:space="preserve">g</w:t>
       </w:r>
       <w:r>
@@ -3066,7 +3036,7 @@
         <w:pStyle w:val="BodyText"/>
       </w:pPr>
       <w:r>
-        <w:t xml:space="preserve">These would include Pleistocene climate fluctuations and the consequent alternating phases of emergence of open landscapes across Central America, in turn favouring the dispersal of large temperate-adapted mammals to the detriment of tropical-adapted ones</w:t>
+        <w:t xml:space="preserve">Temporality (red queen vs. court jester, Benton 2001) =&gt; favouring biotic ?</w:t>
       </w:r>
     </w:p>
     <w:p>
@@ -3074,42 +3044,53 @@
         <w:pStyle w:val="BodyText"/>
       </w:pPr>
       <w:r>
-        <w:t xml:space="preserve">Other studies proposed the implication of abiotic factors. Some put the emphasis on Pleistocene climate fluctuations and the consequent alternating phases of emergence of landscape opening across Central America, in turn favouring the dispersal of large temperate-adapted mammals to the detriment of tropical-adapted ones</w:t>
+        <w:t xml:space="preserve">Fortuitous experiment ?</w:t>
+      </w:r>
+    </w:p>
+    <w:bookmarkEnd w:id="41"/>
+    <w:bookmarkStart w:id="42" w:name="limitations-perspectives"/>
+    <w:p>
+      <w:pPr>
+        <w:pStyle w:val="Heading2"/>
+      </w:pPr>
+      <w:r>
+        <w:t xml:space="preserve">Limitations &amp; perspectives</w:t>
+      </w:r>
+    </w:p>
+    <w:p>
+      <w:pPr>
+        <w:pStyle w:val="FirstParagraph"/>
+      </w:pPr>
+      <w:r>
+        <w:t xml:space="preserve">Assumption of fixed palaeogeography, particularly near the isthmus, whereas we know that this region changed across our study.</w:t>
+      </w:r>
+    </w:p>
+    <w:p>
+      <w:pPr>
+        <w:pStyle w:val="BodyText"/>
+      </w:pPr>
+      <w:r>
+        <w:t xml:space="preserve">The landscape designed for the purpose of this study (</w:t>
+      </w:r>
+      <w:hyperlink w:anchor="fig-1">
+        <w:r>
+          <w:rPr>
+            <w:rStyle w:val="Hyperlink"/>
+          </w:rPr>
+          <w:t xml:space="preserve">Figure 1</w:t>
+        </w:r>
+      </w:hyperlink>
+      <w:r>
+        <w:t xml:space="preserve">) only permitted transcontinental faunal exchange via the isthmus of Panama, the closure of which being assumed as the main trigger of the GABI</w:t>
       </w:r>
       <w:r>
         <w:rPr>
           <w:vertAlign w:val="superscript"/>
         </w:rPr>
-        <w:t xml:space="preserve">8,10,17</w:t>
-      </w:r>
-      <w:r>
-        <w:t xml:space="preserve">. Others drew direct relationships between the higher extinction rates of native South American mammal genera and temperature change</w:t>
-      </w:r>
-      <w:r>
-        <w:rPr>
-          <w:vertAlign w:val="superscript"/>
-        </w:rPr>
-        <w:t xml:space="preserve">24</w:t>
-      </w:r>
-      <w:r>
-        <w:t xml:space="preserve">.</w:t>
-      </w:r>
-    </w:p>
-    <w:p>
-      <w:pPr>
-        <w:pStyle w:val="BodyText"/>
-      </w:pPr>
-      <w:r>
-        <w:t xml:space="preserve">several studies proposed that palaeoclimate change shaped unequal dispersal abilities between northern and southern taxa</w:t>
-      </w:r>
-      <w:r>
-        <w:rPr>
-          <w:vertAlign w:val="superscript"/>
-        </w:rPr>
-        <w:t xml:space="preserve">8,10,17,24</w:t>
-      </w:r>
-      <w:r>
-        <w:t xml:space="preserve">, although the hypothesis according to which the asymmetry of the GABI would stem from dispersal rates is still largely debated</w:t>
+        <w:t xml:space="preserve">1</w:t>
+      </w:r>
+      <w:r>
+        <w:t xml:space="preserve">. Yet, the fossil record of the West Indies has provided evidence for faunal supply both from the South and the North American landmasses, in particular since the late Miocene</w:t>
       </w:r>
       <w:r>
         <w:rPr>
@@ -3137,6 +3118,216 @@
         <w:rPr>
           <w:vertAlign w:val="superscript"/>
         </w:rPr>
+        <w:t xml:space="preserve">., 43,44</w:t>
+      </w:r>
+      <w:r>
+        <w:t xml:space="preserve">. Although over-water dispersal has long been regarded as the prevailing mechanism</w:t>
+      </w:r>
+      <w:r>
+        <w:rPr>
+          <w:vertAlign w:val="superscript"/>
+        </w:rPr>
+        <w:t xml:space="preserve">43</w:t>
+      </w:r>
+      <w:r>
+        <w:t xml:space="preserve">, recent geological advances have providing evidence for (1) the emergence of land bridges connecting South America to Caribbean islands and (2) the formation of mega-islands – during Pleistocene glacial maximum episodes – several times since the Mio-Pliocene boundary</w:t>
+      </w:r>
+      <w:r>
+        <w:rPr>
+          <w:vertAlign w:val="superscript"/>
+        </w:rPr>
+        <w:t xml:space="preserve">45</w:t>
+      </w:r>
+      <w:r>
+        <w:t xml:space="preserve">. Hence, it would make sense to consider West Indies as an alternative dispersal pathway between the Americas. However, due to the idiosyncratic eco-evolutionary processes shaping insular systems</w:t>
+      </w:r>
+      <w:r>
+        <w:rPr>
+          <w:i/>
+          <w:iCs/>
+          <w:vertAlign w:val="superscript"/>
+        </w:rPr>
+        <w:t xml:space="preserve">e</w:t>
+      </w:r>
+      <w:r>
+        <w:rPr>
+          <w:vertAlign w:val="superscript"/>
+        </w:rPr>
+        <w:t xml:space="preserve">.</w:t>
+      </w:r>
+      <w:r>
+        <w:rPr>
+          <w:i/>
+          <w:iCs/>
+          <w:vertAlign w:val="superscript"/>
+        </w:rPr>
+        <w:t xml:space="preserve">g</w:t>
+      </w:r>
+      <w:r>
+        <w:rPr>
+          <w:vertAlign w:val="superscript"/>
+        </w:rPr>
+        <w:t xml:space="preserve">., 46</w:t>
+      </w:r>
+      <w:r>
+        <w:t xml:space="preserve"> </w:t>
+      </w:r>
+      <w:r>
+        <w:t xml:space="preserve">as well as the poor mention of West Indies as a stepping-stone in the literature, we believe that considering this alternative route in the framework of the GABI would rather deserve to be the topic of a study in itself.</w:t>
+      </w:r>
+    </w:p>
+    <w:p>
+      <w:pPr>
+        <w:pStyle w:val="BodyText"/>
+      </w:pPr>
+      <w:r>
+        <w:t xml:space="preserve">spatial clustering of simulation crashing in temperate/cold North America =&gt; related to biome instability in the zone ?</w:t>
+      </w:r>
+    </w:p>
+    <w:p>
+      <w:pPr>
+        <w:pStyle w:val="BodyText"/>
+      </w:pPr>
+      <w:r>
+        <w:t xml:space="preserve">Higher proportion of colonised area could come from the different size of the continents, North America being wider both in terms of absolute surface and number of pixels.</w:t>
+      </w:r>
+    </w:p>
+    <w:p>
+      <w:pPr>
+        <w:pStyle w:val="BodyText"/>
+      </w:pPr>
+      <w:r>
+        <w:t xml:space="preserve">Problem of taxonomic extinctions in Gen3sis!</w:t>
+      </w:r>
+    </w:p>
+    <w:p>
+      <w:pPr>
+        <w:pStyle w:val="BodyText"/>
+      </w:pPr>
+      <w:r>
+        <w:t xml:space="preserve">Timeline of the simulation (last 5Myrs). Some claim for an onset of the interchange further back in time, but we justify our choice as (1) most studies agree with an onset of significant mammal exchange</w:t>
+      </w:r>
+      <w:r>
+        <w:t xml:space="preserve"> </w:t>
+      </w:r>
+      <w:r>
+        <w:rPr>
+          <w:i/>
+          <w:iCs/>
+        </w:rPr>
+        <w:t xml:space="preserve">c.</w:t>
+      </w:r>
+      <w:r>
+        <w:t xml:space="preserve"> </w:t>
+      </w:r>
+      <w:r>
+        <w:t xml:space="preserve">3.5 Ma and (2) assumpltion of fixed palaeogeography.</w:t>
+      </w:r>
+    </w:p>
+    <w:bookmarkEnd w:id="42"/>
+    <w:bookmarkEnd w:id="43"/>
+    <w:bookmarkStart w:id="44" w:name="thrash"/>
+    <w:p>
+      <w:pPr>
+        <w:pStyle w:val="Heading1"/>
+      </w:pPr>
+      <w:r>
+        <w:t xml:space="preserve">Thrash</w:t>
+      </w:r>
+    </w:p>
+    <w:p>
+      <w:pPr>
+        <w:pStyle w:val="FirstParagraph"/>
+      </w:pPr>
+      <w:r>
+        <w:t xml:space="preserve">Throughout its evolutionary history, the biosphere has been repeatedly marked by the occurrence of geodispersal events, that is, exchanges of large species pools across landmasses</w:t>
+      </w:r>
+      <w:r>
+        <w:rPr>
+          <w:vertAlign w:val="superscript"/>
+        </w:rPr>
+        <w:t xml:space="preserve">48</w:t>
+      </w:r>
+      <w:r>
+        <w:t xml:space="preserve">.</w:t>
+      </w:r>
+    </w:p>
+    <w:p>
+      <w:pPr>
+        <w:pStyle w:val="BodyText"/>
+      </w:pPr>
+      <w:r>
+        <w:t xml:space="preserve">These would include Pleistocene climate fluctuations and the consequent alternating phases of emergence of open landscapes across Central America, in turn favouring the dispersal of large temperate-adapted mammals to the detriment of tropical-adapted ones</w:t>
+      </w:r>
+    </w:p>
+    <w:p>
+      <w:pPr>
+        <w:pStyle w:val="BodyText"/>
+      </w:pPr>
+      <w:r>
+        <w:t xml:space="preserve">Other studies proposed the implication of abiotic factors. Some put the emphasis on Pleistocene climate fluctuations and the consequent alternating phases of emergence of landscape opening across Central America, in turn favouring the dispersal of large temperate-adapted mammals to the detriment of tropical-adapted ones</w:t>
+      </w:r>
+      <w:r>
+        <w:rPr>
+          <w:vertAlign w:val="superscript"/>
+        </w:rPr>
+        <w:t xml:space="preserve">8,10,17</w:t>
+      </w:r>
+      <w:r>
+        <w:t xml:space="preserve">. Others drew direct relationships between the higher extinction rates of native South American mammal genera and temperature change</w:t>
+      </w:r>
+      <w:r>
+        <w:rPr>
+          <w:vertAlign w:val="superscript"/>
+        </w:rPr>
+        <w:t xml:space="preserve">24</w:t>
+      </w:r>
+      <w:r>
+        <w:t xml:space="preserve">.</w:t>
+      </w:r>
+    </w:p>
+    <w:p>
+      <w:pPr>
+        <w:pStyle w:val="BodyText"/>
+      </w:pPr>
+      <w:r>
+        <w:t xml:space="preserve">several studies proposed that palaeoclimate change shaped unequal dispersal abilities between northern and southern taxa</w:t>
+      </w:r>
+      <w:r>
+        <w:rPr>
+          <w:vertAlign w:val="superscript"/>
+        </w:rPr>
+        <w:t xml:space="preserve">8,10,17,24</w:t>
+      </w:r>
+      <w:r>
+        <w:t xml:space="preserve">, although the hypothesis according to which the asymmetry of the GABI would stem from dispersal rates is still largely debated</w:t>
+      </w:r>
+      <w:r>
+        <w:rPr>
+          <w:i/>
+          <w:iCs/>
+          <w:vertAlign w:val="superscript"/>
+        </w:rPr>
+        <w:t xml:space="preserve">e</w:t>
+      </w:r>
+      <w:r>
+        <w:rPr>
+          <w:vertAlign w:val="superscript"/>
+        </w:rPr>
+        <w:t xml:space="preserve">.</w:t>
+      </w:r>
+      <w:r>
+        <w:rPr>
+          <w:i/>
+          <w:iCs/>
+          <w:vertAlign w:val="superscript"/>
+        </w:rPr>
+        <w:t xml:space="preserve">g</w:t>
+      </w:r>
+      <w:r>
+        <w:rPr>
+          <w:vertAlign w:val="superscript"/>
+        </w:rPr>
         <w:t xml:space="preserve">., 12</w:t>
       </w:r>
       <w:r>
@@ -3148,8 +3339,8 @@
         <w:br w:type="page"/>
       </w:r>
     </w:p>
-    <w:bookmarkEnd w:id="43"/>
-    <w:bookmarkStart w:id="127" w:name="references"/>
+    <w:bookmarkEnd w:id="44"/>
+    <w:bookmarkStart w:id="140" w:name="references"/>
     <w:p>
       <w:pPr>
         <w:pStyle w:val="Heading1"/>
@@ -3158,8 +3349,8 @@
         <w:t xml:space="preserve">References</w:t>
       </w:r>
     </w:p>
-    <w:bookmarkStart w:id="126" w:name="refs"/>
-    <w:bookmarkStart w:id="45" w:name="ref-marshall1982"/>
+    <w:bookmarkStart w:id="139" w:name="refs"/>
+    <w:bookmarkStart w:id="46" w:name="ref-marshall1982"/>
     <w:p>
       <w:pPr>
         <w:pStyle w:val="Bibliography"/>
@@ -3179,7 +3370,7 @@
       <w:r>
         <w:t xml:space="preserve"> </w:t>
       </w:r>
-      <w:hyperlink r:id="rId44">
+      <w:hyperlink r:id="rId45">
         <w:r>
           <w:rPr>
             <w:rStyle w:val="Hyperlink"/>
@@ -3204,8 +3395,8 @@
         <w:t xml:space="preserve">, 1351–1357.</w:t>
       </w:r>
     </w:p>
-    <w:bookmarkEnd w:id="45"/>
-    <w:bookmarkStart w:id="47" w:name="ref-montes2015"/>
+    <w:bookmarkEnd w:id="46"/>
+    <w:bookmarkStart w:id="48" w:name="ref-montes2015"/>
     <w:p>
       <w:pPr>
         <w:pStyle w:val="Bibliography"/>
@@ -3238,7 +3429,7 @@
       <w:r>
         <w:t xml:space="preserve"> </w:t>
       </w:r>
-      <w:hyperlink r:id="rId46">
+      <w:hyperlink r:id="rId47">
         <w:r>
           <w:rPr>
             <w:rStyle w:val="Hyperlink"/>
@@ -3250,8 +3441,8 @@
         <w:t xml:space="preserve">.</w:t>
       </w:r>
     </w:p>
-    <w:bookmarkEnd w:id="47"/>
-    <w:bookmarkStart w:id="49" w:name="ref-jaramillo2018"/>
+    <w:bookmarkEnd w:id="48"/>
+    <w:bookmarkStart w:id="50" w:name="ref-jaramillo2018"/>
     <w:p>
       <w:pPr>
         <w:pStyle w:val="Bibliography"/>
@@ -3271,7 +3462,7 @@
       <w:r>
         <w:t xml:space="preserve"> </w:t>
       </w:r>
-      <w:hyperlink r:id="rId48">
+      <w:hyperlink r:id="rId49">
         <w:r>
           <w:rPr>
             <w:rStyle w:val="Hyperlink"/>
@@ -3283,8 +3474,8 @@
         <w:t xml:space="preserve">. In (John Wiley &amp; Sons).</w:t>
       </w:r>
     </w:p>
-    <w:bookmarkEnd w:id="49"/>
-    <w:bookmarkStart w:id="51" w:name="ref-odea2016"/>
+    <w:bookmarkEnd w:id="50"/>
+    <w:bookmarkStart w:id="52" w:name="ref-odea2016"/>
     <w:p>
       <w:pPr>
         <w:pStyle w:val="Bibliography"/>
@@ -3317,7 +3508,7 @@
       <w:r>
         <w:t xml:space="preserve"> </w:t>
       </w:r>
-      <w:hyperlink r:id="rId50">
+      <w:hyperlink r:id="rId51">
         <w:r>
           <w:rPr>
             <w:rStyle w:val="Hyperlink"/>
@@ -3329,8 +3520,8 @@
         <w:t xml:space="preserve">.</w:t>
       </w:r>
     </w:p>
-    <w:bookmarkEnd w:id="51"/>
-    <w:bookmarkStart w:id="53" w:name="ref-verzi2008"/>
+    <w:bookmarkEnd w:id="52"/>
+    <w:bookmarkStart w:id="54" w:name="ref-verzi2008"/>
     <w:p>
       <w:pPr>
         <w:pStyle w:val="Bibliography"/>
@@ -3363,7 +3554,7 @@
       <w:r>
         <w:t xml:space="preserve"> </w:t>
       </w:r>
-      <w:hyperlink r:id="rId52">
+      <w:hyperlink r:id="rId53">
         <w:r>
           <w:rPr>
             <w:rStyle w:val="Hyperlink"/>
@@ -3375,8 +3566,8 @@
         <w:t xml:space="preserve">.</w:t>
       </w:r>
     </w:p>
-    <w:bookmarkEnd w:id="53"/>
-    <w:bookmarkStart w:id="55" w:name="ref-woodburne2010"/>
+    <w:bookmarkEnd w:id="54"/>
+    <w:bookmarkStart w:id="56" w:name="ref-woodburne2010"/>
     <w:p>
       <w:pPr>
         <w:pStyle w:val="Bibliography"/>
@@ -3409,7 +3600,7 @@
       <w:r>
         <w:t xml:space="preserve"> </w:t>
       </w:r>
-      <w:hyperlink r:id="rId54">
+      <w:hyperlink r:id="rId55">
         <w:r>
           <w:rPr>
             <w:rStyle w:val="Hyperlink"/>
@@ -3421,8 +3612,8 @@
         <w:t xml:space="preserve">.</w:t>
       </w:r>
     </w:p>
-    <w:bookmarkEnd w:id="55"/>
-    <w:bookmarkStart w:id="57" w:name="ref-bacon2015"/>
+    <w:bookmarkEnd w:id="56"/>
+    <w:bookmarkStart w:id="58" w:name="ref-bacon2015"/>
     <w:p>
       <w:pPr>
         <w:pStyle w:val="Bibliography"/>
@@ -3455,7 +3646,7 @@
       <w:r>
         <w:t xml:space="preserve"> </w:t>
       </w:r>
-      <w:hyperlink r:id="rId56">
+      <w:hyperlink r:id="rId57">
         <w:r>
           <w:rPr>
             <w:rStyle w:val="Hyperlink"/>
@@ -3467,8 +3658,8 @@
         <w:t xml:space="preserve">.</w:t>
       </w:r>
     </w:p>
-    <w:bookmarkEnd w:id="57"/>
-    <w:bookmarkStart w:id="59" w:name="ref-bacon2016"/>
+    <w:bookmarkEnd w:id="58"/>
+    <w:bookmarkStart w:id="60" w:name="ref-bacon2016"/>
     <w:p>
       <w:pPr>
         <w:pStyle w:val="Bibliography"/>
@@ -3501,7 +3692,7 @@
       <w:r>
         <w:t xml:space="preserve"> </w:t>
       </w:r>
-      <w:hyperlink r:id="rId58">
+      <w:hyperlink r:id="rId59">
         <w:r>
           <w:rPr>
             <w:rStyle w:val="Hyperlink"/>
@@ -3513,8 +3704,8 @@
         <w:t xml:space="preserve">.</w:t>
       </w:r>
     </w:p>
-    <w:bookmarkEnd w:id="59"/>
-    <w:bookmarkStart w:id="61" w:name="ref-webb1976"/>
+    <w:bookmarkEnd w:id="60"/>
+    <w:bookmarkStart w:id="62" w:name="ref-webb1976"/>
     <w:p>
       <w:pPr>
         <w:pStyle w:val="Bibliography"/>
@@ -3534,7 +3725,7 @@
       <w:r>
         <w:t xml:space="preserve"> </w:t>
       </w:r>
-      <w:hyperlink r:id="rId60">
+      <w:hyperlink r:id="rId61">
         <w:r>
           <w:rPr>
             <w:rStyle w:val="Hyperlink"/>
@@ -3559,8 +3750,8 @@
         <w:t xml:space="preserve">, 220–234.</w:t>
       </w:r>
     </w:p>
-    <w:bookmarkEnd w:id="61"/>
-    <w:bookmarkStart w:id="63" w:name="ref-webb1991"/>
+    <w:bookmarkEnd w:id="62"/>
+    <w:bookmarkStart w:id="64" w:name="ref-webb1991"/>
     <w:p>
       <w:pPr>
         <w:pStyle w:val="Bibliography"/>
@@ -3593,7 +3784,7 @@
       <w:r>
         <w:t xml:space="preserve"> </w:t>
       </w:r>
-      <w:hyperlink r:id="rId62">
+      <w:hyperlink r:id="rId63">
         <w:r>
           <w:rPr>
             <w:rStyle w:val="Hyperlink"/>
@@ -3605,8 +3796,8 @@
         <w:t xml:space="preserve">.</w:t>
       </w:r>
     </w:p>
-    <w:bookmarkEnd w:id="63"/>
-    <w:bookmarkStart w:id="65" w:name="ref-cione2015"/>
+    <w:bookmarkEnd w:id="64"/>
+    <w:bookmarkStart w:id="66" w:name="ref-cione2015"/>
     <w:p>
       <w:pPr>
         <w:pStyle w:val="Bibliography"/>
@@ -3626,7 +3817,7 @@
       <w:r>
         <w:t xml:space="preserve"> </w:t>
       </w:r>
-      <w:hyperlink r:id="rId64">
+      <w:hyperlink r:id="rId65">
         <w:r>
           <w:rPr>
             <w:rStyle w:val="Hyperlink"/>
@@ -3641,8 +3832,8 @@
         <w:t xml:space="preserve">(Springer Netherlands).</w:t>
       </w:r>
     </w:p>
-    <w:bookmarkEnd w:id="65"/>
-    <w:bookmarkStart w:id="67" w:name="ref-carrillo2020"/>
+    <w:bookmarkEnd w:id="66"/>
+    <w:bookmarkStart w:id="68" w:name="ref-carrillo2020"/>
     <w:p>
       <w:pPr>
         <w:pStyle w:val="Bibliography"/>
@@ -3675,7 +3866,7 @@
       <w:r>
         <w:t xml:space="preserve"> </w:t>
       </w:r>
-      <w:hyperlink r:id="rId66">
+      <w:hyperlink r:id="rId67">
         <w:r>
           <w:rPr>
             <w:rStyle w:val="Hyperlink"/>
@@ -3687,8 +3878,8 @@
         <w:t xml:space="preserve">.</w:t>
       </w:r>
     </w:p>
-    <w:bookmarkEnd w:id="67"/>
-    <w:bookmarkStart w:id="69" w:name="ref-croft2020"/>
+    <w:bookmarkEnd w:id="68"/>
+    <w:bookmarkStart w:id="70" w:name="ref-croft2020"/>
     <w:p>
       <w:pPr>
         <w:pStyle w:val="Bibliography"/>
@@ -3721,7 +3912,7 @@
       <w:r>
         <w:t xml:space="preserve"> </w:t>
       </w:r>
-      <w:hyperlink r:id="rId68">
+      <w:hyperlink r:id="rId69">
         <w:r>
           <w:rPr>
             <w:rStyle w:val="Hyperlink"/>
@@ -3733,8 +3924,8 @@
         <w:t xml:space="preserve">.</w:t>
       </w:r>
     </w:p>
-    <w:bookmarkEnd w:id="69"/>
-    <w:bookmarkStart w:id="71" w:name="ref-boscaini2025"/>
+    <w:bookmarkEnd w:id="70"/>
+    <w:bookmarkStart w:id="72" w:name="ref-boscaini2025"/>
     <w:p>
       <w:pPr>
         <w:pStyle w:val="Bibliography"/>
@@ -3767,7 +3958,7 @@
       <w:r>
         <w:t xml:space="preserve"> </w:t>
       </w:r>
-      <w:hyperlink r:id="rId70">
+      <w:hyperlink r:id="rId71">
         <w:r>
           <w:rPr>
             <w:rStyle w:val="Hyperlink"/>
@@ -3779,8 +3970,8 @@
         <w:t xml:space="preserve">.</w:t>
       </w:r>
     </w:p>
-    <w:bookmarkEnd w:id="71"/>
-    <w:bookmarkStart w:id="72" w:name="ref-simpson1980"/>
+    <w:bookmarkEnd w:id="72"/>
+    <w:bookmarkStart w:id="73" w:name="ref-simpson1980"/>
     <w:p>
       <w:pPr>
         <w:pStyle w:val="Bibliography"/>
@@ -3798,8 +3989,8 @@
         <w:t xml:space="preserve">Simpson, G.G. (1980). Splendid isolation : The curious history of south american mammals Yale University Press, New Haven.</w:t>
       </w:r>
     </w:p>
-    <w:bookmarkEnd w:id="72"/>
-    <w:bookmarkStart w:id="74" w:name="ref-domingo2020"/>
+    <w:bookmarkEnd w:id="73"/>
+    <w:bookmarkStart w:id="75" w:name="ref-domingo2020"/>
     <w:p>
       <w:pPr>
         <w:pStyle w:val="Bibliography"/>
@@ -3832,7 +4023,7 @@
       <w:r>
         <w:t xml:space="preserve"> </w:t>
       </w:r>
-      <w:hyperlink r:id="rId73">
+      <w:hyperlink r:id="rId74">
         <w:r>
           <w:rPr>
             <w:rStyle w:val="Hyperlink"/>
@@ -3844,8 +4035,8 @@
         <w:t xml:space="preserve">.</w:t>
       </w:r>
     </w:p>
-    <w:bookmarkEnd w:id="74"/>
-    <w:bookmarkStart w:id="75" w:name="ref-marshall1990"/>
+    <w:bookmarkEnd w:id="75"/>
+    <w:bookmarkStart w:id="76" w:name="ref-marshall1990"/>
     <w:p>
       <w:pPr>
         <w:pStyle w:val="Bibliography"/>
@@ -3876,8 +4067,8 @@
         <w:t xml:space="preserve">, 169–210.</w:t>
       </w:r>
     </w:p>
-    <w:bookmarkEnd w:id="75"/>
-    <w:bookmarkStart w:id="77" w:name="ref-faurby2016"/>
+    <w:bookmarkEnd w:id="76"/>
+    <w:bookmarkStart w:id="78" w:name="ref-faurby2016"/>
     <w:p>
       <w:pPr>
         <w:pStyle w:val="Bibliography"/>
@@ -3910,7 +4101,7 @@
       <w:r>
         <w:t xml:space="preserve"> </w:t>
       </w:r>
-      <w:hyperlink r:id="rId76">
+      <w:hyperlink r:id="rId77">
         <w:r>
           <w:rPr>
             <w:rStyle w:val="Hyperlink"/>
@@ -3922,8 +4113,8 @@
         <w:t xml:space="preserve">.</w:t>
       </w:r>
     </w:p>
-    <w:bookmarkEnd w:id="77"/>
-    <w:bookmarkStart w:id="79" w:name="ref-fernández-monescillo2025"/>
+    <w:bookmarkEnd w:id="78"/>
+    <w:bookmarkStart w:id="80" w:name="ref-fernández-monescillo2025"/>
     <w:p>
       <w:pPr>
         <w:pStyle w:val="Bibliography"/>
@@ -3956,7 +4147,7 @@
       <w:r>
         <w:t xml:space="preserve"> </w:t>
       </w:r>
-      <w:hyperlink r:id="rId78">
+      <w:hyperlink r:id="rId79">
         <w:r>
           <w:rPr>
             <w:rStyle w:val="Hyperlink"/>
@@ -3968,8 +4159,8 @@
         <w:t xml:space="preserve">.</w:t>
       </w:r>
     </w:p>
-    <w:bookmarkEnd w:id="79"/>
-    <w:bookmarkStart w:id="81" w:name="ref-vrba1992"/>
+    <w:bookmarkEnd w:id="80"/>
+    <w:bookmarkStart w:id="82" w:name="ref-vrba1992"/>
     <w:p>
       <w:pPr>
         <w:pStyle w:val="Bibliography"/>
@@ -4002,7 +4193,7 @@
       <w:r>
         <w:t xml:space="preserve"> </w:t>
       </w:r>
-      <w:hyperlink r:id="rId80">
+      <w:hyperlink r:id="rId81">
         <w:r>
           <w:rPr>
             <w:rStyle w:val="Hyperlink"/>
@@ -4014,8 +4205,8 @@
         <w:t xml:space="preserve">.</w:t>
       </w:r>
     </w:p>
-    <w:bookmarkEnd w:id="81"/>
-    <w:bookmarkStart w:id="83" w:name="ref-prevosti2013"/>
+    <w:bookmarkEnd w:id="82"/>
+    <w:bookmarkStart w:id="84" w:name="ref-prevosti2013"/>
     <w:p>
       <w:pPr>
         <w:pStyle w:val="Bibliography"/>
@@ -4048,7 +4239,7 @@
       <w:r>
         <w:t xml:space="preserve"> </w:t>
       </w:r>
-      <w:hyperlink r:id="rId82">
+      <w:hyperlink r:id="rId83">
         <w:r>
           <w:rPr>
             <w:rStyle w:val="Hyperlink"/>
@@ -4060,8 +4251,8 @@
         <w:t xml:space="preserve">.</w:t>
       </w:r>
     </w:p>
-    <w:bookmarkEnd w:id="83"/>
-    <w:bookmarkStart w:id="85" w:name="ref-tarquini2022"/>
+    <w:bookmarkEnd w:id="84"/>
+    <w:bookmarkStart w:id="86" w:name="ref-tarquini2022"/>
     <w:p>
       <w:pPr>
         <w:pStyle w:val="Bibliography"/>
@@ -4094,7 +4285,7 @@
       <w:r>
         <w:t xml:space="preserve"> </w:t>
       </w:r>
-      <w:hyperlink r:id="rId84">
+      <w:hyperlink r:id="rId85">
         <w:r>
           <w:rPr>
             <w:rStyle w:val="Hyperlink"/>
@@ -4106,8 +4297,8 @@
         <w:t xml:space="preserve">.</w:t>
       </w:r>
     </w:p>
-    <w:bookmarkEnd w:id="85"/>
-    <w:bookmarkStart w:id="87" w:name="ref-marsà2025"/>
+    <w:bookmarkEnd w:id="86"/>
+    <w:bookmarkStart w:id="88" w:name="ref-marsà2025"/>
     <w:p>
       <w:pPr>
         <w:pStyle w:val="Bibliography"/>
@@ -4158,7 +4349,7 @@
       <w:r>
         <w:t xml:space="preserve"> </w:t>
       </w:r>
-      <w:hyperlink r:id="rId86">
+      <w:hyperlink r:id="rId87">
         <w:r>
           <w:rPr>
             <w:rStyle w:val="Hyperlink"/>
@@ -4170,8 +4361,8 @@
         <w:t xml:space="preserve">.</w:t>
       </w:r>
     </w:p>
-    <w:bookmarkEnd w:id="87"/>
-    <w:bookmarkStart w:id="89" w:name="ref-freitas-oliveira2024"/>
+    <w:bookmarkEnd w:id="88"/>
+    <w:bookmarkStart w:id="90" w:name="ref-freitas-oliveira2024"/>
     <w:p>
       <w:pPr>
         <w:pStyle w:val="Bibliography"/>
@@ -4204,7 +4395,7 @@
       <w:r>
         <w:t xml:space="preserve"> </w:t>
       </w:r>
-      <w:hyperlink r:id="rId88">
+      <w:hyperlink r:id="rId89">
         <w:r>
           <w:rPr>
             <w:rStyle w:val="Hyperlink"/>
@@ -4216,8 +4407,8 @@
         <w:t xml:space="preserve">.</w:t>
       </w:r>
     </w:p>
-    <w:bookmarkEnd w:id="89"/>
-    <w:bookmarkStart w:id="91" w:name="ref-pilowsky2022"/>
+    <w:bookmarkEnd w:id="90"/>
+    <w:bookmarkStart w:id="92" w:name="ref-pilowsky2022"/>
     <w:p>
       <w:pPr>
         <w:pStyle w:val="Bibliography"/>
@@ -4250,7 +4441,7 @@
       <w:r>
         <w:t xml:space="preserve"> </w:t>
       </w:r>
-      <w:hyperlink r:id="rId90">
+      <w:hyperlink r:id="rId91">
         <w:r>
           <w:rPr>
             <w:rStyle w:val="Hyperlink"/>
@@ -4262,8 +4453,8 @@
         <w:t xml:space="preserve">.</w:t>
       </w:r>
     </w:p>
-    <w:bookmarkEnd w:id="91"/>
-    <w:bookmarkStart w:id="93" w:name="ref-hagen2023"/>
+    <w:bookmarkEnd w:id="92"/>
+    <w:bookmarkStart w:id="94" w:name="ref-hagen2023"/>
     <w:p>
       <w:pPr>
         <w:pStyle w:val="Bibliography"/>
@@ -4296,7 +4487,7 @@
       <w:r>
         <w:t xml:space="preserve"> </w:t>
       </w:r>
-      <w:hyperlink r:id="rId92">
+      <w:hyperlink r:id="rId93">
         <w:r>
           <w:rPr>
             <w:rStyle w:val="Hyperlink"/>
@@ -4308,8 +4499,8 @@
         <w:t xml:space="preserve">.</w:t>
       </w:r>
     </w:p>
-    <w:bookmarkEnd w:id="93"/>
-    <w:bookmarkStart w:id="95" w:name="ref-hagen2021"/>
+    <w:bookmarkEnd w:id="94"/>
+    <w:bookmarkStart w:id="96" w:name="ref-hagen2021"/>
     <w:p>
       <w:pPr>
         <w:pStyle w:val="Bibliography"/>
@@ -4348,7 +4539,7 @@
       <w:r>
         <w:t xml:space="preserve"> </w:t>
       </w:r>
-      <w:hyperlink r:id="rId94">
+      <w:hyperlink r:id="rId95">
         <w:r>
           <w:rPr>
             <w:rStyle w:val="Hyperlink"/>
@@ -4360,8 +4551,8 @@
         <w:t xml:space="preserve">.</w:t>
       </w:r>
     </w:p>
-    <w:bookmarkEnd w:id="95"/>
-    <w:bookmarkStart w:id="97" w:name="ref-hagen2021b"/>
+    <w:bookmarkEnd w:id="96"/>
+    <w:bookmarkStart w:id="98" w:name="ref-hagen2021b"/>
     <w:p>
       <w:pPr>
         <w:pStyle w:val="Bibliography"/>
@@ -4394,7 +4585,7 @@
       <w:r>
         <w:t xml:space="preserve"> </w:t>
       </w:r>
-      <w:hyperlink r:id="rId96">
+      <w:hyperlink r:id="rId97">
         <w:r>
           <w:rPr>
             <w:rStyle w:val="Hyperlink"/>
@@ -4406,8 +4597,8 @@
         <w:t xml:space="preserve">.</w:t>
       </w:r>
     </w:p>
-    <w:bookmarkEnd w:id="97"/>
-    <w:bookmarkStart w:id="99" w:name="ref-skeels2023b"/>
+    <w:bookmarkEnd w:id="98"/>
+    <w:bookmarkStart w:id="100" w:name="ref-skeels2023b"/>
     <w:p>
       <w:pPr>
         <w:pStyle w:val="Bibliography"/>
@@ -4440,7 +4631,7 @@
       <w:r>
         <w:t xml:space="preserve"> </w:t>
       </w:r>
-      <w:hyperlink r:id="rId98">
+      <w:hyperlink r:id="rId99">
         <w:r>
           <w:rPr>
             <w:rStyle w:val="Hyperlink"/>
@@ -4452,8 +4643,8 @@
         <w:t xml:space="preserve">.</w:t>
       </w:r>
     </w:p>
-    <w:bookmarkEnd w:id="99"/>
-    <w:bookmarkStart w:id="101" w:name="ref-boschman2023"/>
+    <w:bookmarkEnd w:id="100"/>
+    <w:bookmarkStart w:id="102" w:name="ref-boschman2023"/>
     <w:p>
       <w:pPr>
         <w:pStyle w:val="Bibliography"/>
@@ -4486,7 +4677,7 @@
       <w:r>
         <w:t xml:space="preserve"> </w:t>
       </w:r>
-      <w:hyperlink r:id="rId100">
+      <w:hyperlink r:id="rId101">
         <w:r>
           <w:rPr>
             <w:rStyle w:val="Hyperlink"/>
@@ -4498,8 +4689,8 @@
         <w:t xml:space="preserve">.</w:t>
       </w:r>
     </w:p>
-    <w:bookmarkEnd w:id="101"/>
-    <w:bookmarkStart w:id="103" w:name="ref-skeels2023"/>
+    <w:bookmarkEnd w:id="102"/>
+    <w:bookmarkStart w:id="104" w:name="ref-skeels2023"/>
     <w:p>
       <w:pPr>
         <w:pStyle w:val="Bibliography"/>
@@ -4532,7 +4723,7 @@
       <w:r>
         <w:t xml:space="preserve"> </w:t>
       </w:r>
-      <w:hyperlink r:id="rId102">
+      <w:hyperlink r:id="rId103">
         <w:r>
           <w:rPr>
             <w:rStyle w:val="Hyperlink"/>
@@ -4544,8 +4735,8 @@
         <w:t xml:space="preserve">.</w:t>
       </w:r>
     </w:p>
-    <w:bookmarkEnd w:id="103"/>
-    <w:bookmarkStart w:id="105" w:name="ref-liu2024"/>
+    <w:bookmarkEnd w:id="104"/>
+    <w:bookmarkStart w:id="106" w:name="ref-liu2024"/>
     <w:p>
       <w:pPr>
         <w:pStyle w:val="Bibliography"/>
@@ -4578,7 +4769,7 @@
       <w:r>
         <w:t xml:space="preserve"> </w:t>
       </w:r>
-      <w:hyperlink r:id="rId104">
+      <w:hyperlink r:id="rId105">
         <w:r>
           <w:rPr>
             <w:rStyle w:val="Hyperlink"/>
@@ -4590,8 +4781,8 @@
         <w:t xml:space="preserve">.</w:t>
       </w:r>
     </w:p>
-    <w:bookmarkEnd w:id="105"/>
-    <w:bookmarkStart w:id="107" w:name="ref-holden2019"/>
+    <w:bookmarkEnd w:id="106"/>
+    <w:bookmarkStart w:id="108" w:name="ref-holden2019"/>
     <w:p>
       <w:pPr>
         <w:pStyle w:val="Bibliography"/>
@@ -4624,7 +4815,7 @@
       <w:r>
         <w:t xml:space="preserve">, 5137–5155. https://doi.org/</w:t>
       </w:r>
-      <w:hyperlink r:id="rId106">
+      <w:hyperlink r:id="rId107">
         <w:r>
           <w:rPr>
             <w:rStyle w:val="Hyperlink"/>
@@ -4636,14 +4827,44 @@
         <w:t xml:space="preserve">.</w:t>
       </w:r>
     </w:p>
-    <w:bookmarkEnd w:id="107"/>
-    <w:bookmarkStart w:id="109" w:name="ref-barreto2023"/>
+    <w:bookmarkEnd w:id="108"/>
+    <w:bookmarkStart w:id="110" w:name="ref-gearty2023"/>
     <w:p>
       <w:pPr>
         <w:pStyle w:val="Bibliography"/>
       </w:pPr>
       <w:r>
         <w:t xml:space="preserve">34.</w:t>
+      </w:r>
+      <w:r>
+        <w:t xml:space="preserve"> </w:t>
+      </w:r>
+      <w:r>
+        <w:t xml:space="preserve">	</w:t>
+      </w:r>
+      <w:r>
+        <w:t xml:space="preserve">Gearty, W. (2023).</w:t>
+      </w:r>
+      <w:r>
+        <w:t xml:space="preserve"> </w:t>
+      </w:r>
+      <w:hyperlink r:id="rId109">
+        <w:r>
+          <w:rPr>
+            <w:rStyle w:val="Hyperlink"/>
+          </w:rPr>
+          <w:t xml:space="preserve">Deeptime: Plotting tools for anyone working in deep time. R package version 1.0.1.</w:t>
+        </w:r>
+      </w:hyperlink>
+    </w:p>
+    <w:bookmarkEnd w:id="110"/>
+    <w:bookmarkStart w:id="112" w:name="ref-barreto2023"/>
+    <w:p>
+      <w:pPr>
+        <w:pStyle w:val="Bibliography"/>
+      </w:pPr>
+      <w:r>
+        <w:t xml:space="preserve">35.</w:t>
       </w:r>
       <w:r>
         <w:t xml:space="preserve"> </w:t>
@@ -4670,7 +4891,7 @@
       <w:r>
         <w:t xml:space="preserve"> </w:t>
       </w:r>
-      <w:hyperlink r:id="rId108">
+      <w:hyperlink r:id="rId111">
         <w:r>
           <w:rPr>
             <w:rStyle w:val="Hyperlink"/>
@@ -4682,14 +4903,14 @@
         <w:t xml:space="preserve">.</w:t>
       </w:r>
     </w:p>
-    <w:bookmarkEnd w:id="109"/>
-    <w:bookmarkStart w:id="111" w:name="ref-galván2023"/>
+    <w:bookmarkEnd w:id="112"/>
+    <w:bookmarkStart w:id="114" w:name="ref-galván2023"/>
     <w:p>
       <w:pPr>
         <w:pStyle w:val="Bibliography"/>
       </w:pPr>
       <w:r>
-        <w:t xml:space="preserve">35.</w:t>
+        <w:t xml:space="preserve">36.</w:t>
       </w:r>
       <w:r>
         <w:t xml:space="preserve"> </w:t>
@@ -4703,7 +4924,7 @@
       <w:r>
         <w:t xml:space="preserve"> </w:t>
       </w:r>
-      <w:hyperlink r:id="rId110">
+      <w:hyperlink r:id="rId113">
         <w:r>
           <w:rPr>
             <w:rStyle w:val="Hyperlink"/>
@@ -4712,14 +4933,14 @@
         </w:r>
       </w:hyperlink>
     </w:p>
-    <w:bookmarkEnd w:id="111"/>
-    <w:bookmarkStart w:id="113" w:name="ref-obrien2023"/>
+    <w:bookmarkEnd w:id="114"/>
+    <w:bookmarkStart w:id="116" w:name="ref-köppen1900"/>
     <w:p>
       <w:pPr>
         <w:pStyle w:val="Bibliography"/>
       </w:pPr>
       <w:r>
-        <w:t xml:space="preserve">36.</w:t>
+        <w:t xml:space="preserve">37.</w:t>
       </w:r>
       <w:r>
         <w:t xml:space="preserve"> </w:t>
@@ -4728,12 +4949,58 @@
         <w:t xml:space="preserve">	</w:t>
       </w:r>
       <w:r>
+        <w:t xml:space="preserve">Köppen, W. (1900).</w:t>
+      </w:r>
+      <w:r>
+        <w:t xml:space="preserve"> </w:t>
+      </w:r>
+      <w:hyperlink r:id="rId115">
+        <w:r>
+          <w:rPr>
+            <w:rStyle w:val="Hyperlink"/>
+          </w:rPr>
+          <w:t xml:space="preserve">Versuch einer klassifikation der klimate, vorzugsweise nach ihren beziehungen zur pflanzenwelt</w:t>
+        </w:r>
+      </w:hyperlink>
+      <w:r>
+        <w:t xml:space="preserve">. Geographische Zeitschrift</w:t>
+      </w:r>
+      <w:r>
+        <w:t xml:space="preserve"> </w:t>
+      </w:r>
+      <w:r>
+        <w:rPr>
+          <w:i/>
+          <w:iCs/>
+        </w:rPr>
+        <w:t xml:space="preserve">6</w:t>
+      </w:r>
+      <w:r>
+        <w:t xml:space="preserve">, 593–611.</w:t>
+      </w:r>
+    </w:p>
+    <w:bookmarkEnd w:id="116"/>
+    <w:bookmarkStart w:id="118" w:name="ref-obrien2023"/>
+    <w:p>
+      <w:pPr>
+        <w:pStyle w:val="Bibliography"/>
+      </w:pPr>
+      <w:r>
+        <w:t xml:space="preserve">38.</w:t>
+      </w:r>
+      <w:r>
+        <w:t xml:space="preserve"> </w:t>
+      </w:r>
+      <w:r>
+        <w:t xml:space="preserve">	</w:t>
+      </w:r>
+      <w:r>
         <w:t xml:space="preserve">O’Brien, L. (2023).</w:t>
       </w:r>
       <w:r>
         <w:t xml:space="preserve"> </w:t>
       </w:r>
-      <w:hyperlink r:id="rId112">
+      <w:hyperlink r:id="rId117">
         <w:r>
           <w:rPr>
             <w:rStyle w:val="Hyperlink"/>
@@ -4745,14 +5012,14 @@
         <w:t xml:space="preserve">.</w:t>
       </w:r>
     </w:p>
-    <w:bookmarkEnd w:id="113"/>
-    <w:bookmarkStart w:id="115" w:name="ref-weir2009"/>
+    <w:bookmarkEnd w:id="118"/>
+    <w:bookmarkStart w:id="120" w:name="ref-weir2009"/>
     <w:p>
       <w:pPr>
         <w:pStyle w:val="Bibliography"/>
       </w:pPr>
       <w:r>
-        <w:t xml:space="preserve">37.</w:t>
+        <w:t xml:space="preserve">39.</w:t>
       </w:r>
       <w:r>
         <w:t xml:space="preserve"> </w:t>
@@ -4779,7 +5046,7 @@
       <w:r>
         <w:t xml:space="preserve"> </w:t>
       </w:r>
-      <w:hyperlink r:id="rId114">
+      <w:hyperlink r:id="rId119">
         <w:r>
           <w:rPr>
             <w:rStyle w:val="Hyperlink"/>
@@ -4791,14 +5058,14 @@
         <w:t xml:space="preserve">.</w:t>
       </w:r>
     </w:p>
-    <w:bookmarkEnd w:id="115"/>
-    <w:bookmarkStart w:id="117" w:name="ref-antonelli2018"/>
+    <w:bookmarkEnd w:id="120"/>
+    <w:bookmarkStart w:id="122" w:name="ref-antonelli2018"/>
     <w:p>
       <w:pPr>
         <w:pStyle w:val="Bibliography"/>
       </w:pPr>
       <w:r>
-        <w:t xml:space="preserve">38.</w:t>
+        <w:t xml:space="preserve">40.</w:t>
       </w:r>
       <w:r>
         <w:t xml:space="preserve"> </w:t>
@@ -4825,7 +5092,7 @@
       <w:r>
         <w:t xml:space="preserve"> </w:t>
       </w:r>
-      <w:hyperlink r:id="rId116">
+      <w:hyperlink r:id="rId121">
         <w:r>
           <w:rPr>
             <w:rStyle w:val="Hyperlink"/>
@@ -4837,14 +5104,14 @@
         <w:t xml:space="preserve">.</w:t>
       </w:r>
     </w:p>
-    <w:bookmarkEnd w:id="117"/>
-    <w:bookmarkStart w:id="119" w:name="ref-motta2025"/>
+    <w:bookmarkEnd w:id="122"/>
+    <w:bookmarkStart w:id="124" w:name="ref-motta2025"/>
     <w:p>
       <w:pPr>
         <w:pStyle w:val="Bibliography"/>
       </w:pPr>
       <w:r>
-        <w:t xml:space="preserve">39.</w:t>
+        <w:t xml:space="preserve">41.</w:t>
       </w:r>
       <w:r>
         <w:t xml:space="preserve"> </w:t>
@@ -4871,7 +5138,7 @@
       <w:r>
         <w:t xml:space="preserve"> </w:t>
       </w:r>
-      <w:hyperlink r:id="rId118">
+      <w:hyperlink r:id="rId123">
         <w:r>
           <w:rPr>
             <w:rStyle w:val="Hyperlink"/>
@@ -4883,14 +5150,14 @@
         <w:t xml:space="preserve">.</w:t>
       </w:r>
     </w:p>
-    <w:bookmarkEnd w:id="119"/>
-    <w:bookmarkStart w:id="121" w:name="ref-couvreur2011"/>
+    <w:bookmarkEnd w:id="124"/>
+    <w:bookmarkStart w:id="126" w:name="ref-pino2022"/>
     <w:p>
       <w:pPr>
         <w:pStyle w:val="Bibliography"/>
       </w:pPr>
       <w:r>
-        <w:t xml:space="preserve">40.</w:t>
+        <w:t xml:space="preserve">42.</w:t>
       </w:r>
       <w:r>
         <w:t xml:space="preserve"> </w:t>
@@ -4899,7 +5166,7 @@
         <w:t xml:space="preserve">	</w:t>
       </w:r>
       <w:r>
-        <w:t xml:space="preserve">Couvreur, T.L.P., Pirie, M.D., Chatrou, L.W., Saunders, R.M.K., Su, Y.C.F., Richardson, J.E., and Erkens, R.H.J. (2011). Early evolutionary history of the flowering plant family Annonaceae: steady diversification and boreotropical geodispersal. Journal of Biogeography</w:t>
+        <w:t xml:space="preserve">Pino, K., Vallejos-Garrido, P., Espinoza-Aravena, N., Cooper, R.B., Silvestro, D., Hernández, C.E., and Rodríguez-Serrano, E. (2022). Regional landscape change triggered by andean uplift: The extinction of sparassodonta (mammalia, metatheria) in south america. Global and Planetary Change</w:t>
       </w:r>
       <w:r>
         <w:t xml:space="preserve"> </w:t>
@@ -4909,6 +5176,235 @@
           <w:i/>
           <w:iCs/>
         </w:rPr>
+        <w:t xml:space="preserve">210</w:t>
+      </w:r>
+      <w:r>
+        <w:t xml:space="preserve">, 103758.</w:t>
+      </w:r>
+      <w:r>
+        <w:t xml:space="preserve"> </w:t>
+      </w:r>
+      <w:hyperlink r:id="rId125">
+        <w:r>
+          <w:rPr>
+            <w:rStyle w:val="Hyperlink"/>
+          </w:rPr>
+          <w:t xml:space="preserve">https://doi.org/10.1016/j.gloplacha.2022.103758</w:t>
+        </w:r>
+      </w:hyperlink>
+      <w:r>
+        <w:t xml:space="preserve">.</w:t>
+      </w:r>
+    </w:p>
+    <w:bookmarkEnd w:id="126"/>
+    <w:bookmarkStart w:id="128" w:name="ref-morgan1993"/>
+    <w:p>
+      <w:pPr>
+        <w:pStyle w:val="Bibliography"/>
+      </w:pPr>
+      <w:r>
+        <w:t xml:space="preserve">43.</w:t>
+      </w:r>
+      <w:r>
+        <w:t xml:space="preserve"> </w:t>
+      </w:r>
+      <w:r>
+        <w:t xml:space="preserve">	</w:t>
+      </w:r>
+      <w:r>
+        <w:t xml:space="preserve">Morgan, G.S. (1993). Quaternary land vertebrates of jamaica. In, R. M. Wright and E. Robinson, eds. (Geological Society of America), p. 0.</w:t>
+      </w:r>
+      <w:r>
+        <w:t xml:space="preserve"> </w:t>
+      </w:r>
+      <w:hyperlink r:id="rId127">
+        <w:r>
+          <w:rPr>
+            <w:rStyle w:val="Hyperlink"/>
+          </w:rPr>
+          <w:t xml:space="preserve">https://doi.org/10.1130/MEM182-p417</w:t>
+        </w:r>
+      </w:hyperlink>
+      <w:r>
+        <w:t xml:space="preserve">.</w:t>
+      </w:r>
+    </w:p>
+    <w:bookmarkEnd w:id="128"/>
+    <w:bookmarkStart w:id="130" w:name="ref-ali2021b"/>
+    <w:p>
+      <w:pPr>
+        <w:pStyle w:val="Bibliography"/>
+      </w:pPr>
+      <w:r>
+        <w:t xml:space="preserve">44.</w:t>
+      </w:r>
+      <w:r>
+        <w:t xml:space="preserve"> </w:t>
+      </w:r>
+      <w:r>
+        <w:t xml:space="preserve">	</w:t>
+      </w:r>
+      <w:r>
+        <w:t xml:space="preserve">Ali, J.R., and Hedges, S.B. (2021). Colonizing the caribbean: New geological data and an updated land-vertebrate colonization record challenge the</w:t>
+      </w:r>
+      <w:r>
+        <w:t xml:space="preserve"> </w:t>
+      </w:r>
+      <w:r>
+        <w:t xml:space="preserve">GAARlandia</w:t>
+      </w:r>
+      <w:r>
+        <w:t xml:space="preserve"> </w:t>
+      </w:r>
+      <w:r>
+        <w:t xml:space="preserve">land-bridge hypothesis. Journal of Biogeography</w:t>
+      </w:r>
+      <w:r>
+        <w:t xml:space="preserve"> </w:t>
+      </w:r>
+      <w:r>
+        <w:rPr>
+          <w:i/>
+          <w:iCs/>
+        </w:rPr>
+        <w:t xml:space="preserve">48</w:t>
+      </w:r>
+      <w:r>
+        <w:t xml:space="preserve">, 2699–2707.</w:t>
+      </w:r>
+      <w:r>
+        <w:t xml:space="preserve"> </w:t>
+      </w:r>
+      <w:hyperlink r:id="rId129">
+        <w:r>
+          <w:rPr>
+            <w:rStyle w:val="Hyperlink"/>
+          </w:rPr>
+          <w:t xml:space="preserve">https://doi.org/10.1111/jbi.14234</w:t>
+        </w:r>
+      </w:hyperlink>
+      <w:r>
+        <w:t xml:space="preserve">.</w:t>
+      </w:r>
+    </w:p>
+    <w:bookmarkEnd w:id="130"/>
+    <w:bookmarkStart w:id="132" w:name="ref-cornée2021"/>
+    <w:p>
+      <w:pPr>
+        <w:pStyle w:val="Bibliography"/>
+      </w:pPr>
+      <w:r>
+        <w:t xml:space="preserve">45.</w:t>
+      </w:r>
+      <w:r>
+        <w:t xml:space="preserve"> </w:t>
+      </w:r>
+      <w:r>
+        <w:t xml:space="preserve">	</w:t>
+      </w:r>
+      <w:r>
+        <w:t xml:space="preserve">Cornée, J.-J., Münch, P., Philippon, M., BouDagher-Fadel, M., Quillévéré, F., Melinte-Dobrinescu, M., Lebrun, J.-F., Gay, A., Meyer, S., Montheil, L., et al. (2021). Lost islands in the northern lesser antilles: Possible milestones in the cenozoic dispersal of terrestrial organisms between south-america and the greater antilles. Earth-Science Reviews</w:t>
+      </w:r>
+      <w:r>
+        <w:t xml:space="preserve"> </w:t>
+      </w:r>
+      <w:r>
+        <w:rPr>
+          <w:i/>
+          <w:iCs/>
+        </w:rPr>
+        <w:t xml:space="preserve">217</w:t>
+      </w:r>
+      <w:r>
+        <w:t xml:space="preserve">, 103617.</w:t>
+      </w:r>
+      <w:r>
+        <w:t xml:space="preserve"> </w:t>
+      </w:r>
+      <w:hyperlink r:id="rId131">
+        <w:r>
+          <w:rPr>
+            <w:rStyle w:val="Hyperlink"/>
+          </w:rPr>
+          <w:t xml:space="preserve">https://doi.org/10.1016/j.earscirev.2021.103617</w:t>
+        </w:r>
+      </w:hyperlink>
+      <w:r>
+        <w:t xml:space="preserve">.</w:t>
+      </w:r>
+    </w:p>
+    <w:bookmarkEnd w:id="132"/>
+    <w:bookmarkStart w:id="134" w:name="ref-warren2015"/>
+    <w:p>
+      <w:pPr>
+        <w:pStyle w:val="Bibliography"/>
+      </w:pPr>
+      <w:r>
+        <w:t xml:space="preserve">46.</w:t>
+      </w:r>
+      <w:r>
+        <w:t xml:space="preserve"> </w:t>
+      </w:r>
+      <w:r>
+        <w:t xml:space="preserve">	</w:t>
+      </w:r>
+      <w:r>
+        <w:t xml:space="preserve">Warren, B.H., Simberloff, D., Ricklefs, R.E., Aguilée, R., Condamine, F.L., Gravel, D., Morlon, H., Mouquet, N., Rosindell, J., Casquet, J., et al. (2015). Islands as model systems in ecology and evolution: prospects fifty years after MacArthur-Wilson. Ecology Letters</w:t>
+      </w:r>
+      <w:r>
+        <w:t xml:space="preserve"> </w:t>
+      </w:r>
+      <w:r>
+        <w:rPr>
+          <w:i/>
+          <w:iCs/>
+        </w:rPr>
+        <w:t xml:space="preserve">18</w:t>
+      </w:r>
+      <w:r>
+        <w:t xml:space="preserve">, 200–217.</w:t>
+      </w:r>
+      <w:r>
+        <w:t xml:space="preserve"> </w:t>
+      </w:r>
+      <w:hyperlink r:id="rId133">
+        <w:r>
+          <w:rPr>
+            <w:rStyle w:val="Hyperlink"/>
+          </w:rPr>
+          <w:t xml:space="preserve">https://doi.org/10.1111/ele.12398</w:t>
+        </w:r>
+      </w:hyperlink>
+      <w:r>
+        <w:t xml:space="preserve">.</w:t>
+      </w:r>
+    </w:p>
+    <w:bookmarkEnd w:id="134"/>
+    <w:bookmarkStart w:id="136" w:name="ref-couvreur2011"/>
+    <w:p>
+      <w:pPr>
+        <w:pStyle w:val="Bibliography"/>
+      </w:pPr>
+      <w:r>
+        <w:t xml:space="preserve">47.</w:t>
+      </w:r>
+      <w:r>
+        <w:t xml:space="preserve"> </w:t>
+      </w:r>
+      <w:r>
+        <w:t xml:space="preserve">	</w:t>
+      </w:r>
+      <w:r>
+        <w:t xml:space="preserve">Couvreur, T.L.P., Pirie, M.D., Chatrou, L.W., Saunders, R.M.K., Su, Y.C.F., Richardson, J.E., and Erkens, R.H.J. (2011). Early evolutionary history of the flowering plant family Annonaceae: steady diversification and boreotropical geodispersal. Journal of Biogeography</w:t>
+      </w:r>
+      <w:r>
+        <w:t xml:space="preserve"> </w:t>
+      </w:r>
+      <w:r>
+        <w:rPr>
+          <w:i/>
+          <w:iCs/>
+        </w:rPr>
         <w:t xml:space="preserve">38</w:t>
       </w:r>
       <w:r>
@@ -4917,7 +5413,7 @@
       <w:r>
         <w:t xml:space="preserve"> </w:t>
       </w:r>
-      <w:hyperlink r:id="rId120">
+      <w:hyperlink r:id="rId135">
         <w:r>
           <w:rPr>
             <w:rStyle w:val="Hyperlink"/>
@@ -4929,14 +5425,14 @@
         <w:t xml:space="preserve">.</w:t>
       </w:r>
     </w:p>
-    <w:bookmarkEnd w:id="121"/>
-    <w:bookmarkStart w:id="123" w:name="ref-upchurch2024"/>
+    <w:bookmarkEnd w:id="136"/>
+    <w:bookmarkStart w:id="138" w:name="ref-upchurch2024"/>
     <w:p>
       <w:pPr>
         <w:pStyle w:val="Bibliography"/>
       </w:pPr>
       <w:r>
-        <w:t xml:space="preserve">41.</w:t>
+        <w:t xml:space="preserve">48.</w:t>
       </w:r>
       <w:r>
         <w:t xml:space="preserve"> </w:t>
@@ -4963,7 +5459,7 @@
       <w:r>
         <w:t xml:space="preserve"> </w:t>
       </w:r>
-      <w:hyperlink r:id="rId122">
+      <w:hyperlink r:id="rId137">
         <w:r>
           <w:rPr>
             <w:rStyle w:val="Hyperlink"/>
@@ -4975,55 +5471,9 @@
         <w:t xml:space="preserve">.</w:t>
       </w:r>
     </w:p>
-    <w:bookmarkEnd w:id="123"/>
-    <w:bookmarkStart w:id="125" w:name="ref-pino2022"/>
-    <w:p>
-      <w:pPr>
-        <w:pStyle w:val="Bibliography"/>
-      </w:pPr>
-      <w:r>
-        <w:t xml:space="preserve">42.</w:t>
-      </w:r>
-      <w:r>
-        <w:t xml:space="preserve"> </w:t>
-      </w:r>
-      <w:r>
-        <w:t xml:space="preserve">	</w:t>
-      </w:r>
-      <w:r>
-        <w:t xml:space="preserve">Pino, K., Vallejos-Garrido, P., Espinoza-Aravena, N., Cooper, R.B., Silvestro, D., Hernández, C.E., and Rodríguez-Serrano, E. (2022). Regional landscape change triggered by andean uplift: The extinction of sparassodonta (mammalia, metatheria) in south america. Global and Planetary Change</w:t>
-      </w:r>
-      <w:r>
-        <w:t xml:space="preserve"> </w:t>
-      </w:r>
-      <w:r>
-        <w:rPr>
-          <w:i/>
-          <w:iCs/>
-        </w:rPr>
-        <w:t xml:space="preserve">210</w:t>
-      </w:r>
-      <w:r>
-        <w:t xml:space="preserve">, 103758.</w:t>
-      </w:r>
-      <w:r>
-        <w:t xml:space="preserve"> </w:t>
-      </w:r>
-      <w:hyperlink r:id="rId124">
-        <w:r>
-          <w:rPr>
-            <w:rStyle w:val="Hyperlink"/>
-          </w:rPr>
-          <w:t xml:space="preserve">https://doi.org/10.1016/j.gloplacha.2022.103758</w:t>
-        </w:r>
-      </w:hyperlink>
-      <w:r>
-        <w:t xml:space="preserve">.</w:t>
-      </w:r>
-    </w:p>
-    <w:bookmarkEnd w:id="125"/>
-    <w:bookmarkEnd w:id="126"/>
-    <w:bookmarkEnd w:id="127"/>
+    <w:bookmarkEnd w:id="138"/>
+    <w:bookmarkEnd w:id="139"/>
+    <w:bookmarkEnd w:id="140"/>
     <w:sectPr>
       <w:type w:val="nextPage"/>
       <w:pgSz w:h="15840" w:w="12240"/>

--- a/Manuscript/GABI_palaeo_constraints.docx
+++ b/Manuscript/GABI_palaeo_constraints.docx
@@ -176,7 +176,7 @@
         <w:pStyle w:val="FirstParagraph"/>
       </w:pPr>
       <w:r>
-        <w:t xml:space="preserve">The Great American Biotic Interchange (GABI) refers to the admixture of North and South American faunas promoted by the Mio-Pliocene closure of the isthmus of Panama. Among mammals, this faunal exchange was asymmetric because it witnessed a greater ability of North American lineages to establish southwards, meanwhile many South Americans went extinct. Here, coupling a mechanistic eco-evolutionary simulator with high-resolution palaeoclimatic reconstructions for the last 5 million years, we explore the extent to which palaeoclimate may have shaped such a biogeographic asymmetry. When climatic variables are the only constraints to virtual species’ ecology, our results indicate that successful interchanges are more frequently achieved when simulations start from South America than from North America, contrasting with empirical observations. In addition, our models fail at explaining the higher representation of temperate-adapted mammals in the fossil record of successfully exchanged mammals, particularly of North American origin, but suggest that successful colonisers from North America occupy larger areas in South America than the other way around. This study offers valuable insights into the processes behind one of the most puzzling macroecological enigmas, suggesting that palaeoclimatic history is not sufficient to explain the imbalanced success of North American migrants in South America following the GABI.</w:t>
+        <w:t xml:space="preserve">The Great American Biotic Interchange (GABI) refers to the admixture of North and South American faunas promoted by the closure of the isthmus of Panama. Among land mammals, this faunal exchange was asymmetric because it witnessed a greater ability of North American lineages to establish southwards, meanwhile many South Americans went extinct. Here, coupling a mechanistic eco-evolutionary simulator with palaeoclimatic reconstructions for the last 5 million years, we explore the extent to which palaeoclimate, alone, may have shaped such a biogeographic asymmetry. When climatic variables are the only constraints to virtual species’ dispersal, our results indicate that (1) successful interchanges are more frequently achieved when simulations start from South America than from North America, contrasting with empirical observations. In addition, (2) our models fail at explaining the higher representation of temperate-adapted mammals in the fossil record of successfully exchanged mammals, particularly of North American origin, but (3) suggest that successful colonisers from North America occupy larger areas in South America than the other way around. Hence, our findings stress that spatio-temporal palaeoclimate dynamics are not sufficient to explain the imbalanced success of North American migrants in South America following the GABI, suggesting the implication of additional biogeographic and ecological filters. This study offers valuable insights into the processes behind one of the most puzzling macroecological enigmas in the history of life on Earth.</w:t>
       </w:r>
     </w:p>
     <w:bookmarkEnd w:id="20"/>
@@ -196,10 +196,8 @@
       <w:r>
         <w:t xml:space="preserve">Eco-evolutionary simulations; Mammals; Macroecology; Palaeoclimate</w:t>
       </w:r>
-    </w:p>
-    <w:p>
-      <w:r>
-        <w:br w:type="page"/>
+      <w:r>
+        <w:t xml:space="preserve"> </w:t>
       </w:r>
     </w:p>
     <w:bookmarkEnd w:id="21"/>
@@ -817,16 +815,16 @@
         <w:rPr>
           <w:vertAlign w:val="superscript"/>
         </w:rPr>
-        <w:t xml:space="preserve">36</w:t>
-      </w:r>
-      <w:r>
-        <w:t xml:space="preserve">. This classification divides the world into five broad climatic regions: Polar, Cold, Temperate, Arid and Tropical, following the criteria proposed by</w:t>
+        <w:t xml:space="preserve">36,37</w:t>
+      </w:r>
+      <w:r>
+        <w:t xml:space="preserve">. This classification divides the world into five broad climatic regions: Polar, Cold, Temperate, Arid and Tropical, following the criteria proposed by Köppen</w:t>
       </w:r>
       <w:r>
         <w:rPr>
           <w:vertAlign w:val="superscript"/>
         </w:rPr>
-        <w:t xml:space="preserve">37</w:t>
+        <w:t xml:space="preserve">38</w:t>
       </w:r>
       <w:r>
         <w:t xml:space="preserve">.</w:t>
@@ -1397,7 +1395,7 @@
         <w:rPr>
           <w:vertAlign w:val="superscript"/>
         </w:rPr>
-        <w:t xml:space="preserve">38</w:t>
+        <w:t xml:space="preserve">39</w:t>
       </w:r>
       <w:r>
         <w:t xml:space="preserve">. We then sampled a centroid at random and retrieved the corresponding cell in our landscape. To reduce the probability of initial crash, the temperature and/or precipitation optima parameter of the ancestor were set to those of the local environment.</w:t>
@@ -2229,7 +2227,7 @@
     </w:p>
     <w:bookmarkEnd w:id="29"/>
     <w:bookmarkEnd w:id="30"/>
-    <w:bookmarkStart w:id="38" w:name="results"/>
+    <w:bookmarkStart w:id="42" w:name="results"/>
     <w:p>
       <w:pPr>
         <w:pStyle w:val="Heading1"/>
@@ -2394,7 +2392,21 @@
         </m:r>
       </m:oMath>
       <w:r>
-        <w:t xml:space="preserve">.</w:t>
+        <w:t xml:space="preserve"> </w:t>
+      </w:r>
+      <w:r>
+        <w:t xml:space="preserve">(</w:t>
+      </w:r>
+      <w:hyperlink w:anchor="fig-2">
+        <w:r>
+          <w:rPr>
+            <w:rStyle w:val="Hyperlink"/>
+          </w:rPr>
+          <w:t xml:space="preserve">Figure 2</w:t>
+        </w:r>
+      </w:hyperlink>
+      <w:r>
+        <w:t xml:space="preserve">).</w:t>
       </w:r>
     </w:p>
     <w:tbl>
@@ -2623,7 +2635,7 @@
         <w:pStyle w:val="FirstParagraph"/>
       </w:pPr>
       <w:r>
-        <w:t xml:space="preserve">Our findings reveal that successful simulations starting from North America result in a higher proportion of colonised area, quantified as the ratio between the number of pixels recording a presence in the landmass to colonise and the total number of pixels offered by this landmass (</w:t>
+        <w:t xml:space="preserve">Our findings reveal that successful simulations starting in North America result in a higher proportion of colonised area, quantified as the ratio between the number of pixels recording a presence in the landmass to colonise and the total number of pixels offered by this landmass (</w:t>
       </w:r>
       <w:hyperlink w:anchor="fig-2">
         <w:r>
@@ -2668,7 +2680,7 @@
         <w:t xml:space="preserve"> </w:t>
       </w:r>
       <w:r>
-        <w:t xml:space="preserve">B). In addition, successful simulations starting from North America generally started from an ancestor located closer to the isthmus than those starting from South America (</w:t>
+        <w:t xml:space="preserve">B). In addition, successful simulations starting in North America generally started from an ancestor located closer to the isthmus than those starting in South America (</w:t>
       </w:r>
       <w:hyperlink w:anchor="fig-2">
         <w:r>
@@ -2708,7 +2720,7 @@
       </w:r>
     </w:p>
     <w:bookmarkEnd w:id="36"/>
-    <w:bookmarkStart w:id="37" w:name="biome"/>
+    <w:bookmarkStart w:id="41" w:name="biome"/>
     <w:p>
       <w:pPr>
         <w:pStyle w:val="Heading2"/>
@@ -2717,14 +2729,148 @@
         <w:t xml:space="preserve">Biome</w:t>
       </w:r>
     </w:p>
+    <w:tbl>
+      <w:tblPr>
+        <w:tblStyle w:val="Table"/>
+        <w:tblW w:type="pct" w:w="5000"/>
+        <w:tblLayout w:type="fixed"/>
+        <w:tblLook w:firstRow="0" w:lastRow="0" w:firstColumn="0" w:lastColumn="0" w:noHBand="0" w:noVBand="0" w:val="0000"/>
+      </w:tblPr>
+      <w:tblGrid>
+        <w:gridCol w:w="7920"/>
+      </w:tblGrid>
+      <w:tr>
+        <w:tc>
+          <w:tcPr/>
+          <w:bookmarkStart w:id="40" w:name="fig-3"/>
+          <w:p>
+            <w:pPr>
+              <w:pStyle w:val="Compact"/>
+              <w:jc w:val="left"/>
+            </w:pPr>
+            <w:r>
+              <w:drawing>
+                <wp:inline>
+                  <wp:extent cx="5943600" cy="3672743"/>
+                  <wp:effectExtent b="0" l="0" r="0" t="0"/>
+                  <wp:docPr descr="" title="" id="38" name="Picture"/>
+                  <a:graphic>
+                    <a:graphicData uri="http://schemas.openxmlformats.org/drawingml/2006/picture">
+                      <pic:pic>
+                        <pic:nvPicPr>
+                          <pic:cNvPr descr="../Figures/MS/Main/Figure3/Figure3.png" id="39" name="Picture"/>
+                          <pic:cNvPicPr>
+                            <a:picLocks noChangeArrowheads="1" noChangeAspect="1"/>
+                          </pic:cNvPicPr>
+                        </pic:nvPicPr>
+                        <pic:blipFill>
+                          <a:blip r:embed="rId37"/>
+                          <a:stretch>
+                            <a:fillRect/>
+                          </a:stretch>
+                        </pic:blipFill>
+                        <pic:spPr bwMode="auto">
+                          <a:xfrm>
+                            <a:off x="0" y="0"/>
+                            <a:ext cx="5943600" cy="3672743"/>
+                          </a:xfrm>
+                          <a:prstGeom prst="rect">
+                            <a:avLst/>
+                          </a:prstGeom>
+                          <a:noFill/>
+                          <a:ln w="9525">
+                            <a:noFill/>
+                            <a:headEnd/>
+                            <a:tailEnd/>
+                          </a:ln>
+                        </pic:spPr>
+                      </pic:pic>
+                    </a:graphicData>
+                  </a:graphic>
+                </wp:inline>
+              </w:drawing>
+            </w:r>
+          </w:p>
+          <w:p>
+            <w:pPr>
+              <w:jc w:val="left"/>
+            </w:pPr>
+            <w:pPr>
+              <w:jc w:val="start"/>
+              <w:spacing w:before="200"/>
+              <w:pStyle w:val="ImageCaption"/>
+            </w:pPr>
+            <w:r>
+              <w:t xml:space="preserve">Figure 3: Initial biome where each ancestral species leading to successful simulations is recorded at the time of the onset of the simulations (5 Ma).</w:t>
+            </w:r>
+            <w:r>
+              <w:t xml:space="preserve"> </w:t>
+            </w:r>
+            <w:r>
+              <w:rPr>
+                <w:b/>
+                <w:bCs/>
+              </w:rPr>
+              <w:t xml:space="preserve">(A)</w:t>
+            </w:r>
+            <w:r>
+              <w:t xml:space="preserve"> </w:t>
+            </w:r>
+            <w:r>
+              <w:t xml:space="preserve">Global main climate zones based on Köppen-Geiger biome classification at</w:t>
+            </w:r>
+            <w:r>
+              <w:t xml:space="preserve"> </w:t>
+            </w:r>
+            <m:oMath>
+              <m:r>
+                <m:t>t</m:t>
+              </m:r>
+              <m:r>
+                <m:rPr>
+                  <m:sty m:val="p"/>
+                </m:rPr>
+                <m:t>=</m:t>
+              </m:r>
+              <m:r>
+                <m:t>5</m:t>
+              </m:r>
+            </m:oMath>
+            <w:r>
+              <w:t xml:space="preserve"> </w:t>
+            </w:r>
+            <w:r>
+              <w:t xml:space="preserve">Ma.</w:t>
+            </w:r>
+            <w:r>
+              <w:t xml:space="preserve"> </w:t>
+            </w:r>
+            <w:r>
+              <w:rPr>
+                <w:b/>
+                <w:bCs/>
+              </w:rPr>
+              <w:t xml:space="preserve">(B)</w:t>
+            </w:r>
+            <w:r>
+              <w:t xml:space="preserve"> </w:t>
+            </w:r>
+            <w:r>
+              <w:t xml:space="preserve">Proportion of successful simulations based on the biome where ancestral species originates, for each scenario-ancestral area combination.</w:t>
+            </w:r>
+          </w:p>
+          <w:bookmarkEnd w:id="40"/>
+        </w:tc>
+      </w:tr>
+    </w:tbl>
     <w:p>
       <w:r>
         <w:br w:type="page"/>
       </w:r>
     </w:p>
-    <w:bookmarkEnd w:id="37"/>
-    <w:bookmarkEnd w:id="38"/>
-    <w:bookmarkStart w:id="43" w:name="discussion"/>
+    <w:bookmarkEnd w:id="41"/>
+    <w:bookmarkEnd w:id="42"/>
+    <w:bookmarkStart w:id="47" w:name="discussion"/>
     <w:p>
       <w:pPr>
         <w:pStyle w:val="Heading1"/>
@@ -2744,7 +2890,7 @@
         <w:rPr>
           <w:vertAlign w:val="superscript"/>
         </w:rPr>
-        <w:t xml:space="preserve">39</w:t>
+        <w:t xml:space="preserve">40</w:t>
       </w:r>
       <w:r>
         <w:t xml:space="preserve">, flying behaviour relaxing constraints applied to land mammals ?</w:t>
@@ -2770,7 +2916,7 @@
         <w:rPr>
           <w:vertAlign w:val="superscript"/>
         </w:rPr>
-        <w:t xml:space="preserve">40</w:t>
+        <w:t xml:space="preserve">41</w:t>
       </w:r>
       <w:r>
         <w:t xml:space="preserve"> </w:t>
@@ -2779,7 +2925,7 @@
         <w:t xml:space="preserve">– than in North America, though see Vrba.</w:t>
       </w:r>
     </w:p>
-    <w:bookmarkStart w:id="39" w:name="climate"/>
+    <w:bookmarkStart w:id="43" w:name="climate"/>
     <w:p>
       <w:pPr>
         <w:pStyle w:val="Heading2"/>
@@ -2793,19 +2939,7 @@
         <w:pStyle w:val="FirstParagraph"/>
       </w:pPr>
       <w:r>
-        <w:t xml:space="preserve">One of the predictions of Vrba’s ressource-use hypotheses formulated in the framework of the habitat theory</w:t>
-      </w:r>
-      <w:r>
-        <w:rPr>
-          <w:vertAlign w:val="superscript"/>
-        </w:rPr>
-        <w:t xml:space="preserve">20</w:t>
-      </w:r>
-      <w:r>
-        <w:t xml:space="preserve"> </w:t>
-      </w:r>
-      <w:r>
-        <w:t xml:space="preserve">applied to the GABI is that tropical specialists, in the aftermath of the global cooling occurring in the Plio-Pleistocene boundary (decreasing trend visible on the temperature plots displayed in</w:t>
+        <w:t xml:space="preserve">One of the predictions of Vrba’s ressource-use hypotheses formulated in the framework of the habitat theory applied to the GABI is that tropical specialists, in the aftermath of the global cooling occurring in the Plio-Pleistocene boundary (decreasing trend visible on the temperature plots displayed in</w:t>
       </w:r>
       <w:r>
         <w:t xml:space="preserve"> </w:t>
@@ -2819,7 +2953,104 @@
         </w:r>
       </w:hyperlink>
       <w:r>
-        <w:t xml:space="preserve">), would have naturally been attracted towards the equator, in turn actively promoting some North American mammal’s establishment in South America. On the other hand, fewer mammals – only biome generalists or open-habitat specialists – from South America are expected to roam the other way around. Our virtual experiments partially corroborate with these predictions, in the sense that tropical-adapted taxa of North American origin have a higher prevalence of crossing the isthmus than species belonging to other biomes (Figure X [biomes], model M0).</w:t>
+        <w:t xml:space="preserve">, from</w:t>
+      </w:r>
+      <w:r>
+        <w:t xml:space="preserve"> </w:t>
+      </w:r>
+      <w:r>
+        <w:rPr>
+          <w:i/>
+          <w:iCs/>
+        </w:rPr>
+        <w:t xml:space="preserve">c.</w:t>
+      </w:r>
+      <w:r>
+        <w:t xml:space="preserve"> </w:t>
+      </w:r>
+      <w:r>
+        <w:t xml:space="preserve">3 Ma), would have been naturally attracted towards the equator following tropical belt’s contraction, in turn actively promoting some North American mammal’s establishment in South America</w:t>
+      </w:r>
+      <w:r>
+        <w:rPr>
+          <w:vertAlign w:val="superscript"/>
+        </w:rPr>
+        <w:t xml:space="preserve">20</w:t>
+      </w:r>
+      <w:r>
+        <w:t xml:space="preserve">. On the other hand, fewer mammals – only biome generalists or open-habitat specialists – from South America would be expected to roam the other way around. These predictions somewhat meet those of the</w:t>
+      </w:r>
+      <w:r>
+        <w:t xml:space="preserve"> </w:t>
+      </w:r>
+      <w:r>
+        <w:t xml:space="preserve">‘</w:t>
+      </w:r>
+      <w:r>
+        <w:t xml:space="preserve">tropical refugia</w:t>
+      </w:r>
+      <w:r>
+        <w:t xml:space="preserve">’</w:t>
+      </w:r>
+      <w:r>
+        <w:t xml:space="preserve"> </w:t>
+      </w:r>
+      <w:r>
+        <w:t xml:space="preserve">hypothesis, viewing the high diversity in the (Neo)tropics as a result of historical climatic fragmentation of the tropical climatic region, generating disconnection within populations in turn favouring speciation by vicariance</w:t>
+      </w:r>
+      <w:r>
+        <w:rPr>
+          <w:vertAlign w:val="superscript"/>
+        </w:rPr>
+        <w:t xml:space="preserve">42</w:t>
+      </w:r>
+      <w:r>
+        <w:t xml:space="preserve">. In case of climatic disruption, tropical specialists would therefore follow the contraction-expansion of their habitat, being a driver for speciation on evolutionary timescales. Our virtual experiments partially corroborate Vrba’s predictions. In fact, simulated tropical-adapted taxa of North American origin – coming from simulations starting in the North American tropical biome and of which climatic niche could not evolve, model</w:t>
+      </w:r>
+      <w:r>
+        <w:t xml:space="preserve"> </w:t>
+      </w:r>
+      <m:oMath>
+        <m:r>
+          <m:t>M</m:t>
+        </m:r>
+        <m:r>
+          <m:t>0</m:t>
+        </m:r>
+      </m:oMath>
+      <w:r>
+        <w:t xml:space="preserve"> </w:t>
+      </w:r>
+      <w:r>
+        <w:t xml:space="preserve">– have a higher prevalence of crossing the isthmus than other biome specialists of North American origin (</w:t>
+      </w:r>
+      <w:hyperlink w:anchor="fig-3">
+        <w:r>
+          <w:rPr>
+            <w:rStyle w:val="Hyperlink"/>
+          </w:rPr>
+          <w:t xml:space="preserve">Figure 3</w:t>
+        </w:r>
+      </w:hyperlink>
+      <w:r>
+        <w:t xml:space="preserve"> </w:t>
+      </w:r>
+      <w:r>
+        <w:t xml:space="preserve">B, model</w:t>
+      </w:r>
+      <w:r>
+        <w:t xml:space="preserve"> </w:t>
+      </w:r>
+      <m:oMath>
+        <m:r>
+          <m:t>M</m:t>
+        </m:r>
+        <m:r>
+          <m:t>0</m:t>
+        </m:r>
+      </m:oMath>
+      <w:r>
+        <w:t xml:space="preserve">).</w:t>
       </w:r>
     </w:p>
     <w:p>
@@ -2869,11 +3100,11 @@
         <w:pStyle w:val="BodyText"/>
       </w:pPr>
       <w:r>
-        <w:t xml:space="preserve">Tropical Niche Conservatism</w:t>
-      </w:r>
-    </w:p>
-    <w:bookmarkEnd w:id="39"/>
-    <w:bookmarkStart w:id="40" w:name="on-the-effect-of-geography"/>
+        <w:t xml:space="preserve">North American taxa exhibit strong Tropical Niche Conservatism (TNC), but not South Americans, except for M0. TNC relaxed in M3.</w:t>
+      </w:r>
+    </w:p>
+    <w:bookmarkEnd w:id="43"/>
+    <w:bookmarkStart w:id="44" w:name="on-the-effect-of-geography"/>
     <w:p>
       <w:pPr>
         <w:pStyle w:val="Heading2"/>
@@ -2893,7 +3124,7 @@
         <w:rPr>
           <w:vertAlign w:val="superscript"/>
         </w:rPr>
-        <w:t xml:space="preserve">41</w:t>
+        <w:t xml:space="preserve">43</w:t>
       </w:r>
       <w:r>
         <w:t xml:space="preserve">.</w:t>
@@ -2936,8 +3167,8 @@
         <w:t xml:space="preserve">?</w:t>
       </w:r>
     </w:p>
-    <w:bookmarkEnd w:id="40"/>
-    <w:bookmarkStart w:id="41" w:name="X0160ffd22f787d001a7841291dc9859bf7a1aab"/>
+    <w:bookmarkEnd w:id="44"/>
+    <w:bookmarkStart w:id="45" w:name="X0160ffd22f787d001a7841291dc9859bf7a1aab"/>
     <w:p>
       <w:pPr>
         <w:pStyle w:val="Heading2"/>
@@ -2969,7 +3200,7 @@
         <w:rPr>
           <w:vertAlign w:val="superscript"/>
         </w:rPr>
-        <w:t xml:space="preserve">22,42</w:t>
+        <w:t xml:space="preserve">22,44</w:t>
       </w:r>
       <w:r>
         <w:t xml:space="preserve">) that followed the establishment of northern lineages</w:t>
@@ -3047,8 +3278,8 @@
         <w:t xml:space="preserve">Fortuitous experiment ?</w:t>
       </w:r>
     </w:p>
-    <w:bookmarkEnd w:id="41"/>
-    <w:bookmarkStart w:id="42" w:name="limitations-perspectives"/>
+    <w:bookmarkEnd w:id="45"/>
+    <w:bookmarkStart w:id="46" w:name="limitations-perspectives"/>
     <w:p>
       <w:pPr>
         <w:pStyle w:val="Heading2"/>
@@ -3118,7 +3349,7 @@
         <w:rPr>
           <w:vertAlign w:val="superscript"/>
         </w:rPr>
-        <w:t xml:space="preserve">., 43,44</w:t>
+        <w:t xml:space="preserve">., 45,46</w:t>
       </w:r>
       <w:r>
         <w:t xml:space="preserve">. Although over-water dispersal has long been regarded as the prevailing mechanism</w:t>
@@ -3127,7 +3358,7 @@
         <w:rPr>
           <w:vertAlign w:val="superscript"/>
         </w:rPr>
-        <w:t xml:space="preserve">43</w:t>
+        <w:t xml:space="preserve">45</w:t>
       </w:r>
       <w:r>
         <w:t xml:space="preserve">, recent geological advances have providing evidence for (1) the emergence of land bridges connecting South America to Caribbean islands and (2) the formation of mega-islands – during Pleistocene glacial maximum episodes – several times since the Mio-Pliocene boundary</w:t>
@@ -3136,7 +3367,7 @@
         <w:rPr>
           <w:vertAlign w:val="superscript"/>
         </w:rPr>
-        <w:t xml:space="preserve">45</w:t>
+        <w:t xml:space="preserve">47</w:t>
       </w:r>
       <w:r>
         <w:t xml:space="preserve">. Hence, it would make sense to consider West Indies as an alternative dispersal pathway between the Americas. However, due to the idiosyncratic eco-evolutionary processes shaping insular systems</w:t>
@@ -3167,7 +3398,7 @@
         <w:rPr>
           <w:vertAlign w:val="superscript"/>
         </w:rPr>
-        <w:t xml:space="preserve">., 46</w:t>
+        <w:t xml:space="preserve">., 48</w:t>
       </w:r>
       <w:r>
         <w:t xml:space="preserve"> </w:t>
@@ -3224,9 +3455,9 @@
         <w:t xml:space="preserve">3.5 Ma and (2) assumpltion of fixed palaeogeography.</w:t>
       </w:r>
     </w:p>
-    <w:bookmarkEnd w:id="42"/>
-    <w:bookmarkEnd w:id="43"/>
-    <w:bookmarkStart w:id="44" w:name="thrash"/>
+    <w:bookmarkEnd w:id="46"/>
+    <w:bookmarkEnd w:id="47"/>
+    <w:bookmarkStart w:id="48" w:name="thrash"/>
     <w:p>
       <w:pPr>
         <w:pStyle w:val="Heading1"/>
@@ -3246,7 +3477,7 @@
         <w:rPr>
           <w:vertAlign w:val="superscript"/>
         </w:rPr>
-        <w:t xml:space="preserve">48</w:t>
+        <w:t xml:space="preserve">50</w:t>
       </w:r>
       <w:r>
         <w:t xml:space="preserve">.</w:t>
@@ -3339,8 +3570,8 @@
         <w:br w:type="page"/>
       </w:r>
     </w:p>
-    <w:bookmarkEnd w:id="44"/>
-    <w:bookmarkStart w:id="140" w:name="references"/>
+    <w:bookmarkEnd w:id="48"/>
+    <w:bookmarkStart w:id="148" w:name="references"/>
     <w:p>
       <w:pPr>
         <w:pStyle w:val="Heading1"/>
@@ -3349,8 +3580,8 @@
         <w:t xml:space="preserve">References</w:t>
       </w:r>
     </w:p>
-    <w:bookmarkStart w:id="139" w:name="refs"/>
-    <w:bookmarkStart w:id="46" w:name="ref-marshall1982"/>
+    <w:bookmarkStart w:id="147" w:name="refs"/>
+    <w:bookmarkStart w:id="50" w:name="ref-marshall1982"/>
     <w:p>
       <w:pPr>
         <w:pStyle w:val="Bibliography"/>
@@ -3370,7 +3601,7 @@
       <w:r>
         <w:t xml:space="preserve"> </w:t>
       </w:r>
-      <w:hyperlink r:id="rId45">
+      <w:hyperlink r:id="rId49">
         <w:r>
           <w:rPr>
             <w:rStyle w:val="Hyperlink"/>
@@ -3395,8 +3626,8 @@
         <w:t xml:space="preserve">, 1351–1357.</w:t>
       </w:r>
     </w:p>
-    <w:bookmarkEnd w:id="46"/>
-    <w:bookmarkStart w:id="48" w:name="ref-montes2015"/>
+    <w:bookmarkEnd w:id="50"/>
+    <w:bookmarkStart w:id="52" w:name="ref-montes2015"/>
     <w:p>
       <w:pPr>
         <w:pStyle w:val="Bibliography"/>
@@ -3429,7 +3660,7 @@
       <w:r>
         <w:t xml:space="preserve"> </w:t>
       </w:r>
-      <w:hyperlink r:id="rId47">
+      <w:hyperlink r:id="rId51">
         <w:r>
           <w:rPr>
             <w:rStyle w:val="Hyperlink"/>
@@ -3441,8 +3672,8 @@
         <w:t xml:space="preserve">.</w:t>
       </w:r>
     </w:p>
-    <w:bookmarkEnd w:id="48"/>
-    <w:bookmarkStart w:id="50" w:name="ref-jaramillo2018"/>
+    <w:bookmarkEnd w:id="52"/>
+    <w:bookmarkStart w:id="54" w:name="ref-jaramillo2018"/>
     <w:p>
       <w:pPr>
         <w:pStyle w:val="Bibliography"/>
@@ -3462,7 +3693,7 @@
       <w:r>
         <w:t xml:space="preserve"> </w:t>
       </w:r>
-      <w:hyperlink r:id="rId49">
+      <w:hyperlink r:id="rId53">
         <w:r>
           <w:rPr>
             <w:rStyle w:val="Hyperlink"/>
@@ -3474,8 +3705,8 @@
         <w:t xml:space="preserve">. In (John Wiley &amp; Sons).</w:t>
       </w:r>
     </w:p>
-    <w:bookmarkEnd w:id="50"/>
-    <w:bookmarkStart w:id="52" w:name="ref-odea2016"/>
+    <w:bookmarkEnd w:id="54"/>
+    <w:bookmarkStart w:id="56" w:name="ref-odea2016"/>
     <w:p>
       <w:pPr>
         <w:pStyle w:val="Bibliography"/>
@@ -3508,7 +3739,7 @@
       <w:r>
         <w:t xml:space="preserve"> </w:t>
       </w:r>
-      <w:hyperlink r:id="rId51">
+      <w:hyperlink r:id="rId55">
         <w:r>
           <w:rPr>
             <w:rStyle w:val="Hyperlink"/>
@@ -3520,8 +3751,8 @@
         <w:t xml:space="preserve">.</w:t>
       </w:r>
     </w:p>
-    <w:bookmarkEnd w:id="52"/>
-    <w:bookmarkStart w:id="54" w:name="ref-verzi2008"/>
+    <w:bookmarkEnd w:id="56"/>
+    <w:bookmarkStart w:id="58" w:name="ref-verzi2008"/>
     <w:p>
       <w:pPr>
         <w:pStyle w:val="Bibliography"/>
@@ -3554,7 +3785,7 @@
       <w:r>
         <w:t xml:space="preserve"> </w:t>
       </w:r>
-      <w:hyperlink r:id="rId53">
+      <w:hyperlink r:id="rId57">
         <w:r>
           <w:rPr>
             <w:rStyle w:val="Hyperlink"/>
@@ -3566,8 +3797,8 @@
         <w:t xml:space="preserve">.</w:t>
       </w:r>
     </w:p>
-    <w:bookmarkEnd w:id="54"/>
-    <w:bookmarkStart w:id="56" w:name="ref-woodburne2010"/>
+    <w:bookmarkEnd w:id="58"/>
+    <w:bookmarkStart w:id="60" w:name="ref-woodburne2010"/>
     <w:p>
       <w:pPr>
         <w:pStyle w:val="Bibliography"/>
@@ -3600,7 +3831,7 @@
       <w:r>
         <w:t xml:space="preserve"> </w:t>
       </w:r>
-      <w:hyperlink r:id="rId55">
+      <w:hyperlink r:id="rId59">
         <w:r>
           <w:rPr>
             <w:rStyle w:val="Hyperlink"/>
@@ -3612,8 +3843,8 @@
         <w:t xml:space="preserve">.</w:t>
       </w:r>
     </w:p>
-    <w:bookmarkEnd w:id="56"/>
-    <w:bookmarkStart w:id="58" w:name="ref-bacon2015"/>
+    <w:bookmarkEnd w:id="60"/>
+    <w:bookmarkStart w:id="62" w:name="ref-bacon2015"/>
     <w:p>
       <w:pPr>
         <w:pStyle w:val="Bibliography"/>
@@ -3646,7 +3877,7 @@
       <w:r>
         <w:t xml:space="preserve"> </w:t>
       </w:r>
-      <w:hyperlink r:id="rId57">
+      <w:hyperlink r:id="rId61">
         <w:r>
           <w:rPr>
             <w:rStyle w:val="Hyperlink"/>
@@ -3658,8 +3889,8 @@
         <w:t xml:space="preserve">.</w:t>
       </w:r>
     </w:p>
-    <w:bookmarkEnd w:id="58"/>
-    <w:bookmarkStart w:id="60" w:name="ref-bacon2016"/>
+    <w:bookmarkEnd w:id="62"/>
+    <w:bookmarkStart w:id="64" w:name="ref-bacon2016"/>
     <w:p>
       <w:pPr>
         <w:pStyle w:val="Bibliography"/>
@@ -3692,7 +3923,7 @@
       <w:r>
         <w:t xml:space="preserve"> </w:t>
       </w:r>
-      <w:hyperlink r:id="rId59">
+      <w:hyperlink r:id="rId63">
         <w:r>
           <w:rPr>
             <w:rStyle w:val="Hyperlink"/>
@@ -3704,8 +3935,8 @@
         <w:t xml:space="preserve">.</w:t>
       </w:r>
     </w:p>
-    <w:bookmarkEnd w:id="60"/>
-    <w:bookmarkStart w:id="62" w:name="ref-webb1976"/>
+    <w:bookmarkEnd w:id="64"/>
+    <w:bookmarkStart w:id="66" w:name="ref-webb1976"/>
     <w:p>
       <w:pPr>
         <w:pStyle w:val="Bibliography"/>
@@ -3725,7 +3956,7 @@
       <w:r>
         <w:t xml:space="preserve"> </w:t>
       </w:r>
-      <w:hyperlink r:id="rId61">
+      <w:hyperlink r:id="rId65">
         <w:r>
           <w:rPr>
             <w:rStyle w:val="Hyperlink"/>
@@ -3750,8 +3981,8 @@
         <w:t xml:space="preserve">, 220–234.</w:t>
       </w:r>
     </w:p>
-    <w:bookmarkEnd w:id="62"/>
-    <w:bookmarkStart w:id="64" w:name="ref-webb1991"/>
+    <w:bookmarkEnd w:id="66"/>
+    <w:bookmarkStart w:id="68" w:name="ref-webb1991"/>
     <w:p>
       <w:pPr>
         <w:pStyle w:val="Bibliography"/>
@@ -3784,7 +4015,7 @@
       <w:r>
         <w:t xml:space="preserve"> </w:t>
       </w:r>
-      <w:hyperlink r:id="rId63">
+      <w:hyperlink r:id="rId67">
         <w:r>
           <w:rPr>
             <w:rStyle w:val="Hyperlink"/>
@@ -3796,8 +4027,8 @@
         <w:t xml:space="preserve">.</w:t>
       </w:r>
     </w:p>
-    <w:bookmarkEnd w:id="64"/>
-    <w:bookmarkStart w:id="66" w:name="ref-cione2015"/>
+    <w:bookmarkEnd w:id="68"/>
+    <w:bookmarkStart w:id="70" w:name="ref-cione2015"/>
     <w:p>
       <w:pPr>
         <w:pStyle w:val="Bibliography"/>
@@ -3817,7 +4048,7 @@
       <w:r>
         <w:t xml:space="preserve"> </w:t>
       </w:r>
-      <w:hyperlink r:id="rId65">
+      <w:hyperlink r:id="rId69">
         <w:r>
           <w:rPr>
             <w:rStyle w:val="Hyperlink"/>
@@ -3832,8 +4063,8 @@
         <w:t xml:space="preserve">(Springer Netherlands).</w:t>
       </w:r>
     </w:p>
-    <w:bookmarkEnd w:id="66"/>
-    <w:bookmarkStart w:id="68" w:name="ref-carrillo2020"/>
+    <w:bookmarkEnd w:id="70"/>
+    <w:bookmarkStart w:id="72" w:name="ref-carrillo2020"/>
     <w:p>
       <w:pPr>
         <w:pStyle w:val="Bibliography"/>
@@ -3866,7 +4097,7 @@
       <w:r>
         <w:t xml:space="preserve"> </w:t>
       </w:r>
-      <w:hyperlink r:id="rId67">
+      <w:hyperlink r:id="rId71">
         <w:r>
           <w:rPr>
             <w:rStyle w:val="Hyperlink"/>
@@ -3878,8 +4109,8 @@
         <w:t xml:space="preserve">.</w:t>
       </w:r>
     </w:p>
-    <w:bookmarkEnd w:id="68"/>
-    <w:bookmarkStart w:id="70" w:name="ref-croft2020"/>
+    <w:bookmarkEnd w:id="72"/>
+    <w:bookmarkStart w:id="74" w:name="ref-croft2020"/>
     <w:p>
       <w:pPr>
         <w:pStyle w:val="Bibliography"/>
@@ -3912,7 +4143,7 @@
       <w:r>
         <w:t xml:space="preserve"> </w:t>
       </w:r>
-      <w:hyperlink r:id="rId69">
+      <w:hyperlink r:id="rId73">
         <w:r>
           <w:rPr>
             <w:rStyle w:val="Hyperlink"/>
@@ -3924,8 +4155,8 @@
         <w:t xml:space="preserve">.</w:t>
       </w:r>
     </w:p>
-    <w:bookmarkEnd w:id="70"/>
-    <w:bookmarkStart w:id="72" w:name="ref-boscaini2025"/>
+    <w:bookmarkEnd w:id="74"/>
+    <w:bookmarkStart w:id="76" w:name="ref-boscaini2025"/>
     <w:p>
       <w:pPr>
         <w:pStyle w:val="Bibliography"/>
@@ -3958,7 +4189,7 @@
       <w:r>
         <w:t xml:space="preserve"> </w:t>
       </w:r>
-      <w:hyperlink r:id="rId71">
+      <w:hyperlink r:id="rId75">
         <w:r>
           <w:rPr>
             <w:rStyle w:val="Hyperlink"/>
@@ -3970,8 +4201,8 @@
         <w:t xml:space="preserve">.</w:t>
       </w:r>
     </w:p>
-    <w:bookmarkEnd w:id="72"/>
-    <w:bookmarkStart w:id="73" w:name="ref-simpson1980"/>
+    <w:bookmarkEnd w:id="76"/>
+    <w:bookmarkStart w:id="77" w:name="ref-simpson1980"/>
     <w:p>
       <w:pPr>
         <w:pStyle w:val="Bibliography"/>
@@ -3989,8 +4220,8 @@
         <w:t xml:space="preserve">Simpson, G.G. (1980). Splendid isolation : The curious history of south american mammals Yale University Press, New Haven.</w:t>
       </w:r>
     </w:p>
-    <w:bookmarkEnd w:id="73"/>
-    <w:bookmarkStart w:id="75" w:name="ref-domingo2020"/>
+    <w:bookmarkEnd w:id="77"/>
+    <w:bookmarkStart w:id="79" w:name="ref-domingo2020"/>
     <w:p>
       <w:pPr>
         <w:pStyle w:val="Bibliography"/>
@@ -4023,7 +4254,7 @@
       <w:r>
         <w:t xml:space="preserve"> </w:t>
       </w:r>
-      <w:hyperlink r:id="rId74">
+      <w:hyperlink r:id="rId78">
         <w:r>
           <w:rPr>
             <w:rStyle w:val="Hyperlink"/>
@@ -4035,8 +4266,8 @@
         <w:t xml:space="preserve">.</w:t>
       </w:r>
     </w:p>
-    <w:bookmarkEnd w:id="75"/>
-    <w:bookmarkStart w:id="76" w:name="ref-marshall1990"/>
+    <w:bookmarkEnd w:id="79"/>
+    <w:bookmarkStart w:id="80" w:name="ref-marshall1990"/>
     <w:p>
       <w:pPr>
         <w:pStyle w:val="Bibliography"/>
@@ -4067,8 +4298,8 @@
         <w:t xml:space="preserve">, 169–210.</w:t>
       </w:r>
     </w:p>
-    <w:bookmarkEnd w:id="76"/>
-    <w:bookmarkStart w:id="78" w:name="ref-faurby2016"/>
+    <w:bookmarkEnd w:id="80"/>
+    <w:bookmarkStart w:id="82" w:name="ref-faurby2016"/>
     <w:p>
       <w:pPr>
         <w:pStyle w:val="Bibliography"/>
@@ -4101,7 +4332,7 @@
       <w:r>
         <w:t xml:space="preserve"> </w:t>
       </w:r>
-      <w:hyperlink r:id="rId77">
+      <w:hyperlink r:id="rId81">
         <w:r>
           <w:rPr>
             <w:rStyle w:val="Hyperlink"/>
@@ -4113,8 +4344,8 @@
         <w:t xml:space="preserve">.</w:t>
       </w:r>
     </w:p>
-    <w:bookmarkEnd w:id="78"/>
-    <w:bookmarkStart w:id="80" w:name="ref-fernández-monescillo2025"/>
+    <w:bookmarkEnd w:id="82"/>
+    <w:bookmarkStart w:id="84" w:name="ref-fernández-monescillo2025"/>
     <w:p>
       <w:pPr>
         <w:pStyle w:val="Bibliography"/>
@@ -4147,7 +4378,7 @@
       <w:r>
         <w:t xml:space="preserve"> </w:t>
       </w:r>
-      <w:hyperlink r:id="rId79">
+      <w:hyperlink r:id="rId83">
         <w:r>
           <w:rPr>
             <w:rStyle w:val="Hyperlink"/>
@@ -4159,8 +4390,8 @@
         <w:t xml:space="preserve">.</w:t>
       </w:r>
     </w:p>
-    <w:bookmarkEnd w:id="80"/>
-    <w:bookmarkStart w:id="82" w:name="ref-vrba1992"/>
+    <w:bookmarkEnd w:id="84"/>
+    <w:bookmarkStart w:id="86" w:name="ref-vrba1992"/>
     <w:p>
       <w:pPr>
         <w:pStyle w:val="Bibliography"/>
@@ -4193,7 +4424,7 @@
       <w:r>
         <w:t xml:space="preserve"> </w:t>
       </w:r>
-      <w:hyperlink r:id="rId81">
+      <w:hyperlink r:id="rId85">
         <w:r>
           <w:rPr>
             <w:rStyle w:val="Hyperlink"/>
@@ -4205,8 +4436,8 @@
         <w:t xml:space="preserve">.</w:t>
       </w:r>
     </w:p>
-    <w:bookmarkEnd w:id="82"/>
-    <w:bookmarkStart w:id="84" w:name="ref-prevosti2013"/>
+    <w:bookmarkEnd w:id="86"/>
+    <w:bookmarkStart w:id="88" w:name="ref-prevosti2013"/>
     <w:p>
       <w:pPr>
         <w:pStyle w:val="Bibliography"/>
@@ -4239,7 +4470,7 @@
       <w:r>
         <w:t xml:space="preserve"> </w:t>
       </w:r>
-      <w:hyperlink r:id="rId83">
+      <w:hyperlink r:id="rId87">
         <w:r>
           <w:rPr>
             <w:rStyle w:val="Hyperlink"/>
@@ -4251,8 +4482,8 @@
         <w:t xml:space="preserve">.</w:t>
       </w:r>
     </w:p>
-    <w:bookmarkEnd w:id="84"/>
-    <w:bookmarkStart w:id="86" w:name="ref-tarquini2022"/>
+    <w:bookmarkEnd w:id="88"/>
+    <w:bookmarkStart w:id="90" w:name="ref-tarquini2022"/>
     <w:p>
       <w:pPr>
         <w:pStyle w:val="Bibliography"/>
@@ -4285,7 +4516,7 @@
       <w:r>
         <w:t xml:space="preserve"> </w:t>
       </w:r>
-      <w:hyperlink r:id="rId85">
+      <w:hyperlink r:id="rId89">
         <w:r>
           <w:rPr>
             <w:rStyle w:val="Hyperlink"/>
@@ -4297,8 +4528,8 @@
         <w:t xml:space="preserve">.</w:t>
       </w:r>
     </w:p>
-    <w:bookmarkEnd w:id="86"/>
-    <w:bookmarkStart w:id="88" w:name="ref-marsà2025"/>
+    <w:bookmarkEnd w:id="90"/>
+    <w:bookmarkStart w:id="92" w:name="ref-marsà2025"/>
     <w:p>
       <w:pPr>
         <w:pStyle w:val="Bibliography"/>
@@ -4349,7 +4580,7 @@
       <w:r>
         <w:t xml:space="preserve"> </w:t>
       </w:r>
-      <w:hyperlink r:id="rId87">
+      <w:hyperlink r:id="rId91">
         <w:r>
           <w:rPr>
             <w:rStyle w:val="Hyperlink"/>
@@ -4361,8 +4592,8 @@
         <w:t xml:space="preserve">.</w:t>
       </w:r>
     </w:p>
-    <w:bookmarkEnd w:id="88"/>
-    <w:bookmarkStart w:id="90" w:name="ref-freitas-oliveira2024"/>
+    <w:bookmarkEnd w:id="92"/>
+    <w:bookmarkStart w:id="94" w:name="ref-freitas-oliveira2024"/>
     <w:p>
       <w:pPr>
         <w:pStyle w:val="Bibliography"/>
@@ -4395,7 +4626,7 @@
       <w:r>
         <w:t xml:space="preserve"> </w:t>
       </w:r>
-      <w:hyperlink r:id="rId89">
+      <w:hyperlink r:id="rId93">
         <w:r>
           <w:rPr>
             <w:rStyle w:val="Hyperlink"/>
@@ -4407,8 +4638,8 @@
         <w:t xml:space="preserve">.</w:t>
       </w:r>
     </w:p>
-    <w:bookmarkEnd w:id="90"/>
-    <w:bookmarkStart w:id="92" w:name="ref-pilowsky2022"/>
+    <w:bookmarkEnd w:id="94"/>
+    <w:bookmarkStart w:id="96" w:name="ref-pilowsky2022"/>
     <w:p>
       <w:pPr>
         <w:pStyle w:val="Bibliography"/>
@@ -4441,7 +4672,7 @@
       <w:r>
         <w:t xml:space="preserve"> </w:t>
       </w:r>
-      <w:hyperlink r:id="rId91">
+      <w:hyperlink r:id="rId95">
         <w:r>
           <w:rPr>
             <w:rStyle w:val="Hyperlink"/>
@@ -4453,8 +4684,8 @@
         <w:t xml:space="preserve">.</w:t>
       </w:r>
     </w:p>
-    <w:bookmarkEnd w:id="92"/>
-    <w:bookmarkStart w:id="94" w:name="ref-hagen2023"/>
+    <w:bookmarkEnd w:id="96"/>
+    <w:bookmarkStart w:id="98" w:name="ref-hagen2023"/>
     <w:p>
       <w:pPr>
         <w:pStyle w:val="Bibliography"/>
@@ -4487,7 +4718,7 @@
       <w:r>
         <w:t xml:space="preserve"> </w:t>
       </w:r>
-      <w:hyperlink r:id="rId93">
+      <w:hyperlink r:id="rId97">
         <w:r>
           <w:rPr>
             <w:rStyle w:val="Hyperlink"/>
@@ -4499,8 +4730,8 @@
         <w:t xml:space="preserve">.</w:t>
       </w:r>
     </w:p>
-    <w:bookmarkEnd w:id="94"/>
-    <w:bookmarkStart w:id="96" w:name="ref-hagen2021"/>
+    <w:bookmarkEnd w:id="98"/>
+    <w:bookmarkStart w:id="100" w:name="ref-hagen2021"/>
     <w:p>
       <w:pPr>
         <w:pStyle w:val="Bibliography"/>
@@ -4539,7 +4770,7 @@
       <w:r>
         <w:t xml:space="preserve"> </w:t>
       </w:r>
-      <w:hyperlink r:id="rId95">
+      <w:hyperlink r:id="rId99">
         <w:r>
           <w:rPr>
             <w:rStyle w:val="Hyperlink"/>
@@ -4551,8 +4782,8 @@
         <w:t xml:space="preserve">.</w:t>
       </w:r>
     </w:p>
-    <w:bookmarkEnd w:id="96"/>
-    <w:bookmarkStart w:id="98" w:name="ref-hagen2021b"/>
+    <w:bookmarkEnd w:id="100"/>
+    <w:bookmarkStart w:id="102" w:name="ref-hagen2021b"/>
     <w:p>
       <w:pPr>
         <w:pStyle w:val="Bibliography"/>
@@ -4585,7 +4816,7 @@
       <w:r>
         <w:t xml:space="preserve"> </w:t>
       </w:r>
-      <w:hyperlink r:id="rId97">
+      <w:hyperlink r:id="rId101">
         <w:r>
           <w:rPr>
             <w:rStyle w:val="Hyperlink"/>
@@ -4597,8 +4828,8 @@
         <w:t xml:space="preserve">.</w:t>
       </w:r>
     </w:p>
-    <w:bookmarkEnd w:id="98"/>
-    <w:bookmarkStart w:id="100" w:name="ref-skeels2023b"/>
+    <w:bookmarkEnd w:id="102"/>
+    <w:bookmarkStart w:id="104" w:name="ref-skeels2023b"/>
     <w:p>
       <w:pPr>
         <w:pStyle w:val="Bibliography"/>
@@ -4631,7 +4862,7 @@
       <w:r>
         <w:t xml:space="preserve"> </w:t>
       </w:r>
-      <w:hyperlink r:id="rId99">
+      <w:hyperlink r:id="rId103">
         <w:r>
           <w:rPr>
             <w:rStyle w:val="Hyperlink"/>
@@ -4643,8 +4874,8 @@
         <w:t xml:space="preserve">.</w:t>
       </w:r>
     </w:p>
-    <w:bookmarkEnd w:id="100"/>
-    <w:bookmarkStart w:id="102" w:name="ref-boschman2023"/>
+    <w:bookmarkEnd w:id="104"/>
+    <w:bookmarkStart w:id="106" w:name="ref-boschman2023"/>
     <w:p>
       <w:pPr>
         <w:pStyle w:val="Bibliography"/>
@@ -4677,7 +4908,7 @@
       <w:r>
         <w:t xml:space="preserve"> </w:t>
       </w:r>
-      <w:hyperlink r:id="rId101">
+      <w:hyperlink r:id="rId105">
         <w:r>
           <w:rPr>
             <w:rStyle w:val="Hyperlink"/>
@@ -4689,8 +4920,8 @@
         <w:t xml:space="preserve">.</w:t>
       </w:r>
     </w:p>
-    <w:bookmarkEnd w:id="102"/>
-    <w:bookmarkStart w:id="104" w:name="ref-skeels2023"/>
+    <w:bookmarkEnd w:id="106"/>
+    <w:bookmarkStart w:id="108" w:name="ref-skeels2023"/>
     <w:p>
       <w:pPr>
         <w:pStyle w:val="Bibliography"/>
@@ -4723,7 +4954,7 @@
       <w:r>
         <w:t xml:space="preserve"> </w:t>
       </w:r>
-      <w:hyperlink r:id="rId103">
+      <w:hyperlink r:id="rId107">
         <w:r>
           <w:rPr>
             <w:rStyle w:val="Hyperlink"/>
@@ -4735,8 +4966,8 @@
         <w:t xml:space="preserve">.</w:t>
       </w:r>
     </w:p>
-    <w:bookmarkEnd w:id="104"/>
-    <w:bookmarkStart w:id="106" w:name="ref-liu2024"/>
+    <w:bookmarkEnd w:id="108"/>
+    <w:bookmarkStart w:id="110" w:name="ref-liu2024"/>
     <w:p>
       <w:pPr>
         <w:pStyle w:val="Bibliography"/>
@@ -4769,7 +5000,7 @@
       <w:r>
         <w:t xml:space="preserve"> </w:t>
       </w:r>
-      <w:hyperlink r:id="rId105">
+      <w:hyperlink r:id="rId109">
         <w:r>
           <w:rPr>
             <w:rStyle w:val="Hyperlink"/>
@@ -4781,8 +5012,8 @@
         <w:t xml:space="preserve">.</w:t>
       </w:r>
     </w:p>
-    <w:bookmarkEnd w:id="106"/>
-    <w:bookmarkStart w:id="108" w:name="ref-holden2019"/>
+    <w:bookmarkEnd w:id="110"/>
+    <w:bookmarkStart w:id="112" w:name="ref-holden2019"/>
     <w:p>
       <w:pPr>
         <w:pStyle w:val="Bibliography"/>
@@ -4815,7 +5046,7 @@
       <w:r>
         <w:t xml:space="preserve">, 5137–5155. https://doi.org/</w:t>
       </w:r>
-      <w:hyperlink r:id="rId107">
+      <w:hyperlink r:id="rId111">
         <w:r>
           <w:rPr>
             <w:rStyle w:val="Hyperlink"/>
@@ -4827,8 +5058,8 @@
         <w:t xml:space="preserve">.</w:t>
       </w:r>
     </w:p>
-    <w:bookmarkEnd w:id="108"/>
-    <w:bookmarkStart w:id="110" w:name="ref-gearty2023"/>
+    <w:bookmarkEnd w:id="112"/>
+    <w:bookmarkStart w:id="114" w:name="ref-gearty2023"/>
     <w:p>
       <w:pPr>
         <w:pStyle w:val="Bibliography"/>
@@ -4848,7 +5079,7 @@
       <w:r>
         <w:t xml:space="preserve"> </w:t>
       </w:r>
-      <w:hyperlink r:id="rId109">
+      <w:hyperlink r:id="rId113">
         <w:r>
           <w:rPr>
             <w:rStyle w:val="Hyperlink"/>
@@ -4857,8 +5088,8 @@
         </w:r>
       </w:hyperlink>
     </w:p>
-    <w:bookmarkEnd w:id="110"/>
-    <w:bookmarkStart w:id="112" w:name="ref-barreto2023"/>
+    <w:bookmarkEnd w:id="114"/>
+    <w:bookmarkStart w:id="116" w:name="ref-barreto2023"/>
     <w:p>
       <w:pPr>
         <w:pStyle w:val="Bibliography"/>
@@ -4891,7 +5122,7 @@
       <w:r>
         <w:t xml:space="preserve"> </w:t>
       </w:r>
-      <w:hyperlink r:id="rId111">
+      <w:hyperlink r:id="rId115">
         <w:r>
           <w:rPr>
             <w:rStyle w:val="Hyperlink"/>
@@ -4903,8 +5134,8 @@
         <w:t xml:space="preserve">.</w:t>
       </w:r>
     </w:p>
-    <w:bookmarkEnd w:id="112"/>
-    <w:bookmarkStart w:id="114" w:name="ref-galván2023"/>
+    <w:bookmarkEnd w:id="116"/>
+    <w:bookmarkStart w:id="118" w:name="ref-beck2018"/>
     <w:p>
       <w:pPr>
         <w:pStyle w:val="Bibliography"/>
@@ -4919,12 +5150,58 @@
         <w:t xml:space="preserve">	</w:t>
       </w:r>
       <w:r>
+        <w:t xml:space="preserve">Beck, H.E., Zimmermann, N.E., McVicar, T.R., Vergopolan, N., Berg, A., and Wood, E.F. (2018). Present and future Köppen-Geiger climate classification maps at 1-km resolution. Scientific Data</w:t>
+      </w:r>
+      <w:r>
+        <w:t xml:space="preserve"> </w:t>
+      </w:r>
+      <w:r>
+        <w:rPr>
+          <w:i/>
+          <w:iCs/>
+        </w:rPr>
+        <w:t xml:space="preserve">5</w:t>
+      </w:r>
+      <w:r>
+        <w:t xml:space="preserve">, 180214.</w:t>
+      </w:r>
+      <w:r>
+        <w:t xml:space="preserve"> </w:t>
+      </w:r>
+      <w:hyperlink r:id="rId117">
+        <w:r>
+          <w:rPr>
+            <w:rStyle w:val="Hyperlink"/>
+          </w:rPr>
+          <w:t xml:space="preserve">https://doi.org/10.1038/sdata.2018.214</w:t>
+        </w:r>
+      </w:hyperlink>
+      <w:r>
+        <w:t xml:space="preserve">.</w:t>
+      </w:r>
+    </w:p>
+    <w:bookmarkEnd w:id="118"/>
+    <w:bookmarkStart w:id="120" w:name="ref-galván2023"/>
+    <w:p>
+      <w:pPr>
+        <w:pStyle w:val="Bibliography"/>
+      </w:pPr>
+      <w:r>
+        <w:t xml:space="preserve">37.</w:t>
+      </w:r>
+      <w:r>
+        <w:t xml:space="preserve"> </w:t>
+      </w:r>
+      <w:r>
+        <w:t xml:space="preserve">	</w:t>
+      </w:r>
+      <w:r>
         <w:t xml:space="preserve">Galván, S., Gamboa, S., and Varela, S. (2023).</w:t>
       </w:r>
       <w:r>
         <w:t xml:space="preserve"> </w:t>
       </w:r>
-      <w:hyperlink r:id="rId113">
+      <w:hyperlink r:id="rId119">
         <w:r>
           <w:rPr>
             <w:rStyle w:val="Hyperlink"/>
@@ -4933,14 +5210,14 @@
         </w:r>
       </w:hyperlink>
     </w:p>
-    <w:bookmarkEnd w:id="114"/>
-    <w:bookmarkStart w:id="116" w:name="ref-köppen1900"/>
+    <w:bookmarkEnd w:id="120"/>
+    <w:bookmarkStart w:id="122" w:name="ref-köppen1900"/>
     <w:p>
       <w:pPr>
         <w:pStyle w:val="Bibliography"/>
       </w:pPr>
       <w:r>
-        <w:t xml:space="preserve">37.</w:t>
+        <w:t xml:space="preserve">38.</w:t>
       </w:r>
       <w:r>
         <w:t xml:space="preserve"> </w:t>
@@ -4954,7 +5231,7 @@
       <w:r>
         <w:t xml:space="preserve"> </w:t>
       </w:r>
-      <w:hyperlink r:id="rId115">
+      <w:hyperlink r:id="rId121">
         <w:r>
           <w:rPr>
             <w:rStyle w:val="Hyperlink"/>
@@ -4979,14 +5256,14 @@
         <w:t xml:space="preserve">, 593–611.</w:t>
       </w:r>
     </w:p>
-    <w:bookmarkEnd w:id="116"/>
-    <w:bookmarkStart w:id="118" w:name="ref-obrien2023"/>
+    <w:bookmarkEnd w:id="122"/>
+    <w:bookmarkStart w:id="124" w:name="ref-obrien2023"/>
     <w:p>
       <w:pPr>
         <w:pStyle w:val="Bibliography"/>
       </w:pPr>
       <w:r>
-        <w:t xml:space="preserve">38.</w:t>
+        <w:t xml:space="preserve">39.</w:t>
       </w:r>
       <w:r>
         <w:t xml:space="preserve"> </w:t>
@@ -5000,7 +5277,7 @@
       <w:r>
         <w:t xml:space="preserve"> </w:t>
       </w:r>
-      <w:hyperlink r:id="rId117">
+      <w:hyperlink r:id="rId123">
         <w:r>
           <w:rPr>
             <w:rStyle w:val="Hyperlink"/>
@@ -5012,14 +5289,14 @@
         <w:t xml:space="preserve">.</w:t>
       </w:r>
     </w:p>
-    <w:bookmarkEnd w:id="118"/>
-    <w:bookmarkStart w:id="120" w:name="ref-weir2009"/>
+    <w:bookmarkEnd w:id="124"/>
+    <w:bookmarkStart w:id="126" w:name="ref-weir2009"/>
     <w:p>
       <w:pPr>
         <w:pStyle w:val="Bibliography"/>
       </w:pPr>
       <w:r>
-        <w:t xml:space="preserve">39.</w:t>
+        <w:t xml:space="preserve">40.</w:t>
       </w:r>
       <w:r>
         <w:t xml:space="preserve"> </w:t>
@@ -5046,7 +5323,7 @@
       <w:r>
         <w:t xml:space="preserve"> </w:t>
       </w:r>
-      <w:hyperlink r:id="rId119">
+      <w:hyperlink r:id="rId125">
         <w:r>
           <w:rPr>
             <w:rStyle w:val="Hyperlink"/>
@@ -5058,14 +5335,14 @@
         <w:t xml:space="preserve">.</w:t>
       </w:r>
     </w:p>
-    <w:bookmarkEnd w:id="120"/>
-    <w:bookmarkStart w:id="122" w:name="ref-antonelli2018"/>
+    <w:bookmarkEnd w:id="126"/>
+    <w:bookmarkStart w:id="128" w:name="ref-antonelli2018"/>
     <w:p>
       <w:pPr>
         <w:pStyle w:val="Bibliography"/>
       </w:pPr>
       <w:r>
-        <w:t xml:space="preserve">40.</w:t>
+        <w:t xml:space="preserve">41.</w:t>
       </w:r>
       <w:r>
         <w:t xml:space="preserve"> </w:t>
@@ -5092,7 +5369,7 @@
       <w:r>
         <w:t xml:space="preserve"> </w:t>
       </w:r>
-      <w:hyperlink r:id="rId121">
+      <w:hyperlink r:id="rId127">
         <w:r>
           <w:rPr>
             <w:rStyle w:val="Hyperlink"/>
@@ -5104,14 +5381,14 @@
         <w:t xml:space="preserve">.</w:t>
       </w:r>
     </w:p>
-    <w:bookmarkEnd w:id="122"/>
-    <w:bookmarkStart w:id="124" w:name="ref-motta2025"/>
+    <w:bookmarkEnd w:id="128"/>
+    <w:bookmarkStart w:id="130" w:name="ref-haffer1969"/>
     <w:p>
       <w:pPr>
         <w:pStyle w:val="Bibliography"/>
       </w:pPr>
       <w:r>
-        <w:t xml:space="preserve">41.</w:t>
+        <w:t xml:space="preserve">42.</w:t>
       </w:r>
       <w:r>
         <w:t xml:space="preserve"> </w:t>
@@ -5120,7 +5397,7 @@
         <w:t xml:space="preserve">	</w:t>
       </w:r>
       <w:r>
-        <w:t xml:space="preserve">Motta, L.M., and Quental, T.B. (2025). New aspects of the asymmetry of the great american biotic interchange based on an analysis of the spatial and temporal structure of immigrant taxa at local scale. Palaeogeography, Palaeoclimatology, Palaeoecology</w:t>
+        <w:t xml:space="preserve">Haffer, J. (1969). Speciation in amazonian forest birds. Science</w:t>
       </w:r>
       <w:r>
         <w:t xml:space="preserve"> </w:t>
@@ -5130,6 +5407,52 @@
           <w:i/>
           <w:iCs/>
         </w:rPr>
+        <w:t xml:space="preserve">165</w:t>
+      </w:r>
+      <w:r>
+        <w:t xml:space="preserve">, 131–137.</w:t>
+      </w:r>
+      <w:r>
+        <w:t xml:space="preserve"> </w:t>
+      </w:r>
+      <w:hyperlink r:id="rId129">
+        <w:r>
+          <w:rPr>
+            <w:rStyle w:val="Hyperlink"/>
+          </w:rPr>
+          <w:t xml:space="preserve">https://doi.org/10.1126/science.165.3889.131</w:t>
+        </w:r>
+      </w:hyperlink>
+      <w:r>
+        <w:t xml:space="preserve">.</w:t>
+      </w:r>
+    </w:p>
+    <w:bookmarkEnd w:id="130"/>
+    <w:bookmarkStart w:id="132" w:name="ref-motta2025"/>
+    <w:p>
+      <w:pPr>
+        <w:pStyle w:val="Bibliography"/>
+      </w:pPr>
+      <w:r>
+        <w:t xml:space="preserve">43.</w:t>
+      </w:r>
+      <w:r>
+        <w:t xml:space="preserve"> </w:t>
+      </w:r>
+      <w:r>
+        <w:t xml:space="preserve">	</w:t>
+      </w:r>
+      <w:r>
+        <w:t xml:space="preserve">Motta, L.M., and Quental, T.B. (2025). New aspects of the asymmetry of the great american biotic interchange based on an analysis of the spatial and temporal structure of immigrant taxa at local scale. Palaeogeography, Palaeoclimatology, Palaeoecology</w:t>
+      </w:r>
+      <w:r>
+        <w:t xml:space="preserve"> </w:t>
+      </w:r>
+      <w:r>
+        <w:rPr>
+          <w:i/>
+          <w:iCs/>
+        </w:rPr>
         <w:t xml:space="preserve">668</w:t>
       </w:r>
       <w:r>
@@ -5138,7 +5461,7 @@
       <w:r>
         <w:t xml:space="preserve"> </w:t>
       </w:r>
-      <w:hyperlink r:id="rId123">
+      <w:hyperlink r:id="rId131">
         <w:r>
           <w:rPr>
             <w:rStyle w:val="Hyperlink"/>
@@ -5150,14 +5473,14 @@
         <w:t xml:space="preserve">.</w:t>
       </w:r>
     </w:p>
-    <w:bookmarkEnd w:id="124"/>
-    <w:bookmarkStart w:id="126" w:name="ref-pino2022"/>
+    <w:bookmarkEnd w:id="132"/>
+    <w:bookmarkStart w:id="134" w:name="ref-pino2022"/>
     <w:p>
       <w:pPr>
         <w:pStyle w:val="Bibliography"/>
       </w:pPr>
       <w:r>
-        <w:t xml:space="preserve">42.</w:t>
+        <w:t xml:space="preserve">44.</w:t>
       </w:r>
       <w:r>
         <w:t xml:space="preserve"> </w:t>
@@ -5184,7 +5507,7 @@
       <w:r>
         <w:t xml:space="preserve"> </w:t>
       </w:r>
-      <w:hyperlink r:id="rId125">
+      <w:hyperlink r:id="rId133">
         <w:r>
           <w:rPr>
             <w:rStyle w:val="Hyperlink"/>
@@ -5196,14 +5519,14 @@
         <w:t xml:space="preserve">.</w:t>
       </w:r>
     </w:p>
-    <w:bookmarkEnd w:id="126"/>
-    <w:bookmarkStart w:id="128" w:name="ref-morgan1993"/>
+    <w:bookmarkEnd w:id="134"/>
+    <w:bookmarkStart w:id="136" w:name="ref-morgan1993"/>
     <w:p>
       <w:pPr>
         <w:pStyle w:val="Bibliography"/>
       </w:pPr>
       <w:r>
-        <w:t xml:space="preserve">43.</w:t>
+        <w:t xml:space="preserve">45.</w:t>
       </w:r>
       <w:r>
         <w:t xml:space="preserve"> </w:t>
@@ -5217,7 +5540,7 @@
       <w:r>
         <w:t xml:space="preserve"> </w:t>
       </w:r>
-      <w:hyperlink r:id="rId127">
+      <w:hyperlink r:id="rId135">
         <w:r>
           <w:rPr>
             <w:rStyle w:val="Hyperlink"/>
@@ -5229,14 +5552,14 @@
         <w:t xml:space="preserve">.</w:t>
       </w:r>
     </w:p>
-    <w:bookmarkEnd w:id="128"/>
-    <w:bookmarkStart w:id="130" w:name="ref-ali2021b"/>
+    <w:bookmarkEnd w:id="136"/>
+    <w:bookmarkStart w:id="138" w:name="ref-ali2021b"/>
     <w:p>
       <w:pPr>
         <w:pStyle w:val="Bibliography"/>
       </w:pPr>
       <w:r>
-        <w:t xml:space="preserve">44.</w:t>
+        <w:t xml:space="preserve">46.</w:t>
       </w:r>
       <w:r>
         <w:t xml:space="preserve"> </w:t>
@@ -5275,7 +5598,7 @@
       <w:r>
         <w:t xml:space="preserve"> </w:t>
       </w:r>
-      <w:hyperlink r:id="rId129">
+      <w:hyperlink r:id="rId137">
         <w:r>
           <w:rPr>
             <w:rStyle w:val="Hyperlink"/>
@@ -5287,14 +5610,14 @@
         <w:t xml:space="preserve">.</w:t>
       </w:r>
     </w:p>
-    <w:bookmarkEnd w:id="130"/>
-    <w:bookmarkStart w:id="132" w:name="ref-cornée2021"/>
+    <w:bookmarkEnd w:id="138"/>
+    <w:bookmarkStart w:id="140" w:name="ref-cornée2021"/>
     <w:p>
       <w:pPr>
         <w:pStyle w:val="Bibliography"/>
       </w:pPr>
       <w:r>
-        <w:t xml:space="preserve">45.</w:t>
+        <w:t xml:space="preserve">47.</w:t>
       </w:r>
       <w:r>
         <w:t xml:space="preserve"> </w:t>
@@ -5321,7 +5644,7 @@
       <w:r>
         <w:t xml:space="preserve"> </w:t>
       </w:r>
-      <w:hyperlink r:id="rId131">
+      <w:hyperlink r:id="rId139">
         <w:r>
           <w:rPr>
             <w:rStyle w:val="Hyperlink"/>
@@ -5333,14 +5656,14 @@
         <w:t xml:space="preserve">.</w:t>
       </w:r>
     </w:p>
-    <w:bookmarkEnd w:id="132"/>
-    <w:bookmarkStart w:id="134" w:name="ref-warren2015"/>
+    <w:bookmarkEnd w:id="140"/>
+    <w:bookmarkStart w:id="142" w:name="ref-warren2015"/>
     <w:p>
       <w:pPr>
         <w:pStyle w:val="Bibliography"/>
       </w:pPr>
       <w:r>
-        <w:t xml:space="preserve">46.</w:t>
+        <w:t xml:space="preserve">48.</w:t>
       </w:r>
       <w:r>
         <w:t xml:space="preserve"> </w:t>
@@ -5367,7 +5690,7 @@
       <w:r>
         <w:t xml:space="preserve"> </w:t>
       </w:r>
-      <w:hyperlink r:id="rId133">
+      <w:hyperlink r:id="rId141">
         <w:r>
           <w:rPr>
             <w:rStyle w:val="Hyperlink"/>
@@ -5379,14 +5702,14 @@
         <w:t xml:space="preserve">.</w:t>
       </w:r>
     </w:p>
-    <w:bookmarkEnd w:id="134"/>
-    <w:bookmarkStart w:id="136" w:name="ref-couvreur2011"/>
+    <w:bookmarkEnd w:id="142"/>
+    <w:bookmarkStart w:id="144" w:name="ref-couvreur2011"/>
     <w:p>
       <w:pPr>
         <w:pStyle w:val="Bibliography"/>
       </w:pPr>
       <w:r>
-        <w:t xml:space="preserve">47.</w:t>
+        <w:t xml:space="preserve">49.</w:t>
       </w:r>
       <w:r>
         <w:t xml:space="preserve"> </w:t>
@@ -5413,7 +5736,7 @@
       <w:r>
         <w:t xml:space="preserve"> </w:t>
       </w:r>
-      <w:hyperlink r:id="rId135">
+      <w:hyperlink r:id="rId143">
         <w:r>
           <w:rPr>
             <w:rStyle w:val="Hyperlink"/>
@@ -5425,14 +5748,14 @@
         <w:t xml:space="preserve">.</w:t>
       </w:r>
     </w:p>
-    <w:bookmarkEnd w:id="136"/>
-    <w:bookmarkStart w:id="138" w:name="ref-upchurch2024"/>
+    <w:bookmarkEnd w:id="144"/>
+    <w:bookmarkStart w:id="146" w:name="ref-upchurch2024"/>
     <w:p>
       <w:pPr>
         <w:pStyle w:val="Bibliography"/>
       </w:pPr>
       <w:r>
-        <w:t xml:space="preserve">48.</w:t>
+        <w:t xml:space="preserve">50.</w:t>
       </w:r>
       <w:r>
         <w:t xml:space="preserve"> </w:t>
@@ -5459,7 +5782,7 @@
       <w:r>
         <w:t xml:space="preserve"> </w:t>
       </w:r>
-      <w:hyperlink r:id="rId137">
+      <w:hyperlink r:id="rId145">
         <w:r>
           <w:rPr>
             <w:rStyle w:val="Hyperlink"/>
@@ -5471,9 +5794,9 @@
         <w:t xml:space="preserve">.</w:t>
       </w:r>
     </w:p>
-    <w:bookmarkEnd w:id="138"/>
-    <w:bookmarkEnd w:id="139"/>
-    <w:bookmarkEnd w:id="140"/>
+    <w:bookmarkEnd w:id="146"/>
+    <w:bookmarkEnd w:id="147"/>
+    <w:bookmarkEnd w:id="148"/>
     <w:sectPr>
       <w:type w:val="nextPage"/>
       <w:pgSz w:h="15840" w:w="12240"/>

--- a/Manuscript/GABI_palaeo_constraints.docx
+++ b/Manuscript/GABI_palaeo_constraints.docx
@@ -201,7 +201,7 @@
       </w:r>
     </w:p>
     <w:bookmarkEnd w:id="21"/>
-    <w:bookmarkStart w:id="22" w:name="introduction"/>
+    <w:bookmarkStart w:id="26" w:name="introduction"/>
     <w:p>
       <w:pPr>
         <w:pStyle w:val="Heading1"/>
@@ -428,7 +428,7 @@
         <w:rPr>
           <w:vertAlign w:val="superscript"/>
         </w:rPr>
-        <w:t xml:space="preserve">27</w:t>
+        <w:t xml:space="preserve">27,28</w:t>
       </w:r>
       <w:r>
         <w:t xml:space="preserve">, the diversity desequilibrium between tropical rainforests across the globe</w:t>
@@ -437,7 +437,7 @@
         <w:rPr>
           <w:vertAlign w:val="superscript"/>
         </w:rPr>
-        <w:t xml:space="preserve">28</w:t>
+        <w:t xml:space="preserve">29</w:t>
       </w:r>
       <w:r>
         <w:t xml:space="preserve">, the build-up of the unique biodiversity along the Wallace line</w:t>
@@ -446,7 +446,7 @@
         <w:rPr>
           <w:vertAlign w:val="superscript"/>
         </w:rPr>
-        <w:t xml:space="preserve">29</w:t>
+        <w:t xml:space="preserve">30</w:t>
       </w:r>
       <w:r>
         <w:t xml:space="preserve"> </w:t>
@@ -480,7 +480,7 @@
         <w:rPr>
           <w:vertAlign w:val="superscript"/>
         </w:rPr>
-        <w:t xml:space="preserve">., 30,31,32</w:t>
+        <w:t xml:space="preserve">., 31,32,33</w:t>
       </w:r>
       <w:r>
         <w:t xml:space="preserve">.</w:t>
@@ -497,139 +497,6 @@
     <w:p>
       <w:r>
         <w:br w:type="page"/>
-      </w:r>
-    </w:p>
-    <w:bookmarkEnd w:id="22"/>
-    <w:bookmarkStart w:id="30" w:name="materials-and-methods"/>
-    <w:p>
-      <w:pPr>
-        <w:pStyle w:val="Heading1"/>
-      </w:pPr>
-      <w:r>
-        <w:t xml:space="preserve">Materials and methods</w:t>
-      </w:r>
-    </w:p>
-    <w:p>
-      <w:pPr>
-        <w:pStyle w:val="FirstParagraph"/>
-      </w:pPr>
-      <w:r>
-        <w:t xml:space="preserve">Beforehand, it has to be noticed that, across the entire study,</w:t>
-      </w:r>
-      <w:r>
-        <w:t xml:space="preserve"> </w:t>
-      </w:r>
-      <w:r>
-        <w:t xml:space="preserve">“</w:t>
-      </w:r>
-      <w:r>
-        <w:t xml:space="preserve">North America</w:t>
-      </w:r>
-      <w:r>
-        <w:t xml:space="preserve">”</w:t>
-      </w:r>
-      <w:r>
-        <w:t xml:space="preserve"> </w:t>
-      </w:r>
-      <w:r>
-        <w:t xml:space="preserve">actually refers to the current North and Central American continents. The delimitation between North and South America was represented as a straight line connecting two points located along the eastern and western coasts of present Panama (</w:t>
-      </w:r>
-      <m:oMath>
-        <m:r>
-          <m:rPr>
-            <m:sty m:val="p"/>
-          </m:rPr>
-          <m:t>−</m:t>
-        </m:r>
-        <m:r>
-          <m:t>82.882</m:t>
-        </m:r>
-        <m:r>
-          <m:rPr>
-            <m:sty m:val="p"/>
-          </m:rPr>
-          <m:t>°</m:t>
-        </m:r>
-      </m:oMath>
-      <w:r>
-        <w:t xml:space="preserve">lon,</w:t>
-      </w:r>
-      <w:r>
-        <w:t xml:space="preserve"> </w:t>
-      </w:r>
-      <m:oMath>
-        <m:r>
-          <m:t>7.138</m:t>
-        </m:r>
-        <m:r>
-          <m:rPr>
-            <m:sty m:val="p"/>
-          </m:rPr>
-          <m:t>°</m:t>
-        </m:r>
-      </m:oMath>
-      <w:r>
-        <w:t xml:space="preserve">lat and</w:t>
-      </w:r>
-      <w:r>
-        <w:t xml:space="preserve"> </w:t>
-      </w:r>
-      <m:oMath>
-        <m:r>
-          <m:rPr>
-            <m:sty m:val="p"/>
-          </m:rPr>
-          <m:t>−</m:t>
-        </m:r>
-        <m:r>
-          <m:t>81.369</m:t>
-        </m:r>
-        <m:r>
-          <m:rPr>
-            <m:sty m:val="p"/>
-          </m:rPr>
-          <m:t>°</m:t>
-        </m:r>
-      </m:oMath>
-      <w:r>
-        <w:t xml:space="preserve">lon and</w:t>
-      </w:r>
-      <w:r>
-        <w:t xml:space="preserve"> </w:t>
-      </w:r>
-      <m:oMath>
-        <m:r>
-          <m:t>9.008</m:t>
-        </m:r>
-        <m:r>
-          <m:rPr>
-            <m:sty m:val="p"/>
-          </m:rPr>
-          <m:t>°</m:t>
-        </m:r>
-      </m:oMath>
-      <w:r>
-        <w:t xml:space="preserve">lat) (</w:t>
-      </w:r>
-      <w:hyperlink w:anchor="fig-1">
-        <w:r>
-          <w:rPr>
-            <w:rStyle w:val="Hyperlink"/>
-          </w:rPr>
-          <w:t xml:space="preserve">Figure 1</w:t>
-        </w:r>
-      </w:hyperlink>
-      <w:r>
-        <w:t xml:space="preserve">).</w:t>
-      </w:r>
-    </w:p>
-    <w:bookmarkStart w:id="27" w:name="palaeoclimate-data"/>
-    <w:p>
-      <w:pPr>
-        <w:pStyle w:val="Heading2"/>
-      </w:pPr>
-      <w:r>
-        <w:t xml:space="preserve">Palaeoclimate data</w:t>
       </w:r>
     </w:p>
     <w:tbl>
@@ -645,7 +512,7 @@
       <w:tr>
         <w:tc>
           <w:tcPr/>
-          <w:bookmarkStart w:id="26" w:name="fig-1"/>
+          <w:bookmarkStart w:id="25" w:name="fig-1"/>
           <w:p>
             <w:pPr>
               <w:pStyle w:val="Compact"/>
@@ -656,18 +523,18 @@
                 <wp:inline>
                   <wp:extent cx="5587151" cy="5184144"/>
                   <wp:effectExtent b="0" l="0" r="0" t="0"/>
-                  <wp:docPr descr="" title="" id="24" name="Picture"/>
+                  <wp:docPr descr="" title="" id="23" name="Picture"/>
                   <a:graphic>
                     <a:graphicData uri="http://schemas.openxmlformats.org/drawingml/2006/picture">
                       <pic:pic>
                         <pic:nvPicPr>
-                          <pic:cNvPr descr="../Figures/MS/Main/Figure1/Figure1.png" id="25" name="Picture"/>
+                          <pic:cNvPr descr="../Figures/MS/Main/Figure1/Figure1.png" id="24" name="Picture"/>
                           <pic:cNvPicPr>
                             <a:picLocks noChangeArrowheads="1" noChangeAspect="1"/>
                           </pic:cNvPicPr>
                         </pic:nvPicPr>
                         <pic:blipFill>
-                          <a:blip r:embed="rId23"/>
+                          <a:blip r:embed="rId22"/>
                           <a:stretch>
                             <a:fillRect/>
                           </a:stretch>
@@ -710,10 +577,10 @@
               <w:rPr>
                 <w:vertAlign w:val="superscript"/>
               </w:rPr>
-              <w:t xml:space="preserve">33</w:t>
+              <w:t xml:space="preserve">34</w:t>
             </w:r>
             <w:r>
-              <w:t xml:space="preserve">. This emulator being spatialised at a 1 x 1° resolution, numbers inside the continents represent the quantity of overlaying pixels from the climate grid within each continent. On climate plots, the time of the likely onset of the GABI</w:t>
+              <w:t xml:space="preserve">. This emulator being spatialised at a 1 x 1° resolution, numbers inside the continents represent the quantity of overlaying pixels from the climate grid within each continent. On climate plots, the time frame of the onset of significant land mammal exchange across the americas</w:t>
             </w:r>
             <w:r>
               <w:rPr>
@@ -731,1547 +598,62 @@
               <w:rPr>
                 <w:vertAlign w:val="superscript"/>
               </w:rPr>
-              <w:t xml:space="preserve">34</w:t>
+              <w:t xml:space="preserve">35</w:t>
             </w:r>
             <w:r>
               <w:t xml:space="preserve">. The empirically-derived asymmetry of the transcontinental land mammal exchange is represented by the thickness of the two arrows, the thicker the arrow, the more intense the exchange.</w:t>
             </w:r>
           </w:p>
-          <w:bookmarkEnd w:id="26"/>
+          <w:bookmarkEnd w:id="25"/>
         </w:tc>
       </w:tr>
     </w:tbl>
-    <w:p>
-      <w:pPr>
-        <w:pStyle w:val="BodyText"/>
-      </w:pPr>
-      <w:r>
-        <w:t xml:space="preserve">We used the spatio-temporal terrestrial palaeoclimate series from the PALEO-PGEM atmosphere-ocean general circulation model</w:t>
+    <w:bookmarkEnd w:id="26"/>
+    <w:bookmarkStart w:id="38" w:name="results"/>
+    <w:p>
+      <w:pPr>
+        <w:pStyle w:val="Heading1"/>
+      </w:pPr>
+      <w:r>
+        <w:t xml:space="preserve">Results</w:t>
+      </w:r>
+    </w:p>
+    <w:bookmarkStart w:id="31" w:name="Xed4bd03a92b5751ca77f2e414fb8e8b12710b4e"/>
+    <w:p>
+      <w:pPr>
+        <w:pStyle w:val="Heading2"/>
+      </w:pPr>
+      <w:r>
+        <w:t xml:space="preserve">Climate makes it easier to reach North America from South America than the other way around</w:t>
+      </w:r>
+    </w:p>
+    <w:p>
+      <w:pPr>
+        <w:pStyle w:val="FirstParagraph"/>
+      </w:pPr>
+      <w:r>
+        <w:t xml:space="preserve">The contribution of palaeoclimate in the biogeographic asymmetry of the Great American Biotic Interchange (GABI) was tested in a simulation-based framework relying on gen3sis v1.5.11, a mechanistic eco-evolutionary simulator</w:t>
       </w:r>
       <w:r>
         <w:rPr>
           <w:vertAlign w:val="superscript"/>
         </w:rPr>
-        <w:t xml:space="preserve">33</w:t>
-      </w:r>
-      <w:r>
-        <w:t xml:space="preserve">, covering the last 5 Myrs with a 1</w:t>
-      </w:r>
-      <w:r>
-        <w:t xml:space="preserve"> </w:t>
-      </w:r>
-      <m:oMath>
-        <m:r>
-          <m:rPr>
-            <m:sty m:val="p"/>
-          </m:rPr>
-          <m:t>×</m:t>
-        </m:r>
-      </m:oMath>
-      <w:r>
-        <w:t xml:space="preserve"> </w:t>
-      </w:r>
-      <w:r>
-        <w:t xml:space="preserve">1 ° spatial resolution</w:t>
+        <w:t xml:space="preserve">27</w:t>
+      </w:r>
+      <w:r>
+        <w:t xml:space="preserve"> </w:t>
+      </w:r>
+      <w:r>
+        <w:t xml:space="preserve">and palaeoclimatic layers (annual temperature and precipitation) covering the last 5 million years generated by the PALEO-PGEM emulator</w:t>
       </w:r>
       <w:r>
         <w:rPr>
           <w:vertAlign w:val="superscript"/>
         </w:rPr>
-        <w:t xml:space="preserve">35</w:t>
-      </w:r>
-      <w:r>
-        <w:t xml:space="preserve">. For the scope of this work, we used two bioclimatic variables: mean annual temperature (MAT, BIO1) and mean annual precipitation (MAP, BIO12). To avoid reaching an overkillingly-high number of simulation steps, we reduced the temporal resolution of the climate simulations from a 1000-years to a 10,000-years time step.</w:t>
-      </w:r>
-    </w:p>
-    <w:p>
-      <w:pPr>
-        <w:pStyle w:val="BodyText"/>
-      </w:pPr>
-      <w:r>
-        <w:t xml:space="preserve">Additionally, in order to discriminate simulations on the basis of the biome the initial species starts in, we reclassified monthly palaeoclimate layers for our starting time (</w:t>
-      </w:r>
-      <m:oMath>
-        <m:r>
-          <m:t>t</m:t>
-        </m:r>
-        <m:r>
-          <m:rPr>
-            <m:sty m:val="p"/>
-          </m:rPr>
-          <m:t>=</m:t>
-        </m:r>
-        <m:r>
-          <m:t>5</m:t>
-        </m:r>
-      </m:oMath>
-      <w:r>
-        <w:t xml:space="preserve"> </w:t>
-      </w:r>
-      <w:r>
-        <w:t xml:space="preserve">Myrs) according to Köppen-Geiger broad climate types</w:t>
-      </w:r>
-      <w:r>
-        <w:rPr>
-          <w:vertAlign w:val="superscript"/>
-        </w:rPr>
-        <w:t xml:space="preserve">36,37</w:t>
-      </w:r>
-      <w:r>
-        <w:t xml:space="preserve">. This classification divides the world into five broad climatic regions: Polar, Cold, Temperate, Arid and Tropical, following the criteria proposed by Köppen</w:t>
-      </w:r>
-      <w:r>
-        <w:rPr>
-          <w:vertAlign w:val="superscript"/>
-        </w:rPr>
-        <w:t xml:space="preserve">38</w:t>
-      </w:r>
-      <w:r>
-        <w:t xml:space="preserve">.</w:t>
-      </w:r>
-    </w:p>
-    <w:bookmarkEnd w:id="27"/>
-    <w:bookmarkStart w:id="28" w:name="simulation-model-and-modelling-schemes"/>
-    <w:p>
-      <w:pPr>
-        <w:pStyle w:val="Heading2"/>
-      </w:pPr>
-      <w:r>
-        <w:t xml:space="preserve">Simulation model and modelling schemes</w:t>
-      </w:r>
-    </w:p>
-    <w:p>
-      <w:pPr>
-        <w:pStyle w:val="FirstParagraph"/>
-      </w:pPr>
-      <w:r>
-        <w:t xml:space="preserve">We performed our spatially-explicit simulations of biodiversity using the General Engine for Eco-Evolutionary SImulationS, gen3sis, v1.5.11</w:t>
-      </w:r>
-      <w:r>
-        <w:rPr>
-          <w:vertAlign w:val="superscript"/>
-        </w:rPr>
-        <w:t xml:space="preserve">27</w:t>
-      </w:r>
-      <w:r>
-        <w:t xml:space="preserve">. Simulations, moving forward-in-time with a 10ky time step, tracked the radiation of a clade arising from a single ancestral population, either originating in North or in South America, throughout the last 5 Myr. In gen3sis, virtual species are made up with a set of individual populations evolving independently, following a set of four rules: dispersal, speciation, environmental filtering and trait evolution. All simulation scenarios that we implemented only differed on the last rule (trait evolution), the first three being common to all models (or at least partly).</w:t>
-      </w:r>
-    </w:p>
-    <w:p>
-      <w:pPr>
-        <w:pStyle w:val="BodyText"/>
-      </w:pPr>
-      <w:r>
-        <w:t xml:space="preserve">We elaborated a gridded landscape made up with the two time-series of the aforementioned palaeoclimatic layers. Within this landscape, virtual species, made up with populations, inhabited a set of connected cells. At each time step, populations could disperse to the surrounding cells with an intensity sampled in a Weibull distribution (of shape and scale respectively termed</w:t>
-      </w:r>
-      <w:r>
-        <w:t xml:space="preserve"> </w:t>
-      </w:r>
-      <m:oMath>
-        <m:r>
-          <m:t>ϕ</m:t>
-        </m:r>
-      </m:oMath>
-      <w:r>
-        <w:t xml:space="preserve"> </w:t>
-      </w:r>
-      <w:r>
-        <w:t xml:space="preserve">and</w:t>
-      </w:r>
-      <w:r>
-        <w:t xml:space="preserve"> </w:t>
-      </w:r>
-      <m:oMath>
-        <m:r>
-          <m:t>ψ</m:t>
-        </m:r>
-      </m:oMath>
-      <w:r>
-        <w:t xml:space="preserve">). If, by chance, two populations happened to be disconnected, they would accumulate divergence as long as they get disconnected, at a rate ruled by a divergence factor, here set to</w:t>
-      </w:r>
-      <w:r>
-        <w:t xml:space="preserve"> </w:t>
-      </w:r>
-      <m:oMath>
-        <m:r>
-          <m:t>0.05</m:t>
-        </m:r>
-      </m:oMath>
-      <w:r>
-        <w:t xml:space="preserve">. Once passed a divergence threshold (</w:t>
-      </w:r>
-      <m:oMath>
-        <m:r>
-          <m:t>S</m:t>
-        </m:r>
-      </m:oMath>
-      <w:r>
-        <w:t xml:space="preserve">), speciation would occur. Thus, the only mode of speciation allowed by gen3sis is allopatry.</w:t>
-      </w:r>
-    </w:p>
-    <w:p>
-      <w:pPr>
-        <w:pStyle w:val="BodyText"/>
-      </w:pPr>
-      <w:r>
-        <w:t xml:space="preserve">As our goal was to evaluate the extent to which palaeoclimate change may have shaped the unequal success of North American taxa establishing southwards compared to South American taxa establishing northwards, local climate was set as the only constraint for a population to maintain in a given cell. Each species was therefore assigned a two-dimensional climatic niche, one axis corresponding to temperature suitability and the other to precipitation suitability. The abundance of a species along an environmental gradient was ruled by two parameters – that we also call traits – a population- and species-specific optimum (resp.</w:t>
-      </w:r>
-      <w:r>
-        <w:t xml:space="preserve"> </w:t>
-      </w:r>
-      <m:oMath>
-        <m:sSub>
-          <m:e>
-            <m:r>
-              <m:t>P</m:t>
-            </m:r>
-          </m:e>
-          <m:sub>
-            <m:r>
-              <m:t>k</m:t>
-            </m:r>
-            <m:r>
-              <m:rPr>
-                <m:sty m:val="p"/>
-              </m:rPr>
-              <m:t>,</m:t>
-            </m:r>
-            <m:r>
-              <m:t>l</m:t>
-            </m:r>
-          </m:sub>
-        </m:sSub>
-      </m:oMath>
-      <w:r>
-        <w:t xml:space="preserve"> </w:t>
-      </w:r>
-      <w:r>
-        <w:t xml:space="preserve">and</w:t>
-      </w:r>
-      <w:r>
-        <w:t xml:space="preserve"> </w:t>
-      </w:r>
-      <m:oMath>
-        <m:sSub>
-          <m:e>
-            <m:r>
-              <m:t>T</m:t>
-            </m:r>
-          </m:e>
-          <m:sub>
-            <m:r>
-              <m:t>k</m:t>
-            </m:r>
-            <m:r>
-              <m:rPr>
-                <m:sty m:val="p"/>
-              </m:rPr>
-              <m:t>,</m:t>
-            </m:r>
-            <m:r>
-              <m:t>l</m:t>
-            </m:r>
-          </m:sub>
-        </m:sSub>
-      </m:oMath>
-      <w:r>
-        <w:t xml:space="preserve"> </w:t>
-      </w:r>
-      <w:r>
-        <w:t xml:space="preserve">for the precipitation and temperature optima of the population</w:t>
-      </w:r>
-      <w:r>
-        <w:t xml:space="preserve"> </w:t>
-      </w:r>
-      <m:oMath>
-        <m:r>
-          <m:t>k</m:t>
-        </m:r>
-      </m:oMath>
-      <w:r>
-        <w:t xml:space="preserve"> </w:t>
-      </w:r>
-      <w:r>
-        <w:t xml:space="preserve">of the species</w:t>
-      </w:r>
-      <w:r>
-        <w:t xml:space="preserve"> </w:t>
-      </w:r>
-      <m:oMath>
-        <m:r>
-          <m:t>l</m:t>
-        </m:r>
-      </m:oMath>
-      <w:r>
-        <w:t xml:space="preserve">) and a breadth (or tolerance) (resp.</w:t>
-      </w:r>
-      <w:r>
-        <w:t xml:space="preserve"> </w:t>
-      </w:r>
-      <m:oMath>
-        <m:sSub>
-          <m:e>
-            <m:r>
-              <m:t>ω</m:t>
-            </m:r>
-          </m:e>
-          <m:sub>
-            <m:r>
-              <m:t>P</m:t>
-            </m:r>
-          </m:sub>
-        </m:sSub>
-      </m:oMath>
-      <w:r>
-        <w:t xml:space="preserve"> </w:t>
-      </w:r>
-      <w:r>
-        <w:t xml:space="preserve">and</w:t>
-      </w:r>
-      <w:r>
-        <w:t xml:space="preserve"> </w:t>
-      </w:r>
-      <m:oMath>
-        <m:sSub>
-          <m:e>
-            <m:r>
-              <m:t>ω</m:t>
-            </m:r>
-          </m:e>
-          <m:sub>
-            <m:r>
-              <m:t>T</m:t>
-            </m:r>
-          </m:sub>
-        </m:sSub>
-      </m:oMath>
-      <w:r>
-        <w:t xml:space="preserve">; within a simulation, breadths were shared across populations and species). A population could maintain in a given cell only if the difference between its optima and local climate (both temperature and precipitation) was below its breadths. Therefore, given a site</w:t>
-      </w:r>
-      <w:r>
-        <w:t xml:space="preserve"> </w:t>
-      </w:r>
-      <m:oMath>
-        <m:r>
-          <m:t>i</m:t>
-        </m:r>
-      </m:oMath>
-      <w:r>
-        <w:t xml:space="preserve"> </w:t>
-      </w:r>
-      <w:r>
-        <w:t xml:space="preserve">with local precipitation and temperature at time</w:t>
-      </w:r>
-      <w:r>
-        <w:t xml:space="preserve"> </w:t>
-      </w:r>
-      <m:oMath>
-        <m:r>
-          <m:t>t</m:t>
-        </m:r>
-      </m:oMath>
-      <w:r>
-        <w:t xml:space="preserve"> </w:t>
-      </w:r>
-      <w:r>
-        <w:t xml:space="preserve">being</w:t>
-      </w:r>
-      <w:r>
-        <w:t xml:space="preserve"> </w:t>
-      </w:r>
-      <m:oMath>
-        <m:sSub>
-          <m:e>
-            <m:r>
-              <m:t>P</m:t>
-            </m:r>
-          </m:e>
-          <m:sub>
-            <m:r>
-              <m:t>i</m:t>
-            </m:r>
-          </m:sub>
-        </m:sSub>
-        <m:d>
-          <m:dPr>
-            <m:begChr m:val="("/>
-            <m:endChr m:val=")"/>
-            <m:sepChr m:val=""/>
-            <m:grow/>
-          </m:dPr>
-          <m:e>
-            <m:r>
-              <m:t>t</m:t>
-            </m:r>
-          </m:e>
-        </m:d>
-      </m:oMath>
-      <w:r>
-        <w:t xml:space="preserve"> </w:t>
-      </w:r>
-      <w:r>
-        <w:t xml:space="preserve">and</w:t>
-      </w:r>
-      <w:r>
-        <w:t xml:space="preserve"> </w:t>
-      </w:r>
-      <m:oMath>
-        <m:sSub>
-          <m:e>
-            <m:r>
-              <m:t>T</m:t>
-            </m:r>
-          </m:e>
-          <m:sub>
-            <m:r>
-              <m:t>i</m:t>
-            </m:r>
-          </m:sub>
-        </m:sSub>
-        <m:d>
-          <m:dPr>
-            <m:begChr m:val="("/>
-            <m:endChr m:val=")"/>
-            <m:sepChr m:val=""/>
-            <m:grow/>
-          </m:dPr>
-          <m:e>
-            <m:r>
-              <m:t>t</m:t>
-            </m:r>
-          </m:e>
-        </m:d>
-      </m:oMath>
-      <w:r>
-        <w:t xml:space="preserve">, this translates in</w:t>
-      </w:r>
-    </w:p>
-    <w:p>
-      <w:pPr>
-        <w:pStyle w:val="BodyText"/>
-      </w:pPr>
-      <m:oMathPara>
-        <m:oMathParaPr>
-          <m:jc m:val="center"/>
-        </m:oMathParaPr>
-        <m:oMath>
-          <m:d>
-            <m:dPr>
-              <m:begChr m:val="{"/>
-              <m:endChr m:val=""/>
-              <m:sepChr m:val=""/>
-              <m:grow/>
-            </m:dPr>
-            <m:e>
-              <m:m>
-                <m:mPr>
-                  <m:baseJc m:val="center"/>
-                  <m:plcHide m:val="on"/>
-                  <m:mcs>
-                    <m:mc>
-                      <m:mcPr>
-                        <m:mcJc m:val="left"/>
-                        <m:count m:val="1"/>
-                      </m:mcPr>
-                    </m:mc>
-                  </m:mcs>
-                </m:mPr>
-                <m:mr>
-                  <m:e>
-                    <m:r>
-                      <m:rPr>
-                        <m:sty m:val="p"/>
-                      </m:rPr>
-                      <m:t>|</m:t>
-                    </m:r>
-                    <m:sSub>
-                      <m:e>
-                        <m:r>
-                          <m:t>P</m:t>
-                        </m:r>
-                      </m:e>
-                      <m:sub>
-                        <m:r>
-                          <m:t>i</m:t>
-                        </m:r>
-                      </m:sub>
-                    </m:sSub>
-                    <m:d>
-                      <m:dPr>
-                        <m:begChr m:val="("/>
-                        <m:endChr m:val=")"/>
-                        <m:sepChr m:val=""/>
-                        <m:grow/>
-                      </m:dPr>
-                      <m:e>
-                        <m:r>
-                          <m:t>t</m:t>
-                        </m:r>
-                      </m:e>
-                    </m:d>
-                    <m:r>
-                      <m:rPr>
-                        <m:sty m:val="p"/>
-                      </m:rPr>
-                      <m:t>−</m:t>
-                    </m:r>
-                    <m:sSub>
-                      <m:e>
-                        <m:r>
-                          <m:t>P</m:t>
-                        </m:r>
-                      </m:e>
-                      <m:sub>
-                        <m:r>
-                          <m:t>k</m:t>
-                        </m:r>
-                        <m:r>
-                          <m:rPr>
-                            <m:sty m:val="p"/>
-                          </m:rPr>
-                          <m:t>,</m:t>
-                        </m:r>
-                        <m:r>
-                          <m:t>l</m:t>
-                        </m:r>
-                      </m:sub>
-                    </m:sSub>
-                    <m:r>
-                      <m:rPr>
-                        <m:sty m:val="p"/>
-                      </m:rPr>
-                      <m:t>|</m:t>
-                    </m:r>
-                    <m:r>
-                      <m:rPr>
-                        <m:sty m:val="p"/>
-                      </m:rPr>
-                      <m:t>&lt;</m:t>
-                    </m:r>
-                    <m:sSub>
-                      <m:e>
-                        <m:r>
-                          <m:t>ω</m:t>
-                        </m:r>
-                      </m:e>
-                      <m:sub>
-                        <m:r>
-                          <m:t>P</m:t>
-                        </m:r>
-                      </m:sub>
-                    </m:sSub>
-                  </m:e>
-                </m:mr>
-                <m:mr>
-                  <m:e>
-                    <m:r>
-                      <m:rPr>
-                        <m:sty m:val="p"/>
-                      </m:rPr>
-                      <m:t>|</m:t>
-                    </m:r>
-                    <m:sSub>
-                      <m:e>
-                        <m:r>
-                          <m:t>T</m:t>
-                        </m:r>
-                      </m:e>
-                      <m:sub>
-                        <m:r>
-                          <m:t>i</m:t>
-                        </m:r>
-                      </m:sub>
-                    </m:sSub>
-                    <m:d>
-                      <m:dPr>
-                        <m:begChr m:val="("/>
-                        <m:endChr m:val=")"/>
-                        <m:sepChr m:val=""/>
-                        <m:grow/>
-                      </m:dPr>
-                      <m:e>
-                        <m:r>
-                          <m:t>t</m:t>
-                        </m:r>
-                      </m:e>
-                    </m:d>
-                    <m:r>
-                      <m:rPr>
-                        <m:sty m:val="p"/>
-                      </m:rPr>
-                      <m:t>−</m:t>
-                    </m:r>
-                    <m:sSub>
-                      <m:e>
-                        <m:r>
-                          <m:t>T</m:t>
-                        </m:r>
-                      </m:e>
-                      <m:sub>
-                        <m:r>
-                          <m:t>k</m:t>
-                        </m:r>
-                        <m:r>
-                          <m:rPr>
-                            <m:sty m:val="p"/>
-                          </m:rPr>
-                          <m:t>,</m:t>
-                        </m:r>
-                        <m:r>
-                          <m:t>l</m:t>
-                        </m:r>
-                      </m:sub>
-                    </m:sSub>
-                    <m:r>
-                      <m:rPr>
-                        <m:sty m:val="p"/>
-                      </m:rPr>
-                      <m:t>|</m:t>
-                    </m:r>
-                    <m:r>
-                      <m:rPr>
-                        <m:sty m:val="p"/>
-                      </m:rPr>
-                      <m:t>&lt;</m:t>
-                    </m:r>
-                    <m:sSub>
-                      <m:e>
-                        <m:r>
-                          <m:t>ω</m:t>
-                        </m:r>
-                      </m:e>
-                      <m:sub>
-                        <m:r>
-                          <m:t>T</m:t>
-                        </m:r>
-                      </m:sub>
-                    </m:sSub>
-                  </m:e>
-                </m:mr>
-              </m:m>
-            </m:e>
-          </m:d>
-        </m:oMath>
-      </m:oMathPara>
-    </w:p>
-    <w:p>
-      <w:pPr>
-        <w:pStyle w:val="FirstParagraph"/>
-      </w:pPr>
-      <w:r>
-        <w:t xml:space="preserve">Each simulation started with a single ancestral species. The range of this ancestral species was randomly selected within the desired ancestral area (</w:t>
-      </w:r>
-      <w:r>
-        <w:rPr>
-          <w:i/>
-          <w:iCs/>
-        </w:rPr>
-        <w:t xml:space="preserve">i</w:t>
-      </w:r>
-      <w:r>
-        <w:t xml:space="preserve">.</w:t>
-      </w:r>
-      <w:r>
-        <w:rPr>
-          <w:i/>
-          <w:iCs/>
-        </w:rPr>
-        <w:t xml:space="preserve">e</w:t>
-      </w:r>
-      <w:r>
-        <w:t xml:space="preserve">., North or South America). To avoid oversampling high latitudes, we merged the ancestral landscape with the centroids of an equal-area grid (~100km spacing) generated using the R package</w:t>
-      </w:r>
-      <w:r>
-        <w:t xml:space="preserve"> </w:t>
-      </w:r>
-      <w:r>
-        <w:rPr>
-          <w:i/>
-          <w:iCs/>
-        </w:rPr>
-        <w:t xml:space="preserve">h3jsr</w:t>
-      </w:r>
-      <w:r>
-        <w:rPr>
-          <w:vertAlign w:val="superscript"/>
-        </w:rPr>
-        <w:t xml:space="preserve">39</w:t>
-      </w:r>
-      <w:r>
-        <w:t xml:space="preserve">. We then sampled a centroid at random and retrieved the corresponding cell in our landscape. To reduce the probability of initial crash, the temperature and/or precipitation optima parameter of the ancestor were set to those of the local environment.</w:t>
-      </w:r>
-    </w:p>
-    <w:p>
-      <w:pPr>
-        <w:pStyle w:val="BodyText"/>
-      </w:pPr>
-      <w:r>
-        <w:t xml:space="preserve">A total of 500 replicates was made under each modelling scheme (detailed in the next paragraph), both with North and South America as ancestral area. Across replicates, we varied 6 key parameters: (1) the divergence threshold above which speciation occurred (</w:t>
-      </w:r>
-      <m:oMath>
-        <m:r>
-          <m:t>S</m:t>
-        </m:r>
-      </m:oMath>
-      <w:r>
-        <w:t xml:space="preserve">, range =</w:t>
-      </w:r>
-      <w:r>
-        <w:t xml:space="preserve"> </w:t>
-      </w:r>
-      <m:oMath>
-        <m:d>
-          <m:dPr>
-            <m:begChr m:val="["/>
-            <m:endChr m:val="]"/>
-            <m:sepChr m:val=""/>
-            <m:grow/>
-          </m:dPr>
-          <m:e>
-            <m:r>
-              <m:t>1</m:t>
-            </m:r>
-            <m:r>
-              <m:rPr>
-                <m:sty m:val="p"/>
-              </m:rPr>
-              <m:t>,</m:t>
-            </m:r>
-            <m:r>
-              <m:t>3</m:t>
-            </m:r>
-          </m:e>
-        </m:d>
-      </m:oMath>
-      <w:r>
-        <w:t xml:space="preserve">), (2) the rate of environmental niche evolution – only in models where we allowed climatic niche to evolve (</w:t>
-      </w:r>
-      <m:oMath>
-        <m:sSub>
-          <m:e>
-            <m:r>
-              <m:t>σ</m:t>
-            </m:r>
-          </m:e>
-          <m:sub>
-            <m:r>
-              <m:t>e</m:t>
-            </m:r>
-          </m:sub>
-        </m:sSub>
-      </m:oMath>
-      <w:r>
-        <w:t xml:space="preserve">,</w:t>
-      </w:r>
-      <w:r>
-        <w:t xml:space="preserve"> </w:t>
-      </w:r>
-      <m:oMath>
-        <m:d>
-          <m:dPr>
-            <m:begChr m:val="["/>
-            <m:endChr m:val="]"/>
-            <m:sepChr m:val=""/>
-            <m:grow/>
-          </m:dPr>
-          <m:e>
-            <m:r>
-              <m:t>0.005</m:t>
-            </m:r>
-            <m:r>
-              <m:rPr>
-                <m:sty m:val="p"/>
-              </m:rPr>
-              <m:t>,</m:t>
-            </m:r>
-            <m:r>
-              <m:t>0.15</m:t>
-            </m:r>
-          </m:e>
-        </m:d>
-      </m:oMath>
-      <w:r>
-        <w:t xml:space="preserve">), (3) the shape (</w:t>
-      </w:r>
-      <m:oMath>
-        <m:r>
-          <m:t>ϕ</m:t>
-        </m:r>
-      </m:oMath>
-      <w:r>
-        <w:t xml:space="preserve">,</w:t>
-      </w:r>
-      <w:r>
-        <w:t xml:space="preserve"> </w:t>
-      </w:r>
-      <m:oMath>
-        <m:d>
-          <m:dPr>
-            <m:begChr m:val="["/>
-            <m:endChr m:val="]"/>
-            <m:sepChr m:val=""/>
-            <m:grow/>
-          </m:dPr>
-          <m:e>
-            <m:r>
-              <m:t>0.5</m:t>
-            </m:r>
-            <m:r>
-              <m:rPr>
-                <m:sty m:val="p"/>
-              </m:rPr>
-              <m:t>,</m:t>
-            </m:r>
-            <m:r>
-              <m:t>3</m:t>
-            </m:r>
-          </m:e>
-        </m:d>
-      </m:oMath>
-      <w:r>
-        <w:t xml:space="preserve">) and (4) scale (</w:t>
-      </w:r>
-      <m:oMath>
-        <m:r>
-          <m:t>ψ</m:t>
-        </m:r>
-      </m:oMath>
-      <w:r>
-        <w:t xml:space="preserve">,</w:t>
-      </w:r>
-      <w:r>
-        <w:t xml:space="preserve"> </w:t>
-      </w:r>
-      <m:oMath>
-        <m:d>
-          <m:dPr>
-            <m:begChr m:val="["/>
-            <m:endChr m:val="]"/>
-            <m:sepChr m:val=""/>
-            <m:grow/>
-          </m:dPr>
-          <m:e>
-            <m:r>
-              <m:t>0.1</m:t>
-            </m:r>
-            <m:r>
-              <m:rPr>
-                <m:sty m:val="p"/>
-              </m:rPr>
-              <m:t>,</m:t>
-            </m:r>
-            <m:r>
-              <m:t>1</m:t>
-            </m:r>
-          </m:e>
-        </m:d>
-      </m:oMath>
-      <w:r>
-        <w:t xml:space="preserve">) of the Weibull distribution acting as a dispersal kernel, (5) the strength of environmental filtering (</w:t>
-      </w:r>
-      <w:r>
-        <w:rPr>
-          <w:i/>
-          <w:iCs/>
-        </w:rPr>
-        <w:t xml:space="preserve">i</w:t>
-      </w:r>
-      <w:r>
-        <w:t xml:space="preserve">.</w:t>
-      </w:r>
-      <w:r>
-        <w:rPr>
-          <w:i/>
-          <w:iCs/>
-        </w:rPr>
-        <w:t xml:space="preserve">e</w:t>
-      </w:r>
-      <w:r>
-        <w:t xml:space="preserve">., niche breadth) for temperature (</w:t>
-      </w:r>
-      <m:oMath>
-        <m:sSub>
-          <m:e>
-            <m:r>
-              <m:t>ω</m:t>
-            </m:r>
-          </m:e>
-          <m:sub>
-            <m:r>
-              <m:t>T</m:t>
-            </m:r>
-          </m:sub>
-        </m:sSub>
-      </m:oMath>
-      <w:r>
-        <w:t xml:space="preserve">,</w:t>
-      </w:r>
-      <w:r>
-        <w:t xml:space="preserve"> </w:t>
-      </w:r>
-      <m:oMath>
-        <m:d>
-          <m:dPr>
-            <m:begChr m:val="["/>
-            <m:endChr m:val="]"/>
-            <m:sepChr m:val=""/>
-            <m:grow/>
-          </m:dPr>
-          <m:e>
-            <m:r>
-              <m:t>0.01</m:t>
-            </m:r>
-            <m:r>
-              <m:rPr>
-                <m:sty m:val="p"/>
-              </m:rPr>
-              <m:t>,</m:t>
-            </m:r>
-            <m:r>
-              <m:t>0.1</m:t>
-            </m:r>
-          </m:e>
-        </m:d>
-      </m:oMath>
-      <w:r>
-        <w:t xml:space="preserve">) and (6) precipitation (</w:t>
-      </w:r>
-      <m:oMath>
-        <m:sSub>
-          <m:e>
-            <m:r>
-              <m:t>ω</m:t>
-            </m:r>
-          </m:e>
-          <m:sub>
-            <m:r>
-              <m:t>P</m:t>
-            </m:r>
-          </m:sub>
-        </m:sSub>
-      </m:oMath>
-      <w:r>
-        <w:t xml:space="preserve">,</w:t>
-      </w:r>
-      <w:r>
-        <w:t xml:space="preserve"> </w:t>
-      </w:r>
-      <m:oMath>
-        <m:d>
-          <m:dPr>
-            <m:begChr m:val="["/>
-            <m:endChr m:val="]"/>
-            <m:sepChr m:val=""/>
-            <m:grow/>
-          </m:dPr>
-          <m:e>
-            <m:r>
-              <m:t>0.05</m:t>
-            </m:r>
-            <m:r>
-              <m:rPr>
-                <m:sty m:val="p"/>
-              </m:rPr>
-              <m:t>,</m:t>
-            </m:r>
-            <m:r>
-              <m:t>0.3</m:t>
-            </m:r>
-          </m:e>
-        </m:d>
-      </m:oMath>
-      <w:r>
-        <w:t xml:space="preserve">). As done by many authors, we ensured an even sampling of the resulting multidimensional parameter space via a quasirandom sampling technique relying on Sobol’ sequences</w:t>
-      </w:r>
-      <w:r>
-        <w:rPr>
-          <w:vertAlign w:val="superscript"/>
-        </w:rPr>
-        <w:t xml:space="preserve">28,29</w:t>
-      </w:r>
-      <w:r>
-        <w:t xml:space="preserve">. Parameter ranges were determined on the basis of a literature review, allowing to assess their biological relevance, and were further adjusted in order to limit the prevalence of crashing simulations. In addition to these varying parameters, we specified the value of several fixed parameters (Tab. S1)</w:t>
-      </w:r>
-    </w:p>
-    <w:p>
-      <w:pPr>
-        <w:pStyle w:val="BodyText"/>
-      </w:pPr>
-      <w:r>
-        <w:t xml:space="preserve">We implemented various simulation scenarios where we modulated the ability of species to cope with climate change, and thus, the generalist vs. specialist nature of the simulated species. In the full-adaptationist model (</w:t>
-      </w:r>
-      <w:r>
-        <w:rPr>
-          <w:i/>
-          <w:iCs/>
-        </w:rPr>
-        <w:t xml:space="preserve">M1</w:t>
-      </w:r>
-      <w:r>
-        <w:t xml:space="preserve">, generalist), climatic optima (</w:t>
-      </w:r>
-      <m:oMath>
-        <m:sSub>
-          <m:e>
-            <m:r>
-              <m:t>P</m:t>
-            </m:r>
-          </m:e>
-          <m:sub>
-            <m:r>
-              <m:t>k</m:t>
-            </m:r>
-            <m:r>
-              <m:rPr>
-                <m:sty m:val="p"/>
-              </m:rPr>
-              <m:t>,</m:t>
-            </m:r>
-            <m:r>
-              <m:t>l</m:t>
-            </m:r>
-          </m:sub>
-        </m:sSub>
-      </m:oMath>
-      <w:r>
-        <w:t xml:space="preserve"> </w:t>
-      </w:r>
-      <w:r>
-        <w:t xml:space="preserve">and</w:t>
-      </w:r>
-      <w:r>
-        <w:t xml:space="preserve"> </w:t>
-      </w:r>
-      <m:oMath>
-        <m:sSub>
-          <m:e>
-            <m:r>
-              <m:t>T</m:t>
-            </m:r>
-          </m:e>
-          <m:sub>
-            <m:r>
-              <m:t>k</m:t>
-            </m:r>
-            <m:r>
-              <m:rPr>
-                <m:sty m:val="p"/>
-              </m:rPr>
-              <m:t>,</m:t>
-            </m:r>
-            <m:r>
-              <m:t>l</m:t>
-            </m:r>
-          </m:sub>
-        </m:sSub>
-      </m:oMath>
-      <w:r>
-        <w:t xml:space="preserve">) were able to evolve in the direction of local climate change. To isolate the effect of a single environmental covariate on the resulting simulated biodiversity pattern, alternative versions of this model consisted of either removing the temperature (</w:t>
-      </w:r>
-      <w:r>
-        <w:rPr>
-          <w:i/>
-          <w:iCs/>
-        </w:rPr>
-        <w:t xml:space="preserve">M2</w:t>
-      </w:r>
-      <w:r>
-        <w:t xml:space="preserve">) or the precipitation (</w:t>
-      </w:r>
-      <w:r>
-        <w:rPr>
-          <w:i/>
-          <w:iCs/>
-        </w:rPr>
-        <w:t xml:space="preserve">M3</w:t>
-      </w:r>
-      <w:r>
-        <w:t xml:space="preserve">) constraint on species ecology. Besides, we also implemented a zero-adaptationist model (</w:t>
-      </w:r>
-      <w:r>
-        <w:rPr>
-          <w:i/>
-          <w:iCs/>
-        </w:rPr>
-        <w:t xml:space="preserve">M0</w:t>
-      </w:r>
-      <w:r>
-        <w:t xml:space="preserve">, specialist), where niche optima could not evolve and were therefore held constant (to their initial value) across all simulations.</w:t>
-      </w:r>
-    </w:p>
-    <w:p>
-      <w:pPr>
-        <w:pStyle w:val="BodyText"/>
-      </w:pPr>
-      <w:r>
-        <w:t xml:space="preserve">Last, it is important to notice that, since the palaeoclimate reconstructions that we used ignored tectonic plate motion – a reasonable assumption for a 5-Myr time frame – continental position in our landscapes was held constant across simulations. Therefore, in that framework, changes in connectivity between North and South America could only arise from the environment.</w:t>
-      </w:r>
-    </w:p>
-    <w:bookmarkEnd w:id="28"/>
-    <w:bookmarkStart w:id="29" w:name="postprocessing-and-quantifications"/>
-    <w:p>
-      <w:pPr>
-        <w:pStyle w:val="Heading2"/>
-      </w:pPr>
-      <w:r>
-        <w:t xml:space="preserve">Postprocessing and quantifications</w:t>
-      </w:r>
-    </w:p>
-    <w:p>
-      <w:pPr>
-        <w:pStyle w:val="FirstParagraph"/>
-      </w:pPr>
-      <w:r>
-        <w:t xml:space="preserve">At every time step, for each run of each simulation, we used a function released by Skeels et al.</w:t>
-      </w:r>
-      <w:r>
-        <w:rPr>
-          <w:vertAlign w:val="superscript"/>
-        </w:rPr>
-        <w:t xml:space="preserve">29</w:t>
-      </w:r>
-      <w:r>
-        <w:t xml:space="preserve"> </w:t>
-      </w:r>
-      <w:r>
-        <w:t xml:space="preserve">to save presence-absence matrices. Given a time</w:t>
-      </w:r>
-      <w:r>
-        <w:t xml:space="preserve"> </w:t>
-      </w:r>
-      <m:oMath>
-        <m:r>
-          <m:t>t</m:t>
-        </m:r>
-      </m:oMath>
-      <w:r>
-        <w:t xml:space="preserve">, those matrices stored on their columns the presence of each simulated species that have existed from the onset of the simulation to</w:t>
-      </w:r>
-      <w:r>
-        <w:t xml:space="preserve"> </w:t>
-      </w:r>
-      <m:oMath>
-        <m:r>
-          <m:t>t</m:t>
-        </m:r>
-      </m:oMath>
-      <w:r>
-        <w:t xml:space="preserve"> </w:t>
-      </w:r>
-      <w:r>
-        <w:t xml:space="preserve">within each cell of the landscape (rows of the matrix) as a binary variable –</w:t>
-      </w:r>
-      <w:r>
-        <w:t xml:space="preserve"> </w:t>
-      </w:r>
-      <m:oMath>
-        <m:r>
-          <m:t>1</m:t>
-        </m:r>
-      </m:oMath>
-      <w:r>
-        <w:t xml:space="preserve">: the species inhabits that cell,</w:t>
-      </w:r>
-      <w:r>
-        <w:t xml:space="preserve"> </w:t>
-      </w:r>
-      <m:oMath>
-        <m:r>
-          <m:t>0</m:t>
-        </m:r>
-      </m:oMath>
-      <w:r>
-        <w:t xml:space="preserve">: it does not.</w:t>
-      </w:r>
-    </w:p>
-    <w:p>
-      <w:pPr>
-        <w:pStyle w:val="BodyText"/>
-      </w:pPr>
-      <w:r>
-        <w:t xml:space="preserve">Given a batch of simulations, after discarding those that crashed –</w:t>
-      </w:r>
-      <w:r>
-        <w:t xml:space="preserve"> </w:t>
-      </w:r>
-      <w:r>
-        <w:rPr>
-          <w:i/>
-          <w:iCs/>
-        </w:rPr>
-        <w:t xml:space="preserve">i</w:t>
-      </w:r>
-      <w:r>
-        <w:t xml:space="preserve">.</w:t>
-      </w:r>
-      <w:r>
-        <w:rPr>
-          <w:i/>
-          <w:iCs/>
-        </w:rPr>
-        <w:t xml:space="preserve">e</w:t>
-      </w:r>
-      <w:r>
-        <w:t xml:space="preserve">., that lead to no living representative – we quantified four metrics reflecting the occurrence, magnitude and efficiency of an eventual transcontinental exchange based on the presence-absence matrix of the last time step of each successful run (hereafter called</w:t>
-      </w:r>
-      <w:r>
-        <w:t xml:space="preserve"> </w:t>
-      </w:r>
-      <m:oMath>
-        <m:sSub>
-          <m:e>
-            <m:r>
-              <m:t>t</m:t>
-            </m:r>
-          </m:e>
-          <m:sub>
-            <m:r>
-              <m:t>e</m:t>
-            </m:r>
-            <m:r>
-              <m:t>n</m:t>
-            </m:r>
-            <m:r>
-              <m:t>d</m:t>
-            </m:r>
-          </m:sub>
-        </m:sSub>
-      </m:oMath>
-      <w:r>
-        <w:t xml:space="preserve">). First, we assessed the exchange success, a binary variable set to one if at least one pixel of the area to colonise (hereafter called</w:t>
-      </w:r>
-      <w:r>
-        <w:t xml:space="preserve"> </w:t>
-      </w:r>
-      <m:oMath>
-        <m:sSub>
-          <m:e>
-            <m:r>
-              <m:rPr>
-                <m:sty m:val="p"/>
-                <m:scr m:val="script"/>
-              </m:rPr>
-              <m:t>A</m:t>
-            </m:r>
-          </m:e>
-          <m:sub>
-            <m:r>
-              <m:t>c</m:t>
-            </m:r>
-            <m:r>
-              <m:t>o</m:t>
-            </m:r>
-            <m:r>
-              <m:t>l</m:t>
-            </m:r>
-          </m:sub>
-        </m:sSub>
-      </m:oMath>
-      <w:r>
-        <w:t xml:space="preserve">,</w:t>
-      </w:r>
-      <w:r>
-        <w:t xml:space="preserve"> </w:t>
-      </w:r>
-      <w:r>
-        <w:rPr>
-          <w:i/>
-          <w:iCs/>
-        </w:rPr>
-        <w:t xml:space="preserve">e</w:t>
-      </w:r>
-      <w:r>
-        <w:t xml:space="preserve">.</w:t>
-      </w:r>
-      <w:r>
-        <w:rPr>
-          <w:i/>
-          <w:iCs/>
-        </w:rPr>
-        <w:t xml:space="preserve">g</w:t>
-      </w:r>
-      <w:r>
-        <w:t xml:space="preserve">., South America if the simulation started in North America) recorded a presence. Then, we recorded the biome in which the initial ancestor occurs (</w:t>
-      </w:r>
-      <w:r>
-        <w:rPr>
-          <w:i/>
-          <w:iCs/>
-        </w:rPr>
-        <w:t xml:space="preserve">i</w:t>
-      </w:r>
-      <w:r>
-        <w:t xml:space="preserve">.</w:t>
-      </w:r>
-      <w:r>
-        <w:rPr>
-          <w:i/>
-          <w:iCs/>
-        </w:rPr>
-        <w:t xml:space="preserve">e</w:t>
-      </w:r>
-      <w:r>
-        <w:t xml:space="preserve">., Tropical, Arid, Temperate, Cold, Polar) as well as the distance of this initial ancestor to a point arbitrarily located on the zone of the isthmus of Panama, (</w:t>
-      </w:r>
-      <m:oMath>
-        <m:r>
-          <m:rPr>
-            <m:sty m:val="p"/>
-          </m:rPr>
-          <m:t>−</m:t>
-        </m:r>
-        <m:r>
-          <m:t>84</m:t>
-        </m:r>
-        <m:r>
-          <m:rPr>
-            <m:sty m:val="p"/>
-          </m:rPr>
-          <m:t>°</m:t>
-        </m:r>
-      </m:oMath>
-      <w:r>
-        <w:t xml:space="preserve">lon,</w:t>
-      </w:r>
-      <w:r>
-        <w:t xml:space="preserve"> </w:t>
-      </w:r>
-      <m:oMath>
-        <m:r>
-          <m:t>10</m:t>
-        </m:r>
-        <m:r>
-          <m:rPr>
-            <m:sty m:val="p"/>
-          </m:rPr>
-          <m:t>°</m:t>
-        </m:r>
-      </m:oMath>
-      <w:r>
-        <w:t xml:space="preserve">lat). Last, in the case of a successful exchange, we quantified the number of virtual taxa recorded in</w:t>
-      </w:r>
-      <w:r>
-        <w:t xml:space="preserve"> </w:t>
-      </w:r>
-      <m:oMath>
-        <m:sSub>
-          <m:e>
-            <m:r>
-              <m:rPr>
-                <m:sty m:val="p"/>
-                <m:scr m:val="script"/>
-              </m:rPr>
-              <m:t>A</m:t>
-            </m:r>
-          </m:e>
-          <m:sub>
-            <m:r>
-              <m:t>c</m:t>
-            </m:r>
-            <m:r>
-              <m:t>o</m:t>
-            </m:r>
-            <m:r>
-              <m:t>l</m:t>
-            </m:r>
-          </m:sub>
-        </m:sSub>
-      </m:oMath>
-      <w:r>
-        <w:t xml:space="preserve"> </w:t>
-      </w:r>
-      <w:r>
-        <w:t xml:space="preserve">at</w:t>
-      </w:r>
-      <w:r>
-        <w:t xml:space="preserve"> </w:t>
-      </w:r>
-      <m:oMath>
-        <m:sSub>
-          <m:e>
-            <m:r>
-              <m:t>t</m:t>
-            </m:r>
-          </m:e>
-          <m:sub>
-            <m:r>
-              <m:t>e</m:t>
-            </m:r>
-            <m:r>
-              <m:t>n</m:t>
-            </m:r>
-            <m:r>
-              <m:t>d</m:t>
-            </m:r>
-          </m:sub>
-        </m:sSub>
-      </m:oMath>
-      <w:r>
-        <w:t xml:space="preserve"> </w:t>
-      </w:r>
-      <w:r>
-        <w:t xml:space="preserve">and the proportion of</w:t>
-      </w:r>
-      <w:r>
-        <w:t xml:space="preserve"> </w:t>
-      </w:r>
-      <m:oMath>
-        <m:sSub>
-          <m:e>
-            <m:r>
-              <m:rPr>
-                <m:sty m:val="p"/>
-                <m:scr m:val="script"/>
-              </m:rPr>
-              <m:t>A</m:t>
-            </m:r>
-          </m:e>
-          <m:sub>
-            <m:r>
-              <m:t>c</m:t>
-            </m:r>
-            <m:r>
-              <m:t>o</m:t>
-            </m:r>
-            <m:r>
-              <m:t>l</m:t>
-            </m:r>
-          </m:sub>
-        </m:sSub>
-      </m:oMath>
-      <w:r>
-        <w:t xml:space="preserve"> </w:t>
-      </w:r>
-      <w:r>
-        <w:t xml:space="preserve">actually colonised at</w:t>
-      </w:r>
-      <w:r>
-        <w:t xml:space="preserve"> </w:t>
-      </w:r>
-      <m:oMath>
-        <m:sSub>
-          <m:e>
-            <m:r>
-              <m:t>t</m:t>
-            </m:r>
-          </m:e>
-          <m:sub>
-            <m:r>
-              <m:t>e</m:t>
-            </m:r>
-            <m:r>
-              <m:t>n</m:t>
-            </m:r>
-            <m:r>
-              <m:t>d</m:t>
-            </m:r>
-          </m:sub>
-        </m:sSub>
-      </m:oMath>
-      <w:r>
-        <w:t xml:space="preserve"> </w:t>
-      </w:r>
-      <w:r>
-        <w:t xml:space="preserve">as the ratio between the number of cells occupied by the colonisers and the total number of available cells (</w:t>
-      </w:r>
-      <w:r>
-        <w:rPr>
-          <w:i/>
-          <w:iCs/>
-        </w:rPr>
-        <w:t xml:space="preserve">i</w:t>
-      </w:r>
-      <w:r>
-        <w:t xml:space="preserve">.</w:t>
-      </w:r>
-      <w:r>
-        <w:rPr>
-          <w:i/>
-          <w:iCs/>
-        </w:rPr>
-        <w:t xml:space="preserve">e</w:t>
-      </w:r>
-      <w:r>
-        <w:t xml:space="preserve">., surface of</w:t>
-      </w:r>
-      <w:r>
-        <w:t xml:space="preserve"> </w:t>
-      </w:r>
-      <m:oMath>
-        <m:sSub>
-          <m:e>
-            <m:r>
-              <m:rPr>
-                <m:sty m:val="p"/>
-                <m:scr m:val="script"/>
-              </m:rPr>
-              <m:t>A</m:t>
-            </m:r>
-          </m:e>
-          <m:sub>
-            <m:r>
-              <m:t>c</m:t>
-            </m:r>
-            <m:r>
-              <m:t>o</m:t>
-            </m:r>
-            <m:r>
-              <m:t>l</m:t>
-            </m:r>
-          </m:sub>
-        </m:sSub>
-      </m:oMath>
-      <w:r>
-        <w:t xml:space="preserve">).</w:t>
-      </w:r>
-    </w:p>
-    <w:bookmarkEnd w:id="29"/>
-    <w:bookmarkEnd w:id="30"/>
-    <w:bookmarkStart w:id="42" w:name="results"/>
-    <w:p>
-      <w:pPr>
-        <w:pStyle w:val="Heading1"/>
-      </w:pPr>
-      <w:r>
-        <w:t xml:space="preserve">Results</w:t>
-      </w:r>
-    </w:p>
-    <w:bookmarkStart w:id="35" w:name="Xed4bd03a92b5751ca77f2e414fb8e8b12710b4e"/>
-    <w:p>
-      <w:pPr>
-        <w:pStyle w:val="Heading2"/>
-      </w:pPr>
-      <w:r>
-        <w:t xml:space="preserve">Climate makes it easier to reach North America from South America than the other way around</w:t>
-      </w:r>
-    </w:p>
-    <w:p>
-      <w:pPr>
-        <w:pStyle w:val="FirstParagraph"/>
-      </w:pPr>
-      <w:r>
-        <w:t xml:space="preserve">The contribution of palaeoclimate in the biogeographic asymmetry of the Great American Biotic Interchange (GABI) was tested in a simulation-based framework relying on gen3sis v1.5.11, a mechanistic eco-evolutionary simulator</w:t>
-      </w:r>
-      <w:r>
-        <w:rPr>
-          <w:vertAlign w:val="superscript"/>
-        </w:rPr>
-        <w:t xml:space="preserve">27</w:t>
-      </w:r>
-      <w:r>
-        <w:t xml:space="preserve"> </w:t>
-      </w:r>
-      <w:r>
-        <w:t xml:space="preserve">and palaeoclimatic layers (annual temperature and precipitation) covering the last 5 million years generated by the PALEO-PGEM emulator</w:t>
-      </w:r>
-      <w:r>
-        <w:rPr>
-          <w:vertAlign w:val="superscript"/>
-        </w:rPr>
-        <w:t xml:space="preserve">33,35</w:t>
-      </w:r>
-      <w:r>
-        <w:t xml:space="preserve">. Each set of simulations tracked the radiation of a clade either originating in North or in South America. Climate was the only ecological constraint limiting virtual species’ biogeography. We further compared the ability of virtual species to colonise the continent where they did not originate between the two initial conditions. For additional details, please refer to the</w:t>
+        <w:t xml:space="preserve">34,36</w:t>
+      </w:r>
+      <w:r>
+        <w:t xml:space="preserve">. Each set of simulations tracked the radiation of a clade either originating in North or South America. Climate was the only ecological constraint limiting virtual species’ biogeography. We further compared the ability of virtual species to colonise the continent where they did not originate between the two initial conditions. For additional details, please refer to the</w:t>
       </w:r>
       <w:r>
         <w:t xml:space="preserve"> </w:t>
@@ -2365,7 +747,7 @@
         </m:r>
       </m:oMath>
       <w:r>
-        <w:t xml:space="preserve">) compounds does not seem to alter the pattern. That being said, out of the 500 runs carried out for each landmass-scenario combination (see</w:t>
+        <w:t xml:space="preserve">) compounds does not alter the pattern. That being said, out of the 500 runs carried out for each landmass-scenario combination (see</w:t>
       </w:r>
       <w:r>
         <w:t xml:space="preserve"> </w:t>
@@ -2422,7 +804,7 @@
       <w:tr>
         <w:tc>
           <w:tcPr/>
-          <w:bookmarkStart w:id="34" w:name="fig-2"/>
+          <w:bookmarkStart w:id="30" w:name="fig-2"/>
           <w:p>
             <w:pPr>
               <w:pStyle w:val="Compact"/>
@@ -2433,18 +815,18 @@
                 <wp:inline>
                   <wp:extent cx="5521510" cy="7258717"/>
                   <wp:effectExtent b="0" l="0" r="0" t="0"/>
-                  <wp:docPr descr="" title="" id="32" name="Picture"/>
+                  <wp:docPr descr="" title="" id="28" name="Picture"/>
                   <a:graphic>
                     <a:graphicData uri="http://schemas.openxmlformats.org/drawingml/2006/picture">
                       <pic:pic>
                         <pic:nvPicPr>
-                          <pic:cNvPr descr="../Figures/MS/Main/Figure2/Figure2.png" id="33" name="Picture"/>
+                          <pic:cNvPr descr="../Figures/MS/Main/Figure2/Figure2.png" id="29" name="Picture"/>
                           <pic:cNvPicPr>
                             <a:picLocks noChangeArrowheads="1" noChangeAspect="1"/>
                           </pic:cNvPicPr>
                         </pic:nvPicPr>
                         <pic:blipFill>
-                          <a:blip r:embed="rId31"/>
+                          <a:blip r:embed="rId27"/>
                           <a:stretch>
                             <a:fillRect/>
                           </a:stretch>
@@ -2616,12 +998,12 @@
               <w:t xml:space="preserve">., that resulted in a transcontinental faunal exchange.</w:t>
             </w:r>
           </w:p>
-          <w:bookmarkEnd w:id="34"/>
+          <w:bookmarkEnd w:id="30"/>
         </w:tc>
       </w:tr>
     </w:tbl>
-    <w:bookmarkEnd w:id="35"/>
-    <w:bookmarkStart w:id="36" w:name="success-on-the-foreign-continent"/>
+    <w:bookmarkEnd w:id="31"/>
+    <w:bookmarkStart w:id="32" w:name="success-on-the-foreign-continent"/>
     <w:p>
       <w:pPr>
         <w:pStyle w:val="Heading2"/>
@@ -2708,7 +1090,93 @@
         </m:r>
       </m:oMath>
       <w:r>
-        <w:t xml:space="preserve">. Also, we can highlight a general trend that the ancestral species originated closer to the isthmus in the case of successful simulations compared to unsuccessful ones (Supp. Figure 3-4).</w:t>
+        <w:t xml:space="preserve">. Also, we can highlight a general trend that ancestral species originates closer to the isthmus in the case of successful simulations compared to unsuccessful ones (Supp. Figure 3-4). Also, no difference in the diversity reached on the colonised area could be characterised between simulations based on their area of origin (Supp. Figure 1).</w:t>
+      </w:r>
+    </w:p>
+    <w:bookmarkEnd w:id="32"/>
+    <w:bookmarkStart w:id="37" w:name="biome"/>
+    <w:p>
+      <w:pPr>
+        <w:pStyle w:val="Heading2"/>
+      </w:pPr>
+      <w:r>
+        <w:t xml:space="preserve">Biome</w:t>
+      </w:r>
+    </w:p>
+    <w:p>
+      <w:pPr>
+        <w:pStyle w:val="FirstParagraph"/>
+      </w:pPr>
+      <w:r>
+        <w:t xml:space="preserve">We classified the climatic landscape at the time where simulation starts (</w:t>
+      </w:r>
+      <m:oMath>
+        <m:r>
+          <m:t>t</m:t>
+        </m:r>
+        <m:r>
+          <m:rPr>
+            <m:sty m:val="p"/>
+          </m:rPr>
+          <m:t>=</m:t>
+        </m:r>
+        <m:r>
+          <m:t>5</m:t>
+        </m:r>
+      </m:oMath>
+      <w:r>
+        <w:t xml:space="preserve"> </w:t>
+      </w:r>
+      <w:r>
+        <w:t xml:space="preserve">Million years ago, Ma) following the five broad climatic zones proposed by Beck et al.</w:t>
+      </w:r>
+      <w:r>
+        <w:rPr>
+          <w:vertAlign w:val="superscript"/>
+        </w:rPr>
+        <w:t xml:space="preserve">37</w:t>
+      </w:r>
+      <w:r>
+        <w:t xml:space="preserve"> </w:t>
+      </w:r>
+      <w:r>
+        <w:t xml:space="preserve">and Galván et al.</w:t>
+      </w:r>
+      <w:r>
+        <w:rPr>
+          <w:vertAlign w:val="superscript"/>
+        </w:rPr>
+        <w:t xml:space="preserve">38</w:t>
+      </w:r>
+      <w:r>
+        <w:t xml:space="preserve">: Tropical, Arid, Temperate, Cold and Polar (</w:t>
+      </w:r>
+      <w:hyperlink w:anchor="fig-3">
+        <w:r>
+          <w:rPr>
+            <w:rStyle w:val="Hyperlink"/>
+          </w:rPr>
+          <w:t xml:space="preserve">Figure 3</w:t>
+        </w:r>
+      </w:hyperlink>
+      <w:r>
+        <w:t xml:space="preserve"> </w:t>
+      </w:r>
+      <w:r>
+        <w:t xml:space="preserve">A). The ancestral species of each simulation was therefore assigned an initial biome based on the location of the site where it originated, randomly drawn within an equal-area grid overlaying our landscape (see</w:t>
+      </w:r>
+      <w:r>
+        <w:t xml:space="preserve"> </w:t>
+      </w:r>
+      <w:r>
+        <w:rPr>
+          <w:i/>
+          <w:iCs/>
+        </w:rPr>
+        <w:t xml:space="preserve">STAR Methods</w:t>
+      </w:r>
+      <w:r>
+        <w:t xml:space="preserve">).</w:t>
       </w:r>
     </w:p>
     <w:p>
@@ -2716,17 +1184,30 @@
         <w:pStyle w:val="BodyText"/>
       </w:pPr>
       <w:r>
-        <w:t xml:space="preserve">Last, no difference in the diversity reached on the colonised area could be characterised between simulations based on their area of origin (Supp. Figure 1).</w:t>
-      </w:r>
-    </w:p>
-    <w:bookmarkEnd w:id="36"/>
-    <w:bookmarkStart w:id="41" w:name="biome"/>
-    <w:p>
-      <w:pPr>
-        <w:pStyle w:val="Heading2"/>
-      </w:pPr>
-      <w:r>
-        <w:t xml:space="preserve">Biome</w:t>
+        <w:t xml:space="preserve">Initial biome distribution –</w:t>
+      </w:r>
+      <w:r>
+        <w:t xml:space="preserve"> </w:t>
+      </w:r>
+      <w:r>
+        <w:rPr>
+          <w:i/>
+          <w:iCs/>
+        </w:rPr>
+        <w:t xml:space="preserve">i</w:t>
+      </w:r>
+      <w:r>
+        <w:t xml:space="preserve">.</w:t>
+      </w:r>
+      <w:r>
+        <w:rPr>
+          <w:i/>
+          <w:iCs/>
+        </w:rPr>
+        <w:t xml:space="preserve">e</w:t>
+      </w:r>
+      <w:r>
+        <w:t xml:space="preserve">., the proportions of simulations starting within each biome – were very uneven across classes and continents. The majority of North American ancestral species originated in the cold biome, whereas the tropical biome recorded the largest proportion of ancestral species origination in South America (Supp. Fig. 5). The distribution of</w:t>
       </w:r>
     </w:p>
     <w:tbl>
@@ -2742,7 +1223,7 @@
       <w:tr>
         <w:tc>
           <w:tcPr/>
-          <w:bookmarkStart w:id="40" w:name="fig-3"/>
+          <w:bookmarkStart w:id="36" w:name="fig-3"/>
           <w:p>
             <w:pPr>
               <w:pStyle w:val="Compact"/>
@@ -2753,18 +1234,18 @@
                 <wp:inline>
                   <wp:extent cx="5943600" cy="3672743"/>
                   <wp:effectExtent b="0" l="0" r="0" t="0"/>
-                  <wp:docPr descr="" title="" id="38" name="Picture"/>
+                  <wp:docPr descr="" title="" id="34" name="Picture"/>
                   <a:graphic>
                     <a:graphicData uri="http://schemas.openxmlformats.org/drawingml/2006/picture">
                       <pic:pic>
                         <pic:nvPicPr>
-                          <pic:cNvPr descr="../Figures/MS/Main/Figure3/Figure3.png" id="39" name="Picture"/>
+                          <pic:cNvPr descr="../Figures/MS/Main/Figure3/Figure3.png" id="35" name="Picture"/>
                           <pic:cNvPicPr>
                             <a:picLocks noChangeArrowheads="1" noChangeAspect="1"/>
                           </pic:cNvPicPr>
                         </pic:nvPicPr>
                         <pic:blipFill>
-                          <a:blip r:embed="rId37"/>
+                          <a:blip r:embed="rId33"/>
                           <a:stretch>
                             <a:fillRect/>
                           </a:stretch>
@@ -2859,7 +1340,7 @@
               <w:t xml:space="preserve">Proportion of successful simulations based on the biome where ancestral species originates, for each scenario-ancestral area combination.</w:t>
             </w:r>
           </w:p>
-          <w:bookmarkEnd w:id="40"/>
+          <w:bookmarkEnd w:id="36"/>
         </w:tc>
       </w:tr>
     </w:tbl>
@@ -2868,9 +1349,9 @@
         <w:br w:type="page"/>
       </w:r>
     </w:p>
-    <w:bookmarkEnd w:id="41"/>
-    <w:bookmarkEnd w:id="42"/>
-    <w:bookmarkStart w:id="47" w:name="discussion"/>
+    <w:bookmarkEnd w:id="37"/>
+    <w:bookmarkEnd w:id="38"/>
+    <w:bookmarkStart w:id="43" w:name="discussion"/>
     <w:p>
       <w:pPr>
         <w:pStyle w:val="Heading1"/>
@@ -2890,42 +1371,42 @@
         <w:rPr>
           <w:vertAlign w:val="superscript"/>
         </w:rPr>
+        <w:t xml:space="preserve">39</w:t>
+      </w:r>
+      <w:r>
+        <w:t xml:space="preserve">, flying behaviour relaxing constraints applied to land mammals ?</w:t>
+      </w:r>
+    </w:p>
+    <w:p>
+      <w:pPr>
+        <w:pStyle w:val="BodyText"/>
+      </w:pPr>
+      <w:r>
+        <w:t xml:space="preserve">Species pool proved relevant in the case of the interchange along the Wallacea</w:t>
+      </w:r>
+      <w:r>
+        <w:rPr>
+          <w:vertAlign w:val="superscript"/>
+        </w:rPr>
+        <w:t xml:space="preserve">32</w:t>
+      </w:r>
+      <w:r>
+        <w:t xml:space="preserve">. But here, we expect to find more species in South America, encompassing one of earth’s major and long-standing biodiversity hotspot – Amazonia</w:t>
+      </w:r>
+      <w:r>
+        <w:rPr>
+          <w:vertAlign w:val="superscript"/>
+        </w:rPr>
         <w:t xml:space="preserve">40</w:t>
       </w:r>
       <w:r>
-        <w:t xml:space="preserve">, flying behaviour relaxing constraints applied to land mammals ?</w:t>
-      </w:r>
-    </w:p>
-    <w:p>
-      <w:pPr>
-        <w:pStyle w:val="BodyText"/>
-      </w:pPr>
-      <w:r>
-        <w:t xml:space="preserve">Species pool proved relevant in the case of the interchange along the Wallacea</w:t>
-      </w:r>
-      <w:r>
-        <w:rPr>
-          <w:vertAlign w:val="superscript"/>
-        </w:rPr>
-        <w:t xml:space="preserve">31</w:t>
-      </w:r>
-      <w:r>
-        <w:t xml:space="preserve">. But here, we expect to find more species in South America, encompassing one of earth’s major and long-standing biodiversity hotspot – Amazonia</w:t>
-      </w:r>
-      <w:r>
-        <w:rPr>
-          <w:vertAlign w:val="superscript"/>
-        </w:rPr>
-        <w:t xml:space="preserve">41</w:t>
-      </w:r>
-      <w:r>
         <w:t xml:space="preserve"> </w:t>
       </w:r>
       <w:r>
         <w:t xml:space="preserve">– than in North America, though see Vrba.</w:t>
       </w:r>
     </w:p>
-    <w:bookmarkStart w:id="43" w:name="climate"/>
+    <w:bookmarkStart w:id="39" w:name="climate"/>
     <w:p>
       <w:pPr>
         <w:pStyle w:val="Heading2"/>
@@ -2939,7 +1420,7 @@
         <w:pStyle w:val="FirstParagraph"/>
       </w:pPr>
       <w:r>
-        <w:t xml:space="preserve">One of the predictions of Vrba’s ressource-use hypotheses formulated in the framework of the habitat theory applied to the GABI is that tropical specialists, in the aftermath of the global cooling occurring in the Plio-Pleistocene boundary (decreasing trend visible on the temperature plots displayed in</w:t>
+        <w:t xml:space="preserve">One of the predictions of Vrba’s resource-use hypotheses formulated in the framework of the habitat theory applied to the GABI is that tropical specialists, in the aftermath of the global cooling occurring in the Plio-Pleistocene boundary (decreasing trend visible on the temperature plots displayed in</w:t>
       </w:r>
       <w:r>
         <w:t xml:space="preserve"> </w:t>
@@ -2978,7 +1459,7 @@
         <w:t xml:space="preserve">20</w:t>
       </w:r>
       <w:r>
-        <w:t xml:space="preserve">. On the other hand, fewer mammals – only biome generalists or open-habitat specialists – from South America would be expected to roam the other way around. These predictions somewhat meet those of the</w:t>
+        <w:t xml:space="preserve">. On the other hand, fewer mammals – only biome generalists or open-habitat specialists – from South America would be expected to roam the other way around. These predictions meet those of the</w:t>
       </w:r>
       <w:r>
         <w:t xml:space="preserve"> </w:t>
@@ -2996,16 +1477,28 @@
         <w:t xml:space="preserve"> </w:t>
       </w:r>
       <w:r>
-        <w:t xml:space="preserve">hypothesis, viewing the high diversity in the (Neo)tropics as a result of historical climatic fragmentation of the tropical climatic region, generating disconnection within populations in turn favouring speciation by vicariance</w:t>
+        <w:t xml:space="preserve">hypothesis formulated by Haffer</w:t>
       </w:r>
       <w:r>
         <w:rPr>
           <w:vertAlign w:val="superscript"/>
         </w:rPr>
-        <w:t xml:space="preserve">42</w:t>
-      </w:r>
-      <w:r>
-        <w:t xml:space="preserve">. In case of climatic disruption, tropical specialists would therefore follow the contraction-expansion of their habitat, being a driver for speciation on evolutionary timescales. Our virtual experiments partially corroborate Vrba’s predictions. In fact, simulated tropical-adapted taxa of North American origin – coming from simulations starting in the North American tropical biome and of which climatic niche could not evolve, model</w:t>
+        <w:t xml:space="preserve">41</w:t>
+      </w:r>
+      <w:r>
+        <w:t xml:space="preserve"> </w:t>
+      </w:r>
+      <w:r>
+        <w:t xml:space="preserve">a few decades earlier. The latter views the high diversity in the (Neo)tropics as a result of past climatic fragmentation of the tropical climatic region, generating discontinuities within populations of tropical-specialist species. In case of climatic disruption, tropical specialists would therefore follow the contraction-expansion of their habitat, in turn driving speciation by vicariance on evolutionary timescales</w:t>
+      </w:r>
+      <w:r>
+        <w:rPr>
+          <w:vertAlign w:val="superscript"/>
+        </w:rPr>
+        <w:t xml:space="preserve">41</w:t>
+      </w:r>
+      <w:r>
+        <w:t xml:space="preserve">. Here, our virtual experiments partially corroborate these historical predictions. Indeed, simulated tropical-adapted taxa of North American origin – coming from simulations starting in the North American tropical biome and of which climatic niche could not evolve, model</w:t>
       </w:r>
       <w:r>
         <w:t xml:space="preserve"> </w:t>
@@ -3066,13 +1559,21 @@
         <w:pStyle w:val="BodyText"/>
       </w:pPr>
       <w:r>
+        <w:t xml:space="preserve">Biome pattern (Supp. Figure 5) directly reflects the diffencial amount of surface that each biome represents in the two continents.</w:t>
+      </w:r>
+    </w:p>
+    <w:p>
+      <w:pPr>
+        <w:pStyle w:val="BodyText"/>
+      </w:pPr>
+      <w:r>
         <w:t xml:space="preserve">Precipitation niche</w:t>
       </w:r>
       <w:r>
         <w:rPr>
           <w:vertAlign w:val="superscript"/>
         </w:rPr>
-        <w:t xml:space="preserve">29</w:t>
+        <w:t xml:space="preserve">30</w:t>
       </w:r>
       <w:r>
         <w:t xml:space="preserve">. Result of Figure 2C for</w:t>
@@ -3103,8 +1604,8 @@
         <w:t xml:space="preserve">North American taxa exhibit strong Tropical Niche Conservatism (TNC), but not South Americans, except for M0. TNC relaxed in M3.</w:t>
       </w:r>
     </w:p>
-    <w:bookmarkEnd w:id="43"/>
-    <w:bookmarkStart w:id="44" w:name="on-the-effect-of-geography"/>
+    <w:bookmarkEnd w:id="39"/>
+    <w:bookmarkStart w:id="40" w:name="on-the-effect-of-geography"/>
     <w:p>
       <w:pPr>
         <w:pStyle w:val="Heading2"/>
@@ -3124,7 +1625,7 @@
         <w:rPr>
           <w:vertAlign w:val="superscript"/>
         </w:rPr>
-        <w:t xml:space="preserve">43</w:t>
+        <w:t xml:space="preserve">42</w:t>
       </w:r>
       <w:r>
         <w:t xml:space="preserve">.</w:t>
@@ -3167,8 +1668,8 @@
         <w:t xml:space="preserve">?</w:t>
       </w:r>
     </w:p>
-    <w:bookmarkEnd w:id="44"/>
-    <w:bookmarkStart w:id="45" w:name="X0160ffd22f787d001a7841291dc9859bf7a1aab"/>
+    <w:bookmarkEnd w:id="40"/>
+    <w:bookmarkStart w:id="41" w:name="X0160ffd22f787d001a7841291dc9859bf7a1aab"/>
     <w:p>
       <w:pPr>
         <w:pStyle w:val="Heading2"/>
@@ -3200,7 +1701,7 @@
         <w:rPr>
           <w:vertAlign w:val="superscript"/>
         </w:rPr>
-        <w:t xml:space="preserve">22,44</w:t>
+        <w:t xml:space="preserve">22,43</w:t>
       </w:r>
       <w:r>
         <w:t xml:space="preserve">) that followed the establishment of northern lineages</w:t>
@@ -3278,8 +1779,8 @@
         <w:t xml:space="preserve">Fortuitous experiment ?</w:t>
       </w:r>
     </w:p>
-    <w:bookmarkEnd w:id="45"/>
-    <w:bookmarkStart w:id="46" w:name="limitations-perspectives"/>
+    <w:bookmarkEnd w:id="41"/>
+    <w:bookmarkStart w:id="42" w:name="limitations-perspectives"/>
     <w:p>
       <w:pPr>
         <w:pStyle w:val="Heading2"/>
@@ -3349,7 +1850,7 @@
         <w:rPr>
           <w:vertAlign w:val="superscript"/>
         </w:rPr>
-        <w:t xml:space="preserve">., 45,46</w:t>
+        <w:t xml:space="preserve">., 44,45</w:t>
       </w:r>
       <w:r>
         <w:t xml:space="preserve">. Although over-water dispersal has long been regarded as the prevailing mechanism</w:t>
@@ -3358,7 +1859,7 @@
         <w:rPr>
           <w:vertAlign w:val="superscript"/>
         </w:rPr>
-        <w:t xml:space="preserve">45</w:t>
+        <w:t xml:space="preserve">44</w:t>
       </w:r>
       <w:r>
         <w:t xml:space="preserve">, recent geological advances have providing evidence for (1) the emergence of land bridges connecting South America to Caribbean islands and (2) the formation of mega-islands – during Pleistocene glacial maximum episodes – several times since the Mio-Pliocene boundary</w:t>
@@ -3367,7 +1868,7 @@
         <w:rPr>
           <w:vertAlign w:val="superscript"/>
         </w:rPr>
-        <w:t xml:space="preserve">47</w:t>
+        <w:t xml:space="preserve">46</w:t>
       </w:r>
       <w:r>
         <w:t xml:space="preserve">. Hence, it would make sense to consider West Indies as an alternative dispersal pathway between the Americas. However, due to the idiosyncratic eco-evolutionary processes shaping insular systems</w:t>
@@ -3398,7 +1899,7 @@
         <w:rPr>
           <w:vertAlign w:val="superscript"/>
         </w:rPr>
-        <w:t xml:space="preserve">., 48</w:t>
+        <w:t xml:space="preserve">., 47</w:t>
       </w:r>
       <w:r>
         <w:t xml:space="preserve"> </w:t>
@@ -3455,9 +1956,9 @@
         <w:t xml:space="preserve">3.5 Ma and (2) assumpltion of fixed palaeogeography.</w:t>
       </w:r>
     </w:p>
-    <w:bookmarkEnd w:id="46"/>
-    <w:bookmarkEnd w:id="47"/>
-    <w:bookmarkStart w:id="48" w:name="thrash"/>
+    <w:bookmarkEnd w:id="42"/>
+    <w:bookmarkEnd w:id="43"/>
+    <w:bookmarkStart w:id="44" w:name="thrash"/>
     <w:p>
       <w:pPr>
         <w:pStyle w:val="Heading1"/>
@@ -3477,7 +1978,7 @@
         <w:rPr>
           <w:vertAlign w:val="superscript"/>
         </w:rPr>
-        <w:t xml:space="preserve">50</w:t>
+        <w:t xml:space="preserve">49</w:t>
       </w:r>
       <w:r>
         <w:t xml:space="preserve">.</w:t>
@@ -3570,8 +2071,8 @@
         <w:br w:type="page"/>
       </w:r>
     </w:p>
-    <w:bookmarkEnd w:id="48"/>
-    <w:bookmarkStart w:id="148" w:name="references"/>
+    <w:bookmarkEnd w:id="44"/>
+    <w:bookmarkStart w:id="142" w:name="references"/>
     <w:p>
       <w:pPr>
         <w:pStyle w:val="Heading1"/>
@@ -3580,8 +2081,8 @@
         <w:t xml:space="preserve">References</w:t>
       </w:r>
     </w:p>
-    <w:bookmarkStart w:id="147" w:name="refs"/>
-    <w:bookmarkStart w:id="50" w:name="ref-marshall1982"/>
+    <w:bookmarkStart w:id="141" w:name="refs"/>
+    <w:bookmarkStart w:id="46" w:name="ref-marshall1982"/>
     <w:p>
       <w:pPr>
         <w:pStyle w:val="Bibliography"/>
@@ -3601,7 +2102,7 @@
       <w:r>
         <w:t xml:space="preserve"> </w:t>
       </w:r>
-      <w:hyperlink r:id="rId49">
+      <w:hyperlink r:id="rId45">
         <w:r>
           <w:rPr>
             <w:rStyle w:val="Hyperlink"/>
@@ -3626,8 +2127,8 @@
         <w:t xml:space="preserve">, 1351–1357.</w:t>
       </w:r>
     </w:p>
-    <w:bookmarkEnd w:id="50"/>
-    <w:bookmarkStart w:id="52" w:name="ref-montes2015"/>
+    <w:bookmarkEnd w:id="46"/>
+    <w:bookmarkStart w:id="48" w:name="ref-montes2015"/>
     <w:p>
       <w:pPr>
         <w:pStyle w:val="Bibliography"/>
@@ -3660,7 +2161,7 @@
       <w:r>
         <w:t xml:space="preserve"> </w:t>
       </w:r>
-      <w:hyperlink r:id="rId51">
+      <w:hyperlink r:id="rId47">
         <w:r>
           <w:rPr>
             <w:rStyle w:val="Hyperlink"/>
@@ -3672,8 +2173,8 @@
         <w:t xml:space="preserve">.</w:t>
       </w:r>
     </w:p>
-    <w:bookmarkEnd w:id="52"/>
-    <w:bookmarkStart w:id="54" w:name="ref-jaramillo2018"/>
+    <w:bookmarkEnd w:id="48"/>
+    <w:bookmarkStart w:id="50" w:name="ref-jaramillo2018"/>
     <w:p>
       <w:pPr>
         <w:pStyle w:val="Bibliography"/>
@@ -3693,7 +2194,7 @@
       <w:r>
         <w:t xml:space="preserve"> </w:t>
       </w:r>
-      <w:hyperlink r:id="rId53">
+      <w:hyperlink r:id="rId49">
         <w:r>
           <w:rPr>
             <w:rStyle w:val="Hyperlink"/>
@@ -3705,8 +2206,8 @@
         <w:t xml:space="preserve">. In (John Wiley &amp; Sons).</w:t>
       </w:r>
     </w:p>
-    <w:bookmarkEnd w:id="54"/>
-    <w:bookmarkStart w:id="56" w:name="ref-odea2016"/>
+    <w:bookmarkEnd w:id="50"/>
+    <w:bookmarkStart w:id="52" w:name="ref-odea2016"/>
     <w:p>
       <w:pPr>
         <w:pStyle w:val="Bibliography"/>
@@ -3739,7 +2240,7 @@
       <w:r>
         <w:t xml:space="preserve"> </w:t>
       </w:r>
-      <w:hyperlink r:id="rId55">
+      <w:hyperlink r:id="rId51">
         <w:r>
           <w:rPr>
             <w:rStyle w:val="Hyperlink"/>
@@ -3751,8 +2252,8 @@
         <w:t xml:space="preserve">.</w:t>
       </w:r>
     </w:p>
-    <w:bookmarkEnd w:id="56"/>
-    <w:bookmarkStart w:id="58" w:name="ref-verzi2008"/>
+    <w:bookmarkEnd w:id="52"/>
+    <w:bookmarkStart w:id="54" w:name="ref-verzi2008"/>
     <w:p>
       <w:pPr>
         <w:pStyle w:val="Bibliography"/>
@@ -3785,7 +2286,7 @@
       <w:r>
         <w:t xml:space="preserve"> </w:t>
       </w:r>
-      <w:hyperlink r:id="rId57">
+      <w:hyperlink r:id="rId53">
         <w:r>
           <w:rPr>
             <w:rStyle w:val="Hyperlink"/>
@@ -3797,8 +2298,8 @@
         <w:t xml:space="preserve">.</w:t>
       </w:r>
     </w:p>
-    <w:bookmarkEnd w:id="58"/>
-    <w:bookmarkStart w:id="60" w:name="ref-woodburne2010"/>
+    <w:bookmarkEnd w:id="54"/>
+    <w:bookmarkStart w:id="56" w:name="ref-woodburne2010"/>
     <w:p>
       <w:pPr>
         <w:pStyle w:val="Bibliography"/>
@@ -3831,7 +2332,7 @@
       <w:r>
         <w:t xml:space="preserve"> </w:t>
       </w:r>
-      <w:hyperlink r:id="rId59">
+      <w:hyperlink r:id="rId55">
         <w:r>
           <w:rPr>
             <w:rStyle w:val="Hyperlink"/>
@@ -3843,8 +2344,8 @@
         <w:t xml:space="preserve">.</w:t>
       </w:r>
     </w:p>
-    <w:bookmarkEnd w:id="60"/>
-    <w:bookmarkStart w:id="62" w:name="ref-bacon2015"/>
+    <w:bookmarkEnd w:id="56"/>
+    <w:bookmarkStart w:id="58" w:name="ref-bacon2015"/>
     <w:p>
       <w:pPr>
         <w:pStyle w:val="Bibliography"/>
@@ -3877,7 +2378,7 @@
       <w:r>
         <w:t xml:space="preserve"> </w:t>
       </w:r>
-      <w:hyperlink r:id="rId61">
+      <w:hyperlink r:id="rId57">
         <w:r>
           <w:rPr>
             <w:rStyle w:val="Hyperlink"/>
@@ -3889,8 +2390,8 @@
         <w:t xml:space="preserve">.</w:t>
       </w:r>
     </w:p>
-    <w:bookmarkEnd w:id="62"/>
-    <w:bookmarkStart w:id="64" w:name="ref-bacon2016"/>
+    <w:bookmarkEnd w:id="58"/>
+    <w:bookmarkStart w:id="60" w:name="ref-bacon2016"/>
     <w:p>
       <w:pPr>
         <w:pStyle w:val="Bibliography"/>
@@ -3923,7 +2424,7 @@
       <w:r>
         <w:t xml:space="preserve"> </w:t>
       </w:r>
-      <w:hyperlink r:id="rId63">
+      <w:hyperlink r:id="rId59">
         <w:r>
           <w:rPr>
             <w:rStyle w:val="Hyperlink"/>
@@ -3935,8 +2436,8 @@
         <w:t xml:space="preserve">.</w:t>
       </w:r>
     </w:p>
-    <w:bookmarkEnd w:id="64"/>
-    <w:bookmarkStart w:id="66" w:name="ref-webb1976"/>
+    <w:bookmarkEnd w:id="60"/>
+    <w:bookmarkStart w:id="62" w:name="ref-webb1976"/>
     <w:p>
       <w:pPr>
         <w:pStyle w:val="Bibliography"/>
@@ -3956,7 +2457,7 @@
       <w:r>
         <w:t xml:space="preserve"> </w:t>
       </w:r>
-      <w:hyperlink r:id="rId65">
+      <w:hyperlink r:id="rId61">
         <w:r>
           <w:rPr>
             <w:rStyle w:val="Hyperlink"/>
@@ -3981,8 +2482,8 @@
         <w:t xml:space="preserve">, 220–234.</w:t>
       </w:r>
     </w:p>
-    <w:bookmarkEnd w:id="66"/>
-    <w:bookmarkStart w:id="68" w:name="ref-webb1991"/>
+    <w:bookmarkEnd w:id="62"/>
+    <w:bookmarkStart w:id="64" w:name="ref-webb1991"/>
     <w:p>
       <w:pPr>
         <w:pStyle w:val="Bibliography"/>
@@ -4015,7 +2516,7 @@
       <w:r>
         <w:t xml:space="preserve"> </w:t>
       </w:r>
-      <w:hyperlink r:id="rId67">
+      <w:hyperlink r:id="rId63">
         <w:r>
           <w:rPr>
             <w:rStyle w:val="Hyperlink"/>
@@ -4027,8 +2528,8 @@
         <w:t xml:space="preserve">.</w:t>
       </w:r>
     </w:p>
-    <w:bookmarkEnd w:id="68"/>
-    <w:bookmarkStart w:id="70" w:name="ref-cione2015"/>
+    <w:bookmarkEnd w:id="64"/>
+    <w:bookmarkStart w:id="66" w:name="ref-cione2015"/>
     <w:p>
       <w:pPr>
         <w:pStyle w:val="Bibliography"/>
@@ -4048,7 +2549,7 @@
       <w:r>
         <w:t xml:space="preserve"> </w:t>
       </w:r>
-      <w:hyperlink r:id="rId69">
+      <w:hyperlink r:id="rId65">
         <w:r>
           <w:rPr>
             <w:rStyle w:val="Hyperlink"/>
@@ -4063,8 +2564,8 @@
         <w:t xml:space="preserve">(Springer Netherlands).</w:t>
       </w:r>
     </w:p>
-    <w:bookmarkEnd w:id="70"/>
-    <w:bookmarkStart w:id="72" w:name="ref-carrillo2020"/>
+    <w:bookmarkEnd w:id="66"/>
+    <w:bookmarkStart w:id="68" w:name="ref-carrillo2020"/>
     <w:p>
       <w:pPr>
         <w:pStyle w:val="Bibliography"/>
@@ -4097,7 +2598,7 @@
       <w:r>
         <w:t xml:space="preserve"> </w:t>
       </w:r>
-      <w:hyperlink r:id="rId71">
+      <w:hyperlink r:id="rId67">
         <w:r>
           <w:rPr>
             <w:rStyle w:val="Hyperlink"/>
@@ -4109,8 +2610,8 @@
         <w:t xml:space="preserve">.</w:t>
       </w:r>
     </w:p>
-    <w:bookmarkEnd w:id="72"/>
-    <w:bookmarkStart w:id="74" w:name="ref-croft2020"/>
+    <w:bookmarkEnd w:id="68"/>
+    <w:bookmarkStart w:id="70" w:name="ref-croft2020"/>
     <w:p>
       <w:pPr>
         <w:pStyle w:val="Bibliography"/>
@@ -4143,7 +2644,7 @@
       <w:r>
         <w:t xml:space="preserve"> </w:t>
       </w:r>
-      <w:hyperlink r:id="rId73">
+      <w:hyperlink r:id="rId69">
         <w:r>
           <w:rPr>
             <w:rStyle w:val="Hyperlink"/>
@@ -4155,8 +2656,8 @@
         <w:t xml:space="preserve">.</w:t>
       </w:r>
     </w:p>
-    <w:bookmarkEnd w:id="74"/>
-    <w:bookmarkStart w:id="76" w:name="ref-boscaini2025"/>
+    <w:bookmarkEnd w:id="70"/>
+    <w:bookmarkStart w:id="72" w:name="ref-boscaini2025"/>
     <w:p>
       <w:pPr>
         <w:pStyle w:val="Bibliography"/>
@@ -4189,7 +2690,7 @@
       <w:r>
         <w:t xml:space="preserve"> </w:t>
       </w:r>
-      <w:hyperlink r:id="rId75">
+      <w:hyperlink r:id="rId71">
         <w:r>
           <w:rPr>
             <w:rStyle w:val="Hyperlink"/>
@@ -4201,8 +2702,8 @@
         <w:t xml:space="preserve">.</w:t>
       </w:r>
     </w:p>
-    <w:bookmarkEnd w:id="76"/>
-    <w:bookmarkStart w:id="77" w:name="ref-simpson1980"/>
+    <w:bookmarkEnd w:id="72"/>
+    <w:bookmarkStart w:id="73" w:name="ref-simpson1980"/>
     <w:p>
       <w:pPr>
         <w:pStyle w:val="Bibliography"/>
@@ -4220,8 +2721,8 @@
         <w:t xml:space="preserve">Simpson, G.G. (1980). Splendid isolation : The curious history of south american mammals Yale University Press, New Haven.</w:t>
       </w:r>
     </w:p>
-    <w:bookmarkEnd w:id="77"/>
-    <w:bookmarkStart w:id="79" w:name="ref-domingo2020"/>
+    <w:bookmarkEnd w:id="73"/>
+    <w:bookmarkStart w:id="75" w:name="ref-domingo2020"/>
     <w:p>
       <w:pPr>
         <w:pStyle w:val="Bibliography"/>
@@ -4254,7 +2755,7 @@
       <w:r>
         <w:t xml:space="preserve"> </w:t>
       </w:r>
-      <w:hyperlink r:id="rId78">
+      <w:hyperlink r:id="rId74">
         <w:r>
           <w:rPr>
             <w:rStyle w:val="Hyperlink"/>
@@ -4266,8 +2767,8 @@
         <w:t xml:space="preserve">.</w:t>
       </w:r>
     </w:p>
-    <w:bookmarkEnd w:id="79"/>
-    <w:bookmarkStart w:id="80" w:name="ref-marshall1990"/>
+    <w:bookmarkEnd w:id="75"/>
+    <w:bookmarkStart w:id="76" w:name="ref-marshall1990"/>
     <w:p>
       <w:pPr>
         <w:pStyle w:val="Bibliography"/>
@@ -4298,8 +2799,8 @@
         <w:t xml:space="preserve">, 169–210.</w:t>
       </w:r>
     </w:p>
-    <w:bookmarkEnd w:id="80"/>
-    <w:bookmarkStart w:id="82" w:name="ref-faurby2016"/>
+    <w:bookmarkEnd w:id="76"/>
+    <w:bookmarkStart w:id="78" w:name="ref-faurby2016"/>
     <w:p>
       <w:pPr>
         <w:pStyle w:val="Bibliography"/>
@@ -4332,7 +2833,7 @@
       <w:r>
         <w:t xml:space="preserve"> </w:t>
       </w:r>
-      <w:hyperlink r:id="rId81">
+      <w:hyperlink r:id="rId77">
         <w:r>
           <w:rPr>
             <w:rStyle w:val="Hyperlink"/>
@@ -4344,8 +2845,8 @@
         <w:t xml:space="preserve">.</w:t>
       </w:r>
     </w:p>
-    <w:bookmarkEnd w:id="82"/>
-    <w:bookmarkStart w:id="84" w:name="ref-fernández-monescillo2025"/>
+    <w:bookmarkEnd w:id="78"/>
+    <w:bookmarkStart w:id="80" w:name="ref-fernández-monescillo2025"/>
     <w:p>
       <w:pPr>
         <w:pStyle w:val="Bibliography"/>
@@ -4378,7 +2879,7 @@
       <w:r>
         <w:t xml:space="preserve"> </w:t>
       </w:r>
-      <w:hyperlink r:id="rId83">
+      <w:hyperlink r:id="rId79">
         <w:r>
           <w:rPr>
             <w:rStyle w:val="Hyperlink"/>
@@ -4390,8 +2891,8 @@
         <w:t xml:space="preserve">.</w:t>
       </w:r>
     </w:p>
-    <w:bookmarkEnd w:id="84"/>
-    <w:bookmarkStart w:id="86" w:name="ref-vrba1992"/>
+    <w:bookmarkEnd w:id="80"/>
+    <w:bookmarkStart w:id="82" w:name="ref-vrba1992"/>
     <w:p>
       <w:pPr>
         <w:pStyle w:val="Bibliography"/>
@@ -4424,7 +2925,7 @@
       <w:r>
         <w:t xml:space="preserve"> </w:t>
       </w:r>
-      <w:hyperlink r:id="rId85">
+      <w:hyperlink r:id="rId81">
         <w:r>
           <w:rPr>
             <w:rStyle w:val="Hyperlink"/>
@@ -4436,8 +2937,8 @@
         <w:t xml:space="preserve">.</w:t>
       </w:r>
     </w:p>
-    <w:bookmarkEnd w:id="86"/>
-    <w:bookmarkStart w:id="88" w:name="ref-prevosti2013"/>
+    <w:bookmarkEnd w:id="82"/>
+    <w:bookmarkStart w:id="84" w:name="ref-prevosti2013"/>
     <w:p>
       <w:pPr>
         <w:pStyle w:val="Bibliography"/>
@@ -4470,7 +2971,7 @@
       <w:r>
         <w:t xml:space="preserve"> </w:t>
       </w:r>
-      <w:hyperlink r:id="rId87">
+      <w:hyperlink r:id="rId83">
         <w:r>
           <w:rPr>
             <w:rStyle w:val="Hyperlink"/>
@@ -4482,8 +2983,8 @@
         <w:t xml:space="preserve">.</w:t>
       </w:r>
     </w:p>
-    <w:bookmarkEnd w:id="88"/>
-    <w:bookmarkStart w:id="90" w:name="ref-tarquini2022"/>
+    <w:bookmarkEnd w:id="84"/>
+    <w:bookmarkStart w:id="86" w:name="ref-tarquini2022"/>
     <w:p>
       <w:pPr>
         <w:pStyle w:val="Bibliography"/>
@@ -4516,7 +3017,7 @@
       <w:r>
         <w:t xml:space="preserve"> </w:t>
       </w:r>
-      <w:hyperlink r:id="rId89">
+      <w:hyperlink r:id="rId85">
         <w:r>
           <w:rPr>
             <w:rStyle w:val="Hyperlink"/>
@@ -4528,8 +3029,8 @@
         <w:t xml:space="preserve">.</w:t>
       </w:r>
     </w:p>
-    <w:bookmarkEnd w:id="90"/>
-    <w:bookmarkStart w:id="92" w:name="ref-marsà2025"/>
+    <w:bookmarkEnd w:id="86"/>
+    <w:bookmarkStart w:id="88" w:name="ref-marsà2025"/>
     <w:p>
       <w:pPr>
         <w:pStyle w:val="Bibliography"/>
@@ -4580,7 +3081,7 @@
       <w:r>
         <w:t xml:space="preserve"> </w:t>
       </w:r>
-      <w:hyperlink r:id="rId91">
+      <w:hyperlink r:id="rId87">
         <w:r>
           <w:rPr>
             <w:rStyle w:val="Hyperlink"/>
@@ -4592,8 +3093,8 @@
         <w:t xml:space="preserve">.</w:t>
       </w:r>
     </w:p>
-    <w:bookmarkEnd w:id="92"/>
-    <w:bookmarkStart w:id="94" w:name="ref-freitas-oliveira2024"/>
+    <w:bookmarkEnd w:id="88"/>
+    <w:bookmarkStart w:id="90" w:name="ref-freitas-oliveira2024"/>
     <w:p>
       <w:pPr>
         <w:pStyle w:val="Bibliography"/>
@@ -4626,7 +3127,7 @@
       <w:r>
         <w:t xml:space="preserve"> </w:t>
       </w:r>
-      <w:hyperlink r:id="rId93">
+      <w:hyperlink r:id="rId89">
         <w:r>
           <w:rPr>
             <w:rStyle w:val="Hyperlink"/>
@@ -4638,8 +3139,8 @@
         <w:t xml:space="preserve">.</w:t>
       </w:r>
     </w:p>
-    <w:bookmarkEnd w:id="94"/>
-    <w:bookmarkStart w:id="96" w:name="ref-pilowsky2022"/>
+    <w:bookmarkEnd w:id="90"/>
+    <w:bookmarkStart w:id="92" w:name="ref-pilowsky2022"/>
     <w:p>
       <w:pPr>
         <w:pStyle w:val="Bibliography"/>
@@ -4672,7 +3173,7 @@
       <w:r>
         <w:t xml:space="preserve"> </w:t>
       </w:r>
-      <w:hyperlink r:id="rId95">
+      <w:hyperlink r:id="rId91">
         <w:r>
           <w:rPr>
             <w:rStyle w:val="Hyperlink"/>
@@ -4684,8 +3185,8 @@
         <w:t xml:space="preserve">.</w:t>
       </w:r>
     </w:p>
-    <w:bookmarkEnd w:id="96"/>
-    <w:bookmarkStart w:id="98" w:name="ref-hagen2023"/>
+    <w:bookmarkEnd w:id="92"/>
+    <w:bookmarkStart w:id="94" w:name="ref-hagen2023"/>
     <w:p>
       <w:pPr>
         <w:pStyle w:val="Bibliography"/>
@@ -4718,7 +3219,7 @@
       <w:r>
         <w:t xml:space="preserve"> </w:t>
       </w:r>
-      <w:hyperlink r:id="rId97">
+      <w:hyperlink r:id="rId93">
         <w:r>
           <w:rPr>
             <w:rStyle w:val="Hyperlink"/>
@@ -4730,8 +3231,8 @@
         <w:t xml:space="preserve">.</w:t>
       </w:r>
     </w:p>
-    <w:bookmarkEnd w:id="98"/>
-    <w:bookmarkStart w:id="100" w:name="ref-hagen2021"/>
+    <w:bookmarkEnd w:id="94"/>
+    <w:bookmarkStart w:id="96" w:name="ref-hagen2021"/>
     <w:p>
       <w:pPr>
         <w:pStyle w:val="Bibliography"/>
@@ -4770,7 +3271,7 @@
       <w:r>
         <w:t xml:space="preserve"> </w:t>
       </w:r>
-      <w:hyperlink r:id="rId99">
+      <w:hyperlink r:id="rId95">
         <w:r>
           <w:rPr>
             <w:rStyle w:val="Hyperlink"/>
@@ -4782,8 +3283,8 @@
         <w:t xml:space="preserve">.</w:t>
       </w:r>
     </w:p>
-    <w:bookmarkEnd w:id="100"/>
-    <w:bookmarkStart w:id="102" w:name="ref-hagen2021b"/>
+    <w:bookmarkEnd w:id="96"/>
+    <w:bookmarkStart w:id="98" w:name="ref-lorcery2025"/>
     <w:p>
       <w:pPr>
         <w:pStyle w:val="Bibliography"/>
@@ -4798,7 +3299,7 @@
         <w:t xml:space="preserve">	</w:t>
       </w:r>
       <w:r>
-        <w:t xml:space="preserve">Hagen, O., Skeels, A., Onstein, R.E., Jetz, W., and Pellissier, L. (2021). Earth history events shaped the evolution of uneven biodiversity across tropical moist forests. Proceedings of the National Academy of Sciences</w:t>
+        <w:t xml:space="preserve">Lorcery, M., Husson, L., Salles, T., Lavergne, S., Hagen, O., and Skeels, A. (2025). Deep time evolution of the Latitudinal Diversity Gradient: Insights from mechanistic models. PLOS ONE</w:t>
       </w:r>
       <w:r>
         <w:t xml:space="preserve"> </w:t>
@@ -4808,6 +3309,52 @@
           <w:i/>
           <w:iCs/>
         </w:rPr>
+        <w:t xml:space="preserve">20</w:t>
+      </w:r>
+      <w:r>
+        <w:t xml:space="preserve">, e0332766.</w:t>
+      </w:r>
+      <w:r>
+        <w:t xml:space="preserve"> </w:t>
+      </w:r>
+      <w:hyperlink r:id="rId97">
+        <w:r>
+          <w:rPr>
+            <w:rStyle w:val="Hyperlink"/>
+          </w:rPr>
+          <w:t xml:space="preserve">https://doi.org/10.1371/journal.pone.0332766</w:t>
+        </w:r>
+      </w:hyperlink>
+      <w:r>
+        <w:t xml:space="preserve">.</w:t>
+      </w:r>
+    </w:p>
+    <w:bookmarkEnd w:id="98"/>
+    <w:bookmarkStart w:id="100" w:name="ref-hagen2021b"/>
+    <w:p>
+      <w:pPr>
+        <w:pStyle w:val="Bibliography"/>
+      </w:pPr>
+      <w:r>
+        <w:t xml:space="preserve">29.</w:t>
+      </w:r>
+      <w:r>
+        <w:t xml:space="preserve"> </w:t>
+      </w:r>
+      <w:r>
+        <w:t xml:space="preserve">	</w:t>
+      </w:r>
+      <w:r>
+        <w:t xml:space="preserve">Hagen, O., Skeels, A., Onstein, R.E., Jetz, W., and Pellissier, L. (2021). Earth history events shaped the evolution of uneven biodiversity across tropical moist forests. Proceedings of the National Academy of Sciences</w:t>
+      </w:r>
+      <w:r>
+        <w:t xml:space="preserve"> </w:t>
+      </w:r>
+      <w:r>
+        <w:rPr>
+          <w:i/>
+          <w:iCs/>
+        </w:rPr>
         <w:t xml:space="preserve">118</w:t>
       </w:r>
       <w:r>
@@ -4816,7 +3363,7 @@
       <w:r>
         <w:t xml:space="preserve"> </w:t>
       </w:r>
-      <w:hyperlink r:id="rId101">
+      <w:hyperlink r:id="rId99">
         <w:r>
           <w:rPr>
             <w:rStyle w:val="Hyperlink"/>
@@ -4828,14 +3375,14 @@
         <w:t xml:space="preserve">.</w:t>
       </w:r>
     </w:p>
-    <w:bookmarkEnd w:id="102"/>
-    <w:bookmarkStart w:id="104" w:name="ref-skeels2023b"/>
+    <w:bookmarkEnd w:id="100"/>
+    <w:bookmarkStart w:id="102" w:name="ref-skeels2023b"/>
     <w:p>
       <w:pPr>
         <w:pStyle w:val="Bibliography"/>
       </w:pPr>
       <w:r>
-        <w:t xml:space="preserve">29.</w:t>
+        <w:t xml:space="preserve">30.</w:t>
       </w:r>
       <w:r>
         <w:t xml:space="preserve"> </w:t>
@@ -4862,7 +3409,7 @@
       <w:r>
         <w:t xml:space="preserve"> </w:t>
       </w:r>
-      <w:hyperlink r:id="rId103">
+      <w:hyperlink r:id="rId101">
         <w:r>
           <w:rPr>
             <w:rStyle w:val="Hyperlink"/>
@@ -4874,14 +3421,14 @@
         <w:t xml:space="preserve">.</w:t>
       </w:r>
     </w:p>
-    <w:bookmarkEnd w:id="104"/>
-    <w:bookmarkStart w:id="106" w:name="ref-boschman2023"/>
+    <w:bookmarkEnd w:id="102"/>
+    <w:bookmarkStart w:id="104" w:name="ref-boschman2023"/>
     <w:p>
       <w:pPr>
         <w:pStyle w:val="Bibliography"/>
       </w:pPr>
       <w:r>
-        <w:t xml:space="preserve">30.</w:t>
+        <w:t xml:space="preserve">31.</w:t>
       </w:r>
       <w:r>
         <w:t xml:space="preserve"> </w:t>
@@ -4908,7 +3455,7 @@
       <w:r>
         <w:t xml:space="preserve"> </w:t>
       </w:r>
-      <w:hyperlink r:id="rId105">
+      <w:hyperlink r:id="rId103">
         <w:r>
           <w:rPr>
             <w:rStyle w:val="Hyperlink"/>
@@ -4920,14 +3467,14 @@
         <w:t xml:space="preserve">.</w:t>
       </w:r>
     </w:p>
-    <w:bookmarkEnd w:id="106"/>
-    <w:bookmarkStart w:id="108" w:name="ref-skeels2023"/>
+    <w:bookmarkEnd w:id="104"/>
+    <w:bookmarkStart w:id="106" w:name="ref-skeels2023"/>
     <w:p>
       <w:pPr>
         <w:pStyle w:val="Bibliography"/>
       </w:pPr>
       <w:r>
-        <w:t xml:space="preserve">31.</w:t>
+        <w:t xml:space="preserve">32.</w:t>
       </w:r>
       <w:r>
         <w:t xml:space="preserve"> </w:t>
@@ -4954,7 +3501,7 @@
       <w:r>
         <w:t xml:space="preserve"> </w:t>
       </w:r>
-      <w:hyperlink r:id="rId107">
+      <w:hyperlink r:id="rId105">
         <w:r>
           <w:rPr>
             <w:rStyle w:val="Hyperlink"/>
@@ -4966,14 +3513,14 @@
         <w:t xml:space="preserve">.</w:t>
       </w:r>
     </w:p>
-    <w:bookmarkEnd w:id="108"/>
-    <w:bookmarkStart w:id="110" w:name="ref-liu2024"/>
+    <w:bookmarkEnd w:id="106"/>
+    <w:bookmarkStart w:id="108" w:name="ref-liu2024"/>
     <w:p>
       <w:pPr>
         <w:pStyle w:val="Bibliography"/>
       </w:pPr>
       <w:r>
-        <w:t xml:space="preserve">32.</w:t>
+        <w:t xml:space="preserve">33.</w:t>
       </w:r>
       <w:r>
         <w:t xml:space="preserve"> </w:t>
@@ -5000,7 +3547,7 @@
       <w:r>
         <w:t xml:space="preserve"> </w:t>
       </w:r>
-      <w:hyperlink r:id="rId109">
+      <w:hyperlink r:id="rId107">
         <w:r>
           <w:rPr>
             <w:rStyle w:val="Hyperlink"/>
@@ -5012,14 +3559,14 @@
         <w:t xml:space="preserve">.</w:t>
       </w:r>
     </w:p>
-    <w:bookmarkEnd w:id="110"/>
-    <w:bookmarkStart w:id="112" w:name="ref-holden2019"/>
+    <w:bookmarkEnd w:id="108"/>
+    <w:bookmarkStart w:id="110" w:name="ref-holden2019"/>
     <w:p>
       <w:pPr>
         <w:pStyle w:val="Bibliography"/>
       </w:pPr>
       <w:r>
-        <w:t xml:space="preserve">33.</w:t>
+        <w:t xml:space="preserve">34.</w:t>
       </w:r>
       <w:r>
         <w:t xml:space="preserve"> </w:t>
@@ -5046,7 +3593,7 @@
       <w:r>
         <w:t xml:space="preserve">, 5137–5155. https://doi.org/</w:t>
       </w:r>
-      <w:hyperlink r:id="rId111">
+      <w:hyperlink r:id="rId109">
         <w:r>
           <w:rPr>
             <w:rStyle w:val="Hyperlink"/>
@@ -5058,14 +3605,14 @@
         <w:t xml:space="preserve">.</w:t>
       </w:r>
     </w:p>
-    <w:bookmarkEnd w:id="112"/>
-    <w:bookmarkStart w:id="114" w:name="ref-gearty2023"/>
+    <w:bookmarkEnd w:id="110"/>
+    <w:bookmarkStart w:id="112" w:name="ref-gearty2023"/>
     <w:p>
       <w:pPr>
         <w:pStyle w:val="Bibliography"/>
       </w:pPr>
       <w:r>
-        <w:t xml:space="preserve">34.</w:t>
+        <w:t xml:space="preserve">35.</w:t>
       </w:r>
       <w:r>
         <w:t xml:space="preserve"> </w:t>
@@ -5079,7 +3626,7 @@
       <w:r>
         <w:t xml:space="preserve"> </w:t>
       </w:r>
-      <w:hyperlink r:id="rId113">
+      <w:hyperlink r:id="rId111">
         <w:r>
           <w:rPr>
             <w:rStyle w:val="Hyperlink"/>
@@ -5088,14 +3635,14 @@
         </w:r>
       </w:hyperlink>
     </w:p>
-    <w:bookmarkEnd w:id="114"/>
-    <w:bookmarkStart w:id="116" w:name="ref-barreto2023"/>
+    <w:bookmarkEnd w:id="112"/>
+    <w:bookmarkStart w:id="114" w:name="ref-barreto2023"/>
     <w:p>
       <w:pPr>
         <w:pStyle w:val="Bibliography"/>
       </w:pPr>
       <w:r>
-        <w:t xml:space="preserve">35.</w:t>
+        <w:t xml:space="preserve">36.</w:t>
       </w:r>
       <w:r>
         <w:t xml:space="preserve"> </w:t>
@@ -5122,7 +3669,7 @@
       <w:r>
         <w:t xml:space="preserve"> </w:t>
       </w:r>
-      <w:hyperlink r:id="rId115">
+      <w:hyperlink r:id="rId113">
         <w:r>
           <w:rPr>
             <w:rStyle w:val="Hyperlink"/>
@@ -5134,14 +3681,14 @@
         <w:t xml:space="preserve">.</w:t>
       </w:r>
     </w:p>
-    <w:bookmarkEnd w:id="116"/>
-    <w:bookmarkStart w:id="118" w:name="ref-beck2018"/>
+    <w:bookmarkEnd w:id="114"/>
+    <w:bookmarkStart w:id="116" w:name="ref-beck2018"/>
     <w:p>
       <w:pPr>
         <w:pStyle w:val="Bibliography"/>
       </w:pPr>
       <w:r>
-        <w:t xml:space="preserve">36.</w:t>
+        <w:t xml:space="preserve">37.</w:t>
       </w:r>
       <w:r>
         <w:t xml:space="preserve"> </w:t>
@@ -5168,7 +3715,7 @@
       <w:r>
         <w:t xml:space="preserve"> </w:t>
       </w:r>
-      <w:hyperlink r:id="rId117">
+      <w:hyperlink r:id="rId115">
         <w:r>
           <w:rPr>
             <w:rStyle w:val="Hyperlink"/>
@@ -5180,14 +3727,14 @@
         <w:t xml:space="preserve">.</w:t>
       </w:r>
     </w:p>
-    <w:bookmarkEnd w:id="118"/>
-    <w:bookmarkStart w:id="120" w:name="ref-galván2023"/>
+    <w:bookmarkEnd w:id="116"/>
+    <w:bookmarkStart w:id="118" w:name="ref-galván2023"/>
     <w:p>
       <w:pPr>
         <w:pStyle w:val="Bibliography"/>
       </w:pPr>
       <w:r>
-        <w:t xml:space="preserve">37.</w:t>
+        <w:t xml:space="preserve">38.</w:t>
       </w:r>
       <w:r>
         <w:t xml:space="preserve"> </w:t>
@@ -5201,7 +3748,7 @@
       <w:r>
         <w:t xml:space="preserve"> </w:t>
       </w:r>
-      <w:hyperlink r:id="rId119">
+      <w:hyperlink r:id="rId117">
         <w:r>
           <w:rPr>
             <w:rStyle w:val="Hyperlink"/>
@@ -5210,14 +3757,14 @@
         </w:r>
       </w:hyperlink>
     </w:p>
-    <w:bookmarkEnd w:id="120"/>
-    <w:bookmarkStart w:id="122" w:name="ref-köppen1900"/>
+    <w:bookmarkEnd w:id="118"/>
+    <w:bookmarkStart w:id="120" w:name="ref-weir2009"/>
     <w:p>
       <w:pPr>
         <w:pStyle w:val="Bibliography"/>
       </w:pPr>
       <w:r>
-        <w:t xml:space="preserve">38.</w:t>
+        <w:t xml:space="preserve">39.</w:t>
       </w:r>
       <w:r>
         <w:t xml:space="preserve"> </w:t>
@@ -5226,21 +3773,7 @@
         <w:t xml:space="preserve">	</w:t>
       </w:r>
       <w:r>
-        <w:t xml:space="preserve">Köppen, W. (1900).</w:t>
-      </w:r>
-      <w:r>
-        <w:t xml:space="preserve"> </w:t>
-      </w:r>
-      <w:hyperlink r:id="rId121">
-        <w:r>
-          <w:rPr>
-            <w:rStyle w:val="Hyperlink"/>
-          </w:rPr>
-          <w:t xml:space="preserve">Versuch einer klassifikation der klimate, vorzugsweise nach ihren beziehungen zur pflanzenwelt</w:t>
-        </w:r>
-      </w:hyperlink>
-      <w:r>
-        <w:t xml:space="preserve">. Geographische Zeitschrift</w:t>
+        <w:t xml:space="preserve">Weir, J.T., Bermingham, E., and Schluter, D. (2009). The great american biotic interchange in birds. Proceedings of the National Academy of Sciences</w:t>
       </w:r>
       <w:r>
         <w:t xml:space="preserve"> </w:t>
@@ -5250,71 +3783,6 @@
           <w:i/>
           <w:iCs/>
         </w:rPr>
-        <w:t xml:space="preserve">6</w:t>
-      </w:r>
-      <w:r>
-        <w:t xml:space="preserve">, 593–611.</w:t>
-      </w:r>
-    </w:p>
-    <w:bookmarkEnd w:id="122"/>
-    <w:bookmarkStart w:id="124" w:name="ref-obrien2023"/>
-    <w:p>
-      <w:pPr>
-        <w:pStyle w:val="Bibliography"/>
-      </w:pPr>
-      <w:r>
-        <w:t xml:space="preserve">39.</w:t>
-      </w:r>
-      <w:r>
-        <w:t xml:space="preserve"> </w:t>
-      </w:r>
-      <w:r>
-        <w:t xml:space="preserve">	</w:t>
-      </w:r>
-      <w:r>
-        <w:t xml:space="preserve">O’Brien, L. (2023).</w:t>
-      </w:r>
-      <w:r>
-        <w:t xml:space="preserve"> </w:t>
-      </w:r>
-      <w:hyperlink r:id="rId123">
-        <w:r>
-          <w:rPr>
-            <w:rStyle w:val="Hyperlink"/>
-          </w:rPr>
-          <w:t xml:space="preserve">h3jsr: Access uber’s H3 library</w:t>
-        </w:r>
-      </w:hyperlink>
-      <w:r>
-        <w:t xml:space="preserve">.</w:t>
-      </w:r>
-    </w:p>
-    <w:bookmarkEnd w:id="124"/>
-    <w:bookmarkStart w:id="126" w:name="ref-weir2009"/>
-    <w:p>
-      <w:pPr>
-        <w:pStyle w:val="Bibliography"/>
-      </w:pPr>
-      <w:r>
-        <w:t xml:space="preserve">40.</w:t>
-      </w:r>
-      <w:r>
-        <w:t xml:space="preserve"> </w:t>
-      </w:r>
-      <w:r>
-        <w:t xml:space="preserve">	</w:t>
-      </w:r>
-      <w:r>
-        <w:t xml:space="preserve">Weir, J.T., Bermingham, E., and Schluter, D. (2009). The great american biotic interchange in birds. Proceedings of the National Academy of Sciences</w:t>
-      </w:r>
-      <w:r>
-        <w:t xml:space="preserve"> </w:t>
-      </w:r>
-      <w:r>
-        <w:rPr>
-          <w:i/>
-          <w:iCs/>
-        </w:rPr>
         <w:t xml:space="preserve">106</w:t>
       </w:r>
       <w:r>
@@ -5323,7 +3791,7 @@
       <w:r>
         <w:t xml:space="preserve"> </w:t>
       </w:r>
-      <w:hyperlink r:id="rId125">
+      <w:hyperlink r:id="rId119">
         <w:r>
           <w:rPr>
             <w:rStyle w:val="Hyperlink"/>
@@ -5335,14 +3803,14 @@
         <w:t xml:space="preserve">.</w:t>
       </w:r>
     </w:p>
-    <w:bookmarkEnd w:id="126"/>
-    <w:bookmarkStart w:id="128" w:name="ref-antonelli2018"/>
+    <w:bookmarkEnd w:id="120"/>
+    <w:bookmarkStart w:id="122" w:name="ref-antonelli2018"/>
     <w:p>
       <w:pPr>
         <w:pStyle w:val="Bibliography"/>
       </w:pPr>
       <w:r>
-        <w:t xml:space="preserve">41.</w:t>
+        <w:t xml:space="preserve">40.</w:t>
       </w:r>
       <w:r>
         <w:t xml:space="preserve"> </w:t>
@@ -5369,7 +3837,7 @@
       <w:r>
         <w:t xml:space="preserve"> </w:t>
       </w:r>
-      <w:hyperlink r:id="rId127">
+      <w:hyperlink r:id="rId121">
         <w:r>
           <w:rPr>
             <w:rStyle w:val="Hyperlink"/>
@@ -5381,14 +3849,14 @@
         <w:t xml:space="preserve">.</w:t>
       </w:r>
     </w:p>
-    <w:bookmarkEnd w:id="128"/>
-    <w:bookmarkStart w:id="130" w:name="ref-haffer1969"/>
+    <w:bookmarkEnd w:id="122"/>
+    <w:bookmarkStart w:id="124" w:name="ref-haffer1969"/>
     <w:p>
       <w:pPr>
         <w:pStyle w:val="Bibliography"/>
       </w:pPr>
       <w:r>
-        <w:t xml:space="preserve">42.</w:t>
+        <w:t xml:space="preserve">41.</w:t>
       </w:r>
       <w:r>
         <w:t xml:space="preserve"> </w:t>
@@ -5415,7 +3883,7 @@
       <w:r>
         <w:t xml:space="preserve"> </w:t>
       </w:r>
-      <w:hyperlink r:id="rId129">
+      <w:hyperlink r:id="rId123">
         <w:r>
           <w:rPr>
             <w:rStyle w:val="Hyperlink"/>
@@ -5427,14 +3895,14 @@
         <w:t xml:space="preserve">.</w:t>
       </w:r>
     </w:p>
-    <w:bookmarkEnd w:id="130"/>
-    <w:bookmarkStart w:id="132" w:name="ref-motta2025"/>
+    <w:bookmarkEnd w:id="124"/>
+    <w:bookmarkStart w:id="126" w:name="ref-motta2025"/>
     <w:p>
       <w:pPr>
         <w:pStyle w:val="Bibliography"/>
       </w:pPr>
       <w:r>
-        <w:t xml:space="preserve">43.</w:t>
+        <w:t xml:space="preserve">42.</w:t>
       </w:r>
       <w:r>
         <w:t xml:space="preserve"> </w:t>
@@ -5461,7 +3929,7 @@
       <w:r>
         <w:t xml:space="preserve"> </w:t>
       </w:r>
-      <w:hyperlink r:id="rId131">
+      <w:hyperlink r:id="rId125">
         <w:r>
           <w:rPr>
             <w:rStyle w:val="Hyperlink"/>
@@ -5473,14 +3941,14 @@
         <w:t xml:space="preserve">.</w:t>
       </w:r>
     </w:p>
-    <w:bookmarkEnd w:id="132"/>
-    <w:bookmarkStart w:id="134" w:name="ref-pino2022"/>
+    <w:bookmarkEnd w:id="126"/>
+    <w:bookmarkStart w:id="128" w:name="ref-pino2022"/>
     <w:p>
       <w:pPr>
         <w:pStyle w:val="Bibliography"/>
       </w:pPr>
       <w:r>
-        <w:t xml:space="preserve">44.</w:t>
+        <w:t xml:space="preserve">43.</w:t>
       </w:r>
       <w:r>
         <w:t xml:space="preserve"> </w:t>
@@ -5507,7 +3975,7 @@
       <w:r>
         <w:t xml:space="preserve"> </w:t>
       </w:r>
-      <w:hyperlink r:id="rId133">
+      <w:hyperlink r:id="rId127">
         <w:r>
           <w:rPr>
             <w:rStyle w:val="Hyperlink"/>
@@ -5519,14 +3987,14 @@
         <w:t xml:space="preserve">.</w:t>
       </w:r>
     </w:p>
-    <w:bookmarkEnd w:id="134"/>
-    <w:bookmarkStart w:id="136" w:name="ref-morgan1993"/>
+    <w:bookmarkEnd w:id="128"/>
+    <w:bookmarkStart w:id="130" w:name="ref-morgan1993"/>
     <w:p>
       <w:pPr>
         <w:pStyle w:val="Bibliography"/>
       </w:pPr>
       <w:r>
-        <w:t xml:space="preserve">45.</w:t>
+        <w:t xml:space="preserve">44.</w:t>
       </w:r>
       <w:r>
         <w:t xml:space="preserve"> </w:t>
@@ -5540,7 +4008,7 @@
       <w:r>
         <w:t xml:space="preserve"> </w:t>
       </w:r>
-      <w:hyperlink r:id="rId135">
+      <w:hyperlink r:id="rId129">
         <w:r>
           <w:rPr>
             <w:rStyle w:val="Hyperlink"/>
@@ -5552,14 +4020,14 @@
         <w:t xml:space="preserve">.</w:t>
       </w:r>
     </w:p>
-    <w:bookmarkEnd w:id="136"/>
-    <w:bookmarkStart w:id="138" w:name="ref-ali2021b"/>
+    <w:bookmarkEnd w:id="130"/>
+    <w:bookmarkStart w:id="132" w:name="ref-ali2021b"/>
     <w:p>
       <w:pPr>
         <w:pStyle w:val="Bibliography"/>
       </w:pPr>
       <w:r>
-        <w:t xml:space="preserve">46.</w:t>
+        <w:t xml:space="preserve">45.</w:t>
       </w:r>
       <w:r>
         <w:t xml:space="preserve"> </w:t>
@@ -5598,7 +4066,7 @@
       <w:r>
         <w:t xml:space="preserve"> </w:t>
       </w:r>
-      <w:hyperlink r:id="rId137">
+      <w:hyperlink r:id="rId131">
         <w:r>
           <w:rPr>
             <w:rStyle w:val="Hyperlink"/>
@@ -5610,14 +4078,14 @@
         <w:t xml:space="preserve">.</w:t>
       </w:r>
     </w:p>
-    <w:bookmarkEnd w:id="138"/>
-    <w:bookmarkStart w:id="140" w:name="ref-cornée2021"/>
+    <w:bookmarkEnd w:id="132"/>
+    <w:bookmarkStart w:id="134" w:name="ref-cornée2021"/>
     <w:p>
       <w:pPr>
         <w:pStyle w:val="Bibliography"/>
       </w:pPr>
       <w:r>
-        <w:t xml:space="preserve">47.</w:t>
+        <w:t xml:space="preserve">46.</w:t>
       </w:r>
       <w:r>
         <w:t xml:space="preserve"> </w:t>
@@ -5644,7 +4112,7 @@
       <w:r>
         <w:t xml:space="preserve"> </w:t>
       </w:r>
-      <w:hyperlink r:id="rId139">
+      <w:hyperlink r:id="rId133">
         <w:r>
           <w:rPr>
             <w:rStyle w:val="Hyperlink"/>
@@ -5656,14 +4124,14 @@
         <w:t xml:space="preserve">.</w:t>
       </w:r>
     </w:p>
-    <w:bookmarkEnd w:id="140"/>
-    <w:bookmarkStart w:id="142" w:name="ref-warren2015"/>
+    <w:bookmarkEnd w:id="134"/>
+    <w:bookmarkStart w:id="136" w:name="ref-warren2015"/>
     <w:p>
       <w:pPr>
         <w:pStyle w:val="Bibliography"/>
       </w:pPr>
       <w:r>
-        <w:t xml:space="preserve">48.</w:t>
+        <w:t xml:space="preserve">47.</w:t>
       </w:r>
       <w:r>
         <w:t xml:space="preserve"> </w:t>
@@ -5690,7 +4158,7 @@
       <w:r>
         <w:t xml:space="preserve"> </w:t>
       </w:r>
-      <w:hyperlink r:id="rId141">
+      <w:hyperlink r:id="rId135">
         <w:r>
           <w:rPr>
             <w:rStyle w:val="Hyperlink"/>
@@ -5702,14 +4170,14 @@
         <w:t xml:space="preserve">.</w:t>
       </w:r>
     </w:p>
-    <w:bookmarkEnd w:id="142"/>
-    <w:bookmarkStart w:id="144" w:name="ref-couvreur2011"/>
+    <w:bookmarkEnd w:id="136"/>
+    <w:bookmarkStart w:id="138" w:name="ref-couvreur2011"/>
     <w:p>
       <w:pPr>
         <w:pStyle w:val="Bibliography"/>
       </w:pPr>
       <w:r>
-        <w:t xml:space="preserve">49.</w:t>
+        <w:t xml:space="preserve">48.</w:t>
       </w:r>
       <w:r>
         <w:t xml:space="preserve"> </w:t>
@@ -5736,7 +4204,7 @@
       <w:r>
         <w:t xml:space="preserve"> </w:t>
       </w:r>
-      <w:hyperlink r:id="rId143">
+      <w:hyperlink r:id="rId137">
         <w:r>
           <w:rPr>
             <w:rStyle w:val="Hyperlink"/>
@@ -5748,14 +4216,14 @@
         <w:t xml:space="preserve">.</w:t>
       </w:r>
     </w:p>
-    <w:bookmarkEnd w:id="144"/>
-    <w:bookmarkStart w:id="146" w:name="ref-upchurch2024"/>
+    <w:bookmarkEnd w:id="138"/>
+    <w:bookmarkStart w:id="140" w:name="ref-upchurch2024"/>
     <w:p>
       <w:pPr>
         <w:pStyle w:val="Bibliography"/>
       </w:pPr>
       <w:r>
-        <w:t xml:space="preserve">50.</w:t>
+        <w:t xml:space="preserve">49.</w:t>
       </w:r>
       <w:r>
         <w:t xml:space="preserve"> </w:t>
@@ -5782,7 +4250,7 @@
       <w:r>
         <w:t xml:space="preserve"> </w:t>
       </w:r>
-      <w:hyperlink r:id="rId145">
+      <w:hyperlink r:id="rId139">
         <w:r>
           <w:rPr>
             <w:rStyle w:val="Hyperlink"/>
@@ -5794,9 +4262,9 @@
         <w:t xml:space="preserve">.</w:t>
       </w:r>
     </w:p>
-    <w:bookmarkEnd w:id="146"/>
-    <w:bookmarkEnd w:id="147"/>
-    <w:bookmarkEnd w:id="148"/>
+    <w:bookmarkEnd w:id="140"/>
+    <w:bookmarkEnd w:id="141"/>
+    <w:bookmarkEnd w:id="142"/>
     <w:sectPr>
       <w:type w:val="nextPage"/>
       <w:pgSz w:h="15840" w:w="12240"/>

--- a/Manuscript/GABI_palaeo_constraints.docx
+++ b/Manuscript/GABI_palaeo_constraints.docx
@@ -1108,7 +1108,7 @@
         <w:pStyle w:val="FirstParagraph"/>
       </w:pPr>
       <w:r>
-        <w:t xml:space="preserve">We classified the climatic landscape at the time where simulation starts (</w:t>
+        <w:t xml:space="preserve">We classified the climatic landscape at the time of the simulation onset (</w:t>
       </w:r>
       <m:oMath>
         <m:r>
@@ -1207,7 +1207,7 @@
         <w:t xml:space="preserve">e</w:t>
       </w:r>
       <w:r>
-        <w:t xml:space="preserve">., the proportions of simulations starting within each biome – were very uneven across classes and continents. The majority of North American ancestral species originated in the cold biome, whereas the tropical biome recorded the largest proportion of ancestral species origination in South America (Supp. Fig. 5). The distribution of</w:t>
+        <w:t xml:space="preserve">., the proportions of simulations starting within each biome – were very uneven across biome classes and continents. Indeed, the majority of North American ancestral species originated in the cold biome, whereas the tropical biome recorded the largest proportion of ancestral species origination in South America (Supp. Fig. 5). Furthermore, simulations leading to a successful establishment in South America more preferentially started from an ancestor that originated in</w:t>
       </w:r>
     </w:p>
     <w:tbl>
@@ -1552,6 +1552,38 @@
       </w:pPr>
       <w:r>
         <w:t xml:space="preserve">Success in South America for temperate-adapted species, posited as the most successful, not recovered, with tropical meeting the gighest success</w:t>
+      </w:r>
+    </w:p>
+    <w:p>
+      <w:pPr>
+        <w:pStyle w:val="BodyText"/>
+      </w:pPr>
+      <w:r>
+        <w:t xml:space="preserve">Tropics as a</w:t>
+      </w:r>
+      <w:r>
+        <w:t xml:space="preserve"> </w:t>
+      </w:r>
+      <w:r>
+        <w:t xml:space="preserve">“</w:t>
+      </w:r>
+      <w:r>
+        <w:t xml:space="preserve">holding pen</w:t>
+      </w:r>
+      <w:r>
+        <w:t xml:space="preserve">”</w:t>
+      </w:r>
+      <w:r>
+        <w:rPr>
+          <w:vertAlign w:val="superscript"/>
+        </w:rPr>
+        <w:t xml:space="preserve">6</w:t>
+      </w:r>
+      <w:r>
+        <w:t xml:space="preserve"> </w:t>
+      </w:r>
+      <w:r>
+        <w:t xml:space="preserve">– read more this paper</w:t>
       </w:r>
     </w:p>
     <w:p>

--- a/Manuscript/GABI_palaeo_constraints.docx
+++ b/Manuscript/GABI_palaeo_constraints.docx
@@ -1207,7 +1207,34 @@
         <w:t xml:space="preserve">e</w:t>
       </w:r>
       <w:r>
-        <w:t xml:space="preserve">., the proportions of simulations starting within each biome – were very uneven across biome classes and continents. Indeed, the majority of North American ancestral species originated in the cold biome, whereas the tropical biome recorded the largest proportion of ancestral species origination in South America (Supp. Fig. 5). Furthermore, simulations leading to a successful establishment in South America more preferentially started from an ancestor that originated in</w:t>
+        <w:t xml:space="preserve">., the number of simulations starting within each biome – were very uneven across biome classes and continents. Indeed, the majority of North American ancestral species originated in the cold biome, whereas the tropical biome recorded the largest proportion of ancestral species origination in South America (Supp. Fig. 5). Besides,</w:t>
+      </w:r>
+    </w:p>
+    <w:p>
+      <w:pPr>
+        <w:pStyle w:val="BodyText"/>
+      </w:pPr>
+      <w:r>
+        <w:t xml:space="preserve">Similar proportions of successful simulations that started from</w:t>
+      </w:r>
+    </w:p>
+    <w:p>
+      <w:pPr>
+        <w:pStyle w:val="BodyText"/>
+      </w:pPr>
+      <m:oMath>
+        <m:r>
+          <m:t>M</m:t>
+        </m:r>
+        <m:r>
+          <m:t>3</m:t>
+        </m:r>
+      </m:oMath>
+      <w:r>
+        <w:t xml:space="preserve"> </w:t>
+      </w:r>
+      <w:r>
+        <w:t xml:space="preserve">more permissive towards South American species migrating northwards than the other way around</w:t>
       </w:r>
     </w:p>
     <w:tbl>
@@ -1826,14 +1853,6 @@
         <w:pStyle w:val="FirstParagraph"/>
       </w:pPr>
       <w:r>
-        <w:t xml:space="preserve">Assumption of fixed palaeogeography, particularly near the isthmus, whereas we know that this region changed across our study.</w:t>
-      </w:r>
-    </w:p>
-    <w:p>
-      <w:pPr>
-        <w:pStyle w:val="BodyText"/>
-      </w:pPr>
-      <w:r>
         <w:t xml:space="preserve">The landscape designed for the purpose of this study (</w:t>
       </w:r>
       <w:hyperlink w:anchor="fig-1">
@@ -1945,6 +1964,35 @@
         <w:pStyle w:val="BodyText"/>
       </w:pPr>
       <w:r>
+        <w:t xml:space="preserve">Bias in the number of simulations crashing, with on average twice as many crashes when simulations started in North America when compared to those starting from South America. Also, an obvious spatial clustering of crashes in North America is to be reported, mainly affecting the centre of the landmass (temperate and cold biomes)</w:t>
+      </w:r>
+      <w:r>
+        <w:t xml:space="preserve"> </w:t>
+      </w:r>
+      <w:r>
+        <w:rPr>
+          <w:b/>
+          <w:bCs/>
+        </w:rPr>
+        <w:t xml:space="preserve">biome histogram + maps in SI</w:t>
+      </w:r>
+      <w:r>
+        <w:t xml:space="preserve">.</w:t>
+      </w:r>
+    </w:p>
+    <w:p>
+      <w:pPr>
+        <w:pStyle w:val="BodyText"/>
+      </w:pPr>
+      <w:r>
+        <w:t xml:space="preserve">Assumption of fixed palaeogeography, particularly near the isthmus, whereas we know that this region changed across our study.</w:t>
+      </w:r>
+    </w:p>
+    <w:p>
+      <w:pPr>
+        <w:pStyle w:val="BodyText"/>
+      </w:pPr>
+      <w:r>
         <w:t xml:space="preserve">spatial clustering of simulation crashing in temperate/cold North America =&gt; related to biome instability in the zone ?</w:t>
       </w:r>
     </w:p>
@@ -1990,7 +2038,25 @@
     </w:p>
     <w:bookmarkEnd w:id="42"/>
     <w:bookmarkEnd w:id="43"/>
-    <w:bookmarkStart w:id="44" w:name="thrash"/>
+    <w:bookmarkStart w:id="44" w:name="acknowledgements"/>
+    <w:p>
+      <w:pPr>
+        <w:pStyle w:val="Heading1"/>
+      </w:pPr>
+      <w:r>
+        <w:t xml:space="preserve">Acknowledgements</w:t>
+      </w:r>
+    </w:p>
+    <w:p>
+      <w:pPr>
+        <w:pStyle w:val="FirstParagraph"/>
+      </w:pPr>
+      <w:r>
+        <w:t xml:space="preserve">We thank Céline Devaux for her useful comments and feedbacks on the present work.</w:t>
+      </w:r>
+    </w:p>
+    <w:bookmarkEnd w:id="44"/>
+    <w:bookmarkStart w:id="45" w:name="thrash"/>
     <w:p>
       <w:pPr>
         <w:pStyle w:val="Heading1"/>
@@ -2103,8 +2169,8 @@
         <w:br w:type="page"/>
       </w:r>
     </w:p>
-    <w:bookmarkEnd w:id="44"/>
-    <w:bookmarkStart w:id="142" w:name="references"/>
+    <w:bookmarkEnd w:id="45"/>
+    <w:bookmarkStart w:id="143" w:name="references"/>
     <w:p>
       <w:pPr>
         <w:pStyle w:val="Heading1"/>
@@ -2113,8 +2179,8 @@
         <w:t xml:space="preserve">References</w:t>
       </w:r>
     </w:p>
-    <w:bookmarkStart w:id="141" w:name="refs"/>
-    <w:bookmarkStart w:id="46" w:name="ref-marshall1982"/>
+    <w:bookmarkStart w:id="142" w:name="refs"/>
+    <w:bookmarkStart w:id="47" w:name="ref-marshall1982"/>
     <w:p>
       <w:pPr>
         <w:pStyle w:val="Bibliography"/>
@@ -2134,7 +2200,7 @@
       <w:r>
         <w:t xml:space="preserve"> </w:t>
       </w:r>
-      <w:hyperlink r:id="rId45">
+      <w:hyperlink r:id="rId46">
         <w:r>
           <w:rPr>
             <w:rStyle w:val="Hyperlink"/>
@@ -2159,8 +2225,8 @@
         <w:t xml:space="preserve">, 1351–1357.</w:t>
       </w:r>
     </w:p>
-    <w:bookmarkEnd w:id="46"/>
-    <w:bookmarkStart w:id="48" w:name="ref-montes2015"/>
+    <w:bookmarkEnd w:id="47"/>
+    <w:bookmarkStart w:id="49" w:name="ref-montes2015"/>
     <w:p>
       <w:pPr>
         <w:pStyle w:val="Bibliography"/>
@@ -2193,7 +2259,7 @@
       <w:r>
         <w:t xml:space="preserve"> </w:t>
       </w:r>
-      <w:hyperlink r:id="rId47">
+      <w:hyperlink r:id="rId48">
         <w:r>
           <w:rPr>
             <w:rStyle w:val="Hyperlink"/>
@@ -2205,8 +2271,8 @@
         <w:t xml:space="preserve">.</w:t>
       </w:r>
     </w:p>
-    <w:bookmarkEnd w:id="48"/>
-    <w:bookmarkStart w:id="50" w:name="ref-jaramillo2018"/>
+    <w:bookmarkEnd w:id="49"/>
+    <w:bookmarkStart w:id="51" w:name="ref-jaramillo2018"/>
     <w:p>
       <w:pPr>
         <w:pStyle w:val="Bibliography"/>
@@ -2226,7 +2292,7 @@
       <w:r>
         <w:t xml:space="preserve"> </w:t>
       </w:r>
-      <w:hyperlink r:id="rId49">
+      <w:hyperlink r:id="rId50">
         <w:r>
           <w:rPr>
             <w:rStyle w:val="Hyperlink"/>
@@ -2238,8 +2304,8 @@
         <w:t xml:space="preserve">. In (John Wiley &amp; Sons).</w:t>
       </w:r>
     </w:p>
-    <w:bookmarkEnd w:id="50"/>
-    <w:bookmarkStart w:id="52" w:name="ref-odea2016"/>
+    <w:bookmarkEnd w:id="51"/>
+    <w:bookmarkStart w:id="53" w:name="ref-odea2016"/>
     <w:p>
       <w:pPr>
         <w:pStyle w:val="Bibliography"/>
@@ -2272,7 +2338,7 @@
       <w:r>
         <w:t xml:space="preserve"> </w:t>
       </w:r>
-      <w:hyperlink r:id="rId51">
+      <w:hyperlink r:id="rId52">
         <w:r>
           <w:rPr>
             <w:rStyle w:val="Hyperlink"/>
@@ -2284,8 +2350,8 @@
         <w:t xml:space="preserve">.</w:t>
       </w:r>
     </w:p>
-    <w:bookmarkEnd w:id="52"/>
-    <w:bookmarkStart w:id="54" w:name="ref-verzi2008"/>
+    <w:bookmarkEnd w:id="53"/>
+    <w:bookmarkStart w:id="55" w:name="ref-verzi2008"/>
     <w:p>
       <w:pPr>
         <w:pStyle w:val="Bibliography"/>
@@ -2318,7 +2384,7 @@
       <w:r>
         <w:t xml:space="preserve"> </w:t>
       </w:r>
-      <w:hyperlink r:id="rId53">
+      <w:hyperlink r:id="rId54">
         <w:r>
           <w:rPr>
             <w:rStyle w:val="Hyperlink"/>
@@ -2330,8 +2396,8 @@
         <w:t xml:space="preserve">.</w:t>
       </w:r>
     </w:p>
-    <w:bookmarkEnd w:id="54"/>
-    <w:bookmarkStart w:id="56" w:name="ref-woodburne2010"/>
+    <w:bookmarkEnd w:id="55"/>
+    <w:bookmarkStart w:id="57" w:name="ref-woodburne2010"/>
     <w:p>
       <w:pPr>
         <w:pStyle w:val="Bibliography"/>
@@ -2364,7 +2430,7 @@
       <w:r>
         <w:t xml:space="preserve"> </w:t>
       </w:r>
-      <w:hyperlink r:id="rId55">
+      <w:hyperlink r:id="rId56">
         <w:r>
           <w:rPr>
             <w:rStyle w:val="Hyperlink"/>
@@ -2376,8 +2442,8 @@
         <w:t xml:space="preserve">.</w:t>
       </w:r>
     </w:p>
-    <w:bookmarkEnd w:id="56"/>
-    <w:bookmarkStart w:id="58" w:name="ref-bacon2015"/>
+    <w:bookmarkEnd w:id="57"/>
+    <w:bookmarkStart w:id="59" w:name="ref-bacon2015"/>
     <w:p>
       <w:pPr>
         <w:pStyle w:val="Bibliography"/>
@@ -2410,7 +2476,7 @@
       <w:r>
         <w:t xml:space="preserve"> </w:t>
       </w:r>
-      <w:hyperlink r:id="rId57">
+      <w:hyperlink r:id="rId58">
         <w:r>
           <w:rPr>
             <w:rStyle w:val="Hyperlink"/>
@@ -2422,8 +2488,8 @@
         <w:t xml:space="preserve">.</w:t>
       </w:r>
     </w:p>
-    <w:bookmarkEnd w:id="58"/>
-    <w:bookmarkStart w:id="60" w:name="ref-bacon2016"/>
+    <w:bookmarkEnd w:id="59"/>
+    <w:bookmarkStart w:id="61" w:name="ref-bacon2016"/>
     <w:p>
       <w:pPr>
         <w:pStyle w:val="Bibliography"/>
@@ -2456,7 +2522,7 @@
       <w:r>
         <w:t xml:space="preserve"> </w:t>
       </w:r>
-      <w:hyperlink r:id="rId59">
+      <w:hyperlink r:id="rId60">
         <w:r>
           <w:rPr>
             <w:rStyle w:val="Hyperlink"/>
@@ -2468,8 +2534,8 @@
         <w:t xml:space="preserve">.</w:t>
       </w:r>
     </w:p>
-    <w:bookmarkEnd w:id="60"/>
-    <w:bookmarkStart w:id="62" w:name="ref-webb1976"/>
+    <w:bookmarkEnd w:id="61"/>
+    <w:bookmarkStart w:id="63" w:name="ref-webb1976"/>
     <w:p>
       <w:pPr>
         <w:pStyle w:val="Bibliography"/>
@@ -2489,7 +2555,7 @@
       <w:r>
         <w:t xml:space="preserve"> </w:t>
       </w:r>
-      <w:hyperlink r:id="rId61">
+      <w:hyperlink r:id="rId62">
         <w:r>
           <w:rPr>
             <w:rStyle w:val="Hyperlink"/>
@@ -2514,8 +2580,8 @@
         <w:t xml:space="preserve">, 220–234.</w:t>
       </w:r>
     </w:p>
-    <w:bookmarkEnd w:id="62"/>
-    <w:bookmarkStart w:id="64" w:name="ref-webb1991"/>
+    <w:bookmarkEnd w:id="63"/>
+    <w:bookmarkStart w:id="65" w:name="ref-webb1991"/>
     <w:p>
       <w:pPr>
         <w:pStyle w:val="Bibliography"/>
@@ -2548,7 +2614,7 @@
       <w:r>
         <w:t xml:space="preserve"> </w:t>
       </w:r>
-      <w:hyperlink r:id="rId63">
+      <w:hyperlink r:id="rId64">
         <w:r>
           <w:rPr>
             <w:rStyle w:val="Hyperlink"/>
@@ -2560,8 +2626,8 @@
         <w:t xml:space="preserve">.</w:t>
       </w:r>
     </w:p>
-    <w:bookmarkEnd w:id="64"/>
-    <w:bookmarkStart w:id="66" w:name="ref-cione2015"/>
+    <w:bookmarkEnd w:id="65"/>
+    <w:bookmarkStart w:id="67" w:name="ref-cione2015"/>
     <w:p>
       <w:pPr>
         <w:pStyle w:val="Bibliography"/>
@@ -2581,7 +2647,7 @@
       <w:r>
         <w:t xml:space="preserve"> </w:t>
       </w:r>
-      <w:hyperlink r:id="rId65">
+      <w:hyperlink r:id="rId66">
         <w:r>
           <w:rPr>
             <w:rStyle w:val="Hyperlink"/>
@@ -2596,8 +2662,8 @@
         <w:t xml:space="preserve">(Springer Netherlands).</w:t>
       </w:r>
     </w:p>
-    <w:bookmarkEnd w:id="66"/>
-    <w:bookmarkStart w:id="68" w:name="ref-carrillo2020"/>
+    <w:bookmarkEnd w:id="67"/>
+    <w:bookmarkStart w:id="69" w:name="ref-carrillo2020"/>
     <w:p>
       <w:pPr>
         <w:pStyle w:val="Bibliography"/>
@@ -2630,7 +2696,7 @@
       <w:r>
         <w:t xml:space="preserve"> </w:t>
       </w:r>
-      <w:hyperlink r:id="rId67">
+      <w:hyperlink r:id="rId68">
         <w:r>
           <w:rPr>
             <w:rStyle w:val="Hyperlink"/>
@@ -2642,8 +2708,8 @@
         <w:t xml:space="preserve">.</w:t>
       </w:r>
     </w:p>
-    <w:bookmarkEnd w:id="68"/>
-    <w:bookmarkStart w:id="70" w:name="ref-croft2020"/>
+    <w:bookmarkEnd w:id="69"/>
+    <w:bookmarkStart w:id="71" w:name="ref-croft2020"/>
     <w:p>
       <w:pPr>
         <w:pStyle w:val="Bibliography"/>
@@ -2676,7 +2742,7 @@
       <w:r>
         <w:t xml:space="preserve"> </w:t>
       </w:r>
-      <w:hyperlink r:id="rId69">
+      <w:hyperlink r:id="rId70">
         <w:r>
           <w:rPr>
             <w:rStyle w:val="Hyperlink"/>
@@ -2688,8 +2754,8 @@
         <w:t xml:space="preserve">.</w:t>
       </w:r>
     </w:p>
-    <w:bookmarkEnd w:id="70"/>
-    <w:bookmarkStart w:id="72" w:name="ref-boscaini2025"/>
+    <w:bookmarkEnd w:id="71"/>
+    <w:bookmarkStart w:id="73" w:name="ref-boscaini2025"/>
     <w:p>
       <w:pPr>
         <w:pStyle w:val="Bibliography"/>
@@ -2722,7 +2788,7 @@
       <w:r>
         <w:t xml:space="preserve"> </w:t>
       </w:r>
-      <w:hyperlink r:id="rId71">
+      <w:hyperlink r:id="rId72">
         <w:r>
           <w:rPr>
             <w:rStyle w:val="Hyperlink"/>
@@ -2734,8 +2800,8 @@
         <w:t xml:space="preserve">.</w:t>
       </w:r>
     </w:p>
-    <w:bookmarkEnd w:id="72"/>
-    <w:bookmarkStart w:id="73" w:name="ref-simpson1980"/>
+    <w:bookmarkEnd w:id="73"/>
+    <w:bookmarkStart w:id="74" w:name="ref-simpson1980"/>
     <w:p>
       <w:pPr>
         <w:pStyle w:val="Bibliography"/>
@@ -2753,8 +2819,8 @@
         <w:t xml:space="preserve">Simpson, G.G. (1980). Splendid isolation : The curious history of south american mammals Yale University Press, New Haven.</w:t>
       </w:r>
     </w:p>
-    <w:bookmarkEnd w:id="73"/>
-    <w:bookmarkStart w:id="75" w:name="ref-domingo2020"/>
+    <w:bookmarkEnd w:id="74"/>
+    <w:bookmarkStart w:id="76" w:name="ref-domingo2020"/>
     <w:p>
       <w:pPr>
         <w:pStyle w:val="Bibliography"/>
@@ -2787,7 +2853,7 @@
       <w:r>
         <w:t xml:space="preserve"> </w:t>
       </w:r>
-      <w:hyperlink r:id="rId74">
+      <w:hyperlink r:id="rId75">
         <w:r>
           <w:rPr>
             <w:rStyle w:val="Hyperlink"/>
@@ -2799,8 +2865,8 @@
         <w:t xml:space="preserve">.</w:t>
       </w:r>
     </w:p>
-    <w:bookmarkEnd w:id="75"/>
-    <w:bookmarkStart w:id="76" w:name="ref-marshall1990"/>
+    <w:bookmarkEnd w:id="76"/>
+    <w:bookmarkStart w:id="77" w:name="ref-marshall1990"/>
     <w:p>
       <w:pPr>
         <w:pStyle w:val="Bibliography"/>
@@ -2831,8 +2897,8 @@
         <w:t xml:space="preserve">, 169–210.</w:t>
       </w:r>
     </w:p>
-    <w:bookmarkEnd w:id="76"/>
-    <w:bookmarkStart w:id="78" w:name="ref-faurby2016"/>
+    <w:bookmarkEnd w:id="77"/>
+    <w:bookmarkStart w:id="79" w:name="ref-faurby2016"/>
     <w:p>
       <w:pPr>
         <w:pStyle w:val="Bibliography"/>
@@ -2865,7 +2931,7 @@
       <w:r>
         <w:t xml:space="preserve"> </w:t>
       </w:r>
-      <w:hyperlink r:id="rId77">
+      <w:hyperlink r:id="rId78">
         <w:r>
           <w:rPr>
             <w:rStyle w:val="Hyperlink"/>
@@ -2877,8 +2943,8 @@
         <w:t xml:space="preserve">.</w:t>
       </w:r>
     </w:p>
-    <w:bookmarkEnd w:id="78"/>
-    <w:bookmarkStart w:id="80" w:name="ref-fernández-monescillo2025"/>
+    <w:bookmarkEnd w:id="79"/>
+    <w:bookmarkStart w:id="81" w:name="ref-fernández-monescillo2025"/>
     <w:p>
       <w:pPr>
         <w:pStyle w:val="Bibliography"/>
@@ -2911,7 +2977,7 @@
       <w:r>
         <w:t xml:space="preserve"> </w:t>
       </w:r>
-      <w:hyperlink r:id="rId79">
+      <w:hyperlink r:id="rId80">
         <w:r>
           <w:rPr>
             <w:rStyle w:val="Hyperlink"/>
@@ -2923,8 +2989,8 @@
         <w:t xml:space="preserve">.</w:t>
       </w:r>
     </w:p>
-    <w:bookmarkEnd w:id="80"/>
-    <w:bookmarkStart w:id="82" w:name="ref-vrba1992"/>
+    <w:bookmarkEnd w:id="81"/>
+    <w:bookmarkStart w:id="83" w:name="ref-vrba1992"/>
     <w:p>
       <w:pPr>
         <w:pStyle w:val="Bibliography"/>
@@ -2957,7 +3023,7 @@
       <w:r>
         <w:t xml:space="preserve"> </w:t>
       </w:r>
-      <w:hyperlink r:id="rId81">
+      <w:hyperlink r:id="rId82">
         <w:r>
           <w:rPr>
             <w:rStyle w:val="Hyperlink"/>
@@ -2969,8 +3035,8 @@
         <w:t xml:space="preserve">.</w:t>
       </w:r>
     </w:p>
-    <w:bookmarkEnd w:id="82"/>
-    <w:bookmarkStart w:id="84" w:name="ref-prevosti2013"/>
+    <w:bookmarkEnd w:id="83"/>
+    <w:bookmarkStart w:id="85" w:name="ref-prevosti2013"/>
     <w:p>
       <w:pPr>
         <w:pStyle w:val="Bibliography"/>
@@ -3003,7 +3069,7 @@
       <w:r>
         <w:t xml:space="preserve"> </w:t>
       </w:r>
-      <w:hyperlink r:id="rId83">
+      <w:hyperlink r:id="rId84">
         <w:r>
           <w:rPr>
             <w:rStyle w:val="Hyperlink"/>
@@ -3015,8 +3081,8 @@
         <w:t xml:space="preserve">.</w:t>
       </w:r>
     </w:p>
-    <w:bookmarkEnd w:id="84"/>
-    <w:bookmarkStart w:id="86" w:name="ref-tarquini2022"/>
+    <w:bookmarkEnd w:id="85"/>
+    <w:bookmarkStart w:id="87" w:name="ref-tarquini2022"/>
     <w:p>
       <w:pPr>
         <w:pStyle w:val="Bibliography"/>
@@ -3049,7 +3115,7 @@
       <w:r>
         <w:t xml:space="preserve"> </w:t>
       </w:r>
-      <w:hyperlink r:id="rId85">
+      <w:hyperlink r:id="rId86">
         <w:r>
           <w:rPr>
             <w:rStyle w:val="Hyperlink"/>
@@ -3061,8 +3127,8 @@
         <w:t xml:space="preserve">.</w:t>
       </w:r>
     </w:p>
-    <w:bookmarkEnd w:id="86"/>
-    <w:bookmarkStart w:id="88" w:name="ref-marsà2025"/>
+    <w:bookmarkEnd w:id="87"/>
+    <w:bookmarkStart w:id="89" w:name="ref-marsà2025"/>
     <w:p>
       <w:pPr>
         <w:pStyle w:val="Bibliography"/>
@@ -3113,7 +3179,7 @@
       <w:r>
         <w:t xml:space="preserve"> </w:t>
       </w:r>
-      <w:hyperlink r:id="rId87">
+      <w:hyperlink r:id="rId88">
         <w:r>
           <w:rPr>
             <w:rStyle w:val="Hyperlink"/>
@@ -3125,8 +3191,8 @@
         <w:t xml:space="preserve">.</w:t>
       </w:r>
     </w:p>
-    <w:bookmarkEnd w:id="88"/>
-    <w:bookmarkStart w:id="90" w:name="ref-freitas-oliveira2024"/>
+    <w:bookmarkEnd w:id="89"/>
+    <w:bookmarkStart w:id="91" w:name="ref-freitas-oliveira2024"/>
     <w:p>
       <w:pPr>
         <w:pStyle w:val="Bibliography"/>
@@ -3159,7 +3225,7 @@
       <w:r>
         <w:t xml:space="preserve"> </w:t>
       </w:r>
-      <w:hyperlink r:id="rId89">
+      <w:hyperlink r:id="rId90">
         <w:r>
           <w:rPr>
             <w:rStyle w:val="Hyperlink"/>
@@ -3171,8 +3237,8 @@
         <w:t xml:space="preserve">.</w:t>
       </w:r>
     </w:p>
-    <w:bookmarkEnd w:id="90"/>
-    <w:bookmarkStart w:id="92" w:name="ref-pilowsky2022"/>
+    <w:bookmarkEnd w:id="91"/>
+    <w:bookmarkStart w:id="93" w:name="ref-pilowsky2022"/>
     <w:p>
       <w:pPr>
         <w:pStyle w:val="Bibliography"/>
@@ -3205,7 +3271,7 @@
       <w:r>
         <w:t xml:space="preserve"> </w:t>
       </w:r>
-      <w:hyperlink r:id="rId91">
+      <w:hyperlink r:id="rId92">
         <w:r>
           <w:rPr>
             <w:rStyle w:val="Hyperlink"/>
@@ -3217,8 +3283,8 @@
         <w:t xml:space="preserve">.</w:t>
       </w:r>
     </w:p>
-    <w:bookmarkEnd w:id="92"/>
-    <w:bookmarkStart w:id="94" w:name="ref-hagen2023"/>
+    <w:bookmarkEnd w:id="93"/>
+    <w:bookmarkStart w:id="95" w:name="ref-hagen2023"/>
     <w:p>
       <w:pPr>
         <w:pStyle w:val="Bibliography"/>
@@ -3251,7 +3317,7 @@
       <w:r>
         <w:t xml:space="preserve"> </w:t>
       </w:r>
-      <w:hyperlink r:id="rId93">
+      <w:hyperlink r:id="rId94">
         <w:r>
           <w:rPr>
             <w:rStyle w:val="Hyperlink"/>
@@ -3263,8 +3329,8 @@
         <w:t xml:space="preserve">.</w:t>
       </w:r>
     </w:p>
-    <w:bookmarkEnd w:id="94"/>
-    <w:bookmarkStart w:id="96" w:name="ref-hagen2021"/>
+    <w:bookmarkEnd w:id="95"/>
+    <w:bookmarkStart w:id="97" w:name="ref-hagen2021"/>
     <w:p>
       <w:pPr>
         <w:pStyle w:val="Bibliography"/>
@@ -3303,7 +3369,7 @@
       <w:r>
         <w:t xml:space="preserve"> </w:t>
       </w:r>
-      <w:hyperlink r:id="rId95">
+      <w:hyperlink r:id="rId96">
         <w:r>
           <w:rPr>
             <w:rStyle w:val="Hyperlink"/>
@@ -3315,8 +3381,8 @@
         <w:t xml:space="preserve">.</w:t>
       </w:r>
     </w:p>
-    <w:bookmarkEnd w:id="96"/>
-    <w:bookmarkStart w:id="98" w:name="ref-lorcery2025"/>
+    <w:bookmarkEnd w:id="97"/>
+    <w:bookmarkStart w:id="99" w:name="ref-lorcery2025"/>
     <w:p>
       <w:pPr>
         <w:pStyle w:val="Bibliography"/>
@@ -3349,7 +3415,7 @@
       <w:r>
         <w:t xml:space="preserve"> </w:t>
       </w:r>
-      <w:hyperlink r:id="rId97">
+      <w:hyperlink r:id="rId98">
         <w:r>
           <w:rPr>
             <w:rStyle w:val="Hyperlink"/>
@@ -3361,8 +3427,8 @@
         <w:t xml:space="preserve">.</w:t>
       </w:r>
     </w:p>
-    <w:bookmarkEnd w:id="98"/>
-    <w:bookmarkStart w:id="100" w:name="ref-hagen2021b"/>
+    <w:bookmarkEnd w:id="99"/>
+    <w:bookmarkStart w:id="101" w:name="ref-hagen2021b"/>
     <w:p>
       <w:pPr>
         <w:pStyle w:val="Bibliography"/>
@@ -3395,7 +3461,7 @@
       <w:r>
         <w:t xml:space="preserve"> </w:t>
       </w:r>
-      <w:hyperlink r:id="rId99">
+      <w:hyperlink r:id="rId100">
         <w:r>
           <w:rPr>
             <w:rStyle w:val="Hyperlink"/>
@@ -3407,8 +3473,8 @@
         <w:t xml:space="preserve">.</w:t>
       </w:r>
     </w:p>
-    <w:bookmarkEnd w:id="100"/>
-    <w:bookmarkStart w:id="102" w:name="ref-skeels2023b"/>
+    <w:bookmarkEnd w:id="101"/>
+    <w:bookmarkStart w:id="103" w:name="ref-skeels2023b"/>
     <w:p>
       <w:pPr>
         <w:pStyle w:val="Bibliography"/>
@@ -3441,7 +3507,7 @@
       <w:r>
         <w:t xml:space="preserve"> </w:t>
       </w:r>
-      <w:hyperlink r:id="rId101">
+      <w:hyperlink r:id="rId102">
         <w:r>
           <w:rPr>
             <w:rStyle w:val="Hyperlink"/>
@@ -3453,8 +3519,8 @@
         <w:t xml:space="preserve">.</w:t>
       </w:r>
     </w:p>
-    <w:bookmarkEnd w:id="102"/>
-    <w:bookmarkStart w:id="104" w:name="ref-boschman2023"/>
+    <w:bookmarkEnd w:id="103"/>
+    <w:bookmarkStart w:id="105" w:name="ref-boschman2023"/>
     <w:p>
       <w:pPr>
         <w:pStyle w:val="Bibliography"/>
@@ -3487,7 +3553,7 @@
       <w:r>
         <w:t xml:space="preserve"> </w:t>
       </w:r>
-      <w:hyperlink r:id="rId103">
+      <w:hyperlink r:id="rId104">
         <w:r>
           <w:rPr>
             <w:rStyle w:val="Hyperlink"/>
@@ -3499,8 +3565,8 @@
         <w:t xml:space="preserve">.</w:t>
       </w:r>
     </w:p>
-    <w:bookmarkEnd w:id="104"/>
-    <w:bookmarkStart w:id="106" w:name="ref-skeels2023"/>
+    <w:bookmarkEnd w:id="105"/>
+    <w:bookmarkStart w:id="107" w:name="ref-skeels2023"/>
     <w:p>
       <w:pPr>
         <w:pStyle w:val="Bibliography"/>
@@ -3533,7 +3599,7 @@
       <w:r>
         <w:t xml:space="preserve"> </w:t>
       </w:r>
-      <w:hyperlink r:id="rId105">
+      <w:hyperlink r:id="rId106">
         <w:r>
           <w:rPr>
             <w:rStyle w:val="Hyperlink"/>
@@ -3545,8 +3611,8 @@
         <w:t xml:space="preserve">.</w:t>
       </w:r>
     </w:p>
-    <w:bookmarkEnd w:id="106"/>
-    <w:bookmarkStart w:id="108" w:name="ref-liu2024"/>
+    <w:bookmarkEnd w:id="107"/>
+    <w:bookmarkStart w:id="109" w:name="ref-liu2024"/>
     <w:p>
       <w:pPr>
         <w:pStyle w:val="Bibliography"/>
@@ -3579,7 +3645,7 @@
       <w:r>
         <w:t xml:space="preserve"> </w:t>
       </w:r>
-      <w:hyperlink r:id="rId107">
+      <w:hyperlink r:id="rId108">
         <w:r>
           <w:rPr>
             <w:rStyle w:val="Hyperlink"/>
@@ -3591,8 +3657,8 @@
         <w:t xml:space="preserve">.</w:t>
       </w:r>
     </w:p>
-    <w:bookmarkEnd w:id="108"/>
-    <w:bookmarkStart w:id="110" w:name="ref-holden2019"/>
+    <w:bookmarkEnd w:id="109"/>
+    <w:bookmarkStart w:id="111" w:name="ref-holden2019"/>
     <w:p>
       <w:pPr>
         <w:pStyle w:val="Bibliography"/>
@@ -3625,7 +3691,7 @@
       <w:r>
         <w:t xml:space="preserve">, 5137–5155. https://doi.org/</w:t>
       </w:r>
-      <w:hyperlink r:id="rId109">
+      <w:hyperlink r:id="rId110">
         <w:r>
           <w:rPr>
             <w:rStyle w:val="Hyperlink"/>
@@ -3637,8 +3703,8 @@
         <w:t xml:space="preserve">.</w:t>
       </w:r>
     </w:p>
-    <w:bookmarkEnd w:id="110"/>
-    <w:bookmarkStart w:id="112" w:name="ref-gearty2023"/>
+    <w:bookmarkEnd w:id="111"/>
+    <w:bookmarkStart w:id="113" w:name="ref-gearty2023"/>
     <w:p>
       <w:pPr>
         <w:pStyle w:val="Bibliography"/>
@@ -3658,7 +3724,7 @@
       <w:r>
         <w:t xml:space="preserve"> </w:t>
       </w:r>
-      <w:hyperlink r:id="rId111">
+      <w:hyperlink r:id="rId112">
         <w:r>
           <w:rPr>
             <w:rStyle w:val="Hyperlink"/>
@@ -3667,8 +3733,8 @@
         </w:r>
       </w:hyperlink>
     </w:p>
-    <w:bookmarkEnd w:id="112"/>
-    <w:bookmarkStart w:id="114" w:name="ref-barreto2023"/>
+    <w:bookmarkEnd w:id="113"/>
+    <w:bookmarkStart w:id="115" w:name="ref-barreto2023"/>
     <w:p>
       <w:pPr>
         <w:pStyle w:val="Bibliography"/>
@@ -3701,7 +3767,7 @@
       <w:r>
         <w:t xml:space="preserve"> </w:t>
       </w:r>
-      <w:hyperlink r:id="rId113">
+      <w:hyperlink r:id="rId114">
         <w:r>
           <w:rPr>
             <w:rStyle w:val="Hyperlink"/>
@@ -3713,8 +3779,8 @@
         <w:t xml:space="preserve">.</w:t>
       </w:r>
     </w:p>
-    <w:bookmarkEnd w:id="114"/>
-    <w:bookmarkStart w:id="116" w:name="ref-beck2018"/>
+    <w:bookmarkEnd w:id="115"/>
+    <w:bookmarkStart w:id="117" w:name="ref-beck2018"/>
     <w:p>
       <w:pPr>
         <w:pStyle w:val="Bibliography"/>
@@ -3747,7 +3813,7 @@
       <w:r>
         <w:t xml:space="preserve"> </w:t>
       </w:r>
-      <w:hyperlink r:id="rId115">
+      <w:hyperlink r:id="rId116">
         <w:r>
           <w:rPr>
             <w:rStyle w:val="Hyperlink"/>
@@ -3759,8 +3825,8 @@
         <w:t xml:space="preserve">.</w:t>
       </w:r>
     </w:p>
-    <w:bookmarkEnd w:id="116"/>
-    <w:bookmarkStart w:id="118" w:name="ref-galván2023"/>
+    <w:bookmarkEnd w:id="117"/>
+    <w:bookmarkStart w:id="119" w:name="ref-galván2023"/>
     <w:p>
       <w:pPr>
         <w:pStyle w:val="Bibliography"/>
@@ -3780,7 +3846,7 @@
       <w:r>
         <w:t xml:space="preserve"> </w:t>
       </w:r>
-      <w:hyperlink r:id="rId117">
+      <w:hyperlink r:id="rId118">
         <w:r>
           <w:rPr>
             <w:rStyle w:val="Hyperlink"/>
@@ -3789,8 +3855,8 @@
         </w:r>
       </w:hyperlink>
     </w:p>
-    <w:bookmarkEnd w:id="118"/>
-    <w:bookmarkStart w:id="120" w:name="ref-weir2009"/>
+    <w:bookmarkEnd w:id="119"/>
+    <w:bookmarkStart w:id="121" w:name="ref-weir2009"/>
     <w:p>
       <w:pPr>
         <w:pStyle w:val="Bibliography"/>
@@ -3823,7 +3889,7 @@
       <w:r>
         <w:t xml:space="preserve"> </w:t>
       </w:r>
-      <w:hyperlink r:id="rId119">
+      <w:hyperlink r:id="rId120">
         <w:r>
           <w:rPr>
             <w:rStyle w:val="Hyperlink"/>
@@ -3835,8 +3901,8 @@
         <w:t xml:space="preserve">.</w:t>
       </w:r>
     </w:p>
-    <w:bookmarkEnd w:id="120"/>
-    <w:bookmarkStart w:id="122" w:name="ref-antonelli2018"/>
+    <w:bookmarkEnd w:id="121"/>
+    <w:bookmarkStart w:id="123" w:name="ref-antonelli2018"/>
     <w:p>
       <w:pPr>
         <w:pStyle w:val="Bibliography"/>
@@ -3869,7 +3935,7 @@
       <w:r>
         <w:t xml:space="preserve"> </w:t>
       </w:r>
-      <w:hyperlink r:id="rId121">
+      <w:hyperlink r:id="rId122">
         <w:r>
           <w:rPr>
             <w:rStyle w:val="Hyperlink"/>
@@ -3881,8 +3947,8 @@
         <w:t xml:space="preserve">.</w:t>
       </w:r>
     </w:p>
-    <w:bookmarkEnd w:id="122"/>
-    <w:bookmarkStart w:id="124" w:name="ref-haffer1969"/>
+    <w:bookmarkEnd w:id="123"/>
+    <w:bookmarkStart w:id="125" w:name="ref-haffer1969"/>
     <w:p>
       <w:pPr>
         <w:pStyle w:val="Bibliography"/>
@@ -3915,7 +3981,7 @@
       <w:r>
         <w:t xml:space="preserve"> </w:t>
       </w:r>
-      <w:hyperlink r:id="rId123">
+      <w:hyperlink r:id="rId124">
         <w:r>
           <w:rPr>
             <w:rStyle w:val="Hyperlink"/>
@@ -3927,8 +3993,8 @@
         <w:t xml:space="preserve">.</w:t>
       </w:r>
     </w:p>
-    <w:bookmarkEnd w:id="124"/>
-    <w:bookmarkStart w:id="126" w:name="ref-motta2025"/>
+    <w:bookmarkEnd w:id="125"/>
+    <w:bookmarkStart w:id="127" w:name="ref-motta2025"/>
     <w:p>
       <w:pPr>
         <w:pStyle w:val="Bibliography"/>
@@ -3961,7 +4027,7 @@
       <w:r>
         <w:t xml:space="preserve"> </w:t>
       </w:r>
-      <w:hyperlink r:id="rId125">
+      <w:hyperlink r:id="rId126">
         <w:r>
           <w:rPr>
             <w:rStyle w:val="Hyperlink"/>
@@ -3973,8 +4039,8 @@
         <w:t xml:space="preserve">.</w:t>
       </w:r>
     </w:p>
-    <w:bookmarkEnd w:id="126"/>
-    <w:bookmarkStart w:id="128" w:name="ref-pino2022"/>
+    <w:bookmarkEnd w:id="127"/>
+    <w:bookmarkStart w:id="129" w:name="ref-pino2022"/>
     <w:p>
       <w:pPr>
         <w:pStyle w:val="Bibliography"/>
@@ -4007,7 +4073,7 @@
       <w:r>
         <w:t xml:space="preserve"> </w:t>
       </w:r>
-      <w:hyperlink r:id="rId127">
+      <w:hyperlink r:id="rId128">
         <w:r>
           <w:rPr>
             <w:rStyle w:val="Hyperlink"/>
@@ -4019,8 +4085,8 @@
         <w:t xml:space="preserve">.</w:t>
       </w:r>
     </w:p>
-    <w:bookmarkEnd w:id="128"/>
-    <w:bookmarkStart w:id="130" w:name="ref-morgan1993"/>
+    <w:bookmarkEnd w:id="129"/>
+    <w:bookmarkStart w:id="131" w:name="ref-morgan1993"/>
     <w:p>
       <w:pPr>
         <w:pStyle w:val="Bibliography"/>
@@ -4040,7 +4106,7 @@
       <w:r>
         <w:t xml:space="preserve"> </w:t>
       </w:r>
-      <w:hyperlink r:id="rId129">
+      <w:hyperlink r:id="rId130">
         <w:r>
           <w:rPr>
             <w:rStyle w:val="Hyperlink"/>
@@ -4052,8 +4118,8 @@
         <w:t xml:space="preserve">.</w:t>
       </w:r>
     </w:p>
-    <w:bookmarkEnd w:id="130"/>
-    <w:bookmarkStart w:id="132" w:name="ref-ali2021b"/>
+    <w:bookmarkEnd w:id="131"/>
+    <w:bookmarkStart w:id="133" w:name="ref-ali2021b"/>
     <w:p>
       <w:pPr>
         <w:pStyle w:val="Bibliography"/>
@@ -4098,7 +4164,7 @@
       <w:r>
         <w:t xml:space="preserve"> </w:t>
       </w:r>
-      <w:hyperlink r:id="rId131">
+      <w:hyperlink r:id="rId132">
         <w:r>
           <w:rPr>
             <w:rStyle w:val="Hyperlink"/>
@@ -4110,8 +4176,8 @@
         <w:t xml:space="preserve">.</w:t>
       </w:r>
     </w:p>
-    <w:bookmarkEnd w:id="132"/>
-    <w:bookmarkStart w:id="134" w:name="ref-cornée2021"/>
+    <w:bookmarkEnd w:id="133"/>
+    <w:bookmarkStart w:id="135" w:name="ref-cornée2021"/>
     <w:p>
       <w:pPr>
         <w:pStyle w:val="Bibliography"/>
@@ -4144,7 +4210,7 @@
       <w:r>
         <w:t xml:space="preserve"> </w:t>
       </w:r>
-      <w:hyperlink r:id="rId133">
+      <w:hyperlink r:id="rId134">
         <w:r>
           <w:rPr>
             <w:rStyle w:val="Hyperlink"/>
@@ -4156,8 +4222,8 @@
         <w:t xml:space="preserve">.</w:t>
       </w:r>
     </w:p>
-    <w:bookmarkEnd w:id="134"/>
-    <w:bookmarkStart w:id="136" w:name="ref-warren2015"/>
+    <w:bookmarkEnd w:id="135"/>
+    <w:bookmarkStart w:id="137" w:name="ref-warren2015"/>
     <w:p>
       <w:pPr>
         <w:pStyle w:val="Bibliography"/>
@@ -4190,7 +4256,7 @@
       <w:r>
         <w:t xml:space="preserve"> </w:t>
       </w:r>
-      <w:hyperlink r:id="rId135">
+      <w:hyperlink r:id="rId136">
         <w:r>
           <w:rPr>
             <w:rStyle w:val="Hyperlink"/>
@@ -4202,8 +4268,8 @@
         <w:t xml:space="preserve">.</w:t>
       </w:r>
     </w:p>
-    <w:bookmarkEnd w:id="136"/>
-    <w:bookmarkStart w:id="138" w:name="ref-couvreur2011"/>
+    <w:bookmarkEnd w:id="137"/>
+    <w:bookmarkStart w:id="139" w:name="ref-couvreur2011"/>
     <w:p>
       <w:pPr>
         <w:pStyle w:val="Bibliography"/>
@@ -4236,7 +4302,7 @@
       <w:r>
         <w:t xml:space="preserve"> </w:t>
       </w:r>
-      <w:hyperlink r:id="rId137">
+      <w:hyperlink r:id="rId138">
         <w:r>
           <w:rPr>
             <w:rStyle w:val="Hyperlink"/>
@@ -4248,8 +4314,8 @@
         <w:t xml:space="preserve">.</w:t>
       </w:r>
     </w:p>
-    <w:bookmarkEnd w:id="138"/>
-    <w:bookmarkStart w:id="140" w:name="ref-upchurch2024"/>
+    <w:bookmarkEnd w:id="139"/>
+    <w:bookmarkStart w:id="141" w:name="ref-upchurch2024"/>
     <w:p>
       <w:pPr>
         <w:pStyle w:val="Bibliography"/>
@@ -4282,7 +4348,7 @@
       <w:r>
         <w:t xml:space="preserve"> </w:t>
       </w:r>
-      <w:hyperlink r:id="rId139">
+      <w:hyperlink r:id="rId140">
         <w:r>
           <w:rPr>
             <w:rStyle w:val="Hyperlink"/>
@@ -4294,9 +4360,9 @@
         <w:t xml:space="preserve">.</w:t>
       </w:r>
     </w:p>
-    <w:bookmarkEnd w:id="140"/>
     <w:bookmarkEnd w:id="141"/>
     <w:bookmarkEnd w:id="142"/>
+    <w:bookmarkEnd w:id="143"/>
     <w:sectPr>
       <w:type w:val="nextPage"/>
       <w:pgSz w:h="15840" w:w="12240"/>

--- a/Manuscript/GABI_palaeo_constraints.docx
+++ b/Manuscript/GABI_palaeo_constraints.docx
@@ -523,7 +523,7 @@
         <w:pStyle w:val="FirstParagraph"/>
       </w:pPr>
       <w:r>
-        <w:t xml:space="preserve">The contribution of palaeoclimate to the biogeographic asymmetry of the Great American Biotic Interchange (GABI) was tested in a simulation-based framework relying on gen3sis v1.5.11, a mechanistic eco-evolutionary simulator</w:t>
+        <w:t xml:space="preserve">The contribution of palaeoclimate to the biogeographic asymmetry of the Great American Biotic Interchange (GABI) was tested in a simulation-based framework relying on gen3sis v1.5.11</w:t>
       </w:r>
       <w:r>
         <w:rPr>
@@ -532,7 +532,7 @@
         <w:t xml:space="preserve">27</w:t>
       </w:r>
       <w:r>
-        <w:t xml:space="preserve">, incorporating palaeoclimatic layers (annual temperature and precipitation) covering the last 5 million years generated by the PALEO-PGEM emulator</w:t>
+        <w:t xml:space="preserve">, a mechanistic eco-evolutionary simulator, incorporating palaeoclimatic layers (annual temperature and precipitation) covering the last 5 million years generated by the PALEO-PGEM emulator</w:t>
       </w:r>
       <w:r>
         <w:rPr>
@@ -565,7 +565,7 @@
         <w:pStyle w:val="BodyText"/>
       </w:pPr>
       <w:r>
-        <w:t xml:space="preserve">Our results suggest that the proportion of simulations successfully reaching the other continent is always higher when starting from South America than from North America (</w:t>
+        <w:t xml:space="preserve">Our results suggest that the proportion of simulations successfully reaching the other continent is always higher – by at least a factor 2 – when starting from South America than from North America (</w:t>
       </w:r>
       <w:hyperlink w:anchor="fig-propsuccess">
         <w:r>
@@ -576,7 +576,7 @@
         </w:r>
       </w:hyperlink>
       <w:r>
-        <w:t xml:space="preserve">). This imbalance, strikingly going against our expectations, is maintained whether we allow species climatic niche to evolve following climatic change (</w:t>
+        <w:t xml:space="preserve">). This imbalance, strikingly going against our expectations, is maintained whether we allow species climatic niche to evolve following the direction of local climatic change (</w:t>
       </w:r>
       <m:oMath>
         <m:r>
@@ -702,7 +702,7 @@
         </m:r>
       </m:oMath>
       <w:r>
-        <w:t xml:space="preserve">). When climatic niches were able to evolve, amputation of either their temperature (</w:t>
+        <w:t xml:space="preserve">), though we can notice that overall transcontinental exchange frequencies are lower in the latter case. When climatic niches were able to evolve, amputation of either their temperature (</w:t>
       </w:r>
       <m:oMath>
         <m:r>
@@ -828,7 +828,7 @@
         </m:r>
       </m:oMath>
       <w:r>
-        <w:t xml:space="preserve">) compounds did not alter the pattern. This pattern was maintained when standardising distances between the location where ancestral species originated and the isthmus of Panama across simulations starting from North and South America, except for simulations generated under the zero-adaptationist model (</w:t>
+        <w:t xml:space="preserve">) compounds did not alter the pattern. Also, the characterised imbalance was maintained when standardising distances between the location where ancestral species originated and the isthmus of Panama across simulations starting from North and South America, except for simulations generated under the zero-adaptationist model (</w:t>
       </w:r>
       <m:oMath>
         <m:r>
@@ -877,7 +877,7 @@
         </m:r>
       </m:oMath>
       <w:r>
-        <w:t xml:space="preserve">) (Figure S2). This spatial standardisation was meant to control for the bias according to which simulations starting from South America originated on average closer to the isthmus than those starting from North America (see</w:t>
+        <w:t xml:space="preserve">) (Figure S4). This spatial standardisation was meant to control for the fact that simulations starting from South America originated on average closer to the isthmus than those starting from North America, therefore introducing a spatial bias (see</w:t>
       </w:r>
       <w:r>
         <w:t xml:space="preserve"> </w:t>
@@ -890,7 +890,10 @@
         <w:t xml:space="preserve">STAR Methods</w:t>
       </w:r>
       <w:r>
-        <w:t xml:space="preserve">, Figure S1).</w:t>
+        <w:t xml:space="preserve"> </w:t>
+      </w:r>
+      <w:r>
+        <w:t xml:space="preserve">and Figure S1).</w:t>
       </w:r>
     </w:p>
     <w:p>
@@ -912,10 +915,7 @@
         </m:r>
       </m:oMath>
       <w:r>
-        <w:t xml:space="preserve"> </w:t>
-      </w:r>
-      <w:r>
-        <w:t xml:space="preserve">(Table S2). This difference, although attenuated, persisted after our previously-introduced spatial standardisation procedure.</w:t>
+        <w:t xml:space="preserve">, recording almost no crash (Table S2). This difference, although attenuated, persisted after the previously-introduced standardisation procedure of initial distances to the isthmus.</w:t>
       </w:r>
     </w:p>
     <w:bookmarkEnd w:id="23"/>
@@ -933,7 +933,47 @@
         <w:pStyle w:val="FirstParagraph"/>
       </w:pPr>
       <w:r>
-        <w:t xml:space="preserve">Our findings reveal that successful simulations starting in North America resulted in a higher proportion of colonised area, quantified as the ratio between the number of pixels recording a presence in the landmass to colonise and the total number of pixels offered by this landmass (</w:t>
+        <w:t xml:space="preserve">Our findings highlight that, irrespective of the initial continent, successful simulations generated under models allowing species climatic niches to evolve (</w:t>
+      </w:r>
+      <m:oMath>
+        <m:r>
+          <m:t>M</m:t>
+        </m:r>
+        <m:r>
+          <m:t>1</m:t>
+        </m:r>
+        <m:r>
+          <m:rPr>
+            <m:sty m:val="p"/>
+          </m:rPr>
+          <m:t>−</m:t>
+        </m:r>
+        <m:r>
+          <m:t>M</m:t>
+        </m:r>
+        <m:r>
+          <m:t>3</m:t>
+        </m:r>
+      </m:oMath>
+      <w:r>
+        <w:t xml:space="preserve">) colonised a larger area on the foreign continent – quantified as the ratio between the number of pixels recording a presence in the landmass to colonise and the total number of pixels offered by this landmass – than those generated under the</w:t>
+      </w:r>
+      <w:r>
+        <w:t xml:space="preserve"> </w:t>
+      </w:r>
+      <m:oMath>
+        <m:r>
+          <m:t>M</m:t>
+        </m:r>
+        <m:r>
+          <m:t>0</m:t>
+        </m:r>
+      </m:oMath>
+      <w:r>
+        <w:t xml:space="preserve"> </w:t>
+      </w:r>
+      <w:r>
+        <w:t xml:space="preserve">model – where climatic niche evolution was not allowed (</w:t>
       </w:r>
       <w:hyperlink w:anchor="fig-metrics">
         <w:r>
@@ -947,24 +987,7 @@
         <w:t xml:space="preserve"> </w:t>
       </w:r>
       <w:r>
-        <w:t xml:space="preserve">B). The pattern holds for all but the</w:t>
-      </w:r>
-      <w:r>
-        <w:t xml:space="preserve"> </w:t>
-      </w:r>
-      <m:oMath>
-        <m:r>
-          <m:t>M</m:t>
-        </m:r>
-        <m:r>
-          <m:t>3</m:t>
-        </m:r>
-      </m:oMath>
-      <w:r>
-        <w:t xml:space="preserve"> </w:t>
-      </w:r>
-      <w:r>
-        <w:t xml:space="preserve">model – relaxing the precipitation constraint on virtual species’ niche (</w:t>
+        <w:t xml:space="preserve">A). Furthermore, virtual species of North American origin that successfully made it to South America generally colonised a greater area than those of South American origin reaching North America (</w:t>
       </w:r>
       <w:hyperlink w:anchor="fig-metrics">
         <w:r>
@@ -978,7 +1001,72 @@
         <w:t xml:space="preserve"> </w:t>
       </w:r>
       <w:r>
-        <w:t xml:space="preserve">B). In addition, successful simulations starting in North America generally started from an ancestor located closer to the isthmus than those starting in South America (</w:t>
+        <w:t xml:space="preserve">A). This pattern, particularly striking for simulations generated under the</w:t>
+      </w:r>
+      <w:r>
+        <w:t xml:space="preserve"> </w:t>
+      </w:r>
+      <m:oMath>
+        <m:r>
+          <m:t>M</m:t>
+        </m:r>
+        <m:r>
+          <m:t>0</m:t>
+        </m:r>
+      </m:oMath>
+      <w:r>
+        <w:t xml:space="preserve"> </w:t>
+      </w:r>
+      <w:r>
+        <w:t xml:space="preserve">model, holds for all but the</w:t>
+      </w:r>
+      <w:r>
+        <w:t xml:space="preserve"> </w:t>
+      </w:r>
+      <m:oMath>
+        <m:r>
+          <m:t>M</m:t>
+        </m:r>
+        <m:r>
+          <m:t>3</m:t>
+        </m:r>
+      </m:oMath>
+      <w:r>
+        <w:t xml:space="preserve"> </w:t>
+      </w:r>
+      <w:r>
+        <w:t xml:space="preserve">model – relaxing the precipitation constraint on virtual species’ niche –, the latter suggesting an opposite trend.</w:t>
+      </w:r>
+    </w:p>
+    <w:p>
+      <w:pPr>
+        <w:pStyle w:val="BodyText"/>
+      </w:pPr>
+      <w:r>
+        <w:t xml:space="preserve">Besides, contrary to the proportion of colonised area, diversity –</w:t>
+      </w:r>
+      <w:r>
+        <w:t xml:space="preserve"> </w:t>
+      </w:r>
+      <w:r>
+        <w:rPr>
+          <w:i/>
+          <w:iCs/>
+        </w:rPr>
+        <w:t xml:space="preserve">i</w:t>
+      </w:r>
+      <w:r>
+        <w:t xml:space="preserve">.</w:t>
+      </w:r>
+      <w:r>
+        <w:rPr>
+          <w:i/>
+          <w:iCs/>
+        </w:rPr>
+        <w:t xml:space="preserve">e</w:t>
+      </w:r>
+      <w:r>
+        <w:t xml:space="preserve">., number of taxa – within the colonised area does not seem to vary a lot across our four models (</w:t>
       </w:r>
       <w:hyperlink w:anchor="fig-metrics">
         <w:r>
@@ -992,6 +1080,59 @@
         <w:t xml:space="preserve"> </w:t>
       </w:r>
       <w:r>
+        <w:t xml:space="preserve">B). However, it does vary between initial continents, with simulations generated under full adaptationist models (</w:t>
+      </w:r>
+      <m:oMath>
+        <m:r>
+          <m:t>M</m:t>
+        </m:r>
+        <m:r>
+          <m:t>1</m:t>
+        </m:r>
+        <m:r>
+          <m:rPr>
+            <m:sty m:val="p"/>
+          </m:rPr>
+          <m:t>−</m:t>
+        </m:r>
+        <m:r>
+          <m:t>3</m:t>
+        </m:r>
+      </m:oMath>
+      <w:r>
+        <w:t xml:space="preserve">) exhibiting higher diversities on the foreign continent when starting from South America than from North America. No difference is retrieved from simulations generated under</w:t>
+      </w:r>
+      <w:r>
+        <w:t xml:space="preserve"> </w:t>
+      </w:r>
+      <m:oMath>
+        <m:r>
+          <m:t>M</m:t>
+        </m:r>
+        <m:r>
+          <m:t>0</m:t>
+        </m:r>
+      </m:oMath>
+    </w:p>
+    <w:p>
+      <w:pPr>
+        <w:pStyle w:val="BodyText"/>
+      </w:pPr>
+      <w:r>
+        <w:t xml:space="preserve">In addition, successful simulations starting in North America generally started from an ancestor located closer to the isthmus than those starting in South America (</w:t>
+      </w:r>
+      <w:hyperlink w:anchor="fig-metrics">
+        <w:r>
+          <w:rPr>
+            <w:rStyle w:val="Hyperlink"/>
+          </w:rPr>
+          <w:t xml:space="preserve">Figure 3</w:t>
+        </w:r>
+      </w:hyperlink>
+      <w:r>
+        <w:t xml:space="preserve"> </w:t>
+      </w:r>
+      <w:r>
         <w:t xml:space="preserve">C), again except for simulation generated under</w:t>
       </w:r>
       <w:r>
@@ -1006,7 +1147,15 @@
         </m:r>
       </m:oMath>
       <w:r>
-        <w:t xml:space="preserve">. Also, we can highlight a general trend that ancestral species originates closer to the isthmus in the case of successful simulations compared to unsuccessful ones (Figure S4-5). Also, no difference in the diversity reached on the colonised area could be characterised between simulations based on their area of origin (Figure S2).</w:t>
+        <w:t xml:space="preserve">. Also, we can highlight a general trend that ancestral species originated closer to the isthmus in the case of successful simulations compared to unsuccessful ones (Figure S4-5).</w:t>
+      </w:r>
+    </w:p>
+    <w:p>
+      <w:pPr>
+        <w:pStyle w:val="BodyText"/>
+      </w:pPr>
+      <w:r>
+        <w:t xml:space="preserve">For each of the three metrics detailed here, the exact same trends were obtained after standardising initial distances to the isthmus (Figure S5).</w:t>
       </w:r>
     </w:p>
     <w:bookmarkEnd w:id="24"/>
@@ -1229,6 +1378,25 @@
         <w:pStyle w:val="FirstParagraph"/>
       </w:pPr>
       <w:r>
+        <w:t xml:space="preserve">Our results suggests that, under abiotic constraints, alone North America would have been easier to reach by South American species than the other way around (</w:t>
+      </w:r>
+      <w:hyperlink w:anchor="fig-propsuccess">
+        <w:r>
+          <w:rPr>
+            <w:rStyle w:val="Hyperlink"/>
+          </w:rPr>
+          <w:t xml:space="preserve">Figure 2</w:t>
+        </w:r>
+      </w:hyperlink>
+      <w:r>
+        <w:t xml:space="preserve">).</w:t>
+      </w:r>
+    </w:p>
+    <w:p>
+      <w:pPr>
+        <w:pStyle w:val="BodyText"/>
+      </w:pPr>
+      <w:r>
         <w:t xml:space="preserve">One of the predictions of Vrba’s resource-use hypotheses formulated in the framework of the habitat theory applied to the GABI is that tropical specialists, in the aftermath of the global cooling occurring in the Plio-Pleistocene boundary (decreasing trend visible on the temperature plots displayed in</w:t>
       </w:r>
       <w:r>
@@ -1471,6 +1639,25 @@
       <w:r>
         <w:t xml:space="preserve">.</w:t>
       </w:r>
+    </w:p>
+    <w:p>
+      <w:pPr>
+        <w:pStyle w:val="BodyText"/>
+      </w:pPr>
+      <w:r>
+        <w:t xml:space="preserve">Imbalance in colonised area btwn SA and NA comes from the difference in pixel nb between both continents in our framework</w:t>
+      </w:r>
+      <w:r>
+        <w:t xml:space="preserve"> </w:t>
+      </w:r>
+      <w:hyperlink w:anchor="fig-framework">
+        <w:r>
+          <w:rPr>
+            <w:rStyle w:val="Hyperlink"/>
+          </w:rPr>
+          <w:t xml:space="preserve">Figure 1</w:t>
+        </w:r>
+      </w:hyperlink>
     </w:p>
     <w:p>
       <w:pPr>
@@ -4285,7 +4472,7 @@
             <w:r>
               <w:drawing>
                 <wp:inline>
-                  <wp:extent cx="3599999" cy="3959999"/>
+                  <wp:extent cx="3599999" cy="3779999"/>
                   <wp:effectExtent b="0" l="0" r="0" t="0"/>
                   <wp:docPr descr="" title="" id="137" name="Picture"/>
                   <a:graphic>
@@ -4306,7 +4493,7 @@
                         <pic:spPr bwMode="auto">
                           <a:xfrm>
                             <a:off x="0" y="0"/>
-                            <a:ext cx="3599999" cy="3959999"/>
+                            <a:ext cx="3599999" cy="3779999"/>
                           </a:xfrm>
                           <a:prstGeom prst="rect">
                             <a:avLst/>
@@ -4518,7 +4705,7 @@
               <w:t xml:space="preserve">e</w:t>
             </w:r>
             <w:r>
-              <w:t xml:space="preserve">., that resulted in a transcontinental faunal exchange. Panel organisation is similar to</w:t>
+              <w:t xml:space="preserve">., that resulted in a transcontinental faunal exchange. From left to right are shown the results of simulations generated under our four models (see</w:t>
             </w:r>
             <w:r>
               <w:t xml:space="preserve"> </w:t>
@@ -4532,7 +4719,10 @@
               </w:r>
             </w:hyperlink>
             <w:r>
-              <w:t xml:space="preserve">.</w:t>
+              <w:t xml:space="preserve"> </w:t>
+            </w:r>
+            <w:r>
+              <w:t xml:space="preserve">for details).</w:t>
             </w:r>
             <w:r>
               <w:t xml:space="preserve"> </w:t>

--- a/Manuscript/GABI_palaeo_constraints.docx
+++ b/Manuscript/GABI_palaeo_constraints.docx
@@ -509,13 +509,13 @@
         <w:t xml:space="preserve">Results</w:t>
       </w:r>
     </w:p>
-    <w:bookmarkStart w:id="23" w:name="Xed4bd03a92b5751ca77f2e414fb8e8b12710b4e"/>
+    <w:bookmarkStart w:id="23" w:name="Xb7793dbd9294a7fcd62dd3820231d33b8e3fd03"/>
     <w:p>
       <w:pPr>
         <w:pStyle w:val="Heading2"/>
       </w:pPr>
       <w:r>
-        <w:t xml:space="preserve">Climate makes it easier to reach North America from South America than the other way around</w:t>
+        <w:t xml:space="preserve">Climate would have made it easier to reach North America from South America than the other way around</w:t>
       </w:r>
     </w:p>
     <w:p>
@@ -877,7 +877,7 @@
         </m:r>
       </m:oMath>
       <w:r>
-        <w:t xml:space="preserve">) (Figure S4). This spatial standardisation was meant to control for the fact that simulations starting from South America originated on average closer to the isthmus than those starting from North America, therefore introducing a spatial bias (see</w:t>
+        <w:t xml:space="preserve">) (Figure S4). This spatial standardisation aimed at controlling for the fact that simulations starting from South America originated on average closer to the isthmus than those starting from North America, therefore introducing a spatial bias (see</w:t>
       </w:r>
       <w:r>
         <w:t xml:space="preserve"> </w:t>
@@ -933,7 +933,7 @@
         <w:pStyle w:val="FirstParagraph"/>
       </w:pPr>
       <w:r>
-        <w:t xml:space="preserve">Our findings highlight that, irrespective of the initial continent, successful simulations generated under models allowing species climatic niches to evolve (</w:t>
+        <w:t xml:space="preserve">Our findings highlight that, irrespective of the initial continent, at the final state, successful simulations generated under models allowing species climatic niches to evolve (</w:t>
       </w:r>
       <m:oMath>
         <m:r>
@@ -1043,7 +1043,18 @@
         <w:pStyle w:val="BodyText"/>
       </w:pPr>
       <w:r>
-        <w:t xml:space="preserve">Besides, contrary to the proportion of colonised area, diversity –</w:t>
+        <w:t xml:space="preserve">Besides, contrary to the proportion of colonised area, for a given ancestral continent, colonised</w:t>
+      </w:r>
+      <w:r>
+        <w:t xml:space="preserve"> </w:t>
+      </w:r>
+      <m:oMath>
+        <m:r>
+          <m:t>α</m:t>
+        </m:r>
+      </m:oMath>
+      <w:r>
+        <w:t xml:space="preserve">-diversities –</w:t>
       </w:r>
       <w:r>
         <w:t xml:space="preserve"> </w:t>
@@ -1066,7 +1077,7 @@
         <w:t xml:space="preserve">e</w:t>
       </w:r>
       <w:r>
-        <w:t xml:space="preserve">., number of taxa – within the colonised area does not seem to vary a lot across our four models (</w:t>
+        <w:t xml:space="preserve">., number of taxa within the colonised continent – do not exhibit huge variations across our four models (</w:t>
       </w:r>
       <w:hyperlink w:anchor="fig-metrics">
         <w:r>
@@ -1080,46 +1091,40 @@
         <w:t xml:space="preserve"> </w:t>
       </w:r>
       <w:r>
-        <w:t xml:space="preserve">B). However, it does vary between initial continents, with simulations generated under full adaptationist models (</w:t>
+        <w:t xml:space="preserve">B). However, given a model, we do retrieve changes in colonised</w:t>
+      </w:r>
+      <w:r>
+        <w:t xml:space="preserve"> </w:t>
       </w:r>
       <m:oMath>
         <m:r>
+          <m:t>α</m:t>
+        </m:r>
+      </m:oMath>
+      <w:r>
+        <w:t xml:space="preserve">-diversities across ancestral continents, with higher average values achieved for simulation starting from South America than from North America – although no difference is retrieved from simulations generated under</w:t>
+      </w:r>
+      <w:r>
+        <w:t xml:space="preserve"> </w:t>
+      </w:r>
+      <m:oMath>
+        <m:r>
           <m:t>M</m:t>
         </m:r>
         <m:r>
-          <m:t>1</m:t>
-        </m:r>
-        <m:r>
-          <m:rPr>
-            <m:sty m:val="p"/>
-          </m:rPr>
-          <m:t>−</m:t>
-        </m:r>
-        <m:r>
-          <m:t>3</m:t>
+          <m:t>0</m:t>
         </m:r>
       </m:oMath>
       <w:r>
-        <w:t xml:space="preserve">) exhibiting higher diversities on the foreign continent when starting from South America than from North America. No difference is retrieved from simulations generated under</w:t>
-      </w:r>
-      <w:r>
-        <w:t xml:space="preserve"> </w:t>
-      </w:r>
-      <m:oMath>
-        <m:r>
-          <m:t>M</m:t>
-        </m:r>
-        <m:r>
-          <m:t>0</m:t>
-        </m:r>
-      </m:oMath>
+        <w:t xml:space="preserve">.</w:t>
+      </w:r>
     </w:p>
     <w:p>
       <w:pPr>
         <w:pStyle w:val="BodyText"/>
       </w:pPr>
       <w:r>
-        <w:t xml:space="preserve">In addition, successful simulations starting in North America generally started from an ancestor located closer to the isthmus than those starting in South America (</w:t>
+        <w:t xml:space="preserve">In addition, successful simulations starting from North America generally started from an ancestor located closer to the isthmus than those starting from South America (</w:t>
       </w:r>
       <w:hyperlink w:anchor="fig-metrics">
         <w:r>
@@ -1147,15 +1152,7 @@
         </m:r>
       </m:oMath>
       <w:r>
-        <w:t xml:space="preserve">. Also, we can highlight a general trend that ancestral species originated closer to the isthmus in the case of successful simulations compared to unsuccessful ones (Figure S4-5).</w:t>
-      </w:r>
-    </w:p>
-    <w:p>
-      <w:pPr>
-        <w:pStyle w:val="BodyText"/>
-      </w:pPr>
-      <w:r>
-        <w:t xml:space="preserve">For each of the three metrics detailed here, the exact same trends were obtained after standardising initial distances to the isthmus (Figure S5).</w:t>
+        <w:t xml:space="preserve">. Also, we can highlight a general trend that ancestral species originated closer to the isthmus in the case of successful simulations compared to unsuccessful ones (Figure SX). Interestingly enough, the results obtained for this metric, just like those obtained for the other two, hold for simulations generated after standardising the initial distances to the isthmus of North American virtual species with those starting from South America (Figure S5).</w:t>
       </w:r>
     </w:p>
     <w:bookmarkEnd w:id="24"/>
@@ -4754,7 +4751,18 @@
               <w:t xml:space="preserve"> </w:t>
             </w:r>
             <w:r>
-              <w:t xml:space="preserve">Diversity, expressed as the natural logarithm of the number of lineages within the colonised area.</w:t>
+              <w:t xml:space="preserve">Colonised</w:t>
+            </w:r>
+            <w:r>
+              <w:t xml:space="preserve"> </w:t>
+            </w:r>
+            <m:oMath>
+              <m:r>
+                <m:t>α</m:t>
+              </m:r>
+            </m:oMath>
+            <w:r>
+              <w:t xml:space="preserve">-diversity, expressed as the natural logarithm of the number of lineages within the colonised area.</w:t>
             </w:r>
             <w:r>
               <w:t xml:space="preserve"> </w:t>

--- a/Manuscript/GABI_palaeo_constraints.docx
+++ b/Manuscript/GABI_palaeo_constraints.docx
@@ -267,7 +267,7 @@
         <w:t xml:space="preserve">1,9</w:t>
       </w:r>
       <w:r>
-        <w:t xml:space="preserve">. However, during the Quaternary, the ability of migrant lineages to maintain in the foreign area became greater in South America, and many native South American mammal lineages concomitantly declined, some of which even going totally extinct</w:t>
+        <w:t xml:space="preserve">. However, during the Quaternary, the ability of migrant lineages to maintain in the foreign continent became greater in South America, and many native South American mammal lineages concomitantly declined, some of which even going totally extinct</w:t>
       </w:r>
       <w:r>
         <w:rPr>
@@ -491,7 +491,7 @@
         <w:pStyle w:val="BodyText"/>
       </w:pPr>
       <w:r>
-        <w:t xml:space="preserve">Here, we explore the implication of palaeoclimate change in the asymmetry of the GABI using a mechanistic biodiversity simulator coupled with palaeoclimate reconstructions across the last 5 million years. Our simulations tracked the diversification of a clade either originating in North or South America. The ability of a virtual species to maintain at a given place was only mediated by climatic factors. We hypothesise that (i) simulations starting from a North American ancestor would be more successful at reaching the other continent than the other way round, (ii) successful simulations starting from a North American ancestor would result in a more diverse and spatially spread radiation in the foreign continent and (iii) temperate-adapted species from North America would be the more successful, according to the historical predictions of Webb, Marshall and Simpson.</w:t>
+        <w:t xml:space="preserve">Here, we explore the implication of palaeoclimate change in the asymmetry of the GABI using a mechanistic biodiversity simulator coupled with palaeoclimate reconstructions across the last 5 million years. Our simulations tracked the diversification of a clade either originating in North or South America. The ability of a virtual species to maintain at a given place was only mediated by climatic factors. We hypothesise that (i) simulations starting from a North American ancestor would be more successful at reaching the other continent than the other way around, (ii) successful simulations starting from a North American ancestor would result in a more diverse and spatially spread radiation in the foreign continent and (iii) temperate-adapted species from North America would be the more successful, according to the historical predictions of Webb, Marshall and Simpson.</w:t>
       </w:r>
     </w:p>
     <w:p>
@@ -4367,7 +4367,7 @@
                     <a:graphicData uri="http://schemas.openxmlformats.org/drawingml/2006/picture">
                       <pic:pic>
                         <pic:nvPicPr>
-                          <pic:cNvPr descr="../Figures/MS/Main/Figure1/Figure1.png" id="134" name="Picture"/>
+                          <pic:cNvPr descr="../Figures/MS/Main/Figure_framework/Figure_framework.png" id="134" name="Picture"/>
                           <pic:cNvPicPr>
                             <a:picLocks noChangeArrowheads="1" noChangeAspect="1"/>
                           </pic:cNvPicPr>
@@ -4476,7 +4476,7 @@
                     <a:graphicData uri="http://schemas.openxmlformats.org/drawingml/2006/picture">
                       <pic:pic>
                         <pic:nvPicPr>
-                          <pic:cNvPr descr="../Figures/MS/Main/Figure2/Figure2.png" id="138" name="Picture"/>
+                          <pic:cNvPr descr="../Figures/MS/Main/Figure_PropSuccess/Figure_PropSuccess.png" id="138" name="Picture"/>
                           <pic:cNvPicPr>
                             <a:picLocks noChangeArrowheads="1" noChangeAspect="1"/>
                           </pic:cNvPicPr>
@@ -4636,7 +4636,7 @@
                     <a:graphicData uri="http://schemas.openxmlformats.org/drawingml/2006/picture">
                       <pic:pic>
                         <pic:nvPicPr>
-                          <pic:cNvPr descr="../Figures/MS/Main/Figure3/Figure3.png" id="142" name="Picture"/>
+                          <pic:cNvPr descr="../Figures/MS/Main/Figure_metrics/Figure_metrics.png" id="142" name="Picture"/>
                           <pic:cNvPicPr>
                             <a:picLocks noChangeArrowheads="1" noChangeAspect="1"/>
                           </pic:cNvPicPr>
@@ -4837,7 +4837,7 @@
                     <a:graphicData uri="http://schemas.openxmlformats.org/drawingml/2006/picture">
                       <pic:pic>
                         <pic:nvPicPr>
-                          <pic:cNvPr descr="../Figures/MS/Main/Figure4/Figure-biome.png" id="146" name="Picture"/>
+                          <pic:cNvPr descr="../Figures/MS/Main/Figure_biomes/Figure_biomes.png" id="146" name="Picture"/>
                           <pic:cNvPicPr>
                             <a:picLocks noChangeArrowheads="1" noChangeAspect="1"/>
                           </pic:cNvPicPr>

--- a/Manuscript/GABI_palaeo_constraints.docx
+++ b/Manuscript/GABI_palaeo_constraints.docx
@@ -4830,7 +4830,7 @@
             <w:r>
               <w:drawing>
                 <wp:inline>
-                  <wp:extent cx="5039999" cy="3239999"/>
+                  <wp:extent cx="5399999" cy="3599999"/>
                   <wp:effectExtent b="0" l="0" r="0" t="0"/>
                   <wp:docPr descr="" title="" id="145" name="Picture"/>
                   <a:graphic>
@@ -4851,7 +4851,7 @@
                         <pic:spPr bwMode="auto">
                           <a:xfrm>
                             <a:off x="0" y="0"/>
-                            <a:ext cx="5039999" cy="3239999"/>
+                            <a:ext cx="5399999" cy="3599999"/>
                           </a:xfrm>
                           <a:prstGeom prst="rect">
                             <a:avLst/>
@@ -4935,7 +4935,7 @@
               <w:t xml:space="preserve"> </w:t>
             </w:r>
             <w:r>
-              <w:t xml:space="preserve">Proportion of successful simulations based on the biome where ancestral species originates, for each scenario-ancestral area combination.</w:t>
+              <w:t xml:space="preserve">Proportion of successful simulations based on the biome where ancestral species originates, for each scenario-ancestral continent combination. Coloured dots and error bars respectively show proportion estimates – ratio between number of successful simulations and total number of simulations starting for a given biome – and their associated Binomial-derived 95% confidence intervals.</w:t>
             </w:r>
           </w:p>
           <w:bookmarkEnd w:id="147"/>

--- a/Manuscript/GABI_palaeo_constraints.docx
+++ b/Manuscript/GABI_palaeo_constraints.docx
@@ -249,7 +249,7 @@
         <w:t xml:space="preserve"> </w:t>
       </w:r>
       <w:r>
-        <w:t xml:space="preserve">3.5 Million years ago (Ma) onwards</w:t>
+        <w:t xml:space="preserve">3 Million years ago (Ma) onwards</w:t>
       </w:r>
       <w:r>
         <w:rPr>
@@ -264,10 +264,10 @@
         <w:rPr>
           <w:vertAlign w:val="superscript"/>
         </w:rPr>
-        <w:t xml:space="preserve">1,9</w:t>
-      </w:r>
-      <w:r>
-        <w:t xml:space="preserve">. However, during the Quaternary, the ability of migrant lineages to maintain in the foreign continent became greater in South America, and many native South American mammal lineages concomitantly declined, some of which even going totally extinct</w:t>
+        <w:t xml:space="preserve">1,6,9</w:t>
+      </w:r>
+      <w:r>
+        <w:t xml:space="preserve">. However, during the Quaternary, the ability of migrant lineages to maintain and diversify in the foreign continent became greater in South America, and many native South American mammal lineages concomitantly declined, some of which even going totally extinct</w:t>
       </w:r>
       <w:r>
         <w:rPr>
@@ -509,13 +509,13 @@
         <w:t xml:space="preserve">Results</w:t>
       </w:r>
     </w:p>
-    <w:bookmarkStart w:id="23" w:name="Xb7793dbd9294a7fcd62dd3820231d33b8e3fd03"/>
+    <w:bookmarkStart w:id="23" w:name="Xfb36bcde79b6ee4f4fdf1c41b43e2de14e60110"/>
     <w:p>
       <w:pPr>
         <w:pStyle w:val="Heading2"/>
       </w:pPr>
       <w:r>
-        <w:t xml:space="preserve">Climate would have made it easier to reach North America from South America than the other way around</w:t>
+        <w:t xml:space="preserve">Climate would have favoured an inverted asymmetry for transcontinental faunal exchanges across the Americas</w:t>
       </w:r>
     </w:p>
     <w:p>
@@ -565,7 +565,7 @@
         <w:pStyle w:val="BodyText"/>
       </w:pPr>
       <w:r>
-        <w:t xml:space="preserve">Our results suggest that the proportion of simulations successfully reaching the other continent is always higher – by at least a factor 2 – when starting from South America than from North America (</w:t>
+        <w:t xml:space="preserve">Our results suggest asymmetric proportions of simulations successfully reaching the other continent, being always higher – by approx. a factor 2 – when starting from South America than from North America (</w:t>
       </w:r>
       <w:hyperlink w:anchor="fig-propsuccess">
         <w:r>
@@ -702,7 +702,7 @@
         </m:r>
       </m:oMath>
       <w:r>
-        <w:t xml:space="preserve">), though we can notice that overall transcontinental exchange frequencies are lower in the latter case. When climatic niches were able to evolve, amputation of either their temperature (</w:t>
+        <w:t xml:space="preserve">), though we can notice that overall transcontinental exchange frequencies are lower in the latter case. When allowing climatic niches to evolve, amputation of either their temperature (</w:t>
       </w:r>
       <m:oMath>
         <m:r>
@@ -828,7 +828,7 @@
         </m:r>
       </m:oMath>
       <w:r>
-        <w:t xml:space="preserve">) compounds did not alter the pattern. Also, the characterised imbalance was maintained when standardising distances between the location where ancestral species originated and the isthmus of Panama across simulations starting from North and South America, except for simulations generated under the zero-adaptationist model (</w:t>
+        <w:t xml:space="preserve">) compounds did not alter the pattern. The characterised imbalance was also maintained when standardising initial distances to the isthmus of simulated species originating in North America to those of simulated species from South America, except for simulations generated under the zero-adaptationist model (</w:t>
       </w:r>
       <m:oMath>
         <m:r>
@@ -877,7 +877,7 @@
         </m:r>
       </m:oMath>
       <w:r>
-        <w:t xml:space="preserve">) (Figure S4). This spatial standardisation aimed at controlling for the fact that simulations starting from South America originated on average closer to the isthmus than those starting from North America, therefore introducing a spatial bias (see</w:t>
+        <w:t xml:space="preserve">) (Figure S2). This spatial standardisation aimed at controlling for the fact that simulations starting from South America originated on average closer to the isthmus than those starting from North America, therefore introducing a spatial bias (see</w:t>
       </w:r>
       <w:r>
         <w:t xml:space="preserve"> </w:t>
@@ -901,7 +901,7 @@
         <w:pStyle w:val="BodyText"/>
       </w:pPr>
       <w:r>
-        <w:t xml:space="preserve">That being said, out of the 500 runs carried out for each landmass-scenario combination, the proportion of simulations leading to no living representative (=crash) was on average three times higher for simulations starting from North America, except for model</w:t>
+        <w:t xml:space="preserve">That being said, out of the 500 runs carried out for each initial landmass-modelling scenario combination, the proportion of simulations leading to no living representative (=crash) was on average three times higher for simulations starting from North America, except for model</w:t>
       </w:r>
       <w:r>
         <w:t xml:space="preserve"> </w:t>
@@ -915,7 +915,7 @@
         </m:r>
       </m:oMath>
       <w:r>
-        <w:t xml:space="preserve">, recording almost no crash (Table S2). This difference, although attenuated, persisted after the previously-introduced standardisation procedure of initial distances to the isthmus.</w:t>
+        <w:t xml:space="preserve">, recording almost no crash (Table S2). This difference, although attenuated, persisted after the previously-introduced spatial standardisation procedure.</w:t>
       </w:r>
     </w:p>
     <w:bookmarkEnd w:id="23"/>
@@ -1152,17 +1152,17 @@
         </m:r>
       </m:oMath>
       <w:r>
-        <w:t xml:space="preserve">. Also, we can highlight a general trend that ancestral species originated closer to the isthmus in the case of successful simulations compared to unsuccessful ones (Figure SX). Interestingly enough, the results obtained for this metric, just like those obtained for the other two, hold for simulations generated after standardising the initial distances to the isthmus of North American virtual species with those starting from South America (Figure S5).</w:t>
+        <w:t xml:space="preserve">. Also, we can highlight a general trend that ancestral species originated closer to the isthmus in the case of successful simulations compared to unsuccessful ones (Figure SX). Interestingly enough, the results obtained for this metric, just like those obtained for the other two, hold for simulations generated after standardising the initial distances to the isthmus of North American virtual species with those starting from South America (Figure S3).</w:t>
       </w:r>
     </w:p>
     <w:bookmarkEnd w:id="24"/>
-    <w:bookmarkStart w:id="25" w:name="biome"/>
+    <w:bookmarkStart w:id="25" w:name="X82f98bdfcac253573425d1541df4621b4f5d747"/>
     <w:p>
       <w:pPr>
         <w:pStyle w:val="Heading2"/>
       </w:pPr>
       <w:r>
-        <w:t xml:space="preserve">Biome</w:t>
+        <w:t xml:space="preserve">Biome selectivity of the simulated faunal exchanges</w:t>
       </w:r>
     </w:p>
     <w:p>
@@ -1246,7 +1246,269 @@
         <w:pStyle w:val="BodyText"/>
       </w:pPr>
       <w:r>
-        <w:t xml:space="preserve">Initial biome distribution –</w:t>
+        <w:t xml:space="preserve">Due to the unequal representativity of each biome between the two continents, the number of simulations starting within each biome was largely uneven across biome classes and continents (Figure S10). Indeed, the majority of North American ancestral species originated in the cold biome (</w:t>
+      </w:r>
+      <m:oMath>
+        <m:r>
+          <m:rPr>
+            <m:sty m:val="p"/>
+          </m:rPr>
+          <m:t>≈</m:t>
+        </m:r>
+        <m:r>
+          <m:t>57</m:t>
+        </m:r>
+        <m:r>
+          <m:rPr>
+            <m:sty m:val="p"/>
+          </m:rPr>
+          <m:t>%</m:t>
+        </m:r>
+      </m:oMath>
+      <w:r>
+        <w:t xml:space="preserve">), whereas the tropical biome recorded the largest proportion of ancestral species origination in South America (</w:t>
+      </w:r>
+      <m:oMath>
+        <m:r>
+          <m:rPr>
+            <m:sty m:val="p"/>
+          </m:rPr>
+          <m:t>≈</m:t>
+        </m:r>
+        <m:r>
+          <m:t>58</m:t>
+        </m:r>
+        <m:r>
+          <m:rPr>
+            <m:sty m:val="p"/>
+          </m:rPr>
+          <m:t>%</m:t>
+        </m:r>
+      </m:oMath>
+      <w:r>
+        <w:t xml:space="preserve">). Standardising initial distances to the isthmus of simulations originating in North America increased the proportion of simulations originating under low latitudes, to the detriment of those originating in high ones, less represented in South America (</w:t>
+      </w:r>
+      <w:hyperlink w:anchor="fig-biome">
+        <w:r>
+          <w:rPr>
+            <w:rStyle w:val="Hyperlink"/>
+          </w:rPr>
+          <w:t xml:space="preserve">Figure 4</w:t>
+        </w:r>
+      </w:hyperlink>
+      <w:r>
+        <w:t xml:space="preserve"> </w:t>
+      </w:r>
+      <w:r>
+        <w:t xml:space="preserve">A and Figure S4). Consequently, this increased the representativity of the tropical (from</w:t>
+      </w:r>
+      <w:r>
+        <w:t xml:space="preserve"> </w:t>
+      </w:r>
+      <m:oMath>
+        <m:r>
+          <m:rPr>
+            <m:sty m:val="p"/>
+          </m:rPr>
+          <m:t>≈</m:t>
+        </m:r>
+        <m:r>
+          <m:t>5</m:t>
+        </m:r>
+        <m:r>
+          <m:rPr>
+            <m:sty m:val="p"/>
+          </m:rPr>
+          <m:t>%</m:t>
+        </m:r>
+      </m:oMath>
+      <w:r>
+        <w:t xml:space="preserve"> </w:t>
+      </w:r>
+      <w:r>
+        <w:t xml:space="preserve">to</w:t>
+      </w:r>
+      <w:r>
+        <w:t xml:space="preserve"> </w:t>
+      </w:r>
+      <m:oMath>
+        <m:r>
+          <m:t>10</m:t>
+        </m:r>
+        <m:r>
+          <m:rPr>
+            <m:sty m:val="p"/>
+          </m:rPr>
+          <m:t>%</m:t>
+        </m:r>
+      </m:oMath>
+      <w:r>
+        <w:t xml:space="preserve">) and arid (from</w:t>
+      </w:r>
+      <w:r>
+        <w:t xml:space="preserve"> </w:t>
+      </w:r>
+      <m:oMath>
+        <m:r>
+          <m:rPr>
+            <m:sty m:val="p"/>
+          </m:rPr>
+          <m:t>≈</m:t>
+        </m:r>
+        <m:r>
+          <m:t>16</m:t>
+        </m:r>
+        <m:r>
+          <m:rPr>
+            <m:sty m:val="p"/>
+          </m:rPr>
+          <m:t>%</m:t>
+        </m:r>
+      </m:oMath>
+      <w:r>
+        <w:t xml:space="preserve"> </w:t>
+      </w:r>
+      <w:r>
+        <w:t xml:space="preserve">to</w:t>
+      </w:r>
+      <w:r>
+        <w:t xml:space="preserve"> </w:t>
+      </w:r>
+      <m:oMath>
+        <m:r>
+          <m:t>26</m:t>
+        </m:r>
+        <m:r>
+          <m:rPr>
+            <m:sty m:val="p"/>
+          </m:rPr>
+          <m:t>%</m:t>
+        </m:r>
+      </m:oMath>
+      <w:r>
+        <w:t xml:space="preserve">) biomes to the detriment of the cold (from</w:t>
+      </w:r>
+      <w:r>
+        <w:t xml:space="preserve"> </w:t>
+      </w:r>
+      <m:oMath>
+        <m:r>
+          <m:rPr>
+            <m:sty m:val="p"/>
+          </m:rPr>
+          <m:t>≈</m:t>
+        </m:r>
+        <m:r>
+          <m:t>57</m:t>
+        </m:r>
+        <m:r>
+          <m:rPr>
+            <m:sty m:val="p"/>
+          </m:rPr>
+          <m:t>%</m:t>
+        </m:r>
+      </m:oMath>
+      <w:r>
+        <w:t xml:space="preserve"> </w:t>
+      </w:r>
+      <w:r>
+        <w:t xml:space="preserve">to</w:t>
+      </w:r>
+      <w:r>
+        <w:t xml:space="preserve"> </w:t>
+      </w:r>
+      <m:oMath>
+        <m:r>
+          <m:t>40</m:t>
+        </m:r>
+        <m:r>
+          <m:rPr>
+            <m:sty m:val="p"/>
+          </m:rPr>
+          <m:t>%</m:t>
+        </m:r>
+      </m:oMath>
+      <w:r>
+        <w:t xml:space="preserve">) and polar (from</w:t>
+      </w:r>
+      <w:r>
+        <w:t xml:space="preserve"> </w:t>
+      </w:r>
+      <m:oMath>
+        <m:r>
+          <m:rPr>
+            <m:sty m:val="p"/>
+          </m:rPr>
+          <m:t>≈</m:t>
+        </m:r>
+        <m:r>
+          <m:t>4</m:t>
+        </m:r>
+        <m:r>
+          <m:rPr>
+            <m:sty m:val="p"/>
+          </m:rPr>
+          <m:t>%</m:t>
+        </m:r>
+      </m:oMath>
+      <w:r>
+        <w:t xml:space="preserve"> </w:t>
+      </w:r>
+      <w:r>
+        <w:t xml:space="preserve">to</w:t>
+      </w:r>
+      <w:r>
+        <w:t xml:space="preserve"> </w:t>
+      </w:r>
+      <m:oMath>
+        <m:r>
+          <m:t>2</m:t>
+        </m:r>
+        <m:r>
+          <m:rPr>
+            <m:sty m:val="p"/>
+          </m:rPr>
+          <m:t>%</m:t>
+        </m:r>
+      </m:oMath>
+      <w:r>
+        <w:t xml:space="preserve">) ones in North America (Figure S10).</w:t>
+      </w:r>
+    </w:p>
+    <w:p>
+      <w:pPr>
+        <w:pStyle w:val="BodyText"/>
+      </w:pPr>
+      <w:r>
+        <w:t xml:space="preserve">Despite this initial imbalance, our results suggest similar proportions of successful simulations per biome between simulations starting from North and South America in the zero-adaptationist model (</w:t>
+      </w:r>
+      <m:oMath>
+        <m:r>
+          <m:t>M</m:t>
+        </m:r>
+        <m:r>
+          <m:t>0</m:t>
+        </m:r>
+      </m:oMath>
+      <w:r>
+        <w:t xml:space="preserve">,</w:t>
+      </w:r>
+      <w:r>
+        <w:t xml:space="preserve"> </w:t>
+      </w:r>
+      <w:hyperlink w:anchor="fig-biome">
+        <w:r>
+          <w:rPr>
+            <w:rStyle w:val="Hyperlink"/>
+          </w:rPr>
+          <w:t xml:space="preserve">Figure 4</w:t>
+        </w:r>
+      </w:hyperlink>
+      <w:r>
+        <w:t xml:space="preserve"> </w:t>
+      </w:r>
+      <w:r>
+        <w:t xml:space="preserve">B</w:t>
       </w:r>
       <w:r>
         <w:t xml:space="preserve"> </w:t>
@@ -1256,20 +1518,10 @@
           <w:i/>
           <w:iCs/>
         </w:rPr>
-        <w:t xml:space="preserve">i</w:t>
-      </w:r>
-      <w:r>
-        <w:t xml:space="preserve">.</w:t>
-      </w:r>
-      <w:r>
-        <w:rPr>
-          <w:i/>
-          <w:iCs/>
-        </w:rPr>
-        <w:t xml:space="preserve">e</w:t>
-      </w:r>
-      <w:r>
-        <w:t xml:space="preserve">., the number of simulations starting within each biome – were very uneven across biome classes and continents. Indeed, the majority of North American ancestral species originated in the cold biome, whereas the tropical biome recorded the largest proportion of ancestral species origination in South America (Figure S6). Besides,</w:t>
+        <w:t xml:space="preserve">first row</w:t>
+      </w:r>
+      <w:r>
+        <w:t xml:space="preserve">). In that case,</w:t>
       </w:r>
     </w:p>
     <w:p>
@@ -1525,7 +1777,7 @@
         <w:pStyle w:val="BodyText"/>
       </w:pPr>
       <w:r>
-        <w:t xml:space="preserve">Success in South America for temperate-adapted species, posited as the most successful, not recovered, with tropical meeting the gighest success</w:t>
+        <w:t xml:space="preserve">Success in South America for temperate-adapted species, posited as the most successful , not recovered, with tropical meeting the gighest success</w:t>
       </w:r>
     </w:p>
     <w:p>
@@ -1708,7 +1960,7 @@
         <w:pStyle w:val="FirstParagraph"/>
       </w:pPr>
       <w:r>
-        <w:t xml:space="preserve">Competition involving clades of similar ecology appeared as a likely first-order explanation to the recent demise of South American endemic mammal clades such as native ungulates</w:t>
+        <w:t xml:space="preserve">Our study indicates that climate alone is not sufficient to reproduce the asymmetry of the GABI. This suggests that other factors, unaccounted here, might have been at work to shape the uneven faunal exchange that occured across the America. Among them, one can think about biotic interactions. In fact, in the first studies investigating the GABI, competition involving clades of similar ecology appeared as a likely first-order explanation to the recent demise of South American endemic mammalian clades such as native ungulates</w:t>
       </w:r>
       <w:r>
         <w:rPr>
@@ -1720,16 +1972,19 @@
         <w:t xml:space="preserve"> </w:t>
       </w:r>
       <w:r>
-        <w:t xml:space="preserve">or sparassodonts (metatherian predators,</w:t>
+        <w:t xml:space="preserve">or sparassodonts – metatherian predators</w:t>
       </w:r>
       <w:r>
         <w:rPr>
           <w:vertAlign w:val="superscript"/>
         </w:rPr>
-        <w:t xml:space="preserve">22,42</w:t>
-      </w:r>
-      <w:r>
-        <w:t xml:space="preserve">) that followed the establishment of northern lineages</w:t>
+        <w:t xml:space="preserve">42</w:t>
+      </w:r>
+      <w:r>
+        <w:t xml:space="preserve"> </w:t>
+      </w:r>
+      <w:r>
+        <w:t xml:space="preserve">– that followed the establishment of northern lineages</w:t>
       </w:r>
       <w:r>
         <w:rPr>
@@ -1738,7 +1993,10 @@
         <w:t xml:space="preserve">15</w:t>
       </w:r>
       <w:r>
-        <w:t xml:space="preserve">. This hypothesis mostly relied on striking morphological convergences between the clades assumed to have competed (</w:t>
+        <w:t xml:space="preserve">. Hypotheses invoking competition mostly relied on striking morphological convergences between the clades assumed to have competed –</w:t>
+      </w:r>
+      <w:r>
+        <w:t xml:space="preserve"> </w:t>
       </w:r>
       <w:r>
         <w:rPr>
@@ -1758,34 +2016,37 @@
         <w:t xml:space="preserve">g</w:t>
       </w:r>
       <w:r>
-        <w:t xml:space="preserve">., sabertooth among predators, high-crowned and ever-growing cheek teeth among herbivores). However, several analyses of the fossil record provided no evidence for competition between native South American mammals and their northern counterparts</w:t>
+        <w:t xml:space="preserve">., sabertooth among predators, high-crowned and ever-growing cheek teeth among herbivores. In addition, recent evidence from stable isotope analyses of mammalian herbivore ennamel from Southern South America suggested that North American clades had broader trophic niches than their South American counterparts, this dietary flexibility therefore offering a larger adaptative power to North American herbivores in South America</w:t>
       </w:r>
       <w:r>
         <w:rPr>
           <w:vertAlign w:val="superscript"/>
         </w:rPr>
+        <w:t xml:space="preserve">16</w:t>
+      </w:r>
+      <w:r>
+        <w:t xml:space="preserve">. Moreover, using phylogenetic regressions, Faurby et al.</w:t>
+      </w:r>
+      <w:r>
+        <w:rPr>
+          <w:vertAlign w:val="superscript"/>
+        </w:rPr>
+        <w:t xml:space="preserve">18</w:t>
+      </w:r>
+      <w:r>
+        <w:t xml:space="preserve"> </w:t>
+      </w:r>
+      <w:r>
+        <w:t xml:space="preserve">found support for another biotic interaction that could have played a role in shaping GABI’s asymmetry: predation. They indeed characterised a higher prevalence of traits increasing prey susceptibility among the endemic South American mammals. However, several process-based analyses of the fossil record provided no evidence for biotic interactions involving native South American mammals and their northern counterparts</w:t>
+      </w:r>
+      <w:r>
+        <w:rPr>
+          <w:vertAlign w:val="superscript"/>
+        </w:rPr>
         <w:t xml:space="preserve">21,22</w:t>
       </w:r>
       <w:r>
-        <w:t xml:space="preserve">. That being said, using phylogenetic regressions, Faurby et al.</w:t>
-      </w:r>
-      <w:r>
-        <w:rPr>
-          <w:vertAlign w:val="superscript"/>
-        </w:rPr>
-        <w:t xml:space="preserve">18</w:t>
-      </w:r>
-      <w:r>
-        <w:t xml:space="preserve"> </w:t>
-      </w:r>
-      <w:r>
-        <w:t xml:space="preserve">found support for another biotic interaction as a likely driver behind GABI’s asymmetry: predation. They indeed characterised a higher prevalence of traits increasing prey susceptibility among the endemic south american mammals. + larger niches of competitors</w:t>
-      </w:r>
-      <w:r>
-        <w:rPr>
-          <w:vertAlign w:val="superscript"/>
-        </w:rPr>
-        <w:t xml:space="preserve">16</w:t>
+        <w:t xml:space="preserve">. Incorporating biotic compounds in mechanistic frameworks such as the one we have implemented here would be a nice way-to-go for future studies tackling the asymmetry behind the GABI.</w:t>
       </w:r>
     </w:p>
     <w:p>
@@ -4425,7 +4686,7 @@
               <w:rPr>
                 <w:vertAlign w:val="superscript"/>
               </w:rPr>
-              <w:t xml:space="preserve">8</w:t>
+              <w:t xml:space="preserve">6,8</w:t>
             </w:r>
             <w:r>
               <w:t xml:space="preserve"> </w:t>
@@ -4519,7 +4780,7 @@
               <w:pStyle w:val="ImageCaption"/>
             </w:pPr>
             <w:r>
-              <w:t xml:space="preserve">Figure 2: Proportion of simulations leading to a successful exchange to the other continent. From left to right and top to bottom are depicted the outcome of the zero-adaptationist model (</w:t>
+              <w:t xml:space="preserve">Figure 2: Proportion of simulations leading to a successful exchange to the other continent, computed as the ratio, given an initial continent and a modelling scenario, between the number of simulations leading to a transcontinental exchange and the total number of simulations resulting in at least one living species at the final state. From left to right are depicted the outcome of the zero-adaptationist model (</w:t>
             </w:r>
             <m:oMath>
               <m:r>
@@ -4541,7 +4802,7 @@
               </m:r>
             </m:oMath>
             <w:r>
-              <w:t xml:space="preserve">, species climatic niche evolves following local environmental conditions – climate generalists) and alternative versions of</w:t>
+              <w:t xml:space="preserve">, species climatic niche evolves following local changes in temperature and precipitations – climate generalists) and alternative versions of</w:t>
             </w:r>
             <w:r>
               <w:t xml:space="preserve"> </w:t>
@@ -4580,27 +4841,7 @@
               </m:r>
             </m:oMath>
             <w:r>
-              <w:t xml:space="preserve">). Each individual plot shows the outcome of simulations starting in North (red) and South (cyan) America. Dots represent mean proportion estimates computed out of the successful simulations (</w:t>
-            </w:r>
-            <w:r>
-              <w:rPr>
-                <w:i/>
-                <w:iCs/>
-              </w:rPr>
-              <w:t xml:space="preserve">i</w:t>
-            </w:r>
-            <w:r>
-              <w:t xml:space="preserve">.</w:t>
-            </w:r>
-            <w:r>
-              <w:rPr>
-                <w:i/>
-                <w:iCs/>
-              </w:rPr>
-              <w:t xml:space="preserve">e</w:t>
-            </w:r>
-            <w:r>
-              <w:t xml:space="preserve">., leading to a successful transcontinental faunal exchange) and error bars show their associated 95% confidence interval derived from a binomial.</w:t>
+              <w:t xml:space="preserve">). Each individual plot shows the outcome of simulations starting in North (red) and South (cyan) America. Dots represent mean proportion estimates and error bars show their associated Binomial-derived 95% confidence interval.</w:t>
             </w:r>
           </w:p>
           <w:bookmarkEnd w:id="139"/>
@@ -4825,7 +5066,7 @@
           <w:p>
             <w:pPr>
               <w:pStyle w:val="Compact"/>
-              <w:jc w:val="left"/>
+              <w:jc w:val="center"/>
             </w:pPr>
             <w:r>
               <w:drawing>
@@ -4872,7 +5113,7 @@
           </w:p>
           <w:p>
             <w:pPr>
-              <w:jc w:val="left"/>
+              <w:jc w:val="center"/>
             </w:pPr>
             <w:pPr>
               <w:jc w:val="start"/>
@@ -4935,7 +5176,7 @@
               <w:t xml:space="preserve"> </w:t>
             </w:r>
             <w:r>
-              <w:t xml:space="preserve">Proportion of successful simulations based on the biome where ancestral species originates, for each scenario-ancestral continent combination. Coloured dots and error bars respectively show proportion estimates – ratio between number of successful simulations and total number of simulations starting for a given biome – and their associated Binomial-derived 95% confidence intervals.</w:t>
+              <w:t xml:space="preserve">Proportion of successful simulations based on the biome where ancestral species originates, for each modelled scenario-ancestral continent combination. This proportion is expressed as the ratio between the number of successful simulations and the total number of simulations starting from a given biome. Coloured dots and error bars respectively show proportion estimates and their associated Binomial-derived 95% confidence intervals.</w:t>
             </w:r>
           </w:p>
           <w:bookmarkEnd w:id="147"/>

--- a/Manuscript/GABI_palaeo_constraints.docx
+++ b/Manuscript/GABI_palaeo_constraints.docx
@@ -5071,7 +5071,7 @@
             <w:r>
               <w:drawing>
                 <wp:inline>
-                  <wp:extent cx="5399999" cy="3599999"/>
+                  <wp:extent cx="5399999" cy="5399999"/>
                   <wp:effectExtent b="0" l="0" r="0" t="0"/>
                   <wp:docPr descr="" title="" id="145" name="Picture"/>
                   <a:graphic>
@@ -5092,7 +5092,7 @@
                         <pic:spPr bwMode="auto">
                           <a:xfrm>
                             <a:off x="0" y="0"/>
-                            <a:ext cx="5399999" cy="3599999"/>
+                            <a:ext cx="5399999" cy="5399999"/>
                           </a:xfrm>
                           <a:prstGeom prst="rect">
                             <a:avLst/>
@@ -5171,6 +5171,22 @@
                 <w:bCs/>
               </w:rPr>
               <w:t xml:space="preserve">(B)</w:t>
+            </w:r>
+            <w:r>
+              <w:t xml:space="preserve"> </w:t>
+            </w:r>
+            <w:r>
+              <w:t xml:space="preserve">Biome where the ancestral species of each of the 500 simulation originated, for each continent and each scenario. We removed simulations starting from a cell that could not be assigned a biome from our counts, hence the reason why some are not exactly summing to 500.</w:t>
+            </w:r>
+            <w:r>
+              <w:t xml:space="preserve"> </w:t>
+            </w:r>
+            <w:r>
+              <w:rPr>
+                <w:b/>
+                <w:bCs/>
+              </w:rPr>
+              <w:t xml:space="preserve">(C)</w:t>
             </w:r>
             <w:r>
               <w:t xml:space="preserve"> </w:t>

--- a/Manuscript/GABI_palaeo_constraints.docx
+++ b/Manuscript/GABI_palaeo_constraints.docx
@@ -1018,13 +1018,62 @@
         <w:t xml:space="preserve"> </w:t>
       </w:r>
       <w:r>
-        <w:t xml:space="preserve">model, holds for all but the</w:t>
-      </w:r>
-      <w:r>
-        <w:t xml:space="preserve"> </w:t>
+        <w:t xml:space="preserve">model (</w:t>
       </w:r>
       <m:oMath>
         <m:r>
+          <m:t>36.5</m:t>
+        </m:r>
+        <m:r>
+          <m:rPr>
+            <m:sty m:val="p"/>
+          </m:rPr>
+          <m:t>±</m:t>
+        </m:r>
+        <m:r>
+          <m:t>3.5</m:t>
+        </m:r>
+        <m:r>
+          <m:rPr>
+            <m:sty m:val="p"/>
+          </m:rPr>
+          <m:t>%</m:t>
+        </m:r>
+      </m:oMath>
+      <w:r>
+        <w:t xml:space="preserve"> </w:t>
+      </w:r>
+      <w:r>
+        <w:t xml:space="preserve">vs. </w:t>
+      </w:r>
+      <m:oMath>
+        <m:r>
+          <m:t>11.7</m:t>
+        </m:r>
+        <m:r>
+          <m:rPr>
+            <m:sty m:val="p"/>
+          </m:rPr>
+          <m:t>±</m:t>
+        </m:r>
+        <m:r>
+          <m:t>0.4</m:t>
+        </m:r>
+        <m:r>
+          <m:rPr>
+            <m:sty m:val="p"/>
+          </m:rPr>
+          <m:t>%</m:t>
+        </m:r>
+      </m:oMath>
+      <w:r>
+        <w:t xml:space="preserve">), holds for all but the</w:t>
+      </w:r>
+      <w:r>
+        <w:t xml:space="preserve"> </w:t>
+      </w:r>
+      <m:oMath>
+        <m:r>
           <m:t>M</m:t>
         </m:r>
         <m:r>
@@ -1035,7 +1084,59 @@
         <w:t xml:space="preserve"> </w:t>
       </w:r>
       <w:r>
-        <w:t xml:space="preserve">model – relaxing the precipitation constraint on virtual species’ niche –, the latter suggesting an opposite trend.</w:t>
+        <w:t xml:space="preserve">model – relaxing the precipitation constraint on virtual species’ niche –, the latter suggesting an opposite trend (</w:t>
+      </w:r>
+      <m:oMath>
+        <m:r>
+          <m:t>69.9</m:t>
+        </m:r>
+        <m:r>
+          <m:rPr>
+            <m:sty m:val="p"/>
+          </m:rPr>
+          <m:t>±</m:t>
+        </m:r>
+        <m:r>
+          <m:t>3.3</m:t>
+        </m:r>
+        <m:r>
+          <m:rPr>
+            <m:sty m:val="p"/>
+          </m:rPr>
+          <m:t>%</m:t>
+        </m:r>
+      </m:oMath>
+      <w:r>
+        <w:t xml:space="preserve"> </w:t>
+      </w:r>
+      <w:r>
+        <w:t xml:space="preserve">vs</w:t>
+      </w:r>
+      <w:r>
+        <w:t xml:space="preserve"> </w:t>
+      </w:r>
+      <m:oMath>
+        <m:r>
+          <m:t>79.4</m:t>
+        </m:r>
+        <m:r>
+          <m:rPr>
+            <m:sty m:val="p"/>
+          </m:rPr>
+          <m:t>±</m:t>
+        </m:r>
+        <m:r>
+          <m:t>3.9</m:t>
+        </m:r>
+        <m:r>
+          <m:rPr>
+            <m:sty m:val="p"/>
+          </m:rPr>
+          <m:t>%</m:t>
+        </m:r>
+      </m:oMath>
+      <w:r>
+        <w:t xml:space="preserve">).</w:t>
       </w:r>
     </w:p>
     <w:p>
@@ -1054,7 +1155,7 @@
         </m:r>
       </m:oMath>
       <w:r>
-        <w:t xml:space="preserve">-diversities –</w:t>
+        <w:t xml:space="preserve">-diversity –</w:t>
       </w:r>
       <w:r>
         <w:t xml:space="preserve"> </w:t>
@@ -1077,7 +1178,7 @@
         <w:t xml:space="preserve">e</w:t>
       </w:r>
       <w:r>
-        <w:t xml:space="preserve">., number of taxa within the colonised continent – do not exhibit huge variations across our four models (</w:t>
+        <w:t xml:space="preserve">., number of taxa within the colonised continent – does not exhibit huge variations across our four models (</w:t>
       </w:r>
       <w:hyperlink w:anchor="fig-metrics">
         <w:r>
@@ -1091,7 +1192,7 @@
         <w:t xml:space="preserve"> </w:t>
       </w:r>
       <w:r>
-        <w:t xml:space="preserve">B). However, given a model, we do retrieve changes in colonised</w:t>
+        <w:t xml:space="preserve">B). However, given a model, we do retrieve changes in mean colonised</w:t>
       </w:r>
       <w:r>
         <w:t xml:space="preserve"> </w:t>
@@ -1102,7 +1203,7 @@
         </m:r>
       </m:oMath>
       <w:r>
-        <w:t xml:space="preserve">-diversities across ancestral continents, with higher average values achieved for simulation starting from South America than from North America – although no difference is retrieved from simulations generated under</w:t>
+        <w:t xml:space="preserve">-diversity across ancestral continents, with higher values achieved for simulation starting from South America than from North America – although no difference is retrieved from simulations generated under</w:t>
       </w:r>
       <w:r>
         <w:t xml:space="preserve"> </w:t>
@@ -1116,7 +1217,10 @@
         </m:r>
       </m:oMath>
       <w:r>
-        <w:t xml:space="preserve">.</w:t>
+        <w:t xml:space="preserve"> </w:t>
+      </w:r>
+      <w:r>
+        <w:t xml:space="preserve">().</w:t>
       </w:r>
     </w:p>
     <w:p>

--- a/Manuscript/GABI_palaeo_constraints.docx
+++ b/Manuscript/GABI_palaeo_constraints.docx
@@ -1178,7 +1178,24 @@
         <w:t xml:space="preserve">e</w:t>
       </w:r>
       <w:r>
-        <w:t xml:space="preserve">., number of taxa within the colonised continent – does not exhibit huge variations across our four models (</w:t>
+        <w:t xml:space="preserve">., number of taxa within the colonised continent – does not exhibit huge variations across our four models, though a significant decrease is to be reported for simulations starting from North America generated under the</w:t>
+      </w:r>
+      <w:r>
+        <w:t xml:space="preserve"> </w:t>
+      </w:r>
+      <m:oMath>
+        <m:r>
+          <m:t>M</m:t>
+        </m:r>
+        <m:r>
+          <m:t>3</m:t>
+        </m:r>
+      </m:oMath>
+      <w:r>
+        <w:t xml:space="preserve"> </w:t>
+      </w:r>
+      <w:r>
+        <w:t xml:space="preserve">model (</w:t>
       </w:r>
       <w:hyperlink w:anchor="fig-metrics">
         <w:r>
@@ -1192,7 +1209,7 @@
         <w:t xml:space="preserve"> </w:t>
       </w:r>
       <w:r>
-        <w:t xml:space="preserve">B). However, given a model, we do retrieve changes in mean colonised</w:t>
+        <w:t xml:space="preserve">B). Moreover, ancestral continent does not seem to affect mean colonised</w:t>
       </w:r>
       <w:r>
         <w:t xml:space="preserve"> </w:t>
@@ -1203,7 +1220,7 @@
         </m:r>
       </m:oMath>
       <w:r>
-        <w:t xml:space="preserve">-diversity across ancestral continents, with higher values achieved for simulation starting from South America than from North America – although no difference is retrieved from simulations generated under</w:t>
+        <w:t xml:space="preserve">-diversity values in the case of the</w:t>
       </w:r>
       <w:r>
         <w:t xml:space="preserve"> </w:t>
@@ -1213,14 +1230,111 @@
           <m:t>M</m:t>
         </m:r>
         <m:r>
-          <m:t>0</m:t>
+          <m:t>1</m:t>
         </m:r>
       </m:oMath>
       <w:r>
         <w:t xml:space="preserve"> </w:t>
       </w:r>
       <w:r>
-        <w:t xml:space="preserve">().</w:t>
+        <w:t xml:space="preserve">(</w:t>
+      </w:r>
+      <m:oMath>
+        <m:r>
+          <m:t>212</m:t>
+        </m:r>
+        <m:r>
+          <m:rPr>
+            <m:sty m:val="p"/>
+          </m:rPr>
+          <m:t>±</m:t>
+        </m:r>
+        <m:r>
+          <m:t>61</m:t>
+        </m:r>
+      </m:oMath>
+      <w:r>
+        <w:t xml:space="preserve"> </w:t>
+      </w:r>
+      <w:r>
+        <w:t xml:space="preserve">vs. </w:t>
+      </w:r>
+      <m:oMath>
+        <m:r>
+          <m:t>170</m:t>
+        </m:r>
+        <m:r>
+          <m:rPr>
+            <m:sty m:val="p"/>
+          </m:rPr>
+          <m:t>±</m:t>
+        </m:r>
+        <m:r>
+          <m:t>25</m:t>
+        </m:r>
+      </m:oMath>
+      <w:r>
+        <w:t xml:space="preserve"> </w:t>
+      </w:r>
+      <w:r>
+        <w:t xml:space="preserve">species respectively retrieved in the foreign continent after starting from North or South America) and</w:t>
+      </w:r>
+      <w:r>
+        <w:t xml:space="preserve"> </w:t>
+      </w:r>
+      <m:oMath>
+        <m:r>
+          <m:t>M</m:t>
+        </m:r>
+        <m:r>
+          <m:t>2</m:t>
+        </m:r>
+      </m:oMath>
+      <w:r>
+        <w:t xml:space="preserve"> </w:t>
+      </w:r>
+      <w:r>
+        <w:t xml:space="preserve">(</w:t>
+      </w:r>
+      <m:oMath>
+        <m:r>
+          <m:t>161</m:t>
+        </m:r>
+        <m:r>
+          <m:rPr>
+            <m:sty m:val="p"/>
+          </m:rPr>
+          <m:t>±</m:t>
+        </m:r>
+        <m:r>
+          <m:t>48</m:t>
+        </m:r>
+      </m:oMath>
+      <w:r>
+        <w:t xml:space="preserve"> </w:t>
+      </w:r>
+      <w:r>
+        <w:t xml:space="preserve">vs. </w:t>
+      </w:r>
+      <m:oMath>
+        <m:r>
+          <m:t>171</m:t>
+        </m:r>
+        <m:r>
+          <m:rPr>
+            <m:sty m:val="p"/>
+          </m:rPr>
+          <m:t>±</m:t>
+        </m:r>
+        <m:r>
+          <m:t>27</m:t>
+        </m:r>
+      </m:oMath>
+      <w:r>
+        <w:t xml:space="preserve"> </w:t>
+      </w:r>
+      <w:r>
+        <w:t xml:space="preserve">species) models. It does however affect</w:t>
       </w:r>
     </w:p>
     <w:p>
@@ -1881,7 +1995,25 @@
         <w:pStyle w:val="BodyText"/>
       </w:pPr>
       <w:r>
-        <w:t xml:space="preserve">Success in South America for temperate-adapted species, posited as the most successful , not recovered, with tropical meeting the gighest success</w:t>
+        <w:t xml:space="preserve">Success in South America for temperate-adapted species, posited as the most successful , not recovered, with tropical meeting the gighest success.</w:t>
+      </w:r>
+      <w:r>
+        <w:t xml:space="preserve"> </w:t>
+      </w:r>
+      <w:r>
+        <w:t xml:space="preserve">“</w:t>
+      </w:r>
+      <w:r>
+        <w:t xml:space="preserve">major overland dispersal of terrestrial mammalian taxa apparently did not take place until the climate was conducive to support the temperate-adapted taxa that experienced the changes in their respective home ranges</w:t>
+      </w:r>
+      <w:r>
+        <w:t xml:space="preserve">”</w:t>
+      </w:r>
+      <w:r>
+        <w:rPr>
+          <w:vertAlign w:val="superscript"/>
+        </w:rPr>
+        <w:t xml:space="preserve">6</w:t>
       </w:r>
     </w:p>
     <w:p>

--- a/Manuscript/GABI_palaeo_constraints.docx
+++ b/Manuscript/GABI_palaeo_constraints.docx
@@ -233,7 +233,7 @@
         <w:t xml:space="preserve">2–4</w:t>
       </w:r>
       <w:r>
-        <w:t xml:space="preserve">, palaeontological evidence and molecular phylogenies both agree with a late Miocene onset of land mammal exchange between the Americas, with most effective crossings occurring from</w:t>
+        <w:t xml:space="preserve">, palaeontological evidence and molecular phylogenies both agree with a late Miocene onset of land mammal exchange between the Americas, with most effective pulses of mammal crossings occurring from</w:t>
       </w:r>
       <w:r>
         <w:t xml:space="preserve"> </w:t>
@@ -267,7 +267,16 @@
         <w:t xml:space="preserve">1,6,9</w:t>
       </w:r>
       <w:r>
-        <w:t xml:space="preserve">. However, during the Quaternary, the ability of migrant lineages to maintain and diversify in the foreign continent became greater in South America, and many native South American mammal lineages concomitantly declined, some of which even going totally extinct</w:t>
+        <w:t xml:space="preserve">. However, during the Quaternary, the ability of migrant lineages to maintain and diversify in the foreign continent became greater in South America</w:t>
+      </w:r>
+      <w:r>
+        <w:rPr>
+          <w:vertAlign w:val="superscript"/>
+        </w:rPr>
+        <w:t xml:space="preserve">6</w:t>
+      </w:r>
+      <w:r>
+        <w:t xml:space="preserve">, and many native South American mammal lineages concomitantly declined, some of which even going totally extinct</w:t>
       </w:r>
       <w:r>
         <w:rPr>
@@ -362,10 +371,125 @@
         <w:t xml:space="preserve">., related to species’ physical environment, such as climate – in the asymmetry of this widely-known exchange</w:t>
       </w:r>
       <w:r>
+        <w:t xml:space="preserve"> </w:t>
+      </w:r>
+      <m:oMath>
+        <m:sSup>
+          <m:e>
+            <m:r>
+              <m:t>​</m:t>
+            </m:r>
+          </m:e>
+          <m:sup>
+            <m:r>
+              <m:t>e</m:t>
+            </m:r>
+            <m:r>
+              <m:rPr>
+                <m:sty m:val="p"/>
+              </m:rPr>
+              <m:t>.</m:t>
+            </m:r>
+            <m:r>
+              <m:t>g</m:t>
+            </m:r>
+            <m:r>
+              <m:rPr>
+                <m:sty m:val="p"/>
+              </m:rPr>
+              <m:t>.</m:t>
+            </m:r>
+            <m:r>
+              <m:rPr>
+                <m:sty m:val="p"/>
+              </m:rPr>
+              <m:t>,</m:t>
+            </m:r>
+          </m:sup>
+        </m:sSup>
+      </m:oMath>
+      <w:r>
         <w:rPr>
           <w:vertAlign w:val="superscript"/>
         </w:rPr>
-        <w:t xml:space="preserve">8,10,</w:t>
+        <w:t xml:space="preserve">8,10,17,20,24</w:t>
+      </w:r>
+      <w:r>
+        <w:t xml:space="preserve">. The prevailing view, proposed by Webb.</w:t>
+      </w:r>
+      <w:r>
+        <w:rPr>
+          <w:vertAlign w:val="superscript"/>
+        </w:rPr>
+        <w:t xml:space="preserve">10</w:t>
+      </w:r>
+      <w:r>
+        <w:t xml:space="preserve">, consists of relating pulses of mammal exchanges with Pleistocene climatic oscillation, promoting the transition from tropical rainforests to savannah-like environments in Central America during glacial maxima. This climate-driven landscape opening would have in turn facilitated the dispersal of taxa with non-tropical ecological affinities, fitter to these environment, which goes well in line with the migrant fossil record across both sides of the isthmus</w:t>
+      </w:r>
+      <w:r>
+        <w:rPr>
+          <w:vertAlign w:val="superscript"/>
+        </w:rPr>
+        <w:t xml:space="preserve">6</w:t>
+      </w:r>
+      <w:r>
+        <w:t xml:space="preserve">. However, so far, studies supporting this view have only been descriptive, tackling the issue from a fossil data-driven pattern-oriented perspective but, to our knowledge, never from a mechanistic process-oriented perspective.</w:t>
+      </w:r>
+    </w:p>
+    <w:p>
+      <w:pPr>
+        <w:pStyle w:val="BodyText"/>
+      </w:pPr>
+      <w:r>
+        <w:t xml:space="preserve">Recent improvements in process-explicit modelling have marked a turning point in the study of biodiversity</w:t>
+      </w:r>
+      <w:r>
+        <w:rPr>
+          <w:vertAlign w:val="superscript"/>
+        </w:rPr>
+        <w:t xml:space="preserve">25</w:t>
+      </w:r>
+      <w:r>
+        <w:t xml:space="preserve">. By combining a landscape made up with palaeoenvironmental variables and a set of eco-evolutionary rules according to which virtual species are simulated, mechanistic eco-evolutionary models offer the unique opportunity to casually explore the way biodiversity patterns arise and are maintained through evolutionary times</w:t>
+      </w:r>
+      <w:r>
+        <w:rPr>
+          <w:vertAlign w:val="superscript"/>
+        </w:rPr>
+        <w:t xml:space="preserve">26</w:t>
+      </w:r>
+      <w:r>
+        <w:t xml:space="preserve">. Recently, this family of models has provided unprecedented insights into the underlying forces behind widely-recognised biodiversity patterns, such as the latitudinal biodiversity gradient</w:t>
+      </w:r>
+      <w:r>
+        <w:rPr>
+          <w:vertAlign w:val="superscript"/>
+        </w:rPr>
+        <w:t xml:space="preserve">27,28</w:t>
+      </w:r>
+      <w:r>
+        <w:t xml:space="preserve">, the diversity desequilibrium between tropical rainforests across the globe</w:t>
+      </w:r>
+      <w:r>
+        <w:rPr>
+          <w:vertAlign w:val="superscript"/>
+        </w:rPr>
+        <w:t xml:space="preserve">29</w:t>
+      </w:r>
+      <w:r>
+        <w:t xml:space="preserve">, the build-up of the unique biodiversity along the Wallace line</w:t>
+      </w:r>
+      <w:r>
+        <w:rPr>
+          <w:vertAlign w:val="superscript"/>
+        </w:rPr>
+        <w:t xml:space="preserve">30</w:t>
+      </w:r>
+      <w:r>
+        <w:t xml:space="preserve"> </w:t>
+      </w:r>
+      <w:r>
+        <w:t xml:space="preserve">and many others</w:t>
       </w:r>
       <w:r>
         <w:rPr>
@@ -393,10 +517,10 @@
         <w:rPr>
           <w:vertAlign w:val="superscript"/>
         </w:rPr>
-        <w:t xml:space="preserve">., 17,20,24</w:t>
-      </w:r>
-      <w:r>
-        <w:t xml:space="preserve">. However, so far, most of these works have only relied on statistical analyses of the fossil record, and there is a lack of studies tackling the issue from a mechanistic perspective.</w:t>
+        <w:t xml:space="preserve">., 31,32,33</w:t>
+      </w:r>
+      <w:r>
+        <w:t xml:space="preserve">.</w:t>
       </w:r>
     </w:p>
     <w:p>
@@ -404,94 +528,7 @@
         <w:pStyle w:val="BodyText"/>
       </w:pPr>
       <w:r>
-        <w:t xml:space="preserve">Recent improvements in process-explicit modelling have marked a turning point in the study of biodiversity</w:t>
-      </w:r>
-      <w:r>
-        <w:rPr>
-          <w:vertAlign w:val="superscript"/>
-        </w:rPr>
-        <w:t xml:space="preserve">25</w:t>
-      </w:r>
-      <w:r>
-        <w:t xml:space="preserve">. By combining a landscape made up with palaeoenvironmental variables and a set of eco-evolutionary rules according to which virtual species are simulated, mechanistic eco-evolutionary models offer the unique opportunity to casually explore the way biodiversity patterns arise and are maintained through evolutionary times</w:t>
-      </w:r>
-      <w:r>
-        <w:rPr>
-          <w:vertAlign w:val="superscript"/>
-        </w:rPr>
-        <w:t xml:space="preserve">26</w:t>
-      </w:r>
-      <w:r>
-        <w:t xml:space="preserve">. Recently, this family of models has provided unprecedented insights into the underlying forces behind widely-recognised biodiversity patterns, such as the latitudinal biodiversity gradient</w:t>
-      </w:r>
-      <w:r>
-        <w:rPr>
-          <w:vertAlign w:val="superscript"/>
-        </w:rPr>
-        <w:t xml:space="preserve">27,28</w:t>
-      </w:r>
-      <w:r>
-        <w:t xml:space="preserve">, the diversity desequilibrium between tropical rainforests across the globe</w:t>
-      </w:r>
-      <w:r>
-        <w:rPr>
-          <w:vertAlign w:val="superscript"/>
-        </w:rPr>
-        <w:t xml:space="preserve">29</w:t>
-      </w:r>
-      <w:r>
-        <w:t xml:space="preserve">, the build-up of the unique biodiversity along the Wallace line</w:t>
-      </w:r>
-      <w:r>
-        <w:rPr>
-          <w:vertAlign w:val="superscript"/>
-        </w:rPr>
-        <w:t xml:space="preserve">30</w:t>
-      </w:r>
-      <w:r>
-        <w:t xml:space="preserve"> </w:t>
-      </w:r>
-      <w:r>
-        <w:t xml:space="preserve">and many others</w:t>
-      </w:r>
-      <w:r>
-        <w:rPr>
-          <w:i/>
-          <w:iCs/>
-          <w:vertAlign w:val="superscript"/>
-        </w:rPr>
-        <w:t xml:space="preserve">e</w:t>
-      </w:r>
-      <w:r>
-        <w:rPr>
-          <w:vertAlign w:val="superscript"/>
-        </w:rPr>
-        <w:t xml:space="preserve">.</w:t>
-      </w:r>
-      <w:r>
-        <w:rPr>
-          <w:i/>
-          <w:iCs/>
-          <w:vertAlign w:val="superscript"/>
-        </w:rPr>
-        <w:t xml:space="preserve">g</w:t>
-      </w:r>
-      <w:r>
-        <w:rPr>
-          <w:vertAlign w:val="superscript"/>
-        </w:rPr>
-        <w:t xml:space="preserve">., 31,32,33</w:t>
-      </w:r>
-      <w:r>
-        <w:t xml:space="preserve">.</w:t>
-      </w:r>
-    </w:p>
-    <w:p>
-      <w:pPr>
-        <w:pStyle w:val="BodyText"/>
-      </w:pPr>
-      <w:r>
-        <w:t xml:space="preserve">Here, we explore the implication of palaeoclimate change in the asymmetry of the GABI using a mechanistic biodiversity simulator coupled with palaeoclimate reconstructions across the last 5 million years. Our simulations tracked the diversification of a clade either originating in North or South America. The ability of a virtual species to maintain at a given place was only mediated by climatic factors. We hypothesise that (i) simulations starting from a North American ancestor would be more successful at reaching the other continent than the other way around, (ii) successful simulations starting from a North American ancestor would result in a more diverse and spatially spread radiation in the foreign continent and (iii) temperate-adapted species from North America would be the more successful, according to the historical predictions of Webb, Marshall and Simpson.</w:t>
+        <w:t xml:space="preserve">Here, we explore the implication of palaeoclimate change in the asymmetry of the GABI using a mechanistic biodiversity simulator coupled with palaeoclimate reconstructions across the last 5 million years. Our simulations tracked the diversification of a clade either originating in North or South America. The ability of a virtual species to maintain at a given place was only mediated by climatic factors. We hypothesise that (i) simulations starting from a North American ancestor would be more successful at reaching the other continent than the other way around, (ii) successful simulations starting from a North American ancestor would result in a more diverse and spatially spread radiation in the foreign continent and (iii) successful interchange would be more frequently achieved among biome generalists, temperate and arid specialists rather than tropical specialists.</w:t>
       </w:r>
     </w:p>
     <w:p>
@@ -1456,7 +1493,24 @@
         <w:t xml:space="preserve">STAR Methods</w:t>
       </w:r>
       <w:r>
-        <w:t xml:space="preserve">).</w:t>
+        <w:t xml:space="preserve">). We propose simulations generated under the</w:t>
+      </w:r>
+      <w:r>
+        <w:t xml:space="preserve"> </w:t>
+      </w:r>
+      <m:oMath>
+        <m:r>
+          <m:t>M</m:t>
+        </m:r>
+        <m:r>
+          <m:t>0</m:t>
+        </m:r>
+      </m:oMath>
+      <w:r>
+        <w:t xml:space="preserve"> </w:t>
+      </w:r>
+      <w:r>
+        <w:t xml:space="preserve">model – where climatic niche does not evolve – to reflect the macroecological behaviour of biome specialists, whereas species generated under the other models can be considered to mirror biome generalists’ one.</w:t>
       </w:r>
     </w:p>
     <w:p>
@@ -1464,47 +1518,7 @@
         <w:pStyle w:val="BodyText"/>
       </w:pPr>
       <w:r>
-        <w:t xml:space="preserve">Due to the unequal representativity of each biome between the two continents, the number of simulations starting within each biome was largely uneven across biome classes and continents (Figure S10). Indeed, the majority of North American ancestral species originated in the cold biome (</w:t>
-      </w:r>
-      <m:oMath>
-        <m:r>
-          <m:rPr>
-            <m:sty m:val="p"/>
-          </m:rPr>
-          <m:t>≈</m:t>
-        </m:r>
-        <m:r>
-          <m:t>57</m:t>
-        </m:r>
-        <m:r>
-          <m:rPr>
-            <m:sty m:val="p"/>
-          </m:rPr>
-          <m:t>%</m:t>
-        </m:r>
-      </m:oMath>
-      <w:r>
-        <w:t xml:space="preserve">), whereas the tropical biome recorded the largest proportion of ancestral species origination in South America (</w:t>
-      </w:r>
-      <m:oMath>
-        <m:r>
-          <m:rPr>
-            <m:sty m:val="p"/>
-          </m:rPr>
-          <m:t>≈</m:t>
-        </m:r>
-        <m:r>
-          <m:t>58</m:t>
-        </m:r>
-        <m:r>
-          <m:rPr>
-            <m:sty m:val="p"/>
-          </m:rPr>
-          <m:t>%</m:t>
-        </m:r>
-      </m:oMath>
-      <w:r>
-        <w:t xml:space="preserve">). Standardising initial distances to the isthmus of simulations originating in North America increased the proportion of simulations originating under low latitudes, to the detriment of those originating in high ones, less represented in South America (</w:t>
+        <w:t xml:space="preserve">Due to the unequal representativity of each biome between the two continents, the number of simulations starting within each biome was largely uneven across biome classes and continents (</w:t>
       </w:r>
       <w:hyperlink w:anchor="fig-biome">
         <w:r>
@@ -1518,10 +1532,7 @@
         <w:t xml:space="preserve"> </w:t>
       </w:r>
       <w:r>
-        <w:t xml:space="preserve">A and Figure S4). Consequently, this increased the representativity of the tropical (from</w:t>
-      </w:r>
-      <w:r>
-        <w:t xml:space="preserve"> </w:t>
+        <w:t xml:space="preserve">B). Indeed, the majority of North American ancestral species originated in the cold biome (</w:t>
       </w:r>
       <m:oMath>
         <m:r>
@@ -1531,7 +1542,7 @@
           <m:t>≈</m:t>
         </m:r>
         <m:r>
-          <m:t>5</m:t>
+          <m:t>57</m:t>
         </m:r>
         <m:r>
           <m:rPr>
@@ -1541,17 +1552,17 @@
         </m:r>
       </m:oMath>
       <w:r>
-        <w:t xml:space="preserve"> </w:t>
-      </w:r>
-      <w:r>
-        <w:t xml:space="preserve">to</w:t>
-      </w:r>
-      <w:r>
-        <w:t xml:space="preserve"> </w:t>
+        <w:t xml:space="preserve">), whereas the tropical biome recorded the largest proportion of ancestral species origination in South America (</w:t>
       </w:r>
       <m:oMath>
         <m:r>
-          <m:t>10</m:t>
+          <m:rPr>
+            <m:sty m:val="p"/>
+          </m:rPr>
+          <m:t>≈</m:t>
+        </m:r>
+        <m:r>
+          <m:t>58</m:t>
         </m:r>
         <m:r>
           <m:rPr>
@@ -1561,158 +1572,7 @@
         </m:r>
       </m:oMath>
       <w:r>
-        <w:t xml:space="preserve">) and arid (from</w:t>
-      </w:r>
-      <w:r>
-        <w:t xml:space="preserve"> </w:t>
-      </w:r>
-      <m:oMath>
-        <m:r>
-          <m:rPr>
-            <m:sty m:val="p"/>
-          </m:rPr>
-          <m:t>≈</m:t>
-        </m:r>
-        <m:r>
-          <m:t>16</m:t>
-        </m:r>
-        <m:r>
-          <m:rPr>
-            <m:sty m:val="p"/>
-          </m:rPr>
-          <m:t>%</m:t>
-        </m:r>
-      </m:oMath>
-      <w:r>
-        <w:t xml:space="preserve"> </w:t>
-      </w:r>
-      <w:r>
-        <w:t xml:space="preserve">to</w:t>
-      </w:r>
-      <w:r>
-        <w:t xml:space="preserve"> </w:t>
-      </w:r>
-      <m:oMath>
-        <m:r>
-          <m:t>26</m:t>
-        </m:r>
-        <m:r>
-          <m:rPr>
-            <m:sty m:val="p"/>
-          </m:rPr>
-          <m:t>%</m:t>
-        </m:r>
-      </m:oMath>
-      <w:r>
-        <w:t xml:space="preserve">) biomes to the detriment of the cold (from</w:t>
-      </w:r>
-      <w:r>
-        <w:t xml:space="preserve"> </w:t>
-      </w:r>
-      <m:oMath>
-        <m:r>
-          <m:rPr>
-            <m:sty m:val="p"/>
-          </m:rPr>
-          <m:t>≈</m:t>
-        </m:r>
-        <m:r>
-          <m:t>57</m:t>
-        </m:r>
-        <m:r>
-          <m:rPr>
-            <m:sty m:val="p"/>
-          </m:rPr>
-          <m:t>%</m:t>
-        </m:r>
-      </m:oMath>
-      <w:r>
-        <w:t xml:space="preserve"> </w:t>
-      </w:r>
-      <w:r>
-        <w:t xml:space="preserve">to</w:t>
-      </w:r>
-      <w:r>
-        <w:t xml:space="preserve"> </w:t>
-      </w:r>
-      <m:oMath>
-        <m:r>
-          <m:t>40</m:t>
-        </m:r>
-        <m:r>
-          <m:rPr>
-            <m:sty m:val="p"/>
-          </m:rPr>
-          <m:t>%</m:t>
-        </m:r>
-      </m:oMath>
-      <w:r>
-        <w:t xml:space="preserve">) and polar (from</w:t>
-      </w:r>
-      <w:r>
-        <w:t xml:space="preserve"> </w:t>
-      </w:r>
-      <m:oMath>
-        <m:r>
-          <m:rPr>
-            <m:sty m:val="p"/>
-          </m:rPr>
-          <m:t>≈</m:t>
-        </m:r>
-        <m:r>
-          <m:t>4</m:t>
-        </m:r>
-        <m:r>
-          <m:rPr>
-            <m:sty m:val="p"/>
-          </m:rPr>
-          <m:t>%</m:t>
-        </m:r>
-      </m:oMath>
-      <w:r>
-        <w:t xml:space="preserve"> </w:t>
-      </w:r>
-      <w:r>
-        <w:t xml:space="preserve">to</w:t>
-      </w:r>
-      <w:r>
-        <w:t xml:space="preserve"> </w:t>
-      </w:r>
-      <m:oMath>
-        <m:r>
-          <m:t>2</m:t>
-        </m:r>
-        <m:r>
-          <m:rPr>
-            <m:sty m:val="p"/>
-          </m:rPr>
-          <m:t>%</m:t>
-        </m:r>
-      </m:oMath>
-      <w:r>
-        <w:t xml:space="preserve">) ones in North America (Figure S10).</w:t>
-      </w:r>
-    </w:p>
-    <w:p>
-      <w:pPr>
-        <w:pStyle w:val="BodyText"/>
-      </w:pPr>
-      <w:r>
-        <w:t xml:space="preserve">Despite this initial imbalance, our results suggest similar proportions of successful simulations per biome between simulations starting from North and South America in the zero-adaptationist model (</w:t>
-      </w:r>
-      <m:oMath>
-        <m:r>
-          <m:t>M</m:t>
-        </m:r>
-        <m:r>
-          <m:t>0</m:t>
-        </m:r>
-      </m:oMath>
-      <w:r>
-        <w:t xml:space="preserve">,</w:t>
-      </w:r>
-      <w:r>
-        <w:t xml:space="preserve"> </w:t>
+        <w:t xml:space="preserve">). Standardising initial distances to the isthmus of simulations originating in North America increased the proportion of simulations originating under low latitudes, to the detriment of those originating in high ones, less represented in South America (</w:t>
       </w:r>
       <w:hyperlink w:anchor="fig-biome">
         <w:r>
@@ -1726,7 +1586,215 @@
         <w:t xml:space="preserve"> </w:t>
       </w:r>
       <w:r>
-        <w:t xml:space="preserve">B</w:t>
+        <w:t xml:space="preserve">A and Figure S4). Consequently, this increased the representativity of the tropical (from</w:t>
+      </w:r>
+      <w:r>
+        <w:t xml:space="preserve"> </w:t>
+      </w:r>
+      <m:oMath>
+        <m:r>
+          <m:rPr>
+            <m:sty m:val="p"/>
+          </m:rPr>
+          <m:t>≈</m:t>
+        </m:r>
+        <m:r>
+          <m:t>5</m:t>
+        </m:r>
+        <m:r>
+          <m:rPr>
+            <m:sty m:val="p"/>
+          </m:rPr>
+          <m:t>%</m:t>
+        </m:r>
+      </m:oMath>
+      <w:r>
+        <w:t xml:space="preserve"> </w:t>
+      </w:r>
+      <w:r>
+        <w:t xml:space="preserve">to</w:t>
+      </w:r>
+      <w:r>
+        <w:t xml:space="preserve"> </w:t>
+      </w:r>
+      <m:oMath>
+        <m:r>
+          <m:t>10</m:t>
+        </m:r>
+        <m:r>
+          <m:rPr>
+            <m:sty m:val="p"/>
+          </m:rPr>
+          <m:t>%</m:t>
+        </m:r>
+      </m:oMath>
+      <w:r>
+        <w:t xml:space="preserve">) and arid (from</w:t>
+      </w:r>
+      <w:r>
+        <w:t xml:space="preserve"> </w:t>
+      </w:r>
+      <m:oMath>
+        <m:r>
+          <m:rPr>
+            <m:sty m:val="p"/>
+          </m:rPr>
+          <m:t>≈</m:t>
+        </m:r>
+        <m:r>
+          <m:t>16</m:t>
+        </m:r>
+        <m:r>
+          <m:rPr>
+            <m:sty m:val="p"/>
+          </m:rPr>
+          <m:t>%</m:t>
+        </m:r>
+      </m:oMath>
+      <w:r>
+        <w:t xml:space="preserve"> </w:t>
+      </w:r>
+      <w:r>
+        <w:t xml:space="preserve">to</w:t>
+      </w:r>
+      <w:r>
+        <w:t xml:space="preserve"> </w:t>
+      </w:r>
+      <m:oMath>
+        <m:r>
+          <m:t>26</m:t>
+        </m:r>
+        <m:r>
+          <m:rPr>
+            <m:sty m:val="p"/>
+          </m:rPr>
+          <m:t>%</m:t>
+        </m:r>
+      </m:oMath>
+      <w:r>
+        <w:t xml:space="preserve">) biomes in the starting ranges of simulations originating in North America to the detriment of the cold (from</w:t>
+      </w:r>
+      <w:r>
+        <w:t xml:space="preserve"> </w:t>
+      </w:r>
+      <m:oMath>
+        <m:r>
+          <m:rPr>
+            <m:sty m:val="p"/>
+          </m:rPr>
+          <m:t>≈</m:t>
+        </m:r>
+        <m:r>
+          <m:t>57</m:t>
+        </m:r>
+        <m:r>
+          <m:rPr>
+            <m:sty m:val="p"/>
+          </m:rPr>
+          <m:t>%</m:t>
+        </m:r>
+      </m:oMath>
+      <w:r>
+        <w:t xml:space="preserve"> </w:t>
+      </w:r>
+      <w:r>
+        <w:t xml:space="preserve">to</w:t>
+      </w:r>
+      <w:r>
+        <w:t xml:space="preserve"> </w:t>
+      </w:r>
+      <m:oMath>
+        <m:r>
+          <m:t>40</m:t>
+        </m:r>
+        <m:r>
+          <m:rPr>
+            <m:sty m:val="p"/>
+          </m:rPr>
+          <m:t>%</m:t>
+        </m:r>
+      </m:oMath>
+      <w:r>
+        <w:t xml:space="preserve">) and polar (from</w:t>
+      </w:r>
+      <w:r>
+        <w:t xml:space="preserve"> </w:t>
+      </w:r>
+      <m:oMath>
+        <m:r>
+          <m:rPr>
+            <m:sty m:val="p"/>
+          </m:rPr>
+          <m:t>≈</m:t>
+        </m:r>
+        <m:r>
+          <m:t>4</m:t>
+        </m:r>
+        <m:r>
+          <m:rPr>
+            <m:sty m:val="p"/>
+          </m:rPr>
+          <m:t>%</m:t>
+        </m:r>
+      </m:oMath>
+      <w:r>
+        <w:t xml:space="preserve"> </w:t>
+      </w:r>
+      <w:r>
+        <w:t xml:space="preserve">to</w:t>
+      </w:r>
+      <w:r>
+        <w:t xml:space="preserve"> </w:t>
+      </w:r>
+      <m:oMath>
+        <m:r>
+          <m:t>2</m:t>
+        </m:r>
+        <m:r>
+          <m:rPr>
+            <m:sty m:val="p"/>
+          </m:rPr>
+          <m:t>%</m:t>
+        </m:r>
+      </m:oMath>
+      <w:r>
+        <w:t xml:space="preserve">) ones (Figure S10).</w:t>
+      </w:r>
+    </w:p>
+    <w:p>
+      <w:pPr>
+        <w:pStyle w:val="BodyText"/>
+      </w:pPr>
+      <w:r>
+        <w:t xml:space="preserve">Despite this initial imbalance, our results suggest similar proportions of successful simulations per biome between simulations starting from North and South America in the zero-adaptationist model (</w:t>
+      </w:r>
+      <m:oMath>
+        <m:r>
+          <m:t>M</m:t>
+        </m:r>
+        <m:r>
+          <m:t>0</m:t>
+        </m:r>
+      </m:oMath>
+      <w:r>
+        <w:t xml:space="preserve">,</w:t>
+      </w:r>
+      <w:r>
+        <w:t xml:space="preserve"> </w:t>
+      </w:r>
+      <w:hyperlink w:anchor="fig-biome">
+        <w:r>
+          <w:rPr>
+            <w:rStyle w:val="Hyperlink"/>
+          </w:rPr>
+          <w:t xml:space="preserve">Figure 4</w:t>
+        </w:r>
+      </w:hyperlink>
+      <w:r>
+        <w:t xml:space="preserve"> </w:t>
+      </w:r>
+      <w:r>
+        <w:t xml:space="preserve">C</w:t>
       </w:r>
       <w:r>
         <w:t xml:space="preserve"> </w:t>
@@ -2098,6 +2166,20 @@
         <w:t xml:space="preserve">North American taxa exhibit strong Tropical Niche Conservatism (TNC), but not South Americans, except for M0. TNC relaxed in M3.</w:t>
       </w:r>
     </w:p>
+    <w:p>
+      <w:pPr>
+        <w:pStyle w:val="BodyText"/>
+      </w:pPr>
+      <w:r>
+        <w:t xml:space="preserve">Effect of climate change to keep in mind for megafaunal extinctions</w:t>
+      </w:r>
+      <w:r>
+        <w:rPr>
+          <w:vertAlign w:val="superscript"/>
+        </w:rPr>
+        <w:t xml:space="preserve">41</w:t>
+      </w:r>
+    </w:p>
     <w:bookmarkEnd w:id="27"/>
     <w:bookmarkStart w:id="28" w:name="on-the-effect-of-geography"/>
     <w:p>
@@ -2119,7 +2201,7 @@
         <w:rPr>
           <w:vertAlign w:val="superscript"/>
         </w:rPr>
-        <w:t xml:space="preserve">41</w:t>
+        <w:t xml:space="preserve">42</w:t>
       </w:r>
       <w:r>
         <w:t xml:space="preserve">.</w:t>
@@ -2214,7 +2296,7 @@
         <w:rPr>
           <w:vertAlign w:val="superscript"/>
         </w:rPr>
-        <w:t xml:space="preserve">42</w:t>
+        <w:t xml:space="preserve">43</w:t>
       </w:r>
       <w:r>
         <w:t xml:space="preserve"> </w:t>
@@ -2364,7 +2446,7 @@
         <w:rPr>
           <w:vertAlign w:val="superscript"/>
         </w:rPr>
-        <w:t xml:space="preserve">., 43,44</w:t>
+        <w:t xml:space="preserve">., 44,45</w:t>
       </w:r>
       <w:r>
         <w:t xml:space="preserve">. Although over-water dispersal has long been regarded as the prevailing mechanism</w:t>
@@ -2373,7 +2455,7 @@
         <w:rPr>
           <w:vertAlign w:val="superscript"/>
         </w:rPr>
-        <w:t xml:space="preserve">43</w:t>
+        <w:t xml:space="preserve">44</w:t>
       </w:r>
       <w:r>
         <w:t xml:space="preserve">, recent geological advances have providing evidence for (1) the emergence of land bridges connecting South America to Caribbean islands and (2) the formation of mega-islands – during Pleistocene glacial maximum episodes – several times since the Mio-Pliocene boundary</w:t>
@@ -2382,7 +2464,7 @@
         <w:rPr>
           <w:vertAlign w:val="superscript"/>
         </w:rPr>
-        <w:t xml:space="preserve">45</w:t>
+        <w:t xml:space="preserve">46</w:t>
       </w:r>
       <w:r>
         <w:t xml:space="preserve">. Hence, it would make sense to consider West Indies as an alternative dispersal pathway between the Americas. However, due to the idiosyncratic eco-evolutionary processes shaping insular systems</w:t>
@@ -2413,7 +2495,7 @@
         <w:rPr>
           <w:vertAlign w:val="superscript"/>
         </w:rPr>
-        <w:t xml:space="preserve">., 46</w:t>
+        <w:t xml:space="preserve">., 47</w:t>
       </w:r>
       <w:r>
         <w:t xml:space="preserve"> </w:t>
@@ -2539,7 +2621,7 @@
         <w:rPr>
           <w:vertAlign w:val="superscript"/>
         </w:rPr>
-        <w:t xml:space="preserve">48</w:t>
+        <w:t xml:space="preserve">49</w:t>
       </w:r>
       <w:r>
         <w:t xml:space="preserve">.</w:t>
@@ -2633,7 +2715,7 @@
       </w:r>
     </w:p>
     <w:bookmarkEnd w:id="33"/>
-    <w:bookmarkStart w:id="131" w:name="references"/>
+    <w:bookmarkStart w:id="133" w:name="references"/>
     <w:p>
       <w:pPr>
         <w:pStyle w:val="Heading1"/>
@@ -2642,7 +2724,7 @@
         <w:t xml:space="preserve">References</w:t>
       </w:r>
     </w:p>
-    <w:bookmarkStart w:id="130" w:name="refs"/>
+    <w:bookmarkStart w:id="132" w:name="refs"/>
     <w:bookmarkStart w:id="35" w:name="ref-marshall1982"/>
     <w:p>
       <w:pPr>
@@ -4427,7 +4509,7 @@
       </w:r>
     </w:p>
     <w:bookmarkEnd w:id="111"/>
-    <w:bookmarkStart w:id="113" w:name="ref-motta2025"/>
+    <w:bookmarkStart w:id="113" w:name="ref-cruz2025"/>
     <w:p>
       <w:pPr>
         <w:pStyle w:val="Bibliography"/>
@@ -4442,7 +4524,7 @@
         <w:t xml:space="preserve">	</w:t>
       </w:r>
       <w:r>
-        <w:t xml:space="preserve">Motta, L.M., and Quental, T.B. (2025). New aspects of the asymmetry of the great american biotic interchange based on an analysis of the spatial and temporal structure of immigrant taxa at local scale. Palaeogeography, Palaeoclimatology, Palaeoecology</w:t>
+        <w:t xml:space="preserve">Cruz, E.N.S., Faurby, S., and Sawaya, R.J. (2025). Did the climate changes cause the extinction of the Late Pleistocene gomphotheres in South America? Zoologia (Curitiba)</w:t>
       </w:r>
       <w:r>
         <w:t xml:space="preserve"> </w:t>
@@ -4452,6 +4534,49 @@
           <w:i/>
           <w:iCs/>
         </w:rPr>
+        <w:t xml:space="preserve">42</w:t>
+      </w:r>
+      <w:r>
+        <w:t xml:space="preserve">, e24051. https://doi.org/</w:t>
+      </w:r>
+      <w:hyperlink r:id="rId112">
+        <w:r>
+          <w:rPr>
+            <w:rStyle w:val="Hyperlink"/>
+          </w:rPr>
+          <w:t xml:space="preserve">https://doi.org/10.1590/S1984-4689.v42.e24051</w:t>
+        </w:r>
+      </w:hyperlink>
+      <w:r>
+        <w:t xml:space="preserve">.</w:t>
+      </w:r>
+    </w:p>
+    <w:bookmarkEnd w:id="113"/>
+    <w:bookmarkStart w:id="115" w:name="ref-motta2025"/>
+    <w:p>
+      <w:pPr>
+        <w:pStyle w:val="Bibliography"/>
+      </w:pPr>
+      <w:r>
+        <w:t xml:space="preserve">42.</w:t>
+      </w:r>
+      <w:r>
+        <w:t xml:space="preserve"> </w:t>
+      </w:r>
+      <w:r>
+        <w:t xml:space="preserve">	</w:t>
+      </w:r>
+      <w:r>
+        <w:t xml:space="preserve">Motta, L.M., and Quental, T.B. (2025). New aspects of the asymmetry of the great american biotic interchange based on an analysis of the spatial and temporal structure of immigrant taxa at local scale. Palaeogeography, Palaeoclimatology, Palaeoecology</w:t>
+      </w:r>
+      <w:r>
+        <w:t xml:space="preserve"> </w:t>
+      </w:r>
+      <w:r>
+        <w:rPr>
+          <w:i/>
+          <w:iCs/>
+        </w:rPr>
         <w:t xml:space="preserve">668</w:t>
       </w:r>
       <w:r>
@@ -4460,7 +4585,7 @@
       <w:r>
         <w:t xml:space="preserve"> </w:t>
       </w:r>
-      <w:hyperlink r:id="rId112">
+      <w:hyperlink r:id="rId114">
         <w:r>
           <w:rPr>
             <w:rStyle w:val="Hyperlink"/>
@@ -4472,14 +4597,14 @@
         <w:t xml:space="preserve">.</w:t>
       </w:r>
     </w:p>
-    <w:bookmarkEnd w:id="113"/>
-    <w:bookmarkStart w:id="115" w:name="ref-pino2022"/>
+    <w:bookmarkEnd w:id="115"/>
+    <w:bookmarkStart w:id="117" w:name="ref-pino2022"/>
     <w:p>
       <w:pPr>
         <w:pStyle w:val="Bibliography"/>
       </w:pPr>
       <w:r>
-        <w:t xml:space="preserve">42.</w:t>
+        <w:t xml:space="preserve">43.</w:t>
       </w:r>
       <w:r>
         <w:t xml:space="preserve"> </w:t>
@@ -4506,7 +4631,7 @@
       <w:r>
         <w:t xml:space="preserve"> </w:t>
       </w:r>
-      <w:hyperlink r:id="rId114">
+      <w:hyperlink r:id="rId116">
         <w:r>
           <w:rPr>
             <w:rStyle w:val="Hyperlink"/>
@@ -4518,14 +4643,14 @@
         <w:t xml:space="preserve">.</w:t>
       </w:r>
     </w:p>
-    <w:bookmarkEnd w:id="115"/>
-    <w:bookmarkStart w:id="117" w:name="ref-morgan1993"/>
+    <w:bookmarkEnd w:id="117"/>
+    <w:bookmarkStart w:id="119" w:name="ref-morgan1993"/>
     <w:p>
       <w:pPr>
         <w:pStyle w:val="Bibliography"/>
       </w:pPr>
       <w:r>
-        <w:t xml:space="preserve">43.</w:t>
+        <w:t xml:space="preserve">44.</w:t>
       </w:r>
       <w:r>
         <w:t xml:space="preserve"> </w:t>
@@ -4539,7 +4664,7 @@
       <w:r>
         <w:t xml:space="preserve"> </w:t>
       </w:r>
-      <w:hyperlink r:id="rId116">
+      <w:hyperlink r:id="rId118">
         <w:r>
           <w:rPr>
             <w:rStyle w:val="Hyperlink"/>
@@ -4551,14 +4676,14 @@
         <w:t xml:space="preserve">.</w:t>
       </w:r>
     </w:p>
-    <w:bookmarkEnd w:id="117"/>
-    <w:bookmarkStart w:id="119" w:name="ref-ali2021b"/>
+    <w:bookmarkEnd w:id="119"/>
+    <w:bookmarkStart w:id="121" w:name="ref-ali2021b"/>
     <w:p>
       <w:pPr>
         <w:pStyle w:val="Bibliography"/>
       </w:pPr>
       <w:r>
-        <w:t xml:space="preserve">44.</w:t>
+        <w:t xml:space="preserve">45.</w:t>
       </w:r>
       <w:r>
         <w:t xml:space="preserve"> </w:t>
@@ -4597,7 +4722,7 @@
       <w:r>
         <w:t xml:space="preserve"> </w:t>
       </w:r>
-      <w:hyperlink r:id="rId118">
+      <w:hyperlink r:id="rId120">
         <w:r>
           <w:rPr>
             <w:rStyle w:val="Hyperlink"/>
@@ -4609,14 +4734,14 @@
         <w:t xml:space="preserve">.</w:t>
       </w:r>
     </w:p>
-    <w:bookmarkEnd w:id="119"/>
-    <w:bookmarkStart w:id="121" w:name="ref-cornée2021"/>
+    <w:bookmarkEnd w:id="121"/>
+    <w:bookmarkStart w:id="123" w:name="ref-cornée2021"/>
     <w:p>
       <w:pPr>
         <w:pStyle w:val="Bibliography"/>
       </w:pPr>
       <w:r>
-        <w:t xml:space="preserve">45.</w:t>
+        <w:t xml:space="preserve">46.</w:t>
       </w:r>
       <w:r>
         <w:t xml:space="preserve"> </w:t>
@@ -4643,7 +4768,7 @@
       <w:r>
         <w:t xml:space="preserve"> </w:t>
       </w:r>
-      <w:hyperlink r:id="rId120">
+      <w:hyperlink r:id="rId122">
         <w:r>
           <w:rPr>
             <w:rStyle w:val="Hyperlink"/>
@@ -4655,14 +4780,14 @@
         <w:t xml:space="preserve">.</w:t>
       </w:r>
     </w:p>
-    <w:bookmarkEnd w:id="121"/>
-    <w:bookmarkStart w:id="123" w:name="ref-warren2015"/>
+    <w:bookmarkEnd w:id="123"/>
+    <w:bookmarkStart w:id="125" w:name="ref-warren2015"/>
     <w:p>
       <w:pPr>
         <w:pStyle w:val="Bibliography"/>
       </w:pPr>
       <w:r>
-        <w:t xml:space="preserve">46.</w:t>
+        <w:t xml:space="preserve">47.</w:t>
       </w:r>
       <w:r>
         <w:t xml:space="preserve"> </w:t>
@@ -4689,7 +4814,7 @@
       <w:r>
         <w:t xml:space="preserve"> </w:t>
       </w:r>
-      <w:hyperlink r:id="rId122">
+      <w:hyperlink r:id="rId124">
         <w:r>
           <w:rPr>
             <w:rStyle w:val="Hyperlink"/>
@@ -4701,14 +4826,14 @@
         <w:t xml:space="preserve">.</w:t>
       </w:r>
     </w:p>
-    <w:bookmarkEnd w:id="123"/>
-    <w:bookmarkStart w:id="125" w:name="ref-couvreur2011"/>
+    <w:bookmarkEnd w:id="125"/>
+    <w:bookmarkStart w:id="127" w:name="ref-couvreur2011"/>
     <w:p>
       <w:pPr>
         <w:pStyle w:val="Bibliography"/>
       </w:pPr>
       <w:r>
-        <w:t xml:space="preserve">47.</w:t>
+        <w:t xml:space="preserve">48.</w:t>
       </w:r>
       <w:r>
         <w:t xml:space="preserve"> </w:t>
@@ -4735,7 +4860,7 @@
       <w:r>
         <w:t xml:space="preserve"> </w:t>
       </w:r>
-      <w:hyperlink r:id="rId124">
+      <w:hyperlink r:id="rId126">
         <w:r>
           <w:rPr>
             <w:rStyle w:val="Hyperlink"/>
@@ -4747,14 +4872,14 @@
         <w:t xml:space="preserve">.</w:t>
       </w:r>
     </w:p>
-    <w:bookmarkEnd w:id="125"/>
-    <w:bookmarkStart w:id="127" w:name="ref-upchurch2024"/>
+    <w:bookmarkEnd w:id="127"/>
+    <w:bookmarkStart w:id="129" w:name="ref-upchurch2024"/>
     <w:p>
       <w:pPr>
         <w:pStyle w:val="Bibliography"/>
       </w:pPr>
       <w:r>
-        <w:t xml:space="preserve">48.</w:t>
+        <w:t xml:space="preserve">49.</w:t>
       </w:r>
       <w:r>
         <w:t xml:space="preserve"> </w:t>
@@ -4781,7 +4906,7 @@
       <w:r>
         <w:t xml:space="preserve"> </w:t>
       </w:r>
-      <w:hyperlink r:id="rId126">
+      <w:hyperlink r:id="rId128">
         <w:r>
           <w:rPr>
             <w:rStyle w:val="Hyperlink"/>
@@ -4793,14 +4918,14 @@
         <w:t xml:space="preserve">.</w:t>
       </w:r>
     </w:p>
-    <w:bookmarkEnd w:id="127"/>
-    <w:bookmarkStart w:id="129" w:name="ref-gearty2023"/>
+    <w:bookmarkEnd w:id="129"/>
+    <w:bookmarkStart w:id="131" w:name="ref-gearty2023"/>
     <w:p>
       <w:pPr>
         <w:pStyle w:val="Bibliography"/>
       </w:pPr>
       <w:r>
-        <w:t xml:space="preserve">49.</w:t>
+        <w:t xml:space="preserve">50.</w:t>
       </w:r>
       <w:r>
         <w:t xml:space="preserve"> </w:t>
@@ -4814,7 +4939,7 @@
       <w:r>
         <w:t xml:space="preserve"> </w:t>
       </w:r>
-      <w:hyperlink r:id="rId128">
+      <w:hyperlink r:id="rId130">
         <w:r>
           <w:rPr>
             <w:rStyle w:val="Hyperlink"/>
@@ -4823,10 +4948,10 @@
         </w:r>
       </w:hyperlink>
     </w:p>
-    <w:bookmarkEnd w:id="129"/>
-    <w:bookmarkEnd w:id="130"/>
     <w:bookmarkEnd w:id="131"/>
-    <w:bookmarkStart w:id="148" w:name="figures"/>
+    <w:bookmarkEnd w:id="132"/>
+    <w:bookmarkEnd w:id="133"/>
+    <w:bookmarkStart w:id="150" w:name="figures"/>
     <w:p>
       <w:pPr>
         <w:pStyle w:val="Heading1"/>
@@ -4848,7 +4973,7 @@
       <w:tr>
         <w:tc>
           <w:tcPr/>
-          <w:bookmarkStart w:id="135" w:name="fig-framework"/>
+          <w:bookmarkStart w:id="137" w:name="fig-framework"/>
           <w:p>
             <w:pPr>
               <w:pStyle w:val="Compact"/>
@@ -4859,18 +4984,18 @@
                 <wp:inline>
                   <wp:extent cx="3959999" cy="3959999"/>
                   <wp:effectExtent b="0" l="0" r="0" t="0"/>
-                  <wp:docPr descr="" title="" id="133" name="Picture"/>
+                  <wp:docPr descr="" title="" id="135" name="Picture"/>
                   <a:graphic>
                     <a:graphicData uri="http://schemas.openxmlformats.org/drawingml/2006/picture">
                       <pic:pic>
                         <pic:nvPicPr>
-                          <pic:cNvPr descr="../Figures/MS/Main/Figure_framework/Figure_framework.png" id="134" name="Picture"/>
+                          <pic:cNvPr descr="../Figures/MS/Main/Figure_framework/Figure_framework.png" id="136" name="Picture"/>
                           <pic:cNvPicPr>
                             <a:picLocks noChangeArrowheads="1" noChangeAspect="1"/>
                           </pic:cNvPicPr>
                         </pic:nvPicPr>
                         <pic:blipFill>
-                          <a:blip r:embed="rId132"/>
+                          <a:blip r:embed="rId134"/>
                           <a:stretch>
                             <a:fillRect/>
                           </a:stretch>
@@ -4934,13 +5059,13 @@
               <w:rPr>
                 <w:vertAlign w:val="superscript"/>
               </w:rPr>
-              <w:t xml:space="preserve">49</w:t>
+              <w:t xml:space="preserve">50</w:t>
             </w:r>
             <w:r>
               <w:t xml:space="preserve">. The empirically-derived asymmetry of the transcontinental land mammal exchange is represented by the thickness of the two arrows, the thicker the arrow, the more intense the exchange.</w:t>
             </w:r>
           </w:p>
-          <w:bookmarkEnd w:id="135"/>
+          <w:bookmarkEnd w:id="137"/>
         </w:tc>
       </w:tr>
     </w:tbl>
@@ -4957,7 +5082,7 @@
       <w:tr>
         <w:tc>
           <w:tcPr/>
-          <w:bookmarkStart w:id="139" w:name="fig-propsuccess"/>
+          <w:bookmarkStart w:id="141" w:name="fig-propsuccess"/>
           <w:p>
             <w:pPr>
               <w:pStyle w:val="Compact"/>
@@ -4968,18 +5093,18 @@
                 <wp:inline>
                   <wp:extent cx="3599999" cy="3779999"/>
                   <wp:effectExtent b="0" l="0" r="0" t="0"/>
-                  <wp:docPr descr="" title="" id="137" name="Picture"/>
+                  <wp:docPr descr="" title="" id="139" name="Picture"/>
                   <a:graphic>
                     <a:graphicData uri="http://schemas.openxmlformats.org/drawingml/2006/picture">
                       <pic:pic>
                         <pic:nvPicPr>
-                          <pic:cNvPr descr="../Figures/MS/Main/Figure_PropSuccess/Figure_PropSuccess.png" id="138" name="Picture"/>
+                          <pic:cNvPr descr="../Figures/MS/Main/Figure_PropSuccess/Figure_PropSuccess.png" id="140" name="Picture"/>
                           <pic:cNvPicPr>
                             <a:picLocks noChangeArrowheads="1" noChangeAspect="1"/>
                           </pic:cNvPicPr>
                         </pic:nvPicPr>
                         <pic:blipFill>
-                          <a:blip r:embed="rId136"/>
+                          <a:blip r:embed="rId138"/>
                           <a:stretch>
                             <a:fillRect/>
                           </a:stretch>
@@ -5080,7 +5205,7 @@
               <w:t xml:space="preserve">). Each individual plot shows the outcome of simulations starting in North (red) and South (cyan) America. Dots represent mean proportion estimates and error bars show their associated Binomial-derived 95% confidence interval.</w:t>
             </w:r>
           </w:p>
-          <w:bookmarkEnd w:id="139"/>
+          <w:bookmarkEnd w:id="141"/>
         </w:tc>
       </w:tr>
     </w:tbl>
@@ -5097,7 +5222,7 @@
       <w:tr>
         <w:tc>
           <w:tcPr/>
-          <w:bookmarkStart w:id="143" w:name="fig-metrics"/>
+          <w:bookmarkStart w:id="145" w:name="fig-metrics"/>
           <w:p>
             <w:pPr>
               <w:pStyle w:val="Compact"/>
@@ -5108,18 +5233,18 @@
                 <wp:inline>
                   <wp:extent cx="5039999" cy="4319999"/>
                   <wp:effectExtent b="0" l="0" r="0" t="0"/>
-                  <wp:docPr descr="" title="" id="141" name="Picture"/>
+                  <wp:docPr descr="" title="" id="143" name="Picture"/>
                   <a:graphic>
                     <a:graphicData uri="http://schemas.openxmlformats.org/drawingml/2006/picture">
                       <pic:pic>
                         <pic:nvPicPr>
-                          <pic:cNvPr descr="../Figures/MS/Main/Figure_metrics/Figure_metrics.png" id="142" name="Picture"/>
+                          <pic:cNvPr descr="../Figures/MS/Main/Figure_metrics/Figure_metrics.png" id="144" name="Picture"/>
                           <pic:cNvPicPr>
                             <a:picLocks noChangeArrowheads="1" noChangeAspect="1"/>
                           </pic:cNvPicPr>
                         </pic:nvPicPr>
                         <pic:blipFill>
-                          <a:blip r:embed="rId140"/>
+                          <a:blip r:embed="rId142"/>
                           <a:stretch>
                             <a:fillRect/>
                           </a:stretch>
@@ -5281,7 +5406,7 @@
               <w:t xml:space="preserve">., successfully reaching the continent where it did not originate. Mean estimates and their associated Student-derived 95% confidence interval are displayed over their distribution.</w:t>
             </w:r>
           </w:p>
-          <w:bookmarkEnd w:id="143"/>
+          <w:bookmarkEnd w:id="145"/>
         </w:tc>
       </w:tr>
     </w:tbl>
@@ -5298,7 +5423,7 @@
       <w:tr>
         <w:tc>
           <w:tcPr/>
-          <w:bookmarkStart w:id="147" w:name="fig-biome"/>
+          <w:bookmarkStart w:id="149" w:name="fig-biome"/>
           <w:p>
             <w:pPr>
               <w:pStyle w:val="Compact"/>
@@ -5309,18 +5434,18 @@
                 <wp:inline>
                   <wp:extent cx="5399999" cy="5399999"/>
                   <wp:effectExtent b="0" l="0" r="0" t="0"/>
-                  <wp:docPr descr="" title="" id="145" name="Picture"/>
+                  <wp:docPr descr="" title="" id="147" name="Picture"/>
                   <a:graphic>
                     <a:graphicData uri="http://schemas.openxmlformats.org/drawingml/2006/picture">
                       <pic:pic>
                         <pic:nvPicPr>
-                          <pic:cNvPr descr="../Figures/MS/Main/Figure_biomes/Figure_biomes.png" id="146" name="Picture"/>
+                          <pic:cNvPr descr="../Figures/MS/Main/Figure_biomes/Figure_biomes.png" id="148" name="Picture"/>
                           <pic:cNvPicPr>
                             <a:picLocks noChangeArrowheads="1" noChangeAspect="1"/>
                           </pic:cNvPicPr>
                         </pic:nvPicPr>
                         <pic:blipFill>
-                          <a:blip r:embed="rId144"/>
+                          <a:blip r:embed="rId146"/>
                           <a:stretch>
                             <a:fillRect/>
                           </a:stretch>
@@ -5431,11 +5556,11 @@
               <w:t xml:space="preserve">Proportion of successful simulations based on the biome where ancestral species originates, for each modelled scenario-ancestral continent combination. This proportion is expressed as the ratio between the number of successful simulations and the total number of simulations starting from a given biome. Coloured dots and error bars respectively show proportion estimates and their associated Binomial-derived 95% confidence intervals.</w:t>
             </w:r>
           </w:p>
-          <w:bookmarkEnd w:id="147"/>
+          <w:bookmarkEnd w:id="149"/>
         </w:tc>
       </w:tr>
     </w:tbl>
-    <w:bookmarkEnd w:id="148"/>
+    <w:bookmarkEnd w:id="150"/>
     <w:sectPr>
       <w:type w:val="nextPage"/>
       <w:pgSz w:h="15840" w:w="12240"/>

--- a/Manuscript/GABI_palaeo_constraints.docx
+++ b/Manuscript/GABI_palaeo_constraints.docx
@@ -345,7 +345,7 @@
         <w:t xml:space="preserve">., 20,21–23</w:t>
       </w:r>
       <w:r>
-        <w:t xml:space="preserve">. On the other hand, several studies proposed or found support for an implication of abiotic factors –</w:t>
+        <w:t xml:space="preserve">. On the other hand, several studies proposed an implication of abiotic factors –</w:t>
       </w:r>
       <w:r>
         <w:t xml:space="preserve"> </w:t>
@@ -1407,7 +1407,7 @@
         </m:r>
       </m:oMath>
       <w:r>
-        <w:t xml:space="preserve">. Also, we can highlight a general trend that ancestral species originated closer to the isthmus in the case of successful simulations compared to unsuccessful ones (Figure SX). Interestingly enough, the results obtained for this metric, just like those obtained for the other two, hold for simulations generated after standardising the initial distances to the isthmus of North American virtual species with those starting from South America (Figure S3).</w:t>
+        <w:t xml:space="preserve">. Also, we can highlight a general trend that ancestral species originated closer to the isthmus in the case of successful simulations compared to unsuccessful ones (Figure S6-7). Interestingly enough, the results obtained for this metric, just like those obtained for the other two, hold for simulations generated after standardising the initial distances to the isthmus of North American virtual species with those starting from South America (Figure S3).</w:t>
       </w:r>
     </w:p>
     <w:bookmarkEnd w:id="24"/>
@@ -1510,7 +1510,27 @@
         <w:t xml:space="preserve"> </w:t>
       </w:r>
       <w:r>
-        <w:t xml:space="preserve">model – where climatic niche does not evolve – to reflect the macroecological behaviour of biome specialists, whereas species generated under the other models can be considered to mirror biome generalists’ one.</w:t>
+        <w:t xml:space="preserve">model – where climatic niche does not evolve – to reflect the macroecological behaviour of biome specialists, maintaining an ecological affinity with the biome where they originated. On the other hand, species generated under the other models (</w:t>
+      </w:r>
+      <m:oMath>
+        <m:r>
+          <m:t>M</m:t>
+        </m:r>
+        <m:r>
+          <m:t>1</m:t>
+        </m:r>
+        <m:r>
+          <m:rPr>
+            <m:sty m:val="p"/>
+          </m:rPr>
+          <m:t>−</m:t>
+        </m:r>
+        <m:r>
+          <m:t>3</m:t>
+        </m:r>
+      </m:oMath>
+      <w:r>
+        <w:t xml:space="preserve">) – allowing climatic niche evolution over time – were considered biome generalists.</w:t>
       </w:r>
     </w:p>
     <w:p>
@@ -1518,7 +1538,7 @@
         <w:pStyle w:val="BodyText"/>
       </w:pPr>
       <w:r>
-        <w:t xml:space="preserve">Due to the unequal representativity of each biome between the two continents, the number of simulations starting within each biome was largely uneven across biome classes and continents (</w:t>
+        <w:t xml:space="preserve">Due to the unequal area occupied by each biome between the two continents, the number of simulations starting within each biome was largely uneven across biome classes and continents (</w:t>
       </w:r>
       <w:hyperlink w:anchor="fig-biome">
         <w:r>
@@ -1532,15 +1552,9 @@
         <w:t xml:space="preserve"> </w:t>
       </w:r>
       <w:r>
-        <w:t xml:space="preserve">B). Indeed, the majority of North American ancestral species originated in the cold biome (</w:t>
+        <w:t xml:space="preserve">B). The majority of North American ancestral species originated in the cold biome (</w:t>
       </w:r>
       <m:oMath>
-        <m:r>
-          <m:rPr>
-            <m:sty m:val="p"/>
-          </m:rPr>
-          <m:t>≈</m:t>
-        </m:r>
         <m:r>
           <m:t>57</m:t>
         </m:r>
@@ -1555,12 +1569,6 @@
         <w:t xml:space="preserve">), whereas the tropical biome recorded the largest proportion of ancestral species origination in South America (</w:t>
       </w:r>
       <m:oMath>
-        <m:r>
-          <m:rPr>
-            <m:sty m:val="p"/>
-          </m:rPr>
-          <m:t>≈</m:t>
-        </m:r>
         <m:r>
           <m:t>58</m:t>
         </m:r>
@@ -1593,12 +1601,6 @@
       </w:r>
       <m:oMath>
         <m:r>
-          <m:rPr>
-            <m:sty m:val="p"/>
-          </m:rPr>
-          <m:t>≈</m:t>
-        </m:r>
-        <m:r>
           <m:t>5</m:t>
         </m:r>
         <m:r>
@@ -1636,12 +1638,6 @@
       </w:r>
       <m:oMath>
         <m:r>
-          <m:rPr>
-            <m:sty m:val="p"/>
-          </m:rPr>
-          <m:t>≈</m:t>
-        </m:r>
-        <m:r>
           <m:t>16</m:t>
         </m:r>
         <m:r>
@@ -1672,18 +1668,12 @@
         </m:r>
       </m:oMath>
       <w:r>
-        <w:t xml:space="preserve">) biomes in the starting ranges of simulations originating in North America to the detriment of the cold (from</w:t>
+        <w:t xml:space="preserve">) biomes in the starting ranges of simulations originating in North America, and decreased the proportion of simulations originating in the cold (from</w:t>
       </w:r>
       <w:r>
         <w:t xml:space="preserve"> </w:t>
       </w:r>
       <m:oMath>
-        <m:r>
-          <m:rPr>
-            <m:sty m:val="p"/>
-          </m:rPr>
-          <m:t>≈</m:t>
-        </m:r>
         <m:r>
           <m:t>57</m:t>
         </m:r>
@@ -1722,12 +1712,6 @@
       </w:r>
       <m:oMath>
         <m:r>
-          <m:rPr>
-            <m:sty m:val="p"/>
-          </m:rPr>
-          <m:t>≈</m:t>
-        </m:r>
-        <m:r>
           <m:t>4</m:t>
         </m:r>
         <m:r>
@@ -1758,7 +1742,7 @@
         </m:r>
       </m:oMath>
       <w:r>
-        <w:t xml:space="preserve">) ones (Figure S10).</w:t>
+        <w:t xml:space="preserve">) ones (Figure S9).</w:t>
       </w:r>
     </w:p>
     <w:p>
@@ -1766,7 +1750,10 @@
         <w:pStyle w:val="BodyText"/>
       </w:pPr>
       <w:r>
-        <w:t xml:space="preserve">Despite this initial imbalance, our results suggest similar proportions of successful simulations per biome between simulations starting from North and South America in the zero-adaptationist model (</w:t>
+        <w:t xml:space="preserve">Despite this initial imbalance, when simulations were generated under the</w:t>
+      </w:r>
+      <w:r>
+        <w:t xml:space="preserve"> </w:t>
       </w:r>
       <m:oMath>
         <m:r>
@@ -1777,10 +1764,10 @@
         </m:r>
       </m:oMath>
       <w:r>
-        <w:t xml:space="preserve">,</w:t>
-      </w:r>
-      <w:r>
-        <w:t xml:space="preserve"> </w:t>
+        <w:t xml:space="preserve"> </w:t>
+      </w:r>
+      <w:r>
+        <w:t xml:space="preserve">model, our results suggest similar patterns in exchange intensity between simulations starting from North and South America (</w:t>
       </w:r>
       <w:hyperlink w:anchor="fig-biome">
         <w:r>
@@ -1794,28 +1781,270 @@
         <w:t xml:space="preserve"> </w:t>
       </w:r>
       <w:r>
-        <w:t xml:space="preserve">C</w:t>
-      </w:r>
-      <w:r>
-        <w:t xml:space="preserve"> </w:t>
+        <w:t xml:space="preserve">C, first row). Tropical specialists (</w:t>
       </w:r>
       <w:r>
         <w:rPr>
           <w:i/>
           <w:iCs/>
         </w:rPr>
-        <w:t xml:space="preserve">first row</w:t>
-      </w:r>
-      <w:r>
-        <w:t xml:space="preserve">). In that case,</w:t>
-      </w:r>
-    </w:p>
-    <w:p>
-      <w:pPr>
-        <w:pStyle w:val="BodyText"/>
-      </w:pPr>
-      <w:r>
-        <w:t xml:space="preserve">Similar proportions of successful simulations that started from</w:t>
+        <w:t xml:space="preserve">i</w:t>
+      </w:r>
+      <w:r>
+        <w:t xml:space="preserve">.</w:t>
+      </w:r>
+      <w:r>
+        <w:rPr>
+          <w:i/>
+          <w:iCs/>
+        </w:rPr>
+        <w:t xml:space="preserve">e</w:t>
+      </w:r>
+      <w:r>
+        <w:t xml:space="preserve">., originating in the tropical biome and evolving under</w:t>
+      </w:r>
+      <w:r>
+        <w:t xml:space="preserve"> </w:t>
+      </w:r>
+      <m:oMath>
+        <m:r>
+          <m:t>M</m:t>
+        </m:r>
+        <m:r>
+          <m:t>0</m:t>
+        </m:r>
+      </m:oMath>
+      <w:r>
+        <w:t xml:space="preserve">) were largely more frequently exchanged than other biome specialists, with on average</w:t>
+      </w:r>
+      <w:r>
+        <w:t xml:space="preserve"> </w:t>
+      </w:r>
+      <m:oMath>
+        <m:r>
+          <m:t>90</m:t>
+        </m:r>
+      </m:oMath>
+      <w:r>
+        <w:t xml:space="preserve">,</w:t>
+      </w:r>
+      <w:r>
+        <w:t xml:space="preserve"> </w:t>
+      </w:r>
+      <m:oMath>
+        <m:d>
+          <m:dPr>
+            <m:begChr m:val="["/>
+            <m:endChr m:val="]"/>
+            <m:sepChr m:val=""/>
+            <m:grow/>
+          </m:dPr>
+          <m:e>
+            <m:r>
+              <m:t>77</m:t>
+            </m:r>
+            <m:r>
+              <m:rPr>
+                <m:sty m:val="p"/>
+              </m:rPr>
+              <m:t>,</m:t>
+            </m:r>
+            <m:r>
+              <m:t>100</m:t>
+            </m:r>
+          </m:e>
+        </m:d>
+        <m:r>
+          <m:rPr>
+            <m:sty m:val="p"/>
+          </m:rPr>
+          <m:t>%</m:t>
+        </m:r>
+      </m:oMath>
+      <w:r>
+        <w:t xml:space="preserve"> </w:t>
+      </w:r>
+      <w:r>
+        <w:t xml:space="preserve">successful exchanges southwards (</w:t>
+      </w:r>
+      <w:r>
+        <w:rPr>
+          <w:i/>
+          <w:iCs/>
+        </w:rPr>
+        <w:t xml:space="preserve">i</w:t>
+      </w:r>
+      <w:r>
+        <w:t xml:space="preserve">.</w:t>
+      </w:r>
+      <w:r>
+        <w:rPr>
+          <w:i/>
+          <w:iCs/>
+        </w:rPr>
+        <w:t xml:space="preserve">e</w:t>
+      </w:r>
+      <w:r>
+        <w:t xml:space="preserve">., from simulations originating in North America) and</w:t>
+      </w:r>
+      <w:r>
+        <w:t xml:space="preserve"> </w:t>
+      </w:r>
+      <m:oMath>
+        <m:r>
+          <m:t>66</m:t>
+        </m:r>
+        <m:r>
+          <m:rPr>
+            <m:sty m:val="p"/>
+          </m:rPr>
+          <m:t>±</m:t>
+        </m:r>
+        <m:r>
+          <m:t>5</m:t>
+        </m:r>
+        <m:r>
+          <m:rPr>
+            <m:sty m:val="p"/>
+          </m:rPr>
+          <m:t>%</m:t>
+        </m:r>
+      </m:oMath>
+      <w:r>
+        <w:t xml:space="preserve"> </w:t>
+      </w:r>
+      <w:r>
+        <w:t xml:space="preserve">northwards (</w:t>
+      </w:r>
+      <w:r>
+        <w:rPr>
+          <w:i/>
+          <w:iCs/>
+        </w:rPr>
+        <w:t xml:space="preserve">i</w:t>
+      </w:r>
+      <w:r>
+        <w:t xml:space="preserve">.</w:t>
+      </w:r>
+      <w:r>
+        <w:rPr>
+          <w:i/>
+          <w:iCs/>
+        </w:rPr>
+        <w:t xml:space="preserve">e</w:t>
+      </w:r>
+      <w:r>
+        <w:t xml:space="preserve">., from simulations originating in South America). Such proportions were significantly reduced for arid (</w:t>
+      </w:r>
+      <m:oMath>
+        <m:r>
+          <m:t>26</m:t>
+        </m:r>
+        <m:r>
+          <m:rPr>
+            <m:sty m:val="p"/>
+          </m:rPr>
+          <m:t>±</m:t>
+        </m:r>
+        <m:r>
+          <m:t>6</m:t>
+        </m:r>
+        <m:r>
+          <m:rPr>
+            <m:sty m:val="p"/>
+          </m:rPr>
+          <m:t>%</m:t>
+        </m:r>
+      </m:oMath>
+      <w:r>
+        <w:t xml:space="preserve"> </w:t>
+      </w:r>
+      <w:r>
+        <w:t xml:space="preserve">southwards,</w:t>
+      </w:r>
+      <w:r>
+        <w:t xml:space="preserve"> </w:t>
+      </w:r>
+      <m:oMath>
+        <m:r>
+          <m:t>18</m:t>
+        </m:r>
+        <m:r>
+          <m:rPr>
+            <m:sty m:val="p"/>
+          </m:rPr>
+          <m:t>±</m:t>
+        </m:r>
+        <m:r>
+          <m:t>9</m:t>
+        </m:r>
+        <m:r>
+          <m:rPr>
+            <m:sty m:val="p"/>
+          </m:rPr>
+          <m:t>%</m:t>
+        </m:r>
+      </m:oMath>
+      <w:r>
+        <w:t xml:space="preserve"> </w:t>
+      </w:r>
+      <w:r>
+        <w:t xml:space="preserve">northwards) and temperate specialists (</w:t>
+      </w:r>
+      <m:oMath>
+        <m:r>
+          <m:t>26</m:t>
+        </m:r>
+        <m:r>
+          <m:rPr>
+            <m:sty m:val="p"/>
+          </m:rPr>
+          <m:t>±</m:t>
+        </m:r>
+        <m:r>
+          <m:t>10</m:t>
+        </m:r>
+        <m:r>
+          <m:rPr>
+            <m:sty m:val="p"/>
+          </m:rPr>
+          <m:t>%</m:t>
+        </m:r>
+      </m:oMath>
+      <w:r>
+        <w:t xml:space="preserve"> </w:t>
+      </w:r>
+      <w:r>
+        <w:t xml:space="preserve">southwards,</w:t>
+      </w:r>
+      <w:r>
+        <w:t xml:space="preserve"> </w:t>
+      </w:r>
+      <m:oMath>
+        <m:r>
+          <m:t>29</m:t>
+        </m:r>
+        <m:r>
+          <m:rPr>
+            <m:sty m:val="p"/>
+          </m:rPr>
+          <m:t>±</m:t>
+        </m:r>
+        <m:r>
+          <m:t>8</m:t>
+        </m:r>
+        <m:r>
+          <m:rPr>
+            <m:sty m:val="p"/>
+          </m:rPr>
+          <m:t>%</m:t>
+        </m:r>
+      </m:oMath>
+      <w:r>
+        <w:t xml:space="preserve"> </w:t>
+      </w:r>
+      <w:r>
+        <w:t xml:space="preserve">northwards), and almost no cold or polar specialist, no matter where it originated, successfully made it to the other continent.</w:t>
       </w:r>
     </w:p>
     <w:p>
@@ -5537,7 +5766,7 @@
               <w:t xml:space="preserve"> </w:t>
             </w:r>
             <w:r>
-              <w:t xml:space="preserve">Biome where the ancestral species of each of the 500 simulation originated, for each continent and each scenario. We removed simulations starting from a cell that could not be assigned a biome from our counts, hence the reason why some are not exactly summing to 500.</w:t>
+              <w:t xml:space="preserve">Biome where the ancestral species of each of the 500 simulations originated, for each continent and each scenario. We removed simulations starting from a cell that could not be assigned a biome from our counts, hence the reason why some are not exactly summing to 500.</w:t>
             </w:r>
             <w:r>
               <w:t xml:space="preserve"> </w:t>

--- a/Manuscript/GABI_palaeo_constraints.docx
+++ b/Manuscript/GABI_palaeo_constraints.docx
@@ -233,7 +233,7 @@
         <w:t xml:space="preserve">2–4</w:t>
       </w:r>
       <w:r>
-        <w:t xml:space="preserve">, palaeontological evidence and molecular phylogenies both agree with a late Miocene onset of land mammal exchange between the Americas, with most effective pulses of mammal crossings occurring from</w:t>
+        <w:t xml:space="preserve">, palaeontological evidence and molecular phylogenies both agree with a late Miocene onset of land mammal exchange between the Americas, but with effective pulses of mammal crossings occurring not earlier than</w:t>
       </w:r>
       <w:r>
         <w:t xml:space="preserve"> </w:t>
@@ -249,7 +249,7 @@
         <w:t xml:space="preserve"> </w:t>
       </w:r>
       <w:r>
-        <w:t xml:space="preserve">3 Million years ago (Ma) onwards</w:t>
+        <w:t xml:space="preserve">3 Million years ago</w:t>
       </w:r>
       <w:r>
         <w:rPr>
@@ -424,7 +424,19 @@
         <w:t xml:space="preserve">10</w:t>
       </w:r>
       <w:r>
-        <w:t xml:space="preserve">, consists of relating pulses of mammal exchanges with Pleistocene climatic oscillation, promoting the transition from tropical rainforests to savannah-like environments in Central America during glacial maxima. This climate-driven landscape opening would have in turn facilitated the dispersal of taxa with non-tropical ecological affinities, fitter to these environment, which goes well in line with the migrant fossil record across both sides of the isthmus</w:t>
+        <w:t xml:space="preserve"> </w:t>
+      </w:r>
+      <w:r>
+        <w:t xml:space="preserve">and Vrba.</w:t>
+      </w:r>
+      <w:r>
+        <w:rPr>
+          <w:vertAlign w:val="superscript"/>
+        </w:rPr>
+        <w:t xml:space="preserve">20</w:t>
+      </w:r>
+      <w:r>
+        <w:t xml:space="preserve">, consists of relating pulses of transcontinental mammal exchanges with Pleistocene climatic oscillation, promoting the transition from tropical rainforests to savannah-like environments in Central America during glacial maxima. This climate-driven landscape opening would have in turn facilitated the dispersal of taxa with non-tropical ecological affinities, fitter to these environment, which goes well in line with the migrant fossil record across both sides of the isthmus</w:t>
       </w:r>
       <w:r>
         <w:rPr>
@@ -546,13 +558,13 @@
         <w:t xml:space="preserve">Results</w:t>
       </w:r>
     </w:p>
-    <w:bookmarkStart w:id="23" w:name="Xfb36bcde79b6ee4f4fdf1c41b43e2de14e60110"/>
+    <w:bookmarkStart w:id="23" w:name="X4567fbc203e26536a8b2c1d2a805dae2efaff00"/>
     <w:p>
       <w:pPr>
         <w:pStyle w:val="Heading2"/>
       </w:pPr>
       <w:r>
-        <w:t xml:space="preserve">Climate would have favoured an inverted asymmetry for transcontinental faunal exchanges across the Americas</w:t>
+        <w:t xml:space="preserve">Climate makes northwards dispersal events easier than southwards ones</w:t>
       </w:r>
     </w:p>
     <w:p>
@@ -560,7 +572,7 @@
         <w:pStyle w:val="FirstParagraph"/>
       </w:pPr>
       <w:r>
-        <w:t xml:space="preserve">The contribution of palaeoclimate to the biogeographic asymmetry of the Great American Biotic Interchange (GABI) was tested in a simulation-based framework relying on gen3sis v1.5.11</w:t>
+        <w:t xml:space="preserve">The contribution of palaeoclimate to the biogeographic asymmetry of the Great American Biotic Interchange (GABI) was tested in a simulation-based framework relying on gen3sis</w:t>
       </w:r>
       <w:r>
         <w:rPr>
@@ -613,7 +625,7 @@
         </w:r>
       </w:hyperlink>
       <w:r>
-        <w:t xml:space="preserve">). This imbalance, strikingly going against our expectations, is maintained whether we allow species climatic niche to evolve following the direction of local climatic change (</w:t>
+        <w:t xml:space="preserve">). This imbalance is maintained whether we allow species climatic niche to evolve following the direction of local climatic change (</w:t>
       </w:r>
       <m:oMath>
         <m:r>
@@ -1767,7 +1779,7 @@
         <w:t xml:space="preserve"> </w:t>
       </w:r>
       <w:r>
-        <w:t xml:space="preserve">model, our results suggest similar patterns in exchange intensity between simulations starting from North and South America (</w:t>
+        <w:t xml:space="preserve">model, our results suggest similar exchange intensity patterns between simulations starting from North and South America (</w:t>
       </w:r>
       <w:hyperlink w:anchor="fig-biome">
         <w:r>
@@ -1824,14 +1836,6 @@
         <m:r>
           <m:t>90</m:t>
         </m:r>
-      </m:oMath>
-      <w:r>
-        <w:t xml:space="preserve">,</w:t>
-      </w:r>
-      <w:r>
-        <w:t xml:space="preserve"> </w:t>
-      </w:r>
-      <m:oMath>
         <m:d>
           <m:dPr>
             <m:begChr m:val="["/>
@@ -2044,26 +2048,338 @@
         <w:t xml:space="preserve"> </w:t>
       </w:r>
       <w:r>
-        <w:t xml:space="preserve">northwards), and almost no cold or polar specialist, no matter where it originated, successfully made it to the other continent.</w:t>
+        <w:t xml:space="preserve">northwards), and almost no cold or polar specialist, no matter where it originated, successfully made it to the other continent. The exact same pattern is obtained for southwards dispersal events occurring after standardising initial distances to the isthmus (Figure S8,</w:t>
+      </w:r>
+      <w:r>
+        <w:t xml:space="preserve"> </w:t>
+      </w:r>
+      <m:oMath>
+        <m:r>
+          <m:t>M</m:t>
+        </m:r>
+        <m:r>
+          <m:t>0</m:t>
+        </m:r>
+      </m:oMath>
+      <w:r>
+        <w:t xml:space="preserve">).</w:t>
       </w:r>
     </w:p>
     <w:p>
       <w:pPr>
         <w:pStyle w:val="BodyText"/>
       </w:pPr>
+      <w:r>
+        <w:t xml:space="preserve">Regarding biome generalists (models</w:t>
+      </w:r>
+      <w:r>
+        <w:t xml:space="preserve"> </w:t>
+      </w:r>
       <m:oMath>
         <m:r>
           <m:t>M</m:t>
         </m:r>
         <m:r>
+          <m:t>1</m:t>
+        </m:r>
+        <m:r>
+          <m:rPr>
+            <m:sty m:val="p"/>
+          </m:rPr>
+          <m:t>−</m:t>
+        </m:r>
+        <m:r>
           <m:t>3</m:t>
         </m:r>
       </m:oMath>
       <w:r>
-        <w:t xml:space="preserve"> </w:t>
-      </w:r>
-      <w:r>
-        <w:t xml:space="preserve">more permissive towards South American species migrating northwards than the other way around</w:t>
+        <w:t xml:space="preserve">), simulations starting from North America maintained the same distribution of exchange intensities across biomes as biome specialists. Generalists that originated in the tropical biome record the highest proportion of exchange success (</w:t>
+      </w:r>
+      <m:oMath>
+        <m:r>
+          <m:t>89</m:t>
+        </m:r>
+        <m:d>
+          <m:dPr>
+            <m:begChr m:val="["/>
+            <m:endChr m:val="]"/>
+            <m:sepChr m:val=""/>
+            <m:grow/>
+          </m:dPr>
+          <m:e>
+            <m:r>
+              <m:t>75</m:t>
+            </m:r>
+            <m:r>
+              <m:rPr>
+                <m:sty m:val="p"/>
+              </m:rPr>
+              <m:t>,</m:t>
+            </m:r>
+            <m:r>
+              <m:t>100</m:t>
+            </m:r>
+          </m:e>
+        </m:d>
+        <m:r>
+          <m:rPr>
+            <m:sty m:val="p"/>
+          </m:rPr>
+          <m:t>%</m:t>
+        </m:r>
+      </m:oMath>
+      <w:r>
+        <w:t xml:space="preserve"> </w:t>
+      </w:r>
+      <w:r>
+        <w:t xml:space="preserve">for</w:t>
+      </w:r>
+      <w:r>
+        <w:t xml:space="preserve"> </w:t>
+      </w:r>
+      <m:oMath>
+        <m:r>
+          <m:t>M</m:t>
+        </m:r>
+        <m:r>
+          <m:t>1</m:t>
+        </m:r>
+      </m:oMath>
+      <w:r>
+        <w:t xml:space="preserve">), followed by those originating in the temperate (</w:t>
+      </w:r>
+      <m:oMath>
+        <m:r>
+          <m:t>40</m:t>
+        </m:r>
+        <m:r>
+          <m:rPr>
+            <m:sty m:val="p"/>
+          </m:rPr>
+          <m:t>±</m:t>
+        </m:r>
+        <m:r>
+          <m:t>10</m:t>
+        </m:r>
+        <m:r>
+          <m:rPr>
+            <m:sty m:val="p"/>
+          </m:rPr>
+          <m:t>%</m:t>
+        </m:r>
+      </m:oMath>
+      <w:r>
+        <w:t xml:space="preserve">,</w:t>
+      </w:r>
+      <w:r>
+        <w:t xml:space="preserve"> </w:t>
+      </w:r>
+      <m:oMath>
+        <m:r>
+          <m:t>M</m:t>
+        </m:r>
+        <m:r>
+          <m:t>1</m:t>
+        </m:r>
+      </m:oMath>
+      <w:r>
+        <w:t xml:space="preserve">) and arid (</w:t>
+      </w:r>
+      <m:oMath>
+        <m:r>
+          <m:t>34</m:t>
+        </m:r>
+        <m:r>
+          <m:rPr>
+            <m:sty m:val="p"/>
+          </m:rPr>
+          <m:t>±</m:t>
+        </m:r>
+        <m:r>
+          <m:t>11</m:t>
+        </m:r>
+        <m:r>
+          <m:rPr>
+            <m:sty m:val="p"/>
+          </m:rPr>
+          <m:t>%</m:t>
+        </m:r>
+      </m:oMath>
+      <w:r>
+        <w:t xml:space="preserve">,</w:t>
+      </w:r>
+      <w:r>
+        <w:t xml:space="preserve"> </w:t>
+      </w:r>
+      <m:oMath>
+        <m:r>
+          <m:t>M</m:t>
+        </m:r>
+        <m:r>
+          <m:t>1</m:t>
+        </m:r>
+      </m:oMath>
+      <w:r>
+        <w:t xml:space="preserve">) biomes. Also, generalists originating in the cold or polar biomes almost never made it to South America (</w:t>
+      </w:r>
+      <w:hyperlink w:anchor="fig-biome">
+        <w:r>
+          <w:rPr>
+            <w:rStyle w:val="Hyperlink"/>
+          </w:rPr>
+          <w:t xml:space="preserve">Figure 4</w:t>
+        </w:r>
+      </w:hyperlink>
+      <w:r>
+        <w:t xml:space="preserve"> </w:t>
+      </w:r>
+      <w:r>
+        <w:t xml:space="preserve">C</w:t>
+      </w:r>
+      <w:r>
+        <w:t xml:space="preserve"> </w:t>
+      </w:r>
+      <m:oMath>
+        <m:r>
+          <m:t>M</m:t>
+        </m:r>
+        <m:r>
+          <m:t>1</m:t>
+        </m:r>
+        <m:r>
+          <m:rPr>
+            <m:sty m:val="p"/>
+          </m:rPr>
+          <m:t>−</m:t>
+        </m:r>
+        <m:r>
+          <m:t>2</m:t>
+        </m:r>
+      </m:oMath>
+      <w:r>
+        <w:t xml:space="preserve">). That being said, we should notice that removing the precipitation constraint on species climatic niche (</w:t>
+      </w:r>
+      <w:r>
+        <w:rPr>
+          <w:i/>
+          <w:iCs/>
+        </w:rPr>
+        <w:t xml:space="preserve">i</w:t>
+      </w:r>
+      <w:r>
+        <w:t xml:space="preserve">.</w:t>
+      </w:r>
+      <w:r>
+        <w:rPr>
+          <w:i/>
+          <w:iCs/>
+        </w:rPr>
+        <w:t xml:space="preserve">e</w:t>
+      </w:r>
+      <w:r>
+        <w:t xml:space="preserve">., model</w:t>
+      </w:r>
+      <w:r>
+        <w:t xml:space="preserve"> </w:t>
+      </w:r>
+      <m:oMath>
+        <m:r>
+          <m:t>M</m:t>
+        </m:r>
+        <m:r>
+          <m:t>3</m:t>
+        </m:r>
+      </m:oMath>
+      <w:r>
+        <w:t xml:space="preserve">) tends to attenuate this imbalance (</w:t>
+      </w:r>
+      <w:hyperlink w:anchor="fig-biome">
+        <w:r>
+          <w:rPr>
+            <w:rStyle w:val="Hyperlink"/>
+          </w:rPr>
+          <w:t xml:space="preserve">Figure 4</w:t>
+        </w:r>
+      </w:hyperlink>
+      <w:r>
+        <w:t xml:space="preserve"> </w:t>
+      </w:r>
+      <w:r>
+        <w:t xml:space="preserve">C</w:t>
+      </w:r>
+      <w:r>
+        <w:t xml:space="preserve"> </w:t>
+      </w:r>
+      <m:oMath>
+        <m:r>
+          <m:t>M</m:t>
+        </m:r>
+        <m:r>
+          <m:t>3</m:t>
+        </m:r>
+      </m:oMath>
+      <w:r>
+        <w:t xml:space="preserve">). All this still hold when standardising initial distances to the isthmus of simulations starting from North America to those starting from South America (Figure S8,</w:t>
+      </w:r>
+      <w:r>
+        <w:t xml:space="preserve"> </w:t>
+      </w:r>
+      <m:oMath>
+        <m:r>
+          <m:t>M</m:t>
+        </m:r>
+        <m:r>
+          <m:t>1</m:t>
+        </m:r>
+        <m:r>
+          <m:rPr>
+            <m:sty m:val="p"/>
+          </m:rPr>
+          <m:t>−</m:t>
+        </m:r>
+        <m:r>
+          <m:t>3</m:t>
+        </m:r>
+      </m:oMath>
+      <w:r>
+        <w:t xml:space="preserve">). Conversely, the disparity in proportion of successful exchanges across biomes was largely attenuated for biome generalists originating in South America, for which a successful exchange appears almost equally-likely, no matters the biome where they originate (</w:t>
+      </w:r>
+      <w:hyperlink w:anchor="fig-biome">
+        <w:r>
+          <w:rPr>
+            <w:rStyle w:val="Hyperlink"/>
+          </w:rPr>
+          <w:t xml:space="preserve">Figure 4</w:t>
+        </w:r>
+      </w:hyperlink>
+      <w:r>
+        <w:t xml:space="preserve"> </w:t>
+      </w:r>
+      <w:r>
+        <w:t xml:space="preserve">C</w:t>
+      </w:r>
+      <w:r>
+        <w:t xml:space="preserve"> </w:t>
+      </w:r>
+      <m:oMath>
+        <m:r>
+          <m:t>M</m:t>
+        </m:r>
+        <m:r>
+          <m:t>1</m:t>
+        </m:r>
+        <m:r>
+          <m:rPr>
+            <m:sty m:val="p"/>
+          </m:rPr>
+          <m:t>−</m:t>
+        </m:r>
+        <m:r>
+          <m:t>3</m:t>
+        </m:r>
+      </m:oMath>
+      <w:r>
+        <w:t xml:space="preserve">).</w:t>
       </w:r>
     </w:p>
     <w:p>
@@ -2807,7 +3123,7 @@
         <w:t xml:space="preserve"> </w:t>
       </w:r>
       <w:r>
-        <w:t xml:space="preserve">3.5 Ma and (2) assumpltion of fixed palaeogeography.</w:t>
+        <w:t xml:space="preserve">3.5 Ma and (2) assumption of fixed palaeogeography.</w:t>
       </w:r>
     </w:p>
     <w:bookmarkEnd w:id="30"/>

--- a/Manuscript/GABI_palaeo_constraints.docx
+++ b/Manuscript/GABI_palaeo_constraints.docx
@@ -176,7 +176,7 @@
         <w:pStyle w:val="FirstParagraph"/>
       </w:pPr>
       <w:r>
-        <w:t xml:space="preserve">The Great American Biotic Interchange (GABI) refers to the admixture of North and South American faunas promoted by the closure of the isthmus of Panama. Among land mammals, this faunal exchange was asymmetric because it witnessed a greater ability of North American lineages to establish southwards, meanwhile many South Americans went extinct. Here, coupling a mechanistic eco-evolutionary simulator with palaeoclimatic reconstructions for the last 5 million years, we explore the extent to which palaeoclimate, alone, may have shaped such a biogeographic asymmetry. When climatic variables are the only constraints to virtual species’ dispersal, our results indicate that (1) successful interchanges are more frequently achieved when simulations start from South America than from North America, contrasting with empirical observations. In addition, (2) our models fail at explaining the higher representation of temperate-adapted mammals in the fossil record of successfully exchanged mammals, particularly of North American origin, but (3) suggest that successful colonisers from North America occupy larger areas in South America than the other way around. Hence, our findings stress that spatio-temporal palaeoclimate dynamics are not sufficient to explain the imbalanced success of North American migrants in South America following the GABI, suggesting the implication of additional biogeographic and ecological filters. This study offers valuable insights into the processes behind one of the most puzzling macroecological enigmas in the history of life on Earth.</w:t>
+        <w:t xml:space="preserve">The Great American Biotic Interchange (GABI) refers to the admixture of North and South American faunas promoted by the late Cenozoic closure of the isthmus of Panama. Among land mammals, this faunal exchange was asymmetric because it witnessed a greater ability of North American lineages to establish southwards, meanwhile many South Americans went extinct. Here, coupling a mechanistic eco-evolutionary simulator with palaeoclimatic reconstructions for the last 5 million years, we explore the extent to which palaeoclimate, alone, may have shaped such a biogeographic asymmetry. When climatic variables are the only constraints to virtual species’ dispersal, our results indicate that (1) successful interchanges are more frequently achieved when simulations start from South America than from North America, contrary to what could be expected based empirical observations. In addition, (2) our models fail at explaining the higher representation of temperate-adapted mammals in the fossil record of successfully exchanged mammals, particularly of North American origin, but (3) suggest that successful colonisers from North America occupy larger areas in South America than the other way around. Hence, our findings stress that spatio-temporal palaeoclimate dynamics are not sufficient to explain the imbalanced success of North American migrants in South America following the GABI, suggesting the implication of additional biogeographic and ecological filters. This study offers valuable insights into the processes behind one of the most puzzling macroecological enigmas in the history of life on Earth.</w:t>
       </w:r>
     </w:p>
     <w:bookmarkEnd w:id="20"/>
@@ -215,7 +215,7 @@
         <w:pStyle w:val="FirstParagraph"/>
       </w:pPr>
       <w:r>
-        <w:t xml:space="preserve">The Great American Biotic Interchange (GABI) refers to the large-scale faunal exchange – mostly affecting land mammals – that occurred between the Americas, favoured by the establishment of the isthmus of Panama</w:t>
+        <w:t xml:space="preserve">The Great American Biotic Interchange (GABI) refers to the large-scale faunal exchange – mostly affecting land mammals – that occurred between the Americas, favoured by the closure of the isthmus of Panama</w:t>
       </w:r>
       <w:r>
         <w:rPr>
@@ -224,7 +224,7 @@
         <w:t xml:space="preserve">1</w:t>
       </w:r>
       <w:r>
-        <w:t xml:space="preserve">. Though the exact timing of the closure of the isthmus is still debated</w:t>
+        <w:t xml:space="preserve">. Though the exact timing of the appearance of such a landbridge is not entirely resolved</w:t>
       </w:r>
       <w:r>
         <w:rPr>
@@ -233,7 +233,16 @@
         <w:t xml:space="preserve">2–4</w:t>
       </w:r>
       <w:r>
-        <w:t xml:space="preserve">, palaeontological evidence and molecular phylogenies both agree with a late Miocene onset of land mammal exchange between the Americas, but with effective pulses of mammal crossings occurring not earlier than</w:t>
+        <w:t xml:space="preserve">, palaeontological evidence and molecular phylogenies both agree with a late Miocene onset of land mammal exchange between the Americas</w:t>
+      </w:r>
+      <w:r>
+        <w:rPr>
+          <w:vertAlign w:val="superscript"/>
+        </w:rPr>
+        <w:t xml:space="preserve">5,6</w:t>
+      </w:r>
+      <w:r>
+        <w:t xml:space="preserve">, with effective pulses of mammal crossings occurring not earlier than</w:t>
       </w:r>
       <w:r>
         <w:t xml:space="preserve"> </w:t>
@@ -255,7 +264,7 @@
         <w:rPr>
           <w:vertAlign w:val="superscript"/>
         </w:rPr>
-        <w:t xml:space="preserve">5–8</w:t>
+        <w:t xml:space="preserve">1,7–9</w:t>
       </w:r>
       <w:r>
         <w:t xml:space="preserve">. Despite its textbook nature, a puzzling feature of the GABI is that it impacted both continent’s mammalian faunas very differently. In fact, evidence from the fossil record indicates that the early phases of the GABI were marked by reciprocal exchanges between the Americas</w:t>
@@ -264,7 +273,7 @@
         <w:rPr>
           <w:vertAlign w:val="superscript"/>
         </w:rPr>
-        <w:t xml:space="preserve">1,6,9</w:t>
+        <w:t xml:space="preserve">1,7,10</w:t>
       </w:r>
       <w:r>
         <w:t xml:space="preserve">. However, during the Quaternary, the ability of migrant lineages to maintain and diversify in the foreign continent became greater in South America</w:t>
@@ -273,7 +282,7 @@
         <w:rPr>
           <w:vertAlign w:val="superscript"/>
         </w:rPr>
-        <w:t xml:space="preserve">6</w:t>
+        <w:t xml:space="preserve">7</w:t>
       </w:r>
       <w:r>
         <w:t xml:space="preserve">, and many native South American mammal lineages concomitantly declined, some of which even going totally extinct</w:t>
@@ -282,7 +291,7 @@
         <w:rPr>
           <w:vertAlign w:val="superscript"/>
         </w:rPr>
-        <w:t xml:space="preserve">10–14</w:t>
+        <w:t xml:space="preserve">11–15</w:t>
       </w:r>
       <w:r>
         <w:t xml:space="preserve">. Hence, it turns out that this intercontinental faunal exchange has been strikingly asymmetric.</w:t>
@@ -299,7 +308,7 @@
         <w:rPr>
           <w:vertAlign w:val="superscript"/>
         </w:rPr>
-        <w:t xml:space="preserve">9,15,16</w:t>
+        <w:t xml:space="preserve">10,16,17</w:t>
       </w:r>
       <w:r>
         <w:t xml:space="preserve"> </w:t>
@@ -311,7 +320,7 @@
         <w:rPr>
           <w:vertAlign w:val="superscript"/>
         </w:rPr>
-        <w:t xml:space="preserve">9,17–19</w:t>
+        <w:t xml:space="preserve">10,18–20</w:t>
       </w:r>
       <w:r>
         <w:t xml:space="preserve">. However, their contribution to the asymmetry of the GABI has been increasingly called into question</w:t>
@@ -342,10 +351,10 @@
         <w:rPr>
           <w:vertAlign w:val="superscript"/>
         </w:rPr>
-        <w:t xml:space="preserve">., 20,21–23</w:t>
-      </w:r>
-      <w:r>
-        <w:t xml:space="preserve">. On the other hand, several studies proposed an implication of abiotic factors –</w:t>
+        <w:t xml:space="preserve">., 21,22–24</w:t>
+      </w:r>
+      <w:r>
+        <w:t xml:space="preserve">. On the other hand, several studies also proposed an implication of abiotic factors –</w:t>
       </w:r>
       <w:r>
         <w:t xml:space="preserve"> </w:t>
@@ -368,7 +377,7 @@
         <w:t xml:space="preserve">e</w:t>
       </w:r>
       <w:r>
-        <w:t xml:space="preserve">., related to species’ physical environment, such as climate – in the asymmetry of this widely-known exchange</w:t>
+        <w:t xml:space="preserve">., related to species’ physical environment, such as climate</w:t>
       </w:r>
       <w:r>
         <w:t xml:space="preserve"> </w:t>
@@ -412,7 +421,7 @@
         <w:rPr>
           <w:vertAlign w:val="superscript"/>
         </w:rPr>
-        <w:t xml:space="preserve">8,10,17,20,24</w:t>
+        <w:t xml:space="preserve">9,11,18,21,25</w:t>
       </w:r>
       <w:r>
         <w:t xml:space="preserve">. The prevailing view, proposed by Webb.</w:t>
@@ -421,7 +430,7 @@
         <w:rPr>
           <w:vertAlign w:val="superscript"/>
         </w:rPr>
-        <w:t xml:space="preserve">10</w:t>
+        <w:t xml:space="preserve">11</w:t>
       </w:r>
       <w:r>
         <w:t xml:space="preserve"> </w:t>
@@ -433,19 +442,37 @@
         <w:rPr>
           <w:vertAlign w:val="superscript"/>
         </w:rPr>
-        <w:t xml:space="preserve">20</w:t>
-      </w:r>
-      <w:r>
-        <w:t xml:space="preserve">, consists of relating pulses of transcontinental mammal exchanges with Pleistocene climatic oscillation, promoting the transition from tropical rainforests to savannah-like environments in Central America during glacial maxima. This climate-driven landscape opening would have in turn facilitated the dispersal of taxa with non-tropical ecological affinities, fitter to these environment, which goes well in line with the migrant fossil record across both sides of the isthmus</w:t>
+        <w:t xml:space="preserve">21</w:t>
+      </w:r>
+      <w:r>
+        <w:t xml:space="preserve">, consists of relating pulses of transcontinental mammal exchanges with Pleistocene climatic oscillations, promoting the transition from tropical rainforest to savannah-like environments in Central America as climate cooled down. This climate-driven landscape opening would have in turn facilitated the dispersal of non-tropical taxa, fitter to these environment, in line with the migrant fossil record across both sides of the isthmus. These exchange pulses would have been periodically interrupted as climate warmed up, promoting the reverse transition to rainforest in the isthmian region (tropical</w:t>
+      </w:r>
+      <w:r>
+        <w:t xml:space="preserve"> </w:t>
+      </w:r>
+      <w:r>
+        <w:t xml:space="preserve">‘</w:t>
+      </w:r>
+      <w:r>
+        <w:t xml:space="preserve">holding pen</w:t>
+      </w:r>
+      <w:r>
+        <w:t xml:space="preserve">’</w:t>
+      </w:r>
+      <w:r>
+        <w:t xml:space="preserve"> </w:t>
+      </w:r>
+      <w:r>
+        <w:t xml:space="preserve">hypothesis)</w:t>
       </w:r>
       <w:r>
         <w:rPr>
           <w:vertAlign w:val="superscript"/>
         </w:rPr>
-        <w:t xml:space="preserve">6</w:t>
-      </w:r>
-      <w:r>
-        <w:t xml:space="preserve">. However, so far, studies supporting this view have only been descriptive, tackling the issue from a fossil data-driven pattern-oriented perspective but, to our knowledge, never from a mechanistic process-oriented perspective.</w:t>
+        <w:t xml:space="preserve">7</w:t>
+      </w:r>
+      <w:r>
+        <w:t xml:space="preserve">. However, so far, studies supporting this view have only been descriptive, tackling the issue from a pattern-oriented perspective driven by fossil data but, to our knowledge, never from a mechanistic process-oriented perspective.</w:t>
       </w:r>
     </w:p>
     <w:p>
@@ -459,7 +486,7 @@
         <w:rPr>
           <w:vertAlign w:val="superscript"/>
         </w:rPr>
-        <w:t xml:space="preserve">25</w:t>
+        <w:t xml:space="preserve">26</w:t>
       </w:r>
       <w:r>
         <w:t xml:space="preserve">. By combining a landscape made up with palaeoenvironmental variables and a set of eco-evolutionary rules according to which virtual species are simulated, mechanistic eco-evolutionary models offer the unique opportunity to casually explore the way biodiversity patterns arise and are maintained through evolutionary times</w:t>
@@ -468,7 +495,7 @@
         <w:rPr>
           <w:vertAlign w:val="superscript"/>
         </w:rPr>
-        <w:t xml:space="preserve">26</w:t>
+        <w:t xml:space="preserve">27</w:t>
       </w:r>
       <w:r>
         <w:t xml:space="preserve">. Recently, this family of models has provided unprecedented insights into the underlying forces behind widely-recognised biodiversity patterns, such as the latitudinal biodiversity gradient</w:t>
@@ -477,7 +504,7 @@
         <w:rPr>
           <w:vertAlign w:val="superscript"/>
         </w:rPr>
-        <w:t xml:space="preserve">27,28</w:t>
+        <w:t xml:space="preserve">28,29</w:t>
       </w:r>
       <w:r>
         <w:t xml:space="preserve">, the diversity desequilibrium between tropical rainforests across the globe</w:t>
@@ -486,7 +513,7 @@
         <w:rPr>
           <w:vertAlign w:val="superscript"/>
         </w:rPr>
-        <w:t xml:space="preserve">29</w:t>
+        <w:t xml:space="preserve">30</w:t>
       </w:r>
       <w:r>
         <w:t xml:space="preserve">, the build-up of the unique biodiversity along the Wallace line</w:t>
@@ -495,7 +522,7 @@
         <w:rPr>
           <w:vertAlign w:val="superscript"/>
         </w:rPr>
-        <w:t xml:space="preserve">30</w:t>
+        <w:t xml:space="preserve">31</w:t>
       </w:r>
       <w:r>
         <w:t xml:space="preserve"> </w:t>
@@ -529,7 +556,7 @@
         <w:rPr>
           <w:vertAlign w:val="superscript"/>
         </w:rPr>
-        <w:t xml:space="preserve">., 31,32,33</w:t>
+        <w:t xml:space="preserve">., 32,33,34</w:t>
       </w:r>
       <w:r>
         <w:t xml:space="preserve">.</w:t>
@@ -540,7 +567,7 @@
         <w:pStyle w:val="BodyText"/>
       </w:pPr>
       <w:r>
-        <w:t xml:space="preserve">Here, we explore the implication of palaeoclimate change in the asymmetry of the GABI using a mechanistic biodiversity simulator coupled with palaeoclimate reconstructions across the last 5 million years. Our simulations tracked the diversification of a clade either originating in North or South America. The ability of a virtual species to maintain at a given place was only mediated by climatic factors. We hypothesise that (i) simulations starting from a North American ancestor would be more successful at reaching the other continent than the other way around, (ii) successful simulations starting from a North American ancestor would result in a more diverse and spatially spread radiation in the foreign continent and (iii) successful interchange would be more frequently achieved among biome generalists, temperate and arid specialists rather than tropical specialists.</w:t>
+        <w:t xml:space="preserve">Here, we explore the implication of palaeoclimate change in the asymmetry of the GABI using a spatially-explicit mechanistic biodiversity simulator coupled with palaeoclimate reconstructions across the last 5 million years. Our simulations tracked the diversification of a clade either originating in North or South America. The ability of a virtual species to maintain at a given place was only mediated by climatic factors. We hypothesise that (i) simulations starting from a North American ancestor would be more successful at reaching the other continent than the other way around, (ii) successful simulations starting from a North American ancestor would result in a more diverse and spatially spread radiation in the foreign continent and (iii) successful interchange would be more frequently achieved among biome generalists, temperate and arid specialists rather than tropical specialists.</w:t>
       </w:r>
     </w:p>
     <w:p>
@@ -578,7 +605,7 @@
         <w:rPr>
           <w:vertAlign w:val="superscript"/>
         </w:rPr>
-        <w:t xml:space="preserve">27</w:t>
+        <w:t xml:space="preserve">28</w:t>
       </w:r>
       <w:r>
         <w:t xml:space="preserve">, a mechanistic eco-evolutionary simulator, incorporating palaeoclimatic layers (annual temperature and precipitation) covering the last 5 million years generated by the PALEO-PGEM emulator</w:t>
@@ -587,7 +614,7 @@
         <w:rPr>
           <w:vertAlign w:val="superscript"/>
         </w:rPr>
-        <w:t xml:space="preserve">34,35</w:t>
+        <w:t xml:space="preserve">35,36</w:t>
       </w:r>
       <w:r>
         <w:t xml:space="preserve">. Each set of simulations tracked the radiation of a clade originating at a random location either in North or South America. Climate was the only ecological constraint limiting virtual species’ biogeography. We further compared the ability of virtual species to colonise the continent where they did not originate between the two initial conditions. For additional details, please refer to the</w:t>
@@ -1463,7 +1490,7 @@
         <w:rPr>
           <w:vertAlign w:val="superscript"/>
         </w:rPr>
-        <w:t xml:space="preserve">36</w:t>
+        <w:t xml:space="preserve">37</w:t>
       </w:r>
       <w:r>
         <w:t xml:space="preserve"> </w:t>
@@ -1475,7 +1502,7 @@
         <w:rPr>
           <w:vertAlign w:val="superscript"/>
         </w:rPr>
-        <w:t xml:space="preserve">37</w:t>
+        <w:t xml:space="preserve">38</w:t>
       </w:r>
       <w:r>
         <w:t xml:space="preserve">: Tropical, Arid, Temperate, Cold and Polar (</w:t>
@@ -2409,7 +2436,7 @@
         <w:rPr>
           <w:vertAlign w:val="superscript"/>
         </w:rPr>
-        <w:t xml:space="preserve">38</w:t>
+        <w:t xml:space="preserve">39</w:t>
       </w:r>
       <w:r>
         <w:t xml:space="preserve">, flying behaviour relaxing constraints applied to land mammals ?</w:t>
@@ -2426,7 +2453,7 @@
         <w:rPr>
           <w:vertAlign w:val="superscript"/>
         </w:rPr>
-        <w:t xml:space="preserve">32</w:t>
+        <w:t xml:space="preserve">33</w:t>
       </w:r>
       <w:r>
         <w:t xml:space="preserve">. But here, we expect to find more species in South America, encompassing one of earth’s major and long-standing biodiversity hotspot – Amazonia</w:t>
@@ -2435,13 +2462,31 @@
         <w:rPr>
           <w:vertAlign w:val="superscript"/>
         </w:rPr>
-        <w:t xml:space="preserve">39</w:t>
-      </w:r>
-      <w:r>
-        <w:t xml:space="preserve"> </w:t>
-      </w:r>
-      <w:r>
-        <w:t xml:space="preserve">– than in North America, though see Vrba.</w:t>
+        <w:t xml:space="preserve">40</w:t>
+      </w:r>
+      <w:r>
+        <w:t xml:space="preserve"> </w:t>
+      </w:r>
+      <w:r>
+        <w:t xml:space="preserve">– than in North America. That being said, some authors argued that it is not the case for genera, with North America having a higher</w:t>
+      </w:r>
+      <w:r>
+        <w:t xml:space="preserve"> </w:t>
+      </w:r>
+      <w:r>
+        <w:t xml:space="preserve">‘</w:t>
+      </w:r>
+      <w:r>
+        <w:t xml:space="preserve">proportion of reservoir genera</w:t>
+      </w:r>
+      <w:r>
+        <w:t xml:space="preserve">’</w:t>
+      </w:r>
+      <w:r>
+        <w:rPr>
+          <w:vertAlign w:val="superscript"/>
+        </w:rPr>
+        <w:t xml:space="preserve">1,21</w:t>
       </w:r>
     </w:p>
     <w:bookmarkStart w:id="27" w:name="climate"/>
@@ -2513,7 +2558,7 @@
         <w:rPr>
           <w:vertAlign w:val="superscript"/>
         </w:rPr>
-        <w:t xml:space="preserve">20</w:t>
+        <w:t xml:space="preserve">21</w:t>
       </w:r>
       <w:r>
         <w:t xml:space="preserve">. On the other hand, fewer mammals – only biome generalists or open-habitat specialists – from South America would be expected to roam the other way around. These predictions meet those of the</w:t>
@@ -2540,7 +2585,7 @@
         <w:rPr>
           <w:vertAlign w:val="superscript"/>
         </w:rPr>
-        <w:t xml:space="preserve">40</w:t>
+        <w:t xml:space="preserve">41</w:t>
       </w:r>
       <w:r>
         <w:t xml:space="preserve"> </w:t>
@@ -2552,7 +2597,7 @@
         <w:rPr>
           <w:vertAlign w:val="superscript"/>
         </w:rPr>
-        <w:t xml:space="preserve">40</w:t>
+        <w:t xml:space="preserve">41</w:t>
       </w:r>
       <w:r>
         <w:t xml:space="preserve">. Here, our virtual experiments partially corroborate these historical predictions. Indeed, simulated tropical-adapted taxa of North American origin – coming from simulations starting in the North American tropical biome and of which climatic niche could not evolve, model</w:t>
@@ -2626,7 +2671,7 @@
         <w:rPr>
           <w:vertAlign w:val="superscript"/>
         </w:rPr>
-        <w:t xml:space="preserve">6</w:t>
+        <w:t xml:space="preserve">7</w:t>
       </w:r>
     </w:p>
     <w:p>
@@ -2652,7 +2697,7 @@
         <w:rPr>
           <w:vertAlign w:val="superscript"/>
         </w:rPr>
-        <w:t xml:space="preserve">6</w:t>
+        <w:t xml:space="preserve">7</w:t>
       </w:r>
       <w:r>
         <w:t xml:space="preserve"> </w:t>
@@ -2680,7 +2725,7 @@
         <w:rPr>
           <w:vertAlign w:val="superscript"/>
         </w:rPr>
-        <w:t xml:space="preserve">30</w:t>
+        <w:t xml:space="preserve">31</w:t>
       </w:r>
       <w:r>
         <w:t xml:space="preserve">. Result of Figure 2C for</w:t>
@@ -2722,7 +2767,7 @@
         <w:rPr>
           <w:vertAlign w:val="superscript"/>
         </w:rPr>
-        <w:t xml:space="preserve">41</w:t>
+        <w:t xml:space="preserve">42</w:t>
       </w:r>
     </w:p>
     <w:bookmarkEnd w:id="27"/>
@@ -2746,7 +2791,7 @@
         <w:rPr>
           <w:vertAlign w:val="superscript"/>
         </w:rPr>
-        <w:t xml:space="preserve">42</w:t>
+        <w:t xml:space="preserve">43</w:t>
       </w:r>
       <w:r>
         <w:t xml:space="preserve">.</w:t>
@@ -2829,7 +2874,7 @@
         <w:rPr>
           <w:vertAlign w:val="superscript"/>
         </w:rPr>
-        <w:t xml:space="preserve">13</w:t>
+        <w:t xml:space="preserve">14</w:t>
       </w:r>
       <w:r>
         <w:t xml:space="preserve"> </w:t>
@@ -2841,7 +2886,7 @@
         <w:rPr>
           <w:vertAlign w:val="superscript"/>
         </w:rPr>
-        <w:t xml:space="preserve">43</w:t>
+        <w:t xml:space="preserve">44</w:t>
       </w:r>
       <w:r>
         <w:t xml:space="preserve"> </w:t>
@@ -2853,7 +2898,7 @@
         <w:rPr>
           <w:vertAlign w:val="superscript"/>
         </w:rPr>
-        <w:t xml:space="preserve">15</w:t>
+        <w:t xml:space="preserve">16</w:t>
       </w:r>
       <w:r>
         <w:t xml:space="preserve">. Hypotheses invoking competition mostly relied on striking morphological convergences between the clades assumed to have competed –</w:t>
@@ -2885,7 +2930,7 @@
         <w:rPr>
           <w:vertAlign w:val="superscript"/>
         </w:rPr>
-        <w:t xml:space="preserve">16</w:t>
+        <w:t xml:space="preserve">17</w:t>
       </w:r>
       <w:r>
         <w:t xml:space="preserve">. Moreover, using phylogenetic regressions, Faurby et al.</w:t>
@@ -2894,7 +2939,7 @@
         <w:rPr>
           <w:vertAlign w:val="superscript"/>
         </w:rPr>
-        <w:t xml:space="preserve">18</w:t>
+        <w:t xml:space="preserve">19</w:t>
       </w:r>
       <w:r>
         <w:t xml:space="preserve"> </w:t>
@@ -2906,7 +2951,7 @@
         <w:rPr>
           <w:vertAlign w:val="superscript"/>
         </w:rPr>
-        <w:t xml:space="preserve">21,22</w:t>
+        <w:t xml:space="preserve">22,23</w:t>
       </w:r>
       <w:r>
         <w:t xml:space="preserve">. Incorporating biotic compounds in mechanistic frameworks such as the one we have implemented here would be a nice way-to-go for future studies tackling the asymmetry behind the GABI.</w:t>
@@ -2991,7 +3036,7 @@
         <w:rPr>
           <w:vertAlign w:val="superscript"/>
         </w:rPr>
-        <w:t xml:space="preserve">., 44,45</w:t>
+        <w:t xml:space="preserve">., 45,46</w:t>
       </w:r>
       <w:r>
         <w:t xml:space="preserve">. Although over-water dispersal has long been regarded as the prevailing mechanism</w:t>
@@ -3000,7 +3045,7 @@
         <w:rPr>
           <w:vertAlign w:val="superscript"/>
         </w:rPr>
-        <w:t xml:space="preserve">44</w:t>
+        <w:t xml:space="preserve">45</w:t>
       </w:r>
       <w:r>
         <w:t xml:space="preserve">, recent geological advances have providing evidence for (1) the emergence of land bridges connecting South America to Caribbean islands and (2) the formation of mega-islands – during Pleistocene glacial maximum episodes – several times since the Mio-Pliocene boundary</w:t>
@@ -3009,7 +3054,7 @@
         <w:rPr>
           <w:vertAlign w:val="superscript"/>
         </w:rPr>
-        <w:t xml:space="preserve">46</w:t>
+        <w:t xml:space="preserve">47</w:t>
       </w:r>
       <w:r>
         <w:t xml:space="preserve">. Hence, it would make sense to consider West Indies as an alternative dispersal pathway between the Americas. However, due to the idiosyncratic eco-evolutionary processes shaping insular systems</w:t>
@@ -3040,7 +3085,7 @@
         <w:rPr>
           <w:vertAlign w:val="superscript"/>
         </w:rPr>
-        <w:t xml:space="preserve">., 47</w:t>
+        <w:t xml:space="preserve">., 48</w:t>
       </w:r>
       <w:r>
         <w:t xml:space="preserve"> </w:t>
@@ -3166,7 +3211,7 @@
         <w:rPr>
           <w:vertAlign w:val="superscript"/>
         </w:rPr>
-        <w:t xml:space="preserve">49</w:t>
+        <w:t xml:space="preserve">50</w:t>
       </w:r>
       <w:r>
         <w:t xml:space="preserve">.</w:t>
@@ -3191,7 +3236,7 @@
         <w:rPr>
           <w:vertAlign w:val="superscript"/>
         </w:rPr>
-        <w:t xml:space="preserve">8,10,17</w:t>
+        <w:t xml:space="preserve">9,11,18</w:t>
       </w:r>
       <w:r>
         <w:t xml:space="preserve">. Others drew direct relationships between the higher extinction rates of native South American mammal genera and temperature change</w:t>
@@ -3200,7 +3245,7 @@
         <w:rPr>
           <w:vertAlign w:val="superscript"/>
         </w:rPr>
-        <w:t xml:space="preserve">24</w:t>
+        <w:t xml:space="preserve">25</w:t>
       </w:r>
       <w:r>
         <w:t xml:space="preserve">.</w:t>
@@ -3217,7 +3262,7 @@
         <w:rPr>
           <w:vertAlign w:val="superscript"/>
         </w:rPr>
-        <w:t xml:space="preserve">8,10,17,24</w:t>
+        <w:t xml:space="preserve">9,11,18,25</w:t>
       </w:r>
       <w:r>
         <w:t xml:space="preserve">, although the hypothesis according to which the asymmetry of the GABI would stem from dispersal rates is still largely debated</w:t>
@@ -3248,7 +3293,7 @@
         <w:rPr>
           <w:vertAlign w:val="superscript"/>
         </w:rPr>
-        <w:t xml:space="preserve">., 12</w:t>
+        <w:t xml:space="preserve">., 13</w:t>
       </w:r>
       <w:r>
         <w:t xml:space="preserve">.</w:t>
@@ -3260,7 +3305,7 @@
       </w:r>
     </w:p>
     <w:bookmarkEnd w:id="33"/>
-    <w:bookmarkStart w:id="133" w:name="references"/>
+    <w:bookmarkStart w:id="135" w:name="references"/>
     <w:p>
       <w:pPr>
         <w:pStyle w:val="Heading1"/>
@@ -3269,7 +3314,7 @@
         <w:t xml:space="preserve">References</w:t>
       </w:r>
     </w:p>
-    <w:bookmarkStart w:id="132" w:name="refs"/>
+    <w:bookmarkStart w:id="134" w:name="refs"/>
     <w:bookmarkStart w:id="35" w:name="ref-marshall1982"/>
     <w:p>
       <w:pPr>
@@ -3487,13 +3532,46 @@
       </w:r>
     </w:p>
     <w:bookmarkEnd w:id="43"/>
-    <w:bookmarkStart w:id="45" w:name="ref-woodburne2010"/>
+    <w:bookmarkStart w:id="45" w:name="ref-tedford2004"/>
     <w:p>
       <w:pPr>
         <w:pStyle w:val="Bibliography"/>
       </w:pPr>
       <w:r>
         <w:t xml:space="preserve">6.</w:t>
+      </w:r>
+      <w:r>
+        <w:t xml:space="preserve"> </w:t>
+      </w:r>
+      <w:r>
+        <w:t xml:space="preserve">	</w:t>
+      </w:r>
+      <w:r>
+        <w:t xml:space="preserve">Tedford, R.H., Albright, L.B., Barnosky, A.D., Ferrusquia-Villafranca, I., Hunt, R.M., Storer, J.E., Swisher, C.C., Voorhies, M.R., Webb, S.D., and Whistler, D.P. (2004).</w:t>
+      </w:r>
+      <w:r>
+        <w:t xml:space="preserve"> </w:t>
+      </w:r>
+      <w:hyperlink r:id="rId44">
+        <w:r>
+          <w:rPr>
+            <w:rStyle w:val="Hyperlink"/>
+          </w:rPr>
+          <w:t xml:space="preserve">6. Mammalian Biochronology of the Arikareean Through Hemphillian Interval (Late Oligocene Through Early Pliocene Epochs)</w:t>
+        </w:r>
+      </w:hyperlink>
+      <w:r>
+        <w:t xml:space="preserve">. In, M. O. Woodburne, ed. (Columbia University Press), pp. 169–231.</w:t>
+      </w:r>
+    </w:p>
+    <w:bookmarkEnd w:id="45"/>
+    <w:bookmarkStart w:id="47" w:name="ref-woodburne2010"/>
+    <w:p>
+      <w:pPr>
+        <w:pStyle w:val="Bibliography"/>
+      </w:pPr>
+      <w:r>
+        <w:t xml:space="preserve">7.</w:t>
       </w:r>
       <w:r>
         <w:t xml:space="preserve"> </w:t>
@@ -3520,7 +3598,7 @@
       <w:r>
         <w:t xml:space="preserve"> </w:t>
       </w:r>
-      <w:hyperlink r:id="rId44">
+      <w:hyperlink r:id="rId46">
         <w:r>
           <w:rPr>
             <w:rStyle w:val="Hyperlink"/>
@@ -3532,14 +3610,14 @@
         <w:t xml:space="preserve">.</w:t>
       </w:r>
     </w:p>
-    <w:bookmarkEnd w:id="45"/>
-    <w:bookmarkStart w:id="47" w:name="ref-bacon2015"/>
+    <w:bookmarkEnd w:id="47"/>
+    <w:bookmarkStart w:id="49" w:name="ref-bacon2015"/>
     <w:p>
       <w:pPr>
         <w:pStyle w:val="Bibliography"/>
       </w:pPr>
       <w:r>
-        <w:t xml:space="preserve">7.</w:t>
+        <w:t xml:space="preserve">8.</w:t>
       </w:r>
       <w:r>
         <w:t xml:space="preserve"> </w:t>
@@ -3566,7 +3644,7 @@
       <w:r>
         <w:t xml:space="preserve"> </w:t>
       </w:r>
-      <w:hyperlink r:id="rId46">
+      <w:hyperlink r:id="rId48">
         <w:r>
           <w:rPr>
             <w:rStyle w:val="Hyperlink"/>
@@ -3578,14 +3656,14 @@
         <w:t xml:space="preserve">.</w:t>
       </w:r>
     </w:p>
-    <w:bookmarkEnd w:id="47"/>
-    <w:bookmarkStart w:id="49" w:name="ref-bacon2016"/>
+    <w:bookmarkEnd w:id="49"/>
+    <w:bookmarkStart w:id="51" w:name="ref-bacon2016"/>
     <w:p>
       <w:pPr>
         <w:pStyle w:val="Bibliography"/>
       </w:pPr>
       <w:r>
-        <w:t xml:space="preserve">8.</w:t>
+        <w:t xml:space="preserve">9.</w:t>
       </w:r>
       <w:r>
         <w:t xml:space="preserve"> </w:t>
@@ -3612,7 +3690,7 @@
       <w:r>
         <w:t xml:space="preserve"> </w:t>
       </w:r>
-      <w:hyperlink r:id="rId48">
+      <w:hyperlink r:id="rId50">
         <w:r>
           <w:rPr>
             <w:rStyle w:val="Hyperlink"/>
@@ -3624,14 +3702,14 @@
         <w:t xml:space="preserve">.</w:t>
       </w:r>
     </w:p>
-    <w:bookmarkEnd w:id="49"/>
-    <w:bookmarkStart w:id="51" w:name="ref-webb1976"/>
+    <w:bookmarkEnd w:id="51"/>
+    <w:bookmarkStart w:id="53" w:name="ref-webb1976"/>
     <w:p>
       <w:pPr>
         <w:pStyle w:val="Bibliography"/>
       </w:pPr>
       <w:r>
-        <w:t xml:space="preserve">9.</w:t>
+        <w:t xml:space="preserve">10.</w:t>
       </w:r>
       <w:r>
         <w:t xml:space="preserve"> </w:t>
@@ -3645,7 +3723,7 @@
       <w:r>
         <w:t xml:space="preserve"> </w:t>
       </w:r>
-      <w:hyperlink r:id="rId50">
+      <w:hyperlink r:id="rId52">
         <w:r>
           <w:rPr>
             <w:rStyle w:val="Hyperlink"/>
@@ -3670,14 +3748,14 @@
         <w:t xml:space="preserve">, 220–234.</w:t>
       </w:r>
     </w:p>
-    <w:bookmarkEnd w:id="51"/>
-    <w:bookmarkStart w:id="53" w:name="ref-webb1991"/>
+    <w:bookmarkEnd w:id="53"/>
+    <w:bookmarkStart w:id="55" w:name="ref-webb1991"/>
     <w:p>
       <w:pPr>
         <w:pStyle w:val="Bibliography"/>
       </w:pPr>
       <w:r>
-        <w:t xml:space="preserve">10.</w:t>
+        <w:t xml:space="preserve">11.</w:t>
       </w:r>
       <w:r>
         <w:t xml:space="preserve"> </w:t>
@@ -3704,7 +3782,7 @@
       <w:r>
         <w:t xml:space="preserve"> </w:t>
       </w:r>
-      <w:hyperlink r:id="rId52">
+      <w:hyperlink r:id="rId54">
         <w:r>
           <w:rPr>
             <w:rStyle w:val="Hyperlink"/>
@@ -3716,14 +3794,14 @@
         <w:t xml:space="preserve">.</w:t>
       </w:r>
     </w:p>
-    <w:bookmarkEnd w:id="53"/>
-    <w:bookmarkStart w:id="55" w:name="ref-cione2015"/>
+    <w:bookmarkEnd w:id="55"/>
+    <w:bookmarkStart w:id="57" w:name="ref-cione2015"/>
     <w:p>
       <w:pPr>
         <w:pStyle w:val="Bibliography"/>
       </w:pPr>
       <w:r>
-        <w:t xml:space="preserve">11.</w:t>
+        <w:t xml:space="preserve">12.</w:t>
       </w:r>
       <w:r>
         <w:t xml:space="preserve"> </w:t>
@@ -3737,7 +3815,7 @@
       <w:r>
         <w:t xml:space="preserve"> </w:t>
       </w:r>
-      <w:hyperlink r:id="rId54">
+      <w:hyperlink r:id="rId56">
         <w:r>
           <w:rPr>
             <w:rStyle w:val="Hyperlink"/>
@@ -3752,14 +3830,14 @@
         <w:t xml:space="preserve">(Springer Netherlands).</w:t>
       </w:r>
     </w:p>
-    <w:bookmarkEnd w:id="55"/>
-    <w:bookmarkStart w:id="57" w:name="ref-carrillo2020"/>
+    <w:bookmarkEnd w:id="57"/>
+    <w:bookmarkStart w:id="59" w:name="ref-carrillo2020"/>
     <w:p>
       <w:pPr>
         <w:pStyle w:val="Bibliography"/>
       </w:pPr>
       <w:r>
-        <w:t xml:space="preserve">12.</w:t>
+        <w:t xml:space="preserve">13.</w:t>
       </w:r>
       <w:r>
         <w:t xml:space="preserve"> </w:t>
@@ -3786,7 +3864,7 @@
       <w:r>
         <w:t xml:space="preserve"> </w:t>
       </w:r>
-      <w:hyperlink r:id="rId56">
+      <w:hyperlink r:id="rId58">
         <w:r>
           <w:rPr>
             <w:rStyle w:val="Hyperlink"/>
@@ -3798,14 +3876,14 @@
         <w:t xml:space="preserve">.</w:t>
       </w:r>
     </w:p>
-    <w:bookmarkEnd w:id="57"/>
-    <w:bookmarkStart w:id="59" w:name="ref-croft2020"/>
+    <w:bookmarkEnd w:id="59"/>
+    <w:bookmarkStart w:id="61" w:name="ref-croft2020"/>
     <w:p>
       <w:pPr>
         <w:pStyle w:val="Bibliography"/>
       </w:pPr>
       <w:r>
-        <w:t xml:space="preserve">13.</w:t>
+        <w:t xml:space="preserve">14.</w:t>
       </w:r>
       <w:r>
         <w:t xml:space="preserve"> </w:t>
@@ -3832,7 +3910,7 @@
       <w:r>
         <w:t xml:space="preserve"> </w:t>
       </w:r>
-      <w:hyperlink r:id="rId58">
+      <w:hyperlink r:id="rId60">
         <w:r>
           <w:rPr>
             <w:rStyle w:val="Hyperlink"/>
@@ -3844,14 +3922,14 @@
         <w:t xml:space="preserve">.</w:t>
       </w:r>
     </w:p>
-    <w:bookmarkEnd w:id="59"/>
-    <w:bookmarkStart w:id="61" w:name="ref-boscaini2025"/>
+    <w:bookmarkEnd w:id="61"/>
+    <w:bookmarkStart w:id="63" w:name="ref-boscaini2025"/>
     <w:p>
       <w:pPr>
         <w:pStyle w:val="Bibliography"/>
       </w:pPr>
       <w:r>
-        <w:t xml:space="preserve">14.</w:t>
+        <w:t xml:space="preserve">15.</w:t>
       </w:r>
       <w:r>
         <w:t xml:space="preserve"> </w:t>
@@ -3878,7 +3956,7 @@
       <w:r>
         <w:t xml:space="preserve"> </w:t>
       </w:r>
-      <w:hyperlink r:id="rId60">
+      <w:hyperlink r:id="rId62">
         <w:r>
           <w:rPr>
             <w:rStyle w:val="Hyperlink"/>
@@ -3890,14 +3968,14 @@
         <w:t xml:space="preserve">.</w:t>
       </w:r>
     </w:p>
-    <w:bookmarkEnd w:id="61"/>
-    <w:bookmarkStart w:id="62" w:name="ref-simpson1980"/>
+    <w:bookmarkEnd w:id="63"/>
+    <w:bookmarkStart w:id="64" w:name="ref-simpson1980"/>
     <w:p>
       <w:pPr>
         <w:pStyle w:val="Bibliography"/>
       </w:pPr>
       <w:r>
-        <w:t xml:space="preserve">15.</w:t>
+        <w:t xml:space="preserve">16.</w:t>
       </w:r>
       <w:r>
         <w:t xml:space="preserve"> </w:t>
@@ -3909,14 +3987,14 @@
         <w:t xml:space="preserve">Simpson, G.G. (1980). Splendid isolation : The curious history of south american mammals Yale University Press, New Haven.</w:t>
       </w:r>
     </w:p>
-    <w:bookmarkEnd w:id="62"/>
-    <w:bookmarkStart w:id="64" w:name="ref-domingo2020"/>
+    <w:bookmarkEnd w:id="64"/>
+    <w:bookmarkStart w:id="66" w:name="ref-domingo2020"/>
     <w:p>
       <w:pPr>
         <w:pStyle w:val="Bibliography"/>
       </w:pPr>
       <w:r>
-        <w:t xml:space="preserve">16.</w:t>
+        <w:t xml:space="preserve">17.</w:t>
       </w:r>
       <w:r>
         <w:t xml:space="preserve"> </w:t>
@@ -3943,7 +4021,7 @@
       <w:r>
         <w:t xml:space="preserve"> </w:t>
       </w:r>
-      <w:hyperlink r:id="rId63">
+      <w:hyperlink r:id="rId65">
         <w:r>
           <w:rPr>
             <w:rStyle w:val="Hyperlink"/>
@@ -3955,14 +4033,14 @@
         <w:t xml:space="preserve">.</w:t>
       </w:r>
     </w:p>
-    <w:bookmarkEnd w:id="64"/>
-    <w:bookmarkStart w:id="65" w:name="ref-marshall1990"/>
+    <w:bookmarkEnd w:id="66"/>
+    <w:bookmarkStart w:id="67" w:name="ref-marshall1990"/>
     <w:p>
       <w:pPr>
         <w:pStyle w:val="Bibliography"/>
       </w:pPr>
       <w:r>
-        <w:t xml:space="preserve">17.</w:t>
+        <w:t xml:space="preserve">18.</w:t>
       </w:r>
       <w:r>
         <w:t xml:space="preserve"> </w:t>
@@ -3987,14 +4065,14 @@
         <w:t xml:space="preserve">, 169–210.</w:t>
       </w:r>
     </w:p>
-    <w:bookmarkEnd w:id="65"/>
-    <w:bookmarkStart w:id="67" w:name="ref-faurby2016"/>
+    <w:bookmarkEnd w:id="67"/>
+    <w:bookmarkStart w:id="69" w:name="ref-faurby2016"/>
     <w:p>
       <w:pPr>
         <w:pStyle w:val="Bibliography"/>
       </w:pPr>
       <w:r>
-        <w:t xml:space="preserve">18.</w:t>
+        <w:t xml:space="preserve">19.</w:t>
       </w:r>
       <w:r>
         <w:t xml:space="preserve"> </w:t>
@@ -4021,7 +4099,7 @@
       <w:r>
         <w:t xml:space="preserve"> </w:t>
       </w:r>
-      <w:hyperlink r:id="rId66">
+      <w:hyperlink r:id="rId68">
         <w:r>
           <w:rPr>
             <w:rStyle w:val="Hyperlink"/>
@@ -4033,14 +4111,14 @@
         <w:t xml:space="preserve">.</w:t>
       </w:r>
     </w:p>
-    <w:bookmarkEnd w:id="67"/>
-    <w:bookmarkStart w:id="69" w:name="ref-fernández-monescillo2025"/>
+    <w:bookmarkEnd w:id="69"/>
+    <w:bookmarkStart w:id="71" w:name="ref-fernández-monescillo2025"/>
     <w:p>
       <w:pPr>
         <w:pStyle w:val="Bibliography"/>
       </w:pPr>
       <w:r>
-        <w:t xml:space="preserve">19.</w:t>
+        <w:t xml:space="preserve">20.</w:t>
       </w:r>
       <w:r>
         <w:t xml:space="preserve"> </w:t>
@@ -4067,7 +4145,7 @@
       <w:r>
         <w:t xml:space="preserve"> </w:t>
       </w:r>
-      <w:hyperlink r:id="rId68">
+      <w:hyperlink r:id="rId70">
         <w:r>
           <w:rPr>
             <w:rStyle w:val="Hyperlink"/>
@@ -4079,14 +4157,14 @@
         <w:t xml:space="preserve">.</w:t>
       </w:r>
     </w:p>
-    <w:bookmarkEnd w:id="69"/>
-    <w:bookmarkStart w:id="71" w:name="ref-vrba1992"/>
+    <w:bookmarkEnd w:id="71"/>
+    <w:bookmarkStart w:id="73" w:name="ref-vrba1992"/>
     <w:p>
       <w:pPr>
         <w:pStyle w:val="Bibliography"/>
       </w:pPr>
       <w:r>
-        <w:t xml:space="preserve">20.</w:t>
+        <w:t xml:space="preserve">21.</w:t>
       </w:r>
       <w:r>
         <w:t xml:space="preserve"> </w:t>
@@ -4113,7 +4191,7 @@
       <w:r>
         <w:t xml:space="preserve"> </w:t>
       </w:r>
-      <w:hyperlink r:id="rId70">
+      <w:hyperlink r:id="rId72">
         <w:r>
           <w:rPr>
             <w:rStyle w:val="Hyperlink"/>
@@ -4125,14 +4203,14 @@
         <w:t xml:space="preserve">.</w:t>
       </w:r>
     </w:p>
-    <w:bookmarkEnd w:id="71"/>
-    <w:bookmarkStart w:id="73" w:name="ref-prevosti2013"/>
+    <w:bookmarkEnd w:id="73"/>
+    <w:bookmarkStart w:id="75" w:name="ref-prevosti2013"/>
     <w:p>
       <w:pPr>
         <w:pStyle w:val="Bibliography"/>
       </w:pPr>
       <w:r>
-        <w:t xml:space="preserve">21.</w:t>
+        <w:t xml:space="preserve">22.</w:t>
       </w:r>
       <w:r>
         <w:t xml:space="preserve"> </w:t>
@@ -4159,7 +4237,7 @@
       <w:r>
         <w:t xml:space="preserve"> </w:t>
       </w:r>
-      <w:hyperlink r:id="rId72">
+      <w:hyperlink r:id="rId74">
         <w:r>
           <w:rPr>
             <w:rStyle w:val="Hyperlink"/>
@@ -4171,14 +4249,14 @@
         <w:t xml:space="preserve">.</w:t>
       </w:r>
     </w:p>
-    <w:bookmarkEnd w:id="73"/>
-    <w:bookmarkStart w:id="75" w:name="ref-tarquini2022"/>
+    <w:bookmarkEnd w:id="75"/>
+    <w:bookmarkStart w:id="77" w:name="ref-tarquini2022"/>
     <w:p>
       <w:pPr>
         <w:pStyle w:val="Bibliography"/>
       </w:pPr>
       <w:r>
-        <w:t xml:space="preserve">22.</w:t>
+        <w:t xml:space="preserve">23.</w:t>
       </w:r>
       <w:r>
         <w:t xml:space="preserve"> </w:t>
@@ -4205,7 +4283,7 @@
       <w:r>
         <w:t xml:space="preserve"> </w:t>
       </w:r>
-      <w:hyperlink r:id="rId74">
+      <w:hyperlink r:id="rId76">
         <w:r>
           <w:rPr>
             <w:rStyle w:val="Hyperlink"/>
@@ -4217,14 +4295,14 @@
         <w:t xml:space="preserve">.</w:t>
       </w:r>
     </w:p>
-    <w:bookmarkEnd w:id="75"/>
-    <w:bookmarkStart w:id="77" w:name="ref-marsà2025"/>
+    <w:bookmarkEnd w:id="77"/>
+    <w:bookmarkStart w:id="79" w:name="ref-marsà2025"/>
     <w:p>
       <w:pPr>
         <w:pStyle w:val="Bibliography"/>
       </w:pPr>
       <w:r>
-        <w:t xml:space="preserve">23.</w:t>
+        <w:t xml:space="preserve">24.</w:t>
       </w:r>
       <w:r>
         <w:t xml:space="preserve"> </w:t>
@@ -4269,7 +4347,7 @@
       <w:r>
         <w:t xml:space="preserve"> </w:t>
       </w:r>
-      <w:hyperlink r:id="rId76">
+      <w:hyperlink r:id="rId78">
         <w:r>
           <w:rPr>
             <w:rStyle w:val="Hyperlink"/>
@@ -4281,14 +4359,14 @@
         <w:t xml:space="preserve">.</w:t>
       </w:r>
     </w:p>
-    <w:bookmarkEnd w:id="77"/>
-    <w:bookmarkStart w:id="79" w:name="ref-freitas-oliveira2024"/>
+    <w:bookmarkEnd w:id="79"/>
+    <w:bookmarkStart w:id="81" w:name="ref-freitas-oliveira2024"/>
     <w:p>
       <w:pPr>
         <w:pStyle w:val="Bibliography"/>
       </w:pPr>
       <w:r>
-        <w:t xml:space="preserve">24.</w:t>
+        <w:t xml:space="preserve">25.</w:t>
       </w:r>
       <w:r>
         <w:t xml:space="preserve"> </w:t>
@@ -4315,7 +4393,7 @@
       <w:r>
         <w:t xml:space="preserve"> </w:t>
       </w:r>
-      <w:hyperlink r:id="rId78">
+      <w:hyperlink r:id="rId80">
         <w:r>
           <w:rPr>
             <w:rStyle w:val="Hyperlink"/>
@@ -4327,14 +4405,14 @@
         <w:t xml:space="preserve">.</w:t>
       </w:r>
     </w:p>
-    <w:bookmarkEnd w:id="79"/>
-    <w:bookmarkStart w:id="81" w:name="ref-pilowsky2022"/>
+    <w:bookmarkEnd w:id="81"/>
+    <w:bookmarkStart w:id="83" w:name="ref-pilowsky2022"/>
     <w:p>
       <w:pPr>
         <w:pStyle w:val="Bibliography"/>
       </w:pPr>
       <w:r>
-        <w:t xml:space="preserve">25.</w:t>
+        <w:t xml:space="preserve">26.</w:t>
       </w:r>
       <w:r>
         <w:t xml:space="preserve"> </w:t>
@@ -4361,7 +4439,7 @@
       <w:r>
         <w:t xml:space="preserve"> </w:t>
       </w:r>
-      <w:hyperlink r:id="rId80">
+      <w:hyperlink r:id="rId82">
         <w:r>
           <w:rPr>
             <w:rStyle w:val="Hyperlink"/>
@@ -4373,14 +4451,14 @@
         <w:t xml:space="preserve">.</w:t>
       </w:r>
     </w:p>
-    <w:bookmarkEnd w:id="81"/>
-    <w:bookmarkStart w:id="83" w:name="ref-hagen2023"/>
+    <w:bookmarkEnd w:id="83"/>
+    <w:bookmarkStart w:id="85" w:name="ref-hagen2023"/>
     <w:p>
       <w:pPr>
         <w:pStyle w:val="Bibliography"/>
       </w:pPr>
       <w:r>
-        <w:t xml:space="preserve">26.</w:t>
+        <w:t xml:space="preserve">27.</w:t>
       </w:r>
       <w:r>
         <w:t xml:space="preserve"> </w:t>
@@ -4407,7 +4485,7 @@
       <w:r>
         <w:t xml:space="preserve"> </w:t>
       </w:r>
-      <w:hyperlink r:id="rId82">
+      <w:hyperlink r:id="rId84">
         <w:r>
           <w:rPr>
             <w:rStyle w:val="Hyperlink"/>
@@ -4419,14 +4497,14 @@
         <w:t xml:space="preserve">.</w:t>
       </w:r>
     </w:p>
-    <w:bookmarkEnd w:id="83"/>
-    <w:bookmarkStart w:id="85" w:name="ref-hagen2021"/>
+    <w:bookmarkEnd w:id="85"/>
+    <w:bookmarkStart w:id="87" w:name="ref-hagen2021"/>
     <w:p>
       <w:pPr>
         <w:pStyle w:val="Bibliography"/>
       </w:pPr>
       <w:r>
-        <w:t xml:space="preserve">27.</w:t>
+        <w:t xml:space="preserve">28.</w:t>
       </w:r>
       <w:r>
         <w:t xml:space="preserve"> </w:t>
@@ -4459,7 +4537,7 @@
       <w:r>
         <w:t xml:space="preserve"> </w:t>
       </w:r>
-      <w:hyperlink r:id="rId84">
+      <w:hyperlink r:id="rId86">
         <w:r>
           <w:rPr>
             <w:rStyle w:val="Hyperlink"/>
@@ -4471,14 +4549,14 @@
         <w:t xml:space="preserve">.</w:t>
       </w:r>
     </w:p>
-    <w:bookmarkEnd w:id="85"/>
-    <w:bookmarkStart w:id="87" w:name="ref-lorcery2025"/>
+    <w:bookmarkEnd w:id="87"/>
+    <w:bookmarkStart w:id="89" w:name="ref-lorcery2025"/>
     <w:p>
       <w:pPr>
         <w:pStyle w:val="Bibliography"/>
       </w:pPr>
       <w:r>
-        <w:t xml:space="preserve">28.</w:t>
+        <w:t xml:space="preserve">29.</w:t>
       </w:r>
       <w:r>
         <w:t xml:space="preserve"> </w:t>
@@ -4505,7 +4583,7 @@
       <w:r>
         <w:t xml:space="preserve"> </w:t>
       </w:r>
-      <w:hyperlink r:id="rId86">
+      <w:hyperlink r:id="rId88">
         <w:r>
           <w:rPr>
             <w:rStyle w:val="Hyperlink"/>
@@ -4517,14 +4595,14 @@
         <w:t xml:space="preserve">.</w:t>
       </w:r>
     </w:p>
-    <w:bookmarkEnd w:id="87"/>
-    <w:bookmarkStart w:id="89" w:name="ref-hagen2021b"/>
+    <w:bookmarkEnd w:id="89"/>
+    <w:bookmarkStart w:id="91" w:name="ref-hagen2021b"/>
     <w:p>
       <w:pPr>
         <w:pStyle w:val="Bibliography"/>
       </w:pPr>
       <w:r>
-        <w:t xml:space="preserve">29.</w:t>
+        <w:t xml:space="preserve">30.</w:t>
       </w:r>
       <w:r>
         <w:t xml:space="preserve"> </w:t>
@@ -4551,7 +4629,7 @@
       <w:r>
         <w:t xml:space="preserve"> </w:t>
       </w:r>
-      <w:hyperlink r:id="rId88">
+      <w:hyperlink r:id="rId90">
         <w:r>
           <w:rPr>
             <w:rStyle w:val="Hyperlink"/>
@@ -4563,14 +4641,14 @@
         <w:t xml:space="preserve">.</w:t>
       </w:r>
     </w:p>
-    <w:bookmarkEnd w:id="89"/>
-    <w:bookmarkStart w:id="91" w:name="ref-skeels2023b"/>
+    <w:bookmarkEnd w:id="91"/>
+    <w:bookmarkStart w:id="93" w:name="ref-skeels2023b"/>
     <w:p>
       <w:pPr>
         <w:pStyle w:val="Bibliography"/>
       </w:pPr>
       <w:r>
-        <w:t xml:space="preserve">30.</w:t>
+        <w:t xml:space="preserve">31.</w:t>
       </w:r>
       <w:r>
         <w:t xml:space="preserve"> </w:t>
@@ -4597,7 +4675,7 @@
       <w:r>
         <w:t xml:space="preserve"> </w:t>
       </w:r>
-      <w:hyperlink r:id="rId90">
+      <w:hyperlink r:id="rId92">
         <w:r>
           <w:rPr>
             <w:rStyle w:val="Hyperlink"/>
@@ -4609,14 +4687,14 @@
         <w:t xml:space="preserve">.</w:t>
       </w:r>
     </w:p>
-    <w:bookmarkEnd w:id="91"/>
-    <w:bookmarkStart w:id="93" w:name="ref-boschman2023"/>
+    <w:bookmarkEnd w:id="93"/>
+    <w:bookmarkStart w:id="95" w:name="ref-boschman2023"/>
     <w:p>
       <w:pPr>
         <w:pStyle w:val="Bibliography"/>
       </w:pPr>
       <w:r>
-        <w:t xml:space="preserve">31.</w:t>
+        <w:t xml:space="preserve">32.</w:t>
       </w:r>
       <w:r>
         <w:t xml:space="preserve"> </w:t>
@@ -4643,7 +4721,7 @@
       <w:r>
         <w:t xml:space="preserve"> </w:t>
       </w:r>
-      <w:hyperlink r:id="rId92">
+      <w:hyperlink r:id="rId94">
         <w:r>
           <w:rPr>
             <w:rStyle w:val="Hyperlink"/>
@@ -4655,14 +4733,14 @@
         <w:t xml:space="preserve">.</w:t>
       </w:r>
     </w:p>
-    <w:bookmarkEnd w:id="93"/>
-    <w:bookmarkStart w:id="95" w:name="ref-skeels2023"/>
+    <w:bookmarkEnd w:id="95"/>
+    <w:bookmarkStart w:id="97" w:name="ref-skeels2023"/>
     <w:p>
       <w:pPr>
         <w:pStyle w:val="Bibliography"/>
       </w:pPr>
       <w:r>
-        <w:t xml:space="preserve">32.</w:t>
+        <w:t xml:space="preserve">33.</w:t>
       </w:r>
       <w:r>
         <w:t xml:space="preserve"> </w:t>
@@ -4689,7 +4767,7 @@
       <w:r>
         <w:t xml:space="preserve"> </w:t>
       </w:r>
-      <w:hyperlink r:id="rId94">
+      <w:hyperlink r:id="rId96">
         <w:r>
           <w:rPr>
             <w:rStyle w:val="Hyperlink"/>
@@ -4701,14 +4779,14 @@
         <w:t xml:space="preserve">.</w:t>
       </w:r>
     </w:p>
-    <w:bookmarkEnd w:id="95"/>
-    <w:bookmarkStart w:id="97" w:name="ref-liu2024"/>
+    <w:bookmarkEnd w:id="97"/>
+    <w:bookmarkStart w:id="99" w:name="ref-liu2024"/>
     <w:p>
       <w:pPr>
         <w:pStyle w:val="Bibliography"/>
       </w:pPr>
       <w:r>
-        <w:t xml:space="preserve">33.</w:t>
+        <w:t xml:space="preserve">34.</w:t>
       </w:r>
       <w:r>
         <w:t xml:space="preserve"> </w:t>
@@ -4735,7 +4813,7 @@
       <w:r>
         <w:t xml:space="preserve"> </w:t>
       </w:r>
-      <w:hyperlink r:id="rId96">
+      <w:hyperlink r:id="rId98">
         <w:r>
           <w:rPr>
             <w:rStyle w:val="Hyperlink"/>
@@ -4747,14 +4825,14 @@
         <w:t xml:space="preserve">.</w:t>
       </w:r>
     </w:p>
-    <w:bookmarkEnd w:id="97"/>
-    <w:bookmarkStart w:id="99" w:name="ref-holden2019"/>
+    <w:bookmarkEnd w:id="99"/>
+    <w:bookmarkStart w:id="101" w:name="ref-holden2019"/>
     <w:p>
       <w:pPr>
         <w:pStyle w:val="Bibliography"/>
       </w:pPr>
       <w:r>
-        <w:t xml:space="preserve">34.</w:t>
+        <w:t xml:space="preserve">35.</w:t>
       </w:r>
       <w:r>
         <w:t xml:space="preserve"> </w:t>
@@ -4781,7 +4859,7 @@
       <w:r>
         <w:t xml:space="preserve">, 5137–5155. https://doi.org/</w:t>
       </w:r>
-      <w:hyperlink r:id="rId98">
+      <w:hyperlink r:id="rId100">
         <w:r>
           <w:rPr>
             <w:rStyle w:val="Hyperlink"/>
@@ -4793,14 +4871,14 @@
         <w:t xml:space="preserve">.</w:t>
       </w:r>
     </w:p>
-    <w:bookmarkEnd w:id="99"/>
-    <w:bookmarkStart w:id="101" w:name="ref-barreto2023"/>
+    <w:bookmarkEnd w:id="101"/>
+    <w:bookmarkStart w:id="103" w:name="ref-barreto2023"/>
     <w:p>
       <w:pPr>
         <w:pStyle w:val="Bibliography"/>
       </w:pPr>
       <w:r>
-        <w:t xml:space="preserve">35.</w:t>
+        <w:t xml:space="preserve">36.</w:t>
       </w:r>
       <w:r>
         <w:t xml:space="preserve"> </w:t>
@@ -4827,7 +4905,7 @@
       <w:r>
         <w:t xml:space="preserve"> </w:t>
       </w:r>
-      <w:hyperlink r:id="rId100">
+      <w:hyperlink r:id="rId102">
         <w:r>
           <w:rPr>
             <w:rStyle w:val="Hyperlink"/>
@@ -4839,14 +4917,14 @@
         <w:t xml:space="preserve">.</w:t>
       </w:r>
     </w:p>
-    <w:bookmarkEnd w:id="101"/>
-    <w:bookmarkStart w:id="103" w:name="ref-beck2018"/>
+    <w:bookmarkEnd w:id="103"/>
+    <w:bookmarkStart w:id="105" w:name="ref-beck2018"/>
     <w:p>
       <w:pPr>
         <w:pStyle w:val="Bibliography"/>
       </w:pPr>
       <w:r>
-        <w:t xml:space="preserve">36.</w:t>
+        <w:t xml:space="preserve">37.</w:t>
       </w:r>
       <w:r>
         <w:t xml:space="preserve"> </w:t>
@@ -4873,7 +4951,7 @@
       <w:r>
         <w:t xml:space="preserve"> </w:t>
       </w:r>
-      <w:hyperlink r:id="rId102">
+      <w:hyperlink r:id="rId104">
         <w:r>
           <w:rPr>
             <w:rStyle w:val="Hyperlink"/>
@@ -4885,14 +4963,14 @@
         <w:t xml:space="preserve">.</w:t>
       </w:r>
     </w:p>
-    <w:bookmarkEnd w:id="103"/>
-    <w:bookmarkStart w:id="105" w:name="ref-galván2023"/>
+    <w:bookmarkEnd w:id="105"/>
+    <w:bookmarkStart w:id="107" w:name="ref-galván2023"/>
     <w:p>
       <w:pPr>
         <w:pStyle w:val="Bibliography"/>
       </w:pPr>
       <w:r>
-        <w:t xml:space="preserve">37.</w:t>
+        <w:t xml:space="preserve">38.</w:t>
       </w:r>
       <w:r>
         <w:t xml:space="preserve"> </w:t>
@@ -4906,7 +4984,7 @@
       <w:r>
         <w:t xml:space="preserve"> </w:t>
       </w:r>
-      <w:hyperlink r:id="rId104">
+      <w:hyperlink r:id="rId106">
         <w:r>
           <w:rPr>
             <w:rStyle w:val="Hyperlink"/>
@@ -4915,14 +4993,14 @@
         </w:r>
       </w:hyperlink>
     </w:p>
-    <w:bookmarkEnd w:id="105"/>
-    <w:bookmarkStart w:id="107" w:name="ref-weir2009"/>
+    <w:bookmarkEnd w:id="107"/>
+    <w:bookmarkStart w:id="109" w:name="ref-weir2009"/>
     <w:p>
       <w:pPr>
         <w:pStyle w:val="Bibliography"/>
       </w:pPr>
       <w:r>
-        <w:t xml:space="preserve">38.</w:t>
+        <w:t xml:space="preserve">39.</w:t>
       </w:r>
       <w:r>
         <w:t xml:space="preserve"> </w:t>
@@ -4949,7 +5027,7 @@
       <w:r>
         <w:t xml:space="preserve"> </w:t>
       </w:r>
-      <w:hyperlink r:id="rId106">
+      <w:hyperlink r:id="rId108">
         <w:r>
           <w:rPr>
             <w:rStyle w:val="Hyperlink"/>
@@ -4961,14 +5039,14 @@
         <w:t xml:space="preserve">.</w:t>
       </w:r>
     </w:p>
-    <w:bookmarkEnd w:id="107"/>
-    <w:bookmarkStart w:id="109" w:name="ref-antonelli2018"/>
+    <w:bookmarkEnd w:id="109"/>
+    <w:bookmarkStart w:id="111" w:name="ref-antonelli2018"/>
     <w:p>
       <w:pPr>
         <w:pStyle w:val="Bibliography"/>
       </w:pPr>
       <w:r>
-        <w:t xml:space="preserve">39.</w:t>
+        <w:t xml:space="preserve">40.</w:t>
       </w:r>
       <w:r>
         <w:t xml:space="preserve"> </w:t>
@@ -4995,7 +5073,7 @@
       <w:r>
         <w:t xml:space="preserve"> </w:t>
       </w:r>
-      <w:hyperlink r:id="rId108">
+      <w:hyperlink r:id="rId110">
         <w:r>
           <w:rPr>
             <w:rStyle w:val="Hyperlink"/>
@@ -5007,14 +5085,14 @@
         <w:t xml:space="preserve">.</w:t>
       </w:r>
     </w:p>
-    <w:bookmarkEnd w:id="109"/>
-    <w:bookmarkStart w:id="111" w:name="ref-haffer1969"/>
+    <w:bookmarkEnd w:id="111"/>
+    <w:bookmarkStart w:id="113" w:name="ref-haffer1969"/>
     <w:p>
       <w:pPr>
         <w:pStyle w:val="Bibliography"/>
       </w:pPr>
       <w:r>
-        <w:t xml:space="preserve">40.</w:t>
+        <w:t xml:space="preserve">41.</w:t>
       </w:r>
       <w:r>
         <w:t xml:space="preserve"> </w:t>
@@ -5041,7 +5119,7 @@
       <w:r>
         <w:t xml:space="preserve"> </w:t>
       </w:r>
-      <w:hyperlink r:id="rId110">
+      <w:hyperlink r:id="rId112">
         <w:r>
           <w:rPr>
             <w:rStyle w:val="Hyperlink"/>
@@ -5053,14 +5131,14 @@
         <w:t xml:space="preserve">.</w:t>
       </w:r>
     </w:p>
-    <w:bookmarkEnd w:id="111"/>
-    <w:bookmarkStart w:id="113" w:name="ref-cruz2025"/>
+    <w:bookmarkEnd w:id="113"/>
+    <w:bookmarkStart w:id="115" w:name="ref-cruz2025"/>
     <w:p>
       <w:pPr>
         <w:pStyle w:val="Bibliography"/>
       </w:pPr>
       <w:r>
-        <w:t xml:space="preserve">41.</w:t>
+        <w:t xml:space="preserve">42.</w:t>
       </w:r>
       <w:r>
         <w:t xml:space="preserve"> </w:t>
@@ -5084,7 +5162,7 @@
       <w:r>
         <w:t xml:space="preserve">, e24051. https://doi.org/</w:t>
       </w:r>
-      <w:hyperlink r:id="rId112">
+      <w:hyperlink r:id="rId114">
         <w:r>
           <w:rPr>
             <w:rStyle w:val="Hyperlink"/>
@@ -5096,14 +5174,14 @@
         <w:t xml:space="preserve">.</w:t>
       </w:r>
     </w:p>
-    <w:bookmarkEnd w:id="113"/>
-    <w:bookmarkStart w:id="115" w:name="ref-motta2025"/>
+    <w:bookmarkEnd w:id="115"/>
+    <w:bookmarkStart w:id="117" w:name="ref-motta2025"/>
     <w:p>
       <w:pPr>
         <w:pStyle w:val="Bibliography"/>
       </w:pPr>
       <w:r>
-        <w:t xml:space="preserve">42.</w:t>
+        <w:t xml:space="preserve">43.</w:t>
       </w:r>
       <w:r>
         <w:t xml:space="preserve"> </w:t>
@@ -5130,7 +5208,7 @@
       <w:r>
         <w:t xml:space="preserve"> </w:t>
       </w:r>
-      <w:hyperlink r:id="rId114">
+      <w:hyperlink r:id="rId116">
         <w:r>
           <w:rPr>
             <w:rStyle w:val="Hyperlink"/>
@@ -5142,14 +5220,14 @@
         <w:t xml:space="preserve">.</w:t>
       </w:r>
     </w:p>
-    <w:bookmarkEnd w:id="115"/>
-    <w:bookmarkStart w:id="117" w:name="ref-pino2022"/>
+    <w:bookmarkEnd w:id="117"/>
+    <w:bookmarkStart w:id="119" w:name="ref-pino2022"/>
     <w:p>
       <w:pPr>
         <w:pStyle w:val="Bibliography"/>
       </w:pPr>
       <w:r>
-        <w:t xml:space="preserve">43.</w:t>
+        <w:t xml:space="preserve">44.</w:t>
       </w:r>
       <w:r>
         <w:t xml:space="preserve"> </w:t>
@@ -5176,7 +5254,7 @@
       <w:r>
         <w:t xml:space="preserve"> </w:t>
       </w:r>
-      <w:hyperlink r:id="rId116">
+      <w:hyperlink r:id="rId118">
         <w:r>
           <w:rPr>
             <w:rStyle w:val="Hyperlink"/>
@@ -5188,14 +5266,14 @@
         <w:t xml:space="preserve">.</w:t>
       </w:r>
     </w:p>
-    <w:bookmarkEnd w:id="117"/>
-    <w:bookmarkStart w:id="119" w:name="ref-morgan1993"/>
+    <w:bookmarkEnd w:id="119"/>
+    <w:bookmarkStart w:id="121" w:name="ref-morgan1993"/>
     <w:p>
       <w:pPr>
         <w:pStyle w:val="Bibliography"/>
       </w:pPr>
       <w:r>
-        <w:t xml:space="preserve">44.</w:t>
+        <w:t xml:space="preserve">45.</w:t>
       </w:r>
       <w:r>
         <w:t xml:space="preserve"> </w:t>
@@ -5209,7 +5287,7 @@
       <w:r>
         <w:t xml:space="preserve"> </w:t>
       </w:r>
-      <w:hyperlink r:id="rId118">
+      <w:hyperlink r:id="rId120">
         <w:r>
           <w:rPr>
             <w:rStyle w:val="Hyperlink"/>
@@ -5221,14 +5299,14 @@
         <w:t xml:space="preserve">.</w:t>
       </w:r>
     </w:p>
-    <w:bookmarkEnd w:id="119"/>
-    <w:bookmarkStart w:id="121" w:name="ref-ali2021b"/>
+    <w:bookmarkEnd w:id="121"/>
+    <w:bookmarkStart w:id="123" w:name="ref-ali2021b"/>
     <w:p>
       <w:pPr>
         <w:pStyle w:val="Bibliography"/>
       </w:pPr>
       <w:r>
-        <w:t xml:space="preserve">45.</w:t>
+        <w:t xml:space="preserve">46.</w:t>
       </w:r>
       <w:r>
         <w:t xml:space="preserve"> </w:t>
@@ -5267,7 +5345,7 @@
       <w:r>
         <w:t xml:space="preserve"> </w:t>
       </w:r>
-      <w:hyperlink r:id="rId120">
+      <w:hyperlink r:id="rId122">
         <w:r>
           <w:rPr>
             <w:rStyle w:val="Hyperlink"/>
@@ -5279,14 +5357,14 @@
         <w:t xml:space="preserve">.</w:t>
       </w:r>
     </w:p>
-    <w:bookmarkEnd w:id="121"/>
-    <w:bookmarkStart w:id="123" w:name="ref-cornée2021"/>
+    <w:bookmarkEnd w:id="123"/>
+    <w:bookmarkStart w:id="125" w:name="ref-cornée2021"/>
     <w:p>
       <w:pPr>
         <w:pStyle w:val="Bibliography"/>
       </w:pPr>
       <w:r>
-        <w:t xml:space="preserve">46.</w:t>
+        <w:t xml:space="preserve">47.</w:t>
       </w:r>
       <w:r>
         <w:t xml:space="preserve"> </w:t>
@@ -5313,7 +5391,7 @@
       <w:r>
         <w:t xml:space="preserve"> </w:t>
       </w:r>
-      <w:hyperlink r:id="rId122">
+      <w:hyperlink r:id="rId124">
         <w:r>
           <w:rPr>
             <w:rStyle w:val="Hyperlink"/>
@@ -5325,14 +5403,14 @@
         <w:t xml:space="preserve">.</w:t>
       </w:r>
     </w:p>
-    <w:bookmarkEnd w:id="123"/>
-    <w:bookmarkStart w:id="125" w:name="ref-warren2015"/>
+    <w:bookmarkEnd w:id="125"/>
+    <w:bookmarkStart w:id="127" w:name="ref-warren2015"/>
     <w:p>
       <w:pPr>
         <w:pStyle w:val="Bibliography"/>
       </w:pPr>
       <w:r>
-        <w:t xml:space="preserve">47.</w:t>
+        <w:t xml:space="preserve">48.</w:t>
       </w:r>
       <w:r>
         <w:t xml:space="preserve"> </w:t>
@@ -5359,7 +5437,7 @@
       <w:r>
         <w:t xml:space="preserve"> </w:t>
       </w:r>
-      <w:hyperlink r:id="rId124">
+      <w:hyperlink r:id="rId126">
         <w:r>
           <w:rPr>
             <w:rStyle w:val="Hyperlink"/>
@@ -5371,14 +5449,14 @@
         <w:t xml:space="preserve">.</w:t>
       </w:r>
     </w:p>
-    <w:bookmarkEnd w:id="125"/>
-    <w:bookmarkStart w:id="127" w:name="ref-couvreur2011"/>
+    <w:bookmarkEnd w:id="127"/>
+    <w:bookmarkStart w:id="129" w:name="ref-couvreur2011"/>
     <w:p>
       <w:pPr>
         <w:pStyle w:val="Bibliography"/>
       </w:pPr>
       <w:r>
-        <w:t xml:space="preserve">48.</w:t>
+        <w:t xml:space="preserve">49.</w:t>
       </w:r>
       <w:r>
         <w:t xml:space="preserve"> </w:t>
@@ -5405,7 +5483,7 @@
       <w:r>
         <w:t xml:space="preserve"> </w:t>
       </w:r>
-      <w:hyperlink r:id="rId126">
+      <w:hyperlink r:id="rId128">
         <w:r>
           <w:rPr>
             <w:rStyle w:val="Hyperlink"/>
@@ -5417,14 +5495,14 @@
         <w:t xml:space="preserve">.</w:t>
       </w:r>
     </w:p>
-    <w:bookmarkEnd w:id="127"/>
-    <w:bookmarkStart w:id="129" w:name="ref-upchurch2024"/>
+    <w:bookmarkEnd w:id="129"/>
+    <w:bookmarkStart w:id="131" w:name="ref-upchurch2024"/>
     <w:p>
       <w:pPr>
         <w:pStyle w:val="Bibliography"/>
       </w:pPr>
       <w:r>
-        <w:t xml:space="preserve">49.</w:t>
+        <w:t xml:space="preserve">50.</w:t>
       </w:r>
       <w:r>
         <w:t xml:space="preserve"> </w:t>
@@ -5451,7 +5529,7 @@
       <w:r>
         <w:t xml:space="preserve"> </w:t>
       </w:r>
-      <w:hyperlink r:id="rId128">
+      <w:hyperlink r:id="rId130">
         <w:r>
           <w:rPr>
             <w:rStyle w:val="Hyperlink"/>
@@ -5463,14 +5541,14 @@
         <w:t xml:space="preserve">.</w:t>
       </w:r>
     </w:p>
-    <w:bookmarkEnd w:id="129"/>
-    <w:bookmarkStart w:id="131" w:name="ref-gearty2023"/>
+    <w:bookmarkEnd w:id="131"/>
+    <w:bookmarkStart w:id="133" w:name="ref-gearty2023"/>
     <w:p>
       <w:pPr>
         <w:pStyle w:val="Bibliography"/>
       </w:pPr>
       <w:r>
-        <w:t xml:space="preserve">50.</w:t>
+        <w:t xml:space="preserve">51.</w:t>
       </w:r>
       <w:r>
         <w:t xml:space="preserve"> </w:t>
@@ -5484,7 +5562,7 @@
       <w:r>
         <w:t xml:space="preserve"> </w:t>
       </w:r>
-      <w:hyperlink r:id="rId130">
+      <w:hyperlink r:id="rId132">
         <w:r>
           <w:rPr>
             <w:rStyle w:val="Hyperlink"/>
@@ -5493,10 +5571,10 @@
         </w:r>
       </w:hyperlink>
     </w:p>
-    <w:bookmarkEnd w:id="131"/>
-    <w:bookmarkEnd w:id="132"/>
     <w:bookmarkEnd w:id="133"/>
-    <w:bookmarkStart w:id="150" w:name="figures"/>
+    <w:bookmarkEnd w:id="134"/>
+    <w:bookmarkEnd w:id="135"/>
+    <w:bookmarkStart w:id="152" w:name="figures"/>
     <w:p>
       <w:pPr>
         <w:pStyle w:val="Heading1"/>
@@ -5518,7 +5596,7 @@
       <w:tr>
         <w:tc>
           <w:tcPr/>
-          <w:bookmarkStart w:id="137" w:name="fig-framework"/>
+          <w:bookmarkStart w:id="139" w:name="fig-framework"/>
           <w:p>
             <w:pPr>
               <w:pStyle w:val="Compact"/>
@@ -5529,18 +5607,18 @@
                 <wp:inline>
                   <wp:extent cx="3959999" cy="3959999"/>
                   <wp:effectExtent b="0" l="0" r="0" t="0"/>
-                  <wp:docPr descr="" title="" id="135" name="Picture"/>
+                  <wp:docPr descr="" title="" id="137" name="Picture"/>
                   <a:graphic>
                     <a:graphicData uri="http://schemas.openxmlformats.org/drawingml/2006/picture">
                       <pic:pic>
                         <pic:nvPicPr>
-                          <pic:cNvPr descr="../Figures/MS/Main/Figure_framework/Figure_framework.png" id="136" name="Picture"/>
+                          <pic:cNvPr descr="../Figures/MS/Main/Figure_framework/Figure_framework.png" id="138" name="Picture"/>
                           <pic:cNvPicPr>
                             <a:picLocks noChangeArrowheads="1" noChangeAspect="1"/>
                           </pic:cNvPicPr>
                         </pic:nvPicPr>
                         <pic:blipFill>
-                          <a:blip r:embed="rId134"/>
+                          <a:blip r:embed="rId136"/>
                           <a:stretch>
                             <a:fillRect/>
                           </a:stretch>
@@ -5583,7 +5661,7 @@
               <w:rPr>
                 <w:vertAlign w:val="superscript"/>
               </w:rPr>
-              <w:t xml:space="preserve">34</w:t>
+              <w:t xml:space="preserve">35</w:t>
             </w:r>
             <w:r>
               <w:t xml:space="preserve">. This emulator being spatialised at a 1 x 1° resolution, numbers inside the continents represent the quantity of overlaying pixels from the climate grid within each continent. On climate plots, the time frame of the onset of significant land mammal exchange across the americas</w:t>
@@ -5592,7 +5670,7 @@
               <w:rPr>
                 <w:vertAlign w:val="superscript"/>
               </w:rPr>
-              <w:t xml:space="preserve">6,8</w:t>
+              <w:t xml:space="preserve">7,9</w:t>
             </w:r>
             <w:r>
               <w:t xml:space="preserve"> </w:t>
@@ -5604,13 +5682,13 @@
               <w:rPr>
                 <w:vertAlign w:val="superscript"/>
               </w:rPr>
-              <w:t xml:space="preserve">50</w:t>
+              <w:t xml:space="preserve">51</w:t>
             </w:r>
             <w:r>
               <w:t xml:space="preserve">. The empirically-derived asymmetry of the transcontinental land mammal exchange is represented by the thickness of the two arrows, the thicker the arrow, the more intense the exchange.</w:t>
             </w:r>
           </w:p>
-          <w:bookmarkEnd w:id="137"/>
+          <w:bookmarkEnd w:id="139"/>
         </w:tc>
       </w:tr>
     </w:tbl>
@@ -5627,7 +5705,7 @@
       <w:tr>
         <w:tc>
           <w:tcPr/>
-          <w:bookmarkStart w:id="141" w:name="fig-propsuccess"/>
+          <w:bookmarkStart w:id="143" w:name="fig-propsuccess"/>
           <w:p>
             <w:pPr>
               <w:pStyle w:val="Compact"/>
@@ -5638,18 +5716,18 @@
                 <wp:inline>
                   <wp:extent cx="3599999" cy="3779999"/>
                   <wp:effectExtent b="0" l="0" r="0" t="0"/>
-                  <wp:docPr descr="" title="" id="139" name="Picture"/>
+                  <wp:docPr descr="" title="" id="141" name="Picture"/>
                   <a:graphic>
                     <a:graphicData uri="http://schemas.openxmlformats.org/drawingml/2006/picture">
                       <pic:pic>
                         <pic:nvPicPr>
-                          <pic:cNvPr descr="../Figures/MS/Main/Figure_PropSuccess/Figure_PropSuccess.png" id="140" name="Picture"/>
+                          <pic:cNvPr descr="../Figures/MS/Main/Figure_PropSuccess/Figure_PropSuccess.png" id="142" name="Picture"/>
                           <pic:cNvPicPr>
                             <a:picLocks noChangeArrowheads="1" noChangeAspect="1"/>
                           </pic:cNvPicPr>
                         </pic:nvPicPr>
                         <pic:blipFill>
-                          <a:blip r:embed="rId138"/>
+                          <a:blip r:embed="rId140"/>
                           <a:stretch>
                             <a:fillRect/>
                           </a:stretch>
@@ -5750,7 +5828,7 @@
               <w:t xml:space="preserve">). Each individual plot shows the outcome of simulations starting in North (red) and South (cyan) America. Dots represent mean proportion estimates and error bars show their associated Binomial-derived 95% confidence interval.</w:t>
             </w:r>
           </w:p>
-          <w:bookmarkEnd w:id="141"/>
+          <w:bookmarkEnd w:id="143"/>
         </w:tc>
       </w:tr>
     </w:tbl>
@@ -5767,7 +5845,7 @@
       <w:tr>
         <w:tc>
           <w:tcPr/>
-          <w:bookmarkStart w:id="145" w:name="fig-metrics"/>
+          <w:bookmarkStart w:id="147" w:name="fig-metrics"/>
           <w:p>
             <w:pPr>
               <w:pStyle w:val="Compact"/>
@@ -5778,18 +5856,18 @@
                 <wp:inline>
                   <wp:extent cx="5039999" cy="4319999"/>
                   <wp:effectExtent b="0" l="0" r="0" t="0"/>
-                  <wp:docPr descr="" title="" id="143" name="Picture"/>
+                  <wp:docPr descr="" title="" id="145" name="Picture"/>
                   <a:graphic>
                     <a:graphicData uri="http://schemas.openxmlformats.org/drawingml/2006/picture">
                       <pic:pic>
                         <pic:nvPicPr>
-                          <pic:cNvPr descr="../Figures/MS/Main/Figure_metrics/Figure_metrics.png" id="144" name="Picture"/>
+                          <pic:cNvPr descr="../Figures/MS/Main/Figure_metrics/Figure_metrics.png" id="146" name="Picture"/>
                           <pic:cNvPicPr>
                             <a:picLocks noChangeArrowheads="1" noChangeAspect="1"/>
                           </pic:cNvPicPr>
                         </pic:nvPicPr>
                         <pic:blipFill>
-                          <a:blip r:embed="rId142"/>
+                          <a:blip r:embed="rId144"/>
                           <a:stretch>
                             <a:fillRect/>
                           </a:stretch>
@@ -5951,7 +6029,7 @@
               <w:t xml:space="preserve">., successfully reaching the continent where it did not originate. Mean estimates and their associated Student-derived 95% confidence interval are displayed over their distribution.</w:t>
             </w:r>
           </w:p>
-          <w:bookmarkEnd w:id="145"/>
+          <w:bookmarkEnd w:id="147"/>
         </w:tc>
       </w:tr>
     </w:tbl>
@@ -5968,7 +6046,7 @@
       <w:tr>
         <w:tc>
           <w:tcPr/>
-          <w:bookmarkStart w:id="149" w:name="fig-biome"/>
+          <w:bookmarkStart w:id="151" w:name="fig-biome"/>
           <w:p>
             <w:pPr>
               <w:pStyle w:val="Compact"/>
@@ -5979,18 +6057,18 @@
                 <wp:inline>
                   <wp:extent cx="5399999" cy="5399999"/>
                   <wp:effectExtent b="0" l="0" r="0" t="0"/>
-                  <wp:docPr descr="" title="" id="147" name="Picture"/>
+                  <wp:docPr descr="" title="" id="149" name="Picture"/>
                   <a:graphic>
                     <a:graphicData uri="http://schemas.openxmlformats.org/drawingml/2006/picture">
                       <pic:pic>
                         <pic:nvPicPr>
-                          <pic:cNvPr descr="../Figures/MS/Main/Figure_biomes/Figure_biomes.png" id="148" name="Picture"/>
+                          <pic:cNvPr descr="../Figures/MS/Main/Figure_biomes/Figure_biomes.png" id="150" name="Picture"/>
                           <pic:cNvPicPr>
                             <a:picLocks noChangeArrowheads="1" noChangeAspect="1"/>
                           </pic:cNvPicPr>
                         </pic:nvPicPr>
                         <pic:blipFill>
-                          <a:blip r:embed="rId146"/>
+                          <a:blip r:embed="rId148"/>
                           <a:stretch>
                             <a:fillRect/>
                           </a:stretch>
@@ -6101,11 +6179,11 @@
               <w:t xml:space="preserve">Proportion of successful simulations based on the biome where ancestral species originates, for each modelled scenario-ancestral continent combination. This proportion is expressed as the ratio between the number of successful simulations and the total number of simulations starting from a given biome. Coloured dots and error bars respectively show proportion estimates and their associated Binomial-derived 95% confidence intervals.</w:t>
             </w:r>
           </w:p>
-          <w:bookmarkEnd w:id="149"/>
+          <w:bookmarkEnd w:id="151"/>
         </w:tc>
       </w:tr>
     </w:tbl>
-    <w:bookmarkEnd w:id="150"/>
+    <w:bookmarkEnd w:id="152"/>
     <w:sectPr>
       <w:type w:val="nextPage"/>
       <w:pgSz w:h="15840" w:w="12240"/>

--- a/Manuscript/GABI_palaeo_constraints.docx
+++ b/Manuscript/GABI_palaeo_constraints.docx
@@ -239,7 +239,7 @@
         <w:rPr>
           <w:vertAlign w:val="superscript"/>
         </w:rPr>
-        <w:t xml:space="preserve">5,6</w:t>
+        <w:t xml:space="preserve">5–7</w:t>
       </w:r>
       <w:r>
         <w:t xml:space="preserve">, with effective pulses of mammal crossings occurring not earlier than</w:t>
@@ -264,7 +264,7 @@
         <w:rPr>
           <w:vertAlign w:val="superscript"/>
         </w:rPr>
-        <w:t xml:space="preserve">1,7–9</w:t>
+        <w:t xml:space="preserve">1,8–10</w:t>
       </w:r>
       <w:r>
         <w:t xml:space="preserve">. Despite its textbook nature, a puzzling feature of the GABI is that it impacted both continent’s mammalian faunas very differently. In fact, evidence from the fossil record indicates that the early phases of the GABI were marked by reciprocal exchanges between the Americas</w:t>
@@ -273,7 +273,7 @@
         <w:rPr>
           <w:vertAlign w:val="superscript"/>
         </w:rPr>
-        <w:t xml:space="preserve">1,7,10</w:t>
+        <w:t xml:space="preserve">1,8,11</w:t>
       </w:r>
       <w:r>
         <w:t xml:space="preserve">. However, during the Quaternary, the ability of migrant lineages to maintain and diversify in the foreign continent became greater in South America</w:t>
@@ -282,7 +282,7 @@
         <w:rPr>
           <w:vertAlign w:val="superscript"/>
         </w:rPr>
-        <w:t xml:space="preserve">7</w:t>
+        <w:t xml:space="preserve">8</w:t>
       </w:r>
       <w:r>
         <w:t xml:space="preserve">, and many native South American mammal lineages concomitantly declined, some of which even going totally extinct</w:t>
@@ -291,7 +291,7 @@
         <w:rPr>
           <w:vertAlign w:val="superscript"/>
         </w:rPr>
-        <w:t xml:space="preserve">11–15</w:t>
+        <w:t xml:space="preserve">12–16</w:t>
       </w:r>
       <w:r>
         <w:t xml:space="preserve">. Hence, it turns out that this intercontinental faunal exchange has been strikingly asymmetric.</w:t>
@@ -308,7 +308,7 @@
         <w:rPr>
           <w:vertAlign w:val="superscript"/>
         </w:rPr>
-        <w:t xml:space="preserve">10,16,17</w:t>
+        <w:t xml:space="preserve">11,17,18</w:t>
       </w:r>
       <w:r>
         <w:t xml:space="preserve"> </w:t>
@@ -320,7 +320,7 @@
         <w:rPr>
           <w:vertAlign w:val="superscript"/>
         </w:rPr>
-        <w:t xml:space="preserve">10,18–20</w:t>
+        <w:t xml:space="preserve">11,19–21</w:t>
       </w:r>
       <w:r>
         <w:t xml:space="preserve">. However, their contribution to the asymmetry of the GABI has been increasingly called into question</w:t>
@@ -351,7 +351,7 @@
         <w:rPr>
           <w:vertAlign w:val="superscript"/>
         </w:rPr>
-        <w:t xml:space="preserve">., 21,22–24</w:t>
+        <w:t xml:space="preserve">., 22,23–25</w:t>
       </w:r>
       <w:r>
         <w:t xml:space="preserve">. On the other hand, several studies also proposed an implication of abiotic factors –</w:t>
@@ -421,7 +421,7 @@
         <w:rPr>
           <w:vertAlign w:val="superscript"/>
         </w:rPr>
-        <w:t xml:space="preserve">9,11,18,21,25</w:t>
+        <w:t xml:space="preserve">10,12,19,22,26</w:t>
       </w:r>
       <w:r>
         <w:t xml:space="preserve">. The prevailing view, proposed by Webb.</w:t>
@@ -430,7 +430,7 @@
         <w:rPr>
           <w:vertAlign w:val="superscript"/>
         </w:rPr>
-        <w:t xml:space="preserve">11</w:t>
+        <w:t xml:space="preserve">12</w:t>
       </w:r>
       <w:r>
         <w:t xml:space="preserve"> </w:t>
@@ -442,7 +442,7 @@
         <w:rPr>
           <w:vertAlign w:val="superscript"/>
         </w:rPr>
-        <w:t xml:space="preserve">21</w:t>
+        <w:t xml:space="preserve">22</w:t>
       </w:r>
       <w:r>
         <w:t xml:space="preserve">, consists of relating pulses of transcontinental mammal exchanges with Pleistocene climatic oscillations, promoting the transition from tropical rainforest to savannah-like environments in Central America as climate cooled down. This climate-driven landscape opening would have in turn facilitated the dispersal of non-tropical taxa, fitter to these environment, in line with the migrant fossil record across both sides of the isthmus. These exchange pulses would have been periodically interrupted as climate warmed up, promoting the reverse transition to rainforest in the isthmian region (tropical</w:t>
@@ -469,7 +469,7 @@
         <w:rPr>
           <w:vertAlign w:val="superscript"/>
         </w:rPr>
-        <w:t xml:space="preserve">7</w:t>
+        <w:t xml:space="preserve">8</w:t>
       </w:r>
       <w:r>
         <w:t xml:space="preserve">. However, so far, studies supporting this view have only been descriptive, tackling the issue from a pattern-oriented perspective driven by fossil data but, to our knowledge, never from a mechanistic process-oriented perspective.</w:t>
@@ -486,7 +486,7 @@
         <w:rPr>
           <w:vertAlign w:val="superscript"/>
         </w:rPr>
-        <w:t xml:space="preserve">26</w:t>
+        <w:t xml:space="preserve">27</w:t>
       </w:r>
       <w:r>
         <w:t xml:space="preserve">. By combining a landscape made up with palaeoenvironmental variables and a set of eco-evolutionary rules according to which virtual species are simulated, mechanistic eco-evolutionary models offer the unique opportunity to casually explore the way biodiversity patterns arise and are maintained through evolutionary times</w:t>
@@ -495,7 +495,7 @@
         <w:rPr>
           <w:vertAlign w:val="superscript"/>
         </w:rPr>
-        <w:t xml:space="preserve">27</w:t>
+        <w:t xml:space="preserve">28</w:t>
       </w:r>
       <w:r>
         <w:t xml:space="preserve">. Recently, this family of models has provided unprecedented insights into the underlying forces behind widely-recognised biodiversity patterns, such as the latitudinal biodiversity gradient</w:t>
@@ -504,7 +504,7 @@
         <w:rPr>
           <w:vertAlign w:val="superscript"/>
         </w:rPr>
-        <w:t xml:space="preserve">28,29</w:t>
+        <w:t xml:space="preserve">29,30</w:t>
       </w:r>
       <w:r>
         <w:t xml:space="preserve">, the diversity desequilibrium between tropical rainforests across the globe</w:t>
@@ -513,7 +513,7 @@
         <w:rPr>
           <w:vertAlign w:val="superscript"/>
         </w:rPr>
-        <w:t xml:space="preserve">30</w:t>
+        <w:t xml:space="preserve">31</w:t>
       </w:r>
       <w:r>
         <w:t xml:space="preserve">, the build-up of the unique biodiversity along the Wallace line</w:t>
@@ -522,7 +522,7 @@
         <w:rPr>
           <w:vertAlign w:val="superscript"/>
         </w:rPr>
-        <w:t xml:space="preserve">31</w:t>
+        <w:t xml:space="preserve">32</w:t>
       </w:r>
       <w:r>
         <w:t xml:space="preserve"> </w:t>
@@ -556,7 +556,7 @@
         <w:rPr>
           <w:vertAlign w:val="superscript"/>
         </w:rPr>
-        <w:t xml:space="preserve">., 32,33,34</w:t>
+        <w:t xml:space="preserve">., 33,34,35</w:t>
       </w:r>
       <w:r>
         <w:t xml:space="preserve">.</w:t>
@@ -605,7 +605,7 @@
         <w:rPr>
           <w:vertAlign w:val="superscript"/>
         </w:rPr>
-        <w:t xml:space="preserve">28</w:t>
+        <w:t xml:space="preserve">29</w:t>
       </w:r>
       <w:r>
         <w:t xml:space="preserve">, a mechanistic eco-evolutionary simulator, incorporating palaeoclimatic layers (annual temperature and precipitation) covering the last 5 million years generated by the PALEO-PGEM emulator</w:t>
@@ -614,7 +614,7 @@
         <w:rPr>
           <w:vertAlign w:val="superscript"/>
         </w:rPr>
-        <w:t xml:space="preserve">35,36</w:t>
+        <w:t xml:space="preserve">36,37</w:t>
       </w:r>
       <w:r>
         <w:t xml:space="preserve">. Each set of simulations tracked the radiation of a clade originating at a random location either in North or South America. Climate was the only ecological constraint limiting virtual species’ biogeography. We further compared the ability of virtual species to colonise the continent where they did not originate between the two initial conditions. For additional details, please refer to the</w:t>
@@ -1490,7 +1490,7 @@
         <w:rPr>
           <w:vertAlign w:val="superscript"/>
         </w:rPr>
-        <w:t xml:space="preserve">37</w:t>
+        <w:t xml:space="preserve">38</w:t>
       </w:r>
       <w:r>
         <w:t xml:space="preserve"> </w:t>
@@ -1502,7 +1502,7 @@
         <w:rPr>
           <w:vertAlign w:val="superscript"/>
         </w:rPr>
-        <w:t xml:space="preserve">38</w:t>
+        <w:t xml:space="preserve">39</w:t>
       </w:r>
       <w:r>
         <w:t xml:space="preserve">: Tropical, Arid, Temperate, Cold and Polar (</w:t>
@@ -2409,14 +2409,9 @@
         <w:t xml:space="preserve">).</w:t>
       </w:r>
     </w:p>
-    <w:p>
-      <w:r>
-        <w:br w:type="page"/>
-      </w:r>
-    </w:p>
     <w:bookmarkEnd w:id="25"/>
     <w:bookmarkEnd w:id="26"/>
-    <w:bookmarkStart w:id="31" w:name="discussion"/>
+    <w:bookmarkStart w:id="33" w:name="discussion"/>
     <w:p>
       <w:pPr>
         <w:pStyle w:val="Heading1"/>
@@ -2425,85 +2420,41 @@
         <w:t xml:space="preserve">Discussion</w:t>
       </w:r>
     </w:p>
+    <w:bookmarkStart w:id="27" w:name="X2fd7191646d6ee80bf88e129ac03aa68131b695"/>
+    <w:p>
+      <w:pPr>
+        <w:pStyle w:val="Heading2"/>
+      </w:pPr>
+      <w:r>
+        <w:t xml:space="preserve">The role of climate in shaping the inter-american faunal exchange as told by computer experiments</w:t>
+      </w:r>
+    </w:p>
     <w:p>
       <w:pPr>
         <w:pStyle w:val="FirstParagraph"/>
       </w:pPr>
       <w:r>
-        <w:t xml:space="preserve">Smoothing asymmetry =&gt; echo to birds</w:t>
-      </w:r>
-      <w:r>
-        <w:rPr>
-          <w:vertAlign w:val="superscript"/>
-        </w:rPr>
-        <w:t xml:space="preserve">39</w:t>
-      </w:r>
-      <w:r>
-        <w:t xml:space="preserve">, flying behaviour relaxing constraints applied to land mammals ?</w:t>
-      </w:r>
-    </w:p>
-    <w:p>
-      <w:pPr>
-        <w:pStyle w:val="BodyText"/>
-      </w:pPr>
-      <w:r>
-        <w:t xml:space="preserve">Species pool proved relevant in the case of the interchange along the Wallacea</w:t>
-      </w:r>
-      <w:r>
-        <w:rPr>
-          <w:vertAlign w:val="superscript"/>
-        </w:rPr>
-        <w:t xml:space="preserve">33</w:t>
-      </w:r>
-      <w:r>
-        <w:t xml:space="preserve">. But here, we expect to find more species in South America, encompassing one of earth’s major and long-standing biodiversity hotspot – Amazonia</w:t>
-      </w:r>
-      <w:r>
-        <w:rPr>
-          <w:vertAlign w:val="superscript"/>
-        </w:rPr>
-        <w:t xml:space="preserve">40</w:t>
-      </w:r>
-      <w:r>
-        <w:t xml:space="preserve"> </w:t>
-      </w:r>
-      <w:r>
-        <w:t xml:space="preserve">– than in North America. That being said, some authors argued that it is not the case for genera, with North America having a higher</w:t>
-      </w:r>
-      <w:r>
-        <w:t xml:space="preserve"> </w:t>
-      </w:r>
-      <w:r>
-        <w:t xml:space="preserve">‘</w:t>
-      </w:r>
-      <w:r>
-        <w:t xml:space="preserve">proportion of reservoir genera</w:t>
-      </w:r>
-      <w:r>
-        <w:t xml:space="preserve">’</w:t>
-      </w:r>
-      <w:r>
-        <w:rPr>
-          <w:vertAlign w:val="superscript"/>
-        </w:rPr>
-        <w:t xml:space="preserve">1,21</w:t>
-      </w:r>
-    </w:p>
-    <w:bookmarkStart w:id="27" w:name="climate"/>
-    <w:p>
-      <w:pPr>
-        <w:pStyle w:val="Heading2"/>
-      </w:pPr>
-      <w:r>
-        <w:t xml:space="preserve">Climate</w:t>
-      </w:r>
-    </w:p>
-    <w:p>
-      <w:pPr>
-        <w:pStyle w:val="FirstParagraph"/>
-      </w:pPr>
-      <w:r>
-        <w:t xml:space="preserve">Our results suggests that, under abiotic constraints, alone North America would have been easier to reach by South American species than the other way around (</w:t>
+        <w:t xml:space="preserve">Our results suggest that, under abiotic constraints alone, the likelihood of northwards dispersal events (</w:t>
+      </w:r>
+      <w:r>
+        <w:rPr>
+          <w:i/>
+          <w:iCs/>
+        </w:rPr>
+        <w:t xml:space="preserve">i</w:t>
+      </w:r>
+      <w:r>
+        <w:t xml:space="preserve">.</w:t>
+      </w:r>
+      <w:r>
+        <w:rPr>
+          <w:i/>
+          <w:iCs/>
+        </w:rPr>
+        <w:t xml:space="preserve">e</w:t>
+      </w:r>
+      <w:r>
+        <w:t xml:space="preserve">., from South to North America) occurring throughout the last five million years is on average twice higher than that of southwards dispersal events (</w:t>
       </w:r>
       <w:hyperlink w:anchor="fig-propsuccess">
         <w:r>
@@ -2514,7 +2465,28 @@
         </w:r>
       </w:hyperlink>
       <w:r>
-        <w:t xml:space="preserve">).</w:t>
+        <w:t xml:space="preserve">). Such a pattern obviously marks a huge contrast with the incontestably greater success of North American endemics at establishing southwards compared to the other way around. As a matter of fact, it is estimated that around half of extant South America’s mammalian generic diversity – note that South America is considered as the most mammal-rich continent on Earth</w:t>
+      </w:r>
+      <w:r>
+        <w:rPr>
+          <w:vertAlign w:val="superscript"/>
+        </w:rPr>
+        <w:t xml:space="preserve">40</w:t>
+      </w:r>
+      <w:r>
+        <w:t xml:space="preserve"> </w:t>
+      </w:r>
+      <w:r>
+        <w:t xml:space="preserve">– descends from a migrant lineage</w:t>
+      </w:r>
+      <w:r>
+        <w:rPr>
+          <w:vertAlign w:val="superscript"/>
+        </w:rPr>
+        <w:t xml:space="preserve">1</w:t>
+      </w:r>
+      <w:r>
+        <w:t xml:space="preserve">. On the contrary, North America is home for a tiny number of taxa descending from South America. Hence, this raises the question of the significance of our findings. Can such a mismatch be interpreted through the lens of macroecological processes? Are we completely going at odds with what we should find, or are we opening useful boxes to understand such a complex biodiversity pattern?</w:t>
       </w:r>
     </w:p>
     <w:p>
@@ -2522,7 +2494,7 @@
         <w:pStyle w:val="BodyText"/>
       </w:pPr>
       <w:r>
-        <w:t xml:space="preserve">One of the predictions of Vrba’s resource-use hypotheses formulated in the framework of the habitat theory applied to the GABI is that tropical specialists, in the aftermath of the global cooling occurring in the Plio-Pleistocene boundary (decreasing trend visible on the temperature plots displayed in</w:t>
+        <w:t xml:space="preserve">One of the predictions of Vrba’s resource-use hypotheses formulated in the framework of the habitat theory applied to the GABI is that tropical specialists, in the aftermath of the global cooling occurring at the Plio-Pleistocene boundary (decreasing trend visible on the temperature plots displayed in</w:t>
       </w:r>
       <w:r>
         <w:t xml:space="preserve"> </w:t>
@@ -2558,7 +2530,7 @@
         <w:rPr>
           <w:vertAlign w:val="superscript"/>
         </w:rPr>
-        <w:t xml:space="preserve">21</w:t>
+        <w:t xml:space="preserve">22</w:t>
       </w:r>
       <w:r>
         <w:t xml:space="preserve">. On the other hand, fewer mammals – only biome generalists or open-habitat specialists – from South America would be expected to roam the other way around. These predictions meet those of the</w:t>
@@ -2591,7 +2563,7 @@
         <w:t xml:space="preserve"> </w:t>
       </w:r>
       <w:r>
-        <w:t xml:space="preserve">a few decades earlier. The latter views the high diversity in the (Neo)tropics as a result of past climatic fragmentation of the tropical climatic region, generating discontinuities within populations of tropical-specialist species. In case of climatic disruption, tropical specialists would therefore follow the contraction-expansion of their habitat, in turn driving speciation by vicariance on evolutionary timescales</w:t>
+        <w:t xml:space="preserve">a few decades earlier. The latter views the high diversity in the (Neo)tropics as a result of past climatic fragmentation of the tropical climatic region, generating discontinuities within populations of tropical specialists. In case of climatic disruption, tropical specialists would therefore follow the contraction-expansion of their habitat, in turn driving speciation by vicariance on evolutionary timescales</w:t>
       </w:r>
       <w:r>
         <w:rPr>
@@ -2631,7 +2603,7 @@
         <w:t xml:space="preserve"> </w:t>
       </w:r>
       <w:r>
-        <w:t xml:space="preserve">B, model</w:t>
+        <w:t xml:space="preserve">C, model</w:t>
       </w:r>
       <w:r>
         <w:t xml:space="preserve"> </w:t>
@@ -2653,7 +2625,7 @@
         <w:pStyle w:val="BodyText"/>
       </w:pPr>
       <w:r>
-        <w:t xml:space="preserve">Success in South America for temperate-adapted species, posited as the most successful , not recovered, with tropical meeting the gighest success.</w:t>
+        <w:t xml:space="preserve">Success in South America for temperate-adapted species, posited as the most successful , not recovered, with tropical meeting the highest success.</w:t>
       </w:r>
       <w:r>
         <w:t xml:space="preserve"> </w:t>
@@ -2671,7 +2643,7 @@
         <w:rPr>
           <w:vertAlign w:val="superscript"/>
         </w:rPr>
-        <w:t xml:space="preserve">7</w:t>
+        <w:t xml:space="preserve">8</w:t>
       </w:r>
     </w:p>
     <w:p>
@@ -2679,31 +2651,41 @@
         <w:pStyle w:val="BodyText"/>
       </w:pPr>
       <w:r>
-        <w:t xml:space="preserve">Tropics as a</w:t>
-      </w:r>
-      <w:r>
-        <w:t xml:space="preserve"> </w:t>
-      </w:r>
-      <w:r>
-        <w:t xml:space="preserve">“</w:t>
-      </w:r>
-      <w:r>
-        <w:t xml:space="preserve">holding pen</w:t>
-      </w:r>
-      <w:r>
-        <w:t xml:space="preserve">”</w:t>
+        <w:t xml:space="preserve">Biome pattern (Figure S6) directly reflects the diffential amount of surface that each biome represents in the two continents.</w:t>
+      </w:r>
+    </w:p>
+    <w:p>
+      <w:pPr>
+        <w:pStyle w:val="BodyText"/>
+      </w:pPr>
+      <w:r>
+        <w:t xml:space="preserve">Precipitation niche</w:t>
       </w:r>
       <w:r>
         <w:rPr>
           <w:vertAlign w:val="superscript"/>
         </w:rPr>
-        <w:t xml:space="preserve">7</w:t>
-      </w:r>
-      <w:r>
-        <w:t xml:space="preserve"> </w:t>
-      </w:r>
-      <w:r>
-        <w:t xml:space="preserve">– read more this paper</w:t>
+        <w:t xml:space="preserve">32</w:t>
+      </w:r>
+      <w:r>
+        <w:t xml:space="preserve">. Result of Figure 2C for</w:t>
+      </w:r>
+      <w:r>
+        <w:t xml:space="preserve"> </w:t>
+      </w:r>
+      <m:oMath>
+        <m:r>
+          <m:t>M</m:t>
+        </m:r>
+        <m:r>
+          <m:t>3</m:t>
+        </m:r>
+      </m:oMath>
+      <w:r>
+        <w:t xml:space="preserve"> </w:t>
+      </w:r>
+      <w:r>
+        <w:t xml:space="preserve">can be related to tropical biome</w:t>
       </w:r>
     </w:p>
     <w:p>
@@ -2711,7 +2693,7 @@
         <w:pStyle w:val="BodyText"/>
       </w:pPr>
       <w:r>
-        <w:t xml:space="preserve">Biome pattern (Figure S6) directly reflects the diffencial amount of surface that each biome represents in the two continents.</w:t>
+        <w:t xml:space="preserve">North American taxa exhibit strong Tropical Niche Conservatism (TNC), but not South Americans, except for M0. TNC relaxed in M3.</w:t>
       </w:r>
     </w:p>
     <w:p>
@@ -2719,33 +2701,13 @@
         <w:pStyle w:val="BodyText"/>
       </w:pPr>
       <w:r>
-        <w:t xml:space="preserve">Precipitation niche</w:t>
+        <w:t xml:space="preserve">Effect of climate change to keep in mind for megafaunal extinctions</w:t>
       </w:r>
       <w:r>
         <w:rPr>
           <w:vertAlign w:val="superscript"/>
         </w:rPr>
-        <w:t xml:space="preserve">31</w:t>
-      </w:r>
-      <w:r>
-        <w:t xml:space="preserve">. Result of Figure 2C for</w:t>
-      </w:r>
-      <w:r>
-        <w:t xml:space="preserve"> </w:t>
-      </w:r>
-      <m:oMath>
-        <m:r>
-          <m:t>M</m:t>
-        </m:r>
-        <m:r>
-          <m:t>3</m:t>
-        </m:r>
-      </m:oMath>
-      <w:r>
-        <w:t xml:space="preserve"> </w:t>
-      </w:r>
-      <w:r>
-        <w:t xml:space="preserve">can be related to tropical biome</w:t>
+        <w:t xml:space="preserve">42</w:t>
       </w:r>
     </w:p>
     <w:p>
@@ -2753,31 +2715,159 @@
         <w:pStyle w:val="BodyText"/>
       </w:pPr>
       <w:r>
-        <w:t xml:space="preserve">North American taxa exhibit strong Tropical Niche Conservatism (TNC), but not South Americans, except for M0. TNC relaxed in M3.</w:t>
-      </w:r>
-    </w:p>
-    <w:p>
-      <w:pPr>
-        <w:pStyle w:val="BodyText"/>
-      </w:pPr>
-      <w:r>
-        <w:t xml:space="preserve">Effect of climate change to keep in mind for megafaunal extinctions</w:t>
+        <w:t xml:space="preserve">Is it just about</w:t>
+      </w:r>
+      <w:r>
+        <w:t xml:space="preserve"> </w:t>
+      </w:r>
+      <w:r>
+        <w:rPr>
+          <w:b/>
+          <w:bCs/>
+        </w:rPr>
+        <w:t xml:space="preserve">reaching</w:t>
+      </w:r>
+      <w:r>
+        <w:t xml:space="preserve"> </w:t>
+      </w:r>
+      <w:r>
+        <w:t xml:space="preserve">or more about</w:t>
+      </w:r>
+      <w:r>
+        <w:t xml:space="preserve"> </w:t>
+      </w:r>
+      <w:r>
+        <w:rPr>
+          <w:b/>
+          <w:bCs/>
+        </w:rPr>
+        <w:t xml:space="preserve">reaching &amp; surviving</w:t>
+      </w:r>
+      <w:r>
+        <w:t xml:space="preserve">?</w:t>
+      </w:r>
+    </w:p>
+    <w:bookmarkEnd w:id="27"/>
+    <w:bookmarkStart w:id="31" w:name="Xe18ddb4cdbaf0554026f0f34503804c8b07c344"/>
+    <w:p>
+      <w:pPr>
+        <w:pStyle w:val="Heading2"/>
+      </w:pPr>
+      <w:r>
+        <w:t xml:space="preserve">Implications : what may have driven the asymmetry of the GABI?</w:t>
+      </w:r>
+    </w:p>
+    <w:bookmarkStart w:id="28" w:name="biotic"/>
+    <w:p>
+      <w:pPr>
+        <w:pStyle w:val="Heading3"/>
+      </w:pPr>
+      <w:r>
+        <w:t xml:space="preserve">Biotic</w:t>
+      </w:r>
+    </w:p>
+    <w:p>
+      <w:pPr>
+        <w:pStyle w:val="FirstParagraph"/>
+      </w:pPr>
+      <w:r>
+        <w:t xml:space="preserve">Our study indicates that climate alone is not sufficient to reproduce the asymmetry of the GABI. This suggests that other factors, unaccounted here, might have been at work to shape the uneven faunal exchange that occured across the America. Among them, one can think about biotic interactions. In fact, in the first studies investigating the GABI, competition involving clades of similar ecology appeared as a likely first-order explanation to the recent demise of South American endemic mammalian clades such as native ungulates</w:t>
       </w:r>
       <w:r>
         <w:rPr>
           <w:vertAlign w:val="superscript"/>
         </w:rPr>
-        <w:t xml:space="preserve">42</w:t>
-      </w:r>
-    </w:p>
-    <w:bookmarkEnd w:id="27"/>
-    <w:bookmarkStart w:id="28" w:name="on-the-effect-of-geography"/>
-    <w:p>
-      <w:pPr>
-        <w:pStyle w:val="Heading2"/>
-      </w:pPr>
-      <w:r>
-        <w:t xml:space="preserve">On the effect of geography</w:t>
+        <w:t xml:space="preserve">15</w:t>
+      </w:r>
+      <w:r>
+        <w:t xml:space="preserve"> </w:t>
+      </w:r>
+      <w:r>
+        <w:t xml:space="preserve">or sparassodonts – metatherian predators</w:t>
+      </w:r>
+      <w:r>
+        <w:rPr>
+          <w:vertAlign w:val="superscript"/>
+        </w:rPr>
+        <w:t xml:space="preserve">43</w:t>
+      </w:r>
+      <w:r>
+        <w:t xml:space="preserve"> </w:t>
+      </w:r>
+      <w:r>
+        <w:t xml:space="preserve">– that followed the establishment of northern lineages</w:t>
+      </w:r>
+      <w:r>
+        <w:rPr>
+          <w:vertAlign w:val="superscript"/>
+        </w:rPr>
+        <w:t xml:space="preserve">17</w:t>
+      </w:r>
+      <w:r>
+        <w:t xml:space="preserve">. Hypotheses invoking competition mostly relied on striking morphological convergences between the clades assumed to have competed –</w:t>
+      </w:r>
+      <w:r>
+        <w:t xml:space="preserve"> </w:t>
+      </w:r>
+      <w:r>
+        <w:rPr>
+          <w:i/>
+          <w:iCs/>
+        </w:rPr>
+        <w:t xml:space="preserve">e</w:t>
+      </w:r>
+      <w:r>
+        <w:t xml:space="preserve">.</w:t>
+      </w:r>
+      <w:r>
+        <w:rPr>
+          <w:i/>
+          <w:iCs/>
+        </w:rPr>
+        <w:t xml:space="preserve">g</w:t>
+      </w:r>
+      <w:r>
+        <w:t xml:space="preserve">., sabertooth among predators, high-crowned and ever-growing cheek teeth among herbivores. In addition, evidence from stable isotope analyses of mammalian herbivore ennamel from Southern South America suggested that North American clades had broader trophic niches than their South American counterparts, this dietary flexibility therefore offering a larger adaptative power to North American herbivores in South America</w:t>
+      </w:r>
+      <w:r>
+        <w:rPr>
+          <w:vertAlign w:val="superscript"/>
+        </w:rPr>
+        <w:t xml:space="preserve">18</w:t>
+      </w:r>
+      <w:r>
+        <w:t xml:space="preserve">. Moreover, using phylogenetic regressions, Faurby et al.</w:t>
+      </w:r>
+      <w:r>
+        <w:rPr>
+          <w:vertAlign w:val="superscript"/>
+        </w:rPr>
+        <w:t xml:space="preserve">20</w:t>
+      </w:r>
+      <w:r>
+        <w:t xml:space="preserve"> </w:t>
+      </w:r>
+      <w:r>
+        <w:t xml:space="preserve">found support for another biotic interaction that could have played a role in shaping GABI’s asymmetry: predation. They indeed characterised a higher prevalence of traits increasing prey susceptibility among the endemic South American mammals. However, several process-based analyses of the fossil record provided no evidence for biotic interactions involving native South American mammals and their northern counterparts</w:t>
+      </w:r>
+      <w:r>
+        <w:rPr>
+          <w:vertAlign w:val="superscript"/>
+        </w:rPr>
+        <w:t xml:space="preserve">23,24</w:t>
+      </w:r>
+      <w:r>
+        <w:t xml:space="preserve">. Incorporating biotic compounds in mechanistic frameworks such as the one we have implemented here would be a nice way-to-go for future studies tackling the asymmetry behind the GABI.</w:t>
+      </w:r>
+    </w:p>
+    <w:bookmarkEnd w:id="28"/>
+    <w:bookmarkStart w:id="29" w:name="species-pool"/>
+    <w:p>
+      <w:pPr>
+        <w:pStyle w:val="Heading3"/>
+      </w:pPr>
+      <w:r>
+        <w:t xml:space="preserve">Species pool</w:t>
       </w:r>
     </w:p>
     <w:p>
@@ -2785,13 +2875,70 @@
         <w:pStyle w:val="FirstParagraph"/>
       </w:pPr>
       <w:r>
+        <w:t xml:space="preserve">Species pool proved relevant in the case of the interchange along the Wallacea</w:t>
+      </w:r>
+      <w:r>
+        <w:rPr>
+          <w:vertAlign w:val="superscript"/>
+        </w:rPr>
+        <w:t xml:space="preserve">34</w:t>
+      </w:r>
+      <w:r>
+        <w:t xml:space="preserve">. But here, we expect to find more species in South America, encompassing one of earth’s major and long-standing biodiversity hotspot – Amazonia</w:t>
+      </w:r>
+      <w:r>
+        <w:rPr>
+          <w:vertAlign w:val="superscript"/>
+        </w:rPr>
+        <w:t xml:space="preserve">44</w:t>
+      </w:r>
+      <w:r>
+        <w:t xml:space="preserve"> </w:t>
+      </w:r>
+      <w:r>
+        <w:t xml:space="preserve">– than in North America. That being said, some authors argued that it is not the case for genera, with North America having a higher</w:t>
+      </w:r>
+      <w:r>
+        <w:t xml:space="preserve"> </w:t>
+      </w:r>
+      <w:r>
+        <w:t xml:space="preserve">‘</w:t>
+      </w:r>
+      <w:r>
+        <w:t xml:space="preserve">proportion of reservoir genera</w:t>
+      </w:r>
+      <w:r>
+        <w:t xml:space="preserve">’</w:t>
+      </w:r>
+      <w:r>
+        <w:rPr>
+          <w:vertAlign w:val="superscript"/>
+        </w:rPr>
+        <w:t xml:space="preserve">1,22</w:t>
+      </w:r>
+    </w:p>
+    <w:bookmarkEnd w:id="29"/>
+    <w:bookmarkStart w:id="30" w:name="geography-and-randomness"/>
+    <w:p>
+      <w:pPr>
+        <w:pStyle w:val="Heading3"/>
+      </w:pPr>
+      <w:r>
+        <w:t xml:space="preserve">Geography and randomness</w:t>
+      </w:r>
+    </w:p>
+    <w:p>
+      <w:pPr>
+        <w:pStyle w:val="FirstParagraph"/>
+      </w:pPr>
+      <w:r>
         <w:t xml:space="preserve">One consistent pattern, however, is the fact that the prevalence of an intercontinental interchange gets higher as the ancestral species’ coordinates get closer to the isthmus, which mirrors the results of Motta &amp; Quental</w:t>
       </w:r>
       <w:r>
         <w:rPr>
           <w:vertAlign w:val="superscript"/>
         </w:rPr>
-        <w:t xml:space="preserve">43</w:t>
+        <w:t xml:space="preserve">45</w:t>
       </w:r>
       <w:r>
         <w:t xml:space="preserve">.</w:t>
@@ -2821,166 +2968,41 @@
         <w:pStyle w:val="BodyText"/>
       </w:pPr>
       <w:r>
-        <w:t xml:space="preserve">Is it just about</w:t>
-      </w:r>
-      <w:r>
-        <w:t xml:space="preserve"> </w:t>
-      </w:r>
-      <w:r>
-        <w:rPr>
-          <w:b/>
-          <w:bCs/>
-        </w:rPr>
-        <w:t xml:space="preserve">reaching</w:t>
-      </w:r>
-      <w:r>
-        <w:t xml:space="preserve"> </w:t>
-      </w:r>
-      <w:r>
-        <w:t xml:space="preserve">or more about</w:t>
-      </w:r>
-      <w:r>
-        <w:t xml:space="preserve"> </w:t>
-      </w:r>
-      <w:r>
-        <w:rPr>
-          <w:b/>
-          <w:bCs/>
-        </w:rPr>
-        <w:t xml:space="preserve">reaching &amp; surviving</w:t>
-      </w:r>
-      <w:r>
-        <w:t xml:space="preserve">?</w:t>
-      </w:r>
-    </w:p>
-    <w:bookmarkEnd w:id="28"/>
-    <w:bookmarkStart w:id="29" w:name="X0160ffd22f787d001a7841291dc9859bf7a1aab"/>
+        <w:t xml:space="preserve">“</w:t>
+      </w:r>
+      <w:r>
+        <w:t xml:space="preserve">Too far to be exchanged</w:t>
+      </w:r>
+      <w:r>
+        <w:t xml:space="preserve">”</w:t>
+      </w:r>
+      <w:r>
+        <w:t xml:space="preserve">: example of caprins raised by</w:t>
+      </w:r>
+      <w:r>
+        <w:rPr>
+          <w:vertAlign w:val="superscript"/>
+        </w:rPr>
+        <w:t xml:space="preserve">12</w:t>
+      </w:r>
+    </w:p>
+    <w:p>
+      <w:pPr>
+        <w:pStyle w:val="BodyText"/>
+      </w:pPr>
+      <w:r>
+        <w:t xml:space="preserve">Fortuitous experiment and neutral/random effect?</w:t>
+      </w:r>
+    </w:p>
+    <w:bookmarkEnd w:id="30"/>
+    <w:bookmarkEnd w:id="31"/>
+    <w:bookmarkStart w:id="32" w:name="limitations-and-perspectives"/>
     <w:p>
       <w:pPr>
         <w:pStyle w:val="Heading2"/>
       </w:pPr>
       <w:r>
-        <w:t xml:space="preserve">On the drivers behind the asymmetry of the GABI</w:t>
-      </w:r>
-    </w:p>
-    <w:p>
-      <w:pPr>
-        <w:pStyle w:val="FirstParagraph"/>
-      </w:pPr>
-      <w:r>
-        <w:t xml:space="preserve">Our study indicates that climate alone is not sufficient to reproduce the asymmetry of the GABI. This suggests that other factors, unaccounted here, might have been at work to shape the uneven faunal exchange that occured across the America. Among them, one can think about biotic interactions. In fact, in the first studies investigating the GABI, competition involving clades of similar ecology appeared as a likely first-order explanation to the recent demise of South American endemic mammalian clades such as native ungulates</w:t>
-      </w:r>
-      <w:r>
-        <w:rPr>
-          <w:vertAlign w:val="superscript"/>
-        </w:rPr>
-        <w:t xml:space="preserve">14</w:t>
-      </w:r>
-      <w:r>
-        <w:t xml:space="preserve"> </w:t>
-      </w:r>
-      <w:r>
-        <w:t xml:space="preserve">or sparassodonts – metatherian predators</w:t>
-      </w:r>
-      <w:r>
-        <w:rPr>
-          <w:vertAlign w:val="superscript"/>
-        </w:rPr>
-        <w:t xml:space="preserve">44</w:t>
-      </w:r>
-      <w:r>
-        <w:t xml:space="preserve"> </w:t>
-      </w:r>
-      <w:r>
-        <w:t xml:space="preserve">– that followed the establishment of northern lineages</w:t>
-      </w:r>
-      <w:r>
-        <w:rPr>
-          <w:vertAlign w:val="superscript"/>
-        </w:rPr>
-        <w:t xml:space="preserve">16</w:t>
-      </w:r>
-      <w:r>
-        <w:t xml:space="preserve">. Hypotheses invoking competition mostly relied on striking morphological convergences between the clades assumed to have competed –</w:t>
-      </w:r>
-      <w:r>
-        <w:t xml:space="preserve"> </w:t>
-      </w:r>
-      <w:r>
-        <w:rPr>
-          <w:i/>
-          <w:iCs/>
-        </w:rPr>
-        <w:t xml:space="preserve">e</w:t>
-      </w:r>
-      <w:r>
-        <w:t xml:space="preserve">.</w:t>
-      </w:r>
-      <w:r>
-        <w:rPr>
-          <w:i/>
-          <w:iCs/>
-        </w:rPr>
-        <w:t xml:space="preserve">g</w:t>
-      </w:r>
-      <w:r>
-        <w:t xml:space="preserve">., sabertooth among predators, high-crowned and ever-growing cheek teeth among herbivores. In addition, recent evidence from stable isotope analyses of mammalian herbivore ennamel from Southern South America suggested that North American clades had broader trophic niches than their South American counterparts, this dietary flexibility therefore offering a larger adaptative power to North American herbivores in South America</w:t>
-      </w:r>
-      <w:r>
-        <w:rPr>
-          <w:vertAlign w:val="superscript"/>
-        </w:rPr>
-        <w:t xml:space="preserve">17</w:t>
-      </w:r>
-      <w:r>
-        <w:t xml:space="preserve">. Moreover, using phylogenetic regressions, Faurby et al.</w:t>
-      </w:r>
-      <w:r>
-        <w:rPr>
-          <w:vertAlign w:val="superscript"/>
-        </w:rPr>
-        <w:t xml:space="preserve">19</w:t>
-      </w:r>
-      <w:r>
-        <w:t xml:space="preserve"> </w:t>
-      </w:r>
-      <w:r>
-        <w:t xml:space="preserve">found support for another biotic interaction that could have played a role in shaping GABI’s asymmetry: predation. They indeed characterised a higher prevalence of traits increasing prey susceptibility among the endemic South American mammals. However, several process-based analyses of the fossil record provided no evidence for biotic interactions involving native South American mammals and their northern counterparts</w:t>
-      </w:r>
-      <w:r>
-        <w:rPr>
-          <w:vertAlign w:val="superscript"/>
-        </w:rPr>
-        <w:t xml:space="preserve">22,23</w:t>
-      </w:r>
-      <w:r>
-        <w:t xml:space="preserve">. Incorporating biotic compounds in mechanistic frameworks such as the one we have implemented here would be a nice way-to-go for future studies tackling the asymmetry behind the GABI.</w:t>
-      </w:r>
-    </w:p>
-    <w:p>
-      <w:pPr>
-        <w:pStyle w:val="BodyText"/>
-      </w:pPr>
-      <w:r>
-        <w:t xml:space="preserve">Temporality (red queen vs. court jester, Benton 2001) =&gt; favouring biotic ?</w:t>
-      </w:r>
-    </w:p>
-    <w:p>
-      <w:pPr>
-        <w:pStyle w:val="BodyText"/>
-      </w:pPr>
-      <w:r>
-        <w:t xml:space="preserve">Fortuitous experiment ?</w:t>
-      </w:r>
-    </w:p>
-    <w:bookmarkEnd w:id="29"/>
-    <w:bookmarkStart w:id="30" w:name="limitations-perspectives"/>
-    <w:p>
-      <w:pPr>
-        <w:pStyle w:val="Heading2"/>
-      </w:pPr>
-      <w:r>
-        <w:t xml:space="preserve">Limitations &amp; perspectives</w:t>
+        <w:t xml:space="preserve">Limitations and perspectives</w:t>
       </w:r>
     </w:p>
     <w:p>
@@ -3036,7 +3058,7 @@
         <w:rPr>
           <w:vertAlign w:val="superscript"/>
         </w:rPr>
-        <w:t xml:space="preserve">., 45,46</w:t>
+        <w:t xml:space="preserve">., 46,47</w:t>
       </w:r>
       <w:r>
         <w:t xml:space="preserve">. Although over-water dispersal has long been regarded as the prevailing mechanism</w:t>
@@ -3045,7 +3067,7 @@
         <w:rPr>
           <w:vertAlign w:val="superscript"/>
         </w:rPr>
-        <w:t xml:space="preserve">45</w:t>
+        <w:t xml:space="preserve">46</w:t>
       </w:r>
       <w:r>
         <w:t xml:space="preserve">, recent geological advances have providing evidence for (1) the emergence of land bridges connecting South America to Caribbean islands and (2) the formation of mega-islands – during Pleistocene glacial maximum episodes – several times since the Mio-Pliocene boundary</w:t>
@@ -3054,7 +3076,7 @@
         <w:rPr>
           <w:vertAlign w:val="superscript"/>
         </w:rPr>
-        <w:t xml:space="preserve">47</w:t>
+        <w:t xml:space="preserve">48</w:t>
       </w:r>
       <w:r>
         <w:t xml:space="preserve">. Hence, it would make sense to consider West Indies as an alternative dispersal pathway between the Americas. However, due to the idiosyncratic eco-evolutionary processes shaping insular systems</w:t>
@@ -3085,13 +3107,21 @@
         <w:rPr>
           <w:vertAlign w:val="superscript"/>
         </w:rPr>
-        <w:t xml:space="preserve">., 48</w:t>
-      </w:r>
-      <w:r>
-        <w:t xml:space="preserve"> </w:t>
-      </w:r>
-      <w:r>
-        <w:t xml:space="preserve">as well as the poor mention of West Indies as a stepping-stone in the literature, we believe that considering this alternative route in the framework of the GABI would rather deserve to be the topic of a study in itself.</w:t>
+        <w:t xml:space="preserve">., 49</w:t>
+      </w:r>
+      <w:r>
+        <w:t xml:space="preserve"> </w:t>
+      </w:r>
+      <w:r>
+        <w:t xml:space="preserve">as well as the poor mention of West Indies as a stepping-stone in the literature of the GABI, we believe that considering this alternative route in our framework would rather deserve to be the topic of a study in itself.</w:t>
+      </w:r>
+    </w:p>
+    <w:p>
+      <w:pPr>
+        <w:pStyle w:val="BodyText"/>
+      </w:pPr>
+      <w:r>
+        <w:t xml:space="preserve">Unrealistic timing of colonisation?</w:t>
       </w:r>
     </w:p>
     <w:p>
@@ -3128,14 +3158,6 @@
         <w:pStyle w:val="BodyText"/>
       </w:pPr>
       <w:r>
-        <w:t xml:space="preserve">spatial clustering of simulation crashing in temperate/cold North America =&gt; related to biome instability in the zone ?</w:t>
-      </w:r>
-    </w:p>
-    <w:p>
-      <w:pPr>
-        <w:pStyle w:val="BodyText"/>
-      </w:pPr>
-      <w:r>
         <w:t xml:space="preserve">Higher proportion of colonised area could come from the different size of the continents, North America being wider both in terms of absolute surface and number of pixels.</w:t>
       </w:r>
     </w:p>
@@ -3171,9 +3193,9 @@
         <w:t xml:space="preserve">3.5 Ma and (2) assumption of fixed palaeogeography.</w:t>
       </w:r>
     </w:p>
-    <w:bookmarkEnd w:id="30"/>
-    <w:bookmarkEnd w:id="31"/>
-    <w:bookmarkStart w:id="32" w:name="acknowledgements"/>
+    <w:bookmarkEnd w:id="32"/>
+    <w:bookmarkEnd w:id="33"/>
+    <w:bookmarkStart w:id="34" w:name="acknowledgements"/>
     <w:p>
       <w:pPr>
         <w:pStyle w:val="Heading1"/>
@@ -3190,8 +3212,8 @@
         <w:t xml:space="preserve">We thank Céline Devaux for her useful comments and feedbacks on the present work.</w:t>
       </w:r>
     </w:p>
-    <w:bookmarkEnd w:id="32"/>
-    <w:bookmarkStart w:id="33" w:name="thrash"/>
+    <w:bookmarkEnd w:id="34"/>
+    <w:bookmarkStart w:id="35" w:name="thrash"/>
     <w:p>
       <w:pPr>
         <w:pStyle w:val="Heading1"/>
@@ -3211,7 +3233,7 @@
         <w:rPr>
           <w:vertAlign w:val="superscript"/>
         </w:rPr>
-        <w:t xml:space="preserve">50</w:t>
+        <w:t xml:space="preserve">51</w:t>
       </w:r>
       <w:r>
         <w:t xml:space="preserve">.</w:t>
@@ -3236,7 +3258,7 @@
         <w:rPr>
           <w:vertAlign w:val="superscript"/>
         </w:rPr>
-        <w:t xml:space="preserve">9,11,18</w:t>
+        <w:t xml:space="preserve">10,12,19</w:t>
       </w:r>
       <w:r>
         <w:t xml:space="preserve">. Others drew direct relationships between the higher extinction rates of native South American mammal genera and temperature change</w:t>
@@ -3245,7 +3267,7 @@
         <w:rPr>
           <w:vertAlign w:val="superscript"/>
         </w:rPr>
-        <w:t xml:space="preserve">25</w:t>
+        <w:t xml:space="preserve">26</w:t>
       </w:r>
       <w:r>
         <w:t xml:space="preserve">.</w:t>
@@ -3262,7 +3284,7 @@
         <w:rPr>
           <w:vertAlign w:val="superscript"/>
         </w:rPr>
-        <w:t xml:space="preserve">9,11,18,25</w:t>
+        <w:t xml:space="preserve">10,12,19,26</w:t>
       </w:r>
       <w:r>
         <w:t xml:space="preserve">, although the hypothesis according to which the asymmetry of the GABI would stem from dispersal rates is still largely debated</w:t>
@@ -3293,19 +3315,36 @@
         <w:rPr>
           <w:vertAlign w:val="superscript"/>
         </w:rPr>
-        <w:t xml:space="preserve">., 13</w:t>
+        <w:t xml:space="preserve">., 14</w:t>
       </w:r>
       <w:r>
         <w:t xml:space="preserve">.</w:t>
       </w:r>
     </w:p>
     <w:p>
+      <w:pPr>
+        <w:pStyle w:val="BodyText"/>
+      </w:pPr>
+      <w:r>
+        <w:t xml:space="preserve">Smoothing asymmetry =&gt; echo to birds</w:t>
+      </w:r>
+      <w:r>
+        <w:rPr>
+          <w:vertAlign w:val="superscript"/>
+        </w:rPr>
+        <w:t xml:space="preserve">52</w:t>
+      </w:r>
+      <w:r>
+        <w:t xml:space="preserve">, flying behaviour relaxing constraints applied to land mammals ?</w:t>
+      </w:r>
+    </w:p>
+    <w:p>
       <w:r>
         <w:br w:type="page"/>
       </w:r>
     </w:p>
-    <w:bookmarkEnd w:id="33"/>
-    <w:bookmarkStart w:id="135" w:name="references"/>
+    <w:bookmarkEnd w:id="35"/>
+    <w:bookmarkStart w:id="141" w:name="references"/>
     <w:p>
       <w:pPr>
         <w:pStyle w:val="Heading1"/>
@@ -3314,8 +3353,8 @@
         <w:t xml:space="preserve">References</w:t>
       </w:r>
     </w:p>
-    <w:bookmarkStart w:id="134" w:name="refs"/>
-    <w:bookmarkStart w:id="35" w:name="ref-marshall1982"/>
+    <w:bookmarkStart w:id="140" w:name="refs"/>
+    <w:bookmarkStart w:id="37" w:name="ref-marshall1982"/>
     <w:p>
       <w:pPr>
         <w:pStyle w:val="Bibliography"/>
@@ -3335,7 +3374,7 @@
       <w:r>
         <w:t xml:space="preserve"> </w:t>
       </w:r>
-      <w:hyperlink r:id="rId34">
+      <w:hyperlink r:id="rId36">
         <w:r>
           <w:rPr>
             <w:rStyle w:val="Hyperlink"/>
@@ -3360,8 +3399,8 @@
         <w:t xml:space="preserve">, 1351–1357.</w:t>
       </w:r>
     </w:p>
-    <w:bookmarkEnd w:id="35"/>
-    <w:bookmarkStart w:id="37" w:name="ref-montes2015"/>
+    <w:bookmarkEnd w:id="37"/>
+    <w:bookmarkStart w:id="39" w:name="ref-montes2015"/>
     <w:p>
       <w:pPr>
         <w:pStyle w:val="Bibliography"/>
@@ -3394,7 +3433,7 @@
       <w:r>
         <w:t xml:space="preserve"> </w:t>
       </w:r>
-      <w:hyperlink r:id="rId36">
+      <w:hyperlink r:id="rId38">
         <w:r>
           <w:rPr>
             <w:rStyle w:val="Hyperlink"/>
@@ -3406,8 +3445,8 @@
         <w:t xml:space="preserve">.</w:t>
       </w:r>
     </w:p>
-    <w:bookmarkEnd w:id="37"/>
-    <w:bookmarkStart w:id="39" w:name="ref-jaramillo2018"/>
+    <w:bookmarkEnd w:id="39"/>
+    <w:bookmarkStart w:id="41" w:name="ref-jaramillo2018"/>
     <w:p>
       <w:pPr>
         <w:pStyle w:val="Bibliography"/>
@@ -3427,7 +3466,7 @@
       <w:r>
         <w:t xml:space="preserve"> </w:t>
       </w:r>
-      <w:hyperlink r:id="rId38">
+      <w:hyperlink r:id="rId40">
         <w:r>
           <w:rPr>
             <w:rStyle w:val="Hyperlink"/>
@@ -3439,8 +3478,8 @@
         <w:t xml:space="preserve">. In (John Wiley &amp; Sons).</w:t>
       </w:r>
     </w:p>
-    <w:bookmarkEnd w:id="39"/>
-    <w:bookmarkStart w:id="41" w:name="ref-odea2016"/>
+    <w:bookmarkEnd w:id="41"/>
+    <w:bookmarkStart w:id="43" w:name="ref-odea2016"/>
     <w:p>
       <w:pPr>
         <w:pStyle w:val="Bibliography"/>
@@ -3473,7 +3512,7 @@
       <w:r>
         <w:t xml:space="preserve"> </w:t>
       </w:r>
-      <w:hyperlink r:id="rId40">
+      <w:hyperlink r:id="rId42">
         <w:r>
           <w:rPr>
             <w:rStyle w:val="Hyperlink"/>
@@ -3485,8 +3524,8 @@
         <w:t xml:space="preserve">.</w:t>
       </w:r>
     </w:p>
-    <w:bookmarkEnd w:id="41"/>
-    <w:bookmarkStart w:id="43" w:name="ref-verzi2008"/>
+    <w:bookmarkEnd w:id="43"/>
+    <w:bookmarkStart w:id="45" w:name="ref-verzi2008"/>
     <w:p>
       <w:pPr>
         <w:pStyle w:val="Bibliography"/>
@@ -3519,7 +3558,7 @@
       <w:r>
         <w:t xml:space="preserve"> </w:t>
       </w:r>
-      <w:hyperlink r:id="rId42">
+      <w:hyperlink r:id="rId44">
         <w:r>
           <w:rPr>
             <w:rStyle w:val="Hyperlink"/>
@@ -3531,8 +3570,8 @@
         <w:t xml:space="preserve">.</w:t>
       </w:r>
     </w:p>
-    <w:bookmarkEnd w:id="43"/>
-    <w:bookmarkStart w:id="45" w:name="ref-tedford2004"/>
+    <w:bookmarkEnd w:id="45"/>
+    <w:bookmarkStart w:id="47" w:name="ref-tedford2004"/>
     <w:p>
       <w:pPr>
         <w:pStyle w:val="Bibliography"/>
@@ -3552,7 +3591,7 @@
       <w:r>
         <w:t xml:space="preserve"> </w:t>
       </w:r>
-      <w:hyperlink r:id="rId44">
+      <w:hyperlink r:id="rId46">
         <w:r>
           <w:rPr>
             <w:rStyle w:val="Hyperlink"/>
@@ -3564,8 +3603,8 @@
         <w:t xml:space="preserve">. In, M. O. Woodburne, ed. (Columbia University Press), pp. 169–231.</w:t>
       </w:r>
     </w:p>
-    <w:bookmarkEnd w:id="45"/>
-    <w:bookmarkStart w:id="47" w:name="ref-woodburne2010"/>
+    <w:bookmarkEnd w:id="47"/>
+    <w:bookmarkStart w:id="49" w:name="ref-carrillo2015"/>
     <w:p>
       <w:pPr>
         <w:pStyle w:val="Bibliography"/>
@@ -3580,7 +3619,7 @@
         <w:t xml:space="preserve">	</w:t>
       </w:r>
       <w:r>
-        <w:t xml:space="preserve">Woodburne, M.O. (2010). The Great American Biotic Interchange: Dispersals, Tectonics, Climate, Sea Level and Holding Pens. Journal of Mammalian Evolution</w:t>
+        <w:t xml:space="preserve">Carrillo, J.D., Forasiepi, A., Jaramillo, C., and Sánchez-Villagra, M.R. (2015). Neotropical mammal diversity and the great american biotic interchange: Spatial and temporal variation in south america’s fossil record. Frontiers in Genetics</w:t>
       </w:r>
       <w:r>
         <w:t xml:space="preserve"> </w:t>
@@ -3590,6 +3629,52 @@
           <w:i/>
           <w:iCs/>
         </w:rPr>
+        <w:t xml:space="preserve">5</w:t>
+      </w:r>
+      <w:r>
+        <w:t xml:space="preserve">.</w:t>
+      </w:r>
+      <w:r>
+        <w:t xml:space="preserve"> </w:t>
+      </w:r>
+      <w:hyperlink r:id="rId48">
+        <w:r>
+          <w:rPr>
+            <w:rStyle w:val="Hyperlink"/>
+          </w:rPr>
+          <w:t xml:space="preserve">https://doi.org/10.3389/fgene.2014.00451</w:t>
+        </w:r>
+      </w:hyperlink>
+      <w:r>
+        <w:t xml:space="preserve">.</w:t>
+      </w:r>
+    </w:p>
+    <w:bookmarkEnd w:id="49"/>
+    <w:bookmarkStart w:id="51" w:name="ref-woodburne2010"/>
+    <w:p>
+      <w:pPr>
+        <w:pStyle w:val="Bibliography"/>
+      </w:pPr>
+      <w:r>
+        <w:t xml:space="preserve">8.</w:t>
+      </w:r>
+      <w:r>
+        <w:t xml:space="preserve"> </w:t>
+      </w:r>
+      <w:r>
+        <w:t xml:space="preserve">	</w:t>
+      </w:r>
+      <w:r>
+        <w:t xml:space="preserve">Woodburne, M.O. (2010). The Great American Biotic Interchange: Dispersals, Tectonics, Climate, Sea Level and Holding Pens. Journal of Mammalian Evolution</w:t>
+      </w:r>
+      <w:r>
+        <w:t xml:space="preserve"> </w:t>
+      </w:r>
+      <w:r>
+        <w:rPr>
+          <w:i/>
+          <w:iCs/>
+        </w:rPr>
         <w:t xml:space="preserve">17</w:t>
       </w:r>
       <w:r>
@@ -3598,7 +3683,7 @@
       <w:r>
         <w:t xml:space="preserve"> </w:t>
       </w:r>
-      <w:hyperlink r:id="rId46">
+      <w:hyperlink r:id="rId50">
         <w:r>
           <w:rPr>
             <w:rStyle w:val="Hyperlink"/>
@@ -3610,14 +3695,14 @@
         <w:t xml:space="preserve">.</w:t>
       </w:r>
     </w:p>
-    <w:bookmarkEnd w:id="47"/>
-    <w:bookmarkStart w:id="49" w:name="ref-bacon2015"/>
+    <w:bookmarkEnd w:id="51"/>
+    <w:bookmarkStart w:id="53" w:name="ref-bacon2015"/>
     <w:p>
       <w:pPr>
         <w:pStyle w:val="Bibliography"/>
       </w:pPr>
       <w:r>
-        <w:t xml:space="preserve">8.</w:t>
+        <w:t xml:space="preserve">9.</w:t>
       </w:r>
       <w:r>
         <w:t xml:space="preserve"> </w:t>
@@ -3644,7 +3729,7 @@
       <w:r>
         <w:t xml:space="preserve"> </w:t>
       </w:r>
-      <w:hyperlink r:id="rId48">
+      <w:hyperlink r:id="rId52">
         <w:r>
           <w:rPr>
             <w:rStyle w:val="Hyperlink"/>
@@ -3656,14 +3741,14 @@
         <w:t xml:space="preserve">.</w:t>
       </w:r>
     </w:p>
-    <w:bookmarkEnd w:id="49"/>
-    <w:bookmarkStart w:id="51" w:name="ref-bacon2016"/>
+    <w:bookmarkEnd w:id="53"/>
+    <w:bookmarkStart w:id="55" w:name="ref-bacon2016"/>
     <w:p>
       <w:pPr>
         <w:pStyle w:val="Bibliography"/>
       </w:pPr>
       <w:r>
-        <w:t xml:space="preserve">9.</w:t>
+        <w:t xml:space="preserve">10.</w:t>
       </w:r>
       <w:r>
         <w:t xml:space="preserve"> </w:t>
@@ -3690,7 +3775,7 @@
       <w:r>
         <w:t xml:space="preserve"> </w:t>
       </w:r>
-      <w:hyperlink r:id="rId50">
+      <w:hyperlink r:id="rId54">
         <w:r>
           <w:rPr>
             <w:rStyle w:val="Hyperlink"/>
@@ -3702,14 +3787,14 @@
         <w:t xml:space="preserve">.</w:t>
       </w:r>
     </w:p>
-    <w:bookmarkEnd w:id="51"/>
-    <w:bookmarkStart w:id="53" w:name="ref-webb1976"/>
+    <w:bookmarkEnd w:id="55"/>
+    <w:bookmarkStart w:id="57" w:name="ref-webb1976"/>
     <w:p>
       <w:pPr>
         <w:pStyle w:val="Bibliography"/>
       </w:pPr>
       <w:r>
-        <w:t xml:space="preserve">10.</w:t>
+        <w:t xml:space="preserve">11.</w:t>
       </w:r>
       <w:r>
         <w:t xml:space="preserve"> </w:t>
@@ -3723,7 +3808,7 @@
       <w:r>
         <w:t xml:space="preserve"> </w:t>
       </w:r>
-      <w:hyperlink r:id="rId52">
+      <w:hyperlink r:id="rId56">
         <w:r>
           <w:rPr>
             <w:rStyle w:val="Hyperlink"/>
@@ -3748,14 +3833,14 @@
         <w:t xml:space="preserve">, 220–234.</w:t>
       </w:r>
     </w:p>
-    <w:bookmarkEnd w:id="53"/>
-    <w:bookmarkStart w:id="55" w:name="ref-webb1991"/>
+    <w:bookmarkEnd w:id="57"/>
+    <w:bookmarkStart w:id="59" w:name="ref-webb1991"/>
     <w:p>
       <w:pPr>
         <w:pStyle w:val="Bibliography"/>
       </w:pPr>
       <w:r>
-        <w:t xml:space="preserve">11.</w:t>
+        <w:t xml:space="preserve">12.</w:t>
       </w:r>
       <w:r>
         <w:t xml:space="preserve"> </w:t>
@@ -3782,7 +3867,7 @@
       <w:r>
         <w:t xml:space="preserve"> </w:t>
       </w:r>
-      <w:hyperlink r:id="rId54">
+      <w:hyperlink r:id="rId58">
         <w:r>
           <w:rPr>
             <w:rStyle w:val="Hyperlink"/>
@@ -3794,14 +3879,14 @@
         <w:t xml:space="preserve">.</w:t>
       </w:r>
     </w:p>
-    <w:bookmarkEnd w:id="55"/>
-    <w:bookmarkStart w:id="57" w:name="ref-cione2015"/>
+    <w:bookmarkEnd w:id="59"/>
+    <w:bookmarkStart w:id="61" w:name="ref-cione2015"/>
     <w:p>
       <w:pPr>
         <w:pStyle w:val="Bibliography"/>
       </w:pPr>
       <w:r>
-        <w:t xml:space="preserve">12.</w:t>
+        <w:t xml:space="preserve">13.</w:t>
       </w:r>
       <w:r>
         <w:t xml:space="preserve"> </w:t>
@@ -3815,7 +3900,7 @@
       <w:r>
         <w:t xml:space="preserve"> </w:t>
       </w:r>
-      <w:hyperlink r:id="rId56">
+      <w:hyperlink r:id="rId60">
         <w:r>
           <w:rPr>
             <w:rStyle w:val="Hyperlink"/>
@@ -3830,14 +3915,14 @@
         <w:t xml:space="preserve">(Springer Netherlands).</w:t>
       </w:r>
     </w:p>
-    <w:bookmarkEnd w:id="57"/>
-    <w:bookmarkStart w:id="59" w:name="ref-carrillo2020"/>
+    <w:bookmarkEnd w:id="61"/>
+    <w:bookmarkStart w:id="63" w:name="ref-carrillo2020"/>
     <w:p>
       <w:pPr>
         <w:pStyle w:val="Bibliography"/>
       </w:pPr>
       <w:r>
-        <w:t xml:space="preserve">13.</w:t>
+        <w:t xml:space="preserve">14.</w:t>
       </w:r>
       <w:r>
         <w:t xml:space="preserve"> </w:t>
@@ -3864,7 +3949,7 @@
       <w:r>
         <w:t xml:space="preserve"> </w:t>
       </w:r>
-      <w:hyperlink r:id="rId58">
+      <w:hyperlink r:id="rId62">
         <w:r>
           <w:rPr>
             <w:rStyle w:val="Hyperlink"/>
@@ -3876,14 +3961,14 @@
         <w:t xml:space="preserve">.</w:t>
       </w:r>
     </w:p>
-    <w:bookmarkEnd w:id="59"/>
-    <w:bookmarkStart w:id="61" w:name="ref-croft2020"/>
+    <w:bookmarkEnd w:id="63"/>
+    <w:bookmarkStart w:id="65" w:name="ref-croft2020"/>
     <w:p>
       <w:pPr>
         <w:pStyle w:val="Bibliography"/>
       </w:pPr>
       <w:r>
-        <w:t xml:space="preserve">14.</w:t>
+        <w:t xml:space="preserve">15.</w:t>
       </w:r>
       <w:r>
         <w:t xml:space="preserve"> </w:t>
@@ -3910,7 +3995,7 @@
       <w:r>
         <w:t xml:space="preserve"> </w:t>
       </w:r>
-      <w:hyperlink r:id="rId60">
+      <w:hyperlink r:id="rId64">
         <w:r>
           <w:rPr>
             <w:rStyle w:val="Hyperlink"/>
@@ -3922,14 +4007,14 @@
         <w:t xml:space="preserve">.</w:t>
       </w:r>
     </w:p>
-    <w:bookmarkEnd w:id="61"/>
-    <w:bookmarkStart w:id="63" w:name="ref-boscaini2025"/>
+    <w:bookmarkEnd w:id="65"/>
+    <w:bookmarkStart w:id="67" w:name="ref-boscaini2025"/>
     <w:p>
       <w:pPr>
         <w:pStyle w:val="Bibliography"/>
       </w:pPr>
       <w:r>
-        <w:t xml:space="preserve">15.</w:t>
+        <w:t xml:space="preserve">16.</w:t>
       </w:r>
       <w:r>
         <w:t xml:space="preserve"> </w:t>
@@ -3956,7 +4041,7 @@
       <w:r>
         <w:t xml:space="preserve"> </w:t>
       </w:r>
-      <w:hyperlink r:id="rId62">
+      <w:hyperlink r:id="rId66">
         <w:r>
           <w:rPr>
             <w:rStyle w:val="Hyperlink"/>
@@ -3968,14 +4053,14 @@
         <w:t xml:space="preserve">.</w:t>
       </w:r>
     </w:p>
-    <w:bookmarkEnd w:id="63"/>
-    <w:bookmarkStart w:id="64" w:name="ref-simpson1980"/>
+    <w:bookmarkEnd w:id="67"/>
+    <w:bookmarkStart w:id="68" w:name="ref-simpson1980"/>
     <w:p>
       <w:pPr>
         <w:pStyle w:val="Bibliography"/>
       </w:pPr>
       <w:r>
-        <w:t xml:space="preserve">16.</w:t>
+        <w:t xml:space="preserve">17.</w:t>
       </w:r>
       <w:r>
         <w:t xml:space="preserve"> </w:t>
@@ -3987,14 +4072,14 @@
         <w:t xml:space="preserve">Simpson, G.G. (1980). Splendid isolation : The curious history of south american mammals Yale University Press, New Haven.</w:t>
       </w:r>
     </w:p>
-    <w:bookmarkEnd w:id="64"/>
-    <w:bookmarkStart w:id="66" w:name="ref-domingo2020"/>
+    <w:bookmarkEnd w:id="68"/>
+    <w:bookmarkStart w:id="70" w:name="ref-domingo2020"/>
     <w:p>
       <w:pPr>
         <w:pStyle w:val="Bibliography"/>
       </w:pPr>
       <w:r>
-        <w:t xml:space="preserve">17.</w:t>
+        <w:t xml:space="preserve">18.</w:t>
       </w:r>
       <w:r>
         <w:t xml:space="preserve"> </w:t>
@@ -4021,7 +4106,7 @@
       <w:r>
         <w:t xml:space="preserve"> </w:t>
       </w:r>
-      <w:hyperlink r:id="rId65">
+      <w:hyperlink r:id="rId69">
         <w:r>
           <w:rPr>
             <w:rStyle w:val="Hyperlink"/>
@@ -4033,14 +4118,14 @@
         <w:t xml:space="preserve">.</w:t>
       </w:r>
     </w:p>
-    <w:bookmarkEnd w:id="66"/>
-    <w:bookmarkStart w:id="67" w:name="ref-marshall1990"/>
+    <w:bookmarkEnd w:id="70"/>
+    <w:bookmarkStart w:id="71" w:name="ref-marshall1990"/>
     <w:p>
       <w:pPr>
         <w:pStyle w:val="Bibliography"/>
       </w:pPr>
       <w:r>
-        <w:t xml:space="preserve">18.</w:t>
+        <w:t xml:space="preserve">19.</w:t>
       </w:r>
       <w:r>
         <w:t xml:space="preserve"> </w:t>
@@ -4065,14 +4150,14 @@
         <w:t xml:space="preserve">, 169–210.</w:t>
       </w:r>
     </w:p>
-    <w:bookmarkEnd w:id="67"/>
-    <w:bookmarkStart w:id="69" w:name="ref-faurby2016"/>
+    <w:bookmarkEnd w:id="71"/>
+    <w:bookmarkStart w:id="73" w:name="ref-faurby2016"/>
     <w:p>
       <w:pPr>
         <w:pStyle w:val="Bibliography"/>
       </w:pPr>
       <w:r>
-        <w:t xml:space="preserve">19.</w:t>
+        <w:t xml:space="preserve">20.</w:t>
       </w:r>
       <w:r>
         <w:t xml:space="preserve"> </w:t>
@@ -4099,7 +4184,7 @@
       <w:r>
         <w:t xml:space="preserve"> </w:t>
       </w:r>
-      <w:hyperlink r:id="rId68">
+      <w:hyperlink r:id="rId72">
         <w:r>
           <w:rPr>
             <w:rStyle w:val="Hyperlink"/>
@@ -4111,14 +4196,14 @@
         <w:t xml:space="preserve">.</w:t>
       </w:r>
     </w:p>
-    <w:bookmarkEnd w:id="69"/>
-    <w:bookmarkStart w:id="71" w:name="ref-fernández-monescillo2025"/>
+    <w:bookmarkEnd w:id="73"/>
+    <w:bookmarkStart w:id="75" w:name="ref-fernández-monescillo2025"/>
     <w:p>
       <w:pPr>
         <w:pStyle w:val="Bibliography"/>
       </w:pPr>
       <w:r>
-        <w:t xml:space="preserve">20.</w:t>
+        <w:t xml:space="preserve">21.</w:t>
       </w:r>
       <w:r>
         <w:t xml:space="preserve"> </w:t>
@@ -4145,7 +4230,7 @@
       <w:r>
         <w:t xml:space="preserve"> </w:t>
       </w:r>
-      <w:hyperlink r:id="rId70">
+      <w:hyperlink r:id="rId74">
         <w:r>
           <w:rPr>
             <w:rStyle w:val="Hyperlink"/>
@@ -4157,14 +4242,14 @@
         <w:t xml:space="preserve">.</w:t>
       </w:r>
     </w:p>
-    <w:bookmarkEnd w:id="71"/>
-    <w:bookmarkStart w:id="73" w:name="ref-vrba1992"/>
+    <w:bookmarkEnd w:id="75"/>
+    <w:bookmarkStart w:id="77" w:name="ref-vrba1992"/>
     <w:p>
       <w:pPr>
         <w:pStyle w:val="Bibliography"/>
       </w:pPr>
       <w:r>
-        <w:t xml:space="preserve">21.</w:t>
+        <w:t xml:space="preserve">22.</w:t>
       </w:r>
       <w:r>
         <w:t xml:space="preserve"> </w:t>
@@ -4191,7 +4276,7 @@
       <w:r>
         <w:t xml:space="preserve"> </w:t>
       </w:r>
-      <w:hyperlink r:id="rId72">
+      <w:hyperlink r:id="rId76">
         <w:r>
           <w:rPr>
             <w:rStyle w:val="Hyperlink"/>
@@ -4203,14 +4288,14 @@
         <w:t xml:space="preserve">.</w:t>
       </w:r>
     </w:p>
-    <w:bookmarkEnd w:id="73"/>
-    <w:bookmarkStart w:id="75" w:name="ref-prevosti2013"/>
+    <w:bookmarkEnd w:id="77"/>
+    <w:bookmarkStart w:id="79" w:name="ref-prevosti2013"/>
     <w:p>
       <w:pPr>
         <w:pStyle w:val="Bibliography"/>
       </w:pPr>
       <w:r>
-        <w:t xml:space="preserve">22.</w:t>
+        <w:t xml:space="preserve">23.</w:t>
       </w:r>
       <w:r>
         <w:t xml:space="preserve"> </w:t>
@@ -4237,7 +4322,7 @@
       <w:r>
         <w:t xml:space="preserve"> </w:t>
       </w:r>
-      <w:hyperlink r:id="rId74">
+      <w:hyperlink r:id="rId78">
         <w:r>
           <w:rPr>
             <w:rStyle w:val="Hyperlink"/>
@@ -4249,14 +4334,14 @@
         <w:t xml:space="preserve">.</w:t>
       </w:r>
     </w:p>
-    <w:bookmarkEnd w:id="75"/>
-    <w:bookmarkStart w:id="77" w:name="ref-tarquini2022"/>
+    <w:bookmarkEnd w:id="79"/>
+    <w:bookmarkStart w:id="81" w:name="ref-tarquini2022"/>
     <w:p>
       <w:pPr>
         <w:pStyle w:val="Bibliography"/>
       </w:pPr>
       <w:r>
-        <w:t xml:space="preserve">23.</w:t>
+        <w:t xml:space="preserve">24.</w:t>
       </w:r>
       <w:r>
         <w:t xml:space="preserve"> </w:t>
@@ -4283,7 +4368,7 @@
       <w:r>
         <w:t xml:space="preserve"> </w:t>
       </w:r>
-      <w:hyperlink r:id="rId76">
+      <w:hyperlink r:id="rId80">
         <w:r>
           <w:rPr>
             <w:rStyle w:val="Hyperlink"/>
@@ -4295,14 +4380,14 @@
         <w:t xml:space="preserve">.</w:t>
       </w:r>
     </w:p>
-    <w:bookmarkEnd w:id="77"/>
-    <w:bookmarkStart w:id="79" w:name="ref-marsà2025"/>
+    <w:bookmarkEnd w:id="81"/>
+    <w:bookmarkStart w:id="83" w:name="ref-marsà2025"/>
     <w:p>
       <w:pPr>
         <w:pStyle w:val="Bibliography"/>
       </w:pPr>
       <w:r>
-        <w:t xml:space="preserve">24.</w:t>
+        <w:t xml:space="preserve">25.</w:t>
       </w:r>
       <w:r>
         <w:t xml:space="preserve"> </w:t>
@@ -4347,7 +4432,7 @@
       <w:r>
         <w:t xml:space="preserve"> </w:t>
       </w:r>
-      <w:hyperlink r:id="rId78">
+      <w:hyperlink r:id="rId82">
         <w:r>
           <w:rPr>
             <w:rStyle w:val="Hyperlink"/>
@@ -4359,14 +4444,14 @@
         <w:t xml:space="preserve">.</w:t>
       </w:r>
     </w:p>
-    <w:bookmarkEnd w:id="79"/>
-    <w:bookmarkStart w:id="81" w:name="ref-freitas-oliveira2024"/>
+    <w:bookmarkEnd w:id="83"/>
+    <w:bookmarkStart w:id="85" w:name="ref-freitas-oliveira2024"/>
     <w:p>
       <w:pPr>
         <w:pStyle w:val="Bibliography"/>
       </w:pPr>
       <w:r>
-        <w:t xml:space="preserve">25.</w:t>
+        <w:t xml:space="preserve">26.</w:t>
       </w:r>
       <w:r>
         <w:t xml:space="preserve"> </w:t>
@@ -4393,7 +4478,7 @@
       <w:r>
         <w:t xml:space="preserve"> </w:t>
       </w:r>
-      <w:hyperlink r:id="rId80">
+      <w:hyperlink r:id="rId84">
         <w:r>
           <w:rPr>
             <w:rStyle w:val="Hyperlink"/>
@@ -4405,14 +4490,14 @@
         <w:t xml:space="preserve">.</w:t>
       </w:r>
     </w:p>
-    <w:bookmarkEnd w:id="81"/>
-    <w:bookmarkStart w:id="83" w:name="ref-pilowsky2022"/>
+    <w:bookmarkEnd w:id="85"/>
+    <w:bookmarkStart w:id="87" w:name="ref-pilowsky2022"/>
     <w:p>
       <w:pPr>
         <w:pStyle w:val="Bibliography"/>
       </w:pPr>
       <w:r>
-        <w:t xml:space="preserve">26.</w:t>
+        <w:t xml:space="preserve">27.</w:t>
       </w:r>
       <w:r>
         <w:t xml:space="preserve"> </w:t>
@@ -4439,7 +4524,7 @@
       <w:r>
         <w:t xml:space="preserve"> </w:t>
       </w:r>
-      <w:hyperlink r:id="rId82">
+      <w:hyperlink r:id="rId86">
         <w:r>
           <w:rPr>
             <w:rStyle w:val="Hyperlink"/>
@@ -4451,14 +4536,14 @@
         <w:t xml:space="preserve">.</w:t>
       </w:r>
     </w:p>
-    <w:bookmarkEnd w:id="83"/>
-    <w:bookmarkStart w:id="85" w:name="ref-hagen2023"/>
+    <w:bookmarkEnd w:id="87"/>
+    <w:bookmarkStart w:id="89" w:name="ref-hagen2023"/>
     <w:p>
       <w:pPr>
         <w:pStyle w:val="Bibliography"/>
       </w:pPr>
       <w:r>
-        <w:t xml:space="preserve">27.</w:t>
+        <w:t xml:space="preserve">28.</w:t>
       </w:r>
       <w:r>
         <w:t xml:space="preserve"> </w:t>
@@ -4485,7 +4570,7 @@
       <w:r>
         <w:t xml:space="preserve"> </w:t>
       </w:r>
-      <w:hyperlink r:id="rId84">
+      <w:hyperlink r:id="rId88">
         <w:r>
           <w:rPr>
             <w:rStyle w:val="Hyperlink"/>
@@ -4497,14 +4582,14 @@
         <w:t xml:space="preserve">.</w:t>
       </w:r>
     </w:p>
-    <w:bookmarkEnd w:id="85"/>
-    <w:bookmarkStart w:id="87" w:name="ref-hagen2021"/>
+    <w:bookmarkEnd w:id="89"/>
+    <w:bookmarkStart w:id="91" w:name="ref-hagen2021"/>
     <w:p>
       <w:pPr>
         <w:pStyle w:val="Bibliography"/>
       </w:pPr>
       <w:r>
-        <w:t xml:space="preserve">28.</w:t>
+        <w:t xml:space="preserve">29.</w:t>
       </w:r>
       <w:r>
         <w:t xml:space="preserve"> </w:t>
@@ -4537,7 +4622,7 @@
       <w:r>
         <w:t xml:space="preserve"> </w:t>
       </w:r>
-      <w:hyperlink r:id="rId86">
+      <w:hyperlink r:id="rId90">
         <w:r>
           <w:rPr>
             <w:rStyle w:val="Hyperlink"/>
@@ -4549,14 +4634,14 @@
         <w:t xml:space="preserve">.</w:t>
       </w:r>
     </w:p>
-    <w:bookmarkEnd w:id="87"/>
-    <w:bookmarkStart w:id="89" w:name="ref-lorcery2025"/>
+    <w:bookmarkEnd w:id="91"/>
+    <w:bookmarkStart w:id="93" w:name="ref-lorcery2025"/>
     <w:p>
       <w:pPr>
         <w:pStyle w:val="Bibliography"/>
       </w:pPr>
       <w:r>
-        <w:t xml:space="preserve">29.</w:t>
+        <w:t xml:space="preserve">30.</w:t>
       </w:r>
       <w:r>
         <w:t xml:space="preserve"> </w:t>
@@ -4583,7 +4668,7 @@
       <w:r>
         <w:t xml:space="preserve"> </w:t>
       </w:r>
-      <w:hyperlink r:id="rId88">
+      <w:hyperlink r:id="rId92">
         <w:r>
           <w:rPr>
             <w:rStyle w:val="Hyperlink"/>
@@ -4595,14 +4680,14 @@
         <w:t xml:space="preserve">.</w:t>
       </w:r>
     </w:p>
-    <w:bookmarkEnd w:id="89"/>
-    <w:bookmarkStart w:id="91" w:name="ref-hagen2021b"/>
+    <w:bookmarkEnd w:id="93"/>
+    <w:bookmarkStart w:id="95" w:name="ref-hagen2021b"/>
     <w:p>
       <w:pPr>
         <w:pStyle w:val="Bibliography"/>
       </w:pPr>
       <w:r>
-        <w:t xml:space="preserve">30.</w:t>
+        <w:t xml:space="preserve">31.</w:t>
       </w:r>
       <w:r>
         <w:t xml:space="preserve"> </w:t>
@@ -4629,7 +4714,7 @@
       <w:r>
         <w:t xml:space="preserve"> </w:t>
       </w:r>
-      <w:hyperlink r:id="rId90">
+      <w:hyperlink r:id="rId94">
         <w:r>
           <w:rPr>
             <w:rStyle w:val="Hyperlink"/>
@@ -4641,14 +4726,14 @@
         <w:t xml:space="preserve">.</w:t>
       </w:r>
     </w:p>
-    <w:bookmarkEnd w:id="91"/>
-    <w:bookmarkStart w:id="93" w:name="ref-skeels2023b"/>
+    <w:bookmarkEnd w:id="95"/>
+    <w:bookmarkStart w:id="97" w:name="ref-skeels2023b"/>
     <w:p>
       <w:pPr>
         <w:pStyle w:val="Bibliography"/>
       </w:pPr>
       <w:r>
-        <w:t xml:space="preserve">31.</w:t>
+        <w:t xml:space="preserve">32.</w:t>
       </w:r>
       <w:r>
         <w:t xml:space="preserve"> </w:t>
@@ -4675,7 +4760,7 @@
       <w:r>
         <w:t xml:space="preserve"> </w:t>
       </w:r>
-      <w:hyperlink r:id="rId92">
+      <w:hyperlink r:id="rId96">
         <w:r>
           <w:rPr>
             <w:rStyle w:val="Hyperlink"/>
@@ -4687,14 +4772,14 @@
         <w:t xml:space="preserve">.</w:t>
       </w:r>
     </w:p>
-    <w:bookmarkEnd w:id="93"/>
-    <w:bookmarkStart w:id="95" w:name="ref-boschman2023"/>
+    <w:bookmarkEnd w:id="97"/>
+    <w:bookmarkStart w:id="99" w:name="ref-boschman2023"/>
     <w:p>
       <w:pPr>
         <w:pStyle w:val="Bibliography"/>
       </w:pPr>
       <w:r>
-        <w:t xml:space="preserve">32.</w:t>
+        <w:t xml:space="preserve">33.</w:t>
       </w:r>
       <w:r>
         <w:t xml:space="preserve"> </w:t>
@@ -4721,7 +4806,7 @@
       <w:r>
         <w:t xml:space="preserve"> </w:t>
       </w:r>
-      <w:hyperlink r:id="rId94">
+      <w:hyperlink r:id="rId98">
         <w:r>
           <w:rPr>
             <w:rStyle w:val="Hyperlink"/>
@@ -4733,14 +4818,14 @@
         <w:t xml:space="preserve">.</w:t>
       </w:r>
     </w:p>
-    <w:bookmarkEnd w:id="95"/>
-    <w:bookmarkStart w:id="97" w:name="ref-skeels2023"/>
+    <w:bookmarkEnd w:id="99"/>
+    <w:bookmarkStart w:id="101" w:name="ref-skeels2023"/>
     <w:p>
       <w:pPr>
         <w:pStyle w:val="Bibliography"/>
       </w:pPr>
       <w:r>
-        <w:t xml:space="preserve">33.</w:t>
+        <w:t xml:space="preserve">34.</w:t>
       </w:r>
       <w:r>
         <w:t xml:space="preserve"> </w:t>
@@ -4767,7 +4852,7 @@
       <w:r>
         <w:t xml:space="preserve"> </w:t>
       </w:r>
-      <w:hyperlink r:id="rId96">
+      <w:hyperlink r:id="rId100">
         <w:r>
           <w:rPr>
             <w:rStyle w:val="Hyperlink"/>
@@ -4779,14 +4864,14 @@
         <w:t xml:space="preserve">.</w:t>
       </w:r>
     </w:p>
-    <w:bookmarkEnd w:id="97"/>
-    <w:bookmarkStart w:id="99" w:name="ref-liu2024"/>
+    <w:bookmarkEnd w:id="101"/>
+    <w:bookmarkStart w:id="103" w:name="ref-liu2024"/>
     <w:p>
       <w:pPr>
         <w:pStyle w:val="Bibliography"/>
       </w:pPr>
       <w:r>
-        <w:t xml:space="preserve">34.</w:t>
+        <w:t xml:space="preserve">35.</w:t>
       </w:r>
       <w:r>
         <w:t xml:space="preserve"> </w:t>
@@ -4813,7 +4898,7 @@
       <w:r>
         <w:t xml:space="preserve"> </w:t>
       </w:r>
-      <w:hyperlink r:id="rId98">
+      <w:hyperlink r:id="rId102">
         <w:r>
           <w:rPr>
             <w:rStyle w:val="Hyperlink"/>
@@ -4825,14 +4910,14 @@
         <w:t xml:space="preserve">.</w:t>
       </w:r>
     </w:p>
-    <w:bookmarkEnd w:id="99"/>
-    <w:bookmarkStart w:id="101" w:name="ref-holden2019"/>
+    <w:bookmarkEnd w:id="103"/>
+    <w:bookmarkStart w:id="105" w:name="ref-holden2019"/>
     <w:p>
       <w:pPr>
         <w:pStyle w:val="Bibliography"/>
       </w:pPr>
       <w:r>
-        <w:t xml:space="preserve">35.</w:t>
+        <w:t xml:space="preserve">36.</w:t>
       </w:r>
       <w:r>
         <w:t xml:space="preserve"> </w:t>
@@ -4859,7 +4944,7 @@
       <w:r>
         <w:t xml:space="preserve">, 5137–5155. https://doi.org/</w:t>
       </w:r>
-      <w:hyperlink r:id="rId100">
+      <w:hyperlink r:id="rId104">
         <w:r>
           <w:rPr>
             <w:rStyle w:val="Hyperlink"/>
@@ -4871,14 +4956,14 @@
         <w:t xml:space="preserve">.</w:t>
       </w:r>
     </w:p>
-    <w:bookmarkEnd w:id="101"/>
-    <w:bookmarkStart w:id="103" w:name="ref-barreto2023"/>
+    <w:bookmarkEnd w:id="105"/>
+    <w:bookmarkStart w:id="107" w:name="ref-barreto2023"/>
     <w:p>
       <w:pPr>
         <w:pStyle w:val="Bibliography"/>
       </w:pPr>
       <w:r>
-        <w:t xml:space="preserve">36.</w:t>
+        <w:t xml:space="preserve">37.</w:t>
       </w:r>
       <w:r>
         <w:t xml:space="preserve"> </w:t>
@@ -4905,7 +4990,7 @@
       <w:r>
         <w:t xml:space="preserve"> </w:t>
       </w:r>
-      <w:hyperlink r:id="rId102">
+      <w:hyperlink r:id="rId106">
         <w:r>
           <w:rPr>
             <w:rStyle w:val="Hyperlink"/>
@@ -4917,14 +5002,14 @@
         <w:t xml:space="preserve">.</w:t>
       </w:r>
     </w:p>
-    <w:bookmarkEnd w:id="103"/>
-    <w:bookmarkStart w:id="105" w:name="ref-beck2018"/>
+    <w:bookmarkEnd w:id="107"/>
+    <w:bookmarkStart w:id="109" w:name="ref-beck2018"/>
     <w:p>
       <w:pPr>
         <w:pStyle w:val="Bibliography"/>
       </w:pPr>
       <w:r>
-        <w:t xml:space="preserve">37.</w:t>
+        <w:t xml:space="preserve">38.</w:t>
       </w:r>
       <w:r>
         <w:t xml:space="preserve"> </w:t>
@@ -4951,7 +5036,7 @@
       <w:r>
         <w:t xml:space="preserve"> </w:t>
       </w:r>
-      <w:hyperlink r:id="rId104">
+      <w:hyperlink r:id="rId108">
         <w:r>
           <w:rPr>
             <w:rStyle w:val="Hyperlink"/>
@@ -4963,14 +5048,14 @@
         <w:t xml:space="preserve">.</w:t>
       </w:r>
     </w:p>
-    <w:bookmarkEnd w:id="105"/>
-    <w:bookmarkStart w:id="107" w:name="ref-galván2023"/>
+    <w:bookmarkEnd w:id="109"/>
+    <w:bookmarkStart w:id="111" w:name="ref-galván2023"/>
     <w:p>
       <w:pPr>
         <w:pStyle w:val="Bibliography"/>
       </w:pPr>
       <w:r>
-        <w:t xml:space="preserve">38.</w:t>
+        <w:t xml:space="preserve">39.</w:t>
       </w:r>
       <w:r>
         <w:t xml:space="preserve"> </w:t>
@@ -4984,7 +5069,7 @@
       <w:r>
         <w:t xml:space="preserve"> </w:t>
       </w:r>
-      <w:hyperlink r:id="rId106">
+      <w:hyperlink r:id="rId110">
         <w:r>
           <w:rPr>
             <w:rStyle w:val="Hyperlink"/>
@@ -4993,14 +5078,14 @@
         </w:r>
       </w:hyperlink>
     </w:p>
-    <w:bookmarkEnd w:id="107"/>
-    <w:bookmarkStart w:id="109" w:name="ref-weir2009"/>
+    <w:bookmarkEnd w:id="111"/>
+    <w:bookmarkStart w:id="113" w:name="ref-raven2020"/>
     <w:p>
       <w:pPr>
         <w:pStyle w:val="Bibliography"/>
       </w:pPr>
       <w:r>
-        <w:t xml:space="preserve">39.</w:t>
+        <w:t xml:space="preserve">40.</w:t>
       </w:r>
       <w:r>
         <w:t xml:space="preserve"> </w:t>
@@ -5009,7 +5094,7 @@
         <w:t xml:space="preserve">	</w:t>
       </w:r>
       <w:r>
-        <w:t xml:space="preserve">Weir, J.T., Bermingham, E., and Schluter, D. (2009). The great american biotic interchange in birds. Proceedings of the National Academy of Sciences</w:t>
+        <w:t xml:space="preserve">Raven, P.H., Gereau, R.E., Phillipson, P.B., Chatelain, C., Jenkins, C.N., and Ulloa Ulloa, C. (2020). The distribution of biodiversity richness in the tropics. Science Advances</w:t>
       </w:r>
       <w:r>
         <w:t xml:space="preserve"> </w:t>
@@ -5019,34 +5104,34 @@
           <w:i/>
           <w:iCs/>
         </w:rPr>
-        <w:t xml:space="preserve">106</w:t>
-      </w:r>
-      <w:r>
-        <w:t xml:space="preserve">, 21737–21742.</w:t>
-      </w:r>
-      <w:r>
-        <w:t xml:space="preserve"> </w:t>
-      </w:r>
-      <w:hyperlink r:id="rId108">
+        <w:t xml:space="preserve">6</w:t>
+      </w:r>
+      <w:r>
+        <w:t xml:space="preserve">, eabc6228.</w:t>
+      </w:r>
+      <w:r>
+        <w:t xml:space="preserve"> </w:t>
+      </w:r>
+      <w:hyperlink r:id="rId112">
         <w:r>
           <w:rPr>
             <w:rStyle w:val="Hyperlink"/>
           </w:rPr>
-          <w:t xml:space="preserve">https://doi.org/10.1073/pnas.0903811106</w:t>
+          <w:t xml:space="preserve">https://doi.org/10.1126/sciadv.abc6228</w:t>
         </w:r>
       </w:hyperlink>
       <w:r>
         <w:t xml:space="preserve">.</w:t>
       </w:r>
     </w:p>
-    <w:bookmarkEnd w:id="109"/>
-    <w:bookmarkStart w:id="111" w:name="ref-antonelli2018"/>
+    <w:bookmarkEnd w:id="113"/>
+    <w:bookmarkStart w:id="115" w:name="ref-haffer1969"/>
     <w:p>
       <w:pPr>
         <w:pStyle w:val="Bibliography"/>
       </w:pPr>
       <w:r>
-        <w:t xml:space="preserve">40.</w:t>
+        <w:t xml:space="preserve">41.</w:t>
       </w:r>
       <w:r>
         <w:t xml:space="preserve"> </w:t>
@@ -5055,7 +5140,7 @@
         <w:t xml:space="preserve">	</w:t>
       </w:r>
       <w:r>
-        <w:t xml:space="preserve">Antonelli, A., Kissling, W.D., Flantua, S.G.A., Bermúdez, M.A., Mulch, A., Muellner-Riehl, A.N., Kreft, H., Linder, H.P., Badgley, C., Fjeldså, J., et al. (2018). Geological and climatic influences on mountain biodiversity. Nature Geoscience</w:t>
+        <w:t xml:space="preserve">Haffer, J. (1969). Speciation in amazonian forest birds. Science</w:t>
       </w:r>
       <w:r>
         <w:t xml:space="preserve"> </w:t>
@@ -5065,52 +5150,6 @@
           <w:i/>
           <w:iCs/>
         </w:rPr>
-        <w:t xml:space="preserve">11</w:t>
-      </w:r>
-      <w:r>
-        <w:t xml:space="preserve">, 718–725.</w:t>
-      </w:r>
-      <w:r>
-        <w:t xml:space="preserve"> </w:t>
-      </w:r>
-      <w:hyperlink r:id="rId110">
-        <w:r>
-          <w:rPr>
-            <w:rStyle w:val="Hyperlink"/>
-          </w:rPr>
-          <w:t xml:space="preserve">https://doi.org/10.1038/s41561-018-0236-z</w:t>
-        </w:r>
-      </w:hyperlink>
-      <w:r>
-        <w:t xml:space="preserve">.</w:t>
-      </w:r>
-    </w:p>
-    <w:bookmarkEnd w:id="111"/>
-    <w:bookmarkStart w:id="113" w:name="ref-haffer1969"/>
-    <w:p>
-      <w:pPr>
-        <w:pStyle w:val="Bibliography"/>
-      </w:pPr>
-      <w:r>
-        <w:t xml:space="preserve">41.</w:t>
-      </w:r>
-      <w:r>
-        <w:t xml:space="preserve"> </w:t>
-      </w:r>
-      <w:r>
-        <w:t xml:space="preserve">	</w:t>
-      </w:r>
-      <w:r>
-        <w:t xml:space="preserve">Haffer, J. (1969). Speciation in amazonian forest birds. Science</w:t>
-      </w:r>
-      <w:r>
-        <w:t xml:space="preserve"> </w:t>
-      </w:r>
-      <w:r>
-        <w:rPr>
-          <w:i/>
-          <w:iCs/>
-        </w:rPr>
         <w:t xml:space="preserve">165</w:t>
       </w:r>
       <w:r>
@@ -5119,7 +5158,7 @@
       <w:r>
         <w:t xml:space="preserve"> </w:t>
       </w:r>
-      <w:hyperlink r:id="rId112">
+      <w:hyperlink r:id="rId114">
         <w:r>
           <w:rPr>
             <w:rStyle w:val="Hyperlink"/>
@@ -5131,8 +5170,8 @@
         <w:t xml:space="preserve">.</w:t>
       </w:r>
     </w:p>
-    <w:bookmarkEnd w:id="113"/>
-    <w:bookmarkStart w:id="115" w:name="ref-cruz2025"/>
+    <w:bookmarkEnd w:id="115"/>
+    <w:bookmarkStart w:id="117" w:name="ref-cruz2025"/>
     <w:p>
       <w:pPr>
         <w:pStyle w:val="Bibliography"/>
@@ -5162,7 +5201,7 @@
       <w:r>
         <w:t xml:space="preserve">, e24051. https://doi.org/</w:t>
       </w:r>
-      <w:hyperlink r:id="rId114">
+      <w:hyperlink r:id="rId116">
         <w:r>
           <w:rPr>
             <w:rStyle w:val="Hyperlink"/>
@@ -5174,52 +5213,6 @@
         <w:t xml:space="preserve">.</w:t>
       </w:r>
     </w:p>
-    <w:bookmarkEnd w:id="115"/>
-    <w:bookmarkStart w:id="117" w:name="ref-motta2025"/>
-    <w:p>
-      <w:pPr>
-        <w:pStyle w:val="Bibliography"/>
-      </w:pPr>
-      <w:r>
-        <w:t xml:space="preserve">43.</w:t>
-      </w:r>
-      <w:r>
-        <w:t xml:space="preserve"> </w:t>
-      </w:r>
-      <w:r>
-        <w:t xml:space="preserve">	</w:t>
-      </w:r>
-      <w:r>
-        <w:t xml:space="preserve">Motta, L.M., and Quental, T.B. (2025). New aspects of the asymmetry of the great american biotic interchange based on an analysis of the spatial and temporal structure of immigrant taxa at local scale. Palaeogeography, Palaeoclimatology, Palaeoecology</w:t>
-      </w:r>
-      <w:r>
-        <w:t xml:space="preserve"> </w:t>
-      </w:r>
-      <w:r>
-        <w:rPr>
-          <w:i/>
-          <w:iCs/>
-        </w:rPr>
-        <w:t xml:space="preserve">668</w:t>
-      </w:r>
-      <w:r>
-        <w:t xml:space="preserve">, 112905.</w:t>
-      </w:r>
-      <w:r>
-        <w:t xml:space="preserve"> </w:t>
-      </w:r>
-      <w:hyperlink r:id="rId116">
-        <w:r>
-          <w:rPr>
-            <w:rStyle w:val="Hyperlink"/>
-          </w:rPr>
-          <w:t xml:space="preserve">https://doi.org/10.1016/j.palaeo.2025.112905</w:t>
-        </w:r>
-      </w:hyperlink>
-      <w:r>
-        <w:t xml:space="preserve">.</w:t>
-      </w:r>
-    </w:p>
     <w:bookmarkEnd w:id="117"/>
     <w:bookmarkStart w:id="119" w:name="ref-pino2022"/>
     <w:p>
@@ -5227,7 +5220,7 @@
         <w:pStyle w:val="Bibliography"/>
       </w:pPr>
       <w:r>
-        <w:t xml:space="preserve">44.</w:t>
+        <w:t xml:space="preserve">43.</w:t>
       </w:r>
       <w:r>
         <w:t xml:space="preserve"> </w:t>
@@ -5267,12 +5260,58 @@
       </w:r>
     </w:p>
     <w:bookmarkEnd w:id="119"/>
-    <w:bookmarkStart w:id="121" w:name="ref-morgan1993"/>
+    <w:bookmarkStart w:id="121" w:name="ref-antonelli2018"/>
     <w:p>
       <w:pPr>
         <w:pStyle w:val="Bibliography"/>
       </w:pPr>
       <w:r>
+        <w:t xml:space="preserve">44.</w:t>
+      </w:r>
+      <w:r>
+        <w:t xml:space="preserve"> </w:t>
+      </w:r>
+      <w:r>
+        <w:t xml:space="preserve">	</w:t>
+      </w:r>
+      <w:r>
+        <w:t xml:space="preserve">Antonelli, A., Kissling, W.D., Flantua, S.G.A., Bermúdez, M.A., Mulch, A., Muellner-Riehl, A.N., Kreft, H., Linder, H.P., Badgley, C., Fjeldså, J., et al. (2018). Geological and climatic influences on mountain biodiversity. Nature Geoscience</w:t>
+      </w:r>
+      <w:r>
+        <w:t xml:space="preserve"> </w:t>
+      </w:r>
+      <w:r>
+        <w:rPr>
+          <w:i/>
+          <w:iCs/>
+        </w:rPr>
+        <w:t xml:space="preserve">11</w:t>
+      </w:r>
+      <w:r>
+        <w:t xml:space="preserve">, 718–725.</w:t>
+      </w:r>
+      <w:r>
+        <w:t xml:space="preserve"> </w:t>
+      </w:r>
+      <w:hyperlink r:id="rId120">
+        <w:r>
+          <w:rPr>
+            <w:rStyle w:val="Hyperlink"/>
+          </w:rPr>
+          <w:t xml:space="preserve">https://doi.org/10.1038/s41561-018-0236-z</w:t>
+        </w:r>
+      </w:hyperlink>
+      <w:r>
+        <w:t xml:space="preserve">.</w:t>
+      </w:r>
+    </w:p>
+    <w:bookmarkEnd w:id="121"/>
+    <w:bookmarkStart w:id="123" w:name="ref-motta2025"/>
+    <w:p>
+      <w:pPr>
+        <w:pStyle w:val="Bibliography"/>
+      </w:pPr>
+      <w:r>
         <w:t xml:space="preserve">45.</w:t>
       </w:r>
       <w:r>
@@ -5282,12 +5321,58 @@
         <w:t xml:space="preserve">	</w:t>
       </w:r>
       <w:r>
+        <w:t xml:space="preserve">Motta, L.M., and Quental, T.B. (2025). New aspects of the asymmetry of the great american biotic interchange based on an analysis of the spatial and temporal structure of immigrant taxa at local scale. Palaeogeography, Palaeoclimatology, Palaeoecology</w:t>
+      </w:r>
+      <w:r>
+        <w:t xml:space="preserve"> </w:t>
+      </w:r>
+      <w:r>
+        <w:rPr>
+          <w:i/>
+          <w:iCs/>
+        </w:rPr>
+        <w:t xml:space="preserve">668</w:t>
+      </w:r>
+      <w:r>
+        <w:t xml:space="preserve">, 112905.</w:t>
+      </w:r>
+      <w:r>
+        <w:t xml:space="preserve"> </w:t>
+      </w:r>
+      <w:hyperlink r:id="rId122">
+        <w:r>
+          <w:rPr>
+            <w:rStyle w:val="Hyperlink"/>
+          </w:rPr>
+          <w:t xml:space="preserve">https://doi.org/10.1016/j.palaeo.2025.112905</w:t>
+        </w:r>
+      </w:hyperlink>
+      <w:r>
+        <w:t xml:space="preserve">.</w:t>
+      </w:r>
+    </w:p>
+    <w:bookmarkEnd w:id="123"/>
+    <w:bookmarkStart w:id="125" w:name="ref-morgan1993"/>
+    <w:p>
+      <w:pPr>
+        <w:pStyle w:val="Bibliography"/>
+      </w:pPr>
+      <w:r>
+        <w:t xml:space="preserve">46.</w:t>
+      </w:r>
+      <w:r>
+        <w:t xml:space="preserve"> </w:t>
+      </w:r>
+      <w:r>
+        <w:t xml:space="preserve">	</w:t>
+      </w:r>
+      <w:r>
         <w:t xml:space="preserve">Morgan, G.S. (1993). Quaternary land vertebrates of jamaica. In, R. M. Wright and E. Robinson, eds. (Geological Society of America), p. 0.</w:t>
       </w:r>
       <w:r>
         <w:t xml:space="preserve"> </w:t>
       </w:r>
-      <w:hyperlink r:id="rId120">
+      <w:hyperlink r:id="rId124">
         <w:r>
           <w:rPr>
             <w:rStyle w:val="Hyperlink"/>
@@ -5299,14 +5384,14 @@
         <w:t xml:space="preserve">.</w:t>
       </w:r>
     </w:p>
-    <w:bookmarkEnd w:id="121"/>
-    <w:bookmarkStart w:id="123" w:name="ref-ali2021b"/>
+    <w:bookmarkEnd w:id="125"/>
+    <w:bookmarkStart w:id="127" w:name="ref-ali2021b"/>
     <w:p>
       <w:pPr>
         <w:pStyle w:val="Bibliography"/>
       </w:pPr>
       <w:r>
-        <w:t xml:space="preserve">46.</w:t>
+        <w:t xml:space="preserve">47.</w:t>
       </w:r>
       <w:r>
         <w:t xml:space="preserve"> </w:t>
@@ -5345,7 +5430,7 @@
       <w:r>
         <w:t xml:space="preserve"> </w:t>
       </w:r>
-      <w:hyperlink r:id="rId122">
+      <w:hyperlink r:id="rId126">
         <w:r>
           <w:rPr>
             <w:rStyle w:val="Hyperlink"/>
@@ -5357,14 +5442,14 @@
         <w:t xml:space="preserve">.</w:t>
       </w:r>
     </w:p>
-    <w:bookmarkEnd w:id="123"/>
-    <w:bookmarkStart w:id="125" w:name="ref-cornée2021"/>
+    <w:bookmarkEnd w:id="127"/>
+    <w:bookmarkStart w:id="129" w:name="ref-cornée2021"/>
     <w:p>
       <w:pPr>
         <w:pStyle w:val="Bibliography"/>
       </w:pPr>
       <w:r>
-        <w:t xml:space="preserve">47.</w:t>
+        <w:t xml:space="preserve">48.</w:t>
       </w:r>
       <w:r>
         <w:t xml:space="preserve"> </w:t>
@@ -5391,7 +5476,7 @@
       <w:r>
         <w:t xml:space="preserve"> </w:t>
       </w:r>
-      <w:hyperlink r:id="rId124">
+      <w:hyperlink r:id="rId128">
         <w:r>
           <w:rPr>
             <w:rStyle w:val="Hyperlink"/>
@@ -5403,14 +5488,14 @@
         <w:t xml:space="preserve">.</w:t>
       </w:r>
     </w:p>
-    <w:bookmarkEnd w:id="125"/>
-    <w:bookmarkStart w:id="127" w:name="ref-warren2015"/>
+    <w:bookmarkEnd w:id="129"/>
+    <w:bookmarkStart w:id="131" w:name="ref-warren2015"/>
     <w:p>
       <w:pPr>
         <w:pStyle w:val="Bibliography"/>
       </w:pPr>
       <w:r>
-        <w:t xml:space="preserve">48.</w:t>
+        <w:t xml:space="preserve">49.</w:t>
       </w:r>
       <w:r>
         <w:t xml:space="preserve"> </w:t>
@@ -5437,7 +5522,7 @@
       <w:r>
         <w:t xml:space="preserve"> </w:t>
       </w:r>
-      <w:hyperlink r:id="rId126">
+      <w:hyperlink r:id="rId130">
         <w:r>
           <w:rPr>
             <w:rStyle w:val="Hyperlink"/>
@@ -5449,14 +5534,14 @@
         <w:t xml:space="preserve">.</w:t>
       </w:r>
     </w:p>
-    <w:bookmarkEnd w:id="127"/>
-    <w:bookmarkStart w:id="129" w:name="ref-couvreur2011"/>
+    <w:bookmarkEnd w:id="131"/>
+    <w:bookmarkStart w:id="133" w:name="ref-couvreur2011"/>
     <w:p>
       <w:pPr>
         <w:pStyle w:val="Bibliography"/>
       </w:pPr>
       <w:r>
-        <w:t xml:space="preserve">49.</w:t>
+        <w:t xml:space="preserve">50.</w:t>
       </w:r>
       <w:r>
         <w:t xml:space="preserve"> </w:t>
@@ -5483,7 +5568,7 @@
       <w:r>
         <w:t xml:space="preserve"> </w:t>
       </w:r>
-      <w:hyperlink r:id="rId128">
+      <w:hyperlink r:id="rId132">
         <w:r>
           <w:rPr>
             <w:rStyle w:val="Hyperlink"/>
@@ -5495,14 +5580,14 @@
         <w:t xml:space="preserve">.</w:t>
       </w:r>
     </w:p>
-    <w:bookmarkEnd w:id="129"/>
-    <w:bookmarkStart w:id="131" w:name="ref-upchurch2024"/>
+    <w:bookmarkEnd w:id="133"/>
+    <w:bookmarkStart w:id="135" w:name="ref-upchurch2024"/>
     <w:p>
       <w:pPr>
         <w:pStyle w:val="Bibliography"/>
       </w:pPr>
       <w:r>
-        <w:t xml:space="preserve">50.</w:t>
+        <w:t xml:space="preserve">51.</w:t>
       </w:r>
       <w:r>
         <w:t xml:space="preserve"> </w:t>
@@ -5529,7 +5614,7 @@
       <w:r>
         <w:t xml:space="preserve"> </w:t>
       </w:r>
-      <w:hyperlink r:id="rId130">
+      <w:hyperlink r:id="rId134">
         <w:r>
           <w:rPr>
             <w:rStyle w:val="Hyperlink"/>
@@ -5541,14 +5626,14 @@
         <w:t xml:space="preserve">.</w:t>
       </w:r>
     </w:p>
-    <w:bookmarkEnd w:id="131"/>
-    <w:bookmarkStart w:id="133" w:name="ref-gearty2023"/>
+    <w:bookmarkEnd w:id="135"/>
+    <w:bookmarkStart w:id="137" w:name="ref-weir2009"/>
     <w:p>
       <w:pPr>
         <w:pStyle w:val="Bibliography"/>
       </w:pPr>
       <w:r>
-        <w:t xml:space="preserve">51.</w:t>
+        <w:t xml:space="preserve">52.</w:t>
       </w:r>
       <w:r>
         <w:t xml:space="preserve"> </w:t>
@@ -5557,12 +5642,58 @@
         <w:t xml:space="preserve">	</w:t>
       </w:r>
       <w:r>
+        <w:t xml:space="preserve">Weir, J.T., Bermingham, E., and Schluter, D. (2009). The great american biotic interchange in birds. Proceedings of the National Academy of Sciences</w:t>
+      </w:r>
+      <w:r>
+        <w:t xml:space="preserve"> </w:t>
+      </w:r>
+      <w:r>
+        <w:rPr>
+          <w:i/>
+          <w:iCs/>
+        </w:rPr>
+        <w:t xml:space="preserve">106</w:t>
+      </w:r>
+      <w:r>
+        <w:t xml:space="preserve">, 21737–21742.</w:t>
+      </w:r>
+      <w:r>
+        <w:t xml:space="preserve"> </w:t>
+      </w:r>
+      <w:hyperlink r:id="rId136">
+        <w:r>
+          <w:rPr>
+            <w:rStyle w:val="Hyperlink"/>
+          </w:rPr>
+          <w:t xml:space="preserve">https://doi.org/10.1073/pnas.0903811106</w:t>
+        </w:r>
+      </w:hyperlink>
+      <w:r>
+        <w:t xml:space="preserve">.</w:t>
+      </w:r>
+    </w:p>
+    <w:bookmarkEnd w:id="137"/>
+    <w:bookmarkStart w:id="139" w:name="ref-gearty2023"/>
+    <w:p>
+      <w:pPr>
+        <w:pStyle w:val="Bibliography"/>
+      </w:pPr>
+      <w:r>
+        <w:t xml:space="preserve">53.</w:t>
+      </w:r>
+      <w:r>
+        <w:t xml:space="preserve"> </w:t>
+      </w:r>
+      <w:r>
+        <w:t xml:space="preserve">	</w:t>
+      </w:r>
+      <w:r>
         <w:t xml:space="preserve">Gearty, W. (2023).</w:t>
       </w:r>
       <w:r>
         <w:t xml:space="preserve"> </w:t>
       </w:r>
-      <w:hyperlink r:id="rId132">
+      <w:hyperlink r:id="rId138">
         <w:r>
           <w:rPr>
             <w:rStyle w:val="Hyperlink"/>
@@ -5571,10 +5702,10 @@
         </w:r>
       </w:hyperlink>
     </w:p>
-    <w:bookmarkEnd w:id="133"/>
-    <w:bookmarkEnd w:id="134"/>
-    <w:bookmarkEnd w:id="135"/>
-    <w:bookmarkStart w:id="152" w:name="figures"/>
+    <w:bookmarkEnd w:id="139"/>
+    <w:bookmarkEnd w:id="140"/>
+    <w:bookmarkEnd w:id="141"/>
+    <w:bookmarkStart w:id="158" w:name="figures"/>
     <w:p>
       <w:pPr>
         <w:pStyle w:val="Heading1"/>
@@ -5596,7 +5727,7 @@
       <w:tr>
         <w:tc>
           <w:tcPr/>
-          <w:bookmarkStart w:id="139" w:name="fig-framework"/>
+          <w:bookmarkStart w:id="145" w:name="fig-framework"/>
           <w:p>
             <w:pPr>
               <w:pStyle w:val="Compact"/>
@@ -5607,18 +5738,18 @@
                 <wp:inline>
                   <wp:extent cx="3959999" cy="3959999"/>
                   <wp:effectExtent b="0" l="0" r="0" t="0"/>
-                  <wp:docPr descr="" title="" id="137" name="Picture"/>
+                  <wp:docPr descr="" title="" id="143" name="Picture"/>
                   <a:graphic>
                     <a:graphicData uri="http://schemas.openxmlformats.org/drawingml/2006/picture">
                       <pic:pic>
                         <pic:nvPicPr>
-                          <pic:cNvPr descr="../Figures/MS/Main/Figure_framework/Figure_framework.png" id="138" name="Picture"/>
+                          <pic:cNvPr descr="../Figures/MS/Main/Figure_framework/Figure_framework.png" id="144" name="Picture"/>
                           <pic:cNvPicPr>
                             <a:picLocks noChangeArrowheads="1" noChangeAspect="1"/>
                           </pic:cNvPicPr>
                         </pic:nvPicPr>
                         <pic:blipFill>
-                          <a:blip r:embed="rId136"/>
+                          <a:blip r:embed="rId142"/>
                           <a:stretch>
                             <a:fillRect/>
                           </a:stretch>
@@ -5661,7 +5792,7 @@
               <w:rPr>
                 <w:vertAlign w:val="superscript"/>
               </w:rPr>
-              <w:t xml:space="preserve">35</w:t>
+              <w:t xml:space="preserve">36</w:t>
             </w:r>
             <w:r>
               <w:t xml:space="preserve">. This emulator being spatialised at a 1 x 1° resolution, numbers inside the continents represent the quantity of overlaying pixels from the climate grid within each continent. On climate plots, the time frame of the onset of significant land mammal exchange across the americas</w:t>
@@ -5670,7 +5801,7 @@
               <w:rPr>
                 <w:vertAlign w:val="superscript"/>
               </w:rPr>
-              <w:t xml:space="preserve">7,9</w:t>
+              <w:t xml:space="preserve">8,10</w:t>
             </w:r>
             <w:r>
               <w:t xml:space="preserve"> </w:t>
@@ -5682,13 +5813,13 @@
               <w:rPr>
                 <w:vertAlign w:val="superscript"/>
               </w:rPr>
-              <w:t xml:space="preserve">51</w:t>
+              <w:t xml:space="preserve">53</w:t>
             </w:r>
             <w:r>
               <w:t xml:space="preserve">. The empirically-derived asymmetry of the transcontinental land mammal exchange is represented by the thickness of the two arrows, the thicker the arrow, the more intense the exchange.</w:t>
             </w:r>
           </w:p>
-          <w:bookmarkEnd w:id="139"/>
+          <w:bookmarkEnd w:id="145"/>
         </w:tc>
       </w:tr>
     </w:tbl>
@@ -5705,7 +5836,7 @@
       <w:tr>
         <w:tc>
           <w:tcPr/>
-          <w:bookmarkStart w:id="143" w:name="fig-propsuccess"/>
+          <w:bookmarkStart w:id="149" w:name="fig-propsuccess"/>
           <w:p>
             <w:pPr>
               <w:pStyle w:val="Compact"/>
@@ -5716,18 +5847,18 @@
                 <wp:inline>
                   <wp:extent cx="3599999" cy="3779999"/>
                   <wp:effectExtent b="0" l="0" r="0" t="0"/>
-                  <wp:docPr descr="" title="" id="141" name="Picture"/>
+                  <wp:docPr descr="" title="" id="147" name="Picture"/>
                   <a:graphic>
                     <a:graphicData uri="http://schemas.openxmlformats.org/drawingml/2006/picture">
                       <pic:pic>
                         <pic:nvPicPr>
-                          <pic:cNvPr descr="../Figures/MS/Main/Figure_PropSuccess/Figure_PropSuccess.png" id="142" name="Picture"/>
+                          <pic:cNvPr descr="../Figures/MS/Main/Figure_PropSuccess/Figure_PropSuccess.png" id="148" name="Picture"/>
                           <pic:cNvPicPr>
                             <a:picLocks noChangeArrowheads="1" noChangeAspect="1"/>
                           </pic:cNvPicPr>
                         </pic:nvPicPr>
                         <pic:blipFill>
-                          <a:blip r:embed="rId140"/>
+                          <a:blip r:embed="rId146"/>
                           <a:stretch>
                             <a:fillRect/>
                           </a:stretch>
@@ -5828,7 +5959,7 @@
               <w:t xml:space="preserve">). Each individual plot shows the outcome of simulations starting in North (red) and South (cyan) America. Dots represent mean proportion estimates and error bars show their associated Binomial-derived 95% confidence interval.</w:t>
             </w:r>
           </w:p>
-          <w:bookmarkEnd w:id="143"/>
+          <w:bookmarkEnd w:id="149"/>
         </w:tc>
       </w:tr>
     </w:tbl>
@@ -5845,7 +5976,7 @@
       <w:tr>
         <w:tc>
           <w:tcPr/>
-          <w:bookmarkStart w:id="147" w:name="fig-metrics"/>
+          <w:bookmarkStart w:id="153" w:name="fig-metrics"/>
           <w:p>
             <w:pPr>
               <w:pStyle w:val="Compact"/>
@@ -5856,18 +5987,18 @@
                 <wp:inline>
                   <wp:extent cx="5039999" cy="4319999"/>
                   <wp:effectExtent b="0" l="0" r="0" t="0"/>
-                  <wp:docPr descr="" title="" id="145" name="Picture"/>
+                  <wp:docPr descr="" title="" id="151" name="Picture"/>
                   <a:graphic>
                     <a:graphicData uri="http://schemas.openxmlformats.org/drawingml/2006/picture">
                       <pic:pic>
                         <pic:nvPicPr>
-                          <pic:cNvPr descr="../Figures/MS/Main/Figure_metrics/Figure_metrics.png" id="146" name="Picture"/>
+                          <pic:cNvPr descr="../Figures/MS/Main/Figure_metrics/Figure_metrics.png" id="152" name="Picture"/>
                           <pic:cNvPicPr>
                             <a:picLocks noChangeArrowheads="1" noChangeAspect="1"/>
                           </pic:cNvPicPr>
                         </pic:nvPicPr>
                         <pic:blipFill>
-                          <a:blip r:embed="rId144"/>
+                          <a:blip r:embed="rId150"/>
                           <a:stretch>
                             <a:fillRect/>
                           </a:stretch>
@@ -6029,7 +6160,7 @@
               <w:t xml:space="preserve">., successfully reaching the continent where it did not originate. Mean estimates and their associated Student-derived 95% confidence interval are displayed over their distribution.</w:t>
             </w:r>
           </w:p>
-          <w:bookmarkEnd w:id="147"/>
+          <w:bookmarkEnd w:id="153"/>
         </w:tc>
       </w:tr>
     </w:tbl>
@@ -6046,7 +6177,7 @@
       <w:tr>
         <w:tc>
           <w:tcPr/>
-          <w:bookmarkStart w:id="151" w:name="fig-biome"/>
+          <w:bookmarkStart w:id="157" w:name="fig-biome"/>
           <w:p>
             <w:pPr>
               <w:pStyle w:val="Compact"/>
@@ -6057,18 +6188,18 @@
                 <wp:inline>
                   <wp:extent cx="5399999" cy="5399999"/>
                   <wp:effectExtent b="0" l="0" r="0" t="0"/>
-                  <wp:docPr descr="" title="" id="149" name="Picture"/>
+                  <wp:docPr descr="" title="" id="155" name="Picture"/>
                   <a:graphic>
                     <a:graphicData uri="http://schemas.openxmlformats.org/drawingml/2006/picture">
                       <pic:pic>
                         <pic:nvPicPr>
-                          <pic:cNvPr descr="../Figures/MS/Main/Figure_biomes/Figure_biomes.png" id="150" name="Picture"/>
+                          <pic:cNvPr descr="../Figures/MS/Main/Figure_biomes/Figure_biomes.png" id="156" name="Picture"/>
                           <pic:cNvPicPr>
                             <a:picLocks noChangeArrowheads="1" noChangeAspect="1"/>
                           </pic:cNvPicPr>
                         </pic:nvPicPr>
                         <pic:blipFill>
-                          <a:blip r:embed="rId148"/>
+                          <a:blip r:embed="rId154"/>
                           <a:stretch>
                             <a:fillRect/>
                           </a:stretch>
@@ -6179,11 +6310,11 @@
               <w:t xml:space="preserve">Proportion of successful simulations based on the biome where ancestral species originates, for each modelled scenario-ancestral continent combination. This proportion is expressed as the ratio between the number of successful simulations and the total number of simulations starting from a given biome. Coloured dots and error bars respectively show proportion estimates and their associated Binomial-derived 95% confidence intervals.</w:t>
             </w:r>
           </w:p>
-          <w:bookmarkEnd w:id="151"/>
+          <w:bookmarkEnd w:id="157"/>
         </w:tc>
       </w:tr>
     </w:tbl>
-    <w:bookmarkEnd w:id="152"/>
+    <w:bookmarkEnd w:id="158"/>
     <w:sectPr>
       <w:type w:val="nextPage"/>
       <w:pgSz w:h="15840" w:w="12240"/>

--- a/Manuscript/GABI_palaeo_constraints.docx
+++ b/Manuscript/GABI_palaeo_constraints.docx
@@ -1410,7 +1410,61 @@
         <w:t xml:space="preserve"> </w:t>
       </w:r>
       <w:r>
-        <w:t xml:space="preserve">species) models. It does however affect</w:t>
+        <w:t xml:space="preserve">species) models. It does however have an effect for simulations generated under</w:t>
+      </w:r>
+      <w:r>
+        <w:t xml:space="preserve"> </w:t>
+      </w:r>
+      <m:oMath>
+        <m:r>
+          <m:t>M</m:t>
+        </m:r>
+        <m:r>
+          <m:t>0</m:t>
+        </m:r>
+      </m:oMath>
+      <w:r>
+        <w:t xml:space="preserve">, with higher average values obtained for simulations starting from North America (</w:t>
+      </w:r>
+      <m:oMath>
+        <m:r>
+          <m:t>247</m:t>
+        </m:r>
+        <m:r>
+          <m:rPr>
+            <m:sty m:val="p"/>
+          </m:rPr>
+          <m:t>±</m:t>
+        </m:r>
+        <m:r>
+          <m:t>85</m:t>
+        </m:r>
+      </m:oMath>
+      <w:r>
+        <w:t xml:space="preserve"> </w:t>
+      </w:r>
+      <w:r>
+        <w:t xml:space="preserve">vs. </w:t>
+      </w:r>
+      <m:oMath>
+        <m:r>
+          <m:t>79</m:t>
+        </m:r>
+        <m:r>
+          <m:rPr>
+            <m:sty m:val="p"/>
+          </m:rPr>
+          <m:t>±</m:t>
+        </m:r>
+        <m:r>
+          <m:t>20</m:t>
+        </m:r>
+      </m:oMath>
+      <w:r>
+        <w:t xml:space="preserve"> </w:t>
+      </w:r>
+      <w:r>
+        <w:t xml:space="preserve">species).</w:t>
       </w:r>
     </w:p>
     <w:p>
@@ -2411,7 +2465,7 @@
     </w:p>
     <w:bookmarkEnd w:id="25"/>
     <w:bookmarkEnd w:id="26"/>
-    <w:bookmarkStart w:id="33" w:name="discussion"/>
+    <w:bookmarkStart w:id="35" w:name="discussion"/>
     <w:p>
       <w:pPr>
         <w:pStyle w:val="Heading1"/>
@@ -2420,13 +2474,13 @@
         <w:t xml:space="preserve">Discussion</w:t>
       </w:r>
     </w:p>
-    <w:bookmarkStart w:id="27" w:name="X2fd7191646d6ee80bf88e129ac03aa68131b695"/>
+    <w:bookmarkStart w:id="27" w:name="X9d8a47ba2ef3e670bafc0a159f2f50a714a16c0"/>
     <w:p>
       <w:pPr>
         <w:pStyle w:val="Heading2"/>
       </w:pPr>
       <w:r>
-        <w:t xml:space="preserve">The role of climate in shaping the inter-american faunal exchange as told by computer experiments</w:t>
+        <w:t xml:space="preserve">The role of climate in the asymmetry of the GABI as told by computer experiments</w:t>
       </w:r>
     </w:p>
     <w:p>
@@ -2434,7 +2488,24 @@
         <w:pStyle w:val="FirstParagraph"/>
       </w:pPr>
       <w:r>
-        <w:t xml:space="preserve">Our results suggest that, under abiotic constraints alone, the likelihood of northwards dispersal events (</w:t>
+        <w:t xml:space="preserve">In the first order, our results seem to contrast with the long-recognised imbalanced success of North American taxa compared to South Americans in the aftermath of the GABI</w:t>
+      </w:r>
+      <w:r>
+        <w:rPr>
+          <w:vertAlign w:val="superscript"/>
+        </w:rPr>
+        <w:t xml:space="preserve">17</w:t>
+      </w:r>
+      <w:r>
+        <w:t xml:space="preserve">. This raises the question of the significance of our findings. Can the apparent mismatch between simulated and empirical patterns be interpreted through the lens of macroecological processes? Are we completely going at odds with what we should find, or are we opening useful boxes to better apprehend the complexity of this biotic interchange, half a century after its first large-scale characterisation?</w:t>
+      </w:r>
+    </w:p>
+    <w:p>
+      <w:pPr>
+        <w:pStyle w:val="BodyText"/>
+      </w:pPr>
+      <w:r>
+        <w:t xml:space="preserve">Empirical quantification revealed that, all across the GABI, the overall number of lineages effectively crossing the isthmus southwards (</w:t>
       </w:r>
       <w:r>
         <w:rPr>
@@ -2454,7 +2525,94 @@
         <w:t xml:space="preserve">e</w:t>
       </w:r>
       <w:r>
-        <w:t xml:space="preserve">., from South to North America) occurring throughout the last five million years is on average twice higher than that of southwards dispersal events (</w:t>
+        <w:t xml:space="preserve">., from North to South America) has been higher than northwards</w:t>
+      </w:r>
+      <w:r>
+        <w:rPr>
+          <w:vertAlign w:val="superscript"/>
+        </w:rPr>
+        <w:t xml:space="preserve">1</w:t>
+      </w:r>
+      <w:r>
+        <w:t xml:space="preserve">. This migration imbalance has been primarily interpreted as a direct consequence of MacArthur &amp; Wilson’s equilibrium theory extrapolated to continents – it was primarily formulated for islands</w:t>
+      </w:r>
+      <w:r>
+        <w:rPr>
+          <w:vertAlign w:val="superscript"/>
+        </w:rPr>
+        <w:t xml:space="preserve">40</w:t>
+      </w:r>
+      <w:r>
+        <w:t xml:space="preserve">. This theory establishes that, on evolutionary timescales, diversity within a given area should tend towards an equilibrium value directly proportional to the size of this area. It therefore predicts the equilibrium diversity of North America to be larger than that of South America, given the differences in size between the two continents (</w:t>
+      </w:r>
+      <m:oMath>
+        <m:r>
+          <m:t>24</m:t>
+        </m:r>
+      </m:oMath>
+      <w:r>
+        <w:t xml:space="preserve"> </w:t>
+      </w:r>
+      <w:r>
+        <w:t xml:space="preserve">vs. </w:t>
+      </w:r>
+      <m:oMath>
+        <m:r>
+          <m:t>18</m:t>
+        </m:r>
+        <m:r>
+          <m:rPr>
+            <m:sty m:val="p"/>
+          </m:rPr>
+          <m:t>×</m:t>
+        </m:r>
+        <m:sSup>
+          <m:e>
+            <m:r>
+              <m:t>10</m:t>
+            </m:r>
+          </m:e>
+          <m:sup>
+            <m:r>
+              <m:t>6</m:t>
+            </m:r>
+          </m:sup>
+        </m:sSup>
+      </m:oMath>
+      <w:r>
+        <w:t xml:space="preserve"> </w:t>
+      </w:r>
+      <w:r>
+        <w:t xml:space="preserve">km</w:t>
+      </w:r>
+      <m:oMath>
+        <m:sSup>
+          <m:e>
+            <m:r>
+              <m:t>​</m:t>
+            </m:r>
+          </m:e>
+          <m:sup>
+            <m:r>
+              <m:t>2</m:t>
+            </m:r>
+          </m:sup>
+        </m:sSup>
+      </m:oMath>
+      <w:r>
+        <w:t xml:space="preserve">). In that framework, Marshall et al.</w:t>
+      </w:r>
+      <w:r>
+        <w:rPr>
+          <w:vertAlign w:val="superscript"/>
+        </w:rPr>
+        <w:t xml:space="preserve">1</w:t>
+      </w:r>
+      <w:r>
+        <w:t xml:space="preserve"> </w:t>
+      </w:r>
+      <w:r>
+        <w:t xml:space="preserve">established that the continent offering the larger pool of taxa – which would happen to be North America – would in turn have resulted in the larger number of species exchanged in the end. However, this conclusion only holds under the assumption that the probability for a given taxon to cross the Panamanian landbridge was independent from the side of the isthmus where it came from. Yet, our simulations revealed that, under abiotic constraints, the likelihood of southwards dispersal events significantly differed from that of northwards dispersal events (</w:t>
       </w:r>
       <w:hyperlink w:anchor="fig-propsuccess">
         <w:r>
@@ -2465,28 +2623,19 @@
         </w:r>
       </w:hyperlink>
       <w:r>
-        <w:t xml:space="preserve">). Such a pattern obviously marks a huge contrast with the incontestably greater success of North American endemics at establishing southwards compared to the other way around. As a matter of fact, it is estimated that around half of extant South America’s mammalian generic diversity – note that South America is considered as the most mammal-rich continent on Earth</w:t>
+        <w:t xml:space="preserve">). Hence, should species distribution primarily be mediated by climate, our results do not support the view of the asymmetry of the GABI under the prism of MacArthur &amp; Wilson’s equilibrium theory. It might also be noticed that this theory fails at explaining the actual imbalance in extant mammal species-level diversity between the Americas, being way larger in South than in North America</w:t>
       </w:r>
       <w:r>
         <w:rPr>
           <w:vertAlign w:val="superscript"/>
         </w:rPr>
-        <w:t xml:space="preserve">40</w:t>
-      </w:r>
-      <w:r>
-        <w:t xml:space="preserve"> </w:t>
-      </w:r>
-      <w:r>
-        <w:t xml:space="preserve">– descends from a migrant lineage</w:t>
-      </w:r>
-      <w:r>
-        <w:rPr>
-          <w:vertAlign w:val="superscript"/>
-        </w:rPr>
-        <w:t xml:space="preserve">1</w:t>
-      </w:r>
-      <w:r>
-        <w:t xml:space="preserve">. On the contrary, North America is home for a tiny number of taxa descending from South America. Hence, this raises the question of the significance of our findings. Can such a mismatch be interpreted through the lens of macroecological processes? Are we completely going at odds with what we should find, or are we opening useful boxes to understand such a complex biodiversity pattern?</w:t>
+        <w:t xml:space="preserve">41,42</w:t>
+      </w:r>
+      <w:r>
+        <w:t xml:space="preserve"> </w:t>
+      </w:r>
+      <w:r>
+        <w:t xml:space="preserve">– though such a difference is maybe less marked for higher taxonomic levels.</w:t>
       </w:r>
     </w:p>
     <w:p>
@@ -2557,7 +2706,7 @@
         <w:rPr>
           <w:vertAlign w:val="superscript"/>
         </w:rPr>
-        <w:t xml:space="preserve">41</w:t>
+        <w:t xml:space="preserve">43</w:t>
       </w:r>
       <w:r>
         <w:t xml:space="preserve"> </w:t>
@@ -2569,7 +2718,7 @@
         <w:rPr>
           <w:vertAlign w:val="superscript"/>
         </w:rPr>
-        <w:t xml:space="preserve">41</w:t>
+        <w:t xml:space="preserve">43</w:t>
       </w:r>
       <w:r>
         <w:t xml:space="preserve">. Here, our virtual experiments partially corroborate these historical predictions. Indeed, simulated tropical-adapted taxa of North American origin – coming from simulations starting in the North American tropical biome and of which climatic niche could not evolve, model</w:t>
@@ -2707,7 +2856,7 @@
         <w:rPr>
           <w:vertAlign w:val="superscript"/>
         </w:rPr>
-        <w:t xml:space="preserve">42</w:t>
+        <w:t xml:space="preserve">44</w:t>
       </w:r>
     </w:p>
     <w:p>
@@ -2789,7 +2938,7 @@
         <w:rPr>
           <w:vertAlign w:val="superscript"/>
         </w:rPr>
-        <w:t xml:space="preserve">43</w:t>
+        <w:t xml:space="preserve">45</w:t>
       </w:r>
       <w:r>
         <w:t xml:space="preserve"> </w:t>
@@ -2890,7 +3039,7 @@
         <w:rPr>
           <w:vertAlign w:val="superscript"/>
         </w:rPr>
-        <w:t xml:space="preserve">44</w:t>
+        <w:t xml:space="preserve">46</w:t>
       </w:r>
       <w:r>
         <w:t xml:space="preserve"> </w:t>
@@ -2938,7 +3087,7 @@
         <w:rPr>
           <w:vertAlign w:val="superscript"/>
         </w:rPr>
-        <w:t xml:space="preserve">45</w:t>
+        <w:t xml:space="preserve">47</w:t>
       </w:r>
       <w:r>
         <w:t xml:space="preserve">.</w:t>
@@ -2962,6 +3111,9 @@
           <w:t xml:space="preserve">Figure 1</w:t>
         </w:r>
       </w:hyperlink>
+      <w:r>
+        <w:t xml:space="preserve">,</w:t>
+      </w:r>
     </w:p>
     <w:p>
       <w:pPr>
@@ -2996,13 +3148,66 @@
     </w:p>
     <w:bookmarkEnd w:id="30"/>
     <w:bookmarkEnd w:id="31"/>
-    <w:bookmarkStart w:id="32" w:name="limitations-and-perspectives"/>
+    <w:bookmarkStart w:id="34" w:name="limitations-and-perspectives"/>
     <w:p>
       <w:pPr>
         <w:pStyle w:val="Heading2"/>
       </w:pPr>
       <w:r>
         <w:t xml:space="preserve">Limitations and perspectives</w:t>
+      </w:r>
+    </w:p>
+    <w:bookmarkStart w:id="32" w:name="taxonomic-extinction-issue"/>
+    <w:p>
+      <w:pPr>
+        <w:pStyle w:val="Heading3"/>
+      </w:pPr>
+      <w:r>
+        <w:t xml:space="preserve">Taxonomic extinction issue</w:t>
+      </w:r>
+    </w:p>
+    <w:p>
+      <w:pPr>
+        <w:pStyle w:val="FirstParagraph"/>
+      </w:pPr>
+      <w:r>
+        <w:t xml:space="preserve">Differences in the pace at which migrant and native lineages diversified have long been proposed to play a significant role in the asymmetry of the GABI. By reconstructing raw macroevolutionary dynamics from the fossil record, Marshall et al.</w:t>
+      </w:r>
+      <w:r>
+        <w:rPr>
+          <w:b/>
+          <w:bCs/>
+          <w:vertAlign w:val="superscript"/>
+        </w:rPr>
+        <w:t xml:space="preserve">marshall1992?</w:t>
+      </w:r>
+      <w:r>
+        <w:t xml:space="preserve"> </w:t>
+      </w:r>
+      <w:r>
+        <w:t xml:space="preserve">indeed highlighted that northern immigrant genera experienced notoriously higher origination and lower extinction rates than native lineages in South America. They also quantified . More recently, using a probabilitic framework accounting for preservation heterogeneities to infer fossil-based macroevolutionary trends, Carrillo</w:t>
+      </w:r>
+      <w:r>
+        <w:rPr>
+          <w:vertAlign w:val="superscript"/>
+        </w:rPr>
+        <w:t xml:space="preserve">14</w:t>
+      </w:r>
+      <w:r>
+        <w:t xml:space="preserve"> </w:t>
+      </w:r>
+      <w:r>
+        <w:t xml:space="preserve">showed that the asymmetry of the GABI was not due to differences in origination or dispersal rates, but rather in extinction rates, with native South American lineages experiencing more extinction in their home range than migrant lineages. Unfortunately, our simulation framework did not allow us to test for this, as extinction issue (ref?)</w:t>
+      </w:r>
+    </w:p>
+    <w:bookmarkEnd w:id="32"/>
+    <w:bookmarkStart w:id="33" w:name="alternative-interchange-pathways"/>
+    <w:p>
+      <w:pPr>
+        <w:pStyle w:val="Heading3"/>
+      </w:pPr>
+      <w:r>
+        <w:t xml:space="preserve">Alternative interchange pathways</w:t>
       </w:r>
     </w:p>
     <w:p>
@@ -3058,7 +3263,7 @@
         <w:rPr>
           <w:vertAlign w:val="superscript"/>
         </w:rPr>
-        <w:t xml:space="preserve">., 46,47</w:t>
+        <w:t xml:space="preserve">., 48,49</w:t>
       </w:r>
       <w:r>
         <w:t xml:space="preserve">. Although over-water dispersal has long been regarded as the prevailing mechanism</w:t>
@@ -3067,7 +3272,7 @@
         <w:rPr>
           <w:vertAlign w:val="superscript"/>
         </w:rPr>
-        <w:t xml:space="preserve">46</w:t>
+        <w:t xml:space="preserve">48</w:t>
       </w:r>
       <w:r>
         <w:t xml:space="preserve">, recent geological advances have providing evidence for (1) the emergence of land bridges connecting South America to Caribbean islands and (2) the formation of mega-islands – during Pleistocene glacial maximum episodes – several times since the Mio-Pliocene boundary</w:t>
@@ -3076,7 +3281,7 @@
         <w:rPr>
           <w:vertAlign w:val="superscript"/>
         </w:rPr>
-        <w:t xml:space="preserve">48</w:t>
+        <w:t xml:space="preserve">50</w:t>
       </w:r>
       <w:r>
         <w:t xml:space="preserve">. Hence, it would make sense to consider West Indies as an alternative dispersal pathway between the Americas. However, due to the idiosyncratic eco-evolutionary processes shaping insular systems</w:t>
@@ -3107,7 +3312,7 @@
         <w:rPr>
           <w:vertAlign w:val="superscript"/>
         </w:rPr>
-        <w:t xml:space="preserve">., 49</w:t>
+        <w:t xml:space="preserve">., 51</w:t>
       </w:r>
       <w:r>
         <w:t xml:space="preserve"> </w:t>
@@ -3158,15 +3363,64 @@
         <w:pStyle w:val="BodyText"/>
       </w:pPr>
       <w:r>
-        <w:t xml:space="preserve">Higher proportion of colonised area could come from the different size of the continents, North America being wider both in terms of absolute surface and number of pixels.</w:t>
-      </w:r>
-    </w:p>
-    <w:p>
-      <w:pPr>
-        <w:pStyle w:val="BodyText"/>
-      </w:pPr>
-      <w:r>
-        <w:t xml:space="preserve">Problem of taxonomic extinctions in Gen3sis!</w:t>
+        <w:t xml:space="preserve">Higher proportion of colonised area could come from the different size of the continents, North America being wider both in terms of absolute surface and number of pixels. The fact North America has a greater area than South America anyways (</w:t>
+      </w:r>
+      <m:oMath>
+        <m:r>
+          <m:t>24</m:t>
+        </m:r>
+      </m:oMath>
+      <w:r>
+        <w:t xml:space="preserve"> </w:t>
+      </w:r>
+      <w:r>
+        <w:t xml:space="preserve">vs. </w:t>
+      </w:r>
+      <m:oMath>
+        <m:r>
+          <m:t>18</m:t>
+        </m:r>
+        <m:r>
+          <m:rPr>
+            <m:sty m:val="p"/>
+          </m:rPr>
+          <m:t>×</m:t>
+        </m:r>
+        <m:sSup>
+          <m:e>
+            <m:r>
+              <m:t>10</m:t>
+            </m:r>
+          </m:e>
+          <m:sup>
+            <m:r>
+              <m:t>6</m:t>
+            </m:r>
+          </m:sup>
+        </m:sSup>
+      </m:oMath>
+      <w:r>
+        <w:t xml:space="preserve"> </w:t>
+      </w:r>
+      <w:r>
+        <w:t xml:space="preserve">km</w:t>
+      </w:r>
+      <m:oMath>
+        <m:sSup>
+          <m:e>
+            <m:r>
+              <m:t>​</m:t>
+            </m:r>
+          </m:e>
+          <m:sup>
+            <m:r>
+              <m:t>2</m:t>
+            </m:r>
+          </m:sup>
+        </m:sSup>
+      </m:oMath>
+      <w:r>
+        <w:t xml:space="preserve">).</w:t>
       </w:r>
     </w:p>
     <w:p>
@@ -3193,9 +3447,10 @@
         <w:t xml:space="preserve">3.5 Ma and (2) assumption of fixed palaeogeography.</w:t>
       </w:r>
     </w:p>
-    <w:bookmarkEnd w:id="32"/>
     <w:bookmarkEnd w:id="33"/>
-    <w:bookmarkStart w:id="34" w:name="acknowledgements"/>
+    <w:bookmarkEnd w:id="34"/>
+    <w:bookmarkEnd w:id="35"/>
+    <w:bookmarkStart w:id="36" w:name="acknowledgements"/>
     <w:p>
       <w:pPr>
         <w:pStyle w:val="Heading1"/>
@@ -3212,8 +3467,8 @@
         <w:t xml:space="preserve">We thank Céline Devaux for her useful comments and feedbacks on the present work.</w:t>
       </w:r>
     </w:p>
-    <w:bookmarkEnd w:id="34"/>
-    <w:bookmarkStart w:id="35" w:name="thrash"/>
+    <w:bookmarkEnd w:id="36"/>
+    <w:bookmarkStart w:id="37" w:name="thrash"/>
     <w:p>
       <w:pPr>
         <w:pStyle w:val="Heading1"/>
@@ -3233,7 +3488,7 @@
         <w:rPr>
           <w:vertAlign w:val="superscript"/>
         </w:rPr>
-        <w:t xml:space="preserve">51</w:t>
+        <w:t xml:space="preserve">53</w:t>
       </w:r>
       <w:r>
         <w:t xml:space="preserve">.</w:t>
@@ -3332,7 +3587,7 @@
         <w:rPr>
           <w:vertAlign w:val="superscript"/>
         </w:rPr>
-        <w:t xml:space="preserve">52</w:t>
+        <w:t xml:space="preserve">54</w:t>
       </w:r>
       <w:r>
         <w:t xml:space="preserve">, flying behaviour relaxing constraints applied to land mammals ?</w:t>
@@ -3343,8 +3598,8 @@
         <w:br w:type="page"/>
       </w:r>
     </w:p>
-    <w:bookmarkEnd w:id="35"/>
-    <w:bookmarkStart w:id="141" w:name="references"/>
+    <w:bookmarkEnd w:id="37"/>
+    <w:bookmarkStart w:id="146" w:name="references"/>
     <w:p>
       <w:pPr>
         <w:pStyle w:val="Heading1"/>
@@ -3353,8 +3608,8 @@
         <w:t xml:space="preserve">References</w:t>
       </w:r>
     </w:p>
-    <w:bookmarkStart w:id="140" w:name="refs"/>
-    <w:bookmarkStart w:id="37" w:name="ref-marshall1982"/>
+    <w:bookmarkStart w:id="145" w:name="refs"/>
+    <w:bookmarkStart w:id="39" w:name="ref-marshall1982"/>
     <w:p>
       <w:pPr>
         <w:pStyle w:val="Bibliography"/>
@@ -3374,7 +3629,7 @@
       <w:r>
         <w:t xml:space="preserve"> </w:t>
       </w:r>
-      <w:hyperlink r:id="rId36">
+      <w:hyperlink r:id="rId38">
         <w:r>
           <w:rPr>
             <w:rStyle w:val="Hyperlink"/>
@@ -3399,8 +3654,8 @@
         <w:t xml:space="preserve">, 1351–1357.</w:t>
       </w:r>
     </w:p>
-    <w:bookmarkEnd w:id="37"/>
-    <w:bookmarkStart w:id="39" w:name="ref-montes2015"/>
+    <w:bookmarkEnd w:id="39"/>
+    <w:bookmarkStart w:id="41" w:name="ref-montes2015"/>
     <w:p>
       <w:pPr>
         <w:pStyle w:val="Bibliography"/>
@@ -3433,7 +3688,7 @@
       <w:r>
         <w:t xml:space="preserve"> </w:t>
       </w:r>
-      <w:hyperlink r:id="rId38">
+      <w:hyperlink r:id="rId40">
         <w:r>
           <w:rPr>
             <w:rStyle w:val="Hyperlink"/>
@@ -3445,8 +3700,8 @@
         <w:t xml:space="preserve">.</w:t>
       </w:r>
     </w:p>
-    <w:bookmarkEnd w:id="39"/>
-    <w:bookmarkStart w:id="41" w:name="ref-jaramillo2018"/>
+    <w:bookmarkEnd w:id="41"/>
+    <w:bookmarkStart w:id="43" w:name="ref-jaramillo2018"/>
     <w:p>
       <w:pPr>
         <w:pStyle w:val="Bibliography"/>
@@ -3466,7 +3721,7 @@
       <w:r>
         <w:t xml:space="preserve"> </w:t>
       </w:r>
-      <w:hyperlink r:id="rId40">
+      <w:hyperlink r:id="rId42">
         <w:r>
           <w:rPr>
             <w:rStyle w:val="Hyperlink"/>
@@ -3478,8 +3733,8 @@
         <w:t xml:space="preserve">. In (John Wiley &amp; Sons).</w:t>
       </w:r>
     </w:p>
-    <w:bookmarkEnd w:id="41"/>
-    <w:bookmarkStart w:id="43" w:name="ref-odea2016"/>
+    <w:bookmarkEnd w:id="43"/>
+    <w:bookmarkStart w:id="45" w:name="ref-odea2016"/>
     <w:p>
       <w:pPr>
         <w:pStyle w:val="Bibliography"/>
@@ -3512,7 +3767,7 @@
       <w:r>
         <w:t xml:space="preserve"> </w:t>
       </w:r>
-      <w:hyperlink r:id="rId42">
+      <w:hyperlink r:id="rId44">
         <w:r>
           <w:rPr>
             <w:rStyle w:val="Hyperlink"/>
@@ -3524,8 +3779,8 @@
         <w:t xml:space="preserve">.</w:t>
       </w:r>
     </w:p>
-    <w:bookmarkEnd w:id="43"/>
-    <w:bookmarkStart w:id="45" w:name="ref-verzi2008"/>
+    <w:bookmarkEnd w:id="45"/>
+    <w:bookmarkStart w:id="47" w:name="ref-verzi2008"/>
     <w:p>
       <w:pPr>
         <w:pStyle w:val="Bibliography"/>
@@ -3558,7 +3813,7 @@
       <w:r>
         <w:t xml:space="preserve"> </w:t>
       </w:r>
-      <w:hyperlink r:id="rId44">
+      <w:hyperlink r:id="rId46">
         <w:r>
           <w:rPr>
             <w:rStyle w:val="Hyperlink"/>
@@ -3570,8 +3825,8 @@
         <w:t xml:space="preserve">.</w:t>
       </w:r>
     </w:p>
-    <w:bookmarkEnd w:id="45"/>
-    <w:bookmarkStart w:id="47" w:name="ref-tedford2004"/>
+    <w:bookmarkEnd w:id="47"/>
+    <w:bookmarkStart w:id="49" w:name="ref-tedford2004"/>
     <w:p>
       <w:pPr>
         <w:pStyle w:val="Bibliography"/>
@@ -3591,7 +3846,7 @@
       <w:r>
         <w:t xml:space="preserve"> </w:t>
       </w:r>
-      <w:hyperlink r:id="rId46">
+      <w:hyperlink r:id="rId48">
         <w:r>
           <w:rPr>
             <w:rStyle w:val="Hyperlink"/>
@@ -3603,8 +3858,8 @@
         <w:t xml:space="preserve">. In, M. O. Woodburne, ed. (Columbia University Press), pp. 169–231.</w:t>
       </w:r>
     </w:p>
-    <w:bookmarkEnd w:id="47"/>
-    <w:bookmarkStart w:id="49" w:name="ref-carrillo2015"/>
+    <w:bookmarkEnd w:id="49"/>
+    <w:bookmarkStart w:id="51" w:name="ref-carrillo2015"/>
     <w:p>
       <w:pPr>
         <w:pStyle w:val="Bibliography"/>
@@ -3637,7 +3892,7 @@
       <w:r>
         <w:t xml:space="preserve"> </w:t>
       </w:r>
-      <w:hyperlink r:id="rId48">
+      <w:hyperlink r:id="rId50">
         <w:r>
           <w:rPr>
             <w:rStyle w:val="Hyperlink"/>
@@ -3649,8 +3904,8 @@
         <w:t xml:space="preserve">.</w:t>
       </w:r>
     </w:p>
-    <w:bookmarkEnd w:id="49"/>
-    <w:bookmarkStart w:id="51" w:name="ref-woodburne2010"/>
+    <w:bookmarkEnd w:id="51"/>
+    <w:bookmarkStart w:id="53" w:name="ref-woodburne2010"/>
     <w:p>
       <w:pPr>
         <w:pStyle w:val="Bibliography"/>
@@ -3683,7 +3938,7 @@
       <w:r>
         <w:t xml:space="preserve"> </w:t>
       </w:r>
-      <w:hyperlink r:id="rId50">
+      <w:hyperlink r:id="rId52">
         <w:r>
           <w:rPr>
             <w:rStyle w:val="Hyperlink"/>
@@ -3695,8 +3950,8 @@
         <w:t xml:space="preserve">.</w:t>
       </w:r>
     </w:p>
-    <w:bookmarkEnd w:id="51"/>
-    <w:bookmarkStart w:id="53" w:name="ref-bacon2015"/>
+    <w:bookmarkEnd w:id="53"/>
+    <w:bookmarkStart w:id="55" w:name="ref-bacon2015"/>
     <w:p>
       <w:pPr>
         <w:pStyle w:val="Bibliography"/>
@@ -3729,7 +3984,7 @@
       <w:r>
         <w:t xml:space="preserve"> </w:t>
       </w:r>
-      <w:hyperlink r:id="rId52">
+      <w:hyperlink r:id="rId54">
         <w:r>
           <w:rPr>
             <w:rStyle w:val="Hyperlink"/>
@@ -3741,8 +3996,8 @@
         <w:t xml:space="preserve">.</w:t>
       </w:r>
     </w:p>
-    <w:bookmarkEnd w:id="53"/>
-    <w:bookmarkStart w:id="55" w:name="ref-bacon2016"/>
+    <w:bookmarkEnd w:id="55"/>
+    <w:bookmarkStart w:id="57" w:name="ref-bacon2016"/>
     <w:p>
       <w:pPr>
         <w:pStyle w:val="Bibliography"/>
@@ -3775,7 +4030,7 @@
       <w:r>
         <w:t xml:space="preserve"> </w:t>
       </w:r>
-      <w:hyperlink r:id="rId54">
+      <w:hyperlink r:id="rId56">
         <w:r>
           <w:rPr>
             <w:rStyle w:val="Hyperlink"/>
@@ -3787,8 +4042,8 @@
         <w:t xml:space="preserve">.</w:t>
       </w:r>
     </w:p>
-    <w:bookmarkEnd w:id="55"/>
-    <w:bookmarkStart w:id="57" w:name="ref-webb1976"/>
+    <w:bookmarkEnd w:id="57"/>
+    <w:bookmarkStart w:id="59" w:name="ref-webb1976"/>
     <w:p>
       <w:pPr>
         <w:pStyle w:val="Bibliography"/>
@@ -3808,7 +4063,7 @@
       <w:r>
         <w:t xml:space="preserve"> </w:t>
       </w:r>
-      <w:hyperlink r:id="rId56">
+      <w:hyperlink r:id="rId58">
         <w:r>
           <w:rPr>
             <w:rStyle w:val="Hyperlink"/>
@@ -3833,8 +4088,8 @@
         <w:t xml:space="preserve">, 220–234.</w:t>
       </w:r>
     </w:p>
-    <w:bookmarkEnd w:id="57"/>
-    <w:bookmarkStart w:id="59" w:name="ref-webb1991"/>
+    <w:bookmarkEnd w:id="59"/>
+    <w:bookmarkStart w:id="61" w:name="ref-webb1991"/>
     <w:p>
       <w:pPr>
         <w:pStyle w:val="Bibliography"/>
@@ -3867,7 +4122,7 @@
       <w:r>
         <w:t xml:space="preserve"> </w:t>
       </w:r>
-      <w:hyperlink r:id="rId58">
+      <w:hyperlink r:id="rId60">
         <w:r>
           <w:rPr>
             <w:rStyle w:val="Hyperlink"/>
@@ -3879,8 +4134,8 @@
         <w:t xml:space="preserve">.</w:t>
       </w:r>
     </w:p>
-    <w:bookmarkEnd w:id="59"/>
-    <w:bookmarkStart w:id="61" w:name="ref-cione2015"/>
+    <w:bookmarkEnd w:id="61"/>
+    <w:bookmarkStart w:id="63" w:name="ref-cione2015"/>
     <w:p>
       <w:pPr>
         <w:pStyle w:val="Bibliography"/>
@@ -3900,7 +4155,7 @@
       <w:r>
         <w:t xml:space="preserve"> </w:t>
       </w:r>
-      <w:hyperlink r:id="rId60">
+      <w:hyperlink r:id="rId62">
         <w:r>
           <w:rPr>
             <w:rStyle w:val="Hyperlink"/>
@@ -3915,8 +4170,8 @@
         <w:t xml:space="preserve">(Springer Netherlands).</w:t>
       </w:r>
     </w:p>
-    <w:bookmarkEnd w:id="61"/>
-    <w:bookmarkStart w:id="63" w:name="ref-carrillo2020"/>
+    <w:bookmarkEnd w:id="63"/>
+    <w:bookmarkStart w:id="65" w:name="ref-carrillo2020"/>
     <w:p>
       <w:pPr>
         <w:pStyle w:val="Bibliography"/>
@@ -3949,7 +4204,7 @@
       <w:r>
         <w:t xml:space="preserve"> </w:t>
       </w:r>
-      <w:hyperlink r:id="rId62">
+      <w:hyperlink r:id="rId64">
         <w:r>
           <w:rPr>
             <w:rStyle w:val="Hyperlink"/>
@@ -3961,8 +4216,8 @@
         <w:t xml:space="preserve">.</w:t>
       </w:r>
     </w:p>
-    <w:bookmarkEnd w:id="63"/>
-    <w:bookmarkStart w:id="65" w:name="ref-croft2020"/>
+    <w:bookmarkEnd w:id="65"/>
+    <w:bookmarkStart w:id="67" w:name="ref-croft2020"/>
     <w:p>
       <w:pPr>
         <w:pStyle w:val="Bibliography"/>
@@ -3995,7 +4250,7 @@
       <w:r>
         <w:t xml:space="preserve"> </w:t>
       </w:r>
-      <w:hyperlink r:id="rId64">
+      <w:hyperlink r:id="rId66">
         <w:r>
           <w:rPr>
             <w:rStyle w:val="Hyperlink"/>
@@ -4007,8 +4262,8 @@
         <w:t xml:space="preserve">.</w:t>
       </w:r>
     </w:p>
-    <w:bookmarkEnd w:id="65"/>
-    <w:bookmarkStart w:id="67" w:name="ref-boscaini2025"/>
+    <w:bookmarkEnd w:id="67"/>
+    <w:bookmarkStart w:id="69" w:name="ref-boscaini2025"/>
     <w:p>
       <w:pPr>
         <w:pStyle w:val="Bibliography"/>
@@ -4041,7 +4296,7 @@
       <w:r>
         <w:t xml:space="preserve"> </w:t>
       </w:r>
-      <w:hyperlink r:id="rId66">
+      <w:hyperlink r:id="rId68">
         <w:r>
           <w:rPr>
             <w:rStyle w:val="Hyperlink"/>
@@ -4053,8 +4308,8 @@
         <w:t xml:space="preserve">.</w:t>
       </w:r>
     </w:p>
-    <w:bookmarkEnd w:id="67"/>
-    <w:bookmarkStart w:id="68" w:name="ref-simpson1980"/>
+    <w:bookmarkEnd w:id="69"/>
+    <w:bookmarkStart w:id="70" w:name="ref-simpson1980"/>
     <w:p>
       <w:pPr>
         <w:pStyle w:val="Bibliography"/>
@@ -4072,8 +4327,8 @@
         <w:t xml:space="preserve">Simpson, G.G. (1980). Splendid isolation : The curious history of south american mammals Yale University Press, New Haven.</w:t>
       </w:r>
     </w:p>
-    <w:bookmarkEnd w:id="68"/>
-    <w:bookmarkStart w:id="70" w:name="ref-domingo2020"/>
+    <w:bookmarkEnd w:id="70"/>
+    <w:bookmarkStart w:id="72" w:name="ref-domingo2020"/>
     <w:p>
       <w:pPr>
         <w:pStyle w:val="Bibliography"/>
@@ -4106,7 +4361,7 @@
       <w:r>
         <w:t xml:space="preserve"> </w:t>
       </w:r>
-      <w:hyperlink r:id="rId69">
+      <w:hyperlink r:id="rId71">
         <w:r>
           <w:rPr>
             <w:rStyle w:val="Hyperlink"/>
@@ -4118,8 +4373,8 @@
         <w:t xml:space="preserve">.</w:t>
       </w:r>
     </w:p>
-    <w:bookmarkEnd w:id="70"/>
-    <w:bookmarkStart w:id="71" w:name="ref-marshall1990"/>
+    <w:bookmarkEnd w:id="72"/>
+    <w:bookmarkStart w:id="73" w:name="ref-marshall1990"/>
     <w:p>
       <w:pPr>
         <w:pStyle w:val="Bibliography"/>
@@ -4150,8 +4405,8 @@
         <w:t xml:space="preserve">, 169–210.</w:t>
       </w:r>
     </w:p>
-    <w:bookmarkEnd w:id="71"/>
-    <w:bookmarkStart w:id="73" w:name="ref-faurby2016"/>
+    <w:bookmarkEnd w:id="73"/>
+    <w:bookmarkStart w:id="75" w:name="ref-faurby2016"/>
     <w:p>
       <w:pPr>
         <w:pStyle w:val="Bibliography"/>
@@ -4184,7 +4439,7 @@
       <w:r>
         <w:t xml:space="preserve"> </w:t>
       </w:r>
-      <w:hyperlink r:id="rId72">
+      <w:hyperlink r:id="rId74">
         <w:r>
           <w:rPr>
             <w:rStyle w:val="Hyperlink"/>
@@ -4196,8 +4451,8 @@
         <w:t xml:space="preserve">.</w:t>
       </w:r>
     </w:p>
-    <w:bookmarkEnd w:id="73"/>
-    <w:bookmarkStart w:id="75" w:name="ref-fernández-monescillo2025"/>
+    <w:bookmarkEnd w:id="75"/>
+    <w:bookmarkStart w:id="77" w:name="ref-fernández-monescillo2025"/>
     <w:p>
       <w:pPr>
         <w:pStyle w:val="Bibliography"/>
@@ -4230,7 +4485,7 @@
       <w:r>
         <w:t xml:space="preserve"> </w:t>
       </w:r>
-      <w:hyperlink r:id="rId74">
+      <w:hyperlink r:id="rId76">
         <w:r>
           <w:rPr>
             <w:rStyle w:val="Hyperlink"/>
@@ -4242,8 +4497,8 @@
         <w:t xml:space="preserve">.</w:t>
       </w:r>
     </w:p>
-    <w:bookmarkEnd w:id="75"/>
-    <w:bookmarkStart w:id="77" w:name="ref-vrba1992"/>
+    <w:bookmarkEnd w:id="77"/>
+    <w:bookmarkStart w:id="79" w:name="ref-vrba1992"/>
     <w:p>
       <w:pPr>
         <w:pStyle w:val="Bibliography"/>
@@ -4276,7 +4531,7 @@
       <w:r>
         <w:t xml:space="preserve"> </w:t>
       </w:r>
-      <w:hyperlink r:id="rId76">
+      <w:hyperlink r:id="rId78">
         <w:r>
           <w:rPr>
             <w:rStyle w:val="Hyperlink"/>
@@ -4288,8 +4543,8 @@
         <w:t xml:space="preserve">.</w:t>
       </w:r>
     </w:p>
-    <w:bookmarkEnd w:id="77"/>
-    <w:bookmarkStart w:id="79" w:name="ref-prevosti2013"/>
+    <w:bookmarkEnd w:id="79"/>
+    <w:bookmarkStart w:id="81" w:name="ref-prevosti2013"/>
     <w:p>
       <w:pPr>
         <w:pStyle w:val="Bibliography"/>
@@ -4322,7 +4577,7 @@
       <w:r>
         <w:t xml:space="preserve"> </w:t>
       </w:r>
-      <w:hyperlink r:id="rId78">
+      <w:hyperlink r:id="rId80">
         <w:r>
           <w:rPr>
             <w:rStyle w:val="Hyperlink"/>
@@ -4334,8 +4589,8 @@
         <w:t xml:space="preserve">.</w:t>
       </w:r>
     </w:p>
-    <w:bookmarkEnd w:id="79"/>
-    <w:bookmarkStart w:id="81" w:name="ref-tarquini2022"/>
+    <w:bookmarkEnd w:id="81"/>
+    <w:bookmarkStart w:id="83" w:name="ref-tarquini2022"/>
     <w:p>
       <w:pPr>
         <w:pStyle w:val="Bibliography"/>
@@ -4368,7 +4623,7 @@
       <w:r>
         <w:t xml:space="preserve"> </w:t>
       </w:r>
-      <w:hyperlink r:id="rId80">
+      <w:hyperlink r:id="rId82">
         <w:r>
           <w:rPr>
             <w:rStyle w:val="Hyperlink"/>
@@ -4380,8 +4635,8 @@
         <w:t xml:space="preserve">.</w:t>
       </w:r>
     </w:p>
-    <w:bookmarkEnd w:id="81"/>
-    <w:bookmarkStart w:id="83" w:name="ref-marsà2025"/>
+    <w:bookmarkEnd w:id="83"/>
+    <w:bookmarkStart w:id="85" w:name="ref-marsà2025"/>
     <w:p>
       <w:pPr>
         <w:pStyle w:val="Bibliography"/>
@@ -4432,7 +4687,7 @@
       <w:r>
         <w:t xml:space="preserve"> </w:t>
       </w:r>
-      <w:hyperlink r:id="rId82">
+      <w:hyperlink r:id="rId84">
         <w:r>
           <w:rPr>
             <w:rStyle w:val="Hyperlink"/>
@@ -4444,8 +4699,8 @@
         <w:t xml:space="preserve">.</w:t>
       </w:r>
     </w:p>
-    <w:bookmarkEnd w:id="83"/>
-    <w:bookmarkStart w:id="85" w:name="ref-freitas-oliveira2024"/>
+    <w:bookmarkEnd w:id="85"/>
+    <w:bookmarkStart w:id="87" w:name="ref-freitas-oliveira2024"/>
     <w:p>
       <w:pPr>
         <w:pStyle w:val="Bibliography"/>
@@ -4478,7 +4733,7 @@
       <w:r>
         <w:t xml:space="preserve"> </w:t>
       </w:r>
-      <w:hyperlink r:id="rId84">
+      <w:hyperlink r:id="rId86">
         <w:r>
           <w:rPr>
             <w:rStyle w:val="Hyperlink"/>
@@ -4490,8 +4745,8 @@
         <w:t xml:space="preserve">.</w:t>
       </w:r>
     </w:p>
-    <w:bookmarkEnd w:id="85"/>
-    <w:bookmarkStart w:id="87" w:name="ref-pilowsky2022"/>
+    <w:bookmarkEnd w:id="87"/>
+    <w:bookmarkStart w:id="89" w:name="ref-pilowsky2022"/>
     <w:p>
       <w:pPr>
         <w:pStyle w:val="Bibliography"/>
@@ -4524,7 +4779,7 @@
       <w:r>
         <w:t xml:space="preserve"> </w:t>
       </w:r>
-      <w:hyperlink r:id="rId86">
+      <w:hyperlink r:id="rId88">
         <w:r>
           <w:rPr>
             <w:rStyle w:val="Hyperlink"/>
@@ -4536,8 +4791,8 @@
         <w:t xml:space="preserve">.</w:t>
       </w:r>
     </w:p>
-    <w:bookmarkEnd w:id="87"/>
-    <w:bookmarkStart w:id="89" w:name="ref-hagen2023"/>
+    <w:bookmarkEnd w:id="89"/>
+    <w:bookmarkStart w:id="91" w:name="ref-hagen2023"/>
     <w:p>
       <w:pPr>
         <w:pStyle w:val="Bibliography"/>
@@ -4570,7 +4825,7 @@
       <w:r>
         <w:t xml:space="preserve"> </w:t>
       </w:r>
-      <w:hyperlink r:id="rId88">
+      <w:hyperlink r:id="rId90">
         <w:r>
           <w:rPr>
             <w:rStyle w:val="Hyperlink"/>
@@ -4582,8 +4837,8 @@
         <w:t xml:space="preserve">.</w:t>
       </w:r>
     </w:p>
-    <w:bookmarkEnd w:id="89"/>
-    <w:bookmarkStart w:id="91" w:name="ref-hagen2021"/>
+    <w:bookmarkEnd w:id="91"/>
+    <w:bookmarkStart w:id="93" w:name="ref-hagen2021"/>
     <w:p>
       <w:pPr>
         <w:pStyle w:val="Bibliography"/>
@@ -4622,7 +4877,7 @@
       <w:r>
         <w:t xml:space="preserve"> </w:t>
       </w:r>
-      <w:hyperlink r:id="rId90">
+      <w:hyperlink r:id="rId92">
         <w:r>
           <w:rPr>
             <w:rStyle w:val="Hyperlink"/>
@@ -4634,8 +4889,8 @@
         <w:t xml:space="preserve">.</w:t>
       </w:r>
     </w:p>
-    <w:bookmarkEnd w:id="91"/>
-    <w:bookmarkStart w:id="93" w:name="ref-lorcery2025"/>
+    <w:bookmarkEnd w:id="93"/>
+    <w:bookmarkStart w:id="95" w:name="ref-lorcery2025"/>
     <w:p>
       <w:pPr>
         <w:pStyle w:val="Bibliography"/>
@@ -4668,7 +4923,7 @@
       <w:r>
         <w:t xml:space="preserve"> </w:t>
       </w:r>
-      <w:hyperlink r:id="rId92">
+      <w:hyperlink r:id="rId94">
         <w:r>
           <w:rPr>
             <w:rStyle w:val="Hyperlink"/>
@@ -4680,8 +4935,8 @@
         <w:t xml:space="preserve">.</w:t>
       </w:r>
     </w:p>
-    <w:bookmarkEnd w:id="93"/>
-    <w:bookmarkStart w:id="95" w:name="ref-hagen2021b"/>
+    <w:bookmarkEnd w:id="95"/>
+    <w:bookmarkStart w:id="97" w:name="ref-hagen2021b"/>
     <w:p>
       <w:pPr>
         <w:pStyle w:val="Bibliography"/>
@@ -4714,7 +4969,7 @@
       <w:r>
         <w:t xml:space="preserve"> </w:t>
       </w:r>
-      <w:hyperlink r:id="rId94">
+      <w:hyperlink r:id="rId96">
         <w:r>
           <w:rPr>
             <w:rStyle w:val="Hyperlink"/>
@@ -4726,8 +4981,8 @@
         <w:t xml:space="preserve">.</w:t>
       </w:r>
     </w:p>
-    <w:bookmarkEnd w:id="95"/>
-    <w:bookmarkStart w:id="97" w:name="ref-skeels2023b"/>
+    <w:bookmarkEnd w:id="97"/>
+    <w:bookmarkStart w:id="99" w:name="ref-skeels2023b"/>
     <w:p>
       <w:pPr>
         <w:pStyle w:val="Bibliography"/>
@@ -4760,7 +5015,7 @@
       <w:r>
         <w:t xml:space="preserve"> </w:t>
       </w:r>
-      <w:hyperlink r:id="rId96">
+      <w:hyperlink r:id="rId98">
         <w:r>
           <w:rPr>
             <w:rStyle w:val="Hyperlink"/>
@@ -4772,8 +5027,8 @@
         <w:t xml:space="preserve">.</w:t>
       </w:r>
     </w:p>
-    <w:bookmarkEnd w:id="97"/>
-    <w:bookmarkStart w:id="99" w:name="ref-boschman2023"/>
+    <w:bookmarkEnd w:id="99"/>
+    <w:bookmarkStart w:id="101" w:name="ref-boschman2023"/>
     <w:p>
       <w:pPr>
         <w:pStyle w:val="Bibliography"/>
@@ -4806,7 +5061,7 @@
       <w:r>
         <w:t xml:space="preserve"> </w:t>
       </w:r>
-      <w:hyperlink r:id="rId98">
+      <w:hyperlink r:id="rId100">
         <w:r>
           <w:rPr>
             <w:rStyle w:val="Hyperlink"/>
@@ -4818,8 +5073,8 @@
         <w:t xml:space="preserve">.</w:t>
       </w:r>
     </w:p>
-    <w:bookmarkEnd w:id="99"/>
-    <w:bookmarkStart w:id="101" w:name="ref-skeels2023"/>
+    <w:bookmarkEnd w:id="101"/>
+    <w:bookmarkStart w:id="103" w:name="ref-skeels2023"/>
     <w:p>
       <w:pPr>
         <w:pStyle w:val="Bibliography"/>
@@ -4852,7 +5107,7 @@
       <w:r>
         <w:t xml:space="preserve"> </w:t>
       </w:r>
-      <w:hyperlink r:id="rId100">
+      <w:hyperlink r:id="rId102">
         <w:r>
           <w:rPr>
             <w:rStyle w:val="Hyperlink"/>
@@ -4864,8 +5119,8 @@
         <w:t xml:space="preserve">.</w:t>
       </w:r>
     </w:p>
-    <w:bookmarkEnd w:id="101"/>
-    <w:bookmarkStart w:id="103" w:name="ref-liu2024"/>
+    <w:bookmarkEnd w:id="103"/>
+    <w:bookmarkStart w:id="105" w:name="ref-liu2024"/>
     <w:p>
       <w:pPr>
         <w:pStyle w:val="Bibliography"/>
@@ -4898,7 +5153,7 @@
       <w:r>
         <w:t xml:space="preserve"> </w:t>
       </w:r>
-      <w:hyperlink r:id="rId102">
+      <w:hyperlink r:id="rId104">
         <w:r>
           <w:rPr>
             <w:rStyle w:val="Hyperlink"/>
@@ -4910,8 +5165,8 @@
         <w:t xml:space="preserve">.</w:t>
       </w:r>
     </w:p>
-    <w:bookmarkEnd w:id="103"/>
-    <w:bookmarkStart w:id="105" w:name="ref-holden2019"/>
+    <w:bookmarkEnd w:id="105"/>
+    <w:bookmarkStart w:id="107" w:name="ref-holden2019"/>
     <w:p>
       <w:pPr>
         <w:pStyle w:val="Bibliography"/>
@@ -4944,7 +5199,7 @@
       <w:r>
         <w:t xml:space="preserve">, 5137–5155. https://doi.org/</w:t>
       </w:r>
-      <w:hyperlink r:id="rId104">
+      <w:hyperlink r:id="rId106">
         <w:r>
           <w:rPr>
             <w:rStyle w:val="Hyperlink"/>
@@ -4956,8 +5211,8 @@
         <w:t xml:space="preserve">.</w:t>
       </w:r>
     </w:p>
-    <w:bookmarkEnd w:id="105"/>
-    <w:bookmarkStart w:id="107" w:name="ref-barreto2023"/>
+    <w:bookmarkEnd w:id="107"/>
+    <w:bookmarkStart w:id="109" w:name="ref-barreto2023"/>
     <w:p>
       <w:pPr>
         <w:pStyle w:val="Bibliography"/>
@@ -4990,7 +5245,7 @@
       <w:r>
         <w:t xml:space="preserve"> </w:t>
       </w:r>
-      <w:hyperlink r:id="rId106">
+      <w:hyperlink r:id="rId108">
         <w:r>
           <w:rPr>
             <w:rStyle w:val="Hyperlink"/>
@@ -5002,8 +5257,8 @@
         <w:t xml:space="preserve">.</w:t>
       </w:r>
     </w:p>
-    <w:bookmarkEnd w:id="107"/>
-    <w:bookmarkStart w:id="109" w:name="ref-beck2018"/>
+    <w:bookmarkEnd w:id="109"/>
+    <w:bookmarkStart w:id="111" w:name="ref-beck2018"/>
     <w:p>
       <w:pPr>
         <w:pStyle w:val="Bibliography"/>
@@ -5036,7 +5291,7 @@
       <w:r>
         <w:t xml:space="preserve"> </w:t>
       </w:r>
-      <w:hyperlink r:id="rId108">
+      <w:hyperlink r:id="rId110">
         <w:r>
           <w:rPr>
             <w:rStyle w:val="Hyperlink"/>
@@ -5048,8 +5303,8 @@
         <w:t xml:space="preserve">.</w:t>
       </w:r>
     </w:p>
-    <w:bookmarkEnd w:id="109"/>
-    <w:bookmarkStart w:id="111" w:name="ref-galván2023"/>
+    <w:bookmarkEnd w:id="111"/>
+    <w:bookmarkStart w:id="113" w:name="ref-galván2023"/>
     <w:p>
       <w:pPr>
         <w:pStyle w:val="Bibliography"/>
@@ -5069,7 +5324,7 @@
       <w:r>
         <w:t xml:space="preserve"> </w:t>
       </w:r>
-      <w:hyperlink r:id="rId110">
+      <w:hyperlink r:id="rId112">
         <w:r>
           <w:rPr>
             <w:rStyle w:val="Hyperlink"/>
@@ -5078,8 +5333,8 @@
         </w:r>
       </w:hyperlink>
     </w:p>
-    <w:bookmarkEnd w:id="111"/>
-    <w:bookmarkStart w:id="113" w:name="ref-raven2020"/>
+    <w:bookmarkEnd w:id="113"/>
+    <w:bookmarkStart w:id="114" w:name="ref-macarthur1967"/>
     <w:p>
       <w:pPr>
         <w:pStyle w:val="Bibliography"/>
@@ -5094,7 +5349,26 @@
         <w:t xml:space="preserve">	</w:t>
       </w:r>
       <w:r>
-        <w:t xml:space="preserve">Raven, P.H., Gereau, R.E., Phillipson, P.B., Chatelain, C., Jenkins, C.N., and Ulloa Ulloa, C. (2020). The distribution of biodiversity richness in the tropics. Science Advances</w:t>
+        <w:t xml:space="preserve">MacArthur, R.H., and Wilson, E.O. (1967). The theory of island biogeography Princeton University Press.</w:t>
+      </w:r>
+    </w:p>
+    <w:bookmarkEnd w:id="114"/>
+    <w:bookmarkStart w:id="116" w:name="ref-willig2003"/>
+    <w:p>
+      <w:pPr>
+        <w:pStyle w:val="Bibliography"/>
+      </w:pPr>
+      <w:r>
+        <w:t xml:space="preserve">41.</w:t>
+      </w:r>
+      <w:r>
+        <w:t xml:space="preserve"> </w:t>
+      </w:r>
+      <w:r>
+        <w:t xml:space="preserve">	</w:t>
+      </w:r>
+      <w:r>
+        <w:t xml:space="preserve">Willig, M.R., Kaufman, D.M., and Stevens, R.D. (2003). Latitudinal gradients of biodiversity: Pattern, process, scale, and synthesis. Annual Review of Ecology, Evolution, and Systematics</w:t>
       </w:r>
       <w:r>
         <w:t xml:space="preserve"> </w:t>
@@ -5104,6 +5378,52 @@
           <w:i/>
           <w:iCs/>
         </w:rPr>
+        <w:t xml:space="preserve">34</w:t>
+      </w:r>
+      <w:r>
+        <w:t xml:space="preserve">, 273–309.</w:t>
+      </w:r>
+      <w:r>
+        <w:t xml:space="preserve"> </w:t>
+      </w:r>
+      <w:hyperlink r:id="rId115">
+        <w:r>
+          <w:rPr>
+            <w:rStyle w:val="Hyperlink"/>
+          </w:rPr>
+          <w:t xml:space="preserve">https://doi.org/10.1146/annurev.ecolsys.34.012103.144032</w:t>
+        </w:r>
+      </w:hyperlink>
+      <w:r>
+        <w:t xml:space="preserve">.</w:t>
+      </w:r>
+    </w:p>
+    <w:bookmarkEnd w:id="116"/>
+    <w:bookmarkStart w:id="118" w:name="ref-raven2020"/>
+    <w:p>
+      <w:pPr>
+        <w:pStyle w:val="Bibliography"/>
+      </w:pPr>
+      <w:r>
+        <w:t xml:space="preserve">42.</w:t>
+      </w:r>
+      <w:r>
+        <w:t xml:space="preserve"> </w:t>
+      </w:r>
+      <w:r>
+        <w:t xml:space="preserve">	</w:t>
+      </w:r>
+      <w:r>
+        <w:t xml:space="preserve">Raven, P.H., Gereau, R.E., Phillipson, P.B., Chatelain, C., Jenkins, C.N., and Ulloa Ulloa, C. (2020). The distribution of biodiversity richness in the tropics. Science Advances</w:t>
+      </w:r>
+      <w:r>
+        <w:t xml:space="preserve"> </w:t>
+      </w:r>
+      <w:r>
+        <w:rPr>
+          <w:i/>
+          <w:iCs/>
+        </w:rPr>
         <w:t xml:space="preserve">6</w:t>
       </w:r>
       <w:r>
@@ -5112,7 +5432,7 @@
       <w:r>
         <w:t xml:space="preserve"> </w:t>
       </w:r>
-      <w:hyperlink r:id="rId112">
+      <w:hyperlink r:id="rId117">
         <w:r>
           <w:rPr>
             <w:rStyle w:val="Hyperlink"/>
@@ -5124,14 +5444,14 @@
         <w:t xml:space="preserve">.</w:t>
       </w:r>
     </w:p>
-    <w:bookmarkEnd w:id="113"/>
-    <w:bookmarkStart w:id="115" w:name="ref-haffer1969"/>
+    <w:bookmarkEnd w:id="118"/>
+    <w:bookmarkStart w:id="120" w:name="ref-haffer1969"/>
     <w:p>
       <w:pPr>
         <w:pStyle w:val="Bibliography"/>
       </w:pPr>
       <w:r>
-        <w:t xml:space="preserve">41.</w:t>
+        <w:t xml:space="preserve">43.</w:t>
       </w:r>
       <w:r>
         <w:t xml:space="preserve"> </w:t>
@@ -5158,7 +5478,7 @@
       <w:r>
         <w:t xml:space="preserve"> </w:t>
       </w:r>
-      <w:hyperlink r:id="rId114">
+      <w:hyperlink r:id="rId119">
         <w:r>
           <w:rPr>
             <w:rStyle w:val="Hyperlink"/>
@@ -5170,14 +5490,14 @@
         <w:t xml:space="preserve">.</w:t>
       </w:r>
     </w:p>
-    <w:bookmarkEnd w:id="115"/>
-    <w:bookmarkStart w:id="117" w:name="ref-cruz2025"/>
+    <w:bookmarkEnd w:id="120"/>
+    <w:bookmarkStart w:id="122" w:name="ref-cruz2025"/>
     <w:p>
       <w:pPr>
         <w:pStyle w:val="Bibliography"/>
       </w:pPr>
       <w:r>
-        <w:t xml:space="preserve">42.</w:t>
+        <w:t xml:space="preserve">44.</w:t>
       </w:r>
       <w:r>
         <w:t xml:space="preserve"> </w:t>
@@ -5201,7 +5521,7 @@
       <w:r>
         <w:t xml:space="preserve">, e24051. https://doi.org/</w:t>
       </w:r>
-      <w:hyperlink r:id="rId116">
+      <w:hyperlink r:id="rId121">
         <w:r>
           <w:rPr>
             <w:rStyle w:val="Hyperlink"/>
@@ -5213,14 +5533,14 @@
         <w:t xml:space="preserve">.</w:t>
       </w:r>
     </w:p>
-    <w:bookmarkEnd w:id="117"/>
-    <w:bookmarkStart w:id="119" w:name="ref-pino2022"/>
+    <w:bookmarkEnd w:id="122"/>
+    <w:bookmarkStart w:id="124" w:name="ref-pino2022"/>
     <w:p>
       <w:pPr>
         <w:pStyle w:val="Bibliography"/>
       </w:pPr>
       <w:r>
-        <w:t xml:space="preserve">43.</w:t>
+        <w:t xml:space="preserve">45.</w:t>
       </w:r>
       <w:r>
         <w:t xml:space="preserve"> </w:t>
@@ -5247,7 +5567,7 @@
       <w:r>
         <w:t xml:space="preserve"> </w:t>
       </w:r>
-      <w:hyperlink r:id="rId118">
+      <w:hyperlink r:id="rId123">
         <w:r>
           <w:rPr>
             <w:rStyle w:val="Hyperlink"/>
@@ -5259,14 +5579,14 @@
         <w:t xml:space="preserve">.</w:t>
       </w:r>
     </w:p>
-    <w:bookmarkEnd w:id="119"/>
-    <w:bookmarkStart w:id="121" w:name="ref-antonelli2018"/>
+    <w:bookmarkEnd w:id="124"/>
+    <w:bookmarkStart w:id="126" w:name="ref-antonelli2018"/>
     <w:p>
       <w:pPr>
         <w:pStyle w:val="Bibliography"/>
       </w:pPr>
       <w:r>
-        <w:t xml:space="preserve">44.</w:t>
+        <w:t xml:space="preserve">46.</w:t>
       </w:r>
       <w:r>
         <w:t xml:space="preserve"> </w:t>
@@ -5293,7 +5613,7 @@
       <w:r>
         <w:t xml:space="preserve"> </w:t>
       </w:r>
-      <w:hyperlink r:id="rId120">
+      <w:hyperlink r:id="rId125">
         <w:r>
           <w:rPr>
             <w:rStyle w:val="Hyperlink"/>
@@ -5305,14 +5625,14 @@
         <w:t xml:space="preserve">.</w:t>
       </w:r>
     </w:p>
-    <w:bookmarkEnd w:id="121"/>
-    <w:bookmarkStart w:id="123" w:name="ref-motta2025"/>
+    <w:bookmarkEnd w:id="126"/>
+    <w:bookmarkStart w:id="128" w:name="ref-motta2025"/>
     <w:p>
       <w:pPr>
         <w:pStyle w:val="Bibliography"/>
       </w:pPr>
       <w:r>
-        <w:t xml:space="preserve">45.</w:t>
+        <w:t xml:space="preserve">47.</w:t>
       </w:r>
       <w:r>
         <w:t xml:space="preserve"> </w:t>
@@ -5339,7 +5659,7 @@
       <w:r>
         <w:t xml:space="preserve"> </w:t>
       </w:r>
-      <w:hyperlink r:id="rId122">
+      <w:hyperlink r:id="rId127">
         <w:r>
           <w:rPr>
             <w:rStyle w:val="Hyperlink"/>
@@ -5351,14 +5671,14 @@
         <w:t xml:space="preserve">.</w:t>
       </w:r>
     </w:p>
-    <w:bookmarkEnd w:id="123"/>
-    <w:bookmarkStart w:id="125" w:name="ref-morgan1993"/>
+    <w:bookmarkEnd w:id="128"/>
+    <w:bookmarkStart w:id="130" w:name="ref-morgan1993"/>
     <w:p>
       <w:pPr>
         <w:pStyle w:val="Bibliography"/>
       </w:pPr>
       <w:r>
-        <w:t xml:space="preserve">46.</w:t>
+        <w:t xml:space="preserve">48.</w:t>
       </w:r>
       <w:r>
         <w:t xml:space="preserve"> </w:t>
@@ -5372,7 +5692,7 @@
       <w:r>
         <w:t xml:space="preserve"> </w:t>
       </w:r>
-      <w:hyperlink r:id="rId124">
+      <w:hyperlink r:id="rId129">
         <w:r>
           <w:rPr>
             <w:rStyle w:val="Hyperlink"/>
@@ -5384,14 +5704,14 @@
         <w:t xml:space="preserve">.</w:t>
       </w:r>
     </w:p>
-    <w:bookmarkEnd w:id="125"/>
-    <w:bookmarkStart w:id="127" w:name="ref-ali2021b"/>
+    <w:bookmarkEnd w:id="130"/>
+    <w:bookmarkStart w:id="132" w:name="ref-ali2021b"/>
     <w:p>
       <w:pPr>
         <w:pStyle w:val="Bibliography"/>
       </w:pPr>
       <w:r>
-        <w:t xml:space="preserve">47.</w:t>
+        <w:t xml:space="preserve">49.</w:t>
       </w:r>
       <w:r>
         <w:t xml:space="preserve"> </w:t>
@@ -5430,7 +5750,7 @@
       <w:r>
         <w:t xml:space="preserve"> </w:t>
       </w:r>
-      <w:hyperlink r:id="rId126">
+      <w:hyperlink r:id="rId131">
         <w:r>
           <w:rPr>
             <w:rStyle w:val="Hyperlink"/>
@@ -5442,14 +5762,14 @@
         <w:t xml:space="preserve">.</w:t>
       </w:r>
     </w:p>
-    <w:bookmarkEnd w:id="127"/>
-    <w:bookmarkStart w:id="129" w:name="ref-cornée2021"/>
+    <w:bookmarkEnd w:id="132"/>
+    <w:bookmarkStart w:id="134" w:name="ref-cornée2021"/>
     <w:p>
       <w:pPr>
         <w:pStyle w:val="Bibliography"/>
       </w:pPr>
       <w:r>
-        <w:t xml:space="preserve">48.</w:t>
+        <w:t xml:space="preserve">50.</w:t>
       </w:r>
       <w:r>
         <w:t xml:space="preserve"> </w:t>
@@ -5476,7 +5796,7 @@
       <w:r>
         <w:t xml:space="preserve"> </w:t>
       </w:r>
-      <w:hyperlink r:id="rId128">
+      <w:hyperlink r:id="rId133">
         <w:r>
           <w:rPr>
             <w:rStyle w:val="Hyperlink"/>
@@ -5488,14 +5808,14 @@
         <w:t xml:space="preserve">.</w:t>
       </w:r>
     </w:p>
-    <w:bookmarkEnd w:id="129"/>
-    <w:bookmarkStart w:id="131" w:name="ref-warren2015"/>
+    <w:bookmarkEnd w:id="134"/>
+    <w:bookmarkStart w:id="136" w:name="ref-warren2015"/>
     <w:p>
       <w:pPr>
         <w:pStyle w:val="Bibliography"/>
       </w:pPr>
       <w:r>
-        <w:t xml:space="preserve">49.</w:t>
+        <w:t xml:space="preserve">51.</w:t>
       </w:r>
       <w:r>
         <w:t xml:space="preserve"> </w:t>
@@ -5522,7 +5842,7 @@
       <w:r>
         <w:t xml:space="preserve"> </w:t>
       </w:r>
-      <w:hyperlink r:id="rId130">
+      <w:hyperlink r:id="rId135">
         <w:r>
           <w:rPr>
             <w:rStyle w:val="Hyperlink"/>
@@ -5534,14 +5854,14 @@
         <w:t xml:space="preserve">.</w:t>
       </w:r>
     </w:p>
-    <w:bookmarkEnd w:id="131"/>
-    <w:bookmarkStart w:id="133" w:name="ref-couvreur2011"/>
+    <w:bookmarkEnd w:id="136"/>
+    <w:bookmarkStart w:id="138" w:name="ref-couvreur2011"/>
     <w:p>
       <w:pPr>
         <w:pStyle w:val="Bibliography"/>
       </w:pPr>
       <w:r>
-        <w:t xml:space="preserve">50.</w:t>
+        <w:t xml:space="preserve">52.</w:t>
       </w:r>
       <w:r>
         <w:t xml:space="preserve"> </w:t>
@@ -5568,7 +5888,7 @@
       <w:r>
         <w:t xml:space="preserve"> </w:t>
       </w:r>
-      <w:hyperlink r:id="rId132">
+      <w:hyperlink r:id="rId137">
         <w:r>
           <w:rPr>
             <w:rStyle w:val="Hyperlink"/>
@@ -5580,14 +5900,14 @@
         <w:t xml:space="preserve">.</w:t>
       </w:r>
     </w:p>
-    <w:bookmarkEnd w:id="133"/>
-    <w:bookmarkStart w:id="135" w:name="ref-upchurch2024"/>
+    <w:bookmarkEnd w:id="138"/>
+    <w:bookmarkStart w:id="140" w:name="ref-upchurch2024"/>
     <w:p>
       <w:pPr>
         <w:pStyle w:val="Bibliography"/>
       </w:pPr>
       <w:r>
-        <w:t xml:space="preserve">51.</w:t>
+        <w:t xml:space="preserve">53.</w:t>
       </w:r>
       <w:r>
         <w:t xml:space="preserve"> </w:t>
@@ -5614,7 +5934,7 @@
       <w:r>
         <w:t xml:space="preserve"> </w:t>
       </w:r>
-      <w:hyperlink r:id="rId134">
+      <w:hyperlink r:id="rId139">
         <w:r>
           <w:rPr>
             <w:rStyle w:val="Hyperlink"/>
@@ -5626,14 +5946,14 @@
         <w:t xml:space="preserve">.</w:t>
       </w:r>
     </w:p>
-    <w:bookmarkEnd w:id="135"/>
-    <w:bookmarkStart w:id="137" w:name="ref-weir2009"/>
+    <w:bookmarkEnd w:id="140"/>
+    <w:bookmarkStart w:id="142" w:name="ref-weir2009"/>
     <w:p>
       <w:pPr>
         <w:pStyle w:val="Bibliography"/>
       </w:pPr>
       <w:r>
-        <w:t xml:space="preserve">52.</w:t>
+        <w:t xml:space="preserve">54.</w:t>
       </w:r>
       <w:r>
         <w:t xml:space="preserve"> </w:t>
@@ -5660,7 +5980,7 @@
       <w:r>
         <w:t xml:space="preserve"> </w:t>
       </w:r>
-      <w:hyperlink r:id="rId136">
+      <w:hyperlink r:id="rId141">
         <w:r>
           <w:rPr>
             <w:rStyle w:val="Hyperlink"/>
@@ -5672,14 +5992,14 @@
         <w:t xml:space="preserve">.</w:t>
       </w:r>
     </w:p>
-    <w:bookmarkEnd w:id="137"/>
-    <w:bookmarkStart w:id="139" w:name="ref-gearty2023"/>
+    <w:bookmarkEnd w:id="142"/>
+    <w:bookmarkStart w:id="144" w:name="ref-gearty2023"/>
     <w:p>
       <w:pPr>
         <w:pStyle w:val="Bibliography"/>
       </w:pPr>
       <w:r>
-        <w:t xml:space="preserve">53.</w:t>
+        <w:t xml:space="preserve">55.</w:t>
       </w:r>
       <w:r>
         <w:t xml:space="preserve"> </w:t>
@@ -5693,7 +6013,7 @@
       <w:r>
         <w:t xml:space="preserve"> </w:t>
       </w:r>
-      <w:hyperlink r:id="rId138">
+      <w:hyperlink r:id="rId143">
         <w:r>
           <w:rPr>
             <w:rStyle w:val="Hyperlink"/>
@@ -5702,10 +6022,10 @@
         </w:r>
       </w:hyperlink>
     </w:p>
-    <w:bookmarkEnd w:id="139"/>
-    <w:bookmarkEnd w:id="140"/>
-    <w:bookmarkEnd w:id="141"/>
-    <w:bookmarkStart w:id="158" w:name="figures"/>
+    <w:bookmarkEnd w:id="144"/>
+    <w:bookmarkEnd w:id="145"/>
+    <w:bookmarkEnd w:id="146"/>
+    <w:bookmarkStart w:id="163" w:name="figures"/>
     <w:p>
       <w:pPr>
         <w:pStyle w:val="Heading1"/>
@@ -5727,7 +6047,7 @@
       <w:tr>
         <w:tc>
           <w:tcPr/>
-          <w:bookmarkStart w:id="145" w:name="fig-framework"/>
+          <w:bookmarkStart w:id="150" w:name="fig-framework"/>
           <w:p>
             <w:pPr>
               <w:pStyle w:val="Compact"/>
@@ -5738,18 +6058,18 @@
                 <wp:inline>
                   <wp:extent cx="3959999" cy="3959999"/>
                   <wp:effectExtent b="0" l="0" r="0" t="0"/>
-                  <wp:docPr descr="" title="" id="143" name="Picture"/>
+                  <wp:docPr descr="" title="" id="148" name="Picture"/>
                   <a:graphic>
                     <a:graphicData uri="http://schemas.openxmlformats.org/drawingml/2006/picture">
                       <pic:pic>
                         <pic:nvPicPr>
-                          <pic:cNvPr descr="../Figures/MS/Main/Figure_framework/Figure_framework.png" id="144" name="Picture"/>
+                          <pic:cNvPr descr="../Figures/MS/Main/Figure_framework/Figure_framework.png" id="149" name="Picture"/>
                           <pic:cNvPicPr>
                             <a:picLocks noChangeArrowheads="1" noChangeAspect="1"/>
                           </pic:cNvPicPr>
                         </pic:nvPicPr>
                         <pic:blipFill>
-                          <a:blip r:embed="rId142"/>
+                          <a:blip r:embed="rId147"/>
                           <a:stretch>
                             <a:fillRect/>
                           </a:stretch>
@@ -5813,13 +6133,13 @@
               <w:rPr>
                 <w:vertAlign w:val="superscript"/>
               </w:rPr>
-              <w:t xml:space="preserve">53</w:t>
+              <w:t xml:space="preserve">55</w:t>
             </w:r>
             <w:r>
               <w:t xml:space="preserve">. The empirically-derived asymmetry of the transcontinental land mammal exchange is represented by the thickness of the two arrows, the thicker the arrow, the more intense the exchange.</w:t>
             </w:r>
           </w:p>
-          <w:bookmarkEnd w:id="145"/>
+          <w:bookmarkEnd w:id="150"/>
         </w:tc>
       </w:tr>
     </w:tbl>
@@ -5836,7 +6156,7 @@
       <w:tr>
         <w:tc>
           <w:tcPr/>
-          <w:bookmarkStart w:id="149" w:name="fig-propsuccess"/>
+          <w:bookmarkStart w:id="154" w:name="fig-propsuccess"/>
           <w:p>
             <w:pPr>
               <w:pStyle w:val="Compact"/>
@@ -5847,18 +6167,18 @@
                 <wp:inline>
                   <wp:extent cx="3599999" cy="3779999"/>
                   <wp:effectExtent b="0" l="0" r="0" t="0"/>
-                  <wp:docPr descr="" title="" id="147" name="Picture"/>
+                  <wp:docPr descr="" title="" id="152" name="Picture"/>
                   <a:graphic>
                     <a:graphicData uri="http://schemas.openxmlformats.org/drawingml/2006/picture">
                       <pic:pic>
                         <pic:nvPicPr>
-                          <pic:cNvPr descr="../Figures/MS/Main/Figure_PropSuccess/Figure_PropSuccess.png" id="148" name="Picture"/>
+                          <pic:cNvPr descr="../Figures/MS/Main/Figure_PropSuccess/Figure_PropSuccess.png" id="153" name="Picture"/>
                           <pic:cNvPicPr>
                             <a:picLocks noChangeArrowheads="1" noChangeAspect="1"/>
                           </pic:cNvPicPr>
                         </pic:nvPicPr>
                         <pic:blipFill>
-                          <a:blip r:embed="rId146"/>
+                          <a:blip r:embed="rId151"/>
                           <a:stretch>
                             <a:fillRect/>
                           </a:stretch>
@@ -5959,7 +6279,7 @@
               <w:t xml:space="preserve">). Each individual plot shows the outcome of simulations starting in North (red) and South (cyan) America. Dots represent mean proportion estimates and error bars show their associated Binomial-derived 95% confidence interval.</w:t>
             </w:r>
           </w:p>
-          <w:bookmarkEnd w:id="149"/>
+          <w:bookmarkEnd w:id="154"/>
         </w:tc>
       </w:tr>
     </w:tbl>
@@ -5976,7 +6296,7 @@
       <w:tr>
         <w:tc>
           <w:tcPr/>
-          <w:bookmarkStart w:id="153" w:name="fig-metrics"/>
+          <w:bookmarkStart w:id="158" w:name="fig-metrics"/>
           <w:p>
             <w:pPr>
               <w:pStyle w:val="Compact"/>
@@ -5987,18 +6307,18 @@
                 <wp:inline>
                   <wp:extent cx="5039999" cy="4319999"/>
                   <wp:effectExtent b="0" l="0" r="0" t="0"/>
-                  <wp:docPr descr="" title="" id="151" name="Picture"/>
+                  <wp:docPr descr="" title="" id="156" name="Picture"/>
                   <a:graphic>
                     <a:graphicData uri="http://schemas.openxmlformats.org/drawingml/2006/picture">
                       <pic:pic>
                         <pic:nvPicPr>
-                          <pic:cNvPr descr="../Figures/MS/Main/Figure_metrics/Figure_metrics.png" id="152" name="Picture"/>
+                          <pic:cNvPr descr="../Figures/MS/Main/Figure_metrics/Figure_metrics.png" id="157" name="Picture"/>
                           <pic:cNvPicPr>
                             <a:picLocks noChangeArrowheads="1" noChangeAspect="1"/>
                           </pic:cNvPicPr>
                         </pic:nvPicPr>
                         <pic:blipFill>
-                          <a:blip r:embed="rId150"/>
+                          <a:blip r:embed="rId155"/>
                           <a:stretch>
                             <a:fillRect/>
                           </a:stretch>
@@ -6160,7 +6480,7 @@
               <w:t xml:space="preserve">., successfully reaching the continent where it did not originate. Mean estimates and their associated Student-derived 95% confidence interval are displayed over their distribution.</w:t>
             </w:r>
           </w:p>
-          <w:bookmarkEnd w:id="153"/>
+          <w:bookmarkEnd w:id="158"/>
         </w:tc>
       </w:tr>
     </w:tbl>
@@ -6177,7 +6497,7 @@
       <w:tr>
         <w:tc>
           <w:tcPr/>
-          <w:bookmarkStart w:id="157" w:name="fig-biome"/>
+          <w:bookmarkStart w:id="162" w:name="fig-biome"/>
           <w:p>
             <w:pPr>
               <w:pStyle w:val="Compact"/>
@@ -6188,18 +6508,18 @@
                 <wp:inline>
                   <wp:extent cx="5399999" cy="5399999"/>
                   <wp:effectExtent b="0" l="0" r="0" t="0"/>
-                  <wp:docPr descr="" title="" id="155" name="Picture"/>
+                  <wp:docPr descr="" title="" id="160" name="Picture"/>
                   <a:graphic>
                     <a:graphicData uri="http://schemas.openxmlformats.org/drawingml/2006/picture">
                       <pic:pic>
                         <pic:nvPicPr>
-                          <pic:cNvPr descr="../Figures/MS/Main/Figure_biomes/Figure_biomes.png" id="156" name="Picture"/>
+                          <pic:cNvPr descr="../Figures/MS/Main/Figure_biomes/Figure_biomes.png" id="161" name="Picture"/>
                           <pic:cNvPicPr>
                             <a:picLocks noChangeArrowheads="1" noChangeAspect="1"/>
                           </pic:cNvPicPr>
                         </pic:nvPicPr>
                         <pic:blipFill>
-                          <a:blip r:embed="rId154"/>
+                          <a:blip r:embed="rId159"/>
                           <a:stretch>
                             <a:fillRect/>
                           </a:stretch>
@@ -6310,11 +6630,11 @@
               <w:t xml:space="preserve">Proportion of successful simulations based on the biome where ancestral species originates, for each modelled scenario-ancestral continent combination. This proportion is expressed as the ratio between the number of successful simulations and the total number of simulations starting from a given biome. Coloured dots and error bars respectively show proportion estimates and their associated Binomial-derived 95% confidence intervals.</w:t>
             </w:r>
           </w:p>
-          <w:bookmarkEnd w:id="157"/>
+          <w:bookmarkEnd w:id="162"/>
         </w:tc>
       </w:tr>
     </w:tbl>
-    <w:bookmarkEnd w:id="158"/>
+    <w:bookmarkEnd w:id="163"/>
     <w:sectPr>
       <w:type w:val="nextPage"/>
       <w:pgSz w:h="15840" w:w="12240"/>

--- a/Manuscript/GABI_palaeo_constraints.docx
+++ b/Manuscript/GABI_palaeo_constraints.docx
@@ -176,7 +176,7 @@
         <w:pStyle w:val="FirstParagraph"/>
       </w:pPr>
       <w:r>
-        <w:t xml:space="preserve">The Great American Biotic Interchange (GABI) refers to the admixture of North and South American faunas promoted by the late Cenozoic closure of the isthmus of Panama. Among land mammals, this faunal exchange was asymmetric because it witnessed a greater ability of North American lineages to establish southwards, meanwhile many South Americans went extinct. Here, coupling a mechanistic eco-evolutionary simulator with palaeoclimatic reconstructions for the last 5 million years, we explore the extent to which palaeoclimate, alone, may have shaped such a biogeographic asymmetry. When climatic variables are the only constraints to virtual species’ dispersal, our results indicate that (1) successful interchanges are more frequently achieved when simulations start from South America than from North America, contrary to what could be expected based empirical observations. In addition, (2) our models fail at explaining the higher representation of temperate-adapted mammals in the fossil record of successfully exchanged mammals, particularly of North American origin, but (3) suggest that successful colonisers from North America occupy larger areas in South America than the other way around. Hence, our findings stress that spatio-temporal palaeoclimate dynamics are not sufficient to explain the imbalanced success of North American migrants in South America following the GABI, suggesting the implication of additional biogeographic and ecological filters. This study offers valuable insights into the processes behind one of the most puzzling macroecological enigmas in the history of life on Earth.</w:t>
+        <w:t xml:space="preserve">The Great American Biotic Interchange (GABI) refers to the admixture of North and South American faunas promoted by the late Cenozoic closure of the isthmus of Panama. Among land mammals, this faunal exchange was asymmetric because it witnessed a greater ability of North American lineages to establish southwards, meanwhile many South Americans went extinct. Here, coupling a mechanistic eco-evolutionary simulator with palaeoclimatic reconstructions for the last 5 million years, we explore the extent to which palaeoclimate, alone, may have shaped such a biogeographic asymmetry. When climatic variables are the only constraints to virtual species’ dispersal, our results indicate that (1) successful interchanges are more frequently achieved when simulations start from South America than from North America, contrary to what could be expected based on empirical observations. In addition, (2) our models fail at explaining the higher representation of temperate-adapted mammals in the fossil record of successfully exchanged mammals, particularly of North American origin, but (3) suggest that successful colonisers from North America occupy larger areas in South America than the other way around. Hence, our findings stress that spatio-temporal palaeoclimate dynamics are not sufficient to explain the imbalanced success of North American migrants in South America following the GABI, suggesting the implication of additional biogeographic and ecological filters. This study offers valuable insights into the processes behind one of the most puzzling macroecological enigmas in the history of life on Earth.</w:t>
       </w:r>
     </w:p>
     <w:bookmarkEnd w:id="20"/>
@@ -445,7 +445,7 @@
         <w:t xml:space="preserve">22</w:t>
       </w:r>
       <w:r>
-        <w:t xml:space="preserve">, consists of relating pulses of transcontinental mammal exchanges with Pleistocene climatic oscillations, promoting the transition from tropical rainforest to savannah-like environments in Central America as climate cooled down. This climate-driven landscape opening would have in turn facilitated the dispersal of non-tropical taxa, fitter to these environment, in line with the migrant fossil record across both sides of the isthmus. These exchange pulses would have been periodically interrupted as climate warmed up, promoting the reverse transition to rainforest in the isthmian region (tropical</w:t>
+        <w:t xml:space="preserve">, consists of relating pulses of transcontinental mammal exchanges with Pleistocene climatic oscillations, promoting the transition from tropical rainforest to savannah-like environments in Central America as climate cooled down. This climate-driven landscape opening would have in turn facilitated the dispersal of non-tropical taxa, fitter to these environments, in line with the migrant fossil record across both sides of the isthmus. These exchange pulses would have been periodically interrupted as climate warmed up, promoting the reverse transition to rainforest in the isthmian region (tropical</w:t>
       </w:r>
       <w:r>
         <w:t xml:space="preserve"> </w:t>
@@ -2465,7 +2465,7 @@
     </w:p>
     <w:bookmarkEnd w:id="25"/>
     <w:bookmarkEnd w:id="26"/>
-    <w:bookmarkStart w:id="35" w:name="discussion"/>
+    <w:bookmarkStart w:id="34" w:name="discussion"/>
     <w:p>
       <w:pPr>
         <w:pStyle w:val="Heading1"/>
@@ -2488,7 +2488,7 @@
         <w:pStyle w:val="FirstParagraph"/>
       </w:pPr>
       <w:r>
-        <w:t xml:space="preserve">In the first order, our results seem to contrast with the long-recognised imbalanced success of North American taxa compared to South Americans in the aftermath of the GABI</w:t>
+        <w:t xml:space="preserve">Our results exhibit clear contrasts with the long-recognised imbalanced success of North American mammal taxa compared to South Americans in the aftermath of the GABI</w:t>
       </w:r>
       <w:r>
         <w:rPr>
@@ -2497,7 +2497,7 @@
         <w:t xml:space="preserve">17</w:t>
       </w:r>
       <w:r>
-        <w:t xml:space="preserve">. This raises the question of the significance of our findings. Can the apparent mismatch between simulated and empirical patterns be interpreted through the lens of macroecological processes? Are we completely going at odds with what we should find, or are we opening useful boxes to better apprehend the complexity of this biotic interchange, half a century after its first large-scale characterisation?</w:t>
+        <w:t xml:space="preserve">. Can the apparent mismatch between simulated and empirical patterns be interpreted through the lens of macroecological processes? Are we completely going at odds with what we should find, or are we opening useful boxes to better apprehend the complexity of this unique biodiversity pattern, half a century after its first large-scale characterisation?</w:t>
       </w:r>
     </w:p>
     <w:p>
@@ -2505,7 +2505,7 @@
         <w:pStyle w:val="BodyText"/>
       </w:pPr>
       <w:r>
-        <w:t xml:space="preserve">Empirical quantification revealed that, all across the GABI, the overall number of lineages effectively crossing the isthmus southwards (</w:t>
+        <w:t xml:space="preserve">Probably one of our most striking findings is that, under abiotic constraints alone, the likelihood of southwards dispersal events (</w:t>
       </w:r>
       <w:r>
         <w:rPr>
@@ -2525,7 +2525,18 @@
         <w:t xml:space="preserve">e</w:t>
       </w:r>
       <w:r>
-        <w:t xml:space="preserve">., from North to South America) has been higher than northwards</w:t>
+        <w:t xml:space="preserve">., from North to South America) is lower than that of northwards events (</w:t>
+      </w:r>
+      <w:hyperlink w:anchor="fig-propsuccess">
+        <w:r>
+          <w:rPr>
+            <w:rStyle w:val="Hyperlink"/>
+          </w:rPr>
+          <w:t xml:space="preserve">Figure 2</w:t>
+        </w:r>
+      </w:hyperlink>
+      <w:r>
+        <w:t xml:space="preserve">). Although this result goes in contradiction with the actual number of realised land mammal exchanges estimated from the fossil record</w:t>
       </w:r>
       <w:r>
         <w:rPr>
@@ -2534,7 +2545,7 @@
         <w:t xml:space="preserve">1</w:t>
       </w:r>
       <w:r>
-        <w:t xml:space="preserve">. This migration imbalance has been primarily interpreted as a direct consequence of MacArthur &amp; Wilson’s equilibrium theory extrapolated to continents – it was primarily formulated for islands</w:t>
+        <w:t xml:space="preserve">, it actually echoes with what occurred in other groups of vertebrates. For instance, tropical North American ichtyofauna has long been recognised as mainly composed of groups that originated in South American and further dispersed to the north, although most likely multiple dispersal events occurred, some of which predating the closure of the isthmus</w:t>
       </w:r>
       <w:r>
         <w:rPr>
@@ -2543,7 +2554,42 @@
         <w:t xml:space="preserve">40</w:t>
       </w:r>
       <w:r>
-        <w:t xml:space="preserve">. This theory establishes that, on evolutionary timescales, diversity within a given area should tend towards an equilibrium value directly proportional to the size of this area. It therefore predicts the equilibrium diversity of North America to be larger than that of South America, given the differences in size between the two continents (</w:t>
+        <w:t xml:space="preserve">. In addition, phylogenetic evidence suggest symmetrical avifaunal exchanges between the Americas since the closure of the panamannian seaway, with higher prevalence of northwards dispersal events around the Plio-Pleistocene boundary</w:t>
+      </w:r>
+      <w:r>
+        <w:rPr>
+          <w:vertAlign w:val="superscript"/>
+        </w:rPr>
+        <w:t xml:space="preserve">41,42</w:t>
+      </w:r>
+      <w:r>
+        <w:t xml:space="preserve">.</w:t>
+      </w:r>
+    </w:p>
+    <w:p>
+      <w:pPr>
+        <w:pStyle w:val="BodyText"/>
+      </w:pPr>
+      <w:r>
+        <w:t xml:space="preserve">As we just mentioned, empirical quantification revealed that, all across the GABI, the overall number of land mammal lineages effectively crossing the isthmus southwards has been higher than northwards</w:t>
+      </w:r>
+      <w:r>
+        <w:rPr>
+          <w:vertAlign w:val="superscript"/>
+        </w:rPr>
+        <w:t xml:space="preserve">1</w:t>
+      </w:r>
+      <w:r>
+        <w:t xml:space="preserve">. This migration imbalance has been primarily interpreted as a direct consequence of MacArthur &amp; Wilson’s equilibrium theory– extrapolated to continents</w:t>
+      </w:r>
+      <w:r>
+        <w:rPr>
+          <w:vertAlign w:val="superscript"/>
+        </w:rPr>
+        <w:t xml:space="preserve">43</w:t>
+      </w:r>
+      <w:r>
+        <w:t xml:space="preserve">. This theory establishes that, on evolutionary timescales, diversity within a given area should tend towards an equilibrium value proportional to the size of this area. It therefore predicts the equilibrium diversity of North America to be larger than that of South America, given the differences in size between the two continents (</w:t>
       </w:r>
       <m:oMath>
         <m:r>
@@ -2612,7 +2658,7 @@
         <w:t xml:space="preserve"> </w:t>
       </w:r>
       <w:r>
-        <w:t xml:space="preserve">established that the continent offering the larger pool of taxa – which would happen to be North America – would in turn have resulted in the larger number of species exchanged in the end. However, this conclusion only holds under the assumption that the probability for a given taxon to cross the Panamanian landbridge was independent from the side of the isthmus where it came from. Yet, our simulations revealed that, under abiotic constraints, the likelihood of southwards dispersal events significantly differed from that of northwards dispersal events (</w:t>
+        <w:t xml:space="preserve">established that the continent offering the larger pool of taxa – which, according to this prediction, would happen to be North America – would in turn have resulted in the larger number of species exchanged in the end. However, this conclusion only holds under the assumption that the probability for a given taxon to cross the Panamanian landbridge was independent from the side of the isthmus where it came from. Yet, our simulations revealed that the likelihood of southwards dispersal events significantly differed from that of northwards dispersal events (</w:t>
       </w:r>
       <w:hyperlink w:anchor="fig-propsuccess">
         <w:r>
@@ -2623,19 +2669,28 @@
         </w:r>
       </w:hyperlink>
       <w:r>
-        <w:t xml:space="preserve">). Hence, should species distribution primarily be mediated by climate, our results do not support the view of the asymmetry of the GABI under the prism of MacArthur &amp; Wilson’s equilibrium theory. It might also be noticed that this theory fails at explaining the actual imbalance in extant mammal species-level diversity between the Americas, being way larger in South than in North America</w:t>
+        <w:t xml:space="preserve">). Hence, should species distribution primarily be mediated by climate, our results would not support the view of the asymmetry of the GABI under the prism of MacArthur &amp; Wilson’s equilibrium theory. It might also be noticed that this theory fails at explaining the actual imbalance in extant mammal species-level diversity between the Americas, being way larger in South than in North America</w:t>
       </w:r>
       <w:r>
         <w:rPr>
           <w:vertAlign w:val="superscript"/>
         </w:rPr>
-        <w:t xml:space="preserve">41,42</w:t>
-      </w:r>
-      <w:r>
-        <w:t xml:space="preserve"> </w:t>
-      </w:r>
-      <w:r>
-        <w:t xml:space="preserve">– though such a difference is maybe less marked for higher taxonomic levels.</w:t>
+        <w:t xml:space="preserve">44,45</w:t>
+      </w:r>
+      <w:r>
+        <w:t xml:space="preserve"> </w:t>
+      </w:r>
+      <w:r>
+        <w:t xml:space="preserve">– though such a difference is maybe less marked for higher taxonomic levels. Species pool imbalance between the two source areas has yet been identified as a key driver in the asymmetry of the faunal exchange that contributed to the build-up of the unique biodiversity along the Wallace line</w:t>
+      </w:r>
+      <w:r>
+        <w:rPr>
+          <w:vertAlign w:val="superscript"/>
+        </w:rPr>
+        <w:t xml:space="preserve">32</w:t>
+      </w:r>
+      <w:r>
+        <w:t xml:space="preserve">.</w:t>
       </w:r>
     </w:p>
     <w:p>
@@ -2706,7 +2761,7 @@
         <w:rPr>
           <w:vertAlign w:val="superscript"/>
         </w:rPr>
-        <w:t xml:space="preserve">43</w:t>
+        <w:t xml:space="preserve">46</w:t>
       </w:r>
       <w:r>
         <w:t xml:space="preserve"> </w:t>
@@ -2718,7 +2773,7 @@
         <w:rPr>
           <w:vertAlign w:val="superscript"/>
         </w:rPr>
-        <w:t xml:space="preserve">43</w:t>
+        <w:t xml:space="preserve">46</w:t>
       </w:r>
       <w:r>
         <w:t xml:space="preserve">. Here, our virtual experiments partially corroborate these historical predictions. Indeed, simulated tropical-adapted taxa of North American origin – coming from simulations starting in the North American tropical biome and of which climatic niche could not evolve, model</w:t>
@@ -2774,6 +2829,138 @@
         <w:pStyle w:val="BodyText"/>
       </w:pPr>
       <w:r>
+        <w:t xml:space="preserve">Our results highlight that successful simulations, either starting from North or South America, exhibit a strong tropical niche conservatism.</w:t>
+      </w:r>
+    </w:p>
+    <w:p>
+      <w:pPr>
+        <w:pStyle w:val="BodyText"/>
+      </w:pPr>
+      <w:r>
+        <w:t xml:space="preserve">Southwards dispersals generated under</w:t>
+      </w:r>
+      <w:r>
+        <w:t xml:space="preserve"> </w:t>
+      </w:r>
+      <m:oMath>
+        <m:r>
+          <m:t>M</m:t>
+        </m:r>
+        <m:r>
+          <m:t>0</m:t>
+        </m:r>
+      </m:oMath>
+      <w:r>
+        <w:t xml:space="preserve"> </w:t>
+      </w:r>
+      <w:r>
+        <w:t xml:space="preserve">are less frequent but result in a greater colonising ability – larger proportion of colonised area and colonised</w:t>
+      </w:r>
+      <w:r>
+        <w:t xml:space="preserve"> </w:t>
+      </w:r>
+      <m:oMath>
+        <m:r>
+          <m:t>α</m:t>
+        </m:r>
+      </m:oMath>
+      <w:r>
+        <w:t xml:space="preserve">-diversity – than northwards dispersals</w:t>
+      </w:r>
+      <w:r>
+        <w:t xml:space="preserve"> </w:t>
+      </w:r>
+      <w:hyperlink w:anchor="fig-metrics">
+        <w:r>
+          <w:rPr>
+            <w:rStyle w:val="Hyperlink"/>
+          </w:rPr>
+          <w:t xml:space="preserve">Figure 3</w:t>
+        </w:r>
+      </w:hyperlink>
+      <w:r>
+        <w:t xml:space="preserve">.</w:t>
+      </w:r>
+    </w:p>
+    <w:p>
+      <w:pPr>
+        <w:pStyle w:val="BodyText"/>
+      </w:pPr>
+      <w:r>
+        <w:t xml:space="preserve">“</w:t>
+      </w:r>
+      <w:r>
+        <w:t xml:space="preserve">In contrast to mammals, direction of traffic across land bridge was primarily South to North</w:t>
+      </w:r>
+      <w:r>
+        <w:t xml:space="preserve">”</w:t>
+      </w:r>
+      <w:r>
+        <w:rPr>
+          <w:vertAlign w:val="superscript"/>
+        </w:rPr>
+        <w:t xml:space="preserve">41</w:t>
+      </w:r>
+    </w:p>
+    <w:p>
+      <w:pPr>
+        <w:pStyle w:val="BodyText"/>
+      </w:pPr>
+      <w:r>
+        <w:t xml:space="preserve">“</w:t>
+      </w:r>
+      <w:r>
+        <w:t xml:space="preserve">mammal record is derived almost entirely from temperate-latitude fossils and includes few fossils from tropical forests, which may bias estimates of the direction of traffic between the continents</w:t>
+      </w:r>
+      <w:r>
+        <w:t xml:space="preserve">”</w:t>
+      </w:r>
+      <w:r>
+        <w:rPr>
+          <w:vertAlign w:val="superscript"/>
+        </w:rPr>
+        <w:t xml:space="preserve">41</w:t>
+      </w:r>
+      <w:r>
+        <w:t xml:space="preserve"> </w:t>
+      </w:r>
+      <w:r>
+        <w:t xml:space="preserve">Could the apparent abiotic selectivity that facilitated the dispersal of temperate-adapted mammals be in fact a taphonomic bias? Could the empirically-derived migration imbalance be altered by the tropical niche conservatism of south-to-north migrants?</w:t>
+      </w:r>
+    </w:p>
+    <w:p>
+      <w:pPr>
+        <w:pStyle w:val="BodyText"/>
+      </w:pPr>
+      <w:r>
+        <w:t xml:space="preserve">“</w:t>
+      </w:r>
+      <w:r>
+        <w:t xml:space="preserve">Again, the predominant direction of dispersal was from south to north.</w:t>
+      </w:r>
+      <w:r>
+        <w:t xml:space="preserve">”</w:t>
+      </w:r>
+      <w:r>
+        <w:t xml:space="preserve"> </w:t>
+      </w:r>
+      <w:r>
+        <w:t xml:space="preserve">(Lomolino et al. 2006 =&gt; find this ref)</w:t>
+      </w:r>
+    </w:p>
+    <w:p>
+      <w:pPr>
+        <w:pStyle w:val="BodyText"/>
+      </w:pPr>
+      <w:r>
+        <w:t xml:space="preserve">Asymmetry of success postulated as a contributor to the LBG</w:t>
+      </w:r>
+    </w:p>
+    <w:p>
+      <w:pPr>
+        <w:pStyle w:val="BodyText"/>
+      </w:pPr>
+      <w:r>
         <w:t xml:space="preserve">Success in South America for temperate-adapted species, posited as the most successful , not recovered, with tropical meeting the highest success.</w:t>
       </w:r>
       <w:r>
@@ -2856,7 +3043,7 @@
         <w:rPr>
           <w:vertAlign w:val="superscript"/>
         </w:rPr>
-        <w:t xml:space="preserve">44</w:t>
+        <w:t xml:space="preserve">47</w:t>
       </w:r>
     </w:p>
     <w:p>
@@ -2897,7 +3084,7 @@
       </w:r>
     </w:p>
     <w:bookmarkEnd w:id="27"/>
-    <w:bookmarkStart w:id="31" w:name="Xe18ddb4cdbaf0554026f0f34503804c8b07c344"/>
+    <w:bookmarkStart w:id="30" w:name="Xe18ddb4cdbaf0554026f0f34503804c8b07c344"/>
     <w:p>
       <w:pPr>
         <w:pStyle w:val="Heading2"/>
@@ -2938,7 +3125,7 @@
         <w:rPr>
           <w:vertAlign w:val="superscript"/>
         </w:rPr>
-        <w:t xml:space="preserve">45</w:t>
+        <w:t xml:space="preserve">48</w:t>
       </w:r>
       <w:r>
         <w:t xml:space="preserve"> </w:t>
@@ -3009,14 +3196,22 @@
         <w:t xml:space="preserve">. Incorporating biotic compounds in mechanistic frameworks such as the one we have implemented here would be a nice way-to-go for future studies tackling the asymmetry behind the GABI.</w:t>
       </w:r>
     </w:p>
+    <w:p>
+      <w:pPr>
+        <w:pStyle w:val="BodyText"/>
+      </w:pPr>
+      <w:r>
+        <w:t xml:space="preserve">Faunistic uniqueness (ccl Tilson Smith et al. 2012 + discu Gilles)</w:t>
+      </w:r>
+    </w:p>
     <w:bookmarkEnd w:id="28"/>
-    <w:bookmarkStart w:id="29" w:name="species-pool"/>
+    <w:bookmarkStart w:id="29" w:name="geography-and-randomness"/>
     <w:p>
       <w:pPr>
         <w:pStyle w:val="Heading3"/>
       </w:pPr>
       <w:r>
-        <w:t xml:space="preserve">Species pool</w:t>
+        <w:t xml:space="preserve">Geography and randomness</w:t>
       </w:r>
     </w:p>
     <w:p>
@@ -3024,70 +3219,13 @@
         <w:pStyle w:val="FirstParagraph"/>
       </w:pPr>
       <w:r>
-        <w:t xml:space="preserve">Species pool proved relevant in the case of the interchange along the Wallacea</w:t>
+        <w:t xml:space="preserve">One consistent pattern, however, is the fact that the prevalence of an intercontinental interchange gets higher as the ancestral species’ coordinates get closer to the isthmus, which mirrors the results of Motta &amp; Quental</w:t>
       </w:r>
       <w:r>
         <w:rPr>
           <w:vertAlign w:val="superscript"/>
         </w:rPr>
-        <w:t xml:space="preserve">34</w:t>
-      </w:r>
-      <w:r>
-        <w:t xml:space="preserve">. But here, we expect to find more species in South America, encompassing one of earth’s major and long-standing biodiversity hotspot – Amazonia</w:t>
-      </w:r>
-      <w:r>
-        <w:rPr>
-          <w:vertAlign w:val="superscript"/>
-        </w:rPr>
-        <w:t xml:space="preserve">46</w:t>
-      </w:r>
-      <w:r>
-        <w:t xml:space="preserve"> </w:t>
-      </w:r>
-      <w:r>
-        <w:t xml:space="preserve">– than in North America. That being said, some authors argued that it is not the case for genera, with North America having a higher</w:t>
-      </w:r>
-      <w:r>
-        <w:t xml:space="preserve"> </w:t>
-      </w:r>
-      <w:r>
-        <w:t xml:space="preserve">‘</w:t>
-      </w:r>
-      <w:r>
-        <w:t xml:space="preserve">proportion of reservoir genera</w:t>
-      </w:r>
-      <w:r>
-        <w:t xml:space="preserve">’</w:t>
-      </w:r>
-      <w:r>
-        <w:rPr>
-          <w:vertAlign w:val="superscript"/>
-        </w:rPr>
-        <w:t xml:space="preserve">1,22</w:t>
-      </w:r>
-    </w:p>
-    <w:bookmarkEnd w:id="29"/>
-    <w:bookmarkStart w:id="30" w:name="geography-and-randomness"/>
-    <w:p>
-      <w:pPr>
-        <w:pStyle w:val="Heading3"/>
-      </w:pPr>
-      <w:r>
-        <w:t xml:space="preserve">Geography and randomness</w:t>
-      </w:r>
-    </w:p>
-    <w:p>
-      <w:pPr>
-        <w:pStyle w:val="FirstParagraph"/>
-      </w:pPr>
-      <w:r>
-        <w:t xml:space="preserve">One consistent pattern, however, is the fact that the prevalence of an intercontinental interchange gets higher as the ancestral species’ coordinates get closer to the isthmus, which mirrors the results of Motta &amp; Quental</w:t>
-      </w:r>
-      <w:r>
-        <w:rPr>
-          <w:vertAlign w:val="superscript"/>
-        </w:rPr>
-        <w:t xml:space="preserve">47</w:t>
+        <w:t xml:space="preserve">49</w:t>
       </w:r>
       <w:r>
         <w:t xml:space="preserve">.</w:t>
@@ -3146,9 +3284,9 @@
         <w:t xml:space="preserve">Fortuitous experiment and neutral/random effect?</w:t>
       </w:r>
     </w:p>
+    <w:bookmarkEnd w:id="29"/>
     <w:bookmarkEnd w:id="30"/>
-    <w:bookmarkEnd w:id="31"/>
-    <w:bookmarkStart w:id="34" w:name="limitations-and-perspectives"/>
+    <w:bookmarkStart w:id="33" w:name="limitations-and-perspectives"/>
     <w:p>
       <w:pPr>
         <w:pStyle w:val="Heading2"/>
@@ -3157,7 +3295,7 @@
         <w:t xml:space="preserve">Limitations and perspectives</w:t>
       </w:r>
     </w:p>
-    <w:bookmarkStart w:id="32" w:name="taxonomic-extinction-issue"/>
+    <w:bookmarkStart w:id="31" w:name="taxonomic-extinction-issue"/>
     <w:p>
       <w:pPr>
         <w:pStyle w:val="Heading3"/>
@@ -3200,8 +3338,8 @@
         <w:t xml:space="preserve">showed that the asymmetry of the GABI was not due to differences in origination or dispersal rates, but rather in extinction rates, with native South American lineages experiencing more extinction in their home range than migrant lineages. Unfortunately, our simulation framework did not allow us to test for this, as extinction issue (ref?)</w:t>
       </w:r>
     </w:p>
-    <w:bookmarkEnd w:id="32"/>
-    <w:bookmarkStart w:id="33" w:name="alternative-interchange-pathways"/>
+    <w:bookmarkEnd w:id="31"/>
+    <w:bookmarkStart w:id="32" w:name="alternative-interchange-pathways"/>
     <w:p>
       <w:pPr>
         <w:pStyle w:val="Heading3"/>
@@ -3263,7 +3401,7 @@
         <w:rPr>
           <w:vertAlign w:val="superscript"/>
         </w:rPr>
-        <w:t xml:space="preserve">., 48,49</w:t>
+        <w:t xml:space="preserve">., 50,51</w:t>
       </w:r>
       <w:r>
         <w:t xml:space="preserve">. Although over-water dispersal has long been regarded as the prevailing mechanism</w:t>
@@ -3272,7 +3410,7 @@
         <w:rPr>
           <w:vertAlign w:val="superscript"/>
         </w:rPr>
-        <w:t xml:space="preserve">48</w:t>
+        <w:t xml:space="preserve">50</w:t>
       </w:r>
       <w:r>
         <w:t xml:space="preserve">, recent geological advances have providing evidence for (1) the emergence of land bridges connecting South America to Caribbean islands and (2) the formation of mega-islands – during Pleistocene glacial maximum episodes – several times since the Mio-Pliocene boundary</w:t>
@@ -3281,7 +3419,7 @@
         <w:rPr>
           <w:vertAlign w:val="superscript"/>
         </w:rPr>
-        <w:t xml:space="preserve">50</w:t>
+        <w:t xml:space="preserve">52</w:t>
       </w:r>
       <w:r>
         <w:t xml:space="preserve">. Hence, it would make sense to consider West Indies as an alternative dispersal pathway between the Americas. However, due to the idiosyncratic eco-evolutionary processes shaping insular systems</w:t>
@@ -3312,7 +3450,7 @@
         <w:rPr>
           <w:vertAlign w:val="superscript"/>
         </w:rPr>
-        <w:t xml:space="preserve">., 51</w:t>
+        <w:t xml:space="preserve">., 53</w:t>
       </w:r>
       <w:r>
         <w:t xml:space="preserve"> </w:t>
@@ -3420,7 +3558,7 @@
         </m:sSup>
       </m:oMath>
       <w:r>
-        <w:t xml:space="preserve">).</w:t>
+        <w:t xml:space="preserve">). Propose improvements relying on equal-area landscape !</w:t>
       </w:r>
     </w:p>
     <w:p>
@@ -3447,169 +3585,48 @@
         <w:t xml:space="preserve">3.5 Ma and (2) assumption of fixed palaeogeography.</w:t>
       </w:r>
     </w:p>
+    <w:p>
+      <w:r>
+        <w:br w:type="page"/>
+      </w:r>
+    </w:p>
+    <w:bookmarkEnd w:id="32"/>
     <w:bookmarkEnd w:id="33"/>
     <w:bookmarkEnd w:id="34"/>
+    <w:bookmarkStart w:id="35" w:name="acknowledgements"/>
+    <w:p>
+      <w:pPr>
+        <w:pStyle w:val="Heading1"/>
+      </w:pPr>
+      <w:r>
+        <w:t xml:space="preserve">Acknowledgements</w:t>
+      </w:r>
+    </w:p>
+    <w:p>
+      <w:pPr>
+        <w:pStyle w:val="FirstParagraph"/>
+      </w:pPr>
+      <w:r>
+        <w:t xml:space="preserve">We thank Céline Devaux for her useful comments on the present work.</w:t>
+      </w:r>
+    </w:p>
+    <w:p>
+      <w:r>
+        <w:br w:type="page"/>
+      </w:r>
+    </w:p>
     <w:bookmarkEnd w:id="35"/>
-    <w:bookmarkStart w:id="36" w:name="acknowledgements"/>
+    <w:bookmarkStart w:id="142" w:name="references"/>
     <w:p>
       <w:pPr>
         <w:pStyle w:val="Heading1"/>
       </w:pPr>
       <w:r>
-        <w:t xml:space="preserve">Acknowledgements</w:t>
-      </w:r>
-    </w:p>
-    <w:p>
-      <w:pPr>
-        <w:pStyle w:val="FirstParagraph"/>
-      </w:pPr>
-      <w:r>
-        <w:t xml:space="preserve">We thank Céline Devaux for her useful comments and feedbacks on the present work.</w:t>
-      </w:r>
-    </w:p>
-    <w:bookmarkEnd w:id="36"/>
-    <w:bookmarkStart w:id="37" w:name="thrash"/>
-    <w:p>
-      <w:pPr>
-        <w:pStyle w:val="Heading1"/>
-      </w:pPr>
-      <w:r>
-        <w:t xml:space="preserve">Thrash</w:t>
-      </w:r>
-    </w:p>
-    <w:p>
-      <w:pPr>
-        <w:pStyle w:val="FirstParagraph"/>
-      </w:pPr>
-      <w:r>
-        <w:t xml:space="preserve">Throughout its evolutionary history, the biosphere has been repeatedly marked by the occurrence of geodispersal events, that is, exchanges of large species pools across landmasses</w:t>
-      </w:r>
-      <w:r>
-        <w:rPr>
-          <w:vertAlign w:val="superscript"/>
-        </w:rPr>
-        <w:t xml:space="preserve">53</w:t>
-      </w:r>
-      <w:r>
-        <w:t xml:space="preserve">.</w:t>
-      </w:r>
-    </w:p>
-    <w:p>
-      <w:pPr>
-        <w:pStyle w:val="BodyText"/>
-      </w:pPr>
-      <w:r>
-        <w:t xml:space="preserve">These would include Pleistocene climate fluctuations and the consequent alternating phases of emergence of open landscapes across Central America, in turn favouring the dispersal of large temperate-adapted mammals to the detriment of tropical-adapted ones</w:t>
-      </w:r>
-    </w:p>
-    <w:p>
-      <w:pPr>
-        <w:pStyle w:val="BodyText"/>
-      </w:pPr>
-      <w:r>
-        <w:t xml:space="preserve">Other studies proposed the implication of abiotic factors. Some put the emphasis on Pleistocene climate fluctuations and the consequent alternating phases of emergence of landscape opening across Central America, in turn favouring the dispersal of large temperate-adapted mammals to the detriment of tropical-adapted ones</w:t>
-      </w:r>
-      <w:r>
-        <w:rPr>
-          <w:vertAlign w:val="superscript"/>
-        </w:rPr>
-        <w:t xml:space="preserve">10,12,19</w:t>
-      </w:r>
-      <w:r>
-        <w:t xml:space="preserve">. Others drew direct relationships between the higher extinction rates of native South American mammal genera and temperature change</w:t>
-      </w:r>
-      <w:r>
-        <w:rPr>
-          <w:vertAlign w:val="superscript"/>
-        </w:rPr>
-        <w:t xml:space="preserve">26</w:t>
-      </w:r>
-      <w:r>
-        <w:t xml:space="preserve">.</w:t>
-      </w:r>
-    </w:p>
-    <w:p>
-      <w:pPr>
-        <w:pStyle w:val="BodyText"/>
-      </w:pPr>
-      <w:r>
-        <w:t xml:space="preserve">several studies proposed that palaeoclimate change shaped unequal dispersal abilities between northern and southern taxa</w:t>
-      </w:r>
-      <w:r>
-        <w:rPr>
-          <w:vertAlign w:val="superscript"/>
-        </w:rPr>
-        <w:t xml:space="preserve">10,12,19,26</w:t>
-      </w:r>
-      <w:r>
-        <w:t xml:space="preserve">, although the hypothesis according to which the asymmetry of the GABI would stem from dispersal rates is still largely debated</w:t>
-      </w:r>
-      <w:r>
-        <w:rPr>
-          <w:i/>
-          <w:iCs/>
-          <w:vertAlign w:val="superscript"/>
-        </w:rPr>
-        <w:t xml:space="preserve">e</w:t>
-      </w:r>
-      <w:r>
-        <w:rPr>
-          <w:vertAlign w:val="superscript"/>
-        </w:rPr>
-        <w:t xml:space="preserve">.</w:t>
-      </w:r>
-      <w:r>
-        <w:rPr>
-          <w:i/>
-          <w:iCs/>
-          <w:vertAlign w:val="superscript"/>
-        </w:rPr>
-        <w:t xml:space="preserve">g</w:t>
-      </w:r>
-      <w:r>
-        <w:rPr>
-          <w:vertAlign w:val="superscript"/>
-        </w:rPr>
-        <w:t xml:space="preserve">., 14</w:t>
-      </w:r>
-      <w:r>
-        <w:t xml:space="preserve">.</w:t>
-      </w:r>
-    </w:p>
-    <w:p>
-      <w:pPr>
-        <w:pStyle w:val="BodyText"/>
-      </w:pPr>
-      <w:r>
-        <w:t xml:space="preserve">Smoothing asymmetry =&gt; echo to birds</w:t>
-      </w:r>
-      <w:r>
-        <w:rPr>
-          <w:vertAlign w:val="superscript"/>
-        </w:rPr>
-        <w:t xml:space="preserve">54</w:t>
-      </w:r>
-      <w:r>
-        <w:t xml:space="preserve">, flying behaviour relaxing constraints applied to land mammals ?</w:t>
-      </w:r>
-    </w:p>
-    <w:p>
-      <w:r>
-        <w:br w:type="page"/>
-      </w:r>
-    </w:p>
-    <w:bookmarkEnd w:id="37"/>
-    <w:bookmarkStart w:id="146" w:name="references"/>
-    <w:p>
-      <w:pPr>
-        <w:pStyle w:val="Heading1"/>
-      </w:pPr>
-      <w:r>
         <w:t xml:space="preserve">References</w:t>
       </w:r>
     </w:p>
-    <w:bookmarkStart w:id="145" w:name="refs"/>
-    <w:bookmarkStart w:id="39" w:name="ref-marshall1982"/>
+    <w:bookmarkStart w:id="141" w:name="refs"/>
+    <w:bookmarkStart w:id="37" w:name="ref-marshall1982"/>
     <w:p>
       <w:pPr>
         <w:pStyle w:val="Bibliography"/>
@@ -3629,7 +3646,7 @@
       <w:r>
         <w:t xml:space="preserve"> </w:t>
       </w:r>
-      <w:hyperlink r:id="rId38">
+      <w:hyperlink r:id="rId36">
         <w:r>
           <w:rPr>
             <w:rStyle w:val="Hyperlink"/>
@@ -3654,8 +3671,8 @@
         <w:t xml:space="preserve">, 1351–1357.</w:t>
       </w:r>
     </w:p>
-    <w:bookmarkEnd w:id="39"/>
-    <w:bookmarkStart w:id="41" w:name="ref-montes2015"/>
+    <w:bookmarkEnd w:id="37"/>
+    <w:bookmarkStart w:id="39" w:name="ref-montes2015"/>
     <w:p>
       <w:pPr>
         <w:pStyle w:val="Bibliography"/>
@@ -3688,7 +3705,7 @@
       <w:r>
         <w:t xml:space="preserve"> </w:t>
       </w:r>
-      <w:hyperlink r:id="rId40">
+      <w:hyperlink r:id="rId38">
         <w:r>
           <w:rPr>
             <w:rStyle w:val="Hyperlink"/>
@@ -3700,8 +3717,8 @@
         <w:t xml:space="preserve">.</w:t>
       </w:r>
     </w:p>
-    <w:bookmarkEnd w:id="41"/>
-    <w:bookmarkStart w:id="43" w:name="ref-jaramillo2018"/>
+    <w:bookmarkEnd w:id="39"/>
+    <w:bookmarkStart w:id="41" w:name="ref-jaramillo2018"/>
     <w:p>
       <w:pPr>
         <w:pStyle w:val="Bibliography"/>
@@ -3721,7 +3738,7 @@
       <w:r>
         <w:t xml:space="preserve"> </w:t>
       </w:r>
-      <w:hyperlink r:id="rId42">
+      <w:hyperlink r:id="rId40">
         <w:r>
           <w:rPr>
             <w:rStyle w:val="Hyperlink"/>
@@ -3733,8 +3750,8 @@
         <w:t xml:space="preserve">. In (John Wiley &amp; Sons).</w:t>
       </w:r>
     </w:p>
-    <w:bookmarkEnd w:id="43"/>
-    <w:bookmarkStart w:id="45" w:name="ref-odea2016"/>
+    <w:bookmarkEnd w:id="41"/>
+    <w:bookmarkStart w:id="43" w:name="ref-odea2016"/>
     <w:p>
       <w:pPr>
         <w:pStyle w:val="Bibliography"/>
@@ -3767,7 +3784,7 @@
       <w:r>
         <w:t xml:space="preserve"> </w:t>
       </w:r>
-      <w:hyperlink r:id="rId44">
+      <w:hyperlink r:id="rId42">
         <w:r>
           <w:rPr>
             <w:rStyle w:val="Hyperlink"/>
@@ -3779,8 +3796,8 @@
         <w:t xml:space="preserve">.</w:t>
       </w:r>
     </w:p>
-    <w:bookmarkEnd w:id="45"/>
-    <w:bookmarkStart w:id="47" w:name="ref-verzi2008"/>
+    <w:bookmarkEnd w:id="43"/>
+    <w:bookmarkStart w:id="45" w:name="ref-verzi2008"/>
     <w:p>
       <w:pPr>
         <w:pStyle w:val="Bibliography"/>
@@ -3813,7 +3830,7 @@
       <w:r>
         <w:t xml:space="preserve"> </w:t>
       </w:r>
-      <w:hyperlink r:id="rId46">
+      <w:hyperlink r:id="rId44">
         <w:r>
           <w:rPr>
             <w:rStyle w:val="Hyperlink"/>
@@ -3825,8 +3842,8 @@
         <w:t xml:space="preserve">.</w:t>
       </w:r>
     </w:p>
-    <w:bookmarkEnd w:id="47"/>
-    <w:bookmarkStart w:id="49" w:name="ref-tedford2004"/>
+    <w:bookmarkEnd w:id="45"/>
+    <w:bookmarkStart w:id="47" w:name="ref-tedford2004"/>
     <w:p>
       <w:pPr>
         <w:pStyle w:val="Bibliography"/>
@@ -3846,7 +3863,7 @@
       <w:r>
         <w:t xml:space="preserve"> </w:t>
       </w:r>
-      <w:hyperlink r:id="rId48">
+      <w:hyperlink r:id="rId46">
         <w:r>
           <w:rPr>
             <w:rStyle w:val="Hyperlink"/>
@@ -3858,8 +3875,8 @@
         <w:t xml:space="preserve">. In, M. O. Woodburne, ed. (Columbia University Press), pp. 169–231.</w:t>
       </w:r>
     </w:p>
-    <w:bookmarkEnd w:id="49"/>
-    <w:bookmarkStart w:id="51" w:name="ref-carrillo2015"/>
+    <w:bookmarkEnd w:id="47"/>
+    <w:bookmarkStart w:id="49" w:name="ref-carrillo2015"/>
     <w:p>
       <w:pPr>
         <w:pStyle w:val="Bibliography"/>
@@ -3892,7 +3909,7 @@
       <w:r>
         <w:t xml:space="preserve"> </w:t>
       </w:r>
-      <w:hyperlink r:id="rId50">
+      <w:hyperlink r:id="rId48">
         <w:r>
           <w:rPr>
             <w:rStyle w:val="Hyperlink"/>
@@ -3904,8 +3921,8 @@
         <w:t xml:space="preserve">.</w:t>
       </w:r>
     </w:p>
-    <w:bookmarkEnd w:id="51"/>
-    <w:bookmarkStart w:id="53" w:name="ref-woodburne2010"/>
+    <w:bookmarkEnd w:id="49"/>
+    <w:bookmarkStart w:id="51" w:name="ref-woodburne2010"/>
     <w:p>
       <w:pPr>
         <w:pStyle w:val="Bibliography"/>
@@ -3938,7 +3955,7 @@
       <w:r>
         <w:t xml:space="preserve"> </w:t>
       </w:r>
-      <w:hyperlink r:id="rId52">
+      <w:hyperlink r:id="rId50">
         <w:r>
           <w:rPr>
             <w:rStyle w:val="Hyperlink"/>
@@ -3950,8 +3967,8 @@
         <w:t xml:space="preserve">.</w:t>
       </w:r>
     </w:p>
-    <w:bookmarkEnd w:id="53"/>
-    <w:bookmarkStart w:id="55" w:name="ref-bacon2015"/>
+    <w:bookmarkEnd w:id="51"/>
+    <w:bookmarkStart w:id="53" w:name="ref-bacon2015"/>
     <w:p>
       <w:pPr>
         <w:pStyle w:val="Bibliography"/>
@@ -3984,7 +4001,7 @@
       <w:r>
         <w:t xml:space="preserve"> </w:t>
       </w:r>
-      <w:hyperlink r:id="rId54">
+      <w:hyperlink r:id="rId52">
         <w:r>
           <w:rPr>
             <w:rStyle w:val="Hyperlink"/>
@@ -3996,8 +4013,8 @@
         <w:t xml:space="preserve">.</w:t>
       </w:r>
     </w:p>
-    <w:bookmarkEnd w:id="55"/>
-    <w:bookmarkStart w:id="57" w:name="ref-bacon2016"/>
+    <w:bookmarkEnd w:id="53"/>
+    <w:bookmarkStart w:id="55" w:name="ref-bacon2016"/>
     <w:p>
       <w:pPr>
         <w:pStyle w:val="Bibliography"/>
@@ -4030,7 +4047,7 @@
       <w:r>
         <w:t xml:space="preserve"> </w:t>
       </w:r>
-      <w:hyperlink r:id="rId56">
+      <w:hyperlink r:id="rId54">
         <w:r>
           <w:rPr>
             <w:rStyle w:val="Hyperlink"/>
@@ -4042,8 +4059,8 @@
         <w:t xml:space="preserve">.</w:t>
       </w:r>
     </w:p>
-    <w:bookmarkEnd w:id="57"/>
-    <w:bookmarkStart w:id="59" w:name="ref-webb1976"/>
+    <w:bookmarkEnd w:id="55"/>
+    <w:bookmarkStart w:id="57" w:name="ref-webb1976"/>
     <w:p>
       <w:pPr>
         <w:pStyle w:val="Bibliography"/>
@@ -4063,7 +4080,7 @@
       <w:r>
         <w:t xml:space="preserve"> </w:t>
       </w:r>
-      <w:hyperlink r:id="rId58">
+      <w:hyperlink r:id="rId56">
         <w:r>
           <w:rPr>
             <w:rStyle w:val="Hyperlink"/>
@@ -4088,8 +4105,8 @@
         <w:t xml:space="preserve">, 220–234.</w:t>
       </w:r>
     </w:p>
-    <w:bookmarkEnd w:id="59"/>
-    <w:bookmarkStart w:id="61" w:name="ref-webb1991"/>
+    <w:bookmarkEnd w:id="57"/>
+    <w:bookmarkStart w:id="59" w:name="ref-webb1991"/>
     <w:p>
       <w:pPr>
         <w:pStyle w:val="Bibliography"/>
@@ -4122,7 +4139,7 @@
       <w:r>
         <w:t xml:space="preserve"> </w:t>
       </w:r>
-      <w:hyperlink r:id="rId60">
+      <w:hyperlink r:id="rId58">
         <w:r>
           <w:rPr>
             <w:rStyle w:val="Hyperlink"/>
@@ -4134,8 +4151,8 @@
         <w:t xml:space="preserve">.</w:t>
       </w:r>
     </w:p>
-    <w:bookmarkEnd w:id="61"/>
-    <w:bookmarkStart w:id="63" w:name="ref-cione2015"/>
+    <w:bookmarkEnd w:id="59"/>
+    <w:bookmarkStart w:id="61" w:name="ref-cione2015"/>
     <w:p>
       <w:pPr>
         <w:pStyle w:val="Bibliography"/>
@@ -4155,7 +4172,7 @@
       <w:r>
         <w:t xml:space="preserve"> </w:t>
       </w:r>
-      <w:hyperlink r:id="rId62">
+      <w:hyperlink r:id="rId60">
         <w:r>
           <w:rPr>
             <w:rStyle w:val="Hyperlink"/>
@@ -4170,8 +4187,8 @@
         <w:t xml:space="preserve">(Springer Netherlands).</w:t>
       </w:r>
     </w:p>
-    <w:bookmarkEnd w:id="63"/>
-    <w:bookmarkStart w:id="65" w:name="ref-carrillo2020"/>
+    <w:bookmarkEnd w:id="61"/>
+    <w:bookmarkStart w:id="63" w:name="ref-carrillo2020"/>
     <w:p>
       <w:pPr>
         <w:pStyle w:val="Bibliography"/>
@@ -4204,7 +4221,7 @@
       <w:r>
         <w:t xml:space="preserve"> </w:t>
       </w:r>
-      <w:hyperlink r:id="rId64">
+      <w:hyperlink r:id="rId62">
         <w:r>
           <w:rPr>
             <w:rStyle w:val="Hyperlink"/>
@@ -4216,8 +4233,8 @@
         <w:t xml:space="preserve">.</w:t>
       </w:r>
     </w:p>
-    <w:bookmarkEnd w:id="65"/>
-    <w:bookmarkStart w:id="67" w:name="ref-croft2020"/>
+    <w:bookmarkEnd w:id="63"/>
+    <w:bookmarkStart w:id="65" w:name="ref-croft2020"/>
     <w:p>
       <w:pPr>
         <w:pStyle w:val="Bibliography"/>
@@ -4250,7 +4267,7 @@
       <w:r>
         <w:t xml:space="preserve"> </w:t>
       </w:r>
-      <w:hyperlink r:id="rId66">
+      <w:hyperlink r:id="rId64">
         <w:r>
           <w:rPr>
             <w:rStyle w:val="Hyperlink"/>
@@ -4262,8 +4279,8 @@
         <w:t xml:space="preserve">.</w:t>
       </w:r>
     </w:p>
-    <w:bookmarkEnd w:id="67"/>
-    <w:bookmarkStart w:id="69" w:name="ref-boscaini2025"/>
+    <w:bookmarkEnd w:id="65"/>
+    <w:bookmarkStart w:id="67" w:name="ref-boscaini2025"/>
     <w:p>
       <w:pPr>
         <w:pStyle w:val="Bibliography"/>
@@ -4296,7 +4313,7 @@
       <w:r>
         <w:t xml:space="preserve"> </w:t>
       </w:r>
-      <w:hyperlink r:id="rId68">
+      <w:hyperlink r:id="rId66">
         <w:r>
           <w:rPr>
             <w:rStyle w:val="Hyperlink"/>
@@ -4308,8 +4325,8 @@
         <w:t xml:space="preserve">.</w:t>
       </w:r>
     </w:p>
-    <w:bookmarkEnd w:id="69"/>
-    <w:bookmarkStart w:id="70" w:name="ref-simpson1980"/>
+    <w:bookmarkEnd w:id="67"/>
+    <w:bookmarkStart w:id="68" w:name="ref-simpson1980"/>
     <w:p>
       <w:pPr>
         <w:pStyle w:val="Bibliography"/>
@@ -4327,8 +4344,8 @@
         <w:t xml:space="preserve">Simpson, G.G. (1980). Splendid isolation : The curious history of south american mammals Yale University Press, New Haven.</w:t>
       </w:r>
     </w:p>
-    <w:bookmarkEnd w:id="70"/>
-    <w:bookmarkStart w:id="72" w:name="ref-domingo2020"/>
+    <w:bookmarkEnd w:id="68"/>
+    <w:bookmarkStart w:id="70" w:name="ref-domingo2020"/>
     <w:p>
       <w:pPr>
         <w:pStyle w:val="Bibliography"/>
@@ -4361,7 +4378,7 @@
       <w:r>
         <w:t xml:space="preserve"> </w:t>
       </w:r>
-      <w:hyperlink r:id="rId71">
+      <w:hyperlink r:id="rId69">
         <w:r>
           <w:rPr>
             <w:rStyle w:val="Hyperlink"/>
@@ -4373,8 +4390,8 @@
         <w:t xml:space="preserve">.</w:t>
       </w:r>
     </w:p>
-    <w:bookmarkEnd w:id="72"/>
-    <w:bookmarkStart w:id="73" w:name="ref-marshall1990"/>
+    <w:bookmarkEnd w:id="70"/>
+    <w:bookmarkStart w:id="71" w:name="ref-marshall1990"/>
     <w:p>
       <w:pPr>
         <w:pStyle w:val="Bibliography"/>
@@ -4405,8 +4422,8 @@
         <w:t xml:space="preserve">, 169–210.</w:t>
       </w:r>
     </w:p>
-    <w:bookmarkEnd w:id="73"/>
-    <w:bookmarkStart w:id="75" w:name="ref-faurby2016"/>
+    <w:bookmarkEnd w:id="71"/>
+    <w:bookmarkStart w:id="73" w:name="ref-faurby2016"/>
     <w:p>
       <w:pPr>
         <w:pStyle w:val="Bibliography"/>
@@ -4439,7 +4456,7 @@
       <w:r>
         <w:t xml:space="preserve"> </w:t>
       </w:r>
-      <w:hyperlink r:id="rId74">
+      <w:hyperlink r:id="rId72">
         <w:r>
           <w:rPr>
             <w:rStyle w:val="Hyperlink"/>
@@ -4451,8 +4468,8 @@
         <w:t xml:space="preserve">.</w:t>
       </w:r>
     </w:p>
-    <w:bookmarkEnd w:id="75"/>
-    <w:bookmarkStart w:id="77" w:name="ref-fernández-monescillo2025"/>
+    <w:bookmarkEnd w:id="73"/>
+    <w:bookmarkStart w:id="75" w:name="ref-fernández-monescillo2025"/>
     <w:p>
       <w:pPr>
         <w:pStyle w:val="Bibliography"/>
@@ -4485,7 +4502,7 @@
       <w:r>
         <w:t xml:space="preserve"> </w:t>
       </w:r>
-      <w:hyperlink r:id="rId76">
+      <w:hyperlink r:id="rId74">
         <w:r>
           <w:rPr>
             <w:rStyle w:val="Hyperlink"/>
@@ -4497,8 +4514,8 @@
         <w:t xml:space="preserve">.</w:t>
       </w:r>
     </w:p>
-    <w:bookmarkEnd w:id="77"/>
-    <w:bookmarkStart w:id="79" w:name="ref-vrba1992"/>
+    <w:bookmarkEnd w:id="75"/>
+    <w:bookmarkStart w:id="77" w:name="ref-vrba1992"/>
     <w:p>
       <w:pPr>
         <w:pStyle w:val="Bibliography"/>
@@ -4531,7 +4548,7 @@
       <w:r>
         <w:t xml:space="preserve"> </w:t>
       </w:r>
-      <w:hyperlink r:id="rId78">
+      <w:hyperlink r:id="rId76">
         <w:r>
           <w:rPr>
             <w:rStyle w:val="Hyperlink"/>
@@ -4543,8 +4560,8 @@
         <w:t xml:space="preserve">.</w:t>
       </w:r>
     </w:p>
-    <w:bookmarkEnd w:id="79"/>
-    <w:bookmarkStart w:id="81" w:name="ref-prevosti2013"/>
+    <w:bookmarkEnd w:id="77"/>
+    <w:bookmarkStart w:id="79" w:name="ref-prevosti2013"/>
     <w:p>
       <w:pPr>
         <w:pStyle w:val="Bibliography"/>
@@ -4577,7 +4594,7 @@
       <w:r>
         <w:t xml:space="preserve"> </w:t>
       </w:r>
-      <w:hyperlink r:id="rId80">
+      <w:hyperlink r:id="rId78">
         <w:r>
           <w:rPr>
             <w:rStyle w:val="Hyperlink"/>
@@ -4589,8 +4606,8 @@
         <w:t xml:space="preserve">.</w:t>
       </w:r>
     </w:p>
-    <w:bookmarkEnd w:id="81"/>
-    <w:bookmarkStart w:id="83" w:name="ref-tarquini2022"/>
+    <w:bookmarkEnd w:id="79"/>
+    <w:bookmarkStart w:id="81" w:name="ref-tarquini2022"/>
     <w:p>
       <w:pPr>
         <w:pStyle w:val="Bibliography"/>
@@ -4623,7 +4640,7 @@
       <w:r>
         <w:t xml:space="preserve"> </w:t>
       </w:r>
-      <w:hyperlink r:id="rId82">
+      <w:hyperlink r:id="rId80">
         <w:r>
           <w:rPr>
             <w:rStyle w:val="Hyperlink"/>
@@ -4635,8 +4652,8 @@
         <w:t xml:space="preserve">.</w:t>
       </w:r>
     </w:p>
-    <w:bookmarkEnd w:id="83"/>
-    <w:bookmarkStart w:id="85" w:name="ref-marsà2025"/>
+    <w:bookmarkEnd w:id="81"/>
+    <w:bookmarkStart w:id="83" w:name="ref-marsà2025"/>
     <w:p>
       <w:pPr>
         <w:pStyle w:val="Bibliography"/>
@@ -4687,7 +4704,7 @@
       <w:r>
         <w:t xml:space="preserve"> </w:t>
       </w:r>
-      <w:hyperlink r:id="rId84">
+      <w:hyperlink r:id="rId82">
         <w:r>
           <w:rPr>
             <w:rStyle w:val="Hyperlink"/>
@@ -4699,8 +4716,8 @@
         <w:t xml:space="preserve">.</w:t>
       </w:r>
     </w:p>
-    <w:bookmarkEnd w:id="85"/>
-    <w:bookmarkStart w:id="87" w:name="ref-freitas-oliveira2024"/>
+    <w:bookmarkEnd w:id="83"/>
+    <w:bookmarkStart w:id="85" w:name="ref-freitas-oliveira2024"/>
     <w:p>
       <w:pPr>
         <w:pStyle w:val="Bibliography"/>
@@ -4733,7 +4750,7 @@
       <w:r>
         <w:t xml:space="preserve"> </w:t>
       </w:r>
-      <w:hyperlink r:id="rId86">
+      <w:hyperlink r:id="rId84">
         <w:r>
           <w:rPr>
             <w:rStyle w:val="Hyperlink"/>
@@ -4745,8 +4762,8 @@
         <w:t xml:space="preserve">.</w:t>
       </w:r>
     </w:p>
-    <w:bookmarkEnd w:id="87"/>
-    <w:bookmarkStart w:id="89" w:name="ref-pilowsky2022"/>
+    <w:bookmarkEnd w:id="85"/>
+    <w:bookmarkStart w:id="87" w:name="ref-pilowsky2022"/>
     <w:p>
       <w:pPr>
         <w:pStyle w:val="Bibliography"/>
@@ -4779,7 +4796,7 @@
       <w:r>
         <w:t xml:space="preserve"> </w:t>
       </w:r>
-      <w:hyperlink r:id="rId88">
+      <w:hyperlink r:id="rId86">
         <w:r>
           <w:rPr>
             <w:rStyle w:val="Hyperlink"/>
@@ -4791,8 +4808,8 @@
         <w:t xml:space="preserve">.</w:t>
       </w:r>
     </w:p>
-    <w:bookmarkEnd w:id="89"/>
-    <w:bookmarkStart w:id="91" w:name="ref-hagen2023"/>
+    <w:bookmarkEnd w:id="87"/>
+    <w:bookmarkStart w:id="89" w:name="ref-hagen2023"/>
     <w:p>
       <w:pPr>
         <w:pStyle w:val="Bibliography"/>
@@ -4825,7 +4842,7 @@
       <w:r>
         <w:t xml:space="preserve"> </w:t>
       </w:r>
-      <w:hyperlink r:id="rId90">
+      <w:hyperlink r:id="rId88">
         <w:r>
           <w:rPr>
             <w:rStyle w:val="Hyperlink"/>
@@ -4837,8 +4854,8 @@
         <w:t xml:space="preserve">.</w:t>
       </w:r>
     </w:p>
-    <w:bookmarkEnd w:id="91"/>
-    <w:bookmarkStart w:id="93" w:name="ref-hagen2021"/>
+    <w:bookmarkEnd w:id="89"/>
+    <w:bookmarkStart w:id="91" w:name="ref-hagen2021"/>
     <w:p>
       <w:pPr>
         <w:pStyle w:val="Bibliography"/>
@@ -4877,7 +4894,7 @@
       <w:r>
         <w:t xml:space="preserve"> </w:t>
       </w:r>
-      <w:hyperlink r:id="rId92">
+      <w:hyperlink r:id="rId90">
         <w:r>
           <w:rPr>
             <w:rStyle w:val="Hyperlink"/>
@@ -4889,8 +4906,8 @@
         <w:t xml:space="preserve">.</w:t>
       </w:r>
     </w:p>
-    <w:bookmarkEnd w:id="93"/>
-    <w:bookmarkStart w:id="95" w:name="ref-lorcery2025"/>
+    <w:bookmarkEnd w:id="91"/>
+    <w:bookmarkStart w:id="93" w:name="ref-lorcery2025"/>
     <w:p>
       <w:pPr>
         <w:pStyle w:val="Bibliography"/>
@@ -4923,7 +4940,7 @@
       <w:r>
         <w:t xml:space="preserve"> </w:t>
       </w:r>
-      <w:hyperlink r:id="rId94">
+      <w:hyperlink r:id="rId92">
         <w:r>
           <w:rPr>
             <w:rStyle w:val="Hyperlink"/>
@@ -4935,8 +4952,8 @@
         <w:t xml:space="preserve">.</w:t>
       </w:r>
     </w:p>
-    <w:bookmarkEnd w:id="95"/>
-    <w:bookmarkStart w:id="97" w:name="ref-hagen2021b"/>
+    <w:bookmarkEnd w:id="93"/>
+    <w:bookmarkStart w:id="95" w:name="ref-hagen2021b"/>
     <w:p>
       <w:pPr>
         <w:pStyle w:val="Bibliography"/>
@@ -4969,7 +4986,7 @@
       <w:r>
         <w:t xml:space="preserve"> </w:t>
       </w:r>
-      <w:hyperlink r:id="rId96">
+      <w:hyperlink r:id="rId94">
         <w:r>
           <w:rPr>
             <w:rStyle w:val="Hyperlink"/>
@@ -4981,8 +4998,8 @@
         <w:t xml:space="preserve">.</w:t>
       </w:r>
     </w:p>
-    <w:bookmarkEnd w:id="97"/>
-    <w:bookmarkStart w:id="99" w:name="ref-skeels2023b"/>
+    <w:bookmarkEnd w:id="95"/>
+    <w:bookmarkStart w:id="97" w:name="ref-skeels2023b"/>
     <w:p>
       <w:pPr>
         <w:pStyle w:val="Bibliography"/>
@@ -5015,7 +5032,7 @@
       <w:r>
         <w:t xml:space="preserve"> </w:t>
       </w:r>
-      <w:hyperlink r:id="rId98">
+      <w:hyperlink r:id="rId96">
         <w:r>
           <w:rPr>
             <w:rStyle w:val="Hyperlink"/>
@@ -5027,8 +5044,8 @@
         <w:t xml:space="preserve">.</w:t>
       </w:r>
     </w:p>
-    <w:bookmarkEnd w:id="99"/>
-    <w:bookmarkStart w:id="101" w:name="ref-boschman2023"/>
+    <w:bookmarkEnd w:id="97"/>
+    <w:bookmarkStart w:id="99" w:name="ref-boschman2023"/>
     <w:p>
       <w:pPr>
         <w:pStyle w:val="Bibliography"/>
@@ -5061,7 +5078,7 @@
       <w:r>
         <w:t xml:space="preserve"> </w:t>
       </w:r>
-      <w:hyperlink r:id="rId100">
+      <w:hyperlink r:id="rId98">
         <w:r>
           <w:rPr>
             <w:rStyle w:val="Hyperlink"/>
@@ -5073,8 +5090,8 @@
         <w:t xml:space="preserve">.</w:t>
       </w:r>
     </w:p>
-    <w:bookmarkEnd w:id="101"/>
-    <w:bookmarkStart w:id="103" w:name="ref-skeels2023"/>
+    <w:bookmarkEnd w:id="99"/>
+    <w:bookmarkStart w:id="101" w:name="ref-skeels2023"/>
     <w:p>
       <w:pPr>
         <w:pStyle w:val="Bibliography"/>
@@ -5107,7 +5124,7 @@
       <w:r>
         <w:t xml:space="preserve"> </w:t>
       </w:r>
-      <w:hyperlink r:id="rId102">
+      <w:hyperlink r:id="rId100">
         <w:r>
           <w:rPr>
             <w:rStyle w:val="Hyperlink"/>
@@ -5119,8 +5136,8 @@
         <w:t xml:space="preserve">.</w:t>
       </w:r>
     </w:p>
-    <w:bookmarkEnd w:id="103"/>
-    <w:bookmarkStart w:id="105" w:name="ref-liu2024"/>
+    <w:bookmarkEnd w:id="101"/>
+    <w:bookmarkStart w:id="103" w:name="ref-liu2024"/>
     <w:p>
       <w:pPr>
         <w:pStyle w:val="Bibliography"/>
@@ -5153,7 +5170,7 @@
       <w:r>
         <w:t xml:space="preserve"> </w:t>
       </w:r>
-      <w:hyperlink r:id="rId104">
+      <w:hyperlink r:id="rId102">
         <w:r>
           <w:rPr>
             <w:rStyle w:val="Hyperlink"/>
@@ -5165,8 +5182,8 @@
         <w:t xml:space="preserve">.</w:t>
       </w:r>
     </w:p>
-    <w:bookmarkEnd w:id="105"/>
-    <w:bookmarkStart w:id="107" w:name="ref-holden2019"/>
+    <w:bookmarkEnd w:id="103"/>
+    <w:bookmarkStart w:id="105" w:name="ref-holden2019"/>
     <w:p>
       <w:pPr>
         <w:pStyle w:val="Bibliography"/>
@@ -5199,7 +5216,7 @@
       <w:r>
         <w:t xml:space="preserve">, 5137–5155. https://doi.org/</w:t>
       </w:r>
-      <w:hyperlink r:id="rId106">
+      <w:hyperlink r:id="rId104">
         <w:r>
           <w:rPr>
             <w:rStyle w:val="Hyperlink"/>
@@ -5211,8 +5228,8 @@
         <w:t xml:space="preserve">.</w:t>
       </w:r>
     </w:p>
-    <w:bookmarkEnd w:id="107"/>
-    <w:bookmarkStart w:id="109" w:name="ref-barreto2023"/>
+    <w:bookmarkEnd w:id="105"/>
+    <w:bookmarkStart w:id="107" w:name="ref-barreto2023"/>
     <w:p>
       <w:pPr>
         <w:pStyle w:val="Bibliography"/>
@@ -5245,7 +5262,7 @@
       <w:r>
         <w:t xml:space="preserve"> </w:t>
       </w:r>
-      <w:hyperlink r:id="rId108">
+      <w:hyperlink r:id="rId106">
         <w:r>
           <w:rPr>
             <w:rStyle w:val="Hyperlink"/>
@@ -5257,8 +5274,8 @@
         <w:t xml:space="preserve">.</w:t>
       </w:r>
     </w:p>
-    <w:bookmarkEnd w:id="109"/>
-    <w:bookmarkStart w:id="111" w:name="ref-beck2018"/>
+    <w:bookmarkEnd w:id="107"/>
+    <w:bookmarkStart w:id="109" w:name="ref-beck2018"/>
     <w:p>
       <w:pPr>
         <w:pStyle w:val="Bibliography"/>
@@ -5291,7 +5308,7 @@
       <w:r>
         <w:t xml:space="preserve"> </w:t>
       </w:r>
-      <w:hyperlink r:id="rId110">
+      <w:hyperlink r:id="rId108">
         <w:r>
           <w:rPr>
             <w:rStyle w:val="Hyperlink"/>
@@ -5303,8 +5320,8 @@
         <w:t xml:space="preserve">.</w:t>
       </w:r>
     </w:p>
-    <w:bookmarkEnd w:id="111"/>
-    <w:bookmarkStart w:id="113" w:name="ref-galván2023"/>
+    <w:bookmarkEnd w:id="109"/>
+    <w:bookmarkStart w:id="111" w:name="ref-galván2023"/>
     <w:p>
       <w:pPr>
         <w:pStyle w:val="Bibliography"/>
@@ -5324,7 +5341,7 @@
       <w:r>
         <w:t xml:space="preserve"> </w:t>
       </w:r>
-      <w:hyperlink r:id="rId112">
+      <w:hyperlink r:id="rId110">
         <w:r>
           <w:rPr>
             <w:rStyle w:val="Hyperlink"/>
@@ -5333,14 +5350,47 @@
         </w:r>
       </w:hyperlink>
     </w:p>
+    <w:bookmarkEnd w:id="111"/>
+    <w:bookmarkStart w:id="113" w:name="ref-chakrabarty2011"/>
+    <w:p>
+      <w:pPr>
+        <w:pStyle w:val="Bibliography"/>
+      </w:pPr>
+      <w:r>
+        <w:t xml:space="preserve">40.</w:t>
+      </w:r>
+      <w:r>
+        <w:t xml:space="preserve"> </w:t>
+      </w:r>
+      <w:r>
+        <w:t xml:space="preserve">	</w:t>
+      </w:r>
+      <w:r>
+        <w:t xml:space="preserve">Chakrabarty, P., and Albert, J.S. (2011). Not so fast: A new take on the great american biotic interchange. In, J. Albert, ed. (University of California Press), p. 0.</w:t>
+      </w:r>
+      <w:r>
+        <w:t xml:space="preserve"> </w:t>
+      </w:r>
+      <w:hyperlink r:id="rId112">
+        <w:r>
+          <w:rPr>
+            <w:rStyle w:val="Hyperlink"/>
+          </w:rPr>
+          <w:t xml:space="preserve">https://doi.org/10.1525/california/9780520268685.003.0018</w:t>
+        </w:r>
+      </w:hyperlink>
+      <w:r>
+        <w:t xml:space="preserve">.</w:t>
+      </w:r>
+    </w:p>
     <w:bookmarkEnd w:id="113"/>
-    <w:bookmarkStart w:id="114" w:name="ref-macarthur1967"/>
+    <w:bookmarkStart w:id="115" w:name="ref-weir2009"/>
     <w:p>
       <w:pPr>
         <w:pStyle w:val="Bibliography"/>
       </w:pPr>
       <w:r>
-        <w:t xml:space="preserve">40.</w:t>
+        <w:t xml:space="preserve">41.</w:t>
       </w:r>
       <w:r>
         <w:t xml:space="preserve"> </w:t>
@@ -5349,26 +5399,7 @@
         <w:t xml:space="preserve">	</w:t>
       </w:r>
       <w:r>
-        <w:t xml:space="preserve">MacArthur, R.H., and Wilson, E.O. (1967). The theory of island biogeography Princeton University Press.</w:t>
-      </w:r>
-    </w:p>
-    <w:bookmarkEnd w:id="114"/>
-    <w:bookmarkStart w:id="116" w:name="ref-willig2003"/>
-    <w:p>
-      <w:pPr>
-        <w:pStyle w:val="Bibliography"/>
-      </w:pPr>
-      <w:r>
-        <w:t xml:space="preserve">41.</w:t>
-      </w:r>
-      <w:r>
-        <w:t xml:space="preserve"> </w:t>
-      </w:r>
-      <w:r>
-        <w:t xml:space="preserve">	</w:t>
-      </w:r>
-      <w:r>
-        <w:t xml:space="preserve">Willig, M.R., Kaufman, D.M., and Stevens, R.D. (2003). Latitudinal gradients of biodiversity: Pattern, process, scale, and synthesis. Annual Review of Ecology, Evolution, and Systematics</w:t>
+        <w:t xml:space="preserve">Weir, J.T., Bermingham, E., and Schluter, D. (2009). The great american biotic interchange in birds. Proceedings of the National Academy of Sciences</w:t>
       </w:r>
       <w:r>
         <w:t xml:space="preserve"> </w:t>
@@ -5378,6 +5409,117 @@
           <w:i/>
           <w:iCs/>
         </w:rPr>
+        <w:t xml:space="preserve">106</w:t>
+      </w:r>
+      <w:r>
+        <w:t xml:space="preserve">, 21737–21742.</w:t>
+      </w:r>
+      <w:r>
+        <w:t xml:space="preserve"> </w:t>
+      </w:r>
+      <w:hyperlink r:id="rId114">
+        <w:r>
+          <w:rPr>
+            <w:rStyle w:val="Hyperlink"/>
+          </w:rPr>
+          <w:t xml:space="preserve">https://doi.org/10.1073/pnas.0903811106</w:t>
+        </w:r>
+      </w:hyperlink>
+      <w:r>
+        <w:t xml:space="preserve">.</w:t>
+      </w:r>
+    </w:p>
+    <w:bookmarkEnd w:id="115"/>
+    <w:bookmarkStart w:id="117" w:name="ref-tilstonsmith2010"/>
+    <w:p>
+      <w:pPr>
+        <w:pStyle w:val="Bibliography"/>
+      </w:pPr>
+      <w:r>
+        <w:t xml:space="preserve">42.</w:t>
+      </w:r>
+      <w:r>
+        <w:t xml:space="preserve"> </w:t>
+      </w:r>
+      <w:r>
+        <w:t xml:space="preserve">	</w:t>
+      </w:r>
+      <w:r>
+        <w:t xml:space="preserve">Smith, B.T., and Klicka, J. (2010). The profound influence of the Late Pliocene Panamanian uplift on the exchange, diversification, and distribution of New World birds. Ecography</w:t>
+      </w:r>
+      <w:r>
+        <w:t xml:space="preserve"> </w:t>
+      </w:r>
+      <w:r>
+        <w:rPr>
+          <w:i/>
+          <w:iCs/>
+        </w:rPr>
+        <w:t xml:space="preserve">33</w:t>
+      </w:r>
+      <w:r>
+        <w:t xml:space="preserve">, 333–342.</w:t>
+      </w:r>
+      <w:r>
+        <w:t xml:space="preserve"> </w:t>
+      </w:r>
+      <w:hyperlink r:id="rId116">
+        <w:r>
+          <w:rPr>
+            <w:rStyle w:val="Hyperlink"/>
+          </w:rPr>
+          <w:t xml:space="preserve">https://doi.org/10.1111/j.1600-0587.2009.06335.x</w:t>
+        </w:r>
+      </w:hyperlink>
+      <w:r>
+        <w:t xml:space="preserve">.</w:t>
+      </w:r>
+    </w:p>
+    <w:bookmarkEnd w:id="117"/>
+    <w:bookmarkStart w:id="118" w:name="ref-macarthur1967"/>
+    <w:p>
+      <w:pPr>
+        <w:pStyle w:val="Bibliography"/>
+      </w:pPr>
+      <w:r>
+        <w:t xml:space="preserve">43.</w:t>
+      </w:r>
+      <w:r>
+        <w:t xml:space="preserve"> </w:t>
+      </w:r>
+      <w:r>
+        <w:t xml:space="preserve">	</w:t>
+      </w:r>
+      <w:r>
+        <w:t xml:space="preserve">MacArthur, R.H., and Wilson, E.O. (1967). The theory of island biogeography Princeton University Press.</w:t>
+      </w:r>
+    </w:p>
+    <w:bookmarkEnd w:id="118"/>
+    <w:bookmarkStart w:id="120" w:name="ref-willig2003"/>
+    <w:p>
+      <w:pPr>
+        <w:pStyle w:val="Bibliography"/>
+      </w:pPr>
+      <w:r>
+        <w:t xml:space="preserve">44.</w:t>
+      </w:r>
+      <w:r>
+        <w:t xml:space="preserve"> </w:t>
+      </w:r>
+      <w:r>
+        <w:t xml:space="preserve">	</w:t>
+      </w:r>
+      <w:r>
+        <w:t xml:space="preserve">Willig, M.R., Kaufman, D.M., and Stevens, R.D. (2003). Latitudinal gradients of biodiversity: Pattern, process, scale, and synthesis. Annual Review of Ecology, Evolution, and Systematics</w:t>
+      </w:r>
+      <w:r>
+        <w:t xml:space="preserve"> </w:t>
+      </w:r>
+      <w:r>
+        <w:rPr>
+          <w:i/>
+          <w:iCs/>
+        </w:rPr>
         <w:t xml:space="preserve">34</w:t>
       </w:r>
       <w:r>
@@ -5386,7 +5528,7 @@
       <w:r>
         <w:t xml:space="preserve"> </w:t>
       </w:r>
-      <w:hyperlink r:id="rId115">
+      <w:hyperlink r:id="rId119">
         <w:r>
           <w:rPr>
             <w:rStyle w:val="Hyperlink"/>
@@ -5398,14 +5540,14 @@
         <w:t xml:space="preserve">.</w:t>
       </w:r>
     </w:p>
-    <w:bookmarkEnd w:id="116"/>
-    <w:bookmarkStart w:id="118" w:name="ref-raven2020"/>
+    <w:bookmarkEnd w:id="120"/>
+    <w:bookmarkStart w:id="122" w:name="ref-raven2020"/>
     <w:p>
       <w:pPr>
         <w:pStyle w:val="Bibliography"/>
       </w:pPr>
       <w:r>
-        <w:t xml:space="preserve">42.</w:t>
+        <w:t xml:space="preserve">45.</w:t>
       </w:r>
       <w:r>
         <w:t xml:space="preserve"> </w:t>
@@ -5432,7 +5574,7 @@
       <w:r>
         <w:t xml:space="preserve"> </w:t>
       </w:r>
-      <w:hyperlink r:id="rId117">
+      <w:hyperlink r:id="rId121">
         <w:r>
           <w:rPr>
             <w:rStyle w:val="Hyperlink"/>
@@ -5444,14 +5586,14 @@
         <w:t xml:space="preserve">.</w:t>
       </w:r>
     </w:p>
-    <w:bookmarkEnd w:id="118"/>
-    <w:bookmarkStart w:id="120" w:name="ref-haffer1969"/>
+    <w:bookmarkEnd w:id="122"/>
+    <w:bookmarkStart w:id="124" w:name="ref-haffer1969"/>
     <w:p>
       <w:pPr>
         <w:pStyle w:val="Bibliography"/>
       </w:pPr>
       <w:r>
-        <w:t xml:space="preserve">43.</w:t>
+        <w:t xml:space="preserve">46.</w:t>
       </w:r>
       <w:r>
         <w:t xml:space="preserve"> </w:t>
@@ -5478,7 +5620,7 @@
       <w:r>
         <w:t xml:space="preserve"> </w:t>
       </w:r>
-      <w:hyperlink r:id="rId119">
+      <w:hyperlink r:id="rId123">
         <w:r>
           <w:rPr>
             <w:rStyle w:val="Hyperlink"/>
@@ -5490,14 +5632,14 @@
         <w:t xml:space="preserve">.</w:t>
       </w:r>
     </w:p>
-    <w:bookmarkEnd w:id="120"/>
-    <w:bookmarkStart w:id="122" w:name="ref-cruz2025"/>
+    <w:bookmarkEnd w:id="124"/>
+    <w:bookmarkStart w:id="126" w:name="ref-cruz2025"/>
     <w:p>
       <w:pPr>
         <w:pStyle w:val="Bibliography"/>
       </w:pPr>
       <w:r>
-        <w:t xml:space="preserve">44.</w:t>
+        <w:t xml:space="preserve">47.</w:t>
       </w:r>
       <w:r>
         <w:t xml:space="preserve"> </w:t>
@@ -5521,7 +5663,7 @@
       <w:r>
         <w:t xml:space="preserve">, e24051. https://doi.org/</w:t>
       </w:r>
-      <w:hyperlink r:id="rId121">
+      <w:hyperlink r:id="rId125">
         <w:r>
           <w:rPr>
             <w:rStyle w:val="Hyperlink"/>
@@ -5533,14 +5675,14 @@
         <w:t xml:space="preserve">.</w:t>
       </w:r>
     </w:p>
-    <w:bookmarkEnd w:id="122"/>
-    <w:bookmarkStart w:id="124" w:name="ref-pino2022"/>
+    <w:bookmarkEnd w:id="126"/>
+    <w:bookmarkStart w:id="128" w:name="ref-pino2022"/>
     <w:p>
       <w:pPr>
         <w:pStyle w:val="Bibliography"/>
       </w:pPr>
       <w:r>
-        <w:t xml:space="preserve">45.</w:t>
+        <w:t xml:space="preserve">48.</w:t>
       </w:r>
       <w:r>
         <w:t xml:space="preserve"> </w:t>
@@ -5567,7 +5709,7 @@
       <w:r>
         <w:t xml:space="preserve"> </w:t>
       </w:r>
-      <w:hyperlink r:id="rId123">
+      <w:hyperlink r:id="rId127">
         <w:r>
           <w:rPr>
             <w:rStyle w:val="Hyperlink"/>
@@ -5579,14 +5721,14 @@
         <w:t xml:space="preserve">.</w:t>
       </w:r>
     </w:p>
-    <w:bookmarkEnd w:id="124"/>
-    <w:bookmarkStart w:id="126" w:name="ref-antonelli2018"/>
+    <w:bookmarkEnd w:id="128"/>
+    <w:bookmarkStart w:id="130" w:name="ref-motta2025"/>
     <w:p>
       <w:pPr>
         <w:pStyle w:val="Bibliography"/>
       </w:pPr>
       <w:r>
-        <w:t xml:space="preserve">46.</w:t>
+        <w:t xml:space="preserve">49.</w:t>
       </w:r>
       <w:r>
         <w:t xml:space="preserve"> </w:t>
@@ -5595,7 +5737,7 @@
         <w:t xml:space="preserve">	</w:t>
       </w:r>
       <w:r>
-        <w:t xml:space="preserve">Antonelli, A., Kissling, W.D., Flantua, S.G.A., Bermúdez, M.A., Mulch, A., Muellner-Riehl, A.N., Kreft, H., Linder, H.P., Badgley, C., Fjeldså, J., et al. (2018). Geological and climatic influences on mountain biodiversity. Nature Geoscience</w:t>
+        <w:t xml:space="preserve">Motta, L.M., and Quental, T.B. (2025). New aspects of the asymmetry of the great american biotic interchange based on an analysis of the spatial and temporal structure of immigrant taxa at local scale. Palaeogeography, Palaeoclimatology, Palaeoecology</w:t>
       </w:r>
       <w:r>
         <w:t xml:space="preserve"> </w:t>
@@ -5605,52 +5747,6 @@
           <w:i/>
           <w:iCs/>
         </w:rPr>
-        <w:t xml:space="preserve">11</w:t>
-      </w:r>
-      <w:r>
-        <w:t xml:space="preserve">, 718–725.</w:t>
-      </w:r>
-      <w:r>
-        <w:t xml:space="preserve"> </w:t>
-      </w:r>
-      <w:hyperlink r:id="rId125">
-        <w:r>
-          <w:rPr>
-            <w:rStyle w:val="Hyperlink"/>
-          </w:rPr>
-          <w:t xml:space="preserve">https://doi.org/10.1038/s41561-018-0236-z</w:t>
-        </w:r>
-      </w:hyperlink>
-      <w:r>
-        <w:t xml:space="preserve">.</w:t>
-      </w:r>
-    </w:p>
-    <w:bookmarkEnd w:id="126"/>
-    <w:bookmarkStart w:id="128" w:name="ref-motta2025"/>
-    <w:p>
-      <w:pPr>
-        <w:pStyle w:val="Bibliography"/>
-      </w:pPr>
-      <w:r>
-        <w:t xml:space="preserve">47.</w:t>
-      </w:r>
-      <w:r>
-        <w:t xml:space="preserve"> </w:t>
-      </w:r>
-      <w:r>
-        <w:t xml:space="preserve">	</w:t>
-      </w:r>
-      <w:r>
-        <w:t xml:space="preserve">Motta, L.M., and Quental, T.B. (2025). New aspects of the asymmetry of the great american biotic interchange based on an analysis of the spatial and temporal structure of immigrant taxa at local scale. Palaeogeography, Palaeoclimatology, Palaeoecology</w:t>
-      </w:r>
-      <w:r>
-        <w:t xml:space="preserve"> </w:t>
-      </w:r>
-      <w:r>
-        <w:rPr>
-          <w:i/>
-          <w:iCs/>
-        </w:rPr>
         <w:t xml:space="preserve">668</w:t>
       </w:r>
       <w:r>
@@ -5659,7 +5755,7 @@
       <w:r>
         <w:t xml:space="preserve"> </w:t>
       </w:r>
-      <w:hyperlink r:id="rId127">
+      <w:hyperlink r:id="rId129">
         <w:r>
           <w:rPr>
             <w:rStyle w:val="Hyperlink"/>
@@ -5671,14 +5767,14 @@
         <w:t xml:space="preserve">.</w:t>
       </w:r>
     </w:p>
-    <w:bookmarkEnd w:id="128"/>
-    <w:bookmarkStart w:id="130" w:name="ref-morgan1993"/>
+    <w:bookmarkEnd w:id="130"/>
+    <w:bookmarkStart w:id="132" w:name="ref-morgan1993"/>
     <w:p>
       <w:pPr>
         <w:pStyle w:val="Bibliography"/>
       </w:pPr>
       <w:r>
-        <w:t xml:space="preserve">48.</w:t>
+        <w:t xml:space="preserve">50.</w:t>
       </w:r>
       <w:r>
         <w:t xml:space="preserve"> </w:t>
@@ -5692,7 +5788,7 @@
       <w:r>
         <w:t xml:space="preserve"> </w:t>
       </w:r>
-      <w:hyperlink r:id="rId129">
+      <w:hyperlink r:id="rId131">
         <w:r>
           <w:rPr>
             <w:rStyle w:val="Hyperlink"/>
@@ -5704,14 +5800,14 @@
         <w:t xml:space="preserve">.</w:t>
       </w:r>
     </w:p>
-    <w:bookmarkEnd w:id="130"/>
-    <w:bookmarkStart w:id="132" w:name="ref-ali2021b"/>
+    <w:bookmarkEnd w:id="132"/>
+    <w:bookmarkStart w:id="134" w:name="ref-ali2021b"/>
     <w:p>
       <w:pPr>
         <w:pStyle w:val="Bibliography"/>
       </w:pPr>
       <w:r>
-        <w:t xml:space="preserve">49.</w:t>
+        <w:t xml:space="preserve">51.</w:t>
       </w:r>
       <w:r>
         <w:t xml:space="preserve"> </w:t>
@@ -5750,7 +5846,7 @@
       <w:r>
         <w:t xml:space="preserve"> </w:t>
       </w:r>
-      <w:hyperlink r:id="rId131">
+      <w:hyperlink r:id="rId133">
         <w:r>
           <w:rPr>
             <w:rStyle w:val="Hyperlink"/>
@@ -5762,14 +5858,14 @@
         <w:t xml:space="preserve">.</w:t>
       </w:r>
     </w:p>
-    <w:bookmarkEnd w:id="132"/>
-    <w:bookmarkStart w:id="134" w:name="ref-cornée2021"/>
+    <w:bookmarkEnd w:id="134"/>
+    <w:bookmarkStart w:id="136" w:name="ref-cornée2021"/>
     <w:p>
       <w:pPr>
         <w:pStyle w:val="Bibliography"/>
       </w:pPr>
       <w:r>
-        <w:t xml:space="preserve">50.</w:t>
+        <w:t xml:space="preserve">52.</w:t>
       </w:r>
       <w:r>
         <w:t xml:space="preserve"> </w:t>
@@ -5796,7 +5892,7 @@
       <w:r>
         <w:t xml:space="preserve"> </w:t>
       </w:r>
-      <w:hyperlink r:id="rId133">
+      <w:hyperlink r:id="rId135">
         <w:r>
           <w:rPr>
             <w:rStyle w:val="Hyperlink"/>
@@ -5808,14 +5904,14 @@
         <w:t xml:space="preserve">.</w:t>
       </w:r>
     </w:p>
-    <w:bookmarkEnd w:id="134"/>
-    <w:bookmarkStart w:id="136" w:name="ref-warren2015"/>
+    <w:bookmarkEnd w:id="136"/>
+    <w:bookmarkStart w:id="138" w:name="ref-warren2015"/>
     <w:p>
       <w:pPr>
         <w:pStyle w:val="Bibliography"/>
       </w:pPr>
       <w:r>
-        <w:t xml:space="preserve">51.</w:t>
+        <w:t xml:space="preserve">53.</w:t>
       </w:r>
       <w:r>
         <w:t xml:space="preserve"> </w:t>
@@ -5842,7 +5938,7 @@
       <w:r>
         <w:t xml:space="preserve"> </w:t>
       </w:r>
-      <w:hyperlink r:id="rId135">
+      <w:hyperlink r:id="rId137">
         <w:r>
           <w:rPr>
             <w:rStyle w:val="Hyperlink"/>
@@ -5854,14 +5950,14 @@
         <w:t xml:space="preserve">.</w:t>
       </w:r>
     </w:p>
-    <w:bookmarkEnd w:id="136"/>
-    <w:bookmarkStart w:id="138" w:name="ref-couvreur2011"/>
+    <w:bookmarkEnd w:id="138"/>
+    <w:bookmarkStart w:id="140" w:name="ref-gearty2023"/>
     <w:p>
       <w:pPr>
         <w:pStyle w:val="Bibliography"/>
       </w:pPr>
       <w:r>
-        <w:t xml:space="preserve">52.</w:t>
+        <w:t xml:space="preserve">54.</w:t>
       </w:r>
       <w:r>
         <w:t xml:space="preserve"> </w:t>
@@ -5870,150 +5966,12 @@
         <w:t xml:space="preserve">	</w:t>
       </w:r>
       <w:r>
-        <w:t xml:space="preserve">Couvreur, T.L.P., Pirie, M.D., Chatrou, L.W., Saunders, R.M.K., Su, Y.C.F., Richardson, J.E., and Erkens, R.H.J. (2011). Early evolutionary history of the flowering plant family Annonaceae: steady diversification and boreotropical geodispersal. Journal of Biogeography</w:t>
-      </w:r>
-      <w:r>
-        <w:t xml:space="preserve"> </w:t>
-      </w:r>
-      <w:r>
-        <w:rPr>
-          <w:i/>
-          <w:iCs/>
-        </w:rPr>
-        <w:t xml:space="preserve">38</w:t>
-      </w:r>
-      <w:r>
-        <w:t xml:space="preserve">, 664–680.</w:t>
-      </w:r>
-      <w:r>
-        <w:t xml:space="preserve"> </w:t>
-      </w:r>
-      <w:hyperlink r:id="rId137">
-        <w:r>
-          <w:rPr>
-            <w:rStyle w:val="Hyperlink"/>
-          </w:rPr>
-          <w:t xml:space="preserve">https://doi.org/10.1111/j.1365-2699.2010.02434.x</w:t>
-        </w:r>
-      </w:hyperlink>
-      <w:r>
-        <w:t xml:space="preserve">.</w:t>
-      </w:r>
-    </w:p>
-    <w:bookmarkEnd w:id="138"/>
-    <w:bookmarkStart w:id="140" w:name="ref-upchurch2024"/>
-    <w:p>
-      <w:pPr>
-        <w:pStyle w:val="Bibliography"/>
-      </w:pPr>
-      <w:r>
-        <w:t xml:space="preserve">53.</w:t>
-      </w:r>
-      <w:r>
-        <w:t xml:space="preserve"> </w:t>
-      </w:r>
-      <w:r>
-        <w:t xml:space="preserve">	</w:t>
-      </w:r>
-      <w:r>
-        <w:t xml:space="preserve">Upchurch, P., and Chiarenza, A.A. (2024). A brief review of non-avian dinosaur biogeography: State-of-the-art and prospectus. Biology Letters</w:t>
-      </w:r>
-      <w:r>
-        <w:t xml:space="preserve"> </w:t>
-      </w:r>
-      <w:r>
-        <w:rPr>
-          <w:i/>
-          <w:iCs/>
-        </w:rPr>
-        <w:t xml:space="preserve">20</w:t>
-      </w:r>
-      <w:r>
-        <w:t xml:space="preserve">, 20240429.</w:t>
+        <w:t xml:space="preserve">Gearty, W. (2023).</w:t>
       </w:r>
       <w:r>
         <w:t xml:space="preserve"> </w:t>
       </w:r>
       <w:hyperlink r:id="rId139">
-        <w:r>
-          <w:rPr>
-            <w:rStyle w:val="Hyperlink"/>
-          </w:rPr>
-          <w:t xml:space="preserve">https://doi.org/10.1098/rsbl.2024.0429</w:t>
-        </w:r>
-      </w:hyperlink>
-      <w:r>
-        <w:t xml:space="preserve">.</w:t>
-      </w:r>
-    </w:p>
-    <w:bookmarkEnd w:id="140"/>
-    <w:bookmarkStart w:id="142" w:name="ref-weir2009"/>
-    <w:p>
-      <w:pPr>
-        <w:pStyle w:val="Bibliography"/>
-      </w:pPr>
-      <w:r>
-        <w:t xml:space="preserve">54.</w:t>
-      </w:r>
-      <w:r>
-        <w:t xml:space="preserve"> </w:t>
-      </w:r>
-      <w:r>
-        <w:t xml:space="preserve">	</w:t>
-      </w:r>
-      <w:r>
-        <w:t xml:space="preserve">Weir, J.T., Bermingham, E., and Schluter, D. (2009). The great american biotic interchange in birds. Proceedings of the National Academy of Sciences</w:t>
-      </w:r>
-      <w:r>
-        <w:t xml:space="preserve"> </w:t>
-      </w:r>
-      <w:r>
-        <w:rPr>
-          <w:i/>
-          <w:iCs/>
-        </w:rPr>
-        <w:t xml:space="preserve">106</w:t>
-      </w:r>
-      <w:r>
-        <w:t xml:space="preserve">, 21737–21742.</w:t>
-      </w:r>
-      <w:r>
-        <w:t xml:space="preserve"> </w:t>
-      </w:r>
-      <w:hyperlink r:id="rId141">
-        <w:r>
-          <w:rPr>
-            <w:rStyle w:val="Hyperlink"/>
-          </w:rPr>
-          <w:t xml:space="preserve">https://doi.org/10.1073/pnas.0903811106</w:t>
-        </w:r>
-      </w:hyperlink>
-      <w:r>
-        <w:t xml:space="preserve">.</w:t>
-      </w:r>
-    </w:p>
-    <w:bookmarkEnd w:id="142"/>
-    <w:bookmarkStart w:id="144" w:name="ref-gearty2023"/>
-    <w:p>
-      <w:pPr>
-        <w:pStyle w:val="Bibliography"/>
-      </w:pPr>
-      <w:r>
-        <w:t xml:space="preserve">55.</w:t>
-      </w:r>
-      <w:r>
-        <w:t xml:space="preserve"> </w:t>
-      </w:r>
-      <w:r>
-        <w:t xml:space="preserve">	</w:t>
-      </w:r>
-      <w:r>
-        <w:t xml:space="preserve">Gearty, W. (2023).</w:t>
-      </w:r>
-      <w:r>
-        <w:t xml:space="preserve"> </w:t>
-      </w:r>
-      <w:hyperlink r:id="rId143">
         <w:r>
           <w:rPr>
             <w:rStyle w:val="Hyperlink"/>
@@ -6022,10 +5980,10 @@
         </w:r>
       </w:hyperlink>
     </w:p>
-    <w:bookmarkEnd w:id="144"/>
-    <w:bookmarkEnd w:id="145"/>
-    <w:bookmarkEnd w:id="146"/>
-    <w:bookmarkStart w:id="163" w:name="figures"/>
+    <w:bookmarkEnd w:id="140"/>
+    <w:bookmarkEnd w:id="141"/>
+    <w:bookmarkEnd w:id="142"/>
+    <w:bookmarkStart w:id="159" w:name="figures"/>
     <w:p>
       <w:pPr>
         <w:pStyle w:val="Heading1"/>
@@ -6047,7 +6005,7 @@
       <w:tr>
         <w:tc>
           <w:tcPr/>
-          <w:bookmarkStart w:id="150" w:name="fig-framework"/>
+          <w:bookmarkStart w:id="146" w:name="fig-framework"/>
           <w:p>
             <w:pPr>
               <w:pStyle w:val="Compact"/>
@@ -6058,18 +6016,18 @@
                 <wp:inline>
                   <wp:extent cx="3959999" cy="3959999"/>
                   <wp:effectExtent b="0" l="0" r="0" t="0"/>
-                  <wp:docPr descr="" title="" id="148" name="Picture"/>
+                  <wp:docPr descr="" title="" id="144" name="Picture"/>
                   <a:graphic>
                     <a:graphicData uri="http://schemas.openxmlformats.org/drawingml/2006/picture">
                       <pic:pic>
                         <pic:nvPicPr>
-                          <pic:cNvPr descr="../Figures/MS/Main/Figure_framework/Figure_framework.png" id="149" name="Picture"/>
+                          <pic:cNvPr descr="../Figures/MS/Main/Figure_framework/Figure_framework.png" id="145" name="Picture"/>
                           <pic:cNvPicPr>
                             <a:picLocks noChangeArrowheads="1" noChangeAspect="1"/>
                           </pic:cNvPicPr>
                         </pic:nvPicPr>
                         <pic:blipFill>
-                          <a:blip r:embed="rId147"/>
+                          <a:blip r:embed="rId143"/>
                           <a:stretch>
                             <a:fillRect/>
                           </a:stretch>
@@ -6133,13 +6091,13 @@
               <w:rPr>
                 <w:vertAlign w:val="superscript"/>
               </w:rPr>
-              <w:t xml:space="preserve">55</w:t>
+              <w:t xml:space="preserve">54</w:t>
             </w:r>
             <w:r>
               <w:t xml:space="preserve">. The empirically-derived asymmetry of the transcontinental land mammal exchange is represented by the thickness of the two arrows, the thicker the arrow, the more intense the exchange.</w:t>
             </w:r>
           </w:p>
-          <w:bookmarkEnd w:id="150"/>
+          <w:bookmarkEnd w:id="146"/>
         </w:tc>
       </w:tr>
     </w:tbl>
@@ -6156,7 +6114,7 @@
       <w:tr>
         <w:tc>
           <w:tcPr/>
-          <w:bookmarkStart w:id="154" w:name="fig-propsuccess"/>
+          <w:bookmarkStart w:id="150" w:name="fig-propsuccess"/>
           <w:p>
             <w:pPr>
               <w:pStyle w:val="Compact"/>
@@ -6167,18 +6125,18 @@
                 <wp:inline>
                   <wp:extent cx="3599999" cy="3779999"/>
                   <wp:effectExtent b="0" l="0" r="0" t="0"/>
-                  <wp:docPr descr="" title="" id="152" name="Picture"/>
+                  <wp:docPr descr="" title="" id="148" name="Picture"/>
                   <a:graphic>
                     <a:graphicData uri="http://schemas.openxmlformats.org/drawingml/2006/picture">
                       <pic:pic>
                         <pic:nvPicPr>
-                          <pic:cNvPr descr="../Figures/MS/Main/Figure_PropSuccess/Figure_PropSuccess.png" id="153" name="Picture"/>
+                          <pic:cNvPr descr="../Figures/MS/Main/Figure_PropSuccess/Figure_PropSuccess.png" id="149" name="Picture"/>
                           <pic:cNvPicPr>
                             <a:picLocks noChangeArrowheads="1" noChangeAspect="1"/>
                           </pic:cNvPicPr>
                         </pic:nvPicPr>
                         <pic:blipFill>
-                          <a:blip r:embed="rId151"/>
+                          <a:blip r:embed="rId147"/>
                           <a:stretch>
                             <a:fillRect/>
                           </a:stretch>
@@ -6279,7 +6237,7 @@
               <w:t xml:space="preserve">). Each individual plot shows the outcome of simulations starting in North (red) and South (cyan) America. Dots represent mean proportion estimates and error bars show their associated Binomial-derived 95% confidence interval.</w:t>
             </w:r>
           </w:p>
-          <w:bookmarkEnd w:id="154"/>
+          <w:bookmarkEnd w:id="150"/>
         </w:tc>
       </w:tr>
     </w:tbl>
@@ -6296,7 +6254,7 @@
       <w:tr>
         <w:tc>
           <w:tcPr/>
-          <w:bookmarkStart w:id="158" w:name="fig-metrics"/>
+          <w:bookmarkStart w:id="154" w:name="fig-metrics"/>
           <w:p>
             <w:pPr>
               <w:pStyle w:val="Compact"/>
@@ -6307,18 +6265,18 @@
                 <wp:inline>
                   <wp:extent cx="5039999" cy="4319999"/>
                   <wp:effectExtent b="0" l="0" r="0" t="0"/>
-                  <wp:docPr descr="" title="" id="156" name="Picture"/>
+                  <wp:docPr descr="" title="" id="152" name="Picture"/>
                   <a:graphic>
                     <a:graphicData uri="http://schemas.openxmlformats.org/drawingml/2006/picture">
                       <pic:pic>
                         <pic:nvPicPr>
-                          <pic:cNvPr descr="../Figures/MS/Main/Figure_metrics/Figure_metrics.png" id="157" name="Picture"/>
+                          <pic:cNvPr descr="../Figures/MS/Main/Figure_metrics/Figure_metrics.png" id="153" name="Picture"/>
                           <pic:cNvPicPr>
                             <a:picLocks noChangeArrowheads="1" noChangeAspect="1"/>
                           </pic:cNvPicPr>
                         </pic:nvPicPr>
                         <pic:blipFill>
-                          <a:blip r:embed="rId155"/>
+                          <a:blip r:embed="rId151"/>
                           <a:stretch>
                             <a:fillRect/>
                           </a:stretch>
@@ -6480,7 +6438,7 @@
               <w:t xml:space="preserve">., successfully reaching the continent where it did not originate. Mean estimates and their associated Student-derived 95% confidence interval are displayed over their distribution.</w:t>
             </w:r>
           </w:p>
-          <w:bookmarkEnd w:id="158"/>
+          <w:bookmarkEnd w:id="154"/>
         </w:tc>
       </w:tr>
     </w:tbl>
@@ -6497,7 +6455,7 @@
       <w:tr>
         <w:tc>
           <w:tcPr/>
-          <w:bookmarkStart w:id="162" w:name="fig-biome"/>
+          <w:bookmarkStart w:id="158" w:name="fig-biome"/>
           <w:p>
             <w:pPr>
               <w:pStyle w:val="Compact"/>
@@ -6508,18 +6466,18 @@
                 <wp:inline>
                   <wp:extent cx="5399999" cy="5399999"/>
                   <wp:effectExtent b="0" l="0" r="0" t="0"/>
-                  <wp:docPr descr="" title="" id="160" name="Picture"/>
+                  <wp:docPr descr="" title="" id="156" name="Picture"/>
                   <a:graphic>
                     <a:graphicData uri="http://schemas.openxmlformats.org/drawingml/2006/picture">
                       <pic:pic>
                         <pic:nvPicPr>
-                          <pic:cNvPr descr="../Figures/MS/Main/Figure_biomes/Figure_biomes.png" id="161" name="Picture"/>
+                          <pic:cNvPr descr="../Figures/MS/Main/Figure_biomes/Figure_biomes.png" id="157" name="Picture"/>
                           <pic:cNvPicPr>
                             <a:picLocks noChangeArrowheads="1" noChangeAspect="1"/>
                           </pic:cNvPicPr>
                         </pic:nvPicPr>
                         <pic:blipFill>
-                          <a:blip r:embed="rId159"/>
+                          <a:blip r:embed="rId155"/>
                           <a:stretch>
                             <a:fillRect/>
                           </a:stretch>
@@ -6630,11 +6588,11 @@
               <w:t xml:space="preserve">Proportion of successful simulations based on the biome where ancestral species originates, for each modelled scenario-ancestral continent combination. This proportion is expressed as the ratio between the number of successful simulations and the total number of simulations starting from a given biome. Coloured dots and error bars respectively show proportion estimates and their associated Binomial-derived 95% confidence intervals.</w:t>
             </w:r>
           </w:p>
-          <w:bookmarkEnd w:id="162"/>
+          <w:bookmarkEnd w:id="158"/>
         </w:tc>
       </w:tr>
     </w:tbl>
-    <w:bookmarkEnd w:id="163"/>
+    <w:bookmarkEnd w:id="159"/>
     <w:sectPr>
       <w:type w:val="nextPage"/>
       <w:pgSz w:h="15840" w:w="12240"/>

--- a/Manuscript/GABI_palaeo_constraints.docx
+++ b/Manuscript/GABI_palaeo_constraints.docx
@@ -176,7 +176,7 @@
         <w:pStyle w:val="FirstParagraph"/>
       </w:pPr>
       <w:r>
-        <w:t xml:space="preserve">The Great American Biotic Interchange (GABI) refers to the admixture of North and South American faunas promoted by the late Cenozoic closure of the isthmus of Panama. Among land mammals, this faunal exchange was asymmetric because it witnessed a greater ability of North American lineages to establish southwards, meanwhile many South Americans went extinct. Here, coupling a mechanistic eco-evolutionary simulator with palaeoclimatic reconstructions for the last 5 million years, we explore the extent to which palaeoclimate, alone, may have shaped such a biogeographic asymmetry. When climatic variables are the only constraints to virtual species’ dispersal, our results indicate that (1) successful interchanges are more frequently achieved when simulations start from South America than from North America, contrary to what could be expected based on empirical observations. In addition, (2) our models fail at explaining the higher representation of temperate-adapted mammals in the fossil record of successfully exchanged mammals, particularly of North American origin, but (3) suggest that successful colonisers from North America occupy larger areas in South America than the other way around. Hence, our findings stress that spatio-temporal palaeoclimate dynamics are not sufficient to explain the imbalanced success of North American migrants in South America following the GABI, suggesting the implication of additional biogeographic and ecological filters. This study offers valuable insights into the processes behind one of the most puzzling macroecological enigmas in the history of life on Earth.</w:t>
+        <w:t xml:space="preserve">The Great American Biotic Interchange (GABI) refers to the admixture of North and South American faunas promoted by the late Cenozoic closure of the isthmus of Panama. Among land mammals, this faunal exchange was asymmetric : a greater number of North American lineages established southwards, meanwhile many South Americans went extinct. Here, coupling a mechanistic eco-evolutionary simulator with palaeoclimatic reconstructions for the last 5 million years, we explore the extent to which palaeoclimate, alone, may have shaped such a biogeographic asymmetry. When climatic variables are the only constraints to virtual species’ dispersal, our results indicate that (1) successful interchanges are more frequently achieved when simulations start from South America than from North America, contrary to what could be expected based on empirical observations. In addition, (2) our models fail at explaining the higher representation of temperate-adapted mammals in the fossil record of successfully exchanged mammals, particularly of North American origin, but (3) suggest that successful colonisers from North America occupy larger areas in South America than the other way around. Hence, our findings stress that spatio-temporal palaeoclimate dynamics are not sufficient to explain the imbalanced success of North American migrants in South America following the GABI, suggesting the implication of additional biogeographic and ecological filters. This study offers valuable insights into the processes behind one of the most puzzling macroecological enigmas in the history of life on Earth.</w:t>
       </w:r>
     </w:p>
     <w:bookmarkEnd w:id="20"/>
@@ -230,7 +230,7 @@
         <w:rPr>
           <w:vertAlign w:val="superscript"/>
         </w:rPr>
-        <w:t xml:space="preserve">2–4</w:t>
+        <w:t xml:space="preserve">2–5</w:t>
       </w:r>
       <w:r>
         <w:t xml:space="preserve">, palaeontological evidence and molecular phylogenies both agree with a late Miocene onset of land mammal exchange between the Americas</w:t>
@@ -239,41 +239,25 @@
         <w:rPr>
           <w:vertAlign w:val="superscript"/>
         </w:rPr>
-        <w:t xml:space="preserve">5–7</w:t>
-      </w:r>
-      <w:r>
-        <w:t xml:space="preserve">, with effective pulses of mammal crossings occurring not earlier than</w:t>
-      </w:r>
-      <w:r>
-        <w:t xml:space="preserve"> </w:t>
-      </w:r>
-      <w:r>
-        <w:rPr>
-          <w:i/>
-          <w:iCs/>
-        </w:rPr>
-        <w:t xml:space="preserve">c.</w:t>
-      </w:r>
-      <w:r>
-        <w:t xml:space="preserve"> </w:t>
-      </w:r>
-      <w:r>
-        <w:t xml:space="preserve">3 Million years ago</w:t>
+        <w:t xml:space="preserve">6–8</w:t>
+      </w:r>
+      <w:r>
+        <w:t xml:space="preserve">, with effective pulses of mammal crossings occurring during the Plio-Pleistocene</w:t>
       </w:r>
       <w:r>
         <w:rPr>
           <w:vertAlign w:val="superscript"/>
         </w:rPr>
-        <w:t xml:space="preserve">1,8–10</w:t>
-      </w:r>
-      <w:r>
-        <w:t xml:space="preserve">. Despite its textbook nature, a puzzling feature of the GABI is that it impacted both continent’s mammalian faunas very differently. In fact, evidence from the fossil record indicates that the early phases of the GABI were marked by reciprocal exchanges between the Americas</w:t>
+        <w:t xml:space="preserve">1,9–11</w:t>
+      </w:r>
+      <w:r>
+        <w:t xml:space="preserve">. A puzzling feature of the GABI is that it impacted both continent’s mammalian faunas very differently. In fact, evidence from the fossil record indicates that the early phases of the GABI were marked by reciprocal exchanges between the Americas</w:t>
       </w:r>
       <w:r>
         <w:rPr>
           <w:vertAlign w:val="superscript"/>
         </w:rPr>
-        <w:t xml:space="preserve">1,8,11</w:t>
+        <w:t xml:space="preserve">1,9,12</w:t>
       </w:r>
       <w:r>
         <w:t xml:space="preserve">. However, during the Quaternary, the ability of migrant lineages to maintain and diversify in the foreign continent became greater in South America</w:t>
@@ -282,7 +266,7 @@
         <w:rPr>
           <w:vertAlign w:val="superscript"/>
         </w:rPr>
-        <w:t xml:space="preserve">8</w:t>
+        <w:t xml:space="preserve">9</w:t>
       </w:r>
       <w:r>
         <w:t xml:space="preserve">, and many native South American mammal lineages concomitantly declined, some of which even going totally extinct</w:t>
@@ -291,10 +275,10 @@
         <w:rPr>
           <w:vertAlign w:val="superscript"/>
         </w:rPr>
-        <w:t xml:space="preserve">12–16</w:t>
-      </w:r>
-      <w:r>
-        <w:t xml:space="preserve">. Hence, it turns out that this intercontinental faunal exchange has been strikingly asymmetric.</w:t>
+        <w:t xml:space="preserve">13–17</w:t>
+      </w:r>
+      <w:r>
+        <w:t xml:space="preserve">. Hence, this intercontinental faunal exchange was asymmetric.</w:t>
       </w:r>
     </w:p>
     <w:p>
@@ -308,7 +292,7 @@
         <w:rPr>
           <w:vertAlign w:val="superscript"/>
         </w:rPr>
-        <w:t xml:space="preserve">11,17,18</w:t>
+        <w:t xml:space="preserve">12,18,19</w:t>
       </w:r>
       <w:r>
         <w:t xml:space="preserve"> </w:t>
@@ -320,7 +304,7 @@
         <w:rPr>
           <w:vertAlign w:val="superscript"/>
         </w:rPr>
-        <w:t xml:space="preserve">11,19–21</w:t>
+        <w:t xml:space="preserve">12,20–22</w:t>
       </w:r>
       <w:r>
         <w:t xml:space="preserve">. However, their contribution to the asymmetry of the GABI has been increasingly called into question</w:t>
@@ -351,7 +335,7 @@
         <w:rPr>
           <w:vertAlign w:val="superscript"/>
         </w:rPr>
-        <w:t xml:space="preserve">., 22,23–25</w:t>
+        <w:t xml:space="preserve">., 23,24–26</w:t>
       </w:r>
       <w:r>
         <w:t xml:space="preserve">. On the other hand, several studies also proposed an implication of abiotic factors –</w:t>
@@ -421,7 +405,7 @@
         <w:rPr>
           <w:vertAlign w:val="superscript"/>
         </w:rPr>
-        <w:t xml:space="preserve">10,12,19,22,26</w:t>
+        <w:t xml:space="preserve">11,13,20,23,27,28</w:t>
       </w:r>
       <w:r>
         <w:t xml:space="preserve">. The prevailing view, proposed by Webb.</w:t>
@@ -430,7 +414,7 @@
         <w:rPr>
           <w:vertAlign w:val="superscript"/>
         </w:rPr>
-        <w:t xml:space="preserve">12</w:t>
+        <w:t xml:space="preserve">13</w:t>
       </w:r>
       <w:r>
         <w:t xml:space="preserve"> </w:t>
@@ -442,7 +426,7 @@
         <w:rPr>
           <w:vertAlign w:val="superscript"/>
         </w:rPr>
-        <w:t xml:space="preserve">22</w:t>
+        <w:t xml:space="preserve">23</w:t>
       </w:r>
       <w:r>
         <w:t xml:space="preserve">, consists of relating pulses of transcontinental mammal exchanges with Pleistocene climatic oscillations, promoting the transition from tropical rainforest to savannah-like environments in Central America as climate cooled down. This climate-driven landscape opening would have in turn facilitated the dispersal of non-tropical taxa, fitter to these environments, in line with the migrant fossil record across both sides of the isthmus. These exchange pulses would have been periodically interrupted as climate warmed up, promoting the reverse transition to rainforest in the isthmian region (tropical</w:t>
@@ -469,7 +453,7 @@
         <w:rPr>
           <w:vertAlign w:val="superscript"/>
         </w:rPr>
-        <w:t xml:space="preserve">8</w:t>
+        <w:t xml:space="preserve">9</w:t>
       </w:r>
       <w:r>
         <w:t xml:space="preserve">. However, so far, studies supporting this view have only been descriptive, tackling the issue from a pattern-oriented perspective driven by fossil data but, to our knowledge, never from a mechanistic process-oriented perspective.</w:t>
@@ -486,7 +470,7 @@
         <w:rPr>
           <w:vertAlign w:val="superscript"/>
         </w:rPr>
-        <w:t xml:space="preserve">27</w:t>
+        <w:t xml:space="preserve">29</w:t>
       </w:r>
       <w:r>
         <w:t xml:space="preserve">. By combining a landscape made up with palaeoenvironmental variables and a set of eco-evolutionary rules according to which virtual species are simulated, mechanistic eco-evolutionary models offer the unique opportunity to casually explore the way biodiversity patterns arise and are maintained through evolutionary times</w:t>
@@ -495,7 +479,7 @@
         <w:rPr>
           <w:vertAlign w:val="superscript"/>
         </w:rPr>
-        <w:t xml:space="preserve">28</w:t>
+        <w:t xml:space="preserve">30</w:t>
       </w:r>
       <w:r>
         <w:t xml:space="preserve">. Recently, this family of models has provided unprecedented insights into the underlying forces behind widely-recognised biodiversity patterns, such as the latitudinal biodiversity gradient</w:t>
@@ -504,7 +488,7 @@
         <w:rPr>
           <w:vertAlign w:val="superscript"/>
         </w:rPr>
-        <w:t xml:space="preserve">29,30</w:t>
+        <w:t xml:space="preserve">31,32</w:t>
       </w:r>
       <w:r>
         <w:t xml:space="preserve">, the diversity desequilibrium between tropical rainforests across the globe</w:t>
@@ -513,7 +497,7 @@
         <w:rPr>
           <w:vertAlign w:val="superscript"/>
         </w:rPr>
-        <w:t xml:space="preserve">31</w:t>
+        <w:t xml:space="preserve">33</w:t>
       </w:r>
       <w:r>
         <w:t xml:space="preserve">, the build-up of the unique biodiversity along the Wallace line</w:t>
@@ -522,7 +506,7 @@
         <w:rPr>
           <w:vertAlign w:val="superscript"/>
         </w:rPr>
-        <w:t xml:space="preserve">32</w:t>
+        <w:t xml:space="preserve">34</w:t>
       </w:r>
       <w:r>
         <w:t xml:space="preserve"> </w:t>
@@ -556,7 +540,7 @@
         <w:rPr>
           <w:vertAlign w:val="superscript"/>
         </w:rPr>
-        <w:t xml:space="preserve">., 33,34,35</w:t>
+        <w:t xml:space="preserve">., 35,36,37</w:t>
       </w:r>
       <w:r>
         <w:t xml:space="preserve">.</w:t>
@@ -605,7 +589,7 @@
         <w:rPr>
           <w:vertAlign w:val="superscript"/>
         </w:rPr>
-        <w:t xml:space="preserve">29</w:t>
+        <w:t xml:space="preserve">31</w:t>
       </w:r>
       <w:r>
         <w:t xml:space="preserve">, a mechanistic eco-evolutionary simulator, incorporating palaeoclimatic layers (annual temperature and precipitation) covering the last 5 million years generated by the PALEO-PGEM emulator</w:t>
@@ -614,7 +598,7 @@
         <w:rPr>
           <w:vertAlign w:val="superscript"/>
         </w:rPr>
-        <w:t xml:space="preserve">36,37</w:t>
+        <w:t xml:space="preserve">38,39</w:t>
       </w:r>
       <w:r>
         <w:t xml:space="preserve">. Each set of simulations tracked the radiation of a clade originating at a random location either in North or South America. Climate was the only ecological constraint limiting virtual species’ biogeography. We further compared the ability of virtual species to colonise the continent where they did not originate between the two initial conditions. For additional details, please refer to the</w:t>
@@ -1220,18 +1204,7 @@
         <w:pStyle w:val="BodyText"/>
       </w:pPr>
       <w:r>
-        <w:t xml:space="preserve">Besides, contrary to the proportion of colonised area, for a given ancestral continent, colonised</w:t>
-      </w:r>
-      <w:r>
-        <w:t xml:space="preserve"> </w:t>
-      </w:r>
-      <m:oMath>
-        <m:r>
-          <m:t>α</m:t>
-        </m:r>
-      </m:oMath>
-      <w:r>
-        <w:t xml:space="preserve">-diversity –</w:t>
+        <w:t xml:space="preserve">Besides, contrary to the proportion of colonised area, for a given ancestral continent, colonised diversity –</w:t>
       </w:r>
       <w:r>
         <w:t xml:space="preserve"> </w:t>
@@ -1285,18 +1258,7 @@
         <w:t xml:space="preserve"> </w:t>
       </w:r>
       <w:r>
-        <w:t xml:space="preserve">B). Moreover, ancestral continent does not seem to affect mean colonised</w:t>
-      </w:r>
-      <w:r>
-        <w:t xml:space="preserve"> </w:t>
-      </w:r>
-      <m:oMath>
-        <m:r>
-          <m:t>α</m:t>
-        </m:r>
-      </m:oMath>
-      <w:r>
-        <w:t xml:space="preserve">-diversity values in the case of the</w:t>
+        <w:t xml:space="preserve">B). Moreover, ancestral continent does not seem to affect mean colonised diversity values in the case of the</w:t>
       </w:r>
       <w:r>
         <w:t xml:space="preserve"> </w:t>
@@ -1544,7 +1506,7 @@
         <w:rPr>
           <w:vertAlign w:val="superscript"/>
         </w:rPr>
-        <w:t xml:space="preserve">38</w:t>
+        <w:t xml:space="preserve">40</w:t>
       </w:r>
       <w:r>
         <w:t xml:space="preserve"> </w:t>
@@ -1556,7 +1518,7 @@
         <w:rPr>
           <w:vertAlign w:val="superscript"/>
         </w:rPr>
-        <w:t xml:space="preserve">39</w:t>
+        <w:t xml:space="preserve">41</w:t>
       </w:r>
       <w:r>
         <w:t xml:space="preserve">: Tropical, Arid, Temperate, Cold and Polar (</w:t>
@@ -2474,13 +2436,13 @@
         <w:t xml:space="preserve">Discussion</w:t>
       </w:r>
     </w:p>
-    <w:bookmarkStart w:id="27" w:name="X9d8a47ba2ef3e670bafc0a159f2f50a714a16c0"/>
+    <w:bookmarkStart w:id="27" w:name="X29849b2dbddef87ab6d7d6609874808b4e7c498"/>
     <w:p>
       <w:pPr>
         <w:pStyle w:val="Heading2"/>
       </w:pPr>
       <w:r>
-        <w:t xml:space="preserve">The role of climate in the asymmetry of the GABI as told by computer experiments</w:t>
+        <w:t xml:space="preserve">An inverse asymmetry of exchange probability across both sides of the isthmus driven by climate</w:t>
       </w:r>
     </w:p>
     <w:p>
@@ -2488,24 +2450,7 @@
         <w:pStyle w:val="FirstParagraph"/>
       </w:pPr>
       <w:r>
-        <w:t xml:space="preserve">Our results exhibit clear contrasts with the long-recognised imbalanced success of North American mammal taxa compared to South Americans in the aftermath of the GABI</w:t>
-      </w:r>
-      <w:r>
-        <w:rPr>
-          <w:vertAlign w:val="superscript"/>
-        </w:rPr>
-        <w:t xml:space="preserve">17</w:t>
-      </w:r>
-      <w:r>
-        <w:t xml:space="preserve">. Can the apparent mismatch between simulated and empirical patterns be interpreted through the lens of macroecological processes? Are we completely going at odds with what we should find, or are we opening useful boxes to better apprehend the complexity of this unique biodiversity pattern, half a century after its first large-scale characterisation?</w:t>
-      </w:r>
-    </w:p>
-    <w:p>
-      <w:pPr>
-        <w:pStyle w:val="BodyText"/>
-      </w:pPr>
-      <w:r>
-        <w:t xml:space="preserve">Probably one of our most striking findings is that, under abiotic constraints alone, the likelihood of southwards dispersal events (</w:t>
+        <w:t xml:space="preserve">Throughout this work, we investigated the role of palaeoclimate in the asymmetry of the Great American Biotic Interchange (GABI) through the use of eco-evolutionary simulations. Based on empirical evidence, we hypothesised our virtual experiments to result in (i) a higher likelihood of southwards dispersal events (</w:t>
       </w:r>
       <w:r>
         <w:rPr>
@@ -2525,7 +2470,15 @@
         <w:t xml:space="preserve">e</w:t>
       </w:r>
       <w:r>
-        <w:t xml:space="preserve">., from North to South America) is lower than that of northwards events (</w:t>
+        <w:t xml:space="preserve">., from North to South America) compared to northwards ones; (ii) more diverse and spatially spread radiations in the foreign continent following successful southwards exchanges compared to northwards ones; and (iii) successful exchanges to be more frequently achieved among simulated biome generalists, temperate and arid specialists than tropical specialists.</w:t>
+      </w:r>
+    </w:p>
+    <w:p>
+      <w:pPr>
+        <w:pStyle w:val="BodyText"/>
+      </w:pPr>
+      <w:r>
+        <w:t xml:space="preserve">Probably one of our most striking findings is that, under climatic constraints alone, simulated South American lineages dispersed to the North with a significantly greater probability than the other way around (</w:t>
       </w:r>
       <w:hyperlink w:anchor="fig-propsuccess">
         <w:r>
@@ -2536,60 +2489,33 @@
         </w:r>
       </w:hyperlink>
       <w:r>
-        <w:t xml:space="preserve">). Although this result goes in contradiction with the actual number of realised land mammal exchanges estimated from the fossil record</w:t>
+        <w:t xml:space="preserve">). This therefore clearly contrasts with the long-recognised imbalanced success of North American mammal taxa compared to South Americans in the aftermath of the GABI</w:t>
       </w:r>
       <w:r>
         <w:rPr>
           <w:vertAlign w:val="superscript"/>
         </w:rPr>
-        <w:t xml:space="preserve">1</w:t>
-      </w:r>
-      <w:r>
-        <w:t xml:space="preserve">, it actually echoes with what occurred in other groups of vertebrates. For instance, tropical North American ichtyofauna has long been recognised as mainly composed of groups that originated in South American and further dispersed to the north, although most likely multiple dispersal events occurred, some of which predating the closure of the isthmus</w:t>
+        <w:t xml:space="preserve">18</w:t>
+      </w:r>
+      <w:r>
+        <w:t xml:space="preserve">, suggesting that filters other than climatic must have been at play to build this asymmetry.</w:t>
+      </w:r>
+    </w:p>
+    <w:p>
+      <w:pPr>
+        <w:pStyle w:val="BodyText"/>
+      </w:pPr>
+      <w:r>
+        <w:t xml:space="preserve">Seminal works primarily interpreted the empirically-derived asymmetry of the GABI through the lens of MacArthur &amp; Wilson’s equilibrium theory</w:t>
       </w:r>
       <w:r>
         <w:rPr>
           <w:vertAlign w:val="superscript"/>
         </w:rPr>
-        <w:t xml:space="preserve">40</w:t>
-      </w:r>
-      <w:r>
-        <w:t xml:space="preserve">. In addition, phylogenetic evidence suggest symmetrical avifaunal exchanges between the Americas since the closure of the panamannian seaway, with higher prevalence of northwards dispersal events around the Plio-Pleistocene boundary</w:t>
-      </w:r>
-      <w:r>
-        <w:rPr>
-          <w:vertAlign w:val="superscript"/>
-        </w:rPr>
-        <w:t xml:space="preserve">41,42</w:t>
-      </w:r>
-      <w:r>
-        <w:t xml:space="preserve">.</w:t>
-      </w:r>
-    </w:p>
-    <w:p>
-      <w:pPr>
-        <w:pStyle w:val="BodyText"/>
-      </w:pPr>
-      <w:r>
-        <w:t xml:space="preserve">As we just mentioned, empirical quantification revealed that, all across the GABI, the overall number of land mammal lineages effectively crossing the isthmus southwards has been higher than northwards</w:t>
-      </w:r>
-      <w:r>
-        <w:rPr>
-          <w:vertAlign w:val="superscript"/>
-        </w:rPr>
-        <w:t xml:space="preserve">1</w:t>
-      </w:r>
-      <w:r>
-        <w:t xml:space="preserve">. This migration imbalance has been primarily interpreted as a direct consequence of MacArthur &amp; Wilson’s equilibrium theory– extrapolated to continents</w:t>
-      </w:r>
-      <w:r>
-        <w:rPr>
-          <w:vertAlign w:val="superscript"/>
-        </w:rPr>
-        <w:t xml:space="preserve">43</w:t>
-      </w:r>
-      <w:r>
-        <w:t xml:space="preserve">. This theory establishes that, on evolutionary timescales, diversity within a given area should tend towards an equilibrium value proportional to the size of this area. It therefore predicts the equilibrium diversity of North America to be larger than that of South America, given the differences in size between the two continents (</w:t>
+        <w:t xml:space="preserve">42</w:t>
+      </w:r>
+      <w:r>
+        <w:t xml:space="preserve">, but extrapolated to continents. This theory establishes that, on evolutionary timescales, diversity within a given area should tend towards an equilibrium value proportional to the size of this area. It therefore predicts the equilibrium diversity of North America to be larger than that of South America, given the differences in size between the two continents (</w:t>
       </w:r>
       <m:oMath>
         <m:r>
@@ -2658,7 +2584,24 @@
         <w:t xml:space="preserve"> </w:t>
       </w:r>
       <w:r>
-        <w:t xml:space="preserve">established that the continent offering the larger pool of taxa – which, according to this prediction, would happen to be North America – would in turn have resulted in the larger number of species exchanged in the end. However, this conclusion only holds under the assumption that the probability for a given taxon to cross the Panamanian landbridge was independent from the side of the isthmus where it came from. Yet, our simulations revealed that the likelihood of southwards dispersal events significantly differed from that of northwards dispersal events (</w:t>
+        <w:t xml:space="preserve">argued that the continent offering the larger pool of taxa – which, according to this prediction, would happen to be North America – would in turn have resulted in the larger number of species exchanged in the end. It might be noticed that species pool imbalance between the two source areas has been identified as a key driver in the faunal exchange asymmetry that contributed to the build-up of the unique biodiversity along the Wallace line</w:t>
+      </w:r>
+      <w:r>
+        <w:rPr>
+          <w:vertAlign w:val="superscript"/>
+        </w:rPr>
+        <w:t xml:space="preserve">34</w:t>
+      </w:r>
+      <w:r>
+        <w:t xml:space="preserve">.</w:t>
+      </w:r>
+    </w:p>
+    <w:p>
+      <w:pPr>
+        <w:pStyle w:val="BodyText"/>
+      </w:pPr>
+      <w:r>
+        <w:t xml:space="preserve">Nonetheless, following such a reasoning, the probability for a given taxon to cross the Panamanian landbridge is assumed to be independent from the side of the isthmus where it came from, which, interestingly, is not supported by our findings (</w:t>
       </w:r>
       <w:hyperlink w:anchor="fig-propsuccess">
         <w:r>
@@ -2669,25 +2612,48 @@
         </w:r>
       </w:hyperlink>
       <w:r>
-        <w:t xml:space="preserve">). Hence, should species distribution primarily be mediated by climate, our results would not support the view of the asymmetry of the GABI under the prism of MacArthur &amp; Wilson’s equilibrium theory. It might also be noticed that this theory fails at explaining the actual imbalance in extant mammal species-level diversity between the Americas, being way larger in South than in North America</w:t>
+        <w:t xml:space="preserve">). In addition, this theory fails at explaining the actual imbalance in extant mammal species-level diversity between the Americas, being way larger in South than in North America</w:t>
       </w:r>
       <w:r>
         <w:rPr>
           <w:vertAlign w:val="superscript"/>
         </w:rPr>
-        <w:t xml:space="preserve">44,45</w:t>
-      </w:r>
-      <w:r>
-        <w:t xml:space="preserve"> </w:t>
-      </w:r>
-      <w:r>
-        <w:t xml:space="preserve">– though such a difference is maybe less marked for higher taxonomic levels. Species pool imbalance between the two source areas has yet been identified as a key driver in the asymmetry of the faunal exchange that contributed to the build-up of the unique biodiversity along the Wallace line</w:t>
+        <w:t xml:space="preserve">43,44</w:t>
+      </w:r>
+      <w:r>
+        <w:t xml:space="preserve">.</w:t>
+      </w:r>
+    </w:p>
+    <w:p>
+      <w:pPr>
+        <w:pStyle w:val="BodyText"/>
+      </w:pPr>
+      <w:r>
+        <w:t xml:space="preserve">Although our characterised inverse asymmetry in the likelihood of climate-driven successful dispersal across both sides of the Isthmus goes in contradiction with the mammal fossil record</w:t>
       </w:r>
       <w:r>
         <w:rPr>
           <w:vertAlign w:val="superscript"/>
         </w:rPr>
-        <w:t xml:space="preserve">32</w:t>
+        <w:t xml:space="preserve">1</w:t>
+      </w:r>
+      <w:r>
+        <w:t xml:space="preserve">, it actually echoes what occurred in other groups of vertebrates. For instance, tropical North American ichtyofauna has long been recognised as mainly composed of groups that originated in South America and further dispersed to the North, although most likely multiple dispersal events occurred, some of which predating the closure of the isthmus</w:t>
+      </w:r>
+      <w:r>
+        <w:rPr>
+          <w:vertAlign w:val="superscript"/>
+        </w:rPr>
+        <w:t xml:space="preserve">45</w:t>
+      </w:r>
+      <w:r>
+        <w:t xml:space="preserve">. In addition, phylogenetic evidence suggest symmetrical avifaunal exchanges between the Americas since the closure of the panamannian seaway, with higher prevalence of northwards dispersal events around the Plio-Pleistocene boundary</w:t>
+      </w:r>
+      <w:r>
+        <w:rPr>
+          <w:vertAlign w:val="superscript"/>
+        </w:rPr>
+        <w:t xml:space="preserve">46,47</w:t>
       </w:r>
       <w:r>
         <w:t xml:space="preserve">.</w:t>
@@ -2734,7 +2700,7 @@
         <w:rPr>
           <w:vertAlign w:val="superscript"/>
         </w:rPr>
-        <w:t xml:space="preserve">22</w:t>
+        <w:t xml:space="preserve">23</w:t>
       </w:r>
       <w:r>
         <w:t xml:space="preserve">. On the other hand, fewer mammals – only biome generalists or open-habitat specialists – from South America would be expected to roam the other way around. These predictions meet those of the</w:t>
@@ -2761,7 +2727,7 @@
         <w:rPr>
           <w:vertAlign w:val="superscript"/>
         </w:rPr>
-        <w:t xml:space="preserve">46</w:t>
+        <w:t xml:space="preserve">48</w:t>
       </w:r>
       <w:r>
         <w:t xml:space="preserve"> </w:t>
@@ -2773,7 +2739,7 @@
         <w:rPr>
           <w:vertAlign w:val="superscript"/>
         </w:rPr>
-        <w:t xml:space="preserve">46</w:t>
+        <w:t xml:space="preserve">48</w:t>
       </w:r>
       <w:r>
         <w:t xml:space="preserve">. Here, our virtual experiments partially corroborate these historical predictions. Indeed, simulated tropical-adapted taxa of North American origin – coming from simulations starting in the North American tropical biome and of which climatic niche could not evolve, model</w:t>
@@ -2837,6 +2803,14 @@
         <w:pStyle w:val="BodyText"/>
       </w:pPr>
       <w:r>
+        <w:t xml:space="preserve">We failed at related simulated exchange pulses to temperature fluctuations, yet postulated in the literature (Figure S11).</w:t>
+      </w:r>
+    </w:p>
+    <w:p>
+      <w:pPr>
+        <w:pStyle w:val="BodyText"/>
+      </w:pPr>
+      <w:r>
         <w:t xml:space="preserve">Southwards dispersals generated under</w:t>
       </w:r>
       <w:r>
@@ -2854,18 +2828,7 @@
         <w:t xml:space="preserve"> </w:t>
       </w:r>
       <w:r>
-        <w:t xml:space="preserve">are less frequent but result in a greater colonising ability – larger proportion of colonised area and colonised</w:t>
-      </w:r>
-      <w:r>
-        <w:t xml:space="preserve"> </w:t>
-      </w:r>
-      <m:oMath>
-        <m:r>
-          <m:t>α</m:t>
-        </m:r>
-      </m:oMath>
-      <w:r>
-        <w:t xml:space="preserve">-diversity – than northwards dispersals</w:t>
+        <w:t xml:space="preserve">are less frequent but result in a greater colonising ability – larger proportion of colonised area and colonised diversity – than northwards dispersals</w:t>
       </w:r>
       <w:r>
         <w:t xml:space="preserve"> </w:t>
@@ -2899,7 +2862,7 @@
         <w:rPr>
           <w:vertAlign w:val="superscript"/>
         </w:rPr>
-        <w:t xml:space="preserve">41</w:t>
+        <w:t xml:space="preserve">46</w:t>
       </w:r>
     </w:p>
     <w:p>
@@ -2919,7 +2882,7 @@
         <w:rPr>
           <w:vertAlign w:val="superscript"/>
         </w:rPr>
-        <w:t xml:space="preserve">41</w:t>
+        <w:t xml:space="preserve">46</w:t>
       </w:r>
       <w:r>
         <w:t xml:space="preserve"> </w:t>
@@ -2979,7 +2942,7 @@
         <w:rPr>
           <w:vertAlign w:val="superscript"/>
         </w:rPr>
-        <w:t xml:space="preserve">8</w:t>
+        <w:t xml:space="preserve">9</w:t>
       </w:r>
     </w:p>
     <w:p>
@@ -3001,7 +2964,7 @@
         <w:rPr>
           <w:vertAlign w:val="superscript"/>
         </w:rPr>
-        <w:t xml:space="preserve">32</w:t>
+        <w:t xml:space="preserve">34</w:t>
       </w:r>
       <w:r>
         <w:t xml:space="preserve">. Result of Figure 2C for</w:t>
@@ -3043,7 +3006,7 @@
         <w:rPr>
           <w:vertAlign w:val="superscript"/>
         </w:rPr>
-        <w:t xml:space="preserve">47</w:t>
+        <w:t xml:space="preserve">49</w:t>
       </w:r>
     </w:p>
     <w:p>
@@ -3113,7 +3076,7 @@
         <w:rPr>
           <w:vertAlign w:val="superscript"/>
         </w:rPr>
-        <w:t xml:space="preserve">15</w:t>
+        <w:t xml:space="preserve">16</w:t>
       </w:r>
       <w:r>
         <w:t xml:space="preserve"> </w:t>
@@ -3125,7 +3088,7 @@
         <w:rPr>
           <w:vertAlign w:val="superscript"/>
         </w:rPr>
-        <w:t xml:space="preserve">48</w:t>
+        <w:t xml:space="preserve">50</w:t>
       </w:r>
       <w:r>
         <w:t xml:space="preserve"> </w:t>
@@ -3137,7 +3100,7 @@
         <w:rPr>
           <w:vertAlign w:val="superscript"/>
         </w:rPr>
-        <w:t xml:space="preserve">17</w:t>
+        <w:t xml:space="preserve">18</w:t>
       </w:r>
       <w:r>
         <w:t xml:space="preserve">. Hypotheses invoking competition mostly relied on striking morphological convergences between the clades assumed to have competed –</w:t>
@@ -3169,7 +3132,7 @@
         <w:rPr>
           <w:vertAlign w:val="superscript"/>
         </w:rPr>
-        <w:t xml:space="preserve">18</w:t>
+        <w:t xml:space="preserve">19</w:t>
       </w:r>
       <w:r>
         <w:t xml:space="preserve">. Moreover, using phylogenetic regressions, Faurby et al.</w:t>
@@ -3178,7 +3141,7 @@
         <w:rPr>
           <w:vertAlign w:val="superscript"/>
         </w:rPr>
-        <w:t xml:space="preserve">20</w:t>
+        <w:t xml:space="preserve">21</w:t>
       </w:r>
       <w:r>
         <w:t xml:space="preserve"> </w:t>
@@ -3190,7 +3153,7 @@
         <w:rPr>
           <w:vertAlign w:val="superscript"/>
         </w:rPr>
-        <w:t xml:space="preserve">23,24</w:t>
+        <w:t xml:space="preserve">24,25</w:t>
       </w:r>
       <w:r>
         <w:t xml:space="preserve">. Incorporating biotic compounds in mechanistic frameworks such as the one we have implemented here would be a nice way-to-go for future studies tackling the asymmetry behind the GABI.</w:t>
@@ -3225,7 +3188,7 @@
         <w:rPr>
           <w:vertAlign w:val="superscript"/>
         </w:rPr>
-        <w:t xml:space="preserve">49</w:t>
+        <w:t xml:space="preserve">51</w:t>
       </w:r>
       <w:r>
         <w:t xml:space="preserve">.</w:t>
@@ -3273,7 +3236,7 @@
         <w:rPr>
           <w:vertAlign w:val="superscript"/>
         </w:rPr>
-        <w:t xml:space="preserve">12</w:t>
+        <w:t xml:space="preserve">13</w:t>
       </w:r>
     </w:p>
     <w:p>
@@ -3329,7 +3292,7 @@
         <w:rPr>
           <w:vertAlign w:val="superscript"/>
         </w:rPr>
-        <w:t xml:space="preserve">14</w:t>
+        <w:t xml:space="preserve">15</w:t>
       </w:r>
       <w:r>
         <w:t xml:space="preserve"> </w:t>
@@ -3401,7 +3364,7 @@
         <w:rPr>
           <w:vertAlign w:val="superscript"/>
         </w:rPr>
-        <w:t xml:space="preserve">., 50,51</w:t>
+        <w:t xml:space="preserve">., 52,53</w:t>
       </w:r>
       <w:r>
         <w:t xml:space="preserve">. Although over-water dispersal has long been regarded as the prevailing mechanism</w:t>
@@ -3410,7 +3373,7 @@
         <w:rPr>
           <w:vertAlign w:val="superscript"/>
         </w:rPr>
-        <w:t xml:space="preserve">50</w:t>
+        <w:t xml:space="preserve">52</w:t>
       </w:r>
       <w:r>
         <w:t xml:space="preserve">, recent geological advances have providing evidence for (1) the emergence of land bridges connecting South America to Caribbean islands and (2) the formation of mega-islands – during Pleistocene glacial maximum episodes – several times since the Mio-Pliocene boundary</w:t>
@@ -3419,7 +3382,7 @@
         <w:rPr>
           <w:vertAlign w:val="superscript"/>
         </w:rPr>
-        <w:t xml:space="preserve">52</w:t>
+        <w:t xml:space="preserve">54</w:t>
       </w:r>
       <w:r>
         <w:t xml:space="preserve">. Hence, it would make sense to consider West Indies as an alternative dispersal pathway between the Americas. However, due to the idiosyncratic eco-evolutionary processes shaping insular systems</w:t>
@@ -3450,7 +3413,7 @@
         <w:rPr>
           <w:vertAlign w:val="superscript"/>
         </w:rPr>
-        <w:t xml:space="preserve">., 53</w:t>
+        <w:t xml:space="preserve">., 55</w:t>
       </w:r>
       <w:r>
         <w:t xml:space="preserve"> </w:t>
@@ -3616,7 +3579,7 @@
       </w:r>
     </w:p>
     <w:bookmarkEnd w:id="35"/>
-    <w:bookmarkStart w:id="142" w:name="references"/>
+    <w:bookmarkStart w:id="146" w:name="references"/>
     <w:p>
       <w:pPr>
         <w:pStyle w:val="Heading1"/>
@@ -3625,7 +3588,7 @@
         <w:t xml:space="preserve">References</w:t>
       </w:r>
     </w:p>
-    <w:bookmarkStart w:id="141" w:name="refs"/>
+    <w:bookmarkStart w:id="145" w:name="refs"/>
     <w:bookmarkStart w:id="37" w:name="ref-marshall1982"/>
     <w:p>
       <w:pPr>
@@ -3797,7 +3760,7 @@
       </w:r>
     </w:p>
     <w:bookmarkEnd w:id="43"/>
-    <w:bookmarkStart w:id="45" w:name="ref-verzi2008"/>
+    <w:bookmarkStart w:id="45" w:name="ref-bourke2025"/>
     <w:p>
       <w:pPr>
         <w:pStyle w:val="Bibliography"/>
@@ -3812,7 +3775,7 @@
         <w:t xml:space="preserve">	</w:t>
       </w:r>
       <w:r>
-        <w:t xml:space="preserve">Verzi, D.H., Montalvo, C.I., and Deschamps, C.M. (2008). Biostratigraphy and biochronology of the late miocene of central argentina: Evidence from rodents and taphonomy. Geobios</w:t>
+        <w:t xml:space="preserve">Bourke, J.R., Link, F., Long, M.D., and Wright, J. (2025). Evidence for Caribbean Plate Subduction Beneath the Isthmus of Panama and Implications for Subduction Initiation and the Closure of the Central American Isthmus During the Miocene. Geochemistry, Geophysics, Geosystems</w:t>
       </w:r>
       <w:r>
         <w:t xml:space="preserve"> </w:t>
@@ -3822,6 +3785,52 @@
           <w:i/>
           <w:iCs/>
         </w:rPr>
+        <w:t xml:space="preserve">26</w:t>
+      </w:r>
+      <w:r>
+        <w:t xml:space="preserve">, e2025GC012288.</w:t>
+      </w:r>
+      <w:r>
+        <w:t xml:space="preserve"> </w:t>
+      </w:r>
+      <w:hyperlink r:id="rId44">
+        <w:r>
+          <w:rPr>
+            <w:rStyle w:val="Hyperlink"/>
+          </w:rPr>
+          <w:t xml:space="preserve">https://doi.org/10.1029/2025GC012288</w:t>
+        </w:r>
+      </w:hyperlink>
+      <w:r>
+        <w:t xml:space="preserve">.</w:t>
+      </w:r>
+    </w:p>
+    <w:bookmarkEnd w:id="45"/>
+    <w:bookmarkStart w:id="47" w:name="ref-verzi2008"/>
+    <w:p>
+      <w:pPr>
+        <w:pStyle w:val="Bibliography"/>
+      </w:pPr>
+      <w:r>
+        <w:t xml:space="preserve">6.</w:t>
+      </w:r>
+      <w:r>
+        <w:t xml:space="preserve"> </w:t>
+      </w:r>
+      <w:r>
+        <w:t xml:space="preserve">	</w:t>
+      </w:r>
+      <w:r>
+        <w:t xml:space="preserve">Verzi, D.H., Montalvo, C.I., and Deschamps, C.M. (2008). Biostratigraphy and biochronology of the late miocene of central argentina: Evidence from rodents and taphonomy. Geobios</w:t>
+      </w:r>
+      <w:r>
+        <w:t xml:space="preserve"> </w:t>
+      </w:r>
+      <w:r>
+        <w:rPr>
+          <w:i/>
+          <w:iCs/>
+        </w:rPr>
         <w:t xml:space="preserve">41</w:t>
       </w:r>
       <w:r>
@@ -3830,7 +3839,7 @@
       <w:r>
         <w:t xml:space="preserve"> </w:t>
       </w:r>
-      <w:hyperlink r:id="rId44">
+      <w:hyperlink r:id="rId46">
         <w:r>
           <w:rPr>
             <w:rStyle w:val="Hyperlink"/>
@@ -3842,14 +3851,14 @@
         <w:t xml:space="preserve">.</w:t>
       </w:r>
     </w:p>
-    <w:bookmarkEnd w:id="45"/>
-    <w:bookmarkStart w:id="47" w:name="ref-tedford2004"/>
+    <w:bookmarkEnd w:id="47"/>
+    <w:bookmarkStart w:id="49" w:name="ref-tedford2004"/>
     <w:p>
       <w:pPr>
         <w:pStyle w:val="Bibliography"/>
       </w:pPr>
       <w:r>
-        <w:t xml:space="preserve">6.</w:t>
+        <w:t xml:space="preserve">7.</w:t>
       </w:r>
       <w:r>
         <w:t xml:space="preserve"> </w:t>
@@ -3863,7 +3872,7 @@
       <w:r>
         <w:t xml:space="preserve"> </w:t>
       </w:r>
-      <w:hyperlink r:id="rId46">
+      <w:hyperlink r:id="rId48">
         <w:r>
           <w:rPr>
             <w:rStyle w:val="Hyperlink"/>
@@ -3875,14 +3884,14 @@
         <w:t xml:space="preserve">. In, M. O. Woodburne, ed. (Columbia University Press), pp. 169–231.</w:t>
       </w:r>
     </w:p>
-    <w:bookmarkEnd w:id="47"/>
-    <w:bookmarkStart w:id="49" w:name="ref-carrillo2015"/>
+    <w:bookmarkEnd w:id="49"/>
+    <w:bookmarkStart w:id="51" w:name="ref-carrillo2015"/>
     <w:p>
       <w:pPr>
         <w:pStyle w:val="Bibliography"/>
       </w:pPr>
       <w:r>
-        <w:t xml:space="preserve">7.</w:t>
+        <w:t xml:space="preserve">8.</w:t>
       </w:r>
       <w:r>
         <w:t xml:space="preserve"> </w:t>
@@ -3909,7 +3918,7 @@
       <w:r>
         <w:t xml:space="preserve"> </w:t>
       </w:r>
-      <w:hyperlink r:id="rId48">
+      <w:hyperlink r:id="rId50">
         <w:r>
           <w:rPr>
             <w:rStyle w:val="Hyperlink"/>
@@ -3921,14 +3930,14 @@
         <w:t xml:space="preserve">.</w:t>
       </w:r>
     </w:p>
-    <w:bookmarkEnd w:id="49"/>
-    <w:bookmarkStart w:id="51" w:name="ref-woodburne2010"/>
+    <w:bookmarkEnd w:id="51"/>
+    <w:bookmarkStart w:id="53" w:name="ref-woodburne2010"/>
     <w:p>
       <w:pPr>
         <w:pStyle w:val="Bibliography"/>
       </w:pPr>
       <w:r>
-        <w:t xml:space="preserve">8.</w:t>
+        <w:t xml:space="preserve">9.</w:t>
       </w:r>
       <w:r>
         <w:t xml:space="preserve"> </w:t>
@@ -3955,7 +3964,7 @@
       <w:r>
         <w:t xml:space="preserve"> </w:t>
       </w:r>
-      <w:hyperlink r:id="rId50">
+      <w:hyperlink r:id="rId52">
         <w:r>
           <w:rPr>
             <w:rStyle w:val="Hyperlink"/>
@@ -3967,14 +3976,14 @@
         <w:t xml:space="preserve">.</w:t>
       </w:r>
     </w:p>
-    <w:bookmarkEnd w:id="51"/>
-    <w:bookmarkStart w:id="53" w:name="ref-bacon2015"/>
+    <w:bookmarkEnd w:id="53"/>
+    <w:bookmarkStart w:id="55" w:name="ref-bacon2015"/>
     <w:p>
       <w:pPr>
         <w:pStyle w:val="Bibliography"/>
       </w:pPr>
       <w:r>
-        <w:t xml:space="preserve">9.</w:t>
+        <w:t xml:space="preserve">10.</w:t>
       </w:r>
       <w:r>
         <w:t xml:space="preserve"> </w:t>
@@ -4001,7 +4010,7 @@
       <w:r>
         <w:t xml:space="preserve"> </w:t>
       </w:r>
-      <w:hyperlink r:id="rId52">
+      <w:hyperlink r:id="rId54">
         <w:r>
           <w:rPr>
             <w:rStyle w:val="Hyperlink"/>
@@ -4013,14 +4022,14 @@
         <w:t xml:space="preserve">.</w:t>
       </w:r>
     </w:p>
-    <w:bookmarkEnd w:id="53"/>
-    <w:bookmarkStart w:id="55" w:name="ref-bacon2016"/>
+    <w:bookmarkEnd w:id="55"/>
+    <w:bookmarkStart w:id="57" w:name="ref-bacon2016"/>
     <w:p>
       <w:pPr>
         <w:pStyle w:val="Bibliography"/>
       </w:pPr>
       <w:r>
-        <w:t xml:space="preserve">10.</w:t>
+        <w:t xml:space="preserve">11.</w:t>
       </w:r>
       <w:r>
         <w:t xml:space="preserve"> </w:t>
@@ -4047,7 +4056,7 @@
       <w:r>
         <w:t xml:space="preserve"> </w:t>
       </w:r>
-      <w:hyperlink r:id="rId54">
+      <w:hyperlink r:id="rId56">
         <w:r>
           <w:rPr>
             <w:rStyle w:val="Hyperlink"/>
@@ -4059,14 +4068,14 @@
         <w:t xml:space="preserve">.</w:t>
       </w:r>
     </w:p>
-    <w:bookmarkEnd w:id="55"/>
-    <w:bookmarkStart w:id="57" w:name="ref-webb1976"/>
+    <w:bookmarkEnd w:id="57"/>
+    <w:bookmarkStart w:id="59" w:name="ref-webb1976"/>
     <w:p>
       <w:pPr>
         <w:pStyle w:val="Bibliography"/>
       </w:pPr>
       <w:r>
-        <w:t xml:space="preserve">11.</w:t>
+        <w:t xml:space="preserve">12.</w:t>
       </w:r>
       <w:r>
         <w:t xml:space="preserve"> </w:t>
@@ -4080,7 +4089,7 @@
       <w:r>
         <w:t xml:space="preserve"> </w:t>
       </w:r>
-      <w:hyperlink r:id="rId56">
+      <w:hyperlink r:id="rId58">
         <w:r>
           <w:rPr>
             <w:rStyle w:val="Hyperlink"/>
@@ -4105,14 +4114,14 @@
         <w:t xml:space="preserve">, 220–234.</w:t>
       </w:r>
     </w:p>
-    <w:bookmarkEnd w:id="57"/>
-    <w:bookmarkStart w:id="59" w:name="ref-webb1991"/>
+    <w:bookmarkEnd w:id="59"/>
+    <w:bookmarkStart w:id="61" w:name="ref-webb1991"/>
     <w:p>
       <w:pPr>
         <w:pStyle w:val="Bibliography"/>
       </w:pPr>
       <w:r>
-        <w:t xml:space="preserve">12.</w:t>
+        <w:t xml:space="preserve">13.</w:t>
       </w:r>
       <w:r>
         <w:t xml:space="preserve"> </w:t>
@@ -4139,7 +4148,7 @@
       <w:r>
         <w:t xml:space="preserve"> </w:t>
       </w:r>
-      <w:hyperlink r:id="rId58">
+      <w:hyperlink r:id="rId60">
         <w:r>
           <w:rPr>
             <w:rStyle w:val="Hyperlink"/>
@@ -4151,14 +4160,14 @@
         <w:t xml:space="preserve">.</w:t>
       </w:r>
     </w:p>
-    <w:bookmarkEnd w:id="59"/>
-    <w:bookmarkStart w:id="61" w:name="ref-cione2015"/>
+    <w:bookmarkEnd w:id="61"/>
+    <w:bookmarkStart w:id="63" w:name="ref-cione2015"/>
     <w:p>
       <w:pPr>
         <w:pStyle w:val="Bibliography"/>
       </w:pPr>
       <w:r>
-        <w:t xml:space="preserve">13.</w:t>
+        <w:t xml:space="preserve">14.</w:t>
       </w:r>
       <w:r>
         <w:t xml:space="preserve"> </w:t>
@@ -4172,7 +4181,7 @@
       <w:r>
         <w:t xml:space="preserve"> </w:t>
       </w:r>
-      <w:hyperlink r:id="rId60">
+      <w:hyperlink r:id="rId62">
         <w:r>
           <w:rPr>
             <w:rStyle w:val="Hyperlink"/>
@@ -4187,14 +4196,14 @@
         <w:t xml:space="preserve">(Springer Netherlands).</w:t>
       </w:r>
     </w:p>
-    <w:bookmarkEnd w:id="61"/>
-    <w:bookmarkStart w:id="63" w:name="ref-carrillo2020"/>
+    <w:bookmarkEnd w:id="63"/>
+    <w:bookmarkStart w:id="65" w:name="ref-carrillo2020"/>
     <w:p>
       <w:pPr>
         <w:pStyle w:val="Bibliography"/>
       </w:pPr>
       <w:r>
-        <w:t xml:space="preserve">14.</w:t>
+        <w:t xml:space="preserve">15.</w:t>
       </w:r>
       <w:r>
         <w:t xml:space="preserve"> </w:t>
@@ -4221,7 +4230,7 @@
       <w:r>
         <w:t xml:space="preserve"> </w:t>
       </w:r>
-      <w:hyperlink r:id="rId62">
+      <w:hyperlink r:id="rId64">
         <w:r>
           <w:rPr>
             <w:rStyle w:val="Hyperlink"/>
@@ -4233,14 +4242,14 @@
         <w:t xml:space="preserve">.</w:t>
       </w:r>
     </w:p>
-    <w:bookmarkEnd w:id="63"/>
-    <w:bookmarkStart w:id="65" w:name="ref-croft2020"/>
+    <w:bookmarkEnd w:id="65"/>
+    <w:bookmarkStart w:id="67" w:name="ref-croft2020"/>
     <w:p>
       <w:pPr>
         <w:pStyle w:val="Bibliography"/>
       </w:pPr>
       <w:r>
-        <w:t xml:space="preserve">15.</w:t>
+        <w:t xml:space="preserve">16.</w:t>
       </w:r>
       <w:r>
         <w:t xml:space="preserve"> </w:t>
@@ -4267,7 +4276,7 @@
       <w:r>
         <w:t xml:space="preserve"> </w:t>
       </w:r>
-      <w:hyperlink r:id="rId64">
+      <w:hyperlink r:id="rId66">
         <w:r>
           <w:rPr>
             <w:rStyle w:val="Hyperlink"/>
@@ -4279,14 +4288,14 @@
         <w:t xml:space="preserve">.</w:t>
       </w:r>
     </w:p>
-    <w:bookmarkEnd w:id="65"/>
-    <w:bookmarkStart w:id="67" w:name="ref-boscaini2025"/>
+    <w:bookmarkEnd w:id="67"/>
+    <w:bookmarkStart w:id="69" w:name="ref-boscaini2025"/>
     <w:p>
       <w:pPr>
         <w:pStyle w:val="Bibliography"/>
       </w:pPr>
       <w:r>
-        <w:t xml:space="preserve">16.</w:t>
+        <w:t xml:space="preserve">17.</w:t>
       </w:r>
       <w:r>
         <w:t xml:space="preserve"> </w:t>
@@ -4313,7 +4322,7 @@
       <w:r>
         <w:t xml:space="preserve"> </w:t>
       </w:r>
-      <w:hyperlink r:id="rId66">
+      <w:hyperlink r:id="rId68">
         <w:r>
           <w:rPr>
             <w:rStyle w:val="Hyperlink"/>
@@ -4325,14 +4334,14 @@
         <w:t xml:space="preserve">.</w:t>
       </w:r>
     </w:p>
-    <w:bookmarkEnd w:id="67"/>
-    <w:bookmarkStart w:id="68" w:name="ref-simpson1980"/>
+    <w:bookmarkEnd w:id="69"/>
+    <w:bookmarkStart w:id="70" w:name="ref-simpson1980"/>
     <w:p>
       <w:pPr>
         <w:pStyle w:val="Bibliography"/>
       </w:pPr>
       <w:r>
-        <w:t xml:space="preserve">17.</w:t>
+        <w:t xml:space="preserve">18.</w:t>
       </w:r>
       <w:r>
         <w:t xml:space="preserve"> </w:t>
@@ -4344,14 +4353,14 @@
         <w:t xml:space="preserve">Simpson, G.G. (1980). Splendid isolation : The curious history of south american mammals Yale University Press, New Haven.</w:t>
       </w:r>
     </w:p>
-    <w:bookmarkEnd w:id="68"/>
-    <w:bookmarkStart w:id="70" w:name="ref-domingo2020"/>
+    <w:bookmarkEnd w:id="70"/>
+    <w:bookmarkStart w:id="72" w:name="ref-domingo2020"/>
     <w:p>
       <w:pPr>
         <w:pStyle w:val="Bibliography"/>
       </w:pPr>
       <w:r>
-        <w:t xml:space="preserve">18.</w:t>
+        <w:t xml:space="preserve">19.</w:t>
       </w:r>
       <w:r>
         <w:t xml:space="preserve"> </w:t>
@@ -4378,7 +4387,7 @@
       <w:r>
         <w:t xml:space="preserve"> </w:t>
       </w:r>
-      <w:hyperlink r:id="rId69">
+      <w:hyperlink r:id="rId71">
         <w:r>
           <w:rPr>
             <w:rStyle w:val="Hyperlink"/>
@@ -4390,14 +4399,14 @@
         <w:t xml:space="preserve">.</w:t>
       </w:r>
     </w:p>
-    <w:bookmarkEnd w:id="70"/>
-    <w:bookmarkStart w:id="71" w:name="ref-marshall1990"/>
+    <w:bookmarkEnd w:id="72"/>
+    <w:bookmarkStart w:id="73" w:name="ref-marshall1990"/>
     <w:p>
       <w:pPr>
         <w:pStyle w:val="Bibliography"/>
       </w:pPr>
       <w:r>
-        <w:t xml:space="preserve">19.</w:t>
+        <w:t xml:space="preserve">20.</w:t>
       </w:r>
       <w:r>
         <w:t xml:space="preserve"> </w:t>
@@ -4422,14 +4431,14 @@
         <w:t xml:space="preserve">, 169–210.</w:t>
       </w:r>
     </w:p>
-    <w:bookmarkEnd w:id="71"/>
-    <w:bookmarkStart w:id="73" w:name="ref-faurby2016"/>
+    <w:bookmarkEnd w:id="73"/>
+    <w:bookmarkStart w:id="75" w:name="ref-faurby2016"/>
     <w:p>
       <w:pPr>
         <w:pStyle w:val="Bibliography"/>
       </w:pPr>
       <w:r>
-        <w:t xml:space="preserve">20.</w:t>
+        <w:t xml:space="preserve">21.</w:t>
       </w:r>
       <w:r>
         <w:t xml:space="preserve"> </w:t>
@@ -4456,7 +4465,7 @@
       <w:r>
         <w:t xml:space="preserve"> </w:t>
       </w:r>
-      <w:hyperlink r:id="rId72">
+      <w:hyperlink r:id="rId74">
         <w:r>
           <w:rPr>
             <w:rStyle w:val="Hyperlink"/>
@@ -4468,14 +4477,14 @@
         <w:t xml:space="preserve">.</w:t>
       </w:r>
     </w:p>
-    <w:bookmarkEnd w:id="73"/>
-    <w:bookmarkStart w:id="75" w:name="ref-fernández-monescillo2025"/>
+    <w:bookmarkEnd w:id="75"/>
+    <w:bookmarkStart w:id="77" w:name="ref-fernández-monescillo2025"/>
     <w:p>
       <w:pPr>
         <w:pStyle w:val="Bibliography"/>
       </w:pPr>
       <w:r>
-        <w:t xml:space="preserve">21.</w:t>
+        <w:t xml:space="preserve">22.</w:t>
       </w:r>
       <w:r>
         <w:t xml:space="preserve"> </w:t>
@@ -4502,7 +4511,7 @@
       <w:r>
         <w:t xml:space="preserve"> </w:t>
       </w:r>
-      <w:hyperlink r:id="rId74">
+      <w:hyperlink r:id="rId76">
         <w:r>
           <w:rPr>
             <w:rStyle w:val="Hyperlink"/>
@@ -4514,14 +4523,14 @@
         <w:t xml:space="preserve">.</w:t>
       </w:r>
     </w:p>
-    <w:bookmarkEnd w:id="75"/>
-    <w:bookmarkStart w:id="77" w:name="ref-vrba1992"/>
+    <w:bookmarkEnd w:id="77"/>
+    <w:bookmarkStart w:id="79" w:name="ref-vrba1992"/>
     <w:p>
       <w:pPr>
         <w:pStyle w:val="Bibliography"/>
       </w:pPr>
       <w:r>
-        <w:t xml:space="preserve">22.</w:t>
+        <w:t xml:space="preserve">23.</w:t>
       </w:r>
       <w:r>
         <w:t xml:space="preserve"> </w:t>
@@ -4548,7 +4557,7 @@
       <w:r>
         <w:t xml:space="preserve"> </w:t>
       </w:r>
-      <w:hyperlink r:id="rId76">
+      <w:hyperlink r:id="rId78">
         <w:r>
           <w:rPr>
             <w:rStyle w:val="Hyperlink"/>
@@ -4560,14 +4569,14 @@
         <w:t xml:space="preserve">.</w:t>
       </w:r>
     </w:p>
-    <w:bookmarkEnd w:id="77"/>
-    <w:bookmarkStart w:id="79" w:name="ref-prevosti2013"/>
+    <w:bookmarkEnd w:id="79"/>
+    <w:bookmarkStart w:id="81" w:name="ref-prevosti2013"/>
     <w:p>
       <w:pPr>
         <w:pStyle w:val="Bibliography"/>
       </w:pPr>
       <w:r>
-        <w:t xml:space="preserve">23.</w:t>
+        <w:t xml:space="preserve">24.</w:t>
       </w:r>
       <w:r>
         <w:t xml:space="preserve"> </w:t>
@@ -4594,7 +4603,7 @@
       <w:r>
         <w:t xml:space="preserve"> </w:t>
       </w:r>
-      <w:hyperlink r:id="rId78">
+      <w:hyperlink r:id="rId80">
         <w:r>
           <w:rPr>
             <w:rStyle w:val="Hyperlink"/>
@@ -4606,14 +4615,14 @@
         <w:t xml:space="preserve">.</w:t>
       </w:r>
     </w:p>
-    <w:bookmarkEnd w:id="79"/>
-    <w:bookmarkStart w:id="81" w:name="ref-tarquini2022"/>
+    <w:bookmarkEnd w:id="81"/>
+    <w:bookmarkStart w:id="83" w:name="ref-tarquini2022"/>
     <w:p>
       <w:pPr>
         <w:pStyle w:val="Bibliography"/>
       </w:pPr>
       <w:r>
-        <w:t xml:space="preserve">24.</w:t>
+        <w:t xml:space="preserve">25.</w:t>
       </w:r>
       <w:r>
         <w:t xml:space="preserve"> </w:t>
@@ -4640,7 +4649,7 @@
       <w:r>
         <w:t xml:space="preserve"> </w:t>
       </w:r>
-      <w:hyperlink r:id="rId80">
+      <w:hyperlink r:id="rId82">
         <w:r>
           <w:rPr>
             <w:rStyle w:val="Hyperlink"/>
@@ -4652,14 +4661,14 @@
         <w:t xml:space="preserve">.</w:t>
       </w:r>
     </w:p>
-    <w:bookmarkEnd w:id="81"/>
-    <w:bookmarkStart w:id="83" w:name="ref-marsà2025"/>
+    <w:bookmarkEnd w:id="83"/>
+    <w:bookmarkStart w:id="85" w:name="ref-marsà2025"/>
     <w:p>
       <w:pPr>
         <w:pStyle w:val="Bibliography"/>
       </w:pPr>
       <w:r>
-        <w:t xml:space="preserve">25.</w:t>
+        <w:t xml:space="preserve">26.</w:t>
       </w:r>
       <w:r>
         <w:t xml:space="preserve"> </w:t>
@@ -4704,7 +4713,7 @@
       <w:r>
         <w:t xml:space="preserve"> </w:t>
       </w:r>
-      <w:hyperlink r:id="rId82">
+      <w:hyperlink r:id="rId84">
         <w:r>
           <w:rPr>
             <w:rStyle w:val="Hyperlink"/>
@@ -4716,14 +4725,14 @@
         <w:t xml:space="preserve">.</w:t>
       </w:r>
     </w:p>
-    <w:bookmarkEnd w:id="83"/>
-    <w:bookmarkStart w:id="85" w:name="ref-freitas-oliveira2024"/>
+    <w:bookmarkEnd w:id="85"/>
+    <w:bookmarkStart w:id="87" w:name="ref-freitas-oliveira2024"/>
     <w:p>
       <w:pPr>
         <w:pStyle w:val="Bibliography"/>
       </w:pPr>
       <w:r>
-        <w:t xml:space="preserve">26.</w:t>
+        <w:t xml:space="preserve">27.</w:t>
       </w:r>
       <w:r>
         <w:t xml:space="preserve"> </w:t>
@@ -4750,7 +4759,7 @@
       <w:r>
         <w:t xml:space="preserve"> </w:t>
       </w:r>
-      <w:hyperlink r:id="rId84">
+      <w:hyperlink r:id="rId86">
         <w:r>
           <w:rPr>
             <w:rStyle w:val="Hyperlink"/>
@@ -4762,14 +4771,14 @@
         <w:t xml:space="preserve">.</w:t>
       </w:r>
     </w:p>
-    <w:bookmarkEnd w:id="85"/>
-    <w:bookmarkStart w:id="87" w:name="ref-pilowsky2022"/>
+    <w:bookmarkEnd w:id="87"/>
+    <w:bookmarkStart w:id="89" w:name="ref-freitas-oliveira2025"/>
     <w:p>
       <w:pPr>
         <w:pStyle w:val="Bibliography"/>
       </w:pPr>
       <w:r>
-        <w:t xml:space="preserve">27.</w:t>
+        <w:t xml:space="preserve">28.</w:t>
       </w:r>
       <w:r>
         <w:t xml:space="preserve"> </w:t>
@@ -4778,7 +4787,7 @@
         <w:t xml:space="preserve">	</w:t>
       </w:r>
       <w:r>
-        <w:t xml:space="preserve">Pilowsky, J.A., Colwell, R.K., Rahbek, C., and Fordham, D.A. (2022). Process-explicit models reveal the structure and dynamics of biodiversity patterns. Science Advances</w:t>
+        <w:t xml:space="preserve">Freitas-Oliveira, R., Lima-Ribeiro, M.S., Mendoza-Rodriguez, V.H., and Terribile, L.C. (2025). Reviewing the great american biotic interchange: Climate change as a trigger for biodiversity dispersal. Proceedings of the Royal Society B: Biological Sciences</w:t>
       </w:r>
       <w:r>
         <w:t xml:space="preserve"> </w:t>
@@ -4788,6 +4797,52 @@
           <w:i/>
           <w:iCs/>
         </w:rPr>
+        <w:t xml:space="preserve">292</w:t>
+      </w:r>
+      <w:r>
+        <w:t xml:space="preserve">, 20251745.</w:t>
+      </w:r>
+      <w:r>
+        <w:t xml:space="preserve"> </w:t>
+      </w:r>
+      <w:hyperlink r:id="rId88">
+        <w:r>
+          <w:rPr>
+            <w:rStyle w:val="Hyperlink"/>
+          </w:rPr>
+          <w:t xml:space="preserve">https://doi.org/10.1098/rspb.2025.1745</w:t>
+        </w:r>
+      </w:hyperlink>
+      <w:r>
+        <w:t xml:space="preserve">.</w:t>
+      </w:r>
+    </w:p>
+    <w:bookmarkEnd w:id="89"/>
+    <w:bookmarkStart w:id="91" w:name="ref-pilowsky2022"/>
+    <w:p>
+      <w:pPr>
+        <w:pStyle w:val="Bibliography"/>
+      </w:pPr>
+      <w:r>
+        <w:t xml:space="preserve">29.</w:t>
+      </w:r>
+      <w:r>
+        <w:t xml:space="preserve"> </w:t>
+      </w:r>
+      <w:r>
+        <w:t xml:space="preserve">	</w:t>
+      </w:r>
+      <w:r>
+        <w:t xml:space="preserve">Pilowsky, J.A., Colwell, R.K., Rahbek, C., and Fordham, D.A. (2022). Process-explicit models reveal the structure and dynamics of biodiversity patterns. Science Advances</w:t>
+      </w:r>
+      <w:r>
+        <w:t xml:space="preserve"> </w:t>
+      </w:r>
+      <w:r>
+        <w:rPr>
+          <w:i/>
+          <w:iCs/>
+        </w:rPr>
         <w:t xml:space="preserve">8</w:t>
       </w:r>
       <w:r>
@@ -4796,7 +4851,7 @@
       <w:r>
         <w:t xml:space="preserve"> </w:t>
       </w:r>
-      <w:hyperlink r:id="rId86">
+      <w:hyperlink r:id="rId90">
         <w:r>
           <w:rPr>
             <w:rStyle w:val="Hyperlink"/>
@@ -4808,14 +4863,14 @@
         <w:t xml:space="preserve">.</w:t>
       </w:r>
     </w:p>
-    <w:bookmarkEnd w:id="87"/>
-    <w:bookmarkStart w:id="89" w:name="ref-hagen2023"/>
+    <w:bookmarkEnd w:id="91"/>
+    <w:bookmarkStart w:id="93" w:name="ref-hagen2023"/>
     <w:p>
       <w:pPr>
         <w:pStyle w:val="Bibliography"/>
       </w:pPr>
       <w:r>
-        <w:t xml:space="preserve">28.</w:t>
+        <w:t xml:space="preserve">30.</w:t>
       </w:r>
       <w:r>
         <w:t xml:space="preserve"> </w:t>
@@ -4842,7 +4897,7 @@
       <w:r>
         <w:t xml:space="preserve"> </w:t>
       </w:r>
-      <w:hyperlink r:id="rId88">
+      <w:hyperlink r:id="rId92">
         <w:r>
           <w:rPr>
             <w:rStyle w:val="Hyperlink"/>
@@ -4854,14 +4909,14 @@
         <w:t xml:space="preserve">.</w:t>
       </w:r>
     </w:p>
-    <w:bookmarkEnd w:id="89"/>
-    <w:bookmarkStart w:id="91" w:name="ref-hagen2021"/>
+    <w:bookmarkEnd w:id="93"/>
+    <w:bookmarkStart w:id="95" w:name="ref-hagen2021"/>
     <w:p>
       <w:pPr>
         <w:pStyle w:val="Bibliography"/>
       </w:pPr>
       <w:r>
-        <w:t xml:space="preserve">29.</w:t>
+        <w:t xml:space="preserve">31.</w:t>
       </w:r>
       <w:r>
         <w:t xml:space="preserve"> </w:t>
@@ -4894,7 +4949,7 @@
       <w:r>
         <w:t xml:space="preserve"> </w:t>
       </w:r>
-      <w:hyperlink r:id="rId90">
+      <w:hyperlink r:id="rId94">
         <w:r>
           <w:rPr>
             <w:rStyle w:val="Hyperlink"/>
@@ -4906,14 +4961,14 @@
         <w:t xml:space="preserve">.</w:t>
       </w:r>
     </w:p>
-    <w:bookmarkEnd w:id="91"/>
-    <w:bookmarkStart w:id="93" w:name="ref-lorcery2025"/>
+    <w:bookmarkEnd w:id="95"/>
+    <w:bookmarkStart w:id="97" w:name="ref-lorcery2025"/>
     <w:p>
       <w:pPr>
         <w:pStyle w:val="Bibliography"/>
       </w:pPr>
       <w:r>
-        <w:t xml:space="preserve">30.</w:t>
+        <w:t xml:space="preserve">32.</w:t>
       </w:r>
       <w:r>
         <w:t xml:space="preserve"> </w:t>
@@ -4940,7 +4995,7 @@
       <w:r>
         <w:t xml:space="preserve"> </w:t>
       </w:r>
-      <w:hyperlink r:id="rId92">
+      <w:hyperlink r:id="rId96">
         <w:r>
           <w:rPr>
             <w:rStyle w:val="Hyperlink"/>
@@ -4952,14 +5007,14 @@
         <w:t xml:space="preserve">.</w:t>
       </w:r>
     </w:p>
-    <w:bookmarkEnd w:id="93"/>
-    <w:bookmarkStart w:id="95" w:name="ref-hagen2021b"/>
+    <w:bookmarkEnd w:id="97"/>
+    <w:bookmarkStart w:id="99" w:name="ref-hagen2021b"/>
     <w:p>
       <w:pPr>
         <w:pStyle w:val="Bibliography"/>
       </w:pPr>
       <w:r>
-        <w:t xml:space="preserve">31.</w:t>
+        <w:t xml:space="preserve">33.</w:t>
       </w:r>
       <w:r>
         <w:t xml:space="preserve"> </w:t>
@@ -4986,7 +5041,7 @@
       <w:r>
         <w:t xml:space="preserve"> </w:t>
       </w:r>
-      <w:hyperlink r:id="rId94">
+      <w:hyperlink r:id="rId98">
         <w:r>
           <w:rPr>
             <w:rStyle w:val="Hyperlink"/>
@@ -4998,14 +5053,14 @@
         <w:t xml:space="preserve">.</w:t>
       </w:r>
     </w:p>
-    <w:bookmarkEnd w:id="95"/>
-    <w:bookmarkStart w:id="97" w:name="ref-skeels2023b"/>
+    <w:bookmarkEnd w:id="99"/>
+    <w:bookmarkStart w:id="101" w:name="ref-skeels2023b"/>
     <w:p>
       <w:pPr>
         <w:pStyle w:val="Bibliography"/>
       </w:pPr>
       <w:r>
-        <w:t xml:space="preserve">32.</w:t>
+        <w:t xml:space="preserve">34.</w:t>
       </w:r>
       <w:r>
         <w:t xml:space="preserve"> </w:t>
@@ -5032,7 +5087,7 @@
       <w:r>
         <w:t xml:space="preserve"> </w:t>
       </w:r>
-      <w:hyperlink r:id="rId96">
+      <w:hyperlink r:id="rId100">
         <w:r>
           <w:rPr>
             <w:rStyle w:val="Hyperlink"/>
@@ -5044,14 +5099,14 @@
         <w:t xml:space="preserve">.</w:t>
       </w:r>
     </w:p>
-    <w:bookmarkEnd w:id="97"/>
-    <w:bookmarkStart w:id="99" w:name="ref-boschman2023"/>
+    <w:bookmarkEnd w:id="101"/>
+    <w:bookmarkStart w:id="103" w:name="ref-boschman2023"/>
     <w:p>
       <w:pPr>
         <w:pStyle w:val="Bibliography"/>
       </w:pPr>
       <w:r>
-        <w:t xml:space="preserve">33.</w:t>
+        <w:t xml:space="preserve">35.</w:t>
       </w:r>
       <w:r>
         <w:t xml:space="preserve"> </w:t>
@@ -5078,7 +5133,7 @@
       <w:r>
         <w:t xml:space="preserve"> </w:t>
       </w:r>
-      <w:hyperlink r:id="rId98">
+      <w:hyperlink r:id="rId102">
         <w:r>
           <w:rPr>
             <w:rStyle w:val="Hyperlink"/>
@@ -5090,14 +5145,14 @@
         <w:t xml:space="preserve">.</w:t>
       </w:r>
     </w:p>
-    <w:bookmarkEnd w:id="99"/>
-    <w:bookmarkStart w:id="101" w:name="ref-skeels2023"/>
+    <w:bookmarkEnd w:id="103"/>
+    <w:bookmarkStart w:id="105" w:name="ref-skeels2023"/>
     <w:p>
       <w:pPr>
         <w:pStyle w:val="Bibliography"/>
       </w:pPr>
       <w:r>
-        <w:t xml:space="preserve">34.</w:t>
+        <w:t xml:space="preserve">36.</w:t>
       </w:r>
       <w:r>
         <w:t xml:space="preserve"> </w:t>
@@ -5124,7 +5179,7 @@
       <w:r>
         <w:t xml:space="preserve"> </w:t>
       </w:r>
-      <w:hyperlink r:id="rId100">
+      <w:hyperlink r:id="rId104">
         <w:r>
           <w:rPr>
             <w:rStyle w:val="Hyperlink"/>
@@ -5136,14 +5191,14 @@
         <w:t xml:space="preserve">.</w:t>
       </w:r>
     </w:p>
-    <w:bookmarkEnd w:id="101"/>
-    <w:bookmarkStart w:id="103" w:name="ref-liu2024"/>
+    <w:bookmarkEnd w:id="105"/>
+    <w:bookmarkStart w:id="107" w:name="ref-liu2024"/>
     <w:p>
       <w:pPr>
         <w:pStyle w:val="Bibliography"/>
       </w:pPr>
       <w:r>
-        <w:t xml:space="preserve">35.</w:t>
+        <w:t xml:space="preserve">37.</w:t>
       </w:r>
       <w:r>
         <w:t xml:space="preserve"> </w:t>
@@ -5170,7 +5225,7 @@
       <w:r>
         <w:t xml:space="preserve"> </w:t>
       </w:r>
-      <w:hyperlink r:id="rId102">
+      <w:hyperlink r:id="rId106">
         <w:r>
           <w:rPr>
             <w:rStyle w:val="Hyperlink"/>
@@ -5182,14 +5237,14 @@
         <w:t xml:space="preserve">.</w:t>
       </w:r>
     </w:p>
-    <w:bookmarkEnd w:id="103"/>
-    <w:bookmarkStart w:id="105" w:name="ref-holden2019"/>
+    <w:bookmarkEnd w:id="107"/>
+    <w:bookmarkStart w:id="109" w:name="ref-holden2019"/>
     <w:p>
       <w:pPr>
         <w:pStyle w:val="Bibliography"/>
       </w:pPr>
       <w:r>
-        <w:t xml:space="preserve">36.</w:t>
+        <w:t xml:space="preserve">38.</w:t>
       </w:r>
       <w:r>
         <w:t xml:space="preserve"> </w:t>
@@ -5216,7 +5271,7 @@
       <w:r>
         <w:t xml:space="preserve">, 5137–5155. https://doi.org/</w:t>
       </w:r>
-      <w:hyperlink r:id="rId104">
+      <w:hyperlink r:id="rId108">
         <w:r>
           <w:rPr>
             <w:rStyle w:val="Hyperlink"/>
@@ -5228,14 +5283,14 @@
         <w:t xml:space="preserve">.</w:t>
       </w:r>
     </w:p>
-    <w:bookmarkEnd w:id="105"/>
-    <w:bookmarkStart w:id="107" w:name="ref-barreto2023"/>
+    <w:bookmarkEnd w:id="109"/>
+    <w:bookmarkStart w:id="111" w:name="ref-barreto2023"/>
     <w:p>
       <w:pPr>
         <w:pStyle w:val="Bibliography"/>
       </w:pPr>
       <w:r>
-        <w:t xml:space="preserve">37.</w:t>
+        <w:t xml:space="preserve">39.</w:t>
       </w:r>
       <w:r>
         <w:t xml:space="preserve"> </w:t>
@@ -5262,7 +5317,7 @@
       <w:r>
         <w:t xml:space="preserve"> </w:t>
       </w:r>
-      <w:hyperlink r:id="rId106">
+      <w:hyperlink r:id="rId110">
         <w:r>
           <w:rPr>
             <w:rStyle w:val="Hyperlink"/>
@@ -5274,14 +5329,14 @@
         <w:t xml:space="preserve">.</w:t>
       </w:r>
     </w:p>
-    <w:bookmarkEnd w:id="107"/>
-    <w:bookmarkStart w:id="109" w:name="ref-beck2018"/>
+    <w:bookmarkEnd w:id="111"/>
+    <w:bookmarkStart w:id="113" w:name="ref-beck2018"/>
     <w:p>
       <w:pPr>
         <w:pStyle w:val="Bibliography"/>
       </w:pPr>
       <w:r>
-        <w:t xml:space="preserve">38.</w:t>
+        <w:t xml:space="preserve">40.</w:t>
       </w:r>
       <w:r>
         <w:t xml:space="preserve"> </w:t>
@@ -5308,7 +5363,7 @@
       <w:r>
         <w:t xml:space="preserve"> </w:t>
       </w:r>
-      <w:hyperlink r:id="rId108">
+      <w:hyperlink r:id="rId112">
         <w:r>
           <w:rPr>
             <w:rStyle w:val="Hyperlink"/>
@@ -5320,14 +5375,14 @@
         <w:t xml:space="preserve">.</w:t>
       </w:r>
     </w:p>
-    <w:bookmarkEnd w:id="109"/>
-    <w:bookmarkStart w:id="111" w:name="ref-galván2023"/>
+    <w:bookmarkEnd w:id="113"/>
+    <w:bookmarkStart w:id="115" w:name="ref-galván2023"/>
     <w:p>
       <w:pPr>
         <w:pStyle w:val="Bibliography"/>
       </w:pPr>
       <w:r>
-        <w:t xml:space="preserve">39.</w:t>
+        <w:t xml:space="preserve">41.</w:t>
       </w:r>
       <w:r>
         <w:t xml:space="preserve"> </w:t>
@@ -5341,7 +5396,7 @@
       <w:r>
         <w:t xml:space="preserve"> </w:t>
       </w:r>
-      <w:hyperlink r:id="rId110">
+      <w:hyperlink r:id="rId114">
         <w:r>
           <w:rPr>
             <w:rStyle w:val="Hyperlink"/>
@@ -5350,14 +5405,14 @@
         </w:r>
       </w:hyperlink>
     </w:p>
-    <w:bookmarkEnd w:id="111"/>
-    <w:bookmarkStart w:id="113" w:name="ref-chakrabarty2011"/>
+    <w:bookmarkEnd w:id="115"/>
+    <w:bookmarkStart w:id="116" w:name="ref-macarthur1967"/>
     <w:p>
       <w:pPr>
         <w:pStyle w:val="Bibliography"/>
       </w:pPr>
       <w:r>
-        <w:t xml:space="preserve">40.</w:t>
+        <w:t xml:space="preserve">42.</w:t>
       </w:r>
       <w:r>
         <w:t xml:space="preserve"> </w:t>
@@ -5366,12 +5421,123 @@
         <w:t xml:space="preserve">	</w:t>
       </w:r>
       <w:r>
+        <w:t xml:space="preserve">MacArthur, R.H., and Wilson, E.O. (1967). The theory of island biogeography Princeton University Press.</w:t>
+      </w:r>
+    </w:p>
+    <w:bookmarkEnd w:id="116"/>
+    <w:bookmarkStart w:id="118" w:name="ref-willig2003"/>
+    <w:p>
+      <w:pPr>
+        <w:pStyle w:val="Bibliography"/>
+      </w:pPr>
+      <w:r>
+        <w:t xml:space="preserve">43.</w:t>
+      </w:r>
+      <w:r>
+        <w:t xml:space="preserve"> </w:t>
+      </w:r>
+      <w:r>
+        <w:t xml:space="preserve">	</w:t>
+      </w:r>
+      <w:r>
+        <w:t xml:space="preserve">Willig, M.R., Kaufman, D.M., and Stevens, R.D. (2003). Latitudinal gradients of biodiversity: Pattern, process, scale, and synthesis. Annual Review of Ecology, Evolution, and Systematics</w:t>
+      </w:r>
+      <w:r>
+        <w:t xml:space="preserve"> </w:t>
+      </w:r>
+      <w:r>
+        <w:rPr>
+          <w:i/>
+          <w:iCs/>
+        </w:rPr>
+        <w:t xml:space="preserve">34</w:t>
+      </w:r>
+      <w:r>
+        <w:t xml:space="preserve">, 273–309.</w:t>
+      </w:r>
+      <w:r>
+        <w:t xml:space="preserve"> </w:t>
+      </w:r>
+      <w:hyperlink r:id="rId117">
+        <w:r>
+          <w:rPr>
+            <w:rStyle w:val="Hyperlink"/>
+          </w:rPr>
+          <w:t xml:space="preserve">https://doi.org/10.1146/annurev.ecolsys.34.012103.144032</w:t>
+        </w:r>
+      </w:hyperlink>
+      <w:r>
+        <w:t xml:space="preserve">.</w:t>
+      </w:r>
+    </w:p>
+    <w:bookmarkEnd w:id="118"/>
+    <w:bookmarkStart w:id="120" w:name="ref-raven2020"/>
+    <w:p>
+      <w:pPr>
+        <w:pStyle w:val="Bibliography"/>
+      </w:pPr>
+      <w:r>
+        <w:t xml:space="preserve">44.</w:t>
+      </w:r>
+      <w:r>
+        <w:t xml:space="preserve"> </w:t>
+      </w:r>
+      <w:r>
+        <w:t xml:space="preserve">	</w:t>
+      </w:r>
+      <w:r>
+        <w:t xml:space="preserve">Raven, P.H., Gereau, R.E., Phillipson, P.B., Chatelain, C., Jenkins, C.N., and Ulloa Ulloa, C. (2020). The distribution of biodiversity richness in the tropics. Science Advances</w:t>
+      </w:r>
+      <w:r>
+        <w:t xml:space="preserve"> </w:t>
+      </w:r>
+      <w:r>
+        <w:rPr>
+          <w:i/>
+          <w:iCs/>
+        </w:rPr>
+        <w:t xml:space="preserve">6</w:t>
+      </w:r>
+      <w:r>
+        <w:t xml:space="preserve">, eabc6228.</w:t>
+      </w:r>
+      <w:r>
+        <w:t xml:space="preserve"> </w:t>
+      </w:r>
+      <w:hyperlink r:id="rId119">
+        <w:r>
+          <w:rPr>
+            <w:rStyle w:val="Hyperlink"/>
+          </w:rPr>
+          <w:t xml:space="preserve">https://doi.org/10.1126/sciadv.abc6228</w:t>
+        </w:r>
+      </w:hyperlink>
+      <w:r>
+        <w:t xml:space="preserve">.</w:t>
+      </w:r>
+    </w:p>
+    <w:bookmarkEnd w:id="120"/>
+    <w:bookmarkStart w:id="122" w:name="ref-chakrabarty2011"/>
+    <w:p>
+      <w:pPr>
+        <w:pStyle w:val="Bibliography"/>
+      </w:pPr>
+      <w:r>
+        <w:t xml:space="preserve">45.</w:t>
+      </w:r>
+      <w:r>
+        <w:t xml:space="preserve"> </w:t>
+      </w:r>
+      <w:r>
+        <w:t xml:space="preserve">	</w:t>
+      </w:r>
+      <w:r>
         <w:t xml:space="preserve">Chakrabarty, P., and Albert, J.S. (2011). Not so fast: A new take on the great american biotic interchange. In, J. Albert, ed. (University of California Press), p. 0.</w:t>
       </w:r>
       <w:r>
         <w:t xml:space="preserve"> </w:t>
       </w:r>
-      <w:hyperlink r:id="rId112">
+      <w:hyperlink r:id="rId121">
         <w:r>
           <w:rPr>
             <w:rStyle w:val="Hyperlink"/>
@@ -5383,14 +5549,14 @@
         <w:t xml:space="preserve">.</w:t>
       </w:r>
     </w:p>
-    <w:bookmarkEnd w:id="113"/>
-    <w:bookmarkStart w:id="115" w:name="ref-weir2009"/>
+    <w:bookmarkEnd w:id="122"/>
+    <w:bookmarkStart w:id="124" w:name="ref-weir2009"/>
     <w:p>
       <w:pPr>
         <w:pStyle w:val="Bibliography"/>
       </w:pPr>
       <w:r>
-        <w:t xml:space="preserve">41.</w:t>
+        <w:t xml:space="preserve">46.</w:t>
       </w:r>
       <w:r>
         <w:t xml:space="preserve"> </w:t>
@@ -5417,7 +5583,7 @@
       <w:r>
         <w:t xml:space="preserve"> </w:t>
       </w:r>
-      <w:hyperlink r:id="rId114">
+      <w:hyperlink r:id="rId123">
         <w:r>
           <w:rPr>
             <w:rStyle w:val="Hyperlink"/>
@@ -5429,14 +5595,14 @@
         <w:t xml:space="preserve">.</w:t>
       </w:r>
     </w:p>
-    <w:bookmarkEnd w:id="115"/>
-    <w:bookmarkStart w:id="117" w:name="ref-tilstonsmith2010"/>
+    <w:bookmarkEnd w:id="124"/>
+    <w:bookmarkStart w:id="126" w:name="ref-tilstonsmith2010"/>
     <w:p>
       <w:pPr>
         <w:pStyle w:val="Bibliography"/>
       </w:pPr>
       <w:r>
-        <w:t xml:space="preserve">42.</w:t>
+        <w:t xml:space="preserve">47.</w:t>
       </w:r>
       <w:r>
         <w:t xml:space="preserve"> </w:t>
@@ -5463,7 +5629,7 @@
       <w:r>
         <w:t xml:space="preserve"> </w:t>
       </w:r>
-      <w:hyperlink r:id="rId116">
+      <w:hyperlink r:id="rId125">
         <w:r>
           <w:rPr>
             <w:rStyle w:val="Hyperlink"/>
@@ -5475,14 +5641,14 @@
         <w:t xml:space="preserve">.</w:t>
       </w:r>
     </w:p>
-    <w:bookmarkEnd w:id="117"/>
-    <w:bookmarkStart w:id="118" w:name="ref-macarthur1967"/>
+    <w:bookmarkEnd w:id="126"/>
+    <w:bookmarkStart w:id="128" w:name="ref-haffer1969"/>
     <w:p>
       <w:pPr>
         <w:pStyle w:val="Bibliography"/>
       </w:pPr>
       <w:r>
-        <w:t xml:space="preserve">43.</w:t>
+        <w:t xml:space="preserve">48.</w:t>
       </w:r>
       <w:r>
         <w:t xml:space="preserve"> </w:t>
@@ -5491,26 +5657,7 @@
         <w:t xml:space="preserve">	</w:t>
       </w:r>
       <w:r>
-        <w:t xml:space="preserve">MacArthur, R.H., and Wilson, E.O. (1967). The theory of island biogeography Princeton University Press.</w:t>
-      </w:r>
-    </w:p>
-    <w:bookmarkEnd w:id="118"/>
-    <w:bookmarkStart w:id="120" w:name="ref-willig2003"/>
-    <w:p>
-      <w:pPr>
-        <w:pStyle w:val="Bibliography"/>
-      </w:pPr>
-      <w:r>
-        <w:t xml:space="preserve">44.</w:t>
-      </w:r>
-      <w:r>
-        <w:t xml:space="preserve"> </w:t>
-      </w:r>
-      <w:r>
-        <w:t xml:space="preserve">	</w:t>
-      </w:r>
-      <w:r>
-        <w:t xml:space="preserve">Willig, M.R., Kaufman, D.M., and Stevens, R.D. (2003). Latitudinal gradients of biodiversity: Pattern, process, scale, and synthesis. Annual Review of Ecology, Evolution, and Systematics</w:t>
+        <w:t xml:space="preserve">Haffer, J. (1969). Speciation in amazonian forest birds. Science</w:t>
       </w:r>
       <w:r>
         <w:t xml:space="preserve"> </w:t>
@@ -5520,98 +5667,6 @@
           <w:i/>
           <w:iCs/>
         </w:rPr>
-        <w:t xml:space="preserve">34</w:t>
-      </w:r>
-      <w:r>
-        <w:t xml:space="preserve">, 273–309.</w:t>
-      </w:r>
-      <w:r>
-        <w:t xml:space="preserve"> </w:t>
-      </w:r>
-      <w:hyperlink r:id="rId119">
-        <w:r>
-          <w:rPr>
-            <w:rStyle w:val="Hyperlink"/>
-          </w:rPr>
-          <w:t xml:space="preserve">https://doi.org/10.1146/annurev.ecolsys.34.012103.144032</w:t>
-        </w:r>
-      </w:hyperlink>
-      <w:r>
-        <w:t xml:space="preserve">.</w:t>
-      </w:r>
-    </w:p>
-    <w:bookmarkEnd w:id="120"/>
-    <w:bookmarkStart w:id="122" w:name="ref-raven2020"/>
-    <w:p>
-      <w:pPr>
-        <w:pStyle w:val="Bibliography"/>
-      </w:pPr>
-      <w:r>
-        <w:t xml:space="preserve">45.</w:t>
-      </w:r>
-      <w:r>
-        <w:t xml:space="preserve"> </w:t>
-      </w:r>
-      <w:r>
-        <w:t xml:space="preserve">	</w:t>
-      </w:r>
-      <w:r>
-        <w:t xml:space="preserve">Raven, P.H., Gereau, R.E., Phillipson, P.B., Chatelain, C., Jenkins, C.N., and Ulloa Ulloa, C. (2020). The distribution of biodiversity richness in the tropics. Science Advances</w:t>
-      </w:r>
-      <w:r>
-        <w:t xml:space="preserve"> </w:t>
-      </w:r>
-      <w:r>
-        <w:rPr>
-          <w:i/>
-          <w:iCs/>
-        </w:rPr>
-        <w:t xml:space="preserve">6</w:t>
-      </w:r>
-      <w:r>
-        <w:t xml:space="preserve">, eabc6228.</w:t>
-      </w:r>
-      <w:r>
-        <w:t xml:space="preserve"> </w:t>
-      </w:r>
-      <w:hyperlink r:id="rId121">
-        <w:r>
-          <w:rPr>
-            <w:rStyle w:val="Hyperlink"/>
-          </w:rPr>
-          <w:t xml:space="preserve">https://doi.org/10.1126/sciadv.abc6228</w:t>
-        </w:r>
-      </w:hyperlink>
-      <w:r>
-        <w:t xml:space="preserve">.</w:t>
-      </w:r>
-    </w:p>
-    <w:bookmarkEnd w:id="122"/>
-    <w:bookmarkStart w:id="124" w:name="ref-haffer1969"/>
-    <w:p>
-      <w:pPr>
-        <w:pStyle w:val="Bibliography"/>
-      </w:pPr>
-      <w:r>
-        <w:t xml:space="preserve">46.</w:t>
-      </w:r>
-      <w:r>
-        <w:t xml:space="preserve"> </w:t>
-      </w:r>
-      <w:r>
-        <w:t xml:space="preserve">	</w:t>
-      </w:r>
-      <w:r>
-        <w:t xml:space="preserve">Haffer, J. (1969). Speciation in amazonian forest birds. Science</w:t>
-      </w:r>
-      <w:r>
-        <w:t xml:space="preserve"> </w:t>
-      </w:r>
-      <w:r>
-        <w:rPr>
-          <w:i/>
-          <w:iCs/>
-        </w:rPr>
         <w:t xml:space="preserve">165</w:t>
       </w:r>
       <w:r>
@@ -5620,7 +5675,7 @@
       <w:r>
         <w:t xml:space="preserve"> </w:t>
       </w:r>
-      <w:hyperlink r:id="rId123">
+      <w:hyperlink r:id="rId127">
         <w:r>
           <w:rPr>
             <w:rStyle w:val="Hyperlink"/>
@@ -5632,14 +5687,14 @@
         <w:t xml:space="preserve">.</w:t>
       </w:r>
     </w:p>
-    <w:bookmarkEnd w:id="124"/>
-    <w:bookmarkStart w:id="126" w:name="ref-cruz2025"/>
+    <w:bookmarkEnd w:id="128"/>
+    <w:bookmarkStart w:id="130" w:name="ref-cruz2025"/>
     <w:p>
       <w:pPr>
         <w:pStyle w:val="Bibliography"/>
       </w:pPr>
       <w:r>
-        <w:t xml:space="preserve">47.</w:t>
+        <w:t xml:space="preserve">49.</w:t>
       </w:r>
       <w:r>
         <w:t xml:space="preserve"> </w:t>
@@ -5663,7 +5718,7 @@
       <w:r>
         <w:t xml:space="preserve">, e24051. https://doi.org/</w:t>
       </w:r>
-      <w:hyperlink r:id="rId125">
+      <w:hyperlink r:id="rId129">
         <w:r>
           <w:rPr>
             <w:rStyle w:val="Hyperlink"/>
@@ -5675,14 +5730,14 @@
         <w:t xml:space="preserve">.</w:t>
       </w:r>
     </w:p>
-    <w:bookmarkEnd w:id="126"/>
-    <w:bookmarkStart w:id="128" w:name="ref-pino2022"/>
+    <w:bookmarkEnd w:id="130"/>
+    <w:bookmarkStart w:id="132" w:name="ref-pino2022"/>
     <w:p>
       <w:pPr>
         <w:pStyle w:val="Bibliography"/>
       </w:pPr>
       <w:r>
-        <w:t xml:space="preserve">48.</w:t>
+        <w:t xml:space="preserve">50.</w:t>
       </w:r>
       <w:r>
         <w:t xml:space="preserve"> </w:t>
@@ -5709,7 +5764,7 @@
       <w:r>
         <w:t xml:space="preserve"> </w:t>
       </w:r>
-      <w:hyperlink r:id="rId127">
+      <w:hyperlink r:id="rId131">
         <w:r>
           <w:rPr>
             <w:rStyle w:val="Hyperlink"/>
@@ -5721,14 +5776,14 @@
         <w:t xml:space="preserve">.</w:t>
       </w:r>
     </w:p>
-    <w:bookmarkEnd w:id="128"/>
-    <w:bookmarkStart w:id="130" w:name="ref-motta2025"/>
+    <w:bookmarkEnd w:id="132"/>
+    <w:bookmarkStart w:id="134" w:name="ref-motta2025"/>
     <w:p>
       <w:pPr>
         <w:pStyle w:val="Bibliography"/>
       </w:pPr>
       <w:r>
-        <w:t xml:space="preserve">49.</w:t>
+        <w:t xml:space="preserve">51.</w:t>
       </w:r>
       <w:r>
         <w:t xml:space="preserve"> </w:t>
@@ -5755,7 +5810,7 @@
       <w:r>
         <w:t xml:space="preserve"> </w:t>
       </w:r>
-      <w:hyperlink r:id="rId129">
+      <w:hyperlink r:id="rId133">
         <w:r>
           <w:rPr>
             <w:rStyle w:val="Hyperlink"/>
@@ -5767,14 +5822,14 @@
         <w:t xml:space="preserve">.</w:t>
       </w:r>
     </w:p>
-    <w:bookmarkEnd w:id="130"/>
-    <w:bookmarkStart w:id="132" w:name="ref-morgan1993"/>
+    <w:bookmarkEnd w:id="134"/>
+    <w:bookmarkStart w:id="136" w:name="ref-morgan1993"/>
     <w:p>
       <w:pPr>
         <w:pStyle w:val="Bibliography"/>
       </w:pPr>
       <w:r>
-        <w:t xml:space="preserve">50.</w:t>
+        <w:t xml:space="preserve">52.</w:t>
       </w:r>
       <w:r>
         <w:t xml:space="preserve"> </w:t>
@@ -5788,7 +5843,7 @@
       <w:r>
         <w:t xml:space="preserve"> </w:t>
       </w:r>
-      <w:hyperlink r:id="rId131">
+      <w:hyperlink r:id="rId135">
         <w:r>
           <w:rPr>
             <w:rStyle w:val="Hyperlink"/>
@@ -5800,14 +5855,14 @@
         <w:t xml:space="preserve">.</w:t>
       </w:r>
     </w:p>
-    <w:bookmarkEnd w:id="132"/>
-    <w:bookmarkStart w:id="134" w:name="ref-ali2021b"/>
+    <w:bookmarkEnd w:id="136"/>
+    <w:bookmarkStart w:id="138" w:name="ref-ali2021b"/>
     <w:p>
       <w:pPr>
         <w:pStyle w:val="Bibliography"/>
       </w:pPr>
       <w:r>
-        <w:t xml:space="preserve">51.</w:t>
+        <w:t xml:space="preserve">53.</w:t>
       </w:r>
       <w:r>
         <w:t xml:space="preserve"> </w:t>
@@ -5846,7 +5901,7 @@
       <w:r>
         <w:t xml:space="preserve"> </w:t>
       </w:r>
-      <w:hyperlink r:id="rId133">
+      <w:hyperlink r:id="rId137">
         <w:r>
           <w:rPr>
             <w:rStyle w:val="Hyperlink"/>
@@ -5858,14 +5913,14 @@
         <w:t xml:space="preserve">.</w:t>
       </w:r>
     </w:p>
-    <w:bookmarkEnd w:id="134"/>
-    <w:bookmarkStart w:id="136" w:name="ref-cornée2021"/>
+    <w:bookmarkEnd w:id="138"/>
+    <w:bookmarkStart w:id="140" w:name="ref-cornée2021"/>
     <w:p>
       <w:pPr>
         <w:pStyle w:val="Bibliography"/>
       </w:pPr>
       <w:r>
-        <w:t xml:space="preserve">52.</w:t>
+        <w:t xml:space="preserve">54.</w:t>
       </w:r>
       <w:r>
         <w:t xml:space="preserve"> </w:t>
@@ -5892,7 +5947,7 @@
       <w:r>
         <w:t xml:space="preserve"> </w:t>
       </w:r>
-      <w:hyperlink r:id="rId135">
+      <w:hyperlink r:id="rId139">
         <w:r>
           <w:rPr>
             <w:rStyle w:val="Hyperlink"/>
@@ -5904,14 +5959,14 @@
         <w:t xml:space="preserve">.</w:t>
       </w:r>
     </w:p>
-    <w:bookmarkEnd w:id="136"/>
-    <w:bookmarkStart w:id="138" w:name="ref-warren2015"/>
+    <w:bookmarkEnd w:id="140"/>
+    <w:bookmarkStart w:id="142" w:name="ref-warren2015"/>
     <w:p>
       <w:pPr>
         <w:pStyle w:val="Bibliography"/>
       </w:pPr>
       <w:r>
-        <w:t xml:space="preserve">53.</w:t>
+        <w:t xml:space="preserve">55.</w:t>
       </w:r>
       <w:r>
         <w:t xml:space="preserve"> </w:t>
@@ -5938,7 +5993,7 @@
       <w:r>
         <w:t xml:space="preserve"> </w:t>
       </w:r>
-      <w:hyperlink r:id="rId137">
+      <w:hyperlink r:id="rId141">
         <w:r>
           <w:rPr>
             <w:rStyle w:val="Hyperlink"/>
@@ -5950,14 +6005,14 @@
         <w:t xml:space="preserve">.</w:t>
       </w:r>
     </w:p>
-    <w:bookmarkEnd w:id="138"/>
-    <w:bookmarkStart w:id="140" w:name="ref-gearty2023"/>
+    <w:bookmarkEnd w:id="142"/>
+    <w:bookmarkStart w:id="144" w:name="ref-gearty2023"/>
     <w:p>
       <w:pPr>
         <w:pStyle w:val="Bibliography"/>
       </w:pPr>
       <w:r>
-        <w:t xml:space="preserve">54.</w:t>
+        <w:t xml:space="preserve">56.</w:t>
       </w:r>
       <w:r>
         <w:t xml:space="preserve"> </w:t>
@@ -5971,7 +6026,7 @@
       <w:r>
         <w:t xml:space="preserve"> </w:t>
       </w:r>
-      <w:hyperlink r:id="rId139">
+      <w:hyperlink r:id="rId143">
         <w:r>
           <w:rPr>
             <w:rStyle w:val="Hyperlink"/>
@@ -5980,10 +6035,10 @@
         </w:r>
       </w:hyperlink>
     </w:p>
-    <w:bookmarkEnd w:id="140"/>
-    <w:bookmarkEnd w:id="141"/>
-    <w:bookmarkEnd w:id="142"/>
-    <w:bookmarkStart w:id="159" w:name="figures"/>
+    <w:bookmarkEnd w:id="144"/>
+    <w:bookmarkEnd w:id="145"/>
+    <w:bookmarkEnd w:id="146"/>
+    <w:bookmarkStart w:id="163" w:name="figures"/>
     <w:p>
       <w:pPr>
         <w:pStyle w:val="Heading1"/>
@@ -6005,7 +6060,7 @@
       <w:tr>
         <w:tc>
           <w:tcPr/>
-          <w:bookmarkStart w:id="146" w:name="fig-framework"/>
+          <w:bookmarkStart w:id="150" w:name="fig-framework"/>
           <w:p>
             <w:pPr>
               <w:pStyle w:val="Compact"/>
@@ -6016,18 +6071,18 @@
                 <wp:inline>
                   <wp:extent cx="3959999" cy="3959999"/>
                   <wp:effectExtent b="0" l="0" r="0" t="0"/>
-                  <wp:docPr descr="" title="" id="144" name="Picture"/>
+                  <wp:docPr descr="" title="" id="148" name="Picture"/>
                   <a:graphic>
                     <a:graphicData uri="http://schemas.openxmlformats.org/drawingml/2006/picture">
                       <pic:pic>
                         <pic:nvPicPr>
-                          <pic:cNvPr descr="../Figures/MS/Main/Figure_framework/Figure_framework.png" id="145" name="Picture"/>
+                          <pic:cNvPr descr="../Figures/MS/Main/Figure_framework/Figure_framework.png" id="149" name="Picture"/>
                           <pic:cNvPicPr>
                             <a:picLocks noChangeArrowheads="1" noChangeAspect="1"/>
                           </pic:cNvPicPr>
                         </pic:nvPicPr>
                         <pic:blipFill>
-                          <a:blip r:embed="rId143"/>
+                          <a:blip r:embed="rId147"/>
                           <a:stretch>
                             <a:fillRect/>
                           </a:stretch>
@@ -6070,7 +6125,7 @@
               <w:rPr>
                 <w:vertAlign w:val="superscript"/>
               </w:rPr>
-              <w:t xml:space="preserve">36</w:t>
+              <w:t xml:space="preserve">38</w:t>
             </w:r>
             <w:r>
               <w:t xml:space="preserve">. This emulator being spatialised at a 1 x 1° resolution, numbers inside the continents represent the quantity of overlaying pixels from the climate grid within each continent. On climate plots, the time frame of the onset of significant land mammal exchange across the americas</w:t>
@@ -6079,7 +6134,7 @@
               <w:rPr>
                 <w:vertAlign w:val="superscript"/>
               </w:rPr>
-              <w:t xml:space="preserve">8,10</w:t>
+              <w:t xml:space="preserve">9,11</w:t>
             </w:r>
             <w:r>
               <w:t xml:space="preserve"> </w:t>
@@ -6091,13 +6146,13 @@
               <w:rPr>
                 <w:vertAlign w:val="superscript"/>
               </w:rPr>
-              <w:t xml:space="preserve">54</w:t>
+              <w:t xml:space="preserve">56</w:t>
             </w:r>
             <w:r>
               <w:t xml:space="preserve">. The empirically-derived asymmetry of the transcontinental land mammal exchange is represented by the thickness of the two arrows, the thicker the arrow, the more intense the exchange.</w:t>
             </w:r>
           </w:p>
-          <w:bookmarkEnd w:id="146"/>
+          <w:bookmarkEnd w:id="150"/>
         </w:tc>
       </w:tr>
     </w:tbl>
@@ -6114,7 +6169,7 @@
       <w:tr>
         <w:tc>
           <w:tcPr/>
-          <w:bookmarkStart w:id="150" w:name="fig-propsuccess"/>
+          <w:bookmarkStart w:id="154" w:name="fig-propsuccess"/>
           <w:p>
             <w:pPr>
               <w:pStyle w:val="Compact"/>
@@ -6125,18 +6180,18 @@
                 <wp:inline>
                   <wp:extent cx="3599999" cy="3779999"/>
                   <wp:effectExtent b="0" l="0" r="0" t="0"/>
-                  <wp:docPr descr="" title="" id="148" name="Picture"/>
+                  <wp:docPr descr="" title="" id="152" name="Picture"/>
                   <a:graphic>
                     <a:graphicData uri="http://schemas.openxmlformats.org/drawingml/2006/picture">
                       <pic:pic>
                         <pic:nvPicPr>
-                          <pic:cNvPr descr="../Figures/MS/Main/Figure_PropSuccess/Figure_PropSuccess.png" id="149" name="Picture"/>
+                          <pic:cNvPr descr="../Figures/MS/Main/Figure_PropSuccess/Figure_PropSuccess.png" id="153" name="Picture"/>
                           <pic:cNvPicPr>
                             <a:picLocks noChangeArrowheads="1" noChangeAspect="1"/>
                           </pic:cNvPicPr>
                         </pic:nvPicPr>
                         <pic:blipFill>
-                          <a:blip r:embed="rId147"/>
+                          <a:blip r:embed="rId151"/>
                           <a:stretch>
                             <a:fillRect/>
                           </a:stretch>
@@ -6237,7 +6292,7 @@
               <w:t xml:space="preserve">). Each individual plot shows the outcome of simulations starting in North (red) and South (cyan) America. Dots represent mean proportion estimates and error bars show their associated Binomial-derived 95% confidence interval.</w:t>
             </w:r>
           </w:p>
-          <w:bookmarkEnd w:id="150"/>
+          <w:bookmarkEnd w:id="154"/>
         </w:tc>
       </w:tr>
     </w:tbl>
@@ -6254,7 +6309,7 @@
       <w:tr>
         <w:tc>
           <w:tcPr/>
-          <w:bookmarkStart w:id="154" w:name="fig-metrics"/>
+          <w:bookmarkStart w:id="158" w:name="fig-metrics"/>
           <w:p>
             <w:pPr>
               <w:pStyle w:val="Compact"/>
@@ -6265,18 +6320,18 @@
                 <wp:inline>
                   <wp:extent cx="5039999" cy="4319999"/>
                   <wp:effectExtent b="0" l="0" r="0" t="0"/>
-                  <wp:docPr descr="" title="" id="152" name="Picture"/>
+                  <wp:docPr descr="" title="" id="156" name="Picture"/>
                   <a:graphic>
                     <a:graphicData uri="http://schemas.openxmlformats.org/drawingml/2006/picture">
                       <pic:pic>
                         <pic:nvPicPr>
-                          <pic:cNvPr descr="../Figures/MS/Main/Figure_metrics/Figure_metrics.png" id="153" name="Picture"/>
+                          <pic:cNvPr descr="../Figures/MS/Main/Figure_metrics/Figure_metrics.png" id="157" name="Picture"/>
                           <pic:cNvPicPr>
                             <a:picLocks noChangeArrowheads="1" noChangeAspect="1"/>
                           </pic:cNvPicPr>
                         </pic:nvPicPr>
                         <pic:blipFill>
-                          <a:blip r:embed="rId151"/>
+                          <a:blip r:embed="rId155"/>
                           <a:stretch>
                             <a:fillRect/>
                           </a:stretch>
@@ -6385,18 +6440,7 @@
               <w:t xml:space="preserve"> </w:t>
             </w:r>
             <w:r>
-              <w:t xml:space="preserve">Colonised</w:t>
-            </w:r>
-            <w:r>
-              <w:t xml:space="preserve"> </w:t>
-            </w:r>
-            <m:oMath>
-              <m:r>
-                <m:t>α</m:t>
-              </m:r>
-            </m:oMath>
-            <w:r>
-              <w:t xml:space="preserve">-diversity, expressed as the natural logarithm of the number of lineages within the colonised area.</w:t>
+              <w:t xml:space="preserve">Colonised diversity, expressed as the natural logarithm of the number of lineages within the colonised area.</w:t>
             </w:r>
             <w:r>
               <w:t xml:space="preserve"> </w:t>
@@ -6438,7 +6482,7 @@
               <w:t xml:space="preserve">., successfully reaching the continent where it did not originate. Mean estimates and their associated Student-derived 95% confidence interval are displayed over their distribution.</w:t>
             </w:r>
           </w:p>
-          <w:bookmarkEnd w:id="154"/>
+          <w:bookmarkEnd w:id="158"/>
         </w:tc>
       </w:tr>
     </w:tbl>
@@ -6455,7 +6499,7 @@
       <w:tr>
         <w:tc>
           <w:tcPr/>
-          <w:bookmarkStart w:id="158" w:name="fig-biome"/>
+          <w:bookmarkStart w:id="162" w:name="fig-biome"/>
           <w:p>
             <w:pPr>
               <w:pStyle w:val="Compact"/>
@@ -6466,18 +6510,18 @@
                 <wp:inline>
                   <wp:extent cx="5399999" cy="5399999"/>
                   <wp:effectExtent b="0" l="0" r="0" t="0"/>
-                  <wp:docPr descr="" title="" id="156" name="Picture"/>
+                  <wp:docPr descr="" title="" id="160" name="Picture"/>
                   <a:graphic>
                     <a:graphicData uri="http://schemas.openxmlformats.org/drawingml/2006/picture">
                       <pic:pic>
                         <pic:nvPicPr>
-                          <pic:cNvPr descr="../Figures/MS/Main/Figure_biomes/Figure_biomes.png" id="157" name="Picture"/>
+                          <pic:cNvPr descr="../Figures/MS/Main/Figure_biomes/Figure_biomes.png" id="161" name="Picture"/>
                           <pic:cNvPicPr>
                             <a:picLocks noChangeArrowheads="1" noChangeAspect="1"/>
                           </pic:cNvPicPr>
                         </pic:nvPicPr>
                         <pic:blipFill>
-                          <a:blip r:embed="rId155"/>
+                          <a:blip r:embed="rId159"/>
                           <a:stretch>
                             <a:fillRect/>
                           </a:stretch>
@@ -6588,11 +6632,11 @@
               <w:t xml:space="preserve">Proportion of successful simulations based on the biome where ancestral species originates, for each modelled scenario-ancestral continent combination. This proportion is expressed as the ratio between the number of successful simulations and the total number of simulations starting from a given biome. Coloured dots and error bars respectively show proportion estimates and their associated Binomial-derived 95% confidence intervals.</w:t>
             </w:r>
           </w:p>
-          <w:bookmarkEnd w:id="158"/>
+          <w:bookmarkEnd w:id="162"/>
         </w:tc>
       </w:tr>
     </w:tbl>
-    <w:bookmarkEnd w:id="159"/>
+    <w:bookmarkEnd w:id="163"/>
     <w:sectPr>
       <w:type w:val="nextPage"/>
       <w:pgSz w:h="15840" w:w="12240"/>

--- a/Manuscript/GABI_palaeo_constraints.docx
+++ b/Manuscript/GABI_palaeo_constraints.docx
@@ -2506,6 +2506,14 @@
         <w:pStyle w:val="BodyText"/>
       </w:pPr>
       <w:r>
+        <w:t xml:space="preserve">Climate cooling associated to enhanced dispersal (FO 2024, 2025)</w:t>
+      </w:r>
+    </w:p>
+    <w:p>
+      <w:pPr>
+        <w:pStyle w:val="BodyText"/>
+      </w:pPr>
+      <w:r>
         <w:t xml:space="preserve">Seminal works primarily interpreted the empirically-derived asymmetry of the GABI through the lens of MacArthur &amp; Wilson’s equilibrium theory</w:t>
       </w:r>
       <w:r>
@@ -2629,7 +2637,7 @@
         <w:pStyle w:val="BodyText"/>
       </w:pPr>
       <w:r>
-        <w:t xml:space="preserve">Although our characterised inverse asymmetry in the likelihood of climate-driven successful dispersal across both sides of the Isthmus goes in contradiction with the mammal fossil record</w:t>
+        <w:t xml:space="preserve">Although the inverse asymmetry in climate-driven exchange across both sides of the Isthmus suggested by our findings goes in contradiction with the mammal fossil record</w:t>
       </w:r>
       <w:r>
         <w:rPr>
@@ -2638,7 +2646,7 @@
         <w:t xml:space="preserve">1</w:t>
       </w:r>
       <w:r>
-        <w:t xml:space="preserve">, it actually echoes what occurred in other groups of vertebrates. For instance, tropical North American ichtyofauna has long been recognised as mainly composed of groups that originated in South America and further dispersed to the North, although most likely multiple dispersal events occurred, some of which predating the closure of the isthmus</w:t>
+        <w:t xml:space="preserve">, it actually echoes inter-American exchange mechanisms proposed for other groups of vertebrates. For instance, the extant amphibian fauna of South America is almost entirely made up with endemic taxa. By contrast, North American frog fauna is composed of four families of southern origin, and only three of northern origin</w:t>
       </w:r>
       <w:r>
         <w:rPr>
@@ -2647,24 +2655,175 @@
         <w:t xml:space="preserve">45</w:t>
       </w:r>
       <w:r>
-        <w:t xml:space="preserve">. In addition, phylogenetic evidence suggest symmetrical avifaunal exchanges between the Americas since the closure of the panamannian seaway, with higher prevalence of northwards dispersal events around the Plio-Pleistocene boundary</w:t>
-      </w:r>
-      <w:r>
-        <w:rPr>
+        <w:t xml:space="preserve">. Also, tropical North American ichtyofauna has long been recognised as mainly composed of groups that originated in South America and further dispersed to the North, although most likely multiple dispersal events occurred, some of which predating the closure of the isthmus</w:t>
+      </w:r>
+      <w:r>
+        <w:rPr>
+          <w:i/>
+          <w:iCs/>
           <w:vertAlign w:val="superscript"/>
         </w:rPr>
-        <w:t xml:space="preserve">46,47</w:t>
-      </w:r>
-      <w:r>
+        <w:t xml:space="preserve">e</w:t>
+      </w:r>
+      <w:r>
+        <w:rPr>
+          <w:vertAlign w:val="superscript"/>
+        </w:rPr>
         <w:t xml:space="preserve">.</w:t>
       </w:r>
+      <w:r>
+        <w:rPr>
+          <w:i/>
+          <w:iCs/>
+          <w:vertAlign w:val="superscript"/>
+        </w:rPr>
+        <w:t xml:space="preserve">g</w:t>
+      </w:r>
+      <w:r>
+        <w:rPr>
+          <w:vertAlign w:val="superscript"/>
+        </w:rPr>
+        <w:t xml:space="preserve">., 45,46,47</w:t>
+      </w:r>
+      <w:r>
+        <w:t xml:space="preserve">. It should be noted that, due to the requirement for connected freshwater networks, the magnitude of the faunal admixture among freshwater fishes has been greatly limited compared to land groups. Next, despite the enhanced dispersal abilities suggested by the mode of locomotion of birds, phylogenetic evidence have shown a significant influence of the closure of the panamanian seaway in the rates of exchange between both continent’s avifaunas</w:t>
+      </w:r>
+      <w:r>
+        <w:rPr>
+          <w:vertAlign w:val="superscript"/>
+        </w:rPr>
+        <w:t xml:space="preserve">48,49</w:t>
+      </w:r>
+      <w:r>
+        <w:t xml:space="preserve">. In particular, transcontinental exchanges occurred symmetrically among clades inhabting tropical regions, but interestingly, diversification of extra-tropical groups to tropical regions and further dispersal to the other landmass were strongly asymmetrical in favour of North American taxa</w:t>
+      </w:r>
+      <w:r>
+        <w:rPr>
+          <w:vertAlign w:val="superscript"/>
+        </w:rPr>
+        <w:t xml:space="preserve">47,49</w:t>
+      </w:r>
+      <w:r>
+        <w:t xml:space="preserve">. That being said, notable exceptions of South American groups that successfully diversified in North America (including within temperate regions) exist, such as hummingbirds.</w:t>
+      </w:r>
     </w:p>
     <w:p>
       <w:pPr>
         <w:pStyle w:val="BodyText"/>
       </w:pPr>
       <w:r>
-        <w:t xml:space="preserve">One of the predictions of Vrba’s resource-use hypotheses formulated in the framework of the habitat theory applied to the GABI is that tropical specialists, in the aftermath of the global cooling occurring at the Plio-Pleistocene boundary (decreasing trend visible on the temperature plots displayed in</w:t>
+        <w:t xml:space="preserve">However, the lack of fossil record for these groups greatly hampers our understanding of the processes behind their biogeographical history.</w:t>
+      </w:r>
+    </w:p>
+    <w:bookmarkEnd w:id="27"/>
+    <w:bookmarkStart w:id="28" w:name="Xcc2378c0a74ed408eb952abc767abbfd2a71b7f"/>
+    <w:p>
+      <w:pPr>
+        <w:pStyle w:val="Heading2"/>
+      </w:pPr>
+      <w:r>
+        <w:t xml:space="preserve">Fate of lineages, niche evolution and geographic lottery</w:t>
+      </w:r>
+    </w:p>
+    <w:p>
+      <w:pPr>
+        <w:pStyle w:val="FirstParagraph"/>
+      </w:pPr>
+      <w:r>
+        <w:t xml:space="preserve">Is it just about</w:t>
+      </w:r>
+      <w:r>
+        <w:t xml:space="preserve"> </w:t>
+      </w:r>
+      <w:r>
+        <w:rPr>
+          <w:b/>
+          <w:bCs/>
+        </w:rPr>
+        <w:t xml:space="preserve">reaching</w:t>
+      </w:r>
+      <w:r>
+        <w:t xml:space="preserve"> </w:t>
+      </w:r>
+      <w:r>
+        <w:t xml:space="preserve">or more about</w:t>
+      </w:r>
+      <w:r>
+        <w:t xml:space="preserve"> </w:t>
+      </w:r>
+      <w:r>
+        <w:rPr>
+          <w:b/>
+          <w:bCs/>
+        </w:rPr>
+        <w:t xml:space="preserve">reaching &amp; surviving</w:t>
+      </w:r>
+      <w:r>
+        <w:t xml:space="preserve">?</w:t>
+      </w:r>
+    </w:p>
+    <w:p>
+      <w:pPr>
+        <w:pStyle w:val="BodyText"/>
+      </w:pPr>
+      <w:r>
+        <w:t xml:space="preserve">One consistent pattern, however, is the fact that the prevalence of an intercontinental interchange gets higher as the ancestral species’ coordinates get closer to the isthmus, which mirrors the results of Motta &amp; Quental</w:t>
+      </w:r>
+      <w:r>
+        <w:rPr>
+          <w:vertAlign w:val="superscript"/>
+        </w:rPr>
+        <w:t xml:space="preserve">50</w:t>
+      </w:r>
+      <w:r>
+        <w:t xml:space="preserve">.</w:t>
+      </w:r>
+    </w:p>
+    <w:p>
+      <w:pPr>
+        <w:pStyle w:val="BodyText"/>
+      </w:pPr>
+      <w:r>
+        <w:t xml:space="preserve">Southwards dispersals generated under</w:t>
+      </w:r>
+      <w:r>
+        <w:t xml:space="preserve"> </w:t>
+      </w:r>
+      <m:oMath>
+        <m:r>
+          <m:t>M</m:t>
+        </m:r>
+        <m:r>
+          <m:t>0</m:t>
+        </m:r>
+      </m:oMath>
+      <w:r>
+        <w:t xml:space="preserve"> </w:t>
+      </w:r>
+      <w:r>
+        <w:t xml:space="preserve">are less frequent but result in a greater colonising ability – larger proportion of colonised area and colonised diversity – than northwards dispersals</w:t>
+      </w:r>
+      <w:r>
+        <w:t xml:space="preserve"> </w:t>
+      </w:r>
+      <w:hyperlink w:anchor="fig-metrics">
+        <w:r>
+          <w:rPr>
+            <w:rStyle w:val="Hyperlink"/>
+          </w:rPr>
+          <w:t xml:space="preserve">Figure 3</w:t>
+        </w:r>
+      </w:hyperlink>
+      <w:r>
+        <w:t xml:space="preserve">.</w:t>
+      </w:r>
+    </w:p>
+    <w:p>
+      <w:pPr>
+        <w:pStyle w:val="BodyText"/>
+      </w:pPr>
+      <w:r>
+        <w:t xml:space="preserve">Imbalance in colonised area btwn SA and NA comes from the difference in pixel nb between both continents in our framework</w:t>
       </w:r>
       <w:r>
         <w:t xml:space="preserve"> </w:t>
@@ -2678,6 +2837,69 @@
         </w:r>
       </w:hyperlink>
       <w:r>
+        <w:t xml:space="preserve">,</w:t>
+      </w:r>
+    </w:p>
+    <w:p>
+      <w:pPr>
+        <w:pStyle w:val="BodyText"/>
+      </w:pPr>
+      <w:r>
+        <w:t xml:space="preserve">“</w:t>
+      </w:r>
+      <w:r>
+        <w:t xml:space="preserve">Too far to be exchanged</w:t>
+      </w:r>
+      <w:r>
+        <w:t xml:space="preserve">”</w:t>
+      </w:r>
+      <w:r>
+        <w:t xml:space="preserve">: example of caprins raised by</w:t>
+      </w:r>
+      <w:r>
+        <w:rPr>
+          <w:vertAlign w:val="superscript"/>
+        </w:rPr>
+        <w:t xml:space="preserve">13</w:t>
+      </w:r>
+    </w:p>
+    <w:p>
+      <w:pPr>
+        <w:pStyle w:val="BodyText"/>
+      </w:pPr>
+      <w:r>
+        <w:t xml:space="preserve">Fortuitous experiment and neutral/random effect?</w:t>
+      </w:r>
+    </w:p>
+    <w:bookmarkEnd w:id="28"/>
+    <w:bookmarkStart w:id="29" w:name="climatic-filtering"/>
+    <w:p>
+      <w:pPr>
+        <w:pStyle w:val="Heading2"/>
+      </w:pPr>
+      <w:r>
+        <w:t xml:space="preserve">Climatic filtering</w:t>
+      </w:r>
+    </w:p>
+    <w:p>
+      <w:pPr>
+        <w:pStyle w:val="FirstParagraph"/>
+      </w:pPr>
+      <w:r>
+        <w:t xml:space="preserve">One of the predictions of Vrba’s resource-use hypotheses formulated in the framework of the habitat theory applied to the GABI is that tropical specialists, in the aftermath of the global cooling occurring at the Plio-Pleistocene boundary (decreasing trend visible on the temperature plots displayed in</w:t>
+      </w:r>
+      <w:r>
+        <w:t xml:space="preserve"> </w:t>
+      </w:r>
+      <w:hyperlink w:anchor="fig-framework">
+        <w:r>
+          <w:rPr>
+            <w:rStyle w:val="Hyperlink"/>
+          </w:rPr>
+          <w:t xml:space="preserve">Figure 1</w:t>
+        </w:r>
+      </w:hyperlink>
+      <w:r>
         <w:t xml:space="preserve">, from</w:t>
       </w:r>
       <w:r>
@@ -2694,7 +2916,7 @@
         <w:t xml:space="preserve"> </w:t>
       </w:r>
       <w:r>
-        <w:t xml:space="preserve">3 Ma), would have been naturally attracted towards the equator following tropical belt’s contraction, in turn actively promoting some North American mammal’s establishment in South America</w:t>
+        <w:t xml:space="preserve">3 Ma), would have been naturally attracted towards the equator following tropical belt’s contraction, in turn actively promoting North American tropical specialist’s establishment in South America</w:t>
       </w:r>
       <w:r>
         <w:rPr>
@@ -2703,7 +2925,7 @@
         <w:t xml:space="preserve">23</w:t>
       </w:r>
       <w:r>
-        <w:t xml:space="preserve">. On the other hand, fewer mammals – only biome generalists or open-habitat specialists – from South America would be expected to roam the other way around. These predictions meet those of the</w:t>
+        <w:t xml:space="preserve">. This prediction meets the</w:t>
       </w:r>
       <w:r>
         <w:t xml:space="preserve"> </w:t>
@@ -2721,25 +2943,22 @@
         <w:t xml:space="preserve"> </w:t>
       </w:r>
       <w:r>
-        <w:t xml:space="preserve">hypothesis formulated by Haffer</w:t>
+        <w:t xml:space="preserve">hypothesis formulated a few decades earlier</w:t>
       </w:r>
       <w:r>
         <w:rPr>
           <w:vertAlign w:val="superscript"/>
         </w:rPr>
-        <w:t xml:space="preserve">48</w:t>
-      </w:r>
-      <w:r>
-        <w:t xml:space="preserve"> </w:t>
-      </w:r>
-      <w:r>
-        <w:t xml:space="preserve">a few decades earlier. The latter views the high diversity in the (Neo)tropics as a result of past climatic fragmentation of the tropical climatic region, generating discontinuities within populations of tropical specialists. In case of climatic disruption, tropical specialists would therefore follow the contraction-expansion of their habitat, in turn driving speciation by vicariance on evolutionary timescales</w:t>
+        <w:t xml:space="preserve">51</w:t>
+      </w:r>
+      <w:r>
+        <w:t xml:space="preserve">. The latter hypothesis views the high diversity in the (Neo)tropics as a result of past climatic fragmentation of the tropical climatic region, generating discontinuities within populations of tropical specialists. In case of climatic disruption, tropical specialists would therefore follow the contraction-expansion of their habitat, in turn driving speciation by vicariance on evolutionary timescales</w:t>
       </w:r>
       <w:r>
         <w:rPr>
           <w:vertAlign w:val="superscript"/>
         </w:rPr>
-        <w:t xml:space="preserve">48</w:t>
+        <w:t xml:space="preserve">51</w:t>
       </w:r>
       <w:r>
         <w:t xml:space="preserve">. Here, our virtual experiments partially corroborate these historical predictions. Indeed, simulated tropical-adapted taxa of North American origin – coming from simulations starting in the North American tropical biome and of which climatic niche could not evolve, model</w:t>
@@ -2759,7 +2978,7 @@
         <w:t xml:space="preserve"> </w:t>
       </w:r>
       <w:r>
-        <w:t xml:space="preserve">– have a higher prevalence of crossing the isthmus than other biome specialists of North American origin (</w:t>
+        <w:t xml:space="preserve">– were found to have a high prevalence of crossing the isthmus (</w:t>
       </w:r>
       <w:hyperlink w:anchor="fig-biome">
         <w:r>
@@ -2787,73 +3006,331 @@
         </m:r>
       </m:oMath>
       <w:r>
-        <w:t xml:space="preserve">).</w:t>
-      </w:r>
-    </w:p>
-    <w:p>
-      <w:pPr>
-        <w:pStyle w:val="BodyText"/>
-      </w:pPr>
-      <w:r>
-        <w:t xml:space="preserve">Our results highlight that successful simulations, either starting from North or South America, exhibit a strong tropical niche conservatism.</w:t>
-      </w:r>
-    </w:p>
-    <w:p>
-      <w:pPr>
-        <w:pStyle w:val="BodyText"/>
-      </w:pPr>
-      <w:r>
-        <w:t xml:space="preserve">We failed at related simulated exchange pulses to temperature fluctuations, yet postulated in the literature (Figure S11).</w:t>
-      </w:r>
-    </w:p>
-    <w:p>
-      <w:pPr>
-        <w:pStyle w:val="BodyText"/>
-      </w:pPr>
-      <w:r>
-        <w:t xml:space="preserve">Southwards dispersals generated under</w:t>
-      </w:r>
-      <w:r>
-        <w:t xml:space="preserve"> </w:t>
-      </w:r>
-      <m:oMath>
-        <m:r>
-          <m:t>M</m:t>
-        </m:r>
-        <m:r>
-          <m:t>0</m:t>
-        </m:r>
-      </m:oMath>
-      <w:r>
-        <w:t xml:space="preserve"> </w:t>
-      </w:r>
-      <w:r>
-        <w:t xml:space="preserve">are less frequent but result in a greater colonising ability – larger proportion of colonised area and colonised diversity – than northwards dispersals</w:t>
-      </w:r>
-      <w:r>
-        <w:t xml:space="preserve"> </w:t>
-      </w:r>
-      <w:hyperlink w:anchor="fig-metrics">
+        <w:t xml:space="preserve">). However, the prevalence of tropical specialists from South America to disperse to the North was found to be almost equally-high, largely exceeding that of other biome specialists (</w:t>
+      </w:r>
+      <w:hyperlink w:anchor="fig-biome">
         <w:r>
           <w:rPr>
             <w:rStyle w:val="Hyperlink"/>
           </w:rPr>
-          <w:t xml:space="preserve">Figure 3</w:t>
+          <w:t xml:space="preserve">Figure 4</w:t>
         </w:r>
       </w:hyperlink>
       <w:r>
+        <w:t xml:space="preserve"> </w:t>
+      </w:r>
+      <w:r>
+        <w:t xml:space="preserve">C, model</w:t>
+      </w:r>
+      <w:r>
+        <w:t xml:space="preserve"> </w:t>
+      </w:r>
+      <m:oMath>
+        <m:r>
+          <m:t>M</m:t>
+        </m:r>
+        <m:r>
+          <m:t>0</m:t>
+        </m:r>
+      </m:oMath>
+      <w:r>
+        <w:t xml:space="preserve">). This goes against Vrba’s seminal hypothesis, instead predicting that fewer mammals – only biome generalists or open-habitat specialists – from South America would be expected to roam the other way around in case of tropical contraction towards the equator. This finding may in fact reflect an attenuated magnitude of the climatic fragmentation of the isthmian region when compared to historical biome reconstructions</w:t>
+      </w:r>
+      <w:r>
+        <w:rPr>
+          <w:i/>
+          <w:iCs/>
+          <w:vertAlign w:val="superscript"/>
+        </w:rPr>
+        <w:t xml:space="preserve">e</w:t>
+      </w:r>
+      <w:r>
+        <w:rPr>
+          <w:vertAlign w:val="superscript"/>
+        </w:rPr>
         <w:t xml:space="preserve">.</w:t>
       </w:r>
+      <w:r>
+        <w:rPr>
+          <w:i/>
+          <w:iCs/>
+          <w:vertAlign w:val="superscript"/>
+        </w:rPr>
+        <w:t xml:space="preserve">g</w:t>
+      </w:r>
+      <w:r>
+        <w:rPr>
+          <w:vertAlign w:val="superscript"/>
+        </w:rPr>
+        <w:t xml:space="preserve">., 13</w:t>
+      </w:r>
+      <w:r>
+        <w:t xml:space="preserve">, with the persistence of a tropical corridor in turn promoting the exchange of tropical specialists between both landmasses.</w:t>
+      </w:r>
     </w:p>
     <w:p>
       <w:pPr>
         <w:pStyle w:val="BodyText"/>
       </w:pPr>
       <w:r>
+        <w:t xml:space="preserve">On average, one simulated radiation of open biome –</w:t>
+      </w:r>
+      <w:r>
+        <w:t xml:space="preserve"> </w:t>
+      </w:r>
+      <w:r>
+        <w:rPr>
+          <w:i/>
+          <w:iCs/>
+        </w:rPr>
+        <w:t xml:space="preserve">i</w:t>
+      </w:r>
+      <w:r>
+        <w:t xml:space="preserve">.</w:t>
+      </w:r>
+      <w:r>
+        <w:rPr>
+          <w:i/>
+          <w:iCs/>
+        </w:rPr>
+        <w:t xml:space="preserve">e</w:t>
+      </w:r>
+      <w:r>
+        <w:t xml:space="preserve">., arid or temperate – specialists out of four resulted in a successful exchange, irrespective of its ancestral continent (</w:t>
+      </w:r>
+      <w:hyperlink w:anchor="fig-biome">
+        <w:r>
+          <w:rPr>
+            <w:rStyle w:val="Hyperlink"/>
+          </w:rPr>
+          <w:t xml:space="preserve">Figure 4</w:t>
+        </w:r>
+      </w:hyperlink>
+      <w:r>
+        <w:t xml:space="preserve"> </w:t>
+      </w:r>
+      <w:r>
+        <w:t xml:space="preserve">C, model</w:t>
+      </w:r>
+      <w:r>
+        <w:t xml:space="preserve"> </w:t>
+      </w:r>
+      <m:oMath>
+        <m:r>
+          <m:t>M</m:t>
+        </m:r>
+        <m:r>
+          <m:t>0</m:t>
+        </m:r>
+      </m:oMath>
+      <w:r>
+        <w:t xml:space="preserve">). This proportion is significantly lower than that obtained for tropical specialists. Yet, it has long been acknowledged that the migrant fossil record across both sides of the isthmus was essentially made up with species showing affinity with open biomes</w:t>
+      </w:r>
+      <w:r>
+        <w:rPr>
+          <w:i/>
+          <w:iCs/>
+          <w:vertAlign w:val="superscript"/>
+        </w:rPr>
+        <w:t xml:space="preserve">e</w:t>
+      </w:r>
+      <w:r>
+        <w:rPr>
+          <w:vertAlign w:val="superscript"/>
+        </w:rPr>
+        <w:t xml:space="preserve">.</w:t>
+      </w:r>
+      <w:r>
+        <w:rPr>
+          <w:i/>
+          <w:iCs/>
+          <w:vertAlign w:val="superscript"/>
+        </w:rPr>
+        <w:t xml:space="preserve">g</w:t>
+      </w:r>
+      <w:r>
+        <w:rPr>
+          <w:vertAlign w:val="superscript"/>
+        </w:rPr>
+        <w:t xml:space="preserve">., 23</w:t>
+      </w:r>
+      <w:r>
+        <w:t xml:space="preserve">. Among the most emblematic, we find equids, proboscids or camelids on the South American side; ground sloths, toxodontids or glyptodontids on the North American. The co-occurrence of distinct taxa in temporally well-delimited fossil assemblages lead palaeontologists to postulate that the GABI was in fact a succession of exchange pulses punctuated by phases of interruption, related to the climate-driven oscillations between savannah and rainforest in Central America</w:t>
+      </w:r>
+      <w:r>
+        <w:rPr>
+          <w:vertAlign w:val="superscript"/>
+        </w:rPr>
+        <w:t xml:space="preserve">13</w:t>
+      </w:r>
+      <w:r>
+        <w:t xml:space="preserve">. The majority of exchanged taxa therefore had ecologies suited to open habitats, and preferentially dispersed during cold and dry climate intervals</w:t>
+      </w:r>
+      <w:r>
+        <w:rPr>
+          <w:vertAlign w:val="superscript"/>
+        </w:rPr>
+        <w:t xml:space="preserve">9</w:t>
+      </w:r>
+      <w:r>
+        <w:t xml:space="preserve">. That being said, as mentioned by Weir</w:t>
+      </w:r>
+      <w:r>
+        <w:rPr>
+          <w:vertAlign w:val="superscript"/>
+        </w:rPr>
+        <w:t xml:space="preserve">48</w:t>
+      </w:r>
+      <w:r>
+        <w:t xml:space="preserve">, the mammal fossil record in the Americas is highly biased, with few occurrences coming from low-latitude tropical regions, which is particularly striking in the case of South America</w:t>
+      </w:r>
+      <w:r>
+        <w:rPr>
+          <w:i/>
+          <w:iCs/>
+          <w:vertAlign w:val="superscript"/>
+        </w:rPr>
+        <w:t xml:space="preserve">e</w:t>
+      </w:r>
+      <w:r>
+        <w:rPr>
+          <w:vertAlign w:val="superscript"/>
+        </w:rPr>
+        <w:t xml:space="preserve">.</w:t>
+      </w:r>
+      <w:r>
+        <w:rPr>
+          <w:i/>
+          <w:iCs/>
+          <w:vertAlign w:val="superscript"/>
+        </w:rPr>
+        <w:t xml:space="preserve">g</w:t>
+      </w:r>
+      <w:r>
+        <w:rPr>
+          <w:vertAlign w:val="superscript"/>
+        </w:rPr>
+        <w:t xml:space="preserve">., 52</w:t>
+      </w:r>
+      <w:r>
+        <w:t xml:space="preserve">. Furthermore, evidence from extant taxa suggest tropical niche conservatism</w:t>
+      </w:r>
+    </w:p>
+    <w:p>
+      <w:pPr>
+        <w:pStyle w:val="BodyText"/>
+      </w:pPr>
+      <w:r>
+        <w:t xml:space="preserve">Also, across simulations, exchange pulses manifestly don’t relate to temperature fluctuations (Figure S11), which has yet been postulated many times (</w:t>
+      </w:r>
+      <w:r>
+        <w:rPr>
+          <w:i/>
+          <w:iCs/>
+        </w:rPr>
+        <w:t xml:space="preserve">e</w:t>
+      </w:r>
+      <w:r>
+        <w:t xml:space="preserve">.</w:t>
+      </w:r>
+      <w:r>
+        <w:rPr>
+          <w:i/>
+          <w:iCs/>
+        </w:rPr>
+        <w:t xml:space="preserve">g</w:t>
+      </w:r>
+      <w:r>
+        <w:t xml:space="preserve">., Woorburne et al.</w:t>
+      </w:r>
+      <w:r>
+        <w:rPr>
+          <w:vertAlign w:val="superscript"/>
+        </w:rPr>
+        <w:t xml:space="preserve">9</w:t>
+      </w:r>
+      <w:r>
+        <w:t xml:space="preserve"> </w:t>
+      </w:r>
+      <w:r>
+        <w:t xml:space="preserve">and literature therein.</w:t>
+      </w:r>
+    </w:p>
+    <w:p>
+      <w:pPr>
+        <w:pStyle w:val="BodyText"/>
+      </w:pPr>
+      <w:r>
+        <w:t xml:space="preserve">Biome pattern (Figure S6) directly reflects the diffential amount of surface that each biome represents in the two continents.</w:t>
+      </w:r>
+    </w:p>
+    <w:p>
+      <w:pPr>
+        <w:pStyle w:val="BodyText"/>
+      </w:pPr>
+      <w:r>
+        <w:t xml:space="preserve">Precipitation niche</w:t>
+      </w:r>
+      <w:r>
+        <w:rPr>
+          <w:vertAlign w:val="superscript"/>
+        </w:rPr>
+        <w:t xml:space="preserve">34</w:t>
+      </w:r>
+      <w:r>
+        <w:t xml:space="preserve">. Result of Figure 2C for</w:t>
+      </w:r>
+      <w:r>
+        <w:t xml:space="preserve"> </w:t>
+      </w:r>
+      <m:oMath>
+        <m:r>
+          <m:t>M</m:t>
+        </m:r>
+        <m:r>
+          <m:t>3</m:t>
+        </m:r>
+      </m:oMath>
+      <w:r>
+        <w:t xml:space="preserve"> </w:t>
+      </w:r>
+      <w:r>
+        <w:t xml:space="preserve">can be related to tropical biome</w:t>
+      </w:r>
+    </w:p>
+    <w:p>
+      <w:pPr>
+        <w:pStyle w:val="BodyText"/>
+      </w:pPr>
+      <w:r>
+        <w:t xml:space="preserve">Effect of climate change to keep in mind for megafaunal extinctions</w:t>
+      </w:r>
+      <w:r>
+        <w:rPr>
+          <w:vertAlign w:val="superscript"/>
+        </w:rPr>
+        <w:t xml:space="preserve">53</w:t>
+      </w:r>
+    </w:p>
+    <w:bookmarkEnd w:id="29"/>
+    <w:bookmarkStart w:id="30" w:name="notes-about-tropical-niche-conservatism"/>
+    <w:p>
+      <w:pPr>
+        <w:pStyle w:val="Heading2"/>
+      </w:pPr>
+      <w:r>
+        <w:t xml:space="preserve">Notes about tropical niche conservatism</w:t>
+      </w:r>
+    </w:p>
+    <w:p>
+      <w:pPr>
+        <w:pStyle w:val="FirstParagraph"/>
+      </w:pPr>
+      <w:r>
         <w:t xml:space="preserve">“</w:t>
       </w:r>
       <w:r>
-        <w:t xml:space="preserve">In contrast to mammals, direction of traffic across land bridge was primarily South to North</w:t>
+        <w:t xml:space="preserve">mammal record is derived almost entirely from temperate-latitude fossils and includes few fossils from tropical forests, which may bias estimates of the direction of traffic between the continents</w:t>
       </w:r>
       <w:r>
         <w:t xml:space="preserve">”</w:t>
@@ -2862,7 +3339,13 @@
         <w:rPr>
           <w:vertAlign w:val="superscript"/>
         </w:rPr>
-        <w:t xml:space="preserve">46</w:t>
+        <w:t xml:space="preserve">48</w:t>
+      </w:r>
+      <w:r>
+        <w:t xml:space="preserve"> </w:t>
+      </w:r>
+      <w:r>
+        <w:t xml:space="preserve">Could the apparent abiotic selectivity that facilitated the dispersal of temperate-adapted mammals be in fact a taphonomic bias? Could the empirically-derived migration imbalance be altered by the tropical niche conservatism of south-to-north migrants?</w:t>
       </w:r>
     </w:p>
     <w:p>
@@ -2870,25 +3353,7 @@
         <w:pStyle w:val="BodyText"/>
       </w:pPr>
       <w:r>
-        <w:t xml:space="preserve">“</w:t>
-      </w:r>
-      <w:r>
-        <w:t xml:space="preserve">mammal record is derived almost entirely from temperate-latitude fossils and includes few fossils from tropical forests, which may bias estimates of the direction of traffic between the continents</w:t>
-      </w:r>
-      <w:r>
-        <w:t xml:space="preserve">”</w:t>
-      </w:r>
-      <w:r>
-        <w:rPr>
-          <w:vertAlign w:val="superscript"/>
-        </w:rPr>
-        <w:t xml:space="preserve">46</w:t>
-      </w:r>
-      <w:r>
-        <w:t xml:space="preserve"> </w:t>
-      </w:r>
-      <w:r>
-        <w:t xml:space="preserve">Could the apparent abiotic selectivity that facilitated the dispersal of temperate-adapted mammals be in fact a taphonomic bias? Could the empirically-derived migration imbalance be altered by the tropical niche conservatism of south-to-north migrants?</w:t>
+        <w:t xml:space="preserve">Asymmetry of success postulated as a contributor to the LBG</w:t>
       </w:r>
     </w:p>
     <w:p>
@@ -2896,19 +3361,7 @@
         <w:pStyle w:val="BodyText"/>
       </w:pPr>
       <w:r>
-        <w:t xml:space="preserve">“</w:t>
-      </w:r>
-      <w:r>
-        <w:t xml:space="preserve">Again, the predominant direction of dispersal was from south to north.</w:t>
-      </w:r>
-      <w:r>
-        <w:t xml:space="preserve">”</w:t>
-      </w:r>
-      <w:r>
-        <w:t xml:space="preserve"> </w:t>
-      </w:r>
-      <w:r>
-        <w:t xml:space="preserve">(Lomolino et al. 2006 =&gt; find this ref)</w:t>
+        <w:t xml:space="preserve">Our results highlight that successful simulations, either starting from North or South America, exhibit a strong tropical niche conservatism.</w:t>
       </w:r>
     </w:p>
     <w:p>
@@ -2916,7 +3369,7 @@
         <w:pStyle w:val="BodyText"/>
       </w:pPr>
       <w:r>
-        <w:t xml:space="preserve">Asymmetry of success postulated as a contributor to the LBG</w:t>
+        <w:t xml:space="preserve">North American taxa exhibit strong Tropical Niche Conservatism (TNC), but not South Americans, except for M0. TNC relaxed in M3.</w:t>
       </w:r>
     </w:p>
     <w:p>
@@ -2924,145 +3377,70 @@
         <w:pStyle w:val="BodyText"/>
       </w:pPr>
       <w:r>
-        <w:t xml:space="preserve">Success in South America for temperate-adapted species, posited as the most successful , not recovered, with tropical meeting the highest success.</w:t>
-      </w:r>
-      <w:r>
-        <w:t xml:space="preserve"> </w:t>
-      </w:r>
-      <w:r>
-        <w:t xml:space="preserve">“</w:t>
-      </w:r>
-      <w:r>
-        <w:t xml:space="preserve">major overland dispersal of terrestrial mammalian taxa apparently did not take place until the climate was conducive to support the temperate-adapted taxa that experienced the changes in their respective home ranges</w:t>
-      </w:r>
-      <w:r>
-        <w:t xml:space="preserve">”</w:t>
-      </w:r>
-      <w:r>
-        <w:rPr>
-          <w:vertAlign w:val="superscript"/>
-        </w:rPr>
-        <w:t xml:space="preserve">9</w:t>
-      </w:r>
-    </w:p>
-    <w:p>
-      <w:pPr>
-        <w:pStyle w:val="BodyText"/>
-      </w:pPr>
-      <w:r>
-        <w:t xml:space="preserve">Biome pattern (Figure S6) directly reflects the diffential amount of surface that each biome represents in the two continents.</w:t>
-      </w:r>
-    </w:p>
-    <w:p>
-      <w:pPr>
-        <w:pStyle w:val="BodyText"/>
-      </w:pPr>
-      <w:r>
-        <w:t xml:space="preserve">Precipitation niche</w:t>
-      </w:r>
-      <w:r>
-        <w:rPr>
-          <w:vertAlign w:val="superscript"/>
-        </w:rPr>
-        <w:t xml:space="preserve">34</w:t>
-      </w:r>
-      <w:r>
-        <w:t xml:space="preserve">. Result of Figure 2C for</w:t>
-      </w:r>
-      <w:r>
-        <w:t xml:space="preserve"> </w:t>
-      </w:r>
-      <m:oMath>
-        <m:r>
-          <m:t>M</m:t>
-        </m:r>
-        <m:r>
-          <m:t>3</m:t>
-        </m:r>
-      </m:oMath>
-      <w:r>
-        <w:t xml:space="preserve"> </w:t>
-      </w:r>
-      <w:r>
-        <w:t xml:space="preserve">can be related to tropical biome</w:t>
-      </w:r>
-    </w:p>
-    <w:p>
-      <w:pPr>
-        <w:pStyle w:val="BodyText"/>
-      </w:pPr>
-      <w:r>
-        <w:t xml:space="preserve">North American taxa exhibit strong Tropical Niche Conservatism (TNC), but not South Americans, except for M0. TNC relaxed in M3.</w:t>
-      </w:r>
-    </w:p>
-    <w:p>
-      <w:pPr>
-        <w:pStyle w:val="BodyText"/>
-      </w:pPr>
-      <w:r>
-        <w:t xml:space="preserve">Effect of climate change to keep in mind for megafaunal extinctions</w:t>
-      </w:r>
-      <w:r>
-        <w:rPr>
-          <w:vertAlign w:val="superscript"/>
-        </w:rPr>
-        <w:t xml:space="preserve">49</w:t>
-      </w:r>
-    </w:p>
-    <w:p>
-      <w:pPr>
-        <w:pStyle w:val="BodyText"/>
-      </w:pPr>
-      <w:r>
-        <w:t xml:space="preserve">Is it just about</w:t>
-      </w:r>
-      <w:r>
-        <w:t xml:space="preserve"> </w:t>
+        <w:t xml:space="preserve">Faunistic uniqueness (ccl Tilson Smith et al. 2012 + discu Gilles)</w:t>
+      </w:r>
+    </w:p>
+    <w:bookmarkEnd w:id="30"/>
+    <w:bookmarkStart w:id="33" w:name="limitations-and-perspectives"/>
+    <w:p>
+      <w:pPr>
+        <w:pStyle w:val="Heading2"/>
+      </w:pPr>
+      <w:r>
+        <w:t xml:space="preserve">Limitations and perspectives</w:t>
+      </w:r>
+    </w:p>
+    <w:bookmarkStart w:id="31" w:name="taxonomic-extinction-issue"/>
+    <w:p>
+      <w:pPr>
+        <w:pStyle w:val="Heading3"/>
+      </w:pPr>
+      <w:r>
+        <w:t xml:space="preserve">Taxonomic extinction issue</w:t>
+      </w:r>
+    </w:p>
+    <w:p>
+      <w:pPr>
+        <w:pStyle w:val="FirstParagraph"/>
+      </w:pPr>
+      <w:r>
+        <w:t xml:space="preserve">Differences in the pace at which migrant and native lineages diversified have long been proposed to play a significant role in the asymmetry of the GABI. By reconstructing raw macroevolutionary dynamics from the fossil record, Marshall et al.</w:t>
       </w:r>
       <w:r>
         <w:rPr>
           <w:b/>
           <w:bCs/>
-        </w:rPr>
-        <w:t xml:space="preserve">reaching</w:t>
-      </w:r>
-      <w:r>
-        <w:t xml:space="preserve"> </w:t>
-      </w:r>
-      <w:r>
-        <w:t xml:space="preserve">or more about</w:t>
-      </w:r>
-      <w:r>
-        <w:t xml:space="preserve"> </w:t>
-      </w:r>
-      <w:r>
-        <w:rPr>
-          <w:b/>
-          <w:bCs/>
-        </w:rPr>
-        <w:t xml:space="preserve">reaching &amp; surviving</w:t>
-      </w:r>
-      <w:r>
-        <w:t xml:space="preserve">?</w:t>
-      </w:r>
-    </w:p>
-    <w:bookmarkEnd w:id="27"/>
-    <w:bookmarkStart w:id="30" w:name="Xe18ddb4cdbaf0554026f0f34503804c8b07c344"/>
-    <w:p>
-      <w:pPr>
-        <w:pStyle w:val="Heading2"/>
-      </w:pPr>
-      <w:r>
-        <w:t xml:space="preserve">Implications : what may have driven the asymmetry of the GABI?</w:t>
-      </w:r>
-    </w:p>
-    <w:bookmarkStart w:id="28" w:name="biotic"/>
+          <w:vertAlign w:val="superscript"/>
+        </w:rPr>
+        <w:t xml:space="preserve">marshall1992?</w:t>
+      </w:r>
+      <w:r>
+        <w:t xml:space="preserve"> </w:t>
+      </w:r>
+      <w:r>
+        <w:t xml:space="preserve">indeed highlighted that northern immigrant genera experienced notoriously higher origination and lower extinction rates than native lineages in South America. They also quantified . More recently, using a probabilitic framework accounting for preservation heterogeneities to infer fossil-based macroevolutionary trends, Carrillo</w:t>
+      </w:r>
+      <w:r>
+        <w:rPr>
+          <w:vertAlign w:val="superscript"/>
+        </w:rPr>
+        <w:t xml:space="preserve">15</w:t>
+      </w:r>
+      <w:r>
+        <w:t xml:space="preserve"> </w:t>
+      </w:r>
+      <w:r>
+        <w:t xml:space="preserve">showed that the asymmetry of the GABI was not due to differences in origination or dispersal rates, but rather in extinction rates, with native South American lineages experiencing more extinction in their home range than migrant lineages. Unfortunately, our simulation framework did not allow us to test for this, as extinction issue (ref?)</w:t>
+      </w:r>
+    </w:p>
+    <w:bookmarkEnd w:id="31"/>
+    <w:bookmarkStart w:id="32" w:name="alternative-interchange-pathways"/>
     <w:p>
       <w:pPr>
         <w:pStyle w:val="Heading3"/>
       </w:pPr>
       <w:r>
-        <w:t xml:space="preserve">Biotic</w:t>
+        <w:t xml:space="preserve">Alternative interchange pathways</w:t>
       </w:r>
     </w:p>
     <w:p>
@@ -3070,139 +3448,7 @@
         <w:pStyle w:val="FirstParagraph"/>
       </w:pPr>
       <w:r>
-        <w:t xml:space="preserve">Our study indicates that climate alone is not sufficient to reproduce the asymmetry of the GABI. This suggests that other factors, unaccounted here, might have been at work to shape the uneven faunal exchange that occured across the America. Among them, one can think about biotic interactions. In fact, in the first studies investigating the GABI, competition involving clades of similar ecology appeared as a likely first-order explanation to the recent demise of South American endemic mammalian clades such as native ungulates</w:t>
-      </w:r>
-      <w:r>
-        <w:rPr>
-          <w:vertAlign w:val="superscript"/>
-        </w:rPr>
-        <w:t xml:space="preserve">16</w:t>
-      </w:r>
-      <w:r>
-        <w:t xml:space="preserve"> </w:t>
-      </w:r>
-      <w:r>
-        <w:t xml:space="preserve">or sparassodonts – metatherian predators</w:t>
-      </w:r>
-      <w:r>
-        <w:rPr>
-          <w:vertAlign w:val="superscript"/>
-        </w:rPr>
-        <w:t xml:space="preserve">50</w:t>
-      </w:r>
-      <w:r>
-        <w:t xml:space="preserve"> </w:t>
-      </w:r>
-      <w:r>
-        <w:t xml:space="preserve">– that followed the establishment of northern lineages</w:t>
-      </w:r>
-      <w:r>
-        <w:rPr>
-          <w:vertAlign w:val="superscript"/>
-        </w:rPr>
-        <w:t xml:space="preserve">18</w:t>
-      </w:r>
-      <w:r>
-        <w:t xml:space="preserve">. Hypotheses invoking competition mostly relied on striking morphological convergences between the clades assumed to have competed –</w:t>
-      </w:r>
-      <w:r>
-        <w:t xml:space="preserve"> </w:t>
-      </w:r>
-      <w:r>
-        <w:rPr>
-          <w:i/>
-          <w:iCs/>
-        </w:rPr>
-        <w:t xml:space="preserve">e</w:t>
-      </w:r>
-      <w:r>
-        <w:t xml:space="preserve">.</w:t>
-      </w:r>
-      <w:r>
-        <w:rPr>
-          <w:i/>
-          <w:iCs/>
-        </w:rPr>
-        <w:t xml:space="preserve">g</w:t>
-      </w:r>
-      <w:r>
-        <w:t xml:space="preserve">., sabertooth among predators, high-crowned and ever-growing cheek teeth among herbivores. In addition, evidence from stable isotope analyses of mammalian herbivore ennamel from Southern South America suggested that North American clades had broader trophic niches than their South American counterparts, this dietary flexibility therefore offering a larger adaptative power to North American herbivores in South America</w:t>
-      </w:r>
-      <w:r>
-        <w:rPr>
-          <w:vertAlign w:val="superscript"/>
-        </w:rPr>
-        <w:t xml:space="preserve">19</w:t>
-      </w:r>
-      <w:r>
-        <w:t xml:space="preserve">. Moreover, using phylogenetic regressions, Faurby et al.</w:t>
-      </w:r>
-      <w:r>
-        <w:rPr>
-          <w:vertAlign w:val="superscript"/>
-        </w:rPr>
-        <w:t xml:space="preserve">21</w:t>
-      </w:r>
-      <w:r>
-        <w:t xml:space="preserve"> </w:t>
-      </w:r>
-      <w:r>
-        <w:t xml:space="preserve">found support for another biotic interaction that could have played a role in shaping GABI’s asymmetry: predation. They indeed characterised a higher prevalence of traits increasing prey susceptibility among the endemic South American mammals. However, several process-based analyses of the fossil record provided no evidence for biotic interactions involving native South American mammals and their northern counterparts</w:t>
-      </w:r>
-      <w:r>
-        <w:rPr>
-          <w:vertAlign w:val="superscript"/>
-        </w:rPr>
-        <w:t xml:space="preserve">24,25</w:t>
-      </w:r>
-      <w:r>
-        <w:t xml:space="preserve">. Incorporating biotic compounds in mechanistic frameworks such as the one we have implemented here would be a nice way-to-go for future studies tackling the asymmetry behind the GABI.</w:t>
-      </w:r>
-    </w:p>
-    <w:p>
-      <w:pPr>
-        <w:pStyle w:val="BodyText"/>
-      </w:pPr>
-      <w:r>
-        <w:t xml:space="preserve">Faunistic uniqueness (ccl Tilson Smith et al. 2012 + discu Gilles)</w:t>
-      </w:r>
-    </w:p>
-    <w:bookmarkEnd w:id="28"/>
-    <w:bookmarkStart w:id="29" w:name="geography-and-randomness"/>
-    <w:p>
-      <w:pPr>
-        <w:pStyle w:val="Heading3"/>
-      </w:pPr>
-      <w:r>
-        <w:t xml:space="preserve">Geography and randomness</w:t>
-      </w:r>
-    </w:p>
-    <w:p>
-      <w:pPr>
-        <w:pStyle w:val="FirstParagraph"/>
-      </w:pPr>
-      <w:r>
-        <w:t xml:space="preserve">One consistent pattern, however, is the fact that the prevalence of an intercontinental interchange gets higher as the ancestral species’ coordinates get closer to the isthmus, which mirrors the results of Motta &amp; Quental</w:t>
-      </w:r>
-      <w:r>
-        <w:rPr>
-          <w:vertAlign w:val="superscript"/>
-        </w:rPr>
-        <w:t xml:space="preserve">51</w:t>
-      </w:r>
-      <w:r>
-        <w:t xml:space="preserve">.</w:t>
-      </w:r>
-    </w:p>
-    <w:p>
-      <w:pPr>
-        <w:pStyle w:val="BodyText"/>
-      </w:pPr>
-      <w:r>
-        <w:t xml:space="preserve">Imbalance in colonised area btwn SA and NA comes from the difference in pixel nb between both continents in our framework</w:t>
-      </w:r>
-      <w:r>
-        <w:t xml:space="preserve"> </w:t>
+        <w:t xml:space="preserve">The landscape designed for the purpose of this study (</w:t>
       </w:r>
       <w:hyperlink w:anchor="fig-framework">
         <w:r>
@@ -3213,120 +3459,6 @@
         </w:r>
       </w:hyperlink>
       <w:r>
-        <w:t xml:space="preserve">,</w:t>
-      </w:r>
-    </w:p>
-    <w:p>
-      <w:pPr>
-        <w:pStyle w:val="BodyText"/>
-      </w:pPr>
-      <w:r>
-        <w:t xml:space="preserve">“</w:t>
-      </w:r>
-      <w:r>
-        <w:t xml:space="preserve">Too far to be exchanged</w:t>
-      </w:r>
-      <w:r>
-        <w:t xml:space="preserve">”</w:t>
-      </w:r>
-      <w:r>
-        <w:t xml:space="preserve">: example of caprins raised by</w:t>
-      </w:r>
-      <w:r>
-        <w:rPr>
-          <w:vertAlign w:val="superscript"/>
-        </w:rPr>
-        <w:t xml:space="preserve">13</w:t>
-      </w:r>
-    </w:p>
-    <w:p>
-      <w:pPr>
-        <w:pStyle w:val="BodyText"/>
-      </w:pPr>
-      <w:r>
-        <w:t xml:space="preserve">Fortuitous experiment and neutral/random effect?</w:t>
-      </w:r>
-    </w:p>
-    <w:bookmarkEnd w:id="29"/>
-    <w:bookmarkEnd w:id="30"/>
-    <w:bookmarkStart w:id="33" w:name="limitations-and-perspectives"/>
-    <w:p>
-      <w:pPr>
-        <w:pStyle w:val="Heading2"/>
-      </w:pPr>
-      <w:r>
-        <w:t xml:space="preserve">Limitations and perspectives</w:t>
-      </w:r>
-    </w:p>
-    <w:bookmarkStart w:id="31" w:name="taxonomic-extinction-issue"/>
-    <w:p>
-      <w:pPr>
-        <w:pStyle w:val="Heading3"/>
-      </w:pPr>
-      <w:r>
-        <w:t xml:space="preserve">Taxonomic extinction issue</w:t>
-      </w:r>
-    </w:p>
-    <w:p>
-      <w:pPr>
-        <w:pStyle w:val="FirstParagraph"/>
-      </w:pPr>
-      <w:r>
-        <w:t xml:space="preserve">Differences in the pace at which migrant and native lineages diversified have long been proposed to play a significant role in the asymmetry of the GABI. By reconstructing raw macroevolutionary dynamics from the fossil record, Marshall et al.</w:t>
-      </w:r>
-      <w:r>
-        <w:rPr>
-          <w:b/>
-          <w:bCs/>
-          <w:vertAlign w:val="superscript"/>
-        </w:rPr>
-        <w:t xml:space="preserve">marshall1992?</w:t>
-      </w:r>
-      <w:r>
-        <w:t xml:space="preserve"> </w:t>
-      </w:r>
-      <w:r>
-        <w:t xml:space="preserve">indeed highlighted that northern immigrant genera experienced notoriously higher origination and lower extinction rates than native lineages in South America. They also quantified . More recently, using a probabilitic framework accounting for preservation heterogeneities to infer fossil-based macroevolutionary trends, Carrillo</w:t>
-      </w:r>
-      <w:r>
-        <w:rPr>
-          <w:vertAlign w:val="superscript"/>
-        </w:rPr>
-        <w:t xml:space="preserve">15</w:t>
-      </w:r>
-      <w:r>
-        <w:t xml:space="preserve"> </w:t>
-      </w:r>
-      <w:r>
-        <w:t xml:space="preserve">showed that the asymmetry of the GABI was not due to differences in origination or dispersal rates, but rather in extinction rates, with native South American lineages experiencing more extinction in their home range than migrant lineages. Unfortunately, our simulation framework did not allow us to test for this, as extinction issue (ref?)</w:t>
-      </w:r>
-    </w:p>
-    <w:bookmarkEnd w:id="31"/>
-    <w:bookmarkStart w:id="32" w:name="alternative-interchange-pathways"/>
-    <w:p>
-      <w:pPr>
-        <w:pStyle w:val="Heading3"/>
-      </w:pPr>
-      <w:r>
-        <w:t xml:space="preserve">Alternative interchange pathways</w:t>
-      </w:r>
-    </w:p>
-    <w:p>
-      <w:pPr>
-        <w:pStyle w:val="FirstParagraph"/>
-      </w:pPr>
-      <w:r>
-        <w:t xml:space="preserve">The landscape designed for the purpose of this study (</w:t>
-      </w:r>
-      <w:hyperlink w:anchor="fig-framework">
-        <w:r>
-          <w:rPr>
-            <w:rStyle w:val="Hyperlink"/>
-          </w:rPr>
-          <w:t xml:space="preserve">Figure 1</w:t>
-        </w:r>
-      </w:hyperlink>
-      <w:r>
         <w:t xml:space="preserve">) only permitted transcontinental faunal exchange via the isthmus of Panama, the closure of which being assumed as the main trigger of the GABI</w:t>
       </w:r>
       <w:r>
@@ -3364,7 +3496,7 @@
         <w:rPr>
           <w:vertAlign w:val="superscript"/>
         </w:rPr>
-        <w:t xml:space="preserve">., 52,53</w:t>
+        <w:t xml:space="preserve">., 54,55</w:t>
       </w:r>
       <w:r>
         <w:t xml:space="preserve">. Although over-water dispersal has long been regarded as the prevailing mechanism</w:t>
@@ -3373,7 +3505,7 @@
         <w:rPr>
           <w:vertAlign w:val="superscript"/>
         </w:rPr>
-        <w:t xml:space="preserve">52</w:t>
+        <w:t xml:space="preserve">54</w:t>
       </w:r>
       <w:r>
         <w:t xml:space="preserve">, recent geological advances have providing evidence for (1) the emergence of land bridges connecting South America to Caribbean islands and (2) the formation of mega-islands – during Pleistocene glacial maximum episodes – several times since the Mio-Pliocene boundary</w:t>
@@ -3382,7 +3514,7 @@
         <w:rPr>
           <w:vertAlign w:val="superscript"/>
         </w:rPr>
-        <w:t xml:space="preserve">54</w:t>
+        <w:t xml:space="preserve">56</w:t>
       </w:r>
       <w:r>
         <w:t xml:space="preserve">. Hence, it would make sense to consider West Indies as an alternative dispersal pathway between the Americas. However, due to the idiosyncratic eco-evolutionary processes shaping insular systems</w:t>
@@ -3413,7 +3545,7 @@
         <w:rPr>
           <w:vertAlign w:val="superscript"/>
         </w:rPr>
-        <w:t xml:space="preserve">., 55</w:t>
+        <w:t xml:space="preserve">., 57</w:t>
       </w:r>
       <w:r>
         <w:t xml:space="preserve"> </w:t>
@@ -3579,17 +3711,121 @@
       </w:r>
     </w:p>
     <w:bookmarkEnd w:id="35"/>
-    <w:bookmarkStart w:id="146" w:name="references"/>
+    <w:bookmarkStart w:id="36" w:name="thrash"/>
     <w:p>
       <w:pPr>
         <w:pStyle w:val="Heading1"/>
       </w:pPr>
       <w:r>
+        <w:t xml:space="preserve">Thrash</w:t>
+      </w:r>
+    </w:p>
+    <w:p>
+      <w:pPr>
+        <w:pStyle w:val="FirstParagraph"/>
+      </w:pPr>
+      <w:r>
+        <w:t xml:space="preserve">Our study indicates that climate alone is not sufficient to reproduce the asymmetry of the GABI. This suggests that other factors, unaccounted here, might have been at work to shape the uneven faunal exchange that occured across the America. Among them, one can think about biotic interactions. In fact, in the first studies investigating the GABI, competition involving clades of similar ecology appeared as a likely first-order explanation to the recent demise of South American endemic mammalian clades such as native ungulates</w:t>
+      </w:r>
+      <w:r>
+        <w:rPr>
+          <w:vertAlign w:val="superscript"/>
+        </w:rPr>
+        <w:t xml:space="preserve">16</w:t>
+      </w:r>
+      <w:r>
+        <w:t xml:space="preserve"> </w:t>
+      </w:r>
+      <w:r>
+        <w:t xml:space="preserve">or sparassodonts – metatherian predators</w:t>
+      </w:r>
+      <w:r>
+        <w:rPr>
+          <w:vertAlign w:val="superscript"/>
+        </w:rPr>
+        <w:t xml:space="preserve">58</w:t>
+      </w:r>
+      <w:r>
+        <w:t xml:space="preserve"> </w:t>
+      </w:r>
+      <w:r>
+        <w:t xml:space="preserve">– that followed the establishment of northern lineages</w:t>
+      </w:r>
+      <w:r>
+        <w:rPr>
+          <w:vertAlign w:val="superscript"/>
+        </w:rPr>
+        <w:t xml:space="preserve">18</w:t>
+      </w:r>
+      <w:r>
+        <w:t xml:space="preserve">. Hypotheses invoking competition mostly relied on striking morphological convergences between the clades assumed to have competed –</w:t>
+      </w:r>
+      <w:r>
+        <w:t xml:space="preserve"> </w:t>
+      </w:r>
+      <w:r>
+        <w:rPr>
+          <w:i/>
+          <w:iCs/>
+        </w:rPr>
+        <w:t xml:space="preserve">e</w:t>
+      </w:r>
+      <w:r>
+        <w:t xml:space="preserve">.</w:t>
+      </w:r>
+      <w:r>
+        <w:rPr>
+          <w:i/>
+          <w:iCs/>
+        </w:rPr>
+        <w:t xml:space="preserve">g</w:t>
+      </w:r>
+      <w:r>
+        <w:t xml:space="preserve">., sabertooth among predators, high-crowned and ever-growing cheek teeth among herbivores. In addition, evidence from stable isotope analyses of mammalian herbivore ennamel from Southern South America suggested that North American clades had broader trophic niches than their South American counterparts, this dietary flexibility therefore offering a larger adaptative power to North American herbivores in South America</w:t>
+      </w:r>
+      <w:r>
+        <w:rPr>
+          <w:vertAlign w:val="superscript"/>
+        </w:rPr>
+        <w:t xml:space="preserve">19</w:t>
+      </w:r>
+      <w:r>
+        <w:t xml:space="preserve">. Moreover, using phylogenetic regressions, Faurby et al.</w:t>
+      </w:r>
+      <w:r>
+        <w:rPr>
+          <w:vertAlign w:val="superscript"/>
+        </w:rPr>
+        <w:t xml:space="preserve">21</w:t>
+      </w:r>
+      <w:r>
+        <w:t xml:space="preserve"> </w:t>
+      </w:r>
+      <w:r>
+        <w:t xml:space="preserve">found support for another biotic interaction that could have played a role in shaping GABI’s asymmetry: predation. They indeed characterised a higher prevalence of traits increasing prey susceptibility among the endemic South American mammals. However, several process-based analyses of the fossil record provided no evidence for biotic interactions involving native South American mammals and their northern counterparts</w:t>
+      </w:r>
+      <w:r>
+        <w:rPr>
+          <w:vertAlign w:val="superscript"/>
+        </w:rPr>
+        <w:t xml:space="preserve">24,25</w:t>
+      </w:r>
+      <w:r>
+        <w:t xml:space="preserve">. Incorporating biotic compounds in mechanistic frameworks such as the one we have implemented here would be a nice way-to-go for future studies tackling the asymmetry behind the GABI.</w:t>
+      </w:r>
+    </w:p>
+    <w:bookmarkEnd w:id="36"/>
+    <w:bookmarkStart w:id="152" w:name="references"/>
+    <w:p>
+      <w:pPr>
+        <w:pStyle w:val="Heading1"/>
+      </w:pPr>
+      <w:r>
         <w:t xml:space="preserve">References</w:t>
       </w:r>
     </w:p>
-    <w:bookmarkStart w:id="145" w:name="refs"/>
-    <w:bookmarkStart w:id="37" w:name="ref-marshall1982"/>
+    <w:bookmarkStart w:id="151" w:name="refs"/>
+    <w:bookmarkStart w:id="38" w:name="ref-marshall1982"/>
     <w:p>
       <w:pPr>
         <w:pStyle w:val="Bibliography"/>
@@ -3609,7 +3845,7 @@
       <w:r>
         <w:t xml:space="preserve"> </w:t>
       </w:r>
-      <w:hyperlink r:id="rId36">
+      <w:hyperlink r:id="rId37">
         <w:r>
           <w:rPr>
             <w:rStyle w:val="Hyperlink"/>
@@ -3634,8 +3870,8 @@
         <w:t xml:space="preserve">, 1351–1357.</w:t>
       </w:r>
     </w:p>
-    <w:bookmarkEnd w:id="37"/>
-    <w:bookmarkStart w:id="39" w:name="ref-montes2015"/>
+    <w:bookmarkEnd w:id="38"/>
+    <w:bookmarkStart w:id="40" w:name="ref-montes2015"/>
     <w:p>
       <w:pPr>
         <w:pStyle w:val="Bibliography"/>
@@ -3668,7 +3904,7 @@
       <w:r>
         <w:t xml:space="preserve"> </w:t>
       </w:r>
-      <w:hyperlink r:id="rId38">
+      <w:hyperlink r:id="rId39">
         <w:r>
           <w:rPr>
             <w:rStyle w:val="Hyperlink"/>
@@ -3680,8 +3916,8 @@
         <w:t xml:space="preserve">.</w:t>
       </w:r>
     </w:p>
-    <w:bookmarkEnd w:id="39"/>
-    <w:bookmarkStart w:id="41" w:name="ref-jaramillo2018"/>
+    <w:bookmarkEnd w:id="40"/>
+    <w:bookmarkStart w:id="42" w:name="ref-jaramillo2018"/>
     <w:p>
       <w:pPr>
         <w:pStyle w:val="Bibliography"/>
@@ -3701,7 +3937,7 @@
       <w:r>
         <w:t xml:space="preserve"> </w:t>
       </w:r>
-      <w:hyperlink r:id="rId40">
+      <w:hyperlink r:id="rId41">
         <w:r>
           <w:rPr>
             <w:rStyle w:val="Hyperlink"/>
@@ -3713,8 +3949,8 @@
         <w:t xml:space="preserve">. In (John Wiley &amp; Sons).</w:t>
       </w:r>
     </w:p>
-    <w:bookmarkEnd w:id="41"/>
-    <w:bookmarkStart w:id="43" w:name="ref-odea2016"/>
+    <w:bookmarkEnd w:id="42"/>
+    <w:bookmarkStart w:id="44" w:name="ref-odea2016"/>
     <w:p>
       <w:pPr>
         <w:pStyle w:val="Bibliography"/>
@@ -3747,7 +3983,7 @@
       <w:r>
         <w:t xml:space="preserve"> </w:t>
       </w:r>
-      <w:hyperlink r:id="rId42">
+      <w:hyperlink r:id="rId43">
         <w:r>
           <w:rPr>
             <w:rStyle w:val="Hyperlink"/>
@@ -3759,8 +3995,8 @@
         <w:t xml:space="preserve">.</w:t>
       </w:r>
     </w:p>
-    <w:bookmarkEnd w:id="43"/>
-    <w:bookmarkStart w:id="45" w:name="ref-bourke2025"/>
+    <w:bookmarkEnd w:id="44"/>
+    <w:bookmarkStart w:id="46" w:name="ref-bourke2025"/>
     <w:p>
       <w:pPr>
         <w:pStyle w:val="Bibliography"/>
@@ -3793,7 +4029,7 @@
       <w:r>
         <w:t xml:space="preserve"> </w:t>
       </w:r>
-      <w:hyperlink r:id="rId44">
+      <w:hyperlink r:id="rId45">
         <w:r>
           <w:rPr>
             <w:rStyle w:val="Hyperlink"/>
@@ -3805,8 +4041,8 @@
         <w:t xml:space="preserve">.</w:t>
       </w:r>
     </w:p>
-    <w:bookmarkEnd w:id="45"/>
-    <w:bookmarkStart w:id="47" w:name="ref-verzi2008"/>
+    <w:bookmarkEnd w:id="46"/>
+    <w:bookmarkStart w:id="48" w:name="ref-verzi2008"/>
     <w:p>
       <w:pPr>
         <w:pStyle w:val="Bibliography"/>
@@ -3839,7 +4075,7 @@
       <w:r>
         <w:t xml:space="preserve"> </w:t>
       </w:r>
-      <w:hyperlink r:id="rId46">
+      <w:hyperlink r:id="rId47">
         <w:r>
           <w:rPr>
             <w:rStyle w:val="Hyperlink"/>
@@ -3851,8 +4087,8 @@
         <w:t xml:space="preserve">.</w:t>
       </w:r>
     </w:p>
-    <w:bookmarkEnd w:id="47"/>
-    <w:bookmarkStart w:id="49" w:name="ref-tedford2004"/>
+    <w:bookmarkEnd w:id="48"/>
+    <w:bookmarkStart w:id="50" w:name="ref-tedford2004"/>
     <w:p>
       <w:pPr>
         <w:pStyle w:val="Bibliography"/>
@@ -3872,7 +4108,7 @@
       <w:r>
         <w:t xml:space="preserve"> </w:t>
       </w:r>
-      <w:hyperlink r:id="rId48">
+      <w:hyperlink r:id="rId49">
         <w:r>
           <w:rPr>
             <w:rStyle w:val="Hyperlink"/>
@@ -3884,8 +4120,8 @@
         <w:t xml:space="preserve">. In, M. O. Woodburne, ed. (Columbia University Press), pp. 169–231.</w:t>
       </w:r>
     </w:p>
-    <w:bookmarkEnd w:id="49"/>
-    <w:bookmarkStart w:id="51" w:name="ref-carrillo2015"/>
+    <w:bookmarkEnd w:id="50"/>
+    <w:bookmarkStart w:id="52" w:name="ref-carrillo2015"/>
     <w:p>
       <w:pPr>
         <w:pStyle w:val="Bibliography"/>
@@ -3918,7 +4154,7 @@
       <w:r>
         <w:t xml:space="preserve"> </w:t>
       </w:r>
-      <w:hyperlink r:id="rId50">
+      <w:hyperlink r:id="rId51">
         <w:r>
           <w:rPr>
             <w:rStyle w:val="Hyperlink"/>
@@ -3930,8 +4166,8 @@
         <w:t xml:space="preserve">.</w:t>
       </w:r>
     </w:p>
-    <w:bookmarkEnd w:id="51"/>
-    <w:bookmarkStart w:id="53" w:name="ref-woodburne2010"/>
+    <w:bookmarkEnd w:id="52"/>
+    <w:bookmarkStart w:id="54" w:name="ref-woodburne2010"/>
     <w:p>
       <w:pPr>
         <w:pStyle w:val="Bibliography"/>
@@ -3964,7 +4200,7 @@
       <w:r>
         <w:t xml:space="preserve"> </w:t>
       </w:r>
-      <w:hyperlink r:id="rId52">
+      <w:hyperlink r:id="rId53">
         <w:r>
           <w:rPr>
             <w:rStyle w:val="Hyperlink"/>
@@ -3976,8 +4212,8 @@
         <w:t xml:space="preserve">.</w:t>
       </w:r>
     </w:p>
-    <w:bookmarkEnd w:id="53"/>
-    <w:bookmarkStart w:id="55" w:name="ref-bacon2015"/>
+    <w:bookmarkEnd w:id="54"/>
+    <w:bookmarkStart w:id="56" w:name="ref-bacon2015"/>
     <w:p>
       <w:pPr>
         <w:pStyle w:val="Bibliography"/>
@@ -4010,7 +4246,7 @@
       <w:r>
         <w:t xml:space="preserve"> </w:t>
       </w:r>
-      <w:hyperlink r:id="rId54">
+      <w:hyperlink r:id="rId55">
         <w:r>
           <w:rPr>
             <w:rStyle w:val="Hyperlink"/>
@@ -4022,8 +4258,8 @@
         <w:t xml:space="preserve">.</w:t>
       </w:r>
     </w:p>
-    <w:bookmarkEnd w:id="55"/>
-    <w:bookmarkStart w:id="57" w:name="ref-bacon2016"/>
+    <w:bookmarkEnd w:id="56"/>
+    <w:bookmarkStart w:id="58" w:name="ref-bacon2016"/>
     <w:p>
       <w:pPr>
         <w:pStyle w:val="Bibliography"/>
@@ -4056,7 +4292,7 @@
       <w:r>
         <w:t xml:space="preserve"> </w:t>
       </w:r>
-      <w:hyperlink r:id="rId56">
+      <w:hyperlink r:id="rId57">
         <w:r>
           <w:rPr>
             <w:rStyle w:val="Hyperlink"/>
@@ -4068,8 +4304,8 @@
         <w:t xml:space="preserve">.</w:t>
       </w:r>
     </w:p>
-    <w:bookmarkEnd w:id="57"/>
-    <w:bookmarkStart w:id="59" w:name="ref-webb1976"/>
+    <w:bookmarkEnd w:id="58"/>
+    <w:bookmarkStart w:id="60" w:name="ref-webb1976"/>
     <w:p>
       <w:pPr>
         <w:pStyle w:val="Bibliography"/>
@@ -4089,7 +4325,7 @@
       <w:r>
         <w:t xml:space="preserve"> </w:t>
       </w:r>
-      <w:hyperlink r:id="rId58">
+      <w:hyperlink r:id="rId59">
         <w:r>
           <w:rPr>
             <w:rStyle w:val="Hyperlink"/>
@@ -4114,8 +4350,8 @@
         <w:t xml:space="preserve">, 220–234.</w:t>
       </w:r>
     </w:p>
-    <w:bookmarkEnd w:id="59"/>
-    <w:bookmarkStart w:id="61" w:name="ref-webb1991"/>
+    <w:bookmarkEnd w:id="60"/>
+    <w:bookmarkStart w:id="62" w:name="ref-webb1991"/>
     <w:p>
       <w:pPr>
         <w:pStyle w:val="Bibliography"/>
@@ -4148,7 +4384,7 @@
       <w:r>
         <w:t xml:space="preserve"> </w:t>
       </w:r>
-      <w:hyperlink r:id="rId60">
+      <w:hyperlink r:id="rId61">
         <w:r>
           <w:rPr>
             <w:rStyle w:val="Hyperlink"/>
@@ -4160,8 +4396,8 @@
         <w:t xml:space="preserve">.</w:t>
       </w:r>
     </w:p>
-    <w:bookmarkEnd w:id="61"/>
-    <w:bookmarkStart w:id="63" w:name="ref-cione2015"/>
+    <w:bookmarkEnd w:id="62"/>
+    <w:bookmarkStart w:id="64" w:name="ref-cione2015"/>
     <w:p>
       <w:pPr>
         <w:pStyle w:val="Bibliography"/>
@@ -4181,7 +4417,7 @@
       <w:r>
         <w:t xml:space="preserve"> </w:t>
       </w:r>
-      <w:hyperlink r:id="rId62">
+      <w:hyperlink r:id="rId63">
         <w:r>
           <w:rPr>
             <w:rStyle w:val="Hyperlink"/>
@@ -4196,8 +4432,8 @@
         <w:t xml:space="preserve">(Springer Netherlands).</w:t>
       </w:r>
     </w:p>
-    <w:bookmarkEnd w:id="63"/>
-    <w:bookmarkStart w:id="65" w:name="ref-carrillo2020"/>
+    <w:bookmarkEnd w:id="64"/>
+    <w:bookmarkStart w:id="66" w:name="ref-carrillo2020"/>
     <w:p>
       <w:pPr>
         <w:pStyle w:val="Bibliography"/>
@@ -4230,7 +4466,7 @@
       <w:r>
         <w:t xml:space="preserve"> </w:t>
       </w:r>
-      <w:hyperlink r:id="rId64">
+      <w:hyperlink r:id="rId65">
         <w:r>
           <w:rPr>
             <w:rStyle w:val="Hyperlink"/>
@@ -4242,8 +4478,8 @@
         <w:t xml:space="preserve">.</w:t>
       </w:r>
     </w:p>
-    <w:bookmarkEnd w:id="65"/>
-    <w:bookmarkStart w:id="67" w:name="ref-croft2020"/>
+    <w:bookmarkEnd w:id="66"/>
+    <w:bookmarkStart w:id="68" w:name="ref-croft2020"/>
     <w:p>
       <w:pPr>
         <w:pStyle w:val="Bibliography"/>
@@ -4276,7 +4512,7 @@
       <w:r>
         <w:t xml:space="preserve"> </w:t>
       </w:r>
-      <w:hyperlink r:id="rId66">
+      <w:hyperlink r:id="rId67">
         <w:r>
           <w:rPr>
             <w:rStyle w:val="Hyperlink"/>
@@ -4288,8 +4524,8 @@
         <w:t xml:space="preserve">.</w:t>
       </w:r>
     </w:p>
-    <w:bookmarkEnd w:id="67"/>
-    <w:bookmarkStart w:id="69" w:name="ref-boscaini2025"/>
+    <w:bookmarkEnd w:id="68"/>
+    <w:bookmarkStart w:id="70" w:name="ref-boscaini2025"/>
     <w:p>
       <w:pPr>
         <w:pStyle w:val="Bibliography"/>
@@ -4322,7 +4558,7 @@
       <w:r>
         <w:t xml:space="preserve"> </w:t>
       </w:r>
-      <w:hyperlink r:id="rId68">
+      <w:hyperlink r:id="rId69">
         <w:r>
           <w:rPr>
             <w:rStyle w:val="Hyperlink"/>
@@ -4334,8 +4570,8 @@
         <w:t xml:space="preserve">.</w:t>
       </w:r>
     </w:p>
-    <w:bookmarkEnd w:id="69"/>
-    <w:bookmarkStart w:id="70" w:name="ref-simpson1980"/>
+    <w:bookmarkEnd w:id="70"/>
+    <w:bookmarkStart w:id="71" w:name="ref-simpson1980"/>
     <w:p>
       <w:pPr>
         <w:pStyle w:val="Bibliography"/>
@@ -4353,8 +4589,8 @@
         <w:t xml:space="preserve">Simpson, G.G. (1980). Splendid isolation : The curious history of south american mammals Yale University Press, New Haven.</w:t>
       </w:r>
     </w:p>
-    <w:bookmarkEnd w:id="70"/>
-    <w:bookmarkStart w:id="72" w:name="ref-domingo2020"/>
+    <w:bookmarkEnd w:id="71"/>
+    <w:bookmarkStart w:id="73" w:name="ref-domingo2020"/>
     <w:p>
       <w:pPr>
         <w:pStyle w:val="Bibliography"/>
@@ -4387,7 +4623,7 @@
       <w:r>
         <w:t xml:space="preserve"> </w:t>
       </w:r>
-      <w:hyperlink r:id="rId71">
+      <w:hyperlink r:id="rId72">
         <w:r>
           <w:rPr>
             <w:rStyle w:val="Hyperlink"/>
@@ -4399,8 +4635,8 @@
         <w:t xml:space="preserve">.</w:t>
       </w:r>
     </w:p>
-    <w:bookmarkEnd w:id="72"/>
-    <w:bookmarkStart w:id="73" w:name="ref-marshall1990"/>
+    <w:bookmarkEnd w:id="73"/>
+    <w:bookmarkStart w:id="74" w:name="ref-marshall1990"/>
     <w:p>
       <w:pPr>
         <w:pStyle w:val="Bibliography"/>
@@ -4431,8 +4667,8 @@
         <w:t xml:space="preserve">, 169–210.</w:t>
       </w:r>
     </w:p>
-    <w:bookmarkEnd w:id="73"/>
-    <w:bookmarkStart w:id="75" w:name="ref-faurby2016"/>
+    <w:bookmarkEnd w:id="74"/>
+    <w:bookmarkStart w:id="76" w:name="ref-faurby2016"/>
     <w:p>
       <w:pPr>
         <w:pStyle w:val="Bibliography"/>
@@ -4465,7 +4701,7 @@
       <w:r>
         <w:t xml:space="preserve"> </w:t>
       </w:r>
-      <w:hyperlink r:id="rId74">
+      <w:hyperlink r:id="rId75">
         <w:r>
           <w:rPr>
             <w:rStyle w:val="Hyperlink"/>
@@ -4477,8 +4713,8 @@
         <w:t xml:space="preserve">.</w:t>
       </w:r>
     </w:p>
-    <w:bookmarkEnd w:id="75"/>
-    <w:bookmarkStart w:id="77" w:name="ref-fernández-monescillo2025"/>
+    <w:bookmarkEnd w:id="76"/>
+    <w:bookmarkStart w:id="78" w:name="ref-fernández-monescillo2025"/>
     <w:p>
       <w:pPr>
         <w:pStyle w:val="Bibliography"/>
@@ -4511,7 +4747,7 @@
       <w:r>
         <w:t xml:space="preserve"> </w:t>
       </w:r>
-      <w:hyperlink r:id="rId76">
+      <w:hyperlink r:id="rId77">
         <w:r>
           <w:rPr>
             <w:rStyle w:val="Hyperlink"/>
@@ -4523,8 +4759,8 @@
         <w:t xml:space="preserve">.</w:t>
       </w:r>
     </w:p>
-    <w:bookmarkEnd w:id="77"/>
-    <w:bookmarkStart w:id="79" w:name="ref-vrba1992"/>
+    <w:bookmarkEnd w:id="78"/>
+    <w:bookmarkStart w:id="80" w:name="ref-vrba1992"/>
     <w:p>
       <w:pPr>
         <w:pStyle w:val="Bibliography"/>
@@ -4557,7 +4793,7 @@
       <w:r>
         <w:t xml:space="preserve"> </w:t>
       </w:r>
-      <w:hyperlink r:id="rId78">
+      <w:hyperlink r:id="rId79">
         <w:r>
           <w:rPr>
             <w:rStyle w:val="Hyperlink"/>
@@ -4569,8 +4805,8 @@
         <w:t xml:space="preserve">.</w:t>
       </w:r>
     </w:p>
-    <w:bookmarkEnd w:id="79"/>
-    <w:bookmarkStart w:id="81" w:name="ref-prevosti2013"/>
+    <w:bookmarkEnd w:id="80"/>
+    <w:bookmarkStart w:id="82" w:name="ref-prevosti2013"/>
     <w:p>
       <w:pPr>
         <w:pStyle w:val="Bibliography"/>
@@ -4603,7 +4839,7 @@
       <w:r>
         <w:t xml:space="preserve"> </w:t>
       </w:r>
-      <w:hyperlink r:id="rId80">
+      <w:hyperlink r:id="rId81">
         <w:r>
           <w:rPr>
             <w:rStyle w:val="Hyperlink"/>
@@ -4615,8 +4851,8 @@
         <w:t xml:space="preserve">.</w:t>
       </w:r>
     </w:p>
-    <w:bookmarkEnd w:id="81"/>
-    <w:bookmarkStart w:id="83" w:name="ref-tarquini2022"/>
+    <w:bookmarkEnd w:id="82"/>
+    <w:bookmarkStart w:id="84" w:name="ref-tarquini2022"/>
     <w:p>
       <w:pPr>
         <w:pStyle w:val="Bibliography"/>
@@ -4649,7 +4885,7 @@
       <w:r>
         <w:t xml:space="preserve"> </w:t>
       </w:r>
-      <w:hyperlink r:id="rId82">
+      <w:hyperlink r:id="rId83">
         <w:r>
           <w:rPr>
             <w:rStyle w:val="Hyperlink"/>
@@ -4661,8 +4897,8 @@
         <w:t xml:space="preserve">.</w:t>
       </w:r>
     </w:p>
-    <w:bookmarkEnd w:id="83"/>
-    <w:bookmarkStart w:id="85" w:name="ref-marsà2025"/>
+    <w:bookmarkEnd w:id="84"/>
+    <w:bookmarkStart w:id="86" w:name="ref-marsà2025"/>
     <w:p>
       <w:pPr>
         <w:pStyle w:val="Bibliography"/>
@@ -4713,7 +4949,7 @@
       <w:r>
         <w:t xml:space="preserve"> </w:t>
       </w:r>
-      <w:hyperlink r:id="rId84">
+      <w:hyperlink r:id="rId85">
         <w:r>
           <w:rPr>
             <w:rStyle w:val="Hyperlink"/>
@@ -4725,8 +4961,8 @@
         <w:t xml:space="preserve">.</w:t>
       </w:r>
     </w:p>
-    <w:bookmarkEnd w:id="85"/>
-    <w:bookmarkStart w:id="87" w:name="ref-freitas-oliveira2024"/>
+    <w:bookmarkEnd w:id="86"/>
+    <w:bookmarkStart w:id="88" w:name="ref-freitas-oliveira2024"/>
     <w:p>
       <w:pPr>
         <w:pStyle w:val="Bibliography"/>
@@ -4759,7 +4995,7 @@
       <w:r>
         <w:t xml:space="preserve"> </w:t>
       </w:r>
-      <w:hyperlink r:id="rId86">
+      <w:hyperlink r:id="rId87">
         <w:r>
           <w:rPr>
             <w:rStyle w:val="Hyperlink"/>
@@ -4771,8 +5007,8 @@
         <w:t xml:space="preserve">.</w:t>
       </w:r>
     </w:p>
-    <w:bookmarkEnd w:id="87"/>
-    <w:bookmarkStart w:id="89" w:name="ref-freitas-oliveira2025"/>
+    <w:bookmarkEnd w:id="88"/>
+    <w:bookmarkStart w:id="90" w:name="ref-freitas-oliveira2025"/>
     <w:p>
       <w:pPr>
         <w:pStyle w:val="Bibliography"/>
@@ -4805,7 +5041,7 @@
       <w:r>
         <w:t xml:space="preserve"> </w:t>
       </w:r>
-      <w:hyperlink r:id="rId88">
+      <w:hyperlink r:id="rId89">
         <w:r>
           <w:rPr>
             <w:rStyle w:val="Hyperlink"/>
@@ -4817,8 +5053,8 @@
         <w:t xml:space="preserve">.</w:t>
       </w:r>
     </w:p>
-    <w:bookmarkEnd w:id="89"/>
-    <w:bookmarkStart w:id="91" w:name="ref-pilowsky2022"/>
+    <w:bookmarkEnd w:id="90"/>
+    <w:bookmarkStart w:id="92" w:name="ref-pilowsky2022"/>
     <w:p>
       <w:pPr>
         <w:pStyle w:val="Bibliography"/>
@@ -4851,7 +5087,7 @@
       <w:r>
         <w:t xml:space="preserve"> </w:t>
       </w:r>
-      <w:hyperlink r:id="rId90">
+      <w:hyperlink r:id="rId91">
         <w:r>
           <w:rPr>
             <w:rStyle w:val="Hyperlink"/>
@@ -4863,8 +5099,8 @@
         <w:t xml:space="preserve">.</w:t>
       </w:r>
     </w:p>
-    <w:bookmarkEnd w:id="91"/>
-    <w:bookmarkStart w:id="93" w:name="ref-hagen2023"/>
+    <w:bookmarkEnd w:id="92"/>
+    <w:bookmarkStart w:id="94" w:name="ref-hagen2023"/>
     <w:p>
       <w:pPr>
         <w:pStyle w:val="Bibliography"/>
@@ -4897,7 +5133,7 @@
       <w:r>
         <w:t xml:space="preserve"> </w:t>
       </w:r>
-      <w:hyperlink r:id="rId92">
+      <w:hyperlink r:id="rId93">
         <w:r>
           <w:rPr>
             <w:rStyle w:val="Hyperlink"/>
@@ -4909,8 +5145,8 @@
         <w:t xml:space="preserve">.</w:t>
       </w:r>
     </w:p>
-    <w:bookmarkEnd w:id="93"/>
-    <w:bookmarkStart w:id="95" w:name="ref-hagen2021"/>
+    <w:bookmarkEnd w:id="94"/>
+    <w:bookmarkStart w:id="96" w:name="ref-hagen2021"/>
     <w:p>
       <w:pPr>
         <w:pStyle w:val="Bibliography"/>
@@ -4949,7 +5185,7 @@
       <w:r>
         <w:t xml:space="preserve"> </w:t>
       </w:r>
-      <w:hyperlink r:id="rId94">
+      <w:hyperlink r:id="rId95">
         <w:r>
           <w:rPr>
             <w:rStyle w:val="Hyperlink"/>
@@ -4961,8 +5197,8 @@
         <w:t xml:space="preserve">.</w:t>
       </w:r>
     </w:p>
-    <w:bookmarkEnd w:id="95"/>
-    <w:bookmarkStart w:id="97" w:name="ref-lorcery2025"/>
+    <w:bookmarkEnd w:id="96"/>
+    <w:bookmarkStart w:id="98" w:name="ref-lorcery2025"/>
     <w:p>
       <w:pPr>
         <w:pStyle w:val="Bibliography"/>
@@ -4995,7 +5231,7 @@
       <w:r>
         <w:t xml:space="preserve"> </w:t>
       </w:r>
-      <w:hyperlink r:id="rId96">
+      <w:hyperlink r:id="rId97">
         <w:r>
           <w:rPr>
             <w:rStyle w:val="Hyperlink"/>
@@ -5007,8 +5243,8 @@
         <w:t xml:space="preserve">.</w:t>
       </w:r>
     </w:p>
-    <w:bookmarkEnd w:id="97"/>
-    <w:bookmarkStart w:id="99" w:name="ref-hagen2021b"/>
+    <w:bookmarkEnd w:id="98"/>
+    <w:bookmarkStart w:id="100" w:name="ref-hagen2021b"/>
     <w:p>
       <w:pPr>
         <w:pStyle w:val="Bibliography"/>
@@ -5041,7 +5277,7 @@
       <w:r>
         <w:t xml:space="preserve"> </w:t>
       </w:r>
-      <w:hyperlink r:id="rId98">
+      <w:hyperlink r:id="rId99">
         <w:r>
           <w:rPr>
             <w:rStyle w:val="Hyperlink"/>
@@ -5053,8 +5289,8 @@
         <w:t xml:space="preserve">.</w:t>
       </w:r>
     </w:p>
-    <w:bookmarkEnd w:id="99"/>
-    <w:bookmarkStart w:id="101" w:name="ref-skeels2023b"/>
+    <w:bookmarkEnd w:id="100"/>
+    <w:bookmarkStart w:id="102" w:name="ref-skeels2023b"/>
     <w:p>
       <w:pPr>
         <w:pStyle w:val="Bibliography"/>
@@ -5087,7 +5323,7 @@
       <w:r>
         <w:t xml:space="preserve"> </w:t>
       </w:r>
-      <w:hyperlink r:id="rId100">
+      <w:hyperlink r:id="rId101">
         <w:r>
           <w:rPr>
             <w:rStyle w:val="Hyperlink"/>
@@ -5099,8 +5335,8 @@
         <w:t xml:space="preserve">.</w:t>
       </w:r>
     </w:p>
-    <w:bookmarkEnd w:id="101"/>
-    <w:bookmarkStart w:id="103" w:name="ref-boschman2023"/>
+    <w:bookmarkEnd w:id="102"/>
+    <w:bookmarkStart w:id="104" w:name="ref-boschman2023"/>
     <w:p>
       <w:pPr>
         <w:pStyle w:val="Bibliography"/>
@@ -5133,7 +5369,7 @@
       <w:r>
         <w:t xml:space="preserve"> </w:t>
       </w:r>
-      <w:hyperlink r:id="rId102">
+      <w:hyperlink r:id="rId103">
         <w:r>
           <w:rPr>
             <w:rStyle w:val="Hyperlink"/>
@@ -5145,8 +5381,8 @@
         <w:t xml:space="preserve">.</w:t>
       </w:r>
     </w:p>
-    <w:bookmarkEnd w:id="103"/>
-    <w:bookmarkStart w:id="105" w:name="ref-skeels2023"/>
+    <w:bookmarkEnd w:id="104"/>
+    <w:bookmarkStart w:id="106" w:name="ref-skeels2023"/>
     <w:p>
       <w:pPr>
         <w:pStyle w:val="Bibliography"/>
@@ -5179,7 +5415,7 @@
       <w:r>
         <w:t xml:space="preserve"> </w:t>
       </w:r>
-      <w:hyperlink r:id="rId104">
+      <w:hyperlink r:id="rId105">
         <w:r>
           <w:rPr>
             <w:rStyle w:val="Hyperlink"/>
@@ -5191,8 +5427,8 @@
         <w:t xml:space="preserve">.</w:t>
       </w:r>
     </w:p>
-    <w:bookmarkEnd w:id="105"/>
-    <w:bookmarkStart w:id="107" w:name="ref-liu2024"/>
+    <w:bookmarkEnd w:id="106"/>
+    <w:bookmarkStart w:id="108" w:name="ref-liu2024"/>
     <w:p>
       <w:pPr>
         <w:pStyle w:val="Bibliography"/>
@@ -5225,7 +5461,7 @@
       <w:r>
         <w:t xml:space="preserve"> </w:t>
       </w:r>
-      <w:hyperlink r:id="rId106">
+      <w:hyperlink r:id="rId107">
         <w:r>
           <w:rPr>
             <w:rStyle w:val="Hyperlink"/>
@@ -5237,8 +5473,8 @@
         <w:t xml:space="preserve">.</w:t>
       </w:r>
     </w:p>
-    <w:bookmarkEnd w:id="107"/>
-    <w:bookmarkStart w:id="109" w:name="ref-holden2019"/>
+    <w:bookmarkEnd w:id="108"/>
+    <w:bookmarkStart w:id="110" w:name="ref-holden2019"/>
     <w:p>
       <w:pPr>
         <w:pStyle w:val="Bibliography"/>
@@ -5271,7 +5507,7 @@
       <w:r>
         <w:t xml:space="preserve">, 5137–5155. https://doi.org/</w:t>
       </w:r>
-      <w:hyperlink r:id="rId108">
+      <w:hyperlink r:id="rId109">
         <w:r>
           <w:rPr>
             <w:rStyle w:val="Hyperlink"/>
@@ -5283,8 +5519,8 @@
         <w:t xml:space="preserve">.</w:t>
       </w:r>
     </w:p>
-    <w:bookmarkEnd w:id="109"/>
-    <w:bookmarkStart w:id="111" w:name="ref-barreto2023"/>
+    <w:bookmarkEnd w:id="110"/>
+    <w:bookmarkStart w:id="112" w:name="ref-barreto2023"/>
     <w:p>
       <w:pPr>
         <w:pStyle w:val="Bibliography"/>
@@ -5317,7 +5553,7 @@
       <w:r>
         <w:t xml:space="preserve"> </w:t>
       </w:r>
-      <w:hyperlink r:id="rId110">
+      <w:hyperlink r:id="rId111">
         <w:r>
           <w:rPr>
             <w:rStyle w:val="Hyperlink"/>
@@ -5329,8 +5565,8 @@
         <w:t xml:space="preserve">.</w:t>
       </w:r>
     </w:p>
-    <w:bookmarkEnd w:id="111"/>
-    <w:bookmarkStart w:id="113" w:name="ref-beck2018"/>
+    <w:bookmarkEnd w:id="112"/>
+    <w:bookmarkStart w:id="114" w:name="ref-beck2018"/>
     <w:p>
       <w:pPr>
         <w:pStyle w:val="Bibliography"/>
@@ -5363,7 +5599,7 @@
       <w:r>
         <w:t xml:space="preserve"> </w:t>
       </w:r>
-      <w:hyperlink r:id="rId112">
+      <w:hyperlink r:id="rId113">
         <w:r>
           <w:rPr>
             <w:rStyle w:val="Hyperlink"/>
@@ -5375,8 +5611,8 @@
         <w:t xml:space="preserve">.</w:t>
       </w:r>
     </w:p>
-    <w:bookmarkEnd w:id="113"/>
-    <w:bookmarkStart w:id="115" w:name="ref-galván2023"/>
+    <w:bookmarkEnd w:id="114"/>
+    <w:bookmarkStart w:id="116" w:name="ref-galván2023"/>
     <w:p>
       <w:pPr>
         <w:pStyle w:val="Bibliography"/>
@@ -5396,7 +5632,7 @@
       <w:r>
         <w:t xml:space="preserve"> </w:t>
       </w:r>
-      <w:hyperlink r:id="rId114">
+      <w:hyperlink r:id="rId115">
         <w:r>
           <w:rPr>
             <w:rStyle w:val="Hyperlink"/>
@@ -5405,8 +5641,8 @@
         </w:r>
       </w:hyperlink>
     </w:p>
-    <w:bookmarkEnd w:id="115"/>
-    <w:bookmarkStart w:id="116" w:name="ref-macarthur1967"/>
+    <w:bookmarkEnd w:id="116"/>
+    <w:bookmarkStart w:id="117" w:name="ref-macarthur1967"/>
     <w:p>
       <w:pPr>
         <w:pStyle w:val="Bibliography"/>
@@ -5424,8 +5660,8 @@
         <w:t xml:space="preserve">MacArthur, R.H., and Wilson, E.O. (1967). The theory of island biogeography Princeton University Press.</w:t>
       </w:r>
     </w:p>
-    <w:bookmarkEnd w:id="116"/>
-    <w:bookmarkStart w:id="118" w:name="ref-willig2003"/>
+    <w:bookmarkEnd w:id="117"/>
+    <w:bookmarkStart w:id="119" w:name="ref-willig2003"/>
     <w:p>
       <w:pPr>
         <w:pStyle w:val="Bibliography"/>
@@ -5458,7 +5694,7 @@
       <w:r>
         <w:t xml:space="preserve"> </w:t>
       </w:r>
-      <w:hyperlink r:id="rId117">
+      <w:hyperlink r:id="rId118">
         <w:r>
           <w:rPr>
             <w:rStyle w:val="Hyperlink"/>
@@ -5470,8 +5706,8 @@
         <w:t xml:space="preserve">.</w:t>
       </w:r>
     </w:p>
-    <w:bookmarkEnd w:id="118"/>
-    <w:bookmarkStart w:id="120" w:name="ref-raven2020"/>
+    <w:bookmarkEnd w:id="119"/>
+    <w:bookmarkStart w:id="121" w:name="ref-raven2020"/>
     <w:p>
       <w:pPr>
         <w:pStyle w:val="Bibliography"/>
@@ -5504,7 +5740,7 @@
       <w:r>
         <w:t xml:space="preserve"> </w:t>
       </w:r>
-      <w:hyperlink r:id="rId119">
+      <w:hyperlink r:id="rId120">
         <w:r>
           <w:rPr>
             <w:rStyle w:val="Hyperlink"/>
@@ -5516,8 +5752,8 @@
         <w:t xml:space="preserve">.</w:t>
       </w:r>
     </w:p>
-    <w:bookmarkEnd w:id="120"/>
-    <w:bookmarkStart w:id="122" w:name="ref-chakrabarty2011"/>
+    <w:bookmarkEnd w:id="121"/>
+    <w:bookmarkStart w:id="122" w:name="ref-lomolino2006"/>
     <w:p>
       <w:pPr>
         <w:pStyle w:val="Bibliography"/>
@@ -5532,12 +5768,43 @@
         <w:t xml:space="preserve">	</w:t>
       </w:r>
       <w:r>
+        <w:t xml:space="preserve">Lomolino, M.V., Riddle, B.R., and Brown, J.H. (2006). The geography of divesification</w:t>
+      </w:r>
+      <w:r>
+        <w:t xml:space="preserve"> </w:t>
+      </w:r>
+      <w:r>
+        <w:t xml:space="preserve">-</w:t>
+      </w:r>
+      <w:r>
+        <w:t xml:space="preserve"> </w:t>
+      </w:r>
+      <w:r>
+        <w:t xml:space="preserve">the great american biotic interchange. In (Sinauer Associates Inc.), pp. 406–413.</w:t>
+      </w:r>
+    </w:p>
+    <w:bookmarkEnd w:id="122"/>
+    <w:bookmarkStart w:id="124" w:name="ref-chakrabarty2011"/>
+    <w:p>
+      <w:pPr>
+        <w:pStyle w:val="Bibliography"/>
+      </w:pPr>
+      <w:r>
+        <w:t xml:space="preserve">46.</w:t>
+      </w:r>
+      <w:r>
+        <w:t xml:space="preserve"> </w:t>
+      </w:r>
+      <w:r>
+        <w:t xml:space="preserve">	</w:t>
+      </w:r>
+      <w:r>
         <w:t xml:space="preserve">Chakrabarty, P., and Albert, J.S. (2011). Not so fast: A new take on the great american biotic interchange. In, J. Albert, ed. (University of California Press), p. 0.</w:t>
       </w:r>
       <w:r>
         <w:t xml:space="preserve"> </w:t>
       </w:r>
-      <w:hyperlink r:id="rId121">
+      <w:hyperlink r:id="rId123">
         <w:r>
           <w:rPr>
             <w:rStyle w:val="Hyperlink"/>
@@ -5549,14 +5816,14 @@
         <w:t xml:space="preserve">.</w:t>
       </w:r>
     </w:p>
-    <w:bookmarkEnd w:id="122"/>
-    <w:bookmarkStart w:id="124" w:name="ref-weir2009"/>
+    <w:bookmarkEnd w:id="124"/>
+    <w:bookmarkStart w:id="126" w:name="ref-smith2012"/>
     <w:p>
       <w:pPr>
         <w:pStyle w:val="Bibliography"/>
       </w:pPr>
       <w:r>
-        <w:t xml:space="preserve">46.</w:t>
+        <w:t xml:space="preserve">47.</w:t>
       </w:r>
       <w:r>
         <w:t xml:space="preserve"> </w:t>
@@ -5565,7 +5832,7 @@
         <w:t xml:space="preserve">	</w:t>
       </w:r>
       <w:r>
-        <w:t xml:space="preserve">Weir, J.T., Bermingham, E., and Schluter, D. (2009). The great american biotic interchange in birds. Proceedings of the National Academy of Sciences</w:t>
+        <w:t xml:space="preserve">Smith, B.T., Bryson Jr., R.W., Houston, D.D., and Klicka, J. (2012). An asymmetry in niche conservatism contributes to the latitudinal species diversity gradient in New World vertebrates. Ecology Letters</w:t>
       </w:r>
       <w:r>
         <w:t xml:space="preserve"> </w:t>
@@ -5575,6 +5842,52 @@
           <w:i/>
           <w:iCs/>
         </w:rPr>
+        <w:t xml:space="preserve">15</w:t>
+      </w:r>
+      <w:r>
+        <w:t xml:space="preserve">, 1318–1325.</w:t>
+      </w:r>
+      <w:r>
+        <w:t xml:space="preserve"> </w:t>
+      </w:r>
+      <w:hyperlink r:id="rId125">
+        <w:r>
+          <w:rPr>
+            <w:rStyle w:val="Hyperlink"/>
+          </w:rPr>
+          <w:t xml:space="preserve">https://doi.org/10.1111/j.1461-0248.2012.01855.x</w:t>
+        </w:r>
+      </w:hyperlink>
+      <w:r>
+        <w:t xml:space="preserve">.</w:t>
+      </w:r>
+    </w:p>
+    <w:bookmarkEnd w:id="126"/>
+    <w:bookmarkStart w:id="128" w:name="ref-weir2009"/>
+    <w:p>
+      <w:pPr>
+        <w:pStyle w:val="Bibliography"/>
+      </w:pPr>
+      <w:r>
+        <w:t xml:space="preserve">48.</w:t>
+      </w:r>
+      <w:r>
+        <w:t xml:space="preserve"> </w:t>
+      </w:r>
+      <w:r>
+        <w:t xml:space="preserve">	</w:t>
+      </w:r>
+      <w:r>
+        <w:t xml:space="preserve">Weir, J.T., Bermingham, E., and Schluter, D. (2009). The great american biotic interchange in birds. Proceedings of the National Academy of Sciences</w:t>
+      </w:r>
+      <w:r>
+        <w:t xml:space="preserve"> </w:t>
+      </w:r>
+      <w:r>
+        <w:rPr>
+          <w:i/>
+          <w:iCs/>
+        </w:rPr>
         <w:t xml:space="preserve">106</w:t>
       </w:r>
       <w:r>
@@ -5583,7 +5896,7 @@
       <w:r>
         <w:t xml:space="preserve"> </w:t>
       </w:r>
-      <w:hyperlink r:id="rId123">
+      <w:hyperlink r:id="rId127">
         <w:r>
           <w:rPr>
             <w:rStyle w:val="Hyperlink"/>
@@ -5595,14 +5908,14 @@
         <w:t xml:space="preserve">.</w:t>
       </w:r>
     </w:p>
-    <w:bookmarkEnd w:id="124"/>
-    <w:bookmarkStart w:id="126" w:name="ref-tilstonsmith2010"/>
+    <w:bookmarkEnd w:id="128"/>
+    <w:bookmarkStart w:id="130" w:name="ref-smith2010"/>
     <w:p>
       <w:pPr>
         <w:pStyle w:val="Bibliography"/>
       </w:pPr>
       <w:r>
-        <w:t xml:space="preserve">47.</w:t>
+        <w:t xml:space="preserve">49.</w:t>
       </w:r>
       <w:r>
         <w:t xml:space="preserve"> </w:t>
@@ -5629,7 +5942,7 @@
       <w:r>
         <w:t xml:space="preserve"> </w:t>
       </w:r>
-      <w:hyperlink r:id="rId125">
+      <w:hyperlink r:id="rId129">
         <w:r>
           <w:rPr>
             <w:rStyle w:val="Hyperlink"/>
@@ -5641,14 +5954,14 @@
         <w:t xml:space="preserve">.</w:t>
       </w:r>
     </w:p>
-    <w:bookmarkEnd w:id="126"/>
-    <w:bookmarkStart w:id="128" w:name="ref-haffer1969"/>
+    <w:bookmarkEnd w:id="130"/>
+    <w:bookmarkStart w:id="132" w:name="ref-motta2025"/>
     <w:p>
       <w:pPr>
         <w:pStyle w:val="Bibliography"/>
       </w:pPr>
       <w:r>
-        <w:t xml:space="preserve">48.</w:t>
+        <w:t xml:space="preserve">50.</w:t>
       </w:r>
       <w:r>
         <w:t xml:space="preserve"> </w:t>
@@ -5657,7 +5970,7 @@
         <w:t xml:space="preserve">	</w:t>
       </w:r>
       <w:r>
-        <w:t xml:space="preserve">Haffer, J. (1969). Speciation in amazonian forest birds. Science</w:t>
+        <w:t xml:space="preserve">Motta, L.M., and Quental, T.B. (2025). New aspects of the asymmetry of the great american biotic interchange based on an analysis of the spatial and temporal structure of immigrant taxa at local scale. Palaeogeography, Palaeoclimatology, Palaeoecology</w:t>
       </w:r>
       <w:r>
         <w:t xml:space="preserve"> </w:t>
@@ -5667,6 +5980,52 @@
           <w:i/>
           <w:iCs/>
         </w:rPr>
+        <w:t xml:space="preserve">668</w:t>
+      </w:r>
+      <w:r>
+        <w:t xml:space="preserve">, 112905.</w:t>
+      </w:r>
+      <w:r>
+        <w:t xml:space="preserve"> </w:t>
+      </w:r>
+      <w:hyperlink r:id="rId131">
+        <w:r>
+          <w:rPr>
+            <w:rStyle w:val="Hyperlink"/>
+          </w:rPr>
+          <w:t xml:space="preserve">https://doi.org/10.1016/j.palaeo.2025.112905</w:t>
+        </w:r>
+      </w:hyperlink>
+      <w:r>
+        <w:t xml:space="preserve">.</w:t>
+      </w:r>
+    </w:p>
+    <w:bookmarkEnd w:id="132"/>
+    <w:bookmarkStart w:id="134" w:name="ref-haffer1969"/>
+    <w:p>
+      <w:pPr>
+        <w:pStyle w:val="Bibliography"/>
+      </w:pPr>
+      <w:r>
+        <w:t xml:space="preserve">51.</w:t>
+      </w:r>
+      <w:r>
+        <w:t xml:space="preserve"> </w:t>
+      </w:r>
+      <w:r>
+        <w:t xml:space="preserve">	</w:t>
+      </w:r>
+      <w:r>
+        <w:t xml:space="preserve">Haffer, J. (1969). Speciation in amazonian forest birds. Science</w:t>
+      </w:r>
+      <w:r>
+        <w:t xml:space="preserve"> </w:t>
+      </w:r>
+      <w:r>
+        <w:rPr>
+          <w:i/>
+          <w:iCs/>
+        </w:rPr>
         <w:t xml:space="preserve">165</w:t>
       </w:r>
       <w:r>
@@ -5675,7 +6034,7 @@
       <w:r>
         <w:t xml:space="preserve"> </w:t>
       </w:r>
-      <w:hyperlink r:id="rId127">
+      <w:hyperlink r:id="rId133">
         <w:r>
           <w:rPr>
             <w:rStyle w:val="Hyperlink"/>
@@ -5687,14 +6046,14 @@
         <w:t xml:space="preserve">.</w:t>
       </w:r>
     </w:p>
-    <w:bookmarkEnd w:id="128"/>
-    <w:bookmarkStart w:id="130" w:name="ref-cruz2025"/>
+    <w:bookmarkEnd w:id="134"/>
+    <w:bookmarkStart w:id="136" w:name="ref-ugarte2025"/>
     <w:p>
       <w:pPr>
         <w:pStyle w:val="Bibliography"/>
       </w:pPr>
       <w:r>
-        <w:t xml:space="preserve">49.</w:t>
+        <w:t xml:space="preserve">52.</w:t>
       </w:r>
       <w:r>
         <w:t xml:space="preserve"> </w:t>
@@ -5703,7 +6062,7 @@
         <w:t xml:space="preserve">	</w:t>
       </w:r>
       <w:r>
-        <w:t xml:space="preserve">Cruz, E.N.S., Faurby, S., and Sawaya, R.J. (2025). Did the climate changes cause the extinction of the Late Pleistocene gomphotheres in South America? Zoologia (Curitiba)</w:t>
+        <w:t xml:space="preserve">Ugarte, P.D. de S., Nascimento, J.C.S., and Pires, M.M. (2025). Spatiotemporal variability in the south american mammalian fossil record and its impact on macroevolutionary inference. Frontiers in Mammal Science</w:t>
       </w:r>
       <w:r>
         <w:t xml:space="preserve"> </w:t>
@@ -5713,12 +6072,58 @@
           <w:i/>
           <w:iCs/>
         </w:rPr>
+        <w:t xml:space="preserve">3</w:t>
+      </w:r>
+      <w:r>
+        <w:t xml:space="preserve">.</w:t>
+      </w:r>
+      <w:r>
+        <w:t xml:space="preserve"> </w:t>
+      </w:r>
+      <w:hyperlink r:id="rId135">
+        <w:r>
+          <w:rPr>
+            <w:rStyle w:val="Hyperlink"/>
+          </w:rPr>
+          <w:t xml:space="preserve">https://doi.org/10.3389/fmamm.2024.1518039</w:t>
+        </w:r>
+      </w:hyperlink>
+      <w:r>
+        <w:t xml:space="preserve">.</w:t>
+      </w:r>
+    </w:p>
+    <w:bookmarkEnd w:id="136"/>
+    <w:bookmarkStart w:id="138" w:name="ref-cruz2025"/>
+    <w:p>
+      <w:pPr>
+        <w:pStyle w:val="Bibliography"/>
+      </w:pPr>
+      <w:r>
+        <w:t xml:space="preserve">53.</w:t>
+      </w:r>
+      <w:r>
+        <w:t xml:space="preserve"> </w:t>
+      </w:r>
+      <w:r>
+        <w:t xml:space="preserve">	</w:t>
+      </w:r>
+      <w:r>
+        <w:t xml:space="preserve">Cruz, E.N.S., Faurby, S., and Sawaya, R.J. (2025). Did the climate changes cause the extinction of the Late Pleistocene gomphotheres in South America? Zoologia (Curitiba)</w:t>
+      </w:r>
+      <w:r>
+        <w:t xml:space="preserve"> </w:t>
+      </w:r>
+      <w:r>
+        <w:rPr>
+          <w:i/>
+          <w:iCs/>
+        </w:rPr>
         <w:t xml:space="preserve">42</w:t>
       </w:r>
       <w:r>
         <w:t xml:space="preserve">, e24051. https://doi.org/</w:t>
       </w:r>
-      <w:hyperlink r:id="rId129">
+      <w:hyperlink r:id="rId137">
         <w:r>
           <w:rPr>
             <w:rStyle w:val="Hyperlink"/>
@@ -5730,14 +6135,14 @@
         <w:t xml:space="preserve">.</w:t>
       </w:r>
     </w:p>
-    <w:bookmarkEnd w:id="130"/>
-    <w:bookmarkStart w:id="132" w:name="ref-pino2022"/>
+    <w:bookmarkEnd w:id="138"/>
+    <w:bookmarkStart w:id="140" w:name="ref-morgan1993"/>
     <w:p>
       <w:pPr>
         <w:pStyle w:val="Bibliography"/>
       </w:pPr>
       <w:r>
-        <w:t xml:space="preserve">50.</w:t>
+        <w:t xml:space="preserve">54.</w:t>
       </w:r>
       <w:r>
         <w:t xml:space="preserve"> </w:t>
@@ -5746,7 +6151,52 @@
         <w:t xml:space="preserve">	</w:t>
       </w:r>
       <w:r>
-        <w:t xml:space="preserve">Pino, K., Vallejos-Garrido, P., Espinoza-Aravena, N., Cooper, R.B., Silvestro, D., Hernández, C.E., and Rodríguez-Serrano, E. (2022). Regional landscape change triggered by andean uplift: The extinction of sparassodonta (mammalia, metatheria) in south america. Global and Planetary Change</w:t>
+        <w:t xml:space="preserve">Morgan, G.S. (1993). Quaternary land vertebrates of jamaica. In, R. M. Wright and E. Robinson, eds. (Geological Society of America), p. 0.</w:t>
+      </w:r>
+      <w:r>
+        <w:t xml:space="preserve"> </w:t>
+      </w:r>
+      <w:hyperlink r:id="rId139">
+        <w:r>
+          <w:rPr>
+            <w:rStyle w:val="Hyperlink"/>
+          </w:rPr>
+          <w:t xml:space="preserve">https://doi.org/10.1130/MEM182-p417</w:t>
+        </w:r>
+      </w:hyperlink>
+      <w:r>
+        <w:t xml:space="preserve">.</w:t>
+      </w:r>
+    </w:p>
+    <w:bookmarkEnd w:id="140"/>
+    <w:bookmarkStart w:id="142" w:name="ref-ali2021b"/>
+    <w:p>
+      <w:pPr>
+        <w:pStyle w:val="Bibliography"/>
+      </w:pPr>
+      <w:r>
+        <w:t xml:space="preserve">55.</w:t>
+      </w:r>
+      <w:r>
+        <w:t xml:space="preserve"> </w:t>
+      </w:r>
+      <w:r>
+        <w:t xml:space="preserve">	</w:t>
+      </w:r>
+      <w:r>
+        <w:t xml:space="preserve">Ali, J.R., and Hedges, S.B. (2021). Colonizing the caribbean: New geological data and an updated land-vertebrate colonization record challenge the</w:t>
+      </w:r>
+      <w:r>
+        <w:t xml:space="preserve"> </w:t>
+      </w:r>
+      <w:r>
+        <w:t xml:space="preserve">GAARlandia</w:t>
+      </w:r>
+      <w:r>
+        <w:t xml:space="preserve"> </w:t>
+      </w:r>
+      <w:r>
+        <w:t xml:space="preserve">land-bridge hypothesis. Journal of Biogeography</w:t>
       </w:r>
       <w:r>
         <w:t xml:space="preserve"> </w:t>
@@ -5756,6 +6206,144 @@
           <w:i/>
           <w:iCs/>
         </w:rPr>
+        <w:t xml:space="preserve">48</w:t>
+      </w:r>
+      <w:r>
+        <w:t xml:space="preserve">, 2699–2707.</w:t>
+      </w:r>
+      <w:r>
+        <w:t xml:space="preserve"> </w:t>
+      </w:r>
+      <w:hyperlink r:id="rId141">
+        <w:r>
+          <w:rPr>
+            <w:rStyle w:val="Hyperlink"/>
+          </w:rPr>
+          <w:t xml:space="preserve">https://doi.org/10.1111/jbi.14234</w:t>
+        </w:r>
+      </w:hyperlink>
+      <w:r>
+        <w:t xml:space="preserve">.</w:t>
+      </w:r>
+    </w:p>
+    <w:bookmarkEnd w:id="142"/>
+    <w:bookmarkStart w:id="144" w:name="ref-cornée2021"/>
+    <w:p>
+      <w:pPr>
+        <w:pStyle w:val="Bibliography"/>
+      </w:pPr>
+      <w:r>
+        <w:t xml:space="preserve">56.</w:t>
+      </w:r>
+      <w:r>
+        <w:t xml:space="preserve"> </w:t>
+      </w:r>
+      <w:r>
+        <w:t xml:space="preserve">	</w:t>
+      </w:r>
+      <w:r>
+        <w:t xml:space="preserve">Cornée, J.-J., Münch, P., Philippon, M., BouDagher-Fadel, M., Quillévéré, F., Melinte-Dobrinescu, M., Lebrun, J.-F., Gay, A., Meyer, S., Montheil, L., et al. (2021). Lost islands in the northern lesser antilles: Possible milestones in the cenozoic dispersal of terrestrial organisms between south-america and the greater antilles. Earth-Science Reviews</w:t>
+      </w:r>
+      <w:r>
+        <w:t xml:space="preserve"> </w:t>
+      </w:r>
+      <w:r>
+        <w:rPr>
+          <w:i/>
+          <w:iCs/>
+        </w:rPr>
+        <w:t xml:space="preserve">217</w:t>
+      </w:r>
+      <w:r>
+        <w:t xml:space="preserve">, 103617.</w:t>
+      </w:r>
+      <w:r>
+        <w:t xml:space="preserve"> </w:t>
+      </w:r>
+      <w:hyperlink r:id="rId143">
+        <w:r>
+          <w:rPr>
+            <w:rStyle w:val="Hyperlink"/>
+          </w:rPr>
+          <w:t xml:space="preserve">https://doi.org/10.1016/j.earscirev.2021.103617</w:t>
+        </w:r>
+      </w:hyperlink>
+      <w:r>
+        <w:t xml:space="preserve">.</w:t>
+      </w:r>
+    </w:p>
+    <w:bookmarkEnd w:id="144"/>
+    <w:bookmarkStart w:id="146" w:name="ref-warren2015"/>
+    <w:p>
+      <w:pPr>
+        <w:pStyle w:val="Bibliography"/>
+      </w:pPr>
+      <w:r>
+        <w:t xml:space="preserve">57.</w:t>
+      </w:r>
+      <w:r>
+        <w:t xml:space="preserve"> </w:t>
+      </w:r>
+      <w:r>
+        <w:t xml:space="preserve">	</w:t>
+      </w:r>
+      <w:r>
+        <w:t xml:space="preserve">Warren, B.H., Simberloff, D., Ricklefs, R.E., Aguilée, R., Condamine, F.L., Gravel, D., Morlon, H., Mouquet, N., Rosindell, J., Casquet, J., et al. (2015). Islands as model systems in ecology and evolution: prospects fifty years after MacArthur-Wilson. Ecology Letters</w:t>
+      </w:r>
+      <w:r>
+        <w:t xml:space="preserve"> </w:t>
+      </w:r>
+      <w:r>
+        <w:rPr>
+          <w:i/>
+          <w:iCs/>
+        </w:rPr>
+        <w:t xml:space="preserve">18</w:t>
+      </w:r>
+      <w:r>
+        <w:t xml:space="preserve">, 200–217.</w:t>
+      </w:r>
+      <w:r>
+        <w:t xml:space="preserve"> </w:t>
+      </w:r>
+      <w:hyperlink r:id="rId145">
+        <w:r>
+          <w:rPr>
+            <w:rStyle w:val="Hyperlink"/>
+          </w:rPr>
+          <w:t xml:space="preserve">https://doi.org/10.1111/ele.12398</w:t>
+        </w:r>
+      </w:hyperlink>
+      <w:r>
+        <w:t xml:space="preserve">.</w:t>
+      </w:r>
+    </w:p>
+    <w:bookmarkEnd w:id="146"/>
+    <w:bookmarkStart w:id="148" w:name="ref-pino2022"/>
+    <w:p>
+      <w:pPr>
+        <w:pStyle w:val="Bibliography"/>
+      </w:pPr>
+      <w:r>
+        <w:t xml:space="preserve">58.</w:t>
+      </w:r>
+      <w:r>
+        <w:t xml:space="preserve"> </w:t>
+      </w:r>
+      <w:r>
+        <w:t xml:space="preserve">	</w:t>
+      </w:r>
+      <w:r>
+        <w:t xml:space="preserve">Pino, K., Vallejos-Garrido, P., Espinoza-Aravena, N., Cooper, R.B., Silvestro, D., Hernández, C.E., and Rodríguez-Serrano, E. (2022). Regional landscape change triggered by andean uplift: The extinction of sparassodonta (mammalia, metatheria) in south america. Global and Planetary Change</w:t>
+      </w:r>
+      <w:r>
+        <w:t xml:space="preserve"> </w:t>
+      </w:r>
+      <w:r>
+        <w:rPr>
+          <w:i/>
+          <w:iCs/>
+        </w:rPr>
         <w:t xml:space="preserve">210</w:t>
       </w:r>
       <w:r>
@@ -5764,7 +6352,7 @@
       <w:r>
         <w:t xml:space="preserve"> </w:t>
       </w:r>
-      <w:hyperlink r:id="rId131">
+      <w:hyperlink r:id="rId147">
         <w:r>
           <w:rPr>
             <w:rStyle w:val="Hyperlink"/>
@@ -5776,14 +6364,14 @@
         <w:t xml:space="preserve">.</w:t>
       </w:r>
     </w:p>
-    <w:bookmarkEnd w:id="132"/>
-    <w:bookmarkStart w:id="134" w:name="ref-motta2025"/>
+    <w:bookmarkEnd w:id="148"/>
+    <w:bookmarkStart w:id="150" w:name="ref-gearty2023"/>
     <w:p>
       <w:pPr>
         <w:pStyle w:val="Bibliography"/>
       </w:pPr>
       <w:r>
-        <w:t xml:space="preserve">51.</w:t>
+        <w:t xml:space="preserve">59.</w:t>
       </w:r>
       <w:r>
         <w:t xml:space="preserve"> </w:t>
@@ -5792,241 +6380,12 @@
         <w:t xml:space="preserve">	</w:t>
       </w:r>
       <w:r>
-        <w:t xml:space="preserve">Motta, L.M., and Quental, T.B. (2025). New aspects of the asymmetry of the great american biotic interchange based on an analysis of the spatial and temporal structure of immigrant taxa at local scale. Palaeogeography, Palaeoclimatology, Palaeoecology</w:t>
-      </w:r>
-      <w:r>
-        <w:t xml:space="preserve"> </w:t>
-      </w:r>
-      <w:r>
-        <w:rPr>
-          <w:i/>
-          <w:iCs/>
-        </w:rPr>
-        <w:t xml:space="preserve">668</w:t>
-      </w:r>
-      <w:r>
-        <w:t xml:space="preserve">, 112905.</w:t>
-      </w:r>
-      <w:r>
-        <w:t xml:space="preserve"> </w:t>
-      </w:r>
-      <w:hyperlink r:id="rId133">
-        <w:r>
-          <w:rPr>
-            <w:rStyle w:val="Hyperlink"/>
-          </w:rPr>
-          <w:t xml:space="preserve">https://doi.org/10.1016/j.palaeo.2025.112905</w:t>
-        </w:r>
-      </w:hyperlink>
-      <w:r>
-        <w:t xml:space="preserve">.</w:t>
-      </w:r>
-    </w:p>
-    <w:bookmarkEnd w:id="134"/>
-    <w:bookmarkStart w:id="136" w:name="ref-morgan1993"/>
-    <w:p>
-      <w:pPr>
-        <w:pStyle w:val="Bibliography"/>
-      </w:pPr>
-      <w:r>
-        <w:t xml:space="preserve">52.</w:t>
-      </w:r>
-      <w:r>
-        <w:t xml:space="preserve"> </w:t>
-      </w:r>
-      <w:r>
-        <w:t xml:space="preserve">	</w:t>
-      </w:r>
-      <w:r>
-        <w:t xml:space="preserve">Morgan, G.S. (1993). Quaternary land vertebrates of jamaica. In, R. M. Wright and E. Robinson, eds. (Geological Society of America), p. 0.</w:t>
-      </w:r>
-      <w:r>
-        <w:t xml:space="preserve"> </w:t>
-      </w:r>
-      <w:hyperlink r:id="rId135">
-        <w:r>
-          <w:rPr>
-            <w:rStyle w:val="Hyperlink"/>
-          </w:rPr>
-          <w:t xml:space="preserve">https://doi.org/10.1130/MEM182-p417</w:t>
-        </w:r>
-      </w:hyperlink>
-      <w:r>
-        <w:t xml:space="preserve">.</w:t>
-      </w:r>
-    </w:p>
-    <w:bookmarkEnd w:id="136"/>
-    <w:bookmarkStart w:id="138" w:name="ref-ali2021b"/>
-    <w:p>
-      <w:pPr>
-        <w:pStyle w:val="Bibliography"/>
-      </w:pPr>
-      <w:r>
-        <w:t xml:space="preserve">53.</w:t>
-      </w:r>
-      <w:r>
-        <w:t xml:space="preserve"> </w:t>
-      </w:r>
-      <w:r>
-        <w:t xml:space="preserve">	</w:t>
-      </w:r>
-      <w:r>
-        <w:t xml:space="preserve">Ali, J.R., and Hedges, S.B. (2021). Colonizing the caribbean: New geological data and an updated land-vertebrate colonization record challenge the</w:t>
-      </w:r>
-      <w:r>
-        <w:t xml:space="preserve"> </w:t>
-      </w:r>
-      <w:r>
-        <w:t xml:space="preserve">GAARlandia</w:t>
-      </w:r>
-      <w:r>
-        <w:t xml:space="preserve"> </w:t>
-      </w:r>
-      <w:r>
-        <w:t xml:space="preserve">land-bridge hypothesis. Journal of Biogeography</w:t>
-      </w:r>
-      <w:r>
-        <w:t xml:space="preserve"> </w:t>
-      </w:r>
-      <w:r>
-        <w:rPr>
-          <w:i/>
-          <w:iCs/>
-        </w:rPr>
-        <w:t xml:space="preserve">48</w:t>
-      </w:r>
-      <w:r>
-        <w:t xml:space="preserve">, 2699–2707.</w:t>
-      </w:r>
-      <w:r>
-        <w:t xml:space="preserve"> </w:t>
-      </w:r>
-      <w:hyperlink r:id="rId137">
-        <w:r>
-          <w:rPr>
-            <w:rStyle w:val="Hyperlink"/>
-          </w:rPr>
-          <w:t xml:space="preserve">https://doi.org/10.1111/jbi.14234</w:t>
-        </w:r>
-      </w:hyperlink>
-      <w:r>
-        <w:t xml:space="preserve">.</w:t>
-      </w:r>
-    </w:p>
-    <w:bookmarkEnd w:id="138"/>
-    <w:bookmarkStart w:id="140" w:name="ref-cornée2021"/>
-    <w:p>
-      <w:pPr>
-        <w:pStyle w:val="Bibliography"/>
-      </w:pPr>
-      <w:r>
-        <w:t xml:space="preserve">54.</w:t>
-      </w:r>
-      <w:r>
-        <w:t xml:space="preserve"> </w:t>
-      </w:r>
-      <w:r>
-        <w:t xml:space="preserve">	</w:t>
-      </w:r>
-      <w:r>
-        <w:t xml:space="preserve">Cornée, J.-J., Münch, P., Philippon, M., BouDagher-Fadel, M., Quillévéré, F., Melinte-Dobrinescu, M., Lebrun, J.-F., Gay, A., Meyer, S., Montheil, L., et al. (2021). Lost islands in the northern lesser antilles: Possible milestones in the cenozoic dispersal of terrestrial organisms between south-america and the greater antilles. Earth-Science Reviews</w:t>
-      </w:r>
-      <w:r>
-        <w:t xml:space="preserve"> </w:t>
-      </w:r>
-      <w:r>
-        <w:rPr>
-          <w:i/>
-          <w:iCs/>
-        </w:rPr>
-        <w:t xml:space="preserve">217</w:t>
-      </w:r>
-      <w:r>
-        <w:t xml:space="preserve">, 103617.</w:t>
-      </w:r>
-      <w:r>
-        <w:t xml:space="preserve"> </w:t>
-      </w:r>
-      <w:hyperlink r:id="rId139">
-        <w:r>
-          <w:rPr>
-            <w:rStyle w:val="Hyperlink"/>
-          </w:rPr>
-          <w:t xml:space="preserve">https://doi.org/10.1016/j.earscirev.2021.103617</w:t>
-        </w:r>
-      </w:hyperlink>
-      <w:r>
-        <w:t xml:space="preserve">.</w:t>
-      </w:r>
-    </w:p>
-    <w:bookmarkEnd w:id="140"/>
-    <w:bookmarkStart w:id="142" w:name="ref-warren2015"/>
-    <w:p>
-      <w:pPr>
-        <w:pStyle w:val="Bibliography"/>
-      </w:pPr>
-      <w:r>
-        <w:t xml:space="preserve">55.</w:t>
-      </w:r>
-      <w:r>
-        <w:t xml:space="preserve"> </w:t>
-      </w:r>
-      <w:r>
-        <w:t xml:space="preserve">	</w:t>
-      </w:r>
-      <w:r>
-        <w:t xml:space="preserve">Warren, B.H., Simberloff, D., Ricklefs, R.E., Aguilée, R., Condamine, F.L., Gravel, D., Morlon, H., Mouquet, N., Rosindell, J., Casquet, J., et al. (2015). Islands as model systems in ecology and evolution: prospects fifty years after MacArthur-Wilson. Ecology Letters</w:t>
-      </w:r>
-      <w:r>
-        <w:t xml:space="preserve"> </w:t>
-      </w:r>
-      <w:r>
-        <w:rPr>
-          <w:i/>
-          <w:iCs/>
-        </w:rPr>
-        <w:t xml:space="preserve">18</w:t>
-      </w:r>
-      <w:r>
-        <w:t xml:space="preserve">, 200–217.</w:t>
-      </w:r>
-      <w:r>
-        <w:t xml:space="preserve"> </w:t>
-      </w:r>
-      <w:hyperlink r:id="rId141">
-        <w:r>
-          <w:rPr>
-            <w:rStyle w:val="Hyperlink"/>
-          </w:rPr>
-          <w:t xml:space="preserve">https://doi.org/10.1111/ele.12398</w:t>
-        </w:r>
-      </w:hyperlink>
-      <w:r>
-        <w:t xml:space="preserve">.</w:t>
-      </w:r>
-    </w:p>
-    <w:bookmarkEnd w:id="142"/>
-    <w:bookmarkStart w:id="144" w:name="ref-gearty2023"/>
-    <w:p>
-      <w:pPr>
-        <w:pStyle w:val="Bibliography"/>
-      </w:pPr>
-      <w:r>
-        <w:t xml:space="preserve">56.</w:t>
-      </w:r>
-      <w:r>
-        <w:t xml:space="preserve"> </w:t>
-      </w:r>
-      <w:r>
-        <w:t xml:space="preserve">	</w:t>
-      </w:r>
-      <w:r>
         <w:t xml:space="preserve">Gearty, W. (2023).</w:t>
       </w:r>
       <w:r>
         <w:t xml:space="preserve"> </w:t>
       </w:r>
-      <w:hyperlink r:id="rId143">
+      <w:hyperlink r:id="rId149">
         <w:r>
           <w:rPr>
             <w:rStyle w:val="Hyperlink"/>
@@ -6035,10 +6394,10 @@
         </w:r>
       </w:hyperlink>
     </w:p>
-    <w:bookmarkEnd w:id="144"/>
-    <w:bookmarkEnd w:id="145"/>
-    <w:bookmarkEnd w:id="146"/>
-    <w:bookmarkStart w:id="163" w:name="figures"/>
+    <w:bookmarkEnd w:id="150"/>
+    <w:bookmarkEnd w:id="151"/>
+    <w:bookmarkEnd w:id="152"/>
+    <w:bookmarkStart w:id="169" w:name="figures"/>
     <w:p>
       <w:pPr>
         <w:pStyle w:val="Heading1"/>
@@ -6060,7 +6419,7 @@
       <w:tr>
         <w:tc>
           <w:tcPr/>
-          <w:bookmarkStart w:id="150" w:name="fig-framework"/>
+          <w:bookmarkStart w:id="156" w:name="fig-framework"/>
           <w:p>
             <w:pPr>
               <w:pStyle w:val="Compact"/>
@@ -6071,18 +6430,18 @@
                 <wp:inline>
                   <wp:extent cx="3959999" cy="3959999"/>
                   <wp:effectExtent b="0" l="0" r="0" t="0"/>
-                  <wp:docPr descr="" title="" id="148" name="Picture"/>
+                  <wp:docPr descr="" title="" id="154" name="Picture"/>
                   <a:graphic>
                     <a:graphicData uri="http://schemas.openxmlformats.org/drawingml/2006/picture">
                       <pic:pic>
                         <pic:nvPicPr>
-                          <pic:cNvPr descr="../Figures/MS/Main/Figure_framework/Figure_framework.png" id="149" name="Picture"/>
+                          <pic:cNvPr descr="../Figures/MS/Main/Figure_framework/Figure_framework.png" id="155" name="Picture"/>
                           <pic:cNvPicPr>
                             <a:picLocks noChangeArrowheads="1" noChangeAspect="1"/>
                           </pic:cNvPicPr>
                         </pic:nvPicPr>
                         <pic:blipFill>
-                          <a:blip r:embed="rId147"/>
+                          <a:blip r:embed="rId153"/>
                           <a:stretch>
                             <a:fillRect/>
                           </a:stretch>
@@ -6146,13 +6505,13 @@
               <w:rPr>
                 <w:vertAlign w:val="superscript"/>
               </w:rPr>
-              <w:t xml:space="preserve">56</w:t>
+              <w:t xml:space="preserve">59</w:t>
             </w:r>
             <w:r>
               <w:t xml:space="preserve">. The empirically-derived asymmetry of the transcontinental land mammal exchange is represented by the thickness of the two arrows, the thicker the arrow, the more intense the exchange.</w:t>
             </w:r>
           </w:p>
-          <w:bookmarkEnd w:id="150"/>
+          <w:bookmarkEnd w:id="156"/>
         </w:tc>
       </w:tr>
     </w:tbl>
@@ -6169,7 +6528,7 @@
       <w:tr>
         <w:tc>
           <w:tcPr/>
-          <w:bookmarkStart w:id="154" w:name="fig-propsuccess"/>
+          <w:bookmarkStart w:id="160" w:name="fig-propsuccess"/>
           <w:p>
             <w:pPr>
               <w:pStyle w:val="Compact"/>
@@ -6180,18 +6539,18 @@
                 <wp:inline>
                   <wp:extent cx="3599999" cy="3779999"/>
                   <wp:effectExtent b="0" l="0" r="0" t="0"/>
-                  <wp:docPr descr="" title="" id="152" name="Picture"/>
+                  <wp:docPr descr="" title="" id="158" name="Picture"/>
                   <a:graphic>
                     <a:graphicData uri="http://schemas.openxmlformats.org/drawingml/2006/picture">
                       <pic:pic>
                         <pic:nvPicPr>
-                          <pic:cNvPr descr="../Figures/MS/Main/Figure_PropSuccess/Figure_PropSuccess.png" id="153" name="Picture"/>
+                          <pic:cNvPr descr="../Figures/MS/Main/Figure_PropSuccess/Figure_PropSuccess.png" id="159" name="Picture"/>
                           <pic:cNvPicPr>
                             <a:picLocks noChangeArrowheads="1" noChangeAspect="1"/>
                           </pic:cNvPicPr>
                         </pic:nvPicPr>
                         <pic:blipFill>
-                          <a:blip r:embed="rId151"/>
+                          <a:blip r:embed="rId157"/>
                           <a:stretch>
                             <a:fillRect/>
                           </a:stretch>
@@ -6292,7 +6651,7 @@
               <w:t xml:space="preserve">). Each individual plot shows the outcome of simulations starting in North (red) and South (cyan) America. Dots represent mean proportion estimates and error bars show their associated Binomial-derived 95% confidence interval.</w:t>
             </w:r>
           </w:p>
-          <w:bookmarkEnd w:id="154"/>
+          <w:bookmarkEnd w:id="160"/>
         </w:tc>
       </w:tr>
     </w:tbl>
@@ -6309,7 +6668,7 @@
       <w:tr>
         <w:tc>
           <w:tcPr/>
-          <w:bookmarkStart w:id="158" w:name="fig-metrics"/>
+          <w:bookmarkStart w:id="164" w:name="fig-metrics"/>
           <w:p>
             <w:pPr>
               <w:pStyle w:val="Compact"/>
@@ -6320,18 +6679,18 @@
                 <wp:inline>
                   <wp:extent cx="5039999" cy="4319999"/>
                   <wp:effectExtent b="0" l="0" r="0" t="0"/>
-                  <wp:docPr descr="" title="" id="156" name="Picture"/>
+                  <wp:docPr descr="" title="" id="162" name="Picture"/>
                   <a:graphic>
                     <a:graphicData uri="http://schemas.openxmlformats.org/drawingml/2006/picture">
                       <pic:pic>
                         <pic:nvPicPr>
-                          <pic:cNvPr descr="../Figures/MS/Main/Figure_metrics/Figure_metrics.png" id="157" name="Picture"/>
+                          <pic:cNvPr descr="../Figures/MS/Main/Figure_metrics/Figure_metrics.png" id="163" name="Picture"/>
                           <pic:cNvPicPr>
                             <a:picLocks noChangeArrowheads="1" noChangeAspect="1"/>
                           </pic:cNvPicPr>
                         </pic:nvPicPr>
                         <pic:blipFill>
-                          <a:blip r:embed="rId155"/>
+                          <a:blip r:embed="rId161"/>
                           <a:stretch>
                             <a:fillRect/>
                           </a:stretch>
@@ -6482,7 +6841,7 @@
               <w:t xml:space="preserve">., successfully reaching the continent where it did not originate. Mean estimates and their associated Student-derived 95% confidence interval are displayed over their distribution.</w:t>
             </w:r>
           </w:p>
-          <w:bookmarkEnd w:id="158"/>
+          <w:bookmarkEnd w:id="164"/>
         </w:tc>
       </w:tr>
     </w:tbl>
@@ -6499,7 +6858,7 @@
       <w:tr>
         <w:tc>
           <w:tcPr/>
-          <w:bookmarkStart w:id="162" w:name="fig-biome"/>
+          <w:bookmarkStart w:id="168" w:name="fig-biome"/>
           <w:p>
             <w:pPr>
               <w:pStyle w:val="Compact"/>
@@ -6510,18 +6869,18 @@
                 <wp:inline>
                   <wp:extent cx="5399999" cy="5399999"/>
                   <wp:effectExtent b="0" l="0" r="0" t="0"/>
-                  <wp:docPr descr="" title="" id="160" name="Picture"/>
+                  <wp:docPr descr="" title="" id="166" name="Picture"/>
                   <a:graphic>
                     <a:graphicData uri="http://schemas.openxmlformats.org/drawingml/2006/picture">
                       <pic:pic>
                         <pic:nvPicPr>
-                          <pic:cNvPr descr="../Figures/MS/Main/Figure_biomes/Figure_biomes.png" id="161" name="Picture"/>
+                          <pic:cNvPr descr="../Figures/MS/Main/Figure_biomes/Figure_biomes.png" id="167" name="Picture"/>
                           <pic:cNvPicPr>
                             <a:picLocks noChangeArrowheads="1" noChangeAspect="1"/>
                           </pic:cNvPicPr>
                         </pic:nvPicPr>
                         <pic:blipFill>
-                          <a:blip r:embed="rId159"/>
+                          <a:blip r:embed="rId165"/>
                           <a:stretch>
                             <a:fillRect/>
                           </a:stretch>
@@ -6632,11 +6991,11 @@
               <w:t xml:space="preserve">Proportion of successful simulations based on the biome where ancestral species originates, for each modelled scenario-ancestral continent combination. This proportion is expressed as the ratio between the number of successful simulations and the total number of simulations starting from a given biome. Coloured dots and error bars respectively show proportion estimates and their associated Binomial-derived 95% confidence intervals.</w:t>
             </w:r>
           </w:p>
-          <w:bookmarkEnd w:id="162"/>
+          <w:bookmarkEnd w:id="168"/>
         </w:tc>
       </w:tr>
     </w:tbl>
-    <w:bookmarkEnd w:id="163"/>
+    <w:bookmarkEnd w:id="169"/>
     <w:sectPr>
       <w:type w:val="nextPage"/>
       <w:pgSz w:h="15840" w:w="12240"/>

--- a/Manuscript/GABI_palaeo_constraints.docx
+++ b/Manuscript/GABI_palaeo_constraints.docx
@@ -215,13 +215,13 @@
         <w:pStyle w:val="FirstParagraph"/>
       </w:pPr>
       <w:r>
-        <w:t xml:space="preserve">The Great American Biotic Interchange (GABI) refers to the large-scale faunal exchange – mostly affecting land mammals – that occurred between the Americas, favoured by the closure of the isthmus of Panama</w:t>
+        <w:t xml:space="preserve">The Great American Biotic Interchange (GABI) refers to the large-scale biotic exchange that occurred between the Americas after the closure of the isthmus of Panama</w:t>
       </w:r>
       <w:r>
         <w:rPr>
           <w:vertAlign w:val="superscript"/>
         </w:rPr>
-        <w:t xml:space="preserve">1</w:t>
+        <w:t xml:space="preserve">1–3</w:t>
       </w:r>
       <w:r>
         <w:t xml:space="preserve">. Though the exact timing of the appearance of such a landbridge is not entirely resolved</w:t>
@@ -230,34 +230,34 @@
         <w:rPr>
           <w:vertAlign w:val="superscript"/>
         </w:rPr>
-        <w:t xml:space="preserve">2–5</w:t>
-      </w:r>
-      <w:r>
-        <w:t xml:space="preserve">, palaeontological evidence and molecular phylogenies both agree with a late Miocene onset of land mammal exchange between the Americas</w:t>
+        <w:t xml:space="preserve">4–7</w:t>
+      </w:r>
+      <w:r>
+        <w:t xml:space="preserve">, palaeontological evidence and molecular phylogenies both agree with a late Miocene onset of (non-volant) faunal exchange between the Americas</w:t>
       </w:r>
       <w:r>
         <w:rPr>
           <w:vertAlign w:val="superscript"/>
         </w:rPr>
-        <w:t xml:space="preserve">6–8</w:t>
-      </w:r>
-      <w:r>
-        <w:t xml:space="preserve">, with effective pulses of mammal crossings occurring during the Plio-Pleistocene</w:t>
+        <w:t xml:space="preserve">8–10</w:t>
+      </w:r>
+      <w:r>
+        <w:t xml:space="preserve">, with effective exchange pulses occurring during the Plio-Pleistocene</w:t>
       </w:r>
       <w:r>
         <w:rPr>
           <w:vertAlign w:val="superscript"/>
         </w:rPr>
-        <w:t xml:space="preserve">1,9–11</w:t>
-      </w:r>
-      <w:r>
-        <w:t xml:space="preserve">. A puzzling feature of the GABI is that it impacted both continent’s mammalian faunas very differently. In fact, evidence from the fossil record indicates that the early phases of the GABI were marked by reciprocal exchanges between the Americas</w:t>
+        <w:t xml:space="preserve">2,11–13</w:t>
+      </w:r>
+      <w:r>
+        <w:t xml:space="preserve">. Among land mammals, a puzzling feature of the GABI is that it impacted both continent’s faunas very differently. In fact, evidence from the fossil record indicates that the early phases of the GABI were marked by reciprocal land mammal exchanges between the Americas</w:t>
       </w:r>
       <w:r>
         <w:rPr>
           <w:vertAlign w:val="superscript"/>
         </w:rPr>
-        <w:t xml:space="preserve">1,9,12</w:t>
+        <w:t xml:space="preserve">1,2,11</w:t>
       </w:r>
       <w:r>
         <w:t xml:space="preserve">. However, during the Quaternary, the ability of migrant lineages to maintain and diversify in the foreign continent became greater in South America</w:t>
@@ -266,7 +266,7 @@
         <w:rPr>
           <w:vertAlign w:val="superscript"/>
         </w:rPr>
-        <w:t xml:space="preserve">9</w:t>
+        <w:t xml:space="preserve">11</w:t>
       </w:r>
       <w:r>
         <w:t xml:space="preserve">, and many native South American mammal lineages concomitantly declined, some of which even going totally extinct</w:t>
@@ -275,7 +275,7 @@
         <w:rPr>
           <w:vertAlign w:val="superscript"/>
         </w:rPr>
-        <w:t xml:space="preserve">13–17</w:t>
+        <w:t xml:space="preserve">14–18</w:t>
       </w:r>
       <w:r>
         <w:t xml:space="preserve">. Hence, this intercontinental faunal exchange was asymmetric.</w:t>
@@ -292,7 +292,7 @@
         <w:rPr>
           <w:vertAlign w:val="superscript"/>
         </w:rPr>
-        <w:t xml:space="preserve">12,18,19</w:t>
+        <w:t xml:space="preserve">1,19,20</w:t>
       </w:r>
       <w:r>
         <w:t xml:space="preserve"> </w:t>
@@ -304,7 +304,7 @@
         <w:rPr>
           <w:vertAlign w:val="superscript"/>
         </w:rPr>
-        <w:t xml:space="preserve">12,20–22</w:t>
+        <w:t xml:space="preserve">1,21–23</w:t>
       </w:r>
       <w:r>
         <w:t xml:space="preserve">. However, their contribution to the asymmetry of the GABI has been increasingly called into question</w:t>
@@ -335,7 +335,7 @@
         <w:rPr>
           <w:vertAlign w:val="superscript"/>
         </w:rPr>
-        <w:t xml:space="preserve">., 23,24–26</w:t>
+        <w:t xml:space="preserve">., 24,25–28</w:t>
       </w:r>
       <w:r>
         <w:t xml:space="preserve">. On the other hand, several studies also proposed an implication of abiotic factors –</w:t>
@@ -405,7 +405,7 @@
         <w:rPr>
           <w:vertAlign w:val="superscript"/>
         </w:rPr>
-        <w:t xml:space="preserve">11,13,20,23,27,28</w:t>
+        <w:t xml:space="preserve">13,14,21,24,29,30</w:t>
       </w:r>
       <w:r>
         <w:t xml:space="preserve">. The prevailing view, proposed by Webb.</w:t>
@@ -414,7 +414,7 @@
         <w:rPr>
           <w:vertAlign w:val="superscript"/>
         </w:rPr>
-        <w:t xml:space="preserve">13</w:t>
+        <w:t xml:space="preserve">14</w:t>
       </w:r>
       <w:r>
         <w:t xml:space="preserve"> </w:t>
@@ -426,10 +426,10 @@
         <w:rPr>
           <w:vertAlign w:val="superscript"/>
         </w:rPr>
-        <w:t xml:space="preserve">23</w:t>
-      </w:r>
-      <w:r>
-        <w:t xml:space="preserve">, consists of relating pulses of transcontinental mammal exchanges with Pleistocene climatic oscillations, promoting the transition from tropical rainforest to savannah-like environments in Central America as climate cooled down. This climate-driven landscape opening would have in turn facilitated the dispersal of non-tropical taxa, fitter to these environments, in line with the migrant fossil record across both sides of the isthmus. These exchange pulses would have been periodically interrupted as climate warmed up, promoting the reverse transition to rainforest in the isthmian region (tropical</w:t>
+        <w:t xml:space="preserve">24</w:t>
+      </w:r>
+      <w:r>
+        <w:t xml:space="preserve">, consists of relating pulses of transcontinental mammal exchanges with Pleistocene climatic oscillations, promoting the transition from tropical rainforest to savannah-like environments in Central America as climate cooled down. This climate-driven landscape opening would have in turn facilitated the dispersal of non-tropical taxa, fitter to these environments, in line with the migrant fossil record across both sides of the isthmus. These exchange pulses would have been periodically interrupted as climate warmed up, promoting the reverse transition to rainforest in the isthmian region, with rainforests acting as a barrier for species dispersal (tropical</w:t>
       </w:r>
       <w:r>
         <w:t xml:space="preserve"> </w:t>
@@ -453,7 +453,7 @@
         <w:rPr>
           <w:vertAlign w:val="superscript"/>
         </w:rPr>
-        <w:t xml:space="preserve">9</w:t>
+        <w:t xml:space="preserve">11</w:t>
       </w:r>
       <w:r>
         <w:t xml:space="preserve">. However, so far, studies supporting this view have only been descriptive, tackling the issue from a pattern-oriented perspective driven by fossil data but, to our knowledge, never from a mechanistic process-oriented perspective.</w:t>
@@ -470,7 +470,7 @@
         <w:rPr>
           <w:vertAlign w:val="superscript"/>
         </w:rPr>
-        <w:t xml:space="preserve">29</w:t>
+        <w:t xml:space="preserve">31</w:t>
       </w:r>
       <w:r>
         <w:t xml:space="preserve">. By combining a landscape made up with palaeoenvironmental variables and a set of eco-evolutionary rules according to which virtual species are simulated, mechanistic eco-evolutionary models offer the unique opportunity to casually explore the way biodiversity patterns arise and are maintained through evolutionary times</w:t>
@@ -479,7 +479,7 @@
         <w:rPr>
           <w:vertAlign w:val="superscript"/>
         </w:rPr>
-        <w:t xml:space="preserve">30</w:t>
+        <w:t xml:space="preserve">32</w:t>
       </w:r>
       <w:r>
         <w:t xml:space="preserve">. Recently, this family of models has provided unprecedented insights into the underlying forces behind widely-recognised biodiversity patterns, such as the latitudinal biodiversity gradient</w:t>
@@ -488,7 +488,7 @@
         <w:rPr>
           <w:vertAlign w:val="superscript"/>
         </w:rPr>
-        <w:t xml:space="preserve">31,32</w:t>
+        <w:t xml:space="preserve">33,34</w:t>
       </w:r>
       <w:r>
         <w:t xml:space="preserve">, the diversity desequilibrium between tropical rainforests across the globe</w:t>
@@ -497,7 +497,7 @@
         <w:rPr>
           <w:vertAlign w:val="superscript"/>
         </w:rPr>
-        <w:t xml:space="preserve">33</w:t>
+        <w:t xml:space="preserve">35</w:t>
       </w:r>
       <w:r>
         <w:t xml:space="preserve">, the build-up of the unique biodiversity along the Wallace line</w:t>
@@ -506,7 +506,7 @@
         <w:rPr>
           <w:vertAlign w:val="superscript"/>
         </w:rPr>
-        <w:t xml:space="preserve">34</w:t>
+        <w:t xml:space="preserve">36</w:t>
       </w:r>
       <w:r>
         <w:t xml:space="preserve"> </w:t>
@@ -540,7 +540,7 @@
         <w:rPr>
           <w:vertAlign w:val="superscript"/>
         </w:rPr>
-        <w:t xml:space="preserve">., 35,36,37</w:t>
+        <w:t xml:space="preserve">., 37,38,39</w:t>
       </w:r>
       <w:r>
         <w:t xml:space="preserve">.</w:t>
@@ -589,7 +589,7 @@
         <w:rPr>
           <w:vertAlign w:val="superscript"/>
         </w:rPr>
-        <w:t xml:space="preserve">31</w:t>
+        <w:t xml:space="preserve">33</w:t>
       </w:r>
       <w:r>
         <w:t xml:space="preserve">, a mechanistic eco-evolutionary simulator, incorporating palaeoclimatic layers (annual temperature and precipitation) covering the last 5 million years generated by the PALEO-PGEM emulator</w:t>
@@ -598,7 +598,7 @@
         <w:rPr>
           <w:vertAlign w:val="superscript"/>
         </w:rPr>
-        <w:t xml:space="preserve">38,39</w:t>
+        <w:t xml:space="preserve">40,41</w:t>
       </w:r>
       <w:r>
         <w:t xml:space="preserve">. Each set of simulations tracked the radiation of a clade originating at a random location either in North or South America. Climate was the only ecological constraint limiting virtual species’ biogeography. We further compared the ability of virtual species to colonise the continent where they did not originate between the two initial conditions. For additional details, please refer to the</w:t>
@@ -1506,7 +1506,7 @@
         <w:rPr>
           <w:vertAlign w:val="superscript"/>
         </w:rPr>
-        <w:t xml:space="preserve">40</w:t>
+        <w:t xml:space="preserve">42</w:t>
       </w:r>
       <w:r>
         <w:t xml:space="preserve"> </w:t>
@@ -1518,7 +1518,7 @@
         <w:rPr>
           <w:vertAlign w:val="superscript"/>
         </w:rPr>
-        <w:t xml:space="preserve">41</w:t>
+        <w:t xml:space="preserve">43</w:t>
       </w:r>
       <w:r>
         <w:t xml:space="preserve">: Tropical, Arid, Temperate, Cold and Polar (</w:t>
@@ -2495,7 +2495,7 @@
         <w:rPr>
           <w:vertAlign w:val="superscript"/>
         </w:rPr>
-        <w:t xml:space="preserve">18</w:t>
+        <w:t xml:space="preserve">19</w:t>
       </w:r>
       <w:r>
         <w:t xml:space="preserve">, suggesting that filters other than climatic must have been at play to build this asymmetry.</w:t>
@@ -2506,21 +2506,13 @@
         <w:pStyle w:val="BodyText"/>
       </w:pPr>
       <w:r>
-        <w:t xml:space="preserve">Climate cooling associated to enhanced dispersal (FO 2024, 2025)</w:t>
-      </w:r>
-    </w:p>
-    <w:p>
-      <w:pPr>
-        <w:pStyle w:val="BodyText"/>
-      </w:pPr>
-      <w:r>
         <w:t xml:space="preserve">Seminal works primarily interpreted the empirically-derived asymmetry of the GABI through the lens of MacArthur &amp; Wilson’s equilibrium theory</w:t>
       </w:r>
       <w:r>
         <w:rPr>
           <w:vertAlign w:val="superscript"/>
         </w:rPr>
-        <w:t xml:space="preserve">42</w:t>
+        <w:t xml:space="preserve">44</w:t>
       </w:r>
       <w:r>
         <w:t xml:space="preserve">, but extrapolated to continents. This theory establishes that, on evolutionary timescales, diversity within a given area should tend towards an equilibrium value proportional to the size of this area. It therefore predicts the equilibrium diversity of North America to be larger than that of South America, given the differences in size between the two continents (</w:t>
@@ -2586,7 +2578,7 @@
         <w:rPr>
           <w:vertAlign w:val="superscript"/>
         </w:rPr>
-        <w:t xml:space="preserve">1</w:t>
+        <w:t xml:space="preserve">2</w:t>
       </w:r>
       <w:r>
         <w:t xml:space="preserve"> </w:t>
@@ -2598,7 +2590,7 @@
         <w:rPr>
           <w:vertAlign w:val="superscript"/>
         </w:rPr>
-        <w:t xml:space="preserve">34</w:t>
+        <w:t xml:space="preserve">36</w:t>
       </w:r>
       <w:r>
         <w:t xml:space="preserve">.</w:t>
@@ -2626,7 +2618,7 @@
         <w:rPr>
           <w:vertAlign w:val="superscript"/>
         </w:rPr>
-        <w:t xml:space="preserve">43,44</w:t>
+        <w:t xml:space="preserve">45,46</w:t>
       </w:r>
       <w:r>
         <w:t xml:space="preserve">.</w:t>
@@ -2643,7 +2635,7 @@
         <w:rPr>
           <w:vertAlign w:val="superscript"/>
         </w:rPr>
-        <w:t xml:space="preserve">1</w:t>
+        <w:t xml:space="preserve">2</w:t>
       </w:r>
       <w:r>
         <w:t xml:space="preserve">, it actually echoes inter-American exchange mechanisms proposed for other groups of vertebrates. For instance, the extant amphibian fauna of South America is almost entirely made up with endemic taxa. By contrast, North American frog fauna is composed of four families of southern origin, and only three of northern origin</w:t>
@@ -2652,7 +2644,7 @@
         <w:rPr>
           <w:vertAlign w:val="superscript"/>
         </w:rPr>
-        <w:t xml:space="preserve">45</w:t>
+        <w:t xml:space="preserve">47</w:t>
       </w:r>
       <w:r>
         <w:t xml:space="preserve">. Also, tropical North American ichtyofauna has long been recognised as mainly composed of groups that originated in South America and further dispersed to the North, although most likely multiple dispersal events occurred, some of which predating the closure of the isthmus</w:t>
@@ -2683,7 +2675,7 @@
         <w:rPr>
           <w:vertAlign w:val="superscript"/>
         </w:rPr>
-        <w:t xml:space="preserve">., 45,46,47</w:t>
+        <w:t xml:space="preserve">., 47,48,49</w:t>
       </w:r>
       <w:r>
         <w:t xml:space="preserve">. It should be noted that, due to the requirement for connected freshwater networks, the magnitude of the faunal admixture among freshwater fishes has been greatly limited compared to land groups. Next, despite the enhanced dispersal abilities suggested by the mode of locomotion of birds, phylogenetic evidence have shown a significant influence of the closure of the panamanian seaway in the rates of exchange between both continent’s avifaunas</w:t>
@@ -2692,27 +2684,19 @@
         <w:rPr>
           <w:vertAlign w:val="superscript"/>
         </w:rPr>
-        <w:t xml:space="preserve">48,49</w:t>
-      </w:r>
-      <w:r>
-        <w:t xml:space="preserve">. In particular, transcontinental exchanges occurred symmetrically among clades inhabting tropical regions, but interestingly, diversification of extra-tropical groups to tropical regions and further dispersal to the other landmass were strongly asymmetrical in favour of North American taxa</w:t>
+        <w:t xml:space="preserve">50,51</w:t>
+      </w:r>
+      <w:r>
+        <w:t xml:space="preserve">. In particular, transcontinental exchanges occurred symmetrically among clades inhabting tropical regions, but interestingly, diversification of extra-tropical groups to tropical regions and further dispersal to the other landmass was strongly asymmetrical in favour of North American taxa</w:t>
       </w:r>
       <w:r>
         <w:rPr>
           <w:vertAlign w:val="superscript"/>
         </w:rPr>
-        <w:t xml:space="preserve">47,49</w:t>
-      </w:r>
-      <w:r>
-        <w:t xml:space="preserve">. That being said, notable exceptions of South American groups that successfully diversified in North America (including within temperate regions) exist, such as hummingbirds.</w:t>
-      </w:r>
-    </w:p>
-    <w:p>
-      <w:pPr>
-        <w:pStyle w:val="BodyText"/>
-      </w:pPr>
-      <w:r>
-        <w:t xml:space="preserve">However, the lack of fossil record for these groups greatly hampers our understanding of the processes behind their biogeographical history.</w:t>
+        <w:t xml:space="preserve">49,51</w:t>
+      </w:r>
+      <w:r>
+        <w:t xml:space="preserve">. That being said, notable exceptions of South American groups that successfully diversified in North America (including within temperate regions) exist, such as hummingbirds. However, the lack of fossil record for these groups greatly hampers our understanding of the processes behind their biogeographical history.</w:t>
       </w:r>
     </w:p>
     <w:bookmarkEnd w:id="27"/>
@@ -2773,7 +2757,7 @@
         <w:rPr>
           <w:vertAlign w:val="superscript"/>
         </w:rPr>
-        <w:t xml:space="preserve">50</w:t>
+        <w:t xml:space="preserve">52</w:t>
       </w:r>
       <w:r>
         <w:t xml:space="preserve">.</w:t>
@@ -2860,7 +2844,7 @@
         <w:rPr>
           <w:vertAlign w:val="superscript"/>
         </w:rPr>
-        <w:t xml:space="preserve">13</w:t>
+        <w:t xml:space="preserve">14</w:t>
       </w:r>
     </w:p>
     <w:p>
@@ -2922,7 +2906,7 @@
         <w:rPr>
           <w:vertAlign w:val="superscript"/>
         </w:rPr>
-        <w:t xml:space="preserve">23</w:t>
+        <w:t xml:space="preserve">24</w:t>
       </w:r>
       <w:r>
         <w:t xml:space="preserve">. This prediction meets the</w:t>
@@ -2949,7 +2933,7 @@
         <w:rPr>
           <w:vertAlign w:val="superscript"/>
         </w:rPr>
-        <w:t xml:space="preserve">51</w:t>
+        <w:t xml:space="preserve">53</w:t>
       </w:r>
       <w:r>
         <w:t xml:space="preserve">. The latter hypothesis views the high diversity in the (Neo)tropics as a result of past climatic fragmentation of the tropical climatic region, generating discontinuities within populations of tropical specialists. In case of climatic disruption, tropical specialists would therefore follow the contraction-expansion of their habitat, in turn driving speciation by vicariance on evolutionary timescales</w:t>
@@ -2958,7 +2942,7 @@
         <w:rPr>
           <w:vertAlign w:val="superscript"/>
         </w:rPr>
-        <w:t xml:space="preserve">51</w:t>
+        <w:t xml:space="preserve">53</w:t>
       </w:r>
       <w:r>
         <w:t xml:space="preserve">. Here, our virtual experiments partially corroborate these historical predictions. Indeed, simulated tropical-adapted taxa of North American origin – coming from simulations starting in the North American tropical biome and of which climatic niche could not evolve, model</w:t>
@@ -3062,7 +3046,7 @@
         <w:rPr>
           <w:vertAlign w:val="superscript"/>
         </w:rPr>
-        <w:t xml:space="preserve">., 13</w:t>
+        <w:t xml:space="preserve">., 14</w:t>
       </w:r>
       <w:r>
         <w:t xml:space="preserve">, with the persistence of a tropical corridor in turn promoting the exchange of tropical specialists between both landmasses.</w:t>
@@ -3152,7 +3136,7 @@
         <w:rPr>
           <w:vertAlign w:val="superscript"/>
         </w:rPr>
-        <w:t xml:space="preserve">., 23</w:t>
+        <w:t xml:space="preserve">., 24</w:t>
       </w:r>
       <w:r>
         <w:t xml:space="preserve">. Among the most emblematic, we find equids, proboscids or camelids on the South American side; ground sloths, toxodontids or glyptodontids on the North American. The co-occurrence of distinct taxa in temporally well-delimited fossil assemblages lead palaeontologists to postulate that the GABI was in fact a succession of exchange pulses punctuated by phases of interruption, related to the climate-driven oscillations between savannah and rainforest in Central America</w:t>
@@ -3161,7 +3145,7 @@
         <w:rPr>
           <w:vertAlign w:val="superscript"/>
         </w:rPr>
-        <w:t xml:space="preserve">13</w:t>
+        <w:t xml:space="preserve">14</w:t>
       </w:r>
       <w:r>
         <w:t xml:space="preserve">. The majority of exchanged taxa therefore had ecologies suited to open habitats, and preferentially dispersed during cold and dry climate intervals</w:t>
@@ -3170,7 +3154,7 @@
         <w:rPr>
           <w:vertAlign w:val="superscript"/>
         </w:rPr>
-        <w:t xml:space="preserve">9</w:t>
+        <w:t xml:space="preserve">11</w:t>
       </w:r>
       <w:r>
         <w:t xml:space="preserve">. That being said, as mentioned by Weir</w:t>
@@ -3179,7 +3163,7 @@
         <w:rPr>
           <w:vertAlign w:val="superscript"/>
         </w:rPr>
-        <w:t xml:space="preserve">48</w:t>
+        <w:t xml:space="preserve">50</w:t>
       </w:r>
       <w:r>
         <w:t xml:space="preserve">, the mammal fossil record in the Americas is highly biased, with few occurrences coming from low-latitude tropical regions, which is particularly striking in the case of South America</w:t>
@@ -3210,7 +3194,7 @@
         <w:rPr>
           <w:vertAlign w:val="superscript"/>
         </w:rPr>
-        <w:t xml:space="preserve">., 52</w:t>
+        <w:t xml:space="preserve">., 54</w:t>
       </w:r>
       <w:r>
         <w:t xml:space="preserve">. Furthermore, evidence from extant taxa suggest tropical niche conservatism</w:t>
@@ -3247,7 +3231,7 @@
         <w:rPr>
           <w:vertAlign w:val="superscript"/>
         </w:rPr>
-        <w:t xml:space="preserve">9</w:t>
+        <w:t xml:space="preserve">11</w:t>
       </w:r>
       <w:r>
         <w:t xml:space="preserve"> </w:t>
@@ -3261,6 +3245,14 @@
         <w:pStyle w:val="BodyText"/>
       </w:pPr>
       <w:r>
+        <w:t xml:space="preserve">Climate cooling associated to enhanced dispersal (FO 2024, 2025)</w:t>
+      </w:r>
+    </w:p>
+    <w:p>
+      <w:pPr>
+        <w:pStyle w:val="BodyText"/>
+      </w:pPr>
+      <w:r>
         <w:t xml:space="preserve">Biome pattern (Figure S6) directly reflects the diffential amount of surface that each biome represents in the two continents.</w:t>
       </w:r>
     </w:p>
@@ -3275,7 +3267,7 @@
         <w:rPr>
           <w:vertAlign w:val="superscript"/>
         </w:rPr>
-        <w:t xml:space="preserve">34</w:t>
+        <w:t xml:space="preserve">36</w:t>
       </w:r>
       <w:r>
         <w:t xml:space="preserve">. Result of Figure 2C for</w:t>
@@ -3309,7 +3301,7 @@
         <w:rPr>
           <w:vertAlign w:val="superscript"/>
         </w:rPr>
-        <w:t xml:space="preserve">53</w:t>
+        <w:t xml:space="preserve">55</w:t>
       </w:r>
     </w:p>
     <w:bookmarkEnd w:id="29"/>
@@ -3339,7 +3331,7 @@
         <w:rPr>
           <w:vertAlign w:val="superscript"/>
         </w:rPr>
-        <w:t xml:space="preserve">48</w:t>
+        <w:t xml:space="preserve">50</w:t>
       </w:r>
       <w:r>
         <w:t xml:space="preserve"> </w:t>
@@ -3424,7 +3416,7 @@
         <w:rPr>
           <w:vertAlign w:val="superscript"/>
         </w:rPr>
-        <w:t xml:space="preserve">15</w:t>
+        <w:t xml:space="preserve">16</w:t>
       </w:r>
       <w:r>
         <w:t xml:space="preserve"> </w:t>
@@ -3465,7 +3457,7 @@
         <w:rPr>
           <w:vertAlign w:val="superscript"/>
         </w:rPr>
-        <w:t xml:space="preserve">1</w:t>
+        <w:t xml:space="preserve">2</w:t>
       </w:r>
       <w:r>
         <w:t xml:space="preserve">. Yet, the fossil record of the West Indies has provided evidence for faunal supply both from the South and the North American landmasses, in particular since the late Miocene</w:t>
@@ -3496,7 +3488,7 @@
         <w:rPr>
           <w:vertAlign w:val="superscript"/>
         </w:rPr>
-        <w:t xml:space="preserve">., 54,55</w:t>
+        <w:t xml:space="preserve">., 56,57</w:t>
       </w:r>
       <w:r>
         <w:t xml:space="preserve">. Although over-water dispersal has long been regarded as the prevailing mechanism</w:t>
@@ -3505,7 +3497,7 @@
         <w:rPr>
           <w:vertAlign w:val="superscript"/>
         </w:rPr>
-        <w:t xml:space="preserve">54</w:t>
+        <w:t xml:space="preserve">56</w:t>
       </w:r>
       <w:r>
         <w:t xml:space="preserve">, recent geological advances have providing evidence for (1) the emergence of land bridges connecting South America to Caribbean islands and (2) the formation of mega-islands – during Pleistocene glacial maximum episodes – several times since the Mio-Pliocene boundary</w:t>
@@ -3514,7 +3506,7 @@
         <w:rPr>
           <w:vertAlign w:val="superscript"/>
         </w:rPr>
-        <w:t xml:space="preserve">56</w:t>
+        <w:t xml:space="preserve">58</w:t>
       </w:r>
       <w:r>
         <w:t xml:space="preserve">. Hence, it would make sense to consider West Indies as an alternative dispersal pathway between the Americas. However, due to the idiosyncratic eco-evolutionary processes shaping insular systems</w:t>
@@ -3545,7 +3537,7 @@
         <w:rPr>
           <w:vertAlign w:val="superscript"/>
         </w:rPr>
-        <w:t xml:space="preserve">., 57</w:t>
+        <w:t xml:space="preserve">., 59</w:t>
       </w:r>
       <w:r>
         <w:t xml:space="preserve"> </w:t>
@@ -3731,7 +3723,7 @@
         <w:rPr>
           <w:vertAlign w:val="superscript"/>
         </w:rPr>
-        <w:t xml:space="preserve">16</w:t>
+        <w:t xml:space="preserve">17</w:t>
       </w:r>
       <w:r>
         <w:t xml:space="preserve"> </w:t>
@@ -3743,7 +3735,7 @@
         <w:rPr>
           <w:vertAlign w:val="superscript"/>
         </w:rPr>
-        <w:t xml:space="preserve">58</w:t>
+        <w:t xml:space="preserve">60</w:t>
       </w:r>
       <w:r>
         <w:t xml:space="preserve"> </w:t>
@@ -3755,7 +3747,7 @@
         <w:rPr>
           <w:vertAlign w:val="superscript"/>
         </w:rPr>
-        <w:t xml:space="preserve">18</w:t>
+        <w:t xml:space="preserve">19</w:t>
       </w:r>
       <w:r>
         <w:t xml:space="preserve">. Hypotheses invoking competition mostly relied on striking morphological convergences between the clades assumed to have competed –</w:t>
@@ -3787,7 +3779,7 @@
         <w:rPr>
           <w:vertAlign w:val="superscript"/>
         </w:rPr>
-        <w:t xml:space="preserve">19</w:t>
+        <w:t xml:space="preserve">20</w:t>
       </w:r>
       <w:r>
         <w:t xml:space="preserve">. Moreover, using phylogenetic regressions, Faurby et al.</w:t>
@@ -3796,7 +3788,7 @@
         <w:rPr>
           <w:vertAlign w:val="superscript"/>
         </w:rPr>
-        <w:t xml:space="preserve">21</w:t>
+        <w:t xml:space="preserve">22</w:t>
       </w:r>
       <w:r>
         <w:t xml:space="preserve"> </w:t>
@@ -3808,14 +3800,14 @@
         <w:rPr>
           <w:vertAlign w:val="superscript"/>
         </w:rPr>
-        <w:t xml:space="preserve">24,25</w:t>
+        <w:t xml:space="preserve">25,26</w:t>
       </w:r>
       <w:r>
         <w:t xml:space="preserve">. Incorporating biotic compounds in mechanistic frameworks such as the one we have implemented here would be a nice way-to-go for future studies tackling the asymmetry behind the GABI.</w:t>
       </w:r>
     </w:p>
     <w:bookmarkEnd w:id="36"/>
-    <w:bookmarkStart w:id="152" w:name="references"/>
+    <w:bookmarkStart w:id="155" w:name="references"/>
     <w:p>
       <w:pPr>
         <w:pStyle w:val="Heading1"/>
@@ -3824,8 +3816,8 @@
         <w:t xml:space="preserve">References</w:t>
       </w:r>
     </w:p>
-    <w:bookmarkStart w:id="151" w:name="refs"/>
-    <w:bookmarkStart w:id="38" w:name="ref-marshall1982"/>
+    <w:bookmarkStart w:id="154" w:name="refs"/>
+    <w:bookmarkStart w:id="38" w:name="ref-webb1976"/>
     <w:p>
       <w:pPr>
         <w:pStyle w:val="Bibliography"/>
@@ -3840,12 +3832,58 @@
         <w:t xml:space="preserve">	</w:t>
       </w:r>
       <w:r>
+        <w:t xml:space="preserve">Webb, S.D. (1976).</w:t>
+      </w:r>
+      <w:r>
+        <w:t xml:space="preserve"> </w:t>
+      </w:r>
+      <w:hyperlink r:id="rId37">
+        <w:r>
+          <w:rPr>
+            <w:rStyle w:val="Hyperlink"/>
+          </w:rPr>
+          <w:t xml:space="preserve">Mammalian faunal dynamics of the great american interchange</w:t>
+        </w:r>
+      </w:hyperlink>
+      <w:r>
+        <w:t xml:space="preserve">. Paleobiology</w:t>
+      </w:r>
+      <w:r>
+        <w:t xml:space="preserve"> </w:t>
+      </w:r>
+      <w:r>
+        <w:rPr>
+          <w:i/>
+          <w:iCs/>
+        </w:rPr>
+        <w:t xml:space="preserve">2</w:t>
+      </w:r>
+      <w:r>
+        <w:t xml:space="preserve">, 220–234.</w:t>
+      </w:r>
+    </w:p>
+    <w:bookmarkEnd w:id="38"/>
+    <w:bookmarkStart w:id="40" w:name="ref-marshall1982"/>
+    <w:p>
+      <w:pPr>
+        <w:pStyle w:val="Bibliography"/>
+      </w:pPr>
+      <w:r>
+        <w:t xml:space="preserve">2.</w:t>
+      </w:r>
+      <w:r>
+        <w:t xml:space="preserve"> </w:t>
+      </w:r>
+      <w:r>
+        <w:t xml:space="preserve">	</w:t>
+      </w:r>
+      <w:r>
         <w:t xml:space="preserve">Marshall, L.G., Webb, S.D., Sepkoski, J.J., and Raup, D.M. (1982).</w:t>
       </w:r>
       <w:r>
         <w:t xml:space="preserve"> </w:t>
       </w:r>
-      <w:hyperlink r:id="rId37">
+      <w:hyperlink r:id="rId39">
         <w:r>
           <w:rPr>
             <w:rStyle w:val="Hyperlink"/>
@@ -3870,14 +3908,56 @@
         <w:t xml:space="preserve">, 1351–1357.</w:t>
       </w:r>
     </w:p>
-    <w:bookmarkEnd w:id="38"/>
-    <w:bookmarkStart w:id="40" w:name="ref-montes2015"/>
+    <w:bookmarkEnd w:id="40"/>
+    <w:bookmarkStart w:id="42" w:name="ref-stehli_great_1985"/>
     <w:p>
       <w:pPr>
         <w:pStyle w:val="Bibliography"/>
       </w:pPr>
       <w:r>
-        <w:t xml:space="preserve">2.</w:t>
+        <w:t xml:space="preserve">3.</w:t>
+      </w:r>
+      <w:r>
+        <w:t xml:space="preserve"> </w:t>
+      </w:r>
+      <w:r>
+        <w:t xml:space="preserve">	</w:t>
+      </w:r>
+      <w:r>
+        <w:t xml:space="preserve">Stehli, F.G., and Webb, S.D. eds. (1985). The great american biotic interchange Plenum Press. (Springer</w:t>
+      </w:r>
+      <w:r>
+        <w:t xml:space="preserve"> </w:t>
+      </w:r>
+      <w:r>
+        <w:t xml:space="preserve">US</w:t>
+      </w:r>
+      <w:r>
+        <w:t xml:space="preserve">)</w:t>
+      </w:r>
+      <w:r>
+        <w:t xml:space="preserve"> </w:t>
+      </w:r>
+      <w:hyperlink r:id="rId41">
+        <w:r>
+          <w:rPr>
+            <w:rStyle w:val="Hyperlink"/>
+          </w:rPr>
+          <w:t xml:space="preserve">https://doi.org/10.1007/978-1-4684-9181-4</w:t>
+        </w:r>
+      </w:hyperlink>
+      <w:r>
+        <w:t xml:space="preserve">.</w:t>
+      </w:r>
+    </w:p>
+    <w:bookmarkEnd w:id="42"/>
+    <w:bookmarkStart w:id="44" w:name="ref-montes2015"/>
+    <w:p>
+      <w:pPr>
+        <w:pStyle w:val="Bibliography"/>
+      </w:pPr>
+      <w:r>
+        <w:t xml:space="preserve">4.</w:t>
       </w:r>
       <w:r>
         <w:t xml:space="preserve"> </w:t>
@@ -3904,7 +3984,7 @@
       <w:r>
         <w:t xml:space="preserve"> </w:t>
       </w:r>
-      <w:hyperlink r:id="rId39">
+      <w:hyperlink r:id="rId43">
         <w:r>
           <w:rPr>
             <w:rStyle w:val="Hyperlink"/>
@@ -3916,14 +3996,14 @@
         <w:t xml:space="preserve">.</w:t>
       </w:r>
     </w:p>
-    <w:bookmarkEnd w:id="40"/>
-    <w:bookmarkStart w:id="42" w:name="ref-jaramillo2018"/>
+    <w:bookmarkEnd w:id="44"/>
+    <w:bookmarkStart w:id="46" w:name="ref-jaramillo2018"/>
     <w:p>
       <w:pPr>
         <w:pStyle w:val="Bibliography"/>
       </w:pPr>
       <w:r>
-        <w:t xml:space="preserve">3.</w:t>
+        <w:t xml:space="preserve">5.</w:t>
       </w:r>
       <w:r>
         <w:t xml:space="preserve"> </w:t>
@@ -3937,7 +4017,7 @@
       <w:r>
         <w:t xml:space="preserve"> </w:t>
       </w:r>
-      <w:hyperlink r:id="rId41">
+      <w:hyperlink r:id="rId45">
         <w:r>
           <w:rPr>
             <w:rStyle w:val="Hyperlink"/>
@@ -3949,14 +4029,14 @@
         <w:t xml:space="preserve">. In (John Wiley &amp; Sons).</w:t>
       </w:r>
     </w:p>
-    <w:bookmarkEnd w:id="42"/>
-    <w:bookmarkStart w:id="44" w:name="ref-odea2016"/>
+    <w:bookmarkEnd w:id="46"/>
+    <w:bookmarkStart w:id="48" w:name="ref-odea2016"/>
     <w:p>
       <w:pPr>
         <w:pStyle w:val="Bibliography"/>
       </w:pPr>
       <w:r>
-        <w:t xml:space="preserve">4.</w:t>
+        <w:t xml:space="preserve">6.</w:t>
       </w:r>
       <w:r>
         <w:t xml:space="preserve"> </w:t>
@@ -3983,7 +4063,7 @@
       <w:r>
         <w:t xml:space="preserve"> </w:t>
       </w:r>
-      <w:hyperlink r:id="rId43">
+      <w:hyperlink r:id="rId47">
         <w:r>
           <w:rPr>
             <w:rStyle w:val="Hyperlink"/>
@@ -3995,14 +4075,14 @@
         <w:t xml:space="preserve">.</w:t>
       </w:r>
     </w:p>
-    <w:bookmarkEnd w:id="44"/>
-    <w:bookmarkStart w:id="46" w:name="ref-bourke2025"/>
+    <w:bookmarkEnd w:id="48"/>
+    <w:bookmarkStart w:id="50" w:name="ref-bourke2025"/>
     <w:p>
       <w:pPr>
         <w:pStyle w:val="Bibliography"/>
       </w:pPr>
       <w:r>
-        <w:t xml:space="preserve">5.</w:t>
+        <w:t xml:space="preserve">7.</w:t>
       </w:r>
       <w:r>
         <w:t xml:space="preserve"> </w:t>
@@ -4029,7 +4109,7 @@
       <w:r>
         <w:t xml:space="preserve"> </w:t>
       </w:r>
-      <w:hyperlink r:id="rId45">
+      <w:hyperlink r:id="rId49">
         <w:r>
           <w:rPr>
             <w:rStyle w:val="Hyperlink"/>
@@ -4041,14 +4121,14 @@
         <w:t xml:space="preserve">.</w:t>
       </w:r>
     </w:p>
-    <w:bookmarkEnd w:id="46"/>
-    <w:bookmarkStart w:id="48" w:name="ref-verzi2008"/>
+    <w:bookmarkEnd w:id="50"/>
+    <w:bookmarkStart w:id="52" w:name="ref-verzi2008"/>
     <w:p>
       <w:pPr>
         <w:pStyle w:val="Bibliography"/>
       </w:pPr>
       <w:r>
-        <w:t xml:space="preserve">6.</w:t>
+        <w:t xml:space="preserve">8.</w:t>
       </w:r>
       <w:r>
         <w:t xml:space="preserve"> </w:t>
@@ -4075,7 +4155,7 @@
       <w:r>
         <w:t xml:space="preserve"> </w:t>
       </w:r>
-      <w:hyperlink r:id="rId47">
+      <w:hyperlink r:id="rId51">
         <w:r>
           <w:rPr>
             <w:rStyle w:val="Hyperlink"/>
@@ -4087,14 +4167,14 @@
         <w:t xml:space="preserve">.</w:t>
       </w:r>
     </w:p>
-    <w:bookmarkEnd w:id="48"/>
-    <w:bookmarkStart w:id="50" w:name="ref-tedford2004"/>
+    <w:bookmarkEnd w:id="52"/>
+    <w:bookmarkStart w:id="54" w:name="ref-tedford2004"/>
     <w:p>
       <w:pPr>
         <w:pStyle w:val="Bibliography"/>
       </w:pPr>
       <w:r>
-        <w:t xml:space="preserve">7.</w:t>
+        <w:t xml:space="preserve">9.</w:t>
       </w:r>
       <w:r>
         <w:t xml:space="preserve"> </w:t>
@@ -4108,7 +4188,7 @@
       <w:r>
         <w:t xml:space="preserve"> </w:t>
       </w:r>
-      <w:hyperlink r:id="rId49">
+      <w:hyperlink r:id="rId53">
         <w:r>
           <w:rPr>
             <w:rStyle w:val="Hyperlink"/>
@@ -4120,14 +4200,14 @@
         <w:t xml:space="preserve">. In, M. O. Woodburne, ed. (Columbia University Press), pp. 169–231.</w:t>
       </w:r>
     </w:p>
-    <w:bookmarkEnd w:id="50"/>
-    <w:bookmarkStart w:id="52" w:name="ref-carrillo2015"/>
+    <w:bookmarkEnd w:id="54"/>
+    <w:bookmarkStart w:id="56" w:name="ref-carrillo2015"/>
     <w:p>
       <w:pPr>
         <w:pStyle w:val="Bibliography"/>
       </w:pPr>
       <w:r>
-        <w:t xml:space="preserve">8.</w:t>
+        <w:t xml:space="preserve">10.</w:t>
       </w:r>
       <w:r>
         <w:t xml:space="preserve"> </w:t>
@@ -4154,7 +4234,7 @@
       <w:r>
         <w:t xml:space="preserve"> </w:t>
       </w:r>
-      <w:hyperlink r:id="rId51">
+      <w:hyperlink r:id="rId55">
         <w:r>
           <w:rPr>
             <w:rStyle w:val="Hyperlink"/>
@@ -4166,14 +4246,14 @@
         <w:t xml:space="preserve">.</w:t>
       </w:r>
     </w:p>
-    <w:bookmarkEnd w:id="52"/>
-    <w:bookmarkStart w:id="54" w:name="ref-woodburne2010"/>
+    <w:bookmarkEnd w:id="56"/>
+    <w:bookmarkStart w:id="58" w:name="ref-woodburne2010"/>
     <w:p>
       <w:pPr>
         <w:pStyle w:val="Bibliography"/>
       </w:pPr>
       <w:r>
-        <w:t xml:space="preserve">9.</w:t>
+        <w:t xml:space="preserve">11.</w:t>
       </w:r>
       <w:r>
         <w:t xml:space="preserve"> </w:t>
@@ -4200,7 +4280,7 @@
       <w:r>
         <w:t xml:space="preserve"> </w:t>
       </w:r>
-      <w:hyperlink r:id="rId53">
+      <w:hyperlink r:id="rId57">
         <w:r>
           <w:rPr>
             <w:rStyle w:val="Hyperlink"/>
@@ -4212,14 +4292,14 @@
         <w:t xml:space="preserve">.</w:t>
       </w:r>
     </w:p>
-    <w:bookmarkEnd w:id="54"/>
-    <w:bookmarkStart w:id="56" w:name="ref-bacon2015"/>
+    <w:bookmarkEnd w:id="58"/>
+    <w:bookmarkStart w:id="60" w:name="ref-bacon2015"/>
     <w:p>
       <w:pPr>
         <w:pStyle w:val="Bibliography"/>
       </w:pPr>
       <w:r>
-        <w:t xml:space="preserve">10.</w:t>
+        <w:t xml:space="preserve">12.</w:t>
       </w:r>
       <w:r>
         <w:t xml:space="preserve"> </w:t>
@@ -4246,7 +4326,7 @@
       <w:r>
         <w:t xml:space="preserve"> </w:t>
       </w:r>
-      <w:hyperlink r:id="rId55">
+      <w:hyperlink r:id="rId59">
         <w:r>
           <w:rPr>
             <w:rStyle w:val="Hyperlink"/>
@@ -4258,14 +4338,14 @@
         <w:t xml:space="preserve">.</w:t>
       </w:r>
     </w:p>
-    <w:bookmarkEnd w:id="56"/>
-    <w:bookmarkStart w:id="58" w:name="ref-bacon2016"/>
+    <w:bookmarkEnd w:id="60"/>
+    <w:bookmarkStart w:id="62" w:name="ref-bacon2016"/>
     <w:p>
       <w:pPr>
         <w:pStyle w:val="Bibliography"/>
       </w:pPr>
       <w:r>
-        <w:t xml:space="preserve">11.</w:t>
+        <w:t xml:space="preserve">13.</w:t>
       </w:r>
       <w:r>
         <w:t xml:space="preserve"> </w:t>
@@ -4292,7 +4372,7 @@
       <w:r>
         <w:t xml:space="preserve"> </w:t>
       </w:r>
-      <w:hyperlink r:id="rId57">
+      <w:hyperlink r:id="rId61">
         <w:r>
           <w:rPr>
             <w:rStyle w:val="Hyperlink"/>
@@ -4304,14 +4384,14 @@
         <w:t xml:space="preserve">.</w:t>
       </w:r>
     </w:p>
-    <w:bookmarkEnd w:id="58"/>
-    <w:bookmarkStart w:id="60" w:name="ref-webb1976"/>
+    <w:bookmarkEnd w:id="62"/>
+    <w:bookmarkStart w:id="64" w:name="ref-webb1991"/>
     <w:p>
       <w:pPr>
         <w:pStyle w:val="Bibliography"/>
       </w:pPr>
       <w:r>
-        <w:t xml:space="preserve">12.</w:t>
+        <w:t xml:space="preserve">14.</w:t>
       </w:r>
       <w:r>
         <w:t xml:space="preserve"> </w:t>
@@ -4320,21 +4400,7 @@
         <w:t xml:space="preserve">	</w:t>
       </w:r>
       <w:r>
-        <w:t xml:space="preserve">Webb, S.D. (1976).</w:t>
-      </w:r>
-      <w:r>
-        <w:t xml:space="preserve"> </w:t>
-      </w:r>
-      <w:hyperlink r:id="rId59">
-        <w:r>
-          <w:rPr>
-            <w:rStyle w:val="Hyperlink"/>
-          </w:rPr>
-          <w:t xml:space="preserve">Mammalian faunal dynamics of the great american interchange</w:t>
-        </w:r>
-      </w:hyperlink>
-      <w:r>
-        <w:t xml:space="preserve">. Paleobiology</w:t>
+        <w:t xml:space="preserve">Webb, S.D. (1991). Ecogeography and the Great American Interchange. Paleobiology</w:t>
       </w:r>
       <w:r>
         <w:t xml:space="preserve"> </w:t>
@@ -4344,38 +4410,6 @@
           <w:i/>
           <w:iCs/>
         </w:rPr>
-        <w:t xml:space="preserve">2</w:t>
-      </w:r>
-      <w:r>
-        <w:t xml:space="preserve">, 220–234.</w:t>
-      </w:r>
-    </w:p>
-    <w:bookmarkEnd w:id="60"/>
-    <w:bookmarkStart w:id="62" w:name="ref-webb1991"/>
-    <w:p>
-      <w:pPr>
-        <w:pStyle w:val="Bibliography"/>
-      </w:pPr>
-      <w:r>
-        <w:t xml:space="preserve">13.</w:t>
-      </w:r>
-      <w:r>
-        <w:t xml:space="preserve"> </w:t>
-      </w:r>
-      <w:r>
-        <w:t xml:space="preserve">	</w:t>
-      </w:r>
-      <w:r>
-        <w:t xml:space="preserve">Webb, S.D. (1991). Ecogeography and the Great American Interchange. Paleobiology</w:t>
-      </w:r>
-      <w:r>
-        <w:t xml:space="preserve"> </w:t>
-      </w:r>
-      <w:r>
-        <w:rPr>
-          <w:i/>
-          <w:iCs/>
-        </w:rPr>
         <w:t xml:space="preserve">17</w:t>
       </w:r>
       <w:r>
@@ -4384,7 +4418,7 @@
       <w:r>
         <w:t xml:space="preserve"> </w:t>
       </w:r>
-      <w:hyperlink r:id="rId61">
+      <w:hyperlink r:id="rId63">
         <w:r>
           <w:rPr>
             <w:rStyle w:val="Hyperlink"/>
@@ -4396,14 +4430,14 @@
         <w:t xml:space="preserve">.</w:t>
       </w:r>
     </w:p>
-    <w:bookmarkEnd w:id="62"/>
-    <w:bookmarkStart w:id="64" w:name="ref-cione2015"/>
+    <w:bookmarkEnd w:id="64"/>
+    <w:bookmarkStart w:id="66" w:name="ref-cione2015"/>
     <w:p>
       <w:pPr>
         <w:pStyle w:val="Bibliography"/>
       </w:pPr>
       <w:r>
-        <w:t xml:space="preserve">14.</w:t>
+        <w:t xml:space="preserve">15.</w:t>
       </w:r>
       <w:r>
         <w:t xml:space="preserve"> </w:t>
@@ -4417,7 +4451,7 @@
       <w:r>
         <w:t xml:space="preserve"> </w:t>
       </w:r>
-      <w:hyperlink r:id="rId63">
+      <w:hyperlink r:id="rId65">
         <w:r>
           <w:rPr>
             <w:rStyle w:val="Hyperlink"/>
@@ -4432,14 +4466,14 @@
         <w:t xml:space="preserve">(Springer Netherlands).</w:t>
       </w:r>
     </w:p>
-    <w:bookmarkEnd w:id="64"/>
-    <w:bookmarkStart w:id="66" w:name="ref-carrillo2020"/>
+    <w:bookmarkEnd w:id="66"/>
+    <w:bookmarkStart w:id="68" w:name="ref-carrillo2020"/>
     <w:p>
       <w:pPr>
         <w:pStyle w:val="Bibliography"/>
       </w:pPr>
       <w:r>
-        <w:t xml:space="preserve">15.</w:t>
+        <w:t xml:space="preserve">16.</w:t>
       </w:r>
       <w:r>
         <w:t xml:space="preserve"> </w:t>
@@ -4466,7 +4500,7 @@
       <w:r>
         <w:t xml:space="preserve"> </w:t>
       </w:r>
-      <w:hyperlink r:id="rId65">
+      <w:hyperlink r:id="rId67">
         <w:r>
           <w:rPr>
             <w:rStyle w:val="Hyperlink"/>
@@ -4478,14 +4512,14 @@
         <w:t xml:space="preserve">.</w:t>
       </w:r>
     </w:p>
-    <w:bookmarkEnd w:id="66"/>
-    <w:bookmarkStart w:id="68" w:name="ref-croft2020"/>
+    <w:bookmarkEnd w:id="68"/>
+    <w:bookmarkStart w:id="70" w:name="ref-croft2020"/>
     <w:p>
       <w:pPr>
         <w:pStyle w:val="Bibliography"/>
       </w:pPr>
       <w:r>
-        <w:t xml:space="preserve">16.</w:t>
+        <w:t xml:space="preserve">17.</w:t>
       </w:r>
       <w:r>
         <w:t xml:space="preserve"> </w:t>
@@ -4512,7 +4546,7 @@
       <w:r>
         <w:t xml:space="preserve"> </w:t>
       </w:r>
-      <w:hyperlink r:id="rId67">
+      <w:hyperlink r:id="rId69">
         <w:r>
           <w:rPr>
             <w:rStyle w:val="Hyperlink"/>
@@ -4524,14 +4558,14 @@
         <w:t xml:space="preserve">.</w:t>
       </w:r>
     </w:p>
-    <w:bookmarkEnd w:id="68"/>
-    <w:bookmarkStart w:id="70" w:name="ref-boscaini2025"/>
+    <w:bookmarkEnd w:id="70"/>
+    <w:bookmarkStart w:id="72" w:name="ref-boscaini2025"/>
     <w:p>
       <w:pPr>
         <w:pStyle w:val="Bibliography"/>
       </w:pPr>
       <w:r>
-        <w:t xml:space="preserve">17.</w:t>
+        <w:t xml:space="preserve">18.</w:t>
       </w:r>
       <w:r>
         <w:t xml:space="preserve"> </w:t>
@@ -4558,7 +4592,7 @@
       <w:r>
         <w:t xml:space="preserve"> </w:t>
       </w:r>
-      <w:hyperlink r:id="rId69">
+      <w:hyperlink r:id="rId71">
         <w:r>
           <w:rPr>
             <w:rStyle w:val="Hyperlink"/>
@@ -4570,14 +4604,14 @@
         <w:t xml:space="preserve">.</w:t>
       </w:r>
     </w:p>
-    <w:bookmarkEnd w:id="70"/>
-    <w:bookmarkStart w:id="71" w:name="ref-simpson1980"/>
+    <w:bookmarkEnd w:id="72"/>
+    <w:bookmarkStart w:id="73" w:name="ref-simpson1980"/>
     <w:p>
       <w:pPr>
         <w:pStyle w:val="Bibliography"/>
       </w:pPr>
       <w:r>
-        <w:t xml:space="preserve">18.</w:t>
+        <w:t xml:space="preserve">19.</w:t>
       </w:r>
       <w:r>
         <w:t xml:space="preserve"> </w:t>
@@ -4589,14 +4623,14 @@
         <w:t xml:space="preserve">Simpson, G.G. (1980). Splendid isolation : The curious history of south american mammals Yale University Press, New Haven.</w:t>
       </w:r>
     </w:p>
-    <w:bookmarkEnd w:id="71"/>
-    <w:bookmarkStart w:id="73" w:name="ref-domingo2020"/>
+    <w:bookmarkEnd w:id="73"/>
+    <w:bookmarkStart w:id="75" w:name="ref-domingo2020"/>
     <w:p>
       <w:pPr>
         <w:pStyle w:val="Bibliography"/>
       </w:pPr>
       <w:r>
-        <w:t xml:space="preserve">19.</w:t>
+        <w:t xml:space="preserve">20.</w:t>
       </w:r>
       <w:r>
         <w:t xml:space="preserve"> </w:t>
@@ -4623,7 +4657,7 @@
       <w:r>
         <w:t xml:space="preserve"> </w:t>
       </w:r>
-      <w:hyperlink r:id="rId72">
+      <w:hyperlink r:id="rId74">
         <w:r>
           <w:rPr>
             <w:rStyle w:val="Hyperlink"/>
@@ -4635,14 +4669,14 @@
         <w:t xml:space="preserve">.</w:t>
       </w:r>
     </w:p>
-    <w:bookmarkEnd w:id="73"/>
-    <w:bookmarkStart w:id="74" w:name="ref-marshall1990"/>
+    <w:bookmarkEnd w:id="75"/>
+    <w:bookmarkStart w:id="76" w:name="ref-marshall1990"/>
     <w:p>
       <w:pPr>
         <w:pStyle w:val="Bibliography"/>
       </w:pPr>
       <w:r>
-        <w:t xml:space="preserve">20.</w:t>
+        <w:t xml:space="preserve">21.</w:t>
       </w:r>
       <w:r>
         <w:t xml:space="preserve"> </w:t>
@@ -4667,14 +4701,14 @@
         <w:t xml:space="preserve">, 169–210.</w:t>
       </w:r>
     </w:p>
-    <w:bookmarkEnd w:id="74"/>
-    <w:bookmarkStart w:id="76" w:name="ref-faurby2016"/>
+    <w:bookmarkEnd w:id="76"/>
+    <w:bookmarkStart w:id="78" w:name="ref-faurby2016"/>
     <w:p>
       <w:pPr>
         <w:pStyle w:val="Bibliography"/>
       </w:pPr>
       <w:r>
-        <w:t xml:space="preserve">21.</w:t>
+        <w:t xml:space="preserve">22.</w:t>
       </w:r>
       <w:r>
         <w:t xml:space="preserve"> </w:t>
@@ -4701,7 +4735,7 @@
       <w:r>
         <w:t xml:space="preserve"> </w:t>
       </w:r>
-      <w:hyperlink r:id="rId75">
+      <w:hyperlink r:id="rId77">
         <w:r>
           <w:rPr>
             <w:rStyle w:val="Hyperlink"/>
@@ -4713,14 +4747,14 @@
         <w:t xml:space="preserve">.</w:t>
       </w:r>
     </w:p>
-    <w:bookmarkEnd w:id="76"/>
-    <w:bookmarkStart w:id="78" w:name="ref-fernández-monescillo2025"/>
+    <w:bookmarkEnd w:id="78"/>
+    <w:bookmarkStart w:id="80" w:name="ref-fernández-monescillo2025"/>
     <w:p>
       <w:pPr>
         <w:pStyle w:val="Bibliography"/>
       </w:pPr>
       <w:r>
-        <w:t xml:space="preserve">22.</w:t>
+        <w:t xml:space="preserve">23.</w:t>
       </w:r>
       <w:r>
         <w:t xml:space="preserve"> </w:t>
@@ -4747,7 +4781,7 @@
       <w:r>
         <w:t xml:space="preserve"> </w:t>
       </w:r>
-      <w:hyperlink r:id="rId77">
+      <w:hyperlink r:id="rId79">
         <w:r>
           <w:rPr>
             <w:rStyle w:val="Hyperlink"/>
@@ -4759,14 +4793,14 @@
         <w:t xml:space="preserve">.</w:t>
       </w:r>
     </w:p>
-    <w:bookmarkEnd w:id="78"/>
-    <w:bookmarkStart w:id="80" w:name="ref-vrba1992"/>
+    <w:bookmarkEnd w:id="80"/>
+    <w:bookmarkStart w:id="82" w:name="ref-vrba1992"/>
     <w:p>
       <w:pPr>
         <w:pStyle w:val="Bibliography"/>
       </w:pPr>
       <w:r>
-        <w:t xml:space="preserve">23.</w:t>
+        <w:t xml:space="preserve">24.</w:t>
       </w:r>
       <w:r>
         <w:t xml:space="preserve"> </w:t>
@@ -4793,7 +4827,7 @@
       <w:r>
         <w:t xml:space="preserve"> </w:t>
       </w:r>
-      <w:hyperlink r:id="rId79">
+      <w:hyperlink r:id="rId81">
         <w:r>
           <w:rPr>
             <w:rStyle w:val="Hyperlink"/>
@@ -4805,14 +4839,14 @@
         <w:t xml:space="preserve">.</w:t>
       </w:r>
     </w:p>
-    <w:bookmarkEnd w:id="80"/>
-    <w:bookmarkStart w:id="82" w:name="ref-prevosti2013"/>
+    <w:bookmarkEnd w:id="82"/>
+    <w:bookmarkStart w:id="84" w:name="ref-prevosti2013"/>
     <w:p>
       <w:pPr>
         <w:pStyle w:val="Bibliography"/>
       </w:pPr>
       <w:r>
-        <w:t xml:space="preserve">24.</w:t>
+        <w:t xml:space="preserve">25.</w:t>
       </w:r>
       <w:r>
         <w:t xml:space="preserve"> </w:t>
@@ -4839,7 +4873,7 @@
       <w:r>
         <w:t xml:space="preserve"> </w:t>
       </w:r>
-      <w:hyperlink r:id="rId81">
+      <w:hyperlink r:id="rId83">
         <w:r>
           <w:rPr>
             <w:rStyle w:val="Hyperlink"/>
@@ -4851,14 +4885,14 @@
         <w:t xml:space="preserve">.</w:t>
       </w:r>
     </w:p>
-    <w:bookmarkEnd w:id="82"/>
-    <w:bookmarkStart w:id="84" w:name="ref-tarquini2022"/>
+    <w:bookmarkEnd w:id="84"/>
+    <w:bookmarkStart w:id="86" w:name="ref-tarquini2022"/>
     <w:p>
       <w:pPr>
         <w:pStyle w:val="Bibliography"/>
       </w:pPr>
       <w:r>
-        <w:t xml:space="preserve">25.</w:t>
+        <w:t xml:space="preserve">26.</w:t>
       </w:r>
       <w:r>
         <w:t xml:space="preserve"> </w:t>
@@ -4885,7 +4919,7 @@
       <w:r>
         <w:t xml:space="preserve"> </w:t>
       </w:r>
-      <w:hyperlink r:id="rId83">
+      <w:hyperlink r:id="rId85">
         <w:r>
           <w:rPr>
             <w:rStyle w:val="Hyperlink"/>
@@ -4897,14 +4931,14 @@
         <w:t xml:space="preserve">.</w:t>
       </w:r>
     </w:p>
-    <w:bookmarkEnd w:id="84"/>
-    <w:bookmarkStart w:id="86" w:name="ref-marsà2025"/>
+    <w:bookmarkEnd w:id="86"/>
+    <w:bookmarkStart w:id="88" w:name="ref-marsà2025"/>
     <w:p>
       <w:pPr>
         <w:pStyle w:val="Bibliography"/>
       </w:pPr>
       <w:r>
-        <w:t xml:space="preserve">26.</w:t>
+        <w:t xml:space="preserve">27.</w:t>
       </w:r>
       <w:r>
         <w:t xml:space="preserve"> </w:t>
@@ -4949,7 +4983,7 @@
       <w:r>
         <w:t xml:space="preserve"> </w:t>
       </w:r>
-      <w:hyperlink r:id="rId85">
+      <w:hyperlink r:id="rId87">
         <w:r>
           <w:rPr>
             <w:rStyle w:val="Hyperlink"/>
@@ -4961,14 +4995,14 @@
         <w:t xml:space="preserve">.</w:t>
       </w:r>
     </w:p>
-    <w:bookmarkEnd w:id="86"/>
-    <w:bookmarkStart w:id="88" w:name="ref-freitas-oliveira2024"/>
+    <w:bookmarkEnd w:id="88"/>
+    <w:bookmarkStart w:id="90" w:name="ref-freitas-oliveira_no_2024"/>
     <w:p>
       <w:pPr>
         <w:pStyle w:val="Bibliography"/>
       </w:pPr>
       <w:r>
-        <w:t xml:space="preserve">27.</w:t>
+        <w:t xml:space="preserve">28.</w:t>
       </w:r>
       <w:r>
         <w:t xml:space="preserve"> </w:t>
@@ -4977,7 +5011,7 @@
         <w:t xml:space="preserve">	</w:t>
       </w:r>
       <w:r>
-        <w:t xml:space="preserve">Freitas-Oliveira, R., Lima-Ribeiro, M.S., and Terribile, L.C. (2024). No evidence for niche competition in the extinction of the South American saber-tooth species. npj Biodiversity</w:t>
+        <w:t xml:space="preserve">Freitas-Oliveira, R., Lima-Ribeiro, M.S., and Terribile, L.C. (2024). No evidence for niche competition in the extinction of the south american saber-tooth species. npj biodiversity</w:t>
       </w:r>
       <w:r>
         <w:t xml:space="preserve"> </w:t>
@@ -4995,7 +5029,7 @@
       <w:r>
         <w:t xml:space="preserve"> </w:t>
       </w:r>
-      <w:hyperlink r:id="rId87">
+      <w:hyperlink r:id="rId89">
         <w:r>
           <w:rPr>
             <w:rStyle w:val="Hyperlink"/>
@@ -5007,14 +5041,14 @@
         <w:t xml:space="preserve">.</w:t>
       </w:r>
     </w:p>
-    <w:bookmarkEnd w:id="88"/>
-    <w:bookmarkStart w:id="90" w:name="ref-freitas-oliveira2025"/>
+    <w:bookmarkEnd w:id="90"/>
+    <w:bookmarkStart w:id="91" w:name="ref-freitas-oliveira2024"/>
     <w:p>
       <w:pPr>
         <w:pStyle w:val="Bibliography"/>
       </w:pPr>
       <w:r>
-        <w:t xml:space="preserve">28.</w:t>
+        <w:t xml:space="preserve">29.</w:t>
       </w:r>
       <w:r>
         <w:t xml:space="preserve"> </w:t>
@@ -5023,7 +5057,7 @@
         <w:t xml:space="preserve">	</w:t>
       </w:r>
       <w:r>
-        <w:t xml:space="preserve">Freitas-Oliveira, R., Lima-Ribeiro, M.S., Mendoza-Rodriguez, V.H., and Terribile, L.C. (2025). Reviewing the great american biotic interchange: Climate change as a trigger for biodiversity dispersal. Proceedings of the Royal Society B: Biological Sciences</w:t>
+        <w:t xml:space="preserve">Freitas-Oliveira, R., Lima-Ribeiro, M.S., and Terribile, L.C. (2024). No evidence for niche competition in the extinction of the South American saber-tooth species. npj Biodiversity</w:t>
       </w:r>
       <w:r>
         <w:t xml:space="preserve"> </w:t>
@@ -5033,6 +5067,52 @@
           <w:i/>
           <w:iCs/>
         </w:rPr>
+        <w:t xml:space="preserve">3</w:t>
+      </w:r>
+      <w:r>
+        <w:t xml:space="preserve">, 1–5.</w:t>
+      </w:r>
+      <w:r>
+        <w:t xml:space="preserve"> </w:t>
+      </w:r>
+      <w:hyperlink r:id="rId89">
+        <w:r>
+          <w:rPr>
+            <w:rStyle w:val="Hyperlink"/>
+          </w:rPr>
+          <w:t xml:space="preserve">https://doi.org/10.1038/s44185-024-00045-7</w:t>
+        </w:r>
+      </w:hyperlink>
+      <w:r>
+        <w:t xml:space="preserve">.</w:t>
+      </w:r>
+    </w:p>
+    <w:bookmarkEnd w:id="91"/>
+    <w:bookmarkStart w:id="93" w:name="ref-freitas-oliveira2025"/>
+    <w:p>
+      <w:pPr>
+        <w:pStyle w:val="Bibliography"/>
+      </w:pPr>
+      <w:r>
+        <w:t xml:space="preserve">30.</w:t>
+      </w:r>
+      <w:r>
+        <w:t xml:space="preserve"> </w:t>
+      </w:r>
+      <w:r>
+        <w:t xml:space="preserve">	</w:t>
+      </w:r>
+      <w:r>
+        <w:t xml:space="preserve">Freitas-Oliveira, R., Lima-Ribeiro, M.S., Mendoza-Rodriguez, V.H., and Terribile, L.C. (2025). Reviewing the great american biotic interchange: Climate change as a trigger for biodiversity dispersal. Proceedings of the Royal Society B: Biological Sciences</w:t>
+      </w:r>
+      <w:r>
+        <w:t xml:space="preserve"> </w:t>
+      </w:r>
+      <w:r>
+        <w:rPr>
+          <w:i/>
+          <w:iCs/>
+        </w:rPr>
         <w:t xml:space="preserve">292</w:t>
       </w:r>
       <w:r>
@@ -5041,7 +5121,7 @@
       <w:r>
         <w:t xml:space="preserve"> </w:t>
       </w:r>
-      <w:hyperlink r:id="rId89">
+      <w:hyperlink r:id="rId92">
         <w:r>
           <w:rPr>
             <w:rStyle w:val="Hyperlink"/>
@@ -5053,14 +5133,14 @@
         <w:t xml:space="preserve">.</w:t>
       </w:r>
     </w:p>
-    <w:bookmarkEnd w:id="90"/>
-    <w:bookmarkStart w:id="92" w:name="ref-pilowsky2022"/>
+    <w:bookmarkEnd w:id="93"/>
+    <w:bookmarkStart w:id="95" w:name="ref-pilowsky2022"/>
     <w:p>
       <w:pPr>
         <w:pStyle w:val="Bibliography"/>
       </w:pPr>
       <w:r>
-        <w:t xml:space="preserve">29.</w:t>
+        <w:t xml:space="preserve">31.</w:t>
       </w:r>
       <w:r>
         <w:t xml:space="preserve"> </w:t>
@@ -5087,7 +5167,7 @@
       <w:r>
         <w:t xml:space="preserve"> </w:t>
       </w:r>
-      <w:hyperlink r:id="rId91">
+      <w:hyperlink r:id="rId94">
         <w:r>
           <w:rPr>
             <w:rStyle w:val="Hyperlink"/>
@@ -5099,14 +5179,14 @@
         <w:t xml:space="preserve">.</w:t>
       </w:r>
     </w:p>
-    <w:bookmarkEnd w:id="92"/>
-    <w:bookmarkStart w:id="94" w:name="ref-hagen2023"/>
+    <w:bookmarkEnd w:id="95"/>
+    <w:bookmarkStart w:id="97" w:name="ref-hagen2023"/>
     <w:p>
       <w:pPr>
         <w:pStyle w:val="Bibliography"/>
       </w:pPr>
       <w:r>
-        <w:t xml:space="preserve">30.</w:t>
+        <w:t xml:space="preserve">32.</w:t>
       </w:r>
       <w:r>
         <w:t xml:space="preserve"> </w:t>
@@ -5133,7 +5213,7 @@
       <w:r>
         <w:t xml:space="preserve"> </w:t>
       </w:r>
-      <w:hyperlink r:id="rId93">
+      <w:hyperlink r:id="rId96">
         <w:r>
           <w:rPr>
             <w:rStyle w:val="Hyperlink"/>
@@ -5145,14 +5225,14 @@
         <w:t xml:space="preserve">.</w:t>
       </w:r>
     </w:p>
-    <w:bookmarkEnd w:id="94"/>
-    <w:bookmarkStart w:id="96" w:name="ref-hagen2021"/>
+    <w:bookmarkEnd w:id="97"/>
+    <w:bookmarkStart w:id="99" w:name="ref-hagen2021"/>
     <w:p>
       <w:pPr>
         <w:pStyle w:val="Bibliography"/>
       </w:pPr>
       <w:r>
-        <w:t xml:space="preserve">31.</w:t>
+        <w:t xml:space="preserve">33.</w:t>
       </w:r>
       <w:r>
         <w:t xml:space="preserve"> </w:t>
@@ -5185,7 +5265,7 @@
       <w:r>
         <w:t xml:space="preserve"> </w:t>
       </w:r>
-      <w:hyperlink r:id="rId95">
+      <w:hyperlink r:id="rId98">
         <w:r>
           <w:rPr>
             <w:rStyle w:val="Hyperlink"/>
@@ -5197,14 +5277,14 @@
         <w:t xml:space="preserve">.</w:t>
       </w:r>
     </w:p>
-    <w:bookmarkEnd w:id="96"/>
-    <w:bookmarkStart w:id="98" w:name="ref-lorcery2025"/>
+    <w:bookmarkEnd w:id="99"/>
+    <w:bookmarkStart w:id="101" w:name="ref-lorcery2025"/>
     <w:p>
       <w:pPr>
         <w:pStyle w:val="Bibliography"/>
       </w:pPr>
       <w:r>
-        <w:t xml:space="preserve">32.</w:t>
+        <w:t xml:space="preserve">34.</w:t>
       </w:r>
       <w:r>
         <w:t xml:space="preserve"> </w:t>
@@ -5231,7 +5311,7 @@
       <w:r>
         <w:t xml:space="preserve"> </w:t>
       </w:r>
-      <w:hyperlink r:id="rId97">
+      <w:hyperlink r:id="rId100">
         <w:r>
           <w:rPr>
             <w:rStyle w:val="Hyperlink"/>
@@ -5243,14 +5323,14 @@
         <w:t xml:space="preserve">.</w:t>
       </w:r>
     </w:p>
-    <w:bookmarkEnd w:id="98"/>
-    <w:bookmarkStart w:id="100" w:name="ref-hagen2021b"/>
+    <w:bookmarkEnd w:id="101"/>
+    <w:bookmarkStart w:id="103" w:name="ref-hagen2021b"/>
     <w:p>
       <w:pPr>
         <w:pStyle w:val="Bibliography"/>
       </w:pPr>
       <w:r>
-        <w:t xml:space="preserve">33.</w:t>
+        <w:t xml:space="preserve">35.</w:t>
       </w:r>
       <w:r>
         <w:t xml:space="preserve"> </w:t>
@@ -5277,7 +5357,7 @@
       <w:r>
         <w:t xml:space="preserve"> </w:t>
       </w:r>
-      <w:hyperlink r:id="rId99">
+      <w:hyperlink r:id="rId102">
         <w:r>
           <w:rPr>
             <w:rStyle w:val="Hyperlink"/>
@@ -5289,14 +5369,14 @@
         <w:t xml:space="preserve">.</w:t>
       </w:r>
     </w:p>
-    <w:bookmarkEnd w:id="100"/>
-    <w:bookmarkStart w:id="102" w:name="ref-skeels2023b"/>
+    <w:bookmarkEnd w:id="103"/>
+    <w:bookmarkStart w:id="105" w:name="ref-skeels2023b"/>
     <w:p>
       <w:pPr>
         <w:pStyle w:val="Bibliography"/>
       </w:pPr>
       <w:r>
-        <w:t xml:space="preserve">34.</w:t>
+        <w:t xml:space="preserve">36.</w:t>
       </w:r>
       <w:r>
         <w:t xml:space="preserve"> </w:t>
@@ -5323,7 +5403,7 @@
       <w:r>
         <w:t xml:space="preserve"> </w:t>
       </w:r>
-      <w:hyperlink r:id="rId101">
+      <w:hyperlink r:id="rId104">
         <w:r>
           <w:rPr>
             <w:rStyle w:val="Hyperlink"/>
@@ -5335,14 +5415,14 @@
         <w:t xml:space="preserve">.</w:t>
       </w:r>
     </w:p>
-    <w:bookmarkEnd w:id="102"/>
-    <w:bookmarkStart w:id="104" w:name="ref-boschman2023"/>
+    <w:bookmarkEnd w:id="105"/>
+    <w:bookmarkStart w:id="107" w:name="ref-boschman2023"/>
     <w:p>
       <w:pPr>
         <w:pStyle w:val="Bibliography"/>
       </w:pPr>
       <w:r>
-        <w:t xml:space="preserve">35.</w:t>
+        <w:t xml:space="preserve">37.</w:t>
       </w:r>
       <w:r>
         <w:t xml:space="preserve"> </w:t>
@@ -5369,7 +5449,7 @@
       <w:r>
         <w:t xml:space="preserve"> </w:t>
       </w:r>
-      <w:hyperlink r:id="rId103">
+      <w:hyperlink r:id="rId106">
         <w:r>
           <w:rPr>
             <w:rStyle w:val="Hyperlink"/>
@@ -5381,14 +5461,14 @@
         <w:t xml:space="preserve">.</w:t>
       </w:r>
     </w:p>
-    <w:bookmarkEnd w:id="104"/>
-    <w:bookmarkStart w:id="106" w:name="ref-skeels2023"/>
+    <w:bookmarkEnd w:id="107"/>
+    <w:bookmarkStart w:id="109" w:name="ref-skeels2023"/>
     <w:p>
       <w:pPr>
         <w:pStyle w:val="Bibliography"/>
       </w:pPr>
       <w:r>
-        <w:t xml:space="preserve">36.</w:t>
+        <w:t xml:space="preserve">38.</w:t>
       </w:r>
       <w:r>
         <w:t xml:space="preserve"> </w:t>
@@ -5415,7 +5495,7 @@
       <w:r>
         <w:t xml:space="preserve"> </w:t>
       </w:r>
-      <w:hyperlink r:id="rId105">
+      <w:hyperlink r:id="rId108">
         <w:r>
           <w:rPr>
             <w:rStyle w:val="Hyperlink"/>
@@ -5427,14 +5507,14 @@
         <w:t xml:space="preserve">.</w:t>
       </w:r>
     </w:p>
-    <w:bookmarkEnd w:id="106"/>
-    <w:bookmarkStart w:id="108" w:name="ref-liu2024"/>
+    <w:bookmarkEnd w:id="109"/>
+    <w:bookmarkStart w:id="111" w:name="ref-liu2024"/>
     <w:p>
       <w:pPr>
         <w:pStyle w:val="Bibliography"/>
       </w:pPr>
       <w:r>
-        <w:t xml:space="preserve">37.</w:t>
+        <w:t xml:space="preserve">39.</w:t>
       </w:r>
       <w:r>
         <w:t xml:space="preserve"> </w:t>
@@ -5461,7 +5541,7 @@
       <w:r>
         <w:t xml:space="preserve"> </w:t>
       </w:r>
-      <w:hyperlink r:id="rId107">
+      <w:hyperlink r:id="rId110">
         <w:r>
           <w:rPr>
             <w:rStyle w:val="Hyperlink"/>
@@ -5473,14 +5553,14 @@
         <w:t xml:space="preserve">.</w:t>
       </w:r>
     </w:p>
-    <w:bookmarkEnd w:id="108"/>
-    <w:bookmarkStart w:id="110" w:name="ref-holden2019"/>
+    <w:bookmarkEnd w:id="111"/>
+    <w:bookmarkStart w:id="113" w:name="ref-holden2019"/>
     <w:p>
       <w:pPr>
         <w:pStyle w:val="Bibliography"/>
       </w:pPr>
       <w:r>
-        <w:t xml:space="preserve">38.</w:t>
+        <w:t xml:space="preserve">40.</w:t>
       </w:r>
       <w:r>
         <w:t xml:space="preserve"> </w:t>
@@ -5507,7 +5587,7 @@
       <w:r>
         <w:t xml:space="preserve">, 5137–5155. https://doi.org/</w:t>
       </w:r>
-      <w:hyperlink r:id="rId109">
+      <w:hyperlink r:id="rId112">
         <w:r>
           <w:rPr>
             <w:rStyle w:val="Hyperlink"/>
@@ -5519,14 +5599,14 @@
         <w:t xml:space="preserve">.</w:t>
       </w:r>
     </w:p>
-    <w:bookmarkEnd w:id="110"/>
-    <w:bookmarkStart w:id="112" w:name="ref-barreto2023"/>
+    <w:bookmarkEnd w:id="113"/>
+    <w:bookmarkStart w:id="115" w:name="ref-barreto2023"/>
     <w:p>
       <w:pPr>
         <w:pStyle w:val="Bibliography"/>
       </w:pPr>
       <w:r>
-        <w:t xml:space="preserve">39.</w:t>
+        <w:t xml:space="preserve">41.</w:t>
       </w:r>
       <w:r>
         <w:t xml:space="preserve"> </w:t>
@@ -5553,7 +5633,7 @@
       <w:r>
         <w:t xml:space="preserve"> </w:t>
       </w:r>
-      <w:hyperlink r:id="rId111">
+      <w:hyperlink r:id="rId114">
         <w:r>
           <w:rPr>
             <w:rStyle w:val="Hyperlink"/>
@@ -5565,14 +5645,14 @@
         <w:t xml:space="preserve">.</w:t>
       </w:r>
     </w:p>
-    <w:bookmarkEnd w:id="112"/>
-    <w:bookmarkStart w:id="114" w:name="ref-beck2018"/>
+    <w:bookmarkEnd w:id="115"/>
+    <w:bookmarkStart w:id="117" w:name="ref-beck2018"/>
     <w:p>
       <w:pPr>
         <w:pStyle w:val="Bibliography"/>
       </w:pPr>
       <w:r>
-        <w:t xml:space="preserve">40.</w:t>
+        <w:t xml:space="preserve">42.</w:t>
       </w:r>
       <w:r>
         <w:t xml:space="preserve"> </w:t>
@@ -5599,7 +5679,7 @@
       <w:r>
         <w:t xml:space="preserve"> </w:t>
       </w:r>
-      <w:hyperlink r:id="rId113">
+      <w:hyperlink r:id="rId116">
         <w:r>
           <w:rPr>
             <w:rStyle w:val="Hyperlink"/>
@@ -5611,14 +5691,14 @@
         <w:t xml:space="preserve">.</w:t>
       </w:r>
     </w:p>
-    <w:bookmarkEnd w:id="114"/>
-    <w:bookmarkStart w:id="116" w:name="ref-galván2023"/>
+    <w:bookmarkEnd w:id="117"/>
+    <w:bookmarkStart w:id="119" w:name="ref-galván2023"/>
     <w:p>
       <w:pPr>
         <w:pStyle w:val="Bibliography"/>
       </w:pPr>
       <w:r>
-        <w:t xml:space="preserve">41.</w:t>
+        <w:t xml:space="preserve">43.</w:t>
       </w:r>
       <w:r>
         <w:t xml:space="preserve"> </w:t>
@@ -5632,7 +5712,7 @@
       <w:r>
         <w:t xml:space="preserve"> </w:t>
       </w:r>
-      <w:hyperlink r:id="rId115">
+      <w:hyperlink r:id="rId118">
         <w:r>
           <w:rPr>
             <w:rStyle w:val="Hyperlink"/>
@@ -5641,14 +5721,14 @@
         </w:r>
       </w:hyperlink>
     </w:p>
-    <w:bookmarkEnd w:id="116"/>
-    <w:bookmarkStart w:id="117" w:name="ref-macarthur1967"/>
+    <w:bookmarkEnd w:id="119"/>
+    <w:bookmarkStart w:id="120" w:name="ref-macarthur1967"/>
     <w:p>
       <w:pPr>
         <w:pStyle w:val="Bibliography"/>
       </w:pPr>
       <w:r>
-        <w:t xml:space="preserve">42.</w:t>
+        <w:t xml:space="preserve">44.</w:t>
       </w:r>
       <w:r>
         <w:t xml:space="preserve"> </w:t>
@@ -5660,14 +5740,14 @@
         <w:t xml:space="preserve">MacArthur, R.H., and Wilson, E.O. (1967). The theory of island biogeography Princeton University Press.</w:t>
       </w:r>
     </w:p>
-    <w:bookmarkEnd w:id="117"/>
-    <w:bookmarkStart w:id="119" w:name="ref-willig2003"/>
+    <w:bookmarkEnd w:id="120"/>
+    <w:bookmarkStart w:id="122" w:name="ref-willig2003"/>
     <w:p>
       <w:pPr>
         <w:pStyle w:val="Bibliography"/>
       </w:pPr>
       <w:r>
-        <w:t xml:space="preserve">43.</w:t>
+        <w:t xml:space="preserve">45.</w:t>
       </w:r>
       <w:r>
         <w:t xml:space="preserve"> </w:t>
@@ -5694,7 +5774,7 @@
       <w:r>
         <w:t xml:space="preserve"> </w:t>
       </w:r>
-      <w:hyperlink r:id="rId118">
+      <w:hyperlink r:id="rId121">
         <w:r>
           <w:rPr>
             <w:rStyle w:val="Hyperlink"/>
@@ -5706,14 +5786,14 @@
         <w:t xml:space="preserve">.</w:t>
       </w:r>
     </w:p>
-    <w:bookmarkEnd w:id="119"/>
-    <w:bookmarkStart w:id="121" w:name="ref-raven2020"/>
+    <w:bookmarkEnd w:id="122"/>
+    <w:bookmarkStart w:id="124" w:name="ref-raven2020"/>
     <w:p>
       <w:pPr>
         <w:pStyle w:val="Bibliography"/>
       </w:pPr>
       <w:r>
-        <w:t xml:space="preserve">44.</w:t>
+        <w:t xml:space="preserve">46.</w:t>
       </w:r>
       <w:r>
         <w:t xml:space="preserve"> </w:t>
@@ -5740,7 +5820,7 @@
       <w:r>
         <w:t xml:space="preserve"> </w:t>
       </w:r>
-      <w:hyperlink r:id="rId120">
+      <w:hyperlink r:id="rId123">
         <w:r>
           <w:rPr>
             <w:rStyle w:val="Hyperlink"/>
@@ -5752,14 +5832,14 @@
         <w:t xml:space="preserve">.</w:t>
       </w:r>
     </w:p>
-    <w:bookmarkEnd w:id="121"/>
-    <w:bookmarkStart w:id="122" w:name="ref-lomolino2006"/>
+    <w:bookmarkEnd w:id="124"/>
+    <w:bookmarkStart w:id="125" w:name="ref-lomolino2006"/>
     <w:p>
       <w:pPr>
         <w:pStyle w:val="Bibliography"/>
       </w:pPr>
       <w:r>
-        <w:t xml:space="preserve">45.</w:t>
+        <w:t xml:space="preserve">47.</w:t>
       </w:r>
       <w:r>
         <w:t xml:space="preserve"> </w:t>
@@ -5783,14 +5863,14 @@
         <w:t xml:space="preserve">the great american biotic interchange. In (Sinauer Associates Inc.), pp. 406–413.</w:t>
       </w:r>
     </w:p>
-    <w:bookmarkEnd w:id="122"/>
-    <w:bookmarkStart w:id="124" w:name="ref-chakrabarty2011"/>
+    <w:bookmarkEnd w:id="125"/>
+    <w:bookmarkStart w:id="127" w:name="ref-chakrabarty2011"/>
     <w:p>
       <w:pPr>
         <w:pStyle w:val="Bibliography"/>
       </w:pPr>
       <w:r>
-        <w:t xml:space="preserve">46.</w:t>
+        <w:t xml:space="preserve">48.</w:t>
       </w:r>
       <w:r>
         <w:t xml:space="preserve"> </w:t>
@@ -5804,7 +5884,7 @@
       <w:r>
         <w:t xml:space="preserve"> </w:t>
       </w:r>
-      <w:hyperlink r:id="rId123">
+      <w:hyperlink r:id="rId126">
         <w:r>
           <w:rPr>
             <w:rStyle w:val="Hyperlink"/>
@@ -5816,14 +5896,14 @@
         <w:t xml:space="preserve">.</w:t>
       </w:r>
     </w:p>
-    <w:bookmarkEnd w:id="124"/>
-    <w:bookmarkStart w:id="126" w:name="ref-smith2012"/>
+    <w:bookmarkEnd w:id="127"/>
+    <w:bookmarkStart w:id="129" w:name="ref-smith2012"/>
     <w:p>
       <w:pPr>
         <w:pStyle w:val="Bibliography"/>
       </w:pPr>
       <w:r>
-        <w:t xml:space="preserve">47.</w:t>
+        <w:t xml:space="preserve">49.</w:t>
       </w:r>
       <w:r>
         <w:t xml:space="preserve"> </w:t>
@@ -5850,7 +5930,7 @@
       <w:r>
         <w:t xml:space="preserve"> </w:t>
       </w:r>
-      <w:hyperlink r:id="rId125">
+      <w:hyperlink r:id="rId128">
         <w:r>
           <w:rPr>
             <w:rStyle w:val="Hyperlink"/>
@@ -5862,14 +5942,14 @@
         <w:t xml:space="preserve">.</w:t>
       </w:r>
     </w:p>
-    <w:bookmarkEnd w:id="126"/>
-    <w:bookmarkStart w:id="128" w:name="ref-weir2009"/>
+    <w:bookmarkEnd w:id="129"/>
+    <w:bookmarkStart w:id="131" w:name="ref-weir2009"/>
     <w:p>
       <w:pPr>
         <w:pStyle w:val="Bibliography"/>
       </w:pPr>
       <w:r>
-        <w:t xml:space="preserve">48.</w:t>
+        <w:t xml:space="preserve">50.</w:t>
       </w:r>
       <w:r>
         <w:t xml:space="preserve"> </w:t>
@@ -5896,7 +5976,7 @@
       <w:r>
         <w:t xml:space="preserve"> </w:t>
       </w:r>
-      <w:hyperlink r:id="rId127">
+      <w:hyperlink r:id="rId130">
         <w:r>
           <w:rPr>
             <w:rStyle w:val="Hyperlink"/>
@@ -5908,14 +5988,14 @@
         <w:t xml:space="preserve">.</w:t>
       </w:r>
     </w:p>
-    <w:bookmarkEnd w:id="128"/>
-    <w:bookmarkStart w:id="130" w:name="ref-smith2010"/>
+    <w:bookmarkEnd w:id="131"/>
+    <w:bookmarkStart w:id="133" w:name="ref-smith2010"/>
     <w:p>
       <w:pPr>
         <w:pStyle w:val="Bibliography"/>
       </w:pPr>
       <w:r>
-        <w:t xml:space="preserve">49.</w:t>
+        <w:t xml:space="preserve">51.</w:t>
       </w:r>
       <w:r>
         <w:t xml:space="preserve"> </w:t>
@@ -5942,7 +6022,7 @@
       <w:r>
         <w:t xml:space="preserve"> </w:t>
       </w:r>
-      <w:hyperlink r:id="rId129">
+      <w:hyperlink r:id="rId132">
         <w:r>
           <w:rPr>
             <w:rStyle w:val="Hyperlink"/>
@@ -5954,14 +6034,14 @@
         <w:t xml:space="preserve">.</w:t>
       </w:r>
     </w:p>
-    <w:bookmarkEnd w:id="130"/>
-    <w:bookmarkStart w:id="132" w:name="ref-motta2025"/>
+    <w:bookmarkEnd w:id="133"/>
+    <w:bookmarkStart w:id="135" w:name="ref-motta2025"/>
     <w:p>
       <w:pPr>
         <w:pStyle w:val="Bibliography"/>
       </w:pPr>
       <w:r>
-        <w:t xml:space="preserve">50.</w:t>
+        <w:t xml:space="preserve">52.</w:t>
       </w:r>
       <w:r>
         <w:t xml:space="preserve"> </w:t>
@@ -5988,7 +6068,7 @@
       <w:r>
         <w:t xml:space="preserve"> </w:t>
       </w:r>
-      <w:hyperlink r:id="rId131">
+      <w:hyperlink r:id="rId134">
         <w:r>
           <w:rPr>
             <w:rStyle w:val="Hyperlink"/>
@@ -6000,14 +6080,14 @@
         <w:t xml:space="preserve">.</w:t>
       </w:r>
     </w:p>
-    <w:bookmarkEnd w:id="132"/>
-    <w:bookmarkStart w:id="134" w:name="ref-haffer1969"/>
+    <w:bookmarkEnd w:id="135"/>
+    <w:bookmarkStart w:id="137" w:name="ref-haffer1969"/>
     <w:p>
       <w:pPr>
         <w:pStyle w:val="Bibliography"/>
       </w:pPr>
       <w:r>
-        <w:t xml:space="preserve">51.</w:t>
+        <w:t xml:space="preserve">53.</w:t>
       </w:r>
       <w:r>
         <w:t xml:space="preserve"> </w:t>
@@ -6034,7 +6114,7 @@
       <w:r>
         <w:t xml:space="preserve"> </w:t>
       </w:r>
-      <w:hyperlink r:id="rId133">
+      <w:hyperlink r:id="rId136">
         <w:r>
           <w:rPr>
             <w:rStyle w:val="Hyperlink"/>
@@ -6046,14 +6126,14 @@
         <w:t xml:space="preserve">.</w:t>
       </w:r>
     </w:p>
-    <w:bookmarkEnd w:id="134"/>
-    <w:bookmarkStart w:id="136" w:name="ref-ugarte2025"/>
+    <w:bookmarkEnd w:id="137"/>
+    <w:bookmarkStart w:id="139" w:name="ref-ugarte2025"/>
     <w:p>
       <w:pPr>
         <w:pStyle w:val="Bibliography"/>
       </w:pPr>
       <w:r>
-        <w:t xml:space="preserve">52.</w:t>
+        <w:t xml:space="preserve">54.</w:t>
       </w:r>
       <w:r>
         <w:t xml:space="preserve"> </w:t>
@@ -6080,7 +6160,7 @@
       <w:r>
         <w:t xml:space="preserve"> </w:t>
       </w:r>
-      <w:hyperlink r:id="rId135">
+      <w:hyperlink r:id="rId138">
         <w:r>
           <w:rPr>
             <w:rStyle w:val="Hyperlink"/>
@@ -6092,14 +6172,14 @@
         <w:t xml:space="preserve">.</w:t>
       </w:r>
     </w:p>
-    <w:bookmarkEnd w:id="136"/>
-    <w:bookmarkStart w:id="138" w:name="ref-cruz2025"/>
+    <w:bookmarkEnd w:id="139"/>
+    <w:bookmarkStart w:id="141" w:name="ref-cruz2025"/>
     <w:p>
       <w:pPr>
         <w:pStyle w:val="Bibliography"/>
       </w:pPr>
       <w:r>
-        <w:t xml:space="preserve">53.</w:t>
+        <w:t xml:space="preserve">55.</w:t>
       </w:r>
       <w:r>
         <w:t xml:space="preserve"> </w:t>
@@ -6123,7 +6203,7 @@
       <w:r>
         <w:t xml:space="preserve">, e24051. https://doi.org/</w:t>
       </w:r>
-      <w:hyperlink r:id="rId137">
+      <w:hyperlink r:id="rId140">
         <w:r>
           <w:rPr>
             <w:rStyle w:val="Hyperlink"/>
@@ -6135,14 +6215,14 @@
         <w:t xml:space="preserve">.</w:t>
       </w:r>
     </w:p>
-    <w:bookmarkEnd w:id="138"/>
-    <w:bookmarkStart w:id="140" w:name="ref-morgan1993"/>
+    <w:bookmarkEnd w:id="141"/>
+    <w:bookmarkStart w:id="143" w:name="ref-morgan1993"/>
     <w:p>
       <w:pPr>
         <w:pStyle w:val="Bibliography"/>
       </w:pPr>
       <w:r>
-        <w:t xml:space="preserve">54.</w:t>
+        <w:t xml:space="preserve">56.</w:t>
       </w:r>
       <w:r>
         <w:t xml:space="preserve"> </w:t>
@@ -6156,7 +6236,7 @@
       <w:r>
         <w:t xml:space="preserve"> </w:t>
       </w:r>
-      <w:hyperlink r:id="rId139">
+      <w:hyperlink r:id="rId142">
         <w:r>
           <w:rPr>
             <w:rStyle w:val="Hyperlink"/>
@@ -6168,14 +6248,14 @@
         <w:t xml:space="preserve">.</w:t>
       </w:r>
     </w:p>
-    <w:bookmarkEnd w:id="140"/>
-    <w:bookmarkStart w:id="142" w:name="ref-ali2021b"/>
+    <w:bookmarkEnd w:id="143"/>
+    <w:bookmarkStart w:id="145" w:name="ref-ali2021b"/>
     <w:p>
       <w:pPr>
         <w:pStyle w:val="Bibliography"/>
       </w:pPr>
       <w:r>
-        <w:t xml:space="preserve">55.</w:t>
+        <w:t xml:space="preserve">57.</w:t>
       </w:r>
       <w:r>
         <w:t xml:space="preserve"> </w:t>
@@ -6214,7 +6294,7 @@
       <w:r>
         <w:t xml:space="preserve"> </w:t>
       </w:r>
-      <w:hyperlink r:id="rId141">
+      <w:hyperlink r:id="rId144">
         <w:r>
           <w:rPr>
             <w:rStyle w:val="Hyperlink"/>
@@ -6226,14 +6306,14 @@
         <w:t xml:space="preserve">.</w:t>
       </w:r>
     </w:p>
-    <w:bookmarkEnd w:id="142"/>
-    <w:bookmarkStart w:id="144" w:name="ref-cornée2021"/>
+    <w:bookmarkEnd w:id="145"/>
+    <w:bookmarkStart w:id="147" w:name="ref-cornée2021"/>
     <w:p>
       <w:pPr>
         <w:pStyle w:val="Bibliography"/>
       </w:pPr>
       <w:r>
-        <w:t xml:space="preserve">56.</w:t>
+        <w:t xml:space="preserve">58.</w:t>
       </w:r>
       <w:r>
         <w:t xml:space="preserve"> </w:t>
@@ -6260,7 +6340,7 @@
       <w:r>
         <w:t xml:space="preserve"> </w:t>
       </w:r>
-      <w:hyperlink r:id="rId143">
+      <w:hyperlink r:id="rId146">
         <w:r>
           <w:rPr>
             <w:rStyle w:val="Hyperlink"/>
@@ -6272,14 +6352,14 @@
         <w:t xml:space="preserve">.</w:t>
       </w:r>
     </w:p>
-    <w:bookmarkEnd w:id="144"/>
-    <w:bookmarkStart w:id="146" w:name="ref-warren2015"/>
+    <w:bookmarkEnd w:id="147"/>
+    <w:bookmarkStart w:id="149" w:name="ref-warren2015"/>
     <w:p>
       <w:pPr>
         <w:pStyle w:val="Bibliography"/>
       </w:pPr>
       <w:r>
-        <w:t xml:space="preserve">57.</w:t>
+        <w:t xml:space="preserve">59.</w:t>
       </w:r>
       <w:r>
         <w:t xml:space="preserve"> </w:t>
@@ -6306,7 +6386,7 @@
       <w:r>
         <w:t xml:space="preserve"> </w:t>
       </w:r>
-      <w:hyperlink r:id="rId145">
+      <w:hyperlink r:id="rId148">
         <w:r>
           <w:rPr>
             <w:rStyle w:val="Hyperlink"/>
@@ -6318,14 +6398,14 @@
         <w:t xml:space="preserve">.</w:t>
       </w:r>
     </w:p>
-    <w:bookmarkEnd w:id="146"/>
-    <w:bookmarkStart w:id="148" w:name="ref-pino2022"/>
+    <w:bookmarkEnd w:id="149"/>
+    <w:bookmarkStart w:id="151" w:name="ref-pino2022"/>
     <w:p>
       <w:pPr>
         <w:pStyle w:val="Bibliography"/>
       </w:pPr>
       <w:r>
-        <w:t xml:space="preserve">58.</w:t>
+        <w:t xml:space="preserve">60.</w:t>
       </w:r>
       <w:r>
         <w:t xml:space="preserve"> </w:t>
@@ -6352,7 +6432,7 @@
       <w:r>
         <w:t xml:space="preserve"> </w:t>
       </w:r>
-      <w:hyperlink r:id="rId147">
+      <w:hyperlink r:id="rId150">
         <w:r>
           <w:rPr>
             <w:rStyle w:val="Hyperlink"/>
@@ -6364,14 +6444,14 @@
         <w:t xml:space="preserve">.</w:t>
       </w:r>
     </w:p>
-    <w:bookmarkEnd w:id="148"/>
-    <w:bookmarkStart w:id="150" w:name="ref-gearty2023"/>
+    <w:bookmarkEnd w:id="151"/>
+    <w:bookmarkStart w:id="153" w:name="ref-gearty2023"/>
     <w:p>
       <w:pPr>
         <w:pStyle w:val="Bibliography"/>
       </w:pPr>
       <w:r>
-        <w:t xml:space="preserve">59.</w:t>
+        <w:t xml:space="preserve">61.</w:t>
       </w:r>
       <w:r>
         <w:t xml:space="preserve"> </w:t>
@@ -6385,7 +6465,7 @@
       <w:r>
         <w:t xml:space="preserve"> </w:t>
       </w:r>
-      <w:hyperlink r:id="rId149">
+      <w:hyperlink r:id="rId152">
         <w:r>
           <w:rPr>
             <w:rStyle w:val="Hyperlink"/>
@@ -6394,10 +6474,10 @@
         </w:r>
       </w:hyperlink>
     </w:p>
-    <w:bookmarkEnd w:id="150"/>
-    <w:bookmarkEnd w:id="151"/>
-    <w:bookmarkEnd w:id="152"/>
-    <w:bookmarkStart w:id="169" w:name="figures"/>
+    <w:bookmarkEnd w:id="153"/>
+    <w:bookmarkEnd w:id="154"/>
+    <w:bookmarkEnd w:id="155"/>
+    <w:bookmarkStart w:id="172" w:name="figures"/>
     <w:p>
       <w:pPr>
         <w:pStyle w:val="Heading1"/>
@@ -6419,7 +6499,7 @@
       <w:tr>
         <w:tc>
           <w:tcPr/>
-          <w:bookmarkStart w:id="156" w:name="fig-framework"/>
+          <w:bookmarkStart w:id="159" w:name="fig-framework"/>
           <w:p>
             <w:pPr>
               <w:pStyle w:val="Compact"/>
@@ -6430,18 +6510,18 @@
                 <wp:inline>
                   <wp:extent cx="3959999" cy="3959999"/>
                   <wp:effectExtent b="0" l="0" r="0" t="0"/>
-                  <wp:docPr descr="" title="" id="154" name="Picture"/>
+                  <wp:docPr descr="" title="" id="157" name="Picture"/>
                   <a:graphic>
                     <a:graphicData uri="http://schemas.openxmlformats.org/drawingml/2006/picture">
                       <pic:pic>
                         <pic:nvPicPr>
-                          <pic:cNvPr descr="../Figures/MS/Main/Figure_framework/Figure_framework.png" id="155" name="Picture"/>
+                          <pic:cNvPr descr="../Figures/MS/Main/Figure_framework/Figure_framework.png" id="158" name="Picture"/>
                           <pic:cNvPicPr>
                             <a:picLocks noChangeArrowheads="1" noChangeAspect="1"/>
                           </pic:cNvPicPr>
                         </pic:nvPicPr>
                         <pic:blipFill>
-                          <a:blip r:embed="rId153"/>
+                          <a:blip r:embed="rId156"/>
                           <a:stretch>
                             <a:fillRect/>
                           </a:stretch>
@@ -6484,7 +6564,7 @@
               <w:rPr>
                 <w:vertAlign w:val="superscript"/>
               </w:rPr>
-              <w:t xml:space="preserve">38</w:t>
+              <w:t xml:space="preserve">40</w:t>
             </w:r>
             <w:r>
               <w:t xml:space="preserve">. This emulator being spatialised at a 1 x 1° resolution, numbers inside the continents represent the quantity of overlaying pixels from the climate grid within each continent. On climate plots, the time frame of the onset of significant land mammal exchange across the americas</w:t>
@@ -6493,7 +6573,7 @@
               <w:rPr>
                 <w:vertAlign w:val="superscript"/>
               </w:rPr>
-              <w:t xml:space="preserve">9,11</w:t>
+              <w:t xml:space="preserve">11,13</w:t>
             </w:r>
             <w:r>
               <w:t xml:space="preserve"> </w:t>
@@ -6505,13 +6585,13 @@
               <w:rPr>
                 <w:vertAlign w:val="superscript"/>
               </w:rPr>
-              <w:t xml:space="preserve">59</w:t>
+              <w:t xml:space="preserve">61</w:t>
             </w:r>
             <w:r>
               <w:t xml:space="preserve">. The empirically-derived asymmetry of the transcontinental land mammal exchange is represented by the thickness of the two arrows, the thicker the arrow, the more intense the exchange.</w:t>
             </w:r>
           </w:p>
-          <w:bookmarkEnd w:id="156"/>
+          <w:bookmarkEnd w:id="159"/>
         </w:tc>
       </w:tr>
     </w:tbl>
@@ -6528,7 +6608,7 @@
       <w:tr>
         <w:tc>
           <w:tcPr/>
-          <w:bookmarkStart w:id="160" w:name="fig-propsuccess"/>
+          <w:bookmarkStart w:id="163" w:name="fig-propsuccess"/>
           <w:p>
             <w:pPr>
               <w:pStyle w:val="Compact"/>
@@ -6539,18 +6619,18 @@
                 <wp:inline>
                   <wp:extent cx="3599999" cy="3779999"/>
                   <wp:effectExtent b="0" l="0" r="0" t="0"/>
-                  <wp:docPr descr="" title="" id="158" name="Picture"/>
+                  <wp:docPr descr="" title="" id="161" name="Picture"/>
                   <a:graphic>
                     <a:graphicData uri="http://schemas.openxmlformats.org/drawingml/2006/picture">
                       <pic:pic>
                         <pic:nvPicPr>
-                          <pic:cNvPr descr="../Figures/MS/Main/Figure_PropSuccess/Figure_PropSuccess.png" id="159" name="Picture"/>
+                          <pic:cNvPr descr="../Figures/MS/Main/Figure_PropSuccess/Figure_PropSuccess.png" id="162" name="Picture"/>
                           <pic:cNvPicPr>
                             <a:picLocks noChangeArrowheads="1" noChangeAspect="1"/>
                           </pic:cNvPicPr>
                         </pic:nvPicPr>
                         <pic:blipFill>
-                          <a:blip r:embed="rId157"/>
+                          <a:blip r:embed="rId160"/>
                           <a:stretch>
                             <a:fillRect/>
                           </a:stretch>
@@ -6651,7 +6731,7 @@
               <w:t xml:space="preserve">). Each individual plot shows the outcome of simulations starting in North (red) and South (cyan) America. Dots represent mean proportion estimates and error bars show their associated Binomial-derived 95% confidence interval.</w:t>
             </w:r>
           </w:p>
-          <w:bookmarkEnd w:id="160"/>
+          <w:bookmarkEnd w:id="163"/>
         </w:tc>
       </w:tr>
     </w:tbl>
@@ -6668,7 +6748,7 @@
       <w:tr>
         <w:tc>
           <w:tcPr/>
-          <w:bookmarkStart w:id="164" w:name="fig-metrics"/>
+          <w:bookmarkStart w:id="167" w:name="fig-metrics"/>
           <w:p>
             <w:pPr>
               <w:pStyle w:val="Compact"/>
@@ -6679,18 +6759,18 @@
                 <wp:inline>
                   <wp:extent cx="5039999" cy="4319999"/>
                   <wp:effectExtent b="0" l="0" r="0" t="0"/>
-                  <wp:docPr descr="" title="" id="162" name="Picture"/>
+                  <wp:docPr descr="" title="" id="165" name="Picture"/>
                   <a:graphic>
                     <a:graphicData uri="http://schemas.openxmlformats.org/drawingml/2006/picture">
                       <pic:pic>
                         <pic:nvPicPr>
-                          <pic:cNvPr descr="../Figures/MS/Main/Figure_metrics/Figure_metrics.png" id="163" name="Picture"/>
+                          <pic:cNvPr descr="../Figures/MS/Main/Figure_metrics/Figure_metrics.png" id="166" name="Picture"/>
                           <pic:cNvPicPr>
                             <a:picLocks noChangeArrowheads="1" noChangeAspect="1"/>
                           </pic:cNvPicPr>
                         </pic:nvPicPr>
                         <pic:blipFill>
-                          <a:blip r:embed="rId161"/>
+                          <a:blip r:embed="rId164"/>
                           <a:stretch>
                             <a:fillRect/>
                           </a:stretch>
@@ -6841,7 +6921,7 @@
               <w:t xml:space="preserve">., successfully reaching the continent where it did not originate. Mean estimates and their associated Student-derived 95% confidence interval are displayed over their distribution.</w:t>
             </w:r>
           </w:p>
-          <w:bookmarkEnd w:id="164"/>
+          <w:bookmarkEnd w:id="167"/>
         </w:tc>
       </w:tr>
     </w:tbl>
@@ -6858,7 +6938,7 @@
       <w:tr>
         <w:tc>
           <w:tcPr/>
-          <w:bookmarkStart w:id="168" w:name="fig-biome"/>
+          <w:bookmarkStart w:id="171" w:name="fig-biome"/>
           <w:p>
             <w:pPr>
               <w:pStyle w:val="Compact"/>
@@ -6869,18 +6949,18 @@
                 <wp:inline>
                   <wp:extent cx="5399999" cy="5399999"/>
                   <wp:effectExtent b="0" l="0" r="0" t="0"/>
-                  <wp:docPr descr="" title="" id="166" name="Picture"/>
+                  <wp:docPr descr="" title="" id="169" name="Picture"/>
                   <a:graphic>
                     <a:graphicData uri="http://schemas.openxmlformats.org/drawingml/2006/picture">
                       <pic:pic>
                         <pic:nvPicPr>
-                          <pic:cNvPr descr="../Figures/MS/Main/Figure_biomes/Figure_biomes.png" id="167" name="Picture"/>
+                          <pic:cNvPr descr="../Figures/MS/Main/Figure_biomes/Figure_biomes.png" id="170" name="Picture"/>
                           <pic:cNvPicPr>
                             <a:picLocks noChangeArrowheads="1" noChangeAspect="1"/>
                           </pic:cNvPicPr>
                         </pic:nvPicPr>
                         <pic:blipFill>
-                          <a:blip r:embed="rId165"/>
+                          <a:blip r:embed="rId168"/>
                           <a:stretch>
                             <a:fillRect/>
                           </a:stretch>
@@ -6991,11 +7071,11 @@
               <w:t xml:space="preserve">Proportion of successful simulations based on the biome where ancestral species originates, for each modelled scenario-ancestral continent combination. This proportion is expressed as the ratio between the number of successful simulations and the total number of simulations starting from a given biome. Coloured dots and error bars respectively show proportion estimates and their associated Binomial-derived 95% confidence intervals.</w:t>
             </w:r>
           </w:p>
-          <w:bookmarkEnd w:id="168"/>
+          <w:bookmarkEnd w:id="171"/>
         </w:tc>
       </w:tr>
     </w:tbl>
-    <w:bookmarkEnd w:id="169"/>
+    <w:bookmarkEnd w:id="172"/>
     <w:sectPr>
       <w:type w:val="nextPage"/>
       <w:pgSz w:h="15840" w:w="12240"/>

--- a/Manuscript/GABI_palaeo_constraints.docx
+++ b/Manuscript/GABI_palaeo_constraints.docx
@@ -88,24 +88,6 @@
       </w:r>
       <w:r>
         <w:t xml:space="preserve">Buffan¹,</w:t>
-      </w:r>
-      <w:r>
-        <w:t xml:space="preserve"> </w:t>
-      </w:r>
-      <w:r>
-        <w:t xml:space="preserve">Adrián</w:t>
-      </w:r>
-      <w:r>
-        <w:t xml:space="preserve"> </w:t>
-      </w:r>
-      <w:r>
-        <w:t xml:space="preserve">Castro</w:t>
-      </w:r>
-      <w:r>
-        <w:t xml:space="preserve"> </w:t>
-      </w:r>
-      <w:r>
-        <w:t xml:space="preserve">Insua²,</w:t>
       </w:r>
       <w:r>
         <w:t xml:space="preserve"> </w:t>
@@ -2436,13 +2418,13 @@
         <w:t xml:space="preserve">Discussion</w:t>
       </w:r>
     </w:p>
-    <w:bookmarkStart w:id="27" w:name="X29849b2dbddef87ab6d7d6609874808b4e7c498"/>
+    <w:bookmarkStart w:id="27" w:name="X7884168e0fb04c99a5fee66a3bc25e307eaddf5"/>
     <w:p>
       <w:pPr>
         <w:pStyle w:val="Heading2"/>
       </w:pPr>
       <w:r>
-        <w:t xml:space="preserve">An inverse asymmetry of exchange probability across both sides of the isthmus driven by climate</w:t>
+        <w:t xml:space="preserve">An inverse asymmetry of exchange driven by climate</w:t>
       </w:r>
     </w:p>
     <w:p>
@@ -2498,7 +2480,7 @@
         <w:t xml:space="preserve">19</w:t>
       </w:r>
       <w:r>
-        <w:t xml:space="preserve">, suggesting that filters other than climatic must have been at play to build this asymmetry.</w:t>
+        <w:t xml:space="preserve">. It may suggest that the asymmetric land mammals exchange that resulted from the GABI must have been shaped by additional factors than climate alone.</w:t>
       </w:r>
     </w:p>
     <w:p>
@@ -2506,7 +2488,7 @@
         <w:pStyle w:val="BodyText"/>
       </w:pPr>
       <w:r>
-        <w:t xml:space="preserve">Seminal works primarily interpreted the empirically-derived asymmetry of the GABI through the lens of MacArthur &amp; Wilson’s equilibrium theory</w:t>
+        <w:t xml:space="preserve">Seminal works primarily interpreted the empirically-derived asymmetry of the GABI through the lens of a continent-wide extension of the MacArthur &amp; Wilson’s equilibrium theory</w:t>
       </w:r>
       <w:r>
         <w:rPr>
@@ -2515,7 +2497,7 @@
         <w:t xml:space="preserve">44</w:t>
       </w:r>
       <w:r>
-        <w:t xml:space="preserve">, but extrapolated to continents. This theory establishes that, on evolutionary timescales, diversity within a given area should tend towards an equilibrium value proportional to the size of this area. It therefore predicts the equilibrium diversity of North America to be larger than that of South America, given the differences in size between the two continents (</w:t>
+        <w:t xml:space="preserve">. The latter theory establishes that, on evolutionary timescales, diversity within a given area should tend towards an equilibrium value proportional to the size of this area. Therefore, its continent-wide extension predicts the equilibrium diversity of North America to be larger than that of South America, given the differences in size between the two continents (</w:t>
       </w:r>
       <m:oMath>
         <m:r>
@@ -2584,7 +2566,7 @@
         <w:t xml:space="preserve"> </w:t>
       </w:r>
       <w:r>
-        <w:t xml:space="preserve">argued that the continent offering the larger pool of taxa – which, according to this prediction, would happen to be North America – would in turn have resulted in the larger number of species exchanged in the end. It might be noticed that species pool imbalance between the two source areas has been identified as a key driver in the faunal exchange asymmetry that contributed to the build-up of the unique biodiversity along the Wallace line</w:t>
+        <w:t xml:space="preserve">argued that the continent offering the largest pool of taxa – which, according to this prediction, would happen to be North America – would in turn have resulted in the larger number of species exchanged in the end. It might be noticed that species pool imbalance between the two source areas has been identified as a key driver in the faunal exchange asymmetry that contributed to the build-up of the unique biodiversity along the Wallace line</w:t>
       </w:r>
       <w:r>
         <w:rPr>
@@ -2647,7 +2629,7 @@
         <w:t xml:space="preserve">47</w:t>
       </w:r>
       <w:r>
-        <w:t xml:space="preserve">. Also, tropical North American ichtyofauna has long been recognised as mainly composed of groups that originated in South America and further dispersed to the North, although most likely multiple dispersal events occurred, some of which predating the closure of the isthmus</w:t>
+        <w:t xml:space="preserve">. Also, tropical North American ichtyofauna has long been recognised as mainly composed of groups that originated in South America and further dispersed to the North, although most likely multiple dispersal events occurred, some of which pre-dating the closure of the isthmus</w:t>
       </w:r>
       <w:r>
         <w:rPr>
@@ -2687,7 +2669,7 @@
         <w:t xml:space="preserve">50,51</w:t>
       </w:r>
       <w:r>
-        <w:t xml:space="preserve">. In particular, transcontinental exchanges occurred symmetrically among clades inhabting tropical regions, but interestingly, diversification of extra-tropical groups to tropical regions and further dispersal to the other landmass was strongly asymmetrical in favour of North American taxa</w:t>
+        <w:t xml:space="preserve">. In particular, transcontinental exchanges occurred symmetrically among clades inhabting tropical regions, but interestingly, just like land mammals, diversification of extra-tropical groups to tropical regions and further dispersal to the other landmass was strongly asymmetrical in favour of North American taxa</w:t>
       </w:r>
       <w:r>
         <w:rPr>
@@ -3157,7 +3139,7 @@
         <w:t xml:space="preserve">11</w:t>
       </w:r>
       <w:r>
-        <w:t xml:space="preserve">. That being said, as mentioned by Weir</w:t>
+        <w:t xml:space="preserve">. That being dsaid, as mentioned by Weir</w:t>
       </w:r>
       <w:r>
         <w:rPr>
@@ -3197,7 +3179,16 @@
         <w:t xml:space="preserve">., 54</w:t>
       </w:r>
       <w:r>
-        <w:t xml:space="preserve">. Furthermore, evidence from extant taxa suggest tropical niche conservatism</w:t>
+        <w:t xml:space="preserve">. Furthermore, evidence from extant mammal taxa suggest tropical niche conservatism</w:t>
+      </w:r>
+      <w:r>
+        <w:rPr>
+          <w:vertAlign w:val="superscript"/>
+        </w:rPr>
+        <w:t xml:space="preserve">49</w:t>
+      </w:r>
+      <w:r>
+        <w:t xml:space="preserve">. Thus, the fossil-derived number of mammal exchange must have been greatly underestimated, with little to no occurrence documenting interchanges constrained to the tropical biome.</w:t>
       </w:r>
     </w:p>
     <w:p>
@@ -3694,7 +3685,7 @@
         <w:pStyle w:val="FirstParagraph"/>
       </w:pPr>
       <w:r>
-        <w:t xml:space="preserve">We thank Céline Devaux for her useful comments on the present work.</w:t>
+        <w:t xml:space="preserve">We thank Adrián Castro Insua for his useful guidelines and recommendations at the onset of the project. We thank Céline Devaux for her useful comments on the present work.</w:t>
       </w:r>
     </w:p>
     <w:p>

--- a/Manuscript/GABI_palaeo_constraints.docx
+++ b/Manuscript/GABI_palaeo_constraints.docx
@@ -142,6 +142,18 @@
       </w:pPr>
       <w:r>
         <w:t xml:space="preserve">² Centro de Investigación Mariña, Departamento de Ecoloxía e Bioloxía Animal, Universidade de Vigo, Campus Lagoas-Marcosende, 36310 Vigo, Spain</w:t>
+      </w:r>
+    </w:p>
+    <w:p>
+      <w:pPr>
+        <w:pStyle w:val="Compact"/>
+        <w:numPr>
+          <w:ilvl w:val="0"/>
+          <w:numId w:val="1001"/>
+        </w:numPr>
+      </w:pPr>
+      <w:r>
+        <w:t xml:space="preserve">Corresponding author: lucas.l.buffan@gmail.com</w:t>
       </w:r>
     </w:p>
     <w:bookmarkStart w:id="20" w:name="abstract"/>
@@ -1178,7 +1190,81 @@
         </m:r>
       </m:oMath>
       <w:r>
-        <w:t xml:space="preserve">).</w:t>
+        <w:t xml:space="preserve">). However, due to the difference in size (</w:t>
+      </w:r>
+      <w:r>
+        <w:rPr>
+          <w:i/>
+          <w:iCs/>
+        </w:rPr>
+        <w:t xml:space="preserve">i</w:t>
+      </w:r>
+      <w:r>
+        <w:t xml:space="preserve">.</w:t>
+      </w:r>
+      <w:r>
+     